--- a/docs/system.docx
+++ b/docs/system.docx
@@ -131,7 +131,7 @@
         </w:pict>
       </w:r>
     </w:p>
-    <w:bookmarkStart w:id="118" w:name="часть-i-система"/>
+    <w:bookmarkStart w:id="124" w:name="часть-i-система"/>
     <w:p>
       <w:pPr>
         <w:pStyle w:val="Heading1"/>
@@ -1772,7 +1772,7 @@
       </w:r>
     </w:p>
     <w:bookmarkEnd w:id="49"/>
-    <w:bookmarkStart w:id="65" w:name="Xd19bcff54a96beb9ecc7d553dd143bd10cdc5c7"/>
+    <w:bookmarkStart w:id="71" w:name="Xd19bcff54a96beb9ecc7d553dd143bd10cdc5c7"/>
     <w:p>
       <w:pPr>
         <w:pStyle w:val="Heading2"/>
@@ -1893,6 +1893,503 @@
         <w:pStyle w:val="BodyText"/>
       </w:pPr>
       <w:r>
+        <w:rPr>
+          <w:bCs/>
+          <w:b/>
+        </w:rPr>
+        <w:t xml:space="preserve">Масштабы карты.</w:t>
+      </w:r>
+      <w:r>
+        <w:t xml:space="preserve"> </w:t>
+      </w:r>
+      <w:r>
+        <w:t xml:space="preserve">Переключатель над картой («Тактический», «Оперативный», «Стратегический»)</w:t>
+      </w:r>
+      <w:r>
+        <w:t xml:space="preserve"> </w:t>
+      </w:r>
+      <w:r>
+        <w:t xml:space="preserve">меняет степень обобщения — как на штабных картах разных инстанций. Расчёт один и тот же:</w:t>
+      </w:r>
+      <w:r>
+        <w:t xml:space="preserve"> </w:t>
+      </w:r>
+      <w:r>
+        <w:t xml:space="preserve">обобщённые знаки строятся из положений соединений по ходам. Выбор масштаба запоминается и</w:t>
+      </w:r>
+      <w:r>
+        <w:t xml:space="preserve"> </w:t>
+      </w:r>
+      <w:r>
+        <w:t xml:space="preserve">действует и в переигровке, и в игре.</w:t>
+      </w:r>
+    </w:p>
+    <w:tbl>
+      <w:tblPr>
+        <w:tblStyle w:val="Table"/>
+        <w:tblW w:type="auto" w:w="0"/>
+        <w:tblLook w:firstRow="1" w:lastRow="0" w:firstColumn="0" w:lastColumn="0" w:noHBand="0" w:noVBand="0" w:val="0020"/>
+        <w:jc w:val="start"/>
+      </w:tblPr>
+      <w:tblGrid>
+        <w:gridCol w:w="1980"/>
+        <w:gridCol w:w="1980"/>
+        <w:gridCol w:w="1980"/>
+        <w:gridCol w:w="1980"/>
+      </w:tblGrid>
+      <w:tr>
+        <w:trPr>
+          <w:tblHeader w:val="true"/>
+        </w:trPr>
+        <w:tc>
+          <w:tcPr/>
+          <w:p>
+            <w:pPr>
+              <w:pStyle w:val="Compact"/>
+              <w:jc w:val="left"/>
+            </w:pPr>
+            <w:r>
+              <w:t xml:space="preserve">Масштаб</w:t>
+            </w:r>
+          </w:p>
+        </w:tc>
+        <w:tc>
+          <w:tcPr/>
+          <w:p>
+            <w:pPr>
+              <w:pStyle w:val="Compact"/>
+              <w:jc w:val="left"/>
+            </w:pPr>
+            <w:r>
+              <w:t xml:space="preserve">Что на карте</w:t>
+            </w:r>
+          </w:p>
+        </w:tc>
+        <w:tc>
+          <w:tcPr/>
+          <w:p>
+            <w:pPr>
+              <w:pStyle w:val="Compact"/>
+              <w:jc w:val="left"/>
+            </w:pPr>
+            <w:r>
+              <w:t xml:space="preserve">Направления</w:t>
+            </w:r>
+          </w:p>
+        </w:tc>
+        <w:tc>
+          <w:tcPr/>
+          <w:p>
+            <w:pPr>
+              <w:pStyle w:val="Compact"/>
+              <w:jc w:val="left"/>
+            </w:pPr>
+            <w:r>
+              <w:t xml:space="preserve">Окно</w:t>
+            </w:r>
+          </w:p>
+        </w:tc>
+      </w:tr>
+      <w:tr>
+        <w:tc>
+          <w:tcPr/>
+          <w:p>
+            <w:pPr>
+              <w:pStyle w:val="Compact"/>
+              <w:jc w:val="left"/>
+            </w:pPr>
+            <w:r>
+              <w:t xml:space="preserve">Тактический</w:t>
+            </w:r>
+          </w:p>
+        </w:tc>
+        <w:tc>
+          <w:tcPr/>
+          <w:p>
+            <w:pPr>
+              <w:pStyle w:val="Compact"/>
+              <w:jc w:val="left"/>
+            </w:pPr>
+            <w:r>
+              <w:t xml:space="preserve">каждое действующее соединение (дивизия, корпус, армия — как в сценарии) своим знаком, бои за ход</w:t>
+            </w:r>
+          </w:p>
+        </w:tc>
+        <w:tc>
+          <w:tcPr/>
+          <w:p>
+            <w:pPr>
+              <w:pStyle w:val="Compact"/>
+              <w:jc w:val="left"/>
+            </w:pPr>
+            <w:r>
+              <w:t xml:space="preserve">стрелки боёв</w:t>
+            </w:r>
+          </w:p>
+        </w:tc>
+        <w:tc>
+          <w:tcPr/>
+          <w:p>
+            <w:pPr>
+              <w:pStyle w:val="Compact"/>
+              <w:jc w:val="left"/>
+            </w:pPr>
+            <w:r>
+              <w:t xml:space="preserve">ход</w:t>
+            </w:r>
+          </w:p>
+        </w:tc>
+      </w:tr>
+      <w:tr>
+        <w:tc>
+          <w:tcPr/>
+          <w:p>
+            <w:pPr>
+              <w:pStyle w:val="Compact"/>
+              <w:jc w:val="left"/>
+            </w:pPr>
+            <w:r>
+              <w:t xml:space="preserve">Оперативный</w:t>
+            </w:r>
+          </w:p>
+        </w:tc>
+        <w:tc>
+          <w:tcPr/>
+          <w:p>
+            <w:pPr>
+              <w:pStyle w:val="Compact"/>
+              <w:jc w:val="left"/>
+            </w:pPr>
+            <w:r>
+              <w:t xml:space="preserve">объединения: армии и соединения, не входящие в армию; знак — овал, у танковых и механизированных — знак механизированного соединения</w:t>
+            </w:r>
+          </w:p>
+        </w:tc>
+        <w:tc>
+          <w:tcPr/>
+          <w:p>
+            <w:pPr>
+              <w:pStyle w:val="Compact"/>
+              <w:jc w:val="left"/>
+            </w:pPr>
+            <w:r>
+              <w:t xml:space="preserve">удар объединения, отход, рубеж обороны</w:t>
+            </w:r>
+          </w:p>
+        </w:tc>
+        <w:tc>
+          <w:tcPr/>
+          <w:p>
+            <w:pPr>
+              <w:pStyle w:val="Compact"/>
+              <w:jc w:val="left"/>
+            </w:pPr>
+            <w:r>
+              <w:t xml:space="preserve">сутки</w:t>
+            </w:r>
+          </w:p>
+        </w:tc>
+      </w:tr>
+      <w:tr>
+        <w:tc>
+          <w:tcPr/>
+          <w:p>
+            <w:pPr>
+              <w:pStyle w:val="Compact"/>
+              <w:jc w:val="left"/>
+            </w:pPr>
+            <w:r>
+              <w:t xml:space="preserve">Стратегический</w:t>
+            </w:r>
+          </w:p>
+        </w:tc>
+        <w:tc>
+          <w:tcPr/>
+          <w:p>
+            <w:pPr>
+              <w:pStyle w:val="Compact"/>
+              <w:jc w:val="left"/>
+            </w:pPr>
+            <w:r>
+              <w:t xml:space="preserve">фронты и группы армий — надписью, как на оперативных картах</w:t>
+            </w:r>
+          </w:p>
+        </w:tc>
+        <w:tc>
+          <w:tcPr/>
+          <w:p>
+            <w:pPr>
+              <w:pStyle w:val="Compact"/>
+              <w:jc w:val="left"/>
+            </w:pPr>
+            <w:r>
+              <w:t xml:space="preserve">главный удар фронта, отход, оборона</w:t>
+            </w:r>
+          </w:p>
+        </w:tc>
+        <w:tc>
+          <w:tcPr/>
+          <w:p>
+            <w:pPr>
+              <w:pStyle w:val="Compact"/>
+              <w:jc w:val="left"/>
+            </w:pPr>
+            <w:r>
+              <w:t xml:space="preserve">двое суток</w:t>
+            </w:r>
+          </w:p>
+        </w:tc>
+      </w:tr>
+    </w:tbl>
+    <w:p>
+      <w:pPr>
+        <w:pStyle w:val="BodyText"/>
+      </w:pPr>
+      <w:r>
+        <w:t xml:space="preserve">Как строятся обобщённые знаки (оперативный и стратегический масштабы):</w:t>
+      </w:r>
+    </w:p>
+    <w:p>
+      <w:pPr>
+        <w:numPr>
+          <w:ilvl w:val="0"/>
+          <w:numId w:val="1004"/>
+        </w:numPr>
+        <w:pStyle w:val="Compact"/>
+      </w:pPr>
+      <w:r>
+        <w:rPr>
+          <w:bCs/>
+          <w:b/>
+        </w:rPr>
+        <w:t xml:space="preserve">Группировка.</w:t>
+      </w:r>
+      <w:r>
+        <w:t xml:space="preserve"> </w:t>
+      </w:r>
+      <w:r>
+        <w:t xml:space="preserve">Каждое действующее соединение относится к ближайшему вышестоящему объединению</w:t>
+      </w:r>
+      <w:r>
+        <w:t xml:space="preserve"> </w:t>
+      </w:r>
+      <w:r>
+        <w:t xml:space="preserve">нужной ступени по подчинённости сценария: на оперативном — к армии, на стратегическом — к</w:t>
+      </w:r>
+      <w:r>
+        <w:t xml:space="preserve"> </w:t>
+      </w:r>
+      <w:r>
+        <w:t xml:space="preserve">фронту или группе армий. Соединение, у которого такого старшего нет, показывается само:</w:t>
+      </w:r>
+      <w:r>
+        <w:t xml:space="preserve"> </w:t>
+      </w:r>
+      <w:r>
+        <w:t xml:space="preserve">например, 12-я армия, подчинённая ОКВ, на стратегическом масштабе идёт под надписью «ОКВ».</w:t>
+      </w:r>
+    </w:p>
+    <w:p>
+      <w:pPr>
+        <w:numPr>
+          <w:ilvl w:val="0"/>
+          <w:numId w:val="1004"/>
+        </w:numPr>
+        <w:pStyle w:val="Compact"/>
+      </w:pPr>
+      <w:r>
+        <w:rPr>
+          <w:bCs/>
+          <w:b/>
+        </w:rPr>
+        <w:t xml:space="preserve">Место.</w:t>
+      </w:r>
+      <w:r>
+        <w:t xml:space="preserve"> </w:t>
+      </w:r>
+      <w:r>
+        <w:t xml:space="preserve">Знак или надпись стоит в центре тяжести своих соединений — среднем положении,</w:t>
+      </w:r>
+      <w:r>
+        <w:t xml:space="preserve"> </w:t>
+      </w:r>
+      <w:r>
+        <w:t xml:space="preserve">взвешенном по численности; уничтоженные и ещё не введённые не учитываются. Знак движется по</w:t>
+      </w:r>
+      <w:r>
+        <w:t xml:space="preserve"> </w:t>
+      </w:r>
+      <w:r>
+        <w:t xml:space="preserve">ходам вместе с войсками.</w:t>
+      </w:r>
+    </w:p>
+    <w:p>
+      <w:pPr>
+        <w:numPr>
+          <w:ilvl w:val="0"/>
+          <w:numId w:val="1004"/>
+        </w:numPr>
+        <w:pStyle w:val="Compact"/>
+      </w:pPr>
+      <w:r>
+        <w:rPr>
+          <w:bCs/>
+          <w:b/>
+        </w:rPr>
+        <w:t xml:space="preserve">Состояние.</w:t>
+      </w:r>
+      <w:r>
+        <w:t xml:space="preserve"> </w:t>
+      </w:r>
+      <w:r>
+        <w:t xml:space="preserve">Подсказка у знака: сколько соединений, численность, танки и что объединение</w:t>
+      </w:r>
+      <w:r>
+        <w:t xml:space="preserve"> </w:t>
+      </w:r>
+      <w:r>
+        <w:t xml:space="preserve">делает — наступает, обороняется, отходит или на марше и в резерве (если в этом положении больше</w:t>
+      </w:r>
+      <w:r>
+        <w:t xml:space="preserve"> </w:t>
+      </w:r>
+      <w:r>
+        <w:t xml:space="preserve">40 % его людей).</w:t>
+      </w:r>
+    </w:p>
+    <w:p>
+      <w:pPr>
+        <w:numPr>
+          <w:ilvl w:val="0"/>
+          <w:numId w:val="1004"/>
+        </w:numPr>
+        <w:pStyle w:val="Compact"/>
+      </w:pPr>
+      <w:r>
+        <w:rPr>
+          <w:bCs/>
+          <w:b/>
+        </w:rPr>
+        <w:t xml:space="preserve">Направления.</w:t>
+      </w:r>
+      <w:r>
+        <w:t xml:space="preserve"> </w:t>
+      </w:r>
+      <w:r>
+        <w:t xml:space="preserve">Стрелка — куда сместился центр тяжести за окно (сутки для армий, двое суток</w:t>
+      </w:r>
+      <w:r>
+        <w:t xml:space="preserve"> </w:t>
+      </w:r>
+      <w:r>
+        <w:t xml:space="preserve">для фронтов), если не меньше порога: 3 клетки для армии, 5 клеток (10 км) для фронта. Остриё</w:t>
+      </w:r>
+      <w:r>
+        <w:t xml:space="preserve"> </w:t>
+      </w:r>
+      <w:r>
+        <w:t xml:space="preserve">вынесено на треть пути вперёд — показывается направление, а не только пройденное. К ближайшему</w:t>
+      </w:r>
+      <w:r>
+        <w:t xml:space="preserve"> </w:t>
+      </w:r>
+      <w:r>
+        <w:t xml:space="preserve">объединению противника той же ступени — удар (у танковых армий — стрелка танковых</w:t>
+      </w:r>
+      <w:r>
+        <w:t xml:space="preserve"> </w:t>
+      </w:r>
+      <w:r>
+        <w:t xml:space="preserve">соединений), от него — отход. Подпись стрелки — длина и окно, например «8 гв. А: удар на 18 км за 24 ч».</w:t>
+      </w:r>
+    </w:p>
+    <w:p>
+      <w:pPr>
+        <w:numPr>
+          <w:ilvl w:val="0"/>
+          <w:numId w:val="1004"/>
+        </w:numPr>
+        <w:pStyle w:val="Compact"/>
+      </w:pPr>
+      <w:r>
+        <w:rPr>
+          <w:bCs/>
+          <w:b/>
+        </w:rPr>
+        <w:t xml:space="preserve">Оборона.</w:t>
+      </w:r>
+      <w:r>
+        <w:t xml:space="preserve"> </w:t>
+      </w:r>
+      <w:r>
+        <w:t xml:space="preserve">Если объединение почти не сдвинулось, а больше половины его людей в обороне, —</w:t>
+      </w:r>
+      <w:r>
+        <w:t xml:space="preserve"> </w:t>
+      </w:r>
+      <w:r>
+        <w:t xml:space="preserve">рубеж обороны поперёк направления на противника, по ширине расположения его соединений,</w:t>
+      </w:r>
+      <w:r>
+        <w:t xml:space="preserve"> </w:t>
+      </w:r>
+      <w:r>
+        <w:t xml:space="preserve">чуть впереди центра.</w:t>
+      </w:r>
+    </w:p>
+    <w:p>
+      <w:pPr>
+        <w:numPr>
+          <w:ilvl w:val="0"/>
+          <w:numId w:val="1004"/>
+        </w:numPr>
+        <w:pStyle w:val="Compact"/>
+      </w:pPr>
+      <w:r>
+        <w:rPr>
+          <w:bCs/>
+          <w:b/>
+        </w:rPr>
+        <w:t xml:space="preserve">Туман войны.</w:t>
+      </w:r>
+      <w:r>
+        <w:t xml:space="preserve"> </w:t>
+      </w:r>
+      <w:r>
+        <w:t xml:space="preserve">В игре обобщённые знаки противника строятся только из обнаруженных</w:t>
+      </w:r>
+      <w:r>
+        <w:t xml:space="preserve"> </w:t>
+      </w:r>
+      <w:r>
+        <w:t xml:space="preserve">разведкой соединений: группа армий, у которой видна одна дивизия, стоит там, где эта дивизия.</w:t>
+      </w:r>
+    </w:p>
+    <w:p>
+      <w:pPr>
+        <w:pStyle w:val="FirstParagraph"/>
+      </w:pPr>
+      <w:r>
+        <w:t xml:space="preserve">Линии фронта (расчётная и историческая), рубежи, участки и подложка от масштаба не зависят и</w:t>
+      </w:r>
+      <w:r>
+        <w:t xml:space="preserve"> </w:t>
+      </w:r>
+      <w:r>
+        <w:t xml:space="preserve">включаются своими кнопками; бои за ход — только на тактическом. Легенда показывает знаки</w:t>
+      </w:r>
+      <w:r>
+        <w:t xml:space="preserve"> </w:t>
+      </w:r>
+      <w:r>
+        <w:t xml:space="preserve">выбранного масштаба.</w:t>
+      </w:r>
+    </w:p>
+    <w:p>
+      <w:pPr>
+        <w:pStyle w:val="BodyText"/>
+      </w:pPr>
+      <w:r>
         <w:drawing>
           <wp:inline>
             <wp:extent cx="5334000" cy="3333750"/>
@@ -1944,7 +2441,7 @@
           <w:iCs/>
           <w:i/>
         </w:rPr>
-        <w:t xml:space="preserve">Тот же момент в оперативном масштабе: армии и корпуса.</w:t>
+        <w:t xml:space="preserve">Тот же момент в оперативном масштабе: объединения в центре тяжести своих соединений, удары и отходы за сутки.</w:t>
       </w:r>
     </w:p>
     <w:p>
@@ -1956,12 +2453,12 @@
           <wp:inline>
             <wp:extent cx="5334000" cy="3333750"/>
             <wp:effectExtent b="0" l="0" r="0" t="0"/>
-            <wp:docPr descr="Бой в Берлине, 27.04" title="" id="57" name="Picture"/>
+            <wp:docPr descr="Переигровка: стратегический масштаб, 19 апреля" title="" id="57" name="Picture"/>
             <a:graphic>
               <a:graphicData uri="http://schemas.openxmlformats.org/drawingml/2006/picture">
                 <pic:pic>
                   <pic:nvPicPr>
-                    <pic:cNvPr descr="img/replay-city.jpg" id="58" name="Picture"/>
+                    <pic:cNvPr descr="img/replay-strategic.jpg" id="58" name="Picture"/>
                     <pic:cNvPicPr>
                       <a:picLocks noChangeArrowheads="1" noChangeAspect="1"/>
                     </pic:cNvPicPr>
@@ -2003,74 +2500,7 @@
           <w:iCs/>
           <w:i/>
         </w:rPr>
-        <w:t xml:space="preserve">Бой в Берлине (клетка 250 м, ход 12 ч), 27 апреля: советские корпуса у кольца S-Bahn, немецкие гарнизоны секторов A–H и Z. В допуске ±2 км — 84–92 % положений.</w:t>
-      </w:r>
-    </w:p>
-    <w:p>
-      <w:pPr>
-        <w:pStyle w:val="BodyText"/>
-      </w:pPr>
-      <w:r>
-        <w:rPr>
-          <w:bCs/>
-          <w:b/>
-        </w:rPr>
-        <w:t xml:space="preserve">Игра.</w:t>
-      </w:r>
-      <w:r>
-        <w:t xml:space="preserve"> </w:t>
-      </w:r>
-      <w:r>
-        <w:t xml:space="preserve">С любого момента переигровки можно принять командование одной стороной. Противником</w:t>
-      </w:r>
-      <w:r>
-        <w:t xml:space="preserve"> </w:t>
-      </w:r>
-      <w:r>
-        <w:t xml:space="preserve">командует</w:t>
-      </w:r>
-      <w:r>
-        <w:t xml:space="preserve"> </w:t>
-      </w:r>
-      <w:r>
-        <w:rPr>
-          <w:bCs/>
-          <w:b/>
-        </w:rPr>
-        <w:t xml:space="preserve">штаб на модели</w:t>
-      </w:r>
-      <w:r>
-        <w:t xml:space="preserve">: на каждом ходу он получает только то, что мог знать (свои войска,</w:t>
-      </w:r>
-      <w:r>
-        <w:t xml:space="preserve"> </w:t>
-      </w:r>
-      <w:r>
-        <w:t xml:space="preserve">противник в пределах разведки, итоги суток, ограничения сверху), и отдаёт приказы в той же форме,</w:t>
-      </w:r>
-      <w:r>
-        <w:t xml:space="preserve"> </w:t>
-      </w:r>
-      <w:r>
-        <w:t xml:space="preserve">что и человек. Игрок получает доклады и разведсводку (туман войны), принимает решение на ход</w:t>
-      </w:r>
-      <w:r>
-        <w:t xml:space="preserve"> </w:t>
-      </w:r>
-      <w:r>
-        <w:t xml:space="preserve">(оценка обстановки, замысел, риски, донесение), отдаёт приказы войскам и распоряжения по тылу,</w:t>
-      </w:r>
-      <w:r>
-        <w:t xml:space="preserve"> </w:t>
-      </w:r>
-      <w:r>
-        <w:t xml:space="preserve">переправам и резервам. Арбитр исполняет только приказы в строгой форме; свободный текст идёт в</w:t>
-      </w:r>
-      <w:r>
-        <w:t xml:space="preserve"> </w:t>
-      </w:r>
-      <w:r>
-        <w:t xml:space="preserve">журнал и советнику.</w:t>
+        <w:t xml:space="preserve">Стратегический масштаб, 19 апреля (исторические положения выключены): надписи фронтов и групп армий, главный удар 1-го Белорусского фронта на Зееловских высотах, расчётный (красный) и исторический (серый) фронт, рубежи.</w:t>
       </w:r>
     </w:p>
     <w:p>
@@ -2082,12 +2512,12 @@
           <wp:inline>
             <wp:extent cx="5334000" cy="3333750"/>
             <wp:effectExtent b="0" l="0" r="0" t="0"/>
-            <wp:docPr descr="Игра: доклады" title="" id="60" name="Picture"/>
+            <wp:docPr descr="Переигровка: стратегический масштаб, 25 апреля" title="" id="60" name="Picture"/>
             <a:graphic>
               <a:graphicData uri="http://schemas.openxmlformats.org/drawingml/2006/picture">
                 <pic:pic>
                   <pic:nvPicPr>
-                    <pic:cNvPr descr="img/game-reports.jpg" id="61" name="Picture"/>
+                    <pic:cNvPr descr="img/replay-strategic-late.jpg" id="61" name="Picture"/>
                     <pic:cNvPicPr>
                       <a:picLocks noChangeArrowheads="1" noChangeAspect="1"/>
                     </pic:cNvPicPr>
@@ -2129,71 +2559,7 @@
           <w:iCs/>
           <w:i/>
         </w:rPr>
-        <w:t xml:space="preserve">Командование 1-м Белорусским фронтом: оперативная сводка, донесения за ход, доклады объединений.</w:t>
-      </w:r>
-    </w:p>
-    <w:p>
-      <w:pPr>
-        <w:pStyle w:val="BodyText"/>
-      </w:pPr>
-      <w:r>
-        <w:rPr>
-          <w:bCs/>
-          <w:b/>
-        </w:rPr>
-        <w:t xml:space="preserve">Советник</w:t>
-      </w:r>
-      <w:r>
-        <w:t xml:space="preserve"> </w:t>
-      </w:r>
-      <w:r>
-        <w:t xml:space="preserve">отвечает на вопросы игрока, видя то же, что игрок, и точные правила арбитра;</w:t>
-      </w:r>
-      <w:r>
-        <w:t xml:space="preserve"> </w:t>
-      </w:r>
-      <w:r>
-        <w:t xml:space="preserve">готовит варианты решения на ход (решительный, осторожный, манёвренный), которые можно принять</w:t>
-      </w:r>
-      <w:r>
-        <w:t xml:space="preserve"> </w:t>
-      </w:r>
-      <w:r>
-        <w:t xml:space="preserve">целиком или по частям. Ответ, где названы соединения противника вне разведки, проверяется</w:t>
-      </w:r>
-      <w:r>
-        <w:t xml:space="preserve"> </w:t>
-      </w:r>
-      <w:r>
-        <w:t xml:space="preserve">программно.</w:t>
-      </w:r>
-      <w:r>
-        <w:t xml:space="preserve"> </w:t>
-      </w:r>
-      <w:r>
-        <w:rPr>
-          <w:bCs/>
-          <w:b/>
-        </w:rPr>
-        <w:t xml:space="preserve">Посредник</w:t>
-      </w:r>
-      <w:r>
-        <w:t xml:space="preserve"> </w:t>
-      </w:r>
-      <w:r>
-        <w:t xml:space="preserve">показывает решения штаба противника — после игры или по желанию; по</w:t>
-      </w:r>
-      <w:r>
-        <w:t xml:space="preserve"> </w:t>
-      </w:r>
-      <w:r>
-        <w:t xml:space="preserve">выбору модель-посредник даёт ограниченную поправку к бою (в пределах 0,8–1,25) с опорой на</w:t>
-      </w:r>
-      <w:r>
-        <w:t xml:space="preserve"> </w:t>
-      </w:r>
-      <w:r>
-        <w:t xml:space="preserve">справку из базы знаний.</w:t>
+        <w:t xml:space="preserve">25 апреля: 1-й Белорусский и 1-й Украинский фронты охватывают Берлин, с юго-запада — удар 12-й армии (под надписью «ОКВ», синяя стрелка). Надпись группы армий «Висла» стоит в центре тяжести её войск, растянутых от Штеттина до Одербруха, а не на её участке.</w:t>
       </w:r>
     </w:p>
     <w:p>
@@ -2205,12 +2571,12 @@
           <wp:inline>
             <wp:extent cx="5334000" cy="3333750"/>
             <wp:effectExtent b="0" l="0" r="0" t="0"/>
-            <wp:docPr descr="Игра: варианты решения от советника" title="" id="63" name="Picture"/>
+            <wp:docPr descr="Бой в Берлине, 27.04" title="" id="63" name="Picture"/>
             <a:graphic>
               <a:graphicData uri="http://schemas.openxmlformats.org/drawingml/2006/picture">
                 <pic:pic>
                   <pic:nvPicPr>
-                    <pic:cNvPr descr="img/game-advisor-plans.jpg" id="64" name="Picture"/>
+                    <pic:cNvPr descr="img/replay-city.jpg" id="64" name="Picture"/>
                     <pic:cNvPicPr>
                       <a:picLocks noChangeArrowheads="1" noChangeAspect="1"/>
                     </pic:cNvPicPr>
@@ -2252,230 +2618,97 @@
           <w:iCs/>
           <w:i/>
         </w:rPr>
-        <w:t xml:space="preserve">Варианты решения на ход: оценка, замысел, приказы и распоряжения — каждый можно взять в проект.</w:t>
+        <w:t xml:space="preserve">Бой в Берлине (клетка 250 м, ход 12 ч), 27 апреля: советские корпуса у кольца S-Bahn, немецкие гарнизоны секторов A–H и Z. В допуске ±2 км — 84–92 % положений.</w:t>
       </w:r>
     </w:p>
     <w:p>
       <w:pPr>
         <w:pStyle w:val="BodyText"/>
       </w:pPr>
-      <w:r>
-        <w:t xml:space="preserve">Игра идёт до победы или поражения, сохраняется в браузере после каждого хода и восстанавливается</w:t>
-      </w:r>
-      <w:r>
-        <w:t xml:space="preserve"> </w:t>
-      </w:r>
-      <w:r>
-        <w:t xml:space="preserve">по записи целиком (движок детерминирован).</w:t>
-      </w:r>
-      <w:r>
-        <w:t xml:space="preserve"> </w:t>
-      </w:r>
       <w:r>
         <w:rPr>
           <w:bCs/>
           <w:b/>
         </w:rPr>
-        <w:t xml:space="preserve">Разбор операции</w:t>
-      </w:r>
-      <w:r>
-        <w:t xml:space="preserve"> </w:t>
-      </w:r>
-      <w:r>
-        <w:t xml:space="preserve">— отчётный документ модели по</w:t>
-      </w:r>
-      <w:r>
-        <w:t xml:space="preserve"> </w:t>
-      </w:r>
-      <w:r>
-        <w:t xml:space="preserve">записи игры от лица экспертов (замысел и ведение операции, разведка, тыл, переправы,</w:t>
-      </w:r>
-      <w:r>
-        <w:t xml:space="preserve"> </w:t>
-      </w:r>
-      <w:r>
-        <w:t xml:space="preserve">управление, резервы, сравнение с историей, оценка и уроки), с выгрузкой в PDF.</w:t>
-      </w:r>
-    </w:p>
-    <w:bookmarkEnd w:id="65"/>
-    <w:bookmarkStart w:id="72" w:name="X322f4ef31d4acf5655c48c98fa112b3c5d9ab02"/>
-    <w:p>
-      <w:pPr>
-        <w:pStyle w:val="Heading2"/>
-      </w:pPr>
-      <w:r>
-        <w:t xml:space="preserve">7. Моделирование</w:t>
-      </w:r>
-    </w:p>
-    <w:p>
-      <w:pPr>
-        <w:pStyle w:val="FirstParagraph"/>
-      </w:pPr>
-      <w:r>
-        <w:t xml:space="preserve">Раздел для тех, кто проверяет и развивает модель:</w:t>
-      </w:r>
-    </w:p>
-    <w:p>
-      <w:pPr>
-        <w:numPr>
-          <w:ilvl w:val="0"/>
-          <w:numId w:val="1004"/>
-        </w:numPr>
-        <w:pStyle w:val="Compact"/>
-      </w:pPr>
+        <w:t xml:space="preserve">Игра.</w:t>
+      </w:r>
+      <w:r>
+        <w:t xml:space="preserve"> </w:t>
+      </w:r>
+      <w:r>
+        <w:t xml:space="preserve">С любого момента переигровки можно принять командование одной стороной. Противником</w:t>
+      </w:r>
+      <w:r>
+        <w:t xml:space="preserve"> </w:t>
+      </w:r>
+      <w:r>
+        <w:t xml:space="preserve">командует</w:t>
+      </w:r>
+      <w:r>
+        <w:t xml:space="preserve"> </w:t>
+      </w:r>
       <w:r>
         <w:rPr>
           <w:bCs/>
           <w:b/>
         </w:rPr>
-        <w:t xml:space="preserve">Модели</w:t>
-      </w:r>
-      <w:r>
-        <w:t xml:space="preserve"> </w:t>
-      </w:r>
-      <w:r>
-        <w:t xml:space="preserve">— наборы правил арбитра словами и числами (бой, оборона, движение, подвоз,</w:t>
-      </w:r>
-      <w:r>
-        <w:t xml:space="preserve"> </w:t>
-      </w:r>
-      <w:r>
-        <w:t xml:space="preserve">калибровка), профили сторон, языковые модели по ролям;</w:t>
-      </w:r>
-    </w:p>
-    <w:p>
-      <w:pPr>
-        <w:numPr>
-          <w:ilvl w:val="0"/>
-          <w:numId w:val="1004"/>
-        </w:numPr>
-        <w:pStyle w:val="Compact"/>
-      </w:pPr>
-      <w:r>
-        <w:rPr>
-          <w:bCs/>
-          <w:b/>
-        </w:rPr>
-        <w:t xml:space="preserve">Сравнение</w:t>
-      </w:r>
-      <w:r>
-        <w:t xml:space="preserve"> </w:t>
-      </w:r>
-      <w:r>
-        <w:t xml:space="preserve">— до четырёх наборов правил на одной операции против истории: положения по</w:t>
-      </w:r>
-      <w:r>
-        <w:t xml:space="preserve"> </w:t>
-      </w:r>
-      <w:r>
-        <w:t xml:space="preserve">дням, события, отчёт;</w:t>
-      </w:r>
-    </w:p>
-    <w:p>
-      <w:pPr>
-        <w:numPr>
-          <w:ilvl w:val="0"/>
-          <w:numId w:val="1004"/>
-        </w:numPr>
-        <w:pStyle w:val="Compact"/>
-      </w:pPr>
-      <w:r>
-        <w:rPr>
-          <w:bCs/>
-          <w:b/>
-        </w:rPr>
-        <w:t xml:space="preserve">Настройка</w:t>
-      </w:r>
-      <w:r>
-        <w:t xml:space="preserve"> </w:t>
-      </w:r>
-      <w:r>
-        <w:t xml:space="preserve">— свой вариант правил;</w:t>
-      </w:r>
-    </w:p>
-    <w:p>
-      <w:pPr>
-        <w:numPr>
-          <w:ilvl w:val="0"/>
-          <w:numId w:val="1004"/>
-        </w:numPr>
-        <w:pStyle w:val="Compact"/>
-      </w:pPr>
-      <w:r>
-        <w:rPr>
-          <w:bCs/>
-          <w:b/>
-        </w:rPr>
-        <w:t xml:space="preserve">Калибровка</w:t>
-      </w:r>
-      <w:r>
-        <w:t xml:space="preserve"> </w:t>
-      </w:r>
-      <w:r>
-        <w:t xml:space="preserve">— подбор множителей правил по истории операции (обучение — первая половина,</w:t>
-      </w:r>
-      <w:r>
-        <w:t xml:space="preserve"> </w:t>
-      </w:r>
-      <w:r>
-        <w:t xml:space="preserve">проверка — вторая), в браузере, параллельно;</w:t>
-      </w:r>
-    </w:p>
-    <w:p>
-      <w:pPr>
-        <w:numPr>
-          <w:ilvl w:val="0"/>
-          <w:numId w:val="1004"/>
-        </w:numPr>
-        <w:pStyle w:val="Compact"/>
-      </w:pPr>
-      <w:r>
-        <w:rPr>
-          <w:bCs/>
-          <w:b/>
-        </w:rPr>
-        <w:t xml:space="preserve">Операции</w:t>
-      </w:r>
-      <w:r>
-        <w:t xml:space="preserve"> </w:t>
-      </w:r>
-      <w:r>
-        <w:t xml:space="preserve">— загрузка своей операции пакетом (сценарий, театр, история), проверка,</w:t>
-      </w:r>
-      <w:r>
-        <w:t xml:space="preserve"> </w:t>
-      </w:r>
-      <w:r>
-        <w:t xml:space="preserve">контрольный прогон, подготовка к переигровке; материалы, полнота, сверка с базой, пересчёт</w:t>
-      </w:r>
-      <w:r>
-        <w:t xml:space="preserve"> </w:t>
-      </w:r>
-      <w:r>
-        <w:t xml:space="preserve">(раздел 8).</w:t>
-      </w:r>
-    </w:p>
-    <w:p>
-      <w:pPr>
-        <w:pStyle w:val="FirstParagraph"/>
+        <w:t xml:space="preserve">штаб на модели</w:t>
+      </w:r>
+      <w:r>
+        <w:t xml:space="preserve">: на каждом ходу он получает только то, что мог знать (свои войска,</w:t>
+      </w:r>
+      <w:r>
+        <w:t xml:space="preserve"> </w:t>
+      </w:r>
+      <w:r>
+        <w:t xml:space="preserve">противник в пределах разведки, итоги суток, ограничения сверху), и отдаёт приказы в той же форме,</w:t>
+      </w:r>
+      <w:r>
+        <w:t xml:space="preserve"> </w:t>
+      </w:r>
+      <w:r>
+        <w:t xml:space="preserve">что и человек. Игрок получает доклады и разведсводку (туман войны), принимает решение на ход</w:t>
+      </w:r>
+      <w:r>
+        <w:t xml:space="preserve"> </w:t>
+      </w:r>
+      <w:r>
+        <w:t xml:space="preserve">(оценка обстановки, замысел, риски, донесение), отдаёт приказы войскам и распоряжения по тылу,</w:t>
+      </w:r>
+      <w:r>
+        <w:t xml:space="preserve"> </w:t>
+      </w:r>
+      <w:r>
+        <w:t xml:space="preserve">переправам и резервам. Арбитр исполняет только приказы в строгой форме; свободный текст идёт в</w:t>
+      </w:r>
+      <w:r>
+        <w:t xml:space="preserve"> </w:t>
+      </w:r>
+      <w:r>
+        <w:t xml:space="preserve">журнал и советнику.</w:t>
+      </w:r>
+    </w:p>
+    <w:p>
+      <w:pPr>
+        <w:pStyle w:val="BodyText"/>
       </w:pPr>
       <w:r>
         <w:drawing>
           <wp:inline>
             <wp:extent cx="5334000" cy="3333750"/>
             <wp:effectExtent b="0" l="0" r="0" t="0"/>
-            <wp:docPr descr="Моделирование: описание откалиброванных правил" title="" id="67" name="Picture"/>
+            <wp:docPr descr="Игра: доклады" title="" id="66" name="Picture"/>
             <a:graphic>
               <a:graphicData uri="http://schemas.openxmlformats.org/drawingml/2006/picture">
                 <pic:pic>
                   <pic:nvPicPr>
-                    <pic:cNvPr descr="img/modeling-models.jpg" id="68" name="Picture"/>
+                    <pic:cNvPr descr="img/game-reports.jpg" id="67" name="Picture"/>
                     <pic:cNvPicPr>
                       <a:picLocks noChangeArrowheads="1" noChangeAspect="1"/>
                     </pic:cNvPicPr>
                   </pic:nvPicPr>
                   <pic:blipFill>
-                    <a:blip r:embed="rId66"/>
+                    <a:blip r:embed="rId65"/>
                     <a:stretch>
                       <a:fillRect/>
                     </a:stretch>
@@ -2511,29 +2744,71 @@
           <w:iCs/>
           <w:i/>
         </w:rPr>
-        <w:t xml:space="preserve">Набор правил</w:t>
-      </w:r>
-      <w:r>
-        <w:rPr>
-          <w:iCs/>
-          <w:i/>
-        </w:rPr>
-        <w:t xml:space="preserve"> </w:t>
-      </w:r>
-      <w:r>
-        <w:rPr>
-          <w:rStyle w:val="VerbatimChar"/>
-          <w:iCs/>
-          <w:i/>
-        </w:rPr>
-        <w:t xml:space="preserve">ww2-berlin-cal</w:t>
-      </w:r>
-      <w:r>
-        <w:rPr>
-          <w:iCs/>
-          <w:i/>
-        </w:rPr>
-        <w:t xml:space="preserve">: блок калибровки (мерило до и после, множители) и таблицы арбитра словами.</w:t>
+        <w:t xml:space="preserve">Командование 1-м Белорусским фронтом: оперативная сводка, донесения за ход, доклады объединений.</w:t>
+      </w:r>
+    </w:p>
+    <w:p>
+      <w:pPr>
+        <w:pStyle w:val="BodyText"/>
+      </w:pPr>
+      <w:r>
+        <w:rPr>
+          <w:bCs/>
+          <w:b/>
+        </w:rPr>
+        <w:t xml:space="preserve">Советник</w:t>
+      </w:r>
+      <w:r>
+        <w:t xml:space="preserve"> </w:t>
+      </w:r>
+      <w:r>
+        <w:t xml:space="preserve">отвечает на вопросы игрока, видя то же, что игрок, и точные правила арбитра;</w:t>
+      </w:r>
+      <w:r>
+        <w:t xml:space="preserve"> </w:t>
+      </w:r>
+      <w:r>
+        <w:t xml:space="preserve">готовит варианты решения на ход (решительный, осторожный, манёвренный), которые можно принять</w:t>
+      </w:r>
+      <w:r>
+        <w:t xml:space="preserve"> </w:t>
+      </w:r>
+      <w:r>
+        <w:t xml:space="preserve">целиком или по частям. Ответ, где названы соединения противника вне разведки, проверяется</w:t>
+      </w:r>
+      <w:r>
+        <w:t xml:space="preserve"> </w:t>
+      </w:r>
+      <w:r>
+        <w:t xml:space="preserve">программно.</w:t>
+      </w:r>
+      <w:r>
+        <w:t xml:space="preserve"> </w:t>
+      </w:r>
+      <w:r>
+        <w:rPr>
+          <w:bCs/>
+          <w:b/>
+        </w:rPr>
+        <w:t xml:space="preserve">Посредник</w:t>
+      </w:r>
+      <w:r>
+        <w:t xml:space="preserve"> </w:t>
+      </w:r>
+      <w:r>
+        <w:t xml:space="preserve">показывает решения штаба противника — после игры или по желанию; по</w:t>
+      </w:r>
+      <w:r>
+        <w:t xml:space="preserve"> </w:t>
+      </w:r>
+      <w:r>
+        <w:t xml:space="preserve">выбору модель-посредник даёт ограниченную поправку к бою (в пределах 0,8–1,25) с опорой на</w:t>
+      </w:r>
+      <w:r>
+        <w:t xml:space="preserve"> </w:t>
+      </w:r>
+      <w:r>
+        <w:t xml:space="preserve">справку из базы знаний.</w:t>
       </w:r>
     </w:p>
     <w:p>
@@ -2545,18 +2820,18 @@
           <wp:inline>
             <wp:extent cx="5334000" cy="3333750"/>
             <wp:effectExtent b="0" l="0" r="0" t="0"/>
-            <wp:docPr descr="Моделирование: сравнение правил с историей" title="" id="70" name="Picture"/>
+            <wp:docPr descr="Игра: варианты решения от советника" title="" id="69" name="Picture"/>
             <a:graphic>
               <a:graphicData uri="http://schemas.openxmlformats.org/drawingml/2006/picture">
                 <pic:pic>
                   <pic:nvPicPr>
-                    <pic:cNvPr descr="img/modeling-compare.jpg" id="71" name="Picture"/>
+                    <pic:cNvPr descr="img/game-advisor-plans.jpg" id="70" name="Picture"/>
                     <pic:cNvPicPr>
                       <a:picLocks noChangeArrowheads="1" noChangeAspect="1"/>
                     </pic:cNvPicPr>
                   </pic:nvPicPr>
                   <pic:blipFill>
-                    <a:blip r:embed="rId69"/>
+                    <a:blip r:embed="rId68"/>
                     <a:stretch>
                       <a:fillRect/>
                     </a:stretch>
@@ -2592,7 +2867,7 @@
           <w:iCs/>
           <w:i/>
         </w:rPr>
-        <w:t xml:space="preserve">Исходные и откалиброванные правила на Берлинской операции: доля положений в допуске, события, отклонение по дням.</w:t>
+        <w:t xml:space="preserve">Варианты решения на ход: оценка, замысел, приказы и распоряжения — каждый можно взять в проект.</w:t>
       </w:r>
     </w:p>
     <w:p>
@@ -2600,100 +2875,51 @@
         <w:pStyle w:val="BodyText"/>
       </w:pPr>
       <w:r>
-        <w:t xml:space="preserve">Как устроен расчёт, откуда числа и насколько модель совпадает с историей, — часть II.</w:t>
-      </w:r>
-    </w:p>
-    <w:bookmarkEnd w:id="72"/>
-    <w:bookmarkStart w:id="105" w:name="X832284fb410f88164b07a38c8e506aeefc66295"/>
-    <w:p>
-      <w:pPr>
-        <w:pStyle w:val="Heading2"/>
-      </w:pPr>
-      <w:r>
-        <w:t xml:space="preserve">8. База знаний и подготовка операции</w:t>
-      </w:r>
-    </w:p>
-    <w:p>
-      <w:pPr>
-        <w:pStyle w:val="FirstParagraph"/>
-      </w:pPr>
+        <w:t xml:space="preserve">Игра идёт до победы или поражения, сохраняется в браузере после каждого хода и восстанавливается</w:t>
+      </w:r>
+      <w:r>
+        <w:t xml:space="preserve"> </w:t>
+      </w:r>
+      <w:r>
+        <w:t xml:space="preserve">по записи целиком (движок детерминирован).</w:t>
+      </w:r>
+      <w:r>
+        <w:t xml:space="preserve"> </w:t>
+      </w:r>
       <w:r>
         <w:rPr>
           <w:bCs/>
           <w:b/>
         </w:rPr>
-        <w:t xml:space="preserve">База знаний</w:t>
-      </w:r>
-      <w:r>
-        <w:t xml:space="preserve"> </w:t>
-      </w:r>
-      <w:r>
-        <w:t xml:space="preserve">— сведения по операциям в каркасе категорий: операции, сражения и бои,</w:t>
-      </w:r>
-      <w:r>
-        <w:t xml:space="preserve"> </w:t>
-      </w:r>
-      <w:r>
-        <w:t xml:space="preserve">формирования, командование, организация и доктрина, вооружение, театр, хронология, источники;</w:t>
-      </w:r>
-      <w:r>
-        <w:t xml:space="preserve"> </w:t>
-      </w:r>
-      <w:r>
-        <w:t xml:space="preserve">рубрикатор с нумерацией. У каждого факта — источник, достоверность (A, B, C) и, для извлечённых</w:t>
-      </w:r>
-      <w:r>
-        <w:t xml:space="preserve"> </w:t>
-      </w:r>
-      <w:r>
-        <w:t xml:space="preserve">из документов, дословная цитата. Материалы сгруппированы по операциям. Поиск — по словам и по</w:t>
-      </w:r>
-      <w:r>
-        <w:t xml:space="preserve"> </w:t>
-      </w:r>
-      <w:r>
-        <w:t xml:space="preserve">смыслу (эмбеддинги модели). Модель отвечает на вопросы и рассказывает по теме только по</w:t>
-      </w:r>
-      <w:r>
-        <w:t xml:space="preserve"> </w:t>
-      </w:r>
-      <w:r>
-        <w:t xml:space="preserve">материалам базы, со ссылками; советник в игре получает из неё справки (доктрину, технику — без</w:t>
-      </w:r>
-      <w:r>
-        <w:t xml:space="preserve"> </w:t>
-      </w:r>
-      <w:r>
-        <w:t xml:space="preserve">хода боёв в истории).</w:t>
-      </w:r>
-    </w:p>
-    <w:p>
-      <w:pPr>
-        <w:pStyle w:val="BodyText"/>
-      </w:pPr>
-      <w:r>
-        <w:t xml:space="preserve">Перед моделированием операции нужны материалы: численность и состав формирований, задачи,</w:t>
-      </w:r>
-      <w:r>
-        <w:t xml:space="preserve"> </w:t>
-      </w:r>
-      <w:r>
-        <w:t xml:space="preserve">положения по дням, события, состояние мостов и дорог. Стенд помогает их собрать и показывает,</w:t>
-      </w:r>
-      <w:r>
-        <w:t xml:space="preserve"> </w:t>
-      </w:r>
-      <w:r>
-        <w:t xml:space="preserve">чего не хватает.</w:t>
-      </w:r>
-    </w:p>
-    <w:bookmarkStart w:id="79" w:name="X755e226ad4402fdd679bf3cc49ea760f6b24c52"/>
-    <w:p>
-      <w:pPr>
-        <w:pStyle w:val="Heading3"/>
-      </w:pPr>
-      <w:r>
-        <w:t xml:space="preserve">8.1. Материалы операции и база знаний</w:t>
+        <w:t xml:space="preserve">Разбор операции</w:t>
+      </w:r>
+      <w:r>
+        <w:t xml:space="preserve"> </w:t>
+      </w:r>
+      <w:r>
+        <w:t xml:space="preserve">— отчётный документ модели по</w:t>
+      </w:r>
+      <w:r>
+        <w:t xml:space="preserve"> </w:t>
+      </w:r>
+      <w:r>
+        <w:t xml:space="preserve">записи игры от лица экспертов (замысел и ведение операции, разведка, тыл, переправы,</w:t>
+      </w:r>
+      <w:r>
+        <w:t xml:space="preserve"> </w:t>
+      </w:r>
+      <w:r>
+        <w:t xml:space="preserve">управление, резервы, сравнение с историей, оценка и уроки), с выгрузкой в PDF.</w:t>
+      </w:r>
+    </w:p>
+    <w:bookmarkEnd w:id="71"/>
+    <w:bookmarkStart w:id="78" w:name="X322f4ef31d4acf5655c48c98fa112b3c5d9ab02"/>
+    <w:p>
+      <w:pPr>
+        <w:pStyle w:val="Heading2"/>
+      </w:pPr>
+      <w:r>
+        <w:t xml:space="preserve">7. Моделирование</w:t>
       </w:r>
     </w:p>
     <w:p>
@@ -2701,19 +2927,7 @@
         <w:pStyle w:val="FirstParagraph"/>
       </w:pPr>
       <w:r>
-        <w:t xml:space="preserve">В карточке операции («Моделирование → Операции») загружаются документы: книги, донесения,</w:t>
-      </w:r>
-      <w:r>
-        <w:t xml:space="preserve"> </w:t>
-      </w:r>
-      <w:r>
-        <w:t xml:space="preserve">журналы боевых действий (PDF с текстом, Word, HTML, txt) с указанием достоверности (A, B, C).</w:t>
-      </w:r>
-      <w:r>
-        <w:t xml:space="preserve"> </w:t>
-      </w:r>
-      <w:r>
-        <w:t xml:space="preserve">Модель разбирает документ по частям и выписывает:</w:t>
+        <w:t xml:space="preserve">Раздел для тех, кто проверяет и развивает модель:</w:t>
       </w:r>
     </w:p>
     <w:p>
@@ -2729,19 +2943,19 @@
           <w:bCs/>
           <w:b/>
         </w:rPr>
-        <w:t xml:space="preserve">записи в базу знаний</w:t>
-      </w:r>
-      <w:r>
-        <w:t xml:space="preserve"> </w:t>
-      </w:r>
-      <w:r>
-        <w:t xml:space="preserve">— в раздел этой операции (формирования, пункты, бои, хроника,</w:t>
-      </w:r>
-      <w:r>
-        <w:t xml:space="preserve"> </w:t>
-      </w:r>
-      <w:r>
-        <w:t xml:space="preserve">нормативы) с дословной цитатой; без цитаты запись отбрасывается;</w:t>
+        <w:t xml:space="preserve">Модели</w:t>
+      </w:r>
+      <w:r>
+        <w:t xml:space="preserve"> </w:t>
+      </w:r>
+      <w:r>
+        <w:t xml:space="preserve">— наборы правил арбитра словами и числами (бой, оборона, движение, подвоз,</w:t>
+      </w:r>
+      <w:r>
+        <w:t xml:space="preserve"> </w:t>
+      </w:r>
+      <w:r>
+        <w:t xml:space="preserve">калибровка), профили сторон, языковые модели по ролям;</w:t>
       </w:r>
     </w:p>
     <w:p>
@@ -2757,19 +2971,19 @@
           <w:bCs/>
           <w:b/>
         </w:rPr>
-        <w:t xml:space="preserve">сведения об инфраструктуре</w:t>
-      </w:r>
-      <w:r>
-        <w:t xml:space="preserve"> </w:t>
-      </w:r>
-      <w:r>
-        <w:t xml:space="preserve">— мосты, переправы, дороги, железные дороги: что, где, в</w:t>
-      </w:r>
-      <w:r>
-        <w:t xml:space="preserve"> </w:t>
-      </w:r>
-      <w:r>
-        <w:t xml:space="preserve">каком состоянии, с какой даты, чьими силами;</w:t>
+        <w:t xml:space="preserve">Сравнение</w:t>
+      </w:r>
+      <w:r>
+        <w:t xml:space="preserve"> </w:t>
+      </w:r>
+      <w:r>
+        <w:t xml:space="preserve">— до четырёх наборов правил на одной операции против истории: положения по</w:t>
+      </w:r>
+      <w:r>
+        <w:t xml:space="preserve"> </w:t>
+      </w:r>
+      <w:r>
+        <w:t xml:space="preserve">дням, события, отчёт;</w:t>
       </w:r>
     </w:p>
     <w:p>
@@ -2785,62 +2999,463 @@
           <w:bCs/>
           <w:b/>
         </w:rPr>
-        <w:t xml:space="preserve">положения формирований по дням</w:t>
-      </w:r>
-      <w:r>
-        <w:t xml:space="preserve"> </w:t>
-      </w:r>
-      <w:r>
-        <w:t xml:space="preserve">— кто, когда, где (раздел 8.4).</w:t>
+        <w:t xml:space="preserve">Настройка</w:t>
+      </w:r>
+      <w:r>
+        <w:t xml:space="preserve"> </w:t>
+      </w:r>
+      <w:r>
+        <w:t xml:space="preserve">— свой вариант правил;</w:t>
+      </w:r>
+    </w:p>
+    <w:p>
+      <w:pPr>
+        <w:numPr>
+          <w:ilvl w:val="0"/>
+          <w:numId w:val="1005"/>
+        </w:numPr>
+        <w:pStyle w:val="Compact"/>
+      </w:pPr>
+      <w:r>
+        <w:rPr>
+          <w:bCs/>
+          <w:b/>
+        </w:rPr>
+        <w:t xml:space="preserve">Калибровка</w:t>
+      </w:r>
+      <w:r>
+        <w:t xml:space="preserve"> </w:t>
+      </w:r>
+      <w:r>
+        <w:t xml:space="preserve">— подбор множителей правил по истории операции (обучение — первая половина,</w:t>
+      </w:r>
+      <w:r>
+        <w:t xml:space="preserve"> </w:t>
+      </w:r>
+      <w:r>
+        <w:t xml:space="preserve">проверка — вторая), в браузере, параллельно;</w:t>
+      </w:r>
+    </w:p>
+    <w:p>
+      <w:pPr>
+        <w:numPr>
+          <w:ilvl w:val="0"/>
+          <w:numId w:val="1005"/>
+        </w:numPr>
+        <w:pStyle w:val="Compact"/>
+      </w:pPr>
+      <w:r>
+        <w:rPr>
+          <w:bCs/>
+          <w:b/>
+        </w:rPr>
+        <w:t xml:space="preserve">Операции</w:t>
+      </w:r>
+      <w:r>
+        <w:t xml:space="preserve"> </w:t>
+      </w:r>
+      <w:r>
+        <w:t xml:space="preserve">— загрузка своей операции пакетом (сценарий, театр, история), проверка,</w:t>
+      </w:r>
+      <w:r>
+        <w:t xml:space="preserve"> </w:t>
+      </w:r>
+      <w:r>
+        <w:t xml:space="preserve">контрольный прогон, подготовка к переигровке; материалы, полнота, сверка с базой, пересчёт</w:t>
+      </w:r>
+      <w:r>
+        <w:t xml:space="preserve"> </w:t>
+      </w:r>
+      <w:r>
+        <w:t xml:space="preserve">(раздел 8).</w:t>
       </w:r>
     </w:p>
     <w:p>
       <w:pPr>
         <w:pStyle w:val="FirstParagraph"/>
-      </w:pPr>
-      <w:r>
-        <w:t xml:space="preserve">Под документом видно, что извлеклось: сколько новых записей, дополнений, сведений об</w:t>
-      </w:r>
-      <w:r>
-        <w:t xml:space="preserve"> </w:t>
-      </w:r>
-      <w:r>
-        <w:t xml:space="preserve">инфраструктуре. Каждое сведение показано с цитатой и с тем, как оно ляжет на театр («в</w:t>
-      </w:r>
-      <w:r>
-        <w:t xml:space="preserve"> </w:t>
-      </w:r>
-      <w:r>
-        <w:t xml:space="preserve">расчёте: переправа действует с 17.04» или «на театре не найдено — останется сведением»).</w:t>
-      </w:r>
-      <w:r>
-        <w:t xml:space="preserve"> </w:t>
-      </w:r>
-      <w:r>
-        <w:t xml:space="preserve">Человек принимает или отклоняет; принятое попадает в расчёт и в базу знаний.</w:t>
-      </w:r>
-    </w:p>
-    <w:p>
-      <w:pPr>
-        <w:pStyle w:val="BodyText"/>
       </w:pPr>
       <w:r>
         <w:drawing>
           <wp:inline>
-            <wp:extent cx="5334000" cy="4021583"/>
+            <wp:extent cx="5334000" cy="3333750"/>
             <wp:effectExtent b="0" l="0" r="0" t="0"/>
-            <wp:docPr descr="Материалы операции: извлечённые сведения об инфраструктуре" title="" id="74" name="Picture"/>
+            <wp:docPr descr="Моделирование: описание откалиброванных правил" title="" id="73" name="Picture"/>
             <a:graphic>
               <a:graphicData uri="http://schemas.openxmlformats.org/drawingml/2006/picture">
                 <pic:pic>
                   <pic:nvPicPr>
-                    <pic:cNvPr descr="img/ops-materials.jpg" id="75" name="Picture"/>
+                    <pic:cNvPr descr="img/modeling-models.jpg" id="74" name="Picture"/>
                     <pic:cNvPicPr>
                       <a:picLocks noChangeArrowheads="1" noChangeAspect="1"/>
                     </pic:cNvPicPr>
                   </pic:nvPicPr>
                   <pic:blipFill>
-                    <a:blip r:embed="rId73"/>
+                    <a:blip r:embed="rId72"/>
+                    <a:stretch>
+                      <a:fillRect/>
+                    </a:stretch>
+                  </pic:blipFill>
+                  <pic:spPr bwMode="auto">
+                    <a:xfrm>
+                      <a:off x="0" y="0"/>
+                      <a:ext cx="5334000" cy="3333750"/>
+                    </a:xfrm>
+                    <a:prstGeom prst="rect">
+                      <a:avLst/>
+                    </a:prstGeom>
+                    <a:noFill/>
+                    <a:ln w="9525">
+                      <a:noFill/>
+                      <a:headEnd/>
+                      <a:tailEnd/>
+                    </a:ln>
+                  </pic:spPr>
+                </pic:pic>
+              </a:graphicData>
+            </a:graphic>
+          </wp:inline>
+        </w:drawing>
+      </w:r>
+    </w:p>
+    <w:p>
+      <w:pPr>
+        <w:pStyle w:val="BodyText"/>
+      </w:pPr>
+      <w:r>
+        <w:rPr>
+          <w:iCs/>
+          <w:i/>
+        </w:rPr>
+        <w:t xml:space="preserve">Набор правил</w:t>
+      </w:r>
+      <w:r>
+        <w:rPr>
+          <w:iCs/>
+          <w:i/>
+        </w:rPr>
+        <w:t xml:space="preserve"> </w:t>
+      </w:r>
+      <w:r>
+        <w:rPr>
+          <w:rStyle w:val="VerbatimChar"/>
+          <w:iCs/>
+          <w:i/>
+        </w:rPr>
+        <w:t xml:space="preserve">ww2-berlin-cal</w:t>
+      </w:r>
+      <w:r>
+        <w:rPr>
+          <w:iCs/>
+          <w:i/>
+        </w:rPr>
+        <w:t xml:space="preserve">: блок калибровки (мерило до и после, множители) и таблицы арбитра словами.</w:t>
+      </w:r>
+    </w:p>
+    <w:p>
+      <w:pPr>
+        <w:pStyle w:val="BodyText"/>
+      </w:pPr>
+      <w:r>
+        <w:drawing>
+          <wp:inline>
+            <wp:extent cx="5334000" cy="3333750"/>
+            <wp:effectExtent b="0" l="0" r="0" t="0"/>
+            <wp:docPr descr="Моделирование: сравнение правил с историей" title="" id="76" name="Picture"/>
+            <a:graphic>
+              <a:graphicData uri="http://schemas.openxmlformats.org/drawingml/2006/picture">
+                <pic:pic>
+                  <pic:nvPicPr>
+                    <pic:cNvPr descr="img/modeling-compare.jpg" id="77" name="Picture"/>
+                    <pic:cNvPicPr>
+                      <a:picLocks noChangeArrowheads="1" noChangeAspect="1"/>
+                    </pic:cNvPicPr>
+                  </pic:nvPicPr>
+                  <pic:blipFill>
+                    <a:blip r:embed="rId75"/>
+                    <a:stretch>
+                      <a:fillRect/>
+                    </a:stretch>
+                  </pic:blipFill>
+                  <pic:spPr bwMode="auto">
+                    <a:xfrm>
+                      <a:off x="0" y="0"/>
+                      <a:ext cx="5334000" cy="3333750"/>
+                    </a:xfrm>
+                    <a:prstGeom prst="rect">
+                      <a:avLst/>
+                    </a:prstGeom>
+                    <a:noFill/>
+                    <a:ln w="9525">
+                      <a:noFill/>
+                      <a:headEnd/>
+                      <a:tailEnd/>
+                    </a:ln>
+                  </pic:spPr>
+                </pic:pic>
+              </a:graphicData>
+            </a:graphic>
+          </wp:inline>
+        </w:drawing>
+      </w:r>
+    </w:p>
+    <w:p>
+      <w:pPr>
+        <w:pStyle w:val="BodyText"/>
+      </w:pPr>
+      <w:r>
+        <w:rPr>
+          <w:iCs/>
+          <w:i/>
+        </w:rPr>
+        <w:t xml:space="preserve">Исходные и откалиброванные правила на Берлинской операции: доля положений в допуске, события, отклонение по дням.</w:t>
+      </w:r>
+    </w:p>
+    <w:p>
+      <w:pPr>
+        <w:pStyle w:val="BodyText"/>
+      </w:pPr>
+      <w:r>
+        <w:t xml:space="preserve">Как устроен расчёт, откуда числа и насколько модель совпадает с историей, — часть II.</w:t>
+      </w:r>
+    </w:p>
+    <w:bookmarkEnd w:id="78"/>
+    <w:bookmarkStart w:id="111" w:name="X832284fb410f88164b07a38c8e506aeefc66295"/>
+    <w:p>
+      <w:pPr>
+        <w:pStyle w:val="Heading2"/>
+      </w:pPr>
+      <w:r>
+        <w:t xml:space="preserve">8. База знаний и подготовка операции</w:t>
+      </w:r>
+    </w:p>
+    <w:p>
+      <w:pPr>
+        <w:pStyle w:val="FirstParagraph"/>
+      </w:pPr>
+      <w:r>
+        <w:rPr>
+          <w:bCs/>
+          <w:b/>
+        </w:rPr>
+        <w:t xml:space="preserve">База знаний</w:t>
+      </w:r>
+      <w:r>
+        <w:t xml:space="preserve"> </w:t>
+      </w:r>
+      <w:r>
+        <w:t xml:space="preserve">— сведения по операциям в каркасе категорий: операции, сражения и бои,</w:t>
+      </w:r>
+      <w:r>
+        <w:t xml:space="preserve"> </w:t>
+      </w:r>
+      <w:r>
+        <w:t xml:space="preserve">формирования, командование, организация и доктрина, вооружение, театр, хронология, источники;</w:t>
+      </w:r>
+      <w:r>
+        <w:t xml:space="preserve"> </w:t>
+      </w:r>
+      <w:r>
+        <w:t xml:space="preserve">рубрикатор с нумерацией. У каждого факта — источник, достоверность (A, B, C) и, для извлечённых</w:t>
+      </w:r>
+      <w:r>
+        <w:t xml:space="preserve"> </w:t>
+      </w:r>
+      <w:r>
+        <w:t xml:space="preserve">из документов, дословная цитата. Материалы сгруппированы по операциям. Поиск — по словам и по</w:t>
+      </w:r>
+      <w:r>
+        <w:t xml:space="preserve"> </w:t>
+      </w:r>
+      <w:r>
+        <w:t xml:space="preserve">смыслу (эмбеддинги модели). Модель отвечает на вопросы и рассказывает по теме только по</w:t>
+      </w:r>
+      <w:r>
+        <w:t xml:space="preserve"> </w:t>
+      </w:r>
+      <w:r>
+        <w:t xml:space="preserve">материалам базы, со ссылками; советник в игре получает из неё справки (доктрину, технику — без</w:t>
+      </w:r>
+      <w:r>
+        <w:t xml:space="preserve"> </w:t>
+      </w:r>
+      <w:r>
+        <w:t xml:space="preserve">хода боёв в истории).</w:t>
+      </w:r>
+    </w:p>
+    <w:p>
+      <w:pPr>
+        <w:pStyle w:val="BodyText"/>
+      </w:pPr>
+      <w:r>
+        <w:t xml:space="preserve">Перед моделированием операции нужны материалы: численность и состав формирований, задачи,</w:t>
+      </w:r>
+      <w:r>
+        <w:t xml:space="preserve"> </w:t>
+      </w:r>
+      <w:r>
+        <w:t xml:space="preserve">положения по дням, события, состояние мостов и дорог. Стенд помогает их собрать и показывает,</w:t>
+      </w:r>
+      <w:r>
+        <w:t xml:space="preserve"> </w:t>
+      </w:r>
+      <w:r>
+        <w:t xml:space="preserve">чего не хватает.</w:t>
+      </w:r>
+    </w:p>
+    <w:bookmarkStart w:id="85" w:name="X755e226ad4402fdd679bf3cc49ea760f6b24c52"/>
+    <w:p>
+      <w:pPr>
+        <w:pStyle w:val="Heading3"/>
+      </w:pPr>
+      <w:r>
+        <w:t xml:space="preserve">8.1. Материалы операции и база знаний</w:t>
+      </w:r>
+    </w:p>
+    <w:p>
+      <w:pPr>
+        <w:pStyle w:val="FirstParagraph"/>
+      </w:pPr>
+      <w:r>
+        <w:t xml:space="preserve">В карточке операции («Моделирование → Операции») загружаются документы: книги, донесения,</w:t>
+      </w:r>
+      <w:r>
+        <w:t xml:space="preserve"> </w:t>
+      </w:r>
+      <w:r>
+        <w:t xml:space="preserve">журналы боевых действий (PDF с текстом, Word, HTML, txt) с указанием достоверности (A, B, C).</w:t>
+      </w:r>
+      <w:r>
+        <w:t xml:space="preserve"> </w:t>
+      </w:r>
+      <w:r>
+        <w:t xml:space="preserve">Модель разбирает документ по частям и выписывает:</w:t>
+      </w:r>
+    </w:p>
+    <w:p>
+      <w:pPr>
+        <w:numPr>
+          <w:ilvl w:val="0"/>
+          <w:numId w:val="1006"/>
+        </w:numPr>
+        <w:pStyle w:val="Compact"/>
+      </w:pPr>
+      <w:r>
+        <w:rPr>
+          <w:bCs/>
+          <w:b/>
+        </w:rPr>
+        <w:t xml:space="preserve">записи в базу знаний</w:t>
+      </w:r>
+      <w:r>
+        <w:t xml:space="preserve"> </w:t>
+      </w:r>
+      <w:r>
+        <w:t xml:space="preserve">— в раздел этой операции (формирования, пункты, бои, хроника,</w:t>
+      </w:r>
+      <w:r>
+        <w:t xml:space="preserve"> </w:t>
+      </w:r>
+      <w:r>
+        <w:t xml:space="preserve">нормативы) с дословной цитатой; без цитаты запись отбрасывается;</w:t>
+      </w:r>
+    </w:p>
+    <w:p>
+      <w:pPr>
+        <w:numPr>
+          <w:ilvl w:val="0"/>
+          <w:numId w:val="1006"/>
+        </w:numPr>
+        <w:pStyle w:val="Compact"/>
+      </w:pPr>
+      <w:r>
+        <w:rPr>
+          <w:bCs/>
+          <w:b/>
+        </w:rPr>
+        <w:t xml:space="preserve">сведения об инфраструктуре</w:t>
+      </w:r>
+      <w:r>
+        <w:t xml:space="preserve"> </w:t>
+      </w:r>
+      <w:r>
+        <w:t xml:space="preserve">— мосты, переправы, дороги, железные дороги: что, где, в</w:t>
+      </w:r>
+      <w:r>
+        <w:t xml:space="preserve"> </w:t>
+      </w:r>
+      <w:r>
+        <w:t xml:space="preserve">каком состоянии, с какой даты, чьими силами;</w:t>
+      </w:r>
+    </w:p>
+    <w:p>
+      <w:pPr>
+        <w:numPr>
+          <w:ilvl w:val="0"/>
+          <w:numId w:val="1006"/>
+        </w:numPr>
+        <w:pStyle w:val="Compact"/>
+      </w:pPr>
+      <w:r>
+        <w:rPr>
+          <w:bCs/>
+          <w:b/>
+        </w:rPr>
+        <w:t xml:space="preserve">положения формирований по дням</w:t>
+      </w:r>
+      <w:r>
+        <w:t xml:space="preserve"> </w:t>
+      </w:r>
+      <w:r>
+        <w:t xml:space="preserve">— кто, когда, где (раздел 8.4).</w:t>
+      </w:r>
+    </w:p>
+    <w:p>
+      <w:pPr>
+        <w:pStyle w:val="FirstParagraph"/>
+      </w:pPr>
+      <w:r>
+        <w:t xml:space="preserve">Под документом видно, что извлеклось: сколько новых записей, дополнений, сведений об</w:t>
+      </w:r>
+      <w:r>
+        <w:t xml:space="preserve"> </w:t>
+      </w:r>
+      <w:r>
+        <w:t xml:space="preserve">инфраструктуре. Каждое сведение показано с цитатой и с тем, как оно ляжет на театр («в</w:t>
+      </w:r>
+      <w:r>
+        <w:t xml:space="preserve"> </w:t>
+      </w:r>
+      <w:r>
+        <w:t xml:space="preserve">расчёте: переправа действует с 17.04» или «на театре не найдено — останется сведением»).</w:t>
+      </w:r>
+      <w:r>
+        <w:t xml:space="preserve"> </w:t>
+      </w:r>
+      <w:r>
+        <w:t xml:space="preserve">Человек принимает или отклоняет; принятое попадает в расчёт и в базу знаний.</w:t>
+      </w:r>
+    </w:p>
+    <w:p>
+      <w:pPr>
+        <w:pStyle w:val="BodyText"/>
+      </w:pPr>
+      <w:r>
+        <w:drawing>
+          <wp:inline>
+            <wp:extent cx="5334000" cy="4021583"/>
+            <wp:effectExtent b="0" l="0" r="0" t="0"/>
+            <wp:docPr descr="Материалы операции: извлечённые сведения об инфраструктуре" title="" id="80" name="Picture"/>
+            <a:graphic>
+              <a:graphicData uri="http://schemas.openxmlformats.org/drawingml/2006/picture">
+                <pic:pic>
+                  <pic:nvPicPr>
+                    <pic:cNvPr descr="img/ops-materials.jpg" id="81" name="Picture"/>
+                    <pic:cNvPicPr>
+                      <a:picLocks noChangeArrowheads="1" noChangeAspect="1"/>
+                    </pic:cNvPicPr>
+                  </pic:nvPicPr>
+                  <pic:blipFill>
+                    <a:blip r:embed="rId79"/>
                     <a:stretch>
                       <a:fillRect/>
                     </a:stretch>
@@ -2914,18 +3529,18 @@
           <wp:inline>
             <wp:extent cx="5334000" cy="3333750"/>
             <wp:effectExtent b="0" l="0" r="0" t="0"/>
-            <wp:docPr descr="Знания: Берлинская операция" title="" id="77" name="Picture"/>
+            <wp:docPr descr="Знания: Берлинская операция" title="" id="83" name="Picture"/>
             <a:graphic>
               <a:graphicData uri="http://schemas.openxmlformats.org/drawingml/2006/picture">
                 <pic:pic>
                   <pic:nvPicPr>
-                    <pic:cNvPr descr="img/kb-browse.jpg" id="78" name="Picture"/>
+                    <pic:cNvPr descr="img/kb-browse.jpg" id="84" name="Picture"/>
                     <pic:cNvPicPr>
                       <a:picLocks noChangeArrowheads="1" noChangeAspect="1"/>
                     </pic:cNvPicPr>
                   </pic:nvPicPr>
                   <pic:blipFill>
-                    <a:blip r:embed="rId76"/>
+                    <a:blip r:embed="rId82"/>
                     <a:stretch>
                       <a:fillRect/>
                     </a:stretch>
@@ -2964,8 +3579,8 @@
         <w:t xml:space="preserve">Раздел «Знания»: рубрикатор слева, запись об операции с фактами, источниками и достоверностью, справа — вопросы к модели по базе.</w:t>
       </w:r>
     </w:p>
-    <w:bookmarkEnd w:id="79"/>
-    <w:bookmarkStart w:id="89" w:name="X1522de9a32215e1f5cfde96f52b018aac5cada8"/>
+    <w:bookmarkEnd w:id="85"/>
+    <w:bookmarkStart w:id="95" w:name="X1522de9a32215e1f5cfde96f52b018aac5cada8"/>
     <w:p>
       <w:pPr>
         <w:pStyle w:val="Heading3"/>
@@ -3873,18 +4488,18 @@
           <wp:inline>
             <wp:extent cx="5334000" cy="3333750"/>
             <wp:effectExtent b="0" l="0" r="0" t="0"/>
-            <wp:docPr descr="Полнота материалов Берлинской операции" title="" id="81" name="Picture"/>
+            <wp:docPr descr="Полнота материалов Берлинской операции" title="" id="87" name="Picture"/>
             <a:graphic>
               <a:graphicData uri="http://schemas.openxmlformats.org/drawingml/2006/picture">
                 <pic:pic>
                   <pic:nvPicPr>
-                    <pic:cNvPr descr="img/kb-coverage.jpg" id="82" name="Picture"/>
+                    <pic:cNvPr descr="img/kb-coverage.jpg" id="88" name="Picture"/>
                     <pic:cNvPicPr>
                       <a:picLocks noChangeArrowheads="1" noChangeAspect="1"/>
                     </pic:cNvPicPr>
                   </pic:nvPicPr>
                   <pic:blipFill>
-                    <a:blip r:embed="rId80"/>
+                    <a:blip r:embed="rId86"/>
                     <a:stretch>
                       <a:fillRect/>
                     </a:stretch>
@@ -3990,18 +4605,18 @@
           <wp:inline>
             <wp:extent cx="5334000" cy="3515839"/>
             <wp:effectExtent b="0" l="0" r="0" t="0"/>
-            <wp:docPr descr="Матрица полноты: формирования" title="" id="84" name="Picture"/>
+            <wp:docPr descr="Матрица полноты: формирования" title="" id="90" name="Picture"/>
             <a:graphic>
               <a:graphicData uri="http://schemas.openxmlformats.org/drawingml/2006/picture">
                 <pic:pic>
                   <pic:nvPicPr>
-                    <pic:cNvPr descr="img/ops-coverage-matrix.jpg" id="85" name="Picture"/>
+                    <pic:cNvPr descr="img/ops-coverage-matrix.jpg" id="91" name="Picture"/>
                     <pic:cNvPicPr>
                       <a:picLocks noChangeArrowheads="1" noChangeAspect="1"/>
                     </pic:cNvPicPr>
                   </pic:nvPicPr>
                   <pic:blipFill>
-                    <a:blip r:embed="rId83"/>
+                    <a:blip r:embed="rId89"/>
                     <a:stretch>
                       <a:fillRect/>
                     </a:stretch>
@@ -4049,18 +4664,18 @@
           <wp:inline>
             <wp:extent cx="5334000" cy="3345971"/>
             <wp:effectExtent b="0" l="0" r="0" t="0"/>
-            <wp:docPr descr="Карта пробелов" title="" id="87" name="Picture"/>
+            <wp:docPr descr="Карта пробелов" title="" id="93" name="Picture"/>
             <a:graphic>
               <a:graphicData uri="http://schemas.openxmlformats.org/drawingml/2006/picture">
                 <pic:pic>
                   <pic:nvPicPr>
-                    <pic:cNvPr descr="img/ops-gapmap.jpg" id="88" name="Picture"/>
+                    <pic:cNvPr descr="img/ops-gapmap.jpg" id="94" name="Picture"/>
                     <pic:cNvPicPr>
                       <a:picLocks noChangeArrowheads="1" noChangeAspect="1"/>
                     </pic:cNvPicPr>
                   </pic:nvPicPr>
                   <pic:blipFill>
-                    <a:blip r:embed="rId86"/>
+                    <a:blip r:embed="rId92"/>
                     <a:stretch>
                       <a:fillRect/>
                     </a:stretch>
@@ -4153,8 +4768,8 @@
         <w:t xml:space="preserve">файлом «Что собрать (.md)» — задание на поиск материалов.</w:t>
       </w:r>
     </w:p>
-    <w:bookmarkEnd w:id="89"/>
-    <w:bookmarkStart w:id="93" w:name="X56f5652edeab440528fab61a4ffcffc991f13a2"/>
+    <w:bookmarkEnd w:id="95"/>
+    <w:bookmarkStart w:id="99" w:name="X56f5652edeab440528fab61a4ffcffc991f13a2"/>
     <w:p>
       <w:pPr>
         <w:pStyle w:val="Heading3"/>
@@ -4346,18 +4961,18 @@
           <wp:inline>
             <wp:extent cx="5334000" cy="2387650"/>
             <wp:effectExtent b="0" l="0" r="0" t="0"/>
-            <wp:docPr descr="Сверка с базой знаний" title="" id="91" name="Picture"/>
+            <wp:docPr descr="Сверка с базой знаний" title="" id="97" name="Picture"/>
             <a:graphic>
               <a:graphicData uri="http://schemas.openxmlformats.org/drawingml/2006/picture">
                 <pic:pic>
                   <pic:nvPicPr>
-                    <pic:cNvPr descr="img/ops-sync.jpg" id="92" name="Picture"/>
+                    <pic:cNvPr descr="img/ops-sync.jpg" id="98" name="Picture"/>
                     <pic:cNvPicPr>
                       <a:picLocks noChangeArrowheads="1" noChangeAspect="1"/>
                     </pic:cNvPicPr>
                   </pic:nvPicPr>
                   <pic:blipFill>
-                    <a:blip r:embed="rId90"/>
+                    <a:blip r:embed="rId96"/>
                     <a:stretch>
                       <a:fillRect/>
                     </a:stretch>
@@ -4396,8 +5011,8 @@
         <w:t xml:space="preserve">Берлинская операция: три расхождения «база → сценарий» — танки трёх немецких дивизий (в сценарии — по распределению численности армии, в базе — исправные на 13.04 по Исаеву), и 187 сведений, которых в базе нет: численность, танки, орудия, боевой путь.</w:t>
       </w:r>
     </w:p>
-    <w:bookmarkEnd w:id="93"/>
-    <w:bookmarkStart w:id="97" w:name="X50c91261b5a8a082807127401c382b647aac761"/>
+    <w:bookmarkEnd w:id="99"/>
+    <w:bookmarkStart w:id="103" w:name="X50c91261b5a8a082807127401c382b647aac761"/>
     <w:p>
       <w:pPr>
         <w:pStyle w:val="Heading3"/>
@@ -4444,7 +5059,7 @@
       <w:pPr>
         <w:numPr>
           <w:ilvl w:val="0"/>
-          <w:numId w:val="1006"/>
+          <w:numId w:val="1007"/>
         </w:numPr>
         <w:pStyle w:val="Compact"/>
       </w:pPr>
@@ -4466,7 +5081,7 @@
       <w:pPr>
         <w:numPr>
           <w:ilvl w:val="0"/>
-          <w:numId w:val="1006"/>
+          <w:numId w:val="1007"/>
         </w:numPr>
         <w:pStyle w:val="Compact"/>
       </w:pPr>
@@ -4513,18 +5128,18 @@
           <wp:inline>
             <wp:extent cx="5334000" cy="2091232"/>
             <wp:effectExtent b="0" l="0" r="0" t="0"/>
-            <wp:docPr descr="Положения из документа" title="" id="95" name="Picture"/>
+            <wp:docPr descr="Положения из документа" title="" id="101" name="Picture"/>
             <a:graphic>
               <a:graphicData uri="http://schemas.openxmlformats.org/drawingml/2006/picture">
                 <pic:pic>
                   <pic:nvPicPr>
-                    <pic:cNvPr descr="img/ops-positions.jpg" id="96" name="Picture"/>
+                    <pic:cNvPr descr="img/ops-positions.jpg" id="102" name="Picture"/>
                     <pic:cNvPicPr>
                       <a:picLocks noChangeArrowheads="1" noChangeAspect="1"/>
                     </pic:cNvPicPr>
                   </pic:nvPicPr>
                   <pic:blipFill>
-                    <a:blip r:embed="rId94"/>
+                    <a:blip r:embed="rId100"/>
                     <a:stretch>
                       <a:fillRect/>
                     </a:stretch>
@@ -4563,8 +5178,8 @@
         <w:t xml:space="preserve">Три положения из проверочного документа: два ложатся и в историю, и в базу; для третьего пункт «Зеелов» на театре не найден (там «Зелов») — только в базу.</w:t>
       </w:r>
     </w:p>
-    <w:bookmarkEnd w:id="97"/>
-    <w:bookmarkStart w:id="104" w:name="Xc8e6f1bd6278aa3185a2ef046b9f30fa5352ca0"/>
+    <w:bookmarkEnd w:id="103"/>
+    <w:bookmarkStart w:id="110" w:name="Xc8e6f1bd6278aa3185a2ef046b9f30fa5352ca0"/>
     <w:p>
       <w:pPr>
         <w:pStyle w:val="Heading3"/>
@@ -4597,7 +5212,7 @@
       <w:pPr>
         <w:numPr>
           <w:ilvl w:val="0"/>
-          <w:numId w:val="1007"/>
+          <w:numId w:val="1008"/>
         </w:numPr>
         <w:pStyle w:val="Compact"/>
       </w:pPr>
@@ -4609,7 +5224,7 @@
       <w:pPr>
         <w:numPr>
           <w:ilvl w:val="0"/>
-          <w:numId w:val="1007"/>
+          <w:numId w:val="1008"/>
         </w:numPr>
         <w:pStyle w:val="Compact"/>
       </w:pPr>
@@ -4627,7 +5242,7 @@
       <w:pPr>
         <w:numPr>
           <w:ilvl w:val="0"/>
-          <w:numId w:val="1007"/>
+          <w:numId w:val="1008"/>
         </w:numPr>
         <w:pStyle w:val="Compact"/>
       </w:pPr>
@@ -4645,7 +5260,7 @@
       <w:pPr>
         <w:numPr>
           <w:ilvl w:val="0"/>
-          <w:numId w:val="1007"/>
+          <w:numId w:val="1008"/>
         </w:numPr>
         <w:pStyle w:val="Compact"/>
       </w:pPr>
@@ -4663,7 +5278,7 @@
       <w:pPr>
         <w:numPr>
           <w:ilvl w:val="0"/>
-          <w:numId w:val="1007"/>
+          <w:numId w:val="1008"/>
         </w:numPr>
         <w:pStyle w:val="Compact"/>
       </w:pPr>
@@ -4736,18 +5351,18 @@
           <wp:inline>
             <wp:extent cx="5334000" cy="1739347"/>
             <wp:effectExtent b="0" l="0" r="0" t="0"/>
-            <wp:docPr descr="Пересчёт модели" title="" id="99" name="Picture"/>
+            <wp:docPr descr="Пересчёт модели" title="" id="105" name="Picture"/>
             <a:graphic>
               <a:graphicData uri="http://schemas.openxmlformats.org/drawingml/2006/picture">
                 <pic:pic>
                   <pic:nvPicPr>
-                    <pic:cNvPr descr="img/ops-recalc.jpg" id="100" name="Picture"/>
+                    <pic:cNvPr descr="img/ops-recalc.jpg" id="106" name="Picture"/>
                     <pic:cNvPicPr>
                       <a:picLocks noChangeArrowheads="1" noChangeAspect="1"/>
                     </pic:cNvPicPr>
                   </pic:nvPicPr>
                   <pic:blipFill>
-                    <a:blip r:embed="rId98"/>
+                    <a:blip r:embed="rId104"/>
                     <a:stretch>
                       <a:fillRect/>
                     </a:stretch>
@@ -4795,18 +5410,18 @@
           <wp:inline>
             <wp:extent cx="5334000" cy="3333750"/>
             <wp:effectExtent b="0" l="0" r="0" t="0"/>
-            <wp:docPr descr="Запись о калибровке в базе знаний" title="" id="102" name="Picture"/>
+            <wp:docPr descr="Запись о калибровке в базе знаний" title="" id="108" name="Picture"/>
             <a:graphic>
               <a:graphicData uri="http://schemas.openxmlformats.org/drawingml/2006/picture">
                 <pic:pic>
                   <pic:nvPicPr>
-                    <pic:cNvPr descr="img/kb-calibration.jpg" id="103" name="Picture"/>
+                    <pic:cNvPr descr="img/kb-calibration.jpg" id="109" name="Picture"/>
                     <pic:cNvPicPr>
                       <a:picLocks noChangeArrowheads="1" noChangeAspect="1"/>
                     </pic:cNvPicPr>
                   </pic:nvPicPr>
                   <pic:blipFill>
-                    <a:blip r:embed="rId101"/>
+                    <a:blip r:embed="rId107"/>
                     <a:stretch>
                       <a:fillRect/>
                     </a:stretch>
@@ -4845,9 +5460,9 @@
         <w:t xml:space="preserve">Запись «Калибровка модели» в разделе «Знания»: что изменилось в данных, мерило до и после, сдвинутые множители.</w:t>
       </w:r>
     </w:p>
-    <w:bookmarkEnd w:id="104"/>
-    <w:bookmarkEnd w:id="105"/>
-    <w:bookmarkStart w:id="109" w:name="Xa61a7e2e0160f5710f753bff8f371ed1115d4af"/>
+    <w:bookmarkEnd w:id="110"/>
+    <w:bookmarkEnd w:id="111"/>
+    <w:bookmarkStart w:id="115" w:name="Xa61a7e2e0160f5710f753bff8f371ed1115d4af"/>
     <w:p>
       <w:pPr>
         <w:pStyle w:val="Heading2"/>
@@ -5111,18 +5726,18 @@
           <wp:inline>
             <wp:extent cx="5334000" cy="3333750"/>
             <wp:effectExtent b="0" l="0" r="0" t="0"/>
-            <wp:docPr descr="Раздел «ИИ»" title="" id="107" name="Picture"/>
+            <wp:docPr descr="Раздел «ИИ»" title="" id="113" name="Picture"/>
             <a:graphic>
               <a:graphicData uri="http://schemas.openxmlformats.org/drawingml/2006/picture">
                 <pic:pic>
                   <pic:nvPicPr>
-                    <pic:cNvPr descr="img/ai-settings.jpg" id="108" name="Picture"/>
+                    <pic:cNvPr descr="img/ai-settings.jpg" id="114" name="Picture"/>
                     <pic:cNvPicPr>
                       <a:picLocks noChangeArrowheads="1" noChangeAspect="1"/>
                     </pic:cNvPicPr>
                   </pic:nvPicPr>
                   <pic:blipFill>
-                    <a:blip r:embed="rId106"/>
+                    <a:blip r:embed="rId112"/>
                     <a:stretch>
                       <a:fillRect/>
                     </a:stretch>
@@ -5161,8 +5776,8 @@
         <w:t xml:space="preserve">Связь с моделью: адрес сервера, модель, размышление; как подготовить LM Studio и что видит модель.</w:t>
       </w:r>
     </w:p>
-    <w:bookmarkEnd w:id="109"/>
-    <w:bookmarkStart w:id="111" w:name="Xf6db27664d3ccada61aa622f142e743fa79134b"/>
+    <w:bookmarkEnd w:id="115"/>
+    <w:bookmarkStart w:id="117" w:name="Xf6db27664d3ccada61aa622f142e743fa79134b"/>
     <w:p>
       <w:pPr>
         <w:pStyle w:val="Heading2"/>
@@ -5764,7 +6379,7 @@
       <w:r>
         <w:t xml:space="preserve"> </w:t>
       </w:r>
-      <w:hyperlink r:id="rId110">
+      <w:hyperlink r:id="rId116">
         <w:r>
           <w:rPr>
             <w:rStyle w:val="Hyperlink"/>
@@ -5776,8 +6391,8 @@
         <w:t xml:space="preserve">.</w:t>
       </w:r>
     </w:p>
-    <w:bookmarkEnd w:id="111"/>
-    <w:bookmarkStart w:id="113" w:name="X05c6b39a4826060f94102ba7cd6d65d62595383"/>
+    <w:bookmarkEnd w:id="117"/>
+    <w:bookmarkStart w:id="119" w:name="X05c6b39a4826060f94102ba7cd6d65d62595383"/>
     <w:p>
       <w:pPr>
         <w:pStyle w:val="Heading2"/>
@@ -6138,7 +6753,7 @@
       <w:r>
         <w:t xml:space="preserve"> </w:t>
       </w:r>
-      <w:hyperlink r:id="rId112">
+      <w:hyperlink r:id="rId118">
         <w:r>
           <w:rPr>
             <w:rStyle w:val="Hyperlink"/>
@@ -6150,8 +6765,8 @@
         <w:t xml:space="preserve">.</w:t>
       </w:r>
     </w:p>
-    <w:bookmarkEnd w:id="113"/>
-    <w:bookmarkStart w:id="115" w:name="Xebe1a65cc94765552f91703977d128468568d29"/>
+    <w:bookmarkEnd w:id="119"/>
+    <w:bookmarkStart w:id="121" w:name="Xebe1a65cc94765552f91703977d128468568d29"/>
     <w:p>
       <w:pPr>
         <w:pStyle w:val="Heading2"/>
@@ -6164,7 +6779,7 @@
       <w:pPr>
         <w:numPr>
           <w:ilvl w:val="0"/>
-          <w:numId w:val="1008"/>
+          <w:numId w:val="1009"/>
         </w:numPr>
         <w:pStyle w:val="Compact"/>
       </w:pPr>
@@ -6193,7 +6808,7 @@
       <w:r>
         <w:t xml:space="preserve"> </w:t>
       </w:r>
-      <w:hyperlink r:id="rId114">
+      <w:hyperlink r:id="rId120">
         <w:r>
           <w:rPr>
             <w:rStyle w:val="Hyperlink"/>
@@ -6230,7 +6845,7 @@
       <w:pPr>
         <w:numPr>
           <w:ilvl w:val="0"/>
-          <w:numId w:val="1008"/>
+          <w:numId w:val="1009"/>
         </w:numPr>
         <w:pStyle w:val="Compact"/>
       </w:pPr>
@@ -6252,7 +6867,7 @@
       <w:pPr>
         <w:numPr>
           <w:ilvl w:val="0"/>
-          <w:numId w:val="1008"/>
+          <w:numId w:val="1009"/>
         </w:numPr>
         <w:pStyle w:val="Compact"/>
       </w:pPr>
@@ -6274,7 +6889,7 @@
       <w:pPr>
         <w:numPr>
           <w:ilvl w:val="0"/>
-          <w:numId w:val="1008"/>
+          <w:numId w:val="1009"/>
         </w:numPr>
         <w:pStyle w:val="Compact"/>
       </w:pPr>
@@ -6308,7 +6923,7 @@
       <w:pPr>
         <w:numPr>
           <w:ilvl w:val="0"/>
-          <w:numId w:val="1008"/>
+          <w:numId w:val="1009"/>
         </w:numPr>
         <w:pStyle w:val="Compact"/>
       </w:pPr>
@@ -6326,8 +6941,8 @@
         <w:t xml:space="preserve">— любой сервер с API, совместимым с OpenAI (LM Studio по умолчанию).</w:t>
       </w:r>
     </w:p>
-    <w:bookmarkEnd w:id="115"/>
-    <w:bookmarkStart w:id="116" w:name="X3efa651d5370762a52bb3478fb99987bd328529"/>
+    <w:bookmarkEnd w:id="121"/>
+    <w:bookmarkStart w:id="122" w:name="X3efa651d5370762a52bb3478fb99987bd328529"/>
     <w:p>
       <w:pPr>
         <w:pStyle w:val="Heading2"/>
@@ -6613,8 +7228,8 @@
         <w:t xml:space="preserve">в разработке ключ не нужен. Корпоративный прокси и свои сертификаты поддерживаются при сборке.</w:t>
       </w:r>
     </w:p>
-    <w:bookmarkEnd w:id="116"/>
-    <w:bookmarkStart w:id="117" w:name="X4b31094387d439be84dabb9b914a8e04f5f8768"/>
+    <w:bookmarkEnd w:id="122"/>
+    <w:bookmarkStart w:id="123" w:name="X4b31094387d439be84dabb9b914a8e04f5f8768"/>
     <w:p>
       <w:pPr>
         <w:pStyle w:val="Heading2"/>
@@ -6795,9 +7410,9 @@
         <w:t xml:space="preserve">Playwright). Описание обновляется в том же коммите, что и доработка.</w:t>
       </w:r>
     </w:p>
-    <w:bookmarkEnd w:id="117"/>
-    <w:bookmarkEnd w:id="118"/>
-    <w:bookmarkStart w:id="161" w:name="часть-ii-модель-переигровки"/>
+    <w:bookmarkEnd w:id="123"/>
+    <w:bookmarkEnd w:id="124"/>
+    <w:bookmarkStart w:id="167" w:name="часть-ii-модель-переигровки"/>
     <w:p>
       <w:pPr>
         <w:pStyle w:val="Heading1"/>
@@ -6860,7 +7475,7 @@
       <w:r>
         <w:t xml:space="preserve"> </w:t>
       </w:r>
-      <w:hyperlink r:id="rId119">
+      <w:hyperlink r:id="rId125">
         <w:r>
           <w:rPr>
             <w:rStyle w:val="Hyperlink"/>
@@ -6880,7 +7495,7 @@
       <w:r>
         <w:t xml:space="preserve"> </w:t>
       </w:r>
-      <w:hyperlink r:id="rId120">
+      <w:hyperlink r:id="rId126">
         <w:r>
           <w:rPr>
             <w:rStyle w:val="Hyperlink"/>
@@ -6892,7 +7507,7 @@
         <w:t xml:space="preserve">.</w:t>
       </w:r>
     </w:p>
-    <w:bookmarkStart w:id="121" w:name="Xcf63c037ab7dd7d4db403f4b5c8eccdd2dae3f8"/>
+    <w:bookmarkStart w:id="127" w:name="Xcf63c037ab7dd7d4db403f4b5c8eccdd2dae3f8"/>
     <w:p>
       <w:pPr>
         <w:pStyle w:val="Heading2"/>
@@ -7055,8 +7670,8 @@
         <w:t xml:space="preserve">операции). Городской: клетка 250 м, ход 12 часов (бой в Берлине 24.04–2.05).</w:t>
       </w:r>
     </w:p>
-    <w:bookmarkEnd w:id="121"/>
-    <w:bookmarkStart w:id="122" w:name="X93fe99f6f07019eee78d1697861d571a3900607"/>
+    <w:bookmarkEnd w:id="127"/>
+    <w:bookmarkStart w:id="128" w:name="X93fe99f6f07019eee78d1697861d571a3900607"/>
     <w:p>
       <w:pPr>
         <w:pStyle w:val="Heading2"/>
@@ -7340,8 +7955,8 @@
         <w:t xml:space="preserve">   сценарий, история (положения по дням) ──► пересчёт: калибровка, контрольная</w:t>
       </w:r>
     </w:p>
-    <w:bookmarkEnd w:id="122"/>
-    <w:bookmarkStart w:id="132" w:name="Xb75c2b10631fcbfc04eb3a0e3375c635fd2d8e0"/>
+    <w:bookmarkEnd w:id="128"/>
+    <w:bookmarkStart w:id="138" w:name="Xb75c2b10631fcbfc04eb3a0e3375c635fd2d8e0"/>
     <w:p>
       <w:pPr>
         <w:pStyle w:val="Heading2"/>
@@ -7350,7 +7965,7 @@
         <w:t xml:space="preserve">17. Данные</w:t>
       </w:r>
     </w:p>
-    <w:bookmarkStart w:id="123" w:name="Xff0f5815d53b5e11d412cf8d88bb873a350baac"/>
+    <w:bookmarkStart w:id="129" w:name="Xff0f5815d53b5e11d412cf8d88bb873a350baac"/>
     <w:p>
       <w:pPr>
         <w:pStyle w:val="Heading3"/>
@@ -7858,7 +8473,7 @@
       <w:pPr>
         <w:numPr>
           <w:ilvl w:val="0"/>
-          <w:numId w:val="1009"/>
+          <w:numId w:val="1010"/>
         </w:numPr>
         <w:pStyle w:val="Compact"/>
       </w:pPr>
@@ -7893,7 +8508,7 @@
       <w:pPr>
         <w:numPr>
           <w:ilvl w:val="0"/>
-          <w:numId w:val="1009"/>
+          <w:numId w:val="1010"/>
         </w:numPr>
         <w:pStyle w:val="Compact"/>
       </w:pPr>
@@ -7915,7 +8530,7 @@
       <w:pPr>
         <w:numPr>
           <w:ilvl w:val="0"/>
-          <w:numId w:val="1009"/>
+          <w:numId w:val="1010"/>
         </w:numPr>
         <w:pStyle w:val="Compact"/>
       </w:pPr>
@@ -8013,8 +8628,8 @@
         <w:t xml:space="preserve">Тексты книг в репозитории не хранятся — только извлечённые факты и короткие пересказы.</w:t>
       </w:r>
     </w:p>
-    <w:bookmarkEnd w:id="123"/>
-    <w:bookmarkStart w:id="129" w:name="Xeec6d9fa7b141a19e37f5ed647e4d66f2c8768d"/>
+    <w:bookmarkEnd w:id="129"/>
+    <w:bookmarkStart w:id="135" w:name="Xeec6d9fa7b141a19e37f5ed647e4d66f2c8768d"/>
     <w:p>
       <w:pPr>
         <w:pStyle w:val="Heading3"/>
@@ -8409,7 +9024,7 @@
       <w:pPr>
         <w:numPr>
           <w:ilvl w:val="0"/>
-          <w:numId w:val="1010"/>
+          <w:numId w:val="1011"/>
         </w:numPr>
         <w:pStyle w:val="Compact"/>
       </w:pPr>
@@ -8437,7 +9052,7 @@
       <w:pPr>
         <w:numPr>
           <w:ilvl w:val="0"/>
-          <w:numId w:val="1010"/>
+          <w:numId w:val="1011"/>
         </w:numPr>
         <w:pStyle w:val="Compact"/>
       </w:pPr>
@@ -8604,18 +9219,18 @@
           <wp:inline>
             <wp:extent cx="5334000" cy="3333750"/>
             <wp:effectExtent b="0" l="0" r="0" t="0"/>
-            <wp:docPr descr="Исторический слой: сравнение дорог проверочной карты с дорогами театра" title="" id="125" name="Picture"/>
+            <wp:docPr descr="Исторический слой: сравнение дорог проверочной карты с дорогами театра" title="" id="131" name="Picture"/>
             <a:graphic>
               <a:graphicData uri="http://schemas.openxmlformats.org/drawingml/2006/picture">
                 <pic:pic>
                   <pic:nvPicPr>
-                    <pic:cNvPr descr="img/theatre-historical-roads.jpg" id="126" name="Picture"/>
+                    <pic:cNvPr descr="img/theatre-historical-roads.jpg" id="132" name="Picture"/>
                     <pic:cNvPicPr>
                       <a:picLocks noChangeArrowheads="1" noChangeAspect="1"/>
                     </pic:cNvPicPr>
                   </pic:nvPicPr>
                   <pic:blipFill>
-                    <a:blip r:embed="rId124"/>
+                    <a:blip r:embed="rId130"/>
                     <a:stretch>
                       <a:fillRect/>
                     </a:stretch>
@@ -8689,12 +9304,12 @@
           <wp:inline>
             <wp:extent cx="5334000" cy="3333750"/>
             <wp:effectExtent b="0" l="0" r="0" t="0"/>
-            <wp:docPr descr="Карта местности: рельеф и реки театра Одер — Берлин" title="" id="127" name="Picture"/>
+            <wp:docPr descr="Карта местности: рельеф и реки театра Одер — Берлин" title="" id="133" name="Picture"/>
             <a:graphic>
               <a:graphicData uri="http://schemas.openxmlformats.org/drawingml/2006/picture">
                 <pic:pic>
                   <pic:nvPicPr>
-                    <pic:cNvPr descr="img/theatre-relief.jpg" id="128" name="Picture"/>
+                    <pic:cNvPr descr="img/theatre-relief.jpg" id="134" name="Picture"/>
                     <pic:cNvPicPr>
                       <a:picLocks noChangeArrowheads="1" noChangeAspect="1"/>
                     </pic:cNvPicPr>
@@ -9222,8 +9837,8 @@
         </w:tc>
       </w:tr>
     </w:tbl>
-    <w:bookmarkEnd w:id="129"/>
-    <w:bookmarkStart w:id="130" w:name="X4462192615aed2210ebe5d3bb7d17cf846862b3"/>
+    <w:bookmarkEnd w:id="135"/>
+    <w:bookmarkStart w:id="136" w:name="X4462192615aed2210ebe5d3bb7d17cf846862b3"/>
     <w:p>
       <w:pPr>
         <w:pStyle w:val="Heading3"/>
@@ -10353,8 +10968,8 @@
         <w:t xml:space="preserve">дальше крепости, обходят её, а не штурмуют (Познань в январе 1945 г.).</w:t>
       </w:r>
     </w:p>
-    <w:bookmarkEnd w:id="130"/>
-    <w:bookmarkStart w:id="131" w:name="Xa86b3a71bee3db808d30ab989fa1c4903a0ff96"/>
+    <w:bookmarkEnd w:id="136"/>
+    <w:bookmarkStart w:id="137" w:name="Xa86b3a71bee3db808d30ab989fa1c4903a0ff96"/>
     <w:p>
       <w:pPr>
         <w:pStyle w:val="Heading3"/>
@@ -10546,9 +11161,9 @@
         <w:t xml:space="preserve">Полные таблицы — в приложении А.</w:t>
       </w:r>
     </w:p>
-    <w:bookmarkEnd w:id="131"/>
-    <w:bookmarkEnd w:id="132"/>
-    <w:bookmarkStart w:id="136" w:name="X67c5a73f0eb4cf09f07136623a2747a63f384ca"/>
+    <w:bookmarkEnd w:id="137"/>
+    <w:bookmarkEnd w:id="138"/>
+    <w:bookmarkStart w:id="142" w:name="X67c5a73f0eb4cf09f07136623a2747a63f384ca"/>
     <w:p>
       <w:pPr>
         <w:pStyle w:val="Heading2"/>
@@ -10580,7 +11195,7 @@
         <w:t xml:space="preserve">формирования действуют, их численность, задачи, источники подвоза и события для проверки.</w:t>
       </w:r>
     </w:p>
-    <w:bookmarkStart w:id="133" w:name="X0a37ea3c5bd539f9f29107536ecfa72f11bc7d9"/>
+    <w:bookmarkStart w:id="139" w:name="X0a37ea3c5bd539f9f29107536ecfa72f11bc7d9"/>
     <w:p>
       <w:pPr>
         <w:pStyle w:val="Heading3"/>
@@ -10601,392 +11216,6 @@
       </w:r>
       <w:r>
         <w:t xml:space="preserve">действующим формированиям сверху вниз по подчинённости:</w:t>
-      </w:r>
-    </w:p>
-    <w:p>
-      <w:pPr>
-        <w:numPr>
-          <w:ilvl w:val="0"/>
-          <w:numId w:val="1011"/>
-        </w:numPr>
-        <w:pStyle w:val="Compact"/>
-      </w:pPr>
-      <w:r>
-        <w:rPr>
-          <w:bCs/>
-          <w:b/>
-        </w:rPr>
-        <w:t xml:space="preserve">Боевая доля.</w:t>
-      </w:r>
-      <w:r>
-        <w:t xml:space="preserve"> </w:t>
-      </w:r>
-      <w:r>
-        <w:t xml:space="preserve">От списочной численности фронта берётся боевая: 0,6 для советских фронтов</w:t>
-      </w:r>
-      <w:r>
-        <w:t xml:space="preserve"> </w:t>
-      </w:r>
-      <w:r>
-        <w:t xml:space="preserve">(без воздушной армии, тыла, фронтовых частей) и 0,75 для немецких армий (Kampfstärke). Одно</w:t>
-      </w:r>
-      <w:r>
-        <w:t xml:space="preserve"> </w:t>
-      </w:r>
-      <w:r>
-        <w:t xml:space="preserve">мерило для обеих сторон — обязательное условие: иначе калибровка подгоняет коэффициенты под</w:t>
-      </w:r>
-      <w:r>
-        <w:t xml:space="preserve"> </w:t>
-      </w:r>
-      <w:r>
-        <w:t xml:space="preserve">разницу в учёте, а не под бой.</w:t>
-      </w:r>
-    </w:p>
-    <w:p>
-      <w:pPr>
-        <w:numPr>
-          <w:ilvl w:val="0"/>
-          <w:numId w:val="1011"/>
-        </w:numPr>
-        <w:pStyle w:val="Compact"/>
-      </w:pPr>
-      <w:r>
-        <w:rPr>
-          <w:bCs/>
-          <w:b/>
-        </w:rPr>
-        <w:t xml:space="preserve">Явные цифры</w:t>
-      </w:r>
-      <w:r>
-        <w:t xml:space="preserve"> </w:t>
-      </w:r>
-      <w:r>
-        <w:t xml:space="preserve">(например, 1-я гв. ТА — 854 танка по Катукову) вычитаются из общего пула.</w:t>
-      </w:r>
-    </w:p>
-    <w:p>
-      <w:pPr>
-        <w:numPr>
-          <w:ilvl w:val="0"/>
-          <w:numId w:val="1011"/>
-        </w:numPr>
-        <w:pStyle w:val="Compact"/>
-      </w:pPr>
-      <w:r>
-        <w:rPr>
-          <w:bCs/>
-          <w:b/>
-        </w:rPr>
-        <w:t xml:space="preserve">Остаток</w:t>
-      </w:r>
-      <w:r>
-        <w:t xml:space="preserve"> </w:t>
-      </w:r>
-      <w:r>
-        <w:t xml:space="preserve">делится между формированиями без явных цифр пропорционально числу дивизий.</w:t>
-      </w:r>
-      <w:r>
-        <w:t xml:space="preserve"> </w:t>
-      </w:r>
-      <w:r>
-        <w:t xml:space="preserve">Орудия — с весом: на направлениях главного удара — артиллерийские корпуса прорыва (у 8 гв. А</w:t>
-      </w:r>
-      <w:r>
-        <w:t xml:space="preserve"> </w:t>
-      </w:r>
-      <w:r>
-        <w:t xml:space="preserve">и 5 уд. А до 270 орудий на километр; вес до 2,0).</w:t>
-      </w:r>
-    </w:p>
-    <w:p>
-      <w:pPr>
-        <w:pStyle w:val="FirstParagraph"/>
-      </w:pPr>
-      <w:r>
-        <w:t xml:space="preserve">Пример: 1-й Белорусский фронт — 908 500 человек, 3155 танков, 16 934 орудия (Кривошеев);</w:t>
-      </w:r>
-      <w:r>
-        <w:t xml:space="preserve"> </w:t>
-      </w:r>
-      <w:r>
-        <w:t xml:space="preserve">9-я немецкая армия — 112 143 человека, 512 танков, 2500 орудий и минометов (с зенитками в</w:t>
-      </w:r>
-      <w:r>
-        <w:t xml:space="preserve"> </w:t>
-      </w:r>
-      <w:r>
-        <w:t xml:space="preserve">наземной роли).</w:t>
-      </w:r>
-    </w:p>
-    <w:p>
-      <w:pPr>
-        <w:pStyle w:val="BodyText"/>
-      </w:pPr>
-      <w:r>
-        <w:t xml:space="preserve">На Зееловских высотах немецкие корпуса разложены на дивизии; корпус остаётся штабом, задача</w:t>
-      </w:r>
-      <w:r>
-        <w:t xml:space="preserve"> </w:t>
-      </w:r>
-      <w:r>
-        <w:t xml:space="preserve">штаба передаётся его действующим дивизиям.</w:t>
-      </w:r>
-    </w:p>
-    <w:bookmarkEnd w:id="133"/>
-    <w:bookmarkStart w:id="134" w:name="X44638337b5b373e8adc82a2cc88c94c3b656b83"/>
-    <w:p>
-      <w:pPr>
-        <w:pStyle w:val="Heading3"/>
-      </w:pPr>
-      <w:r>
-        <w:t xml:space="preserve">18.2. Задачи</w:t>
-      </w:r>
-    </w:p>
-    <w:p>
-      <w:pPr>
-        <w:pStyle w:val="FirstParagraph"/>
-      </w:pPr>
-      <w:r>
-        <w:t xml:space="preserve">Обе стороны получают исторические</w:t>
-      </w:r>
-      <w:r>
-        <w:t xml:space="preserve"> </w:t>
-      </w:r>
-      <w:r>
-        <w:rPr>
-          <w:bCs/>
-          <w:b/>
-        </w:rPr>
-        <w:t xml:space="preserve">задачи</w:t>
-      </w:r>
-      <w:r>
-        <w:t xml:space="preserve"> </w:t>
-      </w:r>
-      <w:r>
-        <w:t xml:space="preserve">(не положения): наступать на пункт или на</w:t>
-      </w:r>
-      <w:r>
-        <w:t xml:space="preserve"> </w:t>
-      </w:r>
-      <w:r>
-        <w:t xml:space="preserve">формирование противника, обороняться, держаться любой ценой, отходить, прорываться,</w:t>
-      </w:r>
-      <w:r>
-        <w:t xml:space="preserve"> </w:t>
-      </w:r>
-      <w:r>
-        <w:t xml:space="preserve">перегруппироваться, стоять в резерве. Формат в рецепте:</w:t>
-      </w:r>
-    </w:p>
-    <w:p>
-      <w:pPr>
-        <w:pStyle w:val="SourceCode"/>
-      </w:pPr>
-      <w:r>
-        <w:rPr>
-          <w:rStyle w:val="VerbatimChar"/>
-        </w:rPr>
-        <w:t xml:space="preserve">[формирование, "ММ-ДД[TЧЧ]", задача, цель, примечание с источником]</w:t>
-      </w:r>
-      <w:r>
-        <w:br/>
-      </w:r>
-      <w:r>
-        <w:rPr>
-          <w:rStyle w:val="VerbatimChar"/>
-        </w:rPr>
-        <w:t xml:space="preserve">["su_8gva", "04-16", "attack", "Seelow", "главный удар с Кюстринского плацдарма (Ziemke p.474)"]</w:t>
-      </w:r>
-      <w:r>
-        <w:br/>
-      </w:r>
-      <w:r>
-        <w:rPr>
-          <w:rStyle w:val="VerbatimChar"/>
-        </w:rPr>
-        <w:t xml:space="preserve">["de_xi_ss", "04-21T17", "hold", null, "приказ Гитлера держать фронт на Одере (Le Tissier, Halbe)"]</w:t>
-      </w:r>
-    </w:p>
-    <w:p>
-      <w:pPr>
-        <w:pStyle w:val="FirstParagraph"/>
-      </w:pPr>
-      <w:r>
-        <w:t xml:space="preserve">Цель — пункт из справочника, координаты или</w:t>
-      </w:r>
-      <w:r>
-        <w:t xml:space="preserve"> </w:t>
-      </w:r>
-      <w:r>
-        <w:rPr>
-          <w:rStyle w:val="VerbatimChar"/>
-        </w:rPr>
-        <w:t xml:space="preserve">@формирование</w:t>
-      </w:r>
-      <w:r>
-        <w:t xml:space="preserve">. Если час не указан, приказ</w:t>
-      </w:r>
-      <w:r>
-        <w:t xml:space="preserve"> </w:t>
-      </w:r>
-      <w:r>
-        <w:t xml:space="preserve">отдаётся в 18:00. Исполнитель получает его с</w:t>
-      </w:r>
-      <w:r>
-        <w:t xml:space="preserve"> </w:t>
-      </w:r>
-      <w:r>
-        <w:rPr>
-          <w:bCs/>
-          <w:b/>
-        </w:rPr>
-        <w:t xml:space="preserve">задержкой доведения</w:t>
-      </w:r>
-      <w:r>
-        <w:t xml:space="preserve"> </w:t>
-      </w:r>
-      <w:r>
-        <w:t xml:space="preserve">по профилю (армии РККА</w:t>
-      </w:r>
-      <w:r>
-        <w:t xml:space="preserve"> </w:t>
-      </w:r>
-      <w:r>
-        <w:t xml:space="preserve">6 ч, корпусу вермахта 6 ч). В Берлинской операции 245 приказов, в Висло-Одерской — 232.</w:t>
-      </w:r>
-    </w:p>
-    <w:p>
-      <w:pPr>
-        <w:pStyle w:val="BodyText"/>
-      </w:pPr>
-      <w:r>
-        <w:t xml:space="preserve">Ключевые исторические решения заложены как задачи, например: приказы Гитлера держаться на</w:t>
-      </w:r>
-      <w:r>
-        <w:t xml:space="preserve"> </w:t>
-      </w:r>
-      <w:r>
-        <w:t xml:space="preserve">Одере для XI тк СС, V гск СС и V ак (21.04, отход разрешён 23.04) — без них не получается котёл</w:t>
-      </w:r>
-      <w:r>
-        <w:t xml:space="preserve"> </w:t>
-      </w:r>
-      <w:r>
-        <w:t xml:space="preserve">9-й армии; контрудары резервов на Зееловских высотах («Курмарк», 25-я и 18-я мд, «Мюнхеберг»,</w:t>
-      </w:r>
-      <w:r>
-        <w:t xml:space="preserve"> </w:t>
-      </w:r>
-      <w:r>
-        <w:t xml:space="preserve">«Нордланд»); приказ Хейнрици оставить крепость Штеттин 25.04.</w:t>
-      </w:r>
-    </w:p>
-    <w:bookmarkEnd w:id="134"/>
-    <w:bookmarkStart w:id="135" w:name="Xa217433d406cb685b661461421114d4a314ffd1"/>
-    <w:p>
-      <w:pPr>
-        <w:pStyle w:val="Heading3"/>
-      </w:pPr>
-      <w:r>
-        <w:t xml:space="preserve">18.3. Подвоз</w:t>
-      </w:r>
-    </w:p>
-    <w:p>
-      <w:pPr>
-        <w:pStyle w:val="FirstParagraph"/>
-      </w:pPr>
-      <w:r>
-        <w:t xml:space="preserve">Каждой стороне задаются</w:t>
-      </w:r>
-      <w:r>
-        <w:t xml:space="preserve"> </w:t>
-      </w:r>
-      <w:r>
-        <w:rPr>
-          <w:bCs/>
-          <w:b/>
-        </w:rPr>
-        <w:t xml:space="preserve">источники подвоза</w:t>
-      </w:r>
-      <w:r>
-        <w:t xml:space="preserve">: переправы, станции, тыловые районы. Источники</w:t>
-      </w:r>
-      <w:r>
-        <w:t xml:space="preserve"> </w:t>
-      </w:r>
-      <w:r>
-        <w:t xml:space="preserve">могут появляться и пропадать по датам (склады идут за наступлением; узел, потерянный</w:t>
-      </w:r>
-      <w:r>
-        <w:t xml:space="preserve"> </w:t>
-      </w:r>
-      <w:r>
-        <w:t xml:space="preserve">противником, перестаёт снабжать). В Берлинской операции советские источники — переправы на</w:t>
-      </w:r>
-      <w:r>
-        <w:t xml:space="preserve"> </w:t>
-      </w:r>
-      <w:r>
-        <w:t xml:space="preserve">Одере и Нейсе (Кюстрин, Губин, Гоздовице…), немецкие — Бранденбург, Магдебург, Ратенов,</w:t>
-      </w:r>
-      <w:r>
-        <w:t xml:space="preserve"> </w:t>
-      </w:r>
-      <w:r>
-        <w:t xml:space="preserve">Нойбранденбург, Росток, Дрезден, Каменц. Берлин — не источник: склады города снабжают гарнизон,</w:t>
-      </w:r>
-      <w:r>
-        <w:t xml:space="preserve"> </w:t>
-      </w:r>
-      <w:r>
-        <w:t xml:space="preserve">а подвоза в 9-ю армию через город не было.</w:t>
-      </w:r>
-    </w:p>
-    <w:bookmarkEnd w:id="135"/>
-    <w:bookmarkEnd w:id="136"/>
-    <w:bookmarkStart w:id="144" w:name="Xb65b39495baa410748a636176513e18974f98fe"/>
-    <w:p>
-      <w:pPr>
-        <w:pStyle w:val="Heading2"/>
-      </w:pPr>
-      <w:r>
-        <w:t xml:space="preserve">19. Ход: как считается</w:t>
-      </w:r>
-    </w:p>
-    <w:p>
-      <w:pPr>
-        <w:pStyle w:val="FirstParagraph"/>
-      </w:pPr>
-      <w:r>
-        <w:t xml:space="preserve">Ход длится</w:t>
-      </w:r>
-      <w:r>
-        <w:t xml:space="preserve"> </w:t>
-      </w:r>
-      <w:r>
-        <w:rPr>
-          <w:rStyle w:val="VerbatimChar"/>
-        </w:rPr>
-        <w:t xml:space="preserve">turnHours</w:t>
-      </w:r>
-      <w:r>
-        <w:t xml:space="preserve"> </w:t>
-      </w:r>
-      <w:r>
-        <w:t xml:space="preserve">(24 ч на оперативном масштабе). Порядок внутри хода фиксирован;</w:t>
-      </w:r>
-      <w:r>
-        <w:t xml:space="preserve"> </w:t>
-      </w:r>
-      <w:r>
-        <w:t xml:space="preserve">каждое изменение записывается в журнал с причиной. Ход не меняет состояние на месте, а</w:t>
-      </w:r>
-      <w:r>
-        <w:t xml:space="preserve"> </w:t>
-      </w:r>
-      <w:r>
-        <w:t xml:space="preserve">возвращает новое — поэтому любой ход можно повторить и разобрать.</w:t>
       </w:r>
     </w:p>
     <w:p>
@@ -11002,10 +11231,31 @@
           <w:bCs/>
           <w:b/>
         </w:rPr>
-        <w:t xml:space="preserve">Приказы</w:t>
-      </w:r>
-      <w:r>
-        <w:t xml:space="preserve">, дошедшие до исполнителя к концу хода (с учётом задержки доведения).</w:t>
+        <w:t xml:space="preserve">Боевая доля.</w:t>
+      </w:r>
+      <w:r>
+        <w:t xml:space="preserve"> </w:t>
+      </w:r>
+      <w:r>
+        <w:t xml:space="preserve">От списочной численности фронта берётся боевая: 0,6 для советских фронтов</w:t>
+      </w:r>
+      <w:r>
+        <w:t xml:space="preserve"> </w:t>
+      </w:r>
+      <w:r>
+        <w:t xml:space="preserve">(без воздушной армии, тыла, фронтовых частей) и 0,75 для немецких армий (Kampfstärke). Одно</w:t>
+      </w:r>
+      <w:r>
+        <w:t xml:space="preserve"> </w:t>
+      </w:r>
+      <w:r>
+        <w:t xml:space="preserve">мерило для обеих сторон — обязательное условие: иначе калибровка подгоняет коэффициенты под</w:t>
+      </w:r>
+      <w:r>
+        <w:t xml:space="preserve"> </w:t>
+      </w:r>
+      <w:r>
+        <w:t xml:space="preserve">разницу в учёте, а не под бой.</w:t>
       </w:r>
     </w:p>
     <w:p>
@@ -11021,13 +11271,13 @@
           <w:bCs/>
           <w:b/>
         </w:rPr>
-        <w:t xml:space="preserve">Территория и подвоз</w:t>
-      </w:r>
-      <w:r>
-        <w:t xml:space="preserve"> </w:t>
-      </w:r>
-      <w:r>
-        <w:t xml:space="preserve">на начало хода.</w:t>
+        <w:t xml:space="preserve">Явные цифры</w:t>
+      </w:r>
+      <w:r>
+        <w:t xml:space="preserve"> </w:t>
+      </w:r>
+      <w:r>
+        <w:t xml:space="preserve">(например, 1-я гв. ТА — 854 танка по Катукову) вычитаются из общего пула.</w:t>
       </w:r>
     </w:p>
     <w:p>
@@ -11043,106 +11293,315 @@
           <w:bCs/>
           <w:b/>
         </w:rPr>
-        <w:t xml:space="preserve">Бои</w:t>
-      </w:r>
-      <w:r>
-        <w:t xml:space="preserve">: все наступающие в соприкосновении с противником.</w:t>
-      </w:r>
-    </w:p>
-    <w:p>
-      <w:pPr>
-        <w:numPr>
-          <w:ilvl w:val="0"/>
-          <w:numId w:val="1012"/>
-        </w:numPr>
-        <w:pStyle w:val="Compact"/>
-      </w:pPr>
+        <w:t xml:space="preserve">Остаток</w:t>
+      </w:r>
+      <w:r>
+        <w:t xml:space="preserve"> </w:t>
+      </w:r>
+      <w:r>
+        <w:t xml:space="preserve">делится между формированиями без явных цифр пропорционально числу дивизий.</w:t>
+      </w:r>
+      <w:r>
+        <w:t xml:space="preserve"> </w:t>
+      </w:r>
+      <w:r>
+        <w:t xml:space="preserve">Орудия — с весом: на направлениях главного удара — артиллерийские корпуса прорыва (у 8 гв. А</w:t>
+      </w:r>
+      <w:r>
+        <w:t xml:space="preserve"> </w:t>
+      </w:r>
+      <w:r>
+        <w:t xml:space="preserve">и 5 уд. А до 270 орудий на километр; вес до 2,0).</w:t>
+      </w:r>
+    </w:p>
+    <w:p>
+      <w:pPr>
+        <w:pStyle w:val="FirstParagraph"/>
+      </w:pPr>
+      <w:r>
+        <w:t xml:space="preserve">Пример: 1-й Белорусский фронт — 908 500 человек, 3155 танков, 16 934 орудия (Кривошеев);</w:t>
+      </w:r>
+      <w:r>
+        <w:t xml:space="preserve"> </w:t>
+      </w:r>
+      <w:r>
+        <w:t xml:space="preserve">9-я немецкая армия — 112 143 человека, 512 танков, 2500 орудий и минометов (с зенитками в</w:t>
+      </w:r>
+      <w:r>
+        <w:t xml:space="preserve"> </w:t>
+      </w:r>
+      <w:r>
+        <w:t xml:space="preserve">наземной роли).</w:t>
+      </w:r>
+    </w:p>
+    <w:p>
+      <w:pPr>
+        <w:pStyle w:val="BodyText"/>
+      </w:pPr>
+      <w:r>
+        <w:t xml:space="preserve">На Зееловских высотах немецкие корпуса разложены на дивизии; корпус остаётся штабом, задача</w:t>
+      </w:r>
+      <w:r>
+        <w:t xml:space="preserve"> </w:t>
+      </w:r>
+      <w:r>
+        <w:t xml:space="preserve">штаба передаётся его действующим дивизиям.</w:t>
+      </w:r>
+    </w:p>
+    <w:bookmarkEnd w:id="139"/>
+    <w:bookmarkStart w:id="140" w:name="X44638337b5b373e8adc82a2cc88c94c3b656b83"/>
+    <w:p>
+      <w:pPr>
+        <w:pStyle w:val="Heading3"/>
+      </w:pPr>
+      <w:r>
+        <w:t xml:space="preserve">18.2. Задачи</w:t>
+      </w:r>
+    </w:p>
+    <w:p>
+      <w:pPr>
+        <w:pStyle w:val="FirstParagraph"/>
+      </w:pPr>
+      <w:r>
+        <w:t xml:space="preserve">Обе стороны получают исторические</w:t>
+      </w:r>
+      <w:r>
+        <w:t xml:space="preserve"> </w:t>
+      </w:r>
       <w:r>
         <w:rPr>
           <w:bCs/>
           <w:b/>
         </w:rPr>
-        <w:t xml:space="preserve">Движение</w:t>
-      </w:r>
-      <w:r>
-        <w:t xml:space="preserve"> </w:t>
-      </w:r>
-      <w:r>
-        <w:t xml:space="preserve">остальных по маршрутам.</w:t>
-      </w:r>
-    </w:p>
-    <w:p>
-      <w:pPr>
-        <w:numPr>
-          <w:ilvl w:val="0"/>
-          <w:numId w:val="1012"/>
-        </w:numPr>
-        <w:pStyle w:val="Compact"/>
-      </w:pPr>
+        <w:t xml:space="preserve">задачи</w:t>
+      </w:r>
+      <w:r>
+        <w:t xml:space="preserve"> </w:t>
+      </w:r>
+      <w:r>
+        <w:t xml:space="preserve">(не положения): наступать на пункт или на</w:t>
+      </w:r>
+      <w:r>
+        <w:t xml:space="preserve"> </w:t>
+      </w:r>
+      <w:r>
+        <w:t xml:space="preserve">формирование противника, обороняться, держаться любой ценой, отходить, прорываться,</w:t>
+      </w:r>
+      <w:r>
+        <w:t xml:space="preserve"> </w:t>
+      </w:r>
+      <w:r>
+        <w:t xml:space="preserve">перегруппироваться, стоять в резерве. Формат в рецепте:</w:t>
+      </w:r>
+    </w:p>
+    <w:p>
+      <w:pPr>
+        <w:pStyle w:val="SourceCode"/>
+      </w:pPr>
+      <w:r>
+        <w:rPr>
+          <w:rStyle w:val="VerbatimChar"/>
+        </w:rPr>
+        <w:t xml:space="preserve">[формирование, "ММ-ДД[TЧЧ]", задача, цель, примечание с источником]</w:t>
+      </w:r>
+      <w:r>
+        <w:br/>
+      </w:r>
+      <w:r>
+        <w:rPr>
+          <w:rStyle w:val="VerbatimChar"/>
+        </w:rPr>
+        <w:t xml:space="preserve">["su_8gva", "04-16", "attack", "Seelow", "главный удар с Кюстринского плацдарма (Ziemke p.474)"]</w:t>
+      </w:r>
+      <w:r>
+        <w:br/>
+      </w:r>
+      <w:r>
+        <w:rPr>
+          <w:rStyle w:val="VerbatimChar"/>
+        </w:rPr>
+        <w:t xml:space="preserve">["de_xi_ss", "04-21T17", "hold", null, "приказ Гитлера держать фронт на Одере (Le Tissier, Halbe)"]</w:t>
+      </w:r>
+    </w:p>
+    <w:p>
+      <w:pPr>
+        <w:pStyle w:val="FirstParagraph"/>
+      </w:pPr>
+      <w:r>
+        <w:t xml:space="preserve">Цель — пункт из справочника, координаты или</w:t>
+      </w:r>
+      <w:r>
+        <w:t xml:space="preserve"> </w:t>
+      </w:r>
+      <w:r>
+        <w:rPr>
+          <w:rStyle w:val="VerbatimChar"/>
+        </w:rPr>
+        <w:t xml:space="preserve">@формирование</w:t>
+      </w:r>
+      <w:r>
+        <w:t xml:space="preserve">. Если час не указан, приказ</w:t>
+      </w:r>
+      <w:r>
+        <w:t xml:space="preserve"> </w:t>
+      </w:r>
+      <w:r>
+        <w:t xml:space="preserve">отдаётся в 18:00. Исполнитель получает его с</w:t>
+      </w:r>
+      <w:r>
+        <w:t xml:space="preserve"> </w:t>
+      </w:r>
       <w:r>
         <w:rPr>
           <w:bCs/>
           <w:b/>
         </w:rPr>
-        <w:t xml:space="preserve">Расход и подвоз, усталость, подготовка обороны, потеря боеспособности.</w:t>
-      </w:r>
-    </w:p>
-    <w:p>
-      <w:pPr>
-        <w:numPr>
-          <w:ilvl w:val="0"/>
-          <w:numId w:val="1012"/>
-        </w:numPr>
-        <w:pStyle w:val="Compact"/>
-      </w:pPr>
+        <w:t xml:space="preserve">задержкой доведения</w:t>
+      </w:r>
+      <w:r>
+        <w:t xml:space="preserve"> </w:t>
+      </w:r>
+      <w:r>
+        <w:t xml:space="preserve">по профилю (армии РККА</w:t>
+      </w:r>
+      <w:r>
+        <w:t xml:space="preserve"> </w:t>
+      </w:r>
+      <w:r>
+        <w:t xml:space="preserve">6 ч, корпусу вермахта 6 ч). В Берлинской операции 245 приказов, в Висло-Одерской — 232.</w:t>
+      </w:r>
+    </w:p>
+    <w:p>
+      <w:pPr>
+        <w:pStyle w:val="BodyText"/>
+      </w:pPr>
+      <w:r>
+        <w:t xml:space="preserve">Ключевые исторические решения заложены как задачи, например: приказы Гитлера держаться на</w:t>
+      </w:r>
+      <w:r>
+        <w:t xml:space="preserve"> </w:t>
+      </w:r>
+      <w:r>
+        <w:t xml:space="preserve">Одере для XI тк СС, V гск СС и V ак (21.04, отход разрешён 23.04) — без них не получается котёл</w:t>
+      </w:r>
+      <w:r>
+        <w:t xml:space="preserve"> </w:t>
+      </w:r>
+      <w:r>
+        <w:t xml:space="preserve">9-й армии; контрудары резервов на Зееловских высотах («Курмарк», 25-я и 18-я мд, «Мюнхеберг»,</w:t>
+      </w:r>
+      <w:r>
+        <w:t xml:space="preserve"> </w:t>
+      </w:r>
+      <w:r>
+        <w:t xml:space="preserve">«Нордланд»); приказ Хейнрици оставить крепость Штеттин 25.04.</w:t>
+      </w:r>
+    </w:p>
+    <w:bookmarkEnd w:id="140"/>
+    <w:bookmarkStart w:id="141" w:name="Xa217433d406cb685b661461421114d4a314ffd1"/>
+    <w:p>
+      <w:pPr>
+        <w:pStyle w:val="Heading3"/>
+      </w:pPr>
+      <w:r>
+        <w:t xml:space="preserve">18.3. Подвоз</w:t>
+      </w:r>
+    </w:p>
+    <w:p>
+      <w:pPr>
+        <w:pStyle w:val="FirstParagraph"/>
+      </w:pPr>
+      <w:r>
+        <w:t xml:space="preserve">Каждой стороне задаются</w:t>
+      </w:r>
+      <w:r>
+        <w:t xml:space="preserve"> </w:t>
+      </w:r>
       <w:r>
         <w:rPr>
           <w:bCs/>
           <w:b/>
         </w:rPr>
-        <w:t xml:space="preserve">Территория</w:t>
-      </w:r>
-      <w:r>
-        <w:t xml:space="preserve">: клетки, через которые прошли войска, переходят к их стороне.</w:t>
-      </w:r>
-    </w:p>
-    <w:p>
-      <w:pPr>
-        <w:numPr>
-          <w:ilvl w:val="0"/>
-          <w:numId w:val="1012"/>
-        </w:numPr>
-        <w:pStyle w:val="Compact"/>
-      </w:pPr>
-      <w:r>
-        <w:rPr>
-          <w:bCs/>
-          <w:b/>
-        </w:rPr>
-        <w:t xml:space="preserve">Прорыв полос</w:t>
-      </w:r>
-      <w:r>
-        <w:t xml:space="preserve">: клетки чужих укреплённых полос, занятые противником, считаются прорванными.</w:t>
-      </w:r>
-    </w:p>
-    <w:bookmarkStart w:id="137" w:name="X84d14a9f96bf4db67fb14a060d0de0c9376b68f"/>
-    <w:p>
-      <w:pPr>
-        <w:pStyle w:val="Heading3"/>
-      </w:pPr>
-      <w:r>
-        <w:t xml:space="preserve">19.1. Боевой потенциал</w:t>
-      </w:r>
-    </w:p>
-    <w:p>
-      <w:pPr>
-        <w:pStyle w:val="SourceCode"/>
-      </w:pPr>
+        <w:t xml:space="preserve">источники подвоза</w:t>
+      </w:r>
+      <w:r>
+        <w:t xml:space="preserve">: переправы, станции, тыловые районы. Источники</w:t>
+      </w:r>
+      <w:r>
+        <w:t xml:space="preserve"> </w:t>
+      </w:r>
+      <w:r>
+        <w:t xml:space="preserve">могут появляться и пропадать по датам (склады идут за наступлением; узел, потерянный</w:t>
+      </w:r>
+      <w:r>
+        <w:t xml:space="preserve"> </w:t>
+      </w:r>
+      <w:r>
+        <w:t xml:space="preserve">противником, перестаёт снабжать). В Берлинской операции советские источники — переправы на</w:t>
+      </w:r>
+      <w:r>
+        <w:t xml:space="preserve"> </w:t>
+      </w:r>
+      <w:r>
+        <w:t xml:space="preserve">Одере и Нейсе (Кюстрин, Губин, Гоздовице…), немецкие — Бранденбург, Магдебург, Ратенов,</w:t>
+      </w:r>
+      <w:r>
+        <w:t xml:space="preserve"> </w:t>
+      </w:r>
+      <w:r>
+        <w:t xml:space="preserve">Нойбранденбург, Росток, Дрезден, Каменц. Берлин — не источник: склады города снабжают гарнизон,</w:t>
+      </w:r>
+      <w:r>
+        <w:t xml:space="preserve"> </w:t>
+      </w:r>
+      <w:r>
+        <w:t xml:space="preserve">а подвоза в 9-ю армию через город не было.</w:t>
+      </w:r>
+    </w:p>
+    <w:bookmarkEnd w:id="141"/>
+    <w:bookmarkEnd w:id="142"/>
+    <w:bookmarkStart w:id="150" w:name="Xb65b39495baa410748a636176513e18974f98fe"/>
+    <w:p>
+      <w:pPr>
+        <w:pStyle w:val="Heading2"/>
+      </w:pPr>
+      <w:r>
+        <w:t xml:space="preserve">19. Ход: как считается</w:t>
+      </w:r>
+    </w:p>
+    <w:p>
+      <w:pPr>
+        <w:pStyle w:val="FirstParagraph"/>
+      </w:pPr>
+      <w:r>
+        <w:t xml:space="preserve">Ход длится</w:t>
+      </w:r>
+      <w:r>
+        <w:t xml:space="preserve"> </w:t>
+      </w:r>
       <w:r>
         <w:rPr>
           <w:rStyle w:val="VerbatimChar"/>
         </w:rPr>
-        <w:t xml:space="preserve">сила = (люди/1000 · 1,0 + танки · 0,08 + орудия · 0,03) · качество · снабжение · усталость</w:t>
+        <w:t xml:space="preserve">turnHours</w:t>
+      </w:r>
+      <w:r>
+        <w:t xml:space="preserve"> </w:t>
+      </w:r>
+      <w:r>
+        <w:t xml:space="preserve">(24 ч на оперативном масштабе). Порядок внутри хода фиксирован;</w:t>
+      </w:r>
+      <w:r>
+        <w:t xml:space="preserve"> </w:t>
+      </w:r>
+      <w:r>
+        <w:t xml:space="preserve">каждое изменение записывается в журнал с причиной. Ход не меняет состояние на месте, а</w:t>
+      </w:r>
+      <w:r>
+        <w:t xml:space="preserve"> </w:t>
+      </w:r>
+      <w:r>
+        <w:t xml:space="preserve">возвращает новое — поэтому любой ход можно повторить и разобрать.</w:t>
       </w:r>
     </w:p>
     <w:p>
@@ -11155,16 +11614,13 @@
       </w:pPr>
       <w:r>
         <w:rPr>
-          <w:iCs/>
-          <w:i/>
-        </w:rPr>
-        <w:t xml:space="preserve">снабжение</w:t>
-      </w:r>
-      <w:r>
-        <w:t xml:space="preserve"> </w:t>
-      </w:r>
-      <w:r>
-        <w:t xml:space="preserve">— при боекомплекте меньше 0,5 сила падает линейно до 0,4; техника без горючего — 0,5;</w:t>
+          <w:bCs/>
+          <w:b/>
+        </w:rPr>
+        <w:t xml:space="preserve">Приказы</w:t>
+      </w:r>
+      <w:r>
+        <w:t xml:space="preserve">, дошедшие до исполнителя к концу хода (с учётом задержки доведения).</w:t>
       </w:r>
     </w:p>
     <w:p>
@@ -11177,9 +11633,168 @@
       </w:pPr>
       <w:r>
         <w:rPr>
+          <w:bCs/>
+          <w:b/>
+        </w:rPr>
+        <w:t xml:space="preserve">Территория и подвоз</w:t>
+      </w:r>
+      <w:r>
+        <w:t xml:space="preserve"> </w:t>
+      </w:r>
+      <w:r>
+        <w:t xml:space="preserve">на начало хода.</w:t>
+      </w:r>
+    </w:p>
+    <w:p>
+      <w:pPr>
+        <w:numPr>
+          <w:ilvl w:val="0"/>
+          <w:numId w:val="1013"/>
+        </w:numPr>
+        <w:pStyle w:val="Compact"/>
+      </w:pPr>
+      <w:r>
+        <w:rPr>
+          <w:bCs/>
+          <w:b/>
+        </w:rPr>
+        <w:t xml:space="preserve">Бои</w:t>
+      </w:r>
+      <w:r>
+        <w:t xml:space="preserve">: все наступающие в соприкосновении с противником.</w:t>
+      </w:r>
+    </w:p>
+    <w:p>
+      <w:pPr>
+        <w:numPr>
+          <w:ilvl w:val="0"/>
+          <w:numId w:val="1013"/>
+        </w:numPr>
+        <w:pStyle w:val="Compact"/>
+      </w:pPr>
+      <w:r>
+        <w:rPr>
+          <w:bCs/>
+          <w:b/>
+        </w:rPr>
+        <w:t xml:space="preserve">Движение</w:t>
+      </w:r>
+      <w:r>
+        <w:t xml:space="preserve"> </w:t>
+      </w:r>
+      <w:r>
+        <w:t xml:space="preserve">остальных по маршрутам.</w:t>
+      </w:r>
+    </w:p>
+    <w:p>
+      <w:pPr>
+        <w:numPr>
+          <w:ilvl w:val="0"/>
+          <w:numId w:val="1013"/>
+        </w:numPr>
+        <w:pStyle w:val="Compact"/>
+      </w:pPr>
+      <w:r>
+        <w:rPr>
+          <w:bCs/>
+          <w:b/>
+        </w:rPr>
+        <w:t xml:space="preserve">Расход и подвоз, усталость, подготовка обороны, потеря боеспособности.</w:t>
+      </w:r>
+    </w:p>
+    <w:p>
+      <w:pPr>
+        <w:numPr>
+          <w:ilvl w:val="0"/>
+          <w:numId w:val="1013"/>
+        </w:numPr>
+        <w:pStyle w:val="Compact"/>
+      </w:pPr>
+      <w:r>
+        <w:rPr>
+          <w:bCs/>
+          <w:b/>
+        </w:rPr>
+        <w:t xml:space="preserve">Территория</w:t>
+      </w:r>
+      <w:r>
+        <w:t xml:space="preserve">: клетки, через которые прошли войска, переходят к их стороне.</w:t>
+      </w:r>
+    </w:p>
+    <w:p>
+      <w:pPr>
+        <w:numPr>
+          <w:ilvl w:val="0"/>
+          <w:numId w:val="1013"/>
+        </w:numPr>
+        <w:pStyle w:val="Compact"/>
+      </w:pPr>
+      <w:r>
+        <w:rPr>
+          <w:bCs/>
+          <w:b/>
+        </w:rPr>
+        <w:t xml:space="preserve">Прорыв полос</w:t>
+      </w:r>
+      <w:r>
+        <w:t xml:space="preserve">: клетки чужих укреплённых полос, занятые противником, считаются прорванными.</w:t>
+      </w:r>
+    </w:p>
+    <w:bookmarkStart w:id="143" w:name="X84d14a9f96bf4db67fb14a060d0de0c9376b68f"/>
+    <w:p>
+      <w:pPr>
+        <w:pStyle w:val="Heading3"/>
+      </w:pPr>
+      <w:r>
+        <w:t xml:space="preserve">19.1. Боевой потенциал</w:t>
+      </w:r>
+    </w:p>
+    <w:p>
+      <w:pPr>
+        <w:pStyle w:val="SourceCode"/>
+      </w:pPr>
+      <w:r>
+        <w:rPr>
+          <w:rStyle w:val="VerbatimChar"/>
+        </w:rPr>
+        <w:t xml:space="preserve">сила = (люди/1000 · 1,0 + танки · 0,08 + орудия · 0,03) · качество · снабжение · усталость</w:t>
+      </w:r>
+    </w:p>
+    <w:p>
+      <w:pPr>
+        <w:numPr>
+          <w:ilvl w:val="0"/>
+          <w:numId w:val="1014"/>
+        </w:numPr>
+        <w:pStyle w:val="Compact"/>
+      </w:pPr>
+      <w:r>
+        <w:rPr>
           <w:iCs/>
           <w:i/>
         </w:rPr>
+        <w:t xml:space="preserve">снабжение</w:t>
+      </w:r>
+      <w:r>
+        <w:t xml:space="preserve"> </w:t>
+      </w:r>
+      <w:r>
+        <w:t xml:space="preserve">— при боекомплекте меньше 0,5 сила падает линейно до 0,4; техника без горючего — 0,5;</w:t>
+      </w:r>
+    </w:p>
+    <w:p>
+      <w:pPr>
+        <w:numPr>
+          <w:ilvl w:val="0"/>
+          <w:numId w:val="1014"/>
+        </w:numPr>
+        <w:pStyle w:val="Compact"/>
+      </w:pPr>
+      <w:r>
+        <w:rPr>
+          <w:iCs/>
+          <w:i/>
+        </w:rPr>
         <w:t xml:space="preserve">усталость</w:t>
       </w:r>
       <w:r>
@@ -11218,8 +11833,8 @@
         <w:t xml:space="preserve">сторон.</w:t>
       </w:r>
     </w:p>
-    <w:bookmarkEnd w:id="137"/>
-    <w:bookmarkStart w:id="138" w:name="X64a1ec9ffd3862f0fdc8c78d69299eada4169a7"/>
+    <w:bookmarkEnd w:id="143"/>
+    <w:bookmarkStart w:id="144" w:name="X64a1ec9ffd3862f0fdc8c78d69299eada4169a7"/>
     <w:p>
       <w:pPr>
         <w:pStyle w:val="Heading3"/>
@@ -12111,8 +12726,8 @@
         <w:t xml:space="preserve">каждый бой, поэтому любой исход можно объяснить.</w:t>
       </w:r>
     </w:p>
-    <w:bookmarkEnd w:id="138"/>
-    <w:bookmarkStart w:id="139" w:name="X72b014de8ee10525c1556767be5a0c0c28691fa"/>
+    <w:bookmarkEnd w:id="144"/>
+    <w:bookmarkStart w:id="145" w:name="X72b014de8ee10525c1556767be5a0c0c28691fa"/>
     <w:p>
       <w:pPr>
         <w:pStyle w:val="Heading3"/>
@@ -12559,8 +13174,8 @@
         <w:t xml:space="preserve">крепости, не вступают с ней в бой и обходят её. Пехота крепость штурмует.</w:t>
       </w:r>
     </w:p>
-    <w:bookmarkEnd w:id="139"/>
-    <w:bookmarkStart w:id="140" w:name="X89a40faac0ed7e4350f7b8aab1b4fc19d2d414a"/>
+    <w:bookmarkEnd w:id="145"/>
+    <w:bookmarkStart w:id="146" w:name="X89a40faac0ed7e4350f7b8aab1b4fc19d2d414a"/>
     <w:p>
       <w:pPr>
         <w:pStyle w:val="Heading3"/>
@@ -12587,7 +13202,7 @@
       <w:pPr>
         <w:numPr>
           <w:ilvl w:val="0"/>
-          <w:numId w:val="1014"/>
+          <w:numId w:val="1015"/>
         </w:numPr>
         <w:pStyle w:val="Compact"/>
       </w:pPr>
@@ -12627,7 +13242,7 @@
       <w:pPr>
         <w:numPr>
           <w:ilvl w:val="0"/>
-          <w:numId w:val="1014"/>
+          <w:numId w:val="1015"/>
         </w:numPr>
         <w:pStyle w:val="Compact"/>
       </w:pPr>
@@ -12661,7 +13276,7 @@
       <w:pPr>
         <w:numPr>
           <w:ilvl w:val="0"/>
-          <w:numId w:val="1014"/>
+          <w:numId w:val="1015"/>
         </w:numPr>
         <w:pStyle w:val="Compact"/>
       </w:pPr>
@@ -12715,8 +13330,8 @@
         <w:t xml:space="preserve">где обе стороны ближе 50 км.</w:t>
       </w:r>
     </w:p>
-    <w:bookmarkEnd w:id="140"/>
-    <w:bookmarkStart w:id="141" w:name="Xec5ba93501f0c91a08187be54ec80c73d26f0fa"/>
+    <w:bookmarkEnd w:id="146"/>
+    <w:bookmarkStart w:id="147" w:name="Xec5ba93501f0c91a08187be54ec80c73d26f0fa"/>
     <w:p>
       <w:pPr>
         <w:pStyle w:val="Heading3"/>
@@ -12791,8 +13406,8 @@
         <w:t xml:space="preserve">повышенными потерями. На карте у знака пометка «ОТРЕЗАНО».</w:t>
       </w:r>
     </w:p>
-    <w:bookmarkEnd w:id="141"/>
-    <w:bookmarkStart w:id="142" w:name="X5079dcd23d823ca8e5de658b17fe21b3996596c"/>
+    <w:bookmarkEnd w:id="147"/>
+    <w:bookmarkStart w:id="148" w:name="X5079dcd23d823ca8e5de658b17fe21b3996596c"/>
     <w:p>
       <w:pPr>
         <w:pStyle w:val="Heading3"/>
@@ -13059,8 +13674,8 @@
         <w:t xml:space="preserve">(+0,08), снижается на отдыхе (−0,1). Оборона становится подготовленной после 24 ч на месте.</w:t>
       </w:r>
     </w:p>
-    <w:bookmarkEnd w:id="142"/>
-    <w:bookmarkStart w:id="143" w:name="X9979ac480ef0aa8f5b97d8c9749edfba2461cbc"/>
+    <w:bookmarkEnd w:id="148"/>
+    <w:bookmarkStart w:id="149" w:name="X9979ac480ef0aa8f5b97d8c9749edfba2461cbc"/>
     <w:p>
       <w:pPr>
         <w:pStyle w:val="Heading3"/>
@@ -13083,9 +13698,9 @@
         <w:t xml:space="preserve">же расчёт до последнего знака. Разброс исходов оценивается прогоном с разными seed (обычно 5).</w:t>
       </w:r>
     </w:p>
-    <w:bookmarkEnd w:id="143"/>
-    <w:bookmarkEnd w:id="144"/>
-    <w:bookmarkStart w:id="145" w:name="Xc834ddbbc01d9c9472375bebf4a6d8b656dddf0"/>
+    <w:bookmarkEnd w:id="149"/>
+    <w:bookmarkEnd w:id="150"/>
+    <w:bookmarkStart w:id="151" w:name="Xc834ddbbc01d9c9472375bebf4a6d8b656dddf0"/>
     <w:p>
       <w:pPr>
         <w:pStyle w:val="Heading2"/>
@@ -13377,8 +13992,8 @@
         <w:t xml:space="preserve">и достоверностью; журнал боёв с факторами; разброс по прогонам.</w:t>
       </w:r>
     </w:p>
-    <w:bookmarkEnd w:id="145"/>
-    <w:bookmarkStart w:id="146" w:name="X98231789ea3abd37e5a86e65e53847c8d79952a"/>
+    <w:bookmarkEnd w:id="151"/>
+    <w:bookmarkStart w:id="152" w:name="X98231789ea3abd37e5a86e65e53847c8d79952a"/>
     <w:p>
       <w:pPr>
         <w:pStyle w:val="Heading2"/>
@@ -14030,8 +14645,8 @@
         <w:t xml:space="preserve">(раздел 22).</w:t>
       </w:r>
     </w:p>
-    <w:bookmarkEnd w:id="146"/>
-    <w:bookmarkStart w:id="150" w:name="X6232f51b03b43df0af025efb28927f69364dea9"/>
+    <w:bookmarkEnd w:id="152"/>
+    <w:bookmarkStart w:id="156" w:name="X6232f51b03b43df0af025efb28927f69364dea9"/>
     <w:p>
       <w:pPr>
         <w:pStyle w:val="Heading2"/>
@@ -14072,7 +14687,7 @@
         <w:t xml:space="preserve">движение по дорогам, и после этого не перекалибровывались.</w:t>
       </w:r>
     </w:p>
-    <w:bookmarkStart w:id="147" w:name="Xb2413bbcea26cf37b67a638b64305a2d2b0e55e"/>
+    <w:bookmarkStart w:id="153" w:name="Xb2413bbcea26cf37b67a638b64305a2d2b0e55e"/>
     <w:p>
       <w:pPr>
         <w:pStyle w:val="Heading3"/>
@@ -14637,8 +15252,8 @@
         <w:t xml:space="preserve">80 % против 72 % положений, 35 против 20 событий из 44.</w:t>
       </w:r>
     </w:p>
-    <w:bookmarkEnd w:id="147"/>
-    <w:bookmarkStart w:id="148" w:name="X22855954c2a9a21ec7ca3ba301922df3dff7b52"/>
+    <w:bookmarkEnd w:id="153"/>
+    <w:bookmarkStart w:id="154" w:name="X22855954c2a9a21ec7ca3ba301922df3dff7b52"/>
     <w:p>
       <w:pPr>
         <w:pStyle w:val="Heading3"/>
@@ -14986,8 +15601,8 @@
         <w:t xml:space="preserve">гарнизон сектора в модели представлен точкой, а не районом (раздел 25).</w:t>
       </w:r>
     </w:p>
-    <w:bookmarkEnd w:id="148"/>
-    <w:bookmarkStart w:id="149" w:name="X9c77244de37867a79377afe2ee8334d037223af"/>
+    <w:bookmarkEnd w:id="154"/>
+    <w:bookmarkStart w:id="155" w:name="X9c77244de37867a79377afe2ee8334d037223af"/>
     <w:p>
       <w:pPr>
         <w:pStyle w:val="Heading3"/>
@@ -15652,9 +16267,9 @@
         <w:t xml:space="preserve">(предел темпа в полосе исключал прорыв; тупик у противника; нет обхода крепостей; нет ледостава).</w:t>
       </w:r>
     </w:p>
-    <w:bookmarkEnd w:id="149"/>
-    <w:bookmarkEnd w:id="150"/>
-    <w:bookmarkStart w:id="151" w:name="X8b50850d029bab09932939ef82a0022830d7e8c"/>
+    <w:bookmarkEnd w:id="155"/>
+    <w:bookmarkEnd w:id="156"/>
+    <w:bookmarkStart w:id="157" w:name="X8b50850d029bab09932939ef82a0022830d7e8c"/>
     <w:p>
       <w:pPr>
         <w:pStyle w:val="Heading2"/>
@@ -15675,213 +16290,6 @@
       </w:r>
       <w:r>
         <w:t xml:space="preserve">откалиброванные с поправками:</w:t>
-      </w:r>
-    </w:p>
-    <w:p>
-      <w:pPr>
-        <w:numPr>
-          <w:ilvl w:val="0"/>
-          <w:numId w:val="1015"/>
-        </w:numPr>
-        <w:pStyle w:val="Compact"/>
-      </w:pPr>
-      <w:r>
-        <w:t xml:space="preserve">дистанция соприкосновения — 1,5 км вместо 6;</w:t>
-      </w:r>
-    </w:p>
-    <w:p>
-      <w:pPr>
-        <w:numPr>
-          <w:ilvl w:val="0"/>
-          <w:numId w:val="1015"/>
-        </w:numPr>
-        <w:pStyle w:val="Compact"/>
-      </w:pPr>
-      <w:r>
-        <w:t xml:space="preserve">«держаться» — не отходить по своей воле, но под натиском уступать кварталы;</w:t>
-      </w:r>
-    </w:p>
-    <w:p>
-      <w:pPr>
-        <w:numPr>
-          <w:ilvl w:val="0"/>
-          <w:numId w:val="1015"/>
-        </w:numPr>
-        <w:pStyle w:val="Compact"/>
-      </w:pPr>
-      <w:r>
-        <w:t xml:space="preserve">крепости не обходятся: в городе гарнизоны и есть цель;</w:t>
-      </w:r>
-    </w:p>
-    <w:p>
-      <w:pPr>
-        <w:numPr>
-          <w:ilvl w:val="0"/>
-          <w:numId w:val="1015"/>
-        </w:numPr>
-        <w:pStyle w:val="Compact"/>
-      </w:pPr>
-      <w:r>
-        <w:t xml:space="preserve">темп и потери подобраны отдельно по дням до 28.04 (проверка — 29.04–2.05).</w:t>
-      </w:r>
-    </w:p>
-    <w:p>
-      <w:pPr>
-        <w:pStyle w:val="FirstParagraph"/>
-      </w:pPr>
-      <w:r>
-        <w:t xml:space="preserve">Гарнизон города (~60 000) распределён по секторам обороны A–H и Z по долям из Le Tissier.</w:t>
-      </w:r>
-      <w:r>
-        <w:t xml:space="preserve"> </w:t>
-      </w:r>
-      <w:r>
-        <w:t xml:space="preserve">Советские корпуса — с оценочной численностью (C).</w:t>
-      </w:r>
-    </w:p>
-    <w:bookmarkEnd w:id="151"/>
-    <w:bookmarkStart w:id="152" w:name="X9e3184fe1374340b5edc535720f320bb515a38a"/>
-    <w:p>
-      <w:pPr>
-        <w:pStyle w:val="Heading2"/>
-      </w:pPr>
-      <w:r>
-        <w:t xml:space="preserve">24. Что меняется при подключении ИИ</w:t>
-      </w:r>
-    </w:p>
-    <w:p>
-      <w:pPr>
-        <w:pStyle w:val="FirstParagraph"/>
-      </w:pPr>
-      <w:r>
-        <w:t xml:space="preserve">Правила арбитра не меняются. Меняется источник приказов немецкой стороны: вместо исторических задач —</w:t>
-      </w:r>
-      <w:r>
-        <w:t xml:space="preserve"> </w:t>
-      </w:r>
-      <w:r>
-        <w:t xml:space="preserve">решения модели, которая на каждом ходе получает обстановку (свои силы, известное о противнике,</w:t>
-      </w:r>
-      <w:r>
-        <w:t xml:space="preserve"> </w:t>
-      </w:r>
-      <w:r>
-        <w:t xml:space="preserve">местность, подвоз, приказы сверху) и отдаёт приказы в том же формате (задача, цель, примечание</w:t>
-      </w:r>
-      <w:r>
-        <w:t xml:space="preserve"> </w:t>
-      </w:r>
-      <w:r>
-        <w:t xml:space="preserve">с обоснованием). Модель видит только то, что мог знать немецкий штаб на эту дату; её решения</w:t>
-      </w:r>
-      <w:r>
-        <w:t xml:space="preserve"> </w:t>
-      </w:r>
-      <w:r>
-        <w:t xml:space="preserve">проходят через ту же задержку доведения. Отчёт сравнения покажет, где решения модели увели</w:t>
-      </w:r>
-      <w:r>
-        <w:t xml:space="preserve"> </w:t>
-      </w:r>
-      <w:r>
-        <w:t xml:space="preserve">операцию от истории и к чему это привело.</w:t>
-      </w:r>
-    </w:p>
-    <w:p>
-      <w:pPr>
-        <w:pStyle w:val="BodyText"/>
-      </w:pPr>
-      <w:r>
-        <w:rPr>
-          <w:bCs/>
-          <w:b/>
-        </w:rPr>
-        <w:t xml:space="preserve">Посредник на модели</w:t>
-      </w:r>
-      <w:r>
-        <w:t xml:space="preserve"> </w:t>
-      </w:r>
-      <w:r>
-        <w:t xml:space="preserve">(по желанию, в игре и в проверке</w:t>
-      </w:r>
-      <w:r>
-        <w:t xml:space="preserve"> </w:t>
-      </w:r>
-      <w:r>
-        <w:rPr>
-          <w:rStyle w:val="VerbatimChar"/>
-        </w:rPr>
-        <w:t xml:space="preserve">npm run llm:umpire</w:t>
-      </w:r>
-      <w:r>
-        <w:t xml:space="preserve">). Перед ходом модель видит</w:t>
-      </w:r>
-      <w:r>
-        <w:t xml:space="preserve"> </w:t>
-      </w:r>
-      <w:r>
-        <w:t xml:space="preserve">ожидаемые бои (наступающий и противник в пределах 1,5 дистанции соприкосновения: состав, численность, боеприпасы,</w:t>
-      </w:r>
-      <w:r>
-        <w:t xml:space="preserve"> </w:t>
-      </w:r>
-      <w:r>
-        <w:t xml:space="preserve">усталость, местность, полоса, водная преграда) и справки из базы знаний — доктрину, нормативы, технику (не ход боёв</w:t>
-      </w:r>
-      <w:r>
-        <w:t xml:space="preserve"> </w:t>
-      </w:r>
-      <w:r>
-        <w:t xml:space="preserve">в истории: это подсказка исхода). Она может дать поправку к бою — множитель силы наступающих, силы обороны, темпа</w:t>
-      </w:r>
-      <w:r>
-        <w:t xml:space="preserve"> </w:t>
-      </w:r>
-      <w:r>
-        <w:t xml:space="preserve">или потерь в пределах 0,8–1,25 — только с причиной и опорой на справку или обстановку. То, что арбитр уже</w:t>
-      </w:r>
-      <w:r>
-        <w:t xml:space="preserve"> </w:t>
-      </w:r>
-      <w:r>
-        <w:t xml:space="preserve">учитывает (соотношение сил, местность, подготовленная оборона, полосы, усталость, снабжение), повторно не</w:t>
-      </w:r>
-      <w:r>
-        <w:t xml:space="preserve"> </w:t>
-      </w:r>
-      <w:r>
-        <w:t xml:space="preserve">поправляется. Поправка действует один ход на бои с участием названных формирований, в журнале боя видна как</w:t>
-      </w:r>
-      <w:r>
-        <w:t xml:space="preserve"> </w:t>
-      </w:r>
-      <w:r>
-        <w:t xml:space="preserve">множитель «посредник: …», записывается в игру — переигровка точна. Полезность проверяется сравнением прогонов</w:t>
-      </w:r>
-      <w:r>
-        <w:t xml:space="preserve"> </w:t>
-      </w:r>
-      <w:r>
-        <w:t xml:space="preserve">с посредником и без (сверка с историей и нормативы; контрольная — Висло-Одерская).</w:t>
-      </w:r>
-    </w:p>
-    <w:bookmarkEnd w:id="152"/>
-    <w:bookmarkStart w:id="155" w:name="Xc5b85bec3b1c19d717f6622300f35b4a51395fd"/>
-    <w:p>
-      <w:pPr>
-        <w:pStyle w:val="Heading2"/>
-      </w:pPr>
-      <w:r>
-        <w:t xml:space="preserve">25. Ограничения и развитие</w:t>
-      </w:r>
-    </w:p>
-    <w:bookmarkStart w:id="153" w:name="Xa1d8caebd1ddb3143d0a47490b2ea03675c8d04"/>
-    <w:p>
-      <w:pPr>
-        <w:pStyle w:val="Heading3"/>
-      </w:pPr>
-      <w:r>
-        <w:t xml:space="preserve">25.1. Модель переигровки: известные расхождения</w:t>
       </w:r>
     </w:p>
     <w:p>
@@ -15893,23 +16301,7 @@
         <w:pStyle w:val="Compact"/>
       </w:pPr>
       <w:r>
-        <w:rPr>
-          <w:bCs/>
-          <w:b/>
-        </w:rPr>
-        <w:t xml:space="preserve">Соединение — точка с полосой.</w:t>
-      </w:r>
-      <w:r>
-        <w:t xml:space="preserve"> </w:t>
-      </w:r>
-      <w:r>
-        <w:t xml:space="preserve">Гарнизон сектора или корпус в обороне — точка с радиусом,</w:t>
-      </w:r>
-      <w:r>
-        <w:t xml:space="preserve"> </w:t>
-      </w:r>
-      <w:r>
-        <w:t xml:space="preserve">а не занимаемый район. Отсюда в городе события в центре наступают раньше истории.</w:t>
+        <w:t xml:space="preserve">дистанция соприкосновения — 1,5 км вместо 6;</w:t>
       </w:r>
     </w:p>
     <w:p>
@@ -15921,35 +16313,7 @@
         <w:pStyle w:val="Compact"/>
       </w:pPr>
       <w:r>
-        <w:rPr>
-          <w:bCs/>
-          <w:b/>
-        </w:rPr>
-        <w:t xml:space="preserve">Местность современная</w:t>
-      </w:r>
-      <w:r>
-        <w:t xml:space="preserve"> </w:t>
-      </w:r>
-      <w:r>
-        <w:t xml:space="preserve">там, где нет исторической поправки: железные дороги, построенные</w:t>
-      </w:r>
-      <w:r>
-        <w:t xml:space="preserve"> </w:t>
-      </w:r>
-      <w:r>
-        <w:t xml:space="preserve">после войны каналы, выросшие пригороды. Для Висло-Одерской операции поправки нет совсем</w:t>
-      </w:r>
-      <w:r>
-        <w:t xml:space="preserve"> </w:t>
-      </w:r>
-      <w:r>
-        <w:t xml:space="preserve">(её можно сделать в стенде по своей карте — раздел 17.2). Разлив Одербруха в апреле 1945 г.</w:t>
-      </w:r>
-      <w:r>
-        <w:t xml:space="preserve"> </w:t>
-      </w:r>
-      <w:r>
-        <w:t xml:space="preserve">не учтён.</w:t>
+        <w:t xml:space="preserve">«держаться» — не отходить по своей воле, но под натиском уступать кварталы;</w:t>
       </w:r>
     </w:p>
     <w:p>
@@ -15961,35 +16325,7 @@
         <w:pStyle w:val="Compact"/>
       </w:pPr>
       <w:r>
-        <w:rPr>
-          <w:bCs/>
-          <w:b/>
-        </w:rPr>
-        <w:t xml:space="preserve">Дороги на показе и в расчёте.</w:t>
-      </w:r>
-      <w:r>
-        <w:t xml:space="preserve"> </w:t>
-      </w:r>
-      <w:r>
-        <w:t xml:space="preserve">Расчёт ведёт войска по клеткам (2 км; в городе 250 м),</w:t>
-      </w:r>
-      <w:r>
-        <w:t xml:space="preserve"> </w:t>
-      </w:r>
-      <w:r>
-        <w:t xml:space="preserve">на карте путь перестраивается по линиям дорог. Поэтому показанный путь может немного</w:t>
-      </w:r>
-      <w:r>
-        <w:t xml:space="preserve"> </w:t>
-      </w:r>
-      <w:r>
-        <w:t xml:space="preserve">отличаться от расчётного, а время хода — нет. Где у театра дороги есть только растром (без</w:t>
-      </w:r>
-      <w:r>
-        <w:t xml:space="preserve"> </w:t>
-      </w:r>
-      <w:r>
-        <w:t xml:space="preserve">линий), путь показывается по клеткам.</w:t>
+        <w:t xml:space="preserve">крепости не обходятся: в городе гарнизоны и есть цель;</w:t>
       </w:r>
     </w:p>
     <w:p>
@@ -16001,36 +16337,173 @@
         <w:pStyle w:val="Compact"/>
       </w:pPr>
       <w:r>
+        <w:t xml:space="preserve">темп и потери подобраны отдельно по дням до 28.04 (проверка — 29.04–2.05).</w:t>
+      </w:r>
+    </w:p>
+    <w:p>
+      <w:pPr>
+        <w:pStyle w:val="FirstParagraph"/>
+      </w:pPr>
+      <w:r>
+        <w:t xml:space="preserve">Гарнизон города (~60 000) распределён по секторам обороны A–H и Z по долям из Le Tissier.</w:t>
+      </w:r>
+      <w:r>
+        <w:t xml:space="preserve"> </w:t>
+      </w:r>
+      <w:r>
+        <w:t xml:space="preserve">Советские корпуса — с оценочной численностью (C).</w:t>
+      </w:r>
+    </w:p>
+    <w:bookmarkEnd w:id="157"/>
+    <w:bookmarkStart w:id="158" w:name="X9e3184fe1374340b5edc535720f320bb515a38a"/>
+    <w:p>
+      <w:pPr>
+        <w:pStyle w:val="Heading2"/>
+      </w:pPr>
+      <w:r>
+        <w:t xml:space="preserve">24. Что меняется при подключении ИИ</w:t>
+      </w:r>
+    </w:p>
+    <w:p>
+      <w:pPr>
+        <w:pStyle w:val="FirstParagraph"/>
+      </w:pPr>
+      <w:r>
+        <w:t xml:space="preserve">Правила арбитра не меняются. Меняется источник приказов немецкой стороны: вместо исторических задач —</w:t>
+      </w:r>
+      <w:r>
+        <w:t xml:space="preserve"> </w:t>
+      </w:r>
+      <w:r>
+        <w:t xml:space="preserve">решения модели, которая на каждом ходе получает обстановку (свои силы, известное о противнике,</w:t>
+      </w:r>
+      <w:r>
+        <w:t xml:space="preserve"> </w:t>
+      </w:r>
+      <w:r>
+        <w:t xml:space="preserve">местность, подвоз, приказы сверху) и отдаёт приказы в том же формате (задача, цель, примечание</w:t>
+      </w:r>
+      <w:r>
+        <w:t xml:space="preserve"> </w:t>
+      </w:r>
+      <w:r>
+        <w:t xml:space="preserve">с обоснованием). Модель видит только то, что мог знать немецкий штаб на эту дату; её решения</w:t>
+      </w:r>
+      <w:r>
+        <w:t xml:space="preserve"> </w:t>
+      </w:r>
+      <w:r>
+        <w:t xml:space="preserve">проходят через ту же задержку доведения. Отчёт сравнения покажет, где решения модели увели</w:t>
+      </w:r>
+      <w:r>
+        <w:t xml:space="preserve"> </w:t>
+      </w:r>
+      <w:r>
+        <w:t xml:space="preserve">операцию от истории и к чему это привело.</w:t>
+      </w:r>
+    </w:p>
+    <w:p>
+      <w:pPr>
+        <w:pStyle w:val="BodyText"/>
+      </w:pPr>
+      <w:r>
         <w:rPr>
           <w:bCs/>
           <w:b/>
         </w:rPr>
-        <w:t xml:space="preserve">Исходные точки на реке.</w:t>
-      </w:r>
-      <w:r>
-        <w:t xml:space="preserve"> </w:t>
-      </w:r>
-      <w:r>
-        <w:t xml:space="preserve">52-я армия и 2-я армия Войска Польского у Ротенбурга стоят прямо</w:t>
-      </w:r>
-      <w:r>
-        <w:t xml:space="preserve"> </w:t>
-      </w:r>
-      <w:r>
-        <w:t xml:space="preserve">на Нейсе; территория вокруг делится неудачно, и они числятся отрезанными со второго хода.</w:t>
-      </w:r>
-      <w:r>
-        <w:t xml:space="preserve"> </w:t>
-      </w:r>
-      <w:r>
-        <w:t xml:space="preserve">На события это не влияет.</w:t>
+        <w:t xml:space="preserve">Посредник на модели</w:t>
+      </w:r>
+      <w:r>
+        <w:t xml:space="preserve"> </w:t>
+      </w:r>
+      <w:r>
+        <w:t xml:space="preserve">(по желанию, в игре и в проверке</w:t>
+      </w:r>
+      <w:r>
+        <w:t xml:space="preserve"> </w:t>
+      </w:r>
+      <w:r>
+        <w:rPr>
+          <w:rStyle w:val="VerbatimChar"/>
+        </w:rPr>
+        <w:t xml:space="preserve">npm run llm:umpire</w:t>
+      </w:r>
+      <w:r>
+        <w:t xml:space="preserve">). Перед ходом модель видит</w:t>
+      </w:r>
+      <w:r>
+        <w:t xml:space="preserve"> </w:t>
+      </w:r>
+      <w:r>
+        <w:t xml:space="preserve">ожидаемые бои (наступающий и противник в пределах 1,5 дистанции соприкосновения: состав, численность, боеприпасы,</w:t>
+      </w:r>
+      <w:r>
+        <w:t xml:space="preserve"> </w:t>
+      </w:r>
+      <w:r>
+        <w:t xml:space="preserve">усталость, местность, полоса, водная преграда) и справки из базы знаний — доктрину, нормативы, технику (не ход боёв</w:t>
+      </w:r>
+      <w:r>
+        <w:t xml:space="preserve"> </w:t>
+      </w:r>
+      <w:r>
+        <w:t xml:space="preserve">в истории: это подсказка исхода). Она может дать поправку к бою — множитель силы наступающих, силы обороны, темпа</w:t>
+      </w:r>
+      <w:r>
+        <w:t xml:space="preserve"> </w:t>
+      </w:r>
+      <w:r>
+        <w:t xml:space="preserve">или потерь в пределах 0,8–1,25 — только с причиной и опорой на справку или обстановку. То, что арбитр уже</w:t>
+      </w:r>
+      <w:r>
+        <w:t xml:space="preserve"> </w:t>
+      </w:r>
+      <w:r>
+        <w:t xml:space="preserve">учитывает (соотношение сил, местность, подготовленная оборона, полосы, усталость, снабжение), повторно не</w:t>
+      </w:r>
+      <w:r>
+        <w:t xml:space="preserve"> </w:t>
+      </w:r>
+      <w:r>
+        <w:t xml:space="preserve">поправляется. Поправка действует один ход на бои с участием названных формирований, в журнале боя видна как</w:t>
+      </w:r>
+      <w:r>
+        <w:t xml:space="preserve"> </w:t>
+      </w:r>
+      <w:r>
+        <w:t xml:space="preserve">множитель «посредник: …», записывается в игру — переигровка точна. Полезность проверяется сравнением прогонов</w:t>
+      </w:r>
+      <w:r>
+        <w:t xml:space="preserve"> </w:t>
+      </w:r>
+      <w:r>
+        <w:t xml:space="preserve">с посредником и без (сверка с историей и нормативы; контрольная — Висло-Одерская).</w:t>
+      </w:r>
+    </w:p>
+    <w:bookmarkEnd w:id="158"/>
+    <w:bookmarkStart w:id="161" w:name="Xc5b85bec3b1c19d717f6622300f35b4a51395fd"/>
+    <w:p>
+      <w:pPr>
+        <w:pStyle w:val="Heading2"/>
+      </w:pPr>
+      <w:r>
+        <w:t xml:space="preserve">25. Ограничения и развитие</w:t>
+      </w:r>
+    </w:p>
+    <w:bookmarkStart w:id="159" w:name="Xa1d8caebd1ddb3143d0a47490b2ea03675c8d04"/>
+    <w:p>
+      <w:pPr>
+        <w:pStyle w:val="Heading3"/>
+      </w:pPr>
+      <w:r>
+        <w:t xml:space="preserve">25.1. Модель переигровки: известные расхождения</w:t>
       </w:r>
     </w:p>
     <w:p>
       <w:pPr>
         <w:numPr>
           <w:ilvl w:val="0"/>
-          <w:numId w:val="1016"/>
+          <w:numId w:val="1017"/>
         </w:numPr>
         <w:pStyle w:val="Compact"/>
       </w:pPr>
@@ -16039,20 +16512,26 @@
           <w:bCs/>
           <w:b/>
         </w:rPr>
-        <w:t xml:space="preserve">Численность</w:t>
-      </w:r>
-      <w:r>
-        <w:t xml:space="preserve"> </w:t>
-      </w:r>
-      <w:r>
-        <w:t xml:space="preserve">части объединений — оценка (C), в том числе боевые доли 0,6 и 0,75.</w:t>
+        <w:t xml:space="preserve">Соединение — точка с полосой.</w:t>
+      </w:r>
+      <w:r>
+        <w:t xml:space="preserve"> </w:t>
+      </w:r>
+      <w:r>
+        <w:t xml:space="preserve">Гарнизон сектора или корпус в обороне — точка с радиусом,</w:t>
+      </w:r>
+      <w:r>
+        <w:t xml:space="preserve"> </w:t>
+      </w:r>
+      <w:r>
+        <w:t xml:space="preserve">а не занимаемый район. Отсюда в городе события в центре наступают раньше истории.</w:t>
       </w:r>
     </w:p>
     <w:p>
       <w:pPr>
         <w:numPr>
           <w:ilvl w:val="0"/>
-          <w:numId w:val="1016"/>
+          <w:numId w:val="1017"/>
         </w:numPr>
         <w:pStyle w:val="Compact"/>
       </w:pPr>
@@ -16061,26 +16540,38 @@
           <w:bCs/>
           <w:b/>
         </w:rPr>
-        <w:t xml:space="preserve">Авиация</w:t>
-      </w:r>
-      <w:r>
-        <w:t xml:space="preserve"> </w:t>
-      </w:r>
-      <w:r>
-        <w:t xml:space="preserve">не моделируется отдельно; её вклад сидит внутри откалиброванных таблиц темпа и</w:t>
-      </w:r>
-      <w:r>
-        <w:t xml:space="preserve"> </w:t>
-      </w:r>
-      <w:r>
-        <w:t xml:space="preserve">потерь. Артиллерия — числом орудий в силе соединения.</w:t>
+        <w:t xml:space="preserve">Местность современная</w:t>
+      </w:r>
+      <w:r>
+        <w:t xml:space="preserve"> </w:t>
+      </w:r>
+      <w:r>
+        <w:t xml:space="preserve">там, где нет исторической поправки: железные дороги, построенные</w:t>
+      </w:r>
+      <w:r>
+        <w:t xml:space="preserve"> </w:t>
+      </w:r>
+      <w:r>
+        <w:t xml:space="preserve">после войны каналы, выросшие пригороды. Для Висло-Одерской операции поправки нет совсем</w:t>
+      </w:r>
+      <w:r>
+        <w:t xml:space="preserve"> </w:t>
+      </w:r>
+      <w:r>
+        <w:t xml:space="preserve">(её можно сделать в стенде по своей карте — раздел 17.2). Разлив Одербруха в апреле 1945 г.</w:t>
+      </w:r>
+      <w:r>
+        <w:t xml:space="preserve"> </w:t>
+      </w:r>
+      <w:r>
+        <w:t xml:space="preserve">не учтён.</w:t>
       </w:r>
     </w:p>
     <w:p>
       <w:pPr>
         <w:numPr>
           <w:ilvl w:val="0"/>
-          <w:numId w:val="1016"/>
+          <w:numId w:val="1017"/>
         </w:numPr>
         <w:pStyle w:val="Compact"/>
       </w:pPr>
@@ -16089,26 +16580,38 @@
           <w:bCs/>
           <w:b/>
         </w:rPr>
-        <w:t xml:space="preserve">Калибровка по одной операции.</w:t>
-      </w:r>
-      <w:r>
-        <w:t xml:space="preserve"> </w:t>
-      </w:r>
-      <w:r>
-        <w:t xml:space="preserve">Контрольная проверка — одна операция другого типа.</w:t>
-      </w:r>
-      <w:r>
-        <w:t xml:space="preserve"> </w:t>
-      </w:r>
-      <w:r>
-        <w:t xml:space="preserve">Для уверенных выводов нужны ещё операции.</w:t>
+        <w:t xml:space="preserve">Дороги на показе и в расчёте.</w:t>
+      </w:r>
+      <w:r>
+        <w:t xml:space="preserve"> </w:t>
+      </w:r>
+      <w:r>
+        <w:t xml:space="preserve">Расчёт ведёт войска по клеткам (2 км; в городе 250 м),</w:t>
+      </w:r>
+      <w:r>
+        <w:t xml:space="preserve"> </w:t>
+      </w:r>
+      <w:r>
+        <w:t xml:space="preserve">на карте путь перестраивается по линиям дорог. Поэтому показанный путь может немного</w:t>
+      </w:r>
+      <w:r>
+        <w:t xml:space="preserve"> </w:t>
+      </w:r>
+      <w:r>
+        <w:t xml:space="preserve">отличаться от расчётного, а время хода — нет. Где у театра дороги есть только растром (без</w:t>
+      </w:r>
+      <w:r>
+        <w:t xml:space="preserve"> </w:t>
+      </w:r>
+      <w:r>
+        <w:t xml:space="preserve">линий), путь показывается по клеткам.</w:t>
       </w:r>
     </w:p>
     <w:p>
       <w:pPr>
         <w:numPr>
           <w:ilvl w:val="0"/>
-          <w:numId w:val="1016"/>
+          <w:numId w:val="1017"/>
         </w:numPr>
         <w:pStyle w:val="Compact"/>
       </w:pPr>
@@ -16117,26 +16620,32 @@
           <w:bCs/>
           <w:b/>
         </w:rPr>
-        <w:t xml:space="preserve">Исторические задачи</w:t>
-      </w:r>
-      <w:r>
-        <w:t xml:space="preserve"> </w:t>
-      </w:r>
-      <w:r>
-        <w:t xml:space="preserve">записаны составителем по книгам: выбор формулировки и даты влияет</w:t>
-      </w:r>
-      <w:r>
-        <w:t xml:space="preserve"> </w:t>
-      </w:r>
-      <w:r>
-        <w:t xml:space="preserve">на расчёт. Каждая задача снабжена источником.</w:t>
+        <w:t xml:space="preserve">Исходные точки на реке.</w:t>
+      </w:r>
+      <w:r>
+        <w:t xml:space="preserve"> </w:t>
+      </w:r>
+      <w:r>
+        <w:t xml:space="preserve">52-я армия и 2-я армия Войска Польского у Ротенбурга стоят прямо</w:t>
+      </w:r>
+      <w:r>
+        <w:t xml:space="preserve"> </w:t>
+      </w:r>
+      <w:r>
+        <w:t xml:space="preserve">на Нейсе; территория вокруг делится неудачно, и они числятся отрезанными со второго хода.</w:t>
+      </w:r>
+      <w:r>
+        <w:t xml:space="preserve"> </w:t>
+      </w:r>
+      <w:r>
+        <w:t xml:space="preserve">На события это не влияет.</w:t>
       </w:r>
     </w:p>
     <w:p>
       <w:pPr>
         <w:numPr>
           <w:ilvl w:val="0"/>
-          <w:numId w:val="1016"/>
+          <w:numId w:val="1017"/>
         </w:numPr>
         <w:pStyle w:val="Compact"/>
       </w:pPr>
@@ -16145,38 +16654,20 @@
           <w:bCs/>
           <w:b/>
         </w:rPr>
-        <w:t xml:space="preserve">Полнота материалов — не оценка модели.</w:t>
-      </w:r>
-      <w:r>
-        <w:t xml:space="preserve"> </w:t>
-      </w:r>
-      <w:r>
-        <w:t xml:space="preserve">Она показывает, есть ли в базе знаний сведения по</w:t>
-      </w:r>
-      <w:r>
-        <w:t xml:space="preserve"> </w:t>
-      </w:r>
-      <w:r>
-        <w:t xml:space="preserve">каждому элементу операции, но не проверяет, верны ли они. Сверка базы со сценарием</w:t>
-      </w:r>
-      <w:r>
-        <w:t xml:space="preserve"> </w:t>
-      </w:r>
-      <w:r>
-        <w:t xml:space="preserve">(раздел 8.3) переносит только численность, танки и орудия; состав, подчинённость и задачи</w:t>
-      </w:r>
-      <w:r>
-        <w:t xml:space="preserve"> </w:t>
-      </w:r>
-      <w:r>
-        <w:t xml:space="preserve">сценария из базы не меняются.</w:t>
+        <w:t xml:space="preserve">Численность</w:t>
+      </w:r>
+      <w:r>
+        <w:t xml:space="preserve"> </w:t>
+      </w:r>
+      <w:r>
+        <w:t xml:space="preserve">части объединений — оценка (C), в том числе боевые доли 0,6 и 0,75.</w:t>
       </w:r>
     </w:p>
     <w:p>
       <w:pPr>
         <w:numPr>
           <w:ilvl w:val="0"/>
-          <w:numId w:val="1016"/>
+          <w:numId w:val="1017"/>
         </w:numPr>
         <w:pStyle w:val="Compact"/>
       </w:pPr>
@@ -16185,6 +16676,130 @@
           <w:bCs/>
           <w:b/>
         </w:rPr>
+        <w:t xml:space="preserve">Авиация</w:t>
+      </w:r>
+      <w:r>
+        <w:t xml:space="preserve"> </w:t>
+      </w:r>
+      <w:r>
+        <w:t xml:space="preserve">не моделируется отдельно; её вклад сидит внутри откалиброванных таблиц темпа и</w:t>
+      </w:r>
+      <w:r>
+        <w:t xml:space="preserve"> </w:t>
+      </w:r>
+      <w:r>
+        <w:t xml:space="preserve">потерь. Артиллерия — числом орудий в силе соединения.</w:t>
+      </w:r>
+    </w:p>
+    <w:p>
+      <w:pPr>
+        <w:numPr>
+          <w:ilvl w:val="0"/>
+          <w:numId w:val="1017"/>
+        </w:numPr>
+        <w:pStyle w:val="Compact"/>
+      </w:pPr>
+      <w:r>
+        <w:rPr>
+          <w:bCs/>
+          <w:b/>
+        </w:rPr>
+        <w:t xml:space="preserve">Калибровка по одной операции.</w:t>
+      </w:r>
+      <w:r>
+        <w:t xml:space="preserve"> </w:t>
+      </w:r>
+      <w:r>
+        <w:t xml:space="preserve">Контрольная проверка — одна операция другого типа.</w:t>
+      </w:r>
+      <w:r>
+        <w:t xml:space="preserve"> </w:t>
+      </w:r>
+      <w:r>
+        <w:t xml:space="preserve">Для уверенных выводов нужны ещё операции.</w:t>
+      </w:r>
+    </w:p>
+    <w:p>
+      <w:pPr>
+        <w:numPr>
+          <w:ilvl w:val="0"/>
+          <w:numId w:val="1017"/>
+        </w:numPr>
+        <w:pStyle w:val="Compact"/>
+      </w:pPr>
+      <w:r>
+        <w:rPr>
+          <w:bCs/>
+          <w:b/>
+        </w:rPr>
+        <w:t xml:space="preserve">Исторические задачи</w:t>
+      </w:r>
+      <w:r>
+        <w:t xml:space="preserve"> </w:t>
+      </w:r>
+      <w:r>
+        <w:t xml:space="preserve">записаны составителем по книгам: выбор формулировки и даты влияет</w:t>
+      </w:r>
+      <w:r>
+        <w:t xml:space="preserve"> </w:t>
+      </w:r>
+      <w:r>
+        <w:t xml:space="preserve">на расчёт. Каждая задача снабжена источником.</w:t>
+      </w:r>
+    </w:p>
+    <w:p>
+      <w:pPr>
+        <w:numPr>
+          <w:ilvl w:val="0"/>
+          <w:numId w:val="1017"/>
+        </w:numPr>
+        <w:pStyle w:val="Compact"/>
+      </w:pPr>
+      <w:r>
+        <w:rPr>
+          <w:bCs/>
+          <w:b/>
+        </w:rPr>
+        <w:t xml:space="preserve">Полнота материалов — не оценка модели.</w:t>
+      </w:r>
+      <w:r>
+        <w:t xml:space="preserve"> </w:t>
+      </w:r>
+      <w:r>
+        <w:t xml:space="preserve">Она показывает, есть ли в базе знаний сведения по</w:t>
+      </w:r>
+      <w:r>
+        <w:t xml:space="preserve"> </w:t>
+      </w:r>
+      <w:r>
+        <w:t xml:space="preserve">каждому элементу операции, но не проверяет, верны ли они. Сверка базы со сценарием</w:t>
+      </w:r>
+      <w:r>
+        <w:t xml:space="preserve"> </w:t>
+      </w:r>
+      <w:r>
+        <w:t xml:space="preserve">(раздел 8.3) переносит только численность, танки и орудия; состав, подчинённость и задачи</w:t>
+      </w:r>
+      <w:r>
+        <w:t xml:space="preserve"> </w:t>
+      </w:r>
+      <w:r>
+        <w:t xml:space="preserve">сценария из базы не меняются.</w:t>
+      </w:r>
+    </w:p>
+    <w:p>
+      <w:pPr>
+        <w:numPr>
+          <w:ilvl w:val="0"/>
+          <w:numId w:val="1017"/>
+        </w:numPr>
+        <w:pStyle w:val="Compact"/>
+      </w:pPr>
+      <w:r>
+        <w:rPr>
+          <w:bCs/>
+          <w:b/>
+        </w:rPr>
         <w:t xml:space="preserve">Пересчёт по одной операции.</w:t>
       </w:r>
       <w:r>
@@ -16206,8 +16821,44 @@
         <w:t xml:space="preserve">исключают. Основными правила делает человек.</w:t>
       </w:r>
     </w:p>
-    <w:bookmarkEnd w:id="153"/>
-    <w:bookmarkStart w:id="154" w:name="X4f2280bf802e09660ba835e70710c9dc9be82d3"/>
+    <w:p>
+      <w:pPr>
+        <w:pStyle w:val="FirstParagraph"/>
+      </w:pPr>
+      <w:r>
+        <w:rPr>
+          <w:bCs/>
+          <w:b/>
+        </w:rPr>
+        <w:t xml:space="preserve">Стратегический показ.</w:t>
+      </w:r>
+      <w:r>
+        <w:t xml:space="preserve"> </w:t>
+      </w:r>
+      <w:r>
+        <w:t xml:space="preserve">Надпись фронта стоит в центре тяжести его войск: у растянутой</w:t>
+      </w:r>
+      <w:r>
+        <w:t xml:space="preserve"> </w:t>
+      </w:r>
+      <w:r>
+        <w:t xml:space="preserve">группировки (группа армий «Висла» от Штеттина до Одербруха) она оказывается не на участке, а</w:t>
+      </w:r>
+      <w:r>
+        <w:t xml:space="preserve"> </w:t>
+      </w:r>
+      <w:r>
+        <w:t xml:space="preserve">между флангами; полосы фронтов и разграничительные линии не строятся. Исторические положения</w:t>
+      </w:r>
+      <w:r>
+        <w:t xml:space="preserve"> </w:t>
+      </w:r>
+      <w:r>
+        <w:t xml:space="preserve">показываются по соединениям на любом масштабе — на стратегическом их лучше выключать.</w:t>
+      </w:r>
+    </w:p>
+    <w:bookmarkEnd w:id="159"/>
+    <w:bookmarkStart w:id="160" w:name="X4f2280bf802e09660ba835e70710c9dc9be82d3"/>
     <w:p>
       <w:pPr>
         <w:pStyle w:val="Heading3"/>
@@ -16439,9 +17090,9 @@
         </w:tc>
       </w:tr>
     </w:tbl>
-    <w:bookmarkEnd w:id="154"/>
-    <w:bookmarkEnd w:id="155"/>
-    <w:bookmarkStart w:id="156" w:name="Xdbcb197e40a9702486d4bd023f921502f1677e6"/>
+    <w:bookmarkEnd w:id="160"/>
+    <w:bookmarkEnd w:id="161"/>
+    <w:bookmarkStart w:id="162" w:name="Xdbcb197e40a9702486d4bd023f921502f1677e6"/>
     <w:p>
       <w:pPr>
         <w:pStyle w:val="Heading2"/>
@@ -17306,8 +17957,8 @@
         <w:t xml:space="preserve"> test</w:t>
       </w:r>
     </w:p>
-    <w:bookmarkEnd w:id="156"/>
-    <w:bookmarkStart w:id="159" w:name="Xeef51b1a183ef0d1a3c231a74c93ed7acf2eaaa"/>
+    <w:bookmarkEnd w:id="162"/>
+    <w:bookmarkStart w:id="165" w:name="Xeef51b1a183ef0d1a3c231a74c93ed7acf2eaaa"/>
     <w:p>
       <w:pPr>
         <w:pStyle w:val="Heading2"/>
@@ -17364,7 +18015,7 @@
               <w:pStyle w:val="Compact"/>
               <w:jc w:val="left"/>
             </w:pPr>
-            <w:hyperlink r:id="rId119">
+            <w:hyperlink r:id="rId125">
               <w:r>
                 <w:rPr>
                   <w:rStyle w:val="Hyperlink"/>
@@ -17395,7 +18046,7 @@
               <w:pStyle w:val="Compact"/>
               <w:jc w:val="left"/>
             </w:pPr>
-            <w:hyperlink r:id="rId110">
+            <w:hyperlink r:id="rId116">
               <w:r>
                 <w:rPr>
                   <w:rStyle w:val="Hyperlink"/>
@@ -17426,7 +18077,7 @@
               <w:pStyle w:val="Compact"/>
               <w:jc w:val="left"/>
             </w:pPr>
-            <w:hyperlink r:id="rId112">
+            <w:hyperlink r:id="rId118">
               <w:r>
                 <w:rPr>
                   <w:rStyle w:val="Hyperlink"/>
@@ -17533,7 +18184,7 @@
               <w:pStyle w:val="Compact"/>
               <w:jc w:val="left"/>
             </w:pPr>
-            <w:hyperlink r:id="rId114">
+            <w:hyperlink r:id="rId120">
               <w:r>
                 <w:rPr>
                   <w:rStyle w:val="Hyperlink"/>
@@ -17564,7 +18215,7 @@
               <w:pStyle w:val="Compact"/>
               <w:jc w:val="left"/>
             </w:pPr>
-            <w:hyperlink r:id="rId157">
+            <w:hyperlink r:id="rId163">
               <w:r>
                 <w:rPr>
                   <w:rStyle w:val="Hyperlink"/>
@@ -17578,7 +18229,7 @@
             <w:r>
               <w:t xml:space="preserve"> </w:t>
             </w:r>
-            <w:hyperlink r:id="rId158">
+            <w:hyperlink r:id="rId164">
               <w:r>
                 <w:rPr>
                   <w:rStyle w:val="Hyperlink"/>
@@ -17609,7 +18260,7 @@
               <w:pStyle w:val="Compact"/>
               <w:jc w:val="left"/>
             </w:pPr>
-            <w:hyperlink r:id="rId120">
+            <w:hyperlink r:id="rId126">
               <w:r>
                 <w:rPr>
                   <w:rStyle w:val="Hyperlink"/>
@@ -17633,8 +18284,8 @@
         </w:tc>
       </w:tr>
     </w:tbl>
-    <w:bookmarkEnd w:id="159"/>
-    <w:bookmarkStart w:id="160" w:name="Xc6178583b0d1c439978e167499079597c3d7485"/>
+    <w:bookmarkEnd w:id="165"/>
+    <w:bookmarkStart w:id="166" w:name="Xc6178583b0d1c439978e167499079597c3d7485"/>
     <w:p>
       <w:pPr>
         <w:pStyle w:val="Heading2"/>
@@ -18091,8 +18742,8 @@
         <w:t xml:space="preserve">Таблицы темпа и потерь — в разделе 19.2.</w:t>
       </w:r>
     </w:p>
-    <w:bookmarkEnd w:id="160"/>
-    <w:bookmarkEnd w:id="161"/>
+    <w:bookmarkEnd w:id="166"/>
+    <w:bookmarkEnd w:id="167"/>
     <w:sectPr/>
   </w:body>
 </w:document>
@@ -18382,6 +19033,9 @@
     <w:abstractNumId w:val="991"/>
   </w:num>
   <w:num w:numId="1007">
+    <w:abstractNumId w:val="991"/>
+  </w:num>
+  <w:num w:numId="1008">
     <w:abstractNumId w:val="99411"/>
     <w:lvlOverride w:ilvl="0">
       <w:startOverride w:val="1"/>
@@ -18411,9 +19065,6 @@
       <w:startOverride w:val="1"/>
     </w:lvlOverride>
   </w:num>
-  <w:num w:numId="1008">
-    <w:abstractNumId w:val="991"/>
-  </w:num>
   <w:num w:numId="1009">
     <w:abstractNumId w:val="991"/>
   </w:num>
@@ -18421,34 +19072,7 @@
     <w:abstractNumId w:val="991"/>
   </w:num>
   <w:num w:numId="1011">
-    <w:abstractNumId w:val="99411"/>
-    <w:lvlOverride w:ilvl="0">
-      <w:startOverride w:val="1"/>
-    </w:lvlOverride>
-    <w:lvlOverride w:ilvl="1">
-      <w:startOverride w:val="1"/>
-    </w:lvlOverride>
-    <w:lvlOverride w:ilvl="2">
-      <w:startOverride w:val="1"/>
-    </w:lvlOverride>
-    <w:lvlOverride w:ilvl="3">
-      <w:startOverride w:val="1"/>
-    </w:lvlOverride>
-    <w:lvlOverride w:ilvl="4">
-      <w:startOverride w:val="1"/>
-    </w:lvlOverride>
-    <w:lvlOverride w:ilvl="5">
-      <w:startOverride w:val="1"/>
-    </w:lvlOverride>
-    <w:lvlOverride w:ilvl="6">
-      <w:startOverride w:val="1"/>
-    </w:lvlOverride>
-    <w:lvlOverride w:ilvl="7">
-      <w:startOverride w:val="1"/>
-    </w:lvlOverride>
-    <w:lvlOverride w:ilvl="8">
-      <w:startOverride w:val="1"/>
-    </w:lvlOverride>
+    <w:abstractNumId w:val="991"/>
   </w:num>
   <w:num w:numId="1012">
     <w:abstractNumId w:val="99411"/>
@@ -18481,7 +19105,34 @@
     </w:lvlOverride>
   </w:num>
   <w:num w:numId="1013">
-    <w:abstractNumId w:val="991"/>
+    <w:abstractNumId w:val="99411"/>
+    <w:lvlOverride w:ilvl="0">
+      <w:startOverride w:val="1"/>
+    </w:lvlOverride>
+    <w:lvlOverride w:ilvl="1">
+      <w:startOverride w:val="1"/>
+    </w:lvlOverride>
+    <w:lvlOverride w:ilvl="2">
+      <w:startOverride w:val="1"/>
+    </w:lvlOverride>
+    <w:lvlOverride w:ilvl="3">
+      <w:startOverride w:val="1"/>
+    </w:lvlOverride>
+    <w:lvlOverride w:ilvl="4">
+      <w:startOverride w:val="1"/>
+    </w:lvlOverride>
+    <w:lvlOverride w:ilvl="5">
+      <w:startOverride w:val="1"/>
+    </w:lvlOverride>
+    <w:lvlOverride w:ilvl="6">
+      <w:startOverride w:val="1"/>
+    </w:lvlOverride>
+    <w:lvlOverride w:ilvl="7">
+      <w:startOverride w:val="1"/>
+    </w:lvlOverride>
+    <w:lvlOverride w:ilvl="8">
+      <w:startOverride w:val="1"/>
+    </w:lvlOverride>
   </w:num>
   <w:num w:numId="1014">
     <w:abstractNumId w:val="991"/>
@@ -18490,6 +19141,9 @@
     <w:abstractNumId w:val="991"/>
   </w:num>
   <w:num w:numId="1016">
+    <w:abstractNumId w:val="991"/>
+  </w:num>
+  <w:num w:numId="1017">
     <w:abstractNumId w:val="99411"/>
     <w:lvlOverride w:ilvl="0">
       <w:startOverride w:val="1"/>

--- a/docs/system.docx
+++ b/docs/system.docx
@@ -2390,6 +2390,79 @@
         <w:pStyle w:val="BodyText"/>
       </w:pPr>
       <w:r>
+        <w:rPr>
+          <w:bCs/>
+          <w:b/>
+        </w:rPr>
+        <w:t xml:space="preserve">Подписи.</w:t>
+      </w:r>
+      <w:r>
+        <w:t xml:space="preserve"> </w:t>
+      </w:r>
+      <w:r>
+        <w:t xml:space="preserve">Кнопка «Подписи» включает подписи знаков на карте или оставляет их только при</w:t>
+      </w:r>
+      <w:r>
+        <w:t xml:space="preserve"> </w:t>
+      </w:r>
+      <w:r>
+        <w:t xml:space="preserve">наведении. На карте подписи</w:t>
+      </w:r>
+      <w:r>
+        <w:t xml:space="preserve"> </w:t>
+      </w:r>
+      <w:r>
+        <w:rPr>
+          <w:bCs/>
+          <w:b/>
+        </w:rPr>
+        <w:t xml:space="preserve">разрежаются</w:t>
+      </w:r>
+      <w:r>
+        <w:t xml:space="preserve">: подписи идут по важности — объединения выше</w:t>
+      </w:r>
+      <w:r>
+        <w:t xml:space="preserve"> </w:t>
+      </w:r>
+      <w:r>
+        <w:t xml:space="preserve">соединений, расчёт выше исторических положений, армия выше корпуса, корпус выше дивизии.</w:t>
+      </w:r>
+      <w:r>
+        <w:t xml:space="preserve"> </w:t>
+      </w:r>
+      <w:r>
+        <w:t xml:space="preserve">Подпись, которая налезла бы на уже поставленную подпись или зашла бы под чужой знак, не</w:t>
+      </w:r>
+      <w:r>
+        <w:t xml:space="preserve"> </w:t>
+      </w:r>
+      <w:r>
+        <w:t xml:space="preserve">рисуется. У знаков, лежащих прямо друг на друге, подпись одна — у верхнего, видимого. Знак без</w:t>
+      </w:r>
+      <w:r>
+        <w:t xml:space="preserve"> </w:t>
+      </w:r>
+      <w:r>
+        <w:t xml:space="preserve">подписи остаётся на месте, его название и состояние — в подсказке при наведении. Разрежение</w:t>
+      </w:r>
+      <w:r>
+        <w:t xml:space="preserve"> </w:t>
+      </w:r>
+      <w:r>
+        <w:t xml:space="preserve">действует только на экране: в выгрузке SVG и PNG все подписи на месте. Внутри коридора размеров</w:t>
+      </w:r>
+      <w:r>
+        <w:t xml:space="preserve"> </w:t>
+      </w:r>
+      <w:r>
+        <w:t xml:space="preserve">знаков результат от зума не зависит: знаки и расстояния между ними растут вместе.</w:t>
+      </w:r>
+    </w:p>
+    <w:p>
+      <w:pPr>
+        <w:pStyle w:val="BodyText"/>
+      </w:pPr>
+      <w:r>
         <w:drawing>
           <wp:inline>
             <wp:extent cx="5334000" cy="3333750"/>
@@ -7363,7 +7436,7 @@
         <w:rPr>
           <w:rStyle w:val="CommentTok"/>
         </w:rPr>
-        <w:t xml:space="preserve"># 218 проверок: ядро, сервисы через шлюз, симулятор, база знаний</w:t>
+        <w:t xml:space="preserve"># 221 проверка: ядро, сервисы через шлюз, симулятор, база знаний</w:t>
       </w:r>
       <w:r>
         <w:br/>

--- a/docs/system.docx
+++ b/docs/system.docx
@@ -2370,43 +2370,105 @@
         <w:pStyle w:val="FirstParagraph"/>
       </w:pPr>
       <w:r>
-        <w:t xml:space="preserve">Линии фронта (расчётная и историческая), рубежи, участки и подложка от масштаба не зависят и</w:t>
-      </w:r>
-      <w:r>
-        <w:t xml:space="preserve"> </w:t>
-      </w:r>
-      <w:r>
-        <w:t xml:space="preserve">включаются своими кнопками; бои за ход — только на тактическом. Легенда показывает знаки</w:t>
-      </w:r>
-      <w:r>
-        <w:t xml:space="preserve"> </w:t>
-      </w:r>
-      <w:r>
-        <w:t xml:space="preserve">выбранного масштаба.</w:t>
-      </w:r>
-    </w:p>
-    <w:p>
-      <w:pPr>
-        <w:pStyle w:val="BodyText"/>
-      </w:pPr>
-      <w:r>
         <w:rPr>
           <w:bCs/>
           <w:b/>
         </w:rPr>
+        <w:t xml:space="preserve">Управление картой.</w:t>
+      </w:r>
+      <w:r>
+        <w:t xml:space="preserve"> </w:t>
+      </w:r>
+      <w:r>
+        <w:t xml:space="preserve">Над картой — четыре элемента, чтобы панель помещалась в строку и на</w:t>
+      </w:r>
+      <w:r>
+        <w:t xml:space="preserve"> </w:t>
+      </w:r>
+      <w:r>
+        <w:t xml:space="preserve">телефоне: переключатель масштаба, меню</w:t>
+      </w:r>
+      <w:r>
+        <w:t xml:space="preserve"> </w:t>
+      </w:r>
+      <w:r>
+        <w:rPr>
+          <w:bCs/>
+          <w:b/>
+        </w:rPr>
+        <w:t xml:space="preserve">«Слои»</w:t>
+      </w:r>
+      <w:r>
+        <w:t xml:space="preserve"> </w:t>
+      </w:r>
+      <w:r>
+        <w:t xml:space="preserve">(число — сколько слоёв включено), «Участки» и</w:t>
+      </w:r>
+      <w:r>
+        <w:t xml:space="preserve"> </w:t>
+      </w:r>
+      <w:r>
+        <w:t xml:space="preserve">«Подложка». В «Слоях» флажками включаются подписи знаков, исторические положения, линия фронта</w:t>
+      </w:r>
+      <w:r>
+        <w:t xml:space="preserve"> </w:t>
+      </w:r>
+      <w:r>
+        <w:t xml:space="preserve">по истории и расчётная, бои за ход (только на тактическом масштабе), рубежи; в игре — ещё</w:t>
+      </w:r>
+      <w:r>
+        <w:t xml:space="preserve"> </w:t>
+      </w:r>
+      <w:r>
+        <w:t xml:space="preserve">замысел (проект приказов), тыл и реки для переправ. Слои от масштаба не зависят. Легенда</w:t>
+      </w:r>
+      <w:r>
+        <w:t xml:space="preserve"> </w:t>
+      </w:r>
+      <w:r>
+        <w:t xml:space="preserve">показывает знаки выбранного масштаба; её строки тоже включают и выключают слои.</w:t>
+      </w:r>
+    </w:p>
+    <w:p>
+      <w:pPr>
+        <w:pStyle w:val="BodyText"/>
+      </w:pPr>
+      <w:r>
+        <w:rPr>
+          <w:bCs/>
+          <w:b/>
+        </w:rPr>
         <w:t xml:space="preserve">Подписи.</w:t>
       </w:r>
       <w:r>
         <w:t xml:space="preserve"> </w:t>
       </w:r>
       <w:r>
-        <w:t xml:space="preserve">Кнопка «Подписи» включает подписи знаков на карте или оставляет их только при</w:t>
-      </w:r>
-      <w:r>
-        <w:t xml:space="preserve"> </w:t>
-      </w:r>
-      <w:r>
-        <w:t xml:space="preserve">наведении. На карте подписи</w:t>
+        <w:t xml:space="preserve">Подписи соединений — сокращениями штабных карт: «8 гв. А», «26 гв. ск», «7 гв. кк»,</w:t>
+      </w:r>
+      <w:r>
+        <w:t xml:space="preserve"> </w:t>
+      </w:r>
+      <w:r>
+        <w:t xml:space="preserve">«545 нгд», «309 пд», «11 тгд СС», «XI тк СС», «гарн. Штеттин»; собственное имя номерной дивизии</w:t>
+      </w:r>
+      <w:r>
+        <w:t xml:space="preserve"> </w:t>
+      </w:r>
+      <w:r>
+        <w:t xml:space="preserve">(«Берлин», «Нордланд») на карту не выносится, у дивизии без номера подпись — её имя</w:t>
+      </w:r>
+      <w:r>
+        <w:t xml:space="preserve"> </w:t>
+      </w:r>
+      <w:r>
+        <w:t xml:space="preserve">(«Курмарк»). Полное название — в подсказке при наведении. Флажок «Подписи знаков» выключает</w:t>
+      </w:r>
+      <w:r>
+        <w:t xml:space="preserve"> </w:t>
+      </w:r>
+      <w:r>
+        <w:t xml:space="preserve">подписи на карте (остаются при наведении). На карте подписи</w:t>
       </w:r>
       <w:r>
         <w:t xml:space="preserve"> </w:t>

--- a/docs/system.docx
+++ b/docs/system.docx
@@ -131,7 +131,7 @@
         </w:pict>
       </w:r>
     </w:p>
-    <w:bookmarkStart w:id="124" w:name="часть-i-система"/>
+    <w:bookmarkStart w:id="127" w:name="часть-i-система"/>
     <w:p>
       <w:pPr>
         <w:pStyle w:val="Heading1"/>
@@ -1772,7 +1772,7 @@
       </w:r>
     </w:p>
     <w:bookmarkEnd w:id="49"/>
-    <w:bookmarkStart w:id="71" w:name="Xd19bcff54a96beb9ecc7d553dd143bd10cdc5c7"/>
+    <w:bookmarkStart w:id="74" w:name="Xd19bcff54a96beb9ecc7d553dd143bd10cdc5c7"/>
     <w:p>
       <w:pPr>
         <w:pStyle w:val="Heading2"/>
@@ -2380,13 +2380,19 @@
         <w:t xml:space="preserve"> </w:t>
       </w:r>
       <w:r>
-        <w:t xml:space="preserve">Над картой — четыре элемента, чтобы панель помещалась в строку и на</w:t>
-      </w:r>
-      <w:r>
-        <w:t xml:space="preserve"> </w:t>
-      </w:r>
-      <w:r>
-        <w:t xml:space="preserve">телефоне: переключатель масштаба, меню</w:t>
+        <w:t xml:space="preserve">Управление — отдельной полосой над картой, карта начинается под ней и</w:t>
+      </w:r>
+      <w:r>
+        <w:t xml:space="preserve"> </w:t>
+      </w:r>
+      <w:r>
+        <w:t xml:space="preserve">кнопками не закрывается. В полосе: «Принять командование» (в переигровке), переключатель</w:t>
+      </w:r>
+      <w:r>
+        <w:t xml:space="preserve"> </w:t>
+      </w:r>
+      <w:r>
+        <w:t xml:space="preserve">масштаба, меню</w:t>
       </w:r>
       <w:r>
         <w:t xml:space="preserve"> </w:t>
@@ -2402,13 +2408,13 @@
         <w:t xml:space="preserve"> </w:t>
       </w:r>
       <w:r>
-        <w:t xml:space="preserve">(число — сколько слоёв включено), «Участки» и</w:t>
-      </w:r>
-      <w:r>
-        <w:t xml:space="preserve"> </w:t>
-      </w:r>
-      <w:r>
-        <w:t xml:space="preserve">«Подложка». В «Слоях» флажками включаются подписи знаков, исторические положения, линия фронта</w:t>
+        <w:t xml:space="preserve">(число — сколько слоёв включено), «Участки» и «Подложка». На узком</w:t>
+      </w:r>
+      <w:r>
+        <w:t xml:space="preserve"> </w:t>
+      </w:r>
+      <w:r>
+        <w:t xml:space="preserve">экране полоса переносится во вторую строку, а карта сдвигается ниже. В «Слоях» флажками включаются подписи знаков, исторические положения, линия фронта</w:t>
       </w:r>
       <w:r>
         <w:t xml:space="preserve"> </w:t>
@@ -2427,97 +2433,6 @@
       </w:r>
       <w:r>
         <w:t xml:space="preserve">показывает знаки выбранного масштаба; её строки тоже включают и выключают слои.</w:t>
-      </w:r>
-    </w:p>
-    <w:p>
-      <w:pPr>
-        <w:pStyle w:val="BodyText"/>
-      </w:pPr>
-      <w:r>
-        <w:rPr>
-          <w:bCs/>
-          <w:b/>
-        </w:rPr>
-        <w:t xml:space="preserve">Подписи.</w:t>
-      </w:r>
-      <w:r>
-        <w:t xml:space="preserve"> </w:t>
-      </w:r>
-      <w:r>
-        <w:t xml:space="preserve">Подписи соединений — сокращениями штабных карт: «8 гв. А», «26 гв. ск», «7 гв. кк»,</w:t>
-      </w:r>
-      <w:r>
-        <w:t xml:space="preserve"> </w:t>
-      </w:r>
-      <w:r>
-        <w:t xml:space="preserve">«545 нгд», «309 пд», «11 тгд СС», «XI тк СС», «гарн. Штеттин»; собственное имя номерной дивизии</w:t>
-      </w:r>
-      <w:r>
-        <w:t xml:space="preserve"> </w:t>
-      </w:r>
-      <w:r>
-        <w:t xml:space="preserve">(«Берлин», «Нордланд») на карту не выносится, у дивизии без номера подпись — её имя</w:t>
-      </w:r>
-      <w:r>
-        <w:t xml:space="preserve"> </w:t>
-      </w:r>
-      <w:r>
-        <w:t xml:space="preserve">(«Курмарк»). Полное название — в подсказке при наведении. Флажок «Подписи знаков» выключает</w:t>
-      </w:r>
-      <w:r>
-        <w:t xml:space="preserve"> </w:t>
-      </w:r>
-      <w:r>
-        <w:t xml:space="preserve">подписи на карте (остаются при наведении). На карте подписи</w:t>
-      </w:r>
-      <w:r>
-        <w:t xml:space="preserve"> </w:t>
-      </w:r>
-      <w:r>
-        <w:rPr>
-          <w:bCs/>
-          <w:b/>
-        </w:rPr>
-        <w:t xml:space="preserve">разрежаются</w:t>
-      </w:r>
-      <w:r>
-        <w:t xml:space="preserve">: подписи идут по важности — объединения выше</w:t>
-      </w:r>
-      <w:r>
-        <w:t xml:space="preserve"> </w:t>
-      </w:r>
-      <w:r>
-        <w:t xml:space="preserve">соединений, расчёт выше исторических положений, армия выше корпуса, корпус выше дивизии.</w:t>
-      </w:r>
-      <w:r>
-        <w:t xml:space="preserve"> </w:t>
-      </w:r>
-      <w:r>
-        <w:t xml:space="preserve">Подпись, которая налезла бы на уже поставленную подпись или зашла бы под чужой знак, не</w:t>
-      </w:r>
-      <w:r>
-        <w:t xml:space="preserve"> </w:t>
-      </w:r>
-      <w:r>
-        <w:t xml:space="preserve">рисуется. У знаков, лежащих прямо друг на друге, подпись одна — у верхнего, видимого. Знак без</w:t>
-      </w:r>
-      <w:r>
-        <w:t xml:space="preserve"> </w:t>
-      </w:r>
-      <w:r>
-        <w:t xml:space="preserve">подписи остаётся на месте, его название и состояние — в подсказке при наведении. Разрежение</w:t>
-      </w:r>
-      <w:r>
-        <w:t xml:space="preserve"> </w:t>
-      </w:r>
-      <w:r>
-        <w:t xml:space="preserve">действует только на экране: в выгрузке SVG и PNG все подписи на месте. Внутри коридора размеров</w:t>
-      </w:r>
-      <w:r>
-        <w:t xml:space="preserve"> </w:t>
-      </w:r>
-      <w:r>
-        <w:t xml:space="preserve">знаков результат от зума не зависит: знаки и расстояния между ними растут вместе.</w:t>
       </w:r>
     </w:p>
     <w:p>
@@ -2529,12 +2444,12 @@
           <wp:inline>
             <wp:extent cx="5334000" cy="3333750"/>
             <wp:effectExtent b="0" l="0" r="0" t="0"/>
-            <wp:docPr descr="Переигровка: оперативный масштаб" title="" id="54" name="Picture"/>
+            <wp:docPr descr="Меню «Слои»" title="" id="54" name="Picture"/>
             <a:graphic>
               <a:graphicData uri="http://schemas.openxmlformats.org/drawingml/2006/picture">
                 <pic:pic>
                   <pic:nvPicPr>
-                    <pic:cNvPr descr="img/replay-operational.jpg" id="55" name="Picture"/>
+                    <pic:cNvPr descr="img/replay-layers.jpg" id="55" name="Picture"/>
                     <pic:cNvPicPr>
                       <a:picLocks noChangeArrowheads="1" noChangeAspect="1"/>
                     </pic:cNvPicPr>
@@ -2576,7 +2491,98 @@
           <w:iCs/>
           <w:i/>
         </w:rPr>
-        <w:t xml:space="preserve">Тот же момент в оперативном масштабе: объединения в центре тяжести своих соединений, удары и отходы за сутки.</w:t>
+        <w:t xml:space="preserve">Полоса управления над картой и открытое меню «Слои».</w:t>
+      </w:r>
+    </w:p>
+    <w:p>
+      <w:pPr>
+        <w:pStyle w:val="BodyText"/>
+      </w:pPr>
+      <w:r>
+        <w:rPr>
+          <w:bCs/>
+          <w:b/>
+        </w:rPr>
+        <w:t xml:space="preserve">Подписи.</w:t>
+      </w:r>
+      <w:r>
+        <w:t xml:space="preserve"> </w:t>
+      </w:r>
+      <w:r>
+        <w:t xml:space="preserve">Подписи соединений — сокращениями штабных карт: «8 гв. А», «26 гв. ск», «7 гв. кк»,</w:t>
+      </w:r>
+      <w:r>
+        <w:t xml:space="preserve"> </w:t>
+      </w:r>
+      <w:r>
+        <w:t xml:space="preserve">«545 нгд», «309 пд», «11 тгд СС», «XI тк СС», «гарн. Штеттин»; собственное имя номерной дивизии</w:t>
+      </w:r>
+      <w:r>
+        <w:t xml:space="preserve"> </w:t>
+      </w:r>
+      <w:r>
+        <w:t xml:space="preserve">(«Берлин», «Нордланд») на карту не выносится, у дивизии без номера подпись — её имя</w:t>
+      </w:r>
+      <w:r>
+        <w:t xml:space="preserve"> </w:t>
+      </w:r>
+      <w:r>
+        <w:t xml:space="preserve">(«Курмарк»). Полное название — в подсказке при наведении. Флажок «Подписи знаков» выключает</w:t>
+      </w:r>
+      <w:r>
+        <w:t xml:space="preserve"> </w:t>
+      </w:r>
+      <w:r>
+        <w:t xml:space="preserve">подписи на карте (остаются при наведении). На карте подписи</w:t>
+      </w:r>
+      <w:r>
+        <w:t xml:space="preserve"> </w:t>
+      </w:r>
+      <w:r>
+        <w:rPr>
+          <w:bCs/>
+          <w:b/>
+        </w:rPr>
+        <w:t xml:space="preserve">разрежаются</w:t>
+      </w:r>
+      <w:r>
+        <w:t xml:space="preserve">: подписи идут по важности — объединения выше</w:t>
+      </w:r>
+      <w:r>
+        <w:t xml:space="preserve"> </w:t>
+      </w:r>
+      <w:r>
+        <w:t xml:space="preserve">соединений, расчёт выше исторических положений, армия выше корпуса, корпус выше дивизии.</w:t>
+      </w:r>
+      <w:r>
+        <w:t xml:space="preserve"> </w:t>
+      </w:r>
+      <w:r>
+        <w:t xml:space="preserve">Подпись, которая налезла бы на уже поставленную подпись или зашла бы под чужой знак, не</w:t>
+      </w:r>
+      <w:r>
+        <w:t xml:space="preserve"> </w:t>
+      </w:r>
+      <w:r>
+        <w:t xml:space="preserve">рисуется. У знаков, лежащих прямо друг на друге, подпись одна — у верхнего, видимого. Знак без</w:t>
+      </w:r>
+      <w:r>
+        <w:t xml:space="preserve"> </w:t>
+      </w:r>
+      <w:r>
+        <w:t xml:space="preserve">подписи остаётся на месте, его название и состояние — в подсказке при наведении. Разрежение</w:t>
+      </w:r>
+      <w:r>
+        <w:t xml:space="preserve"> </w:t>
+      </w:r>
+      <w:r>
+        <w:t xml:space="preserve">действует только на экране: в выгрузке SVG и PNG все подписи на месте. Внутри коридора размеров</w:t>
+      </w:r>
+      <w:r>
+        <w:t xml:space="preserve"> </w:t>
+      </w:r>
+      <w:r>
+        <w:t xml:space="preserve">знаков результат от зума не зависит: знаки и расстояния между ними растут вместе.</w:t>
       </w:r>
     </w:p>
     <w:p>
@@ -2588,12 +2594,12 @@
           <wp:inline>
             <wp:extent cx="5334000" cy="3333750"/>
             <wp:effectExtent b="0" l="0" r="0" t="0"/>
-            <wp:docPr descr="Переигровка: стратегический масштаб, 19 апреля" title="" id="57" name="Picture"/>
+            <wp:docPr descr="Переигровка: оперативный масштаб" title="" id="57" name="Picture"/>
             <a:graphic>
               <a:graphicData uri="http://schemas.openxmlformats.org/drawingml/2006/picture">
                 <pic:pic>
                   <pic:nvPicPr>
-                    <pic:cNvPr descr="img/replay-strategic.jpg" id="58" name="Picture"/>
+                    <pic:cNvPr descr="img/replay-operational.jpg" id="58" name="Picture"/>
                     <pic:cNvPicPr>
                       <a:picLocks noChangeArrowheads="1" noChangeAspect="1"/>
                     </pic:cNvPicPr>
@@ -2635,7 +2641,7 @@
           <w:iCs/>
           <w:i/>
         </w:rPr>
-        <w:t xml:space="preserve">Стратегический масштаб, 19 апреля (исторические положения выключены): надписи фронтов и групп армий, главный удар 1-го Белорусского фронта на Зееловских высотах, расчётный (красный) и исторический (серый) фронт, рубежи.</w:t>
+        <w:t xml:space="preserve">Тот же момент в оперативном масштабе: объединения в центре тяжести своих соединений, удары и отходы за сутки.</w:t>
       </w:r>
     </w:p>
     <w:p>
@@ -2647,12 +2653,12 @@
           <wp:inline>
             <wp:extent cx="5334000" cy="3333750"/>
             <wp:effectExtent b="0" l="0" r="0" t="0"/>
-            <wp:docPr descr="Переигровка: стратегический масштаб, 25 апреля" title="" id="60" name="Picture"/>
+            <wp:docPr descr="Переигровка: стратегический масштаб, 19 апреля" title="" id="60" name="Picture"/>
             <a:graphic>
               <a:graphicData uri="http://schemas.openxmlformats.org/drawingml/2006/picture">
                 <pic:pic>
                   <pic:nvPicPr>
-                    <pic:cNvPr descr="img/replay-strategic-late.jpg" id="61" name="Picture"/>
+                    <pic:cNvPr descr="img/replay-strategic.jpg" id="61" name="Picture"/>
                     <pic:cNvPicPr>
                       <a:picLocks noChangeArrowheads="1" noChangeAspect="1"/>
                     </pic:cNvPicPr>
@@ -2694,7 +2700,7 @@
           <w:iCs/>
           <w:i/>
         </w:rPr>
-        <w:t xml:space="preserve">25 апреля: 1-й Белорусский и 1-й Украинский фронты охватывают Берлин, с юго-запада — удар 12-й армии (под надписью «ОКВ», синяя стрелка). Надпись группы армий «Висла» стоит в центре тяжести её войск, растянутых от Штеттина до Одербруха, а не на её участке.</w:t>
+        <w:t xml:space="preserve">Стратегический масштаб, 19 апреля (исторические положения выключены): надписи фронтов и групп армий, главный удар 1-го Белорусского фронта на Зееловских высотах, расчётный (красный) и исторический (серый) фронт, рубежи.</w:t>
       </w:r>
     </w:p>
     <w:p>
@@ -2706,12 +2712,12 @@
           <wp:inline>
             <wp:extent cx="5334000" cy="3333750"/>
             <wp:effectExtent b="0" l="0" r="0" t="0"/>
-            <wp:docPr descr="Бой в Берлине, 27.04" title="" id="63" name="Picture"/>
+            <wp:docPr descr="Переигровка: стратегический масштаб, 25 апреля" title="" id="63" name="Picture"/>
             <a:graphic>
               <a:graphicData uri="http://schemas.openxmlformats.org/drawingml/2006/picture">
                 <pic:pic>
                   <pic:nvPicPr>
-                    <pic:cNvPr descr="img/replay-city.jpg" id="64" name="Picture"/>
+                    <pic:cNvPr descr="img/replay-strategic-late.jpg" id="64" name="Picture"/>
                     <pic:cNvPicPr>
                       <a:picLocks noChangeArrowheads="1" noChangeAspect="1"/>
                     </pic:cNvPicPr>
@@ -2753,74 +2759,7 @@
           <w:iCs/>
           <w:i/>
         </w:rPr>
-        <w:t xml:space="preserve">Бой в Берлине (клетка 250 м, ход 12 ч), 27 апреля: советские корпуса у кольца S-Bahn, немецкие гарнизоны секторов A–H и Z. В допуске ±2 км — 84–92 % положений.</w:t>
-      </w:r>
-    </w:p>
-    <w:p>
-      <w:pPr>
-        <w:pStyle w:val="BodyText"/>
-      </w:pPr>
-      <w:r>
-        <w:rPr>
-          <w:bCs/>
-          <w:b/>
-        </w:rPr>
-        <w:t xml:space="preserve">Игра.</w:t>
-      </w:r>
-      <w:r>
-        <w:t xml:space="preserve"> </w:t>
-      </w:r>
-      <w:r>
-        <w:t xml:space="preserve">С любого момента переигровки можно принять командование одной стороной. Противником</w:t>
-      </w:r>
-      <w:r>
-        <w:t xml:space="preserve"> </w:t>
-      </w:r>
-      <w:r>
-        <w:t xml:space="preserve">командует</w:t>
-      </w:r>
-      <w:r>
-        <w:t xml:space="preserve"> </w:t>
-      </w:r>
-      <w:r>
-        <w:rPr>
-          <w:bCs/>
-          <w:b/>
-        </w:rPr>
-        <w:t xml:space="preserve">штаб на модели</w:t>
-      </w:r>
-      <w:r>
-        <w:t xml:space="preserve">: на каждом ходу он получает только то, что мог знать (свои войска,</w:t>
-      </w:r>
-      <w:r>
-        <w:t xml:space="preserve"> </w:t>
-      </w:r>
-      <w:r>
-        <w:t xml:space="preserve">противник в пределах разведки, итоги суток, ограничения сверху), и отдаёт приказы в той же форме,</w:t>
-      </w:r>
-      <w:r>
-        <w:t xml:space="preserve"> </w:t>
-      </w:r>
-      <w:r>
-        <w:t xml:space="preserve">что и человек. Игрок получает доклады и разведсводку (туман войны), принимает решение на ход</w:t>
-      </w:r>
-      <w:r>
-        <w:t xml:space="preserve"> </w:t>
-      </w:r>
-      <w:r>
-        <w:t xml:space="preserve">(оценка обстановки, замысел, риски, донесение), отдаёт приказы войскам и распоряжения по тылу,</w:t>
-      </w:r>
-      <w:r>
-        <w:t xml:space="preserve"> </w:t>
-      </w:r>
-      <w:r>
-        <w:t xml:space="preserve">переправам и резервам. Арбитр исполняет только приказы в строгой форме; свободный текст идёт в</w:t>
-      </w:r>
-      <w:r>
-        <w:t xml:space="preserve"> </w:t>
-      </w:r>
-      <w:r>
-        <w:t xml:space="preserve">журнал и советнику.</w:t>
+        <w:t xml:space="preserve">25 апреля: 1-й Белорусский и 1-й Украинский фронты охватывают Берлин, с юго-запада — удар 12-й армии (под надписью «ОКВ», синяя стрелка). Надпись группы армий «Висла» стоит в центре тяжести её войск, растянутых от Штеттина до Одербруха, а не на её участке.</w:t>
       </w:r>
     </w:p>
     <w:p>
@@ -2832,12 +2771,12 @@
           <wp:inline>
             <wp:extent cx="5334000" cy="3333750"/>
             <wp:effectExtent b="0" l="0" r="0" t="0"/>
-            <wp:docPr descr="Игра: доклады" title="" id="66" name="Picture"/>
+            <wp:docPr descr="Бой в Берлине, 27.04" title="" id="66" name="Picture"/>
             <a:graphic>
               <a:graphicData uri="http://schemas.openxmlformats.org/drawingml/2006/picture">
                 <pic:pic>
                   <pic:nvPicPr>
-                    <pic:cNvPr descr="img/game-reports.jpg" id="67" name="Picture"/>
+                    <pic:cNvPr descr="img/replay-city.jpg" id="67" name="Picture"/>
                     <pic:cNvPicPr>
                       <a:picLocks noChangeArrowheads="1" noChangeAspect="1"/>
                     </pic:cNvPicPr>
@@ -2879,7 +2818,7 @@
           <w:iCs/>
           <w:i/>
         </w:rPr>
-        <w:t xml:space="preserve">Командование 1-м Белорусским фронтом: оперативная сводка, донесения за ход, доклады объединений.</w:t>
+        <w:t xml:space="preserve">Бой в Берлине (клетка 250 м, ход 12 ч), 27 апреля: советские корпуса у кольца S-Bahn, немецкие гарнизоны секторов A–H и Z. В допуске ±2 км — 84–92 % положений.</w:t>
       </w:r>
     </w:p>
     <w:p>
@@ -2891,31 +2830,19 @@
           <w:bCs/>
           <w:b/>
         </w:rPr>
-        <w:t xml:space="preserve">Советник</w:t>
-      </w:r>
-      <w:r>
-        <w:t xml:space="preserve"> </w:t>
-      </w:r>
-      <w:r>
-        <w:t xml:space="preserve">отвечает на вопросы игрока, видя то же, что игрок, и точные правила арбитра;</w:t>
-      </w:r>
-      <w:r>
-        <w:t xml:space="preserve"> </w:t>
-      </w:r>
-      <w:r>
-        <w:t xml:space="preserve">готовит варианты решения на ход (решительный, осторожный, манёвренный), которые можно принять</w:t>
-      </w:r>
-      <w:r>
-        <w:t xml:space="preserve"> </w:t>
-      </w:r>
-      <w:r>
-        <w:t xml:space="preserve">целиком или по частям. Ответ, где названы соединения противника вне разведки, проверяется</w:t>
-      </w:r>
-      <w:r>
-        <w:t xml:space="preserve"> </w:t>
-      </w:r>
-      <w:r>
-        <w:t xml:space="preserve">программно.</w:t>
+        <w:t xml:space="preserve">Игра.</w:t>
+      </w:r>
+      <w:r>
+        <w:t xml:space="preserve"> </w:t>
+      </w:r>
+      <w:r>
+        <w:t xml:space="preserve">С любого момента переигровки можно принять командование одной стороной. Противником</w:t>
+      </w:r>
+      <w:r>
+        <w:t xml:space="preserve"> </w:t>
+      </w:r>
+      <w:r>
+        <w:t xml:space="preserve">командует</w:t>
       </w:r>
       <w:r>
         <w:t xml:space="preserve"> </w:t>
@@ -2925,25 +2852,40 @@
           <w:bCs/>
           <w:b/>
         </w:rPr>
-        <w:t xml:space="preserve">Посредник</w:t>
-      </w:r>
-      <w:r>
-        <w:t xml:space="preserve"> </w:t>
-      </w:r>
-      <w:r>
-        <w:t xml:space="preserve">показывает решения штаба противника — после игры или по желанию; по</w:t>
-      </w:r>
-      <w:r>
-        <w:t xml:space="preserve"> </w:t>
-      </w:r>
-      <w:r>
-        <w:t xml:space="preserve">выбору модель-посредник даёт ограниченную поправку к бою (в пределах 0,8–1,25) с опорой на</w:t>
-      </w:r>
-      <w:r>
-        <w:t xml:space="preserve"> </w:t>
-      </w:r>
-      <w:r>
-        <w:t xml:space="preserve">справку из базы знаний.</w:t>
+        <w:t xml:space="preserve">штаб на модели</w:t>
+      </w:r>
+      <w:r>
+        <w:t xml:space="preserve">: на каждом ходу он получает только то, что мог знать (свои войска,</w:t>
+      </w:r>
+      <w:r>
+        <w:t xml:space="preserve"> </w:t>
+      </w:r>
+      <w:r>
+        <w:t xml:space="preserve">противник в пределах разведки, итоги суток, ограничения сверху), и отдаёт приказы в той же форме,</w:t>
+      </w:r>
+      <w:r>
+        <w:t xml:space="preserve"> </w:t>
+      </w:r>
+      <w:r>
+        <w:t xml:space="preserve">что и человек. Игрок получает доклады и разведсводку (туман войны), принимает решение на ход</w:t>
+      </w:r>
+      <w:r>
+        <w:t xml:space="preserve"> </w:t>
+      </w:r>
+      <w:r>
+        <w:t xml:space="preserve">(оценка обстановки, замысел, риски, донесение), отдаёт приказы войскам и распоряжения по тылу,</w:t>
+      </w:r>
+      <w:r>
+        <w:t xml:space="preserve"> </w:t>
+      </w:r>
+      <w:r>
+        <w:t xml:space="preserve">переправам и резервам. Арбитр исполняет только приказы в строгой форме; свободный текст идёт в</w:t>
+      </w:r>
+      <w:r>
+        <w:t xml:space="preserve"> </w:t>
+      </w:r>
+      <w:r>
+        <w:t xml:space="preserve">журнал и советнику.</w:t>
       </w:r>
     </w:p>
     <w:p>
@@ -2955,12 +2897,12 @@
           <wp:inline>
             <wp:extent cx="5334000" cy="3333750"/>
             <wp:effectExtent b="0" l="0" r="0" t="0"/>
-            <wp:docPr descr="Игра: варианты решения от советника" title="" id="69" name="Picture"/>
+            <wp:docPr descr="Игра: доклады" title="" id="69" name="Picture"/>
             <a:graphic>
               <a:graphicData uri="http://schemas.openxmlformats.org/drawingml/2006/picture">
                 <pic:pic>
                   <pic:nvPicPr>
-                    <pic:cNvPr descr="img/game-advisor-plans.jpg" id="70" name="Picture"/>
+                    <pic:cNvPr descr="img/game-reports.jpg" id="70" name="Picture"/>
                     <pic:cNvPicPr>
                       <a:picLocks noChangeArrowheads="1" noChangeAspect="1"/>
                     </pic:cNvPicPr>
@@ -3002,230 +2944,94 @@
           <w:iCs/>
           <w:i/>
         </w:rPr>
-        <w:t xml:space="preserve">Варианты решения на ход: оценка, замысел, приказы и распоряжения — каждый можно взять в проект.</w:t>
+        <w:t xml:space="preserve">Командование 1-м Белорусским фронтом: оперативная сводка, донесения за ход, доклады объединений.</w:t>
       </w:r>
     </w:p>
     <w:p>
       <w:pPr>
         <w:pStyle w:val="BodyText"/>
       </w:pPr>
-      <w:r>
-        <w:t xml:space="preserve">Игра идёт до победы или поражения, сохраняется в браузере после каждого хода и восстанавливается</w:t>
-      </w:r>
-      <w:r>
-        <w:t xml:space="preserve"> </w:t>
-      </w:r>
-      <w:r>
-        <w:t xml:space="preserve">по записи целиком (движок детерминирован).</w:t>
-      </w:r>
-      <w:r>
-        <w:t xml:space="preserve"> </w:t>
-      </w:r>
       <w:r>
         <w:rPr>
           <w:bCs/>
           <w:b/>
         </w:rPr>
-        <w:t xml:space="preserve">Разбор операции</w:t>
-      </w:r>
-      <w:r>
-        <w:t xml:space="preserve"> </w:t>
-      </w:r>
-      <w:r>
-        <w:t xml:space="preserve">— отчётный документ модели по</w:t>
-      </w:r>
-      <w:r>
-        <w:t xml:space="preserve"> </w:t>
-      </w:r>
-      <w:r>
-        <w:t xml:space="preserve">записи игры от лица экспертов (замысел и ведение операции, разведка, тыл, переправы,</w:t>
-      </w:r>
-      <w:r>
-        <w:t xml:space="preserve"> </w:t>
-      </w:r>
-      <w:r>
-        <w:t xml:space="preserve">управление, резервы, сравнение с историей, оценка и уроки), с выгрузкой в PDF.</w:t>
-      </w:r>
-    </w:p>
-    <w:bookmarkEnd w:id="71"/>
-    <w:bookmarkStart w:id="78" w:name="X322f4ef31d4acf5655c48c98fa112b3c5d9ab02"/>
-    <w:p>
-      <w:pPr>
-        <w:pStyle w:val="Heading2"/>
-      </w:pPr>
-      <w:r>
-        <w:t xml:space="preserve">7. Моделирование</w:t>
-      </w:r>
-    </w:p>
-    <w:p>
-      <w:pPr>
-        <w:pStyle w:val="FirstParagraph"/>
-      </w:pPr>
-      <w:r>
-        <w:t xml:space="preserve">Раздел для тех, кто проверяет и развивает модель:</w:t>
-      </w:r>
-    </w:p>
-    <w:p>
-      <w:pPr>
-        <w:numPr>
-          <w:ilvl w:val="0"/>
-          <w:numId w:val="1005"/>
-        </w:numPr>
-        <w:pStyle w:val="Compact"/>
-      </w:pPr>
+        <w:t xml:space="preserve">Советник</w:t>
+      </w:r>
+      <w:r>
+        <w:t xml:space="preserve"> </w:t>
+      </w:r>
+      <w:r>
+        <w:t xml:space="preserve">отвечает на вопросы игрока, видя то же, что игрок, и точные правила арбитра;</w:t>
+      </w:r>
+      <w:r>
+        <w:t xml:space="preserve"> </w:t>
+      </w:r>
+      <w:r>
+        <w:t xml:space="preserve">готовит варианты решения на ход (решительный, осторожный, манёвренный), которые можно принять</w:t>
+      </w:r>
+      <w:r>
+        <w:t xml:space="preserve"> </w:t>
+      </w:r>
+      <w:r>
+        <w:t xml:space="preserve">целиком или по частям. Ответ, где названы соединения противника вне разведки, проверяется</w:t>
+      </w:r>
+      <w:r>
+        <w:t xml:space="preserve"> </w:t>
+      </w:r>
+      <w:r>
+        <w:t xml:space="preserve">программно.</w:t>
+      </w:r>
+      <w:r>
+        <w:t xml:space="preserve"> </w:t>
+      </w:r>
       <w:r>
         <w:rPr>
           <w:bCs/>
           <w:b/>
         </w:rPr>
-        <w:t xml:space="preserve">Модели</w:t>
-      </w:r>
-      <w:r>
-        <w:t xml:space="preserve"> </w:t>
-      </w:r>
-      <w:r>
-        <w:t xml:space="preserve">— наборы правил арбитра словами и числами (бой, оборона, движение, подвоз,</w:t>
-      </w:r>
-      <w:r>
-        <w:t xml:space="preserve"> </w:t>
-      </w:r>
-      <w:r>
-        <w:t xml:space="preserve">калибровка), профили сторон, языковые модели по ролям;</w:t>
-      </w:r>
-    </w:p>
-    <w:p>
-      <w:pPr>
-        <w:numPr>
-          <w:ilvl w:val="0"/>
-          <w:numId w:val="1005"/>
-        </w:numPr>
-        <w:pStyle w:val="Compact"/>
-      </w:pPr>
-      <w:r>
-        <w:rPr>
-          <w:bCs/>
-          <w:b/>
-        </w:rPr>
-        <w:t xml:space="preserve">Сравнение</w:t>
-      </w:r>
-      <w:r>
-        <w:t xml:space="preserve"> </w:t>
-      </w:r>
-      <w:r>
-        <w:t xml:space="preserve">— до четырёх наборов правил на одной операции против истории: положения по</w:t>
-      </w:r>
-      <w:r>
-        <w:t xml:space="preserve"> </w:t>
-      </w:r>
-      <w:r>
-        <w:t xml:space="preserve">дням, события, отчёт;</w:t>
-      </w:r>
-    </w:p>
-    <w:p>
-      <w:pPr>
-        <w:numPr>
-          <w:ilvl w:val="0"/>
-          <w:numId w:val="1005"/>
-        </w:numPr>
-        <w:pStyle w:val="Compact"/>
-      </w:pPr>
-      <w:r>
-        <w:rPr>
-          <w:bCs/>
-          <w:b/>
-        </w:rPr>
-        <w:t xml:space="preserve">Настройка</w:t>
-      </w:r>
-      <w:r>
-        <w:t xml:space="preserve"> </w:t>
-      </w:r>
-      <w:r>
-        <w:t xml:space="preserve">— свой вариант правил;</w:t>
-      </w:r>
-    </w:p>
-    <w:p>
-      <w:pPr>
-        <w:numPr>
-          <w:ilvl w:val="0"/>
-          <w:numId w:val="1005"/>
-        </w:numPr>
-        <w:pStyle w:val="Compact"/>
-      </w:pPr>
-      <w:r>
-        <w:rPr>
-          <w:bCs/>
-          <w:b/>
-        </w:rPr>
-        <w:t xml:space="preserve">Калибровка</w:t>
-      </w:r>
-      <w:r>
-        <w:t xml:space="preserve"> </w:t>
-      </w:r>
-      <w:r>
-        <w:t xml:space="preserve">— подбор множителей правил по истории операции (обучение — первая половина,</w:t>
-      </w:r>
-      <w:r>
-        <w:t xml:space="preserve"> </w:t>
-      </w:r>
-      <w:r>
-        <w:t xml:space="preserve">проверка — вторая), в браузере, параллельно;</w:t>
-      </w:r>
-    </w:p>
-    <w:p>
-      <w:pPr>
-        <w:numPr>
-          <w:ilvl w:val="0"/>
-          <w:numId w:val="1005"/>
-        </w:numPr>
-        <w:pStyle w:val="Compact"/>
-      </w:pPr>
-      <w:r>
-        <w:rPr>
-          <w:bCs/>
-          <w:b/>
-        </w:rPr>
-        <w:t xml:space="preserve">Операции</w:t>
-      </w:r>
-      <w:r>
-        <w:t xml:space="preserve"> </w:t>
-      </w:r>
-      <w:r>
-        <w:t xml:space="preserve">— загрузка своей операции пакетом (сценарий, театр, история), проверка,</w:t>
-      </w:r>
-      <w:r>
-        <w:t xml:space="preserve"> </w:t>
-      </w:r>
-      <w:r>
-        <w:t xml:space="preserve">контрольный прогон, подготовка к переигровке; материалы, полнота, сверка с базой, пересчёт</w:t>
-      </w:r>
-      <w:r>
-        <w:t xml:space="preserve"> </w:t>
-      </w:r>
-      <w:r>
-        <w:t xml:space="preserve">(раздел 8).</w:t>
-      </w:r>
-    </w:p>
-    <w:p>
-      <w:pPr>
-        <w:pStyle w:val="FirstParagraph"/>
+        <w:t xml:space="preserve">Посредник</w:t>
+      </w:r>
+      <w:r>
+        <w:t xml:space="preserve"> </w:t>
+      </w:r>
+      <w:r>
+        <w:t xml:space="preserve">показывает решения штаба противника — после игры или по желанию; по</w:t>
+      </w:r>
+      <w:r>
+        <w:t xml:space="preserve"> </w:t>
+      </w:r>
+      <w:r>
+        <w:t xml:space="preserve">выбору модель-посредник даёт ограниченную поправку к бою (в пределах 0,8–1,25) с опорой на</w:t>
+      </w:r>
+      <w:r>
+        <w:t xml:space="preserve"> </w:t>
+      </w:r>
+      <w:r>
+        <w:t xml:space="preserve">справку из базы знаний.</w:t>
+      </w:r>
+    </w:p>
+    <w:p>
+      <w:pPr>
+        <w:pStyle w:val="BodyText"/>
       </w:pPr>
       <w:r>
         <w:drawing>
           <wp:inline>
             <wp:extent cx="5334000" cy="3333750"/>
             <wp:effectExtent b="0" l="0" r="0" t="0"/>
-            <wp:docPr descr="Моделирование: описание откалиброванных правил" title="" id="73" name="Picture"/>
+            <wp:docPr descr="Игра: варианты решения от советника" title="" id="72" name="Picture"/>
             <a:graphic>
               <a:graphicData uri="http://schemas.openxmlformats.org/drawingml/2006/picture">
                 <pic:pic>
                   <pic:nvPicPr>
-                    <pic:cNvPr descr="img/modeling-models.jpg" id="74" name="Picture"/>
+                    <pic:cNvPr descr="img/game-advisor-plans.jpg" id="73" name="Picture"/>
                     <pic:cNvPicPr>
                       <a:picLocks noChangeArrowheads="1" noChangeAspect="1"/>
                     </pic:cNvPicPr>
                   </pic:nvPicPr>
                   <pic:blipFill>
-                    <a:blip r:embed="rId72"/>
+                    <a:blip r:embed="rId71"/>
                     <a:stretch>
                       <a:fillRect/>
                     </a:stretch>
@@ -3261,46 +3067,224 @@
           <w:iCs/>
           <w:i/>
         </w:rPr>
-        <w:t xml:space="preserve">Набор правил</w:t>
-      </w:r>
-      <w:r>
-        <w:rPr>
-          <w:iCs/>
-          <w:i/>
-        </w:rPr>
-        <w:t xml:space="preserve"> </w:t>
-      </w:r>
-      <w:r>
-        <w:rPr>
-          <w:rStyle w:val="VerbatimChar"/>
-          <w:iCs/>
-          <w:i/>
-        </w:rPr>
-        <w:t xml:space="preserve">ww2-berlin-cal</w:t>
-      </w:r>
-      <w:r>
-        <w:rPr>
-          <w:iCs/>
-          <w:i/>
-        </w:rPr>
-        <w:t xml:space="preserve">: блок калибровки (мерило до и после, множители) и таблицы арбитра словами.</w:t>
+        <w:t xml:space="preserve">Варианты решения на ход: оценка, замысел, приказы и распоряжения — каждый можно взять в проект.</w:t>
       </w:r>
     </w:p>
     <w:p>
       <w:pPr>
         <w:pStyle w:val="BodyText"/>
+      </w:pPr>
+      <w:r>
+        <w:t xml:space="preserve">Игра идёт до победы или поражения, сохраняется в браузере после каждого хода и восстанавливается</w:t>
+      </w:r>
+      <w:r>
+        <w:t xml:space="preserve"> </w:t>
+      </w:r>
+      <w:r>
+        <w:t xml:space="preserve">по записи целиком (движок детерминирован).</w:t>
+      </w:r>
+      <w:r>
+        <w:t xml:space="preserve"> </w:t>
+      </w:r>
+      <w:r>
+        <w:rPr>
+          <w:bCs/>
+          <w:b/>
+        </w:rPr>
+        <w:t xml:space="preserve">Разбор операции</w:t>
+      </w:r>
+      <w:r>
+        <w:t xml:space="preserve"> </w:t>
+      </w:r>
+      <w:r>
+        <w:t xml:space="preserve">— отчётный документ модели по</w:t>
+      </w:r>
+      <w:r>
+        <w:t xml:space="preserve"> </w:t>
+      </w:r>
+      <w:r>
+        <w:t xml:space="preserve">записи игры от лица экспертов (замысел и ведение операции, разведка, тыл, переправы,</w:t>
+      </w:r>
+      <w:r>
+        <w:t xml:space="preserve"> </w:t>
+      </w:r>
+      <w:r>
+        <w:t xml:space="preserve">управление, резервы, сравнение с историей, оценка и уроки), с выгрузкой в PDF.</w:t>
+      </w:r>
+    </w:p>
+    <w:bookmarkEnd w:id="74"/>
+    <w:bookmarkStart w:id="81" w:name="X322f4ef31d4acf5655c48c98fa112b3c5d9ab02"/>
+    <w:p>
+      <w:pPr>
+        <w:pStyle w:val="Heading2"/>
+      </w:pPr>
+      <w:r>
+        <w:t xml:space="preserve">7. Моделирование</w:t>
+      </w:r>
+    </w:p>
+    <w:p>
+      <w:pPr>
+        <w:pStyle w:val="FirstParagraph"/>
+      </w:pPr>
+      <w:r>
+        <w:t xml:space="preserve">Раздел для тех, кто проверяет и развивает модель:</w:t>
+      </w:r>
+    </w:p>
+    <w:p>
+      <w:pPr>
+        <w:numPr>
+          <w:ilvl w:val="0"/>
+          <w:numId w:val="1005"/>
+        </w:numPr>
+        <w:pStyle w:val="Compact"/>
+      </w:pPr>
+      <w:r>
+        <w:rPr>
+          <w:bCs/>
+          <w:b/>
+        </w:rPr>
+        <w:t xml:space="preserve">Модели</w:t>
+      </w:r>
+      <w:r>
+        <w:t xml:space="preserve"> </w:t>
+      </w:r>
+      <w:r>
+        <w:t xml:space="preserve">— наборы правил арбитра словами и числами (бой, оборона, движение, подвоз,</w:t>
+      </w:r>
+      <w:r>
+        <w:t xml:space="preserve"> </w:t>
+      </w:r>
+      <w:r>
+        <w:t xml:space="preserve">калибровка), профили сторон, языковые модели по ролям;</w:t>
+      </w:r>
+    </w:p>
+    <w:p>
+      <w:pPr>
+        <w:numPr>
+          <w:ilvl w:val="0"/>
+          <w:numId w:val="1005"/>
+        </w:numPr>
+        <w:pStyle w:val="Compact"/>
+      </w:pPr>
+      <w:r>
+        <w:rPr>
+          <w:bCs/>
+          <w:b/>
+        </w:rPr>
+        <w:t xml:space="preserve">Сравнение</w:t>
+      </w:r>
+      <w:r>
+        <w:t xml:space="preserve"> </w:t>
+      </w:r>
+      <w:r>
+        <w:t xml:space="preserve">— до четырёх наборов правил на одной операции против истории: положения по</w:t>
+      </w:r>
+      <w:r>
+        <w:t xml:space="preserve"> </w:t>
+      </w:r>
+      <w:r>
+        <w:t xml:space="preserve">дням, события, отчёт;</w:t>
+      </w:r>
+    </w:p>
+    <w:p>
+      <w:pPr>
+        <w:numPr>
+          <w:ilvl w:val="0"/>
+          <w:numId w:val="1005"/>
+        </w:numPr>
+        <w:pStyle w:val="Compact"/>
+      </w:pPr>
+      <w:r>
+        <w:rPr>
+          <w:bCs/>
+          <w:b/>
+        </w:rPr>
+        <w:t xml:space="preserve">Настройка</w:t>
+      </w:r>
+      <w:r>
+        <w:t xml:space="preserve"> </w:t>
+      </w:r>
+      <w:r>
+        <w:t xml:space="preserve">— свой вариант правил;</w:t>
+      </w:r>
+    </w:p>
+    <w:p>
+      <w:pPr>
+        <w:numPr>
+          <w:ilvl w:val="0"/>
+          <w:numId w:val="1005"/>
+        </w:numPr>
+        <w:pStyle w:val="Compact"/>
+      </w:pPr>
+      <w:r>
+        <w:rPr>
+          <w:bCs/>
+          <w:b/>
+        </w:rPr>
+        <w:t xml:space="preserve">Калибровка</w:t>
+      </w:r>
+      <w:r>
+        <w:t xml:space="preserve"> </w:t>
+      </w:r>
+      <w:r>
+        <w:t xml:space="preserve">— подбор множителей правил по истории операции (обучение — первая половина,</w:t>
+      </w:r>
+      <w:r>
+        <w:t xml:space="preserve"> </w:t>
+      </w:r>
+      <w:r>
+        <w:t xml:space="preserve">проверка — вторая), в браузере, параллельно;</w:t>
+      </w:r>
+    </w:p>
+    <w:p>
+      <w:pPr>
+        <w:numPr>
+          <w:ilvl w:val="0"/>
+          <w:numId w:val="1005"/>
+        </w:numPr>
+        <w:pStyle w:val="Compact"/>
+      </w:pPr>
+      <w:r>
+        <w:rPr>
+          <w:bCs/>
+          <w:b/>
+        </w:rPr>
+        <w:t xml:space="preserve">Операции</w:t>
+      </w:r>
+      <w:r>
+        <w:t xml:space="preserve"> </w:t>
+      </w:r>
+      <w:r>
+        <w:t xml:space="preserve">— загрузка своей операции пакетом (сценарий, театр, история), проверка,</w:t>
+      </w:r>
+      <w:r>
+        <w:t xml:space="preserve"> </w:t>
+      </w:r>
+      <w:r>
+        <w:t xml:space="preserve">контрольный прогон, подготовка к переигровке; материалы, полнота, сверка с базой, пересчёт</w:t>
+      </w:r>
+      <w:r>
+        <w:t xml:space="preserve"> </w:t>
+      </w:r>
+      <w:r>
+        <w:t xml:space="preserve">(раздел 8).</w:t>
+      </w:r>
+    </w:p>
+    <w:p>
+      <w:pPr>
+        <w:pStyle w:val="FirstParagraph"/>
       </w:pPr>
       <w:r>
         <w:drawing>
           <wp:inline>
             <wp:extent cx="5334000" cy="3333750"/>
             <wp:effectExtent b="0" l="0" r="0" t="0"/>
-            <wp:docPr descr="Моделирование: сравнение правил с историей" title="" id="76" name="Picture"/>
+            <wp:docPr descr="Моделирование: описание откалиброванных правил" title="" id="76" name="Picture"/>
             <a:graphic>
               <a:graphicData uri="http://schemas.openxmlformats.org/drawingml/2006/picture">
                 <pic:pic>
                   <pic:nvPicPr>
-                    <pic:cNvPr descr="img/modeling-compare.jpg" id="77" name="Picture"/>
+                    <pic:cNvPr descr="img/modeling-models.jpg" id="77" name="Picture"/>
                     <pic:cNvPicPr>
                       <a:picLocks noChangeArrowheads="1" noChangeAspect="1"/>
                     </pic:cNvPicPr>
@@ -3342,6 +3326,87 @@
           <w:iCs/>
           <w:i/>
         </w:rPr>
+        <w:t xml:space="preserve">Набор правил</w:t>
+      </w:r>
+      <w:r>
+        <w:rPr>
+          <w:iCs/>
+          <w:i/>
+        </w:rPr>
+        <w:t xml:space="preserve"> </w:t>
+      </w:r>
+      <w:r>
+        <w:rPr>
+          <w:rStyle w:val="VerbatimChar"/>
+          <w:iCs/>
+          <w:i/>
+        </w:rPr>
+        <w:t xml:space="preserve">ww2-berlin-cal</w:t>
+      </w:r>
+      <w:r>
+        <w:rPr>
+          <w:iCs/>
+          <w:i/>
+        </w:rPr>
+        <w:t xml:space="preserve">: блок калибровки (мерило до и после, множители) и таблицы арбитра словами.</w:t>
+      </w:r>
+    </w:p>
+    <w:p>
+      <w:pPr>
+        <w:pStyle w:val="BodyText"/>
+      </w:pPr>
+      <w:r>
+        <w:drawing>
+          <wp:inline>
+            <wp:extent cx="5334000" cy="3333750"/>
+            <wp:effectExtent b="0" l="0" r="0" t="0"/>
+            <wp:docPr descr="Моделирование: сравнение правил с историей" title="" id="79" name="Picture"/>
+            <a:graphic>
+              <a:graphicData uri="http://schemas.openxmlformats.org/drawingml/2006/picture">
+                <pic:pic>
+                  <pic:nvPicPr>
+                    <pic:cNvPr descr="img/modeling-compare.jpg" id="80" name="Picture"/>
+                    <pic:cNvPicPr>
+                      <a:picLocks noChangeArrowheads="1" noChangeAspect="1"/>
+                    </pic:cNvPicPr>
+                  </pic:nvPicPr>
+                  <pic:blipFill>
+                    <a:blip r:embed="rId78"/>
+                    <a:stretch>
+                      <a:fillRect/>
+                    </a:stretch>
+                  </pic:blipFill>
+                  <pic:spPr bwMode="auto">
+                    <a:xfrm>
+                      <a:off x="0" y="0"/>
+                      <a:ext cx="5334000" cy="3333750"/>
+                    </a:xfrm>
+                    <a:prstGeom prst="rect">
+                      <a:avLst/>
+                    </a:prstGeom>
+                    <a:noFill/>
+                    <a:ln w="9525">
+                      <a:noFill/>
+                      <a:headEnd/>
+                      <a:tailEnd/>
+                    </a:ln>
+                  </pic:spPr>
+                </pic:pic>
+              </a:graphicData>
+            </a:graphic>
+          </wp:inline>
+        </w:drawing>
+      </w:r>
+    </w:p>
+    <w:p>
+      <w:pPr>
+        <w:pStyle w:val="BodyText"/>
+      </w:pPr>
+      <w:r>
+        <w:rPr>
+          <w:iCs/>
+          <w:i/>
+        </w:rPr>
         <w:t xml:space="preserve">Исходные и откалиброванные правила на Берлинской операции: доля положений в допуске, события, отклонение по дням.</w:t>
       </w:r>
     </w:p>
@@ -3353,8 +3418,8 @@
         <w:t xml:space="preserve">Как устроен расчёт, откуда числа и насколько модель совпадает с историей, — часть II.</w:t>
       </w:r>
     </w:p>
-    <w:bookmarkEnd w:id="78"/>
-    <w:bookmarkStart w:id="111" w:name="X832284fb410f88164b07a38c8e506aeefc66295"/>
+    <w:bookmarkEnd w:id="81"/>
+    <w:bookmarkStart w:id="114" w:name="X832284fb410f88164b07a38c8e506aeefc66295"/>
     <w:p>
       <w:pPr>
         <w:pStyle w:val="Heading2"/>
@@ -3437,7 +3502,7 @@
         <w:t xml:space="preserve">чего не хватает.</w:t>
       </w:r>
     </w:p>
-    <w:bookmarkStart w:id="85" w:name="X755e226ad4402fdd679bf3cc49ea760f6b24c52"/>
+    <w:bookmarkStart w:id="88" w:name="X755e226ad4402fdd679bf3cc49ea760f6b24c52"/>
     <w:p>
       <w:pPr>
         <w:pStyle w:val="Heading3"/>
@@ -3579,18 +3644,18 @@
           <wp:inline>
             <wp:extent cx="5334000" cy="4021583"/>
             <wp:effectExtent b="0" l="0" r="0" t="0"/>
-            <wp:docPr descr="Материалы операции: извлечённые сведения об инфраструктуре" title="" id="80" name="Picture"/>
+            <wp:docPr descr="Материалы операции: извлечённые сведения об инфраструктуре" title="" id="83" name="Picture"/>
             <a:graphic>
               <a:graphicData uri="http://schemas.openxmlformats.org/drawingml/2006/picture">
                 <pic:pic>
                   <pic:nvPicPr>
-                    <pic:cNvPr descr="img/ops-materials.jpg" id="81" name="Picture"/>
+                    <pic:cNvPr descr="img/ops-materials.jpg" id="84" name="Picture"/>
                     <pic:cNvPicPr>
                       <a:picLocks noChangeArrowheads="1" noChangeAspect="1"/>
                     </pic:cNvPicPr>
                   </pic:nvPicPr>
                   <pic:blipFill>
-                    <a:blip r:embed="rId79"/>
+                    <a:blip r:embed="rId82"/>
                     <a:stretch>
                       <a:fillRect/>
                     </a:stretch>
@@ -3664,18 +3729,18 @@
           <wp:inline>
             <wp:extent cx="5334000" cy="3333750"/>
             <wp:effectExtent b="0" l="0" r="0" t="0"/>
-            <wp:docPr descr="Знания: Берлинская операция" title="" id="83" name="Picture"/>
+            <wp:docPr descr="Знания: Берлинская операция" title="" id="86" name="Picture"/>
             <a:graphic>
               <a:graphicData uri="http://schemas.openxmlformats.org/drawingml/2006/picture">
                 <pic:pic>
                   <pic:nvPicPr>
-                    <pic:cNvPr descr="img/kb-browse.jpg" id="84" name="Picture"/>
+                    <pic:cNvPr descr="img/kb-browse.jpg" id="87" name="Picture"/>
                     <pic:cNvPicPr>
                       <a:picLocks noChangeArrowheads="1" noChangeAspect="1"/>
                     </pic:cNvPicPr>
                   </pic:nvPicPr>
                   <pic:blipFill>
-                    <a:blip r:embed="rId82"/>
+                    <a:blip r:embed="rId85"/>
                     <a:stretch>
                       <a:fillRect/>
                     </a:stretch>
@@ -3714,8 +3779,8 @@
         <w:t xml:space="preserve">Раздел «Знания»: рубрикатор слева, запись об операции с фактами, источниками и достоверностью, справа — вопросы к модели по базе.</w:t>
       </w:r>
     </w:p>
-    <w:bookmarkEnd w:id="85"/>
-    <w:bookmarkStart w:id="95" w:name="X1522de9a32215e1f5cfde96f52b018aac5cada8"/>
+    <w:bookmarkEnd w:id="88"/>
+    <w:bookmarkStart w:id="98" w:name="X1522de9a32215e1f5cfde96f52b018aac5cada8"/>
     <w:p>
       <w:pPr>
         <w:pStyle w:val="Heading3"/>
@@ -4623,18 +4688,18 @@
           <wp:inline>
             <wp:extent cx="5334000" cy="3333750"/>
             <wp:effectExtent b="0" l="0" r="0" t="0"/>
-            <wp:docPr descr="Полнота материалов Берлинской операции" title="" id="87" name="Picture"/>
+            <wp:docPr descr="Полнота материалов Берлинской операции" title="" id="90" name="Picture"/>
             <a:graphic>
               <a:graphicData uri="http://schemas.openxmlformats.org/drawingml/2006/picture">
                 <pic:pic>
                   <pic:nvPicPr>
-                    <pic:cNvPr descr="img/kb-coverage.jpg" id="88" name="Picture"/>
+                    <pic:cNvPr descr="img/kb-coverage.jpg" id="91" name="Picture"/>
                     <pic:cNvPicPr>
                       <a:picLocks noChangeArrowheads="1" noChangeAspect="1"/>
                     </pic:cNvPicPr>
                   </pic:nvPicPr>
                   <pic:blipFill>
-                    <a:blip r:embed="rId86"/>
+                    <a:blip r:embed="rId89"/>
                     <a:stretch>
                       <a:fillRect/>
                     </a:stretch>
@@ -4740,18 +4805,18 @@
           <wp:inline>
             <wp:extent cx="5334000" cy="3515839"/>
             <wp:effectExtent b="0" l="0" r="0" t="0"/>
-            <wp:docPr descr="Матрица полноты: формирования" title="" id="90" name="Picture"/>
+            <wp:docPr descr="Матрица полноты: формирования" title="" id="93" name="Picture"/>
             <a:graphic>
               <a:graphicData uri="http://schemas.openxmlformats.org/drawingml/2006/picture">
                 <pic:pic>
                   <pic:nvPicPr>
-                    <pic:cNvPr descr="img/ops-coverage-matrix.jpg" id="91" name="Picture"/>
+                    <pic:cNvPr descr="img/ops-coverage-matrix.jpg" id="94" name="Picture"/>
                     <pic:cNvPicPr>
                       <a:picLocks noChangeArrowheads="1" noChangeAspect="1"/>
                     </pic:cNvPicPr>
                   </pic:nvPicPr>
                   <pic:blipFill>
-                    <a:blip r:embed="rId89"/>
+                    <a:blip r:embed="rId92"/>
                     <a:stretch>
                       <a:fillRect/>
                     </a:stretch>
@@ -4799,18 +4864,18 @@
           <wp:inline>
             <wp:extent cx="5334000" cy="3345971"/>
             <wp:effectExtent b="0" l="0" r="0" t="0"/>
-            <wp:docPr descr="Карта пробелов" title="" id="93" name="Picture"/>
+            <wp:docPr descr="Карта пробелов" title="" id="96" name="Picture"/>
             <a:graphic>
               <a:graphicData uri="http://schemas.openxmlformats.org/drawingml/2006/picture">
                 <pic:pic>
                   <pic:nvPicPr>
-                    <pic:cNvPr descr="img/ops-gapmap.jpg" id="94" name="Picture"/>
+                    <pic:cNvPr descr="img/ops-gapmap.jpg" id="97" name="Picture"/>
                     <pic:cNvPicPr>
                       <a:picLocks noChangeArrowheads="1" noChangeAspect="1"/>
                     </pic:cNvPicPr>
                   </pic:nvPicPr>
                   <pic:blipFill>
-                    <a:blip r:embed="rId92"/>
+                    <a:blip r:embed="rId95"/>
                     <a:stretch>
                       <a:fillRect/>
                     </a:stretch>
@@ -4903,8 +4968,8 @@
         <w:t xml:space="preserve">файлом «Что собрать (.md)» — задание на поиск материалов.</w:t>
       </w:r>
     </w:p>
-    <w:bookmarkEnd w:id="95"/>
-    <w:bookmarkStart w:id="99" w:name="X56f5652edeab440528fab61a4ffcffc991f13a2"/>
+    <w:bookmarkEnd w:id="98"/>
+    <w:bookmarkStart w:id="102" w:name="X56f5652edeab440528fab61a4ffcffc991f13a2"/>
     <w:p>
       <w:pPr>
         <w:pStyle w:val="Heading3"/>
@@ -5096,18 +5161,18 @@
           <wp:inline>
             <wp:extent cx="5334000" cy="2387650"/>
             <wp:effectExtent b="0" l="0" r="0" t="0"/>
-            <wp:docPr descr="Сверка с базой знаний" title="" id="97" name="Picture"/>
+            <wp:docPr descr="Сверка с базой знаний" title="" id="100" name="Picture"/>
             <a:graphic>
               <a:graphicData uri="http://schemas.openxmlformats.org/drawingml/2006/picture">
                 <pic:pic>
                   <pic:nvPicPr>
-                    <pic:cNvPr descr="img/ops-sync.jpg" id="98" name="Picture"/>
+                    <pic:cNvPr descr="img/ops-sync.jpg" id="101" name="Picture"/>
                     <pic:cNvPicPr>
                       <a:picLocks noChangeArrowheads="1" noChangeAspect="1"/>
                     </pic:cNvPicPr>
                   </pic:nvPicPr>
                   <pic:blipFill>
-                    <a:blip r:embed="rId96"/>
+                    <a:blip r:embed="rId99"/>
                     <a:stretch>
                       <a:fillRect/>
                     </a:stretch>
@@ -5146,8 +5211,8 @@
         <w:t xml:space="preserve">Берлинская операция: три расхождения «база → сценарий» — танки трёх немецких дивизий (в сценарии — по распределению численности армии, в базе — исправные на 13.04 по Исаеву), и 187 сведений, которых в базе нет: численность, танки, орудия, боевой путь.</w:t>
       </w:r>
     </w:p>
-    <w:bookmarkEnd w:id="99"/>
-    <w:bookmarkStart w:id="103" w:name="X50c91261b5a8a082807127401c382b647aac761"/>
+    <w:bookmarkEnd w:id="102"/>
+    <w:bookmarkStart w:id="106" w:name="X50c91261b5a8a082807127401c382b647aac761"/>
     <w:p>
       <w:pPr>
         <w:pStyle w:val="Heading3"/>
@@ -5263,18 +5328,18 @@
           <wp:inline>
             <wp:extent cx="5334000" cy="2091232"/>
             <wp:effectExtent b="0" l="0" r="0" t="0"/>
-            <wp:docPr descr="Положения из документа" title="" id="101" name="Picture"/>
+            <wp:docPr descr="Положения из документа" title="" id="104" name="Picture"/>
             <a:graphic>
               <a:graphicData uri="http://schemas.openxmlformats.org/drawingml/2006/picture">
                 <pic:pic>
                   <pic:nvPicPr>
-                    <pic:cNvPr descr="img/ops-positions.jpg" id="102" name="Picture"/>
+                    <pic:cNvPr descr="img/ops-positions.jpg" id="105" name="Picture"/>
                     <pic:cNvPicPr>
                       <a:picLocks noChangeArrowheads="1" noChangeAspect="1"/>
                     </pic:cNvPicPr>
                   </pic:nvPicPr>
                   <pic:blipFill>
-                    <a:blip r:embed="rId100"/>
+                    <a:blip r:embed="rId103"/>
                     <a:stretch>
                       <a:fillRect/>
                     </a:stretch>
@@ -5313,8 +5378,8 @@
         <w:t xml:space="preserve">Три положения из проверочного документа: два ложатся и в историю, и в базу; для третьего пункт «Зеелов» на театре не найден (там «Зелов») — только в базу.</w:t>
       </w:r>
     </w:p>
-    <w:bookmarkEnd w:id="103"/>
-    <w:bookmarkStart w:id="110" w:name="Xc8e6f1bd6278aa3185a2ef046b9f30fa5352ca0"/>
+    <w:bookmarkEnd w:id="106"/>
+    <w:bookmarkStart w:id="113" w:name="Xc8e6f1bd6278aa3185a2ef046b9f30fa5352ca0"/>
     <w:p>
       <w:pPr>
         <w:pStyle w:val="Heading3"/>
@@ -5486,18 +5551,18 @@
           <wp:inline>
             <wp:extent cx="5334000" cy="1739347"/>
             <wp:effectExtent b="0" l="0" r="0" t="0"/>
-            <wp:docPr descr="Пересчёт модели" title="" id="105" name="Picture"/>
+            <wp:docPr descr="Пересчёт модели" title="" id="108" name="Picture"/>
             <a:graphic>
               <a:graphicData uri="http://schemas.openxmlformats.org/drawingml/2006/picture">
                 <pic:pic>
                   <pic:nvPicPr>
-                    <pic:cNvPr descr="img/ops-recalc.jpg" id="106" name="Picture"/>
+                    <pic:cNvPr descr="img/ops-recalc.jpg" id="109" name="Picture"/>
                     <pic:cNvPicPr>
                       <a:picLocks noChangeArrowheads="1" noChangeAspect="1"/>
                     </pic:cNvPicPr>
                   </pic:nvPicPr>
                   <pic:blipFill>
-                    <a:blip r:embed="rId104"/>
+                    <a:blip r:embed="rId107"/>
                     <a:stretch>
                       <a:fillRect/>
                     </a:stretch>
@@ -5545,18 +5610,18 @@
           <wp:inline>
             <wp:extent cx="5334000" cy="3333750"/>
             <wp:effectExtent b="0" l="0" r="0" t="0"/>
-            <wp:docPr descr="Запись о калибровке в базе знаний" title="" id="108" name="Picture"/>
+            <wp:docPr descr="Запись о калибровке в базе знаний" title="" id="111" name="Picture"/>
             <a:graphic>
               <a:graphicData uri="http://schemas.openxmlformats.org/drawingml/2006/picture">
                 <pic:pic>
                   <pic:nvPicPr>
-                    <pic:cNvPr descr="img/kb-calibration.jpg" id="109" name="Picture"/>
+                    <pic:cNvPr descr="img/kb-calibration.jpg" id="112" name="Picture"/>
                     <pic:cNvPicPr>
                       <a:picLocks noChangeArrowheads="1" noChangeAspect="1"/>
                     </pic:cNvPicPr>
                   </pic:nvPicPr>
                   <pic:blipFill>
-                    <a:blip r:embed="rId107"/>
+                    <a:blip r:embed="rId110"/>
                     <a:stretch>
                       <a:fillRect/>
                     </a:stretch>
@@ -5595,9 +5660,9 @@
         <w:t xml:space="preserve">Запись «Калибровка модели» в разделе «Знания»: что изменилось в данных, мерило до и после, сдвинутые множители.</w:t>
       </w:r>
     </w:p>
-    <w:bookmarkEnd w:id="110"/>
-    <w:bookmarkEnd w:id="111"/>
-    <w:bookmarkStart w:id="115" w:name="Xa61a7e2e0160f5710f753bff8f371ed1115d4af"/>
+    <w:bookmarkEnd w:id="113"/>
+    <w:bookmarkEnd w:id="114"/>
+    <w:bookmarkStart w:id="118" w:name="Xa61a7e2e0160f5710f753bff8f371ed1115d4af"/>
     <w:p>
       <w:pPr>
         <w:pStyle w:val="Heading2"/>
@@ -5861,18 +5926,18 @@
           <wp:inline>
             <wp:extent cx="5334000" cy="3333750"/>
             <wp:effectExtent b="0" l="0" r="0" t="0"/>
-            <wp:docPr descr="Раздел «ИИ»" title="" id="113" name="Picture"/>
+            <wp:docPr descr="Раздел «ИИ»" title="" id="116" name="Picture"/>
             <a:graphic>
               <a:graphicData uri="http://schemas.openxmlformats.org/drawingml/2006/picture">
                 <pic:pic>
                   <pic:nvPicPr>
-                    <pic:cNvPr descr="img/ai-settings.jpg" id="114" name="Picture"/>
+                    <pic:cNvPr descr="img/ai-settings.jpg" id="117" name="Picture"/>
                     <pic:cNvPicPr>
                       <a:picLocks noChangeArrowheads="1" noChangeAspect="1"/>
                     </pic:cNvPicPr>
                   </pic:nvPicPr>
                   <pic:blipFill>
-                    <a:blip r:embed="rId112"/>
+                    <a:blip r:embed="rId115"/>
                     <a:stretch>
                       <a:fillRect/>
                     </a:stretch>
@@ -5911,8 +5976,8 @@
         <w:t xml:space="preserve">Связь с моделью: адрес сервера, модель, размышление; как подготовить LM Studio и что видит модель.</w:t>
       </w:r>
     </w:p>
-    <w:bookmarkEnd w:id="115"/>
-    <w:bookmarkStart w:id="117" w:name="Xf6db27664d3ccada61aa622f142e743fa79134b"/>
+    <w:bookmarkEnd w:id="118"/>
+    <w:bookmarkStart w:id="120" w:name="Xf6db27664d3ccada61aa622f142e743fa79134b"/>
     <w:p>
       <w:pPr>
         <w:pStyle w:val="Heading2"/>
@@ -6514,7 +6579,7 @@
       <w:r>
         <w:t xml:space="preserve"> </w:t>
       </w:r>
-      <w:hyperlink r:id="rId116">
+      <w:hyperlink r:id="rId119">
         <w:r>
           <w:rPr>
             <w:rStyle w:val="Hyperlink"/>
@@ -6526,8 +6591,8 @@
         <w:t xml:space="preserve">.</w:t>
       </w:r>
     </w:p>
-    <w:bookmarkEnd w:id="117"/>
-    <w:bookmarkStart w:id="119" w:name="X05c6b39a4826060f94102ba7cd6d65d62595383"/>
+    <w:bookmarkEnd w:id="120"/>
+    <w:bookmarkStart w:id="122" w:name="X05c6b39a4826060f94102ba7cd6d65d62595383"/>
     <w:p>
       <w:pPr>
         <w:pStyle w:val="Heading2"/>
@@ -6888,7 +6953,7 @@
       <w:r>
         <w:t xml:space="preserve"> </w:t>
       </w:r>
-      <w:hyperlink r:id="rId118">
+      <w:hyperlink r:id="rId121">
         <w:r>
           <w:rPr>
             <w:rStyle w:val="Hyperlink"/>
@@ -6900,8 +6965,8 @@
         <w:t xml:space="preserve">.</w:t>
       </w:r>
     </w:p>
-    <w:bookmarkEnd w:id="119"/>
-    <w:bookmarkStart w:id="121" w:name="Xebe1a65cc94765552f91703977d128468568d29"/>
+    <w:bookmarkEnd w:id="122"/>
+    <w:bookmarkStart w:id="124" w:name="Xebe1a65cc94765552f91703977d128468568d29"/>
     <w:p>
       <w:pPr>
         <w:pStyle w:val="Heading2"/>
@@ -6943,7 +7008,7 @@
       <w:r>
         <w:t xml:space="preserve"> </w:t>
       </w:r>
-      <w:hyperlink r:id="rId120">
+      <w:hyperlink r:id="rId123">
         <w:r>
           <w:rPr>
             <w:rStyle w:val="Hyperlink"/>
@@ -7076,8 +7141,8 @@
         <w:t xml:space="preserve">— любой сервер с API, совместимым с OpenAI (LM Studio по умолчанию).</w:t>
       </w:r>
     </w:p>
-    <w:bookmarkEnd w:id="121"/>
-    <w:bookmarkStart w:id="122" w:name="X3efa651d5370762a52bb3478fb99987bd328529"/>
+    <w:bookmarkEnd w:id="124"/>
+    <w:bookmarkStart w:id="125" w:name="X3efa651d5370762a52bb3478fb99987bd328529"/>
     <w:p>
       <w:pPr>
         <w:pStyle w:val="Heading2"/>
@@ -7363,8 +7428,8 @@
         <w:t xml:space="preserve">в разработке ключ не нужен. Корпоративный прокси и свои сертификаты поддерживаются при сборке.</w:t>
       </w:r>
     </w:p>
-    <w:bookmarkEnd w:id="122"/>
-    <w:bookmarkStart w:id="123" w:name="X4b31094387d439be84dabb9b914a8e04f5f8768"/>
+    <w:bookmarkEnd w:id="125"/>
+    <w:bookmarkStart w:id="126" w:name="X4b31094387d439be84dabb9b914a8e04f5f8768"/>
     <w:p>
       <w:pPr>
         <w:pStyle w:val="Heading2"/>
@@ -7545,9 +7610,9 @@
         <w:t xml:space="preserve">Playwright). Описание обновляется в том же коммите, что и доработка.</w:t>
       </w:r>
     </w:p>
-    <w:bookmarkEnd w:id="123"/>
-    <w:bookmarkEnd w:id="124"/>
-    <w:bookmarkStart w:id="167" w:name="часть-ii-модель-переигровки"/>
+    <w:bookmarkEnd w:id="126"/>
+    <w:bookmarkEnd w:id="127"/>
+    <w:bookmarkStart w:id="170" w:name="часть-ii-модель-переигровки"/>
     <w:p>
       <w:pPr>
         <w:pStyle w:val="Heading1"/>
@@ -7610,7 +7675,7 @@
       <w:r>
         <w:t xml:space="preserve"> </w:t>
       </w:r>
-      <w:hyperlink r:id="rId125">
+      <w:hyperlink r:id="rId128">
         <w:r>
           <w:rPr>
             <w:rStyle w:val="Hyperlink"/>
@@ -7630,7 +7695,7 @@
       <w:r>
         <w:t xml:space="preserve"> </w:t>
       </w:r>
-      <w:hyperlink r:id="rId126">
+      <w:hyperlink r:id="rId129">
         <w:r>
           <w:rPr>
             <w:rStyle w:val="Hyperlink"/>
@@ -7642,7 +7707,7 @@
         <w:t xml:space="preserve">.</w:t>
       </w:r>
     </w:p>
-    <w:bookmarkStart w:id="127" w:name="Xcf63c037ab7dd7d4db403f4b5c8eccdd2dae3f8"/>
+    <w:bookmarkStart w:id="130" w:name="Xcf63c037ab7dd7d4db403f4b5c8eccdd2dae3f8"/>
     <w:p>
       <w:pPr>
         <w:pStyle w:val="Heading2"/>
@@ -7805,8 +7870,8 @@
         <w:t xml:space="preserve">операции). Городской: клетка 250 м, ход 12 часов (бой в Берлине 24.04–2.05).</w:t>
       </w:r>
     </w:p>
-    <w:bookmarkEnd w:id="127"/>
-    <w:bookmarkStart w:id="128" w:name="X93fe99f6f07019eee78d1697861d571a3900607"/>
+    <w:bookmarkEnd w:id="130"/>
+    <w:bookmarkStart w:id="131" w:name="X93fe99f6f07019eee78d1697861d571a3900607"/>
     <w:p>
       <w:pPr>
         <w:pStyle w:val="Heading2"/>
@@ -8090,8 +8155,8 @@
         <w:t xml:space="preserve">   сценарий, история (положения по дням) ──► пересчёт: калибровка, контрольная</w:t>
       </w:r>
     </w:p>
-    <w:bookmarkEnd w:id="128"/>
-    <w:bookmarkStart w:id="138" w:name="Xb75c2b10631fcbfc04eb3a0e3375c635fd2d8e0"/>
+    <w:bookmarkEnd w:id="131"/>
+    <w:bookmarkStart w:id="141" w:name="Xb75c2b10631fcbfc04eb3a0e3375c635fd2d8e0"/>
     <w:p>
       <w:pPr>
         <w:pStyle w:val="Heading2"/>
@@ -8100,7 +8165,7 @@
         <w:t xml:space="preserve">17. Данные</w:t>
       </w:r>
     </w:p>
-    <w:bookmarkStart w:id="129" w:name="Xff0f5815d53b5e11d412cf8d88bb873a350baac"/>
+    <w:bookmarkStart w:id="132" w:name="Xff0f5815d53b5e11d412cf8d88bb873a350baac"/>
     <w:p>
       <w:pPr>
         <w:pStyle w:val="Heading3"/>
@@ -8763,8 +8828,8 @@
         <w:t xml:space="preserve">Тексты книг в репозитории не хранятся — только извлечённые факты и короткие пересказы.</w:t>
       </w:r>
     </w:p>
-    <w:bookmarkEnd w:id="129"/>
-    <w:bookmarkStart w:id="135" w:name="Xeec6d9fa7b141a19e37f5ed647e4d66f2c8768d"/>
+    <w:bookmarkEnd w:id="132"/>
+    <w:bookmarkStart w:id="138" w:name="Xeec6d9fa7b141a19e37f5ed647e4d66f2c8768d"/>
     <w:p>
       <w:pPr>
         <w:pStyle w:val="Heading3"/>
@@ -9354,18 +9419,18 @@
           <wp:inline>
             <wp:extent cx="5334000" cy="3333750"/>
             <wp:effectExtent b="0" l="0" r="0" t="0"/>
-            <wp:docPr descr="Исторический слой: сравнение дорог проверочной карты с дорогами театра" title="" id="131" name="Picture"/>
+            <wp:docPr descr="Исторический слой: сравнение дорог проверочной карты с дорогами театра" title="" id="134" name="Picture"/>
             <a:graphic>
               <a:graphicData uri="http://schemas.openxmlformats.org/drawingml/2006/picture">
                 <pic:pic>
                   <pic:nvPicPr>
-                    <pic:cNvPr descr="img/theatre-historical-roads.jpg" id="132" name="Picture"/>
+                    <pic:cNvPr descr="img/theatre-historical-roads.jpg" id="135" name="Picture"/>
                     <pic:cNvPicPr>
                       <a:picLocks noChangeArrowheads="1" noChangeAspect="1"/>
                     </pic:cNvPicPr>
                   </pic:nvPicPr>
                   <pic:blipFill>
-                    <a:blip r:embed="rId130"/>
+                    <a:blip r:embed="rId133"/>
                     <a:stretch>
                       <a:fillRect/>
                     </a:stretch>
@@ -9439,12 +9504,12 @@
           <wp:inline>
             <wp:extent cx="5334000" cy="3333750"/>
             <wp:effectExtent b="0" l="0" r="0" t="0"/>
-            <wp:docPr descr="Карта местности: рельеф и реки театра Одер — Берлин" title="" id="133" name="Picture"/>
+            <wp:docPr descr="Карта местности: рельеф и реки театра Одер — Берлин" title="" id="136" name="Picture"/>
             <a:graphic>
               <a:graphicData uri="http://schemas.openxmlformats.org/drawingml/2006/picture">
                 <pic:pic>
                   <pic:nvPicPr>
-                    <pic:cNvPr descr="img/theatre-relief.jpg" id="134" name="Picture"/>
+                    <pic:cNvPr descr="img/theatre-relief.jpg" id="137" name="Picture"/>
                     <pic:cNvPicPr>
                       <a:picLocks noChangeArrowheads="1" noChangeAspect="1"/>
                     </pic:cNvPicPr>
@@ -9972,8 +10037,8 @@
         </w:tc>
       </w:tr>
     </w:tbl>
-    <w:bookmarkEnd w:id="135"/>
-    <w:bookmarkStart w:id="136" w:name="X4462192615aed2210ebe5d3bb7d17cf846862b3"/>
+    <w:bookmarkEnd w:id="138"/>
+    <w:bookmarkStart w:id="139" w:name="X4462192615aed2210ebe5d3bb7d17cf846862b3"/>
     <w:p>
       <w:pPr>
         <w:pStyle w:val="Heading3"/>
@@ -11103,8 +11168,8 @@
         <w:t xml:space="preserve">дальше крепости, обходят её, а не штурмуют (Познань в январе 1945 г.).</w:t>
       </w:r>
     </w:p>
-    <w:bookmarkEnd w:id="136"/>
-    <w:bookmarkStart w:id="137" w:name="Xa86b3a71bee3db808d30ab989fa1c4903a0ff96"/>
+    <w:bookmarkEnd w:id="139"/>
+    <w:bookmarkStart w:id="140" w:name="Xa86b3a71bee3db808d30ab989fa1c4903a0ff96"/>
     <w:p>
       <w:pPr>
         <w:pStyle w:val="Heading3"/>
@@ -11296,9 +11361,9 @@
         <w:t xml:space="preserve">Полные таблицы — в приложении А.</w:t>
       </w:r>
     </w:p>
-    <w:bookmarkEnd w:id="137"/>
-    <w:bookmarkEnd w:id="138"/>
-    <w:bookmarkStart w:id="142" w:name="X67c5a73f0eb4cf09f07136623a2747a63f384ca"/>
+    <w:bookmarkEnd w:id="140"/>
+    <w:bookmarkEnd w:id="141"/>
+    <w:bookmarkStart w:id="145" w:name="X67c5a73f0eb4cf09f07136623a2747a63f384ca"/>
     <w:p>
       <w:pPr>
         <w:pStyle w:val="Heading2"/>
@@ -11330,7 +11395,7 @@
         <w:t xml:space="preserve">формирования действуют, их численность, задачи, источники подвоза и события для проверки.</w:t>
       </w:r>
     </w:p>
-    <w:bookmarkStart w:id="139" w:name="X0a37ea3c5bd539f9f29107536ecfa72f11bc7d9"/>
+    <w:bookmarkStart w:id="142" w:name="X0a37ea3c5bd539f9f29107536ecfa72f11bc7d9"/>
     <w:p>
       <w:pPr>
         <w:pStyle w:val="Heading3"/>
@@ -11483,8 +11548,8 @@
         <w:t xml:space="preserve">штаба передаётся его действующим дивизиям.</w:t>
       </w:r>
     </w:p>
-    <w:bookmarkEnd w:id="139"/>
-    <w:bookmarkStart w:id="140" w:name="X44638337b5b373e8adc82a2cc88c94c3b656b83"/>
+    <w:bookmarkEnd w:id="142"/>
+    <w:bookmarkStart w:id="143" w:name="X44638337b5b373e8adc82a2cc88c94c3b656b83"/>
     <w:p>
       <w:pPr>
         <w:pStyle w:val="Heading3"/>
@@ -11632,8 +11697,8 @@
         <w:t xml:space="preserve">«Нордланд»); приказ Хейнрици оставить крепость Штеттин 25.04.</w:t>
       </w:r>
     </w:p>
-    <w:bookmarkEnd w:id="140"/>
-    <w:bookmarkStart w:id="141" w:name="Xa217433d406cb685b661461421114d4a314ffd1"/>
+    <w:bookmarkEnd w:id="143"/>
+    <w:bookmarkStart w:id="144" w:name="Xa217433d406cb685b661461421114d4a314ffd1"/>
     <w:p>
       <w:pPr>
         <w:pStyle w:val="Heading3"/>
@@ -11693,9 +11758,9 @@
         <w:t xml:space="preserve">а подвоза в 9-ю армию через город не было.</w:t>
       </w:r>
     </w:p>
-    <w:bookmarkEnd w:id="141"/>
-    <w:bookmarkEnd w:id="142"/>
-    <w:bookmarkStart w:id="150" w:name="Xb65b39495baa410748a636176513e18974f98fe"/>
+    <w:bookmarkEnd w:id="144"/>
+    <w:bookmarkEnd w:id="145"/>
+    <w:bookmarkStart w:id="153" w:name="Xb65b39495baa410748a636176513e18974f98fe"/>
     <w:p>
       <w:pPr>
         <w:pStyle w:val="Heading2"/>
@@ -11875,7 +11940,7 @@
         <w:t xml:space="preserve">: клетки чужих укреплённых полос, занятые противником, считаются прорванными.</w:t>
       </w:r>
     </w:p>
-    <w:bookmarkStart w:id="143" w:name="X84d14a9f96bf4db67fb14a060d0de0c9376b68f"/>
+    <w:bookmarkStart w:id="146" w:name="X84d14a9f96bf4db67fb14a060d0de0c9376b68f"/>
     <w:p>
       <w:pPr>
         <w:pStyle w:val="Heading3"/>
@@ -11968,8 +12033,8 @@
         <w:t xml:space="preserve">сторон.</w:t>
       </w:r>
     </w:p>
-    <w:bookmarkEnd w:id="143"/>
-    <w:bookmarkStart w:id="144" w:name="X64a1ec9ffd3862f0fdc8c78d69299eada4169a7"/>
+    <w:bookmarkEnd w:id="146"/>
+    <w:bookmarkStart w:id="147" w:name="X64a1ec9ffd3862f0fdc8c78d69299eada4169a7"/>
     <w:p>
       <w:pPr>
         <w:pStyle w:val="Heading3"/>
@@ -12861,8 +12926,8 @@
         <w:t xml:space="preserve">каждый бой, поэтому любой исход можно объяснить.</w:t>
       </w:r>
     </w:p>
-    <w:bookmarkEnd w:id="144"/>
-    <w:bookmarkStart w:id="145" w:name="X72b014de8ee10525c1556767be5a0c0c28691fa"/>
+    <w:bookmarkEnd w:id="147"/>
+    <w:bookmarkStart w:id="148" w:name="X72b014de8ee10525c1556767be5a0c0c28691fa"/>
     <w:p>
       <w:pPr>
         <w:pStyle w:val="Heading3"/>
@@ -13309,8 +13374,8 @@
         <w:t xml:space="preserve">крепости, не вступают с ней в бой и обходят её. Пехота крепость штурмует.</w:t>
       </w:r>
     </w:p>
-    <w:bookmarkEnd w:id="145"/>
-    <w:bookmarkStart w:id="146" w:name="X89a40faac0ed7e4350f7b8aab1b4fc19d2d414a"/>
+    <w:bookmarkEnd w:id="148"/>
+    <w:bookmarkStart w:id="149" w:name="X89a40faac0ed7e4350f7b8aab1b4fc19d2d414a"/>
     <w:p>
       <w:pPr>
         <w:pStyle w:val="Heading3"/>
@@ -13465,8 +13530,8 @@
         <w:t xml:space="preserve">где обе стороны ближе 50 км.</w:t>
       </w:r>
     </w:p>
-    <w:bookmarkEnd w:id="146"/>
-    <w:bookmarkStart w:id="147" w:name="Xec5ba93501f0c91a08187be54ec80c73d26f0fa"/>
+    <w:bookmarkEnd w:id="149"/>
+    <w:bookmarkStart w:id="150" w:name="Xec5ba93501f0c91a08187be54ec80c73d26f0fa"/>
     <w:p>
       <w:pPr>
         <w:pStyle w:val="Heading3"/>
@@ -13541,8 +13606,8 @@
         <w:t xml:space="preserve">повышенными потерями. На карте у знака пометка «ОТРЕЗАНО».</w:t>
       </w:r>
     </w:p>
-    <w:bookmarkEnd w:id="147"/>
-    <w:bookmarkStart w:id="148" w:name="X5079dcd23d823ca8e5de658b17fe21b3996596c"/>
+    <w:bookmarkEnd w:id="150"/>
+    <w:bookmarkStart w:id="151" w:name="X5079dcd23d823ca8e5de658b17fe21b3996596c"/>
     <w:p>
       <w:pPr>
         <w:pStyle w:val="Heading3"/>
@@ -13809,8 +13874,8 @@
         <w:t xml:space="preserve">(+0,08), снижается на отдыхе (−0,1). Оборона становится подготовленной после 24 ч на месте.</w:t>
       </w:r>
     </w:p>
-    <w:bookmarkEnd w:id="148"/>
-    <w:bookmarkStart w:id="149" w:name="X9979ac480ef0aa8f5b97d8c9749edfba2461cbc"/>
+    <w:bookmarkEnd w:id="151"/>
+    <w:bookmarkStart w:id="152" w:name="X9979ac480ef0aa8f5b97d8c9749edfba2461cbc"/>
     <w:p>
       <w:pPr>
         <w:pStyle w:val="Heading3"/>
@@ -13833,9 +13898,9 @@
         <w:t xml:space="preserve">же расчёт до последнего знака. Разброс исходов оценивается прогоном с разными seed (обычно 5).</w:t>
       </w:r>
     </w:p>
-    <w:bookmarkEnd w:id="149"/>
-    <w:bookmarkEnd w:id="150"/>
-    <w:bookmarkStart w:id="151" w:name="Xc834ddbbc01d9c9472375bebf4a6d8b656dddf0"/>
+    <w:bookmarkEnd w:id="152"/>
+    <w:bookmarkEnd w:id="153"/>
+    <w:bookmarkStart w:id="154" w:name="Xc834ddbbc01d9c9472375bebf4a6d8b656dddf0"/>
     <w:p>
       <w:pPr>
         <w:pStyle w:val="Heading2"/>
@@ -14127,8 +14192,8 @@
         <w:t xml:space="preserve">и достоверностью; журнал боёв с факторами; разброс по прогонам.</w:t>
       </w:r>
     </w:p>
-    <w:bookmarkEnd w:id="151"/>
-    <w:bookmarkStart w:id="152" w:name="X98231789ea3abd37e5a86e65e53847c8d79952a"/>
+    <w:bookmarkEnd w:id="154"/>
+    <w:bookmarkStart w:id="155" w:name="X98231789ea3abd37e5a86e65e53847c8d79952a"/>
     <w:p>
       <w:pPr>
         <w:pStyle w:val="Heading2"/>
@@ -14780,8 +14845,8 @@
         <w:t xml:space="preserve">(раздел 22).</w:t>
       </w:r>
     </w:p>
-    <w:bookmarkEnd w:id="152"/>
-    <w:bookmarkStart w:id="156" w:name="X6232f51b03b43df0af025efb28927f69364dea9"/>
+    <w:bookmarkEnd w:id="155"/>
+    <w:bookmarkStart w:id="159" w:name="X6232f51b03b43df0af025efb28927f69364dea9"/>
     <w:p>
       <w:pPr>
         <w:pStyle w:val="Heading2"/>
@@ -14822,7 +14887,7 @@
         <w:t xml:space="preserve">движение по дорогам, и после этого не перекалибровывались.</w:t>
       </w:r>
     </w:p>
-    <w:bookmarkStart w:id="153" w:name="Xb2413bbcea26cf37b67a638b64305a2d2b0e55e"/>
+    <w:bookmarkStart w:id="156" w:name="Xb2413bbcea26cf37b67a638b64305a2d2b0e55e"/>
     <w:p>
       <w:pPr>
         <w:pStyle w:val="Heading3"/>
@@ -15387,8 +15452,8 @@
         <w:t xml:space="preserve">80 % против 72 % положений, 35 против 20 событий из 44.</w:t>
       </w:r>
     </w:p>
-    <w:bookmarkEnd w:id="153"/>
-    <w:bookmarkStart w:id="154" w:name="X22855954c2a9a21ec7ca3ba301922df3dff7b52"/>
+    <w:bookmarkEnd w:id="156"/>
+    <w:bookmarkStart w:id="157" w:name="X22855954c2a9a21ec7ca3ba301922df3dff7b52"/>
     <w:p>
       <w:pPr>
         <w:pStyle w:val="Heading3"/>
@@ -15736,8 +15801,8 @@
         <w:t xml:space="preserve">гарнизон сектора в модели представлен точкой, а не районом (раздел 25).</w:t>
       </w:r>
     </w:p>
-    <w:bookmarkEnd w:id="154"/>
-    <w:bookmarkStart w:id="155" w:name="X9c77244de37867a79377afe2ee8334d037223af"/>
+    <w:bookmarkEnd w:id="157"/>
+    <w:bookmarkStart w:id="158" w:name="X9c77244de37867a79377afe2ee8334d037223af"/>
     <w:p>
       <w:pPr>
         <w:pStyle w:val="Heading3"/>
@@ -16402,9 +16467,9 @@
         <w:t xml:space="preserve">(предел темпа в полосе исключал прорыв; тупик у противника; нет обхода крепостей; нет ледостава).</w:t>
       </w:r>
     </w:p>
-    <w:bookmarkEnd w:id="155"/>
-    <w:bookmarkEnd w:id="156"/>
-    <w:bookmarkStart w:id="157" w:name="X8b50850d029bab09932939ef82a0022830d7e8c"/>
+    <w:bookmarkEnd w:id="158"/>
+    <w:bookmarkEnd w:id="159"/>
+    <w:bookmarkStart w:id="160" w:name="X8b50850d029bab09932939ef82a0022830d7e8c"/>
     <w:p>
       <w:pPr>
         <w:pStyle w:val="Heading2"/>
@@ -16489,8 +16554,8 @@
         <w:t xml:space="preserve">Советские корпуса — с оценочной численностью (C).</w:t>
       </w:r>
     </w:p>
-    <w:bookmarkEnd w:id="157"/>
-    <w:bookmarkStart w:id="158" w:name="X9e3184fe1374340b5edc535720f320bb515a38a"/>
+    <w:bookmarkEnd w:id="160"/>
+    <w:bookmarkStart w:id="161" w:name="X9e3184fe1374340b5edc535720f320bb515a38a"/>
     <w:p>
       <w:pPr>
         <w:pStyle w:val="Heading2"/>
@@ -16615,8 +16680,8 @@
         <w:t xml:space="preserve">с посредником и без (сверка с историей и нормативы; контрольная — Висло-Одерская).</w:t>
       </w:r>
     </w:p>
-    <w:bookmarkEnd w:id="158"/>
-    <w:bookmarkStart w:id="161" w:name="Xc5b85bec3b1c19d717f6622300f35b4a51395fd"/>
+    <w:bookmarkEnd w:id="161"/>
+    <w:bookmarkStart w:id="164" w:name="Xc5b85bec3b1c19d717f6622300f35b4a51395fd"/>
     <w:p>
       <w:pPr>
         <w:pStyle w:val="Heading2"/>
@@ -16625,7 +16690,7 @@
         <w:t xml:space="preserve">25. Ограничения и развитие</w:t>
       </w:r>
     </w:p>
-    <w:bookmarkStart w:id="159" w:name="Xa1d8caebd1ddb3143d0a47490b2ea03675c8d04"/>
+    <w:bookmarkStart w:id="162" w:name="Xa1d8caebd1ddb3143d0a47490b2ea03675c8d04"/>
     <w:p>
       <w:pPr>
         <w:pStyle w:val="Heading3"/>
@@ -16992,8 +17057,8 @@
         <w:t xml:space="preserve">показываются по соединениям на любом масштабе — на стратегическом их лучше выключать.</w:t>
       </w:r>
     </w:p>
-    <w:bookmarkEnd w:id="159"/>
-    <w:bookmarkStart w:id="160" w:name="X4f2280bf802e09660ba835e70710c9dc9be82d3"/>
+    <w:bookmarkEnd w:id="162"/>
+    <w:bookmarkStart w:id="163" w:name="X4f2280bf802e09660ba835e70710c9dc9be82d3"/>
     <w:p>
       <w:pPr>
         <w:pStyle w:val="Heading3"/>
@@ -17225,9 +17290,9 @@
         </w:tc>
       </w:tr>
     </w:tbl>
-    <w:bookmarkEnd w:id="160"/>
-    <w:bookmarkEnd w:id="161"/>
-    <w:bookmarkStart w:id="162" w:name="Xdbcb197e40a9702486d4bd023f921502f1677e6"/>
+    <w:bookmarkEnd w:id="163"/>
+    <w:bookmarkEnd w:id="164"/>
+    <w:bookmarkStart w:id="165" w:name="Xdbcb197e40a9702486d4bd023f921502f1677e6"/>
     <w:p>
       <w:pPr>
         <w:pStyle w:val="Heading2"/>
@@ -18092,8 +18157,8 @@
         <w:t xml:space="preserve"> test</w:t>
       </w:r>
     </w:p>
-    <w:bookmarkEnd w:id="162"/>
-    <w:bookmarkStart w:id="165" w:name="Xeef51b1a183ef0d1a3c231a74c93ed7acf2eaaa"/>
+    <w:bookmarkEnd w:id="165"/>
+    <w:bookmarkStart w:id="168" w:name="Xeef51b1a183ef0d1a3c231a74c93ed7acf2eaaa"/>
     <w:p>
       <w:pPr>
         <w:pStyle w:val="Heading2"/>
@@ -18150,7 +18215,7 @@
               <w:pStyle w:val="Compact"/>
               <w:jc w:val="left"/>
             </w:pPr>
-            <w:hyperlink r:id="rId125">
+            <w:hyperlink r:id="rId128">
               <w:r>
                 <w:rPr>
                   <w:rStyle w:val="Hyperlink"/>
@@ -18181,7 +18246,7 @@
               <w:pStyle w:val="Compact"/>
               <w:jc w:val="left"/>
             </w:pPr>
-            <w:hyperlink r:id="rId116">
+            <w:hyperlink r:id="rId119">
               <w:r>
                 <w:rPr>
                   <w:rStyle w:val="Hyperlink"/>
@@ -18212,7 +18277,7 @@
               <w:pStyle w:val="Compact"/>
               <w:jc w:val="left"/>
             </w:pPr>
-            <w:hyperlink r:id="rId118">
+            <w:hyperlink r:id="rId121">
               <w:r>
                 <w:rPr>
                   <w:rStyle w:val="Hyperlink"/>
@@ -18319,7 +18384,7 @@
               <w:pStyle w:val="Compact"/>
               <w:jc w:val="left"/>
             </w:pPr>
-            <w:hyperlink r:id="rId120">
+            <w:hyperlink r:id="rId123">
               <w:r>
                 <w:rPr>
                   <w:rStyle w:val="Hyperlink"/>
@@ -18350,7 +18415,7 @@
               <w:pStyle w:val="Compact"/>
               <w:jc w:val="left"/>
             </w:pPr>
-            <w:hyperlink r:id="rId163">
+            <w:hyperlink r:id="rId166">
               <w:r>
                 <w:rPr>
                   <w:rStyle w:val="Hyperlink"/>
@@ -18364,7 +18429,7 @@
             <w:r>
               <w:t xml:space="preserve"> </w:t>
             </w:r>
-            <w:hyperlink r:id="rId164">
+            <w:hyperlink r:id="rId167">
               <w:r>
                 <w:rPr>
                   <w:rStyle w:val="Hyperlink"/>
@@ -18395,7 +18460,7 @@
               <w:pStyle w:val="Compact"/>
               <w:jc w:val="left"/>
             </w:pPr>
-            <w:hyperlink r:id="rId126">
+            <w:hyperlink r:id="rId129">
               <w:r>
                 <w:rPr>
                   <w:rStyle w:val="Hyperlink"/>
@@ -18419,8 +18484,8 @@
         </w:tc>
       </w:tr>
     </w:tbl>
-    <w:bookmarkEnd w:id="165"/>
-    <w:bookmarkStart w:id="166" w:name="Xc6178583b0d1c439978e167499079597c3d7485"/>
+    <w:bookmarkEnd w:id="168"/>
+    <w:bookmarkStart w:id="169" w:name="Xc6178583b0d1c439978e167499079597c3d7485"/>
     <w:p>
       <w:pPr>
         <w:pStyle w:val="Heading2"/>
@@ -18877,8 +18942,8 @@
         <w:t xml:space="preserve">Таблицы темпа и потерь — в разделе 19.2.</w:t>
       </w:r>
     </w:p>
-    <w:bookmarkEnd w:id="166"/>
-    <w:bookmarkEnd w:id="167"/>
+    <w:bookmarkEnd w:id="169"/>
+    <w:bookmarkEnd w:id="170"/>
     <w:sectPr/>
   </w:body>
 </w:document>

--- a/docs/system.docx
+++ b/docs/system.docx
@@ -2270,37 +2270,123 @@
           <w:bCs/>
           <w:b/>
         </w:rPr>
-        <w:t xml:space="preserve">Направления.</w:t>
-      </w:r>
-      <w:r>
-        <w:t xml:space="preserve"> </w:t>
-      </w:r>
-      <w:r>
-        <w:t xml:space="preserve">Стрелка — куда сместился центр тяжести за окно (сутки для армий, двое суток</w:t>
-      </w:r>
-      <w:r>
-        <w:t xml:space="preserve"> </w:t>
-      </w:r>
-      <w:r>
-        <w:t xml:space="preserve">для фронтов), если не меньше порога: 3 клетки для армии, 5 клеток (10 км) для фронта. Остриё</w:t>
-      </w:r>
-      <w:r>
-        <w:t xml:space="preserve"> </w:t>
-      </w:r>
-      <w:r>
-        <w:t xml:space="preserve">вынесено на треть пути вперёд — показывается направление, а не только пройденное. К ближайшему</w:t>
-      </w:r>
-      <w:r>
-        <w:t xml:space="preserve"> </w:t>
-      </w:r>
-      <w:r>
-        <w:t xml:space="preserve">объединению противника той же ступени — удар (у танковых армий — стрелка танковых</w:t>
-      </w:r>
-      <w:r>
-        <w:t xml:space="preserve"> </w:t>
-      </w:r>
-      <w:r>
-        <w:t xml:space="preserve">соединений), от него — отход. Подпись стрелки — длина и окно, например «8 гв. А: удар на 18 км за 24 ч».</w:t>
+        <w:t xml:space="preserve">Направления армий</w:t>
+      </w:r>
+      <w:r>
+        <w:t xml:space="preserve"> </w:t>
+      </w:r>
+      <w:r>
+        <w:t xml:space="preserve">(оперативный масштаб). Стрелка — куда сместился центр тяжести армии</w:t>
+      </w:r>
+      <w:r>
+        <w:t xml:space="preserve"> </w:t>
+      </w:r>
+      <w:r>
+        <w:t xml:space="preserve">за сутки, если не меньше 3 клеток. Удар — если армия наступает (в наступлении не меньше 30 %</w:t>
+      </w:r>
+      <w:r>
+        <w:t xml:space="preserve"> </w:t>
+      </w:r>
+      <w:r>
+        <w:t xml:space="preserve">людей); отход — если больше 40 % людей отходит; иначе — по направлению на противника. У танковых</w:t>
+      </w:r>
+      <w:r>
+        <w:t xml:space="preserve"> </w:t>
+      </w:r>
+      <w:r>
+        <w:t xml:space="preserve">армий удар рисуется стрелкой танковых соединений.</w:t>
+      </w:r>
+    </w:p>
+    <w:p>
+      <w:pPr>
+        <w:numPr>
+          <w:ilvl w:val="0"/>
+          <w:numId w:val="1004"/>
+        </w:numPr>
+        <w:pStyle w:val="Compact"/>
+      </w:pPr>
+      <w:r>
+        <w:rPr>
+          <w:bCs/>
+          <w:b/>
+        </w:rPr>
+        <w:t xml:space="preserve">Главные удары фронта</w:t>
+      </w:r>
+      <w:r>
+        <w:t xml:space="preserve"> </w:t>
+      </w:r>
+      <w:r>
+        <w:t xml:space="preserve">(стратегический масштаб) собираются из ударов его армий за двое</w:t>
+      </w:r>
+      <w:r>
+        <w:t xml:space="preserve"> </w:t>
+      </w:r>
+      <w:r>
+        <w:t xml:space="preserve">суток: удары, близкие по месту (до 30 км) и направлению (до 40°), сливаются в один, с весом по</w:t>
+      </w:r>
+      <w:r>
+        <w:t xml:space="preserve"> </w:t>
+      </w:r>
+      <w:r>
+        <w:t xml:space="preserve">численности. На фронт — до трёх главных ударов и до двух отходов; слабее 6 км за двое суток</w:t>
+      </w:r>
+      <w:r>
+        <w:t xml:space="preserve"> </w:t>
+      </w:r>
+      <w:r>
+        <w:t xml:space="preserve">не рисуются. Подпись стрелки называет армии, из которых сложен удар, например</w:t>
+      </w:r>
+      <w:r>
+        <w:t xml:space="preserve"> </w:t>
+      </w:r>
+      <w:r>
+        <w:t xml:space="preserve">«1 БФ: удар на 24 км за 2 сут (8 гв. А, 1 гв. ТА)».</w:t>
+      </w:r>
+    </w:p>
+    <w:p>
+      <w:pPr>
+        <w:numPr>
+          <w:ilvl w:val="0"/>
+          <w:numId w:val="1004"/>
+        </w:numPr>
+        <w:pStyle w:val="Compact"/>
+      </w:pPr>
+      <w:r>
+        <w:rPr>
+          <w:bCs/>
+          <w:b/>
+        </w:rPr>
+        <w:t xml:space="preserve">Привязка к линии фронта.</w:t>
+      </w:r>
+      <w:r>
+        <w:t xml:space="preserve"> </w:t>
+      </w:r>
+      <w:r>
+        <w:t xml:space="preserve">Хвост стрелки стоит на расчётной линии фронта этого хода —</w:t>
+      </w:r>
+      <w:r>
+        <w:t xml:space="preserve"> </w:t>
+      </w:r>
+      <w:r>
+        <w:t xml:space="preserve">ближайшей к войскам (не дальше 20 км для армии, 35 км для фронта) и крепится к ней, как в</w:t>
+      </w:r>
+      <w:r>
+        <w:t xml:space="preserve"> </w:t>
+      </w:r>
+      <w:r>
+        <w:t xml:space="preserve">редакторе. Остриё уходит в глубину на пройденное за окно расстояние, но не короче полутора</w:t>
+      </w:r>
+      <w:r>
+        <w:t xml:space="preserve"> </w:t>
+      </w:r>
+      <w:r>
+        <w:t xml:space="preserve">порогов, — направление удара видно, даже если войска только начали движение. Если линии рядом</w:t>
+      </w:r>
+      <w:r>
+        <w:t xml:space="preserve"> </w:t>
+      </w:r>
+      <w:r>
+        <w:t xml:space="preserve">нет, стрелка идёт от прежнего положения войск.</w:t>
       </w:r>
     </w:p>
     <w:p>
@@ -2700,7 +2786,7 @@
           <w:iCs/>
           <w:i/>
         </w:rPr>
-        <w:t xml:space="preserve">Стратегический масштаб, 19 апреля (исторические положения выключены): надписи фронтов и групп армий, главный удар 1-го Белорусского фронта на Зееловских высотах, расчётный (красный) и исторический (серый) фронт, рубежи.</w:t>
+        <w:t xml:space="preserve">Стратегический масштаб, 19 апреля (исторические положения выключены): надписи фронтов и групп армий, удары фронтов от линии фронта — на Зееловских высотах, у Шпремберга, на нижнем Одере; расчётный (красный) и исторический (серый) фронт, рубежи.</w:t>
       </w:r>
     </w:p>
     <w:p>
@@ -2759,7 +2845,7 @@
           <w:iCs/>
           <w:i/>
         </w:rPr>
-        <w:t xml:space="preserve">25 апреля: 1-й Белорусский и 1-й Украинский фронты охватывают Берлин, с юго-запада — удар 12-й армии (под надписью «ОКВ», синяя стрелка). Надпись группы армий «Висла» стоит в центре тяжести её войск, растянутых от Штеттина до Одербруха, а не на её участке.</w:t>
+        <w:t xml:space="preserve">25 апреля: главные удары 1-го Белорусского и 1-го Украинского фронтов — охват Берлина с севера и с юга, удары на запад; хвосты стрелок — на линии фронта. С юго-запада — удар 12-й армии (под надписью «ОКВ», синяя стрелка). Надпись группы армий «Висла» стоит в центре тяжести её войск, растянутых от Штеттина до Одербруха, а не на её участке.</w:t>
       </w:r>
     </w:p>
     <w:p>

--- a/docs/system.docx
+++ b/docs/system.docx
@@ -131,7 +131,7 @@
         </w:pict>
       </w:r>
     </w:p>
-    <w:bookmarkStart w:id="127" w:name="часть-i-система"/>
+    <w:bookmarkStart w:id="133" w:name="часть-i-система"/>
     <w:p>
       <w:pPr>
         <w:pStyle w:val="Heading1"/>
@@ -1826,7 +1826,13 @@
         <w:t xml:space="preserve"> </w:t>
       </w:r>
       <w:r>
-        <w:t xml:space="preserve">историческими положениями и фронтом для сравнения, боями, рубежами и участками.</w:t>
+        <w:t xml:space="preserve">историческими положениями и фронтом для сравнения, боями, рубежами, участками, полосами фронтов</w:t>
+      </w:r>
+      <w:r>
+        <w:t xml:space="preserve"> </w:t>
+      </w:r>
+      <w:r>
+        <w:t xml:space="preserve">и разграничительными линиями.</w:t>
       </w:r>
     </w:p>
     <w:p>
@@ -1885,7 +1891,7 @@
           <w:iCs/>
           <w:i/>
         </w:rPr>
-        <w:t xml:space="preserve">Расчётный фронт (красный) и исторический (серый), бледные знаки — исторические положения, стрелки — бои за ход. Слева — события по пяти прогонам.</w:t>
+        <w:t xml:space="preserve">Расчётный фронт (красный) и исторический (серый), бледные знаки — исторические положения, стрелки — бои за ход; штрихпунктиром — разграничительные линии по директивам Ставки (2 БФ / 1 БФ сверху, 1 БФ / 1 УФ снизу) и бомборазграничительная линия с ВВС союзников (слева). Слева — события по пяти прогонам.</w:t>
       </w:r>
     </w:p>
     <w:p>
@@ -2460,34 +2466,164 @@
           <w:bCs/>
           <w:b/>
         </w:rPr>
-        <w:t xml:space="preserve">Управление картой.</w:t>
-      </w:r>
-      <w:r>
-        <w:t xml:space="preserve"> </w:t>
-      </w:r>
-      <w:r>
-        <w:t xml:space="preserve">Управление — отдельной полосой над картой, карта начинается под ней и</w:t>
-      </w:r>
-      <w:r>
-        <w:t xml:space="preserve"> </w:t>
-      </w:r>
-      <w:r>
-        <w:t xml:space="preserve">кнопками не закрывается. В полосе: «Принять командование» (в переигровке), переключатель</w:t>
-      </w:r>
-      <w:r>
-        <w:t xml:space="preserve"> </w:t>
-      </w:r>
-      <w:r>
-        <w:t xml:space="preserve">масштаба, меню</w:t>
-      </w:r>
-      <w:r>
-        <w:t xml:space="preserve"> </w:t>
-      </w:r>
+        <w:t xml:space="preserve">Полосы фронтов и разграничительные линии.</w:t>
+      </w:r>
+      <w:r>
+        <w:t xml:space="preserve"> </w:t>
+      </w:r>
+      <w:r>
+        <w:t xml:space="preserve">На карте два слоя:</w:t>
+      </w:r>
+    </w:p>
+    <w:p>
+      <w:pPr>
+        <w:numPr>
+          <w:ilvl w:val="0"/>
+          <w:numId w:val="1005"/>
+        </w:numPr>
+        <w:pStyle w:val="Compact"/>
+      </w:pPr>
       <w:r>
         <w:rPr>
           <w:bCs/>
           <w:b/>
         </w:rPr>
+        <w:t xml:space="preserve">по директивам</w:t>
+      </w:r>
+      <w:r>
+        <w:t xml:space="preserve"> </w:t>
+      </w:r>
+      <w:r>
+        <w:t xml:space="preserve">— исторические разграничительные линии (раздел 17.1): 1-го Белорусского и</w:t>
+      </w:r>
+      <w:r>
+        <w:t xml:space="preserve"> </w:t>
+      </w:r>
+      <w:r>
+        <w:t xml:space="preserve">1-го Украинского фронтов с 15.04 (до Люббен), с 23.04 (до Ангальтского вокзала), с 24.00 28.04</w:t>
+      </w:r>
+      <w:r>
+        <w:t xml:space="preserve"> </w:t>
+      </w:r>
+      <w:r>
+        <w:t xml:space="preserve">(в Берлине — до ст. Рулебен) и с 6.05; 2-го и 1-го Белорусских фронтов (Арнсвальде — Шведт —</w:t>
+      </w:r>
+      <w:r>
+        <w:t xml:space="preserve"> </w:t>
+      </w:r>
+      <w:r>
+        <w:t xml:space="preserve">Ангермюнде — Гранзее — Виттенберге); бомборазграничительная линия с ВВС союзников с 21.04.</w:t>
+      </w:r>
+      <w:r>
+        <w:t xml:space="preserve"> </w:t>
+      </w:r>
+      <w:r>
+        <w:t xml:space="preserve">Каждая видна в сроки своего действия; в подсказке — пункты, документ, архивный шифр и</w:t>
+      </w:r>
+      <w:r>
+        <w:t xml:space="preserve"> </w:t>
+      </w:r>
+      <w:r>
+        <w:t xml:space="preserve">достоверность;</w:t>
+      </w:r>
+    </w:p>
+    <w:p>
+      <w:pPr>
+        <w:numPr>
+          <w:ilvl w:val="0"/>
+          <w:numId w:val="1005"/>
+        </w:numPr>
+        <w:pStyle w:val="Compact"/>
+      </w:pPr>
+      <w:r>
+        <w:rPr>
+          <w:bCs/>
+          <w:b/>
+        </w:rPr>
+        <w:t xml:space="preserve">расчётные полосы</w:t>
+      </w:r>
+      <w:r>
+        <w:t xml:space="preserve"> </w:t>
+      </w:r>
+      <w:r>
+        <w:t xml:space="preserve">— границы полос между фронтами (на всех масштабах) и между армиями</w:t>
+      </w:r>
+      <w:r>
+        <w:t xml:space="preserve"> </w:t>
+      </w:r>
+      <w:r>
+        <w:t xml:space="preserve">одного фронта (на оперативном), по ходам: от переднего края в глубину до 40 км (в городе —</w:t>
+      </w:r>
+      <w:r>
+        <w:t xml:space="preserve"> </w:t>
+      </w:r>
+      <w:r>
+        <w:t xml:space="preserve">до 5 км). Где действует директива, расчётная граница идёт по её линии; где директивы нет или</w:t>
+      </w:r>
+      <w:r>
+        <w:t xml:space="preserve"> </w:t>
+      </w:r>
+      <w:r>
+        <w:t xml:space="preserve">за концами её линии — по расположению войск: клетка принадлежит тому объединению, чьи войска</w:t>
+      </w:r>
+      <w:r>
+        <w:t xml:space="preserve"> </w:t>
+      </w:r>
+      <w:r>
+        <w:t xml:space="preserve">к ней ближе.</w:t>
+      </w:r>
+    </w:p>
+    <w:p>
+      <w:pPr>
+        <w:pStyle w:val="FirstParagraph"/>
+      </w:pPr>
+      <w:r>
+        <w:t xml:space="preserve">Оба слоя включаются в «Слоях» («Разграничительные линии по директивам», «Полосы фронтов и</w:t>
+      </w:r>
+      <w:r>
+        <w:t xml:space="preserve"> </w:t>
+      </w:r>
+      <w:r>
+        <w:t xml:space="preserve">армий (расчёт)») и строками легенды. В игре видны только свои полосы.</w:t>
+      </w:r>
+    </w:p>
+    <w:p>
+      <w:pPr>
+        <w:pStyle w:val="BodyText"/>
+      </w:pPr>
+      <w:r>
+        <w:rPr>
+          <w:bCs/>
+          <w:b/>
+        </w:rPr>
+        <w:t xml:space="preserve">Управление картой.</w:t>
+      </w:r>
+      <w:r>
+        <w:t xml:space="preserve"> </w:t>
+      </w:r>
+      <w:r>
+        <w:t xml:space="preserve">Управление — отдельной полосой над картой, карта начинается под ней и</w:t>
+      </w:r>
+      <w:r>
+        <w:t xml:space="preserve"> </w:t>
+      </w:r>
+      <w:r>
+        <w:t xml:space="preserve">кнопками не закрывается. В полосе: «Принять командование» (в переигровке), переключатель</w:t>
+      </w:r>
+      <w:r>
+        <w:t xml:space="preserve"> </w:t>
+      </w:r>
+      <w:r>
+        <w:t xml:space="preserve">масштаба, меню</w:t>
+      </w:r>
+      <w:r>
+        <w:t xml:space="preserve"> </w:t>
+      </w:r>
+      <w:r>
+        <w:rPr>
+          <w:bCs/>
+          <w:b/>
+        </w:rPr>
         <w:t xml:space="preserve">«Слои»</w:t>
       </w:r>
       <w:r>
@@ -2506,7 +2642,13 @@
         <w:t xml:space="preserve"> </w:t>
       </w:r>
       <w:r>
-        <w:t xml:space="preserve">по истории и расчётная, бои за ход (только на тактическом масштабе), рубежи; в игре — ещё</w:t>
+        <w:t xml:space="preserve">по истории и расчётная, бои за ход (только на тактическом масштабе), рубежи, разграничительные</w:t>
+      </w:r>
+      <w:r>
+        <w:t xml:space="preserve"> </w:t>
+      </w:r>
+      <w:r>
+        <w:t xml:space="preserve">линии по директивам и расчётные полосы; в игре — ещё</w:t>
       </w:r>
       <w:r>
         <w:t xml:space="preserve"> </w:t>
@@ -2727,7 +2869,7 @@
           <w:iCs/>
           <w:i/>
         </w:rPr>
-        <w:t xml:space="preserve">Тот же момент в оперативном масштабе: объединения в центре тяжести своих соединений, удары и отходы за сутки.</w:t>
+        <w:t xml:space="preserve">21 апреля в оперативном масштабе: объединения в центре тяжести своих соединений, удары и отходы за сутки; сверху — линия 2 БФ / 1 БФ, снизу — 1 БФ / 1 УФ (с 15.04, до Люббен).</w:t>
       </w:r>
     </w:p>
     <w:p>
@@ -2786,7 +2928,7 @@
           <w:iCs/>
           <w:i/>
         </w:rPr>
-        <w:t xml:space="preserve">Стратегический масштаб, 19 апреля (исторические положения выключены): надписи фронтов и групп армий, удары фронтов от линии фронта — на Зееловских высотах, у Шпремберга, на нижнем Одере; расчётный (красный) и исторический (серый) фронт, рубежи.</w:t>
+        <w:t xml:space="preserve">Стратегический масштаб, 19 апреля (исторические положения выключены): надписи фронтов и групп армий, удары фронтов от линии фронта; расчётный (красный) и исторический (серый) фронт, рубежи; штрихпунктиром — разграничительные линии фронтов по директивам.</w:t>
       </w:r>
     </w:p>
     <w:p>
@@ -2845,7 +2987,7 @@
           <w:iCs/>
           <w:i/>
         </w:rPr>
-        <w:t xml:space="preserve">25 апреля: главные удары 1-го Белорусского и 1-го Украинского фронтов — охват Берлина с севера и с юга, удары на запад; хвосты стрелок — на линии фронта. С юго-запада — удар 12-й армии (под надписью «ОКВ», синяя стрелка). Надпись группы армий «Висла» стоит в центре тяжести её войск, растянутых от Штеттина до Одербруха, а не на её участке.</w:t>
+        <w:t xml:space="preserve">25 апреля: главные удары 1-го Белорусского и 1-го Украинского фронтов — охват Берлина с севера и с юга, удары на запад; хвосты стрелок — на линии фронта. Снизу — линия 1 БФ / 1 УФ с 23.04 (Люббен — Тойпитц — Миттенвальде — Мариендорф — Ангальтский вокзал), слева — бомборазграничительная линия с ВВС союзников.</w:t>
       </w:r>
     </w:p>
     <w:p>
@@ -2904,7 +3046,7 @@
           <w:iCs/>
           <w:i/>
         </w:rPr>
-        <w:t xml:space="preserve">Бой в Берлине (клетка 250 м, ход 12 ч), 27 апреля: советские корпуса у кольца S-Bahn, немецкие гарнизоны секторов A–H и Z. В допуске ±2 км — 84–92 % положений.</w:t>
+        <w:t xml:space="preserve">Бой в Берлине (клетка 250 м, ход 12 ч), 27 апреля: советские корпуса у кольца S-Bahn, немецкие гарнизоны секторов A–H и Z. С юга на север — разграничительная линия 1 БФ / 1 УФ по директиве от 23.04 (Мариендорф — Ангальтский вокзал); западнее вокзала, где директива линию не установила, граница полос расчётная. В допуске ±2 км — 84–92 % положений.</w:t>
       </w:r>
     </w:p>
     <w:p>
@@ -2972,6 +3114,54 @@
       </w:r>
       <w:r>
         <w:t xml:space="preserve">журнал и советнику.</w:t>
+      </w:r>
+    </w:p>
+    <w:p>
+      <w:pPr>
+        <w:pStyle w:val="BodyText"/>
+      </w:pPr>
+      <w:r>
+        <w:rPr>
+          <w:bCs/>
+          <w:b/>
+        </w:rPr>
+        <w:t xml:space="preserve">Полосы в игре.</w:t>
+      </w:r>
+      <w:r>
+        <w:t xml:space="preserve"> </w:t>
+      </w:r>
+      <w:r>
+        <w:t xml:space="preserve">Во вкладке «Приказы» — свои полосы словами: с кем граничит каждый фронт, по</w:t>
+      </w:r>
+      <w:r>
+        <w:t xml:space="preserve"> </w:t>
+      </w:r>
+      <w:r>
+        <w:t xml:space="preserve">каким пунктам проходит линия по директиве (только уже отданной — будущие директивы игрок не</w:t>
+      </w:r>
+      <w:r>
+        <w:t xml:space="preserve"> </w:t>
+      </w:r>
+      <w:r>
+        <w:t xml:space="preserve">видит), кто из своих стоит в полосе соседа. Если цель приказа лежит в полосе соседа по</w:t>
+      </w:r>
+      <w:r>
+        <w:t xml:space="preserve"> </w:t>
+      </w:r>
+      <w:r>
+        <w:t xml:space="preserve">действующей директиве, редактор приказа предупреждает: войска пойдут туда, но своей полосой,</w:t>
+      </w:r>
+      <w:r>
+        <w:t xml:space="preserve"> </w:t>
+      </w:r>
+      <w:r>
+        <w:t xml:space="preserve">где можно, а выход в чужую полосу отметится в разборе. Штаб на модели и советник получают те же</w:t>
+      </w:r>
+      <w:r>
+        <w:t xml:space="preserve"> </w:t>
+      </w:r>
+      <w:r>
+        <w:t xml:space="preserve">сведения в обстановке.</w:t>
       </w:r>
     </w:p>
     <w:p>
@@ -3220,7 +3410,7 @@
       <w:pPr>
         <w:numPr>
           <w:ilvl w:val="0"/>
-          <w:numId w:val="1005"/>
+          <w:numId w:val="1006"/>
         </w:numPr>
         <w:pStyle w:val="Compact"/>
       </w:pPr>
@@ -3248,7 +3438,7 @@
       <w:pPr>
         <w:numPr>
           <w:ilvl w:val="0"/>
-          <w:numId w:val="1005"/>
+          <w:numId w:val="1006"/>
         </w:numPr>
         <w:pStyle w:val="Compact"/>
       </w:pPr>
@@ -3276,7 +3466,7 @@
       <w:pPr>
         <w:numPr>
           <w:ilvl w:val="0"/>
-          <w:numId w:val="1005"/>
+          <w:numId w:val="1006"/>
         </w:numPr>
         <w:pStyle w:val="Compact"/>
       </w:pPr>
@@ -3298,7 +3488,7 @@
       <w:pPr>
         <w:numPr>
           <w:ilvl w:val="0"/>
-          <w:numId w:val="1005"/>
+          <w:numId w:val="1006"/>
         </w:numPr>
         <w:pStyle w:val="Compact"/>
       </w:pPr>
@@ -3326,7 +3516,7 @@
       <w:pPr>
         <w:numPr>
           <w:ilvl w:val="0"/>
-          <w:numId w:val="1005"/>
+          <w:numId w:val="1006"/>
         </w:numPr>
         <w:pStyle w:val="Compact"/>
       </w:pPr>
@@ -3505,7 +3695,7 @@
       </w:r>
     </w:p>
     <w:bookmarkEnd w:id="81"/>
-    <w:bookmarkStart w:id="114" w:name="X832284fb410f88164b07a38c8e506aeefc66295"/>
+    <w:bookmarkStart w:id="120" w:name="X832284fb410f88164b07a38c8e506aeefc66295"/>
     <w:p>
       <w:pPr>
         <w:pStyle w:val="Heading2"/>
@@ -3621,7 +3811,7 @@
       <w:pPr>
         <w:numPr>
           <w:ilvl w:val="0"/>
-          <w:numId w:val="1006"/>
+          <w:numId w:val="1007"/>
         </w:numPr>
         <w:pStyle w:val="Compact"/>
       </w:pPr>
@@ -3649,7 +3839,7 @@
       <w:pPr>
         <w:numPr>
           <w:ilvl w:val="0"/>
-          <w:numId w:val="1006"/>
+          <w:numId w:val="1007"/>
         </w:numPr>
         <w:pStyle w:val="Compact"/>
       </w:pPr>
@@ -3677,7 +3867,7 @@
       <w:pPr>
         <w:numPr>
           <w:ilvl w:val="0"/>
-          <w:numId w:val="1006"/>
+          <w:numId w:val="1007"/>
         </w:numPr>
         <w:pStyle w:val="Compact"/>
       </w:pPr>
@@ -3692,7 +3882,35 @@
         <w:t xml:space="preserve"> </w:t>
       </w:r>
       <w:r>
-        <w:t xml:space="preserve">— кто, когда, где (раздел 8.4).</w:t>
+        <w:t xml:space="preserve">— кто, когда, где (раздел 8.4);</w:t>
+      </w:r>
+    </w:p>
+    <w:p>
+      <w:pPr>
+        <w:numPr>
+          <w:ilvl w:val="0"/>
+          <w:numId w:val="1007"/>
+        </w:numPr>
+        <w:pStyle w:val="Compact"/>
+      </w:pPr>
+      <w:r>
+        <w:rPr>
+          <w:bCs/>
+          <w:b/>
+        </w:rPr>
+        <w:t xml:space="preserve">разграничительные линии</w:t>
+      </w:r>
+      <w:r>
+        <w:t xml:space="preserve"> </w:t>
+      </w:r>
+      <w:r>
+        <w:t xml:space="preserve">— между какими объединениями, с какого числа, по каким пунктам,</w:t>
+      </w:r>
+      <w:r>
+        <w:t xml:space="preserve"> </w:t>
+      </w:r>
+      <w:r>
+        <w:t xml:space="preserve">чьи пункты включительно (раздел 8.4).</w:t>
       </w:r>
     </w:p>
     <w:p>
@@ -3728,7 +3946,7 @@
       <w:r>
         <w:drawing>
           <wp:inline>
-            <wp:extent cx="5334000" cy="4021583"/>
+            <wp:extent cx="5334000" cy="4901798"/>
             <wp:effectExtent b="0" l="0" r="0" t="0"/>
             <wp:docPr descr="Материалы операции: извлечённые сведения об инфраструктуре" title="" id="83" name="Picture"/>
             <a:graphic>
@@ -3749,7 +3967,7 @@
                   <pic:spPr bwMode="auto">
                     <a:xfrm>
                       <a:off x="0" y="0"/>
-                      <a:ext cx="5334000" cy="4021583"/>
+                      <a:ext cx="5334000" cy="4901798"/>
                     </a:xfrm>
                     <a:prstGeom prst="rect">
                       <a:avLst/>
@@ -3777,7 +3995,7 @@
           <w:iCs/>
           <w:i/>
         </w:rPr>
-        <w:t xml:space="preserve">Проверочный документ о переправах: модель выписала три сведения — мост у Фюрстенвальде взорван 16.04 (на театре такого моста нет — останется сведением), понтонная переправа у Франкфурта наведена 17.04, шоссе у Зелова заминировано 16.04 (в радиусе 1,8 км дорога не даёт дорожного темпа).</w:t>
+        <w:t xml:space="preserve">Два проверочных документа — о переправах и с директивами о разграничительных линиях; вкладки извлечённого: инфраструктура, база знаний, положения, разграничительные линии. По переправам модель выписала три сведения — мост у Фюрстенвальде взорван 16.04 (на театре такого моста нет — останется сведением), понтонная переправа у Франкфурта наведена 17.04, шоссе у Зелова заминировано 16.04 (в радиусе 1,8 км дорога не даёт дорожного темпа).</w:t>
       </w:r>
     </w:p>
     <w:p>
@@ -3866,7 +4084,7 @@
       </w:r>
     </w:p>
     <w:bookmarkEnd w:id="88"/>
-    <w:bookmarkStart w:id="98" w:name="X1522de9a32215e1f5cfde96f52b018aac5cada8"/>
+    <w:bookmarkStart w:id="101" w:name="X1522de9a32215e1f5cfde96f52b018aac5cada8"/>
     <w:p>
       <w:pPr>
         <w:pStyle w:val="Heading3"/>
@@ -4122,6 +4340,52 @@
           <w:p>
             <w:pPr>
               <w:pStyle w:val="Compact"/>
+            </w:pPr>
+          </w:p>
+        </w:tc>
+        <w:tc>
+          <w:tcPr/>
+          <w:p>
+            <w:pPr>
+              <w:pStyle w:val="Compact"/>
+              <w:jc w:val="left"/>
+            </w:pPr>
+            <w:r>
+              <w:t xml:space="preserve">Разграничительные линии</w:t>
+            </w:r>
+          </w:p>
+        </w:tc>
+        <w:tc>
+          <w:tcPr/>
+          <w:p>
+            <w:pPr>
+              <w:pStyle w:val="Compact"/>
+              <w:jc w:val="left"/>
+            </w:pPr>
+            <w:r>
+              <w:t xml:space="preserve">по каждой паре соседних фронтов (групп армий) стороны: линия известна (директива в сценарии или факт базы), источник, достоверность A/B</w:t>
+            </w:r>
+          </w:p>
+        </w:tc>
+        <w:tc>
+          <w:tcPr/>
+          <w:p>
+            <w:pPr>
+              <w:pStyle w:val="Compact"/>
+              <w:jc w:val="left"/>
+            </w:pPr>
+            <w:r>
+              <w:t xml:space="preserve">0,04</w:t>
+            </w:r>
+          </w:p>
+        </w:tc>
+      </w:tr>
+      <w:tr>
+        <w:tc>
+          <w:tcPr/>
+          <w:p>
+            <w:pPr>
+              <w:pStyle w:val="Compact"/>
               <w:jc w:val="left"/>
             </w:pPr>
             <w:r>
@@ -4337,7 +4601,7 @@
               <w:jc w:val="left"/>
             </w:pPr>
             <w:r>
-              <w:t xml:space="preserve">даты, стороны, замысел, силы, итог, потери</w:t>
+              <w:t xml:space="preserve">даты, стороны, замысел, силы, итог, потери, разграничительные линии</w:t>
             </w:r>
           </w:p>
         </w:tc>
@@ -4821,7 +5085,7 @@
           <w:iCs/>
           <w:i/>
         </w:rPr>
-        <w:t xml:space="preserve">Полнота Берлинской операции: 35 % («мало»). По разделам: войска 35 %, местность 19 %, ход операции 50 %, стороны 40 %, источники 32 %. Ниже — что искать в первую очередь.</w:t>
+        <w:t xml:space="preserve">Полнота Берлинской операции: 36 % («мало»). По разделам: войска и командование 36 % (с разграничительными линиями), местность 19 %, ход операции 51 %, стороны 40 %, источники 24 %. Ниже — что искать в первую очередь.</w:t>
       </w:r>
     </w:p>
     <w:p>
@@ -5009,233 +5273,37 @@
           <w:bCs/>
           <w:b/>
         </w:rPr>
-        <w:t xml:space="preserve">Подсказки, что искать.</w:t>
-      </w:r>
-      <w:r>
-        <w:t xml:space="preserve"> </w:t>
-      </w:r>
-      <w:r>
-        <w:t xml:space="preserve">По дефицитам стенд составляет подсказки: что найти («Численность —</w:t>
-      </w:r>
-      <w:r>
-        <w:t xml:space="preserve"> </w:t>
-      </w:r>
-      <w:r>
-        <w:t xml:space="preserve">нет у 52 из 66 формирований»), зачем это модели (на что влияет в расчёте), где обычно есть такие</w:t>
-      </w:r>
-      <w:r>
-        <w:t xml:space="preserve"> </w:t>
-      </w:r>
-      <w:r>
-        <w:t xml:space="preserve">сведения (типы источников и известные издания: ЦАМО и «Память народа», «Боевой состав Советской</w:t>
-      </w:r>
-      <w:r>
-        <w:t xml:space="preserve"> </w:t>
-      </w:r>
-      <w:r>
-        <w:t xml:space="preserve">армии», журналы боевых действий, Le Tissier, Исаев, Ziemke), готовые поисковые запросы по-русски,</w:t>
-      </w:r>
-      <w:r>
-        <w:t xml:space="preserve"> </w:t>
-      </w:r>
-      <w:r>
-        <w:t xml:space="preserve">по-немецки и по-английски и элементы, у которых сведений нет. Порядок — по пользе для модели:</w:t>
-      </w:r>
-      <w:r>
-        <w:t xml:space="preserve"> </w:t>
-      </w:r>
-      <w:r>
-        <w:t xml:space="preserve">вес группы × важность сведения для расчёта × доля, которой не хватает. Весь список выгружается</w:t>
-      </w:r>
-      <w:r>
-        <w:t xml:space="preserve"> </w:t>
-      </w:r>
-      <w:r>
-        <w:t xml:space="preserve">файлом «Что собрать (.md)» — задание на поиск материалов.</w:t>
-      </w:r>
-    </w:p>
-    <w:bookmarkEnd w:id="98"/>
-    <w:bookmarkStart w:id="102" w:name="X56f5652edeab440528fab61a4ffcffc991f13a2"/>
-    <w:p>
-      <w:pPr>
-        <w:pStyle w:val="Heading3"/>
-      </w:pPr>
-      <w:r>
-        <w:t xml:space="preserve">8.3. Сверка базы знаний со сценарием</w:t>
-      </w:r>
-    </w:p>
-    <w:p>
-      <w:pPr>
-        <w:pStyle w:val="FirstParagraph"/>
-      </w:pPr>
-      <w:r>
-        <w:t xml:space="preserve">База знаний — общее место сведений об операции; расчёт же берёт численность, танки и орудия из</w:t>
-      </w:r>
-      <w:r>
-        <w:t xml:space="preserve"> </w:t>
-      </w:r>
-      <w:r>
-        <w:t xml:space="preserve">сценария. Панель «Сверка с базой знаний» в карточке операции связывает их в обе стороны.</w:t>
-      </w:r>
-    </w:p>
-    <w:p>
-      <w:pPr>
-        <w:pStyle w:val="BodyText"/>
-      </w:pPr>
-      <w:r>
-        <w:rPr>
-          <w:bCs/>
-          <w:b/>
-        </w:rPr>
-        <w:t xml:space="preserve">База → сценарий.</w:t>
-      </w:r>
-      <w:r>
-        <w:t xml:space="preserve"> </w:t>
-      </w:r>
-      <w:r>
-        <w:t xml:space="preserve">Для каждого действующего формирования стенд находит записи базы (по id</w:t>
-      </w:r>
-      <w:r>
-        <w:t xml:space="preserve"> </w:t>
-      </w:r>
-      <w:r>
-        <w:t xml:space="preserve">сценария в синонимах записи или по названию) и факты «численность», «танки и САУ», «орудия» на</w:t>
-      </w:r>
-      <w:r>
-        <w:t xml:space="preserve"> </w:t>
-      </w:r>
-      <w:r>
-        <w:t xml:space="preserve">начало операции: без даты или датированные не позже чем через двое суток после начала; факты с</w:t>
-      </w:r>
-      <w:r>
-        <w:t xml:space="preserve"> </w:t>
-      </w:r>
-      <w:r>
-        <w:t xml:space="preserve">оговоркой «не численность на …» не берутся. Из нескольких выбирается самый достоверный (A, затем</w:t>
-      </w:r>
-      <w:r>
-        <w:t xml:space="preserve"> </w:t>
-      </w:r>
-      <w:r>
-        <w:t xml:space="preserve">B, C). Танки и САУ, записанные отдельными фактами, складываются — в сценарии они вместе.</w:t>
-      </w:r>
-      <w:r>
-        <w:t xml:space="preserve"> </w:t>
-      </w:r>
-      <w:r>
-        <w:t xml:space="preserve">Численность в сценарии боевая (раздел 18.1), поэтому списочная численность из базы умножается на</w:t>
-      </w:r>
-      <w:r>
-        <w:t xml:space="preserve"> </w:t>
-      </w:r>
-      <w:r>
-        <w:t xml:space="preserve">долю боевых войск (0,6 — советские, 0,75 — немецкие), если факт не назван боевым. Расхождение</w:t>
-      </w:r>
-      <w:r>
-        <w:t xml:space="preserve"> </w:t>
-      </w:r>
-      <w:r>
-        <w:t xml:space="preserve">больше 5 % (и больше 500 человек, 5 танков, 20 орудий) — предложение исправить сценарий, с</w:t>
-      </w:r>
-      <w:r>
-        <w:t xml:space="preserve"> </w:t>
-      </w:r>
-      <w:r>
-        <w:t xml:space="preserve">источником, достоверностью и цитатой.</w:t>
-      </w:r>
-    </w:p>
-    <w:p>
-      <w:pPr>
-        <w:pStyle w:val="BodyText"/>
-      </w:pPr>
-      <w:r>
-        <w:t xml:space="preserve">Принятое ложится</w:t>
-      </w:r>
-      <w:r>
-        <w:t xml:space="preserve"> </w:t>
-      </w:r>
-      <w:r>
-        <w:rPr>
-          <w:bCs/>
-          <w:b/>
-        </w:rPr>
-        <w:t xml:space="preserve">правкой операции</w:t>
-      </w:r>
-      <w:r>
-        <w:t xml:space="preserve"> </w:t>
-      </w:r>
-      <w:r>
-        <w:t xml:space="preserve">поверх сценария (встроенный сценарий в сборке не</w:t>
-      </w:r>
-      <w:r>
-        <w:t xml:space="preserve"> </w:t>
-      </w:r>
-      <w:r>
-        <w:t xml:space="preserve">меняется): прежнее значение запоминается, правку можно вернуть. Правки действуют везде — в</w:t>
-      </w:r>
-      <w:r>
-        <w:t xml:space="preserve"> </w:t>
-      </w:r>
-      <w:r>
-        <w:t xml:space="preserve">переигровке, игре, сравнении и калибровке.</w:t>
-      </w:r>
-    </w:p>
-    <w:p>
-      <w:pPr>
-        <w:pStyle w:val="BodyText"/>
-      </w:pPr>
-      <w:r>
-        <w:rPr>
-          <w:bCs/>
-          <w:b/>
-        </w:rPr>
-        <w:t xml:space="preserve">Сценарий → база.</w:t>
-      </w:r>
-      <w:r>
-        <w:t xml:space="preserve"> </w:t>
-      </w:r>
-      <w:r>
-        <w:t xml:space="preserve">Сведения, которыми расчёт уже пользуется, а в базе их нет, предлагается</w:t>
-      </w:r>
-      <w:r>
-        <w:t xml:space="preserve"> </w:t>
-      </w:r>
-      <w:r>
-        <w:t xml:space="preserve">внести в базу: цифры сценария (как оценку стенда — достоверность C, с пометкой, как получены),</w:t>
-      </w:r>
-      <w:r>
-        <w:t xml:space="preserve"> </w:t>
-      </w:r>
-      <w:r>
-        <w:t xml:space="preserve">подчинённость, а также</w:t>
-      </w:r>
-      <w:r>
-        <w:t xml:space="preserve"> </w:t>
-      </w:r>
-      <w:r>
-        <w:rPr>
-          <w:bCs/>
-          <w:b/>
-        </w:rPr>
-        <w:t xml:space="preserve">боевой путь</w:t>
-      </w:r>
-      <w:r>
-        <w:t xml:space="preserve"> </w:t>
-      </w:r>
-      <w:r>
-        <w:t xml:space="preserve">— положения по дням из истории сценария с её источниками.</w:t>
-      </w:r>
-      <w:r>
-        <w:t xml:space="preserve"> </w:t>
-      </w:r>
-      <w:r>
-        <w:t xml:space="preserve">Записи формирований, которых в базе нет, создаются. Так база знаний описывает то, на чём стоит</w:t>
-      </w:r>
-      <w:r>
-        <w:t xml:space="preserve"> </w:t>
-      </w:r>
-      <w:r>
-        <w:t xml:space="preserve">модель, и видно, что ещё держится на оценках.</w:t>
+        <w:t xml:space="preserve">Разграничительные линии.</w:t>
+      </w:r>
+      <w:r>
+        <w:t xml:space="preserve"> </w:t>
+      </w:r>
+      <w:r>
+        <w:t xml:space="preserve">Пары соседей стенд находит по полосам в начале операции (раздел</w:t>
+      </w:r>
+      <w:r>
+        <w:t xml:space="preserve"> </w:t>
+      </w:r>
+      <w:r>
+        <w:t xml:space="preserve">19.8): чьи полосы граничат, те и соседи. Линия считается известной, если в сценарии есть линия</w:t>
+      </w:r>
+      <w:r>
+        <w:t xml:space="preserve"> </w:t>
+      </w:r>
+      <w:r>
+        <w:t xml:space="preserve">по директиве для этой пары или в записи одного из соседей есть факт «разграничительные линии», где</w:t>
+      </w:r>
+      <w:r>
+        <w:t xml:space="preserve"> </w:t>
+      </w:r>
+      <w:r>
+        <w:t xml:space="preserve">назван другой. Без линии полоса в модели — расчётная (по расположению войск); это и показывает</w:t>
+      </w:r>
+      <w:r>
+        <w:t xml:space="preserve"> </w:t>
+      </w:r>
+      <w:r>
+        <w:t xml:space="preserve">группа.</w:t>
       </w:r>
     </w:p>
     <w:p>
@@ -5245,20 +5313,317 @@
       <w:r>
         <w:drawing>
           <wp:inline>
-            <wp:extent cx="5334000" cy="2387650"/>
+            <wp:extent cx="5334000" cy="3333750"/>
             <wp:effectExtent b="0" l="0" r="0" t="0"/>
-            <wp:docPr descr="Сверка с базой знаний" title="" id="100" name="Picture"/>
+            <wp:docPr descr="Полнота: разграничительные линии" title="" id="99" name="Picture"/>
             <a:graphic>
               <a:graphicData uri="http://schemas.openxmlformats.org/drawingml/2006/picture">
                 <pic:pic>
                   <pic:nvPicPr>
-                    <pic:cNvPr descr="img/ops-sync.jpg" id="101" name="Picture"/>
+                    <pic:cNvPr descr="img/ops-coverage-boundaries.jpg" id="100" name="Picture"/>
                     <pic:cNvPicPr>
                       <a:picLocks noChangeArrowheads="1" noChangeAspect="1"/>
                     </pic:cNvPicPr>
                   </pic:nvPicPr>
                   <pic:blipFill>
-                    <a:blip r:embed="rId99"/>
+                    <a:blip r:embed="rId98"/>
+                    <a:stretch>
+                      <a:fillRect/>
+                    </a:stretch>
+                  </pic:blipFill>
+                  <pic:spPr bwMode="auto">
+                    <a:xfrm>
+                      <a:off x="0" y="0"/>
+                      <a:ext cx="5334000" cy="3333750"/>
+                    </a:xfrm>
+                    <a:prstGeom prst="rect">
+                      <a:avLst/>
+                    </a:prstGeom>
+                    <a:noFill/>
+                    <a:ln w="9525">
+                      <a:noFill/>
+                      <a:headEnd/>
+                      <a:tailEnd/>
+                    </a:ln>
+                  </pic:spPr>
+                </pic:pic>
+              </a:graphicData>
+            </a:graphic>
+          </wp:inline>
+        </w:drawing>
+      </w:r>
+    </w:p>
+    <w:p>
+      <w:pPr>
+        <w:pStyle w:val="BodyText"/>
+      </w:pPr>
+      <w:r>
+        <w:rPr>
+          <w:iCs/>
+          <w:i/>
+        </w:rPr>
+        <w:t xml:space="preserve">Берлинская операция: обе пары советских фронтов — по директивам (A и B), пары немецких групп армий («Висла» / «Центр», «Висла» / ОКВ) — без записей: в модели расчётные.</w:t>
+      </w:r>
+    </w:p>
+    <w:p>
+      <w:pPr>
+        <w:pStyle w:val="BodyText"/>
+      </w:pPr>
+      <w:r>
+        <w:rPr>
+          <w:bCs/>
+          <w:b/>
+        </w:rPr>
+        <w:t xml:space="preserve">Подсказки, что искать.</w:t>
+      </w:r>
+      <w:r>
+        <w:t xml:space="preserve"> </w:t>
+      </w:r>
+      <w:r>
+        <w:t xml:space="preserve">По дефицитам стенд составляет подсказки: что найти («Численность —</w:t>
+      </w:r>
+      <w:r>
+        <w:t xml:space="preserve"> </w:t>
+      </w:r>
+      <w:r>
+        <w:t xml:space="preserve">нет у 52 из 66 формирований»), зачем это модели (на что влияет в расчёте), где обычно есть такие</w:t>
+      </w:r>
+      <w:r>
+        <w:t xml:space="preserve"> </w:t>
+      </w:r>
+      <w:r>
+        <w:t xml:space="preserve">сведения (типы источников и известные издания: ЦАМО и «Память народа», «Боевой состав Советской</w:t>
+      </w:r>
+      <w:r>
+        <w:t xml:space="preserve"> </w:t>
+      </w:r>
+      <w:r>
+        <w:t xml:space="preserve">армии», журналы боевых действий, Le Tissier, Исаев, Ziemke), готовые поисковые запросы по-русски,</w:t>
+      </w:r>
+      <w:r>
+        <w:t xml:space="preserve"> </w:t>
+      </w:r>
+      <w:r>
+        <w:t xml:space="preserve">по-немецки и по-английски и элементы, у которых сведений нет. Порядок — по пользе для модели:</w:t>
+      </w:r>
+      <w:r>
+        <w:t xml:space="preserve"> </w:t>
+      </w:r>
+      <w:r>
+        <w:t xml:space="preserve">вес группы × важность сведения для расчёта × доля, которой не хватает. Весь список выгружается</w:t>
+      </w:r>
+      <w:r>
+        <w:t xml:space="preserve"> </w:t>
+      </w:r>
+      <w:r>
+        <w:t xml:space="preserve">файлом «Что собрать (.md)» — задание на поиск материалов.</w:t>
+      </w:r>
+    </w:p>
+    <w:bookmarkEnd w:id="101"/>
+    <w:bookmarkStart w:id="105" w:name="X56f5652edeab440528fab61a4ffcffc991f13a2"/>
+    <w:p>
+      <w:pPr>
+        <w:pStyle w:val="Heading3"/>
+      </w:pPr>
+      <w:r>
+        <w:t xml:space="preserve">8.3. Сверка базы знаний со сценарием</w:t>
+      </w:r>
+    </w:p>
+    <w:p>
+      <w:pPr>
+        <w:pStyle w:val="FirstParagraph"/>
+      </w:pPr>
+      <w:r>
+        <w:t xml:space="preserve">База знаний — общее место сведений об операции; расчёт же берёт численность, танки и орудия из</w:t>
+      </w:r>
+      <w:r>
+        <w:t xml:space="preserve"> </w:t>
+      </w:r>
+      <w:r>
+        <w:t xml:space="preserve">сценария. Панель «Сверка с базой знаний» в карточке операции связывает их в обе стороны.</w:t>
+      </w:r>
+    </w:p>
+    <w:p>
+      <w:pPr>
+        <w:pStyle w:val="BodyText"/>
+      </w:pPr>
+      <w:r>
+        <w:rPr>
+          <w:bCs/>
+          <w:b/>
+        </w:rPr>
+        <w:t xml:space="preserve">База → сценарий.</w:t>
+      </w:r>
+      <w:r>
+        <w:t xml:space="preserve"> </w:t>
+      </w:r>
+      <w:r>
+        <w:t xml:space="preserve">Для каждого действующего формирования стенд находит записи базы (по id</w:t>
+      </w:r>
+      <w:r>
+        <w:t xml:space="preserve"> </w:t>
+      </w:r>
+      <w:r>
+        <w:t xml:space="preserve">сценария в синонимах записи или по названию) и факты «численность», «танки и САУ», «орудия» на</w:t>
+      </w:r>
+      <w:r>
+        <w:t xml:space="preserve"> </w:t>
+      </w:r>
+      <w:r>
+        <w:t xml:space="preserve">начало операции: без даты или датированные не позже чем через двое суток после начала; факты с</w:t>
+      </w:r>
+      <w:r>
+        <w:t xml:space="preserve"> </w:t>
+      </w:r>
+      <w:r>
+        <w:t xml:space="preserve">оговоркой «не численность на …» не берутся. Из нескольких выбирается самый достоверный (A, затем</w:t>
+      </w:r>
+      <w:r>
+        <w:t xml:space="preserve"> </w:t>
+      </w:r>
+      <w:r>
+        <w:t xml:space="preserve">B, C). Танки и САУ, записанные отдельными фактами, складываются — в сценарии они вместе.</w:t>
+      </w:r>
+      <w:r>
+        <w:t xml:space="preserve"> </w:t>
+      </w:r>
+      <w:r>
+        <w:t xml:space="preserve">Численность в сценарии боевая (раздел 18.1), поэтому списочная численность из базы умножается на</w:t>
+      </w:r>
+      <w:r>
+        <w:t xml:space="preserve"> </w:t>
+      </w:r>
+      <w:r>
+        <w:t xml:space="preserve">долю боевых войск (0,6 — советские, 0,75 — немецкие), если факт не назван боевым. Расхождение</w:t>
+      </w:r>
+      <w:r>
+        <w:t xml:space="preserve"> </w:t>
+      </w:r>
+      <w:r>
+        <w:t xml:space="preserve">больше 5 % (и больше 500 человек, 5 танков, 20 орудий) — предложение исправить сценарий, с</w:t>
+      </w:r>
+      <w:r>
+        <w:t xml:space="preserve"> </w:t>
+      </w:r>
+      <w:r>
+        <w:t xml:space="preserve">источником, достоверностью и цитатой.</w:t>
+      </w:r>
+    </w:p>
+    <w:p>
+      <w:pPr>
+        <w:pStyle w:val="BodyText"/>
+      </w:pPr>
+      <w:r>
+        <w:t xml:space="preserve">Принятое ложится</w:t>
+      </w:r>
+      <w:r>
+        <w:t xml:space="preserve"> </w:t>
+      </w:r>
+      <w:r>
+        <w:rPr>
+          <w:bCs/>
+          <w:b/>
+        </w:rPr>
+        <w:t xml:space="preserve">правкой операции</w:t>
+      </w:r>
+      <w:r>
+        <w:t xml:space="preserve"> </w:t>
+      </w:r>
+      <w:r>
+        <w:t xml:space="preserve">поверх сценария (встроенный сценарий в сборке не</w:t>
+      </w:r>
+      <w:r>
+        <w:t xml:space="preserve"> </w:t>
+      </w:r>
+      <w:r>
+        <w:t xml:space="preserve">меняется): прежнее значение запоминается, правку можно вернуть. Правки действуют везде — в</w:t>
+      </w:r>
+      <w:r>
+        <w:t xml:space="preserve"> </w:t>
+      </w:r>
+      <w:r>
+        <w:t xml:space="preserve">переигровке, игре, сравнении и калибровке.</w:t>
+      </w:r>
+    </w:p>
+    <w:p>
+      <w:pPr>
+        <w:pStyle w:val="BodyText"/>
+      </w:pPr>
+      <w:r>
+        <w:rPr>
+          <w:bCs/>
+          <w:b/>
+        </w:rPr>
+        <w:t xml:space="preserve">Сценарий → база.</w:t>
+      </w:r>
+      <w:r>
+        <w:t xml:space="preserve"> </w:t>
+      </w:r>
+      <w:r>
+        <w:t xml:space="preserve">Сведения, которыми расчёт уже пользуется, а в базе их нет, предлагается</w:t>
+      </w:r>
+      <w:r>
+        <w:t xml:space="preserve"> </w:t>
+      </w:r>
+      <w:r>
+        <w:t xml:space="preserve">внести в базу: цифры сценария (как оценку стенда — достоверность C, с пометкой, как получены),</w:t>
+      </w:r>
+      <w:r>
+        <w:t xml:space="preserve"> </w:t>
+      </w:r>
+      <w:r>
+        <w:t xml:space="preserve">подчинённость, а также</w:t>
+      </w:r>
+      <w:r>
+        <w:t xml:space="preserve"> </w:t>
+      </w:r>
+      <w:r>
+        <w:rPr>
+          <w:bCs/>
+          <w:b/>
+        </w:rPr>
+        <w:t xml:space="preserve">боевой путь</w:t>
+      </w:r>
+      <w:r>
+        <w:t xml:space="preserve"> </w:t>
+      </w:r>
+      <w:r>
+        <w:t xml:space="preserve">— положения по дням из истории сценария с её источниками.</w:t>
+      </w:r>
+      <w:r>
+        <w:t xml:space="preserve"> </w:t>
+      </w:r>
+      <w:r>
+        <w:t xml:space="preserve">Записи формирований, которых в базе нет, создаются. Так база знаний описывает то, на чём стоит</w:t>
+      </w:r>
+      <w:r>
+        <w:t xml:space="preserve"> </w:t>
+      </w:r>
+      <w:r>
+        <w:t xml:space="preserve">модель, и видно, что ещё держится на оценках.</w:t>
+      </w:r>
+    </w:p>
+    <w:p>
+      <w:pPr>
+        <w:pStyle w:val="BodyText"/>
+      </w:pPr>
+      <w:r>
+        <w:drawing>
+          <wp:inline>
+            <wp:extent cx="5334000" cy="2387650"/>
+            <wp:effectExtent b="0" l="0" r="0" t="0"/>
+            <wp:docPr descr="Сверка с базой знаний" title="" id="103" name="Picture"/>
+            <a:graphic>
+              <a:graphicData uri="http://schemas.openxmlformats.org/drawingml/2006/picture">
+                <pic:pic>
+                  <pic:nvPicPr>
+                    <pic:cNvPr descr="img/ops-sync.jpg" id="104" name="Picture"/>
+                    <pic:cNvPicPr>
+                      <a:picLocks noChangeArrowheads="1" noChangeAspect="1"/>
+                    </pic:cNvPicPr>
+                  </pic:nvPicPr>
+                  <pic:blipFill>
+                    <a:blip r:embed="rId102"/>
                     <a:stretch>
                       <a:fillRect/>
                     </a:stretch>
@@ -5297,14 +5662,14 @@
         <w:t xml:space="preserve">Берлинская операция: три расхождения «база → сценарий» — танки трёх немецких дивизий (в сценарии — по распределению численности армии, в базе — исправные на 13.04 по Исаеву), и 187 сведений, которых в базе нет: численность, танки, орудия, боевой путь.</w:t>
       </w:r>
     </w:p>
-    <w:bookmarkEnd w:id="102"/>
-    <w:bookmarkStart w:id="106" w:name="X50c91261b5a8a082807127401c382b647aac761"/>
+    <w:bookmarkEnd w:id="105"/>
+    <w:bookmarkStart w:id="112" w:name="Xa54427352b129e489a6c64cd5bece0234c5b20f"/>
     <w:p>
       <w:pPr>
         <w:pStyle w:val="Heading3"/>
       </w:pPr>
       <w:r>
-        <w:t xml:space="preserve">8.4. Положения из документов</w:t>
+        <w:t xml:space="preserve">8.4. Положения и разграничительные линии из документов</w:t>
       </w:r>
     </w:p>
     <w:p>
@@ -5345,7 +5710,7 @@
       <w:pPr>
         <w:numPr>
           <w:ilvl w:val="0"/>
-          <w:numId w:val="1007"/>
+          <w:numId w:val="1008"/>
         </w:numPr>
         <w:pStyle w:val="Compact"/>
       </w:pPr>
@@ -5367,7 +5732,7 @@
       <w:pPr>
         <w:numPr>
           <w:ilvl w:val="0"/>
-          <w:numId w:val="1007"/>
+          <w:numId w:val="1008"/>
         </w:numPr>
         <w:pStyle w:val="Compact"/>
       </w:pPr>
@@ -5414,18 +5779,18 @@
           <wp:inline>
             <wp:extent cx="5334000" cy="2091232"/>
             <wp:effectExtent b="0" l="0" r="0" t="0"/>
-            <wp:docPr descr="Положения из документа" title="" id="104" name="Picture"/>
+            <wp:docPr descr="Положения из документа" title="" id="107" name="Picture"/>
             <a:graphic>
               <a:graphicData uri="http://schemas.openxmlformats.org/drawingml/2006/picture">
                 <pic:pic>
                   <pic:nvPicPr>
-                    <pic:cNvPr descr="img/ops-positions.jpg" id="105" name="Picture"/>
+                    <pic:cNvPr descr="img/ops-positions.jpg" id="108" name="Picture"/>
                     <pic:cNvPicPr>
                       <a:picLocks noChangeArrowheads="1" noChangeAspect="1"/>
                     </pic:cNvPicPr>
                   </pic:nvPicPr>
                   <pic:blipFill>
-                    <a:blip r:embed="rId103"/>
+                    <a:blip r:embed="rId106"/>
                     <a:stretch>
                       <a:fillRect/>
                     </a:stretch>
@@ -5464,168 +5829,134 @@
         <w:t xml:space="preserve">Три положения из проверочного документа: два ложатся и в историю, и в базу; для третьего пункт «Зеелов» на театре не найден (там «Зелов») — только в базу.</w:t>
       </w:r>
     </w:p>
-    <w:bookmarkEnd w:id="106"/>
-    <w:bookmarkStart w:id="113" w:name="Xc8e6f1bd6278aa3185a2ef046b9f30fa5352ca0"/>
-    <w:p>
-      <w:pPr>
-        <w:pStyle w:val="Heading3"/>
-      </w:pPr>
-      <w:r>
-        <w:t xml:space="preserve">8.5. Пересчёт модели</w:t>
-      </w:r>
-    </w:p>
-    <w:p>
-      <w:pPr>
-        <w:pStyle w:val="FirstParagraph"/>
-      </w:pPr>
-      <w:r>
-        <w:t xml:space="preserve">Каждое изменение данных операции записывается: правка сценария, положение в истории, сведение</w:t>
-      </w:r>
-      <w:r>
-        <w:t xml:space="preserve"> </w:t>
-      </w:r>
-      <w:r>
-        <w:t xml:space="preserve">об инфраструктуре, внесение в базу. Панель «Пересчёт модели» показывает, что изменилось после</w:t>
-      </w:r>
-      <w:r>
-        <w:t xml:space="preserve"> </w:t>
-      </w:r>
-      <w:r>
-        <w:t xml:space="preserve">последнего пересчёта, и одной кнопкой:</w:t>
+    <w:p>
+      <w:pPr>
+        <w:pStyle w:val="BodyText"/>
+      </w:pPr>
+      <w:r>
+        <w:rPr>
+          <w:bCs/>
+          <w:b/>
+        </w:rPr>
+        <w:t xml:space="preserve">Разграничительные линии.</w:t>
+      </w:r>
+      <w:r>
+        <w:t xml:space="preserve"> </w:t>
+      </w:r>
+      <w:r>
+        <w:t xml:space="preserve">Из директивы или приказа модель выписывает линию: два объединения</w:t>
+      </w:r>
+      <w:r>
+        <w:t xml:space="preserve"> </w:t>
+      </w:r>
+      <w:r>
+        <w:t xml:space="preserve">(если документ адресован одному из них — «с 1-м Белорусским фронтом», — второе берётся</w:t>
+      </w:r>
+      <w:r>
+        <w:t xml:space="preserve"> </w:t>
+      </w:r>
+      <w:r>
+        <w:t xml:space="preserve">адресатом), с какого и до какого числа, пункты по порядку, чьи пункты включительно, оговорки</w:t>
+      </w:r>
+      <w:r>
+        <w:t xml:space="preserve"> </w:t>
+      </w:r>
+      <w:r>
+        <w:t xml:space="preserve">(«до Люббен прежняя»), с цитатой. Без цитаты, без двух объединений или двух пунктов линия</w:t>
+      </w:r>
+      <w:r>
+        <w:t xml:space="preserve"> </w:t>
+      </w:r>
+      <w:r>
+        <w:t xml:space="preserve">отбрасывается. Стенд сопоставляет объединения со сценарием (включая фронты), пункты — с театром,</w:t>
+      </w:r>
+      <w:r>
+        <w:t xml:space="preserve"> </w:t>
+      </w:r>
+      <w:r>
+        <w:t xml:space="preserve">и определяет, чья полоса справа по ходу линии (по положению войск объединений в начале</w:t>
+      </w:r>
+      <w:r>
+        <w:t xml:space="preserve"> </w:t>
+      </w:r>
+      <w:r>
+        <w:t xml:space="preserve">операции). Принятая линия ложится:</w:t>
       </w:r>
     </w:p>
     <w:p>
       <w:pPr>
         <w:numPr>
           <w:ilvl w:val="0"/>
-          <w:numId w:val="1008"/>
+          <w:numId w:val="1009"/>
         </w:numPr>
         <w:pStyle w:val="Compact"/>
       </w:pPr>
       <w:r>
-        <w:t xml:space="preserve">прогоняет операцию на текущих правилах (5 прогонов) — «до»;</w:t>
+        <w:rPr>
+          <w:bCs/>
+          <w:b/>
+        </w:rPr>
+        <w:t xml:space="preserve">в базу знаний</w:t>
+      </w:r>
+      <w:r>
+        <w:t xml:space="preserve"> </w:t>
+      </w:r>
+      <w:r>
+        <w:t xml:space="preserve">— фактом «разграничительные линии» в записи обоих объединений, с цитатой</w:t>
+      </w:r>
+      <w:r>
+        <w:t xml:space="preserve"> </w:t>
+      </w:r>
+      <w:r>
+        <w:t xml:space="preserve">и документом;</w:t>
       </w:r>
     </w:p>
     <w:p>
       <w:pPr>
         <w:numPr>
           <w:ilvl w:val="0"/>
-          <w:numId w:val="1008"/>
+          <w:numId w:val="1009"/>
         </w:numPr>
         <w:pStyle w:val="Compact"/>
       </w:pPr>
       <w:r>
-        <w:t xml:space="preserve">подбирает множители правил (раздел 21) по первой половине операции: каждый вариант — по двум</w:t>
-      </w:r>
-      <w:r>
-        <w:t xml:space="preserve"> </w:t>
-      </w:r>
-      <w:r>
-        <w:t xml:space="preserve">прогонам; 32, 64 или 128 вариантов;</w:t>
-      </w:r>
-    </w:p>
-    <w:p>
-      <w:pPr>
-        <w:numPr>
-          <w:ilvl w:val="0"/>
-          <w:numId w:val="1008"/>
-        </w:numPr>
-        <w:pStyle w:val="Compact"/>
-      </w:pPr>
-      <w:r>
-        <w:t xml:space="preserve">перепроверяет три лучших варианта на тех же пяти прогонах, что и «до», и берёт лучший по</w:t>
-      </w:r>
-      <w:r>
-        <w:t xml:space="preserve"> </w:t>
-      </w:r>
-      <w:r>
-        <w:t xml:space="preserve">мерилу; если лучше текущих правил ничего нет — правила остаются прежними, и это сказано;</w:t>
-      </w:r>
-    </w:p>
-    <w:p>
-      <w:pPr>
-        <w:numPr>
-          <w:ilvl w:val="0"/>
-          <w:numId w:val="1008"/>
-        </w:numPr>
-        <w:pStyle w:val="Compact"/>
-      </w:pPr>
-      <w:r>
-        <w:t xml:space="preserve">прогоняет контрольную операцию (для Берлинской — Висло-Одерскую) со старыми и новыми</w:t>
-      </w:r>
-      <w:r>
-        <w:t xml:space="preserve"> </w:t>
-      </w:r>
-      <w:r>
-        <w:t xml:space="preserve">правилами: стало хуже больше чем на 2 % положений — предупреждение о подгонке;</w:t>
-      </w:r>
-    </w:p>
-    <w:p>
-      <w:pPr>
-        <w:numPr>
-          <w:ilvl w:val="0"/>
-          <w:numId w:val="1008"/>
-        </w:numPr>
-        <w:pStyle w:val="Compact"/>
-      </w:pPr>
-      <w:r>
-        <w:t xml:space="preserve">сохраняет новые правила своим набором и пишет отчёт: что изменилось в данных, до и после,</w:t>
-      </w:r>
-      <w:r>
-        <w:t xml:space="preserve"> </w:t>
-      </w:r>
-      <w:r>
-        <w:t xml:space="preserve">множители, контрольная.</w:t>
-      </w:r>
-    </w:p>
-    <w:p>
-      <w:pPr>
-        <w:pStyle w:val="FirstParagraph"/>
-      </w:pPr>
-      <w:r>
-        <w:t xml:space="preserve">Основными новые правила делает человек («Сделать основными»): набор становится первым в</w:t>
-      </w:r>
-      <w:r>
-        <w:t xml:space="preserve"> </w:t>
-      </w:r>
-      <w:r>
-        <w:t xml:space="preserve">«Переигровке» и исходным для следующего пересчёта; вернуть встроенные можно в любой момент.</w:t>
-      </w:r>
-      <w:r>
-        <w:t xml:space="preserve"> </w:t>
-      </w:r>
-      <w:r>
-        <w:t xml:space="preserve">Если на контрольной операции стало хуже, стенд просит подтверждения.</w:t>
-      </w:r>
-    </w:p>
-    <w:p>
-      <w:pPr>
-        <w:pStyle w:val="BodyText"/>
-      </w:pPr>
-      <w:r>
         <w:rPr>
           <w:bCs/>
           <w:b/>
         </w:rPr>
-        <w:t xml:space="preserve">Итог пересчёта пишется в базу знаний</w:t>
-      </w:r>
-      <w:r>
-        <w:t xml:space="preserve"> </w:t>
-      </w:r>
-      <w:r>
-        <w:t xml:space="preserve">— в запись «Калибровка модели: &lt;операция&gt;» (рубрика</w:t>
-      </w:r>
-      <w:r>
-        <w:t xml:space="preserve"> </w:t>
-      </w:r>
-      <w:r>
-        <w:t xml:space="preserve">«Устройство модели стенда»): отчёт целиком и факт с числами до и после. Советнику в игре такие</w:t>
-      </w:r>
-      <w:r>
-        <w:t xml:space="preserve"> </w:t>
-      </w:r>
-      <w:r>
-        <w:t xml:space="preserve">записи не подаются.</w:t>
+        <w:t xml:space="preserve">в сценарий операции</w:t>
+      </w:r>
+      <w:r>
+        <w:t xml:space="preserve"> </w:t>
+      </w:r>
+      <w:r>
+        <w:t xml:space="preserve">— если оба объединения есть в сценарии, а на театре нашлись хотя бы два</w:t>
+      </w:r>
+      <w:r>
+        <w:t xml:space="preserve"> </w:t>
+      </w:r>
+      <w:r>
+        <w:t xml:space="preserve">пункта: полосы в расчёте и линия на карте переигровки (ненайденные пункты — в примечании).</w:t>
+      </w:r>
+      <w:r>
+        <w:t xml:space="preserve"> </w:t>
+      </w:r>
+      <w:r>
+        <w:t xml:space="preserve">Линия той же пары с тем же сроком заменяет прежнюю.</w:t>
+      </w:r>
+    </w:p>
+    <w:p>
+      <w:pPr>
+        <w:pStyle w:val="FirstParagraph"/>
+      </w:pPr>
+      <w:r>
+        <w:t xml:space="preserve">Линии сценария видны списком («Разграничительные линии в сценарии»); добавленную из документа</w:t>
+      </w:r>
+      <w:r>
+        <w:t xml:space="preserve"> </w:t>
+      </w:r>
+      <w:r>
+        <w:t xml:space="preserve">можно убрать (в базе факт остаётся).</w:t>
       </w:r>
     </w:p>
     <w:p>
@@ -5635,20 +5966,243 @@
       <w:r>
         <w:drawing>
           <wp:inline>
-            <wp:extent cx="5334000" cy="1739347"/>
+            <wp:extent cx="5334000" cy="3926709"/>
             <wp:effectExtent b="0" l="0" r="0" t="0"/>
-            <wp:docPr descr="Пересчёт модели" title="" id="108" name="Picture"/>
+            <wp:docPr descr="Разграничительная линия из документа" title="" id="110" name="Picture"/>
             <a:graphic>
               <a:graphicData uri="http://schemas.openxmlformats.org/drawingml/2006/picture">
                 <pic:pic>
                   <pic:nvPicPr>
-                    <pic:cNvPr descr="img/ops-recalc.jpg" id="109" name="Picture"/>
+                    <pic:cNvPr descr="img/ops-boundaries.jpg" id="111" name="Picture"/>
                     <pic:cNvPicPr>
                       <a:picLocks noChangeArrowheads="1" noChangeAspect="1"/>
                     </pic:cNvPicPr>
                   </pic:nvPicPr>
                   <pic:blipFill>
-                    <a:blip r:embed="rId107"/>
+                    <a:blip r:embed="rId109"/>
+                    <a:stretch>
+                      <a:fillRect/>
+                    </a:stretch>
+                  </pic:blipFill>
+                  <pic:spPr bwMode="auto">
+                    <a:xfrm>
+                      <a:off x="0" y="0"/>
+                      <a:ext cx="5334000" cy="3926709"/>
+                    </a:xfrm>
+                    <a:prstGeom prst="rect">
+                      <a:avLst/>
+                    </a:prstGeom>
+                    <a:noFill/>
+                    <a:ln w="9525">
+                      <a:noFill/>
+                      <a:headEnd/>
+                      <a:tailEnd/>
+                    </a:ln>
+                  </pic:spPr>
+                </pic:pic>
+              </a:graphicData>
+            </a:graphic>
+          </wp:inline>
+        </w:drawing>
+      </w:r>
+    </w:p>
+    <w:p>
+      <w:pPr>
+        <w:pStyle w:val="BodyText"/>
+      </w:pPr>
+      <w:r>
+        <w:rPr>
+          <w:iCs/>
+          <w:i/>
+        </w:rPr>
+        <w:t xml:space="preserve">Директива о линии 1 БФ / 1 УФ с 23.04: на театре найдены два пункта из четырёх (Тойпитц, Миттенвальде); справа по ходу линии — 1-й Белорусский фронт; линия принята в сценарий и в базу.</w:t>
+      </w:r>
+    </w:p>
+    <w:bookmarkEnd w:id="112"/>
+    <w:bookmarkStart w:id="119" w:name="Xc8e6f1bd6278aa3185a2ef046b9f30fa5352ca0"/>
+    <w:p>
+      <w:pPr>
+        <w:pStyle w:val="Heading3"/>
+      </w:pPr>
+      <w:r>
+        <w:t xml:space="preserve">8.5. Пересчёт модели</w:t>
+      </w:r>
+    </w:p>
+    <w:p>
+      <w:pPr>
+        <w:pStyle w:val="FirstParagraph"/>
+      </w:pPr>
+      <w:r>
+        <w:t xml:space="preserve">Каждое изменение данных операции записывается: правка сценария, положение в истории, сведение</w:t>
+      </w:r>
+      <w:r>
+        <w:t xml:space="preserve"> </w:t>
+      </w:r>
+      <w:r>
+        <w:t xml:space="preserve">об инфраструктуре, внесение в базу. Панель «Пересчёт модели» показывает, что изменилось после</w:t>
+      </w:r>
+      <w:r>
+        <w:t xml:space="preserve"> </w:t>
+      </w:r>
+      <w:r>
+        <w:t xml:space="preserve">последнего пересчёта, и одной кнопкой:</w:t>
+      </w:r>
+    </w:p>
+    <w:p>
+      <w:pPr>
+        <w:numPr>
+          <w:ilvl w:val="0"/>
+          <w:numId w:val="1010"/>
+        </w:numPr>
+        <w:pStyle w:val="Compact"/>
+      </w:pPr>
+      <w:r>
+        <w:t xml:space="preserve">прогоняет операцию на текущих правилах (5 прогонов) — «до»;</w:t>
+      </w:r>
+    </w:p>
+    <w:p>
+      <w:pPr>
+        <w:numPr>
+          <w:ilvl w:val="0"/>
+          <w:numId w:val="1010"/>
+        </w:numPr>
+        <w:pStyle w:val="Compact"/>
+      </w:pPr>
+      <w:r>
+        <w:t xml:space="preserve">подбирает множители правил (раздел 21) по первой половине операции: каждый вариант — по двум</w:t>
+      </w:r>
+      <w:r>
+        <w:t xml:space="preserve"> </w:t>
+      </w:r>
+      <w:r>
+        <w:t xml:space="preserve">прогонам; 32, 64 или 128 вариантов;</w:t>
+      </w:r>
+    </w:p>
+    <w:p>
+      <w:pPr>
+        <w:numPr>
+          <w:ilvl w:val="0"/>
+          <w:numId w:val="1010"/>
+        </w:numPr>
+        <w:pStyle w:val="Compact"/>
+      </w:pPr>
+      <w:r>
+        <w:t xml:space="preserve">перепроверяет три лучших варианта на тех же пяти прогонах, что и «до», и берёт лучший по</w:t>
+      </w:r>
+      <w:r>
+        <w:t xml:space="preserve"> </w:t>
+      </w:r>
+      <w:r>
+        <w:t xml:space="preserve">мерилу; если лучше текущих правил ничего нет — правила остаются прежними, и это сказано;</w:t>
+      </w:r>
+    </w:p>
+    <w:p>
+      <w:pPr>
+        <w:numPr>
+          <w:ilvl w:val="0"/>
+          <w:numId w:val="1010"/>
+        </w:numPr>
+        <w:pStyle w:val="Compact"/>
+      </w:pPr>
+      <w:r>
+        <w:t xml:space="preserve">прогоняет контрольную операцию (для Берлинской — Висло-Одерскую) со старыми и новыми</w:t>
+      </w:r>
+      <w:r>
+        <w:t xml:space="preserve"> </w:t>
+      </w:r>
+      <w:r>
+        <w:t xml:space="preserve">правилами: стало хуже больше чем на 2 % положений — предупреждение о подгонке;</w:t>
+      </w:r>
+    </w:p>
+    <w:p>
+      <w:pPr>
+        <w:numPr>
+          <w:ilvl w:val="0"/>
+          <w:numId w:val="1010"/>
+        </w:numPr>
+        <w:pStyle w:val="Compact"/>
+      </w:pPr>
+      <w:r>
+        <w:t xml:space="preserve">сохраняет новые правила своим набором и пишет отчёт: что изменилось в данных, до и после,</w:t>
+      </w:r>
+      <w:r>
+        <w:t xml:space="preserve"> </w:t>
+      </w:r>
+      <w:r>
+        <w:t xml:space="preserve">множители, контрольная.</w:t>
+      </w:r>
+    </w:p>
+    <w:p>
+      <w:pPr>
+        <w:pStyle w:val="FirstParagraph"/>
+      </w:pPr>
+      <w:r>
+        <w:t xml:space="preserve">Основными новые правила делает человек («Сделать основными»): набор становится первым в</w:t>
+      </w:r>
+      <w:r>
+        <w:t xml:space="preserve"> </w:t>
+      </w:r>
+      <w:r>
+        <w:t xml:space="preserve">«Переигровке» и исходным для следующего пересчёта; вернуть встроенные можно в любой момент.</w:t>
+      </w:r>
+      <w:r>
+        <w:t xml:space="preserve"> </w:t>
+      </w:r>
+      <w:r>
+        <w:t xml:space="preserve">Если на контрольной операции стало хуже, стенд просит подтверждения.</w:t>
+      </w:r>
+    </w:p>
+    <w:p>
+      <w:pPr>
+        <w:pStyle w:val="BodyText"/>
+      </w:pPr>
+      <w:r>
+        <w:rPr>
+          <w:bCs/>
+          <w:b/>
+        </w:rPr>
+        <w:t xml:space="preserve">Итог пересчёта пишется в базу знаний</w:t>
+      </w:r>
+      <w:r>
+        <w:t xml:space="preserve"> </w:t>
+      </w:r>
+      <w:r>
+        <w:t xml:space="preserve">— в запись «Калибровка модели: &lt;операция&gt;» (рубрика</w:t>
+      </w:r>
+      <w:r>
+        <w:t xml:space="preserve"> </w:t>
+      </w:r>
+      <w:r>
+        <w:t xml:space="preserve">«Устройство модели стенда»): отчёт целиком и факт с числами до и после. Советнику в игре такие</w:t>
+      </w:r>
+      <w:r>
+        <w:t xml:space="preserve"> </w:t>
+      </w:r>
+      <w:r>
+        <w:t xml:space="preserve">записи не подаются.</w:t>
+      </w:r>
+    </w:p>
+    <w:p>
+      <w:pPr>
+        <w:pStyle w:val="BodyText"/>
+      </w:pPr>
+      <w:r>
+        <w:drawing>
+          <wp:inline>
+            <wp:extent cx="5334000" cy="1739347"/>
+            <wp:effectExtent b="0" l="0" r="0" t="0"/>
+            <wp:docPr descr="Пересчёт модели" title="" id="114" name="Picture"/>
+            <a:graphic>
+              <a:graphicData uri="http://schemas.openxmlformats.org/drawingml/2006/picture">
+                <pic:pic>
+                  <pic:nvPicPr>
+                    <pic:cNvPr descr="img/ops-recalc.jpg" id="115" name="Picture"/>
+                    <pic:cNvPicPr>
+                      <a:picLocks noChangeArrowheads="1" noChangeAspect="1"/>
+                    </pic:cNvPicPr>
+                  </pic:nvPicPr>
+                  <pic:blipFill>
+                    <a:blip r:embed="rId113"/>
                     <a:stretch>
                       <a:fillRect/>
                     </a:stretch>
@@ -5696,18 +6250,18 @@
           <wp:inline>
             <wp:extent cx="5334000" cy="3333750"/>
             <wp:effectExtent b="0" l="0" r="0" t="0"/>
-            <wp:docPr descr="Запись о калибровке в базе знаний" title="" id="111" name="Picture"/>
+            <wp:docPr descr="Запись о калибровке в базе знаний" title="" id="117" name="Picture"/>
             <a:graphic>
               <a:graphicData uri="http://schemas.openxmlformats.org/drawingml/2006/picture">
                 <pic:pic>
                   <pic:nvPicPr>
-                    <pic:cNvPr descr="img/kb-calibration.jpg" id="112" name="Picture"/>
+                    <pic:cNvPr descr="img/kb-calibration.jpg" id="118" name="Picture"/>
                     <pic:cNvPicPr>
                       <a:picLocks noChangeArrowheads="1" noChangeAspect="1"/>
                     </pic:cNvPicPr>
                   </pic:nvPicPr>
                   <pic:blipFill>
-                    <a:blip r:embed="rId110"/>
+                    <a:blip r:embed="rId116"/>
                     <a:stretch>
                       <a:fillRect/>
                     </a:stretch>
@@ -5746,9 +6300,9 @@
         <w:t xml:space="preserve">Запись «Калибровка модели» в разделе «Знания»: что изменилось в данных, мерило до и после, сдвинутые множители.</w:t>
       </w:r>
     </w:p>
-    <w:bookmarkEnd w:id="113"/>
-    <w:bookmarkEnd w:id="114"/>
-    <w:bookmarkStart w:id="118" w:name="Xa61a7e2e0160f5710f753bff8f371ed1115d4af"/>
+    <w:bookmarkEnd w:id="119"/>
+    <w:bookmarkEnd w:id="120"/>
+    <w:bookmarkStart w:id="124" w:name="Xa61a7e2e0160f5710f753bff8f371ed1115d4af"/>
     <w:p>
       <w:pPr>
         <w:pStyle w:val="Heading2"/>
@@ -6012,18 +6566,18 @@
           <wp:inline>
             <wp:extent cx="5334000" cy="3333750"/>
             <wp:effectExtent b="0" l="0" r="0" t="0"/>
-            <wp:docPr descr="Раздел «ИИ»" title="" id="116" name="Picture"/>
+            <wp:docPr descr="Раздел «ИИ»" title="" id="122" name="Picture"/>
             <a:graphic>
               <a:graphicData uri="http://schemas.openxmlformats.org/drawingml/2006/picture">
                 <pic:pic>
                   <pic:nvPicPr>
-                    <pic:cNvPr descr="img/ai-settings.jpg" id="117" name="Picture"/>
+                    <pic:cNvPr descr="img/ai-settings.jpg" id="123" name="Picture"/>
                     <pic:cNvPicPr>
                       <a:picLocks noChangeArrowheads="1" noChangeAspect="1"/>
                     </pic:cNvPicPr>
                   </pic:nvPicPr>
                   <pic:blipFill>
-                    <a:blip r:embed="rId115"/>
+                    <a:blip r:embed="rId121"/>
                     <a:stretch>
                       <a:fillRect/>
                     </a:stretch>
@@ -6062,8 +6616,8 @@
         <w:t xml:space="preserve">Связь с моделью: адрес сервера, модель, размышление; как подготовить LM Studio и что видит модель.</w:t>
       </w:r>
     </w:p>
-    <w:bookmarkEnd w:id="118"/>
-    <w:bookmarkStart w:id="120" w:name="Xf6db27664d3ccada61aa622f142e743fa79134b"/>
+    <w:bookmarkEnd w:id="124"/>
+    <w:bookmarkStart w:id="126" w:name="Xf6db27664d3ccada61aa622f142e743fa79134b"/>
     <w:p>
       <w:pPr>
         <w:pStyle w:val="Heading2"/>
@@ -6665,7 +7219,7 @@
       <w:r>
         <w:t xml:space="preserve"> </w:t>
       </w:r>
-      <w:hyperlink r:id="rId119">
+      <w:hyperlink r:id="rId125">
         <w:r>
           <w:rPr>
             <w:rStyle w:val="Hyperlink"/>
@@ -6677,8 +7231,8 @@
         <w:t xml:space="preserve">.</w:t>
       </w:r>
     </w:p>
-    <w:bookmarkEnd w:id="120"/>
-    <w:bookmarkStart w:id="122" w:name="X05c6b39a4826060f94102ba7cd6d65d62595383"/>
+    <w:bookmarkEnd w:id="126"/>
+    <w:bookmarkStart w:id="128" w:name="X05c6b39a4826060f94102ba7cd6d65d62595383"/>
     <w:p>
       <w:pPr>
         <w:pStyle w:val="Heading2"/>
@@ -7039,7 +7593,7 @@
       <w:r>
         <w:t xml:space="preserve"> </w:t>
       </w:r>
-      <w:hyperlink r:id="rId121">
+      <w:hyperlink r:id="rId127">
         <w:r>
           <w:rPr>
             <w:rStyle w:val="Hyperlink"/>
@@ -7051,8 +7605,8 @@
         <w:t xml:space="preserve">.</w:t>
       </w:r>
     </w:p>
-    <w:bookmarkEnd w:id="122"/>
-    <w:bookmarkStart w:id="124" w:name="Xebe1a65cc94765552f91703977d128468568d29"/>
+    <w:bookmarkEnd w:id="128"/>
+    <w:bookmarkStart w:id="130" w:name="Xebe1a65cc94765552f91703977d128468568d29"/>
     <w:p>
       <w:pPr>
         <w:pStyle w:val="Heading2"/>
@@ -7065,7 +7619,7 @@
       <w:pPr>
         <w:numPr>
           <w:ilvl w:val="0"/>
-          <w:numId w:val="1009"/>
+          <w:numId w:val="1011"/>
         </w:numPr>
         <w:pStyle w:val="Compact"/>
       </w:pPr>
@@ -7094,7 +7648,7 @@
       <w:r>
         <w:t xml:space="preserve"> </w:t>
       </w:r>
-      <w:hyperlink r:id="rId123">
+      <w:hyperlink r:id="rId129">
         <w:r>
           <w:rPr>
             <w:rStyle w:val="Hyperlink"/>
@@ -7131,7 +7685,7 @@
       <w:pPr>
         <w:numPr>
           <w:ilvl w:val="0"/>
-          <w:numId w:val="1009"/>
+          <w:numId w:val="1011"/>
         </w:numPr>
         <w:pStyle w:val="Compact"/>
       </w:pPr>
@@ -7153,7 +7707,7 @@
       <w:pPr>
         <w:numPr>
           <w:ilvl w:val="0"/>
-          <w:numId w:val="1009"/>
+          <w:numId w:val="1011"/>
         </w:numPr>
         <w:pStyle w:val="Compact"/>
       </w:pPr>
@@ -7175,7 +7729,7 @@
       <w:pPr>
         <w:numPr>
           <w:ilvl w:val="0"/>
-          <w:numId w:val="1009"/>
+          <w:numId w:val="1011"/>
         </w:numPr>
         <w:pStyle w:val="Compact"/>
       </w:pPr>
@@ -7209,7 +7763,7 @@
       <w:pPr>
         <w:numPr>
           <w:ilvl w:val="0"/>
-          <w:numId w:val="1009"/>
+          <w:numId w:val="1011"/>
         </w:numPr>
         <w:pStyle w:val="Compact"/>
       </w:pPr>
@@ -7227,8 +7781,8 @@
         <w:t xml:space="preserve">— любой сервер с API, совместимым с OpenAI (LM Studio по умолчанию).</w:t>
       </w:r>
     </w:p>
-    <w:bookmarkEnd w:id="124"/>
-    <w:bookmarkStart w:id="125" w:name="X3efa651d5370762a52bb3478fb99987bd328529"/>
+    <w:bookmarkEnd w:id="130"/>
+    <w:bookmarkStart w:id="131" w:name="X3efa651d5370762a52bb3478fb99987bd328529"/>
     <w:p>
       <w:pPr>
         <w:pStyle w:val="Heading2"/>
@@ -7514,8 +8068,8 @@
         <w:t xml:space="preserve">в разработке ключ не нужен. Корпоративный прокси и свои сертификаты поддерживаются при сборке.</w:t>
       </w:r>
     </w:p>
-    <w:bookmarkEnd w:id="125"/>
-    <w:bookmarkStart w:id="126" w:name="X4b31094387d439be84dabb9b914a8e04f5f8768"/>
+    <w:bookmarkEnd w:id="131"/>
+    <w:bookmarkStart w:id="132" w:name="X4b31094387d439be84dabb9b914a8e04f5f8768"/>
     <w:p>
       <w:pPr>
         <w:pStyle w:val="Heading2"/>
@@ -7696,9 +8250,9 @@
         <w:t xml:space="preserve">Playwright). Описание обновляется в том же коммите, что и доработка.</w:t>
       </w:r>
     </w:p>
-    <w:bookmarkEnd w:id="126"/>
-    <w:bookmarkEnd w:id="127"/>
-    <w:bookmarkStart w:id="170" w:name="часть-ii-модель-переигровки"/>
+    <w:bookmarkEnd w:id="132"/>
+    <w:bookmarkEnd w:id="133"/>
+    <w:bookmarkStart w:id="177" w:name="часть-ii-модель-переигровки"/>
     <w:p>
       <w:pPr>
         <w:pStyle w:val="Heading1"/>
@@ -7761,7 +8315,7 @@
       <w:r>
         <w:t xml:space="preserve"> </w:t>
       </w:r>
-      <w:hyperlink r:id="rId128">
+      <w:hyperlink r:id="rId134">
         <w:r>
           <w:rPr>
             <w:rStyle w:val="Hyperlink"/>
@@ -7781,7 +8335,7 @@
       <w:r>
         <w:t xml:space="preserve"> </w:t>
       </w:r>
-      <w:hyperlink r:id="rId129">
+      <w:hyperlink r:id="rId135">
         <w:r>
           <w:rPr>
             <w:rStyle w:val="Hyperlink"/>
@@ -7793,7 +8347,7 @@
         <w:t xml:space="preserve">.</w:t>
       </w:r>
     </w:p>
-    <w:bookmarkStart w:id="130" w:name="Xcf63c037ab7dd7d4db403f4b5c8eccdd2dae3f8"/>
+    <w:bookmarkStart w:id="136" w:name="Xcf63c037ab7dd7d4db403f4b5c8eccdd2dae3f8"/>
     <w:p>
       <w:pPr>
         <w:pStyle w:val="Heading2"/>
@@ -7956,8 +8510,8 @@
         <w:t xml:space="preserve">операции). Городской: клетка 250 м, ход 12 часов (бой в Берлине 24.04–2.05).</w:t>
       </w:r>
     </w:p>
-    <w:bookmarkEnd w:id="130"/>
-    <w:bookmarkStart w:id="131" w:name="X93fe99f6f07019eee78d1697861d571a3900607"/>
+    <w:bookmarkEnd w:id="136"/>
+    <w:bookmarkStart w:id="137" w:name="X93fe99f6f07019eee78d1697861d571a3900607"/>
     <w:p>
       <w:pPr>
         <w:pStyle w:val="Heading2"/>
@@ -8241,8 +8795,8 @@
         <w:t xml:space="preserve">   сценарий, история (положения по дням) ──► пересчёт: калибровка, контрольная</w:t>
       </w:r>
     </w:p>
-    <w:bookmarkEnd w:id="131"/>
-    <w:bookmarkStart w:id="141" w:name="Xb75c2b10631fcbfc04eb3a0e3375c635fd2d8e0"/>
+    <w:bookmarkEnd w:id="137"/>
+    <w:bookmarkStart w:id="147" w:name="Xb75c2b10631fcbfc04eb3a0e3375c635fd2d8e0"/>
     <w:p>
       <w:pPr>
         <w:pStyle w:val="Heading2"/>
@@ -8251,7 +8805,7 @@
         <w:t xml:space="preserve">17. Данные</w:t>
       </w:r>
     </w:p>
-    <w:bookmarkStart w:id="132" w:name="Xff0f5815d53b5e11d412cf8d88bb873a350baac"/>
+    <w:bookmarkStart w:id="138" w:name="Xff0f5815d53b5e11d412cf8d88bb873a350baac"/>
     <w:p>
       <w:pPr>
         <w:pStyle w:val="Heading3"/>
@@ -8701,6 +9255,47 @@
               <w:rPr>
                 <w:rStyle w:val="VerbatimChar"/>
               </w:rPr>
+              <w:t xml:space="preserve">berlin-1945-boundaries.json</w:t>
+            </w:r>
+          </w:p>
+        </w:tc>
+        <w:tc>
+          <w:tcPr/>
+          <w:p>
+            <w:pPr>
+              <w:pStyle w:val="Compact"/>
+              <w:jc w:val="left"/>
+            </w:pPr>
+            <w:r>
+              <w:t xml:space="preserve">Разграничительные линии фронтов по директивам Ставки ВГК № 11059/11060 (с 15.04), 11074 (с 23.04), 11077 (с 24.00 28.04), 11078 (с 6.05), линия 2 БФ / 1 БФ по мемуарам К. К. Рокоссовского, бомборазграничительная линия с ВВС союзников (директива Генштаба № 10850): пункты с координатами, сроки, чьи пункты включительно, архивные шифры (ЦА МО РФ, Ф. 3 Оп. 11556 Д. 18), короткие цитаты; пробелы в данных</w:t>
+            </w:r>
+          </w:p>
+        </w:tc>
+        <w:tc>
+          <w:tcPr/>
+          <w:p>
+            <w:pPr>
+              <w:pStyle w:val="Compact"/>
+              <w:jc w:val="left"/>
+            </w:pPr>
+            <w:r>
+              <w:t xml:space="preserve">6 линий, 25 пунктов</w:t>
+            </w:r>
+          </w:p>
+        </w:tc>
+      </w:tr>
+      <w:tr>
+        <w:tc>
+          <w:tcPr/>
+          <w:p>
+            <w:pPr>
+              <w:pStyle w:val="Compact"/>
+              <w:jc w:val="left"/>
+            </w:pPr>
+            <w:r>
+              <w:rPr>
+                <w:rStyle w:val="VerbatimChar"/>
+              </w:rPr>
               <w:t xml:space="preserve">vistula-oder-1945.json</w:t>
             </w:r>
             <w:r>
@@ -8759,7 +9354,7 @@
       <w:pPr>
         <w:numPr>
           <w:ilvl w:val="0"/>
-          <w:numId w:val="1010"/>
+          <w:numId w:val="1012"/>
         </w:numPr>
         <w:pStyle w:val="Compact"/>
       </w:pPr>
@@ -8794,7 +9389,7 @@
       <w:pPr>
         <w:numPr>
           <w:ilvl w:val="0"/>
-          <w:numId w:val="1010"/>
+          <w:numId w:val="1012"/>
         </w:numPr>
         <w:pStyle w:val="Compact"/>
       </w:pPr>
@@ -8816,7 +9411,7 @@
       <w:pPr>
         <w:numPr>
           <w:ilvl w:val="0"/>
-          <w:numId w:val="1010"/>
+          <w:numId w:val="1012"/>
         </w:numPr>
         <w:pStyle w:val="Compact"/>
       </w:pPr>
@@ -8914,8 +9509,95 @@
         <w:t xml:space="preserve">Тексты книг в репозитории не хранятся — только извлечённые факты и короткие пересказы.</w:t>
       </w:r>
     </w:p>
-    <w:bookmarkEnd w:id="132"/>
-    <w:bookmarkStart w:id="138" w:name="Xeec6d9fa7b141a19e37f5ed647e4d66f2c8768d"/>
+    <w:p>
+      <w:pPr>
+        <w:pStyle w:val="BodyText"/>
+      </w:pPr>
+      <w:r>
+        <w:rPr>
+          <w:bCs/>
+          <w:b/>
+        </w:rPr>
+        <w:t xml:space="preserve">Разграничительные линии</w:t>
+      </w:r>
+      <w:r>
+        <w:t xml:space="preserve"> </w:t>
+      </w:r>
+      <w:r>
+        <w:t xml:space="preserve">взяты из опубликованных подлинных директив (сборник «Русский архив:</w:t>
+      </w:r>
+      <w:r>
+        <w:t xml:space="preserve"> </w:t>
+      </w:r>
+      <w:r>
+        <w:t xml:space="preserve">Великая Отечественная», т. 15 (4-5), М., 1995) — достоверность A; линия 2-го и 1-го Белорусских</w:t>
+      </w:r>
+      <w:r>
+        <w:t xml:space="preserve"> </w:t>
+      </w:r>
+      <w:r>
+        <w:t xml:space="preserve">фронтов — по пересказу директивы № 11053 в мемуарах Рокоссовского (B), её текст не найден.</w:t>
+      </w:r>
+      <w:r>
+        <w:t xml:space="preserve"> </w:t>
+      </w:r>
+      <w:r>
+        <w:t xml:space="preserve">Координаты пунктов — по OpenStreetMap (Nominatim) с пометкой, как определён пункт; «оз.</w:t>
+      </w:r>
+      <w:r>
+        <w:t xml:space="preserve"> </w:t>
+      </w:r>
+      <w:r>
+        <w:t xml:space="preserve">Енсдорфер-зее» прочитано по созвучию (озеро у Яновице, точность ~5 км). Не найдены: линия групп</w:t>
+      </w:r>
+      <w:r>
+        <w:t xml:space="preserve"> </w:t>
+      </w:r>
+      <w:r>
+        <w:t xml:space="preserve">армий «Висла» и «Центр», линии армий внутри фронтов, линия 1 БФ / 1 УФ в Висло-Одерской</w:t>
+      </w:r>
+      <w:r>
+        <w:t xml:space="preserve"> </w:t>
+      </w:r>
+      <w:r>
+        <w:t xml:space="preserve">операции — там полосы в модели расчётные (раздел 19.8); где искать — в файле и в подсказках</w:t>
+      </w:r>
+      <w:r>
+        <w:t xml:space="preserve"> </w:t>
+      </w:r>
+      <w:r>
+        <w:t xml:space="preserve">полноты (раздел 8.2). Сборщик сценария (</w:t>
+      </w:r>
+      <w:r>
+        <w:rPr>
+          <w:rStyle w:val="VerbatimChar"/>
+        </w:rPr>
+        <w:t xml:space="preserve">build_scenario.ts</w:t>
+      </w:r>
+      <w:r>
+        <w:t xml:space="preserve">, поле рецепта</w:t>
+      </w:r>
+      <w:r>
+        <w:t xml:space="preserve"> </w:t>
+      </w:r>
+      <w:r>
+        <w:rPr>
+          <w:rStyle w:val="VerbatimChar"/>
+        </w:rPr>
+        <w:t xml:space="preserve">boundaryFiles</w:t>
+      </w:r>
+      <w:r>
+        <w:t xml:space="preserve">)</w:t>
+      </w:r>
+      <w:r>
+        <w:t xml:space="preserve"> </w:t>
+      </w:r>
+      <w:r>
+        <w:t xml:space="preserve">берёт линии, оба объединения которых есть в сценарии и сроки которых пересекают его.</w:t>
+      </w:r>
+    </w:p>
+    <w:bookmarkEnd w:id="138"/>
+    <w:bookmarkStart w:id="144" w:name="Xeec6d9fa7b141a19e37f5ed647e4d66f2c8768d"/>
     <w:p>
       <w:pPr>
         <w:pStyle w:val="Heading3"/>
@@ -9310,7 +9992,7 @@
       <w:pPr>
         <w:numPr>
           <w:ilvl w:val="0"/>
-          <w:numId w:val="1011"/>
+          <w:numId w:val="1013"/>
         </w:numPr>
         <w:pStyle w:val="Compact"/>
       </w:pPr>
@@ -9338,7 +10020,7 @@
       <w:pPr>
         <w:numPr>
           <w:ilvl w:val="0"/>
-          <w:numId w:val="1011"/>
+          <w:numId w:val="1013"/>
         </w:numPr>
         <w:pStyle w:val="Compact"/>
       </w:pPr>
@@ -9505,18 +10187,18 @@
           <wp:inline>
             <wp:extent cx="5334000" cy="3333750"/>
             <wp:effectExtent b="0" l="0" r="0" t="0"/>
-            <wp:docPr descr="Исторический слой: сравнение дорог проверочной карты с дорогами театра" title="" id="134" name="Picture"/>
+            <wp:docPr descr="Исторический слой: сравнение дорог проверочной карты с дорогами театра" title="" id="140" name="Picture"/>
             <a:graphic>
               <a:graphicData uri="http://schemas.openxmlformats.org/drawingml/2006/picture">
                 <pic:pic>
                   <pic:nvPicPr>
-                    <pic:cNvPr descr="img/theatre-historical-roads.jpg" id="135" name="Picture"/>
+                    <pic:cNvPr descr="img/theatre-historical-roads.jpg" id="141" name="Picture"/>
                     <pic:cNvPicPr>
                       <a:picLocks noChangeArrowheads="1" noChangeAspect="1"/>
                     </pic:cNvPicPr>
                   </pic:nvPicPr>
                   <pic:blipFill>
-                    <a:blip r:embed="rId133"/>
+                    <a:blip r:embed="rId139"/>
                     <a:stretch>
                       <a:fillRect/>
                     </a:stretch>
@@ -9590,12 +10272,12 @@
           <wp:inline>
             <wp:extent cx="5334000" cy="3333750"/>
             <wp:effectExtent b="0" l="0" r="0" t="0"/>
-            <wp:docPr descr="Карта местности: рельеф и реки театра Одер — Берлин" title="" id="136" name="Picture"/>
+            <wp:docPr descr="Карта местности: рельеф и реки театра Одер — Берлин" title="" id="142" name="Picture"/>
             <a:graphic>
               <a:graphicData uri="http://schemas.openxmlformats.org/drawingml/2006/picture">
                 <pic:pic>
                   <pic:nvPicPr>
-                    <pic:cNvPr descr="img/theatre-relief.jpg" id="137" name="Picture"/>
+                    <pic:cNvPr descr="img/theatre-relief.jpg" id="143" name="Picture"/>
                     <pic:cNvPicPr>
                       <a:picLocks noChangeArrowheads="1" noChangeAspect="1"/>
                     </pic:cNvPicPr>
@@ -10123,8 +10805,8 @@
         </w:tc>
       </w:tr>
     </w:tbl>
-    <w:bookmarkEnd w:id="138"/>
-    <w:bookmarkStart w:id="139" w:name="X4462192615aed2210ebe5d3bb7d17cf846862b3"/>
+    <w:bookmarkEnd w:id="144"/>
+    <w:bookmarkStart w:id="145" w:name="X4462192615aed2210ebe5d3bb7d17cf846862b3"/>
     <w:p>
       <w:pPr>
         <w:pStyle w:val="Heading3"/>
@@ -11254,8 +11936,8 @@
         <w:t xml:space="preserve">дальше крепости, обходят её, а не штурмуют (Познань в январе 1945 г.).</w:t>
       </w:r>
     </w:p>
-    <w:bookmarkEnd w:id="139"/>
-    <w:bookmarkStart w:id="140" w:name="Xa86b3a71bee3db808d30ab989fa1c4903a0ff96"/>
+    <w:bookmarkEnd w:id="145"/>
+    <w:bookmarkStart w:id="146" w:name="Xa86b3a71bee3db808d30ab989fa1c4903a0ff96"/>
     <w:p>
       <w:pPr>
         <w:pStyle w:val="Heading3"/>
@@ -11447,9 +12129,9 @@
         <w:t xml:space="preserve">Полные таблицы — в приложении А.</w:t>
       </w:r>
     </w:p>
-    <w:bookmarkEnd w:id="140"/>
-    <w:bookmarkEnd w:id="141"/>
-    <w:bookmarkStart w:id="145" w:name="X67c5a73f0eb4cf09f07136623a2747a63f384ca"/>
+    <w:bookmarkEnd w:id="146"/>
+    <w:bookmarkEnd w:id="147"/>
+    <w:bookmarkStart w:id="151" w:name="X67c5a73f0eb4cf09f07136623a2747a63f384ca"/>
     <w:p>
       <w:pPr>
         <w:pStyle w:val="Heading2"/>
@@ -11481,7 +12163,7 @@
         <w:t xml:space="preserve">формирования действуют, их численность, задачи, источники подвоза и события для проверки.</w:t>
       </w:r>
     </w:p>
-    <w:bookmarkStart w:id="142" w:name="X0a37ea3c5bd539f9f29107536ecfa72f11bc7d9"/>
+    <w:bookmarkStart w:id="148" w:name="X0a37ea3c5bd539f9f29107536ecfa72f11bc7d9"/>
     <w:p>
       <w:pPr>
         <w:pStyle w:val="Heading3"/>
@@ -11502,548 +12184,6 @@
       </w:r>
       <w:r>
         <w:t xml:space="preserve">действующим формированиям сверху вниз по подчинённости:</w:t>
-      </w:r>
-    </w:p>
-    <w:p>
-      <w:pPr>
-        <w:numPr>
-          <w:ilvl w:val="0"/>
-          <w:numId w:val="1012"/>
-        </w:numPr>
-        <w:pStyle w:val="Compact"/>
-      </w:pPr>
-      <w:r>
-        <w:rPr>
-          <w:bCs/>
-          <w:b/>
-        </w:rPr>
-        <w:t xml:space="preserve">Боевая доля.</w:t>
-      </w:r>
-      <w:r>
-        <w:t xml:space="preserve"> </w:t>
-      </w:r>
-      <w:r>
-        <w:t xml:space="preserve">От списочной численности фронта берётся боевая: 0,6 для советских фронтов</w:t>
-      </w:r>
-      <w:r>
-        <w:t xml:space="preserve"> </w:t>
-      </w:r>
-      <w:r>
-        <w:t xml:space="preserve">(без воздушной армии, тыла, фронтовых частей) и 0,75 для немецких армий (Kampfstärke). Одно</w:t>
-      </w:r>
-      <w:r>
-        <w:t xml:space="preserve"> </w:t>
-      </w:r>
-      <w:r>
-        <w:t xml:space="preserve">мерило для обеих сторон — обязательное условие: иначе калибровка подгоняет коэффициенты под</w:t>
-      </w:r>
-      <w:r>
-        <w:t xml:space="preserve"> </w:t>
-      </w:r>
-      <w:r>
-        <w:t xml:space="preserve">разницу в учёте, а не под бой.</w:t>
-      </w:r>
-    </w:p>
-    <w:p>
-      <w:pPr>
-        <w:numPr>
-          <w:ilvl w:val="0"/>
-          <w:numId w:val="1012"/>
-        </w:numPr>
-        <w:pStyle w:val="Compact"/>
-      </w:pPr>
-      <w:r>
-        <w:rPr>
-          <w:bCs/>
-          <w:b/>
-        </w:rPr>
-        <w:t xml:space="preserve">Явные цифры</w:t>
-      </w:r>
-      <w:r>
-        <w:t xml:space="preserve"> </w:t>
-      </w:r>
-      <w:r>
-        <w:t xml:space="preserve">(например, 1-я гв. ТА — 854 танка по Катукову) вычитаются из общего пула.</w:t>
-      </w:r>
-    </w:p>
-    <w:p>
-      <w:pPr>
-        <w:numPr>
-          <w:ilvl w:val="0"/>
-          <w:numId w:val="1012"/>
-        </w:numPr>
-        <w:pStyle w:val="Compact"/>
-      </w:pPr>
-      <w:r>
-        <w:rPr>
-          <w:bCs/>
-          <w:b/>
-        </w:rPr>
-        <w:t xml:space="preserve">Остаток</w:t>
-      </w:r>
-      <w:r>
-        <w:t xml:space="preserve"> </w:t>
-      </w:r>
-      <w:r>
-        <w:t xml:space="preserve">делится между формированиями без явных цифр пропорционально числу дивизий.</w:t>
-      </w:r>
-      <w:r>
-        <w:t xml:space="preserve"> </w:t>
-      </w:r>
-      <w:r>
-        <w:t xml:space="preserve">Орудия — с весом: на направлениях главного удара — артиллерийские корпуса прорыва (у 8 гв. А</w:t>
-      </w:r>
-      <w:r>
-        <w:t xml:space="preserve"> </w:t>
-      </w:r>
-      <w:r>
-        <w:t xml:space="preserve">и 5 уд. А до 270 орудий на километр; вес до 2,0).</w:t>
-      </w:r>
-    </w:p>
-    <w:p>
-      <w:pPr>
-        <w:pStyle w:val="FirstParagraph"/>
-      </w:pPr>
-      <w:r>
-        <w:t xml:space="preserve">Пример: 1-й Белорусский фронт — 908 500 человек, 3155 танков, 16 934 орудия (Кривошеев);</w:t>
-      </w:r>
-      <w:r>
-        <w:t xml:space="preserve"> </w:t>
-      </w:r>
-      <w:r>
-        <w:t xml:space="preserve">9-я немецкая армия — 112 143 человека, 512 танков, 2500 орудий и минометов (с зенитками в</w:t>
-      </w:r>
-      <w:r>
-        <w:t xml:space="preserve"> </w:t>
-      </w:r>
-      <w:r>
-        <w:t xml:space="preserve">наземной роли).</w:t>
-      </w:r>
-    </w:p>
-    <w:p>
-      <w:pPr>
-        <w:pStyle w:val="BodyText"/>
-      </w:pPr>
-      <w:r>
-        <w:t xml:space="preserve">На Зееловских высотах немецкие корпуса разложены на дивизии; корпус остаётся штабом, задача</w:t>
-      </w:r>
-      <w:r>
-        <w:t xml:space="preserve"> </w:t>
-      </w:r>
-      <w:r>
-        <w:t xml:space="preserve">штаба передаётся его действующим дивизиям.</w:t>
-      </w:r>
-    </w:p>
-    <w:bookmarkEnd w:id="142"/>
-    <w:bookmarkStart w:id="143" w:name="X44638337b5b373e8adc82a2cc88c94c3b656b83"/>
-    <w:p>
-      <w:pPr>
-        <w:pStyle w:val="Heading3"/>
-      </w:pPr>
-      <w:r>
-        <w:t xml:space="preserve">18.2. Задачи</w:t>
-      </w:r>
-    </w:p>
-    <w:p>
-      <w:pPr>
-        <w:pStyle w:val="FirstParagraph"/>
-      </w:pPr>
-      <w:r>
-        <w:t xml:space="preserve">Обе стороны получают исторические</w:t>
-      </w:r>
-      <w:r>
-        <w:t xml:space="preserve"> </w:t>
-      </w:r>
-      <w:r>
-        <w:rPr>
-          <w:bCs/>
-          <w:b/>
-        </w:rPr>
-        <w:t xml:space="preserve">задачи</w:t>
-      </w:r>
-      <w:r>
-        <w:t xml:space="preserve"> </w:t>
-      </w:r>
-      <w:r>
-        <w:t xml:space="preserve">(не положения): наступать на пункт или на</w:t>
-      </w:r>
-      <w:r>
-        <w:t xml:space="preserve"> </w:t>
-      </w:r>
-      <w:r>
-        <w:t xml:space="preserve">формирование противника, обороняться, держаться любой ценой, отходить, прорываться,</w:t>
-      </w:r>
-      <w:r>
-        <w:t xml:space="preserve"> </w:t>
-      </w:r>
-      <w:r>
-        <w:t xml:space="preserve">перегруппироваться, стоять в резерве. Формат в рецепте:</w:t>
-      </w:r>
-    </w:p>
-    <w:p>
-      <w:pPr>
-        <w:pStyle w:val="SourceCode"/>
-      </w:pPr>
-      <w:r>
-        <w:rPr>
-          <w:rStyle w:val="VerbatimChar"/>
-        </w:rPr>
-        <w:t xml:space="preserve">[формирование, "ММ-ДД[TЧЧ]", задача, цель, примечание с источником]</w:t>
-      </w:r>
-      <w:r>
-        <w:br/>
-      </w:r>
-      <w:r>
-        <w:rPr>
-          <w:rStyle w:val="VerbatimChar"/>
-        </w:rPr>
-        <w:t xml:space="preserve">["su_8gva", "04-16", "attack", "Seelow", "главный удар с Кюстринского плацдарма (Ziemke p.474)"]</w:t>
-      </w:r>
-      <w:r>
-        <w:br/>
-      </w:r>
-      <w:r>
-        <w:rPr>
-          <w:rStyle w:val="VerbatimChar"/>
-        </w:rPr>
-        <w:t xml:space="preserve">["de_xi_ss", "04-21T17", "hold", null, "приказ Гитлера держать фронт на Одере (Le Tissier, Halbe)"]</w:t>
-      </w:r>
-    </w:p>
-    <w:p>
-      <w:pPr>
-        <w:pStyle w:val="FirstParagraph"/>
-      </w:pPr>
-      <w:r>
-        <w:t xml:space="preserve">Цель — пункт из справочника, координаты или</w:t>
-      </w:r>
-      <w:r>
-        <w:t xml:space="preserve"> </w:t>
-      </w:r>
-      <w:r>
-        <w:rPr>
-          <w:rStyle w:val="VerbatimChar"/>
-        </w:rPr>
-        <w:t xml:space="preserve">@формирование</w:t>
-      </w:r>
-      <w:r>
-        <w:t xml:space="preserve">. Если час не указан, приказ</w:t>
-      </w:r>
-      <w:r>
-        <w:t xml:space="preserve"> </w:t>
-      </w:r>
-      <w:r>
-        <w:t xml:space="preserve">отдаётся в 18:00. Исполнитель получает его с</w:t>
-      </w:r>
-      <w:r>
-        <w:t xml:space="preserve"> </w:t>
-      </w:r>
-      <w:r>
-        <w:rPr>
-          <w:bCs/>
-          <w:b/>
-        </w:rPr>
-        <w:t xml:space="preserve">задержкой доведения</w:t>
-      </w:r>
-      <w:r>
-        <w:t xml:space="preserve"> </w:t>
-      </w:r>
-      <w:r>
-        <w:t xml:space="preserve">по профилю (армии РККА</w:t>
-      </w:r>
-      <w:r>
-        <w:t xml:space="preserve"> </w:t>
-      </w:r>
-      <w:r>
-        <w:t xml:space="preserve">6 ч, корпусу вермахта 6 ч). В Берлинской операции 245 приказов, в Висло-Одерской — 232.</w:t>
-      </w:r>
-    </w:p>
-    <w:p>
-      <w:pPr>
-        <w:pStyle w:val="BodyText"/>
-      </w:pPr>
-      <w:r>
-        <w:t xml:space="preserve">Ключевые исторические решения заложены как задачи, например: приказы Гитлера держаться на</w:t>
-      </w:r>
-      <w:r>
-        <w:t xml:space="preserve"> </w:t>
-      </w:r>
-      <w:r>
-        <w:t xml:space="preserve">Одере для XI тк СС, V гск СС и V ак (21.04, отход разрешён 23.04) — без них не получается котёл</w:t>
-      </w:r>
-      <w:r>
-        <w:t xml:space="preserve"> </w:t>
-      </w:r>
-      <w:r>
-        <w:t xml:space="preserve">9-й армии; контрудары резервов на Зееловских высотах («Курмарк», 25-я и 18-я мд, «Мюнхеберг»,</w:t>
-      </w:r>
-      <w:r>
-        <w:t xml:space="preserve"> </w:t>
-      </w:r>
-      <w:r>
-        <w:t xml:space="preserve">«Нордланд»); приказ Хейнрици оставить крепость Штеттин 25.04.</w:t>
-      </w:r>
-    </w:p>
-    <w:bookmarkEnd w:id="143"/>
-    <w:bookmarkStart w:id="144" w:name="Xa217433d406cb685b661461421114d4a314ffd1"/>
-    <w:p>
-      <w:pPr>
-        <w:pStyle w:val="Heading3"/>
-      </w:pPr>
-      <w:r>
-        <w:t xml:space="preserve">18.3. Подвоз</w:t>
-      </w:r>
-    </w:p>
-    <w:p>
-      <w:pPr>
-        <w:pStyle w:val="FirstParagraph"/>
-      </w:pPr>
-      <w:r>
-        <w:t xml:space="preserve">Каждой стороне задаются</w:t>
-      </w:r>
-      <w:r>
-        <w:t xml:space="preserve"> </w:t>
-      </w:r>
-      <w:r>
-        <w:rPr>
-          <w:bCs/>
-          <w:b/>
-        </w:rPr>
-        <w:t xml:space="preserve">источники подвоза</w:t>
-      </w:r>
-      <w:r>
-        <w:t xml:space="preserve">: переправы, станции, тыловые районы. Источники</w:t>
-      </w:r>
-      <w:r>
-        <w:t xml:space="preserve"> </w:t>
-      </w:r>
-      <w:r>
-        <w:t xml:space="preserve">могут появляться и пропадать по датам (склады идут за наступлением; узел, потерянный</w:t>
-      </w:r>
-      <w:r>
-        <w:t xml:space="preserve"> </w:t>
-      </w:r>
-      <w:r>
-        <w:t xml:space="preserve">противником, перестаёт снабжать). В Берлинской операции советские источники — переправы на</w:t>
-      </w:r>
-      <w:r>
-        <w:t xml:space="preserve"> </w:t>
-      </w:r>
-      <w:r>
-        <w:t xml:space="preserve">Одере и Нейсе (Кюстрин, Губин, Гоздовице…), немецкие — Бранденбург, Магдебург, Ратенов,</w:t>
-      </w:r>
-      <w:r>
-        <w:t xml:space="preserve"> </w:t>
-      </w:r>
-      <w:r>
-        <w:t xml:space="preserve">Нойбранденбург, Росток, Дрезден, Каменц. Берлин — не источник: склады города снабжают гарнизон,</w:t>
-      </w:r>
-      <w:r>
-        <w:t xml:space="preserve"> </w:t>
-      </w:r>
-      <w:r>
-        <w:t xml:space="preserve">а подвоза в 9-ю армию через город не было.</w:t>
-      </w:r>
-    </w:p>
-    <w:bookmarkEnd w:id="144"/>
-    <w:bookmarkEnd w:id="145"/>
-    <w:bookmarkStart w:id="153" w:name="Xb65b39495baa410748a636176513e18974f98fe"/>
-    <w:p>
-      <w:pPr>
-        <w:pStyle w:val="Heading2"/>
-      </w:pPr>
-      <w:r>
-        <w:t xml:space="preserve">19. Ход: как считается</w:t>
-      </w:r>
-    </w:p>
-    <w:p>
-      <w:pPr>
-        <w:pStyle w:val="FirstParagraph"/>
-      </w:pPr>
-      <w:r>
-        <w:t xml:space="preserve">Ход длится</w:t>
-      </w:r>
-      <w:r>
-        <w:t xml:space="preserve"> </w:t>
-      </w:r>
-      <w:r>
-        <w:rPr>
-          <w:rStyle w:val="VerbatimChar"/>
-        </w:rPr>
-        <w:t xml:space="preserve">turnHours</w:t>
-      </w:r>
-      <w:r>
-        <w:t xml:space="preserve"> </w:t>
-      </w:r>
-      <w:r>
-        <w:t xml:space="preserve">(24 ч на оперативном масштабе). Порядок внутри хода фиксирован;</w:t>
-      </w:r>
-      <w:r>
-        <w:t xml:space="preserve"> </w:t>
-      </w:r>
-      <w:r>
-        <w:t xml:space="preserve">каждое изменение записывается в журнал с причиной. Ход не меняет состояние на месте, а</w:t>
-      </w:r>
-      <w:r>
-        <w:t xml:space="preserve"> </w:t>
-      </w:r>
-      <w:r>
-        <w:t xml:space="preserve">возвращает новое — поэтому любой ход можно повторить и разобрать.</w:t>
-      </w:r>
-    </w:p>
-    <w:p>
-      <w:pPr>
-        <w:numPr>
-          <w:ilvl w:val="0"/>
-          <w:numId w:val="1013"/>
-        </w:numPr>
-        <w:pStyle w:val="Compact"/>
-      </w:pPr>
-      <w:r>
-        <w:rPr>
-          <w:bCs/>
-          <w:b/>
-        </w:rPr>
-        <w:t xml:space="preserve">Приказы</w:t>
-      </w:r>
-      <w:r>
-        <w:t xml:space="preserve">, дошедшие до исполнителя к концу хода (с учётом задержки доведения).</w:t>
-      </w:r>
-    </w:p>
-    <w:p>
-      <w:pPr>
-        <w:numPr>
-          <w:ilvl w:val="0"/>
-          <w:numId w:val="1013"/>
-        </w:numPr>
-        <w:pStyle w:val="Compact"/>
-      </w:pPr>
-      <w:r>
-        <w:rPr>
-          <w:bCs/>
-          <w:b/>
-        </w:rPr>
-        <w:t xml:space="preserve">Территория и подвоз</w:t>
-      </w:r>
-      <w:r>
-        <w:t xml:space="preserve"> </w:t>
-      </w:r>
-      <w:r>
-        <w:t xml:space="preserve">на начало хода.</w:t>
-      </w:r>
-    </w:p>
-    <w:p>
-      <w:pPr>
-        <w:numPr>
-          <w:ilvl w:val="0"/>
-          <w:numId w:val="1013"/>
-        </w:numPr>
-        <w:pStyle w:val="Compact"/>
-      </w:pPr>
-      <w:r>
-        <w:rPr>
-          <w:bCs/>
-          <w:b/>
-        </w:rPr>
-        <w:t xml:space="preserve">Бои</w:t>
-      </w:r>
-      <w:r>
-        <w:t xml:space="preserve">: все наступающие в соприкосновении с противником.</w:t>
-      </w:r>
-    </w:p>
-    <w:p>
-      <w:pPr>
-        <w:numPr>
-          <w:ilvl w:val="0"/>
-          <w:numId w:val="1013"/>
-        </w:numPr>
-        <w:pStyle w:val="Compact"/>
-      </w:pPr>
-      <w:r>
-        <w:rPr>
-          <w:bCs/>
-          <w:b/>
-        </w:rPr>
-        <w:t xml:space="preserve">Движение</w:t>
-      </w:r>
-      <w:r>
-        <w:t xml:space="preserve"> </w:t>
-      </w:r>
-      <w:r>
-        <w:t xml:space="preserve">остальных по маршрутам.</w:t>
-      </w:r>
-    </w:p>
-    <w:p>
-      <w:pPr>
-        <w:numPr>
-          <w:ilvl w:val="0"/>
-          <w:numId w:val="1013"/>
-        </w:numPr>
-        <w:pStyle w:val="Compact"/>
-      </w:pPr>
-      <w:r>
-        <w:rPr>
-          <w:bCs/>
-          <w:b/>
-        </w:rPr>
-        <w:t xml:space="preserve">Расход и подвоз, усталость, подготовка обороны, потеря боеспособности.</w:t>
-      </w:r>
-    </w:p>
-    <w:p>
-      <w:pPr>
-        <w:numPr>
-          <w:ilvl w:val="0"/>
-          <w:numId w:val="1013"/>
-        </w:numPr>
-        <w:pStyle w:val="Compact"/>
-      </w:pPr>
-      <w:r>
-        <w:rPr>
-          <w:bCs/>
-          <w:b/>
-        </w:rPr>
-        <w:t xml:space="preserve">Территория</w:t>
-      </w:r>
-      <w:r>
-        <w:t xml:space="preserve">: клетки, через которые прошли войска, переходят к их стороне.</w:t>
-      </w:r>
-    </w:p>
-    <w:p>
-      <w:pPr>
-        <w:numPr>
-          <w:ilvl w:val="0"/>
-          <w:numId w:val="1013"/>
-        </w:numPr>
-        <w:pStyle w:val="Compact"/>
-      </w:pPr>
-      <w:r>
-        <w:rPr>
-          <w:bCs/>
-          <w:b/>
-        </w:rPr>
-        <w:t xml:space="preserve">Прорыв полос</w:t>
-      </w:r>
-      <w:r>
-        <w:t xml:space="preserve">: клетки чужих укреплённых полос, занятые противником, считаются прорванными.</w:t>
-      </w:r>
-    </w:p>
-    <w:bookmarkStart w:id="146" w:name="X84d14a9f96bf4db67fb14a060d0de0c9376b68f"/>
-    <w:p>
-      <w:pPr>
-        <w:pStyle w:val="Heading3"/>
-      </w:pPr>
-      <w:r>
-        <w:t xml:space="preserve">19.1. Боевой потенциал</w:t>
-      </w:r>
-    </w:p>
-    <w:p>
-      <w:pPr>
-        <w:pStyle w:val="SourceCode"/>
-      </w:pPr>
-      <w:r>
-        <w:rPr>
-          <w:rStyle w:val="VerbatimChar"/>
-        </w:rPr>
-        <w:t xml:space="preserve">сила = (люди/1000 · 1,0 + танки · 0,08 + орудия · 0,03) · качество · снабжение · усталость</w:t>
       </w:r>
     </w:p>
     <w:p>
@@ -12056,16 +12196,34 @@
       </w:pPr>
       <w:r>
         <w:rPr>
-          <w:iCs/>
-          <w:i/>
-        </w:rPr>
-        <w:t xml:space="preserve">снабжение</w:t>
-      </w:r>
-      <w:r>
-        <w:t xml:space="preserve"> </w:t>
-      </w:r>
-      <w:r>
-        <w:t xml:space="preserve">— при боекомплекте меньше 0,5 сила падает линейно до 0,4; техника без горючего — 0,5;</w:t>
+          <w:bCs/>
+          <w:b/>
+        </w:rPr>
+        <w:t xml:space="preserve">Боевая доля.</w:t>
+      </w:r>
+      <w:r>
+        <w:t xml:space="preserve"> </w:t>
+      </w:r>
+      <w:r>
+        <w:t xml:space="preserve">От списочной численности фронта берётся боевая: 0,6 для советских фронтов</w:t>
+      </w:r>
+      <w:r>
+        <w:t xml:space="preserve"> </w:t>
+      </w:r>
+      <w:r>
+        <w:t xml:space="preserve">(без воздушной армии, тыла, фронтовых частей) и 0,75 для немецких армий (Kampfstärke). Одно</w:t>
+      </w:r>
+      <w:r>
+        <w:t xml:space="preserve"> </w:t>
+      </w:r>
+      <w:r>
+        <w:t xml:space="preserve">мерило для обеих сторон — обязательное условие: иначе калибровка подгоняет коэффициенты под</w:t>
+      </w:r>
+      <w:r>
+        <w:t xml:space="preserve"> </w:t>
+      </w:r>
+      <w:r>
+        <w:t xml:space="preserve">разницу в учёте, а не под бой.</w:t>
       </w:r>
     </w:p>
     <w:p>
@@ -12078,9 +12236,533 @@
       </w:pPr>
       <w:r>
         <w:rPr>
+          <w:bCs/>
+          <w:b/>
+        </w:rPr>
+        <w:t xml:space="preserve">Явные цифры</w:t>
+      </w:r>
+      <w:r>
+        <w:t xml:space="preserve"> </w:t>
+      </w:r>
+      <w:r>
+        <w:t xml:space="preserve">(например, 1-я гв. ТА — 854 танка по Катукову) вычитаются из общего пула.</w:t>
+      </w:r>
+    </w:p>
+    <w:p>
+      <w:pPr>
+        <w:numPr>
+          <w:ilvl w:val="0"/>
+          <w:numId w:val="1014"/>
+        </w:numPr>
+        <w:pStyle w:val="Compact"/>
+      </w:pPr>
+      <w:r>
+        <w:rPr>
+          <w:bCs/>
+          <w:b/>
+        </w:rPr>
+        <w:t xml:space="preserve">Остаток</w:t>
+      </w:r>
+      <w:r>
+        <w:t xml:space="preserve"> </w:t>
+      </w:r>
+      <w:r>
+        <w:t xml:space="preserve">делится между формированиями без явных цифр пропорционально числу дивизий.</w:t>
+      </w:r>
+      <w:r>
+        <w:t xml:space="preserve"> </w:t>
+      </w:r>
+      <w:r>
+        <w:t xml:space="preserve">Орудия — с весом: на направлениях главного удара — артиллерийские корпуса прорыва (у 8 гв. А</w:t>
+      </w:r>
+      <w:r>
+        <w:t xml:space="preserve"> </w:t>
+      </w:r>
+      <w:r>
+        <w:t xml:space="preserve">и 5 уд. А до 270 орудий на километр; вес до 2,0).</w:t>
+      </w:r>
+    </w:p>
+    <w:p>
+      <w:pPr>
+        <w:pStyle w:val="FirstParagraph"/>
+      </w:pPr>
+      <w:r>
+        <w:t xml:space="preserve">Пример: 1-й Белорусский фронт — 908 500 человек, 3155 танков, 16 934 орудия (Кривошеев);</w:t>
+      </w:r>
+      <w:r>
+        <w:t xml:space="preserve"> </w:t>
+      </w:r>
+      <w:r>
+        <w:t xml:space="preserve">9-я немецкая армия — 112 143 человека, 512 танков, 2500 орудий и минометов (с зенитками в</w:t>
+      </w:r>
+      <w:r>
+        <w:t xml:space="preserve"> </w:t>
+      </w:r>
+      <w:r>
+        <w:t xml:space="preserve">наземной роли).</w:t>
+      </w:r>
+    </w:p>
+    <w:p>
+      <w:pPr>
+        <w:pStyle w:val="BodyText"/>
+      </w:pPr>
+      <w:r>
+        <w:t xml:space="preserve">На Зееловских высотах немецкие корпуса разложены на дивизии; корпус остаётся штабом, задача</w:t>
+      </w:r>
+      <w:r>
+        <w:t xml:space="preserve"> </w:t>
+      </w:r>
+      <w:r>
+        <w:t xml:space="preserve">штаба передаётся его действующим дивизиям.</w:t>
+      </w:r>
+    </w:p>
+    <w:bookmarkEnd w:id="148"/>
+    <w:bookmarkStart w:id="149" w:name="X44638337b5b373e8adc82a2cc88c94c3b656b83"/>
+    <w:p>
+      <w:pPr>
+        <w:pStyle w:val="Heading3"/>
+      </w:pPr>
+      <w:r>
+        <w:t xml:space="preserve">18.2. Задачи</w:t>
+      </w:r>
+    </w:p>
+    <w:p>
+      <w:pPr>
+        <w:pStyle w:val="FirstParagraph"/>
+      </w:pPr>
+      <w:r>
+        <w:t xml:space="preserve">Обе стороны получают исторические</w:t>
+      </w:r>
+      <w:r>
+        <w:t xml:space="preserve"> </w:t>
+      </w:r>
+      <w:r>
+        <w:rPr>
+          <w:bCs/>
+          <w:b/>
+        </w:rPr>
+        <w:t xml:space="preserve">задачи</w:t>
+      </w:r>
+      <w:r>
+        <w:t xml:space="preserve"> </w:t>
+      </w:r>
+      <w:r>
+        <w:t xml:space="preserve">(не положения): наступать на пункт или на</w:t>
+      </w:r>
+      <w:r>
+        <w:t xml:space="preserve"> </w:t>
+      </w:r>
+      <w:r>
+        <w:t xml:space="preserve">формирование противника, обороняться, держаться любой ценой, отходить, прорываться,</w:t>
+      </w:r>
+      <w:r>
+        <w:t xml:space="preserve"> </w:t>
+      </w:r>
+      <w:r>
+        <w:t xml:space="preserve">перегруппироваться, стоять в резерве. Формат в рецепте:</w:t>
+      </w:r>
+    </w:p>
+    <w:p>
+      <w:pPr>
+        <w:pStyle w:val="SourceCode"/>
+      </w:pPr>
+      <w:r>
+        <w:rPr>
+          <w:rStyle w:val="VerbatimChar"/>
+        </w:rPr>
+        <w:t xml:space="preserve">[формирование, "ММ-ДД[TЧЧ]", задача, цель, примечание с источником]</w:t>
+      </w:r>
+      <w:r>
+        <w:br/>
+      </w:r>
+      <w:r>
+        <w:rPr>
+          <w:rStyle w:val="VerbatimChar"/>
+        </w:rPr>
+        <w:t xml:space="preserve">["su_8gva", "04-16", "attack", "Seelow", "главный удар с Кюстринского плацдарма (Ziemke p.474)"]</w:t>
+      </w:r>
+      <w:r>
+        <w:br/>
+      </w:r>
+      <w:r>
+        <w:rPr>
+          <w:rStyle w:val="VerbatimChar"/>
+        </w:rPr>
+        <w:t xml:space="preserve">["de_xi_ss", "04-21T17", "hold", null, "приказ Гитлера держать фронт на Одере (Le Tissier, Halbe)"]</w:t>
+      </w:r>
+    </w:p>
+    <w:p>
+      <w:pPr>
+        <w:pStyle w:val="FirstParagraph"/>
+      </w:pPr>
+      <w:r>
+        <w:t xml:space="preserve">Цель — пункт из справочника, координаты или</w:t>
+      </w:r>
+      <w:r>
+        <w:t xml:space="preserve"> </w:t>
+      </w:r>
+      <w:r>
+        <w:rPr>
+          <w:rStyle w:val="VerbatimChar"/>
+        </w:rPr>
+        <w:t xml:space="preserve">@формирование</w:t>
+      </w:r>
+      <w:r>
+        <w:t xml:space="preserve">. Если час не указан, приказ</w:t>
+      </w:r>
+      <w:r>
+        <w:t xml:space="preserve"> </w:t>
+      </w:r>
+      <w:r>
+        <w:t xml:space="preserve">отдаётся в 18:00. Исполнитель получает его с</w:t>
+      </w:r>
+      <w:r>
+        <w:t xml:space="preserve"> </w:t>
+      </w:r>
+      <w:r>
+        <w:rPr>
+          <w:bCs/>
+          <w:b/>
+        </w:rPr>
+        <w:t xml:space="preserve">задержкой доведения</w:t>
+      </w:r>
+      <w:r>
+        <w:t xml:space="preserve"> </w:t>
+      </w:r>
+      <w:r>
+        <w:t xml:space="preserve">по профилю (армии РККА</w:t>
+      </w:r>
+      <w:r>
+        <w:t xml:space="preserve"> </w:t>
+      </w:r>
+      <w:r>
+        <w:t xml:space="preserve">6 ч, корпусу вермахта 6 ч). В Берлинской операции 245 приказов, в Висло-Одерской — 232.</w:t>
+      </w:r>
+    </w:p>
+    <w:p>
+      <w:pPr>
+        <w:pStyle w:val="BodyText"/>
+      </w:pPr>
+      <w:r>
+        <w:t xml:space="preserve">Ключевые исторические решения заложены как задачи, например: приказы Гитлера держаться на</w:t>
+      </w:r>
+      <w:r>
+        <w:t xml:space="preserve"> </w:t>
+      </w:r>
+      <w:r>
+        <w:t xml:space="preserve">Одере для XI тк СС, V гск СС и V ак (21.04, отход разрешён 23.04) — без них не получается котёл</w:t>
+      </w:r>
+      <w:r>
+        <w:t xml:space="preserve"> </w:t>
+      </w:r>
+      <w:r>
+        <w:t xml:space="preserve">9-й армии; контрудары резервов на Зееловских высотах («Курмарк», 25-я и 18-я мд, «Мюнхеберг»,</w:t>
+      </w:r>
+      <w:r>
+        <w:t xml:space="preserve"> </w:t>
+      </w:r>
+      <w:r>
+        <w:t xml:space="preserve">«Нордланд»); приказ Хейнрици оставить крепость Штеттин 25.04.</w:t>
+      </w:r>
+    </w:p>
+    <w:bookmarkEnd w:id="149"/>
+    <w:bookmarkStart w:id="150" w:name="Xa217433d406cb685b661461421114d4a314ffd1"/>
+    <w:p>
+      <w:pPr>
+        <w:pStyle w:val="Heading3"/>
+      </w:pPr>
+      <w:r>
+        <w:t xml:space="preserve">18.3. Подвоз</w:t>
+      </w:r>
+    </w:p>
+    <w:p>
+      <w:pPr>
+        <w:pStyle w:val="FirstParagraph"/>
+      </w:pPr>
+      <w:r>
+        <w:t xml:space="preserve">Каждой стороне задаются</w:t>
+      </w:r>
+      <w:r>
+        <w:t xml:space="preserve"> </w:t>
+      </w:r>
+      <w:r>
+        <w:rPr>
+          <w:bCs/>
+          <w:b/>
+        </w:rPr>
+        <w:t xml:space="preserve">источники подвоза</w:t>
+      </w:r>
+      <w:r>
+        <w:t xml:space="preserve">: переправы, станции, тыловые районы. Источники</w:t>
+      </w:r>
+      <w:r>
+        <w:t xml:space="preserve"> </w:t>
+      </w:r>
+      <w:r>
+        <w:t xml:space="preserve">могут появляться и пропадать по датам (склады идут за наступлением; узел, потерянный</w:t>
+      </w:r>
+      <w:r>
+        <w:t xml:space="preserve"> </w:t>
+      </w:r>
+      <w:r>
+        <w:t xml:space="preserve">противником, перестаёт снабжать). В Берлинской операции советские источники — переправы на</w:t>
+      </w:r>
+      <w:r>
+        <w:t xml:space="preserve"> </w:t>
+      </w:r>
+      <w:r>
+        <w:t xml:space="preserve">Одере и Нейсе (Кюстрин, Губин, Гоздовице…), немецкие — Бранденбург, Магдебург, Ратенов,</w:t>
+      </w:r>
+      <w:r>
+        <w:t xml:space="preserve"> </w:t>
+      </w:r>
+      <w:r>
+        <w:t xml:space="preserve">Нойбранденбург, Росток, Дрезден, Каменц. Берлин — не источник: склады города снабжают гарнизон,</w:t>
+      </w:r>
+      <w:r>
+        <w:t xml:space="preserve"> </w:t>
+      </w:r>
+      <w:r>
+        <w:t xml:space="preserve">а подвоза в 9-ю армию через город не было.</w:t>
+      </w:r>
+    </w:p>
+    <w:bookmarkEnd w:id="150"/>
+    <w:bookmarkEnd w:id="151"/>
+    <w:bookmarkStart w:id="160" w:name="Xb65b39495baa410748a636176513e18974f98fe"/>
+    <w:p>
+      <w:pPr>
+        <w:pStyle w:val="Heading2"/>
+      </w:pPr>
+      <w:r>
+        <w:t xml:space="preserve">19. Ход: как считается</w:t>
+      </w:r>
+    </w:p>
+    <w:p>
+      <w:pPr>
+        <w:pStyle w:val="FirstParagraph"/>
+      </w:pPr>
+      <w:r>
+        <w:t xml:space="preserve">Ход длится</w:t>
+      </w:r>
+      <w:r>
+        <w:t xml:space="preserve"> </w:t>
+      </w:r>
+      <w:r>
+        <w:rPr>
+          <w:rStyle w:val="VerbatimChar"/>
+        </w:rPr>
+        <w:t xml:space="preserve">turnHours</w:t>
+      </w:r>
+      <w:r>
+        <w:t xml:space="preserve"> </w:t>
+      </w:r>
+      <w:r>
+        <w:t xml:space="preserve">(24 ч на оперативном масштабе). Порядок внутри хода фиксирован;</w:t>
+      </w:r>
+      <w:r>
+        <w:t xml:space="preserve"> </w:t>
+      </w:r>
+      <w:r>
+        <w:t xml:space="preserve">каждое изменение записывается в журнал с причиной. Ход не меняет состояние на месте, а</w:t>
+      </w:r>
+      <w:r>
+        <w:t xml:space="preserve"> </w:t>
+      </w:r>
+      <w:r>
+        <w:t xml:space="preserve">возвращает новое — поэтому любой ход можно повторить и разобрать.</w:t>
+      </w:r>
+    </w:p>
+    <w:p>
+      <w:pPr>
+        <w:numPr>
+          <w:ilvl w:val="0"/>
+          <w:numId w:val="1015"/>
+        </w:numPr>
+        <w:pStyle w:val="Compact"/>
+      </w:pPr>
+      <w:r>
+        <w:rPr>
+          <w:bCs/>
+          <w:b/>
+        </w:rPr>
+        <w:t xml:space="preserve">Приказы</w:t>
+      </w:r>
+      <w:r>
+        <w:t xml:space="preserve">, дошедшие до исполнителя к концу хода (с учётом задержки доведения).</w:t>
+      </w:r>
+    </w:p>
+    <w:p>
+      <w:pPr>
+        <w:numPr>
+          <w:ilvl w:val="0"/>
+          <w:numId w:val="1015"/>
+        </w:numPr>
+        <w:pStyle w:val="Compact"/>
+      </w:pPr>
+      <w:r>
+        <w:rPr>
+          <w:bCs/>
+          <w:b/>
+        </w:rPr>
+        <w:t xml:space="preserve">Территория и подвоз</w:t>
+      </w:r>
+      <w:r>
+        <w:t xml:space="preserve"> </w:t>
+      </w:r>
+      <w:r>
+        <w:t xml:space="preserve">на начало хода.</w:t>
+      </w:r>
+    </w:p>
+    <w:p>
+      <w:pPr>
+        <w:numPr>
+          <w:ilvl w:val="0"/>
+          <w:numId w:val="1015"/>
+        </w:numPr>
+        <w:pStyle w:val="Compact"/>
+      </w:pPr>
+      <w:r>
+        <w:rPr>
+          <w:bCs/>
+          <w:b/>
+        </w:rPr>
+        <w:t xml:space="preserve">Бои</w:t>
+      </w:r>
+      <w:r>
+        <w:t xml:space="preserve">: все наступающие в соприкосновении с противником.</w:t>
+      </w:r>
+    </w:p>
+    <w:p>
+      <w:pPr>
+        <w:numPr>
+          <w:ilvl w:val="0"/>
+          <w:numId w:val="1015"/>
+        </w:numPr>
+        <w:pStyle w:val="Compact"/>
+      </w:pPr>
+      <w:r>
+        <w:rPr>
+          <w:bCs/>
+          <w:b/>
+        </w:rPr>
+        <w:t xml:space="preserve">Движение</w:t>
+      </w:r>
+      <w:r>
+        <w:t xml:space="preserve"> </w:t>
+      </w:r>
+      <w:r>
+        <w:t xml:space="preserve">остальных по маршрутам.</w:t>
+      </w:r>
+    </w:p>
+    <w:p>
+      <w:pPr>
+        <w:numPr>
+          <w:ilvl w:val="0"/>
+          <w:numId w:val="1015"/>
+        </w:numPr>
+        <w:pStyle w:val="Compact"/>
+      </w:pPr>
+      <w:r>
+        <w:rPr>
+          <w:bCs/>
+          <w:b/>
+        </w:rPr>
+        <w:t xml:space="preserve">Расход и подвоз, усталость, подготовка обороны, потеря боеспособности.</w:t>
+      </w:r>
+    </w:p>
+    <w:p>
+      <w:pPr>
+        <w:numPr>
+          <w:ilvl w:val="0"/>
+          <w:numId w:val="1015"/>
+        </w:numPr>
+        <w:pStyle w:val="Compact"/>
+      </w:pPr>
+      <w:r>
+        <w:rPr>
+          <w:bCs/>
+          <w:b/>
+        </w:rPr>
+        <w:t xml:space="preserve">Территория</w:t>
+      </w:r>
+      <w:r>
+        <w:t xml:space="preserve">: клетки, через которые прошли войска, переходят к их стороне.</w:t>
+      </w:r>
+    </w:p>
+    <w:p>
+      <w:pPr>
+        <w:numPr>
+          <w:ilvl w:val="0"/>
+          <w:numId w:val="1015"/>
+        </w:numPr>
+        <w:pStyle w:val="Compact"/>
+      </w:pPr>
+      <w:r>
+        <w:rPr>
+          <w:bCs/>
+          <w:b/>
+        </w:rPr>
+        <w:t xml:space="preserve">Прорыв полос</w:t>
+      </w:r>
+      <w:r>
+        <w:t xml:space="preserve">: клетки чужих укреплённых полос, занятые противником, считаются прорванными.</w:t>
+      </w:r>
+    </w:p>
+    <w:bookmarkStart w:id="152" w:name="X84d14a9f96bf4db67fb14a060d0de0c9376b68f"/>
+    <w:p>
+      <w:pPr>
+        <w:pStyle w:val="Heading3"/>
+      </w:pPr>
+      <w:r>
+        <w:t xml:space="preserve">19.1. Боевой потенциал</w:t>
+      </w:r>
+    </w:p>
+    <w:p>
+      <w:pPr>
+        <w:pStyle w:val="SourceCode"/>
+      </w:pPr>
+      <w:r>
+        <w:rPr>
+          <w:rStyle w:val="VerbatimChar"/>
+        </w:rPr>
+        <w:t xml:space="preserve">сила = (люди/1000 · 1,0 + танки · 0,08 + орудия · 0,03) · качество · снабжение · усталость</w:t>
+      </w:r>
+    </w:p>
+    <w:p>
+      <w:pPr>
+        <w:numPr>
+          <w:ilvl w:val="0"/>
+          <w:numId w:val="1016"/>
+        </w:numPr>
+        <w:pStyle w:val="Compact"/>
+      </w:pPr>
+      <w:r>
+        <w:rPr>
           <w:iCs/>
           <w:i/>
         </w:rPr>
+        <w:t xml:space="preserve">снабжение</w:t>
+      </w:r>
+      <w:r>
+        <w:t xml:space="preserve"> </w:t>
+      </w:r>
+      <w:r>
+        <w:t xml:space="preserve">— при боекомплекте меньше 0,5 сила падает линейно до 0,4; техника без горючего — 0,5;</w:t>
+      </w:r>
+    </w:p>
+    <w:p>
+      <w:pPr>
+        <w:numPr>
+          <w:ilvl w:val="0"/>
+          <w:numId w:val="1016"/>
+        </w:numPr>
+        <w:pStyle w:val="Compact"/>
+      </w:pPr>
+      <w:r>
+        <w:rPr>
+          <w:iCs/>
+          <w:i/>
+        </w:rPr>
         <w:t xml:space="preserve">усталость</w:t>
       </w:r>
       <w:r>
@@ -12119,8 +12801,8 @@
         <w:t xml:space="preserve">сторон.</w:t>
       </w:r>
     </w:p>
-    <w:bookmarkEnd w:id="146"/>
-    <w:bookmarkStart w:id="147" w:name="X64a1ec9ffd3862f0fdc8c78d69299eada4169a7"/>
+    <w:bookmarkEnd w:id="152"/>
+    <w:bookmarkStart w:id="153" w:name="X64a1ec9ffd3862f0fdc8c78d69299eada4169a7"/>
     <w:p>
       <w:pPr>
         <w:pStyle w:val="Heading3"/>
@@ -13012,8 +13694,8 @@
         <w:t xml:space="preserve">каждый бой, поэтому любой исход можно объяснить.</w:t>
       </w:r>
     </w:p>
-    <w:bookmarkEnd w:id="147"/>
-    <w:bookmarkStart w:id="148" w:name="X72b014de8ee10525c1556767be5a0c0c28691fa"/>
+    <w:bookmarkEnd w:id="153"/>
+    <w:bookmarkStart w:id="154" w:name="X72b014de8ee10525c1556767be5a0c0c28691fa"/>
     <w:p>
       <w:pPr>
         <w:pStyle w:val="Heading3"/>
@@ -13460,8 +14142,53 @@
         <w:t xml:space="preserve">крепости, не вступают с ней в бой и обходят её. Пехота крепость штурмует.</w:t>
       </w:r>
     </w:p>
-    <w:bookmarkEnd w:id="148"/>
-    <w:bookmarkStart w:id="149" w:name="X89a40faac0ed7e4350f7b8aab1b4fc19d2d414a"/>
+    <w:p>
+      <w:pPr>
+        <w:pStyle w:val="BodyText"/>
+      </w:pPr>
+      <w:r>
+        <w:rPr>
+          <w:bCs/>
+          <w:b/>
+        </w:rPr>
+        <w:t xml:space="preserve">Своя полоса.</w:t>
+      </w:r>
+      <w:r>
+        <w:t xml:space="preserve"> </w:t>
+      </w:r>
+      <w:r>
+        <w:t xml:space="preserve">Где действует разграничительная линия по директиве, клетки полосы соседнего</w:t>
+      </w:r>
+      <w:r>
+        <w:t xml:space="preserve"> </w:t>
+      </w:r>
+      <w:r>
+        <w:t xml:space="preserve">фронта при выборе пути «дороже» в 1 +</w:t>
+      </w:r>
+      <w:r>
+        <w:t xml:space="preserve"> </w:t>
+      </w:r>
+      <w:r>
+        <w:rPr>
+          <w:rStyle w:val="VerbatimChar"/>
+        </w:rPr>
+        <w:t xml:space="preserve">sectors.foreign</w:t>
+      </w:r>
+      <w:r>
+        <w:t xml:space="preserve"> </w:t>
+      </w:r>
+      <w:r>
+        <w:t xml:space="preserve">раз (раздел 19.8). Как и разброс путей,</w:t>
+      </w:r>
+      <w:r>
+        <w:t xml:space="preserve"> </w:t>
+      </w:r>
+      <w:r>
+        <w:t xml:space="preserve">это влияет только на выбор пути, не на время движения.</w:t>
+      </w:r>
+    </w:p>
+    <w:bookmarkEnd w:id="154"/>
+    <w:bookmarkStart w:id="155" w:name="X89a40faac0ed7e4350f7b8aab1b4fc19d2d414a"/>
     <w:p>
       <w:pPr>
         <w:pStyle w:val="Heading3"/>
@@ -13488,7 +14215,7 @@
       <w:pPr>
         <w:numPr>
           <w:ilvl w:val="0"/>
-          <w:numId w:val="1015"/>
+          <w:numId w:val="1017"/>
         </w:numPr>
         <w:pStyle w:val="Compact"/>
       </w:pPr>
@@ -13528,7 +14255,7 @@
       <w:pPr>
         <w:numPr>
           <w:ilvl w:val="0"/>
-          <w:numId w:val="1015"/>
+          <w:numId w:val="1017"/>
         </w:numPr>
         <w:pStyle w:val="Compact"/>
       </w:pPr>
@@ -13562,7 +14289,7 @@
       <w:pPr>
         <w:numPr>
           <w:ilvl w:val="0"/>
-          <w:numId w:val="1015"/>
+          <w:numId w:val="1017"/>
         </w:numPr>
         <w:pStyle w:val="Compact"/>
       </w:pPr>
@@ -13616,8 +14343,8 @@
         <w:t xml:space="preserve">где обе стороны ближе 50 км.</w:t>
       </w:r>
     </w:p>
-    <w:bookmarkEnd w:id="149"/>
-    <w:bookmarkStart w:id="150" w:name="Xec5ba93501f0c91a08187be54ec80c73d26f0fa"/>
+    <w:bookmarkEnd w:id="155"/>
+    <w:bookmarkStart w:id="156" w:name="Xec5ba93501f0c91a08187be54ec80c73d26f0fa"/>
     <w:p>
       <w:pPr>
         <w:pStyle w:val="Heading3"/>
@@ -13692,8 +14419,8 @@
         <w:t xml:space="preserve">повышенными потерями. На карте у знака пометка «ОТРЕЗАНО».</w:t>
       </w:r>
     </w:p>
-    <w:bookmarkEnd w:id="150"/>
-    <w:bookmarkStart w:id="151" w:name="X5079dcd23d823ca8e5de658b17fe21b3996596c"/>
+    <w:bookmarkEnd w:id="156"/>
+    <w:bookmarkStart w:id="157" w:name="X5079dcd23d823ca8e5de658b17fe21b3996596c"/>
     <w:p>
       <w:pPr>
         <w:pStyle w:val="Heading3"/>
@@ -13960,8 +14687,8 @@
         <w:t xml:space="preserve">(+0,08), снижается на отдыхе (−0,1). Оборона становится подготовленной после 24 ч на месте.</w:t>
       </w:r>
     </w:p>
-    <w:bookmarkEnd w:id="151"/>
-    <w:bookmarkStart w:id="152" w:name="X9979ac480ef0aa8f5b97d8c9749edfba2461cbc"/>
+    <w:bookmarkEnd w:id="157"/>
+    <w:bookmarkStart w:id="158" w:name="X9979ac480ef0aa8f5b97d8c9749edfba2461cbc"/>
     <w:p>
       <w:pPr>
         <w:pStyle w:val="Heading3"/>
@@ -13984,15 +14711,14 @@
         <w:t xml:space="preserve">же расчёт до последнего знака. Разброс исходов оценивается прогоном с разными seed (обычно 5).</w:t>
       </w:r>
     </w:p>
-    <w:bookmarkEnd w:id="152"/>
-    <w:bookmarkEnd w:id="153"/>
-    <w:bookmarkStart w:id="154" w:name="Xc834ddbbc01d9c9472375bebf4a6d8b656dddf0"/>
-    <w:p>
-      <w:pPr>
-        <w:pStyle w:val="Heading2"/>
-      </w:pPr>
-      <w:r>
-        <w:t xml:space="preserve">20. Сравнение с историей</w:t>
+    <w:bookmarkEnd w:id="158"/>
+    <w:bookmarkStart w:id="159" w:name="Xbcd3bc3fa2af5cf7771d712e0a049f3322a2eed"/>
+    <w:p>
+      <w:pPr>
+        <w:pStyle w:val="Heading3"/>
+      </w:pPr>
+      <w:r>
+        <w:t xml:space="preserve">19.8. Полосы фронтов и разграничительные линии</w:t>
       </w:r>
     </w:p>
     <w:p>
@@ -14004,69 +14730,160 @@
           <w:bCs/>
           <w:b/>
         </w:rPr>
-        <w:t xml:space="preserve">Положения.</w:t>
-      </w:r>
-      <w:r>
-        <w:t xml:space="preserve"> </w:t>
-      </w:r>
-      <w:r>
-        <w:t xml:space="preserve">Каждое историческое положение «за день» сравнивается с первым снимком расчёта</w:t>
-      </w:r>
-      <w:r>
-        <w:t xml:space="preserve"> </w:t>
-      </w:r>
-      <w:r>
-        <w:t xml:space="preserve">не раньше его времени. Отклонение — расстояние между расчётным и историческим положением.</w:t>
-      </w:r>
-      <w:r>
-        <w:t xml:space="preserve"> </w:t>
-      </w:r>
+        <w:t xml:space="preserve">Объединение формирования</w:t>
+      </w:r>
+      <w:r>
+        <w:t xml:space="preserve"> </w:t>
+      </w:r>
+      <w:r>
+        <w:t xml:space="preserve">— его фронт (группа армий) по подчинённости сценария; на</w:t>
+      </w:r>
+      <w:r>
+        <w:t xml:space="preserve"> </w:t>
+      </w:r>
+      <w:r>
+        <w:t xml:space="preserve">оперативном масштабе — армия. Соединение без подчинения в сценарии (дивизия СС) относится к</w:t>
+      </w:r>
+      <w:r>
+        <w:t xml:space="preserve"> </w:t>
+      </w:r>
+      <w:r>
+        <w:t xml:space="preserve">единственной группе армий своей стороны, если она одна; армия без фронта (12-я армия при ОКВ)</w:t>
+      </w:r>
+      <w:r>
+        <w:t xml:space="preserve"> </w:t>
+      </w:r>
+      <w:r>
+        <w:t xml:space="preserve">остаётся отдельной полосой.</w:t>
+      </w:r>
+    </w:p>
+    <w:p>
+      <w:pPr>
+        <w:pStyle w:val="BodyText"/>
+      </w:pPr>
       <w:r>
         <w:rPr>
           <w:bCs/>
           <w:b/>
         </w:rPr>
-        <w:t xml:space="preserve">Сверх неопределённости</w:t>
-      </w:r>
-      <w:r>
-        <w:t xml:space="preserve"> </w:t>
-      </w:r>
-      <w:r>
-        <w:t xml:space="preserve">— отклонение за вычетом радиуса</w:t>
-      </w:r>
-      <w:r>
-        <w:t xml:space="preserve"> </w:t>
-      </w:r>
-      <w:r>
-        <w:rPr>
-          <w:rStyle w:val="VerbatimChar"/>
-        </w:rPr>
-        <w:t xml:space="preserve">approx_km</w:t>
-      </w:r>
-      <w:r>
-        <w:t xml:space="preserve"> </w:t>
-      </w:r>
-      <w:r>
-        <w:t xml:space="preserve">исторической записи.</w:t>
-      </w:r>
-      <w:r>
-        <w:t xml:space="preserve"> </w:t>
-      </w:r>
-      <w:r>
-        <w:t xml:space="preserve">Положение считается</w:t>
-      </w:r>
-      <w:r>
-        <w:t xml:space="preserve"> </w:t>
-      </w:r>
+        <w:t xml:space="preserve">Расчётные полосы.</w:t>
+      </w:r>
+      <w:r>
+        <w:t xml:space="preserve"> </w:t>
+      </w:r>
+      <w:r>
+        <w:t xml:space="preserve">Театр делится сеткой с шагом в две клетки (4 км; в городе 0,5 км). Клетка</w:t>
+      </w:r>
+      <w:r>
+        <w:t xml:space="preserve"> </w:t>
+      </w:r>
+      <w:r>
+        <w:t xml:space="preserve">стороны принадлежит объединению, чьи войска к ней ближе (не дальше 80 км). Это деление по</w:t>
+      </w:r>
+      <w:r>
+        <w:t xml:space="preserve"> </w:t>
+      </w:r>
+      <w:r>
+        <w:t xml:space="preserve">ходам: полосы сдвигаются вместе с войсками.</w:t>
+      </w:r>
+    </w:p>
+    <w:p>
+      <w:pPr>
+        <w:pStyle w:val="BodyText"/>
+      </w:pPr>
       <w:r>
         <w:rPr>
           <w:bCs/>
           <w:b/>
         </w:rPr>
-        <w:t xml:space="preserve">в допуске</w:t>
-      </w:r>
-      <w:r>
-        <w:t xml:space="preserve">, если превышение не больше 10 км (в городе — 2 км).</w:t>
+        <w:t xml:space="preserve">По директиве.</w:t>
+      </w:r>
+      <w:r>
+        <w:t xml:space="preserve"> </w:t>
+      </w:r>
+      <w:r>
+        <w:t xml:space="preserve">Пока действует разграничительная линия (с</w:t>
+      </w:r>
+      <w:r>
+        <w:t xml:space="preserve"> </w:t>
+      </w:r>
+      <w:r>
+        <w:rPr>
+          <w:rStyle w:val="VerbatimChar"/>
+        </w:rPr>
+        <w:t xml:space="preserve">from</w:t>
+      </w:r>
+      <w:r>
+        <w:t xml:space="preserve"> </w:t>
+      </w:r>
+      <w:r>
+        <w:t xml:space="preserve">до</w:t>
+      </w:r>
+      <w:r>
+        <w:t xml:space="preserve"> </w:t>
+      </w:r>
+      <w:r>
+        <w:rPr>
+          <w:rStyle w:val="VerbatimChar"/>
+        </w:rPr>
+        <w:t xml:space="preserve">until</w:t>
+      </w:r>
+      <w:r>
+        <w:t xml:space="preserve">), клетки двух</w:t>
+      </w:r>
+      <w:r>
+        <w:t xml:space="preserve"> </w:t>
+      </w:r>
+      <w:r>
+        <w:t xml:space="preserve">объединений пары делятся по сторонам линии: справа по ходу линии —</w:t>
+      </w:r>
+      <w:r>
+        <w:t xml:space="preserve"> </w:t>
+      </w:r>
+      <w:r>
+        <w:rPr>
+          <w:rStyle w:val="VerbatimChar"/>
+        </w:rPr>
+        <w:t xml:space="preserve">right</w:t>
+      </w:r>
+      <w:r>
+        <w:t xml:space="preserve">, слева —</w:t>
+      </w:r>
+      <w:r>
+        <w:t xml:space="preserve"> </w:t>
+      </w:r>
+      <w:r>
+        <w:rPr>
+          <w:rStyle w:val="VerbatimChar"/>
+        </w:rPr>
+        <w:t xml:space="preserve">left</w:t>
+      </w:r>
+      <w:r>
+        <w:t xml:space="preserve">.</w:t>
+      </w:r>
+      <w:r>
+        <w:t xml:space="preserve"> </w:t>
+      </w:r>
+      <w:r>
+        <w:t xml:space="preserve">Клетки за концами линии (ближайшая точка линии — её конец, а клетка дальше конца) остаются</w:t>
+      </w:r>
+      <w:r>
+        <w:t xml:space="preserve"> </w:t>
+      </w:r>
+      <w:r>
+        <w:t xml:space="preserve">расчётными: линия 15.04 «оборвана» у Люббен, и западнее полосы 1 БФ и 1 УФ делятся по войскам —</w:t>
+      </w:r>
+      <w:r>
+        <w:t xml:space="preserve"> </w:t>
+      </w:r>
+      <w:r>
+        <w:t xml:space="preserve">так директива и оставила путь 1 УФ на Берлин открытым. Чьи пункты «включительно», в модели —</w:t>
+      </w:r>
+      <w:r>
+        <w:t xml:space="preserve"> </w:t>
+      </w:r>
+      <w:r>
+        <w:t xml:space="preserve">справка, на деление не влияет.</w:t>
       </w:r>
     </w:p>
     <w:p>
@@ -14078,13 +14895,7 @@
           <w:bCs/>
           <w:b/>
         </w:rPr>
-        <w:t xml:space="preserve">События.</w:t>
-      </w:r>
-      <w:r>
-        <w:t xml:space="preserve"> </w:t>
-      </w:r>
-      <w:r>
-        <w:t xml:space="preserve">Проверяются ключевые события с датой:</w:t>
+        <w:t xml:space="preserve">Где полосы используются:</w:t>
       </w:r>
     </w:p>
     <w:tbl>
@@ -14110,97 +14921,161 @@
               <w:jc w:val="left"/>
             </w:pPr>
             <w:r>
-              <w:t xml:space="preserve">Вид</w:t>
-            </w:r>
-          </w:p>
-        </w:tc>
-        <w:tc>
-          <w:tcPr/>
-          <w:p>
-            <w:pPr>
-              <w:pStyle w:val="Compact"/>
-              <w:jc w:val="left"/>
-            </w:pPr>
-            <w:r>
-              <w:t xml:space="preserve">Когда считается случившимся</w:t>
-            </w:r>
-          </w:p>
-        </w:tc>
-      </w:tr>
-      <w:tr>
-        <w:tc>
-          <w:tcPr/>
-          <w:p>
-            <w:pPr>
-              <w:pStyle w:val="Compact"/>
-              <w:jc w:val="left"/>
-            </w:pPr>
-            <w:r>
-              <w:t xml:space="preserve">выход к пункту</w:t>
-            </w:r>
-          </w:p>
-        </w:tc>
-        <w:tc>
-          <w:tcPr/>
-          <w:p>
-            <w:pPr>
-              <w:pStyle w:val="Compact"/>
-              <w:jc w:val="left"/>
-            </w:pPr>
-            <w:r>
-              <w:t xml:space="preserve">войска стороны в радиусе пункта; для «город взят» — и нет боеспособных частей противника в том же радиусе</w:t>
-            </w:r>
-          </w:p>
-        </w:tc>
-      </w:tr>
-      <w:tr>
-        <w:tc>
-          <w:tcPr/>
-          <w:p>
-            <w:pPr>
-              <w:pStyle w:val="Compact"/>
-              <w:jc w:val="left"/>
-            </w:pPr>
-            <w:r>
-              <w:t xml:space="preserve">окружение</w:t>
-            </w:r>
-          </w:p>
-        </w:tc>
-        <w:tc>
-          <w:tcPr/>
-          <w:p>
-            <w:pPr>
-              <w:pStyle w:val="Compact"/>
-              <w:jc w:val="left"/>
-            </w:pPr>
-            <w:r>
-              <w:t xml:space="preserve">хотя бы одно из перечисленных формирований отрезано (или уничтожено)</w:t>
-            </w:r>
-          </w:p>
-        </w:tc>
-      </w:tr>
-      <w:tr>
-        <w:tc>
-          <w:tcPr/>
-          <w:p>
-            <w:pPr>
-              <w:pStyle w:val="Compact"/>
-              <w:jc w:val="left"/>
-            </w:pPr>
-            <w:r>
-              <w:t xml:space="preserve">встреча</w:t>
-            </w:r>
-          </w:p>
-        </w:tc>
-        <w:tc>
-          <w:tcPr/>
-          <w:p>
-            <w:pPr>
-              <w:pStyle w:val="Compact"/>
-              <w:jc w:val="left"/>
-            </w:pPr>
-            <w:r>
-              <w:t xml:space="preserve">все перечисленные формирования в радиусе пункта</w:t>
+              <w:t xml:space="preserve">Где</w:t>
+            </w:r>
+          </w:p>
+        </w:tc>
+        <w:tc>
+          <w:tcPr/>
+          <w:p>
+            <w:pPr>
+              <w:pStyle w:val="Compact"/>
+              <w:jc w:val="left"/>
+            </w:pPr>
+            <w:r>
+              <w:t xml:space="preserve">Как</w:t>
+            </w:r>
+          </w:p>
+        </w:tc>
+      </w:tr>
+      <w:tr>
+        <w:tc>
+          <w:tcPr/>
+          <w:p>
+            <w:pPr>
+              <w:pStyle w:val="Compact"/>
+              <w:jc w:val="left"/>
+            </w:pPr>
+            <w:r>
+              <w:t xml:space="preserve">выбор пути (раздел 19.3)</w:t>
+            </w:r>
+          </w:p>
+        </w:tc>
+        <w:tc>
+          <w:tcPr/>
+          <w:p>
+            <w:pPr>
+              <w:pStyle w:val="Compact"/>
+              <w:jc w:val="left"/>
+            </w:pPr>
+            <w:r>
+              <w:t xml:space="preserve">клетки полосы соседа по директиве при выборе пути — × (1 +</w:t>
+            </w:r>
+            <w:r>
+              <w:t xml:space="preserve"> </w:t>
+            </w:r>
+            <w:r>
+              <w:rPr>
+                <w:rStyle w:val="VerbatimChar"/>
+              </w:rPr>
+              <w:t xml:space="preserve">sectors.foreign</w:t>
+            </w:r>
+            <w:r>
+              <w:t xml:space="preserve">); в правилах операции 1 (вдвое «дороже»), в городских — 0</w:t>
+            </w:r>
+          </w:p>
+        </w:tc>
+      </w:tr>
+      <w:tr>
+        <w:tc>
+          <w:tcPr/>
+          <w:p>
+            <w:pPr>
+              <w:pStyle w:val="Compact"/>
+              <w:jc w:val="left"/>
+            </w:pPr>
+            <w:r>
+              <w:t xml:space="preserve">карта (раздел 6)</w:t>
+            </w:r>
+          </w:p>
+        </w:tc>
+        <w:tc>
+          <w:tcPr/>
+          <w:p>
+            <w:pPr>
+              <w:pStyle w:val="Compact"/>
+              <w:jc w:val="left"/>
+            </w:pPr>
+            <w:r>
+              <w:t xml:space="preserve">границы полос от переднего края в глубину до 40 км (в городе — до 5 км), сглаженные; по директиве — сама линия директивы</w:t>
+            </w:r>
+          </w:p>
+        </w:tc>
+      </w:tr>
+      <w:tr>
+        <w:tc>
+          <w:tcPr/>
+          <w:p>
+            <w:pPr>
+              <w:pStyle w:val="Compact"/>
+              <w:jc w:val="left"/>
+            </w:pPr>
+            <w:r>
+              <w:t xml:space="preserve">отчёт (раздел 20)</w:t>
+            </w:r>
+          </w:p>
+        </w:tc>
+        <w:tc>
+          <w:tcPr/>
+          <w:p>
+            <w:pPr>
+              <w:pStyle w:val="Compact"/>
+              <w:jc w:val="left"/>
+            </w:pPr>
+            <w:r>
+              <w:t xml:space="preserve">выходы формирований в полосу соседа по директиве: кто, в чьей полосе, сколько ходов, с какого момента</w:t>
+            </w:r>
+          </w:p>
+        </w:tc>
+      </w:tr>
+      <w:tr>
+        <w:tc>
+          <w:tcPr/>
+          <w:p>
+            <w:pPr>
+              <w:pStyle w:val="Compact"/>
+              <w:jc w:val="left"/>
+            </w:pPr>
+            <w:r>
+              <w:t xml:space="preserve">игра и штаб на модели</w:t>
+            </w:r>
+          </w:p>
+        </w:tc>
+        <w:tc>
+          <w:tcPr/>
+          <w:p>
+            <w:pPr>
+              <w:pStyle w:val="Compact"/>
+              <w:jc w:val="left"/>
+            </w:pPr>
+            <w:r>
+              <w:t xml:space="preserve">своя полоса словами: соседи, линия по директиве (только уже действующая), кто в полосе соседа; предупреждение о цели приказа в чужой полосе</w:t>
+            </w:r>
+          </w:p>
+        </w:tc>
+      </w:tr>
+      <w:tr>
+        <w:tc>
+          <w:tcPr/>
+          <w:p>
+            <w:pPr>
+              <w:pStyle w:val="Compact"/>
+              <w:jc w:val="left"/>
+            </w:pPr>
+            <w:r>
+              <w:t xml:space="preserve">полнота (раздел 8.2)</w:t>
+            </w:r>
+          </w:p>
+        </w:tc>
+        <w:tc>
+          <w:tcPr/>
+          <w:p>
+            <w:pPr>
+              <w:pStyle w:val="Compact"/>
+              <w:jc w:val="left"/>
+            </w:pPr>
+            <w:r>
+              <w:t xml:space="preserve">пары соседних фронтов в начале операции: известна ли линия</w:t>
             </w:r>
           </w:p>
         </w:tc>
@@ -14210,44 +15085,308 @@
       <w:pPr>
         <w:pStyle w:val="BodyText"/>
       </w:pPr>
-      <w:r>
-        <w:t xml:space="preserve">Событие не может случиться до начала сценария. Событию можно назначить</w:t>
-      </w:r>
-      <w:r>
-        <w:t xml:space="preserve"> </w:t>
-      </w:r>
       <w:r>
         <w:rPr>
           <w:bCs/>
           <w:b/>
         </w:rPr>
-        <w:t xml:space="preserve">отметку на карте</w:t>
-      </w:r>
-      <w:r>
-        <w:t xml:space="preserve">:</w:t>
-      </w:r>
-      <w:r>
-        <w:t xml:space="preserve"> </w:t>
-      </w:r>
-      <w:r>
-        <w:t xml:space="preserve">так, взятие Рейхстага ставит Знамя Победы в момент события в расчёте и бледное знамя — на</w:t>
-      </w:r>
-      <w:r>
-        <w:t xml:space="preserve"> </w:t>
-      </w:r>
-      <w:r>
-        <w:t xml:space="preserve">историческое время (30.04, 22:40 по советским донесениям).</w:t>
-      </w:r>
-    </w:p>
-    <w:p>
-      <w:pPr>
-        <w:pStyle w:val="BodyText"/>
+        <w:t xml:space="preserve">Почему в городе вес 0.</w:t>
+      </w:r>
+      <w:r>
+        <w:t xml:space="preserve"> </w:t>
+      </w:r>
+      <w:r>
+        <w:t xml:space="preserve">В Берлине войска 1 УФ (3 гв. ТА) заходили в полосу 1 БФ — из-за этого</w:t>
+      </w:r>
+      <w:r>
+        <w:t xml:space="preserve"> </w:t>
+      </w:r>
+      <w:r>
+        <w:t xml:space="preserve">28.04 директивой № 11077 линию и передвинули. Штраф уводил их с исторических мест: пять</w:t>
+      </w:r>
+      <w:r>
+        <w:t xml:space="preserve"> </w:t>
+      </w:r>
+      <w:r>
+        <w:t xml:space="preserve">прогонов без штрафа — 84–92 % положений в допуске и 14 событий из 30, со штрафом — 77–90 % и 12</w:t>
+      </w:r>
+      <w:r>
+        <w:t xml:space="preserve"> </w:t>
+      </w:r>
+      <w:r>
+        <w:t xml:space="preserve">при меньшем числе ходов вне полосы (18 против 30). В операции штраф точности не меняет (доля в</w:t>
+      </w:r>
+      <w:r>
+        <w:t xml:space="preserve"> </w:t>
+      </w:r>
+      <w:r>
+        <w:t xml:space="preserve">допуске та же), событий в пределах двух суток — 46 против 44 из 55.</w:t>
+      </w:r>
+    </w:p>
+    <w:bookmarkEnd w:id="159"/>
+    <w:bookmarkEnd w:id="160"/>
+    <w:bookmarkStart w:id="161" w:name="Xc834ddbbc01d9c9472375bebf4a6d8b656dddf0"/>
+    <w:p>
+      <w:pPr>
+        <w:pStyle w:val="Heading2"/>
+      </w:pPr>
+      <w:r>
+        <w:t xml:space="preserve">20. Сравнение с историей</w:t>
+      </w:r>
+    </w:p>
+    <w:p>
+      <w:pPr>
+        <w:pStyle w:val="FirstParagraph"/>
       </w:pPr>
       <w:r>
         <w:rPr>
           <w:bCs/>
           <w:b/>
         </w:rPr>
+        <w:t xml:space="preserve">Положения.</w:t>
+      </w:r>
+      <w:r>
+        <w:t xml:space="preserve"> </w:t>
+      </w:r>
+      <w:r>
+        <w:t xml:space="preserve">Каждое историческое положение «за день» сравнивается с первым снимком расчёта</w:t>
+      </w:r>
+      <w:r>
+        <w:t xml:space="preserve"> </w:t>
+      </w:r>
+      <w:r>
+        <w:t xml:space="preserve">не раньше его времени. Отклонение — расстояние между расчётным и историческим положением.</w:t>
+      </w:r>
+      <w:r>
+        <w:t xml:space="preserve"> </w:t>
+      </w:r>
+      <w:r>
+        <w:rPr>
+          <w:bCs/>
+          <w:b/>
+        </w:rPr>
+        <w:t xml:space="preserve">Сверх неопределённости</w:t>
+      </w:r>
+      <w:r>
+        <w:t xml:space="preserve"> </w:t>
+      </w:r>
+      <w:r>
+        <w:t xml:space="preserve">— отклонение за вычетом радиуса</w:t>
+      </w:r>
+      <w:r>
+        <w:t xml:space="preserve"> </w:t>
+      </w:r>
+      <w:r>
+        <w:rPr>
+          <w:rStyle w:val="VerbatimChar"/>
+        </w:rPr>
+        <w:t xml:space="preserve">approx_km</w:t>
+      </w:r>
+      <w:r>
+        <w:t xml:space="preserve"> </w:t>
+      </w:r>
+      <w:r>
+        <w:t xml:space="preserve">исторической записи.</w:t>
+      </w:r>
+      <w:r>
+        <w:t xml:space="preserve"> </w:t>
+      </w:r>
+      <w:r>
+        <w:t xml:space="preserve">Положение считается</w:t>
+      </w:r>
+      <w:r>
+        <w:t xml:space="preserve"> </w:t>
+      </w:r>
+      <w:r>
+        <w:rPr>
+          <w:bCs/>
+          <w:b/>
+        </w:rPr>
+        <w:t xml:space="preserve">в допуске</w:t>
+      </w:r>
+      <w:r>
+        <w:t xml:space="preserve">, если превышение не больше 10 км (в городе — 2 км).</w:t>
+      </w:r>
+    </w:p>
+    <w:p>
+      <w:pPr>
+        <w:pStyle w:val="BodyText"/>
+      </w:pPr>
+      <w:r>
+        <w:rPr>
+          <w:bCs/>
+          <w:b/>
+        </w:rPr>
+        <w:t xml:space="preserve">События.</w:t>
+      </w:r>
+      <w:r>
+        <w:t xml:space="preserve"> </w:t>
+      </w:r>
+      <w:r>
+        <w:t xml:space="preserve">Проверяются ключевые события с датой:</w:t>
+      </w:r>
+    </w:p>
+    <w:tbl>
+      <w:tblPr>
+        <w:tblStyle w:val="Table"/>
+        <w:tblW w:type="auto" w:w="0"/>
+        <w:tblLook w:firstRow="1" w:lastRow="0" w:firstColumn="0" w:lastColumn="0" w:noHBand="0" w:noVBand="0" w:val="0020"/>
+        <w:jc w:val="start"/>
+      </w:tblPr>
+      <w:tblGrid>
+        <w:gridCol w:w="3960"/>
+        <w:gridCol w:w="3960"/>
+      </w:tblGrid>
+      <w:tr>
+        <w:trPr>
+          <w:tblHeader w:val="true"/>
+        </w:trPr>
+        <w:tc>
+          <w:tcPr/>
+          <w:p>
+            <w:pPr>
+              <w:pStyle w:val="Compact"/>
+              <w:jc w:val="left"/>
+            </w:pPr>
+            <w:r>
+              <w:t xml:space="preserve">Вид</w:t>
+            </w:r>
+          </w:p>
+        </w:tc>
+        <w:tc>
+          <w:tcPr/>
+          <w:p>
+            <w:pPr>
+              <w:pStyle w:val="Compact"/>
+              <w:jc w:val="left"/>
+            </w:pPr>
+            <w:r>
+              <w:t xml:space="preserve">Когда считается случившимся</w:t>
+            </w:r>
+          </w:p>
+        </w:tc>
+      </w:tr>
+      <w:tr>
+        <w:tc>
+          <w:tcPr/>
+          <w:p>
+            <w:pPr>
+              <w:pStyle w:val="Compact"/>
+              <w:jc w:val="left"/>
+            </w:pPr>
+            <w:r>
+              <w:t xml:space="preserve">выход к пункту</w:t>
+            </w:r>
+          </w:p>
+        </w:tc>
+        <w:tc>
+          <w:tcPr/>
+          <w:p>
+            <w:pPr>
+              <w:pStyle w:val="Compact"/>
+              <w:jc w:val="left"/>
+            </w:pPr>
+            <w:r>
+              <w:t xml:space="preserve">войска стороны в радиусе пункта; для «город взят» — и нет боеспособных частей противника в том же радиусе</w:t>
+            </w:r>
+          </w:p>
+        </w:tc>
+      </w:tr>
+      <w:tr>
+        <w:tc>
+          <w:tcPr/>
+          <w:p>
+            <w:pPr>
+              <w:pStyle w:val="Compact"/>
+              <w:jc w:val="left"/>
+            </w:pPr>
+            <w:r>
+              <w:t xml:space="preserve">окружение</w:t>
+            </w:r>
+          </w:p>
+        </w:tc>
+        <w:tc>
+          <w:tcPr/>
+          <w:p>
+            <w:pPr>
+              <w:pStyle w:val="Compact"/>
+              <w:jc w:val="left"/>
+            </w:pPr>
+            <w:r>
+              <w:t xml:space="preserve">хотя бы одно из перечисленных формирований отрезано (или уничтожено)</w:t>
+            </w:r>
+          </w:p>
+        </w:tc>
+      </w:tr>
+      <w:tr>
+        <w:tc>
+          <w:tcPr/>
+          <w:p>
+            <w:pPr>
+              <w:pStyle w:val="Compact"/>
+              <w:jc w:val="left"/>
+            </w:pPr>
+            <w:r>
+              <w:t xml:space="preserve">встреча</w:t>
+            </w:r>
+          </w:p>
+        </w:tc>
+        <w:tc>
+          <w:tcPr/>
+          <w:p>
+            <w:pPr>
+              <w:pStyle w:val="Compact"/>
+              <w:jc w:val="left"/>
+            </w:pPr>
+            <w:r>
+              <w:t xml:space="preserve">все перечисленные формирования в радиусе пункта</w:t>
+            </w:r>
+          </w:p>
+        </w:tc>
+      </w:tr>
+    </w:tbl>
+    <w:p>
+      <w:pPr>
+        <w:pStyle w:val="BodyText"/>
+      </w:pPr>
+      <w:r>
+        <w:t xml:space="preserve">Событие не может случиться до начала сценария. Событию можно назначить</w:t>
+      </w:r>
+      <w:r>
+        <w:t xml:space="preserve"> </w:t>
+      </w:r>
+      <w:r>
+        <w:rPr>
+          <w:bCs/>
+          <w:b/>
+        </w:rPr>
+        <w:t xml:space="preserve">отметку на карте</w:t>
+      </w:r>
+      <w:r>
+        <w:t xml:space="preserve">:</w:t>
+      </w:r>
+      <w:r>
+        <w:t xml:space="preserve"> </w:t>
+      </w:r>
+      <w:r>
+        <w:t xml:space="preserve">так, взятие Рейхстага ставит Знамя Победы в момент события в расчёте и бледное знамя — на</w:t>
+      </w:r>
+      <w:r>
+        <w:t xml:space="preserve"> </w:t>
+      </w:r>
+      <w:r>
+        <w:t xml:space="preserve">историческое время (30.04, 22:40 по советским донесениям).</w:t>
+      </w:r>
+    </w:p>
+    <w:p>
+      <w:pPr>
+        <w:pStyle w:val="BodyText"/>
+      </w:pPr>
+      <w:r>
+        <w:rPr>
+          <w:bCs/>
+          <w:b/>
+        </w:rPr>
         <w:t xml:space="preserve">Отчёт</w:t>
       </w:r>
       <w:r>
@@ -14269,7 +15408,13 @@
         <w:t xml:space="preserve"> </w:t>
       </w:r>
       <w:r>
-        <w:t xml:space="preserve">отклонения по дням и по формированиям; наибольшие расхождения с историческим местом, источником</w:t>
+        <w:t xml:space="preserve">разграничительные линии по директивам и выходы в полосу соседа; отклонения по дням и по</w:t>
+      </w:r>
+      <w:r>
+        <w:t xml:space="preserve"> </w:t>
+      </w:r>
+      <w:r>
+        <w:t xml:space="preserve">формированиям; наибольшие расхождения с историческим местом, источником</w:t>
       </w:r>
       <w:r>
         <w:t xml:space="preserve"> </w:t>
@@ -14278,8 +15423,8 @@
         <w:t xml:space="preserve">и достоверностью; журнал боёв с факторами; разброс по прогонам.</w:t>
       </w:r>
     </w:p>
-    <w:bookmarkEnd w:id="154"/>
-    <w:bookmarkStart w:id="155" w:name="X98231789ea3abd37e5a86e65e53847c8d79952a"/>
+    <w:bookmarkEnd w:id="161"/>
+    <w:bookmarkStart w:id="162" w:name="X98231789ea3abd37e5a86e65e53847c8d79952a"/>
     <w:p>
       <w:pPr>
         <w:pStyle w:val="Heading2"/>
@@ -14931,8 +16076,8 @@
         <w:t xml:space="preserve">(раздел 22).</w:t>
       </w:r>
     </w:p>
-    <w:bookmarkEnd w:id="155"/>
-    <w:bookmarkStart w:id="159" w:name="X6232f51b03b43df0af025efb28927f69364dea9"/>
+    <w:bookmarkEnd w:id="162"/>
+    <w:bookmarkStart w:id="166" w:name="X6232f51b03b43df0af025efb28927f69364dea9"/>
     <w:p>
       <w:pPr>
         <w:pStyle w:val="Heading2"/>
@@ -14964,7 +16109,13 @@
         <w:t xml:space="preserve"> </w:t>
       </w:r>
       <w:r>
-        <w:t xml:space="preserve">дорогам и разбросом путей (раздел 19.3). Правила откалиброваны до того, как в движок добавлено</w:t>
+        <w:t xml:space="preserve">дорогам, разбросом путей (раздел 19.3) и полосами по директивам (раздел 19.8). Правила</w:t>
+      </w:r>
+      <w:r>
+        <w:t xml:space="preserve"> </w:t>
+      </w:r>
+      <w:r>
+        <w:t xml:space="preserve">откалиброваны до того, как в движок добавлено</w:t>
       </w:r>
       <w:r>
         <w:t xml:space="preserve"> </w:t>
@@ -14973,7 +16124,7 @@
         <w:t xml:space="preserve">движение по дорогам, и после этого не перекалибровывались.</w:t>
       </w:r>
     </w:p>
-    <w:bookmarkStart w:id="156" w:name="Xb2413bbcea26cf37b67a638b64305a2d2b0e55e"/>
+    <w:bookmarkStart w:id="163" w:name="Xb2413bbcea26cf37b67a638b64305a2d2b0e55e"/>
     <w:p>
       <w:pPr>
         <w:pStyle w:val="Heading3"/>
@@ -15009,7 +16160,7 @@
         <w:t xml:space="preserve"> </w:t>
       </w:r>
       <w:r>
-        <w:t xml:space="preserve">(по прогонам 79, 82, 80, 75, 82 %).</w:t>
+        <w:t xml:space="preserve">(по прогонам 79, 82, 79, 75, 82 %).</w:t>
       </w:r>
       <w:r>
         <w:t xml:space="preserve"> </w:t>
@@ -15294,7 +16445,7 @@
               <w:jc w:val="left"/>
             </w:pPr>
             <w:r>
-              <w:t xml:space="preserve">+2 — — +3 —</w:t>
+              <w:t xml:space="preserve">+2 0 — +3 0</w:t>
             </w:r>
           </w:p>
         </w:tc>
@@ -15332,7 +16483,7 @@
               <w:jc w:val="left"/>
             </w:pPr>
             <w:r>
-              <w:t xml:space="preserve">−1 −1 −1 0 −1</w:t>
+              <w:t xml:space="preserve">−1 −1 −1 −1 −1</w:t>
             </w:r>
           </w:p>
         </w:tc>
@@ -15446,7 +16597,7 @@
               <w:jc w:val="left"/>
             </w:pPr>
             <w:r>
-              <w:t xml:space="preserve">−2 −2 −1 — −2</w:t>
+              <w:t xml:space="preserve">−2 −2 −2 — −2</w:t>
             </w:r>
           </w:p>
         </w:tc>
@@ -15484,7 +16635,7 @@
               <w:jc w:val="left"/>
             </w:pPr>
             <w:r>
-              <w:t xml:space="preserve">−2 −2 −1 — −1</w:t>
+              <w:t xml:space="preserve">−2 −2 −2 — −1</w:t>
             </w:r>
           </w:p>
         </w:tc>
@@ -15499,7 +16650,7 @@
           <w:bCs/>
           <w:b/>
         </w:rPr>
-        <w:t xml:space="preserve">44 из 55</w:t>
+        <w:t xml:space="preserve">46 из 55</w:t>
       </w:r>
       <w:r>
         <w:t xml:space="preserve"> </w:t>
@@ -15517,7 +16668,25 @@
         <w:t xml:space="preserve"> </w:t>
       </w:r>
       <w:r>
-        <w:t xml:space="preserve">у Котбуса не попадает в котёл. Котёл 9-й армии — на 1–2 суток раньше истории, бой за Рейхстаг —</w:t>
+        <w:t xml:space="preserve">у Котбуса в одном прогоне не попадает в котёл. Выходы в полосу соседа по директиве (seed 1):</w:t>
+      </w:r>
+      <w:r>
+        <w:t xml:space="preserve"> </w:t>
+      </w:r>
+      <w:r>
+        <w:t xml:space="preserve">49 А — в полосе 1 БФ в первые двое суток (линия 2 БФ / 1 БФ), 1 гв. ТА (с 24.04, пять ходов)</w:t>
+      </w:r>
+      <w:r>
+        <w:t xml:space="preserve"> </w:t>
+      </w:r>
+      <w:r>
+        <w:t xml:space="preserve">и 8 гв. А (с 27.04) — в полосе 1 УФ, 3 гв. А — в полосе 1 БФ (с 26.04 по линии 23.04 и с 29.04 —</w:t>
+      </w:r>
+      <w:r>
+        <w:t xml:space="preserve"> </w:t>
+      </w:r>
+      <w:r>
+        <w:t xml:space="preserve">по линии 28.04). Котёл 9-й армии — на 1–2 суток раньше истории, бой за Рейхстаг —</w:t>
       </w:r>
       <w:r>
         <w:t xml:space="preserve"> </w:t>
@@ -15538,8 +16707,8 @@
         <w:t xml:space="preserve">80 % против 72 % положений, 35 против 20 событий из 44.</w:t>
       </w:r>
     </w:p>
-    <w:bookmarkEnd w:id="156"/>
-    <w:bookmarkStart w:id="157" w:name="X22855954c2a9a21ec7ca3ba301922df3dff7b52"/>
+    <w:bookmarkEnd w:id="163"/>
+    <w:bookmarkStart w:id="164" w:name="X22855954c2a9a21ec7ca3ba301922df3dff7b52"/>
     <w:p>
       <w:pPr>
         <w:pStyle w:val="Heading3"/>
@@ -15887,8 +17056,8 @@
         <w:t xml:space="preserve">гарнизон сектора в модели представлен точкой, а не районом (раздел 25).</w:t>
       </w:r>
     </w:p>
-    <w:bookmarkEnd w:id="157"/>
-    <w:bookmarkStart w:id="158" w:name="X9c77244de37867a79377afe2ee8334d037223af"/>
+    <w:bookmarkEnd w:id="164"/>
+    <w:bookmarkStart w:id="165" w:name="X9c77244de37867a79377afe2ee8334d037223af"/>
     <w:p>
       <w:pPr>
         <w:pStyle w:val="Heading3"/>
@@ -16553,9 +17722,9 @@
         <w:t xml:space="preserve">(предел темпа в полосе исключал прорыв; тупик у противника; нет обхода крепостей; нет ледостава).</w:t>
       </w:r>
     </w:p>
-    <w:bookmarkEnd w:id="158"/>
-    <w:bookmarkEnd w:id="159"/>
-    <w:bookmarkStart w:id="160" w:name="X8b50850d029bab09932939ef82a0022830d7e8c"/>
+    <w:bookmarkEnd w:id="165"/>
+    <w:bookmarkEnd w:id="166"/>
+    <w:bookmarkStart w:id="167" w:name="X8b50850d029bab09932939ef82a0022830d7e8c"/>
     <w:p>
       <w:pPr>
         <w:pStyle w:val="Heading2"/>
@@ -16582,7 +17751,7 @@
       <w:pPr>
         <w:numPr>
           <w:ilvl w:val="0"/>
-          <w:numId w:val="1016"/>
+          <w:numId w:val="1018"/>
         </w:numPr>
         <w:pStyle w:val="Compact"/>
       </w:pPr>
@@ -16594,7 +17763,7 @@
       <w:pPr>
         <w:numPr>
           <w:ilvl w:val="0"/>
-          <w:numId w:val="1016"/>
+          <w:numId w:val="1018"/>
         </w:numPr>
         <w:pStyle w:val="Compact"/>
       </w:pPr>
@@ -16606,7 +17775,7 @@
       <w:pPr>
         <w:numPr>
           <w:ilvl w:val="0"/>
-          <w:numId w:val="1016"/>
+          <w:numId w:val="1018"/>
         </w:numPr>
         <w:pStyle w:val="Compact"/>
       </w:pPr>
@@ -16618,7 +17787,7 @@
       <w:pPr>
         <w:numPr>
           <w:ilvl w:val="0"/>
-          <w:numId w:val="1016"/>
+          <w:numId w:val="1018"/>
         </w:numPr>
         <w:pStyle w:val="Compact"/>
       </w:pPr>
@@ -16640,8 +17809,8 @@
         <w:t xml:space="preserve">Советские корпуса — с оценочной численностью (C).</w:t>
       </w:r>
     </w:p>
-    <w:bookmarkEnd w:id="160"/>
-    <w:bookmarkStart w:id="161" w:name="X9e3184fe1374340b5edc535720f320bb515a38a"/>
+    <w:bookmarkEnd w:id="167"/>
+    <w:bookmarkStart w:id="168" w:name="X9e3184fe1374340b5edc535720f320bb515a38a"/>
     <w:p>
       <w:pPr>
         <w:pStyle w:val="Heading2"/>
@@ -16766,8 +17935,8 @@
         <w:t xml:space="preserve">с посредником и без (сверка с историей и нормативы; контрольная — Висло-Одерская).</w:t>
       </w:r>
     </w:p>
-    <w:bookmarkEnd w:id="161"/>
-    <w:bookmarkStart w:id="164" w:name="Xc5b85bec3b1c19d717f6622300f35b4a51395fd"/>
+    <w:bookmarkEnd w:id="168"/>
+    <w:bookmarkStart w:id="171" w:name="Xc5b85bec3b1c19d717f6622300f35b4a51395fd"/>
     <w:p>
       <w:pPr>
         <w:pStyle w:val="Heading2"/>
@@ -16776,7 +17945,7 @@
         <w:t xml:space="preserve">25. Ограничения и развитие</w:t>
       </w:r>
     </w:p>
-    <w:bookmarkStart w:id="162" w:name="Xa1d8caebd1ddb3143d0a47490b2ea03675c8d04"/>
+    <w:bookmarkStart w:id="169" w:name="Xa1d8caebd1ddb3143d0a47490b2ea03675c8d04"/>
     <w:p>
       <w:pPr>
         <w:pStyle w:val="Heading3"/>
@@ -16789,9 +17958,8 @@
       <w:pPr>
         <w:numPr>
           <w:ilvl w:val="0"/>
-          <w:numId w:val="1017"/>
+          <w:numId w:val="1019"/>
         </w:numPr>
-        <w:pStyle w:val="Compact"/>
       </w:pPr>
       <w:r>
         <w:rPr>
@@ -16817,9 +17985,8 @@
       <w:pPr>
         <w:numPr>
           <w:ilvl w:val="0"/>
-          <w:numId w:val="1017"/>
+          <w:numId w:val="1019"/>
         </w:numPr>
-        <w:pStyle w:val="Compact"/>
       </w:pPr>
       <w:r>
         <w:rPr>
@@ -16857,9 +18024,8 @@
       <w:pPr>
         <w:numPr>
           <w:ilvl w:val="0"/>
-          <w:numId w:val="1017"/>
+          <w:numId w:val="1019"/>
         </w:numPr>
-        <w:pStyle w:val="Compact"/>
       </w:pPr>
       <w:r>
         <w:rPr>
@@ -16897,9 +18063,8 @@
       <w:pPr>
         <w:numPr>
           <w:ilvl w:val="0"/>
-          <w:numId w:val="1017"/>
+          <w:numId w:val="1019"/>
         </w:numPr>
-        <w:pStyle w:val="Compact"/>
       </w:pPr>
       <w:r>
         <w:rPr>
@@ -16931,9 +18096,8 @@
       <w:pPr>
         <w:numPr>
           <w:ilvl w:val="0"/>
-          <w:numId w:val="1017"/>
+          <w:numId w:val="1019"/>
         </w:numPr>
-        <w:pStyle w:val="Compact"/>
       </w:pPr>
       <w:r>
         <w:rPr>
@@ -16953,9 +18117,8 @@
       <w:pPr>
         <w:numPr>
           <w:ilvl w:val="0"/>
-          <w:numId w:val="1017"/>
+          <w:numId w:val="1019"/>
         </w:numPr>
-        <w:pStyle w:val="Compact"/>
       </w:pPr>
       <w:r>
         <w:rPr>
@@ -16981,9 +18144,8 @@
       <w:pPr>
         <w:numPr>
           <w:ilvl w:val="0"/>
-          <w:numId w:val="1017"/>
+          <w:numId w:val="1019"/>
         </w:numPr>
-        <w:pStyle w:val="Compact"/>
       </w:pPr>
       <w:r>
         <w:rPr>
@@ -17009,9 +18171,8 @@
       <w:pPr>
         <w:numPr>
           <w:ilvl w:val="0"/>
-          <w:numId w:val="1017"/>
+          <w:numId w:val="1019"/>
         </w:numPr>
-        <w:pStyle w:val="Compact"/>
       </w:pPr>
       <w:r>
         <w:rPr>
@@ -17037,9 +18198,8 @@
       <w:pPr>
         <w:numPr>
           <w:ilvl w:val="0"/>
-          <w:numId w:val="1017"/>
+          <w:numId w:val="1019"/>
         </w:numPr>
-        <w:pStyle w:val="Compact"/>
       </w:pPr>
       <w:r>
         <w:rPr>
@@ -17077,9 +18237,8 @@
       <w:pPr>
         <w:numPr>
           <w:ilvl w:val="0"/>
-          <w:numId w:val="1017"/>
+          <w:numId w:val="1019"/>
         </w:numPr>
-        <w:pStyle w:val="Compact"/>
       </w:pPr>
       <w:r>
         <w:rPr>
@@ -17109,13 +18268,52 @@
     </w:p>
     <w:p>
       <w:pPr>
-        <w:pStyle w:val="FirstParagraph"/>
+        <w:numPr>
+          <w:ilvl w:val="0"/>
+          <w:numId w:val="1019"/>
+        </w:numPr>
       </w:pPr>
       <w:r>
         <w:rPr>
           <w:bCs/>
           <w:b/>
         </w:rPr>
+        <w:t xml:space="preserve">Разграничительные линии.</w:t>
+      </w:r>
+      <w:r>
+        <w:t xml:space="preserve"> </w:t>
+      </w:r>
+      <w:r>
+        <w:t xml:space="preserve">По директивам известны только линии советских фронтов в</w:t>
+      </w:r>
+      <w:r>
+        <w:t xml:space="preserve"> </w:t>
+      </w:r>
+      <w:r>
+        <w:t xml:space="preserve">Берлинской операции; немецкие полосы, полосы армий и вся Висло-Одерская операция — расчётные</w:t>
+      </w:r>
+      <w:r>
+        <w:t xml:space="preserve"> </w:t>
+      </w:r>
+      <w:r>
+        <w:t xml:space="preserve">(по расположению войск). Линия — мягкое ограничение выбора пути, а не запрет: приказ с целью</w:t>
+      </w:r>
+      <w:r>
+        <w:t xml:space="preserve"> </w:t>
+      </w:r>
+      <w:r>
+        <w:t xml:space="preserve">в чужой полосе исполняется. Пункты, не найденные на театре, в линию из документа не входят.</w:t>
+      </w:r>
+    </w:p>
+    <w:p>
+      <w:pPr>
+        <w:pStyle w:val="FirstParagraph"/>
+      </w:pPr>
+      <w:r>
+        <w:rPr>
+          <w:bCs/>
+          <w:b/>
+        </w:rPr>
         <w:t xml:space="preserve">Стратегический показ.</w:t>
       </w:r>
       <w:r>
@@ -17134,7 +18332,7 @@
         <w:t xml:space="preserve"> </w:t>
       </w:r>
       <w:r>
-        <w:t xml:space="preserve">между флангами; полосы фронтов и разграничительные линии не строятся. Исторические положения</w:t>
+        <w:t xml:space="preserve">между флангами. Полосы показываются границами между ними, без заливки. Исторические положения</w:t>
       </w:r>
       <w:r>
         <w:t xml:space="preserve"> </w:t>
@@ -17143,8 +18341,8 @@
         <w:t xml:space="preserve">показываются по соединениям на любом масштабе — на стратегическом их лучше выключать.</w:t>
       </w:r>
     </w:p>
-    <w:bookmarkEnd w:id="162"/>
-    <w:bookmarkStart w:id="163" w:name="X4f2280bf802e09660ba835e70710c9dc9be82d3"/>
+    <w:bookmarkEnd w:id="169"/>
+    <w:bookmarkStart w:id="170" w:name="X4f2280bf802e09660ba835e70710c9dc9be82d3"/>
     <w:p>
       <w:pPr>
         <w:pStyle w:val="Heading3"/>
@@ -17376,9 +18574,9 @@
         </w:tc>
       </w:tr>
     </w:tbl>
-    <w:bookmarkEnd w:id="163"/>
-    <w:bookmarkEnd w:id="164"/>
-    <w:bookmarkStart w:id="165" w:name="Xdbcb197e40a9702486d4bd023f921502f1677e6"/>
+    <w:bookmarkEnd w:id="170"/>
+    <w:bookmarkEnd w:id="171"/>
+    <w:bookmarkStart w:id="172" w:name="Xdbcb197e40a9702486d4bd023f921502f1677e6"/>
     <w:p>
       <w:pPr>
         <w:pStyle w:val="Heading2"/>
@@ -17671,6 +18869,35 @@
               <w:rPr>
                 <w:rStyle w:val="VerbatimChar"/>
               </w:rPr>
+              <w:t xml:space="preserve">packages/sim/src/sectors.ts</w:t>
+            </w:r>
+          </w:p>
+        </w:tc>
+        <w:tc>
+          <w:tcPr/>
+          <w:p>
+            <w:pPr>
+              <w:pStyle w:val="Compact"/>
+              <w:jc w:val="left"/>
+            </w:pPr>
+            <w:r>
+              <w:t xml:space="preserve">полосы фронтов и армий, разграничительные линии, выходы в полосу соседа, полосы словами</w:t>
+            </w:r>
+          </w:p>
+        </w:tc>
+      </w:tr>
+      <w:tr>
+        <w:tc>
+          <w:tcPr/>
+          <w:p>
+            <w:pPr>
+              <w:pStyle w:val="Compact"/>
+              <w:jc w:val="left"/>
+            </w:pPr>
+            <w:r>
+              <w:rPr>
+                <w:rStyle w:val="VerbatimChar"/>
+              </w:rPr>
               <w:t xml:space="preserve">packages/sim/src/publish.ts</w:t>
             </w:r>
           </w:p>
@@ -17811,7 +19038,7 @@
               <w:jc w:val="left"/>
             </w:pPr>
             <w:r>
-              <w:t xml:space="preserve">проверки движка (47)</w:t>
+              <w:t xml:space="preserve">проверки движка (53)</w:t>
             </w:r>
           </w:p>
         </w:tc>
@@ -18243,8 +19470,8 @@
         <w:t xml:space="preserve"> test</w:t>
       </w:r>
     </w:p>
-    <w:bookmarkEnd w:id="165"/>
-    <w:bookmarkStart w:id="168" w:name="Xeef51b1a183ef0d1a3c231a74c93ed7acf2eaaa"/>
+    <w:bookmarkEnd w:id="172"/>
+    <w:bookmarkStart w:id="175" w:name="Xeef51b1a183ef0d1a3c231a74c93ed7acf2eaaa"/>
     <w:p>
       <w:pPr>
         <w:pStyle w:val="Heading2"/>
@@ -18301,7 +19528,7 @@
               <w:pStyle w:val="Compact"/>
               <w:jc w:val="left"/>
             </w:pPr>
-            <w:hyperlink r:id="rId128">
+            <w:hyperlink r:id="rId134">
               <w:r>
                 <w:rPr>
                   <w:rStyle w:val="Hyperlink"/>
@@ -18332,7 +19559,7 @@
               <w:pStyle w:val="Compact"/>
               <w:jc w:val="left"/>
             </w:pPr>
-            <w:hyperlink r:id="rId119">
+            <w:hyperlink r:id="rId125">
               <w:r>
                 <w:rPr>
                   <w:rStyle w:val="Hyperlink"/>
@@ -18363,7 +19590,7 @@
               <w:pStyle w:val="Compact"/>
               <w:jc w:val="left"/>
             </w:pPr>
-            <w:hyperlink r:id="rId121">
+            <w:hyperlink r:id="rId127">
               <w:r>
                 <w:rPr>
                   <w:rStyle w:val="Hyperlink"/>
@@ -18470,7 +19697,7 @@
               <w:pStyle w:val="Compact"/>
               <w:jc w:val="left"/>
             </w:pPr>
-            <w:hyperlink r:id="rId123">
+            <w:hyperlink r:id="rId129">
               <w:r>
                 <w:rPr>
                   <w:rStyle w:val="Hyperlink"/>
@@ -18501,7 +19728,7 @@
               <w:pStyle w:val="Compact"/>
               <w:jc w:val="left"/>
             </w:pPr>
-            <w:hyperlink r:id="rId166">
+            <w:hyperlink r:id="rId173">
               <w:r>
                 <w:rPr>
                   <w:rStyle w:val="Hyperlink"/>
@@ -18515,7 +19742,7 @@
             <w:r>
               <w:t xml:space="preserve"> </w:t>
             </w:r>
-            <w:hyperlink r:id="rId167">
+            <w:hyperlink r:id="rId174">
               <w:r>
                 <w:rPr>
                   <w:rStyle w:val="Hyperlink"/>
@@ -18546,7 +19773,7 @@
               <w:pStyle w:val="Compact"/>
               <w:jc w:val="left"/>
             </w:pPr>
-            <w:hyperlink r:id="rId129">
+            <w:hyperlink r:id="rId135">
               <w:r>
                 <w:rPr>
                   <w:rStyle w:val="Hyperlink"/>
@@ -18570,8 +19797,8 @@
         </w:tc>
       </w:tr>
     </w:tbl>
-    <w:bookmarkEnd w:id="168"/>
-    <w:bookmarkStart w:id="169" w:name="Xc6178583b0d1c439978e167499079597c3d7485"/>
+    <w:bookmarkEnd w:id="175"/>
+    <w:bookmarkStart w:id="176" w:name="Xc6178583b0d1c439978e167499079597c3d7485"/>
     <w:p>
       <w:pPr>
         <w:pStyle w:val="Heading2"/>
@@ -19019,6 +20246,44 @@
           </w:p>
         </w:tc>
       </w:tr>
+      <w:tr>
+        <w:tc>
+          <w:tcPr/>
+          <w:p>
+            <w:pPr>
+              <w:pStyle w:val="Compact"/>
+              <w:jc w:val="left"/>
+            </w:pPr>
+            <w:r>
+              <w:t xml:space="preserve">Полоса соседа по директиве при выборе пути</w:t>
+            </w:r>
+          </w:p>
+        </w:tc>
+        <w:tc>
+          <w:tcPr/>
+          <w:p>
+            <w:pPr>
+              <w:pStyle w:val="Compact"/>
+              <w:jc w:val="left"/>
+            </w:pPr>
+            <w:r>
+              <w:t xml:space="preserve">×2 (</w:t>
+            </w:r>
+            <w:r>
+              <w:rPr>
+                <w:rStyle w:val="VerbatimChar"/>
+              </w:rPr>
+              <w:t xml:space="preserve">sectors.foreign</w:t>
+            </w:r>
+            <w:r>
+              <w:t xml:space="preserve"> </w:t>
+            </w:r>
+            <w:r>
+              <w:t xml:space="preserve">= 1; в городских правилах 0)</w:t>
+            </w:r>
+          </w:p>
+        </w:tc>
+      </w:tr>
     </w:tbl>
     <w:p>
       <w:pPr>
@@ -19028,8 +20293,8 @@
         <w:t xml:space="preserve">Таблицы темпа и потерь — в разделе 19.2.</w:t>
       </w:r>
     </w:p>
-    <w:bookmarkEnd w:id="169"/>
-    <w:bookmarkEnd w:id="170"/>
+    <w:bookmarkEnd w:id="176"/>
+    <w:bookmarkEnd w:id="177"/>
     <w:sectPr/>
   </w:body>
 </w:document>
@@ -19322,6 +20587,12 @@
     <w:abstractNumId w:val="991"/>
   </w:num>
   <w:num w:numId="1008">
+    <w:abstractNumId w:val="991"/>
+  </w:num>
+  <w:num w:numId="1009">
+    <w:abstractNumId w:val="991"/>
+  </w:num>
+  <w:num w:numId="1010">
     <w:abstractNumId w:val="99411"/>
     <w:lvlOverride w:ilvl="0">
       <w:startOverride w:val="1"/>
@@ -19351,16 +20622,16 @@
       <w:startOverride w:val="1"/>
     </w:lvlOverride>
   </w:num>
-  <w:num w:numId="1009">
-    <w:abstractNumId w:val="991"/>
-  </w:num>
-  <w:num w:numId="1010">
-    <w:abstractNumId w:val="991"/>
-  </w:num>
   <w:num w:numId="1011">
     <w:abstractNumId w:val="991"/>
   </w:num>
   <w:num w:numId="1012">
+    <w:abstractNumId w:val="991"/>
+  </w:num>
+  <w:num w:numId="1013">
+    <w:abstractNumId w:val="991"/>
+  </w:num>
+  <w:num w:numId="1014">
     <w:abstractNumId w:val="99411"/>
     <w:lvlOverride w:ilvl="0">
       <w:startOverride w:val="1"/>
@@ -19390,7 +20661,7 @@
       <w:startOverride w:val="1"/>
     </w:lvlOverride>
   </w:num>
-  <w:num w:numId="1013">
+  <w:num w:numId="1015">
     <w:abstractNumId w:val="99411"/>
     <w:lvlOverride w:ilvl="0">
       <w:startOverride w:val="1"/>
@@ -19420,16 +20691,16 @@
       <w:startOverride w:val="1"/>
     </w:lvlOverride>
   </w:num>
-  <w:num w:numId="1014">
-    <w:abstractNumId w:val="991"/>
-  </w:num>
-  <w:num w:numId="1015">
-    <w:abstractNumId w:val="991"/>
-  </w:num>
   <w:num w:numId="1016">
     <w:abstractNumId w:val="991"/>
   </w:num>
   <w:num w:numId="1017">
+    <w:abstractNumId w:val="991"/>
+  </w:num>
+  <w:num w:numId="1018">
+    <w:abstractNumId w:val="991"/>
+  </w:num>
+  <w:num w:numId="1019">
     <w:abstractNumId w:val="99411"/>
     <w:lvlOverride w:ilvl="0">
       <w:startOverride w:val="1"/>

--- a/docs/system.docx
+++ b/docs/system.docx
@@ -131,7 +131,7 @@
         </w:pict>
       </w:r>
     </w:p>
-    <w:bookmarkStart w:id="133" w:name="часть-i-система"/>
+    <w:bookmarkStart w:id="139" w:name="часть-i-система"/>
     <w:p>
       <w:pPr>
         <w:pStyle w:val="Heading1"/>
@@ -1772,7 +1772,7 @@
       </w:r>
     </w:p>
     <w:bookmarkEnd w:id="49"/>
-    <w:bookmarkStart w:id="74" w:name="Xd19bcff54a96beb9ecc7d553dd143bd10cdc5c7"/>
+    <w:bookmarkStart w:id="80" w:name="Xd19bcff54a96beb9ecc7d553dd143bd10cdc5c7"/>
     <w:p>
       <w:pPr>
         <w:pStyle w:val="Heading2"/>
@@ -2578,7 +2578,7 @@
         <w:pStyle w:val="FirstParagraph"/>
       </w:pPr>
       <w:r>
-        <w:t xml:space="preserve">Оба слоя включаются в «Слоях» («Разграничительные линии по директивам», «Полосы фронтов и</w:t>
+        <w:t xml:space="preserve">Оба слоя включаются в «Слоях» («Разграничительные линии: директивы и распоряжения», «Полосы фронтов и</w:t>
       </w:r>
       <w:r>
         <w:t xml:space="preserve"> </w:t>
@@ -3125,43 +3125,223 @@
           <w:bCs/>
           <w:b/>
         </w:rPr>
-        <w:t xml:space="preserve">Полосы в игре.</w:t>
-      </w:r>
-      <w:r>
-        <w:t xml:space="preserve"> </w:t>
-      </w:r>
-      <w:r>
-        <w:t xml:space="preserve">Во вкладке «Приказы» — свои полосы словами: с кем граничит каждый фронт, по</w:t>
-      </w:r>
-      <w:r>
-        <w:t xml:space="preserve"> </w:t>
-      </w:r>
-      <w:r>
-        <w:t xml:space="preserve">каким пунктам проходит линия по директиве (только уже отданной — будущие директивы игрок не</w:t>
-      </w:r>
-      <w:r>
-        <w:t xml:space="preserve"> </w:t>
-      </w:r>
-      <w:r>
-        <w:t xml:space="preserve">видит), кто из своих стоит в полосе соседа. Если цель приказа лежит в полосе соседа по</w:t>
-      </w:r>
-      <w:r>
-        <w:t xml:space="preserve"> </w:t>
-      </w:r>
-      <w:r>
-        <w:t xml:space="preserve">действующей директиве, редактор приказа предупреждает: войска пойдут туда, но своей полосой,</w:t>
-      </w:r>
-      <w:r>
-        <w:t xml:space="preserve"> </w:t>
-      </w:r>
-      <w:r>
-        <w:t xml:space="preserve">где можно, а выход в чужую полосу отметится в разборе. Штаб на модели и советник получают те же</w:t>
-      </w:r>
-      <w:r>
-        <w:t xml:space="preserve"> </w:t>
-      </w:r>
-      <w:r>
-        <w:t xml:space="preserve">сведения в обстановке.</w:t>
+        <w:t xml:space="preserve">Полосы и директивы в игре.</w:t>
+      </w:r>
+      <w:r>
+        <w:t xml:space="preserve"> </w:t>
+      </w:r>
+      <w:r>
+        <w:t xml:space="preserve">В переигровке по истории линии действуют по расписанию</w:t>
+      </w:r>
+      <w:r>
+        <w:t xml:space="preserve"> </w:t>
+      </w:r>
+      <w:r>
+        <w:t xml:space="preserve">директив. После передачи командования они устроены как в жизни — сверху вниз:</w:t>
+      </w:r>
+    </w:p>
+    <w:p>
+      <w:pPr>
+        <w:numPr>
+          <w:ilvl w:val="0"/>
+          <w:numId w:val="1006"/>
+        </w:numPr>
+        <w:pStyle w:val="Compact"/>
+      </w:pPr>
+      <w:r>
+        <w:rPr>
+          <w:bCs/>
+          <w:b/>
+        </w:rPr>
+        <w:t xml:space="preserve">Директивы Ставки вступают по обстановке.</w:t>
+      </w:r>
+      <w:r>
+        <w:t xml:space="preserve"> </w:t>
+      </w:r>
+      <w:r>
+        <w:t xml:space="preserve">Историческая директива вступает в силу, когда</w:t>
+      </w:r>
+      <w:r>
+        <w:t xml:space="preserve"> </w:t>
+      </w:r>
+      <w:r>
+        <w:t xml:space="preserve">в игре сложилось то, что её вызвало: линию 23.04 — когда войска 1-го Украинского фронта вышли</w:t>
+      </w:r>
+      <w:r>
+        <w:t xml:space="preserve"> </w:t>
+      </w:r>
+      <w:r>
+        <w:t xml:space="preserve">в район Ланквица, линию 28.04 — когда они вышли к Ангальтскому вокзалу; через несколько часов</w:t>
+      </w:r>
+      <w:r>
+        <w:t xml:space="preserve"> </w:t>
+      </w:r>
+      <w:r>
+        <w:t xml:space="preserve">на её отдачу (6 и 4 ч). Не сложилось — действует прежняя линия. Уже вступившие к моменту</w:t>
+      </w:r>
+      <w:r>
+        <w:t xml:space="preserve"> </w:t>
+      </w:r>
+      <w:r>
+        <w:t xml:space="preserve">передачи командования остаются.</w:t>
+      </w:r>
+    </w:p>
+    <w:p>
+      <w:pPr>
+        <w:numPr>
+          <w:ilvl w:val="0"/>
+          <w:numId w:val="1006"/>
+        </w:numPr>
+        <w:pStyle w:val="Compact"/>
+      </w:pPr>
+      <w:r>
+        <w:rPr>
+          <w:bCs/>
+          <w:b/>
+        </w:rPr>
+        <w:t xml:space="preserve">Модель-Ставка</w:t>
+      </w:r>
+      <w:r>
+        <w:t xml:space="preserve"> </w:t>
+      </w:r>
+      <w:r>
+        <w:t xml:space="preserve">решает, когда директив по истории не хватает: срок исторической директивы</w:t>
+      </w:r>
+      <w:r>
+        <w:t xml:space="preserve"> </w:t>
+      </w:r>
+      <w:r>
+        <w:t xml:space="preserve">прошёл, а её условие в игре не наступило; войска фронта второй ход подряд стоят в полосе</w:t>
+      </w:r>
+      <w:r>
+        <w:t xml:space="preserve"> </w:t>
+      </w:r>
+      <w:r>
+        <w:t xml:space="preserve">соседа; командующий подал</w:t>
+      </w:r>
+      <w:r>
+        <w:t xml:space="preserve"> </w:t>
+      </w:r>
+      <w:r>
+        <w:rPr>
+          <w:bCs/>
+          <w:b/>
+        </w:rPr>
+        <w:t xml:space="preserve">ходатайство в Ставку</w:t>
+      </w:r>
+      <w:r>
+        <w:t xml:space="preserve"> </w:t>
+      </w:r>
+      <w:r>
+        <w:t xml:space="preserve">(поле во вкладке «Решение»). Модель</w:t>
+      </w:r>
+      <w:r>
+        <w:t xml:space="preserve"> </w:t>
+      </w:r>
+      <w:r>
+        <w:t xml:space="preserve">видит фронты и их армии, действующие линии, повод, исторические директивы как образец и</w:t>
+      </w:r>
+      <w:r>
+        <w:t xml:space="preserve"> </w:t>
+      </w:r>
+      <w:r>
+        <w:t xml:space="preserve">список пунктов; отвечает «оставить линии» или издаёт линию по пунктам. Директива проверяется</w:t>
+      </w:r>
+      <w:r>
+        <w:t xml:space="preserve"> </w:t>
+      </w:r>
+      <w:r>
+        <w:t xml:space="preserve">(оба фронта есть, войска по разные стороны линии) и вступает в силу через указанные часы;</w:t>
+      </w:r>
+      <w:r>
+        <w:t xml:space="preserve"> </w:t>
+      </w:r>
+      <w:r>
+        <w:t xml:space="preserve">ответ Ставки — в донесениях и в «Журнале». Включается в «Посреднике» («Модель-Ставка»),</w:t>
+      </w:r>
+      <w:r>
+        <w:t xml:space="preserve"> </w:t>
+      </w:r>
+      <w:r>
+        <w:t xml:space="preserve">работает, когда в игре есть модель.</w:t>
+      </w:r>
+    </w:p>
+    <w:p>
+      <w:pPr>
+        <w:numPr>
+          <w:ilvl w:val="0"/>
+          <w:numId w:val="1006"/>
+        </w:numPr>
+        <w:pStyle w:val="Compact"/>
+      </w:pPr>
+      <w:r>
+        <w:rPr>
+          <w:bCs/>
+          <w:b/>
+        </w:rPr>
+        <w:t xml:space="preserve">Линии армий — распоряжение игрока.</w:t>
+      </w:r>
+      <w:r>
+        <w:t xml:space="preserve"> </w:t>
+      </w:r>
+      <w:r>
+        <w:t xml:space="preserve">Во вкладке «Приказы → Полосы»: фронт, две его армии,</w:t>
+      </w:r>
+      <w:r>
+        <w:t xml:space="preserve"> </w:t>
+      </w:r>
+      <w:r>
+        <w:t xml:space="preserve">линия точками на карте (от тыла к переднему краю). Кто справа по ходу линии, стенд определяет</w:t>
+      </w:r>
+      <w:r>
+        <w:t xml:space="preserve"> </w:t>
+      </w:r>
+      <w:r>
+        <w:t xml:space="preserve">по положению армий; линия вступает с задержкой доведения армиям и делит полосы армий этого</w:t>
+      </w:r>
+      <w:r>
+        <w:t xml:space="preserve"> </w:t>
+      </w:r>
+      <w:r>
+        <w:t xml:space="preserve">фронта — армии идут к целям своей полосой.</w:t>
+      </w:r>
+    </w:p>
+    <w:p>
+      <w:pPr>
+        <w:pStyle w:val="FirstParagraph"/>
+      </w:pPr>
+      <w:r>
+        <w:t xml:space="preserve">Там же — свои полосы словами: с кем граничит каждый фронт и каждая армия, по каким пунктам</w:t>
+      </w:r>
+      <w:r>
+        <w:t xml:space="preserve"> </w:t>
+      </w:r>
+      <w:r>
+        <w:t xml:space="preserve">проходит линия (будущие директивы игрок не видит), кто стоит в полосе соседа. Если цель</w:t>
+      </w:r>
+      <w:r>
+        <w:t xml:space="preserve"> </w:t>
+      </w:r>
+      <w:r>
+        <w:t xml:space="preserve">приказа лежит в полосе соседа по действующей линии, редактор приказа предупреждает: войска</w:t>
+      </w:r>
+      <w:r>
+        <w:t xml:space="preserve"> </w:t>
+      </w:r>
+      <w:r>
+        <w:t xml:space="preserve">пойдут туда, но своей полосой, где можно, а выход в чужую полосу отметится в разборе. Штаб на</w:t>
+      </w:r>
+      <w:r>
+        <w:t xml:space="preserve"> </w:t>
+      </w:r>
+      <w:r>
+        <w:t xml:space="preserve">модели и советник получают те же сведения в обстановке. Директивы Ставки и распоряжения</w:t>
+      </w:r>
+      <w:r>
+        <w:t xml:space="preserve"> </w:t>
+      </w:r>
+      <w:r>
+        <w:t xml:space="preserve">записываются в игру, поэтому она восстанавливается по записи точно.</w:t>
       </w:r>
     </w:p>
     <w:p>
@@ -3173,12 +3353,12 @@
           <wp:inline>
             <wp:extent cx="5334000" cy="3333750"/>
             <wp:effectExtent b="0" l="0" r="0" t="0"/>
-            <wp:docPr descr="Игра: доклады" title="" id="69" name="Picture"/>
+            <wp:docPr descr="Игра: полосы и линия армий" title="" id="69" name="Picture"/>
             <a:graphic>
               <a:graphicData uri="http://schemas.openxmlformats.org/drawingml/2006/picture">
                 <pic:pic>
                   <pic:nvPicPr>
-                    <pic:cNvPr descr="img/game-reports.jpg" id="70" name="Picture"/>
+                    <pic:cNvPr descr="img/game-bounds.jpg" id="70" name="Picture"/>
                     <pic:cNvPicPr>
                       <a:picLocks noChangeArrowheads="1" noChangeAspect="1"/>
                     </pic:cNvPicPr>
@@ -3220,71 +3400,7 @@
           <w:iCs/>
           <w:i/>
         </w:rPr>
-        <w:t xml:space="preserve">Командование 1-м Белорусским фронтом: оперативная сводка, донесения за ход, доклады объединений.</w:t>
-      </w:r>
-    </w:p>
-    <w:p>
-      <w:pPr>
-        <w:pStyle w:val="BodyText"/>
-      </w:pPr>
-      <w:r>
-        <w:rPr>
-          <w:bCs/>
-          <w:b/>
-        </w:rPr>
-        <w:t xml:space="preserve">Советник</w:t>
-      </w:r>
-      <w:r>
-        <w:t xml:space="preserve"> </w:t>
-      </w:r>
-      <w:r>
-        <w:t xml:space="preserve">отвечает на вопросы игрока, видя то же, что игрок, и точные правила арбитра;</w:t>
-      </w:r>
-      <w:r>
-        <w:t xml:space="preserve"> </w:t>
-      </w:r>
-      <w:r>
-        <w:t xml:space="preserve">готовит варианты решения на ход (решительный, осторожный, манёвренный), которые можно принять</w:t>
-      </w:r>
-      <w:r>
-        <w:t xml:space="preserve"> </w:t>
-      </w:r>
-      <w:r>
-        <w:t xml:space="preserve">целиком или по частям. Ответ, где названы соединения противника вне разведки, проверяется</w:t>
-      </w:r>
-      <w:r>
-        <w:t xml:space="preserve"> </w:t>
-      </w:r>
-      <w:r>
-        <w:t xml:space="preserve">программно.</w:t>
-      </w:r>
-      <w:r>
-        <w:t xml:space="preserve"> </w:t>
-      </w:r>
-      <w:r>
-        <w:rPr>
-          <w:bCs/>
-          <w:b/>
-        </w:rPr>
-        <w:t xml:space="preserve">Посредник</w:t>
-      </w:r>
-      <w:r>
-        <w:t xml:space="preserve"> </w:t>
-      </w:r>
-      <w:r>
-        <w:t xml:space="preserve">показывает решения штаба противника — после игры или по желанию; по</w:t>
-      </w:r>
-      <w:r>
-        <w:t xml:space="preserve"> </w:t>
-      </w:r>
-      <w:r>
-        <w:t xml:space="preserve">выбору модель-посредник даёт ограниченную поправку к бою (в пределах 0,8–1,25) с опорой на</w:t>
-      </w:r>
-      <w:r>
-        <w:t xml:space="preserve"> </w:t>
-      </w:r>
-      <w:r>
-        <w:t xml:space="preserve">справку из базы знаний.</w:t>
+        <w:t xml:space="preserve">Вкладка «Приказы → Полосы»: линии 1 БФ с соседями по директивам, распоряжение — линия между 5-й ударной и 1-й гвардейской танковой армиями (на карте — пунктиром между ними); ниже — форма новой линии.</w:t>
       </w:r>
     </w:p>
     <w:p>
@@ -3296,12 +3412,12 @@
           <wp:inline>
             <wp:extent cx="5334000" cy="3333750"/>
             <wp:effectExtent b="0" l="0" r="0" t="0"/>
-            <wp:docPr descr="Игра: варианты решения от советника" title="" id="72" name="Picture"/>
+            <wp:docPr descr="Игра: директива Ставки в журнале" title="" id="72" name="Picture"/>
             <a:graphic>
               <a:graphicData uri="http://schemas.openxmlformats.org/drawingml/2006/picture">
                 <pic:pic>
                   <pic:nvPicPr>
-                    <pic:cNvPr descr="img/game-advisor-plans.jpg" id="73" name="Picture"/>
+                    <pic:cNvPr descr="img/game-directives.jpg" id="73" name="Picture"/>
                     <pic:cNvPicPr>
                       <a:picLocks noChangeArrowheads="1" noChangeAspect="1"/>
                     </pic:cNvPicPr>
@@ -3343,230 +3459,30 @@
           <w:iCs/>
           <w:i/>
         </w:rPr>
-        <w:t xml:space="preserve">Варианты решения на ход: оценка, замысел, приказы и распоряжения — каждый можно взять в проект.</w:t>
+        <w:t xml:space="preserve">Журнал хода: распоряжение о линии армий, директива Ставки по ходатайству командующего (подставная модель), донесения о вступлении обеих линий в силу.</w:t>
       </w:r>
     </w:p>
     <w:p>
       <w:pPr>
         <w:pStyle w:val="BodyText"/>
-      </w:pPr>
-      <w:r>
-        <w:t xml:space="preserve">Игра идёт до победы или поражения, сохраняется в браузере после каждого хода и восстанавливается</w:t>
-      </w:r>
-      <w:r>
-        <w:t xml:space="preserve"> </w:t>
-      </w:r>
-      <w:r>
-        <w:t xml:space="preserve">по записи целиком (движок детерминирован).</w:t>
-      </w:r>
-      <w:r>
-        <w:t xml:space="preserve"> </w:t>
-      </w:r>
-      <w:r>
-        <w:rPr>
-          <w:bCs/>
-          <w:b/>
-        </w:rPr>
-        <w:t xml:space="preserve">Разбор операции</w:t>
-      </w:r>
-      <w:r>
-        <w:t xml:space="preserve"> </w:t>
-      </w:r>
-      <w:r>
-        <w:t xml:space="preserve">— отчётный документ модели по</w:t>
-      </w:r>
-      <w:r>
-        <w:t xml:space="preserve"> </w:t>
-      </w:r>
-      <w:r>
-        <w:t xml:space="preserve">записи игры от лица экспертов (замысел и ведение операции, разведка, тыл, переправы,</w:t>
-      </w:r>
-      <w:r>
-        <w:t xml:space="preserve"> </w:t>
-      </w:r>
-      <w:r>
-        <w:t xml:space="preserve">управление, резервы, сравнение с историей, оценка и уроки), с выгрузкой в PDF.</w:t>
-      </w:r>
-    </w:p>
-    <w:bookmarkEnd w:id="74"/>
-    <w:bookmarkStart w:id="81" w:name="X322f4ef31d4acf5655c48c98fa112b3c5d9ab02"/>
-    <w:p>
-      <w:pPr>
-        <w:pStyle w:val="Heading2"/>
-      </w:pPr>
-      <w:r>
-        <w:t xml:space="preserve">7. Моделирование</w:t>
-      </w:r>
-    </w:p>
-    <w:p>
-      <w:pPr>
-        <w:pStyle w:val="FirstParagraph"/>
-      </w:pPr>
-      <w:r>
-        <w:t xml:space="preserve">Раздел для тех, кто проверяет и развивает модель:</w:t>
-      </w:r>
-    </w:p>
-    <w:p>
-      <w:pPr>
-        <w:numPr>
-          <w:ilvl w:val="0"/>
-          <w:numId w:val="1006"/>
-        </w:numPr>
-        <w:pStyle w:val="Compact"/>
-      </w:pPr>
-      <w:r>
-        <w:rPr>
-          <w:bCs/>
-          <w:b/>
-        </w:rPr>
-        <w:t xml:space="preserve">Модели</w:t>
-      </w:r>
-      <w:r>
-        <w:t xml:space="preserve"> </w:t>
-      </w:r>
-      <w:r>
-        <w:t xml:space="preserve">— наборы правил арбитра словами и числами (бой, оборона, движение, подвоз,</w:t>
-      </w:r>
-      <w:r>
-        <w:t xml:space="preserve"> </w:t>
-      </w:r>
-      <w:r>
-        <w:t xml:space="preserve">калибровка), профили сторон, языковые модели по ролям;</w:t>
-      </w:r>
-    </w:p>
-    <w:p>
-      <w:pPr>
-        <w:numPr>
-          <w:ilvl w:val="0"/>
-          <w:numId w:val="1006"/>
-        </w:numPr>
-        <w:pStyle w:val="Compact"/>
-      </w:pPr>
-      <w:r>
-        <w:rPr>
-          <w:bCs/>
-          <w:b/>
-        </w:rPr>
-        <w:t xml:space="preserve">Сравнение</w:t>
-      </w:r>
-      <w:r>
-        <w:t xml:space="preserve"> </w:t>
-      </w:r>
-      <w:r>
-        <w:t xml:space="preserve">— до четырёх наборов правил на одной операции против истории: положения по</w:t>
-      </w:r>
-      <w:r>
-        <w:t xml:space="preserve"> </w:t>
-      </w:r>
-      <w:r>
-        <w:t xml:space="preserve">дням, события, отчёт;</w:t>
-      </w:r>
-    </w:p>
-    <w:p>
-      <w:pPr>
-        <w:numPr>
-          <w:ilvl w:val="0"/>
-          <w:numId w:val="1006"/>
-        </w:numPr>
-        <w:pStyle w:val="Compact"/>
-      </w:pPr>
-      <w:r>
-        <w:rPr>
-          <w:bCs/>
-          <w:b/>
-        </w:rPr>
-        <w:t xml:space="preserve">Настройка</w:t>
-      </w:r>
-      <w:r>
-        <w:t xml:space="preserve"> </w:t>
-      </w:r>
-      <w:r>
-        <w:t xml:space="preserve">— свой вариант правил;</w:t>
-      </w:r>
-    </w:p>
-    <w:p>
-      <w:pPr>
-        <w:numPr>
-          <w:ilvl w:val="0"/>
-          <w:numId w:val="1006"/>
-        </w:numPr>
-        <w:pStyle w:val="Compact"/>
-      </w:pPr>
-      <w:r>
-        <w:rPr>
-          <w:bCs/>
-          <w:b/>
-        </w:rPr>
-        <w:t xml:space="preserve">Калибровка</w:t>
-      </w:r>
-      <w:r>
-        <w:t xml:space="preserve"> </w:t>
-      </w:r>
-      <w:r>
-        <w:t xml:space="preserve">— подбор множителей правил по истории операции (обучение — первая половина,</w:t>
-      </w:r>
-      <w:r>
-        <w:t xml:space="preserve"> </w:t>
-      </w:r>
-      <w:r>
-        <w:t xml:space="preserve">проверка — вторая), в браузере, параллельно;</w:t>
-      </w:r>
-    </w:p>
-    <w:p>
-      <w:pPr>
-        <w:numPr>
-          <w:ilvl w:val="0"/>
-          <w:numId w:val="1006"/>
-        </w:numPr>
-        <w:pStyle w:val="Compact"/>
-      </w:pPr>
-      <w:r>
-        <w:rPr>
-          <w:bCs/>
-          <w:b/>
-        </w:rPr>
-        <w:t xml:space="preserve">Операции</w:t>
-      </w:r>
-      <w:r>
-        <w:t xml:space="preserve"> </w:t>
-      </w:r>
-      <w:r>
-        <w:t xml:space="preserve">— загрузка своей операции пакетом (сценарий, театр, история), проверка,</w:t>
-      </w:r>
-      <w:r>
-        <w:t xml:space="preserve"> </w:t>
-      </w:r>
-      <w:r>
-        <w:t xml:space="preserve">контрольный прогон, подготовка к переигровке; материалы, полнота, сверка с базой, пересчёт</w:t>
-      </w:r>
-      <w:r>
-        <w:t xml:space="preserve"> </w:t>
-      </w:r>
-      <w:r>
-        <w:t xml:space="preserve">(раздел 8).</w:t>
-      </w:r>
-    </w:p>
-    <w:p>
-      <w:pPr>
-        <w:pStyle w:val="FirstParagraph"/>
       </w:pPr>
       <w:r>
         <w:drawing>
           <wp:inline>
             <wp:extent cx="5334000" cy="3333750"/>
             <wp:effectExtent b="0" l="0" r="0" t="0"/>
-            <wp:docPr descr="Моделирование: описание откалиброванных правил" title="" id="76" name="Picture"/>
+            <wp:docPr descr="Игра: доклады" title="" id="75" name="Picture"/>
             <a:graphic>
               <a:graphicData uri="http://schemas.openxmlformats.org/drawingml/2006/picture">
                 <pic:pic>
                   <pic:nvPicPr>
-                    <pic:cNvPr descr="img/modeling-models.jpg" id="77" name="Picture"/>
+                    <pic:cNvPr descr="img/game-reports.jpg" id="76" name="Picture"/>
                     <pic:cNvPicPr>
                       <a:picLocks noChangeArrowheads="1" noChangeAspect="1"/>
                     </pic:cNvPicPr>
                   </pic:nvPicPr>
                   <pic:blipFill>
-                    <a:blip r:embed="rId75"/>
+                    <a:blip r:embed="rId74"/>
                     <a:stretch>
                       <a:fillRect/>
                     </a:stretch>
@@ -3602,29 +3518,71 @@
           <w:iCs/>
           <w:i/>
         </w:rPr>
-        <w:t xml:space="preserve">Набор правил</w:t>
-      </w:r>
-      <w:r>
-        <w:rPr>
-          <w:iCs/>
-          <w:i/>
-        </w:rPr>
-        <w:t xml:space="preserve"> </w:t>
-      </w:r>
-      <w:r>
-        <w:rPr>
-          <w:rStyle w:val="VerbatimChar"/>
-          <w:iCs/>
-          <w:i/>
-        </w:rPr>
-        <w:t xml:space="preserve">ww2-berlin-cal</w:t>
-      </w:r>
-      <w:r>
-        <w:rPr>
-          <w:iCs/>
-          <w:i/>
-        </w:rPr>
-        <w:t xml:space="preserve">: блок калибровки (мерило до и после, множители) и таблицы арбитра словами.</w:t>
+        <w:t xml:space="preserve">Командование 1-м Белорусским фронтом: оперативная сводка, донесения за ход, доклады объединений.</w:t>
+      </w:r>
+    </w:p>
+    <w:p>
+      <w:pPr>
+        <w:pStyle w:val="BodyText"/>
+      </w:pPr>
+      <w:r>
+        <w:rPr>
+          <w:bCs/>
+          <w:b/>
+        </w:rPr>
+        <w:t xml:space="preserve">Советник</w:t>
+      </w:r>
+      <w:r>
+        <w:t xml:space="preserve"> </w:t>
+      </w:r>
+      <w:r>
+        <w:t xml:space="preserve">отвечает на вопросы игрока, видя то же, что игрок, и точные правила арбитра;</w:t>
+      </w:r>
+      <w:r>
+        <w:t xml:space="preserve"> </w:t>
+      </w:r>
+      <w:r>
+        <w:t xml:space="preserve">готовит варианты решения на ход (решительный, осторожный, манёвренный), которые можно принять</w:t>
+      </w:r>
+      <w:r>
+        <w:t xml:space="preserve"> </w:t>
+      </w:r>
+      <w:r>
+        <w:t xml:space="preserve">целиком или по частям. Ответ, где названы соединения противника вне разведки, проверяется</w:t>
+      </w:r>
+      <w:r>
+        <w:t xml:space="preserve"> </w:t>
+      </w:r>
+      <w:r>
+        <w:t xml:space="preserve">программно.</w:t>
+      </w:r>
+      <w:r>
+        <w:t xml:space="preserve"> </w:t>
+      </w:r>
+      <w:r>
+        <w:rPr>
+          <w:bCs/>
+          <w:b/>
+        </w:rPr>
+        <w:t xml:space="preserve">Посредник</w:t>
+      </w:r>
+      <w:r>
+        <w:t xml:space="preserve"> </w:t>
+      </w:r>
+      <w:r>
+        <w:t xml:space="preserve">показывает решения штаба противника — после игры или по желанию; по</w:t>
+      </w:r>
+      <w:r>
+        <w:t xml:space="preserve"> </w:t>
+      </w:r>
+      <w:r>
+        <w:t xml:space="preserve">выбору модель-посредник даёт ограниченную поправку к бою (в пределах 0,8–1,25) с опорой на</w:t>
+      </w:r>
+      <w:r>
+        <w:t xml:space="preserve"> </w:t>
+      </w:r>
+      <w:r>
+        <w:t xml:space="preserve">справку из базы знаний.</w:t>
       </w:r>
     </w:p>
     <w:p>
@@ -3636,18 +3594,18 @@
           <wp:inline>
             <wp:extent cx="5334000" cy="3333750"/>
             <wp:effectExtent b="0" l="0" r="0" t="0"/>
-            <wp:docPr descr="Моделирование: сравнение правил с историей" title="" id="79" name="Picture"/>
+            <wp:docPr descr="Игра: варианты решения от советника" title="" id="78" name="Picture"/>
             <a:graphic>
               <a:graphicData uri="http://schemas.openxmlformats.org/drawingml/2006/picture">
                 <pic:pic>
                   <pic:nvPicPr>
-                    <pic:cNvPr descr="img/modeling-compare.jpg" id="80" name="Picture"/>
+                    <pic:cNvPr descr="img/game-advisor-plans.jpg" id="79" name="Picture"/>
                     <pic:cNvPicPr>
                       <a:picLocks noChangeArrowheads="1" noChangeAspect="1"/>
                     </pic:cNvPicPr>
                   </pic:nvPicPr>
                   <pic:blipFill>
-                    <a:blip r:embed="rId78"/>
+                    <a:blip r:embed="rId77"/>
                     <a:stretch>
                       <a:fillRect/>
                     </a:stretch>
@@ -3683,7 +3641,7 @@
           <w:iCs/>
           <w:i/>
         </w:rPr>
-        <w:t xml:space="preserve">Исходные и откалиброванные правила на Берлинской операции: доля положений в допуске, события, отклонение по дням.</w:t>
+        <w:t xml:space="preserve">Варианты решения на ход: оценка, замысел, приказы и распоряжения — каждый можно взять в проект.</w:t>
       </w:r>
     </w:p>
     <w:p>
@@ -3691,100 +3649,51 @@
         <w:pStyle w:val="BodyText"/>
       </w:pPr>
       <w:r>
-        <w:t xml:space="preserve">Как устроен расчёт, откуда числа и насколько модель совпадает с историей, — часть II.</w:t>
-      </w:r>
-    </w:p>
-    <w:bookmarkEnd w:id="81"/>
-    <w:bookmarkStart w:id="120" w:name="X832284fb410f88164b07a38c8e506aeefc66295"/>
-    <w:p>
-      <w:pPr>
-        <w:pStyle w:val="Heading2"/>
-      </w:pPr>
-      <w:r>
-        <w:t xml:space="preserve">8. База знаний и подготовка операции</w:t>
-      </w:r>
-    </w:p>
-    <w:p>
-      <w:pPr>
-        <w:pStyle w:val="FirstParagraph"/>
-      </w:pPr>
+        <w:t xml:space="preserve">Игра идёт до победы или поражения, сохраняется в браузере после каждого хода и восстанавливается</w:t>
+      </w:r>
+      <w:r>
+        <w:t xml:space="preserve"> </w:t>
+      </w:r>
+      <w:r>
+        <w:t xml:space="preserve">по записи целиком (движок детерминирован).</w:t>
+      </w:r>
+      <w:r>
+        <w:t xml:space="preserve"> </w:t>
+      </w:r>
       <w:r>
         <w:rPr>
           <w:bCs/>
           <w:b/>
         </w:rPr>
-        <w:t xml:space="preserve">База знаний</w:t>
-      </w:r>
-      <w:r>
-        <w:t xml:space="preserve"> </w:t>
-      </w:r>
-      <w:r>
-        <w:t xml:space="preserve">— сведения по операциям в каркасе категорий: операции, сражения и бои,</w:t>
-      </w:r>
-      <w:r>
-        <w:t xml:space="preserve"> </w:t>
-      </w:r>
-      <w:r>
-        <w:t xml:space="preserve">формирования, командование, организация и доктрина, вооружение, театр, хронология, источники;</w:t>
-      </w:r>
-      <w:r>
-        <w:t xml:space="preserve"> </w:t>
-      </w:r>
-      <w:r>
-        <w:t xml:space="preserve">рубрикатор с нумерацией. У каждого факта — источник, достоверность (A, B, C) и, для извлечённых</w:t>
-      </w:r>
-      <w:r>
-        <w:t xml:space="preserve"> </w:t>
-      </w:r>
-      <w:r>
-        <w:t xml:space="preserve">из документов, дословная цитата. Материалы сгруппированы по операциям. Поиск — по словам и по</w:t>
-      </w:r>
-      <w:r>
-        <w:t xml:space="preserve"> </w:t>
-      </w:r>
-      <w:r>
-        <w:t xml:space="preserve">смыслу (эмбеддинги модели). Модель отвечает на вопросы и рассказывает по теме только по</w:t>
-      </w:r>
-      <w:r>
-        <w:t xml:space="preserve"> </w:t>
-      </w:r>
-      <w:r>
-        <w:t xml:space="preserve">материалам базы, со ссылками; советник в игре получает из неё справки (доктрину, технику — без</w:t>
-      </w:r>
-      <w:r>
-        <w:t xml:space="preserve"> </w:t>
-      </w:r>
-      <w:r>
-        <w:t xml:space="preserve">хода боёв в истории).</w:t>
-      </w:r>
-    </w:p>
-    <w:p>
-      <w:pPr>
-        <w:pStyle w:val="BodyText"/>
-      </w:pPr>
-      <w:r>
-        <w:t xml:space="preserve">Перед моделированием операции нужны материалы: численность и состав формирований, задачи,</w:t>
-      </w:r>
-      <w:r>
-        <w:t xml:space="preserve"> </w:t>
-      </w:r>
-      <w:r>
-        <w:t xml:space="preserve">положения по дням, события, состояние мостов и дорог. Стенд помогает их собрать и показывает,</w:t>
-      </w:r>
-      <w:r>
-        <w:t xml:space="preserve"> </w:t>
-      </w:r>
-      <w:r>
-        <w:t xml:space="preserve">чего не хватает.</w:t>
-      </w:r>
-    </w:p>
-    <w:bookmarkStart w:id="88" w:name="X755e226ad4402fdd679bf3cc49ea760f6b24c52"/>
-    <w:p>
-      <w:pPr>
-        <w:pStyle w:val="Heading3"/>
-      </w:pPr>
-      <w:r>
-        <w:t xml:space="preserve">8.1. Материалы операции и база знаний</w:t>
+        <w:t xml:space="preserve">Разбор операции</w:t>
+      </w:r>
+      <w:r>
+        <w:t xml:space="preserve"> </w:t>
+      </w:r>
+      <w:r>
+        <w:t xml:space="preserve">— отчётный документ модели по</w:t>
+      </w:r>
+      <w:r>
+        <w:t xml:space="preserve"> </w:t>
+      </w:r>
+      <w:r>
+        <w:t xml:space="preserve">записи игры от лица экспертов (замысел и ведение операции, разведка, тыл, переправы,</w:t>
+      </w:r>
+      <w:r>
+        <w:t xml:space="preserve"> </w:t>
+      </w:r>
+      <w:r>
+        <w:t xml:space="preserve">управление, резервы, сравнение с историей, оценка и уроки), с выгрузкой в PDF.</w:t>
+      </w:r>
+    </w:p>
+    <w:bookmarkEnd w:id="80"/>
+    <w:bookmarkStart w:id="87" w:name="X322f4ef31d4acf5655c48c98fa112b3c5d9ab02"/>
+    <w:p>
+      <w:pPr>
+        <w:pStyle w:val="Heading2"/>
+      </w:pPr>
+      <w:r>
+        <w:t xml:space="preserve">7. Моделирование</w:t>
       </w:r>
     </w:p>
     <w:p>
@@ -3792,19 +3701,7 @@
         <w:pStyle w:val="FirstParagraph"/>
       </w:pPr>
       <w:r>
-        <w:t xml:space="preserve">В карточке операции («Моделирование → Операции») загружаются документы: книги, донесения,</w:t>
-      </w:r>
-      <w:r>
-        <w:t xml:space="preserve"> </w:t>
-      </w:r>
-      <w:r>
-        <w:t xml:space="preserve">журналы боевых действий (PDF с текстом, Word, HTML, txt) с указанием достоверности (A, B, C).</w:t>
-      </w:r>
-      <w:r>
-        <w:t xml:space="preserve"> </w:t>
-      </w:r>
-      <w:r>
-        <w:t xml:space="preserve">Модель разбирает документ по частям и выписывает:</w:t>
+        <w:t xml:space="preserve">Раздел для тех, кто проверяет и развивает модель:</w:t>
       </w:r>
     </w:p>
     <w:p>
@@ -3820,19 +3717,19 @@
           <w:bCs/>
           <w:b/>
         </w:rPr>
-        <w:t xml:space="preserve">записи в базу знаний</w:t>
-      </w:r>
-      <w:r>
-        <w:t xml:space="preserve"> </w:t>
-      </w:r>
-      <w:r>
-        <w:t xml:space="preserve">— в раздел этой операции (формирования, пункты, бои, хроника,</w:t>
-      </w:r>
-      <w:r>
-        <w:t xml:space="preserve"> </w:t>
-      </w:r>
-      <w:r>
-        <w:t xml:space="preserve">нормативы) с дословной цитатой; без цитаты запись отбрасывается;</w:t>
+        <w:t xml:space="preserve">Модели</w:t>
+      </w:r>
+      <w:r>
+        <w:t xml:space="preserve"> </w:t>
+      </w:r>
+      <w:r>
+        <w:t xml:space="preserve">— наборы правил арбитра словами и числами (бой, оборона, движение, подвоз,</w:t>
+      </w:r>
+      <w:r>
+        <w:t xml:space="preserve"> </w:t>
+      </w:r>
+      <w:r>
+        <w:t xml:space="preserve">калибровка), профили сторон, языковые модели по ролям;</w:t>
       </w:r>
     </w:p>
     <w:p>
@@ -3848,19 +3745,19 @@
           <w:bCs/>
           <w:b/>
         </w:rPr>
-        <w:t xml:space="preserve">сведения об инфраструктуре</w:t>
-      </w:r>
-      <w:r>
-        <w:t xml:space="preserve"> </w:t>
-      </w:r>
-      <w:r>
-        <w:t xml:space="preserve">— мосты, переправы, дороги, железные дороги: что, где, в</w:t>
-      </w:r>
-      <w:r>
-        <w:t xml:space="preserve"> </w:t>
-      </w:r>
-      <w:r>
-        <w:t xml:space="preserve">каком состоянии, с какой даты, чьими силами;</w:t>
+        <w:t xml:space="preserve">Сравнение</w:t>
+      </w:r>
+      <w:r>
+        <w:t xml:space="preserve"> </w:t>
+      </w:r>
+      <w:r>
+        <w:t xml:space="preserve">— до четырёх наборов правил на одной операции против истории: положения по</w:t>
+      </w:r>
+      <w:r>
+        <w:t xml:space="preserve"> </w:t>
+      </w:r>
+      <w:r>
+        <w:t xml:space="preserve">дням, события, отчёт;</w:t>
       </w:r>
     </w:p>
     <w:p>
@@ -3876,13 +3773,13 @@
           <w:bCs/>
           <w:b/>
         </w:rPr>
-        <w:t xml:space="preserve">положения формирований по дням</w:t>
-      </w:r>
-      <w:r>
-        <w:t xml:space="preserve"> </w:t>
-      </w:r>
-      <w:r>
-        <w:t xml:space="preserve">— кто, когда, где (раздел 8.4);</w:t>
+        <w:t xml:space="preserve">Настройка</w:t>
+      </w:r>
+      <w:r>
+        <w:t xml:space="preserve"> </w:t>
+      </w:r>
+      <w:r>
+        <w:t xml:space="preserve">— свой вариант правил;</w:t>
       </w:r>
     </w:p>
     <w:p>
@@ -3898,68 +3795,469 @@
           <w:bCs/>
           <w:b/>
         </w:rPr>
-        <w:t xml:space="preserve">разграничительные линии</w:t>
-      </w:r>
-      <w:r>
-        <w:t xml:space="preserve"> </w:t>
-      </w:r>
-      <w:r>
-        <w:t xml:space="preserve">— между какими объединениями, с какого числа, по каким пунктам,</w:t>
-      </w:r>
-      <w:r>
-        <w:t xml:space="preserve"> </w:t>
-      </w:r>
-      <w:r>
-        <w:t xml:space="preserve">чьи пункты включительно (раздел 8.4).</w:t>
+        <w:t xml:space="preserve">Калибровка</w:t>
+      </w:r>
+      <w:r>
+        <w:t xml:space="preserve"> </w:t>
+      </w:r>
+      <w:r>
+        <w:t xml:space="preserve">— подбор множителей правил по истории операции (обучение — первая половина,</w:t>
+      </w:r>
+      <w:r>
+        <w:t xml:space="preserve"> </w:t>
+      </w:r>
+      <w:r>
+        <w:t xml:space="preserve">проверка — вторая), в браузере, параллельно;</w:t>
+      </w:r>
+    </w:p>
+    <w:p>
+      <w:pPr>
+        <w:numPr>
+          <w:ilvl w:val="0"/>
+          <w:numId w:val="1007"/>
+        </w:numPr>
+        <w:pStyle w:val="Compact"/>
+      </w:pPr>
+      <w:r>
+        <w:rPr>
+          <w:bCs/>
+          <w:b/>
+        </w:rPr>
+        <w:t xml:space="preserve">Операции</w:t>
+      </w:r>
+      <w:r>
+        <w:t xml:space="preserve"> </w:t>
+      </w:r>
+      <w:r>
+        <w:t xml:space="preserve">— загрузка своей операции пакетом (сценарий, театр, история), проверка,</w:t>
+      </w:r>
+      <w:r>
+        <w:t xml:space="preserve"> </w:t>
+      </w:r>
+      <w:r>
+        <w:t xml:space="preserve">контрольный прогон, подготовка к переигровке; материалы, полнота, сверка с базой, пересчёт</w:t>
+      </w:r>
+      <w:r>
+        <w:t xml:space="preserve"> </w:t>
+      </w:r>
+      <w:r>
+        <w:t xml:space="preserve">(раздел 8).</w:t>
       </w:r>
     </w:p>
     <w:p>
       <w:pPr>
         <w:pStyle w:val="FirstParagraph"/>
-      </w:pPr>
-      <w:r>
-        <w:t xml:space="preserve">Под документом видно, что извлеклось: сколько новых записей, дополнений, сведений об</w:t>
-      </w:r>
-      <w:r>
-        <w:t xml:space="preserve"> </w:t>
-      </w:r>
-      <w:r>
-        <w:t xml:space="preserve">инфраструктуре. Каждое сведение показано с цитатой и с тем, как оно ляжет на театр («в</w:t>
-      </w:r>
-      <w:r>
-        <w:t xml:space="preserve"> </w:t>
-      </w:r>
-      <w:r>
-        <w:t xml:space="preserve">расчёте: переправа действует с 17.04» или «на театре не найдено — останется сведением»).</w:t>
-      </w:r>
-      <w:r>
-        <w:t xml:space="preserve"> </w:t>
-      </w:r>
-      <w:r>
-        <w:t xml:space="preserve">Человек принимает или отклоняет; принятое попадает в расчёт и в базу знаний.</w:t>
-      </w:r>
-    </w:p>
-    <w:p>
-      <w:pPr>
-        <w:pStyle w:val="BodyText"/>
       </w:pPr>
       <w:r>
         <w:drawing>
           <wp:inline>
-            <wp:extent cx="5334000" cy="4901798"/>
+            <wp:extent cx="5334000" cy="3333750"/>
             <wp:effectExtent b="0" l="0" r="0" t="0"/>
-            <wp:docPr descr="Материалы операции: извлечённые сведения об инфраструктуре" title="" id="83" name="Picture"/>
+            <wp:docPr descr="Моделирование: описание откалиброванных правил" title="" id="82" name="Picture"/>
             <a:graphic>
               <a:graphicData uri="http://schemas.openxmlformats.org/drawingml/2006/picture">
                 <pic:pic>
                   <pic:nvPicPr>
-                    <pic:cNvPr descr="img/ops-materials.jpg" id="84" name="Picture"/>
+                    <pic:cNvPr descr="img/modeling-models.jpg" id="83" name="Picture"/>
                     <pic:cNvPicPr>
                       <a:picLocks noChangeArrowheads="1" noChangeAspect="1"/>
                     </pic:cNvPicPr>
                   </pic:nvPicPr>
                   <pic:blipFill>
-                    <a:blip r:embed="rId82"/>
+                    <a:blip r:embed="rId81"/>
+                    <a:stretch>
+                      <a:fillRect/>
+                    </a:stretch>
+                  </pic:blipFill>
+                  <pic:spPr bwMode="auto">
+                    <a:xfrm>
+                      <a:off x="0" y="0"/>
+                      <a:ext cx="5334000" cy="3333750"/>
+                    </a:xfrm>
+                    <a:prstGeom prst="rect">
+                      <a:avLst/>
+                    </a:prstGeom>
+                    <a:noFill/>
+                    <a:ln w="9525">
+                      <a:noFill/>
+                      <a:headEnd/>
+                      <a:tailEnd/>
+                    </a:ln>
+                  </pic:spPr>
+                </pic:pic>
+              </a:graphicData>
+            </a:graphic>
+          </wp:inline>
+        </w:drawing>
+      </w:r>
+    </w:p>
+    <w:p>
+      <w:pPr>
+        <w:pStyle w:val="BodyText"/>
+      </w:pPr>
+      <w:r>
+        <w:rPr>
+          <w:iCs/>
+          <w:i/>
+        </w:rPr>
+        <w:t xml:space="preserve">Набор правил</w:t>
+      </w:r>
+      <w:r>
+        <w:rPr>
+          <w:iCs/>
+          <w:i/>
+        </w:rPr>
+        <w:t xml:space="preserve"> </w:t>
+      </w:r>
+      <w:r>
+        <w:rPr>
+          <w:rStyle w:val="VerbatimChar"/>
+          <w:iCs/>
+          <w:i/>
+        </w:rPr>
+        <w:t xml:space="preserve">ww2-berlin-cal</w:t>
+      </w:r>
+      <w:r>
+        <w:rPr>
+          <w:iCs/>
+          <w:i/>
+        </w:rPr>
+        <w:t xml:space="preserve">: блок калибровки (мерило до и после, множители) и таблицы арбитра словами.</w:t>
+      </w:r>
+    </w:p>
+    <w:p>
+      <w:pPr>
+        <w:pStyle w:val="BodyText"/>
+      </w:pPr>
+      <w:r>
+        <w:drawing>
+          <wp:inline>
+            <wp:extent cx="5334000" cy="3333750"/>
+            <wp:effectExtent b="0" l="0" r="0" t="0"/>
+            <wp:docPr descr="Моделирование: сравнение правил с историей" title="" id="85" name="Picture"/>
+            <a:graphic>
+              <a:graphicData uri="http://schemas.openxmlformats.org/drawingml/2006/picture">
+                <pic:pic>
+                  <pic:nvPicPr>
+                    <pic:cNvPr descr="img/modeling-compare.jpg" id="86" name="Picture"/>
+                    <pic:cNvPicPr>
+                      <a:picLocks noChangeArrowheads="1" noChangeAspect="1"/>
+                    </pic:cNvPicPr>
+                  </pic:nvPicPr>
+                  <pic:blipFill>
+                    <a:blip r:embed="rId84"/>
+                    <a:stretch>
+                      <a:fillRect/>
+                    </a:stretch>
+                  </pic:blipFill>
+                  <pic:spPr bwMode="auto">
+                    <a:xfrm>
+                      <a:off x="0" y="0"/>
+                      <a:ext cx="5334000" cy="3333750"/>
+                    </a:xfrm>
+                    <a:prstGeom prst="rect">
+                      <a:avLst/>
+                    </a:prstGeom>
+                    <a:noFill/>
+                    <a:ln w="9525">
+                      <a:noFill/>
+                      <a:headEnd/>
+                      <a:tailEnd/>
+                    </a:ln>
+                  </pic:spPr>
+                </pic:pic>
+              </a:graphicData>
+            </a:graphic>
+          </wp:inline>
+        </w:drawing>
+      </w:r>
+    </w:p>
+    <w:p>
+      <w:pPr>
+        <w:pStyle w:val="BodyText"/>
+      </w:pPr>
+      <w:r>
+        <w:rPr>
+          <w:iCs/>
+          <w:i/>
+        </w:rPr>
+        <w:t xml:space="preserve">Исходные и откалиброванные правила на Берлинской операции: доля положений в допуске, события, отклонение по дням.</w:t>
+      </w:r>
+    </w:p>
+    <w:p>
+      <w:pPr>
+        <w:pStyle w:val="BodyText"/>
+      </w:pPr>
+      <w:r>
+        <w:t xml:space="preserve">Как устроен расчёт, откуда числа и насколько модель совпадает с историей, — часть II.</w:t>
+      </w:r>
+    </w:p>
+    <w:bookmarkEnd w:id="87"/>
+    <w:bookmarkStart w:id="126" w:name="X832284fb410f88164b07a38c8e506aeefc66295"/>
+    <w:p>
+      <w:pPr>
+        <w:pStyle w:val="Heading2"/>
+      </w:pPr>
+      <w:r>
+        <w:t xml:space="preserve">8. База знаний и подготовка операции</w:t>
+      </w:r>
+    </w:p>
+    <w:p>
+      <w:pPr>
+        <w:pStyle w:val="FirstParagraph"/>
+      </w:pPr>
+      <w:r>
+        <w:rPr>
+          <w:bCs/>
+          <w:b/>
+        </w:rPr>
+        <w:t xml:space="preserve">База знаний</w:t>
+      </w:r>
+      <w:r>
+        <w:t xml:space="preserve"> </w:t>
+      </w:r>
+      <w:r>
+        <w:t xml:space="preserve">— сведения по операциям в каркасе категорий: операции, сражения и бои,</w:t>
+      </w:r>
+      <w:r>
+        <w:t xml:space="preserve"> </w:t>
+      </w:r>
+      <w:r>
+        <w:t xml:space="preserve">формирования, командование, организация и доктрина, вооружение, театр, хронология, источники;</w:t>
+      </w:r>
+      <w:r>
+        <w:t xml:space="preserve"> </w:t>
+      </w:r>
+      <w:r>
+        <w:t xml:space="preserve">рубрикатор с нумерацией. У каждого факта — источник, достоверность (A, B, C) и, для извлечённых</w:t>
+      </w:r>
+      <w:r>
+        <w:t xml:space="preserve"> </w:t>
+      </w:r>
+      <w:r>
+        <w:t xml:space="preserve">из документов, дословная цитата. Материалы сгруппированы по операциям. Поиск — по словам и по</w:t>
+      </w:r>
+      <w:r>
+        <w:t xml:space="preserve"> </w:t>
+      </w:r>
+      <w:r>
+        <w:t xml:space="preserve">смыслу (эмбеддинги модели). Модель отвечает на вопросы и рассказывает по теме только по</w:t>
+      </w:r>
+      <w:r>
+        <w:t xml:space="preserve"> </w:t>
+      </w:r>
+      <w:r>
+        <w:t xml:space="preserve">материалам базы, со ссылками; советник в игре получает из неё справки (доктрину, технику — без</w:t>
+      </w:r>
+      <w:r>
+        <w:t xml:space="preserve"> </w:t>
+      </w:r>
+      <w:r>
+        <w:t xml:space="preserve">хода боёв в истории).</w:t>
+      </w:r>
+    </w:p>
+    <w:p>
+      <w:pPr>
+        <w:pStyle w:val="BodyText"/>
+      </w:pPr>
+      <w:r>
+        <w:t xml:space="preserve">Перед моделированием операции нужны материалы: численность и состав формирований, задачи,</w:t>
+      </w:r>
+      <w:r>
+        <w:t xml:space="preserve"> </w:t>
+      </w:r>
+      <w:r>
+        <w:t xml:space="preserve">положения по дням, события, состояние мостов и дорог. Стенд помогает их собрать и показывает,</w:t>
+      </w:r>
+      <w:r>
+        <w:t xml:space="preserve"> </w:t>
+      </w:r>
+      <w:r>
+        <w:t xml:space="preserve">чего не хватает.</w:t>
+      </w:r>
+    </w:p>
+    <w:bookmarkStart w:id="94" w:name="X755e226ad4402fdd679bf3cc49ea760f6b24c52"/>
+    <w:p>
+      <w:pPr>
+        <w:pStyle w:val="Heading3"/>
+      </w:pPr>
+      <w:r>
+        <w:t xml:space="preserve">8.1. Материалы операции и база знаний</w:t>
+      </w:r>
+    </w:p>
+    <w:p>
+      <w:pPr>
+        <w:pStyle w:val="FirstParagraph"/>
+      </w:pPr>
+      <w:r>
+        <w:t xml:space="preserve">В карточке операции («Моделирование → Операции») загружаются документы: книги, донесения,</w:t>
+      </w:r>
+      <w:r>
+        <w:t xml:space="preserve"> </w:t>
+      </w:r>
+      <w:r>
+        <w:t xml:space="preserve">журналы боевых действий (PDF с текстом, Word, HTML, txt) с указанием достоверности (A, B, C).</w:t>
+      </w:r>
+      <w:r>
+        <w:t xml:space="preserve"> </w:t>
+      </w:r>
+      <w:r>
+        <w:t xml:space="preserve">Модель разбирает документ по частям и выписывает:</w:t>
+      </w:r>
+    </w:p>
+    <w:p>
+      <w:pPr>
+        <w:numPr>
+          <w:ilvl w:val="0"/>
+          <w:numId w:val="1008"/>
+        </w:numPr>
+        <w:pStyle w:val="Compact"/>
+      </w:pPr>
+      <w:r>
+        <w:rPr>
+          <w:bCs/>
+          <w:b/>
+        </w:rPr>
+        <w:t xml:space="preserve">записи в базу знаний</w:t>
+      </w:r>
+      <w:r>
+        <w:t xml:space="preserve"> </w:t>
+      </w:r>
+      <w:r>
+        <w:t xml:space="preserve">— в раздел этой операции (формирования, пункты, бои, хроника,</w:t>
+      </w:r>
+      <w:r>
+        <w:t xml:space="preserve"> </w:t>
+      </w:r>
+      <w:r>
+        <w:t xml:space="preserve">нормативы) с дословной цитатой; без цитаты запись отбрасывается;</w:t>
+      </w:r>
+    </w:p>
+    <w:p>
+      <w:pPr>
+        <w:numPr>
+          <w:ilvl w:val="0"/>
+          <w:numId w:val="1008"/>
+        </w:numPr>
+        <w:pStyle w:val="Compact"/>
+      </w:pPr>
+      <w:r>
+        <w:rPr>
+          <w:bCs/>
+          <w:b/>
+        </w:rPr>
+        <w:t xml:space="preserve">сведения об инфраструктуре</w:t>
+      </w:r>
+      <w:r>
+        <w:t xml:space="preserve"> </w:t>
+      </w:r>
+      <w:r>
+        <w:t xml:space="preserve">— мосты, переправы, дороги, железные дороги: что, где, в</w:t>
+      </w:r>
+      <w:r>
+        <w:t xml:space="preserve"> </w:t>
+      </w:r>
+      <w:r>
+        <w:t xml:space="preserve">каком состоянии, с какой даты, чьими силами;</w:t>
+      </w:r>
+    </w:p>
+    <w:p>
+      <w:pPr>
+        <w:numPr>
+          <w:ilvl w:val="0"/>
+          <w:numId w:val="1008"/>
+        </w:numPr>
+        <w:pStyle w:val="Compact"/>
+      </w:pPr>
+      <w:r>
+        <w:rPr>
+          <w:bCs/>
+          <w:b/>
+        </w:rPr>
+        <w:t xml:space="preserve">положения формирований по дням</w:t>
+      </w:r>
+      <w:r>
+        <w:t xml:space="preserve"> </w:t>
+      </w:r>
+      <w:r>
+        <w:t xml:space="preserve">— кто, когда, где (раздел 8.4);</w:t>
+      </w:r>
+    </w:p>
+    <w:p>
+      <w:pPr>
+        <w:numPr>
+          <w:ilvl w:val="0"/>
+          <w:numId w:val="1008"/>
+        </w:numPr>
+        <w:pStyle w:val="Compact"/>
+      </w:pPr>
+      <w:r>
+        <w:rPr>
+          <w:bCs/>
+          <w:b/>
+        </w:rPr>
+        <w:t xml:space="preserve">разграничительные линии</w:t>
+      </w:r>
+      <w:r>
+        <w:t xml:space="preserve"> </w:t>
+      </w:r>
+      <w:r>
+        <w:t xml:space="preserve">— между какими объединениями, с какого числа, по каким пунктам,</w:t>
+      </w:r>
+      <w:r>
+        <w:t xml:space="preserve"> </w:t>
+      </w:r>
+      <w:r>
+        <w:t xml:space="preserve">чьи пункты включительно (раздел 8.4).</w:t>
+      </w:r>
+    </w:p>
+    <w:p>
+      <w:pPr>
+        <w:pStyle w:val="FirstParagraph"/>
+      </w:pPr>
+      <w:r>
+        <w:t xml:space="preserve">Под документом видно, что извлеклось: сколько новых записей, дополнений, сведений об</w:t>
+      </w:r>
+      <w:r>
+        <w:t xml:space="preserve"> </w:t>
+      </w:r>
+      <w:r>
+        <w:t xml:space="preserve">инфраструктуре. Каждое сведение показано с цитатой и с тем, как оно ляжет на театр («в</w:t>
+      </w:r>
+      <w:r>
+        <w:t xml:space="preserve"> </w:t>
+      </w:r>
+      <w:r>
+        <w:t xml:space="preserve">расчёте: переправа действует с 17.04» или «на театре не найдено — останется сведением»).</w:t>
+      </w:r>
+      <w:r>
+        <w:t xml:space="preserve"> </w:t>
+      </w:r>
+      <w:r>
+        <w:t xml:space="preserve">Человек принимает или отклоняет; принятое попадает в расчёт и в базу знаний.</w:t>
+      </w:r>
+    </w:p>
+    <w:p>
+      <w:pPr>
+        <w:pStyle w:val="BodyText"/>
+      </w:pPr>
+      <w:r>
+        <w:drawing>
+          <wp:inline>
+            <wp:extent cx="5334000" cy="4901798"/>
+            <wp:effectExtent b="0" l="0" r="0" t="0"/>
+            <wp:docPr descr="Материалы операции: извлечённые сведения об инфраструктуре" title="" id="89" name="Picture"/>
+            <a:graphic>
+              <a:graphicData uri="http://schemas.openxmlformats.org/drawingml/2006/picture">
+                <pic:pic>
+                  <pic:nvPicPr>
+                    <pic:cNvPr descr="img/ops-materials.jpg" id="90" name="Picture"/>
+                    <pic:cNvPicPr>
+                      <a:picLocks noChangeArrowheads="1" noChangeAspect="1"/>
+                    </pic:cNvPicPr>
+                  </pic:nvPicPr>
+                  <pic:blipFill>
+                    <a:blip r:embed="rId88"/>
                     <a:stretch>
                       <a:fillRect/>
                     </a:stretch>
@@ -4033,18 +4331,18 @@
           <wp:inline>
             <wp:extent cx="5334000" cy="3333750"/>
             <wp:effectExtent b="0" l="0" r="0" t="0"/>
-            <wp:docPr descr="Знания: Берлинская операция" title="" id="86" name="Picture"/>
+            <wp:docPr descr="Знания: Берлинская операция" title="" id="92" name="Picture"/>
             <a:graphic>
               <a:graphicData uri="http://schemas.openxmlformats.org/drawingml/2006/picture">
                 <pic:pic>
                   <pic:nvPicPr>
-                    <pic:cNvPr descr="img/kb-browse.jpg" id="87" name="Picture"/>
+                    <pic:cNvPr descr="img/kb-browse.jpg" id="93" name="Picture"/>
                     <pic:cNvPicPr>
                       <a:picLocks noChangeArrowheads="1" noChangeAspect="1"/>
                     </pic:cNvPicPr>
                   </pic:nvPicPr>
                   <pic:blipFill>
-                    <a:blip r:embed="rId85"/>
+                    <a:blip r:embed="rId91"/>
                     <a:stretch>
                       <a:fillRect/>
                     </a:stretch>
@@ -4083,8 +4381,8 @@
         <w:t xml:space="preserve">Раздел «Знания»: рубрикатор слева, запись об операции с фактами, источниками и достоверностью, справа — вопросы к модели по базе.</w:t>
       </w:r>
     </w:p>
-    <w:bookmarkEnd w:id="88"/>
-    <w:bookmarkStart w:id="101" w:name="X1522de9a32215e1f5cfde96f52b018aac5cada8"/>
+    <w:bookmarkEnd w:id="94"/>
+    <w:bookmarkStart w:id="107" w:name="X1522de9a32215e1f5cfde96f52b018aac5cada8"/>
     <w:p>
       <w:pPr>
         <w:pStyle w:val="Heading3"/>
@@ -5038,18 +5336,18 @@
           <wp:inline>
             <wp:extent cx="5334000" cy="3333750"/>
             <wp:effectExtent b="0" l="0" r="0" t="0"/>
-            <wp:docPr descr="Полнота материалов Берлинской операции" title="" id="90" name="Picture"/>
+            <wp:docPr descr="Полнота материалов Берлинской операции" title="" id="96" name="Picture"/>
             <a:graphic>
               <a:graphicData uri="http://schemas.openxmlformats.org/drawingml/2006/picture">
                 <pic:pic>
                   <pic:nvPicPr>
-                    <pic:cNvPr descr="img/kb-coverage.jpg" id="91" name="Picture"/>
+                    <pic:cNvPr descr="img/kb-coverage.jpg" id="97" name="Picture"/>
                     <pic:cNvPicPr>
                       <a:picLocks noChangeArrowheads="1" noChangeAspect="1"/>
                     </pic:cNvPicPr>
                   </pic:nvPicPr>
                   <pic:blipFill>
-                    <a:blip r:embed="rId89"/>
+                    <a:blip r:embed="rId95"/>
                     <a:stretch>
                       <a:fillRect/>
                     </a:stretch>
@@ -5155,18 +5453,18 @@
           <wp:inline>
             <wp:extent cx="5334000" cy="3515839"/>
             <wp:effectExtent b="0" l="0" r="0" t="0"/>
-            <wp:docPr descr="Матрица полноты: формирования" title="" id="93" name="Picture"/>
+            <wp:docPr descr="Матрица полноты: формирования" title="" id="99" name="Picture"/>
             <a:graphic>
               <a:graphicData uri="http://schemas.openxmlformats.org/drawingml/2006/picture">
                 <pic:pic>
                   <pic:nvPicPr>
-                    <pic:cNvPr descr="img/ops-coverage-matrix.jpg" id="94" name="Picture"/>
+                    <pic:cNvPr descr="img/ops-coverage-matrix.jpg" id="100" name="Picture"/>
                     <pic:cNvPicPr>
                       <a:picLocks noChangeArrowheads="1" noChangeAspect="1"/>
                     </pic:cNvPicPr>
                   </pic:nvPicPr>
                   <pic:blipFill>
-                    <a:blip r:embed="rId92"/>
+                    <a:blip r:embed="rId98"/>
                     <a:stretch>
                       <a:fillRect/>
                     </a:stretch>
@@ -5214,18 +5512,18 @@
           <wp:inline>
             <wp:extent cx="5334000" cy="3345971"/>
             <wp:effectExtent b="0" l="0" r="0" t="0"/>
-            <wp:docPr descr="Карта пробелов" title="" id="96" name="Picture"/>
+            <wp:docPr descr="Карта пробелов" title="" id="102" name="Picture"/>
             <a:graphic>
               <a:graphicData uri="http://schemas.openxmlformats.org/drawingml/2006/picture">
                 <pic:pic>
                   <pic:nvPicPr>
-                    <pic:cNvPr descr="img/ops-gapmap.jpg" id="97" name="Picture"/>
+                    <pic:cNvPr descr="img/ops-gapmap.jpg" id="103" name="Picture"/>
                     <pic:cNvPicPr>
                       <a:picLocks noChangeArrowheads="1" noChangeAspect="1"/>
                     </pic:cNvPicPr>
                   </pic:nvPicPr>
                   <pic:blipFill>
-                    <a:blip r:embed="rId95"/>
+                    <a:blip r:embed="rId101"/>
                     <a:stretch>
                       <a:fillRect/>
                     </a:stretch>
@@ -5315,18 +5613,18 @@
           <wp:inline>
             <wp:extent cx="5334000" cy="3333750"/>
             <wp:effectExtent b="0" l="0" r="0" t="0"/>
-            <wp:docPr descr="Полнота: разграничительные линии" title="" id="99" name="Picture"/>
+            <wp:docPr descr="Полнота: разграничительные линии" title="" id="105" name="Picture"/>
             <a:graphic>
               <a:graphicData uri="http://schemas.openxmlformats.org/drawingml/2006/picture">
                 <pic:pic>
                   <pic:nvPicPr>
-                    <pic:cNvPr descr="img/ops-coverage-boundaries.jpg" id="100" name="Picture"/>
+                    <pic:cNvPr descr="img/ops-coverage-boundaries.jpg" id="106" name="Picture"/>
                     <pic:cNvPicPr>
                       <a:picLocks noChangeArrowheads="1" noChangeAspect="1"/>
                     </pic:cNvPicPr>
                   </pic:nvPicPr>
                   <pic:blipFill>
-                    <a:blip r:embed="rId98"/>
+                    <a:blip r:embed="rId104"/>
                     <a:stretch>
                       <a:fillRect/>
                     </a:stretch>
@@ -5419,8 +5717,8 @@
         <w:t xml:space="preserve">файлом «Что собрать (.md)» — задание на поиск материалов.</w:t>
       </w:r>
     </w:p>
-    <w:bookmarkEnd w:id="101"/>
-    <w:bookmarkStart w:id="105" w:name="X56f5652edeab440528fab61a4ffcffc991f13a2"/>
+    <w:bookmarkEnd w:id="107"/>
+    <w:bookmarkStart w:id="111" w:name="X56f5652edeab440528fab61a4ffcffc991f13a2"/>
     <w:p>
       <w:pPr>
         <w:pStyle w:val="Heading3"/>
@@ -5612,18 +5910,18 @@
           <wp:inline>
             <wp:extent cx="5334000" cy="2387650"/>
             <wp:effectExtent b="0" l="0" r="0" t="0"/>
-            <wp:docPr descr="Сверка с базой знаний" title="" id="103" name="Picture"/>
+            <wp:docPr descr="Сверка с базой знаний" title="" id="109" name="Picture"/>
             <a:graphic>
               <a:graphicData uri="http://schemas.openxmlformats.org/drawingml/2006/picture">
                 <pic:pic>
                   <pic:nvPicPr>
-                    <pic:cNvPr descr="img/ops-sync.jpg" id="104" name="Picture"/>
+                    <pic:cNvPr descr="img/ops-sync.jpg" id="110" name="Picture"/>
                     <pic:cNvPicPr>
                       <a:picLocks noChangeArrowheads="1" noChangeAspect="1"/>
                     </pic:cNvPicPr>
                   </pic:nvPicPr>
                   <pic:blipFill>
-                    <a:blip r:embed="rId102"/>
+                    <a:blip r:embed="rId108"/>
                     <a:stretch>
                       <a:fillRect/>
                     </a:stretch>
@@ -5662,8 +5960,8 @@
         <w:t xml:space="preserve">Берлинская операция: три расхождения «база → сценарий» — танки трёх немецких дивизий (в сценарии — по распределению численности армии, в базе — исправные на 13.04 по Исаеву), и 187 сведений, которых в базе нет: численность, танки, орудия, боевой путь.</w:t>
       </w:r>
     </w:p>
-    <w:bookmarkEnd w:id="105"/>
-    <w:bookmarkStart w:id="112" w:name="Xa54427352b129e489a6c64cd5bece0234c5b20f"/>
+    <w:bookmarkEnd w:id="111"/>
+    <w:bookmarkStart w:id="118" w:name="Xa54427352b129e489a6c64cd5bece0234c5b20f"/>
     <w:p>
       <w:pPr>
         <w:pStyle w:val="Heading3"/>
@@ -5710,7 +6008,7 @@
       <w:pPr>
         <w:numPr>
           <w:ilvl w:val="0"/>
-          <w:numId w:val="1008"/>
+          <w:numId w:val="1009"/>
         </w:numPr>
         <w:pStyle w:val="Compact"/>
       </w:pPr>
@@ -5732,7 +6030,7 @@
       <w:pPr>
         <w:numPr>
           <w:ilvl w:val="0"/>
-          <w:numId w:val="1008"/>
+          <w:numId w:val="1009"/>
         </w:numPr>
         <w:pStyle w:val="Compact"/>
       </w:pPr>
@@ -5779,18 +6077,18 @@
           <wp:inline>
             <wp:extent cx="5334000" cy="2091232"/>
             <wp:effectExtent b="0" l="0" r="0" t="0"/>
-            <wp:docPr descr="Положения из документа" title="" id="107" name="Picture"/>
+            <wp:docPr descr="Положения из документа" title="" id="113" name="Picture"/>
             <a:graphic>
               <a:graphicData uri="http://schemas.openxmlformats.org/drawingml/2006/picture">
                 <pic:pic>
                   <pic:nvPicPr>
-                    <pic:cNvPr descr="img/ops-positions.jpg" id="108" name="Picture"/>
+                    <pic:cNvPr descr="img/ops-positions.jpg" id="114" name="Picture"/>
                     <pic:cNvPicPr>
                       <a:picLocks noChangeArrowheads="1" noChangeAspect="1"/>
                     </pic:cNvPicPr>
                   </pic:nvPicPr>
                   <pic:blipFill>
-                    <a:blip r:embed="rId106"/>
+                    <a:blip r:embed="rId112"/>
                     <a:stretch>
                       <a:fillRect/>
                     </a:stretch>
@@ -5887,7 +6185,7 @@
       <w:pPr>
         <w:numPr>
           <w:ilvl w:val="0"/>
-          <w:numId w:val="1009"/>
+          <w:numId w:val="1010"/>
         </w:numPr>
         <w:pStyle w:val="Compact"/>
       </w:pPr>
@@ -5915,7 +6213,7 @@
       <w:pPr>
         <w:numPr>
           <w:ilvl w:val="0"/>
-          <w:numId w:val="1009"/>
+          <w:numId w:val="1010"/>
         </w:numPr>
         <w:pStyle w:val="Compact"/>
       </w:pPr>
@@ -5968,18 +6266,18 @@
           <wp:inline>
             <wp:extent cx="5334000" cy="3926709"/>
             <wp:effectExtent b="0" l="0" r="0" t="0"/>
-            <wp:docPr descr="Разграничительная линия из документа" title="" id="110" name="Picture"/>
+            <wp:docPr descr="Разграничительная линия из документа" title="" id="116" name="Picture"/>
             <a:graphic>
               <a:graphicData uri="http://schemas.openxmlformats.org/drawingml/2006/picture">
                 <pic:pic>
                   <pic:nvPicPr>
-                    <pic:cNvPr descr="img/ops-boundaries.jpg" id="111" name="Picture"/>
+                    <pic:cNvPr descr="img/ops-boundaries.jpg" id="117" name="Picture"/>
                     <pic:cNvPicPr>
                       <a:picLocks noChangeArrowheads="1" noChangeAspect="1"/>
                     </pic:cNvPicPr>
                   </pic:nvPicPr>
                   <pic:blipFill>
-                    <a:blip r:embed="rId109"/>
+                    <a:blip r:embed="rId115"/>
                     <a:stretch>
                       <a:fillRect/>
                     </a:stretch>
@@ -6018,8 +6316,8 @@
         <w:t xml:space="preserve">Директива о линии 1 БФ / 1 УФ с 23.04: на театре найдены два пункта из четырёх (Тойпитц, Миттенвальде); справа по ходу линии — 1-й Белорусский фронт; линия принята в сценарий и в базу.</w:t>
       </w:r>
     </w:p>
-    <w:bookmarkEnd w:id="112"/>
-    <w:bookmarkStart w:id="119" w:name="Xc8e6f1bd6278aa3185a2ef046b9f30fa5352ca0"/>
+    <w:bookmarkEnd w:id="118"/>
+    <w:bookmarkStart w:id="125" w:name="Xc8e6f1bd6278aa3185a2ef046b9f30fa5352ca0"/>
     <w:p>
       <w:pPr>
         <w:pStyle w:val="Heading3"/>
@@ -6052,7 +6350,7 @@
       <w:pPr>
         <w:numPr>
           <w:ilvl w:val="0"/>
-          <w:numId w:val="1010"/>
+          <w:numId w:val="1011"/>
         </w:numPr>
         <w:pStyle w:val="Compact"/>
       </w:pPr>
@@ -6064,7 +6362,7 @@
       <w:pPr>
         <w:numPr>
           <w:ilvl w:val="0"/>
-          <w:numId w:val="1010"/>
+          <w:numId w:val="1011"/>
         </w:numPr>
         <w:pStyle w:val="Compact"/>
       </w:pPr>
@@ -6082,7 +6380,7 @@
       <w:pPr>
         <w:numPr>
           <w:ilvl w:val="0"/>
-          <w:numId w:val="1010"/>
+          <w:numId w:val="1011"/>
         </w:numPr>
         <w:pStyle w:val="Compact"/>
       </w:pPr>
@@ -6100,7 +6398,7 @@
       <w:pPr>
         <w:numPr>
           <w:ilvl w:val="0"/>
-          <w:numId w:val="1010"/>
+          <w:numId w:val="1011"/>
         </w:numPr>
         <w:pStyle w:val="Compact"/>
       </w:pPr>
@@ -6118,7 +6416,7 @@
       <w:pPr>
         <w:numPr>
           <w:ilvl w:val="0"/>
-          <w:numId w:val="1010"/>
+          <w:numId w:val="1011"/>
         </w:numPr>
         <w:pStyle w:val="Compact"/>
       </w:pPr>
@@ -6191,18 +6489,18 @@
           <wp:inline>
             <wp:extent cx="5334000" cy="1739347"/>
             <wp:effectExtent b="0" l="0" r="0" t="0"/>
-            <wp:docPr descr="Пересчёт модели" title="" id="114" name="Picture"/>
+            <wp:docPr descr="Пересчёт модели" title="" id="120" name="Picture"/>
             <a:graphic>
               <a:graphicData uri="http://schemas.openxmlformats.org/drawingml/2006/picture">
                 <pic:pic>
                   <pic:nvPicPr>
-                    <pic:cNvPr descr="img/ops-recalc.jpg" id="115" name="Picture"/>
+                    <pic:cNvPr descr="img/ops-recalc.jpg" id="121" name="Picture"/>
                     <pic:cNvPicPr>
                       <a:picLocks noChangeArrowheads="1" noChangeAspect="1"/>
                     </pic:cNvPicPr>
                   </pic:nvPicPr>
                   <pic:blipFill>
-                    <a:blip r:embed="rId113"/>
+                    <a:blip r:embed="rId119"/>
                     <a:stretch>
                       <a:fillRect/>
                     </a:stretch>
@@ -6250,18 +6548,18 @@
           <wp:inline>
             <wp:extent cx="5334000" cy="3333750"/>
             <wp:effectExtent b="0" l="0" r="0" t="0"/>
-            <wp:docPr descr="Запись о калибровке в базе знаний" title="" id="117" name="Picture"/>
+            <wp:docPr descr="Запись о калибровке в базе знаний" title="" id="123" name="Picture"/>
             <a:graphic>
               <a:graphicData uri="http://schemas.openxmlformats.org/drawingml/2006/picture">
                 <pic:pic>
                   <pic:nvPicPr>
-                    <pic:cNvPr descr="img/kb-calibration.jpg" id="118" name="Picture"/>
+                    <pic:cNvPr descr="img/kb-calibration.jpg" id="124" name="Picture"/>
                     <pic:cNvPicPr>
                       <a:picLocks noChangeArrowheads="1" noChangeAspect="1"/>
                     </pic:cNvPicPr>
                   </pic:nvPicPr>
                   <pic:blipFill>
-                    <a:blip r:embed="rId116"/>
+                    <a:blip r:embed="rId122"/>
                     <a:stretch>
                       <a:fillRect/>
                     </a:stretch>
@@ -6300,9 +6598,9 @@
         <w:t xml:space="preserve">Запись «Калибровка модели» в разделе «Знания»: что изменилось в данных, мерило до и после, сдвинутые множители.</w:t>
       </w:r>
     </w:p>
-    <w:bookmarkEnd w:id="119"/>
-    <w:bookmarkEnd w:id="120"/>
-    <w:bookmarkStart w:id="124" w:name="Xa61a7e2e0160f5710f753bff8f371ed1115d4af"/>
+    <w:bookmarkEnd w:id="125"/>
+    <w:bookmarkEnd w:id="126"/>
+    <w:bookmarkStart w:id="130" w:name="Xa61a7e2e0160f5710f753bff8f371ed1115d4af"/>
     <w:p>
       <w:pPr>
         <w:pStyle w:val="Heading2"/>
@@ -6452,6 +6750,32 @@
               <w:jc w:val="left"/>
             </w:pPr>
             <w:r>
+              <w:t xml:space="preserve">Ставка</w:t>
+            </w:r>
+          </w:p>
+        </w:tc>
+        <w:tc>
+          <w:tcPr/>
+          <w:p>
+            <w:pPr>
+              <w:pStyle w:val="Compact"/>
+              <w:jc w:val="left"/>
+            </w:pPr>
+            <w:r>
+              <w:t xml:space="preserve">разграничительные линии между фронтами в игре, когда обстановка разошлась с историей или есть ходатайство (по выбору)</w:t>
+            </w:r>
+          </w:p>
+        </w:tc>
+      </w:tr>
+      <w:tr>
+        <w:tc>
+          <w:tcPr/>
+          <w:p>
+            <w:pPr>
+              <w:pStyle w:val="Compact"/>
+              <w:jc w:val="left"/>
+            </w:pPr>
+            <w:r>
               <w:t xml:space="preserve">Разбор</w:t>
             </w:r>
           </w:p>
@@ -6566,18 +6890,18 @@
           <wp:inline>
             <wp:extent cx="5334000" cy="3333750"/>
             <wp:effectExtent b="0" l="0" r="0" t="0"/>
-            <wp:docPr descr="Раздел «ИИ»" title="" id="122" name="Picture"/>
+            <wp:docPr descr="Раздел «ИИ»" title="" id="128" name="Picture"/>
             <a:graphic>
               <a:graphicData uri="http://schemas.openxmlformats.org/drawingml/2006/picture">
                 <pic:pic>
                   <pic:nvPicPr>
-                    <pic:cNvPr descr="img/ai-settings.jpg" id="123" name="Picture"/>
+                    <pic:cNvPr descr="img/ai-settings.jpg" id="129" name="Picture"/>
                     <pic:cNvPicPr>
                       <a:picLocks noChangeArrowheads="1" noChangeAspect="1"/>
                     </pic:cNvPicPr>
                   </pic:nvPicPr>
                   <pic:blipFill>
-                    <a:blip r:embed="rId121"/>
+                    <a:blip r:embed="rId127"/>
                     <a:stretch>
                       <a:fillRect/>
                     </a:stretch>
@@ -6616,8 +6940,8 @@
         <w:t xml:space="preserve">Связь с моделью: адрес сервера, модель, размышление; как подготовить LM Studio и что видит модель.</w:t>
       </w:r>
     </w:p>
-    <w:bookmarkEnd w:id="124"/>
-    <w:bookmarkStart w:id="126" w:name="Xf6db27664d3ccada61aa622f142e743fa79134b"/>
+    <w:bookmarkEnd w:id="130"/>
+    <w:bookmarkStart w:id="132" w:name="Xf6db27664d3ccada61aa622f142e743fa79134b"/>
     <w:p>
       <w:pPr>
         <w:pStyle w:val="Heading2"/>
@@ -7219,7 +7543,7 @@
       <w:r>
         <w:t xml:space="preserve"> </w:t>
       </w:r>
-      <w:hyperlink r:id="rId125">
+      <w:hyperlink r:id="rId131">
         <w:r>
           <w:rPr>
             <w:rStyle w:val="Hyperlink"/>
@@ -7231,8 +7555,8 @@
         <w:t xml:space="preserve">.</w:t>
       </w:r>
     </w:p>
-    <w:bookmarkEnd w:id="126"/>
-    <w:bookmarkStart w:id="128" w:name="X05c6b39a4826060f94102ba7cd6d65d62595383"/>
+    <w:bookmarkEnd w:id="132"/>
+    <w:bookmarkStart w:id="134" w:name="X05c6b39a4826060f94102ba7cd6d65d62595383"/>
     <w:p>
       <w:pPr>
         <w:pStyle w:val="Heading2"/>
@@ -7593,7 +7917,7 @@
       <w:r>
         <w:t xml:space="preserve"> </w:t>
       </w:r>
-      <w:hyperlink r:id="rId127">
+      <w:hyperlink r:id="rId133">
         <w:r>
           <w:rPr>
             <w:rStyle w:val="Hyperlink"/>
@@ -7605,8 +7929,8 @@
         <w:t xml:space="preserve">.</w:t>
       </w:r>
     </w:p>
-    <w:bookmarkEnd w:id="128"/>
-    <w:bookmarkStart w:id="130" w:name="Xebe1a65cc94765552f91703977d128468568d29"/>
+    <w:bookmarkEnd w:id="134"/>
+    <w:bookmarkStart w:id="136" w:name="Xebe1a65cc94765552f91703977d128468568d29"/>
     <w:p>
       <w:pPr>
         <w:pStyle w:val="Heading2"/>
@@ -7619,7 +7943,7 @@
       <w:pPr>
         <w:numPr>
           <w:ilvl w:val="0"/>
-          <w:numId w:val="1011"/>
+          <w:numId w:val="1012"/>
         </w:numPr>
         <w:pStyle w:val="Compact"/>
       </w:pPr>
@@ -7648,7 +7972,7 @@
       <w:r>
         <w:t xml:space="preserve"> </w:t>
       </w:r>
-      <w:hyperlink r:id="rId129">
+      <w:hyperlink r:id="rId135">
         <w:r>
           <w:rPr>
             <w:rStyle w:val="Hyperlink"/>
@@ -7685,7 +8009,7 @@
       <w:pPr>
         <w:numPr>
           <w:ilvl w:val="0"/>
-          <w:numId w:val="1011"/>
+          <w:numId w:val="1012"/>
         </w:numPr>
         <w:pStyle w:val="Compact"/>
       </w:pPr>
@@ -7707,7 +8031,7 @@
       <w:pPr>
         <w:numPr>
           <w:ilvl w:val="0"/>
-          <w:numId w:val="1011"/>
+          <w:numId w:val="1012"/>
         </w:numPr>
         <w:pStyle w:val="Compact"/>
       </w:pPr>
@@ -7729,7 +8053,7 @@
       <w:pPr>
         <w:numPr>
           <w:ilvl w:val="0"/>
-          <w:numId w:val="1011"/>
+          <w:numId w:val="1012"/>
         </w:numPr>
         <w:pStyle w:val="Compact"/>
       </w:pPr>
@@ -7763,7 +8087,7 @@
       <w:pPr>
         <w:numPr>
           <w:ilvl w:val="0"/>
-          <w:numId w:val="1011"/>
+          <w:numId w:val="1012"/>
         </w:numPr>
         <w:pStyle w:val="Compact"/>
       </w:pPr>
@@ -7781,8 +8105,8 @@
         <w:t xml:space="preserve">— любой сервер с API, совместимым с OpenAI (LM Studio по умолчанию).</w:t>
       </w:r>
     </w:p>
-    <w:bookmarkEnd w:id="130"/>
-    <w:bookmarkStart w:id="131" w:name="X3efa651d5370762a52bb3478fb99987bd328529"/>
+    <w:bookmarkEnd w:id="136"/>
+    <w:bookmarkStart w:id="137" w:name="X3efa651d5370762a52bb3478fb99987bd328529"/>
     <w:p>
       <w:pPr>
         <w:pStyle w:val="Heading2"/>
@@ -8068,8 +8392,8 @@
         <w:t xml:space="preserve">в разработке ключ не нужен. Корпоративный прокси и свои сертификаты поддерживаются при сборке.</w:t>
       </w:r>
     </w:p>
-    <w:bookmarkEnd w:id="131"/>
-    <w:bookmarkStart w:id="132" w:name="X4b31094387d439be84dabb9b914a8e04f5f8768"/>
+    <w:bookmarkEnd w:id="137"/>
+    <w:bookmarkStart w:id="138" w:name="X4b31094387d439be84dabb9b914a8e04f5f8768"/>
     <w:p>
       <w:pPr>
         <w:pStyle w:val="Heading2"/>
@@ -8250,9 +8574,9 @@
         <w:t xml:space="preserve">Playwright). Описание обновляется в том же коммите, что и доработка.</w:t>
       </w:r>
     </w:p>
-    <w:bookmarkEnd w:id="132"/>
-    <w:bookmarkEnd w:id="133"/>
-    <w:bookmarkStart w:id="177" w:name="часть-ii-модель-переигровки"/>
+    <w:bookmarkEnd w:id="138"/>
+    <w:bookmarkEnd w:id="139"/>
+    <w:bookmarkStart w:id="183" w:name="часть-ii-модель-переигровки"/>
     <w:p>
       <w:pPr>
         <w:pStyle w:val="Heading1"/>
@@ -8315,7 +8639,7 @@
       <w:r>
         <w:t xml:space="preserve"> </w:t>
       </w:r>
-      <w:hyperlink r:id="rId134">
+      <w:hyperlink r:id="rId140">
         <w:r>
           <w:rPr>
             <w:rStyle w:val="Hyperlink"/>
@@ -8335,7 +8659,7 @@
       <w:r>
         <w:t xml:space="preserve"> </w:t>
       </w:r>
-      <w:hyperlink r:id="rId135">
+      <w:hyperlink r:id="rId141">
         <w:r>
           <w:rPr>
             <w:rStyle w:val="Hyperlink"/>
@@ -8347,7 +8671,7 @@
         <w:t xml:space="preserve">.</w:t>
       </w:r>
     </w:p>
-    <w:bookmarkStart w:id="136" w:name="Xcf63c037ab7dd7d4db403f4b5c8eccdd2dae3f8"/>
+    <w:bookmarkStart w:id="142" w:name="Xcf63c037ab7dd7d4db403f4b5c8eccdd2dae3f8"/>
     <w:p>
       <w:pPr>
         <w:pStyle w:val="Heading2"/>
@@ -8510,8 +8834,8 @@
         <w:t xml:space="preserve">операции). Городской: клетка 250 м, ход 12 часов (бой в Берлине 24.04–2.05).</w:t>
       </w:r>
     </w:p>
-    <w:bookmarkEnd w:id="136"/>
-    <w:bookmarkStart w:id="137" w:name="X93fe99f6f07019eee78d1697861d571a3900607"/>
+    <w:bookmarkEnd w:id="142"/>
+    <w:bookmarkStart w:id="143" w:name="X93fe99f6f07019eee78d1697861d571a3900607"/>
     <w:p>
       <w:pPr>
         <w:pStyle w:val="Heading2"/>
@@ -8795,8 +9119,8 @@
         <w:t xml:space="preserve">   сценарий, история (положения по дням) ──► пересчёт: калибровка, контрольная</w:t>
       </w:r>
     </w:p>
-    <w:bookmarkEnd w:id="137"/>
-    <w:bookmarkStart w:id="147" w:name="Xb75c2b10631fcbfc04eb3a0e3375c635fd2d8e0"/>
+    <w:bookmarkEnd w:id="143"/>
+    <w:bookmarkStart w:id="153" w:name="Xb75c2b10631fcbfc04eb3a0e3375c635fd2d8e0"/>
     <w:p>
       <w:pPr>
         <w:pStyle w:val="Heading2"/>
@@ -8805,7 +9129,7 @@
         <w:t xml:space="preserve">17. Данные</w:t>
       </w:r>
     </w:p>
-    <w:bookmarkStart w:id="138" w:name="Xff0f5815d53b5e11d412cf8d88bb873a350baac"/>
+    <w:bookmarkStart w:id="144" w:name="Xff0f5815d53b5e11d412cf8d88bb873a350baac"/>
     <w:p>
       <w:pPr>
         <w:pStyle w:val="Heading3"/>
@@ -9354,7 +9678,7 @@
       <w:pPr>
         <w:numPr>
           <w:ilvl w:val="0"/>
-          <w:numId w:val="1012"/>
+          <w:numId w:val="1013"/>
         </w:numPr>
         <w:pStyle w:val="Compact"/>
       </w:pPr>
@@ -9389,7 +9713,7 @@
       <w:pPr>
         <w:numPr>
           <w:ilvl w:val="0"/>
-          <w:numId w:val="1012"/>
+          <w:numId w:val="1013"/>
         </w:numPr>
         <w:pStyle w:val="Compact"/>
       </w:pPr>
@@ -9411,7 +9735,7 @@
       <w:pPr>
         <w:numPr>
           <w:ilvl w:val="0"/>
-          <w:numId w:val="1012"/>
+          <w:numId w:val="1013"/>
         </w:numPr>
         <w:pStyle w:val="Compact"/>
       </w:pPr>
@@ -9596,8 +9920,8 @@
         <w:t xml:space="preserve">берёт линии, оба объединения которых есть в сценарии и сроки которых пересекают его.</w:t>
       </w:r>
     </w:p>
-    <w:bookmarkEnd w:id="138"/>
-    <w:bookmarkStart w:id="144" w:name="Xeec6d9fa7b141a19e37f5ed647e4d66f2c8768d"/>
+    <w:bookmarkEnd w:id="144"/>
+    <w:bookmarkStart w:id="150" w:name="Xeec6d9fa7b141a19e37f5ed647e4d66f2c8768d"/>
     <w:p>
       <w:pPr>
         <w:pStyle w:val="Heading3"/>
@@ -9992,7 +10316,7 @@
       <w:pPr>
         <w:numPr>
           <w:ilvl w:val="0"/>
-          <w:numId w:val="1013"/>
+          <w:numId w:val="1014"/>
         </w:numPr>
         <w:pStyle w:val="Compact"/>
       </w:pPr>
@@ -10020,7 +10344,7 @@
       <w:pPr>
         <w:numPr>
           <w:ilvl w:val="0"/>
-          <w:numId w:val="1013"/>
+          <w:numId w:val="1014"/>
         </w:numPr>
         <w:pStyle w:val="Compact"/>
       </w:pPr>
@@ -10187,18 +10511,18 @@
           <wp:inline>
             <wp:extent cx="5334000" cy="3333750"/>
             <wp:effectExtent b="0" l="0" r="0" t="0"/>
-            <wp:docPr descr="Исторический слой: сравнение дорог проверочной карты с дорогами театра" title="" id="140" name="Picture"/>
+            <wp:docPr descr="Исторический слой: сравнение дорог проверочной карты с дорогами театра" title="" id="146" name="Picture"/>
             <a:graphic>
               <a:graphicData uri="http://schemas.openxmlformats.org/drawingml/2006/picture">
                 <pic:pic>
                   <pic:nvPicPr>
-                    <pic:cNvPr descr="img/theatre-historical-roads.jpg" id="141" name="Picture"/>
+                    <pic:cNvPr descr="img/theatre-historical-roads.jpg" id="147" name="Picture"/>
                     <pic:cNvPicPr>
                       <a:picLocks noChangeArrowheads="1" noChangeAspect="1"/>
                     </pic:cNvPicPr>
                   </pic:nvPicPr>
                   <pic:blipFill>
-                    <a:blip r:embed="rId139"/>
+                    <a:blip r:embed="rId145"/>
                     <a:stretch>
                       <a:fillRect/>
                     </a:stretch>
@@ -10272,12 +10596,12 @@
           <wp:inline>
             <wp:extent cx="5334000" cy="3333750"/>
             <wp:effectExtent b="0" l="0" r="0" t="0"/>
-            <wp:docPr descr="Карта местности: рельеф и реки театра Одер — Берлин" title="" id="142" name="Picture"/>
+            <wp:docPr descr="Карта местности: рельеф и реки театра Одер — Берлин" title="" id="148" name="Picture"/>
             <a:graphic>
               <a:graphicData uri="http://schemas.openxmlformats.org/drawingml/2006/picture">
                 <pic:pic>
                   <pic:nvPicPr>
-                    <pic:cNvPr descr="img/theatre-relief.jpg" id="143" name="Picture"/>
+                    <pic:cNvPr descr="img/theatre-relief.jpg" id="149" name="Picture"/>
                     <pic:cNvPicPr>
                       <a:picLocks noChangeArrowheads="1" noChangeAspect="1"/>
                     </pic:cNvPicPr>
@@ -10805,8 +11129,8 @@
         </w:tc>
       </w:tr>
     </w:tbl>
-    <w:bookmarkEnd w:id="144"/>
-    <w:bookmarkStart w:id="145" w:name="X4462192615aed2210ebe5d3bb7d17cf846862b3"/>
+    <w:bookmarkEnd w:id="150"/>
+    <w:bookmarkStart w:id="151" w:name="X4462192615aed2210ebe5d3bb7d17cf846862b3"/>
     <w:p>
       <w:pPr>
         <w:pStyle w:val="Heading3"/>
@@ -11936,8 +12260,8 @@
         <w:t xml:space="preserve">дальше крепости, обходят её, а не штурмуют (Познань в январе 1945 г.).</w:t>
       </w:r>
     </w:p>
-    <w:bookmarkEnd w:id="145"/>
-    <w:bookmarkStart w:id="146" w:name="Xa86b3a71bee3db808d30ab989fa1c4903a0ff96"/>
+    <w:bookmarkEnd w:id="151"/>
+    <w:bookmarkStart w:id="152" w:name="Xa86b3a71bee3db808d30ab989fa1c4903a0ff96"/>
     <w:p>
       <w:pPr>
         <w:pStyle w:val="Heading3"/>
@@ -12129,9 +12453,9 @@
         <w:t xml:space="preserve">Полные таблицы — в приложении А.</w:t>
       </w:r>
     </w:p>
-    <w:bookmarkEnd w:id="146"/>
-    <w:bookmarkEnd w:id="147"/>
-    <w:bookmarkStart w:id="151" w:name="X67c5a73f0eb4cf09f07136623a2747a63f384ca"/>
+    <w:bookmarkEnd w:id="152"/>
+    <w:bookmarkEnd w:id="153"/>
+    <w:bookmarkStart w:id="157" w:name="X67c5a73f0eb4cf09f07136623a2747a63f384ca"/>
     <w:p>
       <w:pPr>
         <w:pStyle w:val="Heading2"/>
@@ -12163,7 +12487,7 @@
         <w:t xml:space="preserve">формирования действуют, их численность, задачи, источники подвоза и события для проверки.</w:t>
       </w:r>
     </w:p>
-    <w:bookmarkStart w:id="148" w:name="X0a37ea3c5bd539f9f29107536ecfa72f11bc7d9"/>
+    <w:bookmarkStart w:id="154" w:name="X0a37ea3c5bd539f9f29107536ecfa72f11bc7d9"/>
     <w:p>
       <w:pPr>
         <w:pStyle w:val="Heading3"/>
@@ -12184,392 +12508,6 @@
       </w:r>
       <w:r>
         <w:t xml:space="preserve">действующим формированиям сверху вниз по подчинённости:</w:t>
-      </w:r>
-    </w:p>
-    <w:p>
-      <w:pPr>
-        <w:numPr>
-          <w:ilvl w:val="0"/>
-          <w:numId w:val="1014"/>
-        </w:numPr>
-        <w:pStyle w:val="Compact"/>
-      </w:pPr>
-      <w:r>
-        <w:rPr>
-          <w:bCs/>
-          <w:b/>
-        </w:rPr>
-        <w:t xml:space="preserve">Боевая доля.</w:t>
-      </w:r>
-      <w:r>
-        <w:t xml:space="preserve"> </w:t>
-      </w:r>
-      <w:r>
-        <w:t xml:space="preserve">От списочной численности фронта берётся боевая: 0,6 для советских фронтов</w:t>
-      </w:r>
-      <w:r>
-        <w:t xml:space="preserve"> </w:t>
-      </w:r>
-      <w:r>
-        <w:t xml:space="preserve">(без воздушной армии, тыла, фронтовых частей) и 0,75 для немецких армий (Kampfstärke). Одно</w:t>
-      </w:r>
-      <w:r>
-        <w:t xml:space="preserve"> </w:t>
-      </w:r>
-      <w:r>
-        <w:t xml:space="preserve">мерило для обеих сторон — обязательное условие: иначе калибровка подгоняет коэффициенты под</w:t>
-      </w:r>
-      <w:r>
-        <w:t xml:space="preserve"> </w:t>
-      </w:r>
-      <w:r>
-        <w:t xml:space="preserve">разницу в учёте, а не под бой.</w:t>
-      </w:r>
-    </w:p>
-    <w:p>
-      <w:pPr>
-        <w:numPr>
-          <w:ilvl w:val="0"/>
-          <w:numId w:val="1014"/>
-        </w:numPr>
-        <w:pStyle w:val="Compact"/>
-      </w:pPr>
-      <w:r>
-        <w:rPr>
-          <w:bCs/>
-          <w:b/>
-        </w:rPr>
-        <w:t xml:space="preserve">Явные цифры</w:t>
-      </w:r>
-      <w:r>
-        <w:t xml:space="preserve"> </w:t>
-      </w:r>
-      <w:r>
-        <w:t xml:space="preserve">(например, 1-я гв. ТА — 854 танка по Катукову) вычитаются из общего пула.</w:t>
-      </w:r>
-    </w:p>
-    <w:p>
-      <w:pPr>
-        <w:numPr>
-          <w:ilvl w:val="0"/>
-          <w:numId w:val="1014"/>
-        </w:numPr>
-        <w:pStyle w:val="Compact"/>
-      </w:pPr>
-      <w:r>
-        <w:rPr>
-          <w:bCs/>
-          <w:b/>
-        </w:rPr>
-        <w:t xml:space="preserve">Остаток</w:t>
-      </w:r>
-      <w:r>
-        <w:t xml:space="preserve"> </w:t>
-      </w:r>
-      <w:r>
-        <w:t xml:space="preserve">делится между формированиями без явных цифр пропорционально числу дивизий.</w:t>
-      </w:r>
-      <w:r>
-        <w:t xml:space="preserve"> </w:t>
-      </w:r>
-      <w:r>
-        <w:t xml:space="preserve">Орудия — с весом: на направлениях главного удара — артиллерийские корпуса прорыва (у 8 гв. А</w:t>
-      </w:r>
-      <w:r>
-        <w:t xml:space="preserve"> </w:t>
-      </w:r>
-      <w:r>
-        <w:t xml:space="preserve">и 5 уд. А до 270 орудий на километр; вес до 2,0).</w:t>
-      </w:r>
-    </w:p>
-    <w:p>
-      <w:pPr>
-        <w:pStyle w:val="FirstParagraph"/>
-      </w:pPr>
-      <w:r>
-        <w:t xml:space="preserve">Пример: 1-й Белорусский фронт — 908 500 человек, 3155 танков, 16 934 орудия (Кривошеев);</w:t>
-      </w:r>
-      <w:r>
-        <w:t xml:space="preserve"> </w:t>
-      </w:r>
-      <w:r>
-        <w:t xml:space="preserve">9-я немецкая армия — 112 143 человека, 512 танков, 2500 орудий и минометов (с зенитками в</w:t>
-      </w:r>
-      <w:r>
-        <w:t xml:space="preserve"> </w:t>
-      </w:r>
-      <w:r>
-        <w:t xml:space="preserve">наземной роли).</w:t>
-      </w:r>
-    </w:p>
-    <w:p>
-      <w:pPr>
-        <w:pStyle w:val="BodyText"/>
-      </w:pPr>
-      <w:r>
-        <w:t xml:space="preserve">На Зееловских высотах немецкие корпуса разложены на дивизии; корпус остаётся штабом, задача</w:t>
-      </w:r>
-      <w:r>
-        <w:t xml:space="preserve"> </w:t>
-      </w:r>
-      <w:r>
-        <w:t xml:space="preserve">штаба передаётся его действующим дивизиям.</w:t>
-      </w:r>
-    </w:p>
-    <w:bookmarkEnd w:id="148"/>
-    <w:bookmarkStart w:id="149" w:name="X44638337b5b373e8adc82a2cc88c94c3b656b83"/>
-    <w:p>
-      <w:pPr>
-        <w:pStyle w:val="Heading3"/>
-      </w:pPr>
-      <w:r>
-        <w:t xml:space="preserve">18.2. Задачи</w:t>
-      </w:r>
-    </w:p>
-    <w:p>
-      <w:pPr>
-        <w:pStyle w:val="FirstParagraph"/>
-      </w:pPr>
-      <w:r>
-        <w:t xml:space="preserve">Обе стороны получают исторические</w:t>
-      </w:r>
-      <w:r>
-        <w:t xml:space="preserve"> </w:t>
-      </w:r>
-      <w:r>
-        <w:rPr>
-          <w:bCs/>
-          <w:b/>
-        </w:rPr>
-        <w:t xml:space="preserve">задачи</w:t>
-      </w:r>
-      <w:r>
-        <w:t xml:space="preserve"> </w:t>
-      </w:r>
-      <w:r>
-        <w:t xml:space="preserve">(не положения): наступать на пункт или на</w:t>
-      </w:r>
-      <w:r>
-        <w:t xml:space="preserve"> </w:t>
-      </w:r>
-      <w:r>
-        <w:t xml:space="preserve">формирование противника, обороняться, держаться любой ценой, отходить, прорываться,</w:t>
-      </w:r>
-      <w:r>
-        <w:t xml:space="preserve"> </w:t>
-      </w:r>
-      <w:r>
-        <w:t xml:space="preserve">перегруппироваться, стоять в резерве. Формат в рецепте:</w:t>
-      </w:r>
-    </w:p>
-    <w:p>
-      <w:pPr>
-        <w:pStyle w:val="SourceCode"/>
-      </w:pPr>
-      <w:r>
-        <w:rPr>
-          <w:rStyle w:val="VerbatimChar"/>
-        </w:rPr>
-        <w:t xml:space="preserve">[формирование, "ММ-ДД[TЧЧ]", задача, цель, примечание с источником]</w:t>
-      </w:r>
-      <w:r>
-        <w:br/>
-      </w:r>
-      <w:r>
-        <w:rPr>
-          <w:rStyle w:val="VerbatimChar"/>
-        </w:rPr>
-        <w:t xml:space="preserve">["su_8gva", "04-16", "attack", "Seelow", "главный удар с Кюстринского плацдарма (Ziemke p.474)"]</w:t>
-      </w:r>
-      <w:r>
-        <w:br/>
-      </w:r>
-      <w:r>
-        <w:rPr>
-          <w:rStyle w:val="VerbatimChar"/>
-        </w:rPr>
-        <w:t xml:space="preserve">["de_xi_ss", "04-21T17", "hold", null, "приказ Гитлера держать фронт на Одере (Le Tissier, Halbe)"]</w:t>
-      </w:r>
-    </w:p>
-    <w:p>
-      <w:pPr>
-        <w:pStyle w:val="FirstParagraph"/>
-      </w:pPr>
-      <w:r>
-        <w:t xml:space="preserve">Цель — пункт из справочника, координаты или</w:t>
-      </w:r>
-      <w:r>
-        <w:t xml:space="preserve"> </w:t>
-      </w:r>
-      <w:r>
-        <w:rPr>
-          <w:rStyle w:val="VerbatimChar"/>
-        </w:rPr>
-        <w:t xml:space="preserve">@формирование</w:t>
-      </w:r>
-      <w:r>
-        <w:t xml:space="preserve">. Если час не указан, приказ</w:t>
-      </w:r>
-      <w:r>
-        <w:t xml:space="preserve"> </w:t>
-      </w:r>
-      <w:r>
-        <w:t xml:space="preserve">отдаётся в 18:00. Исполнитель получает его с</w:t>
-      </w:r>
-      <w:r>
-        <w:t xml:space="preserve"> </w:t>
-      </w:r>
-      <w:r>
-        <w:rPr>
-          <w:bCs/>
-          <w:b/>
-        </w:rPr>
-        <w:t xml:space="preserve">задержкой доведения</w:t>
-      </w:r>
-      <w:r>
-        <w:t xml:space="preserve"> </w:t>
-      </w:r>
-      <w:r>
-        <w:t xml:space="preserve">по профилю (армии РККА</w:t>
-      </w:r>
-      <w:r>
-        <w:t xml:space="preserve"> </w:t>
-      </w:r>
-      <w:r>
-        <w:t xml:space="preserve">6 ч, корпусу вермахта 6 ч). В Берлинской операции 245 приказов, в Висло-Одерской — 232.</w:t>
-      </w:r>
-    </w:p>
-    <w:p>
-      <w:pPr>
-        <w:pStyle w:val="BodyText"/>
-      </w:pPr>
-      <w:r>
-        <w:t xml:space="preserve">Ключевые исторические решения заложены как задачи, например: приказы Гитлера держаться на</w:t>
-      </w:r>
-      <w:r>
-        <w:t xml:space="preserve"> </w:t>
-      </w:r>
-      <w:r>
-        <w:t xml:space="preserve">Одере для XI тк СС, V гск СС и V ак (21.04, отход разрешён 23.04) — без них не получается котёл</w:t>
-      </w:r>
-      <w:r>
-        <w:t xml:space="preserve"> </w:t>
-      </w:r>
-      <w:r>
-        <w:t xml:space="preserve">9-й армии; контрудары резервов на Зееловских высотах («Курмарк», 25-я и 18-я мд, «Мюнхеберг»,</w:t>
-      </w:r>
-      <w:r>
-        <w:t xml:space="preserve"> </w:t>
-      </w:r>
-      <w:r>
-        <w:t xml:space="preserve">«Нордланд»); приказ Хейнрици оставить крепость Штеттин 25.04.</w:t>
-      </w:r>
-    </w:p>
-    <w:bookmarkEnd w:id="149"/>
-    <w:bookmarkStart w:id="150" w:name="Xa217433d406cb685b661461421114d4a314ffd1"/>
-    <w:p>
-      <w:pPr>
-        <w:pStyle w:val="Heading3"/>
-      </w:pPr>
-      <w:r>
-        <w:t xml:space="preserve">18.3. Подвоз</w:t>
-      </w:r>
-    </w:p>
-    <w:p>
-      <w:pPr>
-        <w:pStyle w:val="FirstParagraph"/>
-      </w:pPr>
-      <w:r>
-        <w:t xml:space="preserve">Каждой стороне задаются</w:t>
-      </w:r>
-      <w:r>
-        <w:t xml:space="preserve"> </w:t>
-      </w:r>
-      <w:r>
-        <w:rPr>
-          <w:bCs/>
-          <w:b/>
-        </w:rPr>
-        <w:t xml:space="preserve">источники подвоза</w:t>
-      </w:r>
-      <w:r>
-        <w:t xml:space="preserve">: переправы, станции, тыловые районы. Источники</w:t>
-      </w:r>
-      <w:r>
-        <w:t xml:space="preserve"> </w:t>
-      </w:r>
-      <w:r>
-        <w:t xml:space="preserve">могут появляться и пропадать по датам (склады идут за наступлением; узел, потерянный</w:t>
-      </w:r>
-      <w:r>
-        <w:t xml:space="preserve"> </w:t>
-      </w:r>
-      <w:r>
-        <w:t xml:space="preserve">противником, перестаёт снабжать). В Берлинской операции советские источники — переправы на</w:t>
-      </w:r>
-      <w:r>
-        <w:t xml:space="preserve"> </w:t>
-      </w:r>
-      <w:r>
-        <w:t xml:space="preserve">Одере и Нейсе (Кюстрин, Губин, Гоздовице…), немецкие — Бранденбург, Магдебург, Ратенов,</w:t>
-      </w:r>
-      <w:r>
-        <w:t xml:space="preserve"> </w:t>
-      </w:r>
-      <w:r>
-        <w:t xml:space="preserve">Нойбранденбург, Росток, Дрезден, Каменц. Берлин — не источник: склады города снабжают гарнизон,</w:t>
-      </w:r>
-      <w:r>
-        <w:t xml:space="preserve"> </w:t>
-      </w:r>
-      <w:r>
-        <w:t xml:space="preserve">а подвоза в 9-ю армию через город не было.</w:t>
-      </w:r>
-    </w:p>
-    <w:bookmarkEnd w:id="150"/>
-    <w:bookmarkEnd w:id="151"/>
-    <w:bookmarkStart w:id="160" w:name="Xb65b39495baa410748a636176513e18974f98fe"/>
-    <w:p>
-      <w:pPr>
-        <w:pStyle w:val="Heading2"/>
-      </w:pPr>
-      <w:r>
-        <w:t xml:space="preserve">19. Ход: как считается</w:t>
-      </w:r>
-    </w:p>
-    <w:p>
-      <w:pPr>
-        <w:pStyle w:val="FirstParagraph"/>
-      </w:pPr>
-      <w:r>
-        <w:t xml:space="preserve">Ход длится</w:t>
-      </w:r>
-      <w:r>
-        <w:t xml:space="preserve"> </w:t>
-      </w:r>
-      <w:r>
-        <w:rPr>
-          <w:rStyle w:val="VerbatimChar"/>
-        </w:rPr>
-        <w:t xml:space="preserve">turnHours</w:t>
-      </w:r>
-      <w:r>
-        <w:t xml:space="preserve"> </w:t>
-      </w:r>
-      <w:r>
-        <w:t xml:space="preserve">(24 ч на оперативном масштабе). Порядок внутри хода фиксирован;</w:t>
-      </w:r>
-      <w:r>
-        <w:t xml:space="preserve"> </w:t>
-      </w:r>
-      <w:r>
-        <w:t xml:space="preserve">каждое изменение записывается в журнал с причиной. Ход не меняет состояние на месте, а</w:t>
-      </w:r>
-      <w:r>
-        <w:t xml:space="preserve"> </w:t>
-      </w:r>
-      <w:r>
-        <w:t xml:space="preserve">возвращает новое — поэтому любой ход можно повторить и разобрать.</w:t>
       </w:r>
     </w:p>
     <w:p>
@@ -12585,10 +12523,31 @@
           <w:bCs/>
           <w:b/>
         </w:rPr>
-        <w:t xml:space="preserve">Приказы</w:t>
-      </w:r>
-      <w:r>
-        <w:t xml:space="preserve">, дошедшие до исполнителя к концу хода (с учётом задержки доведения).</w:t>
+        <w:t xml:space="preserve">Боевая доля.</w:t>
+      </w:r>
+      <w:r>
+        <w:t xml:space="preserve"> </w:t>
+      </w:r>
+      <w:r>
+        <w:t xml:space="preserve">От списочной численности фронта берётся боевая: 0,6 для советских фронтов</w:t>
+      </w:r>
+      <w:r>
+        <w:t xml:space="preserve"> </w:t>
+      </w:r>
+      <w:r>
+        <w:t xml:space="preserve">(без воздушной армии, тыла, фронтовых частей) и 0,75 для немецких армий (Kampfstärke). Одно</w:t>
+      </w:r>
+      <w:r>
+        <w:t xml:space="preserve"> </w:t>
+      </w:r>
+      <w:r>
+        <w:t xml:space="preserve">мерило для обеих сторон — обязательное условие: иначе калибровка подгоняет коэффициенты под</w:t>
+      </w:r>
+      <w:r>
+        <w:t xml:space="preserve"> </w:t>
+      </w:r>
+      <w:r>
+        <w:t xml:space="preserve">разницу в учёте, а не под бой.</w:t>
       </w:r>
     </w:p>
     <w:p>
@@ -12604,13 +12563,13 @@
           <w:bCs/>
           <w:b/>
         </w:rPr>
-        <w:t xml:space="preserve">Территория и подвоз</w:t>
-      </w:r>
-      <w:r>
-        <w:t xml:space="preserve"> </w:t>
-      </w:r>
-      <w:r>
-        <w:t xml:space="preserve">на начало хода.</w:t>
+        <w:t xml:space="preserve">Явные цифры</w:t>
+      </w:r>
+      <w:r>
+        <w:t xml:space="preserve"> </w:t>
+      </w:r>
+      <w:r>
+        <w:t xml:space="preserve">(например, 1-я гв. ТА — 854 танка по Катукову) вычитаются из общего пула.</w:t>
       </w:r>
     </w:p>
     <w:p>
@@ -12626,106 +12585,315 @@
           <w:bCs/>
           <w:b/>
         </w:rPr>
-        <w:t xml:space="preserve">Бои</w:t>
-      </w:r>
-      <w:r>
-        <w:t xml:space="preserve">: все наступающие в соприкосновении с противником.</w:t>
-      </w:r>
-    </w:p>
-    <w:p>
-      <w:pPr>
-        <w:numPr>
-          <w:ilvl w:val="0"/>
-          <w:numId w:val="1015"/>
-        </w:numPr>
-        <w:pStyle w:val="Compact"/>
-      </w:pPr>
+        <w:t xml:space="preserve">Остаток</w:t>
+      </w:r>
+      <w:r>
+        <w:t xml:space="preserve"> </w:t>
+      </w:r>
+      <w:r>
+        <w:t xml:space="preserve">делится между формированиями без явных цифр пропорционально числу дивизий.</w:t>
+      </w:r>
+      <w:r>
+        <w:t xml:space="preserve"> </w:t>
+      </w:r>
+      <w:r>
+        <w:t xml:space="preserve">Орудия — с весом: на направлениях главного удара — артиллерийские корпуса прорыва (у 8 гв. А</w:t>
+      </w:r>
+      <w:r>
+        <w:t xml:space="preserve"> </w:t>
+      </w:r>
+      <w:r>
+        <w:t xml:space="preserve">и 5 уд. А до 270 орудий на километр; вес до 2,0).</w:t>
+      </w:r>
+    </w:p>
+    <w:p>
+      <w:pPr>
+        <w:pStyle w:val="FirstParagraph"/>
+      </w:pPr>
+      <w:r>
+        <w:t xml:space="preserve">Пример: 1-й Белорусский фронт — 908 500 человек, 3155 танков, 16 934 орудия (Кривошеев);</w:t>
+      </w:r>
+      <w:r>
+        <w:t xml:space="preserve"> </w:t>
+      </w:r>
+      <w:r>
+        <w:t xml:space="preserve">9-я немецкая армия — 112 143 человека, 512 танков, 2500 орудий и минометов (с зенитками в</w:t>
+      </w:r>
+      <w:r>
+        <w:t xml:space="preserve"> </w:t>
+      </w:r>
+      <w:r>
+        <w:t xml:space="preserve">наземной роли).</w:t>
+      </w:r>
+    </w:p>
+    <w:p>
+      <w:pPr>
+        <w:pStyle w:val="BodyText"/>
+      </w:pPr>
+      <w:r>
+        <w:t xml:space="preserve">На Зееловских высотах немецкие корпуса разложены на дивизии; корпус остаётся штабом, задача</w:t>
+      </w:r>
+      <w:r>
+        <w:t xml:space="preserve"> </w:t>
+      </w:r>
+      <w:r>
+        <w:t xml:space="preserve">штаба передаётся его действующим дивизиям.</w:t>
+      </w:r>
+    </w:p>
+    <w:bookmarkEnd w:id="154"/>
+    <w:bookmarkStart w:id="155" w:name="X44638337b5b373e8adc82a2cc88c94c3b656b83"/>
+    <w:p>
+      <w:pPr>
+        <w:pStyle w:val="Heading3"/>
+      </w:pPr>
+      <w:r>
+        <w:t xml:space="preserve">18.2. Задачи</w:t>
+      </w:r>
+    </w:p>
+    <w:p>
+      <w:pPr>
+        <w:pStyle w:val="FirstParagraph"/>
+      </w:pPr>
+      <w:r>
+        <w:t xml:space="preserve">Обе стороны получают исторические</w:t>
+      </w:r>
+      <w:r>
+        <w:t xml:space="preserve"> </w:t>
+      </w:r>
       <w:r>
         <w:rPr>
           <w:bCs/>
           <w:b/>
         </w:rPr>
-        <w:t xml:space="preserve">Движение</w:t>
-      </w:r>
-      <w:r>
-        <w:t xml:space="preserve"> </w:t>
-      </w:r>
-      <w:r>
-        <w:t xml:space="preserve">остальных по маршрутам.</w:t>
-      </w:r>
-    </w:p>
-    <w:p>
-      <w:pPr>
-        <w:numPr>
-          <w:ilvl w:val="0"/>
-          <w:numId w:val="1015"/>
-        </w:numPr>
-        <w:pStyle w:val="Compact"/>
-      </w:pPr>
+        <w:t xml:space="preserve">задачи</w:t>
+      </w:r>
+      <w:r>
+        <w:t xml:space="preserve"> </w:t>
+      </w:r>
+      <w:r>
+        <w:t xml:space="preserve">(не положения): наступать на пункт или на</w:t>
+      </w:r>
+      <w:r>
+        <w:t xml:space="preserve"> </w:t>
+      </w:r>
+      <w:r>
+        <w:t xml:space="preserve">формирование противника, обороняться, держаться любой ценой, отходить, прорываться,</w:t>
+      </w:r>
+      <w:r>
+        <w:t xml:space="preserve"> </w:t>
+      </w:r>
+      <w:r>
+        <w:t xml:space="preserve">перегруппироваться, стоять в резерве. Формат в рецепте:</w:t>
+      </w:r>
+    </w:p>
+    <w:p>
+      <w:pPr>
+        <w:pStyle w:val="SourceCode"/>
+      </w:pPr>
+      <w:r>
+        <w:rPr>
+          <w:rStyle w:val="VerbatimChar"/>
+        </w:rPr>
+        <w:t xml:space="preserve">[формирование, "ММ-ДД[TЧЧ]", задача, цель, примечание с источником]</w:t>
+      </w:r>
+      <w:r>
+        <w:br/>
+      </w:r>
+      <w:r>
+        <w:rPr>
+          <w:rStyle w:val="VerbatimChar"/>
+        </w:rPr>
+        <w:t xml:space="preserve">["su_8gva", "04-16", "attack", "Seelow", "главный удар с Кюстринского плацдарма (Ziemke p.474)"]</w:t>
+      </w:r>
+      <w:r>
+        <w:br/>
+      </w:r>
+      <w:r>
+        <w:rPr>
+          <w:rStyle w:val="VerbatimChar"/>
+        </w:rPr>
+        <w:t xml:space="preserve">["de_xi_ss", "04-21T17", "hold", null, "приказ Гитлера держать фронт на Одере (Le Tissier, Halbe)"]</w:t>
+      </w:r>
+    </w:p>
+    <w:p>
+      <w:pPr>
+        <w:pStyle w:val="FirstParagraph"/>
+      </w:pPr>
+      <w:r>
+        <w:t xml:space="preserve">Цель — пункт из справочника, координаты или</w:t>
+      </w:r>
+      <w:r>
+        <w:t xml:space="preserve"> </w:t>
+      </w:r>
+      <w:r>
+        <w:rPr>
+          <w:rStyle w:val="VerbatimChar"/>
+        </w:rPr>
+        <w:t xml:space="preserve">@формирование</w:t>
+      </w:r>
+      <w:r>
+        <w:t xml:space="preserve">. Если час не указан, приказ</w:t>
+      </w:r>
+      <w:r>
+        <w:t xml:space="preserve"> </w:t>
+      </w:r>
+      <w:r>
+        <w:t xml:space="preserve">отдаётся в 18:00. Исполнитель получает его с</w:t>
+      </w:r>
+      <w:r>
+        <w:t xml:space="preserve"> </w:t>
+      </w:r>
       <w:r>
         <w:rPr>
           <w:bCs/>
           <w:b/>
         </w:rPr>
-        <w:t xml:space="preserve">Расход и подвоз, усталость, подготовка обороны, потеря боеспособности.</w:t>
-      </w:r>
-    </w:p>
-    <w:p>
-      <w:pPr>
-        <w:numPr>
-          <w:ilvl w:val="0"/>
-          <w:numId w:val="1015"/>
-        </w:numPr>
-        <w:pStyle w:val="Compact"/>
-      </w:pPr>
+        <w:t xml:space="preserve">задержкой доведения</w:t>
+      </w:r>
+      <w:r>
+        <w:t xml:space="preserve"> </w:t>
+      </w:r>
+      <w:r>
+        <w:t xml:space="preserve">по профилю (армии РККА</w:t>
+      </w:r>
+      <w:r>
+        <w:t xml:space="preserve"> </w:t>
+      </w:r>
+      <w:r>
+        <w:t xml:space="preserve">6 ч, корпусу вермахта 6 ч). В Берлинской операции 245 приказов, в Висло-Одерской — 232.</w:t>
+      </w:r>
+    </w:p>
+    <w:p>
+      <w:pPr>
+        <w:pStyle w:val="BodyText"/>
+      </w:pPr>
+      <w:r>
+        <w:t xml:space="preserve">Ключевые исторические решения заложены как задачи, например: приказы Гитлера держаться на</w:t>
+      </w:r>
+      <w:r>
+        <w:t xml:space="preserve"> </w:t>
+      </w:r>
+      <w:r>
+        <w:t xml:space="preserve">Одере для XI тк СС, V гск СС и V ак (21.04, отход разрешён 23.04) — без них не получается котёл</w:t>
+      </w:r>
+      <w:r>
+        <w:t xml:space="preserve"> </w:t>
+      </w:r>
+      <w:r>
+        <w:t xml:space="preserve">9-й армии; контрудары резервов на Зееловских высотах («Курмарк», 25-я и 18-я мд, «Мюнхеберг»,</w:t>
+      </w:r>
+      <w:r>
+        <w:t xml:space="preserve"> </w:t>
+      </w:r>
+      <w:r>
+        <w:t xml:space="preserve">«Нордланд»); приказ Хейнрици оставить крепость Штеттин 25.04.</w:t>
+      </w:r>
+    </w:p>
+    <w:bookmarkEnd w:id="155"/>
+    <w:bookmarkStart w:id="156" w:name="Xa217433d406cb685b661461421114d4a314ffd1"/>
+    <w:p>
+      <w:pPr>
+        <w:pStyle w:val="Heading3"/>
+      </w:pPr>
+      <w:r>
+        <w:t xml:space="preserve">18.3. Подвоз</w:t>
+      </w:r>
+    </w:p>
+    <w:p>
+      <w:pPr>
+        <w:pStyle w:val="FirstParagraph"/>
+      </w:pPr>
+      <w:r>
+        <w:t xml:space="preserve">Каждой стороне задаются</w:t>
+      </w:r>
+      <w:r>
+        <w:t xml:space="preserve"> </w:t>
+      </w:r>
       <w:r>
         <w:rPr>
           <w:bCs/>
           <w:b/>
         </w:rPr>
-        <w:t xml:space="preserve">Территория</w:t>
-      </w:r>
-      <w:r>
-        <w:t xml:space="preserve">: клетки, через которые прошли войска, переходят к их стороне.</w:t>
-      </w:r>
-    </w:p>
-    <w:p>
-      <w:pPr>
-        <w:numPr>
-          <w:ilvl w:val="0"/>
-          <w:numId w:val="1015"/>
-        </w:numPr>
-        <w:pStyle w:val="Compact"/>
-      </w:pPr>
-      <w:r>
-        <w:rPr>
-          <w:bCs/>
-          <w:b/>
-        </w:rPr>
-        <w:t xml:space="preserve">Прорыв полос</w:t>
-      </w:r>
-      <w:r>
-        <w:t xml:space="preserve">: клетки чужих укреплённых полос, занятые противником, считаются прорванными.</w:t>
-      </w:r>
-    </w:p>
-    <w:bookmarkStart w:id="152" w:name="X84d14a9f96bf4db67fb14a060d0de0c9376b68f"/>
-    <w:p>
-      <w:pPr>
-        <w:pStyle w:val="Heading3"/>
-      </w:pPr>
-      <w:r>
-        <w:t xml:space="preserve">19.1. Боевой потенциал</w:t>
-      </w:r>
-    </w:p>
-    <w:p>
-      <w:pPr>
-        <w:pStyle w:val="SourceCode"/>
-      </w:pPr>
+        <w:t xml:space="preserve">источники подвоза</w:t>
+      </w:r>
+      <w:r>
+        <w:t xml:space="preserve">: переправы, станции, тыловые районы. Источники</w:t>
+      </w:r>
+      <w:r>
+        <w:t xml:space="preserve"> </w:t>
+      </w:r>
+      <w:r>
+        <w:t xml:space="preserve">могут появляться и пропадать по датам (склады идут за наступлением; узел, потерянный</w:t>
+      </w:r>
+      <w:r>
+        <w:t xml:space="preserve"> </w:t>
+      </w:r>
+      <w:r>
+        <w:t xml:space="preserve">противником, перестаёт снабжать). В Берлинской операции советские источники — переправы на</w:t>
+      </w:r>
+      <w:r>
+        <w:t xml:space="preserve"> </w:t>
+      </w:r>
+      <w:r>
+        <w:t xml:space="preserve">Одере и Нейсе (Кюстрин, Губин, Гоздовице…), немецкие — Бранденбург, Магдебург, Ратенов,</w:t>
+      </w:r>
+      <w:r>
+        <w:t xml:space="preserve"> </w:t>
+      </w:r>
+      <w:r>
+        <w:t xml:space="preserve">Нойбранденбург, Росток, Дрезден, Каменц. Берлин — не источник: склады города снабжают гарнизон,</w:t>
+      </w:r>
+      <w:r>
+        <w:t xml:space="preserve"> </w:t>
+      </w:r>
+      <w:r>
+        <w:t xml:space="preserve">а подвоза в 9-ю армию через город не было.</w:t>
+      </w:r>
+    </w:p>
+    <w:bookmarkEnd w:id="156"/>
+    <w:bookmarkEnd w:id="157"/>
+    <w:bookmarkStart w:id="166" w:name="Xb65b39495baa410748a636176513e18974f98fe"/>
+    <w:p>
+      <w:pPr>
+        <w:pStyle w:val="Heading2"/>
+      </w:pPr>
+      <w:r>
+        <w:t xml:space="preserve">19. Ход: как считается</w:t>
+      </w:r>
+    </w:p>
+    <w:p>
+      <w:pPr>
+        <w:pStyle w:val="FirstParagraph"/>
+      </w:pPr>
+      <w:r>
+        <w:t xml:space="preserve">Ход длится</w:t>
+      </w:r>
+      <w:r>
+        <w:t xml:space="preserve"> </w:t>
+      </w:r>
       <w:r>
         <w:rPr>
           <w:rStyle w:val="VerbatimChar"/>
         </w:rPr>
-        <w:t xml:space="preserve">сила = (люди/1000 · 1,0 + танки · 0,08 + орудия · 0,03) · качество · снабжение · усталость</w:t>
+        <w:t xml:space="preserve">turnHours</w:t>
+      </w:r>
+      <w:r>
+        <w:t xml:space="preserve"> </w:t>
+      </w:r>
+      <w:r>
+        <w:t xml:space="preserve">(24 ч на оперативном масштабе). Порядок внутри хода фиксирован;</w:t>
+      </w:r>
+      <w:r>
+        <w:t xml:space="preserve"> </w:t>
+      </w:r>
+      <w:r>
+        <w:t xml:space="preserve">каждое изменение записывается в журнал с причиной. Ход не меняет состояние на месте, а</w:t>
+      </w:r>
+      <w:r>
+        <w:t xml:space="preserve"> </w:t>
+      </w:r>
+      <w:r>
+        <w:t xml:space="preserve">возвращает новое — поэтому любой ход можно повторить и разобрать.</w:t>
       </w:r>
     </w:p>
     <w:p>
@@ -12738,16 +12906,13 @@
       </w:pPr>
       <w:r>
         <w:rPr>
-          <w:iCs/>
-          <w:i/>
-        </w:rPr>
-        <w:t xml:space="preserve">снабжение</w:t>
-      </w:r>
-      <w:r>
-        <w:t xml:space="preserve"> </w:t>
-      </w:r>
-      <w:r>
-        <w:t xml:space="preserve">— при боекомплекте меньше 0,5 сила падает линейно до 0,4; техника без горючего — 0,5;</w:t>
+          <w:bCs/>
+          <w:b/>
+        </w:rPr>
+        <w:t xml:space="preserve">Приказы</w:t>
+      </w:r>
+      <w:r>
+        <w:t xml:space="preserve">, дошедшие до исполнителя к концу хода (с учётом задержки доведения).</w:t>
       </w:r>
     </w:p>
     <w:p>
@@ -12760,9 +12925,168 @@
       </w:pPr>
       <w:r>
         <w:rPr>
+          <w:bCs/>
+          <w:b/>
+        </w:rPr>
+        <w:t xml:space="preserve">Территория и подвоз</w:t>
+      </w:r>
+      <w:r>
+        <w:t xml:space="preserve"> </w:t>
+      </w:r>
+      <w:r>
+        <w:t xml:space="preserve">на начало хода.</w:t>
+      </w:r>
+    </w:p>
+    <w:p>
+      <w:pPr>
+        <w:numPr>
+          <w:ilvl w:val="0"/>
+          <w:numId w:val="1016"/>
+        </w:numPr>
+        <w:pStyle w:val="Compact"/>
+      </w:pPr>
+      <w:r>
+        <w:rPr>
+          <w:bCs/>
+          <w:b/>
+        </w:rPr>
+        <w:t xml:space="preserve">Бои</w:t>
+      </w:r>
+      <w:r>
+        <w:t xml:space="preserve">: все наступающие в соприкосновении с противником.</w:t>
+      </w:r>
+    </w:p>
+    <w:p>
+      <w:pPr>
+        <w:numPr>
+          <w:ilvl w:val="0"/>
+          <w:numId w:val="1016"/>
+        </w:numPr>
+        <w:pStyle w:val="Compact"/>
+      </w:pPr>
+      <w:r>
+        <w:rPr>
+          <w:bCs/>
+          <w:b/>
+        </w:rPr>
+        <w:t xml:space="preserve">Движение</w:t>
+      </w:r>
+      <w:r>
+        <w:t xml:space="preserve"> </w:t>
+      </w:r>
+      <w:r>
+        <w:t xml:space="preserve">остальных по маршрутам.</w:t>
+      </w:r>
+    </w:p>
+    <w:p>
+      <w:pPr>
+        <w:numPr>
+          <w:ilvl w:val="0"/>
+          <w:numId w:val="1016"/>
+        </w:numPr>
+        <w:pStyle w:val="Compact"/>
+      </w:pPr>
+      <w:r>
+        <w:rPr>
+          <w:bCs/>
+          <w:b/>
+        </w:rPr>
+        <w:t xml:space="preserve">Расход и подвоз, усталость, подготовка обороны, потеря боеспособности.</w:t>
+      </w:r>
+    </w:p>
+    <w:p>
+      <w:pPr>
+        <w:numPr>
+          <w:ilvl w:val="0"/>
+          <w:numId w:val="1016"/>
+        </w:numPr>
+        <w:pStyle w:val="Compact"/>
+      </w:pPr>
+      <w:r>
+        <w:rPr>
+          <w:bCs/>
+          <w:b/>
+        </w:rPr>
+        <w:t xml:space="preserve">Территория</w:t>
+      </w:r>
+      <w:r>
+        <w:t xml:space="preserve">: клетки, через которые прошли войска, переходят к их стороне.</w:t>
+      </w:r>
+    </w:p>
+    <w:p>
+      <w:pPr>
+        <w:numPr>
+          <w:ilvl w:val="0"/>
+          <w:numId w:val="1016"/>
+        </w:numPr>
+        <w:pStyle w:val="Compact"/>
+      </w:pPr>
+      <w:r>
+        <w:rPr>
+          <w:bCs/>
+          <w:b/>
+        </w:rPr>
+        <w:t xml:space="preserve">Прорыв полос</w:t>
+      </w:r>
+      <w:r>
+        <w:t xml:space="preserve">: клетки чужих укреплённых полос, занятые противником, считаются прорванными.</w:t>
+      </w:r>
+    </w:p>
+    <w:bookmarkStart w:id="158" w:name="X84d14a9f96bf4db67fb14a060d0de0c9376b68f"/>
+    <w:p>
+      <w:pPr>
+        <w:pStyle w:val="Heading3"/>
+      </w:pPr>
+      <w:r>
+        <w:t xml:space="preserve">19.1. Боевой потенциал</w:t>
+      </w:r>
+    </w:p>
+    <w:p>
+      <w:pPr>
+        <w:pStyle w:val="SourceCode"/>
+      </w:pPr>
+      <w:r>
+        <w:rPr>
+          <w:rStyle w:val="VerbatimChar"/>
+        </w:rPr>
+        <w:t xml:space="preserve">сила = (люди/1000 · 1,0 + танки · 0,08 + орудия · 0,03) · качество · снабжение · усталость</w:t>
+      </w:r>
+    </w:p>
+    <w:p>
+      <w:pPr>
+        <w:numPr>
+          <w:ilvl w:val="0"/>
+          <w:numId w:val="1017"/>
+        </w:numPr>
+        <w:pStyle w:val="Compact"/>
+      </w:pPr>
+      <w:r>
+        <w:rPr>
           <w:iCs/>
           <w:i/>
         </w:rPr>
+        <w:t xml:space="preserve">снабжение</w:t>
+      </w:r>
+      <w:r>
+        <w:t xml:space="preserve"> </w:t>
+      </w:r>
+      <w:r>
+        <w:t xml:space="preserve">— при боекомплекте меньше 0,5 сила падает линейно до 0,4; техника без горючего — 0,5;</w:t>
+      </w:r>
+    </w:p>
+    <w:p>
+      <w:pPr>
+        <w:numPr>
+          <w:ilvl w:val="0"/>
+          <w:numId w:val="1017"/>
+        </w:numPr>
+        <w:pStyle w:val="Compact"/>
+      </w:pPr>
+      <w:r>
+        <w:rPr>
+          <w:iCs/>
+          <w:i/>
+        </w:rPr>
         <w:t xml:space="preserve">усталость</w:t>
       </w:r>
       <w:r>
@@ -12801,8 +13125,8 @@
         <w:t xml:space="preserve">сторон.</w:t>
       </w:r>
     </w:p>
-    <w:bookmarkEnd w:id="152"/>
-    <w:bookmarkStart w:id="153" w:name="X64a1ec9ffd3862f0fdc8c78d69299eada4169a7"/>
+    <w:bookmarkEnd w:id="158"/>
+    <w:bookmarkStart w:id="159" w:name="X64a1ec9ffd3862f0fdc8c78d69299eada4169a7"/>
     <w:p>
       <w:pPr>
         <w:pStyle w:val="Heading3"/>
@@ -13694,8 +14018,8 @@
         <w:t xml:space="preserve">каждый бой, поэтому любой исход можно объяснить.</w:t>
       </w:r>
     </w:p>
-    <w:bookmarkEnd w:id="153"/>
-    <w:bookmarkStart w:id="154" w:name="X72b014de8ee10525c1556767be5a0c0c28691fa"/>
+    <w:bookmarkEnd w:id="159"/>
+    <w:bookmarkStart w:id="160" w:name="X72b014de8ee10525c1556767be5a0c0c28691fa"/>
     <w:p>
       <w:pPr>
         <w:pStyle w:val="Heading3"/>
@@ -14187,8 +14511,8 @@
         <w:t xml:space="preserve">это влияет только на выбор пути, не на время движения.</w:t>
       </w:r>
     </w:p>
-    <w:bookmarkEnd w:id="154"/>
-    <w:bookmarkStart w:id="155" w:name="X89a40faac0ed7e4350f7b8aab1b4fc19d2d414a"/>
+    <w:bookmarkEnd w:id="160"/>
+    <w:bookmarkStart w:id="161" w:name="X89a40faac0ed7e4350f7b8aab1b4fc19d2d414a"/>
     <w:p>
       <w:pPr>
         <w:pStyle w:val="Heading3"/>
@@ -14215,7 +14539,7 @@
       <w:pPr>
         <w:numPr>
           <w:ilvl w:val="0"/>
-          <w:numId w:val="1017"/>
+          <w:numId w:val="1018"/>
         </w:numPr>
         <w:pStyle w:val="Compact"/>
       </w:pPr>
@@ -14255,7 +14579,7 @@
       <w:pPr>
         <w:numPr>
           <w:ilvl w:val="0"/>
-          <w:numId w:val="1017"/>
+          <w:numId w:val="1018"/>
         </w:numPr>
         <w:pStyle w:val="Compact"/>
       </w:pPr>
@@ -14289,7 +14613,7 @@
       <w:pPr>
         <w:numPr>
           <w:ilvl w:val="0"/>
-          <w:numId w:val="1017"/>
+          <w:numId w:val="1018"/>
         </w:numPr>
         <w:pStyle w:val="Compact"/>
       </w:pPr>
@@ -14343,8 +14667,8 @@
         <w:t xml:space="preserve">где обе стороны ближе 50 км.</w:t>
       </w:r>
     </w:p>
-    <w:bookmarkEnd w:id="155"/>
-    <w:bookmarkStart w:id="156" w:name="Xec5ba93501f0c91a08187be54ec80c73d26f0fa"/>
+    <w:bookmarkEnd w:id="161"/>
+    <w:bookmarkStart w:id="162" w:name="Xec5ba93501f0c91a08187be54ec80c73d26f0fa"/>
     <w:p>
       <w:pPr>
         <w:pStyle w:val="Heading3"/>
@@ -14419,8 +14743,8 @@
         <w:t xml:space="preserve">повышенными потерями. На карте у знака пометка «ОТРЕЗАНО».</w:t>
       </w:r>
     </w:p>
-    <w:bookmarkEnd w:id="156"/>
-    <w:bookmarkStart w:id="157" w:name="X5079dcd23d823ca8e5de658b17fe21b3996596c"/>
+    <w:bookmarkEnd w:id="162"/>
+    <w:bookmarkStart w:id="163" w:name="X5079dcd23d823ca8e5de658b17fe21b3996596c"/>
     <w:p>
       <w:pPr>
         <w:pStyle w:val="Heading3"/>
@@ -14687,8 +15011,8 @@
         <w:t xml:space="preserve">(+0,08), снижается на отдыхе (−0,1). Оборона становится подготовленной после 24 ч на месте.</w:t>
       </w:r>
     </w:p>
-    <w:bookmarkEnd w:id="157"/>
-    <w:bookmarkStart w:id="158" w:name="X9979ac480ef0aa8f5b97d8c9749edfba2461cbc"/>
+    <w:bookmarkEnd w:id="163"/>
+    <w:bookmarkStart w:id="164" w:name="X9979ac480ef0aa8f5b97d8c9749edfba2461cbc"/>
     <w:p>
       <w:pPr>
         <w:pStyle w:val="Heading3"/>
@@ -14711,8 +15035,8 @@
         <w:t xml:space="preserve">же расчёт до последнего знака. Разброс исходов оценивается прогоном с разными seed (обычно 5).</w:t>
       </w:r>
     </w:p>
-    <w:bookmarkEnd w:id="158"/>
-    <w:bookmarkStart w:id="159" w:name="Xbcd3bc3fa2af5cf7771d712e0a049f3322a2eed"/>
+    <w:bookmarkEnd w:id="164"/>
+    <w:bookmarkStart w:id="165" w:name="Xbcd3bc3fa2af5cf7771d712e0a049f3322a2eed"/>
     <w:p>
       <w:pPr>
         <w:pStyle w:val="Heading3"/>
@@ -15049,7 +15373,7 @@
               <w:jc w:val="left"/>
             </w:pPr>
             <w:r>
-              <w:t xml:space="preserve">своя полоса словами: соседи, линия по директиве (только уже действующая), кто в полосе соседа; предупреждение о цели приказа в чужой полосе</w:t>
+              <w:t xml:space="preserve">своя полоса словами: соседи, линии фронтов и армий (только уже действующие), кто в полосе соседа; предупреждение о цели приказа в чужой полосе; поводы для модели-Ставки</w:t>
             </w:r>
           </w:p>
         </w:tc>
@@ -15090,6 +15414,114 @@
           <w:bCs/>
           <w:b/>
         </w:rPr>
+        <w:t xml:space="preserve">В игре</w:t>
+      </w:r>
+      <w:r>
+        <w:t xml:space="preserve"> </w:t>
+      </w:r>
+      <w:r>
+        <w:t xml:space="preserve">(после передачи командования) линии сценария с условием вступления (</w:t>
+      </w:r>
+      <w:r>
+        <w:rPr>
+          <w:rStyle w:val="VerbatimChar"/>
+        </w:rPr>
+        <w:t xml:space="preserve">trigger</w:t>
+      </w:r>
+      <w:r>
+        <w:t xml:space="preserve">:</w:t>
+      </w:r>
+      <w:r>
+        <w:t xml:space="preserve"> </w:t>
+      </w:r>
+      <w:r>
+        <w:t xml:space="preserve">войска объединения в радиусе от точки) вступают не по сроку, а когда условие выполнено, через</w:t>
+      </w:r>
+      <w:r>
+        <w:t xml:space="preserve"> </w:t>
+      </w:r>
+      <w:r>
+        <w:rPr>
+          <w:rStyle w:val="VerbatimChar"/>
+        </w:rPr>
+        <w:t xml:space="preserve">delayHours</w:t>
+      </w:r>
+      <w:r>
+        <w:t xml:space="preserve">; срок линии — до следующей вступившей линии той же пары. Условия записаны по самим</w:t>
+      </w:r>
+      <w:r>
+        <w:t xml:space="preserve"> </w:t>
+      </w:r>
+      <w:r>
+        <w:t xml:space="preserve">директивам: № 11074 — «ввиду выхода правофланговых частей 1-го Украинского фронта в район</w:t>
+      </w:r>
+      <w:r>
+        <w:t xml:space="preserve"> </w:t>
+      </w:r>
+      <w:r>
+        <w:t xml:space="preserve">Ланквиц» (радиус 10 км), № 11077 — выход войск 1 УФ к Ангальтскому вокзалу по докладу Жукова</w:t>
+      </w:r>
+      <w:r>
+        <w:t xml:space="preserve"> </w:t>
+      </w:r>
+      <w:r>
+        <w:t xml:space="preserve">28.04 (6 км в операции, 3 км в бою в городе). По историческим приказам условия срабатывают близко</w:t>
+      </w:r>
+      <w:r>
+        <w:t xml:space="preserve"> </w:t>
+      </w:r>
+      <w:r>
+        <w:t xml:space="preserve">к истории: линия 23.04 вступает 22.04 11:00 — 23.04 11:00 (в истории 23.04 06:00), линия 28.04 —</w:t>
+      </w:r>
+      <w:r>
+        <w:t xml:space="preserve"> </w:t>
+      </w:r>
+      <w:r>
+        <w:t xml:space="preserve">29.04 09:00 (в истории 29.04 00:00); в городе при части seed условие не наступает — тогда</w:t>
+      </w:r>
+      <w:r>
+        <w:t xml:space="preserve"> </w:t>
+      </w:r>
+      <w:r>
+        <w:t xml:space="preserve">решает модель-Ставка. Линии, изданные в игре (</w:t>
+      </w:r>
+      <w:r>
+        <w:rPr>
+          <w:rStyle w:val="VerbatimChar"/>
+        </w:rPr>
+        <w:t xml:space="preserve">SimState.boundaries</w:t>
+      </w:r>
+      <w:r>
+        <w:t xml:space="preserve">: директивы модели-Ставки</w:t>
+      </w:r>
+      <w:r>
+        <w:t xml:space="preserve"> </w:t>
+      </w:r>
+      <w:r>
+        <w:t xml:space="preserve">между фронтами и распоряжения игрока между армиями), делят полосы так же; линии армий — на</w:t>
+      </w:r>
+      <w:r>
+        <w:t xml:space="preserve"> </w:t>
+      </w:r>
+      <w:r>
+        <w:t xml:space="preserve">уровне армий одного фронта, множители выбора пути фронта и армии перемножаются. Вступление</w:t>
+      </w:r>
+      <w:r>
+        <w:t xml:space="preserve"> </w:t>
+      </w:r>
+      <w:r>
+        <w:t xml:space="preserve">линии в силу пишется в журнал хода.</w:t>
+      </w:r>
+    </w:p>
+    <w:p>
+      <w:pPr>
+        <w:pStyle w:val="BodyText"/>
+      </w:pPr>
+      <w:r>
+        <w:rPr>
+          <w:bCs/>
+          <w:b/>
+        </w:rPr>
         <w:t xml:space="preserve">Почему в городе вес 0.</w:t>
       </w:r>
       <w:r>
@@ -15123,9 +15555,9 @@
         <w:t xml:space="preserve">допуске та же), событий в пределах двух суток — 46 против 44 из 55.</w:t>
       </w:r>
     </w:p>
-    <w:bookmarkEnd w:id="159"/>
-    <w:bookmarkEnd w:id="160"/>
-    <w:bookmarkStart w:id="161" w:name="Xc834ddbbc01d9c9472375bebf4a6d8b656dddf0"/>
+    <w:bookmarkEnd w:id="165"/>
+    <w:bookmarkEnd w:id="166"/>
+    <w:bookmarkStart w:id="167" w:name="Xc834ddbbc01d9c9472375bebf4a6d8b656dddf0"/>
     <w:p>
       <w:pPr>
         <w:pStyle w:val="Heading2"/>
@@ -15423,8 +15855,8 @@
         <w:t xml:space="preserve">и достоверностью; журнал боёв с факторами; разброс по прогонам.</w:t>
       </w:r>
     </w:p>
-    <w:bookmarkEnd w:id="161"/>
-    <w:bookmarkStart w:id="162" w:name="X98231789ea3abd37e5a86e65e53847c8d79952a"/>
+    <w:bookmarkEnd w:id="167"/>
+    <w:bookmarkStart w:id="168" w:name="X98231789ea3abd37e5a86e65e53847c8d79952a"/>
     <w:p>
       <w:pPr>
         <w:pStyle w:val="Heading2"/>
@@ -16076,8 +16508,8 @@
         <w:t xml:space="preserve">(раздел 22).</w:t>
       </w:r>
     </w:p>
-    <w:bookmarkEnd w:id="162"/>
-    <w:bookmarkStart w:id="166" w:name="X6232f51b03b43df0af025efb28927f69364dea9"/>
+    <w:bookmarkEnd w:id="168"/>
+    <w:bookmarkStart w:id="172" w:name="X6232f51b03b43df0af025efb28927f69364dea9"/>
     <w:p>
       <w:pPr>
         <w:pStyle w:val="Heading2"/>
@@ -16124,7 +16556,7 @@
         <w:t xml:space="preserve">движение по дорогам, и после этого не перекалибровывались.</w:t>
       </w:r>
     </w:p>
-    <w:bookmarkStart w:id="163" w:name="Xb2413bbcea26cf37b67a638b64305a2d2b0e55e"/>
+    <w:bookmarkStart w:id="169" w:name="Xb2413bbcea26cf37b67a638b64305a2d2b0e55e"/>
     <w:p>
       <w:pPr>
         <w:pStyle w:val="Heading3"/>
@@ -16707,8 +17139,8 @@
         <w:t xml:space="preserve">80 % против 72 % положений, 35 против 20 событий из 44.</w:t>
       </w:r>
     </w:p>
-    <w:bookmarkEnd w:id="163"/>
-    <w:bookmarkStart w:id="164" w:name="X22855954c2a9a21ec7ca3ba301922df3dff7b52"/>
+    <w:bookmarkEnd w:id="169"/>
+    <w:bookmarkStart w:id="170" w:name="X22855954c2a9a21ec7ca3ba301922df3dff7b52"/>
     <w:p>
       <w:pPr>
         <w:pStyle w:val="Heading3"/>
@@ -17056,8 +17488,8 @@
         <w:t xml:space="preserve">гарнизон сектора в модели представлен точкой, а не районом (раздел 25).</w:t>
       </w:r>
     </w:p>
-    <w:bookmarkEnd w:id="164"/>
-    <w:bookmarkStart w:id="165" w:name="X9c77244de37867a79377afe2ee8334d037223af"/>
+    <w:bookmarkEnd w:id="170"/>
+    <w:bookmarkStart w:id="171" w:name="X9c77244de37867a79377afe2ee8334d037223af"/>
     <w:p>
       <w:pPr>
         <w:pStyle w:val="Heading3"/>
@@ -17722,9 +18154,9 @@
         <w:t xml:space="preserve">(предел темпа в полосе исключал прорыв; тупик у противника; нет обхода крепостей; нет ледостава).</w:t>
       </w:r>
     </w:p>
-    <w:bookmarkEnd w:id="165"/>
-    <w:bookmarkEnd w:id="166"/>
-    <w:bookmarkStart w:id="167" w:name="X8b50850d029bab09932939ef82a0022830d7e8c"/>
+    <w:bookmarkEnd w:id="171"/>
+    <w:bookmarkEnd w:id="172"/>
+    <w:bookmarkStart w:id="173" w:name="X8b50850d029bab09932939ef82a0022830d7e8c"/>
     <w:p>
       <w:pPr>
         <w:pStyle w:val="Heading2"/>
@@ -17745,213 +18177,6 @@
       </w:r>
       <w:r>
         <w:t xml:space="preserve">откалиброванные с поправками:</w:t>
-      </w:r>
-    </w:p>
-    <w:p>
-      <w:pPr>
-        <w:numPr>
-          <w:ilvl w:val="0"/>
-          <w:numId w:val="1018"/>
-        </w:numPr>
-        <w:pStyle w:val="Compact"/>
-      </w:pPr>
-      <w:r>
-        <w:t xml:space="preserve">дистанция соприкосновения — 1,5 км вместо 6;</w:t>
-      </w:r>
-    </w:p>
-    <w:p>
-      <w:pPr>
-        <w:numPr>
-          <w:ilvl w:val="0"/>
-          <w:numId w:val="1018"/>
-        </w:numPr>
-        <w:pStyle w:val="Compact"/>
-      </w:pPr>
-      <w:r>
-        <w:t xml:space="preserve">«держаться» — не отходить по своей воле, но под натиском уступать кварталы;</w:t>
-      </w:r>
-    </w:p>
-    <w:p>
-      <w:pPr>
-        <w:numPr>
-          <w:ilvl w:val="0"/>
-          <w:numId w:val="1018"/>
-        </w:numPr>
-        <w:pStyle w:val="Compact"/>
-      </w:pPr>
-      <w:r>
-        <w:t xml:space="preserve">крепости не обходятся: в городе гарнизоны и есть цель;</w:t>
-      </w:r>
-    </w:p>
-    <w:p>
-      <w:pPr>
-        <w:numPr>
-          <w:ilvl w:val="0"/>
-          <w:numId w:val="1018"/>
-        </w:numPr>
-        <w:pStyle w:val="Compact"/>
-      </w:pPr>
-      <w:r>
-        <w:t xml:space="preserve">темп и потери подобраны отдельно по дням до 28.04 (проверка — 29.04–2.05).</w:t>
-      </w:r>
-    </w:p>
-    <w:p>
-      <w:pPr>
-        <w:pStyle w:val="FirstParagraph"/>
-      </w:pPr>
-      <w:r>
-        <w:t xml:space="preserve">Гарнизон города (~60 000) распределён по секторам обороны A–H и Z по долям из Le Tissier.</w:t>
-      </w:r>
-      <w:r>
-        <w:t xml:space="preserve"> </w:t>
-      </w:r>
-      <w:r>
-        <w:t xml:space="preserve">Советские корпуса — с оценочной численностью (C).</w:t>
-      </w:r>
-    </w:p>
-    <w:bookmarkEnd w:id="167"/>
-    <w:bookmarkStart w:id="168" w:name="X9e3184fe1374340b5edc535720f320bb515a38a"/>
-    <w:p>
-      <w:pPr>
-        <w:pStyle w:val="Heading2"/>
-      </w:pPr>
-      <w:r>
-        <w:t xml:space="preserve">24. Что меняется при подключении ИИ</w:t>
-      </w:r>
-    </w:p>
-    <w:p>
-      <w:pPr>
-        <w:pStyle w:val="FirstParagraph"/>
-      </w:pPr>
-      <w:r>
-        <w:t xml:space="preserve">Правила арбитра не меняются. Меняется источник приказов немецкой стороны: вместо исторических задач —</w:t>
-      </w:r>
-      <w:r>
-        <w:t xml:space="preserve"> </w:t>
-      </w:r>
-      <w:r>
-        <w:t xml:space="preserve">решения модели, которая на каждом ходе получает обстановку (свои силы, известное о противнике,</w:t>
-      </w:r>
-      <w:r>
-        <w:t xml:space="preserve"> </w:t>
-      </w:r>
-      <w:r>
-        <w:t xml:space="preserve">местность, подвоз, приказы сверху) и отдаёт приказы в том же формате (задача, цель, примечание</w:t>
-      </w:r>
-      <w:r>
-        <w:t xml:space="preserve"> </w:t>
-      </w:r>
-      <w:r>
-        <w:t xml:space="preserve">с обоснованием). Модель видит только то, что мог знать немецкий штаб на эту дату; её решения</w:t>
-      </w:r>
-      <w:r>
-        <w:t xml:space="preserve"> </w:t>
-      </w:r>
-      <w:r>
-        <w:t xml:space="preserve">проходят через ту же задержку доведения. Отчёт сравнения покажет, где решения модели увели</w:t>
-      </w:r>
-      <w:r>
-        <w:t xml:space="preserve"> </w:t>
-      </w:r>
-      <w:r>
-        <w:t xml:space="preserve">операцию от истории и к чему это привело.</w:t>
-      </w:r>
-    </w:p>
-    <w:p>
-      <w:pPr>
-        <w:pStyle w:val="BodyText"/>
-      </w:pPr>
-      <w:r>
-        <w:rPr>
-          <w:bCs/>
-          <w:b/>
-        </w:rPr>
-        <w:t xml:space="preserve">Посредник на модели</w:t>
-      </w:r>
-      <w:r>
-        <w:t xml:space="preserve"> </w:t>
-      </w:r>
-      <w:r>
-        <w:t xml:space="preserve">(по желанию, в игре и в проверке</w:t>
-      </w:r>
-      <w:r>
-        <w:t xml:space="preserve"> </w:t>
-      </w:r>
-      <w:r>
-        <w:rPr>
-          <w:rStyle w:val="VerbatimChar"/>
-        </w:rPr>
-        <w:t xml:space="preserve">npm run llm:umpire</w:t>
-      </w:r>
-      <w:r>
-        <w:t xml:space="preserve">). Перед ходом модель видит</w:t>
-      </w:r>
-      <w:r>
-        <w:t xml:space="preserve"> </w:t>
-      </w:r>
-      <w:r>
-        <w:t xml:space="preserve">ожидаемые бои (наступающий и противник в пределах 1,5 дистанции соприкосновения: состав, численность, боеприпасы,</w:t>
-      </w:r>
-      <w:r>
-        <w:t xml:space="preserve"> </w:t>
-      </w:r>
-      <w:r>
-        <w:t xml:space="preserve">усталость, местность, полоса, водная преграда) и справки из базы знаний — доктрину, нормативы, технику (не ход боёв</w:t>
-      </w:r>
-      <w:r>
-        <w:t xml:space="preserve"> </w:t>
-      </w:r>
-      <w:r>
-        <w:t xml:space="preserve">в истории: это подсказка исхода). Она может дать поправку к бою — множитель силы наступающих, силы обороны, темпа</w:t>
-      </w:r>
-      <w:r>
-        <w:t xml:space="preserve"> </w:t>
-      </w:r>
-      <w:r>
-        <w:t xml:space="preserve">или потерь в пределах 0,8–1,25 — только с причиной и опорой на справку или обстановку. То, что арбитр уже</w:t>
-      </w:r>
-      <w:r>
-        <w:t xml:space="preserve"> </w:t>
-      </w:r>
-      <w:r>
-        <w:t xml:space="preserve">учитывает (соотношение сил, местность, подготовленная оборона, полосы, усталость, снабжение), повторно не</w:t>
-      </w:r>
-      <w:r>
-        <w:t xml:space="preserve"> </w:t>
-      </w:r>
-      <w:r>
-        <w:t xml:space="preserve">поправляется. Поправка действует один ход на бои с участием названных формирований, в журнале боя видна как</w:t>
-      </w:r>
-      <w:r>
-        <w:t xml:space="preserve"> </w:t>
-      </w:r>
-      <w:r>
-        <w:t xml:space="preserve">множитель «посредник: …», записывается в игру — переигровка точна. Полезность проверяется сравнением прогонов</w:t>
-      </w:r>
-      <w:r>
-        <w:t xml:space="preserve"> </w:t>
-      </w:r>
-      <w:r>
-        <w:t xml:space="preserve">с посредником и без (сверка с историей и нормативы; контрольная — Висло-Одерская).</w:t>
-      </w:r>
-    </w:p>
-    <w:bookmarkEnd w:id="168"/>
-    <w:bookmarkStart w:id="171" w:name="Xc5b85bec3b1c19d717f6622300f35b4a51395fd"/>
-    <w:p>
-      <w:pPr>
-        <w:pStyle w:val="Heading2"/>
-      </w:pPr>
-      <w:r>
-        <w:t xml:space="preserve">25. Ограничения и развитие</w:t>
-      </w:r>
-    </w:p>
-    <w:bookmarkStart w:id="169" w:name="Xa1d8caebd1ddb3143d0a47490b2ea03675c8d04"/>
-    <w:p>
-      <w:pPr>
-        <w:pStyle w:val="Heading3"/>
-      </w:pPr>
-      <w:r>
-        <w:t xml:space="preserve">25.1. Модель переигровки: известные расхождения</w:t>
       </w:r>
     </w:p>
     <w:p>
@@ -17960,25 +18185,10 @@
           <w:ilvl w:val="0"/>
           <w:numId w:val="1019"/>
         </w:numPr>
-      </w:pPr>
-      <w:r>
-        <w:rPr>
-          <w:bCs/>
-          <w:b/>
-        </w:rPr>
-        <w:t xml:space="preserve">Соединение — точка с полосой.</w:t>
-      </w:r>
-      <w:r>
-        <w:t xml:space="preserve"> </w:t>
-      </w:r>
-      <w:r>
-        <w:t xml:space="preserve">Гарнизон сектора или корпус в обороне — точка с радиусом,</w:t>
-      </w:r>
-      <w:r>
-        <w:t xml:space="preserve"> </w:t>
-      </w:r>
-      <w:r>
-        <w:t xml:space="preserve">а не занимаемый район. Отсюда в городе события в центре наступают раньше истории.</w:t>
+        <w:pStyle w:val="Compact"/>
+      </w:pPr>
+      <w:r>
+        <w:t xml:space="preserve">дистанция соприкосновения — 1,5 км вместо 6;</w:t>
       </w:r>
     </w:p>
     <w:p>
@@ -17987,37 +18197,10 @@
           <w:ilvl w:val="0"/>
           <w:numId w:val="1019"/>
         </w:numPr>
-      </w:pPr>
-      <w:r>
-        <w:rPr>
-          <w:bCs/>
-          <w:b/>
-        </w:rPr>
-        <w:t xml:space="preserve">Местность современная</w:t>
-      </w:r>
-      <w:r>
-        <w:t xml:space="preserve"> </w:t>
-      </w:r>
-      <w:r>
-        <w:t xml:space="preserve">там, где нет исторической поправки: железные дороги, построенные</w:t>
-      </w:r>
-      <w:r>
-        <w:t xml:space="preserve"> </w:t>
-      </w:r>
-      <w:r>
-        <w:t xml:space="preserve">после войны каналы, выросшие пригороды. Для Висло-Одерской операции поправки нет совсем</w:t>
-      </w:r>
-      <w:r>
-        <w:t xml:space="preserve"> </w:t>
-      </w:r>
-      <w:r>
-        <w:t xml:space="preserve">(её можно сделать в стенде по своей карте — раздел 17.2). Разлив Одербруха в апреле 1945 г.</w:t>
-      </w:r>
-      <w:r>
-        <w:t xml:space="preserve"> </w:t>
-      </w:r>
-      <w:r>
-        <w:t xml:space="preserve">не учтён.</w:t>
+        <w:pStyle w:val="Compact"/>
+      </w:pPr>
+      <w:r>
+        <w:t xml:space="preserve">«держаться» — не отходить по своей воле, но под натиском уступать кварталы;</w:t>
       </w:r>
     </w:p>
     <w:p>
@@ -18026,37 +18209,10 @@
           <w:ilvl w:val="0"/>
           <w:numId w:val="1019"/>
         </w:numPr>
-      </w:pPr>
-      <w:r>
-        <w:rPr>
-          <w:bCs/>
-          <w:b/>
-        </w:rPr>
-        <w:t xml:space="preserve">Дороги на показе и в расчёте.</w:t>
-      </w:r>
-      <w:r>
-        <w:t xml:space="preserve"> </w:t>
-      </w:r>
-      <w:r>
-        <w:t xml:space="preserve">Расчёт ведёт войска по клеткам (2 км; в городе 250 м),</w:t>
-      </w:r>
-      <w:r>
-        <w:t xml:space="preserve"> </w:t>
-      </w:r>
-      <w:r>
-        <w:t xml:space="preserve">на карте путь перестраивается по линиям дорог. Поэтому показанный путь может немного</w:t>
-      </w:r>
-      <w:r>
-        <w:t xml:space="preserve"> </w:t>
-      </w:r>
-      <w:r>
-        <w:t xml:space="preserve">отличаться от расчётного, а время хода — нет. Где у театра дороги есть только растром (без</w:t>
-      </w:r>
-      <w:r>
-        <w:t xml:space="preserve"> </w:t>
-      </w:r>
-      <w:r>
-        <w:t xml:space="preserve">линий), путь показывается по клеткам.</w:t>
+        <w:pStyle w:val="Compact"/>
+      </w:pPr>
+      <w:r>
+        <w:t xml:space="preserve">крепости не обходятся: в городе гарнизоны и есть цель;</w:t>
       </w:r>
     </w:p>
     <w:p>
@@ -18065,38 +18221,176 @@
           <w:ilvl w:val="0"/>
           <w:numId w:val="1019"/>
         </w:numPr>
+        <w:pStyle w:val="Compact"/>
+      </w:pPr>
+      <w:r>
+        <w:t xml:space="preserve">темп и потери подобраны отдельно по дням до 28.04 (проверка — 29.04–2.05).</w:t>
+      </w:r>
+    </w:p>
+    <w:p>
+      <w:pPr>
+        <w:pStyle w:val="FirstParagraph"/>
+      </w:pPr>
+      <w:r>
+        <w:t xml:space="preserve">Гарнизон города (~60 000) распределён по секторам обороны A–H и Z по долям из Le Tissier.</w:t>
+      </w:r>
+      <w:r>
+        <w:t xml:space="preserve"> </w:t>
+      </w:r>
+      <w:r>
+        <w:t xml:space="preserve">Советские корпуса — с оценочной численностью (C).</w:t>
+      </w:r>
+    </w:p>
+    <w:bookmarkEnd w:id="173"/>
+    <w:bookmarkStart w:id="174" w:name="X9e3184fe1374340b5edc535720f320bb515a38a"/>
+    <w:p>
+      <w:pPr>
+        <w:pStyle w:val="Heading2"/>
+      </w:pPr>
+      <w:r>
+        <w:t xml:space="preserve">24. Что меняется при подключении ИИ</w:t>
+      </w:r>
+    </w:p>
+    <w:p>
+      <w:pPr>
+        <w:pStyle w:val="FirstParagraph"/>
+      </w:pPr>
+      <w:r>
+        <w:t xml:space="preserve">Правила арбитра не меняются. Меняется источник приказов немецкой стороны: вместо исторических задач —</w:t>
+      </w:r>
+      <w:r>
+        <w:t xml:space="preserve"> </w:t>
+      </w:r>
+      <w:r>
+        <w:t xml:space="preserve">решения модели, которая на каждом ходе получает обстановку (свои силы, известное о противнике,</w:t>
+      </w:r>
+      <w:r>
+        <w:t xml:space="preserve"> </w:t>
+      </w:r>
+      <w:r>
+        <w:t xml:space="preserve">местность, подвоз, приказы сверху) и отдаёт приказы в том же формате (задача, цель, примечание</w:t>
+      </w:r>
+      <w:r>
+        <w:t xml:space="preserve"> </w:t>
+      </w:r>
+      <w:r>
+        <w:t xml:space="preserve">с обоснованием). Модель видит только то, что мог знать немецкий штаб на эту дату; её решения</w:t>
+      </w:r>
+      <w:r>
+        <w:t xml:space="preserve"> </w:t>
+      </w:r>
+      <w:r>
+        <w:t xml:space="preserve">проходят через ту же задержку доведения. Отчёт сравнения покажет, где решения модели увели</w:t>
+      </w:r>
+      <w:r>
+        <w:t xml:space="preserve"> </w:t>
+      </w:r>
+      <w:r>
+        <w:t xml:space="preserve">операцию от истории и к чему это привело.</w:t>
+      </w:r>
+    </w:p>
+    <w:p>
+      <w:pPr>
+        <w:pStyle w:val="BodyText"/>
       </w:pPr>
       <w:r>
         <w:rPr>
           <w:bCs/>
           <w:b/>
         </w:rPr>
-        <w:t xml:space="preserve">Исходные точки на реке.</w:t>
-      </w:r>
-      <w:r>
-        <w:t xml:space="preserve"> </w:t>
-      </w:r>
-      <w:r>
-        <w:t xml:space="preserve">52-я армия и 2-я армия Войска Польского у Ротенбурга стоят прямо</w:t>
-      </w:r>
-      <w:r>
-        <w:t xml:space="preserve"> </w:t>
-      </w:r>
-      <w:r>
-        <w:t xml:space="preserve">на Нейсе; территория вокруг делится неудачно, и они числятся отрезанными со второго хода.</w:t>
-      </w:r>
-      <w:r>
-        <w:t xml:space="preserve"> </w:t>
-      </w:r>
-      <w:r>
-        <w:t xml:space="preserve">На события это не влияет.</w:t>
+        <w:t xml:space="preserve">Посредник на модели</w:t>
+      </w:r>
+      <w:r>
+        <w:t xml:space="preserve"> </w:t>
+      </w:r>
+      <w:r>
+        <w:t xml:space="preserve">(по желанию, в игре и в проверке</w:t>
+      </w:r>
+      <w:r>
+        <w:t xml:space="preserve"> </w:t>
+      </w:r>
+      <w:r>
+        <w:rPr>
+          <w:rStyle w:val="VerbatimChar"/>
+        </w:rPr>
+        <w:t xml:space="preserve">npm run llm:umpire</w:t>
+      </w:r>
+      <w:r>
+        <w:t xml:space="preserve">). Перед ходом модель видит</w:t>
+      </w:r>
+      <w:r>
+        <w:t xml:space="preserve"> </w:t>
+      </w:r>
+      <w:r>
+        <w:t xml:space="preserve">ожидаемые бои (наступающий и противник в пределах 1,5 дистанции соприкосновения: состав, численность, боеприпасы,</w:t>
+      </w:r>
+      <w:r>
+        <w:t xml:space="preserve"> </w:t>
+      </w:r>
+      <w:r>
+        <w:t xml:space="preserve">усталость, местность, полоса, водная преграда) и справки из базы знаний — доктрину, нормативы, технику (не ход боёв</w:t>
+      </w:r>
+      <w:r>
+        <w:t xml:space="preserve"> </w:t>
+      </w:r>
+      <w:r>
+        <w:t xml:space="preserve">в истории: это подсказка исхода). Она может дать поправку к бою — множитель силы наступающих, силы обороны, темпа</w:t>
+      </w:r>
+      <w:r>
+        <w:t xml:space="preserve"> </w:t>
+      </w:r>
+      <w:r>
+        <w:t xml:space="preserve">или потерь в пределах 0,8–1,25 — только с причиной и опорой на справку или обстановку. То, что арбитр уже</w:t>
+      </w:r>
+      <w:r>
+        <w:t xml:space="preserve"> </w:t>
+      </w:r>
+      <w:r>
+        <w:t xml:space="preserve">учитывает (соотношение сил, местность, подготовленная оборона, полосы, усталость, снабжение), повторно не</w:t>
+      </w:r>
+      <w:r>
+        <w:t xml:space="preserve"> </w:t>
+      </w:r>
+      <w:r>
+        <w:t xml:space="preserve">поправляется. Поправка действует один ход на бои с участием названных формирований, в журнале боя видна как</w:t>
+      </w:r>
+      <w:r>
+        <w:t xml:space="preserve"> </w:t>
+      </w:r>
+      <w:r>
+        <w:t xml:space="preserve">множитель «посредник: …», записывается в игру — переигровка точна. Полезность проверяется сравнением прогонов</w:t>
+      </w:r>
+      <w:r>
+        <w:t xml:space="preserve"> </w:t>
+      </w:r>
+      <w:r>
+        <w:t xml:space="preserve">с посредником и без (сверка с историей и нормативы; контрольная — Висло-Одерская).</w:t>
+      </w:r>
+    </w:p>
+    <w:bookmarkEnd w:id="174"/>
+    <w:bookmarkStart w:id="177" w:name="Xc5b85bec3b1c19d717f6622300f35b4a51395fd"/>
+    <w:p>
+      <w:pPr>
+        <w:pStyle w:val="Heading2"/>
+      </w:pPr>
+      <w:r>
+        <w:t xml:space="preserve">25. Ограничения и развитие</w:t>
+      </w:r>
+    </w:p>
+    <w:bookmarkStart w:id="175" w:name="Xa1d8caebd1ddb3143d0a47490b2ea03675c8d04"/>
+    <w:p>
+      <w:pPr>
+        <w:pStyle w:val="Heading3"/>
+      </w:pPr>
+      <w:r>
+        <w:t xml:space="preserve">25.1. Модель переигровки: известные расхождения</w:t>
       </w:r>
     </w:p>
     <w:p>
       <w:pPr>
         <w:numPr>
           <w:ilvl w:val="0"/>
-          <w:numId w:val="1019"/>
+          <w:numId w:val="1020"/>
         </w:numPr>
       </w:pPr>
       <w:r>
@@ -18104,20 +18398,26 @@
           <w:bCs/>
           <w:b/>
         </w:rPr>
-        <w:t xml:space="preserve">Численность</w:t>
-      </w:r>
-      <w:r>
-        <w:t xml:space="preserve"> </w:t>
-      </w:r>
-      <w:r>
-        <w:t xml:space="preserve">части объединений — оценка (C), в том числе боевые доли 0,6 и 0,75.</w:t>
+        <w:t xml:space="preserve">Соединение — точка с полосой.</w:t>
+      </w:r>
+      <w:r>
+        <w:t xml:space="preserve"> </w:t>
+      </w:r>
+      <w:r>
+        <w:t xml:space="preserve">Гарнизон сектора или корпус в обороне — точка с радиусом,</w:t>
+      </w:r>
+      <w:r>
+        <w:t xml:space="preserve"> </w:t>
+      </w:r>
+      <w:r>
+        <w:t xml:space="preserve">а не занимаемый район. Отсюда в городе события в центре наступают раньше истории.</w:t>
       </w:r>
     </w:p>
     <w:p>
       <w:pPr>
         <w:numPr>
           <w:ilvl w:val="0"/>
-          <w:numId w:val="1019"/>
+          <w:numId w:val="1020"/>
         </w:numPr>
       </w:pPr>
       <w:r>
@@ -18125,26 +18425,38 @@
           <w:bCs/>
           <w:b/>
         </w:rPr>
-        <w:t xml:space="preserve">Авиация</w:t>
-      </w:r>
-      <w:r>
-        <w:t xml:space="preserve"> </w:t>
-      </w:r>
-      <w:r>
-        <w:t xml:space="preserve">не моделируется отдельно; её вклад сидит внутри откалиброванных таблиц темпа и</w:t>
-      </w:r>
-      <w:r>
-        <w:t xml:space="preserve"> </w:t>
-      </w:r>
-      <w:r>
-        <w:t xml:space="preserve">потерь. Артиллерия — числом орудий в силе соединения.</w:t>
+        <w:t xml:space="preserve">Местность современная</w:t>
+      </w:r>
+      <w:r>
+        <w:t xml:space="preserve"> </w:t>
+      </w:r>
+      <w:r>
+        <w:t xml:space="preserve">там, где нет исторической поправки: железные дороги, построенные</w:t>
+      </w:r>
+      <w:r>
+        <w:t xml:space="preserve"> </w:t>
+      </w:r>
+      <w:r>
+        <w:t xml:space="preserve">после войны каналы, выросшие пригороды. Для Висло-Одерской операции поправки нет совсем</w:t>
+      </w:r>
+      <w:r>
+        <w:t xml:space="preserve"> </w:t>
+      </w:r>
+      <w:r>
+        <w:t xml:space="preserve">(её можно сделать в стенде по своей карте — раздел 17.2). Разлив Одербруха в апреле 1945 г.</w:t>
+      </w:r>
+      <w:r>
+        <w:t xml:space="preserve"> </w:t>
+      </w:r>
+      <w:r>
+        <w:t xml:space="preserve">не учтён.</w:t>
       </w:r>
     </w:p>
     <w:p>
       <w:pPr>
         <w:numPr>
           <w:ilvl w:val="0"/>
-          <w:numId w:val="1019"/>
+          <w:numId w:val="1020"/>
         </w:numPr>
       </w:pPr>
       <w:r>
@@ -18152,26 +18464,38 @@
           <w:bCs/>
           <w:b/>
         </w:rPr>
-        <w:t xml:space="preserve">Калибровка по одной операции.</w:t>
-      </w:r>
-      <w:r>
-        <w:t xml:space="preserve"> </w:t>
-      </w:r>
-      <w:r>
-        <w:t xml:space="preserve">Контрольная проверка — одна операция другого типа.</w:t>
-      </w:r>
-      <w:r>
-        <w:t xml:space="preserve"> </w:t>
-      </w:r>
-      <w:r>
-        <w:t xml:space="preserve">Для уверенных выводов нужны ещё операции.</w:t>
+        <w:t xml:space="preserve">Дороги на показе и в расчёте.</w:t>
+      </w:r>
+      <w:r>
+        <w:t xml:space="preserve"> </w:t>
+      </w:r>
+      <w:r>
+        <w:t xml:space="preserve">Расчёт ведёт войска по клеткам (2 км; в городе 250 м),</w:t>
+      </w:r>
+      <w:r>
+        <w:t xml:space="preserve"> </w:t>
+      </w:r>
+      <w:r>
+        <w:t xml:space="preserve">на карте путь перестраивается по линиям дорог. Поэтому показанный путь может немного</w:t>
+      </w:r>
+      <w:r>
+        <w:t xml:space="preserve"> </w:t>
+      </w:r>
+      <w:r>
+        <w:t xml:space="preserve">отличаться от расчётного, а время хода — нет. Где у театра дороги есть только растром (без</w:t>
+      </w:r>
+      <w:r>
+        <w:t xml:space="preserve"> </w:t>
+      </w:r>
+      <w:r>
+        <w:t xml:space="preserve">линий), путь показывается по клеткам.</w:t>
       </w:r>
     </w:p>
     <w:p>
       <w:pPr>
         <w:numPr>
           <w:ilvl w:val="0"/>
-          <w:numId w:val="1019"/>
+          <w:numId w:val="1020"/>
         </w:numPr>
       </w:pPr>
       <w:r>
@@ -18179,26 +18503,32 @@
           <w:bCs/>
           <w:b/>
         </w:rPr>
-        <w:t xml:space="preserve">Исторические задачи</w:t>
-      </w:r>
-      <w:r>
-        <w:t xml:space="preserve"> </w:t>
-      </w:r>
-      <w:r>
-        <w:t xml:space="preserve">записаны составителем по книгам: выбор формулировки и даты влияет</w:t>
-      </w:r>
-      <w:r>
-        <w:t xml:space="preserve"> </w:t>
-      </w:r>
-      <w:r>
-        <w:t xml:space="preserve">на расчёт. Каждая задача снабжена источником.</w:t>
+        <w:t xml:space="preserve">Исходные точки на реке.</w:t>
+      </w:r>
+      <w:r>
+        <w:t xml:space="preserve"> </w:t>
+      </w:r>
+      <w:r>
+        <w:t xml:space="preserve">52-я армия и 2-я армия Войска Польского у Ротенбурга стоят прямо</w:t>
+      </w:r>
+      <w:r>
+        <w:t xml:space="preserve"> </w:t>
+      </w:r>
+      <w:r>
+        <w:t xml:space="preserve">на Нейсе; территория вокруг делится неудачно, и они числятся отрезанными со второго хода.</w:t>
+      </w:r>
+      <w:r>
+        <w:t xml:space="preserve"> </w:t>
+      </w:r>
+      <w:r>
+        <w:t xml:space="preserve">На события это не влияет.</w:t>
       </w:r>
     </w:p>
     <w:p>
       <w:pPr>
         <w:numPr>
           <w:ilvl w:val="0"/>
-          <w:numId w:val="1019"/>
+          <w:numId w:val="1020"/>
         </w:numPr>
       </w:pPr>
       <w:r>
@@ -18206,38 +18536,20 @@
           <w:bCs/>
           <w:b/>
         </w:rPr>
-        <w:t xml:space="preserve">Полнота материалов — не оценка модели.</w:t>
-      </w:r>
-      <w:r>
-        <w:t xml:space="preserve"> </w:t>
-      </w:r>
-      <w:r>
-        <w:t xml:space="preserve">Она показывает, есть ли в базе знаний сведения по</w:t>
-      </w:r>
-      <w:r>
-        <w:t xml:space="preserve"> </w:t>
-      </w:r>
-      <w:r>
-        <w:t xml:space="preserve">каждому элементу операции, но не проверяет, верны ли они. Сверка базы со сценарием</w:t>
-      </w:r>
-      <w:r>
-        <w:t xml:space="preserve"> </w:t>
-      </w:r>
-      <w:r>
-        <w:t xml:space="preserve">(раздел 8.3) переносит только численность, танки и орудия; состав, подчинённость и задачи</w:t>
-      </w:r>
-      <w:r>
-        <w:t xml:space="preserve"> </w:t>
-      </w:r>
-      <w:r>
-        <w:t xml:space="preserve">сценария из базы не меняются.</w:t>
+        <w:t xml:space="preserve">Численность</w:t>
+      </w:r>
+      <w:r>
+        <w:t xml:space="preserve"> </w:t>
+      </w:r>
+      <w:r>
+        <w:t xml:space="preserve">части объединений — оценка (C), в том числе боевые доли 0,6 и 0,75.</w:t>
       </w:r>
     </w:p>
     <w:p>
       <w:pPr>
         <w:numPr>
           <w:ilvl w:val="0"/>
-          <w:numId w:val="1019"/>
+          <w:numId w:val="1020"/>
         </w:numPr>
       </w:pPr>
       <w:r>
@@ -18245,32 +18557,26 @@
           <w:bCs/>
           <w:b/>
         </w:rPr>
-        <w:t xml:space="preserve">Пересчёт по одной операции.</w:t>
-      </w:r>
-      <w:r>
-        <w:t xml:space="preserve"> </w:t>
-      </w:r>
-      <w:r>
-        <w:t xml:space="preserve">Подбор множителей идёт по истории одной операции и легко</w:t>
-      </w:r>
-      <w:r>
-        <w:t xml:space="preserve"> </w:t>
-      </w:r>
-      <w:r>
-        <w:t xml:space="preserve">подгоняется под неё; контрольная операция и перепроверка на пяти прогонах это ловят, но не</w:t>
-      </w:r>
-      <w:r>
-        <w:t xml:space="preserve"> </w:t>
-      </w:r>
-      <w:r>
-        <w:t xml:space="preserve">исключают. Основными правила делает человек.</w:t>
+        <w:t xml:space="preserve">Авиация</w:t>
+      </w:r>
+      <w:r>
+        <w:t xml:space="preserve"> </w:t>
+      </w:r>
+      <w:r>
+        <w:t xml:space="preserve">не моделируется отдельно; её вклад сидит внутри откалиброванных таблиц темпа и</w:t>
+      </w:r>
+      <w:r>
+        <w:t xml:space="preserve"> </w:t>
+      </w:r>
+      <w:r>
+        <w:t xml:space="preserve">потерь. Артиллерия — числом орудий в силе соединения.</w:t>
       </w:r>
     </w:p>
     <w:p>
       <w:pPr>
         <w:numPr>
           <w:ilvl w:val="0"/>
-          <w:numId w:val="1019"/>
+          <w:numId w:val="1020"/>
         </w:numPr>
       </w:pPr>
       <w:r>
@@ -18278,42 +18584,186 @@
           <w:bCs/>
           <w:b/>
         </w:rPr>
-        <w:t xml:space="preserve">Разграничительные линии.</w:t>
-      </w:r>
-      <w:r>
-        <w:t xml:space="preserve"> </w:t>
-      </w:r>
-      <w:r>
-        <w:t xml:space="preserve">По директивам известны только линии советских фронтов в</w:t>
-      </w:r>
-      <w:r>
-        <w:t xml:space="preserve"> </w:t>
-      </w:r>
-      <w:r>
-        <w:t xml:space="preserve">Берлинской операции; немецкие полосы, полосы армий и вся Висло-Одерская операция — расчётные</w:t>
-      </w:r>
-      <w:r>
-        <w:t xml:space="preserve"> </w:t>
-      </w:r>
-      <w:r>
-        <w:t xml:space="preserve">(по расположению войск). Линия — мягкое ограничение выбора пути, а не запрет: приказ с целью</w:t>
-      </w:r>
-      <w:r>
-        <w:t xml:space="preserve"> </w:t>
-      </w:r>
-      <w:r>
-        <w:t xml:space="preserve">в чужой полосе исполняется. Пункты, не найденные на театре, в линию из документа не входят.</w:t>
-      </w:r>
-    </w:p>
-    <w:p>
-      <w:pPr>
-        <w:pStyle w:val="FirstParagraph"/>
+        <w:t xml:space="preserve">Калибровка по одной операции.</w:t>
+      </w:r>
+      <w:r>
+        <w:t xml:space="preserve"> </w:t>
+      </w:r>
+      <w:r>
+        <w:t xml:space="preserve">Контрольная проверка — одна операция другого типа.</w:t>
+      </w:r>
+      <w:r>
+        <w:t xml:space="preserve"> </w:t>
+      </w:r>
+      <w:r>
+        <w:t xml:space="preserve">Для уверенных выводов нужны ещё операции.</w:t>
+      </w:r>
+    </w:p>
+    <w:p>
+      <w:pPr>
+        <w:numPr>
+          <w:ilvl w:val="0"/>
+          <w:numId w:val="1020"/>
+        </w:numPr>
       </w:pPr>
       <w:r>
         <w:rPr>
           <w:bCs/>
           <w:b/>
         </w:rPr>
+        <w:t xml:space="preserve">Исторические задачи</w:t>
+      </w:r>
+      <w:r>
+        <w:t xml:space="preserve"> </w:t>
+      </w:r>
+      <w:r>
+        <w:t xml:space="preserve">записаны составителем по книгам: выбор формулировки и даты влияет</w:t>
+      </w:r>
+      <w:r>
+        <w:t xml:space="preserve"> </w:t>
+      </w:r>
+      <w:r>
+        <w:t xml:space="preserve">на расчёт. Каждая задача снабжена источником.</w:t>
+      </w:r>
+    </w:p>
+    <w:p>
+      <w:pPr>
+        <w:numPr>
+          <w:ilvl w:val="0"/>
+          <w:numId w:val="1020"/>
+        </w:numPr>
+      </w:pPr>
+      <w:r>
+        <w:rPr>
+          <w:bCs/>
+          <w:b/>
+        </w:rPr>
+        <w:t xml:space="preserve">Полнота материалов — не оценка модели.</w:t>
+      </w:r>
+      <w:r>
+        <w:t xml:space="preserve"> </w:t>
+      </w:r>
+      <w:r>
+        <w:t xml:space="preserve">Она показывает, есть ли в базе знаний сведения по</w:t>
+      </w:r>
+      <w:r>
+        <w:t xml:space="preserve"> </w:t>
+      </w:r>
+      <w:r>
+        <w:t xml:space="preserve">каждому элементу операции, но не проверяет, верны ли они. Сверка базы со сценарием</w:t>
+      </w:r>
+      <w:r>
+        <w:t xml:space="preserve"> </w:t>
+      </w:r>
+      <w:r>
+        <w:t xml:space="preserve">(раздел 8.3) переносит только численность, танки и орудия; состав, подчинённость и задачи</w:t>
+      </w:r>
+      <w:r>
+        <w:t xml:space="preserve"> </w:t>
+      </w:r>
+      <w:r>
+        <w:t xml:space="preserve">сценария из базы не меняются.</w:t>
+      </w:r>
+    </w:p>
+    <w:p>
+      <w:pPr>
+        <w:numPr>
+          <w:ilvl w:val="0"/>
+          <w:numId w:val="1020"/>
+        </w:numPr>
+      </w:pPr>
+      <w:r>
+        <w:rPr>
+          <w:bCs/>
+          <w:b/>
+        </w:rPr>
+        <w:t xml:space="preserve">Пересчёт по одной операции.</w:t>
+      </w:r>
+      <w:r>
+        <w:t xml:space="preserve"> </w:t>
+      </w:r>
+      <w:r>
+        <w:t xml:space="preserve">Подбор множителей идёт по истории одной операции и легко</w:t>
+      </w:r>
+      <w:r>
+        <w:t xml:space="preserve"> </w:t>
+      </w:r>
+      <w:r>
+        <w:t xml:space="preserve">подгоняется под неё; контрольная операция и перепроверка на пяти прогонах это ловят, но не</w:t>
+      </w:r>
+      <w:r>
+        <w:t xml:space="preserve"> </w:t>
+      </w:r>
+      <w:r>
+        <w:t xml:space="preserve">исключают. Основными правила делает человек.</w:t>
+      </w:r>
+    </w:p>
+    <w:p>
+      <w:pPr>
+        <w:numPr>
+          <w:ilvl w:val="0"/>
+          <w:numId w:val="1020"/>
+        </w:numPr>
+      </w:pPr>
+      <w:r>
+        <w:rPr>
+          <w:bCs/>
+          <w:b/>
+        </w:rPr>
+        <w:t xml:space="preserve">Разграничительные линии.</w:t>
+      </w:r>
+      <w:r>
+        <w:t xml:space="preserve"> </w:t>
+      </w:r>
+      <w:r>
+        <w:t xml:space="preserve">По директивам известны только линии советских фронтов в</w:t>
+      </w:r>
+      <w:r>
+        <w:t xml:space="preserve"> </w:t>
+      </w:r>
+      <w:r>
+        <w:t xml:space="preserve">Берлинской операции; немецкие полосы, полосы армий и вся Висло-Одерская операция — расчётные</w:t>
+      </w:r>
+      <w:r>
+        <w:t xml:space="preserve"> </w:t>
+      </w:r>
+      <w:r>
+        <w:t xml:space="preserve">(по расположению войск). Линия — мягкое ограничение выбора пути, а не запрет: приказ с целью</w:t>
+      </w:r>
+      <w:r>
+        <w:t xml:space="preserve"> </w:t>
+      </w:r>
+      <w:r>
+        <w:t xml:space="preserve">в чужой полосе исполняется. Пункты, не найденные на театре, в линию из документа не входят.</w:t>
+      </w:r>
+      <w:r>
+        <w:t xml:space="preserve"> </w:t>
+      </w:r>
+      <w:r>
+        <w:t xml:space="preserve">В игре условие вступления директивы — простое (войска в радиусе от точки); модель-Ставка</w:t>
+      </w:r>
+      <w:r>
+        <w:t xml:space="preserve"> </w:t>
+      </w:r>
+      <w:r>
+        <w:t xml:space="preserve">строит линии только по пунктам театра; немецкой стороне линии групп армий и армий никто не</w:t>
+      </w:r>
+      <w:r>
+        <w:t xml:space="preserve"> </w:t>
+      </w:r>
+      <w:r>
+        <w:t xml:space="preserve">издаёт (у штаба на модели такого распоряжения нет).</w:t>
+      </w:r>
+    </w:p>
+    <w:p>
+      <w:pPr>
+        <w:pStyle w:val="FirstParagraph"/>
+      </w:pPr>
+      <w:r>
+        <w:rPr>
+          <w:bCs/>
+          <w:b/>
+        </w:rPr>
         <w:t xml:space="preserve">Стратегический показ.</w:t>
       </w:r>
       <w:r>
@@ -18341,8 +18791,8 @@
         <w:t xml:space="preserve">показываются по соединениям на любом масштабе — на стратегическом их лучше выключать.</w:t>
       </w:r>
     </w:p>
-    <w:bookmarkEnd w:id="169"/>
-    <w:bookmarkStart w:id="170" w:name="X4f2280bf802e09660ba835e70710c9dc9be82d3"/>
+    <w:bookmarkEnd w:id="175"/>
+    <w:bookmarkStart w:id="176" w:name="X4f2280bf802e09660ba835e70710c9dc9be82d3"/>
     <w:p>
       <w:pPr>
         <w:pStyle w:val="Heading3"/>
@@ -18574,9 +19024,9 @@
         </w:tc>
       </w:tr>
     </w:tbl>
-    <w:bookmarkEnd w:id="170"/>
-    <w:bookmarkEnd w:id="171"/>
-    <w:bookmarkStart w:id="172" w:name="Xdbcb197e40a9702486d4bd023f921502f1677e6"/>
+    <w:bookmarkEnd w:id="176"/>
+    <w:bookmarkEnd w:id="177"/>
+    <w:bookmarkStart w:id="178" w:name="Xdbcb197e40a9702486d4bd023f921502f1677e6"/>
     <w:p>
       <w:pPr>
         <w:pStyle w:val="Heading2"/>
@@ -18881,7 +19331,36 @@
               <w:jc w:val="left"/>
             </w:pPr>
             <w:r>
-              <w:t xml:space="preserve">полосы фронтов и армий, разграничительные линии, выходы в полосу соседа, полосы словами</w:t>
+              <w:t xml:space="preserve">полосы фронтов и армий, разграничительные линии и их сроки в игре, условия вступления директив, выходы в полосу соседа, полосы словами</w:t>
+            </w:r>
+          </w:p>
+        </w:tc>
+      </w:tr>
+      <w:tr>
+        <w:tc>
+          <w:tcPr/>
+          <w:p>
+            <w:pPr>
+              <w:pStyle w:val="Compact"/>
+              <w:jc w:val="left"/>
+            </w:pPr>
+            <w:r>
+              <w:rPr>
+                <w:rStyle w:val="VerbatimChar"/>
+              </w:rPr>
+              <w:t xml:space="preserve">services/staff/src/live/stavka.ts</w:t>
+            </w:r>
+          </w:p>
+        </w:tc>
+        <w:tc>
+          <w:tcPr/>
+          <w:p>
+            <w:pPr>
+              <w:pStyle w:val="Compact"/>
+              <w:jc w:val="left"/>
+            </w:pPr>
+            <w:r>
+              <w:t xml:space="preserve">модель-Ставка: поводы, обстановка, линии по пунктам → директивы</w:t>
             </w:r>
           </w:p>
         </w:tc>
@@ -19038,7 +19517,7 @@
               <w:jc w:val="left"/>
             </w:pPr>
             <w:r>
-              <w:t xml:space="preserve">проверки движка (53)</w:t>
+              <w:t xml:space="preserve">проверки движка (56)</w:t>
             </w:r>
           </w:p>
         </w:tc>
@@ -19470,8 +19949,8 @@
         <w:t xml:space="preserve"> test</w:t>
       </w:r>
     </w:p>
-    <w:bookmarkEnd w:id="172"/>
-    <w:bookmarkStart w:id="175" w:name="Xeef51b1a183ef0d1a3c231a74c93ed7acf2eaaa"/>
+    <w:bookmarkEnd w:id="178"/>
+    <w:bookmarkStart w:id="181" w:name="Xeef51b1a183ef0d1a3c231a74c93ed7acf2eaaa"/>
     <w:p>
       <w:pPr>
         <w:pStyle w:val="Heading2"/>
@@ -19528,7 +20007,7 @@
               <w:pStyle w:val="Compact"/>
               <w:jc w:val="left"/>
             </w:pPr>
-            <w:hyperlink r:id="rId134">
+            <w:hyperlink r:id="rId140">
               <w:r>
                 <w:rPr>
                   <w:rStyle w:val="Hyperlink"/>
@@ -19559,7 +20038,7 @@
               <w:pStyle w:val="Compact"/>
               <w:jc w:val="left"/>
             </w:pPr>
-            <w:hyperlink r:id="rId125">
+            <w:hyperlink r:id="rId131">
               <w:r>
                 <w:rPr>
                   <w:rStyle w:val="Hyperlink"/>
@@ -19590,7 +20069,7 @@
               <w:pStyle w:val="Compact"/>
               <w:jc w:val="left"/>
             </w:pPr>
-            <w:hyperlink r:id="rId127">
+            <w:hyperlink r:id="rId133">
               <w:r>
                 <w:rPr>
                   <w:rStyle w:val="Hyperlink"/>
@@ -19697,7 +20176,7 @@
               <w:pStyle w:val="Compact"/>
               <w:jc w:val="left"/>
             </w:pPr>
-            <w:hyperlink r:id="rId129">
+            <w:hyperlink r:id="rId135">
               <w:r>
                 <w:rPr>
                   <w:rStyle w:val="Hyperlink"/>
@@ -19728,7 +20207,7 @@
               <w:pStyle w:val="Compact"/>
               <w:jc w:val="left"/>
             </w:pPr>
-            <w:hyperlink r:id="rId173">
+            <w:hyperlink r:id="rId179">
               <w:r>
                 <w:rPr>
                   <w:rStyle w:val="Hyperlink"/>
@@ -19742,7 +20221,7 @@
             <w:r>
               <w:t xml:space="preserve"> </w:t>
             </w:r>
-            <w:hyperlink r:id="rId174">
+            <w:hyperlink r:id="rId180">
               <w:r>
                 <w:rPr>
                   <w:rStyle w:val="Hyperlink"/>
@@ -19773,7 +20252,7 @@
               <w:pStyle w:val="Compact"/>
               <w:jc w:val="left"/>
             </w:pPr>
-            <w:hyperlink r:id="rId135">
+            <w:hyperlink r:id="rId141">
               <w:r>
                 <w:rPr>
                   <w:rStyle w:val="Hyperlink"/>
@@ -19797,8 +20276,8 @@
         </w:tc>
       </w:tr>
     </w:tbl>
-    <w:bookmarkEnd w:id="175"/>
-    <w:bookmarkStart w:id="176" w:name="Xc6178583b0d1c439978e167499079597c3d7485"/>
+    <w:bookmarkEnd w:id="181"/>
+    <w:bookmarkStart w:id="182" w:name="Xc6178583b0d1c439978e167499079597c3d7485"/>
     <w:p>
       <w:pPr>
         <w:pStyle w:val="Heading2"/>
@@ -20293,8 +20772,8 @@
         <w:t xml:space="preserve">Таблицы темпа и потерь — в разделе 19.2.</w:t>
       </w:r>
     </w:p>
-    <w:bookmarkEnd w:id="176"/>
-    <w:bookmarkEnd w:id="177"/>
+    <w:bookmarkEnd w:id="182"/>
+    <w:bookmarkEnd w:id="183"/>
     <w:sectPr/>
   </w:body>
 </w:document>
@@ -20593,6 +21072,9 @@
     <w:abstractNumId w:val="991"/>
   </w:num>
   <w:num w:numId="1010">
+    <w:abstractNumId w:val="991"/>
+  </w:num>
+  <w:num w:numId="1011">
     <w:abstractNumId w:val="99411"/>
     <w:lvlOverride w:ilvl="0">
       <w:startOverride w:val="1"/>
@@ -20622,9 +21104,6 @@
       <w:startOverride w:val="1"/>
     </w:lvlOverride>
   </w:num>
-  <w:num w:numId="1011">
-    <w:abstractNumId w:val="991"/>
-  </w:num>
   <w:num w:numId="1012">
     <w:abstractNumId w:val="991"/>
   </w:num>
@@ -20632,34 +21111,7 @@
     <w:abstractNumId w:val="991"/>
   </w:num>
   <w:num w:numId="1014">
-    <w:abstractNumId w:val="99411"/>
-    <w:lvlOverride w:ilvl="0">
-      <w:startOverride w:val="1"/>
-    </w:lvlOverride>
-    <w:lvlOverride w:ilvl="1">
-      <w:startOverride w:val="1"/>
-    </w:lvlOverride>
-    <w:lvlOverride w:ilvl="2">
-      <w:startOverride w:val="1"/>
-    </w:lvlOverride>
-    <w:lvlOverride w:ilvl="3">
-      <w:startOverride w:val="1"/>
-    </w:lvlOverride>
-    <w:lvlOverride w:ilvl="4">
-      <w:startOverride w:val="1"/>
-    </w:lvlOverride>
-    <w:lvlOverride w:ilvl="5">
-      <w:startOverride w:val="1"/>
-    </w:lvlOverride>
-    <w:lvlOverride w:ilvl="6">
-      <w:startOverride w:val="1"/>
-    </w:lvlOverride>
-    <w:lvlOverride w:ilvl="7">
-      <w:startOverride w:val="1"/>
-    </w:lvlOverride>
-    <w:lvlOverride w:ilvl="8">
-      <w:startOverride w:val="1"/>
-    </w:lvlOverride>
+    <w:abstractNumId w:val="991"/>
   </w:num>
   <w:num w:numId="1015">
     <w:abstractNumId w:val="99411"/>
@@ -20692,7 +21144,34 @@
     </w:lvlOverride>
   </w:num>
   <w:num w:numId="1016">
-    <w:abstractNumId w:val="991"/>
+    <w:abstractNumId w:val="99411"/>
+    <w:lvlOverride w:ilvl="0">
+      <w:startOverride w:val="1"/>
+    </w:lvlOverride>
+    <w:lvlOverride w:ilvl="1">
+      <w:startOverride w:val="1"/>
+    </w:lvlOverride>
+    <w:lvlOverride w:ilvl="2">
+      <w:startOverride w:val="1"/>
+    </w:lvlOverride>
+    <w:lvlOverride w:ilvl="3">
+      <w:startOverride w:val="1"/>
+    </w:lvlOverride>
+    <w:lvlOverride w:ilvl="4">
+      <w:startOverride w:val="1"/>
+    </w:lvlOverride>
+    <w:lvlOverride w:ilvl="5">
+      <w:startOverride w:val="1"/>
+    </w:lvlOverride>
+    <w:lvlOverride w:ilvl="6">
+      <w:startOverride w:val="1"/>
+    </w:lvlOverride>
+    <w:lvlOverride w:ilvl="7">
+      <w:startOverride w:val="1"/>
+    </w:lvlOverride>
+    <w:lvlOverride w:ilvl="8">
+      <w:startOverride w:val="1"/>
+    </w:lvlOverride>
   </w:num>
   <w:num w:numId="1017">
     <w:abstractNumId w:val="991"/>
@@ -20701,6 +21180,9 @@
     <w:abstractNumId w:val="991"/>
   </w:num>
   <w:num w:numId="1019">
+    <w:abstractNumId w:val="991"/>
+  </w:num>
+  <w:num w:numId="1020">
     <w:abstractNumId w:val="99411"/>
     <w:lvlOverride w:ilvl="0">
       <w:startOverride w:val="1"/>

--- a/docs/system.docx
+++ b/docs/system.docx
@@ -131,7 +131,7 @@
         </w:pict>
       </w:r>
     </w:p>
-    <w:bookmarkStart w:id="139" w:name="часть-i-система"/>
+    <w:bookmarkStart w:id="142" w:name="часть-i-система"/>
     <w:p>
       <w:pPr>
         <w:pStyle w:val="Heading1"/>
@@ -210,7 +210,7 @@
               <w:jc w:val="left"/>
             </w:pPr>
             <w:r>
-              <w:t xml:space="preserve">редактор тактической карты и библиотека из 238 условных знаков</w:t>
+              <w:t xml:space="preserve">редактор тактической карты и библиотека из 249 условных знаков</w:t>
             </w:r>
           </w:p>
         </w:tc>
@@ -676,7 +676,7 @@
       </w:r>
     </w:p>
     <w:bookmarkEnd w:id="21"/>
-    <w:bookmarkStart w:id="35" w:name="X5ccacfcdc64048133da753d0901602ec2973ca0"/>
+    <w:bookmarkStart w:id="38" w:name="X5ccacfcdc64048133da753d0901602ec2973ca0"/>
     <w:p>
       <w:pPr>
         <w:pStyle w:val="Heading2"/>
@@ -685,7 +685,7 @@
         <w:t xml:space="preserve">3. Редактор тактической карты</w:t>
       </w:r>
     </w:p>
-    <w:bookmarkStart w:id="28" w:name="Xb27508bef8b983f36bd677f1fe16763e4ef55a7"/>
+    <w:bookmarkStart w:id="31" w:name="Xb27508bef8b983f36bd677f1fe16763e4ef55a7"/>
     <w:p>
       <w:pPr>
         <w:pStyle w:val="Heading3"/>
@@ -954,14 +954,12 @@
         <w:t xml:space="preserve">узлов, ручки ширины и наконечника; отмена и повтор, дублирование.</w:t>
       </w:r>
     </w:p>
-    <w:bookmarkEnd w:id="28"/>
-    <w:bookmarkStart w:id="29" w:name="X517795ed2ae9a99530435671236109413838aad"/>
-    <w:p>
-      <w:pPr>
-        <w:pStyle w:val="Heading3"/>
-      </w:pPr>
-      <w:r>
-        <w:t xml:space="preserve">3.2. Слои, масштаб, подложки</w:t>
+    <w:p>
+      <w:pPr>
+        <w:pStyle w:val="BodyText"/>
+      </w:pPr>
+      <w:r>
+        <w:t xml:space="preserve">Для сложной графики исторических атласов у знаков есть дополнительные свойства:</w:t>
       </w:r>
     </w:p>
     <w:p>
@@ -977,25 +975,31 @@
           <w:bCs/>
           <w:b/>
         </w:rPr>
-        <w:t xml:space="preserve">Слои.</w:t>
-      </w:r>
-      <w:r>
-        <w:t xml:space="preserve"> </w:t>
-      </w:r>
-      <w:r>
-        <w:t xml:space="preserve">Каждый знак лежит в слое: основа, линии фронта, свои войска, противник, подписи и</w:t>
-      </w:r>
-      <w:r>
-        <w:t xml:space="preserve"> </w:t>
-      </w:r>
-      <w:r>
-        <w:t xml:space="preserve">свои слои. Слой можно скрыть, заблокировать, сделать полупрозрачным, переименовать,</w:t>
-      </w:r>
-      <w:r>
-        <w:t xml:space="preserve"> </w:t>
-      </w:r>
-      <w:r>
-        <w:t xml:space="preserve">переставить. Новые знаки в режиме «авто» ложатся в слой по смыслу знака.</w:t>
+        <w:t xml:space="preserve">Разветвлённая стрелка.</w:t>
+      </w:r>
+      <w:r>
+        <w:t xml:space="preserve"> </w:t>
+      </w:r>
+      <w:r>
+        <w:t xml:space="preserve">Ствол за развилкой расходится на две-три ветви, у каждой — своё</w:t>
+      </w:r>
+      <w:r>
+        <w:t xml:space="preserve"> </w:t>
+      </w:r>
+      <w:r>
+        <w:t xml:space="preserve">острие; ветви уже ствола (доля задаётся). Контур и заливка общие, без швов в развилке.</w:t>
+      </w:r>
+      <w:r>
+        <w:t xml:space="preserve"> </w:t>
+      </w:r>
+      <w:r>
+        <w:t xml:space="preserve">Знак «Разветвлённый удар» сразу ставится с одной ветвью; ветви добавляются кнопкой «+ ветвь»</w:t>
+      </w:r>
+      <w:r>
+        <w:t xml:space="preserve"> </w:t>
+      </w:r>
+      <w:r>
+        <w:t xml:space="preserve">в инспекторе, развилка (ромбик на стволе) и точки ветви перетаскиваются на карте.</w:t>
       </w:r>
     </w:p>
     <w:p>
@@ -1011,31 +1015,25 @@
           <w:bCs/>
           <w:b/>
         </w:rPr>
-        <w:t xml:space="preserve">Масштаб.</w:t>
-      </w:r>
-      <w:r>
-        <w:t xml:space="preserve"> </w:t>
-      </w:r>
-      <w:r>
-        <w:t xml:space="preserve">Размер знаков задаётся на масштабе, на котором они нарисованы; при зуме</w:t>
-      </w:r>
-      <w:r>
-        <w:t xml:space="preserve"> </w:t>
-      </w:r>
-      <w:r>
-        <w:t xml:space="preserve">оформление растёт и уменьшается в пределах ×0,5–×1,5 (или постоянно, или как на местности).</w:t>
-      </w:r>
-      <w:r>
-        <w:t xml:space="preserve"> </w:t>
-      </w:r>
-      <w:r>
-        <w:t xml:space="preserve">Слою и знаку можно задать масштабы, на которых он виден: стрелки фронтов — на мелких,</w:t>
-      </w:r>
-      <w:r>
-        <w:t xml:space="preserve"> </w:t>
-      </w:r>
-      <w:r>
-        <w:t xml:space="preserve">дивизии — на крупных, как на штабных картах. Экспорт — всегда со всеми знаками.</w:t>
+        <w:t xml:space="preserve">Окончание и дата.</w:t>
+      </w:r>
+      <w:r>
+        <w:t xml:space="preserve"> </w:t>
+      </w:r>
+      <w:r>
+        <w:t xml:space="preserve">Вместо наконечника — поперечная черта («рубеж достигнут») или ничего;</w:t>
+      </w:r>
+      <w:r>
+        <w:t xml:space="preserve"> </w:t>
+      </w:r>
+      <w:r>
+        <w:t xml:space="preserve">у острия ствола и у каждой ветви — надпись, обычно дата выхода («25.4»). Надпись ставится за</w:t>
+      </w:r>
+      <w:r>
+        <w:t xml:space="preserve"> </w:t>
+      </w:r>
+      <w:r>
+        <w:t xml:space="preserve">остриём по ходу стрелки, цветом наконечника (у контурной стрелки — цветом обводки).</w:t>
       </w:r>
     </w:p>
     <w:p>
@@ -1051,29 +1049,19 @@
           <w:bCs/>
           <w:b/>
         </w:rPr>
-        <w:t xml:space="preserve">Подложки.</w:t>
-      </w:r>
-      <w:r>
-        <w:t xml:space="preserve"> </w:t>
-      </w:r>
-      <w:r>
-        <w:t xml:space="preserve">«Бумага», OpenStreetMap, OpenTopoMap, спутник, любая XYZ/WMS без кода, свои</w:t>
-      </w:r>
-      <w:r>
-        <w:t xml:space="preserve"> </w:t>
-      </w:r>
-      <w:r>
-        <w:t xml:space="preserve">карты из раздела «Карты» (работают без интернета) и сканы, привязанные за углы, с прозрачностью.</w:t>
-      </w:r>
-    </w:p>
-    <w:bookmarkEnd w:id="29"/>
-    <w:bookmarkStart w:id="33" w:name="Xd0f7df7ec91219bfdc042763becc2b499f62fae"/>
-    <w:p>
-      <w:pPr>
-        <w:pStyle w:val="Heading3"/>
-      </w:pPr>
-      <w:r>
-        <w:t xml:space="preserve">3.3. Время и реестр объектов</w:t>
+        <w:t xml:space="preserve">Отметки на знаках соединений.</w:t>
+      </w:r>
+      <w:r>
+        <w:t xml:space="preserve"> </w:t>
+      </w:r>
+      <w:r>
+        <w:t xml:space="preserve">Штриховка всего знака (формируется) или его половины</w:t>
+      </w:r>
+      <w:r>
+        <w:t xml:space="preserve"> </w:t>
+      </w:r>
+      <w:r>
+        <w:t xml:space="preserve">(выдвигается) и перечёркивание одной чертой (разгромлена) или крестом (уничтожена).</w:t>
       </w:r>
     </w:p>
     <w:p>
@@ -1081,73 +1069,31 @@
         <w:pStyle w:val="FirstParagraph"/>
       </w:pPr>
       <w:r>
-        <w:t xml:space="preserve">Под картой — шкала времени: карта показывает обстановку на выбранный момент, знаки появляются и</w:t>
-      </w:r>
-      <w:r>
-        <w:t xml:space="preserve"> </w:t>
-      </w:r>
-      <w:r>
-        <w:t xml:space="preserve">исчезают по своим периодам и движутся между положениями плавно или скачком; есть проигрывание с</w:t>
-      </w:r>
-      <w:r>
-        <w:t xml:space="preserve"> </w:t>
-      </w:r>
-      <w:r>
-        <w:t xml:space="preserve">выбором скорости. Время — московское и местное (по месту событий, с историческими правилами</w:t>
-      </w:r>
-      <w:r>
-        <w:t xml:space="preserve"> </w:t>
-      </w:r>
-      <w:r>
-        <w:t xml:space="preserve">часовых поясов).</w:t>
-      </w:r>
-    </w:p>
-    <w:p>
-      <w:pPr>
-        <w:pStyle w:val="BodyText"/>
-      </w:pPr>
-      <w:r>
-        <w:t xml:space="preserve">Знак можно связать с</w:t>
-      </w:r>
-      <w:r>
-        <w:t xml:space="preserve"> </w:t>
-      </w:r>
-      <w:r>
-        <w:rPr>
-          <w:bCs/>
-          <w:b/>
-        </w:rPr>
-        <w:t xml:space="preserve">объектом реестра</w:t>
-      </w:r>
-      <w:r>
-        <w:t xml:space="preserve"> </w:t>
-      </w:r>
-      <w:r>
-        <w:t xml:space="preserve">(«5 уд. А», «Рейхстаг»): характеристики объекта</w:t>
-      </w:r>
-      <w:r>
-        <w:t xml:space="preserve"> </w:t>
-      </w:r>
-      <w:r>
-        <w:t xml:space="preserve">(номер, ступень, род войск; во времени — подчинение, командир, численность, положение) хранятся</w:t>
-      </w:r>
-      <w:r>
-        <w:t xml:space="preserve"> </w:t>
-      </w:r>
-      <w:r>
-        <w:t xml:space="preserve">один раз и видны со всех карт. Изменения записываются фактами «с даты» со ссылкой на источник.</w:t>
-      </w:r>
-      <w:r>
-        <w:t xml:space="preserve"> </w:t>
-      </w:r>
-      <w:r>
-        <w:t xml:space="preserve">Реестр отвечает и на пространственно-временные вопросы: «какие объекты были в этом районе на</w:t>
-      </w:r>
-      <w:r>
-        <w:t xml:space="preserve"> </w:t>
-      </w:r>
-      <w:r>
-        <w:t xml:space="preserve">25 апреля».</w:t>
+        <w:t xml:space="preserve">В палитре оформления «Историческая карта» к ним добавлены готовые знаки: разветвлённый удар,</w:t>
+      </w:r>
+      <w:r>
+        <w:t xml:space="preserve"> </w:t>
+      </w:r>
+      <w:r>
+        <w:t xml:space="preserve">выход на рубеж (стрелка с чертой), контурная стрелка (намеченный удар, перегруппировка), ось</w:t>
+      </w:r>
+      <w:r>
+        <w:t xml:space="preserve"> </w:t>
+      </w:r>
+      <w:r>
+        <w:t xml:space="preserve">наступления танковой армии (линия с ромбами), контрудар противника вилкой, передний край на</w:t>
+      </w:r>
+      <w:r>
+        <w:t xml:space="preserve"> </w:t>
+      </w:r>
+      <w:r>
+        <w:t xml:space="preserve">начало операции с подсветкой, положение на две даты, армии выдвигаются и формируются,</w:t>
+      </w:r>
+      <w:r>
+        <w:t xml:space="preserve"> </w:t>
+      </w:r>
+      <w:r>
+        <w:t xml:space="preserve">группировки противника разгромлена и уничтожена (поиск по слову «атлас»).</w:t>
       </w:r>
     </w:p>
     <w:p>
@@ -1159,18 +1105,18 @@
           <wp:inline>
             <wp:extent cx="5334000" cy="3333750"/>
             <wp:effectExtent b="0" l="0" r="0" t="0"/>
-            <wp:docPr descr="Инспектор знака: слой, масштабы, объект реестра, время" title="" id="31" name="Picture"/>
+            <wp:docPr descr="Редактор: разветвлённая стрелка, даты у острий, отметки на знаках" title="" id="29" name="Picture"/>
             <a:graphic>
               <a:graphicData uri="http://schemas.openxmlformats.org/drawingml/2006/picture">
                 <pic:pic>
                   <pic:nvPicPr>
-                    <pic:cNvPr descr="img/editor-inspector.jpg" id="32" name="Picture"/>
+                    <pic:cNvPr descr="img/editor-atlas-graphics.jpg" id="30" name="Picture"/>
                     <pic:cNvPicPr>
                       <a:picLocks noChangeArrowheads="1" noChangeAspect="1"/>
                     </pic:cNvPicPr>
                   </pic:nvPicPr>
                   <pic:blipFill>
-                    <a:blip r:embed="rId30"/>
+                    <a:blip r:embed="rId28"/>
                     <a:stretch>
                       <a:fillRect/>
                     </a:stretch>
@@ -1206,17 +1152,17 @@
           <w:iCs/>
           <w:i/>
         </w:rPr>
-        <w:t xml:space="preserve">Выбранная надпись «5 Уд. А»: слой и оформление, масштабы видимости, связь с объектом реестра (найти или создать), период присутствия на карте и положения по датам, параметры текста.</w:t>
-      </w:r>
-    </w:p>
-    <w:bookmarkEnd w:id="33"/>
-    <w:bookmarkStart w:id="34" w:name="X32f8179c6e7c2823d80ac2895708760f3f72534"/>
+        <w:t xml:space="preserve">Новые знаки «Исторической карты» на пустой карте: выбрана разветвлённая стрелка (ромбик на стволе — развилка, квадратики — точки ствола и ветви) с датами «25.4» и «24.4»; слева — передний край на начало операции с подсветкой, посередине — положение на две даты (сплошная и пунктир); ниже — ось наступления танковой армии с ромбами, выход на рубеж с чертой «22.4», контурная стрелка «2.5», контрудар противника; вверху справа — армии со штриховкой (выдвигается, формируется), ниже — перечёркнутые группировки противника. Справа в инспекторе — разделы «Окончание и дата» и «Ветви».</w:t>
+      </w:r>
+    </w:p>
+    <w:bookmarkEnd w:id="31"/>
+    <w:bookmarkStart w:id="32" w:name="X517795ed2ae9a99530435671236109413838aad"/>
     <w:p>
       <w:pPr>
         <w:pStyle w:val="Heading3"/>
       </w:pPr>
       <w:r>
-        <w:t xml:space="preserve">3.4. Совместная работа, обмен, экспорт</w:t>
+        <w:t xml:space="preserve">3.2. Слои, масштаб, подложки</w:t>
       </w:r>
     </w:p>
     <w:p>
@@ -1232,25 +1178,25 @@
           <w:bCs/>
           <w:b/>
         </w:rPr>
-        <w:t xml:space="preserve">Сервер.</w:t>
-      </w:r>
-      <w:r>
-        <w:t xml:space="preserve"> </w:t>
-      </w:r>
-      <w:r>
-        <w:t xml:space="preserve">Карты сохраняются на сервер с ревизиями (хранятся 50 последних). Если карту</w:t>
-      </w:r>
-      <w:r>
-        <w:t xml:space="preserve"> </w:t>
-      </w:r>
-      <w:r>
-        <w:t xml:space="preserve">успели изменить, редактор предлагает перезаписать или загрузить свежую версию. Правки другого</w:t>
-      </w:r>
-      <w:r>
-        <w:t xml:space="preserve"> </w:t>
-      </w:r>
-      <w:r>
-        <w:t xml:space="preserve">пользователя или внешней системы приходят потоком событий и подгружаются сами.</w:t>
+        <w:t xml:space="preserve">Слои.</w:t>
+      </w:r>
+      <w:r>
+        <w:t xml:space="preserve"> </w:t>
+      </w:r>
+      <w:r>
+        <w:t xml:space="preserve">Каждый знак лежит в слое: основа, линии фронта, свои войска, противник, подписи и</w:t>
+      </w:r>
+      <w:r>
+        <w:t xml:space="preserve"> </w:t>
+      </w:r>
+      <w:r>
+        <w:t xml:space="preserve">свои слои. Слой можно скрыть, заблокировать, сделать полупрозрачным, переименовать,</w:t>
+      </w:r>
+      <w:r>
+        <w:t xml:space="preserve"> </w:t>
+      </w:r>
+      <w:r>
+        <w:t xml:space="preserve">переставить. Новые знаки в режиме «авто» ложатся в слой по смыслу знака.</w:t>
       </w:r>
     </w:p>
     <w:p>
@@ -1266,13 +1212,31 @@
           <w:bCs/>
           <w:b/>
         </w:rPr>
-        <w:t xml:space="preserve">Без сервера</w:t>
-      </w:r>
-      <w:r>
-        <w:t xml:space="preserve"> </w:t>
-      </w:r>
-      <w:r>
-        <w:t xml:space="preserve">редактор работает целиком в браузере: карта сохраняется в браузере автоматически.</w:t>
+        <w:t xml:space="preserve">Масштаб.</w:t>
+      </w:r>
+      <w:r>
+        <w:t xml:space="preserve"> </w:t>
+      </w:r>
+      <w:r>
+        <w:t xml:space="preserve">Размер знаков задаётся на масштабе, на котором они нарисованы; при зуме</w:t>
+      </w:r>
+      <w:r>
+        <w:t xml:space="preserve"> </w:t>
+      </w:r>
+      <w:r>
+        <w:t xml:space="preserve">оформление растёт и уменьшается в пределах ×0,5–×1,5 (или постоянно, или как на местности).</w:t>
+      </w:r>
+      <w:r>
+        <w:t xml:space="preserve"> </w:t>
+      </w:r>
+      <w:r>
+        <w:t xml:space="preserve">Слою и знаку можно задать масштабы, на которых он виден: стрелки фронтов — на мелких,</w:t>
+      </w:r>
+      <w:r>
+        <w:t xml:space="preserve"> </w:t>
+      </w:r>
+      <w:r>
+        <w:t xml:space="preserve">дивизии — на крупных, как на штабных картах. Экспорт — всегда со всеми знаками.</w:t>
       </w:r>
     </w:p>
     <w:p>
@@ -1288,108 +1252,103 @@
           <w:bCs/>
           <w:b/>
         </w:rPr>
-        <w:t xml:space="preserve">Файлы:</w:t>
-      </w:r>
-      <w:r>
-        <w:t xml:space="preserve"> </w:t>
-      </w:r>
-      <w:r>
-        <w:t xml:space="preserve">документ JSON; GeoJSON в обе стороны (на выбранный момент времени); SVG со слоями —</w:t>
-      </w:r>
-      <w:r>
-        <w:t xml:space="preserve"> </w:t>
-      </w:r>
-      <w:r>
-        <w:t xml:space="preserve">группами Inkscape и Illustrator; PNG как на экране (с картой) и PNG только знаков, со</w:t>
-      </w:r>
-      <w:r>
-        <w:t xml:space="preserve"> </w:t>
-      </w:r>
-      <w:r>
-        <w:t xml:space="preserve">встроенными шрифтами.</w:t>
-      </w:r>
-    </w:p>
-    <w:p>
-      <w:pPr>
-        <w:numPr>
-          <w:ilvl w:val="0"/>
-          <w:numId w:val="1003"/>
-        </w:numPr>
-        <w:pStyle w:val="Compact"/>
-      </w:pPr>
+        <w:t xml:space="preserve">Подложки.</w:t>
+      </w:r>
+      <w:r>
+        <w:t xml:space="preserve"> </w:t>
+      </w:r>
+      <w:r>
+        <w:t xml:space="preserve">«Бумага», OpenStreetMap, OpenTopoMap, спутник, любая XYZ/WMS без кода, свои</w:t>
+      </w:r>
+      <w:r>
+        <w:t xml:space="preserve"> </w:t>
+      </w:r>
+      <w:r>
+        <w:t xml:space="preserve">карты из раздела «Карты» (работают без интернета) и сканы, привязанные за углы, с прозрачностью.</w:t>
+      </w:r>
+    </w:p>
+    <w:bookmarkEnd w:id="32"/>
+    <w:bookmarkStart w:id="36" w:name="Xd0f7df7ec91219bfdc042763becc2b499f62fae"/>
+    <w:p>
+      <w:pPr>
+        <w:pStyle w:val="Heading3"/>
+      </w:pPr>
+      <w:r>
+        <w:t xml:space="preserve">3.3. Время и реестр объектов</w:t>
+      </w:r>
+    </w:p>
+    <w:p>
+      <w:pPr>
+        <w:pStyle w:val="FirstParagraph"/>
+      </w:pPr>
+      <w:r>
+        <w:t xml:space="preserve">Под картой — шкала времени: карта показывает обстановку на выбранный момент, знаки появляются и</w:t>
+      </w:r>
+      <w:r>
+        <w:t xml:space="preserve"> </w:t>
+      </w:r>
+      <w:r>
+        <w:t xml:space="preserve">исчезают по своим периодам и движутся между положениями плавно или скачком; есть проигрывание с</w:t>
+      </w:r>
+      <w:r>
+        <w:t xml:space="preserve"> </w:t>
+      </w:r>
+      <w:r>
+        <w:t xml:space="preserve">выбором скорости. Время — московское и местное (по месту событий, с историческими правилами</w:t>
+      </w:r>
+      <w:r>
+        <w:t xml:space="preserve"> </w:t>
+      </w:r>
+      <w:r>
+        <w:t xml:space="preserve">часовых поясов).</w:t>
+      </w:r>
+    </w:p>
+    <w:p>
+      <w:pPr>
+        <w:pStyle w:val="BodyText"/>
+      </w:pPr>
+      <w:r>
+        <w:t xml:space="preserve">Знак можно связать с</w:t>
+      </w:r>
+      <w:r>
+        <w:t xml:space="preserve"> </w:t>
+      </w:r>
       <w:r>
         <w:rPr>
           <w:bCs/>
           <w:b/>
         </w:rPr>
-        <w:t xml:space="preserve">Внешние системы</w:t>
-      </w:r>
-      <w:r>
-        <w:t xml:space="preserve"> </w:t>
-      </w:r>
-      <w:r>
-        <w:t xml:space="preserve">могут владеть своим слоем карты и заливать в него данные в GeoJSON —</w:t>
-      </w:r>
-      <w:r>
-        <w:t xml:space="preserve"> </w:t>
-      </w:r>
-      <w:r>
-        <w:t xml:space="preserve">остальная карта не затрагивается.</w:t>
-      </w:r>
-    </w:p>
-    <w:bookmarkEnd w:id="34"/>
-    <w:bookmarkEnd w:id="35"/>
-    <w:bookmarkStart w:id="41" w:name="Xd712a3d177fda3d4be8d723a2bfc7410963dcc3"/>
-    <w:p>
-      <w:pPr>
-        <w:pStyle w:val="Heading2"/>
-      </w:pPr>
-      <w:r>
-        <w:t xml:space="preserve">4. Библиотека знаков</w:t>
-      </w:r>
-    </w:p>
-    <w:p>
-      <w:pPr>
-        <w:pStyle w:val="FirstParagraph"/>
-      </w:pPr>
-      <w:r>
-        <w:t xml:space="preserve">238 элементов в 18 категориях: действия войск; линия фронта и положение войск; рубежи и</w:t>
-      </w:r>
-      <w:r>
-        <w:t xml:space="preserve"> </w:t>
-      </w:r>
-      <w:r>
-        <w:t xml:space="preserve">разграничительные линии; районы и группировки; соединения и объединения; пункты управления и</w:t>
-      </w:r>
-      <w:r>
-        <w:t xml:space="preserve"> </w:t>
-      </w:r>
-      <w:r>
-        <w:t xml:space="preserve">связь; артиллерия; танки и бронетехника; авиация, ПВО и десант; флот; фортификационные</w:t>
-      </w:r>
-      <w:r>
-        <w:t xml:space="preserve"> </w:t>
-      </w:r>
-      <w:r>
-        <w:t xml:space="preserve">сооружения; инженерные заграждения; переправы, дороги и пути; тыл; разведка и охранение;</w:t>
-      </w:r>
-      <w:r>
-        <w:t xml:space="preserve"> </w:t>
-      </w:r>
-      <w:r>
-        <w:t xml:space="preserve">особые отметки; подписи; топографическая основа. У каждого знака — описание, оформления,</w:t>
-      </w:r>
-      <w:r>
-        <w:t xml:space="preserve"> </w:t>
-      </w:r>
-      <w:r>
-        <w:t xml:space="preserve">учёт принадлежности (свои, противник, нейтральные) и источник со страницей. Знаки, которых в</w:t>
-      </w:r>
-      <w:r>
-        <w:t xml:space="preserve"> </w:t>
-      </w:r>
-      <w:r>
-        <w:t xml:space="preserve">первоисточнике нет, помечены «сверить» (28).</w:t>
+        <w:t xml:space="preserve">объектом реестра</w:t>
+      </w:r>
+      <w:r>
+        <w:t xml:space="preserve"> </w:t>
+      </w:r>
+      <w:r>
+        <w:t xml:space="preserve">(«5 уд. А», «Рейхстаг»): характеристики объекта</w:t>
+      </w:r>
+      <w:r>
+        <w:t xml:space="preserve"> </w:t>
+      </w:r>
+      <w:r>
+        <w:t xml:space="preserve">(номер, ступень, род войск; во времени — подчинение, командир, численность, положение) хранятся</w:t>
+      </w:r>
+      <w:r>
+        <w:t xml:space="preserve"> </w:t>
+      </w:r>
+      <w:r>
+        <w:t xml:space="preserve">один раз и видны со всех карт. Изменения записываются фактами «с даты» со ссылкой на источник.</w:t>
+      </w:r>
+      <w:r>
+        <w:t xml:space="preserve"> </w:t>
+      </w:r>
+      <w:r>
+        <w:t xml:space="preserve">Реестр отвечает и на пространственно-временные вопросы: «какие объекты были в этом районе на</w:t>
+      </w:r>
+      <w:r>
+        <w:t xml:space="preserve"> </w:t>
+      </w:r>
+      <w:r>
+        <w:t xml:space="preserve">25 апреля».</w:t>
       </w:r>
     </w:p>
     <w:p>
@@ -1401,18 +1360,18 @@
           <wp:inline>
             <wp:extent cx="5334000" cy="3333750"/>
             <wp:effectExtent b="0" l="0" r="0" t="0"/>
-            <wp:docPr descr="Раздел «Знаки»" title="" id="37" name="Picture"/>
+            <wp:docPr descr="Инспектор знака: слой, масштабы, объект реестра, время" title="" id="34" name="Picture"/>
             <a:graphic>
               <a:graphicData uri="http://schemas.openxmlformats.org/drawingml/2006/picture">
                 <pic:pic>
                   <pic:nvPicPr>
-                    <pic:cNvPr descr="img/library.jpg" id="38" name="Picture"/>
+                    <pic:cNvPr descr="img/editor-inspector.jpg" id="35" name="Picture"/>
                     <pic:cNvPicPr>
                       <a:picLocks noChangeArrowheads="1" noChangeAspect="1"/>
                     </pic:cNvPicPr>
                   </pic:nvPicPr>
                   <pic:blipFill>
-                    <a:blip r:embed="rId36"/>
+                    <a:blip r:embed="rId33"/>
                     <a:stretch>
                       <a:fillRect/>
                     </a:stretch>
@@ -1448,154 +1407,190 @@
           <w:iCs/>
           <w:i/>
         </w:rPr>
-        <w:t xml:space="preserve">Справочник знаков: переключение оформления, поиск, описание и источник у каждого знака. Полный перечень —</w:t>
-      </w:r>
-      <w:r>
-        <w:rPr>
-          <w:iCs/>
-          <w:i/>
-        </w:rPr>
-        <w:t xml:space="preserve"> </w:t>
-      </w:r>
-      <w:hyperlink r:id="rId39">
-        <w:r>
-          <w:rPr>
-            <w:rStyle w:val="Hyperlink"/>
-            <w:iCs/>
-            <w:i/>
-          </w:rPr>
-          <w:t xml:space="preserve">library.md</w:t>
-        </w:r>
-      </w:hyperlink>
-      <w:r>
-        <w:rPr>
-          <w:iCs/>
-          <w:i/>
-        </w:rPr>
-        <w:t xml:space="preserve">, печатный справочник —</w:t>
-      </w:r>
-      <w:r>
-        <w:rPr>
-          <w:iCs/>
-          <w:i/>
-        </w:rPr>
-        <w:t xml:space="preserve"> </w:t>
-      </w:r>
-      <w:hyperlink r:id="rId40">
-        <w:r>
-          <w:rPr>
-            <w:rStyle w:val="Hyperlink"/>
-            <w:iCs/>
-            <w:i/>
-          </w:rPr>
-          <w:t xml:space="preserve">library.pdf</w:t>
-        </w:r>
-      </w:hyperlink>
-      <w:r>
-        <w:rPr>
-          <w:iCs/>
-          <w:i/>
-        </w:rPr>
-        <w:t xml:space="preserve">.</w:t>
-      </w:r>
-    </w:p>
-    <w:bookmarkEnd w:id="41"/>
-    <w:bookmarkStart w:id="49" w:name="X8a73e4f6429e3ae8b1834ba2aa0d2b48252a610"/>
-    <w:p>
-      <w:pPr>
-        <w:pStyle w:val="Heading2"/>
-      </w:pPr>
-      <w:r>
-        <w:t xml:space="preserve">5. Карты: подложки и театры</w:t>
-      </w:r>
-    </w:p>
-    <w:p>
-      <w:pPr>
-        <w:pStyle w:val="FirstParagraph"/>
+        <w:t xml:space="preserve">Выбранная надпись «5 Уд. А»: слой и оформление, масштабы видимости, связь с объектом реестра (найти или создать), период присутствия на карте и положения по датам, параметры текста.</w:t>
+      </w:r>
+    </w:p>
+    <w:bookmarkEnd w:id="36"/>
+    <w:bookmarkStart w:id="37" w:name="X32f8179c6e7c2823d80ac2895708760f3f72534"/>
+    <w:p>
+      <w:pPr>
+        <w:pStyle w:val="Heading3"/>
+      </w:pPr>
+      <w:r>
+        <w:t xml:space="preserve">3.4. Совместная работа, обмен, экспорт</w:t>
+      </w:r>
+    </w:p>
+    <w:p>
+      <w:pPr>
+        <w:numPr>
+          <w:ilvl w:val="0"/>
+          <w:numId w:val="1004"/>
+        </w:numPr>
+        <w:pStyle w:val="Compact"/>
       </w:pPr>
       <w:r>
         <w:rPr>
           <w:bCs/>
           <w:b/>
         </w:rPr>
-        <w:t xml:space="preserve">Подложки в закрытом контуре.</w:t>
-      </w:r>
-      <w:r>
-        <w:t xml:space="preserve"> </w:t>
-      </w:r>
-      <w:r>
-        <w:t xml:space="preserve">Сервис картографии хранит тайловые карты у себя и отдаёт их</w:t>
-      </w:r>
-      <w:r>
-        <w:t xml:space="preserve"> </w:t>
-      </w:r>
-      <w:r>
-        <w:t xml:space="preserve">редактору. Карты попадают туда тремя путями: загрузкой тайлов внешнего сервиса, пока он доступен</w:t>
-      </w:r>
-      <w:r>
-        <w:t xml:space="preserve"> </w:t>
-      </w:r>
-      <w:r>
-        <w:t xml:space="preserve">(район и уровни задаются, ход загрузки виден); нарезкой привязанного скана; пакетом из другой</w:t>
-      </w:r>
-      <w:r>
-        <w:t xml:space="preserve"> </w:t>
-      </w:r>
-      <w:r>
-        <w:t xml:space="preserve">установки. Импортируются и карты других программ: MBTiles, Locus/RMaps</w:t>
-      </w:r>
-      <w:r>
-        <w:t xml:space="preserve"> </w:t>
-      </w:r>
-      <w:r>
-        <w:rPr>
-          <w:rStyle w:val="VerbatimChar"/>
-        </w:rPr>
-        <w:t xml:space="preserve">.sqlitedb</w:t>
-      </w:r>
-      <w:r>
-        <w:t xml:space="preserve">,</w:t>
-      </w:r>
-      <w:r>
-        <w:t xml:space="preserve"> </w:t>
-      </w:r>
-      <w:r>
-        <w:t xml:space="preserve">OziExplorer</w:t>
-      </w:r>
-      <w:r>
-        <w:t xml:space="preserve"> </w:t>
-      </w:r>
-      <w:r>
-        <w:rPr>
-          <w:rStyle w:val="VerbatimChar"/>
-        </w:rPr>
-        <w:t xml:space="preserve">.map</w:t>
-      </w:r>
-      <w:r>
-        <w:t xml:space="preserve"> </w:t>
-      </w:r>
-      <w:r>
-        <w:t xml:space="preserve">с растром. Подложку можно показать районом или подложить под любую карту</w:t>
-      </w:r>
-      <w:r>
-        <w:t xml:space="preserve"> </w:t>
-      </w:r>
-      <w:r>
-        <w:t xml:space="preserve">системы. Подробно —</w:t>
-      </w:r>
-      <w:r>
-        <w:t xml:space="preserve"> </w:t>
-      </w:r>
-      <w:hyperlink r:id="rId42">
-        <w:r>
-          <w:rPr>
-            <w:rStyle w:val="Hyperlink"/>
-          </w:rPr>
-          <w:t xml:space="preserve">cartography.md</w:t>
-        </w:r>
-      </w:hyperlink>
-      <w:r>
-        <w:t xml:space="preserve">.</w:t>
+        <w:t xml:space="preserve">Сервер.</w:t>
+      </w:r>
+      <w:r>
+        <w:t xml:space="preserve"> </w:t>
+      </w:r>
+      <w:r>
+        <w:t xml:space="preserve">Карты сохраняются на сервер с ревизиями (хранятся 50 последних). Если карту</w:t>
+      </w:r>
+      <w:r>
+        <w:t xml:space="preserve"> </w:t>
+      </w:r>
+      <w:r>
+        <w:t xml:space="preserve">успели изменить, редактор предлагает перезаписать или загрузить свежую версию. Правки другого</w:t>
+      </w:r>
+      <w:r>
+        <w:t xml:space="preserve"> </w:t>
+      </w:r>
+      <w:r>
+        <w:t xml:space="preserve">пользователя или внешней системы приходят потоком событий и подгружаются сами.</w:t>
+      </w:r>
+    </w:p>
+    <w:p>
+      <w:pPr>
+        <w:numPr>
+          <w:ilvl w:val="0"/>
+          <w:numId w:val="1004"/>
+        </w:numPr>
+        <w:pStyle w:val="Compact"/>
+      </w:pPr>
+      <w:r>
+        <w:rPr>
+          <w:bCs/>
+          <w:b/>
+        </w:rPr>
+        <w:t xml:space="preserve">Без сервера</w:t>
+      </w:r>
+      <w:r>
+        <w:t xml:space="preserve"> </w:t>
+      </w:r>
+      <w:r>
+        <w:t xml:space="preserve">редактор работает целиком в браузере: карта сохраняется в браузере автоматически.</w:t>
+      </w:r>
+    </w:p>
+    <w:p>
+      <w:pPr>
+        <w:numPr>
+          <w:ilvl w:val="0"/>
+          <w:numId w:val="1004"/>
+        </w:numPr>
+        <w:pStyle w:val="Compact"/>
+      </w:pPr>
+      <w:r>
+        <w:rPr>
+          <w:bCs/>
+          <w:b/>
+        </w:rPr>
+        <w:t xml:space="preserve">Файлы:</w:t>
+      </w:r>
+      <w:r>
+        <w:t xml:space="preserve"> </w:t>
+      </w:r>
+      <w:r>
+        <w:t xml:space="preserve">документ JSON; GeoJSON в обе стороны (на выбранный момент времени); SVG со слоями —</w:t>
+      </w:r>
+      <w:r>
+        <w:t xml:space="preserve"> </w:t>
+      </w:r>
+      <w:r>
+        <w:t xml:space="preserve">группами Inkscape и Illustrator; PNG как на экране (с картой) и PNG только знаков, со</w:t>
+      </w:r>
+      <w:r>
+        <w:t xml:space="preserve"> </w:t>
+      </w:r>
+      <w:r>
+        <w:t xml:space="preserve">встроенными шрифтами.</w:t>
+      </w:r>
+    </w:p>
+    <w:p>
+      <w:pPr>
+        <w:numPr>
+          <w:ilvl w:val="0"/>
+          <w:numId w:val="1004"/>
+        </w:numPr>
+        <w:pStyle w:val="Compact"/>
+      </w:pPr>
+      <w:r>
+        <w:rPr>
+          <w:bCs/>
+          <w:b/>
+        </w:rPr>
+        <w:t xml:space="preserve">Внешние системы</w:t>
+      </w:r>
+      <w:r>
+        <w:t xml:space="preserve"> </w:t>
+      </w:r>
+      <w:r>
+        <w:t xml:space="preserve">могут владеть своим слоем карты и заливать в него данные в GeoJSON —</w:t>
+      </w:r>
+      <w:r>
+        <w:t xml:space="preserve"> </w:t>
+      </w:r>
+      <w:r>
+        <w:t xml:space="preserve">остальная карта не затрагивается.</w:t>
+      </w:r>
+    </w:p>
+    <w:bookmarkEnd w:id="37"/>
+    <w:bookmarkEnd w:id="38"/>
+    <w:bookmarkStart w:id="44" w:name="Xd712a3d177fda3d4be8d723a2bfc7410963dcc3"/>
+    <w:p>
+      <w:pPr>
+        <w:pStyle w:val="Heading2"/>
+      </w:pPr>
+      <w:r>
+        <w:t xml:space="preserve">4. Библиотека знаков</w:t>
+      </w:r>
+    </w:p>
+    <w:p>
+      <w:pPr>
+        <w:pStyle w:val="FirstParagraph"/>
+      </w:pPr>
+      <w:r>
+        <w:t xml:space="preserve">249 элементов в 18 категориях: действия войск; линия фронта и положение войск; рубежи и</w:t>
+      </w:r>
+      <w:r>
+        <w:t xml:space="preserve"> </w:t>
+      </w:r>
+      <w:r>
+        <w:t xml:space="preserve">разграничительные линии; районы и группировки; соединения и объединения; пункты управления и</w:t>
+      </w:r>
+      <w:r>
+        <w:t xml:space="preserve"> </w:t>
+      </w:r>
+      <w:r>
+        <w:t xml:space="preserve">связь; артиллерия; танки и бронетехника; авиация, ПВО и десант; флот; фортификационные</w:t>
+      </w:r>
+      <w:r>
+        <w:t xml:space="preserve"> </w:t>
+      </w:r>
+      <w:r>
+        <w:t xml:space="preserve">сооружения; инженерные заграждения; переправы, дороги и пути; тыл; разведка и охранение;</w:t>
+      </w:r>
+      <w:r>
+        <w:t xml:space="preserve"> </w:t>
+      </w:r>
+      <w:r>
+        <w:t xml:space="preserve">особые отметки; подписи; топографическая основа. У каждого знака — описание, оформления,</w:t>
+      </w:r>
+      <w:r>
+        <w:t xml:space="preserve"> </w:t>
+      </w:r>
+      <w:r>
+        <w:t xml:space="preserve">учёт принадлежности (свои, противник, нейтральные) и источник со страницей. Знаки, которых в</w:t>
+      </w:r>
+      <w:r>
+        <w:t xml:space="preserve"> </w:t>
+      </w:r>
+      <w:r>
+        <w:t xml:space="preserve">первоисточнике нет, помечены «сверить» (28).</w:t>
       </w:r>
     </w:p>
     <w:p>
@@ -1607,18 +1602,18 @@
           <wp:inline>
             <wp:extent cx="5334000" cy="3333750"/>
             <wp:effectExtent b="0" l="0" r="0" t="0"/>
-            <wp:docPr descr="Раздел «Карты → Подложки»" title="" id="44" name="Picture"/>
+            <wp:docPr descr="Раздел «Знаки»" title="" id="40" name="Picture"/>
             <a:graphic>
               <a:graphicData uri="http://schemas.openxmlformats.org/drawingml/2006/picture">
                 <pic:pic>
                   <pic:nvPicPr>
-                    <pic:cNvPr descr="img/maps-basemaps.jpg" id="45" name="Picture"/>
+                    <pic:cNvPr descr="img/library.jpg" id="41" name="Picture"/>
                     <pic:cNvPicPr>
                       <a:picLocks noChangeArrowheads="1" noChangeAspect="1"/>
                     </pic:cNvPicPr>
                   </pic:nvPicPr>
                   <pic:blipFill>
-                    <a:blip r:embed="rId43"/>
+                    <a:blip r:embed="rId39"/>
                     <a:stretch>
                       <a:fillRect/>
                     </a:stretch>
@@ -1654,62 +1649,154 @@
           <w:iCs/>
           <w:i/>
         </w:rPr>
-        <w:t xml:space="preserve">Список своих карт и предпросмотр; «подложить» — показать под картами редактора и переигровки.</w:t>
-      </w:r>
-    </w:p>
-    <w:p>
-      <w:pPr>
-        <w:pStyle w:val="BodyText"/>
+        <w:t xml:space="preserve">Справочник знаков: переключение оформления, поиск, описание и источник у каждого знака. Полный перечень —</w:t>
+      </w:r>
+      <w:r>
+        <w:rPr>
+          <w:iCs/>
+          <w:i/>
+        </w:rPr>
+        <w:t xml:space="preserve"> </w:t>
+      </w:r>
+      <w:hyperlink r:id="rId42">
+        <w:r>
+          <w:rPr>
+            <w:rStyle w:val="Hyperlink"/>
+            <w:iCs/>
+            <w:i/>
+          </w:rPr>
+          <w:t xml:space="preserve">library.md</w:t>
+        </w:r>
+      </w:hyperlink>
+      <w:r>
+        <w:rPr>
+          <w:iCs/>
+          <w:i/>
+        </w:rPr>
+        <w:t xml:space="preserve">, печатный справочник —</w:t>
+      </w:r>
+      <w:r>
+        <w:rPr>
+          <w:iCs/>
+          <w:i/>
+        </w:rPr>
+        <w:t xml:space="preserve"> </w:t>
+      </w:r>
+      <w:hyperlink r:id="rId43">
+        <w:r>
+          <w:rPr>
+            <w:rStyle w:val="Hyperlink"/>
+            <w:iCs/>
+            <w:i/>
+          </w:rPr>
+          <w:t xml:space="preserve">library.pdf</w:t>
+        </w:r>
+      </w:hyperlink>
+      <w:r>
+        <w:rPr>
+          <w:iCs/>
+          <w:i/>
+        </w:rPr>
+        <w:t xml:space="preserve">.</w:t>
+      </w:r>
+    </w:p>
+    <w:bookmarkEnd w:id="44"/>
+    <w:bookmarkStart w:id="52" w:name="X8a73e4f6429e3ae8b1834ba2aa0d2b48252a610"/>
+    <w:p>
+      <w:pPr>
+        <w:pStyle w:val="Heading2"/>
+      </w:pPr>
+      <w:r>
+        <w:t xml:space="preserve">5. Карты: подложки и театры</w:t>
+      </w:r>
+    </w:p>
+    <w:p>
+      <w:pPr>
+        <w:pStyle w:val="FirstParagraph"/>
       </w:pPr>
       <w:r>
         <w:rPr>
           <w:bCs/>
           <w:b/>
         </w:rPr>
-        <w:t xml:space="preserve">Театры</w:t>
-      </w:r>
-      <w:r>
-        <w:t xml:space="preserve"> </w:t>
-      </w:r>
-      <w:r>
-        <w:t xml:space="preserve">— карты местности для переигровки: сетка клеток с покровом (ESA WorldCover),</w:t>
-      </w:r>
-      <w:r>
-        <w:t xml:space="preserve"> </w:t>
-      </w:r>
-      <w:r>
-        <w:t xml:space="preserve">рельефом (Copernicus DEM), реками, дорогами, мостами, районами (OpenStreetMap) и укреплениями.</w:t>
-      </w:r>
-      <w:r>
-        <w:t xml:space="preserve"> </w:t>
-      </w:r>
-      <w:r>
-        <w:t xml:space="preserve">Новый театр собирается по области на сервере.</w:t>
-      </w:r>
-      <w:r>
-        <w:t xml:space="preserve"> </w:t>
-      </w:r>
-      <w:r>
-        <w:rPr>
-          <w:bCs/>
-          <w:b/>
-        </w:rPr>
-        <w:t xml:space="preserve">Исторический слой</w:t>
-      </w:r>
-      <w:r>
-        <w:t xml:space="preserve">: по подложенной карте того</w:t>
-      </w:r>
-      <w:r>
-        <w:t xml:space="preserve"> </w:t>
-      </w:r>
-      <w:r>
-        <w:t xml:space="preserve">времени стенд распознаёт по образцам цвета дороги, застройку, воду, лес и сравнивает дороги</w:t>
-      </w:r>
-      <w:r>
-        <w:t xml:space="preserve"> </w:t>
-      </w:r>
-      <w:r>
-        <w:t xml:space="preserve">карты с дорогами театра — современные дороги, которых в 1945 г. не было, можно убрать.</w:t>
+        <w:t xml:space="preserve">Подложки в закрытом контуре.</w:t>
+      </w:r>
+      <w:r>
+        <w:t xml:space="preserve"> </w:t>
+      </w:r>
+      <w:r>
+        <w:t xml:space="preserve">Сервис картографии хранит тайловые карты у себя и отдаёт их</w:t>
+      </w:r>
+      <w:r>
+        <w:t xml:space="preserve"> </w:t>
+      </w:r>
+      <w:r>
+        <w:t xml:space="preserve">редактору. Карты попадают туда тремя путями: загрузкой тайлов внешнего сервиса, пока он доступен</w:t>
+      </w:r>
+      <w:r>
+        <w:t xml:space="preserve"> </w:t>
+      </w:r>
+      <w:r>
+        <w:t xml:space="preserve">(район и уровни задаются, ход загрузки виден); нарезкой привязанного скана; пакетом из другой</w:t>
+      </w:r>
+      <w:r>
+        <w:t xml:space="preserve"> </w:t>
+      </w:r>
+      <w:r>
+        <w:t xml:space="preserve">установки. Импортируются и карты других программ: MBTiles, Locus/RMaps</w:t>
+      </w:r>
+      <w:r>
+        <w:t xml:space="preserve"> </w:t>
+      </w:r>
+      <w:r>
+        <w:rPr>
+          <w:rStyle w:val="VerbatimChar"/>
+        </w:rPr>
+        <w:t xml:space="preserve">.sqlitedb</w:t>
+      </w:r>
+      <w:r>
+        <w:t xml:space="preserve">,</w:t>
+      </w:r>
+      <w:r>
+        <w:t xml:space="preserve"> </w:t>
+      </w:r>
+      <w:r>
+        <w:t xml:space="preserve">OziExplorer</w:t>
+      </w:r>
+      <w:r>
+        <w:t xml:space="preserve"> </w:t>
+      </w:r>
+      <w:r>
+        <w:rPr>
+          <w:rStyle w:val="VerbatimChar"/>
+        </w:rPr>
+        <w:t xml:space="preserve">.map</w:t>
+      </w:r>
+      <w:r>
+        <w:t xml:space="preserve"> </w:t>
+      </w:r>
+      <w:r>
+        <w:t xml:space="preserve">с растром. Подложку можно показать районом или подложить под любую карту</w:t>
+      </w:r>
+      <w:r>
+        <w:t xml:space="preserve"> </w:t>
+      </w:r>
+      <w:r>
+        <w:t xml:space="preserve">системы. Подробно —</w:t>
+      </w:r>
+      <w:r>
+        <w:t xml:space="preserve"> </w:t>
+      </w:r>
+      <w:hyperlink r:id="rId45">
+        <w:r>
+          <w:rPr>
+            <w:rStyle w:val="Hyperlink"/>
+          </w:rPr>
+          <w:t xml:space="preserve">cartography.md</w:t>
+        </w:r>
+      </w:hyperlink>
+      <w:r>
+        <w:t xml:space="preserve">.</w:t>
       </w:r>
     </w:p>
     <w:p>
@@ -1721,12 +1808,12 @@
           <wp:inline>
             <wp:extent cx="5334000" cy="3333750"/>
             <wp:effectExtent b="0" l="0" r="0" t="0"/>
-            <wp:docPr descr="Театр: рельеф и реки" title="" id="47" name="Picture"/>
+            <wp:docPr descr="Раздел «Карты → Подложки»" title="" id="47" name="Picture"/>
             <a:graphic>
               <a:graphicData uri="http://schemas.openxmlformats.org/drawingml/2006/picture">
                 <pic:pic>
                   <pic:nvPicPr>
-                    <pic:cNvPr descr="img/theatre-relief.jpg" id="48" name="Picture"/>
+                    <pic:cNvPr descr="img/maps-basemaps.jpg" id="48" name="Picture"/>
                     <pic:cNvPicPr>
                       <a:picLocks noChangeArrowheads="1" noChangeAspect="1"/>
                     </pic:cNvPicPr>
@@ -1768,71 +1855,62 @@
           <w:iCs/>
           <w:i/>
         </w:rPr>
-        <w:t xml:space="preserve">Театр Одер — Берлин: рельеф, реки, железные дороги, мосты и укреплённые полосы («Вотан»); слева — слои театра, область и выгрузка.</w:t>
-      </w:r>
-    </w:p>
-    <w:bookmarkEnd w:id="49"/>
-    <w:bookmarkStart w:id="80" w:name="Xd19bcff54a96beb9ecc7d553dd143bd10cdc5c7"/>
-    <w:p>
-      <w:pPr>
-        <w:pStyle w:val="Heading2"/>
-      </w:pPr>
-      <w:r>
-        <w:t xml:space="preserve">6. Переигровка и игра</w:t>
-      </w:r>
-    </w:p>
-    <w:p>
-      <w:pPr>
-        <w:pStyle w:val="FirstParagraph"/>
+        <w:t xml:space="preserve">Список своих карт и предпросмотр; «подложить» — показать под картами редактора и переигровки.</w:t>
+      </w:r>
+    </w:p>
+    <w:p>
+      <w:pPr>
+        <w:pStyle w:val="BodyText"/>
       </w:pPr>
       <w:r>
         <w:rPr>
           <w:bCs/>
           <w:b/>
         </w:rPr>
-        <w:t xml:space="preserve">Переигровка.</w:t>
-      </w:r>
-      <w:r>
-        <w:t xml:space="preserve"> </w:t>
-      </w:r>
-      <w:r>
-        <w:t xml:space="preserve">Выбирается операция (Берлинская, бой в Берлине, Висло-Одерская или своя),</w:t>
-      </w:r>
-      <w:r>
-        <w:t xml:space="preserve"> </w:t>
-      </w:r>
-      <w:r>
-        <w:t xml:space="preserve">набор правил и число прогонов. Обе стороны получают исторические задачи; арбитр считает</w:t>
-      </w:r>
-      <w:r>
-        <w:t xml:space="preserve"> </w:t>
-      </w:r>
-      <w:r>
-        <w:t xml:space="preserve">движение (по дорогам, с разбросом путей вне городов), бои, подвоз, окружения, территорию.</w:t>
-      </w:r>
-      <w:r>
-        <w:t xml:space="preserve"> </w:t>
-      </w:r>
-      <w:r>
-        <w:t xml:space="preserve">Результат сравнивается с историей: доля положений в допуске, ключевые события по дням. Карта</w:t>
-      </w:r>
-      <w:r>
-        <w:t xml:space="preserve"> </w:t>
-      </w:r>
-      <w:r>
-        <w:t xml:space="preserve">показывает расчёт по ходам на трёх масштабах — тактическом, оперативном, стратегическом — с</w:t>
-      </w:r>
-      <w:r>
-        <w:t xml:space="preserve"> </w:t>
-      </w:r>
-      <w:r>
-        <w:t xml:space="preserve">историческими положениями и фронтом для сравнения, боями, рубежами, участками, полосами фронтов</w:t>
-      </w:r>
-      <w:r>
-        <w:t xml:space="preserve"> </w:t>
-      </w:r>
-      <w:r>
-        <w:t xml:space="preserve">и разграничительными линиями.</w:t>
+        <w:t xml:space="preserve">Театры</w:t>
+      </w:r>
+      <w:r>
+        <w:t xml:space="preserve"> </w:t>
+      </w:r>
+      <w:r>
+        <w:t xml:space="preserve">— карты местности для переигровки: сетка клеток с покровом (ESA WorldCover),</w:t>
+      </w:r>
+      <w:r>
+        <w:t xml:space="preserve"> </w:t>
+      </w:r>
+      <w:r>
+        <w:t xml:space="preserve">рельефом (Copernicus DEM), реками, дорогами, мостами, районами (OpenStreetMap) и укреплениями.</w:t>
+      </w:r>
+      <w:r>
+        <w:t xml:space="preserve"> </w:t>
+      </w:r>
+      <w:r>
+        <w:t xml:space="preserve">Новый театр собирается по области на сервере.</w:t>
+      </w:r>
+      <w:r>
+        <w:t xml:space="preserve"> </w:t>
+      </w:r>
+      <w:r>
+        <w:rPr>
+          <w:bCs/>
+          <w:b/>
+        </w:rPr>
+        <w:t xml:space="preserve">Исторический слой</w:t>
+      </w:r>
+      <w:r>
+        <w:t xml:space="preserve">: по подложенной карте того</w:t>
+      </w:r>
+      <w:r>
+        <w:t xml:space="preserve"> </w:t>
+      </w:r>
+      <w:r>
+        <w:t xml:space="preserve">времени стенд распознаёт по образцам цвета дороги, застройку, воду, лес и сравнивает дороги</w:t>
+      </w:r>
+      <w:r>
+        <w:t xml:space="preserve"> </w:t>
+      </w:r>
+      <w:r>
+        <w:t xml:space="preserve">карты с дорогами театра — современные дороги, которых в 1945 г. не было, можно убрать.</w:t>
       </w:r>
     </w:p>
     <w:p>
@@ -1844,18 +1922,18 @@
           <wp:inline>
             <wp:extent cx="5334000" cy="3333750"/>
             <wp:effectExtent b="0" l="0" r="0" t="0"/>
-            <wp:docPr descr="Переигровка: Берлинская операция, 21 апреля" title="" id="51" name="Picture"/>
+            <wp:docPr descr="Театр: рельеф и реки" title="" id="50" name="Picture"/>
             <a:graphic>
               <a:graphicData uri="http://schemas.openxmlformats.org/drawingml/2006/picture">
                 <pic:pic>
                   <pic:nvPicPr>
-                    <pic:cNvPr descr="img/replay-tactical.jpg" id="52" name="Picture"/>
+                    <pic:cNvPr descr="img/theatre-relief.jpg" id="51" name="Picture"/>
                     <pic:cNvPicPr>
                       <a:picLocks noChangeArrowheads="1" noChangeAspect="1"/>
                     </pic:cNvPicPr>
                   </pic:nvPicPr>
                   <pic:blipFill>
-                    <a:blip r:embed="rId50"/>
+                    <a:blip r:embed="rId49"/>
                     <a:stretch>
                       <a:fillRect/>
                     </a:stretch>
@@ -1891,776 +1969,71 @@
           <w:iCs/>
           <w:i/>
         </w:rPr>
-        <w:t xml:space="preserve">Расчётный фронт (красный) и исторический (серый), бледные знаки — исторические положения, стрелки — бои за ход; штрихпунктиром — разграничительные линии по директивам Ставки (2 БФ / 1 БФ сверху, 1 БФ / 1 УФ снизу) и бомборазграничительная линия с ВВС союзников (слева). Слева — события по пяти прогонам.</w:t>
-      </w:r>
-    </w:p>
-    <w:p>
-      <w:pPr>
-        <w:pStyle w:val="BodyText"/>
+        <w:t xml:space="preserve">Театр Одер — Берлин: рельеф, реки, железные дороги, мосты и укреплённые полосы («Вотан»); слева — слои театра, область и выгрузка.</w:t>
+      </w:r>
+    </w:p>
+    <w:bookmarkEnd w:id="52"/>
+    <w:bookmarkStart w:id="83" w:name="Xd19bcff54a96beb9ecc7d553dd143bd10cdc5c7"/>
+    <w:p>
+      <w:pPr>
+        <w:pStyle w:val="Heading2"/>
+      </w:pPr>
+      <w:r>
+        <w:t xml:space="preserve">6. Переигровка и игра</w:t>
+      </w:r>
+    </w:p>
+    <w:p>
+      <w:pPr>
+        <w:pStyle w:val="FirstParagraph"/>
       </w:pPr>
       <w:r>
         <w:rPr>
           <w:bCs/>
           <w:b/>
         </w:rPr>
-        <w:t xml:space="preserve">Масштабы карты.</w:t>
-      </w:r>
-      <w:r>
-        <w:t xml:space="preserve"> </w:t>
-      </w:r>
-      <w:r>
-        <w:t xml:space="preserve">Переключатель над картой («Тактический», «Оперативный», «Стратегический»)</w:t>
-      </w:r>
-      <w:r>
-        <w:t xml:space="preserve"> </w:t>
-      </w:r>
-      <w:r>
-        <w:t xml:space="preserve">меняет степень обобщения — как на штабных картах разных инстанций. Расчёт один и тот же:</w:t>
-      </w:r>
-      <w:r>
-        <w:t xml:space="preserve"> </w:t>
-      </w:r>
-      <w:r>
-        <w:t xml:space="preserve">обобщённые знаки строятся из положений соединений по ходам. Выбор масштаба запоминается и</w:t>
-      </w:r>
-      <w:r>
-        <w:t xml:space="preserve"> </w:t>
-      </w:r>
-      <w:r>
-        <w:t xml:space="preserve">действует и в переигровке, и в игре.</w:t>
-      </w:r>
-    </w:p>
-    <w:tbl>
-      <w:tblPr>
-        <w:tblStyle w:val="Table"/>
-        <w:tblW w:type="auto" w:w="0"/>
-        <w:tblLook w:firstRow="1" w:lastRow="0" w:firstColumn="0" w:lastColumn="0" w:noHBand="0" w:noVBand="0" w:val="0020"/>
-        <w:jc w:val="start"/>
-      </w:tblPr>
-      <w:tblGrid>
-        <w:gridCol w:w="1980"/>
-        <w:gridCol w:w="1980"/>
-        <w:gridCol w:w="1980"/>
-        <w:gridCol w:w="1980"/>
-      </w:tblGrid>
-      <w:tr>
-        <w:trPr>
-          <w:tblHeader w:val="true"/>
-        </w:trPr>
-        <w:tc>
-          <w:tcPr/>
-          <w:p>
-            <w:pPr>
-              <w:pStyle w:val="Compact"/>
-              <w:jc w:val="left"/>
-            </w:pPr>
-            <w:r>
-              <w:t xml:space="preserve">Масштаб</w:t>
-            </w:r>
-          </w:p>
-        </w:tc>
-        <w:tc>
-          <w:tcPr/>
-          <w:p>
-            <w:pPr>
-              <w:pStyle w:val="Compact"/>
-              <w:jc w:val="left"/>
-            </w:pPr>
-            <w:r>
-              <w:t xml:space="preserve">Что на карте</w:t>
-            </w:r>
-          </w:p>
-        </w:tc>
-        <w:tc>
-          <w:tcPr/>
-          <w:p>
-            <w:pPr>
-              <w:pStyle w:val="Compact"/>
-              <w:jc w:val="left"/>
-            </w:pPr>
-            <w:r>
-              <w:t xml:space="preserve">Направления</w:t>
-            </w:r>
-          </w:p>
-        </w:tc>
-        <w:tc>
-          <w:tcPr/>
-          <w:p>
-            <w:pPr>
-              <w:pStyle w:val="Compact"/>
-              <w:jc w:val="left"/>
-            </w:pPr>
-            <w:r>
-              <w:t xml:space="preserve">Окно</w:t>
-            </w:r>
-          </w:p>
-        </w:tc>
-      </w:tr>
-      <w:tr>
-        <w:tc>
-          <w:tcPr/>
-          <w:p>
-            <w:pPr>
-              <w:pStyle w:val="Compact"/>
-              <w:jc w:val="left"/>
-            </w:pPr>
-            <w:r>
-              <w:t xml:space="preserve">Тактический</w:t>
-            </w:r>
-          </w:p>
-        </w:tc>
-        <w:tc>
-          <w:tcPr/>
-          <w:p>
-            <w:pPr>
-              <w:pStyle w:val="Compact"/>
-              <w:jc w:val="left"/>
-            </w:pPr>
-            <w:r>
-              <w:t xml:space="preserve">каждое действующее соединение (дивизия, корпус, армия — как в сценарии) своим знаком, бои за ход</w:t>
-            </w:r>
-          </w:p>
-        </w:tc>
-        <w:tc>
-          <w:tcPr/>
-          <w:p>
-            <w:pPr>
-              <w:pStyle w:val="Compact"/>
-              <w:jc w:val="left"/>
-            </w:pPr>
-            <w:r>
-              <w:t xml:space="preserve">стрелки боёв</w:t>
-            </w:r>
-          </w:p>
-        </w:tc>
-        <w:tc>
-          <w:tcPr/>
-          <w:p>
-            <w:pPr>
-              <w:pStyle w:val="Compact"/>
-              <w:jc w:val="left"/>
-            </w:pPr>
-            <w:r>
-              <w:t xml:space="preserve">ход</w:t>
-            </w:r>
-          </w:p>
-        </w:tc>
-      </w:tr>
-      <w:tr>
-        <w:tc>
-          <w:tcPr/>
-          <w:p>
-            <w:pPr>
-              <w:pStyle w:val="Compact"/>
-              <w:jc w:val="left"/>
-            </w:pPr>
-            <w:r>
-              <w:t xml:space="preserve">Оперативный</w:t>
-            </w:r>
-          </w:p>
-        </w:tc>
-        <w:tc>
-          <w:tcPr/>
-          <w:p>
-            <w:pPr>
-              <w:pStyle w:val="Compact"/>
-              <w:jc w:val="left"/>
-            </w:pPr>
-            <w:r>
-              <w:t xml:space="preserve">объединения: армии и соединения, не входящие в армию; знак — овал, у танковых и механизированных — знак механизированного соединения</w:t>
-            </w:r>
-          </w:p>
-        </w:tc>
-        <w:tc>
-          <w:tcPr/>
-          <w:p>
-            <w:pPr>
-              <w:pStyle w:val="Compact"/>
-              <w:jc w:val="left"/>
-            </w:pPr>
-            <w:r>
-              <w:t xml:space="preserve">удар объединения, отход, рубеж обороны</w:t>
-            </w:r>
-          </w:p>
-        </w:tc>
-        <w:tc>
-          <w:tcPr/>
-          <w:p>
-            <w:pPr>
-              <w:pStyle w:val="Compact"/>
-              <w:jc w:val="left"/>
-            </w:pPr>
-            <w:r>
-              <w:t xml:space="preserve">сутки</w:t>
-            </w:r>
-          </w:p>
-        </w:tc>
-      </w:tr>
-      <w:tr>
-        <w:tc>
-          <w:tcPr/>
-          <w:p>
-            <w:pPr>
-              <w:pStyle w:val="Compact"/>
-              <w:jc w:val="left"/>
-            </w:pPr>
-            <w:r>
-              <w:t xml:space="preserve">Стратегический</w:t>
-            </w:r>
-          </w:p>
-        </w:tc>
-        <w:tc>
-          <w:tcPr/>
-          <w:p>
-            <w:pPr>
-              <w:pStyle w:val="Compact"/>
-              <w:jc w:val="left"/>
-            </w:pPr>
-            <w:r>
-              <w:t xml:space="preserve">фронты и группы армий — надписью, как на оперативных картах</w:t>
-            </w:r>
-          </w:p>
-        </w:tc>
-        <w:tc>
-          <w:tcPr/>
-          <w:p>
-            <w:pPr>
-              <w:pStyle w:val="Compact"/>
-              <w:jc w:val="left"/>
-            </w:pPr>
-            <w:r>
-              <w:t xml:space="preserve">главный удар фронта, отход, оборона</w:t>
-            </w:r>
-          </w:p>
-        </w:tc>
-        <w:tc>
-          <w:tcPr/>
-          <w:p>
-            <w:pPr>
-              <w:pStyle w:val="Compact"/>
-              <w:jc w:val="left"/>
-            </w:pPr>
-            <w:r>
-              <w:t xml:space="preserve">двое суток</w:t>
-            </w:r>
-          </w:p>
-        </w:tc>
-      </w:tr>
-    </w:tbl>
-    <w:p>
-      <w:pPr>
-        <w:pStyle w:val="BodyText"/>
-      </w:pPr>
-      <w:r>
-        <w:t xml:space="preserve">Как строятся обобщённые знаки (оперативный и стратегический масштабы):</w:t>
-      </w:r>
-    </w:p>
-    <w:p>
-      <w:pPr>
-        <w:numPr>
-          <w:ilvl w:val="0"/>
-          <w:numId w:val="1004"/>
-        </w:numPr>
-        <w:pStyle w:val="Compact"/>
-      </w:pPr>
-      <w:r>
-        <w:rPr>
-          <w:bCs/>
-          <w:b/>
-        </w:rPr>
-        <w:t xml:space="preserve">Группировка.</w:t>
-      </w:r>
-      <w:r>
-        <w:t xml:space="preserve"> </w:t>
-      </w:r>
-      <w:r>
-        <w:t xml:space="preserve">Каждое действующее соединение относится к ближайшему вышестоящему объединению</w:t>
-      </w:r>
-      <w:r>
-        <w:t xml:space="preserve"> </w:t>
-      </w:r>
-      <w:r>
-        <w:t xml:space="preserve">нужной ступени по подчинённости сценария: на оперативном — к армии, на стратегическом — к</w:t>
-      </w:r>
-      <w:r>
-        <w:t xml:space="preserve"> </w:t>
-      </w:r>
-      <w:r>
-        <w:t xml:space="preserve">фронту или группе армий. Соединение, у которого такого старшего нет, показывается само:</w:t>
-      </w:r>
-      <w:r>
-        <w:t xml:space="preserve"> </w:t>
-      </w:r>
-      <w:r>
-        <w:t xml:space="preserve">например, 12-я армия, подчинённая ОКВ, на стратегическом масштабе идёт под надписью «ОКВ».</w:t>
-      </w:r>
-    </w:p>
-    <w:p>
-      <w:pPr>
-        <w:numPr>
-          <w:ilvl w:val="0"/>
-          <w:numId w:val="1004"/>
-        </w:numPr>
-        <w:pStyle w:val="Compact"/>
-      </w:pPr>
-      <w:r>
-        <w:rPr>
-          <w:bCs/>
-          <w:b/>
-        </w:rPr>
-        <w:t xml:space="preserve">Место.</w:t>
-      </w:r>
-      <w:r>
-        <w:t xml:space="preserve"> </w:t>
-      </w:r>
-      <w:r>
-        <w:t xml:space="preserve">Знак или надпись стоит в центре тяжести своих соединений — среднем положении,</w:t>
-      </w:r>
-      <w:r>
-        <w:t xml:space="preserve"> </w:t>
-      </w:r>
-      <w:r>
-        <w:t xml:space="preserve">взвешенном по численности; уничтоженные и ещё не введённые не учитываются. Знак движется по</w:t>
-      </w:r>
-      <w:r>
-        <w:t xml:space="preserve"> </w:t>
-      </w:r>
-      <w:r>
-        <w:t xml:space="preserve">ходам вместе с войсками.</w:t>
-      </w:r>
-    </w:p>
-    <w:p>
-      <w:pPr>
-        <w:numPr>
-          <w:ilvl w:val="0"/>
-          <w:numId w:val="1004"/>
-        </w:numPr>
-        <w:pStyle w:val="Compact"/>
-      </w:pPr>
-      <w:r>
-        <w:rPr>
-          <w:bCs/>
-          <w:b/>
-        </w:rPr>
-        <w:t xml:space="preserve">Состояние.</w:t>
-      </w:r>
-      <w:r>
-        <w:t xml:space="preserve"> </w:t>
-      </w:r>
-      <w:r>
-        <w:t xml:space="preserve">Подсказка у знака: сколько соединений, численность, танки и что объединение</w:t>
-      </w:r>
-      <w:r>
-        <w:t xml:space="preserve"> </w:t>
-      </w:r>
-      <w:r>
-        <w:t xml:space="preserve">делает — наступает, обороняется, отходит или на марше и в резерве (если в этом положении больше</w:t>
-      </w:r>
-      <w:r>
-        <w:t xml:space="preserve"> </w:t>
-      </w:r>
-      <w:r>
-        <w:t xml:space="preserve">40 % его людей).</w:t>
-      </w:r>
-    </w:p>
-    <w:p>
-      <w:pPr>
-        <w:numPr>
-          <w:ilvl w:val="0"/>
-          <w:numId w:val="1004"/>
-        </w:numPr>
-        <w:pStyle w:val="Compact"/>
-      </w:pPr>
-      <w:r>
-        <w:rPr>
-          <w:bCs/>
-          <w:b/>
-        </w:rPr>
-        <w:t xml:space="preserve">Направления армий</w:t>
-      </w:r>
-      <w:r>
-        <w:t xml:space="preserve"> </w:t>
-      </w:r>
-      <w:r>
-        <w:t xml:space="preserve">(оперативный масштаб). Стрелка — куда сместился центр тяжести армии</w:t>
-      </w:r>
-      <w:r>
-        <w:t xml:space="preserve"> </w:t>
-      </w:r>
-      <w:r>
-        <w:t xml:space="preserve">за сутки, если не меньше 3 клеток. Удар — если армия наступает (в наступлении не меньше 30 %</w:t>
-      </w:r>
-      <w:r>
-        <w:t xml:space="preserve"> </w:t>
-      </w:r>
-      <w:r>
-        <w:t xml:space="preserve">людей); отход — если больше 40 % людей отходит; иначе — по направлению на противника. У танковых</w:t>
-      </w:r>
-      <w:r>
-        <w:t xml:space="preserve"> </w:t>
-      </w:r>
-      <w:r>
-        <w:t xml:space="preserve">армий удар рисуется стрелкой танковых соединений.</w:t>
-      </w:r>
-    </w:p>
-    <w:p>
-      <w:pPr>
-        <w:numPr>
-          <w:ilvl w:val="0"/>
-          <w:numId w:val="1004"/>
-        </w:numPr>
-        <w:pStyle w:val="Compact"/>
-      </w:pPr>
-      <w:r>
-        <w:rPr>
-          <w:bCs/>
-          <w:b/>
-        </w:rPr>
-        <w:t xml:space="preserve">Главные удары фронта</w:t>
-      </w:r>
-      <w:r>
-        <w:t xml:space="preserve"> </w:t>
-      </w:r>
-      <w:r>
-        <w:t xml:space="preserve">(стратегический масштаб) собираются из ударов его армий за двое</w:t>
-      </w:r>
-      <w:r>
-        <w:t xml:space="preserve"> </w:t>
-      </w:r>
-      <w:r>
-        <w:t xml:space="preserve">суток: удары, близкие по месту (до 30 км) и направлению (до 40°), сливаются в один, с весом по</w:t>
-      </w:r>
-      <w:r>
-        <w:t xml:space="preserve"> </w:t>
-      </w:r>
-      <w:r>
-        <w:t xml:space="preserve">численности. На фронт — до трёх главных ударов и до двух отходов; слабее 6 км за двое суток</w:t>
-      </w:r>
-      <w:r>
-        <w:t xml:space="preserve"> </w:t>
-      </w:r>
-      <w:r>
-        <w:t xml:space="preserve">не рисуются. Подпись стрелки называет армии, из которых сложен удар, например</w:t>
-      </w:r>
-      <w:r>
-        <w:t xml:space="preserve"> </w:t>
-      </w:r>
-      <w:r>
-        <w:t xml:space="preserve">«1 БФ: удар на 24 км за 2 сут (8 гв. А, 1 гв. ТА)».</w:t>
-      </w:r>
-    </w:p>
-    <w:p>
-      <w:pPr>
-        <w:numPr>
-          <w:ilvl w:val="0"/>
-          <w:numId w:val="1004"/>
-        </w:numPr>
-        <w:pStyle w:val="Compact"/>
-      </w:pPr>
-      <w:r>
-        <w:rPr>
-          <w:bCs/>
-          <w:b/>
-        </w:rPr>
-        <w:t xml:space="preserve">Привязка к линии фронта.</w:t>
-      </w:r>
-      <w:r>
-        <w:t xml:space="preserve"> </w:t>
-      </w:r>
-      <w:r>
-        <w:t xml:space="preserve">Хвост стрелки стоит на расчётной линии фронта этого хода —</w:t>
-      </w:r>
-      <w:r>
-        <w:t xml:space="preserve"> </w:t>
-      </w:r>
-      <w:r>
-        <w:t xml:space="preserve">ближайшей к войскам (не дальше 20 км для армии, 35 км для фронта) и крепится к ней, как в</w:t>
-      </w:r>
-      <w:r>
-        <w:t xml:space="preserve"> </w:t>
-      </w:r>
-      <w:r>
-        <w:t xml:space="preserve">редакторе. Остриё уходит в глубину на пройденное за окно расстояние, но не короче полутора</w:t>
-      </w:r>
-      <w:r>
-        <w:t xml:space="preserve"> </w:t>
-      </w:r>
-      <w:r>
-        <w:t xml:space="preserve">порогов, — направление удара видно, даже если войска только начали движение. Если линии рядом</w:t>
-      </w:r>
-      <w:r>
-        <w:t xml:space="preserve"> </w:t>
-      </w:r>
-      <w:r>
-        <w:t xml:space="preserve">нет, стрелка идёт от прежнего положения войск.</w:t>
-      </w:r>
-    </w:p>
-    <w:p>
-      <w:pPr>
-        <w:numPr>
-          <w:ilvl w:val="0"/>
-          <w:numId w:val="1004"/>
-        </w:numPr>
-        <w:pStyle w:val="Compact"/>
-      </w:pPr>
-      <w:r>
-        <w:rPr>
-          <w:bCs/>
-          <w:b/>
-        </w:rPr>
-        <w:t xml:space="preserve">Оборона.</w:t>
-      </w:r>
-      <w:r>
-        <w:t xml:space="preserve"> </w:t>
-      </w:r>
-      <w:r>
-        <w:t xml:space="preserve">Если объединение почти не сдвинулось, а больше половины его людей в обороне, —</w:t>
-      </w:r>
-      <w:r>
-        <w:t xml:space="preserve"> </w:t>
-      </w:r>
-      <w:r>
-        <w:t xml:space="preserve">рубеж обороны поперёк направления на противника, по ширине расположения его соединений,</w:t>
-      </w:r>
-      <w:r>
-        <w:t xml:space="preserve"> </w:t>
-      </w:r>
-      <w:r>
-        <w:t xml:space="preserve">чуть впереди центра.</w:t>
-      </w:r>
-    </w:p>
-    <w:p>
-      <w:pPr>
-        <w:numPr>
-          <w:ilvl w:val="0"/>
-          <w:numId w:val="1004"/>
-        </w:numPr>
-        <w:pStyle w:val="Compact"/>
-      </w:pPr>
-      <w:r>
-        <w:rPr>
-          <w:bCs/>
-          <w:b/>
-        </w:rPr>
-        <w:t xml:space="preserve">Туман войны.</w:t>
-      </w:r>
-      <w:r>
-        <w:t xml:space="preserve"> </w:t>
-      </w:r>
-      <w:r>
-        <w:t xml:space="preserve">В игре обобщённые знаки противника строятся только из обнаруженных</w:t>
-      </w:r>
-      <w:r>
-        <w:t xml:space="preserve"> </w:t>
-      </w:r>
-      <w:r>
-        <w:t xml:space="preserve">разведкой соединений: группа армий, у которой видна одна дивизия, стоит там, где эта дивизия.</w:t>
-      </w:r>
-    </w:p>
-    <w:p>
-      <w:pPr>
-        <w:pStyle w:val="FirstParagraph"/>
-      </w:pPr>
-      <w:r>
-        <w:rPr>
-          <w:bCs/>
-          <w:b/>
-        </w:rPr>
-        <w:t xml:space="preserve">Полосы фронтов и разграничительные линии.</w:t>
-      </w:r>
-      <w:r>
-        <w:t xml:space="preserve"> </w:t>
-      </w:r>
-      <w:r>
-        <w:t xml:space="preserve">На карте два слоя:</w:t>
-      </w:r>
-    </w:p>
-    <w:p>
-      <w:pPr>
-        <w:numPr>
-          <w:ilvl w:val="0"/>
-          <w:numId w:val="1005"/>
-        </w:numPr>
-        <w:pStyle w:val="Compact"/>
-      </w:pPr>
-      <w:r>
-        <w:rPr>
-          <w:bCs/>
-          <w:b/>
-        </w:rPr>
-        <w:t xml:space="preserve">по директивам</w:t>
-      </w:r>
-      <w:r>
-        <w:t xml:space="preserve"> </w:t>
-      </w:r>
-      <w:r>
-        <w:t xml:space="preserve">— исторические разграничительные линии (раздел 17.1): 1-го Белорусского и</w:t>
-      </w:r>
-      <w:r>
-        <w:t xml:space="preserve"> </w:t>
-      </w:r>
-      <w:r>
-        <w:t xml:space="preserve">1-го Украинского фронтов с 15.04 (до Люббен), с 23.04 (до Ангальтского вокзала), с 24.00 28.04</w:t>
-      </w:r>
-      <w:r>
-        <w:t xml:space="preserve"> </w:t>
-      </w:r>
-      <w:r>
-        <w:t xml:space="preserve">(в Берлине — до ст. Рулебен) и с 6.05; 2-го и 1-го Белорусских фронтов (Арнсвальде — Шведт —</w:t>
-      </w:r>
-      <w:r>
-        <w:t xml:space="preserve"> </w:t>
-      </w:r>
-      <w:r>
-        <w:t xml:space="preserve">Ангермюнде — Гранзее — Виттенберге); бомборазграничительная линия с ВВС союзников с 21.04.</w:t>
-      </w:r>
-      <w:r>
-        <w:t xml:space="preserve"> </w:t>
-      </w:r>
-      <w:r>
-        <w:t xml:space="preserve">Каждая видна в сроки своего действия; в подсказке — пункты, документ, архивный шифр и</w:t>
-      </w:r>
-      <w:r>
-        <w:t xml:space="preserve"> </w:t>
-      </w:r>
-      <w:r>
-        <w:t xml:space="preserve">достоверность;</w:t>
-      </w:r>
-    </w:p>
-    <w:p>
-      <w:pPr>
-        <w:numPr>
-          <w:ilvl w:val="0"/>
-          <w:numId w:val="1005"/>
-        </w:numPr>
-        <w:pStyle w:val="Compact"/>
-      </w:pPr>
-      <w:r>
-        <w:rPr>
-          <w:bCs/>
-          <w:b/>
-        </w:rPr>
-        <w:t xml:space="preserve">расчётные полосы</w:t>
-      </w:r>
-      <w:r>
-        <w:t xml:space="preserve"> </w:t>
-      </w:r>
-      <w:r>
-        <w:t xml:space="preserve">— границы полос между фронтами (на всех масштабах) и между армиями</w:t>
-      </w:r>
-      <w:r>
-        <w:t xml:space="preserve"> </w:t>
-      </w:r>
-      <w:r>
-        <w:t xml:space="preserve">одного фронта (на оперативном), по ходам: от переднего края в глубину до 40 км (в городе —</w:t>
-      </w:r>
-      <w:r>
-        <w:t xml:space="preserve"> </w:t>
-      </w:r>
-      <w:r>
-        <w:t xml:space="preserve">до 5 км). Где действует директива, расчётная граница идёт по её линии; где директивы нет или</w:t>
-      </w:r>
-      <w:r>
-        <w:t xml:space="preserve"> </w:t>
-      </w:r>
-      <w:r>
-        <w:t xml:space="preserve">за концами её линии — по расположению войск: клетка принадлежит тому объединению, чьи войска</w:t>
-      </w:r>
-      <w:r>
-        <w:t xml:space="preserve"> </w:t>
-      </w:r>
-      <w:r>
-        <w:t xml:space="preserve">к ней ближе.</w:t>
-      </w:r>
-    </w:p>
-    <w:p>
-      <w:pPr>
-        <w:pStyle w:val="FirstParagraph"/>
-      </w:pPr>
-      <w:r>
-        <w:t xml:space="preserve">Оба слоя включаются в «Слоях» («Разграничительные линии: директивы и распоряжения», «Полосы фронтов и</w:t>
-      </w:r>
-      <w:r>
-        <w:t xml:space="preserve"> </w:t>
-      </w:r>
-      <w:r>
-        <w:t xml:space="preserve">армий (расчёт)») и строками легенды. В игре видны только свои полосы.</w:t>
-      </w:r>
-    </w:p>
-    <w:p>
-      <w:pPr>
-        <w:pStyle w:val="BodyText"/>
-      </w:pPr>
-      <w:r>
-        <w:rPr>
-          <w:bCs/>
-          <w:b/>
-        </w:rPr>
-        <w:t xml:space="preserve">Управление картой.</w:t>
-      </w:r>
-      <w:r>
-        <w:t xml:space="preserve"> </w:t>
-      </w:r>
-      <w:r>
-        <w:t xml:space="preserve">Управление — отдельной полосой над картой, карта начинается под ней и</w:t>
-      </w:r>
-      <w:r>
-        <w:t xml:space="preserve"> </w:t>
-      </w:r>
-      <w:r>
-        <w:t xml:space="preserve">кнопками не закрывается. В полосе: «Принять командование» (в переигровке), переключатель</w:t>
-      </w:r>
-      <w:r>
-        <w:t xml:space="preserve"> </w:t>
-      </w:r>
-      <w:r>
-        <w:t xml:space="preserve">масштаба, меню</w:t>
-      </w:r>
-      <w:r>
-        <w:t xml:space="preserve"> </w:t>
-      </w:r>
-      <w:r>
-        <w:rPr>
-          <w:bCs/>
-          <w:b/>
-        </w:rPr>
-        <w:t xml:space="preserve">«Слои»</w:t>
-      </w:r>
-      <w:r>
-        <w:t xml:space="preserve"> </w:t>
-      </w:r>
-      <w:r>
-        <w:t xml:space="preserve">(число — сколько слоёв включено), «Участки» и «Подложка». На узком</w:t>
-      </w:r>
-      <w:r>
-        <w:t xml:space="preserve"> </w:t>
-      </w:r>
-      <w:r>
-        <w:t xml:space="preserve">экране полоса переносится во вторую строку, а карта сдвигается ниже. В «Слоях» флажками включаются подписи знаков, исторические положения, линия фронта</w:t>
-      </w:r>
-      <w:r>
-        <w:t xml:space="preserve"> </w:t>
-      </w:r>
-      <w:r>
-        <w:t xml:space="preserve">по истории и расчётная, бои за ход (только на тактическом масштабе), рубежи, разграничительные</w:t>
-      </w:r>
-      <w:r>
-        <w:t xml:space="preserve"> </w:t>
-      </w:r>
-      <w:r>
-        <w:t xml:space="preserve">линии по директивам и расчётные полосы; в игре — ещё</w:t>
-      </w:r>
-      <w:r>
-        <w:t xml:space="preserve"> </w:t>
-      </w:r>
-      <w:r>
-        <w:t xml:space="preserve">замысел (проект приказов), тыл и реки для переправ. Слои от масштаба не зависят. Легенда</w:t>
-      </w:r>
-      <w:r>
-        <w:t xml:space="preserve"> </w:t>
-      </w:r>
-      <w:r>
-        <w:t xml:space="preserve">показывает знаки выбранного масштаба; её строки тоже включают и выключают слои.</w:t>
+        <w:t xml:space="preserve">Переигровка.</w:t>
+      </w:r>
+      <w:r>
+        <w:t xml:space="preserve"> </w:t>
+      </w:r>
+      <w:r>
+        <w:t xml:space="preserve">Выбирается операция (Берлинская, бой в Берлине, Висло-Одерская или своя),</w:t>
+      </w:r>
+      <w:r>
+        <w:t xml:space="preserve"> </w:t>
+      </w:r>
+      <w:r>
+        <w:t xml:space="preserve">набор правил и число прогонов. Обе стороны получают исторические задачи; арбитр считает</w:t>
+      </w:r>
+      <w:r>
+        <w:t xml:space="preserve"> </w:t>
+      </w:r>
+      <w:r>
+        <w:t xml:space="preserve">движение (по дорогам, с разбросом путей вне городов), бои, подвоз, окружения, территорию.</w:t>
+      </w:r>
+      <w:r>
+        <w:t xml:space="preserve"> </w:t>
+      </w:r>
+      <w:r>
+        <w:t xml:space="preserve">Результат сравнивается с историей: доля положений в допуске, ключевые события по дням. Карта</w:t>
+      </w:r>
+      <w:r>
+        <w:t xml:space="preserve"> </w:t>
+      </w:r>
+      <w:r>
+        <w:t xml:space="preserve">показывает расчёт по ходам на трёх масштабах — тактическом, оперативном, стратегическом — с</w:t>
+      </w:r>
+      <w:r>
+        <w:t xml:space="preserve"> </w:t>
+      </w:r>
+      <w:r>
+        <w:t xml:space="preserve">историческими положениями и фронтом для сравнения, боями, рубежами, участками, полосами фронтов</w:t>
+      </w:r>
+      <w:r>
+        <w:t xml:space="preserve"> </w:t>
+      </w:r>
+      <w:r>
+        <w:t xml:space="preserve">и разграничительными линиями.</w:t>
       </w:r>
     </w:p>
     <w:p>
@@ -2672,12 +2045,12 @@
           <wp:inline>
             <wp:extent cx="5334000" cy="3333750"/>
             <wp:effectExtent b="0" l="0" r="0" t="0"/>
-            <wp:docPr descr="Меню «Слои»" title="" id="54" name="Picture"/>
+            <wp:docPr descr="Переигровка: Берлинская операция, 21 апреля" title="" id="54" name="Picture"/>
             <a:graphic>
               <a:graphicData uri="http://schemas.openxmlformats.org/drawingml/2006/picture">
                 <pic:pic>
                   <pic:nvPicPr>
-                    <pic:cNvPr descr="img/replay-layers.jpg" id="55" name="Picture"/>
+                    <pic:cNvPr descr="img/replay-tactical.jpg" id="55" name="Picture"/>
                     <pic:cNvPicPr>
                       <a:picLocks noChangeArrowheads="1" noChangeAspect="1"/>
                     </pic:cNvPicPr>
@@ -2719,7 +2092,7 @@
           <w:iCs/>
           <w:i/>
         </w:rPr>
-        <w:t xml:space="preserve">Полоса управления над картой и открытое меню «Слои».</w:t>
+        <w:t xml:space="preserve">Расчётный фронт (красный) и исторический (серый), бледные знаки — исторические положения, стрелки — бои за ход; штрихпунктиром — разграничительные линии по директивам Ставки (2 БФ / 1 БФ сверху, 1 БФ / 1 УФ снизу) и бомборазграничительная линия с ВВС союзников (слева). Слева — события по пяти прогонам.</w:t>
       </w:r>
     </w:p>
     <w:p>
@@ -2731,86 +2104,764 @@
           <w:bCs/>
           <w:b/>
         </w:rPr>
-        <w:t xml:space="preserve">Подписи.</w:t>
-      </w:r>
-      <w:r>
-        <w:t xml:space="preserve"> </w:t>
-      </w:r>
-      <w:r>
-        <w:t xml:space="preserve">Подписи соединений — сокращениями штабных карт: «8 гв. А», «26 гв. ск», «7 гв. кк»,</w:t>
-      </w:r>
-      <w:r>
-        <w:t xml:space="preserve"> </w:t>
-      </w:r>
-      <w:r>
-        <w:t xml:space="preserve">«545 нгд», «309 пд», «11 тгд СС», «XI тк СС», «гарн. Штеттин»; собственное имя номерной дивизии</w:t>
-      </w:r>
-      <w:r>
-        <w:t xml:space="preserve"> </w:t>
-      </w:r>
-      <w:r>
-        <w:t xml:space="preserve">(«Берлин», «Нордланд») на карту не выносится, у дивизии без номера подпись — её имя</w:t>
-      </w:r>
-      <w:r>
-        <w:t xml:space="preserve"> </w:t>
-      </w:r>
-      <w:r>
-        <w:t xml:space="preserve">(«Курмарк»). Полное название — в подсказке при наведении. Флажок «Подписи знаков» выключает</w:t>
-      </w:r>
-      <w:r>
-        <w:t xml:space="preserve"> </w:t>
-      </w:r>
-      <w:r>
-        <w:t xml:space="preserve">подписи на карте (остаются при наведении). На карте подписи</w:t>
-      </w:r>
-      <w:r>
-        <w:t xml:space="preserve"> </w:t>
-      </w:r>
+        <w:t xml:space="preserve">Масштабы карты.</w:t>
+      </w:r>
+      <w:r>
+        <w:t xml:space="preserve"> </w:t>
+      </w:r>
+      <w:r>
+        <w:t xml:space="preserve">Переключатель над картой («Тактический», «Оперативный», «Стратегический»)</w:t>
+      </w:r>
+      <w:r>
+        <w:t xml:space="preserve"> </w:t>
+      </w:r>
+      <w:r>
+        <w:t xml:space="preserve">меняет степень обобщения — как на штабных картах разных инстанций. Расчёт один и тот же:</w:t>
+      </w:r>
+      <w:r>
+        <w:t xml:space="preserve"> </w:t>
+      </w:r>
+      <w:r>
+        <w:t xml:space="preserve">обобщённые знаки строятся из положений соединений по ходам. Выбор масштаба запоминается и</w:t>
+      </w:r>
+      <w:r>
+        <w:t xml:space="preserve"> </w:t>
+      </w:r>
+      <w:r>
+        <w:t xml:space="preserve">действует и в переигровке, и в игре.</w:t>
+      </w:r>
+    </w:p>
+    <w:tbl>
+      <w:tblPr>
+        <w:tblStyle w:val="Table"/>
+        <w:tblW w:type="auto" w:w="0"/>
+        <w:tblLook w:firstRow="1" w:lastRow="0" w:firstColumn="0" w:lastColumn="0" w:noHBand="0" w:noVBand="0" w:val="0020"/>
+        <w:jc w:val="start"/>
+      </w:tblPr>
+      <w:tblGrid>
+        <w:gridCol w:w="1980"/>
+        <w:gridCol w:w="1980"/>
+        <w:gridCol w:w="1980"/>
+        <w:gridCol w:w="1980"/>
+      </w:tblGrid>
+      <w:tr>
+        <w:trPr>
+          <w:tblHeader w:val="true"/>
+        </w:trPr>
+        <w:tc>
+          <w:tcPr/>
+          <w:p>
+            <w:pPr>
+              <w:pStyle w:val="Compact"/>
+              <w:jc w:val="left"/>
+            </w:pPr>
+            <w:r>
+              <w:t xml:space="preserve">Масштаб</w:t>
+            </w:r>
+          </w:p>
+        </w:tc>
+        <w:tc>
+          <w:tcPr/>
+          <w:p>
+            <w:pPr>
+              <w:pStyle w:val="Compact"/>
+              <w:jc w:val="left"/>
+            </w:pPr>
+            <w:r>
+              <w:t xml:space="preserve">Что на карте</w:t>
+            </w:r>
+          </w:p>
+        </w:tc>
+        <w:tc>
+          <w:tcPr/>
+          <w:p>
+            <w:pPr>
+              <w:pStyle w:val="Compact"/>
+              <w:jc w:val="left"/>
+            </w:pPr>
+            <w:r>
+              <w:t xml:space="preserve">Направления</w:t>
+            </w:r>
+          </w:p>
+        </w:tc>
+        <w:tc>
+          <w:tcPr/>
+          <w:p>
+            <w:pPr>
+              <w:pStyle w:val="Compact"/>
+              <w:jc w:val="left"/>
+            </w:pPr>
+            <w:r>
+              <w:t xml:space="preserve">Окно</w:t>
+            </w:r>
+          </w:p>
+        </w:tc>
+      </w:tr>
+      <w:tr>
+        <w:tc>
+          <w:tcPr/>
+          <w:p>
+            <w:pPr>
+              <w:pStyle w:val="Compact"/>
+              <w:jc w:val="left"/>
+            </w:pPr>
+            <w:r>
+              <w:t xml:space="preserve">Тактический</w:t>
+            </w:r>
+          </w:p>
+        </w:tc>
+        <w:tc>
+          <w:tcPr/>
+          <w:p>
+            <w:pPr>
+              <w:pStyle w:val="Compact"/>
+              <w:jc w:val="left"/>
+            </w:pPr>
+            <w:r>
+              <w:t xml:space="preserve">каждое действующее соединение (дивизия, корпус, армия — как в сценарии) своим знаком, бои за ход</w:t>
+            </w:r>
+          </w:p>
+        </w:tc>
+        <w:tc>
+          <w:tcPr/>
+          <w:p>
+            <w:pPr>
+              <w:pStyle w:val="Compact"/>
+              <w:jc w:val="left"/>
+            </w:pPr>
+            <w:r>
+              <w:t xml:space="preserve">стрелки боёв</w:t>
+            </w:r>
+          </w:p>
+        </w:tc>
+        <w:tc>
+          <w:tcPr/>
+          <w:p>
+            <w:pPr>
+              <w:pStyle w:val="Compact"/>
+              <w:jc w:val="left"/>
+            </w:pPr>
+            <w:r>
+              <w:t xml:space="preserve">ход</w:t>
+            </w:r>
+          </w:p>
+        </w:tc>
+      </w:tr>
+      <w:tr>
+        <w:tc>
+          <w:tcPr/>
+          <w:p>
+            <w:pPr>
+              <w:pStyle w:val="Compact"/>
+              <w:jc w:val="left"/>
+            </w:pPr>
+            <w:r>
+              <w:t xml:space="preserve">Оперативный</w:t>
+            </w:r>
+          </w:p>
+        </w:tc>
+        <w:tc>
+          <w:tcPr/>
+          <w:p>
+            <w:pPr>
+              <w:pStyle w:val="Compact"/>
+              <w:jc w:val="left"/>
+            </w:pPr>
+            <w:r>
+              <w:t xml:space="preserve">объединения: армии и соединения, не входящие в армию; знак — овал, у танковых и механизированных — знак механизированного соединения</w:t>
+            </w:r>
+          </w:p>
+        </w:tc>
+        <w:tc>
+          <w:tcPr/>
+          <w:p>
+            <w:pPr>
+              <w:pStyle w:val="Compact"/>
+              <w:jc w:val="left"/>
+            </w:pPr>
+            <w:r>
+              <w:t xml:space="preserve">удар объединения, отход, рубеж обороны</w:t>
+            </w:r>
+          </w:p>
+        </w:tc>
+        <w:tc>
+          <w:tcPr/>
+          <w:p>
+            <w:pPr>
+              <w:pStyle w:val="Compact"/>
+              <w:jc w:val="left"/>
+            </w:pPr>
+            <w:r>
+              <w:t xml:space="preserve">сутки</w:t>
+            </w:r>
+          </w:p>
+        </w:tc>
+      </w:tr>
+      <w:tr>
+        <w:tc>
+          <w:tcPr/>
+          <w:p>
+            <w:pPr>
+              <w:pStyle w:val="Compact"/>
+              <w:jc w:val="left"/>
+            </w:pPr>
+            <w:r>
+              <w:t xml:space="preserve">Стратегический</w:t>
+            </w:r>
+          </w:p>
+        </w:tc>
+        <w:tc>
+          <w:tcPr/>
+          <w:p>
+            <w:pPr>
+              <w:pStyle w:val="Compact"/>
+              <w:jc w:val="left"/>
+            </w:pPr>
+            <w:r>
+              <w:t xml:space="preserve">фронты и группы армий — надписью, как на оперативных картах</w:t>
+            </w:r>
+          </w:p>
+        </w:tc>
+        <w:tc>
+          <w:tcPr/>
+          <w:p>
+            <w:pPr>
+              <w:pStyle w:val="Compact"/>
+              <w:jc w:val="left"/>
+            </w:pPr>
+            <w:r>
+              <w:t xml:space="preserve">главный удар фронта, отход, оборона</w:t>
+            </w:r>
+          </w:p>
+        </w:tc>
+        <w:tc>
+          <w:tcPr/>
+          <w:p>
+            <w:pPr>
+              <w:pStyle w:val="Compact"/>
+              <w:jc w:val="left"/>
+            </w:pPr>
+            <w:r>
+              <w:t xml:space="preserve">двое суток</w:t>
+            </w:r>
+          </w:p>
+        </w:tc>
+      </w:tr>
+    </w:tbl>
+    <w:p>
+      <w:pPr>
+        <w:pStyle w:val="BodyText"/>
+      </w:pPr>
+      <w:r>
+        <w:t xml:space="preserve">Как строятся обобщённые знаки (оперативный и стратегический масштабы):</w:t>
+      </w:r>
+    </w:p>
+    <w:p>
+      <w:pPr>
+        <w:numPr>
+          <w:ilvl w:val="0"/>
+          <w:numId w:val="1005"/>
+        </w:numPr>
+        <w:pStyle w:val="Compact"/>
+      </w:pPr>
       <w:r>
         <w:rPr>
           <w:bCs/>
           <w:b/>
         </w:rPr>
-        <w:t xml:space="preserve">разрежаются</w:t>
-      </w:r>
-      <w:r>
-        <w:t xml:space="preserve">: подписи идут по важности — объединения выше</w:t>
-      </w:r>
-      <w:r>
-        <w:t xml:space="preserve"> </w:t>
-      </w:r>
-      <w:r>
-        <w:t xml:space="preserve">соединений, расчёт выше исторических положений, армия выше корпуса, корпус выше дивизии.</w:t>
-      </w:r>
-      <w:r>
-        <w:t xml:space="preserve"> </w:t>
-      </w:r>
-      <w:r>
-        <w:t xml:space="preserve">Подпись, которая налезла бы на уже поставленную подпись или зашла бы под чужой знак, не</w:t>
-      </w:r>
-      <w:r>
-        <w:t xml:space="preserve"> </w:t>
-      </w:r>
-      <w:r>
-        <w:t xml:space="preserve">рисуется. У знаков, лежащих прямо друг на друге, подпись одна — у верхнего, видимого. Знак без</w:t>
-      </w:r>
-      <w:r>
-        <w:t xml:space="preserve"> </w:t>
-      </w:r>
-      <w:r>
-        <w:t xml:space="preserve">подписи остаётся на месте, его название и состояние — в подсказке при наведении. Разрежение</w:t>
-      </w:r>
-      <w:r>
-        <w:t xml:space="preserve"> </w:t>
-      </w:r>
-      <w:r>
-        <w:t xml:space="preserve">действует только на экране: в выгрузке SVG и PNG все подписи на месте. Внутри коридора размеров</w:t>
-      </w:r>
-      <w:r>
-        <w:t xml:space="preserve"> </w:t>
-      </w:r>
-      <w:r>
-        <w:t xml:space="preserve">знаков результат от зума не зависит: знаки и расстояния между ними растут вместе.</w:t>
+        <w:t xml:space="preserve">Группировка.</w:t>
+      </w:r>
+      <w:r>
+        <w:t xml:space="preserve"> </w:t>
+      </w:r>
+      <w:r>
+        <w:t xml:space="preserve">Каждое действующее соединение относится к ближайшему вышестоящему объединению</w:t>
+      </w:r>
+      <w:r>
+        <w:t xml:space="preserve"> </w:t>
+      </w:r>
+      <w:r>
+        <w:t xml:space="preserve">нужной ступени по подчинённости сценария: на оперативном — к армии, на стратегическом — к</w:t>
+      </w:r>
+      <w:r>
+        <w:t xml:space="preserve"> </w:t>
+      </w:r>
+      <w:r>
+        <w:t xml:space="preserve">фронту или группе армий. Соединение, у которого такого старшего нет, показывается само:</w:t>
+      </w:r>
+      <w:r>
+        <w:t xml:space="preserve"> </w:t>
+      </w:r>
+      <w:r>
+        <w:t xml:space="preserve">например, 12-я армия, подчинённая ОКВ, на стратегическом масштабе идёт под надписью «ОКВ».</w:t>
+      </w:r>
+    </w:p>
+    <w:p>
+      <w:pPr>
+        <w:numPr>
+          <w:ilvl w:val="0"/>
+          <w:numId w:val="1005"/>
+        </w:numPr>
+        <w:pStyle w:val="Compact"/>
+      </w:pPr>
+      <w:r>
+        <w:rPr>
+          <w:bCs/>
+          <w:b/>
+        </w:rPr>
+        <w:t xml:space="preserve">Место.</w:t>
+      </w:r>
+      <w:r>
+        <w:t xml:space="preserve"> </w:t>
+      </w:r>
+      <w:r>
+        <w:t xml:space="preserve">Знак или надпись стоит в центре тяжести своих соединений — среднем положении,</w:t>
+      </w:r>
+      <w:r>
+        <w:t xml:space="preserve"> </w:t>
+      </w:r>
+      <w:r>
+        <w:t xml:space="preserve">взвешенном по численности; уничтоженные и ещё не введённые не учитываются. Знак движется по</w:t>
+      </w:r>
+      <w:r>
+        <w:t xml:space="preserve"> </w:t>
+      </w:r>
+      <w:r>
+        <w:t xml:space="preserve">ходам вместе с войсками.</w:t>
+      </w:r>
+    </w:p>
+    <w:p>
+      <w:pPr>
+        <w:numPr>
+          <w:ilvl w:val="0"/>
+          <w:numId w:val="1005"/>
+        </w:numPr>
+        <w:pStyle w:val="Compact"/>
+      </w:pPr>
+      <w:r>
+        <w:rPr>
+          <w:bCs/>
+          <w:b/>
+        </w:rPr>
+        <w:t xml:space="preserve">Состояние.</w:t>
+      </w:r>
+      <w:r>
+        <w:t xml:space="preserve"> </w:t>
+      </w:r>
+      <w:r>
+        <w:t xml:space="preserve">Подсказка у знака: сколько соединений, численность, танки и что объединение</w:t>
+      </w:r>
+      <w:r>
+        <w:t xml:space="preserve"> </w:t>
+      </w:r>
+      <w:r>
+        <w:t xml:space="preserve">делает — наступает, обороняется, отходит или на марше и в резерве (если в этом положении больше</w:t>
+      </w:r>
+      <w:r>
+        <w:t xml:space="preserve"> </w:t>
+      </w:r>
+      <w:r>
+        <w:t xml:space="preserve">40 % его людей).</w:t>
+      </w:r>
+    </w:p>
+    <w:p>
+      <w:pPr>
+        <w:numPr>
+          <w:ilvl w:val="0"/>
+          <w:numId w:val="1005"/>
+        </w:numPr>
+        <w:pStyle w:val="Compact"/>
+      </w:pPr>
+      <w:r>
+        <w:rPr>
+          <w:bCs/>
+          <w:b/>
+        </w:rPr>
+        <w:t xml:space="preserve">Направления армий</w:t>
+      </w:r>
+      <w:r>
+        <w:t xml:space="preserve"> </w:t>
+      </w:r>
+      <w:r>
+        <w:t xml:space="preserve">(оперативный масштаб). Стрелка — куда сместился центр тяжести армии</w:t>
+      </w:r>
+      <w:r>
+        <w:t xml:space="preserve"> </w:t>
+      </w:r>
+      <w:r>
+        <w:t xml:space="preserve">за сутки, если не меньше 3 клеток. Удар — если армия наступает (в наступлении не меньше 30 %</w:t>
+      </w:r>
+      <w:r>
+        <w:t xml:space="preserve"> </w:t>
+      </w:r>
+      <w:r>
+        <w:t xml:space="preserve">людей); отход — если больше 40 % людей отходит; иначе — по направлению на противника. У танковых</w:t>
+      </w:r>
+      <w:r>
+        <w:t xml:space="preserve"> </w:t>
+      </w:r>
+      <w:r>
+        <w:t xml:space="preserve">армий удар рисуется стрелкой танковых соединений.</w:t>
+      </w:r>
+    </w:p>
+    <w:p>
+      <w:pPr>
+        <w:numPr>
+          <w:ilvl w:val="0"/>
+          <w:numId w:val="1005"/>
+        </w:numPr>
+        <w:pStyle w:val="Compact"/>
+      </w:pPr>
+      <w:r>
+        <w:rPr>
+          <w:bCs/>
+          <w:b/>
+        </w:rPr>
+        <w:t xml:space="preserve">Главные удары фронта</w:t>
+      </w:r>
+      <w:r>
+        <w:t xml:space="preserve"> </w:t>
+      </w:r>
+      <w:r>
+        <w:t xml:space="preserve">(стратегический масштаб) собираются из ударов его армий за двое</w:t>
+      </w:r>
+      <w:r>
+        <w:t xml:space="preserve"> </w:t>
+      </w:r>
+      <w:r>
+        <w:t xml:space="preserve">суток: удары, близкие по месту (до 30 км) и направлению (до 40°), сливаются в один, с весом по</w:t>
+      </w:r>
+      <w:r>
+        <w:t xml:space="preserve"> </w:t>
+      </w:r>
+      <w:r>
+        <w:t xml:space="preserve">численности. На фронт — до трёх главных ударов и до двух отходов; слабее 6 км за двое суток</w:t>
+      </w:r>
+      <w:r>
+        <w:t xml:space="preserve"> </w:t>
+      </w:r>
+      <w:r>
+        <w:t xml:space="preserve">не рисуются. Подпись стрелки называет армии, из которых сложен удар, например</w:t>
+      </w:r>
+      <w:r>
+        <w:t xml:space="preserve"> </w:t>
+      </w:r>
+      <w:r>
+        <w:t xml:space="preserve">«1 БФ: удар на 24 км за 2 сут (8 гв. А, 1 гв. ТА)».</w:t>
+      </w:r>
+    </w:p>
+    <w:p>
+      <w:pPr>
+        <w:numPr>
+          <w:ilvl w:val="0"/>
+          <w:numId w:val="1005"/>
+        </w:numPr>
+        <w:pStyle w:val="Compact"/>
+      </w:pPr>
+      <w:r>
+        <w:rPr>
+          <w:bCs/>
+          <w:b/>
+        </w:rPr>
+        <w:t xml:space="preserve">Привязка к линии фронта.</w:t>
+      </w:r>
+      <w:r>
+        <w:t xml:space="preserve"> </w:t>
+      </w:r>
+      <w:r>
+        <w:t xml:space="preserve">Хвост стрелки стоит на расчётной линии фронта этого хода —</w:t>
+      </w:r>
+      <w:r>
+        <w:t xml:space="preserve"> </w:t>
+      </w:r>
+      <w:r>
+        <w:t xml:space="preserve">ближайшей к войскам (не дальше 20 км для армии, 35 км для фронта) и крепится к ней, как в</w:t>
+      </w:r>
+      <w:r>
+        <w:t xml:space="preserve"> </w:t>
+      </w:r>
+      <w:r>
+        <w:t xml:space="preserve">редакторе. Остриё уходит в глубину на пройденное за окно расстояние, но не короче полутора</w:t>
+      </w:r>
+      <w:r>
+        <w:t xml:space="preserve"> </w:t>
+      </w:r>
+      <w:r>
+        <w:t xml:space="preserve">порогов, — направление удара видно, даже если войска только начали движение. Если линии рядом</w:t>
+      </w:r>
+      <w:r>
+        <w:t xml:space="preserve"> </w:t>
+      </w:r>
+      <w:r>
+        <w:t xml:space="preserve">нет, стрелка идёт от прежнего положения войск.</w:t>
+      </w:r>
+    </w:p>
+    <w:p>
+      <w:pPr>
+        <w:numPr>
+          <w:ilvl w:val="0"/>
+          <w:numId w:val="1005"/>
+        </w:numPr>
+        <w:pStyle w:val="Compact"/>
+      </w:pPr>
+      <w:r>
+        <w:rPr>
+          <w:bCs/>
+          <w:b/>
+        </w:rPr>
+        <w:t xml:space="preserve">Оборона.</w:t>
+      </w:r>
+      <w:r>
+        <w:t xml:space="preserve"> </w:t>
+      </w:r>
+      <w:r>
+        <w:t xml:space="preserve">Если объединение почти не сдвинулось, а больше половины его людей в обороне, —</w:t>
+      </w:r>
+      <w:r>
+        <w:t xml:space="preserve"> </w:t>
+      </w:r>
+      <w:r>
+        <w:t xml:space="preserve">рубеж обороны поперёк направления на противника, по ширине расположения его соединений,</w:t>
+      </w:r>
+      <w:r>
+        <w:t xml:space="preserve"> </w:t>
+      </w:r>
+      <w:r>
+        <w:t xml:space="preserve">чуть впереди центра.</w:t>
+      </w:r>
+    </w:p>
+    <w:p>
+      <w:pPr>
+        <w:numPr>
+          <w:ilvl w:val="0"/>
+          <w:numId w:val="1005"/>
+        </w:numPr>
+        <w:pStyle w:val="Compact"/>
+      </w:pPr>
+      <w:r>
+        <w:rPr>
+          <w:bCs/>
+          <w:b/>
+        </w:rPr>
+        <w:t xml:space="preserve">Туман войны.</w:t>
+      </w:r>
+      <w:r>
+        <w:t xml:space="preserve"> </w:t>
+      </w:r>
+      <w:r>
+        <w:t xml:space="preserve">В игре обобщённые знаки противника строятся только из обнаруженных</w:t>
+      </w:r>
+      <w:r>
+        <w:t xml:space="preserve"> </w:t>
+      </w:r>
+      <w:r>
+        <w:t xml:space="preserve">разведкой соединений: группа армий, у которой видна одна дивизия, стоит там, где эта дивизия.</w:t>
+      </w:r>
+    </w:p>
+    <w:p>
+      <w:pPr>
+        <w:pStyle w:val="FirstParagraph"/>
+      </w:pPr>
+      <w:r>
+        <w:rPr>
+          <w:bCs/>
+          <w:b/>
+        </w:rPr>
+        <w:t xml:space="preserve">Полосы фронтов и разграничительные линии.</w:t>
+      </w:r>
+      <w:r>
+        <w:t xml:space="preserve"> </w:t>
+      </w:r>
+      <w:r>
+        <w:t xml:space="preserve">На карте два слоя:</w:t>
+      </w:r>
+    </w:p>
+    <w:p>
+      <w:pPr>
+        <w:numPr>
+          <w:ilvl w:val="0"/>
+          <w:numId w:val="1006"/>
+        </w:numPr>
+        <w:pStyle w:val="Compact"/>
+      </w:pPr>
+      <w:r>
+        <w:rPr>
+          <w:bCs/>
+          <w:b/>
+        </w:rPr>
+        <w:t xml:space="preserve">по директивам</w:t>
+      </w:r>
+      <w:r>
+        <w:t xml:space="preserve"> </w:t>
+      </w:r>
+      <w:r>
+        <w:t xml:space="preserve">— исторические разграничительные линии (раздел 17.1): 1-го Белорусского и</w:t>
+      </w:r>
+      <w:r>
+        <w:t xml:space="preserve"> </w:t>
+      </w:r>
+      <w:r>
+        <w:t xml:space="preserve">1-го Украинского фронтов с 15.04 (до Люббен), с 23.04 (до Ангальтского вокзала), с 24.00 28.04</w:t>
+      </w:r>
+      <w:r>
+        <w:t xml:space="preserve"> </w:t>
+      </w:r>
+      <w:r>
+        <w:t xml:space="preserve">(в Берлине — до ст. Рулебен) и с 6.05; 2-го и 1-го Белорусских фронтов (Арнсвальде — Шведт —</w:t>
+      </w:r>
+      <w:r>
+        <w:t xml:space="preserve"> </w:t>
+      </w:r>
+      <w:r>
+        <w:t xml:space="preserve">Ангермюнде — Гранзее — Виттенберге); бомборазграничительная линия с ВВС союзников с 21.04.</w:t>
+      </w:r>
+      <w:r>
+        <w:t xml:space="preserve"> </w:t>
+      </w:r>
+      <w:r>
+        <w:t xml:space="preserve">Каждая видна в сроки своего действия; в подсказке — пункты, документ, архивный шифр и</w:t>
+      </w:r>
+      <w:r>
+        <w:t xml:space="preserve"> </w:t>
+      </w:r>
+      <w:r>
+        <w:t xml:space="preserve">достоверность;</w:t>
+      </w:r>
+    </w:p>
+    <w:p>
+      <w:pPr>
+        <w:numPr>
+          <w:ilvl w:val="0"/>
+          <w:numId w:val="1006"/>
+        </w:numPr>
+        <w:pStyle w:val="Compact"/>
+      </w:pPr>
+      <w:r>
+        <w:rPr>
+          <w:bCs/>
+          <w:b/>
+        </w:rPr>
+        <w:t xml:space="preserve">расчётные полосы</w:t>
+      </w:r>
+      <w:r>
+        <w:t xml:space="preserve"> </w:t>
+      </w:r>
+      <w:r>
+        <w:t xml:space="preserve">— границы полос между фронтами (на всех масштабах) и между армиями</w:t>
+      </w:r>
+      <w:r>
+        <w:t xml:space="preserve"> </w:t>
+      </w:r>
+      <w:r>
+        <w:t xml:space="preserve">одного фронта (на оперативном), по ходам: от переднего края в глубину до 40 км (в городе —</w:t>
+      </w:r>
+      <w:r>
+        <w:t xml:space="preserve"> </w:t>
+      </w:r>
+      <w:r>
+        <w:t xml:space="preserve">до 5 км). Где действует директива, расчётная граница идёт по её линии; где директивы нет или</w:t>
+      </w:r>
+      <w:r>
+        <w:t xml:space="preserve"> </w:t>
+      </w:r>
+      <w:r>
+        <w:t xml:space="preserve">за концами её линии — по расположению войск: клетка принадлежит тому объединению, чьи войска</w:t>
+      </w:r>
+      <w:r>
+        <w:t xml:space="preserve"> </w:t>
+      </w:r>
+      <w:r>
+        <w:t xml:space="preserve">к ней ближе.</w:t>
+      </w:r>
+    </w:p>
+    <w:p>
+      <w:pPr>
+        <w:pStyle w:val="FirstParagraph"/>
+      </w:pPr>
+      <w:r>
+        <w:t xml:space="preserve">Оба слоя включаются в «Слоях» («Разграничительные линии: директивы и распоряжения», «Полосы фронтов и</w:t>
+      </w:r>
+      <w:r>
+        <w:t xml:space="preserve"> </w:t>
+      </w:r>
+      <w:r>
+        <w:t xml:space="preserve">армий (расчёт)») и строками легенды. В игре видны только свои полосы.</w:t>
+      </w:r>
+    </w:p>
+    <w:p>
+      <w:pPr>
+        <w:pStyle w:val="BodyText"/>
+      </w:pPr>
+      <w:r>
+        <w:rPr>
+          <w:bCs/>
+          <w:b/>
+        </w:rPr>
+        <w:t xml:space="preserve">Управление картой.</w:t>
+      </w:r>
+      <w:r>
+        <w:t xml:space="preserve"> </w:t>
+      </w:r>
+      <w:r>
+        <w:t xml:space="preserve">Управление — отдельной полосой над картой, карта начинается под ней и</w:t>
+      </w:r>
+      <w:r>
+        <w:t xml:space="preserve"> </w:t>
+      </w:r>
+      <w:r>
+        <w:t xml:space="preserve">кнопками не закрывается. В полосе: «Принять командование» (в переигровке), переключатель</w:t>
+      </w:r>
+      <w:r>
+        <w:t xml:space="preserve"> </w:t>
+      </w:r>
+      <w:r>
+        <w:t xml:space="preserve">масштаба, меню</w:t>
+      </w:r>
+      <w:r>
+        <w:t xml:space="preserve"> </w:t>
+      </w:r>
+      <w:r>
+        <w:rPr>
+          <w:bCs/>
+          <w:b/>
+        </w:rPr>
+        <w:t xml:space="preserve">«Слои»</w:t>
+      </w:r>
+      <w:r>
+        <w:t xml:space="preserve"> </w:t>
+      </w:r>
+      <w:r>
+        <w:t xml:space="preserve">(число — сколько слоёв включено), «Участки» и «Подложка». На узком</w:t>
+      </w:r>
+      <w:r>
+        <w:t xml:space="preserve"> </w:t>
+      </w:r>
+      <w:r>
+        <w:t xml:space="preserve">экране полоса переносится во вторую строку, а карта сдвигается ниже. В «Слоях» флажками включаются подписи знаков, исторические положения, линия фронта</w:t>
+      </w:r>
+      <w:r>
+        <w:t xml:space="preserve"> </w:t>
+      </w:r>
+      <w:r>
+        <w:t xml:space="preserve">по истории и расчётная, бои за ход (только на тактическом масштабе), рубежи, разграничительные</w:t>
+      </w:r>
+      <w:r>
+        <w:t xml:space="preserve"> </w:t>
+      </w:r>
+      <w:r>
+        <w:t xml:space="preserve">линии по директивам и расчётные полосы; в игре — ещё</w:t>
+      </w:r>
+      <w:r>
+        <w:t xml:space="preserve"> </w:t>
+      </w:r>
+      <w:r>
+        <w:t xml:space="preserve">замысел (проект приказов), тыл и реки для переправ. Слои от масштаба не зависят. Легенда</w:t>
+      </w:r>
+      <w:r>
+        <w:t xml:space="preserve"> </w:t>
+      </w:r>
+      <w:r>
+        <w:t xml:space="preserve">показывает знаки выбранного масштаба; её строки тоже включают и выключают слои.</w:t>
       </w:r>
     </w:p>
     <w:p>
@@ -2822,12 +2873,12 @@
           <wp:inline>
             <wp:extent cx="5334000" cy="3333750"/>
             <wp:effectExtent b="0" l="0" r="0" t="0"/>
-            <wp:docPr descr="Переигровка: оперативный масштаб" title="" id="57" name="Picture"/>
+            <wp:docPr descr="Меню «Слои»" title="" id="57" name="Picture"/>
             <a:graphic>
               <a:graphicData uri="http://schemas.openxmlformats.org/drawingml/2006/picture">
                 <pic:pic>
                   <pic:nvPicPr>
-                    <pic:cNvPr descr="img/replay-operational.jpg" id="58" name="Picture"/>
+                    <pic:cNvPr descr="img/replay-layers.jpg" id="58" name="Picture"/>
                     <pic:cNvPicPr>
                       <a:picLocks noChangeArrowheads="1" noChangeAspect="1"/>
                     </pic:cNvPicPr>
@@ -2869,7 +2920,98 @@
           <w:iCs/>
           <w:i/>
         </w:rPr>
-        <w:t xml:space="preserve">21 апреля в оперативном масштабе: объединения в центре тяжести своих соединений, удары и отходы за сутки; сверху — линия 2 БФ / 1 БФ, снизу — 1 БФ / 1 УФ (с 15.04, до Люббен).</w:t>
+        <w:t xml:space="preserve">Полоса управления над картой и открытое меню «Слои».</w:t>
+      </w:r>
+    </w:p>
+    <w:p>
+      <w:pPr>
+        <w:pStyle w:val="BodyText"/>
+      </w:pPr>
+      <w:r>
+        <w:rPr>
+          <w:bCs/>
+          <w:b/>
+        </w:rPr>
+        <w:t xml:space="preserve">Подписи.</w:t>
+      </w:r>
+      <w:r>
+        <w:t xml:space="preserve"> </w:t>
+      </w:r>
+      <w:r>
+        <w:t xml:space="preserve">Подписи соединений — сокращениями штабных карт: «8 гв. А», «26 гв. ск», «7 гв. кк»,</w:t>
+      </w:r>
+      <w:r>
+        <w:t xml:space="preserve"> </w:t>
+      </w:r>
+      <w:r>
+        <w:t xml:space="preserve">«545 нгд», «309 пд», «11 тгд СС», «XI тк СС», «гарн. Штеттин»; собственное имя номерной дивизии</w:t>
+      </w:r>
+      <w:r>
+        <w:t xml:space="preserve"> </w:t>
+      </w:r>
+      <w:r>
+        <w:t xml:space="preserve">(«Берлин», «Нордланд») на карту не выносится, у дивизии без номера подпись — её имя</w:t>
+      </w:r>
+      <w:r>
+        <w:t xml:space="preserve"> </w:t>
+      </w:r>
+      <w:r>
+        <w:t xml:space="preserve">(«Курмарк»). Полное название — в подсказке при наведении. Флажок «Подписи знаков» выключает</w:t>
+      </w:r>
+      <w:r>
+        <w:t xml:space="preserve"> </w:t>
+      </w:r>
+      <w:r>
+        <w:t xml:space="preserve">подписи на карте (остаются при наведении). На карте подписи</w:t>
+      </w:r>
+      <w:r>
+        <w:t xml:space="preserve"> </w:t>
+      </w:r>
+      <w:r>
+        <w:rPr>
+          <w:bCs/>
+          <w:b/>
+        </w:rPr>
+        <w:t xml:space="preserve">разрежаются</w:t>
+      </w:r>
+      <w:r>
+        <w:t xml:space="preserve">: подписи идут по важности — объединения выше</w:t>
+      </w:r>
+      <w:r>
+        <w:t xml:space="preserve"> </w:t>
+      </w:r>
+      <w:r>
+        <w:t xml:space="preserve">соединений, расчёт выше исторических положений, армия выше корпуса, корпус выше дивизии.</w:t>
+      </w:r>
+      <w:r>
+        <w:t xml:space="preserve"> </w:t>
+      </w:r>
+      <w:r>
+        <w:t xml:space="preserve">Подпись, которая налезла бы на уже поставленную подпись или зашла бы под чужой знак, не</w:t>
+      </w:r>
+      <w:r>
+        <w:t xml:space="preserve"> </w:t>
+      </w:r>
+      <w:r>
+        <w:t xml:space="preserve">рисуется. У знаков, лежащих прямо друг на друге, подпись одна — у верхнего, видимого. Знак без</w:t>
+      </w:r>
+      <w:r>
+        <w:t xml:space="preserve"> </w:t>
+      </w:r>
+      <w:r>
+        <w:t xml:space="preserve">подписи остаётся на месте, его название и состояние — в подсказке при наведении. Разрежение</w:t>
+      </w:r>
+      <w:r>
+        <w:t xml:space="preserve"> </w:t>
+      </w:r>
+      <w:r>
+        <w:t xml:space="preserve">действует только на экране: в выгрузке SVG и PNG все подписи на месте. Внутри коридора размеров</w:t>
+      </w:r>
+      <w:r>
+        <w:t xml:space="preserve"> </w:t>
+      </w:r>
+      <w:r>
+        <w:t xml:space="preserve">знаков результат от зума не зависит: знаки и расстояния между ними растут вместе.</w:t>
       </w:r>
     </w:p>
     <w:p>
@@ -2881,12 +3023,12 @@
           <wp:inline>
             <wp:extent cx="5334000" cy="3333750"/>
             <wp:effectExtent b="0" l="0" r="0" t="0"/>
-            <wp:docPr descr="Переигровка: стратегический масштаб, 19 апреля" title="" id="60" name="Picture"/>
+            <wp:docPr descr="Переигровка: оперативный масштаб" title="" id="60" name="Picture"/>
             <a:graphic>
               <a:graphicData uri="http://schemas.openxmlformats.org/drawingml/2006/picture">
                 <pic:pic>
                   <pic:nvPicPr>
-                    <pic:cNvPr descr="img/replay-strategic.jpg" id="61" name="Picture"/>
+                    <pic:cNvPr descr="img/replay-operational.jpg" id="61" name="Picture"/>
                     <pic:cNvPicPr>
                       <a:picLocks noChangeArrowheads="1" noChangeAspect="1"/>
                     </pic:cNvPicPr>
@@ -2928,7 +3070,7 @@
           <w:iCs/>
           <w:i/>
         </w:rPr>
-        <w:t xml:space="preserve">Стратегический масштаб, 19 апреля (исторические положения выключены): надписи фронтов и групп армий, удары фронтов от линии фронта; расчётный (красный) и исторический (серый) фронт, рубежи; штрихпунктиром — разграничительные линии фронтов по директивам.</w:t>
+        <w:t xml:space="preserve">21 апреля в оперативном масштабе: объединения в центре тяжести своих соединений, удары и отходы за сутки; сверху — линия 2 БФ / 1 БФ, снизу — 1 БФ / 1 УФ (с 15.04, до Люббен).</w:t>
       </w:r>
     </w:p>
     <w:p>
@@ -2940,12 +3082,12 @@
           <wp:inline>
             <wp:extent cx="5334000" cy="3333750"/>
             <wp:effectExtent b="0" l="0" r="0" t="0"/>
-            <wp:docPr descr="Переигровка: стратегический масштаб, 25 апреля" title="" id="63" name="Picture"/>
+            <wp:docPr descr="Переигровка: стратегический масштаб, 19 апреля" title="" id="63" name="Picture"/>
             <a:graphic>
               <a:graphicData uri="http://schemas.openxmlformats.org/drawingml/2006/picture">
                 <pic:pic>
                   <pic:nvPicPr>
-                    <pic:cNvPr descr="img/replay-strategic-late.jpg" id="64" name="Picture"/>
+                    <pic:cNvPr descr="img/replay-strategic.jpg" id="64" name="Picture"/>
                     <pic:cNvPicPr>
                       <a:picLocks noChangeArrowheads="1" noChangeAspect="1"/>
                     </pic:cNvPicPr>
@@ -2987,7 +3129,7 @@
           <w:iCs/>
           <w:i/>
         </w:rPr>
-        <w:t xml:space="preserve">25 апреля: главные удары 1-го Белорусского и 1-го Украинского фронтов — охват Берлина с севера и с юга, удары на запад; хвосты стрелок — на линии фронта. Снизу — линия 1 БФ / 1 УФ с 23.04 (Люббен — Тойпитц — Миттенвальде — Мариендорф — Ангальтский вокзал), слева — бомборазграничительная линия с ВВС союзников.</w:t>
+        <w:t xml:space="preserve">Стратегический масштаб, 19 апреля (исторические положения выключены): надписи фронтов и групп армий, удары фронтов от линии фронта; расчётный (красный) и исторический (серый) фронт, рубежи; штрихпунктиром — разграничительные линии фронтов по директивам.</w:t>
       </w:r>
     </w:p>
     <w:p>
@@ -2999,12 +3141,12 @@
           <wp:inline>
             <wp:extent cx="5334000" cy="3333750"/>
             <wp:effectExtent b="0" l="0" r="0" t="0"/>
-            <wp:docPr descr="Бой в Берлине, 27.04" title="" id="66" name="Picture"/>
+            <wp:docPr descr="Переигровка: стратегический масштаб, 25 апреля" title="" id="66" name="Picture"/>
             <a:graphic>
               <a:graphicData uri="http://schemas.openxmlformats.org/drawingml/2006/picture">
                 <pic:pic>
                   <pic:nvPicPr>
-                    <pic:cNvPr descr="img/replay-city.jpg" id="67" name="Picture"/>
+                    <pic:cNvPr descr="img/replay-strategic-late.jpg" id="67" name="Picture"/>
                     <pic:cNvPicPr>
                       <a:picLocks noChangeArrowheads="1" noChangeAspect="1"/>
                     </pic:cNvPicPr>
@@ -3046,302 +3188,7 @@
           <w:iCs/>
           <w:i/>
         </w:rPr>
-        <w:t xml:space="preserve">Бой в Берлине (клетка 250 м, ход 12 ч), 27 апреля: советские корпуса у кольца S-Bahn, немецкие гарнизоны секторов A–H и Z. С юга на север — разграничительная линия 1 БФ / 1 УФ по директиве от 23.04 (Мариендорф — Ангальтский вокзал); западнее вокзала, где директива линию не установила, граница полос расчётная. В допуске ±2 км — 84–92 % положений.</w:t>
-      </w:r>
-    </w:p>
-    <w:p>
-      <w:pPr>
-        <w:pStyle w:val="BodyText"/>
-      </w:pPr>
-      <w:r>
-        <w:rPr>
-          <w:bCs/>
-          <w:b/>
-        </w:rPr>
-        <w:t xml:space="preserve">Игра.</w:t>
-      </w:r>
-      <w:r>
-        <w:t xml:space="preserve"> </w:t>
-      </w:r>
-      <w:r>
-        <w:t xml:space="preserve">С любого момента переигровки можно принять командование одной стороной. Противником</w:t>
-      </w:r>
-      <w:r>
-        <w:t xml:space="preserve"> </w:t>
-      </w:r>
-      <w:r>
-        <w:t xml:space="preserve">командует</w:t>
-      </w:r>
-      <w:r>
-        <w:t xml:space="preserve"> </w:t>
-      </w:r>
-      <w:r>
-        <w:rPr>
-          <w:bCs/>
-          <w:b/>
-        </w:rPr>
-        <w:t xml:space="preserve">штаб на модели</w:t>
-      </w:r>
-      <w:r>
-        <w:t xml:space="preserve">: на каждом ходу он получает только то, что мог знать (свои войска,</w:t>
-      </w:r>
-      <w:r>
-        <w:t xml:space="preserve"> </w:t>
-      </w:r>
-      <w:r>
-        <w:t xml:space="preserve">противник в пределах разведки, итоги суток, ограничения сверху), и отдаёт приказы в той же форме,</w:t>
-      </w:r>
-      <w:r>
-        <w:t xml:space="preserve"> </w:t>
-      </w:r>
-      <w:r>
-        <w:t xml:space="preserve">что и человек. Игрок получает доклады и разведсводку (туман войны), принимает решение на ход</w:t>
-      </w:r>
-      <w:r>
-        <w:t xml:space="preserve"> </w:t>
-      </w:r>
-      <w:r>
-        <w:t xml:space="preserve">(оценка обстановки, замысел, риски, донесение), отдаёт приказы войскам и распоряжения по тылу,</w:t>
-      </w:r>
-      <w:r>
-        <w:t xml:space="preserve"> </w:t>
-      </w:r>
-      <w:r>
-        <w:t xml:space="preserve">переправам и резервам. Арбитр исполняет только приказы в строгой форме; свободный текст идёт в</w:t>
-      </w:r>
-      <w:r>
-        <w:t xml:space="preserve"> </w:t>
-      </w:r>
-      <w:r>
-        <w:t xml:space="preserve">журнал и советнику.</w:t>
-      </w:r>
-    </w:p>
-    <w:p>
-      <w:pPr>
-        <w:pStyle w:val="BodyText"/>
-      </w:pPr>
-      <w:r>
-        <w:rPr>
-          <w:bCs/>
-          <w:b/>
-        </w:rPr>
-        <w:t xml:space="preserve">Полосы и директивы в игре.</w:t>
-      </w:r>
-      <w:r>
-        <w:t xml:space="preserve"> </w:t>
-      </w:r>
-      <w:r>
-        <w:t xml:space="preserve">В переигровке по истории линии действуют по расписанию</w:t>
-      </w:r>
-      <w:r>
-        <w:t xml:space="preserve"> </w:t>
-      </w:r>
-      <w:r>
-        <w:t xml:space="preserve">директив. После передачи командования они устроены как в жизни — сверху вниз:</w:t>
-      </w:r>
-    </w:p>
-    <w:p>
-      <w:pPr>
-        <w:numPr>
-          <w:ilvl w:val="0"/>
-          <w:numId w:val="1006"/>
-        </w:numPr>
-        <w:pStyle w:val="Compact"/>
-      </w:pPr>
-      <w:r>
-        <w:rPr>
-          <w:bCs/>
-          <w:b/>
-        </w:rPr>
-        <w:t xml:space="preserve">Директивы Ставки вступают по обстановке.</w:t>
-      </w:r>
-      <w:r>
-        <w:t xml:space="preserve"> </w:t>
-      </w:r>
-      <w:r>
-        <w:t xml:space="preserve">Историческая директива вступает в силу, когда</w:t>
-      </w:r>
-      <w:r>
-        <w:t xml:space="preserve"> </w:t>
-      </w:r>
-      <w:r>
-        <w:t xml:space="preserve">в игре сложилось то, что её вызвало: линию 23.04 — когда войска 1-го Украинского фронта вышли</w:t>
-      </w:r>
-      <w:r>
-        <w:t xml:space="preserve"> </w:t>
-      </w:r>
-      <w:r>
-        <w:t xml:space="preserve">в район Ланквица, линию 28.04 — когда они вышли к Ангальтскому вокзалу; через несколько часов</w:t>
-      </w:r>
-      <w:r>
-        <w:t xml:space="preserve"> </w:t>
-      </w:r>
-      <w:r>
-        <w:t xml:space="preserve">на её отдачу (6 и 4 ч). Не сложилось — действует прежняя линия. Уже вступившие к моменту</w:t>
-      </w:r>
-      <w:r>
-        <w:t xml:space="preserve"> </w:t>
-      </w:r>
-      <w:r>
-        <w:t xml:space="preserve">передачи командования остаются.</w:t>
-      </w:r>
-    </w:p>
-    <w:p>
-      <w:pPr>
-        <w:numPr>
-          <w:ilvl w:val="0"/>
-          <w:numId w:val="1006"/>
-        </w:numPr>
-        <w:pStyle w:val="Compact"/>
-      </w:pPr>
-      <w:r>
-        <w:rPr>
-          <w:bCs/>
-          <w:b/>
-        </w:rPr>
-        <w:t xml:space="preserve">Модель-Ставка</w:t>
-      </w:r>
-      <w:r>
-        <w:t xml:space="preserve"> </w:t>
-      </w:r>
-      <w:r>
-        <w:t xml:space="preserve">решает, когда директив по истории не хватает: срок исторической директивы</w:t>
-      </w:r>
-      <w:r>
-        <w:t xml:space="preserve"> </w:t>
-      </w:r>
-      <w:r>
-        <w:t xml:space="preserve">прошёл, а её условие в игре не наступило; войска фронта второй ход подряд стоят в полосе</w:t>
-      </w:r>
-      <w:r>
-        <w:t xml:space="preserve"> </w:t>
-      </w:r>
-      <w:r>
-        <w:t xml:space="preserve">соседа; командующий подал</w:t>
-      </w:r>
-      <w:r>
-        <w:t xml:space="preserve"> </w:t>
-      </w:r>
-      <w:r>
-        <w:rPr>
-          <w:bCs/>
-          <w:b/>
-        </w:rPr>
-        <w:t xml:space="preserve">ходатайство в Ставку</w:t>
-      </w:r>
-      <w:r>
-        <w:t xml:space="preserve"> </w:t>
-      </w:r>
-      <w:r>
-        <w:t xml:space="preserve">(поле во вкладке «Решение»). Модель</w:t>
-      </w:r>
-      <w:r>
-        <w:t xml:space="preserve"> </w:t>
-      </w:r>
-      <w:r>
-        <w:t xml:space="preserve">видит фронты и их армии, действующие линии, повод, исторические директивы как образец и</w:t>
-      </w:r>
-      <w:r>
-        <w:t xml:space="preserve"> </w:t>
-      </w:r>
-      <w:r>
-        <w:t xml:space="preserve">список пунктов; отвечает «оставить линии» или издаёт линию по пунктам. Директива проверяется</w:t>
-      </w:r>
-      <w:r>
-        <w:t xml:space="preserve"> </w:t>
-      </w:r>
-      <w:r>
-        <w:t xml:space="preserve">(оба фронта есть, войска по разные стороны линии) и вступает в силу через указанные часы;</w:t>
-      </w:r>
-      <w:r>
-        <w:t xml:space="preserve"> </w:t>
-      </w:r>
-      <w:r>
-        <w:t xml:space="preserve">ответ Ставки — в донесениях и в «Журнале». Включается в «Посреднике» («Модель-Ставка»),</w:t>
-      </w:r>
-      <w:r>
-        <w:t xml:space="preserve"> </w:t>
-      </w:r>
-      <w:r>
-        <w:t xml:space="preserve">работает, когда в игре есть модель.</w:t>
-      </w:r>
-    </w:p>
-    <w:p>
-      <w:pPr>
-        <w:numPr>
-          <w:ilvl w:val="0"/>
-          <w:numId w:val="1006"/>
-        </w:numPr>
-        <w:pStyle w:val="Compact"/>
-      </w:pPr>
-      <w:r>
-        <w:rPr>
-          <w:bCs/>
-          <w:b/>
-        </w:rPr>
-        <w:t xml:space="preserve">Линии армий — распоряжение игрока.</w:t>
-      </w:r>
-      <w:r>
-        <w:t xml:space="preserve"> </w:t>
-      </w:r>
-      <w:r>
-        <w:t xml:space="preserve">Во вкладке «Приказы → Полосы»: фронт, две его армии,</w:t>
-      </w:r>
-      <w:r>
-        <w:t xml:space="preserve"> </w:t>
-      </w:r>
-      <w:r>
-        <w:t xml:space="preserve">линия точками на карте (от тыла к переднему краю). Кто справа по ходу линии, стенд определяет</w:t>
-      </w:r>
-      <w:r>
-        <w:t xml:space="preserve"> </w:t>
-      </w:r>
-      <w:r>
-        <w:t xml:space="preserve">по положению армий; линия вступает с задержкой доведения армиям и делит полосы армий этого</w:t>
-      </w:r>
-      <w:r>
-        <w:t xml:space="preserve"> </w:t>
-      </w:r>
-      <w:r>
-        <w:t xml:space="preserve">фронта — армии идут к целям своей полосой.</w:t>
-      </w:r>
-    </w:p>
-    <w:p>
-      <w:pPr>
-        <w:pStyle w:val="FirstParagraph"/>
-      </w:pPr>
-      <w:r>
-        <w:t xml:space="preserve">Там же — свои полосы словами: с кем граничит каждый фронт и каждая армия, по каким пунктам</w:t>
-      </w:r>
-      <w:r>
-        <w:t xml:space="preserve"> </w:t>
-      </w:r>
-      <w:r>
-        <w:t xml:space="preserve">проходит линия (будущие директивы игрок не видит), кто стоит в полосе соседа. Если цель</w:t>
-      </w:r>
-      <w:r>
-        <w:t xml:space="preserve"> </w:t>
-      </w:r>
-      <w:r>
-        <w:t xml:space="preserve">приказа лежит в полосе соседа по действующей линии, редактор приказа предупреждает: войска</w:t>
-      </w:r>
-      <w:r>
-        <w:t xml:space="preserve"> </w:t>
-      </w:r>
-      <w:r>
-        <w:t xml:space="preserve">пойдут туда, но своей полосой, где можно, а выход в чужую полосу отметится в разборе. Штаб на</w:t>
-      </w:r>
-      <w:r>
-        <w:t xml:space="preserve"> </w:t>
-      </w:r>
-      <w:r>
-        <w:t xml:space="preserve">модели и советник получают те же сведения в обстановке. Директивы Ставки и распоряжения</w:t>
-      </w:r>
-      <w:r>
-        <w:t xml:space="preserve"> </w:t>
-      </w:r>
-      <w:r>
-        <w:t xml:space="preserve">записываются в игру, поэтому она восстанавливается по записи точно.</w:t>
+        <w:t xml:space="preserve">25 апреля: главные удары 1-го Белорусского и 1-го Украинского фронтов — охват Берлина с севера и с юга, удары на запад; хвосты стрелок — на линии фронта. Снизу — линия 1 БФ / 1 УФ с 23.04 (Люббен — Тойпитц — Миттенвальде — Мариендорф — Ангальтский вокзал), слева — бомборазграничительная линия с ВВС союзников.</w:t>
       </w:r>
     </w:p>
     <w:p>
@@ -3353,12 +3200,12 @@
           <wp:inline>
             <wp:extent cx="5334000" cy="3333750"/>
             <wp:effectExtent b="0" l="0" r="0" t="0"/>
-            <wp:docPr descr="Игра: полосы и линия армий" title="" id="69" name="Picture"/>
+            <wp:docPr descr="Бой в Берлине, 27.04" title="" id="69" name="Picture"/>
             <a:graphic>
               <a:graphicData uri="http://schemas.openxmlformats.org/drawingml/2006/picture">
                 <pic:pic>
                   <pic:nvPicPr>
-                    <pic:cNvPr descr="img/game-bounds.jpg" id="70" name="Picture"/>
+                    <pic:cNvPr descr="img/replay-city.jpg" id="70" name="Picture"/>
                     <pic:cNvPicPr>
                       <a:picLocks noChangeArrowheads="1" noChangeAspect="1"/>
                     </pic:cNvPicPr>
@@ -3400,7 +3247,302 @@
           <w:iCs/>
           <w:i/>
         </w:rPr>
-        <w:t xml:space="preserve">Вкладка «Приказы → Полосы»: линии 1 БФ с соседями по директивам, распоряжение — линия между 5-й ударной и 1-й гвардейской танковой армиями (на карте — пунктиром между ними); ниже — форма новой линии.</w:t>
+        <w:t xml:space="preserve">Бой в Берлине (клетка 250 м, ход 12 ч), 27 апреля: советские корпуса у кольца S-Bahn, немецкие гарнизоны секторов A–H и Z. С юга на север — разграничительная линия 1 БФ / 1 УФ по директиве от 23.04 (Мариендорф — Ангальтский вокзал); западнее вокзала, где директива линию не установила, граница полос расчётная. В допуске ±2 км — 84–92 % положений.</w:t>
+      </w:r>
+    </w:p>
+    <w:p>
+      <w:pPr>
+        <w:pStyle w:val="BodyText"/>
+      </w:pPr>
+      <w:r>
+        <w:rPr>
+          <w:bCs/>
+          <w:b/>
+        </w:rPr>
+        <w:t xml:space="preserve">Игра.</w:t>
+      </w:r>
+      <w:r>
+        <w:t xml:space="preserve"> </w:t>
+      </w:r>
+      <w:r>
+        <w:t xml:space="preserve">С любого момента переигровки можно принять командование одной стороной. Противником</w:t>
+      </w:r>
+      <w:r>
+        <w:t xml:space="preserve"> </w:t>
+      </w:r>
+      <w:r>
+        <w:t xml:space="preserve">командует</w:t>
+      </w:r>
+      <w:r>
+        <w:t xml:space="preserve"> </w:t>
+      </w:r>
+      <w:r>
+        <w:rPr>
+          <w:bCs/>
+          <w:b/>
+        </w:rPr>
+        <w:t xml:space="preserve">штаб на модели</w:t>
+      </w:r>
+      <w:r>
+        <w:t xml:space="preserve">: на каждом ходу он получает только то, что мог знать (свои войска,</w:t>
+      </w:r>
+      <w:r>
+        <w:t xml:space="preserve"> </w:t>
+      </w:r>
+      <w:r>
+        <w:t xml:space="preserve">противник в пределах разведки, итоги суток, ограничения сверху), и отдаёт приказы в той же форме,</w:t>
+      </w:r>
+      <w:r>
+        <w:t xml:space="preserve"> </w:t>
+      </w:r>
+      <w:r>
+        <w:t xml:space="preserve">что и человек. Игрок получает доклады и разведсводку (туман войны), принимает решение на ход</w:t>
+      </w:r>
+      <w:r>
+        <w:t xml:space="preserve"> </w:t>
+      </w:r>
+      <w:r>
+        <w:t xml:space="preserve">(оценка обстановки, замысел, риски, донесение), отдаёт приказы войскам и распоряжения по тылу,</w:t>
+      </w:r>
+      <w:r>
+        <w:t xml:space="preserve"> </w:t>
+      </w:r>
+      <w:r>
+        <w:t xml:space="preserve">переправам и резервам. Арбитр исполняет только приказы в строгой форме; свободный текст идёт в</w:t>
+      </w:r>
+      <w:r>
+        <w:t xml:space="preserve"> </w:t>
+      </w:r>
+      <w:r>
+        <w:t xml:space="preserve">журнал и советнику.</w:t>
+      </w:r>
+    </w:p>
+    <w:p>
+      <w:pPr>
+        <w:pStyle w:val="BodyText"/>
+      </w:pPr>
+      <w:r>
+        <w:rPr>
+          <w:bCs/>
+          <w:b/>
+        </w:rPr>
+        <w:t xml:space="preserve">Полосы и директивы в игре.</w:t>
+      </w:r>
+      <w:r>
+        <w:t xml:space="preserve"> </w:t>
+      </w:r>
+      <w:r>
+        <w:t xml:space="preserve">В переигровке по истории линии действуют по расписанию</w:t>
+      </w:r>
+      <w:r>
+        <w:t xml:space="preserve"> </w:t>
+      </w:r>
+      <w:r>
+        <w:t xml:space="preserve">директив. После передачи командования они устроены как в жизни — сверху вниз:</w:t>
+      </w:r>
+    </w:p>
+    <w:p>
+      <w:pPr>
+        <w:numPr>
+          <w:ilvl w:val="0"/>
+          <w:numId w:val="1007"/>
+        </w:numPr>
+        <w:pStyle w:val="Compact"/>
+      </w:pPr>
+      <w:r>
+        <w:rPr>
+          <w:bCs/>
+          <w:b/>
+        </w:rPr>
+        <w:t xml:space="preserve">Директивы Ставки вступают по обстановке.</w:t>
+      </w:r>
+      <w:r>
+        <w:t xml:space="preserve"> </w:t>
+      </w:r>
+      <w:r>
+        <w:t xml:space="preserve">Историческая директива вступает в силу, когда</w:t>
+      </w:r>
+      <w:r>
+        <w:t xml:space="preserve"> </w:t>
+      </w:r>
+      <w:r>
+        <w:t xml:space="preserve">в игре сложилось то, что её вызвало: линию 23.04 — когда войска 1-го Украинского фронта вышли</w:t>
+      </w:r>
+      <w:r>
+        <w:t xml:space="preserve"> </w:t>
+      </w:r>
+      <w:r>
+        <w:t xml:space="preserve">в район Ланквица, линию 28.04 — когда они вышли к Ангальтскому вокзалу; через несколько часов</w:t>
+      </w:r>
+      <w:r>
+        <w:t xml:space="preserve"> </w:t>
+      </w:r>
+      <w:r>
+        <w:t xml:space="preserve">на её отдачу (6 и 4 ч). Не сложилось — действует прежняя линия. Уже вступившие к моменту</w:t>
+      </w:r>
+      <w:r>
+        <w:t xml:space="preserve"> </w:t>
+      </w:r>
+      <w:r>
+        <w:t xml:space="preserve">передачи командования остаются.</w:t>
+      </w:r>
+    </w:p>
+    <w:p>
+      <w:pPr>
+        <w:numPr>
+          <w:ilvl w:val="0"/>
+          <w:numId w:val="1007"/>
+        </w:numPr>
+        <w:pStyle w:val="Compact"/>
+      </w:pPr>
+      <w:r>
+        <w:rPr>
+          <w:bCs/>
+          <w:b/>
+        </w:rPr>
+        <w:t xml:space="preserve">Модель-Ставка</w:t>
+      </w:r>
+      <w:r>
+        <w:t xml:space="preserve"> </w:t>
+      </w:r>
+      <w:r>
+        <w:t xml:space="preserve">решает, когда директив по истории не хватает: срок исторической директивы</w:t>
+      </w:r>
+      <w:r>
+        <w:t xml:space="preserve"> </w:t>
+      </w:r>
+      <w:r>
+        <w:t xml:space="preserve">прошёл, а её условие в игре не наступило; войска фронта второй ход подряд стоят в полосе</w:t>
+      </w:r>
+      <w:r>
+        <w:t xml:space="preserve"> </w:t>
+      </w:r>
+      <w:r>
+        <w:t xml:space="preserve">соседа; командующий подал</w:t>
+      </w:r>
+      <w:r>
+        <w:t xml:space="preserve"> </w:t>
+      </w:r>
+      <w:r>
+        <w:rPr>
+          <w:bCs/>
+          <w:b/>
+        </w:rPr>
+        <w:t xml:space="preserve">ходатайство в Ставку</w:t>
+      </w:r>
+      <w:r>
+        <w:t xml:space="preserve"> </w:t>
+      </w:r>
+      <w:r>
+        <w:t xml:space="preserve">(поле во вкладке «Решение»). Модель</w:t>
+      </w:r>
+      <w:r>
+        <w:t xml:space="preserve"> </w:t>
+      </w:r>
+      <w:r>
+        <w:t xml:space="preserve">видит фронты и их армии, действующие линии, повод, исторические директивы как образец и</w:t>
+      </w:r>
+      <w:r>
+        <w:t xml:space="preserve"> </w:t>
+      </w:r>
+      <w:r>
+        <w:t xml:space="preserve">список пунктов; отвечает «оставить линии» или издаёт линию по пунктам. Директива проверяется</w:t>
+      </w:r>
+      <w:r>
+        <w:t xml:space="preserve"> </w:t>
+      </w:r>
+      <w:r>
+        <w:t xml:space="preserve">(оба фронта есть, войска по разные стороны линии) и вступает в силу через указанные часы;</w:t>
+      </w:r>
+      <w:r>
+        <w:t xml:space="preserve"> </w:t>
+      </w:r>
+      <w:r>
+        <w:t xml:space="preserve">ответ Ставки — в донесениях и в «Журнале». Включается в «Посреднике» («Модель-Ставка»),</w:t>
+      </w:r>
+      <w:r>
+        <w:t xml:space="preserve"> </w:t>
+      </w:r>
+      <w:r>
+        <w:t xml:space="preserve">работает, когда в игре есть модель.</w:t>
+      </w:r>
+    </w:p>
+    <w:p>
+      <w:pPr>
+        <w:numPr>
+          <w:ilvl w:val="0"/>
+          <w:numId w:val="1007"/>
+        </w:numPr>
+        <w:pStyle w:val="Compact"/>
+      </w:pPr>
+      <w:r>
+        <w:rPr>
+          <w:bCs/>
+          <w:b/>
+        </w:rPr>
+        <w:t xml:space="preserve">Линии армий — распоряжение игрока.</w:t>
+      </w:r>
+      <w:r>
+        <w:t xml:space="preserve"> </w:t>
+      </w:r>
+      <w:r>
+        <w:t xml:space="preserve">Во вкладке «Приказы → Полосы»: фронт, две его армии,</w:t>
+      </w:r>
+      <w:r>
+        <w:t xml:space="preserve"> </w:t>
+      </w:r>
+      <w:r>
+        <w:t xml:space="preserve">линия точками на карте (от тыла к переднему краю). Кто справа по ходу линии, стенд определяет</w:t>
+      </w:r>
+      <w:r>
+        <w:t xml:space="preserve"> </w:t>
+      </w:r>
+      <w:r>
+        <w:t xml:space="preserve">по положению армий; линия вступает с задержкой доведения армиям и делит полосы армий этого</w:t>
+      </w:r>
+      <w:r>
+        <w:t xml:space="preserve"> </w:t>
+      </w:r>
+      <w:r>
+        <w:t xml:space="preserve">фронта — армии идут к целям своей полосой.</w:t>
+      </w:r>
+    </w:p>
+    <w:p>
+      <w:pPr>
+        <w:pStyle w:val="FirstParagraph"/>
+      </w:pPr>
+      <w:r>
+        <w:t xml:space="preserve">Там же — свои полосы словами: с кем граничит каждый фронт и каждая армия, по каким пунктам</w:t>
+      </w:r>
+      <w:r>
+        <w:t xml:space="preserve"> </w:t>
+      </w:r>
+      <w:r>
+        <w:t xml:space="preserve">проходит линия (будущие директивы игрок не видит), кто стоит в полосе соседа. Если цель</w:t>
+      </w:r>
+      <w:r>
+        <w:t xml:space="preserve"> </w:t>
+      </w:r>
+      <w:r>
+        <w:t xml:space="preserve">приказа лежит в полосе соседа по действующей линии, редактор приказа предупреждает: войска</w:t>
+      </w:r>
+      <w:r>
+        <w:t xml:space="preserve"> </w:t>
+      </w:r>
+      <w:r>
+        <w:t xml:space="preserve">пойдут туда, но своей полосой, где можно, а выход в чужую полосу отметится в разборе. Штаб на</w:t>
+      </w:r>
+      <w:r>
+        <w:t xml:space="preserve"> </w:t>
+      </w:r>
+      <w:r>
+        <w:t xml:space="preserve">модели и советник получают те же сведения в обстановке. Директивы Ставки и распоряжения</w:t>
+      </w:r>
+      <w:r>
+        <w:t xml:space="preserve"> </w:t>
+      </w:r>
+      <w:r>
+        <w:t xml:space="preserve">записываются в игру, поэтому она восстанавливается по записи точно.</w:t>
       </w:r>
     </w:p>
     <w:p>
@@ -3412,12 +3554,12 @@
           <wp:inline>
             <wp:extent cx="5334000" cy="3333750"/>
             <wp:effectExtent b="0" l="0" r="0" t="0"/>
-            <wp:docPr descr="Игра: директива Ставки в журнале" title="" id="72" name="Picture"/>
+            <wp:docPr descr="Игра: полосы и линия армий" title="" id="72" name="Picture"/>
             <a:graphic>
               <a:graphicData uri="http://schemas.openxmlformats.org/drawingml/2006/picture">
                 <pic:pic>
                   <pic:nvPicPr>
-                    <pic:cNvPr descr="img/game-directives.jpg" id="73" name="Picture"/>
+                    <pic:cNvPr descr="img/game-bounds.jpg" id="73" name="Picture"/>
                     <pic:cNvPicPr>
                       <a:picLocks noChangeArrowheads="1" noChangeAspect="1"/>
                     </pic:cNvPicPr>
@@ -3459,7 +3601,7 @@
           <w:iCs/>
           <w:i/>
         </w:rPr>
-        <w:t xml:space="preserve">Журнал хода: распоряжение о линии армий, директива Ставки по ходатайству командующего (подставная модель), донесения о вступлении обеих линий в силу.</w:t>
+        <w:t xml:space="preserve">Вкладка «Приказы → Полосы»: линии 1 БФ с соседями по директивам, распоряжение — линия между 5-й ударной и 1-й гвардейской танковой армиями (на карте — пунктиром между ними); ниже — форма новой линии.</w:t>
       </w:r>
     </w:p>
     <w:p>
@@ -3471,12 +3613,12 @@
           <wp:inline>
             <wp:extent cx="5334000" cy="3333750"/>
             <wp:effectExtent b="0" l="0" r="0" t="0"/>
-            <wp:docPr descr="Игра: доклады" title="" id="75" name="Picture"/>
+            <wp:docPr descr="Игра: директива Ставки в журнале" title="" id="75" name="Picture"/>
             <a:graphic>
               <a:graphicData uri="http://schemas.openxmlformats.org/drawingml/2006/picture">
                 <pic:pic>
                   <pic:nvPicPr>
-                    <pic:cNvPr descr="img/game-reports.jpg" id="76" name="Picture"/>
+                    <pic:cNvPr descr="img/game-directives.jpg" id="76" name="Picture"/>
                     <pic:cNvPicPr>
                       <a:picLocks noChangeArrowheads="1" noChangeAspect="1"/>
                     </pic:cNvPicPr>
@@ -3518,71 +3660,7 @@
           <w:iCs/>
           <w:i/>
         </w:rPr>
-        <w:t xml:space="preserve">Командование 1-м Белорусским фронтом: оперативная сводка, донесения за ход, доклады объединений.</w:t>
-      </w:r>
-    </w:p>
-    <w:p>
-      <w:pPr>
-        <w:pStyle w:val="BodyText"/>
-      </w:pPr>
-      <w:r>
-        <w:rPr>
-          <w:bCs/>
-          <w:b/>
-        </w:rPr>
-        <w:t xml:space="preserve">Советник</w:t>
-      </w:r>
-      <w:r>
-        <w:t xml:space="preserve"> </w:t>
-      </w:r>
-      <w:r>
-        <w:t xml:space="preserve">отвечает на вопросы игрока, видя то же, что игрок, и точные правила арбитра;</w:t>
-      </w:r>
-      <w:r>
-        <w:t xml:space="preserve"> </w:t>
-      </w:r>
-      <w:r>
-        <w:t xml:space="preserve">готовит варианты решения на ход (решительный, осторожный, манёвренный), которые можно принять</w:t>
-      </w:r>
-      <w:r>
-        <w:t xml:space="preserve"> </w:t>
-      </w:r>
-      <w:r>
-        <w:t xml:space="preserve">целиком или по частям. Ответ, где названы соединения противника вне разведки, проверяется</w:t>
-      </w:r>
-      <w:r>
-        <w:t xml:space="preserve"> </w:t>
-      </w:r>
-      <w:r>
-        <w:t xml:space="preserve">программно.</w:t>
-      </w:r>
-      <w:r>
-        <w:t xml:space="preserve"> </w:t>
-      </w:r>
-      <w:r>
-        <w:rPr>
-          <w:bCs/>
-          <w:b/>
-        </w:rPr>
-        <w:t xml:space="preserve">Посредник</w:t>
-      </w:r>
-      <w:r>
-        <w:t xml:space="preserve"> </w:t>
-      </w:r>
-      <w:r>
-        <w:t xml:space="preserve">показывает решения штаба противника — после игры или по желанию; по</w:t>
-      </w:r>
-      <w:r>
-        <w:t xml:space="preserve"> </w:t>
-      </w:r>
-      <w:r>
-        <w:t xml:space="preserve">выбору модель-посредник даёт ограниченную поправку к бою (в пределах 0,8–1,25) с опорой на</w:t>
-      </w:r>
-      <w:r>
-        <w:t xml:space="preserve"> </w:t>
-      </w:r>
-      <w:r>
-        <w:t xml:space="preserve">справку из базы знаний.</w:t>
+        <w:t xml:space="preserve">Журнал хода: распоряжение о линии армий, директива Ставки по ходатайству командующего (подставная модель), донесения о вступлении обеих линий в силу.</w:t>
       </w:r>
     </w:p>
     <w:p>
@@ -3594,12 +3672,12 @@
           <wp:inline>
             <wp:extent cx="5334000" cy="3333750"/>
             <wp:effectExtent b="0" l="0" r="0" t="0"/>
-            <wp:docPr descr="Игра: варианты решения от советника" title="" id="78" name="Picture"/>
+            <wp:docPr descr="Игра: доклады" title="" id="78" name="Picture"/>
             <a:graphic>
               <a:graphicData uri="http://schemas.openxmlformats.org/drawingml/2006/picture">
                 <pic:pic>
                   <pic:nvPicPr>
-                    <pic:cNvPr descr="img/game-advisor-plans.jpg" id="79" name="Picture"/>
+                    <pic:cNvPr descr="img/game-reports.jpg" id="79" name="Picture"/>
                     <pic:cNvPicPr>
                       <a:picLocks noChangeArrowheads="1" noChangeAspect="1"/>
                     </pic:cNvPicPr>
@@ -3641,230 +3719,94 @@
           <w:iCs/>
           <w:i/>
         </w:rPr>
-        <w:t xml:space="preserve">Варианты решения на ход: оценка, замысел, приказы и распоряжения — каждый можно взять в проект.</w:t>
+        <w:t xml:space="preserve">Командование 1-м Белорусским фронтом: оперативная сводка, донесения за ход, доклады объединений.</w:t>
       </w:r>
     </w:p>
     <w:p>
       <w:pPr>
         <w:pStyle w:val="BodyText"/>
       </w:pPr>
-      <w:r>
-        <w:t xml:space="preserve">Игра идёт до победы или поражения, сохраняется в браузере после каждого хода и восстанавливается</w:t>
-      </w:r>
-      <w:r>
-        <w:t xml:space="preserve"> </w:t>
-      </w:r>
-      <w:r>
-        <w:t xml:space="preserve">по записи целиком (движок детерминирован).</w:t>
-      </w:r>
-      <w:r>
-        <w:t xml:space="preserve"> </w:t>
-      </w:r>
       <w:r>
         <w:rPr>
           <w:bCs/>
           <w:b/>
         </w:rPr>
-        <w:t xml:space="preserve">Разбор операции</w:t>
-      </w:r>
-      <w:r>
-        <w:t xml:space="preserve"> </w:t>
-      </w:r>
-      <w:r>
-        <w:t xml:space="preserve">— отчётный документ модели по</w:t>
-      </w:r>
-      <w:r>
-        <w:t xml:space="preserve"> </w:t>
-      </w:r>
-      <w:r>
-        <w:t xml:space="preserve">записи игры от лица экспертов (замысел и ведение операции, разведка, тыл, переправы,</w:t>
-      </w:r>
-      <w:r>
-        <w:t xml:space="preserve"> </w:t>
-      </w:r>
-      <w:r>
-        <w:t xml:space="preserve">управление, резервы, сравнение с историей, оценка и уроки), с выгрузкой в PDF.</w:t>
-      </w:r>
-    </w:p>
-    <w:bookmarkEnd w:id="80"/>
-    <w:bookmarkStart w:id="87" w:name="X322f4ef31d4acf5655c48c98fa112b3c5d9ab02"/>
-    <w:p>
-      <w:pPr>
-        <w:pStyle w:val="Heading2"/>
-      </w:pPr>
-      <w:r>
-        <w:t xml:space="preserve">7. Моделирование</w:t>
-      </w:r>
-    </w:p>
-    <w:p>
-      <w:pPr>
-        <w:pStyle w:val="FirstParagraph"/>
-      </w:pPr>
-      <w:r>
-        <w:t xml:space="preserve">Раздел для тех, кто проверяет и развивает модель:</w:t>
-      </w:r>
-    </w:p>
-    <w:p>
-      <w:pPr>
-        <w:numPr>
-          <w:ilvl w:val="0"/>
-          <w:numId w:val="1007"/>
-        </w:numPr>
-        <w:pStyle w:val="Compact"/>
-      </w:pPr>
+        <w:t xml:space="preserve">Советник</w:t>
+      </w:r>
+      <w:r>
+        <w:t xml:space="preserve"> </w:t>
+      </w:r>
+      <w:r>
+        <w:t xml:space="preserve">отвечает на вопросы игрока, видя то же, что игрок, и точные правила арбитра;</w:t>
+      </w:r>
+      <w:r>
+        <w:t xml:space="preserve"> </w:t>
+      </w:r>
+      <w:r>
+        <w:t xml:space="preserve">готовит варианты решения на ход (решительный, осторожный, манёвренный), которые можно принять</w:t>
+      </w:r>
+      <w:r>
+        <w:t xml:space="preserve"> </w:t>
+      </w:r>
+      <w:r>
+        <w:t xml:space="preserve">целиком или по частям. Ответ, где названы соединения противника вне разведки, проверяется</w:t>
+      </w:r>
+      <w:r>
+        <w:t xml:space="preserve"> </w:t>
+      </w:r>
+      <w:r>
+        <w:t xml:space="preserve">программно.</w:t>
+      </w:r>
+      <w:r>
+        <w:t xml:space="preserve"> </w:t>
+      </w:r>
       <w:r>
         <w:rPr>
           <w:bCs/>
           <w:b/>
         </w:rPr>
-        <w:t xml:space="preserve">Модели</w:t>
-      </w:r>
-      <w:r>
-        <w:t xml:space="preserve"> </w:t>
-      </w:r>
-      <w:r>
-        <w:t xml:space="preserve">— наборы правил арбитра словами и числами (бой, оборона, движение, подвоз,</w:t>
-      </w:r>
-      <w:r>
-        <w:t xml:space="preserve"> </w:t>
-      </w:r>
-      <w:r>
-        <w:t xml:space="preserve">калибровка), профили сторон, языковые модели по ролям;</w:t>
-      </w:r>
-    </w:p>
-    <w:p>
-      <w:pPr>
-        <w:numPr>
-          <w:ilvl w:val="0"/>
-          <w:numId w:val="1007"/>
-        </w:numPr>
-        <w:pStyle w:val="Compact"/>
-      </w:pPr>
-      <w:r>
-        <w:rPr>
-          <w:bCs/>
-          <w:b/>
-        </w:rPr>
-        <w:t xml:space="preserve">Сравнение</w:t>
-      </w:r>
-      <w:r>
-        <w:t xml:space="preserve"> </w:t>
-      </w:r>
-      <w:r>
-        <w:t xml:space="preserve">— до четырёх наборов правил на одной операции против истории: положения по</w:t>
-      </w:r>
-      <w:r>
-        <w:t xml:space="preserve"> </w:t>
-      </w:r>
-      <w:r>
-        <w:t xml:space="preserve">дням, события, отчёт;</w:t>
-      </w:r>
-    </w:p>
-    <w:p>
-      <w:pPr>
-        <w:numPr>
-          <w:ilvl w:val="0"/>
-          <w:numId w:val="1007"/>
-        </w:numPr>
-        <w:pStyle w:val="Compact"/>
-      </w:pPr>
-      <w:r>
-        <w:rPr>
-          <w:bCs/>
-          <w:b/>
-        </w:rPr>
-        <w:t xml:space="preserve">Настройка</w:t>
-      </w:r>
-      <w:r>
-        <w:t xml:space="preserve"> </w:t>
-      </w:r>
-      <w:r>
-        <w:t xml:space="preserve">— свой вариант правил;</w:t>
-      </w:r>
-    </w:p>
-    <w:p>
-      <w:pPr>
-        <w:numPr>
-          <w:ilvl w:val="0"/>
-          <w:numId w:val="1007"/>
-        </w:numPr>
-        <w:pStyle w:val="Compact"/>
-      </w:pPr>
-      <w:r>
-        <w:rPr>
-          <w:bCs/>
-          <w:b/>
-        </w:rPr>
-        <w:t xml:space="preserve">Калибровка</w:t>
-      </w:r>
-      <w:r>
-        <w:t xml:space="preserve"> </w:t>
-      </w:r>
-      <w:r>
-        <w:t xml:space="preserve">— подбор множителей правил по истории операции (обучение — первая половина,</w:t>
-      </w:r>
-      <w:r>
-        <w:t xml:space="preserve"> </w:t>
-      </w:r>
-      <w:r>
-        <w:t xml:space="preserve">проверка — вторая), в браузере, параллельно;</w:t>
-      </w:r>
-    </w:p>
-    <w:p>
-      <w:pPr>
-        <w:numPr>
-          <w:ilvl w:val="0"/>
-          <w:numId w:val="1007"/>
-        </w:numPr>
-        <w:pStyle w:val="Compact"/>
-      </w:pPr>
-      <w:r>
-        <w:rPr>
-          <w:bCs/>
-          <w:b/>
-        </w:rPr>
-        <w:t xml:space="preserve">Операции</w:t>
-      </w:r>
-      <w:r>
-        <w:t xml:space="preserve"> </w:t>
-      </w:r>
-      <w:r>
-        <w:t xml:space="preserve">— загрузка своей операции пакетом (сценарий, театр, история), проверка,</w:t>
-      </w:r>
-      <w:r>
-        <w:t xml:space="preserve"> </w:t>
-      </w:r>
-      <w:r>
-        <w:t xml:space="preserve">контрольный прогон, подготовка к переигровке; материалы, полнота, сверка с базой, пересчёт</w:t>
-      </w:r>
-      <w:r>
-        <w:t xml:space="preserve"> </w:t>
-      </w:r>
-      <w:r>
-        <w:t xml:space="preserve">(раздел 8).</w:t>
-      </w:r>
-    </w:p>
-    <w:p>
-      <w:pPr>
-        <w:pStyle w:val="FirstParagraph"/>
+        <w:t xml:space="preserve">Посредник</w:t>
+      </w:r>
+      <w:r>
+        <w:t xml:space="preserve"> </w:t>
+      </w:r>
+      <w:r>
+        <w:t xml:space="preserve">показывает решения штаба противника — после игры или по желанию; по</w:t>
+      </w:r>
+      <w:r>
+        <w:t xml:space="preserve"> </w:t>
+      </w:r>
+      <w:r>
+        <w:t xml:space="preserve">выбору модель-посредник даёт ограниченную поправку к бою (в пределах 0,8–1,25) с опорой на</w:t>
+      </w:r>
+      <w:r>
+        <w:t xml:space="preserve"> </w:t>
+      </w:r>
+      <w:r>
+        <w:t xml:space="preserve">справку из базы знаний.</w:t>
+      </w:r>
+    </w:p>
+    <w:p>
+      <w:pPr>
+        <w:pStyle w:val="BodyText"/>
       </w:pPr>
       <w:r>
         <w:drawing>
           <wp:inline>
             <wp:extent cx="5334000" cy="3333750"/>
             <wp:effectExtent b="0" l="0" r="0" t="0"/>
-            <wp:docPr descr="Моделирование: описание откалиброванных правил" title="" id="82" name="Picture"/>
+            <wp:docPr descr="Игра: варианты решения от советника" title="" id="81" name="Picture"/>
             <a:graphic>
               <a:graphicData uri="http://schemas.openxmlformats.org/drawingml/2006/picture">
                 <pic:pic>
                   <pic:nvPicPr>
-                    <pic:cNvPr descr="img/modeling-models.jpg" id="83" name="Picture"/>
+                    <pic:cNvPr descr="img/game-advisor-plans.jpg" id="82" name="Picture"/>
                     <pic:cNvPicPr>
                       <a:picLocks noChangeArrowheads="1" noChangeAspect="1"/>
                     </pic:cNvPicPr>
                   </pic:nvPicPr>
                   <pic:blipFill>
-                    <a:blip r:embed="rId81"/>
+                    <a:blip r:embed="rId80"/>
                     <a:stretch>
                       <a:fillRect/>
                     </a:stretch>
@@ -3900,46 +3842,224 @@
           <w:iCs/>
           <w:i/>
         </w:rPr>
-        <w:t xml:space="preserve">Набор правил</w:t>
-      </w:r>
-      <w:r>
-        <w:rPr>
-          <w:iCs/>
-          <w:i/>
-        </w:rPr>
-        <w:t xml:space="preserve"> </w:t>
-      </w:r>
-      <w:r>
-        <w:rPr>
-          <w:rStyle w:val="VerbatimChar"/>
-          <w:iCs/>
-          <w:i/>
-        </w:rPr>
-        <w:t xml:space="preserve">ww2-berlin-cal</w:t>
-      </w:r>
-      <w:r>
-        <w:rPr>
-          <w:iCs/>
-          <w:i/>
-        </w:rPr>
-        <w:t xml:space="preserve">: блок калибровки (мерило до и после, множители) и таблицы арбитра словами.</w:t>
+        <w:t xml:space="preserve">Варианты решения на ход: оценка, замысел, приказы и распоряжения — каждый можно взять в проект.</w:t>
       </w:r>
     </w:p>
     <w:p>
       <w:pPr>
         <w:pStyle w:val="BodyText"/>
+      </w:pPr>
+      <w:r>
+        <w:t xml:space="preserve">Игра идёт до победы или поражения, сохраняется в браузере после каждого хода и восстанавливается</w:t>
+      </w:r>
+      <w:r>
+        <w:t xml:space="preserve"> </w:t>
+      </w:r>
+      <w:r>
+        <w:t xml:space="preserve">по записи целиком (движок детерминирован).</w:t>
+      </w:r>
+      <w:r>
+        <w:t xml:space="preserve"> </w:t>
+      </w:r>
+      <w:r>
+        <w:rPr>
+          <w:bCs/>
+          <w:b/>
+        </w:rPr>
+        <w:t xml:space="preserve">Разбор операции</w:t>
+      </w:r>
+      <w:r>
+        <w:t xml:space="preserve"> </w:t>
+      </w:r>
+      <w:r>
+        <w:t xml:space="preserve">— отчётный документ модели по</w:t>
+      </w:r>
+      <w:r>
+        <w:t xml:space="preserve"> </w:t>
+      </w:r>
+      <w:r>
+        <w:t xml:space="preserve">записи игры от лица экспертов (замысел и ведение операции, разведка, тыл, переправы,</w:t>
+      </w:r>
+      <w:r>
+        <w:t xml:space="preserve"> </w:t>
+      </w:r>
+      <w:r>
+        <w:t xml:space="preserve">управление, резервы, сравнение с историей, оценка и уроки), с выгрузкой в PDF.</w:t>
+      </w:r>
+    </w:p>
+    <w:bookmarkEnd w:id="83"/>
+    <w:bookmarkStart w:id="90" w:name="X322f4ef31d4acf5655c48c98fa112b3c5d9ab02"/>
+    <w:p>
+      <w:pPr>
+        <w:pStyle w:val="Heading2"/>
+      </w:pPr>
+      <w:r>
+        <w:t xml:space="preserve">7. Моделирование</w:t>
+      </w:r>
+    </w:p>
+    <w:p>
+      <w:pPr>
+        <w:pStyle w:val="FirstParagraph"/>
+      </w:pPr>
+      <w:r>
+        <w:t xml:space="preserve">Раздел для тех, кто проверяет и развивает модель:</w:t>
+      </w:r>
+    </w:p>
+    <w:p>
+      <w:pPr>
+        <w:numPr>
+          <w:ilvl w:val="0"/>
+          <w:numId w:val="1008"/>
+        </w:numPr>
+        <w:pStyle w:val="Compact"/>
+      </w:pPr>
+      <w:r>
+        <w:rPr>
+          <w:bCs/>
+          <w:b/>
+        </w:rPr>
+        <w:t xml:space="preserve">Модели</w:t>
+      </w:r>
+      <w:r>
+        <w:t xml:space="preserve"> </w:t>
+      </w:r>
+      <w:r>
+        <w:t xml:space="preserve">— наборы правил арбитра словами и числами (бой, оборона, движение, подвоз,</w:t>
+      </w:r>
+      <w:r>
+        <w:t xml:space="preserve"> </w:t>
+      </w:r>
+      <w:r>
+        <w:t xml:space="preserve">калибровка), профили сторон, языковые модели по ролям;</w:t>
+      </w:r>
+    </w:p>
+    <w:p>
+      <w:pPr>
+        <w:numPr>
+          <w:ilvl w:val="0"/>
+          <w:numId w:val="1008"/>
+        </w:numPr>
+        <w:pStyle w:val="Compact"/>
+      </w:pPr>
+      <w:r>
+        <w:rPr>
+          <w:bCs/>
+          <w:b/>
+        </w:rPr>
+        <w:t xml:space="preserve">Сравнение</w:t>
+      </w:r>
+      <w:r>
+        <w:t xml:space="preserve"> </w:t>
+      </w:r>
+      <w:r>
+        <w:t xml:space="preserve">— до четырёх наборов правил на одной операции против истории: положения по</w:t>
+      </w:r>
+      <w:r>
+        <w:t xml:space="preserve"> </w:t>
+      </w:r>
+      <w:r>
+        <w:t xml:space="preserve">дням, события, отчёт;</w:t>
+      </w:r>
+    </w:p>
+    <w:p>
+      <w:pPr>
+        <w:numPr>
+          <w:ilvl w:val="0"/>
+          <w:numId w:val="1008"/>
+        </w:numPr>
+        <w:pStyle w:val="Compact"/>
+      </w:pPr>
+      <w:r>
+        <w:rPr>
+          <w:bCs/>
+          <w:b/>
+        </w:rPr>
+        <w:t xml:space="preserve">Настройка</w:t>
+      </w:r>
+      <w:r>
+        <w:t xml:space="preserve"> </w:t>
+      </w:r>
+      <w:r>
+        <w:t xml:space="preserve">— свой вариант правил;</w:t>
+      </w:r>
+    </w:p>
+    <w:p>
+      <w:pPr>
+        <w:numPr>
+          <w:ilvl w:val="0"/>
+          <w:numId w:val="1008"/>
+        </w:numPr>
+        <w:pStyle w:val="Compact"/>
+      </w:pPr>
+      <w:r>
+        <w:rPr>
+          <w:bCs/>
+          <w:b/>
+        </w:rPr>
+        <w:t xml:space="preserve">Калибровка</w:t>
+      </w:r>
+      <w:r>
+        <w:t xml:space="preserve"> </w:t>
+      </w:r>
+      <w:r>
+        <w:t xml:space="preserve">— подбор множителей правил по истории операции (обучение — первая половина,</w:t>
+      </w:r>
+      <w:r>
+        <w:t xml:space="preserve"> </w:t>
+      </w:r>
+      <w:r>
+        <w:t xml:space="preserve">проверка — вторая), в браузере, параллельно;</w:t>
+      </w:r>
+    </w:p>
+    <w:p>
+      <w:pPr>
+        <w:numPr>
+          <w:ilvl w:val="0"/>
+          <w:numId w:val="1008"/>
+        </w:numPr>
+        <w:pStyle w:val="Compact"/>
+      </w:pPr>
+      <w:r>
+        <w:rPr>
+          <w:bCs/>
+          <w:b/>
+        </w:rPr>
+        <w:t xml:space="preserve">Операции</w:t>
+      </w:r>
+      <w:r>
+        <w:t xml:space="preserve"> </w:t>
+      </w:r>
+      <w:r>
+        <w:t xml:space="preserve">— загрузка своей операции пакетом (сценарий, театр, история), проверка,</w:t>
+      </w:r>
+      <w:r>
+        <w:t xml:space="preserve"> </w:t>
+      </w:r>
+      <w:r>
+        <w:t xml:space="preserve">контрольный прогон, подготовка к переигровке; материалы, полнота, сверка с базой, пересчёт</w:t>
+      </w:r>
+      <w:r>
+        <w:t xml:space="preserve"> </w:t>
+      </w:r>
+      <w:r>
+        <w:t xml:space="preserve">(раздел 8).</w:t>
+      </w:r>
+    </w:p>
+    <w:p>
+      <w:pPr>
+        <w:pStyle w:val="FirstParagraph"/>
       </w:pPr>
       <w:r>
         <w:drawing>
           <wp:inline>
             <wp:extent cx="5334000" cy="3333750"/>
             <wp:effectExtent b="0" l="0" r="0" t="0"/>
-            <wp:docPr descr="Моделирование: сравнение правил с историей" title="" id="85" name="Picture"/>
+            <wp:docPr descr="Моделирование: описание откалиброванных правил" title="" id="85" name="Picture"/>
             <a:graphic>
               <a:graphicData uri="http://schemas.openxmlformats.org/drawingml/2006/picture">
                 <pic:pic>
                   <pic:nvPicPr>
-                    <pic:cNvPr descr="img/modeling-compare.jpg" id="86" name="Picture"/>
+                    <pic:cNvPr descr="img/modeling-models.jpg" id="86" name="Picture"/>
                     <pic:cNvPicPr>
                       <a:picLocks noChangeArrowheads="1" noChangeAspect="1"/>
                     </pic:cNvPicPr>
@@ -3981,260 +4101,29 @@
           <w:iCs/>
           <w:i/>
         </w:rPr>
-        <w:t xml:space="preserve">Исходные и откалиброванные правила на Берлинской операции: доля положений в допуске, события, отклонение по дням.</w:t>
-      </w:r>
-    </w:p>
-    <w:p>
-      <w:pPr>
-        <w:pStyle w:val="BodyText"/>
-      </w:pPr>
-      <w:r>
-        <w:t xml:space="preserve">Как устроен расчёт, откуда числа и насколько модель совпадает с историей, — часть II.</w:t>
-      </w:r>
-    </w:p>
-    <w:bookmarkEnd w:id="87"/>
-    <w:bookmarkStart w:id="126" w:name="X832284fb410f88164b07a38c8e506aeefc66295"/>
-    <w:p>
-      <w:pPr>
-        <w:pStyle w:val="Heading2"/>
-      </w:pPr>
-      <w:r>
-        <w:t xml:space="preserve">8. База знаний и подготовка операции</w:t>
-      </w:r>
-    </w:p>
-    <w:p>
-      <w:pPr>
-        <w:pStyle w:val="FirstParagraph"/>
-      </w:pPr>
-      <w:r>
-        <w:rPr>
-          <w:bCs/>
-          <w:b/>
-        </w:rPr>
-        <w:t xml:space="preserve">База знаний</w:t>
-      </w:r>
-      <w:r>
-        <w:t xml:space="preserve"> </w:t>
-      </w:r>
-      <w:r>
-        <w:t xml:space="preserve">— сведения по операциям в каркасе категорий: операции, сражения и бои,</w:t>
-      </w:r>
-      <w:r>
-        <w:t xml:space="preserve"> </w:t>
-      </w:r>
-      <w:r>
-        <w:t xml:space="preserve">формирования, командование, организация и доктрина, вооружение, театр, хронология, источники;</w:t>
-      </w:r>
-      <w:r>
-        <w:t xml:space="preserve"> </w:t>
-      </w:r>
-      <w:r>
-        <w:t xml:space="preserve">рубрикатор с нумерацией. У каждого факта — источник, достоверность (A, B, C) и, для извлечённых</w:t>
-      </w:r>
-      <w:r>
-        <w:t xml:space="preserve"> </w:t>
-      </w:r>
-      <w:r>
-        <w:t xml:space="preserve">из документов, дословная цитата. Материалы сгруппированы по операциям. Поиск — по словам и по</w:t>
-      </w:r>
-      <w:r>
-        <w:t xml:space="preserve"> </w:t>
-      </w:r>
-      <w:r>
-        <w:t xml:space="preserve">смыслу (эмбеддинги модели). Модель отвечает на вопросы и рассказывает по теме только по</w:t>
-      </w:r>
-      <w:r>
-        <w:t xml:space="preserve"> </w:t>
-      </w:r>
-      <w:r>
-        <w:t xml:space="preserve">материалам базы, со ссылками; советник в игре получает из неё справки (доктрину, технику — без</w:t>
-      </w:r>
-      <w:r>
-        <w:t xml:space="preserve"> </w:t>
-      </w:r>
-      <w:r>
-        <w:t xml:space="preserve">хода боёв в истории).</w:t>
-      </w:r>
-    </w:p>
-    <w:p>
-      <w:pPr>
-        <w:pStyle w:val="BodyText"/>
-      </w:pPr>
-      <w:r>
-        <w:t xml:space="preserve">Перед моделированием операции нужны материалы: численность и состав формирований, задачи,</w:t>
-      </w:r>
-      <w:r>
-        <w:t xml:space="preserve"> </w:t>
-      </w:r>
-      <w:r>
-        <w:t xml:space="preserve">положения по дням, события, состояние мостов и дорог. Стенд помогает их собрать и показывает,</w:t>
-      </w:r>
-      <w:r>
-        <w:t xml:space="preserve"> </w:t>
-      </w:r>
-      <w:r>
-        <w:t xml:space="preserve">чего не хватает.</w:t>
-      </w:r>
-    </w:p>
-    <w:bookmarkStart w:id="94" w:name="X755e226ad4402fdd679bf3cc49ea760f6b24c52"/>
-    <w:p>
-      <w:pPr>
-        <w:pStyle w:val="Heading3"/>
-      </w:pPr>
-      <w:r>
-        <w:t xml:space="preserve">8.1. Материалы операции и база знаний</w:t>
-      </w:r>
-    </w:p>
-    <w:p>
-      <w:pPr>
-        <w:pStyle w:val="FirstParagraph"/>
-      </w:pPr>
-      <w:r>
-        <w:t xml:space="preserve">В карточке операции («Моделирование → Операции») загружаются документы: книги, донесения,</w:t>
-      </w:r>
-      <w:r>
-        <w:t xml:space="preserve"> </w:t>
-      </w:r>
-      <w:r>
-        <w:t xml:space="preserve">журналы боевых действий (PDF с текстом, Word, HTML, txt) с указанием достоверности (A, B, C).</w:t>
-      </w:r>
-      <w:r>
-        <w:t xml:space="preserve"> </w:t>
-      </w:r>
-      <w:r>
-        <w:t xml:space="preserve">Модель разбирает документ по частям и выписывает:</w:t>
-      </w:r>
-    </w:p>
-    <w:p>
-      <w:pPr>
-        <w:numPr>
-          <w:ilvl w:val="0"/>
-          <w:numId w:val="1008"/>
-        </w:numPr>
-        <w:pStyle w:val="Compact"/>
-      </w:pPr>
-      <w:r>
-        <w:rPr>
-          <w:bCs/>
-          <w:b/>
-        </w:rPr>
-        <w:t xml:space="preserve">записи в базу знаний</w:t>
-      </w:r>
-      <w:r>
-        <w:t xml:space="preserve"> </w:t>
-      </w:r>
-      <w:r>
-        <w:t xml:space="preserve">— в раздел этой операции (формирования, пункты, бои, хроника,</w:t>
-      </w:r>
-      <w:r>
-        <w:t xml:space="preserve"> </w:t>
-      </w:r>
-      <w:r>
-        <w:t xml:space="preserve">нормативы) с дословной цитатой; без цитаты запись отбрасывается;</w:t>
-      </w:r>
-    </w:p>
-    <w:p>
-      <w:pPr>
-        <w:numPr>
-          <w:ilvl w:val="0"/>
-          <w:numId w:val="1008"/>
-        </w:numPr>
-        <w:pStyle w:val="Compact"/>
-      </w:pPr>
-      <w:r>
-        <w:rPr>
-          <w:bCs/>
-          <w:b/>
-        </w:rPr>
-        <w:t xml:space="preserve">сведения об инфраструктуре</w:t>
-      </w:r>
-      <w:r>
-        <w:t xml:space="preserve"> </w:t>
-      </w:r>
-      <w:r>
-        <w:t xml:space="preserve">— мосты, переправы, дороги, железные дороги: что, где, в</w:t>
-      </w:r>
-      <w:r>
-        <w:t xml:space="preserve"> </w:t>
-      </w:r>
-      <w:r>
-        <w:t xml:space="preserve">каком состоянии, с какой даты, чьими силами;</w:t>
-      </w:r>
-    </w:p>
-    <w:p>
-      <w:pPr>
-        <w:numPr>
-          <w:ilvl w:val="0"/>
-          <w:numId w:val="1008"/>
-        </w:numPr>
-        <w:pStyle w:val="Compact"/>
-      </w:pPr>
-      <w:r>
-        <w:rPr>
-          <w:bCs/>
-          <w:b/>
-        </w:rPr>
-        <w:t xml:space="preserve">положения формирований по дням</w:t>
-      </w:r>
-      <w:r>
-        <w:t xml:space="preserve"> </w:t>
-      </w:r>
-      <w:r>
-        <w:t xml:space="preserve">— кто, когда, где (раздел 8.4);</w:t>
-      </w:r>
-    </w:p>
-    <w:p>
-      <w:pPr>
-        <w:numPr>
-          <w:ilvl w:val="0"/>
-          <w:numId w:val="1008"/>
-        </w:numPr>
-        <w:pStyle w:val="Compact"/>
-      </w:pPr>
-      <w:r>
-        <w:rPr>
-          <w:bCs/>
-          <w:b/>
-        </w:rPr>
-        <w:t xml:space="preserve">разграничительные линии</w:t>
-      </w:r>
-      <w:r>
-        <w:t xml:space="preserve"> </w:t>
-      </w:r>
-      <w:r>
-        <w:t xml:space="preserve">— между какими объединениями, с какого числа, по каким пунктам,</w:t>
-      </w:r>
-      <w:r>
-        <w:t xml:space="preserve"> </w:t>
-      </w:r>
-      <w:r>
-        <w:t xml:space="preserve">чьи пункты включительно (раздел 8.4).</w:t>
-      </w:r>
-    </w:p>
-    <w:p>
-      <w:pPr>
-        <w:pStyle w:val="FirstParagraph"/>
-      </w:pPr>
-      <w:r>
-        <w:t xml:space="preserve">Под документом видно, что извлеклось: сколько новых записей, дополнений, сведений об</w:t>
-      </w:r>
-      <w:r>
-        <w:t xml:space="preserve"> </w:t>
-      </w:r>
-      <w:r>
-        <w:t xml:space="preserve">инфраструктуре. Каждое сведение показано с цитатой и с тем, как оно ляжет на театр («в</w:t>
-      </w:r>
-      <w:r>
-        <w:t xml:space="preserve"> </w:t>
-      </w:r>
-      <w:r>
-        <w:t xml:space="preserve">расчёте: переправа действует с 17.04» или «на театре не найдено — останется сведением»).</w:t>
-      </w:r>
-      <w:r>
-        <w:t xml:space="preserve"> </w:t>
-      </w:r>
-      <w:r>
-        <w:t xml:space="preserve">Человек принимает или отклоняет; принятое попадает в расчёт и в базу знаний.</w:t>
+        <w:t xml:space="preserve">Набор правил</w:t>
+      </w:r>
+      <w:r>
+        <w:rPr>
+          <w:iCs/>
+          <w:i/>
+        </w:rPr>
+        <w:t xml:space="preserve"> </w:t>
+      </w:r>
+      <w:r>
+        <w:rPr>
+          <w:rStyle w:val="VerbatimChar"/>
+          <w:iCs/>
+          <w:i/>
+        </w:rPr>
+        <w:t xml:space="preserve">ww2-berlin-cal</w:t>
+      </w:r>
+      <w:r>
+        <w:rPr>
+          <w:iCs/>
+          <w:i/>
+        </w:rPr>
+        <w:t xml:space="preserve">: блок калибровки (мерило до и после, множители) и таблицы арбитра словами.</w:t>
       </w:r>
     </w:p>
     <w:p>
@@ -4244,20 +4133,332 @@
       <w:r>
         <w:drawing>
           <wp:inline>
-            <wp:extent cx="5334000" cy="4901798"/>
+            <wp:extent cx="5334000" cy="3333750"/>
             <wp:effectExtent b="0" l="0" r="0" t="0"/>
-            <wp:docPr descr="Материалы операции: извлечённые сведения об инфраструктуре" title="" id="89" name="Picture"/>
+            <wp:docPr descr="Моделирование: сравнение правил с историей" title="" id="88" name="Picture"/>
             <a:graphic>
               <a:graphicData uri="http://schemas.openxmlformats.org/drawingml/2006/picture">
                 <pic:pic>
                   <pic:nvPicPr>
-                    <pic:cNvPr descr="img/ops-materials.jpg" id="90" name="Picture"/>
+                    <pic:cNvPr descr="img/modeling-compare.jpg" id="89" name="Picture"/>
                     <pic:cNvPicPr>
                       <a:picLocks noChangeArrowheads="1" noChangeAspect="1"/>
                     </pic:cNvPicPr>
                   </pic:nvPicPr>
                   <pic:blipFill>
-                    <a:blip r:embed="rId88"/>
+                    <a:blip r:embed="rId87"/>
+                    <a:stretch>
+                      <a:fillRect/>
+                    </a:stretch>
+                  </pic:blipFill>
+                  <pic:spPr bwMode="auto">
+                    <a:xfrm>
+                      <a:off x="0" y="0"/>
+                      <a:ext cx="5334000" cy="3333750"/>
+                    </a:xfrm>
+                    <a:prstGeom prst="rect">
+                      <a:avLst/>
+                    </a:prstGeom>
+                    <a:noFill/>
+                    <a:ln w="9525">
+                      <a:noFill/>
+                      <a:headEnd/>
+                      <a:tailEnd/>
+                    </a:ln>
+                  </pic:spPr>
+                </pic:pic>
+              </a:graphicData>
+            </a:graphic>
+          </wp:inline>
+        </w:drawing>
+      </w:r>
+    </w:p>
+    <w:p>
+      <w:pPr>
+        <w:pStyle w:val="BodyText"/>
+      </w:pPr>
+      <w:r>
+        <w:rPr>
+          <w:iCs/>
+          <w:i/>
+        </w:rPr>
+        <w:t xml:space="preserve">Исходные и откалиброванные правила на Берлинской операции: доля положений в допуске, события, отклонение по дням.</w:t>
+      </w:r>
+    </w:p>
+    <w:p>
+      <w:pPr>
+        <w:pStyle w:val="BodyText"/>
+      </w:pPr>
+      <w:r>
+        <w:t xml:space="preserve">Как устроен расчёт, откуда числа и насколько модель совпадает с историей, — часть II.</w:t>
+      </w:r>
+    </w:p>
+    <w:bookmarkEnd w:id="90"/>
+    <w:bookmarkStart w:id="129" w:name="X832284fb410f88164b07a38c8e506aeefc66295"/>
+    <w:p>
+      <w:pPr>
+        <w:pStyle w:val="Heading2"/>
+      </w:pPr>
+      <w:r>
+        <w:t xml:space="preserve">8. База знаний и подготовка операции</w:t>
+      </w:r>
+    </w:p>
+    <w:p>
+      <w:pPr>
+        <w:pStyle w:val="FirstParagraph"/>
+      </w:pPr>
+      <w:r>
+        <w:rPr>
+          <w:bCs/>
+          <w:b/>
+        </w:rPr>
+        <w:t xml:space="preserve">База знаний</w:t>
+      </w:r>
+      <w:r>
+        <w:t xml:space="preserve"> </w:t>
+      </w:r>
+      <w:r>
+        <w:t xml:space="preserve">— сведения по операциям в каркасе категорий: операции, сражения и бои,</w:t>
+      </w:r>
+      <w:r>
+        <w:t xml:space="preserve"> </w:t>
+      </w:r>
+      <w:r>
+        <w:t xml:space="preserve">формирования, командование, организация и доктрина, вооружение, театр, хронология, источники;</w:t>
+      </w:r>
+      <w:r>
+        <w:t xml:space="preserve"> </w:t>
+      </w:r>
+      <w:r>
+        <w:t xml:space="preserve">рубрикатор с нумерацией. У каждого факта — источник, достоверность (A, B, C) и, для извлечённых</w:t>
+      </w:r>
+      <w:r>
+        <w:t xml:space="preserve"> </w:t>
+      </w:r>
+      <w:r>
+        <w:t xml:space="preserve">из документов, дословная цитата. Материалы сгруппированы по операциям. Поиск — по словам и по</w:t>
+      </w:r>
+      <w:r>
+        <w:t xml:space="preserve"> </w:t>
+      </w:r>
+      <w:r>
+        <w:t xml:space="preserve">смыслу (эмбеддинги модели). Модель отвечает на вопросы и рассказывает по теме только по</w:t>
+      </w:r>
+      <w:r>
+        <w:t xml:space="preserve"> </w:t>
+      </w:r>
+      <w:r>
+        <w:t xml:space="preserve">материалам базы, со ссылками; советник в игре получает из неё справки (доктрину, технику — без</w:t>
+      </w:r>
+      <w:r>
+        <w:t xml:space="preserve"> </w:t>
+      </w:r>
+      <w:r>
+        <w:t xml:space="preserve">хода боёв в истории).</w:t>
+      </w:r>
+    </w:p>
+    <w:p>
+      <w:pPr>
+        <w:pStyle w:val="BodyText"/>
+      </w:pPr>
+      <w:r>
+        <w:t xml:space="preserve">Перед моделированием операции нужны материалы: численность и состав формирований, задачи,</w:t>
+      </w:r>
+      <w:r>
+        <w:t xml:space="preserve"> </w:t>
+      </w:r>
+      <w:r>
+        <w:t xml:space="preserve">положения по дням, события, состояние мостов и дорог. Стенд помогает их собрать и показывает,</w:t>
+      </w:r>
+      <w:r>
+        <w:t xml:space="preserve"> </w:t>
+      </w:r>
+      <w:r>
+        <w:t xml:space="preserve">чего не хватает.</w:t>
+      </w:r>
+    </w:p>
+    <w:bookmarkStart w:id="97" w:name="X755e226ad4402fdd679bf3cc49ea760f6b24c52"/>
+    <w:p>
+      <w:pPr>
+        <w:pStyle w:val="Heading3"/>
+      </w:pPr>
+      <w:r>
+        <w:t xml:space="preserve">8.1. Материалы операции и база знаний</w:t>
+      </w:r>
+    </w:p>
+    <w:p>
+      <w:pPr>
+        <w:pStyle w:val="FirstParagraph"/>
+      </w:pPr>
+      <w:r>
+        <w:t xml:space="preserve">В карточке операции («Моделирование → Операции») загружаются документы: книги, донесения,</w:t>
+      </w:r>
+      <w:r>
+        <w:t xml:space="preserve"> </w:t>
+      </w:r>
+      <w:r>
+        <w:t xml:space="preserve">журналы боевых действий (PDF с текстом, Word, HTML, txt) с указанием достоверности (A, B, C).</w:t>
+      </w:r>
+      <w:r>
+        <w:t xml:space="preserve"> </w:t>
+      </w:r>
+      <w:r>
+        <w:t xml:space="preserve">Модель разбирает документ по частям и выписывает:</w:t>
+      </w:r>
+    </w:p>
+    <w:p>
+      <w:pPr>
+        <w:numPr>
+          <w:ilvl w:val="0"/>
+          <w:numId w:val="1009"/>
+        </w:numPr>
+        <w:pStyle w:val="Compact"/>
+      </w:pPr>
+      <w:r>
+        <w:rPr>
+          <w:bCs/>
+          <w:b/>
+        </w:rPr>
+        <w:t xml:space="preserve">записи в базу знаний</w:t>
+      </w:r>
+      <w:r>
+        <w:t xml:space="preserve"> </w:t>
+      </w:r>
+      <w:r>
+        <w:t xml:space="preserve">— в раздел этой операции (формирования, пункты, бои, хроника,</w:t>
+      </w:r>
+      <w:r>
+        <w:t xml:space="preserve"> </w:t>
+      </w:r>
+      <w:r>
+        <w:t xml:space="preserve">нормативы) с дословной цитатой; без цитаты запись отбрасывается;</w:t>
+      </w:r>
+    </w:p>
+    <w:p>
+      <w:pPr>
+        <w:numPr>
+          <w:ilvl w:val="0"/>
+          <w:numId w:val="1009"/>
+        </w:numPr>
+        <w:pStyle w:val="Compact"/>
+      </w:pPr>
+      <w:r>
+        <w:rPr>
+          <w:bCs/>
+          <w:b/>
+        </w:rPr>
+        <w:t xml:space="preserve">сведения об инфраструктуре</w:t>
+      </w:r>
+      <w:r>
+        <w:t xml:space="preserve"> </w:t>
+      </w:r>
+      <w:r>
+        <w:t xml:space="preserve">— мосты, переправы, дороги, железные дороги: что, где, в</w:t>
+      </w:r>
+      <w:r>
+        <w:t xml:space="preserve"> </w:t>
+      </w:r>
+      <w:r>
+        <w:t xml:space="preserve">каком состоянии, с какой даты, чьими силами;</w:t>
+      </w:r>
+    </w:p>
+    <w:p>
+      <w:pPr>
+        <w:numPr>
+          <w:ilvl w:val="0"/>
+          <w:numId w:val="1009"/>
+        </w:numPr>
+        <w:pStyle w:val="Compact"/>
+      </w:pPr>
+      <w:r>
+        <w:rPr>
+          <w:bCs/>
+          <w:b/>
+        </w:rPr>
+        <w:t xml:space="preserve">положения формирований по дням</w:t>
+      </w:r>
+      <w:r>
+        <w:t xml:space="preserve"> </w:t>
+      </w:r>
+      <w:r>
+        <w:t xml:space="preserve">— кто, когда, где (раздел 8.4);</w:t>
+      </w:r>
+    </w:p>
+    <w:p>
+      <w:pPr>
+        <w:numPr>
+          <w:ilvl w:val="0"/>
+          <w:numId w:val="1009"/>
+        </w:numPr>
+        <w:pStyle w:val="Compact"/>
+      </w:pPr>
+      <w:r>
+        <w:rPr>
+          <w:bCs/>
+          <w:b/>
+        </w:rPr>
+        <w:t xml:space="preserve">разграничительные линии</w:t>
+      </w:r>
+      <w:r>
+        <w:t xml:space="preserve"> </w:t>
+      </w:r>
+      <w:r>
+        <w:t xml:space="preserve">— между какими объединениями, с какого числа, по каким пунктам,</w:t>
+      </w:r>
+      <w:r>
+        <w:t xml:space="preserve"> </w:t>
+      </w:r>
+      <w:r>
+        <w:t xml:space="preserve">чьи пункты включительно (раздел 8.4).</w:t>
+      </w:r>
+    </w:p>
+    <w:p>
+      <w:pPr>
+        <w:pStyle w:val="FirstParagraph"/>
+      </w:pPr>
+      <w:r>
+        <w:t xml:space="preserve">Под документом видно, что извлеклось: сколько новых записей, дополнений, сведений об</w:t>
+      </w:r>
+      <w:r>
+        <w:t xml:space="preserve"> </w:t>
+      </w:r>
+      <w:r>
+        <w:t xml:space="preserve">инфраструктуре. Каждое сведение показано с цитатой и с тем, как оно ляжет на театр («в</w:t>
+      </w:r>
+      <w:r>
+        <w:t xml:space="preserve"> </w:t>
+      </w:r>
+      <w:r>
+        <w:t xml:space="preserve">расчёте: переправа действует с 17.04» или «на театре не найдено — останется сведением»).</w:t>
+      </w:r>
+      <w:r>
+        <w:t xml:space="preserve"> </w:t>
+      </w:r>
+      <w:r>
+        <w:t xml:space="preserve">Человек принимает или отклоняет; принятое попадает в расчёт и в базу знаний.</w:t>
+      </w:r>
+    </w:p>
+    <w:p>
+      <w:pPr>
+        <w:pStyle w:val="BodyText"/>
+      </w:pPr>
+      <w:r>
+        <w:drawing>
+          <wp:inline>
+            <wp:extent cx="5334000" cy="4901798"/>
+            <wp:effectExtent b="0" l="0" r="0" t="0"/>
+            <wp:docPr descr="Материалы операции: извлечённые сведения об инфраструктуре" title="" id="92" name="Picture"/>
+            <a:graphic>
+              <a:graphicData uri="http://schemas.openxmlformats.org/drawingml/2006/picture">
+                <pic:pic>
+                  <pic:nvPicPr>
+                    <pic:cNvPr descr="img/ops-materials.jpg" id="93" name="Picture"/>
+                    <pic:cNvPicPr>
+                      <a:picLocks noChangeArrowheads="1" noChangeAspect="1"/>
+                    </pic:cNvPicPr>
+                  </pic:nvPicPr>
+                  <pic:blipFill>
+                    <a:blip r:embed="rId91"/>
                     <a:stretch>
                       <a:fillRect/>
                     </a:stretch>
@@ -4331,18 +4532,18 @@
           <wp:inline>
             <wp:extent cx="5334000" cy="3333750"/>
             <wp:effectExtent b="0" l="0" r="0" t="0"/>
-            <wp:docPr descr="Знания: Берлинская операция" title="" id="92" name="Picture"/>
+            <wp:docPr descr="Знания: Берлинская операция" title="" id="95" name="Picture"/>
             <a:graphic>
               <a:graphicData uri="http://schemas.openxmlformats.org/drawingml/2006/picture">
                 <pic:pic>
                   <pic:nvPicPr>
-                    <pic:cNvPr descr="img/kb-browse.jpg" id="93" name="Picture"/>
+                    <pic:cNvPr descr="img/kb-browse.jpg" id="96" name="Picture"/>
                     <pic:cNvPicPr>
                       <a:picLocks noChangeArrowheads="1" noChangeAspect="1"/>
                     </pic:cNvPicPr>
                   </pic:nvPicPr>
                   <pic:blipFill>
-                    <a:blip r:embed="rId91"/>
+                    <a:blip r:embed="rId94"/>
                     <a:stretch>
                       <a:fillRect/>
                     </a:stretch>
@@ -4381,8 +4582,8 @@
         <w:t xml:space="preserve">Раздел «Знания»: рубрикатор слева, запись об операции с фактами, источниками и достоверностью, справа — вопросы к модели по базе.</w:t>
       </w:r>
     </w:p>
-    <w:bookmarkEnd w:id="94"/>
-    <w:bookmarkStart w:id="107" w:name="X1522de9a32215e1f5cfde96f52b018aac5cada8"/>
+    <w:bookmarkEnd w:id="97"/>
+    <w:bookmarkStart w:id="110" w:name="X1522de9a32215e1f5cfde96f52b018aac5cada8"/>
     <w:p>
       <w:pPr>
         <w:pStyle w:val="Heading3"/>
@@ -5336,18 +5537,18 @@
           <wp:inline>
             <wp:extent cx="5334000" cy="3333750"/>
             <wp:effectExtent b="0" l="0" r="0" t="0"/>
-            <wp:docPr descr="Полнота материалов Берлинской операции" title="" id="96" name="Picture"/>
+            <wp:docPr descr="Полнота материалов Берлинской операции" title="" id="99" name="Picture"/>
             <a:graphic>
               <a:graphicData uri="http://schemas.openxmlformats.org/drawingml/2006/picture">
                 <pic:pic>
                   <pic:nvPicPr>
-                    <pic:cNvPr descr="img/kb-coverage.jpg" id="97" name="Picture"/>
+                    <pic:cNvPr descr="img/kb-coverage.jpg" id="100" name="Picture"/>
                     <pic:cNvPicPr>
                       <a:picLocks noChangeArrowheads="1" noChangeAspect="1"/>
                     </pic:cNvPicPr>
                   </pic:nvPicPr>
                   <pic:blipFill>
-                    <a:blip r:embed="rId95"/>
+                    <a:blip r:embed="rId98"/>
                     <a:stretch>
                       <a:fillRect/>
                     </a:stretch>
@@ -5453,18 +5654,18 @@
           <wp:inline>
             <wp:extent cx="5334000" cy="3515839"/>
             <wp:effectExtent b="0" l="0" r="0" t="0"/>
-            <wp:docPr descr="Матрица полноты: формирования" title="" id="99" name="Picture"/>
+            <wp:docPr descr="Матрица полноты: формирования" title="" id="102" name="Picture"/>
             <a:graphic>
               <a:graphicData uri="http://schemas.openxmlformats.org/drawingml/2006/picture">
                 <pic:pic>
                   <pic:nvPicPr>
-                    <pic:cNvPr descr="img/ops-coverage-matrix.jpg" id="100" name="Picture"/>
+                    <pic:cNvPr descr="img/ops-coverage-matrix.jpg" id="103" name="Picture"/>
                     <pic:cNvPicPr>
                       <a:picLocks noChangeArrowheads="1" noChangeAspect="1"/>
                     </pic:cNvPicPr>
                   </pic:nvPicPr>
                   <pic:blipFill>
-                    <a:blip r:embed="rId98"/>
+                    <a:blip r:embed="rId101"/>
                     <a:stretch>
                       <a:fillRect/>
                     </a:stretch>
@@ -5512,18 +5713,18 @@
           <wp:inline>
             <wp:extent cx="5334000" cy="3345971"/>
             <wp:effectExtent b="0" l="0" r="0" t="0"/>
-            <wp:docPr descr="Карта пробелов" title="" id="102" name="Picture"/>
+            <wp:docPr descr="Карта пробелов" title="" id="105" name="Picture"/>
             <a:graphic>
               <a:graphicData uri="http://schemas.openxmlformats.org/drawingml/2006/picture">
                 <pic:pic>
                   <pic:nvPicPr>
-                    <pic:cNvPr descr="img/ops-gapmap.jpg" id="103" name="Picture"/>
+                    <pic:cNvPr descr="img/ops-gapmap.jpg" id="106" name="Picture"/>
                     <pic:cNvPicPr>
                       <a:picLocks noChangeArrowheads="1" noChangeAspect="1"/>
                     </pic:cNvPicPr>
                   </pic:nvPicPr>
                   <pic:blipFill>
-                    <a:blip r:embed="rId101"/>
+                    <a:blip r:embed="rId104"/>
                     <a:stretch>
                       <a:fillRect/>
                     </a:stretch>
@@ -5613,18 +5814,18 @@
           <wp:inline>
             <wp:extent cx="5334000" cy="3333750"/>
             <wp:effectExtent b="0" l="0" r="0" t="0"/>
-            <wp:docPr descr="Полнота: разграничительные линии" title="" id="105" name="Picture"/>
+            <wp:docPr descr="Полнота: разграничительные линии" title="" id="108" name="Picture"/>
             <a:graphic>
               <a:graphicData uri="http://schemas.openxmlformats.org/drawingml/2006/picture">
                 <pic:pic>
                   <pic:nvPicPr>
-                    <pic:cNvPr descr="img/ops-coverage-boundaries.jpg" id="106" name="Picture"/>
+                    <pic:cNvPr descr="img/ops-coverage-boundaries.jpg" id="109" name="Picture"/>
                     <pic:cNvPicPr>
                       <a:picLocks noChangeArrowheads="1" noChangeAspect="1"/>
                     </pic:cNvPicPr>
                   </pic:nvPicPr>
                   <pic:blipFill>
-                    <a:blip r:embed="rId104"/>
+                    <a:blip r:embed="rId107"/>
                     <a:stretch>
                       <a:fillRect/>
                     </a:stretch>
@@ -5717,8 +5918,8 @@
         <w:t xml:space="preserve">файлом «Что собрать (.md)» — задание на поиск материалов.</w:t>
       </w:r>
     </w:p>
-    <w:bookmarkEnd w:id="107"/>
-    <w:bookmarkStart w:id="111" w:name="X56f5652edeab440528fab61a4ffcffc991f13a2"/>
+    <w:bookmarkEnd w:id="110"/>
+    <w:bookmarkStart w:id="114" w:name="X56f5652edeab440528fab61a4ffcffc991f13a2"/>
     <w:p>
       <w:pPr>
         <w:pStyle w:val="Heading3"/>
@@ -5910,18 +6111,18 @@
           <wp:inline>
             <wp:extent cx="5334000" cy="2387650"/>
             <wp:effectExtent b="0" l="0" r="0" t="0"/>
-            <wp:docPr descr="Сверка с базой знаний" title="" id="109" name="Picture"/>
+            <wp:docPr descr="Сверка с базой знаний" title="" id="112" name="Picture"/>
             <a:graphic>
               <a:graphicData uri="http://schemas.openxmlformats.org/drawingml/2006/picture">
                 <pic:pic>
                   <pic:nvPicPr>
-                    <pic:cNvPr descr="img/ops-sync.jpg" id="110" name="Picture"/>
+                    <pic:cNvPr descr="img/ops-sync.jpg" id="113" name="Picture"/>
                     <pic:cNvPicPr>
                       <a:picLocks noChangeArrowheads="1" noChangeAspect="1"/>
                     </pic:cNvPicPr>
                   </pic:nvPicPr>
                   <pic:blipFill>
-                    <a:blip r:embed="rId108"/>
+                    <a:blip r:embed="rId111"/>
                     <a:stretch>
                       <a:fillRect/>
                     </a:stretch>
@@ -5960,8 +6161,8 @@
         <w:t xml:space="preserve">Берлинская операция: три расхождения «база → сценарий» — танки трёх немецких дивизий (в сценарии — по распределению численности армии, в базе — исправные на 13.04 по Исаеву), и 187 сведений, которых в базе нет: численность, танки, орудия, боевой путь.</w:t>
       </w:r>
     </w:p>
-    <w:bookmarkEnd w:id="111"/>
-    <w:bookmarkStart w:id="118" w:name="Xa54427352b129e489a6c64cd5bece0234c5b20f"/>
+    <w:bookmarkEnd w:id="114"/>
+    <w:bookmarkStart w:id="121" w:name="Xa54427352b129e489a6c64cd5bece0234c5b20f"/>
     <w:p>
       <w:pPr>
         <w:pStyle w:val="Heading3"/>
@@ -6008,7 +6209,7 @@
       <w:pPr>
         <w:numPr>
           <w:ilvl w:val="0"/>
-          <w:numId w:val="1009"/>
+          <w:numId w:val="1010"/>
         </w:numPr>
         <w:pStyle w:val="Compact"/>
       </w:pPr>
@@ -6030,7 +6231,7 @@
       <w:pPr>
         <w:numPr>
           <w:ilvl w:val="0"/>
-          <w:numId w:val="1009"/>
+          <w:numId w:val="1010"/>
         </w:numPr>
         <w:pStyle w:val="Compact"/>
       </w:pPr>
@@ -6077,18 +6278,18 @@
           <wp:inline>
             <wp:extent cx="5334000" cy="2091232"/>
             <wp:effectExtent b="0" l="0" r="0" t="0"/>
-            <wp:docPr descr="Положения из документа" title="" id="113" name="Picture"/>
+            <wp:docPr descr="Положения из документа" title="" id="116" name="Picture"/>
             <a:graphic>
               <a:graphicData uri="http://schemas.openxmlformats.org/drawingml/2006/picture">
                 <pic:pic>
                   <pic:nvPicPr>
-                    <pic:cNvPr descr="img/ops-positions.jpg" id="114" name="Picture"/>
+                    <pic:cNvPr descr="img/ops-positions.jpg" id="117" name="Picture"/>
                     <pic:cNvPicPr>
                       <a:picLocks noChangeArrowheads="1" noChangeAspect="1"/>
                     </pic:cNvPicPr>
                   </pic:nvPicPr>
                   <pic:blipFill>
-                    <a:blip r:embed="rId112"/>
+                    <a:blip r:embed="rId115"/>
                     <a:stretch>
                       <a:fillRect/>
                     </a:stretch>
@@ -6185,7 +6386,7 @@
       <w:pPr>
         <w:numPr>
           <w:ilvl w:val="0"/>
-          <w:numId w:val="1010"/>
+          <w:numId w:val="1011"/>
         </w:numPr>
         <w:pStyle w:val="Compact"/>
       </w:pPr>
@@ -6213,7 +6414,7 @@
       <w:pPr>
         <w:numPr>
           <w:ilvl w:val="0"/>
-          <w:numId w:val="1010"/>
+          <w:numId w:val="1011"/>
         </w:numPr>
         <w:pStyle w:val="Compact"/>
       </w:pPr>
@@ -6266,18 +6467,18 @@
           <wp:inline>
             <wp:extent cx="5334000" cy="3926709"/>
             <wp:effectExtent b="0" l="0" r="0" t="0"/>
-            <wp:docPr descr="Разграничительная линия из документа" title="" id="116" name="Picture"/>
+            <wp:docPr descr="Разграничительная линия из документа" title="" id="119" name="Picture"/>
             <a:graphic>
               <a:graphicData uri="http://schemas.openxmlformats.org/drawingml/2006/picture">
                 <pic:pic>
                   <pic:nvPicPr>
-                    <pic:cNvPr descr="img/ops-boundaries.jpg" id="117" name="Picture"/>
+                    <pic:cNvPr descr="img/ops-boundaries.jpg" id="120" name="Picture"/>
                     <pic:cNvPicPr>
                       <a:picLocks noChangeArrowheads="1" noChangeAspect="1"/>
                     </pic:cNvPicPr>
                   </pic:nvPicPr>
                   <pic:blipFill>
-                    <a:blip r:embed="rId115"/>
+                    <a:blip r:embed="rId118"/>
                     <a:stretch>
                       <a:fillRect/>
                     </a:stretch>
@@ -6316,8 +6517,8 @@
         <w:t xml:space="preserve">Директива о линии 1 БФ / 1 УФ с 23.04: на театре найдены два пункта из четырёх (Тойпитц, Миттенвальде); справа по ходу линии — 1-й Белорусский фронт; линия принята в сценарий и в базу.</w:t>
       </w:r>
     </w:p>
-    <w:bookmarkEnd w:id="118"/>
-    <w:bookmarkStart w:id="125" w:name="Xc8e6f1bd6278aa3185a2ef046b9f30fa5352ca0"/>
+    <w:bookmarkEnd w:id="121"/>
+    <w:bookmarkStart w:id="128" w:name="Xc8e6f1bd6278aa3185a2ef046b9f30fa5352ca0"/>
     <w:p>
       <w:pPr>
         <w:pStyle w:val="Heading3"/>
@@ -6350,7 +6551,7 @@
       <w:pPr>
         <w:numPr>
           <w:ilvl w:val="0"/>
-          <w:numId w:val="1011"/>
+          <w:numId w:val="1012"/>
         </w:numPr>
         <w:pStyle w:val="Compact"/>
       </w:pPr>
@@ -6362,7 +6563,7 @@
       <w:pPr>
         <w:numPr>
           <w:ilvl w:val="0"/>
-          <w:numId w:val="1011"/>
+          <w:numId w:val="1012"/>
         </w:numPr>
         <w:pStyle w:val="Compact"/>
       </w:pPr>
@@ -6380,7 +6581,7 @@
       <w:pPr>
         <w:numPr>
           <w:ilvl w:val="0"/>
-          <w:numId w:val="1011"/>
+          <w:numId w:val="1012"/>
         </w:numPr>
         <w:pStyle w:val="Compact"/>
       </w:pPr>
@@ -6398,7 +6599,7 @@
       <w:pPr>
         <w:numPr>
           <w:ilvl w:val="0"/>
-          <w:numId w:val="1011"/>
+          <w:numId w:val="1012"/>
         </w:numPr>
         <w:pStyle w:val="Compact"/>
       </w:pPr>
@@ -6416,7 +6617,7 @@
       <w:pPr>
         <w:numPr>
           <w:ilvl w:val="0"/>
-          <w:numId w:val="1011"/>
+          <w:numId w:val="1012"/>
         </w:numPr>
         <w:pStyle w:val="Compact"/>
       </w:pPr>
@@ -6489,18 +6690,18 @@
           <wp:inline>
             <wp:extent cx="5334000" cy="1739347"/>
             <wp:effectExtent b="0" l="0" r="0" t="0"/>
-            <wp:docPr descr="Пересчёт модели" title="" id="120" name="Picture"/>
+            <wp:docPr descr="Пересчёт модели" title="" id="123" name="Picture"/>
             <a:graphic>
               <a:graphicData uri="http://schemas.openxmlformats.org/drawingml/2006/picture">
                 <pic:pic>
                   <pic:nvPicPr>
-                    <pic:cNvPr descr="img/ops-recalc.jpg" id="121" name="Picture"/>
+                    <pic:cNvPr descr="img/ops-recalc.jpg" id="124" name="Picture"/>
                     <pic:cNvPicPr>
                       <a:picLocks noChangeArrowheads="1" noChangeAspect="1"/>
                     </pic:cNvPicPr>
                   </pic:nvPicPr>
                   <pic:blipFill>
-                    <a:blip r:embed="rId119"/>
+                    <a:blip r:embed="rId122"/>
                     <a:stretch>
                       <a:fillRect/>
                     </a:stretch>
@@ -6548,18 +6749,18 @@
           <wp:inline>
             <wp:extent cx="5334000" cy="3333750"/>
             <wp:effectExtent b="0" l="0" r="0" t="0"/>
-            <wp:docPr descr="Запись о калибровке в базе знаний" title="" id="123" name="Picture"/>
+            <wp:docPr descr="Запись о калибровке в базе знаний" title="" id="126" name="Picture"/>
             <a:graphic>
               <a:graphicData uri="http://schemas.openxmlformats.org/drawingml/2006/picture">
                 <pic:pic>
                   <pic:nvPicPr>
-                    <pic:cNvPr descr="img/kb-calibration.jpg" id="124" name="Picture"/>
+                    <pic:cNvPr descr="img/kb-calibration.jpg" id="127" name="Picture"/>
                     <pic:cNvPicPr>
                       <a:picLocks noChangeArrowheads="1" noChangeAspect="1"/>
                     </pic:cNvPicPr>
                   </pic:nvPicPr>
                   <pic:blipFill>
-                    <a:blip r:embed="rId122"/>
+                    <a:blip r:embed="rId125"/>
                     <a:stretch>
                       <a:fillRect/>
                     </a:stretch>
@@ -6598,9 +6799,9 @@
         <w:t xml:space="preserve">Запись «Калибровка модели» в разделе «Знания»: что изменилось в данных, мерило до и после, сдвинутые множители.</w:t>
       </w:r>
     </w:p>
-    <w:bookmarkEnd w:id="125"/>
-    <w:bookmarkEnd w:id="126"/>
-    <w:bookmarkStart w:id="130" w:name="Xa61a7e2e0160f5710f753bff8f371ed1115d4af"/>
+    <w:bookmarkEnd w:id="128"/>
+    <w:bookmarkEnd w:id="129"/>
+    <w:bookmarkStart w:id="133" w:name="Xa61a7e2e0160f5710f753bff8f371ed1115d4af"/>
     <w:p>
       <w:pPr>
         <w:pStyle w:val="Heading2"/>
@@ -6890,18 +7091,18 @@
           <wp:inline>
             <wp:extent cx="5334000" cy="3333750"/>
             <wp:effectExtent b="0" l="0" r="0" t="0"/>
-            <wp:docPr descr="Раздел «ИИ»" title="" id="128" name="Picture"/>
+            <wp:docPr descr="Раздел «ИИ»" title="" id="131" name="Picture"/>
             <a:graphic>
               <a:graphicData uri="http://schemas.openxmlformats.org/drawingml/2006/picture">
                 <pic:pic>
                   <pic:nvPicPr>
-                    <pic:cNvPr descr="img/ai-settings.jpg" id="129" name="Picture"/>
+                    <pic:cNvPr descr="img/ai-settings.jpg" id="132" name="Picture"/>
                     <pic:cNvPicPr>
                       <a:picLocks noChangeArrowheads="1" noChangeAspect="1"/>
                     </pic:cNvPicPr>
                   </pic:nvPicPr>
                   <pic:blipFill>
-                    <a:blip r:embed="rId127"/>
+                    <a:blip r:embed="rId130"/>
                     <a:stretch>
                       <a:fillRect/>
                     </a:stretch>
@@ -6940,8 +7141,8 @@
         <w:t xml:space="preserve">Связь с моделью: адрес сервера, модель, размышление; как подготовить LM Studio и что видит модель.</w:t>
       </w:r>
     </w:p>
-    <w:bookmarkEnd w:id="130"/>
-    <w:bookmarkStart w:id="132" w:name="Xf6db27664d3ccada61aa622f142e743fa79134b"/>
+    <w:bookmarkEnd w:id="133"/>
+    <w:bookmarkStart w:id="135" w:name="Xf6db27664d3ccada61aa622f142e743fa79134b"/>
     <w:p>
       <w:pPr>
         <w:pStyle w:val="Heading2"/>
@@ -7543,7 +7744,7 @@
       <w:r>
         <w:t xml:space="preserve"> </w:t>
       </w:r>
-      <w:hyperlink r:id="rId131">
+      <w:hyperlink r:id="rId134">
         <w:r>
           <w:rPr>
             <w:rStyle w:val="Hyperlink"/>
@@ -7555,8 +7756,8 @@
         <w:t xml:space="preserve">.</w:t>
       </w:r>
     </w:p>
-    <w:bookmarkEnd w:id="132"/>
-    <w:bookmarkStart w:id="134" w:name="X05c6b39a4826060f94102ba7cd6d65d62595383"/>
+    <w:bookmarkEnd w:id="135"/>
+    <w:bookmarkStart w:id="137" w:name="X05c6b39a4826060f94102ba7cd6d65d62595383"/>
     <w:p>
       <w:pPr>
         <w:pStyle w:val="Heading2"/>
@@ -7917,7 +8118,7 @@
       <w:r>
         <w:t xml:space="preserve"> </w:t>
       </w:r>
-      <w:hyperlink r:id="rId133">
+      <w:hyperlink r:id="rId136">
         <w:r>
           <w:rPr>
             <w:rStyle w:val="Hyperlink"/>
@@ -7929,8 +8130,8 @@
         <w:t xml:space="preserve">.</w:t>
       </w:r>
     </w:p>
-    <w:bookmarkEnd w:id="134"/>
-    <w:bookmarkStart w:id="136" w:name="Xebe1a65cc94765552f91703977d128468568d29"/>
+    <w:bookmarkEnd w:id="137"/>
+    <w:bookmarkStart w:id="139" w:name="Xebe1a65cc94765552f91703977d128468568d29"/>
     <w:p>
       <w:pPr>
         <w:pStyle w:val="Heading2"/>
@@ -7943,7 +8144,7 @@
       <w:pPr>
         <w:numPr>
           <w:ilvl w:val="0"/>
-          <w:numId w:val="1012"/>
+          <w:numId w:val="1013"/>
         </w:numPr>
         <w:pStyle w:val="Compact"/>
       </w:pPr>
@@ -7972,7 +8173,7 @@
       <w:r>
         <w:t xml:space="preserve"> </w:t>
       </w:r>
-      <w:hyperlink r:id="rId135">
+      <w:hyperlink r:id="rId138">
         <w:r>
           <w:rPr>
             <w:rStyle w:val="Hyperlink"/>
@@ -8009,7 +8210,7 @@
       <w:pPr>
         <w:numPr>
           <w:ilvl w:val="0"/>
-          <w:numId w:val="1012"/>
+          <w:numId w:val="1013"/>
         </w:numPr>
         <w:pStyle w:val="Compact"/>
       </w:pPr>
@@ -8031,7 +8232,7 @@
       <w:pPr>
         <w:numPr>
           <w:ilvl w:val="0"/>
-          <w:numId w:val="1012"/>
+          <w:numId w:val="1013"/>
         </w:numPr>
         <w:pStyle w:val="Compact"/>
       </w:pPr>
@@ -8053,7 +8254,7 @@
       <w:pPr>
         <w:numPr>
           <w:ilvl w:val="0"/>
-          <w:numId w:val="1012"/>
+          <w:numId w:val="1013"/>
         </w:numPr>
         <w:pStyle w:val="Compact"/>
       </w:pPr>
@@ -8087,7 +8288,7 @@
       <w:pPr>
         <w:numPr>
           <w:ilvl w:val="0"/>
-          <w:numId w:val="1012"/>
+          <w:numId w:val="1013"/>
         </w:numPr>
         <w:pStyle w:val="Compact"/>
       </w:pPr>
@@ -8105,8 +8306,8 @@
         <w:t xml:space="preserve">— любой сервер с API, совместимым с OpenAI (LM Studio по умолчанию).</w:t>
       </w:r>
     </w:p>
-    <w:bookmarkEnd w:id="136"/>
-    <w:bookmarkStart w:id="137" w:name="X3efa651d5370762a52bb3478fb99987bd328529"/>
+    <w:bookmarkEnd w:id="139"/>
+    <w:bookmarkStart w:id="140" w:name="X3efa651d5370762a52bb3478fb99987bd328529"/>
     <w:p>
       <w:pPr>
         <w:pStyle w:val="Heading2"/>
@@ -8392,8 +8593,8 @@
         <w:t xml:space="preserve">в разработке ключ не нужен. Корпоративный прокси и свои сертификаты поддерживаются при сборке.</w:t>
       </w:r>
     </w:p>
-    <w:bookmarkEnd w:id="137"/>
-    <w:bookmarkStart w:id="138" w:name="X4b31094387d439be84dabb9b914a8e04f5f8768"/>
+    <w:bookmarkEnd w:id="140"/>
+    <w:bookmarkStart w:id="141" w:name="X4b31094387d439be84dabb9b914a8e04f5f8768"/>
     <w:p>
       <w:pPr>
         <w:pStyle w:val="Heading2"/>
@@ -8574,9 +8775,9 @@
         <w:t xml:space="preserve">Playwright). Описание обновляется в том же коммите, что и доработка.</w:t>
       </w:r>
     </w:p>
-    <w:bookmarkEnd w:id="138"/>
-    <w:bookmarkEnd w:id="139"/>
-    <w:bookmarkStart w:id="183" w:name="часть-ii-модель-переигровки"/>
+    <w:bookmarkEnd w:id="141"/>
+    <w:bookmarkEnd w:id="142"/>
+    <w:bookmarkStart w:id="186" w:name="часть-ii-модель-переигровки"/>
     <w:p>
       <w:pPr>
         <w:pStyle w:val="Heading1"/>
@@ -8639,7 +8840,7 @@
       <w:r>
         <w:t xml:space="preserve"> </w:t>
       </w:r>
-      <w:hyperlink r:id="rId140">
+      <w:hyperlink r:id="rId143">
         <w:r>
           <w:rPr>
             <w:rStyle w:val="Hyperlink"/>
@@ -8659,7 +8860,7 @@
       <w:r>
         <w:t xml:space="preserve"> </w:t>
       </w:r>
-      <w:hyperlink r:id="rId141">
+      <w:hyperlink r:id="rId144">
         <w:r>
           <w:rPr>
             <w:rStyle w:val="Hyperlink"/>
@@ -8671,7 +8872,7 @@
         <w:t xml:space="preserve">.</w:t>
       </w:r>
     </w:p>
-    <w:bookmarkStart w:id="142" w:name="Xcf63c037ab7dd7d4db403f4b5c8eccdd2dae3f8"/>
+    <w:bookmarkStart w:id="145" w:name="Xcf63c037ab7dd7d4db403f4b5c8eccdd2dae3f8"/>
     <w:p>
       <w:pPr>
         <w:pStyle w:val="Heading2"/>
@@ -8834,8 +9035,8 @@
         <w:t xml:space="preserve">операции). Городской: клетка 250 м, ход 12 часов (бой в Берлине 24.04–2.05).</w:t>
       </w:r>
     </w:p>
-    <w:bookmarkEnd w:id="142"/>
-    <w:bookmarkStart w:id="143" w:name="X93fe99f6f07019eee78d1697861d571a3900607"/>
+    <w:bookmarkEnd w:id="145"/>
+    <w:bookmarkStart w:id="146" w:name="X93fe99f6f07019eee78d1697861d571a3900607"/>
     <w:p>
       <w:pPr>
         <w:pStyle w:val="Heading2"/>
@@ -9119,8 +9320,8 @@
         <w:t xml:space="preserve">   сценарий, история (положения по дням) ──► пересчёт: калибровка, контрольная</w:t>
       </w:r>
     </w:p>
-    <w:bookmarkEnd w:id="143"/>
-    <w:bookmarkStart w:id="153" w:name="Xb75c2b10631fcbfc04eb3a0e3375c635fd2d8e0"/>
+    <w:bookmarkEnd w:id="146"/>
+    <w:bookmarkStart w:id="156" w:name="Xb75c2b10631fcbfc04eb3a0e3375c635fd2d8e0"/>
     <w:p>
       <w:pPr>
         <w:pStyle w:val="Heading2"/>
@@ -9129,7 +9330,7 @@
         <w:t xml:space="preserve">17. Данные</w:t>
       </w:r>
     </w:p>
-    <w:bookmarkStart w:id="144" w:name="Xff0f5815d53b5e11d412cf8d88bb873a350baac"/>
+    <w:bookmarkStart w:id="147" w:name="Xff0f5815d53b5e11d412cf8d88bb873a350baac"/>
     <w:p>
       <w:pPr>
         <w:pStyle w:val="Heading3"/>
@@ -9678,7 +9879,7 @@
       <w:pPr>
         <w:numPr>
           <w:ilvl w:val="0"/>
-          <w:numId w:val="1013"/>
+          <w:numId w:val="1014"/>
         </w:numPr>
         <w:pStyle w:val="Compact"/>
       </w:pPr>
@@ -9713,7 +9914,7 @@
       <w:pPr>
         <w:numPr>
           <w:ilvl w:val="0"/>
-          <w:numId w:val="1013"/>
+          <w:numId w:val="1014"/>
         </w:numPr>
         <w:pStyle w:val="Compact"/>
       </w:pPr>
@@ -9735,7 +9936,7 @@
       <w:pPr>
         <w:numPr>
           <w:ilvl w:val="0"/>
-          <w:numId w:val="1013"/>
+          <w:numId w:val="1014"/>
         </w:numPr>
         <w:pStyle w:val="Compact"/>
       </w:pPr>
@@ -9920,8 +10121,8 @@
         <w:t xml:space="preserve">берёт линии, оба объединения которых есть в сценарии и сроки которых пересекают его.</w:t>
       </w:r>
     </w:p>
-    <w:bookmarkEnd w:id="144"/>
-    <w:bookmarkStart w:id="150" w:name="Xeec6d9fa7b141a19e37f5ed647e4d66f2c8768d"/>
+    <w:bookmarkEnd w:id="147"/>
+    <w:bookmarkStart w:id="153" w:name="Xeec6d9fa7b141a19e37f5ed647e4d66f2c8768d"/>
     <w:p>
       <w:pPr>
         <w:pStyle w:val="Heading3"/>
@@ -10316,7 +10517,7 @@
       <w:pPr>
         <w:numPr>
           <w:ilvl w:val="0"/>
-          <w:numId w:val="1014"/>
+          <w:numId w:val="1015"/>
         </w:numPr>
         <w:pStyle w:val="Compact"/>
       </w:pPr>
@@ -10344,7 +10545,7 @@
       <w:pPr>
         <w:numPr>
           <w:ilvl w:val="0"/>
-          <w:numId w:val="1014"/>
+          <w:numId w:val="1015"/>
         </w:numPr>
         <w:pStyle w:val="Compact"/>
       </w:pPr>
@@ -10511,18 +10712,18 @@
           <wp:inline>
             <wp:extent cx="5334000" cy="3333750"/>
             <wp:effectExtent b="0" l="0" r="0" t="0"/>
-            <wp:docPr descr="Исторический слой: сравнение дорог проверочной карты с дорогами театра" title="" id="146" name="Picture"/>
+            <wp:docPr descr="Исторический слой: сравнение дорог проверочной карты с дорогами театра" title="" id="149" name="Picture"/>
             <a:graphic>
               <a:graphicData uri="http://schemas.openxmlformats.org/drawingml/2006/picture">
                 <pic:pic>
                   <pic:nvPicPr>
-                    <pic:cNvPr descr="img/theatre-historical-roads.jpg" id="147" name="Picture"/>
+                    <pic:cNvPr descr="img/theatre-historical-roads.jpg" id="150" name="Picture"/>
                     <pic:cNvPicPr>
                       <a:picLocks noChangeArrowheads="1" noChangeAspect="1"/>
                     </pic:cNvPicPr>
                   </pic:nvPicPr>
                   <pic:blipFill>
-                    <a:blip r:embed="rId145"/>
+                    <a:blip r:embed="rId148"/>
                     <a:stretch>
                       <a:fillRect/>
                     </a:stretch>
@@ -10596,18 +10797,18 @@
           <wp:inline>
             <wp:extent cx="5334000" cy="3333750"/>
             <wp:effectExtent b="0" l="0" r="0" t="0"/>
-            <wp:docPr descr="Карта местности: рельеф и реки театра Одер — Берлин" title="" id="148" name="Picture"/>
+            <wp:docPr descr="Карта местности: рельеф и реки театра Одер — Берлин" title="" id="151" name="Picture"/>
             <a:graphic>
               <a:graphicData uri="http://schemas.openxmlformats.org/drawingml/2006/picture">
                 <pic:pic>
                   <pic:nvPicPr>
-                    <pic:cNvPr descr="img/theatre-relief.jpg" id="149" name="Picture"/>
+                    <pic:cNvPr descr="img/theatre-relief.jpg" id="152" name="Picture"/>
                     <pic:cNvPicPr>
                       <a:picLocks noChangeArrowheads="1" noChangeAspect="1"/>
                     </pic:cNvPicPr>
                   </pic:nvPicPr>
                   <pic:blipFill>
-                    <a:blip r:embed="rId46"/>
+                    <a:blip r:embed="rId49"/>
                     <a:stretch>
                       <a:fillRect/>
                     </a:stretch>
@@ -11129,8 +11330,8 @@
         </w:tc>
       </w:tr>
     </w:tbl>
-    <w:bookmarkEnd w:id="150"/>
-    <w:bookmarkStart w:id="151" w:name="X4462192615aed2210ebe5d3bb7d17cf846862b3"/>
+    <w:bookmarkEnd w:id="153"/>
+    <w:bookmarkStart w:id="154" w:name="X4462192615aed2210ebe5d3bb7d17cf846862b3"/>
     <w:p>
       <w:pPr>
         <w:pStyle w:val="Heading3"/>
@@ -12260,8 +12461,8 @@
         <w:t xml:space="preserve">дальше крепости, обходят её, а не штурмуют (Познань в январе 1945 г.).</w:t>
       </w:r>
     </w:p>
-    <w:bookmarkEnd w:id="151"/>
-    <w:bookmarkStart w:id="152" w:name="Xa86b3a71bee3db808d30ab989fa1c4903a0ff96"/>
+    <w:bookmarkEnd w:id="154"/>
+    <w:bookmarkStart w:id="155" w:name="Xa86b3a71bee3db808d30ab989fa1c4903a0ff96"/>
     <w:p>
       <w:pPr>
         <w:pStyle w:val="Heading3"/>
@@ -12453,9 +12654,9 @@
         <w:t xml:space="preserve">Полные таблицы — в приложении А.</w:t>
       </w:r>
     </w:p>
-    <w:bookmarkEnd w:id="152"/>
-    <w:bookmarkEnd w:id="153"/>
-    <w:bookmarkStart w:id="157" w:name="X67c5a73f0eb4cf09f07136623a2747a63f384ca"/>
+    <w:bookmarkEnd w:id="155"/>
+    <w:bookmarkEnd w:id="156"/>
+    <w:bookmarkStart w:id="160" w:name="X67c5a73f0eb4cf09f07136623a2747a63f384ca"/>
     <w:p>
       <w:pPr>
         <w:pStyle w:val="Heading2"/>
@@ -12487,7 +12688,7 @@
         <w:t xml:space="preserve">формирования действуют, их численность, задачи, источники подвоза и события для проверки.</w:t>
       </w:r>
     </w:p>
-    <w:bookmarkStart w:id="154" w:name="X0a37ea3c5bd539f9f29107536ecfa72f11bc7d9"/>
+    <w:bookmarkStart w:id="157" w:name="X0a37ea3c5bd539f9f29107536ecfa72f11bc7d9"/>
     <w:p>
       <w:pPr>
         <w:pStyle w:val="Heading3"/>
@@ -12508,392 +12709,6 @@
       </w:r>
       <w:r>
         <w:t xml:space="preserve">действующим формированиям сверху вниз по подчинённости:</w:t>
-      </w:r>
-    </w:p>
-    <w:p>
-      <w:pPr>
-        <w:numPr>
-          <w:ilvl w:val="0"/>
-          <w:numId w:val="1015"/>
-        </w:numPr>
-        <w:pStyle w:val="Compact"/>
-      </w:pPr>
-      <w:r>
-        <w:rPr>
-          <w:bCs/>
-          <w:b/>
-        </w:rPr>
-        <w:t xml:space="preserve">Боевая доля.</w:t>
-      </w:r>
-      <w:r>
-        <w:t xml:space="preserve"> </w:t>
-      </w:r>
-      <w:r>
-        <w:t xml:space="preserve">От списочной численности фронта берётся боевая: 0,6 для советских фронтов</w:t>
-      </w:r>
-      <w:r>
-        <w:t xml:space="preserve"> </w:t>
-      </w:r>
-      <w:r>
-        <w:t xml:space="preserve">(без воздушной армии, тыла, фронтовых частей) и 0,75 для немецких армий (Kampfstärke). Одно</w:t>
-      </w:r>
-      <w:r>
-        <w:t xml:space="preserve"> </w:t>
-      </w:r>
-      <w:r>
-        <w:t xml:space="preserve">мерило для обеих сторон — обязательное условие: иначе калибровка подгоняет коэффициенты под</w:t>
-      </w:r>
-      <w:r>
-        <w:t xml:space="preserve"> </w:t>
-      </w:r>
-      <w:r>
-        <w:t xml:space="preserve">разницу в учёте, а не под бой.</w:t>
-      </w:r>
-    </w:p>
-    <w:p>
-      <w:pPr>
-        <w:numPr>
-          <w:ilvl w:val="0"/>
-          <w:numId w:val="1015"/>
-        </w:numPr>
-        <w:pStyle w:val="Compact"/>
-      </w:pPr>
-      <w:r>
-        <w:rPr>
-          <w:bCs/>
-          <w:b/>
-        </w:rPr>
-        <w:t xml:space="preserve">Явные цифры</w:t>
-      </w:r>
-      <w:r>
-        <w:t xml:space="preserve"> </w:t>
-      </w:r>
-      <w:r>
-        <w:t xml:space="preserve">(например, 1-я гв. ТА — 854 танка по Катукову) вычитаются из общего пула.</w:t>
-      </w:r>
-    </w:p>
-    <w:p>
-      <w:pPr>
-        <w:numPr>
-          <w:ilvl w:val="0"/>
-          <w:numId w:val="1015"/>
-        </w:numPr>
-        <w:pStyle w:val="Compact"/>
-      </w:pPr>
-      <w:r>
-        <w:rPr>
-          <w:bCs/>
-          <w:b/>
-        </w:rPr>
-        <w:t xml:space="preserve">Остаток</w:t>
-      </w:r>
-      <w:r>
-        <w:t xml:space="preserve"> </w:t>
-      </w:r>
-      <w:r>
-        <w:t xml:space="preserve">делится между формированиями без явных цифр пропорционально числу дивизий.</w:t>
-      </w:r>
-      <w:r>
-        <w:t xml:space="preserve"> </w:t>
-      </w:r>
-      <w:r>
-        <w:t xml:space="preserve">Орудия — с весом: на направлениях главного удара — артиллерийские корпуса прорыва (у 8 гв. А</w:t>
-      </w:r>
-      <w:r>
-        <w:t xml:space="preserve"> </w:t>
-      </w:r>
-      <w:r>
-        <w:t xml:space="preserve">и 5 уд. А до 270 орудий на километр; вес до 2,0).</w:t>
-      </w:r>
-    </w:p>
-    <w:p>
-      <w:pPr>
-        <w:pStyle w:val="FirstParagraph"/>
-      </w:pPr>
-      <w:r>
-        <w:t xml:space="preserve">Пример: 1-й Белорусский фронт — 908 500 человек, 3155 танков, 16 934 орудия (Кривошеев);</w:t>
-      </w:r>
-      <w:r>
-        <w:t xml:space="preserve"> </w:t>
-      </w:r>
-      <w:r>
-        <w:t xml:space="preserve">9-я немецкая армия — 112 143 человека, 512 танков, 2500 орудий и минометов (с зенитками в</w:t>
-      </w:r>
-      <w:r>
-        <w:t xml:space="preserve"> </w:t>
-      </w:r>
-      <w:r>
-        <w:t xml:space="preserve">наземной роли).</w:t>
-      </w:r>
-    </w:p>
-    <w:p>
-      <w:pPr>
-        <w:pStyle w:val="BodyText"/>
-      </w:pPr>
-      <w:r>
-        <w:t xml:space="preserve">На Зееловских высотах немецкие корпуса разложены на дивизии; корпус остаётся штабом, задача</w:t>
-      </w:r>
-      <w:r>
-        <w:t xml:space="preserve"> </w:t>
-      </w:r>
-      <w:r>
-        <w:t xml:space="preserve">штаба передаётся его действующим дивизиям.</w:t>
-      </w:r>
-    </w:p>
-    <w:bookmarkEnd w:id="154"/>
-    <w:bookmarkStart w:id="155" w:name="X44638337b5b373e8adc82a2cc88c94c3b656b83"/>
-    <w:p>
-      <w:pPr>
-        <w:pStyle w:val="Heading3"/>
-      </w:pPr>
-      <w:r>
-        <w:t xml:space="preserve">18.2. Задачи</w:t>
-      </w:r>
-    </w:p>
-    <w:p>
-      <w:pPr>
-        <w:pStyle w:val="FirstParagraph"/>
-      </w:pPr>
-      <w:r>
-        <w:t xml:space="preserve">Обе стороны получают исторические</w:t>
-      </w:r>
-      <w:r>
-        <w:t xml:space="preserve"> </w:t>
-      </w:r>
-      <w:r>
-        <w:rPr>
-          <w:bCs/>
-          <w:b/>
-        </w:rPr>
-        <w:t xml:space="preserve">задачи</w:t>
-      </w:r>
-      <w:r>
-        <w:t xml:space="preserve"> </w:t>
-      </w:r>
-      <w:r>
-        <w:t xml:space="preserve">(не положения): наступать на пункт или на</w:t>
-      </w:r>
-      <w:r>
-        <w:t xml:space="preserve"> </w:t>
-      </w:r>
-      <w:r>
-        <w:t xml:space="preserve">формирование противника, обороняться, держаться любой ценой, отходить, прорываться,</w:t>
-      </w:r>
-      <w:r>
-        <w:t xml:space="preserve"> </w:t>
-      </w:r>
-      <w:r>
-        <w:t xml:space="preserve">перегруппироваться, стоять в резерве. Формат в рецепте:</w:t>
-      </w:r>
-    </w:p>
-    <w:p>
-      <w:pPr>
-        <w:pStyle w:val="SourceCode"/>
-      </w:pPr>
-      <w:r>
-        <w:rPr>
-          <w:rStyle w:val="VerbatimChar"/>
-        </w:rPr>
-        <w:t xml:space="preserve">[формирование, "ММ-ДД[TЧЧ]", задача, цель, примечание с источником]</w:t>
-      </w:r>
-      <w:r>
-        <w:br/>
-      </w:r>
-      <w:r>
-        <w:rPr>
-          <w:rStyle w:val="VerbatimChar"/>
-        </w:rPr>
-        <w:t xml:space="preserve">["su_8gva", "04-16", "attack", "Seelow", "главный удар с Кюстринского плацдарма (Ziemke p.474)"]</w:t>
-      </w:r>
-      <w:r>
-        <w:br/>
-      </w:r>
-      <w:r>
-        <w:rPr>
-          <w:rStyle w:val="VerbatimChar"/>
-        </w:rPr>
-        <w:t xml:space="preserve">["de_xi_ss", "04-21T17", "hold", null, "приказ Гитлера держать фронт на Одере (Le Tissier, Halbe)"]</w:t>
-      </w:r>
-    </w:p>
-    <w:p>
-      <w:pPr>
-        <w:pStyle w:val="FirstParagraph"/>
-      </w:pPr>
-      <w:r>
-        <w:t xml:space="preserve">Цель — пункт из справочника, координаты или</w:t>
-      </w:r>
-      <w:r>
-        <w:t xml:space="preserve"> </w:t>
-      </w:r>
-      <w:r>
-        <w:rPr>
-          <w:rStyle w:val="VerbatimChar"/>
-        </w:rPr>
-        <w:t xml:space="preserve">@формирование</w:t>
-      </w:r>
-      <w:r>
-        <w:t xml:space="preserve">. Если час не указан, приказ</w:t>
-      </w:r>
-      <w:r>
-        <w:t xml:space="preserve"> </w:t>
-      </w:r>
-      <w:r>
-        <w:t xml:space="preserve">отдаётся в 18:00. Исполнитель получает его с</w:t>
-      </w:r>
-      <w:r>
-        <w:t xml:space="preserve"> </w:t>
-      </w:r>
-      <w:r>
-        <w:rPr>
-          <w:bCs/>
-          <w:b/>
-        </w:rPr>
-        <w:t xml:space="preserve">задержкой доведения</w:t>
-      </w:r>
-      <w:r>
-        <w:t xml:space="preserve"> </w:t>
-      </w:r>
-      <w:r>
-        <w:t xml:space="preserve">по профилю (армии РККА</w:t>
-      </w:r>
-      <w:r>
-        <w:t xml:space="preserve"> </w:t>
-      </w:r>
-      <w:r>
-        <w:t xml:space="preserve">6 ч, корпусу вермахта 6 ч). В Берлинской операции 245 приказов, в Висло-Одерской — 232.</w:t>
-      </w:r>
-    </w:p>
-    <w:p>
-      <w:pPr>
-        <w:pStyle w:val="BodyText"/>
-      </w:pPr>
-      <w:r>
-        <w:t xml:space="preserve">Ключевые исторические решения заложены как задачи, например: приказы Гитлера держаться на</w:t>
-      </w:r>
-      <w:r>
-        <w:t xml:space="preserve"> </w:t>
-      </w:r>
-      <w:r>
-        <w:t xml:space="preserve">Одере для XI тк СС, V гск СС и V ак (21.04, отход разрешён 23.04) — без них не получается котёл</w:t>
-      </w:r>
-      <w:r>
-        <w:t xml:space="preserve"> </w:t>
-      </w:r>
-      <w:r>
-        <w:t xml:space="preserve">9-й армии; контрудары резервов на Зееловских высотах («Курмарк», 25-я и 18-я мд, «Мюнхеберг»,</w:t>
-      </w:r>
-      <w:r>
-        <w:t xml:space="preserve"> </w:t>
-      </w:r>
-      <w:r>
-        <w:t xml:space="preserve">«Нордланд»); приказ Хейнрици оставить крепость Штеттин 25.04.</w:t>
-      </w:r>
-    </w:p>
-    <w:bookmarkEnd w:id="155"/>
-    <w:bookmarkStart w:id="156" w:name="Xa217433d406cb685b661461421114d4a314ffd1"/>
-    <w:p>
-      <w:pPr>
-        <w:pStyle w:val="Heading3"/>
-      </w:pPr>
-      <w:r>
-        <w:t xml:space="preserve">18.3. Подвоз</w:t>
-      </w:r>
-    </w:p>
-    <w:p>
-      <w:pPr>
-        <w:pStyle w:val="FirstParagraph"/>
-      </w:pPr>
-      <w:r>
-        <w:t xml:space="preserve">Каждой стороне задаются</w:t>
-      </w:r>
-      <w:r>
-        <w:t xml:space="preserve"> </w:t>
-      </w:r>
-      <w:r>
-        <w:rPr>
-          <w:bCs/>
-          <w:b/>
-        </w:rPr>
-        <w:t xml:space="preserve">источники подвоза</w:t>
-      </w:r>
-      <w:r>
-        <w:t xml:space="preserve">: переправы, станции, тыловые районы. Источники</w:t>
-      </w:r>
-      <w:r>
-        <w:t xml:space="preserve"> </w:t>
-      </w:r>
-      <w:r>
-        <w:t xml:space="preserve">могут появляться и пропадать по датам (склады идут за наступлением; узел, потерянный</w:t>
-      </w:r>
-      <w:r>
-        <w:t xml:space="preserve"> </w:t>
-      </w:r>
-      <w:r>
-        <w:t xml:space="preserve">противником, перестаёт снабжать). В Берлинской операции советские источники — переправы на</w:t>
-      </w:r>
-      <w:r>
-        <w:t xml:space="preserve"> </w:t>
-      </w:r>
-      <w:r>
-        <w:t xml:space="preserve">Одере и Нейсе (Кюстрин, Губин, Гоздовице…), немецкие — Бранденбург, Магдебург, Ратенов,</w:t>
-      </w:r>
-      <w:r>
-        <w:t xml:space="preserve"> </w:t>
-      </w:r>
-      <w:r>
-        <w:t xml:space="preserve">Нойбранденбург, Росток, Дрезден, Каменц. Берлин — не источник: склады города снабжают гарнизон,</w:t>
-      </w:r>
-      <w:r>
-        <w:t xml:space="preserve"> </w:t>
-      </w:r>
-      <w:r>
-        <w:t xml:space="preserve">а подвоза в 9-ю армию через город не было.</w:t>
-      </w:r>
-    </w:p>
-    <w:bookmarkEnd w:id="156"/>
-    <w:bookmarkEnd w:id="157"/>
-    <w:bookmarkStart w:id="166" w:name="Xb65b39495baa410748a636176513e18974f98fe"/>
-    <w:p>
-      <w:pPr>
-        <w:pStyle w:val="Heading2"/>
-      </w:pPr>
-      <w:r>
-        <w:t xml:space="preserve">19. Ход: как считается</w:t>
-      </w:r>
-    </w:p>
-    <w:p>
-      <w:pPr>
-        <w:pStyle w:val="FirstParagraph"/>
-      </w:pPr>
-      <w:r>
-        <w:t xml:space="preserve">Ход длится</w:t>
-      </w:r>
-      <w:r>
-        <w:t xml:space="preserve"> </w:t>
-      </w:r>
-      <w:r>
-        <w:rPr>
-          <w:rStyle w:val="VerbatimChar"/>
-        </w:rPr>
-        <w:t xml:space="preserve">turnHours</w:t>
-      </w:r>
-      <w:r>
-        <w:t xml:space="preserve"> </w:t>
-      </w:r>
-      <w:r>
-        <w:t xml:space="preserve">(24 ч на оперативном масштабе). Порядок внутри хода фиксирован;</w:t>
-      </w:r>
-      <w:r>
-        <w:t xml:space="preserve"> </w:t>
-      </w:r>
-      <w:r>
-        <w:t xml:space="preserve">каждое изменение записывается в журнал с причиной. Ход не меняет состояние на месте, а</w:t>
-      </w:r>
-      <w:r>
-        <w:t xml:space="preserve"> </w:t>
-      </w:r>
-      <w:r>
-        <w:t xml:space="preserve">возвращает новое — поэтому любой ход можно повторить и разобрать.</w:t>
       </w:r>
     </w:p>
     <w:p>
@@ -12909,10 +12724,31 @@
           <w:bCs/>
           <w:b/>
         </w:rPr>
-        <w:t xml:space="preserve">Приказы</w:t>
-      </w:r>
-      <w:r>
-        <w:t xml:space="preserve">, дошедшие до исполнителя к концу хода (с учётом задержки доведения).</w:t>
+        <w:t xml:space="preserve">Боевая доля.</w:t>
+      </w:r>
+      <w:r>
+        <w:t xml:space="preserve"> </w:t>
+      </w:r>
+      <w:r>
+        <w:t xml:space="preserve">От списочной численности фронта берётся боевая: 0,6 для советских фронтов</w:t>
+      </w:r>
+      <w:r>
+        <w:t xml:space="preserve"> </w:t>
+      </w:r>
+      <w:r>
+        <w:t xml:space="preserve">(без воздушной армии, тыла, фронтовых частей) и 0,75 для немецких армий (Kampfstärke). Одно</w:t>
+      </w:r>
+      <w:r>
+        <w:t xml:space="preserve"> </w:t>
+      </w:r>
+      <w:r>
+        <w:t xml:space="preserve">мерило для обеих сторон — обязательное условие: иначе калибровка подгоняет коэффициенты под</w:t>
+      </w:r>
+      <w:r>
+        <w:t xml:space="preserve"> </w:t>
+      </w:r>
+      <w:r>
+        <w:t xml:space="preserve">разницу в учёте, а не под бой.</w:t>
       </w:r>
     </w:p>
     <w:p>
@@ -12928,13 +12764,13 @@
           <w:bCs/>
           <w:b/>
         </w:rPr>
-        <w:t xml:space="preserve">Территория и подвоз</w:t>
-      </w:r>
-      <w:r>
-        <w:t xml:space="preserve"> </w:t>
-      </w:r>
-      <w:r>
-        <w:t xml:space="preserve">на начало хода.</w:t>
+        <w:t xml:space="preserve">Явные цифры</w:t>
+      </w:r>
+      <w:r>
+        <w:t xml:space="preserve"> </w:t>
+      </w:r>
+      <w:r>
+        <w:t xml:space="preserve">(например, 1-я гв. ТА — 854 танка по Катукову) вычитаются из общего пула.</w:t>
       </w:r>
     </w:p>
     <w:p>
@@ -12950,106 +12786,315 @@
           <w:bCs/>
           <w:b/>
         </w:rPr>
-        <w:t xml:space="preserve">Бои</w:t>
-      </w:r>
-      <w:r>
-        <w:t xml:space="preserve">: все наступающие в соприкосновении с противником.</w:t>
-      </w:r>
-    </w:p>
-    <w:p>
-      <w:pPr>
-        <w:numPr>
-          <w:ilvl w:val="0"/>
-          <w:numId w:val="1016"/>
-        </w:numPr>
-        <w:pStyle w:val="Compact"/>
-      </w:pPr>
+        <w:t xml:space="preserve">Остаток</w:t>
+      </w:r>
+      <w:r>
+        <w:t xml:space="preserve"> </w:t>
+      </w:r>
+      <w:r>
+        <w:t xml:space="preserve">делится между формированиями без явных цифр пропорционально числу дивизий.</w:t>
+      </w:r>
+      <w:r>
+        <w:t xml:space="preserve"> </w:t>
+      </w:r>
+      <w:r>
+        <w:t xml:space="preserve">Орудия — с весом: на направлениях главного удара — артиллерийские корпуса прорыва (у 8 гв. А</w:t>
+      </w:r>
+      <w:r>
+        <w:t xml:space="preserve"> </w:t>
+      </w:r>
+      <w:r>
+        <w:t xml:space="preserve">и 5 уд. А до 270 орудий на километр; вес до 2,0).</w:t>
+      </w:r>
+    </w:p>
+    <w:p>
+      <w:pPr>
+        <w:pStyle w:val="FirstParagraph"/>
+      </w:pPr>
+      <w:r>
+        <w:t xml:space="preserve">Пример: 1-й Белорусский фронт — 908 500 человек, 3155 танков, 16 934 орудия (Кривошеев);</w:t>
+      </w:r>
+      <w:r>
+        <w:t xml:space="preserve"> </w:t>
+      </w:r>
+      <w:r>
+        <w:t xml:space="preserve">9-я немецкая армия — 112 143 человека, 512 танков, 2500 орудий и минометов (с зенитками в</w:t>
+      </w:r>
+      <w:r>
+        <w:t xml:space="preserve"> </w:t>
+      </w:r>
+      <w:r>
+        <w:t xml:space="preserve">наземной роли).</w:t>
+      </w:r>
+    </w:p>
+    <w:p>
+      <w:pPr>
+        <w:pStyle w:val="BodyText"/>
+      </w:pPr>
+      <w:r>
+        <w:t xml:space="preserve">На Зееловских высотах немецкие корпуса разложены на дивизии; корпус остаётся штабом, задача</w:t>
+      </w:r>
+      <w:r>
+        <w:t xml:space="preserve"> </w:t>
+      </w:r>
+      <w:r>
+        <w:t xml:space="preserve">штаба передаётся его действующим дивизиям.</w:t>
+      </w:r>
+    </w:p>
+    <w:bookmarkEnd w:id="157"/>
+    <w:bookmarkStart w:id="158" w:name="X44638337b5b373e8adc82a2cc88c94c3b656b83"/>
+    <w:p>
+      <w:pPr>
+        <w:pStyle w:val="Heading3"/>
+      </w:pPr>
+      <w:r>
+        <w:t xml:space="preserve">18.2. Задачи</w:t>
+      </w:r>
+    </w:p>
+    <w:p>
+      <w:pPr>
+        <w:pStyle w:val="FirstParagraph"/>
+      </w:pPr>
+      <w:r>
+        <w:t xml:space="preserve">Обе стороны получают исторические</w:t>
+      </w:r>
+      <w:r>
+        <w:t xml:space="preserve"> </w:t>
+      </w:r>
       <w:r>
         <w:rPr>
           <w:bCs/>
           <w:b/>
         </w:rPr>
-        <w:t xml:space="preserve">Движение</w:t>
-      </w:r>
-      <w:r>
-        <w:t xml:space="preserve"> </w:t>
-      </w:r>
-      <w:r>
-        <w:t xml:space="preserve">остальных по маршрутам.</w:t>
-      </w:r>
-    </w:p>
-    <w:p>
-      <w:pPr>
-        <w:numPr>
-          <w:ilvl w:val="0"/>
-          <w:numId w:val="1016"/>
-        </w:numPr>
-        <w:pStyle w:val="Compact"/>
-      </w:pPr>
+        <w:t xml:space="preserve">задачи</w:t>
+      </w:r>
+      <w:r>
+        <w:t xml:space="preserve"> </w:t>
+      </w:r>
+      <w:r>
+        <w:t xml:space="preserve">(не положения): наступать на пункт или на</w:t>
+      </w:r>
+      <w:r>
+        <w:t xml:space="preserve"> </w:t>
+      </w:r>
+      <w:r>
+        <w:t xml:space="preserve">формирование противника, обороняться, держаться любой ценой, отходить, прорываться,</w:t>
+      </w:r>
+      <w:r>
+        <w:t xml:space="preserve"> </w:t>
+      </w:r>
+      <w:r>
+        <w:t xml:space="preserve">перегруппироваться, стоять в резерве. Формат в рецепте:</w:t>
+      </w:r>
+    </w:p>
+    <w:p>
+      <w:pPr>
+        <w:pStyle w:val="SourceCode"/>
+      </w:pPr>
+      <w:r>
+        <w:rPr>
+          <w:rStyle w:val="VerbatimChar"/>
+        </w:rPr>
+        <w:t xml:space="preserve">[формирование, "ММ-ДД[TЧЧ]", задача, цель, примечание с источником]</w:t>
+      </w:r>
+      <w:r>
+        <w:br/>
+      </w:r>
+      <w:r>
+        <w:rPr>
+          <w:rStyle w:val="VerbatimChar"/>
+        </w:rPr>
+        <w:t xml:space="preserve">["su_8gva", "04-16", "attack", "Seelow", "главный удар с Кюстринского плацдарма (Ziemke p.474)"]</w:t>
+      </w:r>
+      <w:r>
+        <w:br/>
+      </w:r>
+      <w:r>
+        <w:rPr>
+          <w:rStyle w:val="VerbatimChar"/>
+        </w:rPr>
+        <w:t xml:space="preserve">["de_xi_ss", "04-21T17", "hold", null, "приказ Гитлера держать фронт на Одере (Le Tissier, Halbe)"]</w:t>
+      </w:r>
+    </w:p>
+    <w:p>
+      <w:pPr>
+        <w:pStyle w:val="FirstParagraph"/>
+      </w:pPr>
+      <w:r>
+        <w:t xml:space="preserve">Цель — пункт из справочника, координаты или</w:t>
+      </w:r>
+      <w:r>
+        <w:t xml:space="preserve"> </w:t>
+      </w:r>
+      <w:r>
+        <w:rPr>
+          <w:rStyle w:val="VerbatimChar"/>
+        </w:rPr>
+        <w:t xml:space="preserve">@формирование</w:t>
+      </w:r>
+      <w:r>
+        <w:t xml:space="preserve">. Если час не указан, приказ</w:t>
+      </w:r>
+      <w:r>
+        <w:t xml:space="preserve"> </w:t>
+      </w:r>
+      <w:r>
+        <w:t xml:space="preserve">отдаётся в 18:00. Исполнитель получает его с</w:t>
+      </w:r>
+      <w:r>
+        <w:t xml:space="preserve"> </w:t>
+      </w:r>
       <w:r>
         <w:rPr>
           <w:bCs/>
           <w:b/>
         </w:rPr>
-        <w:t xml:space="preserve">Расход и подвоз, усталость, подготовка обороны, потеря боеспособности.</w:t>
-      </w:r>
-    </w:p>
-    <w:p>
-      <w:pPr>
-        <w:numPr>
-          <w:ilvl w:val="0"/>
-          <w:numId w:val="1016"/>
-        </w:numPr>
-        <w:pStyle w:val="Compact"/>
-      </w:pPr>
+        <w:t xml:space="preserve">задержкой доведения</w:t>
+      </w:r>
+      <w:r>
+        <w:t xml:space="preserve"> </w:t>
+      </w:r>
+      <w:r>
+        <w:t xml:space="preserve">по профилю (армии РККА</w:t>
+      </w:r>
+      <w:r>
+        <w:t xml:space="preserve"> </w:t>
+      </w:r>
+      <w:r>
+        <w:t xml:space="preserve">6 ч, корпусу вермахта 6 ч). В Берлинской операции 245 приказов, в Висло-Одерской — 232.</w:t>
+      </w:r>
+    </w:p>
+    <w:p>
+      <w:pPr>
+        <w:pStyle w:val="BodyText"/>
+      </w:pPr>
+      <w:r>
+        <w:t xml:space="preserve">Ключевые исторические решения заложены как задачи, например: приказы Гитлера держаться на</w:t>
+      </w:r>
+      <w:r>
+        <w:t xml:space="preserve"> </w:t>
+      </w:r>
+      <w:r>
+        <w:t xml:space="preserve">Одере для XI тк СС, V гск СС и V ак (21.04, отход разрешён 23.04) — без них не получается котёл</w:t>
+      </w:r>
+      <w:r>
+        <w:t xml:space="preserve"> </w:t>
+      </w:r>
+      <w:r>
+        <w:t xml:space="preserve">9-й армии; контрудары резервов на Зееловских высотах («Курмарк», 25-я и 18-я мд, «Мюнхеберг»,</w:t>
+      </w:r>
+      <w:r>
+        <w:t xml:space="preserve"> </w:t>
+      </w:r>
+      <w:r>
+        <w:t xml:space="preserve">«Нордланд»); приказ Хейнрици оставить крепость Штеттин 25.04.</w:t>
+      </w:r>
+    </w:p>
+    <w:bookmarkEnd w:id="158"/>
+    <w:bookmarkStart w:id="159" w:name="Xa217433d406cb685b661461421114d4a314ffd1"/>
+    <w:p>
+      <w:pPr>
+        <w:pStyle w:val="Heading3"/>
+      </w:pPr>
+      <w:r>
+        <w:t xml:space="preserve">18.3. Подвоз</w:t>
+      </w:r>
+    </w:p>
+    <w:p>
+      <w:pPr>
+        <w:pStyle w:val="FirstParagraph"/>
+      </w:pPr>
+      <w:r>
+        <w:t xml:space="preserve">Каждой стороне задаются</w:t>
+      </w:r>
+      <w:r>
+        <w:t xml:space="preserve"> </w:t>
+      </w:r>
       <w:r>
         <w:rPr>
           <w:bCs/>
           <w:b/>
         </w:rPr>
-        <w:t xml:space="preserve">Территория</w:t>
-      </w:r>
-      <w:r>
-        <w:t xml:space="preserve">: клетки, через которые прошли войска, переходят к их стороне.</w:t>
-      </w:r>
-    </w:p>
-    <w:p>
-      <w:pPr>
-        <w:numPr>
-          <w:ilvl w:val="0"/>
-          <w:numId w:val="1016"/>
-        </w:numPr>
-        <w:pStyle w:val="Compact"/>
-      </w:pPr>
-      <w:r>
-        <w:rPr>
-          <w:bCs/>
-          <w:b/>
-        </w:rPr>
-        <w:t xml:space="preserve">Прорыв полос</w:t>
-      </w:r>
-      <w:r>
-        <w:t xml:space="preserve">: клетки чужих укреплённых полос, занятые противником, считаются прорванными.</w:t>
-      </w:r>
-    </w:p>
-    <w:bookmarkStart w:id="158" w:name="X84d14a9f96bf4db67fb14a060d0de0c9376b68f"/>
-    <w:p>
-      <w:pPr>
-        <w:pStyle w:val="Heading3"/>
-      </w:pPr>
-      <w:r>
-        <w:t xml:space="preserve">19.1. Боевой потенциал</w:t>
-      </w:r>
-    </w:p>
-    <w:p>
-      <w:pPr>
-        <w:pStyle w:val="SourceCode"/>
-      </w:pPr>
+        <w:t xml:space="preserve">источники подвоза</w:t>
+      </w:r>
+      <w:r>
+        <w:t xml:space="preserve">: переправы, станции, тыловые районы. Источники</w:t>
+      </w:r>
+      <w:r>
+        <w:t xml:space="preserve"> </w:t>
+      </w:r>
+      <w:r>
+        <w:t xml:space="preserve">могут появляться и пропадать по датам (склады идут за наступлением; узел, потерянный</w:t>
+      </w:r>
+      <w:r>
+        <w:t xml:space="preserve"> </w:t>
+      </w:r>
+      <w:r>
+        <w:t xml:space="preserve">противником, перестаёт снабжать). В Берлинской операции советские источники — переправы на</w:t>
+      </w:r>
+      <w:r>
+        <w:t xml:space="preserve"> </w:t>
+      </w:r>
+      <w:r>
+        <w:t xml:space="preserve">Одере и Нейсе (Кюстрин, Губин, Гоздовице…), немецкие — Бранденбург, Магдебург, Ратенов,</w:t>
+      </w:r>
+      <w:r>
+        <w:t xml:space="preserve"> </w:t>
+      </w:r>
+      <w:r>
+        <w:t xml:space="preserve">Нойбранденбург, Росток, Дрезден, Каменц. Берлин — не источник: склады города снабжают гарнизон,</w:t>
+      </w:r>
+      <w:r>
+        <w:t xml:space="preserve"> </w:t>
+      </w:r>
+      <w:r>
+        <w:t xml:space="preserve">а подвоза в 9-ю армию через город не было.</w:t>
+      </w:r>
+    </w:p>
+    <w:bookmarkEnd w:id="159"/>
+    <w:bookmarkEnd w:id="160"/>
+    <w:bookmarkStart w:id="169" w:name="Xb65b39495baa410748a636176513e18974f98fe"/>
+    <w:p>
+      <w:pPr>
+        <w:pStyle w:val="Heading2"/>
+      </w:pPr>
+      <w:r>
+        <w:t xml:space="preserve">19. Ход: как считается</w:t>
+      </w:r>
+    </w:p>
+    <w:p>
+      <w:pPr>
+        <w:pStyle w:val="FirstParagraph"/>
+      </w:pPr>
+      <w:r>
+        <w:t xml:space="preserve">Ход длится</w:t>
+      </w:r>
+      <w:r>
+        <w:t xml:space="preserve"> </w:t>
+      </w:r>
       <w:r>
         <w:rPr>
           <w:rStyle w:val="VerbatimChar"/>
         </w:rPr>
-        <w:t xml:space="preserve">сила = (люди/1000 · 1,0 + танки · 0,08 + орудия · 0,03) · качество · снабжение · усталость</w:t>
+        <w:t xml:space="preserve">turnHours</w:t>
+      </w:r>
+      <w:r>
+        <w:t xml:space="preserve"> </w:t>
+      </w:r>
+      <w:r>
+        <w:t xml:space="preserve">(24 ч на оперативном масштабе). Порядок внутри хода фиксирован;</w:t>
+      </w:r>
+      <w:r>
+        <w:t xml:space="preserve"> </w:t>
+      </w:r>
+      <w:r>
+        <w:t xml:space="preserve">каждое изменение записывается в журнал с причиной. Ход не меняет состояние на месте, а</w:t>
+      </w:r>
+      <w:r>
+        <w:t xml:space="preserve"> </w:t>
+      </w:r>
+      <w:r>
+        <w:t xml:space="preserve">возвращает новое — поэтому любой ход можно повторить и разобрать.</w:t>
       </w:r>
     </w:p>
     <w:p>
@@ -13062,16 +13107,13 @@
       </w:pPr>
       <w:r>
         <w:rPr>
-          <w:iCs/>
-          <w:i/>
-        </w:rPr>
-        <w:t xml:space="preserve">снабжение</w:t>
-      </w:r>
-      <w:r>
-        <w:t xml:space="preserve"> </w:t>
-      </w:r>
-      <w:r>
-        <w:t xml:space="preserve">— при боекомплекте меньше 0,5 сила падает линейно до 0,4; техника без горючего — 0,5;</w:t>
+          <w:bCs/>
+          <w:b/>
+        </w:rPr>
+        <w:t xml:space="preserve">Приказы</w:t>
+      </w:r>
+      <w:r>
+        <w:t xml:space="preserve">, дошедшие до исполнителя к концу хода (с учётом задержки доведения).</w:t>
       </w:r>
     </w:p>
     <w:p>
@@ -13084,9 +13126,168 @@
       </w:pPr>
       <w:r>
         <w:rPr>
+          <w:bCs/>
+          <w:b/>
+        </w:rPr>
+        <w:t xml:space="preserve">Территория и подвоз</w:t>
+      </w:r>
+      <w:r>
+        <w:t xml:space="preserve"> </w:t>
+      </w:r>
+      <w:r>
+        <w:t xml:space="preserve">на начало хода.</w:t>
+      </w:r>
+    </w:p>
+    <w:p>
+      <w:pPr>
+        <w:numPr>
+          <w:ilvl w:val="0"/>
+          <w:numId w:val="1017"/>
+        </w:numPr>
+        <w:pStyle w:val="Compact"/>
+      </w:pPr>
+      <w:r>
+        <w:rPr>
+          <w:bCs/>
+          <w:b/>
+        </w:rPr>
+        <w:t xml:space="preserve">Бои</w:t>
+      </w:r>
+      <w:r>
+        <w:t xml:space="preserve">: все наступающие в соприкосновении с противником.</w:t>
+      </w:r>
+    </w:p>
+    <w:p>
+      <w:pPr>
+        <w:numPr>
+          <w:ilvl w:val="0"/>
+          <w:numId w:val="1017"/>
+        </w:numPr>
+        <w:pStyle w:val="Compact"/>
+      </w:pPr>
+      <w:r>
+        <w:rPr>
+          <w:bCs/>
+          <w:b/>
+        </w:rPr>
+        <w:t xml:space="preserve">Движение</w:t>
+      </w:r>
+      <w:r>
+        <w:t xml:space="preserve"> </w:t>
+      </w:r>
+      <w:r>
+        <w:t xml:space="preserve">остальных по маршрутам.</w:t>
+      </w:r>
+    </w:p>
+    <w:p>
+      <w:pPr>
+        <w:numPr>
+          <w:ilvl w:val="0"/>
+          <w:numId w:val="1017"/>
+        </w:numPr>
+        <w:pStyle w:val="Compact"/>
+      </w:pPr>
+      <w:r>
+        <w:rPr>
+          <w:bCs/>
+          <w:b/>
+        </w:rPr>
+        <w:t xml:space="preserve">Расход и подвоз, усталость, подготовка обороны, потеря боеспособности.</w:t>
+      </w:r>
+    </w:p>
+    <w:p>
+      <w:pPr>
+        <w:numPr>
+          <w:ilvl w:val="0"/>
+          <w:numId w:val="1017"/>
+        </w:numPr>
+        <w:pStyle w:val="Compact"/>
+      </w:pPr>
+      <w:r>
+        <w:rPr>
+          <w:bCs/>
+          <w:b/>
+        </w:rPr>
+        <w:t xml:space="preserve">Территория</w:t>
+      </w:r>
+      <w:r>
+        <w:t xml:space="preserve">: клетки, через которые прошли войска, переходят к их стороне.</w:t>
+      </w:r>
+    </w:p>
+    <w:p>
+      <w:pPr>
+        <w:numPr>
+          <w:ilvl w:val="0"/>
+          <w:numId w:val="1017"/>
+        </w:numPr>
+        <w:pStyle w:val="Compact"/>
+      </w:pPr>
+      <w:r>
+        <w:rPr>
+          <w:bCs/>
+          <w:b/>
+        </w:rPr>
+        <w:t xml:space="preserve">Прорыв полос</w:t>
+      </w:r>
+      <w:r>
+        <w:t xml:space="preserve">: клетки чужих укреплённых полос, занятые противником, считаются прорванными.</w:t>
+      </w:r>
+    </w:p>
+    <w:bookmarkStart w:id="161" w:name="X84d14a9f96bf4db67fb14a060d0de0c9376b68f"/>
+    <w:p>
+      <w:pPr>
+        <w:pStyle w:val="Heading3"/>
+      </w:pPr>
+      <w:r>
+        <w:t xml:space="preserve">19.1. Боевой потенциал</w:t>
+      </w:r>
+    </w:p>
+    <w:p>
+      <w:pPr>
+        <w:pStyle w:val="SourceCode"/>
+      </w:pPr>
+      <w:r>
+        <w:rPr>
+          <w:rStyle w:val="VerbatimChar"/>
+        </w:rPr>
+        <w:t xml:space="preserve">сила = (люди/1000 · 1,0 + танки · 0,08 + орудия · 0,03) · качество · снабжение · усталость</w:t>
+      </w:r>
+    </w:p>
+    <w:p>
+      <w:pPr>
+        <w:numPr>
+          <w:ilvl w:val="0"/>
+          <w:numId w:val="1018"/>
+        </w:numPr>
+        <w:pStyle w:val="Compact"/>
+      </w:pPr>
+      <w:r>
+        <w:rPr>
           <w:iCs/>
           <w:i/>
         </w:rPr>
+        <w:t xml:space="preserve">снабжение</w:t>
+      </w:r>
+      <w:r>
+        <w:t xml:space="preserve"> </w:t>
+      </w:r>
+      <w:r>
+        <w:t xml:space="preserve">— при боекомплекте меньше 0,5 сила падает линейно до 0,4; техника без горючего — 0,5;</w:t>
+      </w:r>
+    </w:p>
+    <w:p>
+      <w:pPr>
+        <w:numPr>
+          <w:ilvl w:val="0"/>
+          <w:numId w:val="1018"/>
+        </w:numPr>
+        <w:pStyle w:val="Compact"/>
+      </w:pPr>
+      <w:r>
+        <w:rPr>
+          <w:iCs/>
+          <w:i/>
+        </w:rPr>
         <w:t xml:space="preserve">усталость</w:t>
       </w:r>
       <w:r>
@@ -13125,8 +13326,8 @@
         <w:t xml:space="preserve">сторон.</w:t>
       </w:r>
     </w:p>
-    <w:bookmarkEnd w:id="158"/>
-    <w:bookmarkStart w:id="159" w:name="X64a1ec9ffd3862f0fdc8c78d69299eada4169a7"/>
+    <w:bookmarkEnd w:id="161"/>
+    <w:bookmarkStart w:id="162" w:name="X64a1ec9ffd3862f0fdc8c78d69299eada4169a7"/>
     <w:p>
       <w:pPr>
         <w:pStyle w:val="Heading3"/>
@@ -14018,8 +14219,8 @@
         <w:t xml:space="preserve">каждый бой, поэтому любой исход можно объяснить.</w:t>
       </w:r>
     </w:p>
-    <w:bookmarkEnd w:id="159"/>
-    <w:bookmarkStart w:id="160" w:name="X72b014de8ee10525c1556767be5a0c0c28691fa"/>
+    <w:bookmarkEnd w:id="162"/>
+    <w:bookmarkStart w:id="163" w:name="X72b014de8ee10525c1556767be5a0c0c28691fa"/>
     <w:p>
       <w:pPr>
         <w:pStyle w:val="Heading3"/>
@@ -14511,8 +14712,8 @@
         <w:t xml:space="preserve">это влияет только на выбор пути, не на время движения.</w:t>
       </w:r>
     </w:p>
-    <w:bookmarkEnd w:id="160"/>
-    <w:bookmarkStart w:id="161" w:name="X89a40faac0ed7e4350f7b8aab1b4fc19d2d414a"/>
+    <w:bookmarkEnd w:id="163"/>
+    <w:bookmarkStart w:id="164" w:name="X89a40faac0ed7e4350f7b8aab1b4fc19d2d414a"/>
     <w:p>
       <w:pPr>
         <w:pStyle w:val="Heading3"/>
@@ -14539,7 +14740,7 @@
       <w:pPr>
         <w:numPr>
           <w:ilvl w:val="0"/>
-          <w:numId w:val="1018"/>
+          <w:numId w:val="1019"/>
         </w:numPr>
         <w:pStyle w:val="Compact"/>
       </w:pPr>
@@ -14579,7 +14780,7 @@
       <w:pPr>
         <w:numPr>
           <w:ilvl w:val="0"/>
-          <w:numId w:val="1018"/>
+          <w:numId w:val="1019"/>
         </w:numPr>
         <w:pStyle w:val="Compact"/>
       </w:pPr>
@@ -14613,7 +14814,7 @@
       <w:pPr>
         <w:numPr>
           <w:ilvl w:val="0"/>
-          <w:numId w:val="1018"/>
+          <w:numId w:val="1019"/>
         </w:numPr>
         <w:pStyle w:val="Compact"/>
       </w:pPr>
@@ -14667,8 +14868,8 @@
         <w:t xml:space="preserve">где обе стороны ближе 50 км.</w:t>
       </w:r>
     </w:p>
-    <w:bookmarkEnd w:id="161"/>
-    <w:bookmarkStart w:id="162" w:name="Xec5ba93501f0c91a08187be54ec80c73d26f0fa"/>
+    <w:bookmarkEnd w:id="164"/>
+    <w:bookmarkStart w:id="165" w:name="Xec5ba93501f0c91a08187be54ec80c73d26f0fa"/>
     <w:p>
       <w:pPr>
         <w:pStyle w:val="Heading3"/>
@@ -14743,8 +14944,8 @@
         <w:t xml:space="preserve">повышенными потерями. На карте у знака пометка «ОТРЕЗАНО».</w:t>
       </w:r>
     </w:p>
-    <w:bookmarkEnd w:id="162"/>
-    <w:bookmarkStart w:id="163" w:name="X5079dcd23d823ca8e5de658b17fe21b3996596c"/>
+    <w:bookmarkEnd w:id="165"/>
+    <w:bookmarkStart w:id="166" w:name="X5079dcd23d823ca8e5de658b17fe21b3996596c"/>
     <w:p>
       <w:pPr>
         <w:pStyle w:val="Heading3"/>
@@ -15011,8 +15212,8 @@
         <w:t xml:space="preserve">(+0,08), снижается на отдыхе (−0,1). Оборона становится подготовленной после 24 ч на месте.</w:t>
       </w:r>
     </w:p>
-    <w:bookmarkEnd w:id="163"/>
-    <w:bookmarkStart w:id="164" w:name="X9979ac480ef0aa8f5b97d8c9749edfba2461cbc"/>
+    <w:bookmarkEnd w:id="166"/>
+    <w:bookmarkStart w:id="167" w:name="X9979ac480ef0aa8f5b97d8c9749edfba2461cbc"/>
     <w:p>
       <w:pPr>
         <w:pStyle w:val="Heading3"/>
@@ -15035,8 +15236,8 @@
         <w:t xml:space="preserve">же расчёт до последнего знака. Разброс исходов оценивается прогоном с разными seed (обычно 5).</w:t>
       </w:r>
     </w:p>
-    <w:bookmarkEnd w:id="164"/>
-    <w:bookmarkStart w:id="165" w:name="Xbcd3bc3fa2af5cf7771d712e0a049f3322a2eed"/>
+    <w:bookmarkEnd w:id="167"/>
+    <w:bookmarkStart w:id="168" w:name="Xbcd3bc3fa2af5cf7771d712e0a049f3322a2eed"/>
     <w:p>
       <w:pPr>
         <w:pStyle w:val="Heading3"/>
@@ -15555,9 +15756,9 @@
         <w:t xml:space="preserve">допуске та же), событий в пределах двух суток — 46 против 44 из 55.</w:t>
       </w:r>
     </w:p>
-    <w:bookmarkEnd w:id="165"/>
-    <w:bookmarkEnd w:id="166"/>
-    <w:bookmarkStart w:id="167" w:name="Xc834ddbbc01d9c9472375bebf4a6d8b656dddf0"/>
+    <w:bookmarkEnd w:id="168"/>
+    <w:bookmarkEnd w:id="169"/>
+    <w:bookmarkStart w:id="170" w:name="Xc834ddbbc01d9c9472375bebf4a6d8b656dddf0"/>
     <w:p>
       <w:pPr>
         <w:pStyle w:val="Heading2"/>
@@ -15855,8 +16056,8 @@
         <w:t xml:space="preserve">и достоверностью; журнал боёв с факторами; разброс по прогонам.</w:t>
       </w:r>
     </w:p>
-    <w:bookmarkEnd w:id="167"/>
-    <w:bookmarkStart w:id="168" w:name="X98231789ea3abd37e5a86e65e53847c8d79952a"/>
+    <w:bookmarkEnd w:id="170"/>
+    <w:bookmarkStart w:id="171" w:name="X98231789ea3abd37e5a86e65e53847c8d79952a"/>
     <w:p>
       <w:pPr>
         <w:pStyle w:val="Heading2"/>
@@ -16508,8 +16709,8 @@
         <w:t xml:space="preserve">(раздел 22).</w:t>
       </w:r>
     </w:p>
-    <w:bookmarkEnd w:id="168"/>
-    <w:bookmarkStart w:id="172" w:name="X6232f51b03b43df0af025efb28927f69364dea9"/>
+    <w:bookmarkEnd w:id="171"/>
+    <w:bookmarkStart w:id="175" w:name="X6232f51b03b43df0af025efb28927f69364dea9"/>
     <w:p>
       <w:pPr>
         <w:pStyle w:val="Heading2"/>
@@ -16556,7 +16757,7 @@
         <w:t xml:space="preserve">движение по дорогам, и после этого не перекалибровывались.</w:t>
       </w:r>
     </w:p>
-    <w:bookmarkStart w:id="169" w:name="Xb2413bbcea26cf37b67a638b64305a2d2b0e55e"/>
+    <w:bookmarkStart w:id="172" w:name="Xb2413bbcea26cf37b67a638b64305a2d2b0e55e"/>
     <w:p>
       <w:pPr>
         <w:pStyle w:val="Heading3"/>
@@ -17139,8 +17340,8 @@
         <w:t xml:space="preserve">80 % против 72 % положений, 35 против 20 событий из 44.</w:t>
       </w:r>
     </w:p>
-    <w:bookmarkEnd w:id="169"/>
-    <w:bookmarkStart w:id="170" w:name="X22855954c2a9a21ec7ca3ba301922df3dff7b52"/>
+    <w:bookmarkEnd w:id="172"/>
+    <w:bookmarkStart w:id="173" w:name="X22855954c2a9a21ec7ca3ba301922df3dff7b52"/>
     <w:p>
       <w:pPr>
         <w:pStyle w:val="Heading3"/>
@@ -17488,8 +17689,8 @@
         <w:t xml:space="preserve">гарнизон сектора в модели представлен точкой, а не районом (раздел 25).</w:t>
       </w:r>
     </w:p>
-    <w:bookmarkEnd w:id="170"/>
-    <w:bookmarkStart w:id="171" w:name="X9c77244de37867a79377afe2ee8334d037223af"/>
+    <w:bookmarkEnd w:id="173"/>
+    <w:bookmarkStart w:id="174" w:name="X9c77244de37867a79377afe2ee8334d037223af"/>
     <w:p>
       <w:pPr>
         <w:pStyle w:val="Heading3"/>
@@ -18154,9 +18355,9 @@
         <w:t xml:space="preserve">(предел темпа в полосе исключал прорыв; тупик у противника; нет обхода крепостей; нет ледостава).</w:t>
       </w:r>
     </w:p>
-    <w:bookmarkEnd w:id="171"/>
-    <w:bookmarkEnd w:id="172"/>
-    <w:bookmarkStart w:id="173" w:name="X8b50850d029bab09932939ef82a0022830d7e8c"/>
+    <w:bookmarkEnd w:id="174"/>
+    <w:bookmarkEnd w:id="175"/>
+    <w:bookmarkStart w:id="176" w:name="X8b50850d029bab09932939ef82a0022830d7e8c"/>
     <w:p>
       <w:pPr>
         <w:pStyle w:val="Heading2"/>
@@ -18177,213 +18378,6 @@
       </w:r>
       <w:r>
         <w:t xml:space="preserve">откалиброванные с поправками:</w:t>
-      </w:r>
-    </w:p>
-    <w:p>
-      <w:pPr>
-        <w:numPr>
-          <w:ilvl w:val="0"/>
-          <w:numId w:val="1019"/>
-        </w:numPr>
-        <w:pStyle w:val="Compact"/>
-      </w:pPr>
-      <w:r>
-        <w:t xml:space="preserve">дистанция соприкосновения — 1,5 км вместо 6;</w:t>
-      </w:r>
-    </w:p>
-    <w:p>
-      <w:pPr>
-        <w:numPr>
-          <w:ilvl w:val="0"/>
-          <w:numId w:val="1019"/>
-        </w:numPr>
-        <w:pStyle w:val="Compact"/>
-      </w:pPr>
-      <w:r>
-        <w:t xml:space="preserve">«держаться» — не отходить по своей воле, но под натиском уступать кварталы;</w:t>
-      </w:r>
-    </w:p>
-    <w:p>
-      <w:pPr>
-        <w:numPr>
-          <w:ilvl w:val="0"/>
-          <w:numId w:val="1019"/>
-        </w:numPr>
-        <w:pStyle w:val="Compact"/>
-      </w:pPr>
-      <w:r>
-        <w:t xml:space="preserve">крепости не обходятся: в городе гарнизоны и есть цель;</w:t>
-      </w:r>
-    </w:p>
-    <w:p>
-      <w:pPr>
-        <w:numPr>
-          <w:ilvl w:val="0"/>
-          <w:numId w:val="1019"/>
-        </w:numPr>
-        <w:pStyle w:val="Compact"/>
-      </w:pPr>
-      <w:r>
-        <w:t xml:space="preserve">темп и потери подобраны отдельно по дням до 28.04 (проверка — 29.04–2.05).</w:t>
-      </w:r>
-    </w:p>
-    <w:p>
-      <w:pPr>
-        <w:pStyle w:val="FirstParagraph"/>
-      </w:pPr>
-      <w:r>
-        <w:t xml:space="preserve">Гарнизон города (~60 000) распределён по секторам обороны A–H и Z по долям из Le Tissier.</w:t>
-      </w:r>
-      <w:r>
-        <w:t xml:space="preserve"> </w:t>
-      </w:r>
-      <w:r>
-        <w:t xml:space="preserve">Советские корпуса — с оценочной численностью (C).</w:t>
-      </w:r>
-    </w:p>
-    <w:bookmarkEnd w:id="173"/>
-    <w:bookmarkStart w:id="174" w:name="X9e3184fe1374340b5edc535720f320bb515a38a"/>
-    <w:p>
-      <w:pPr>
-        <w:pStyle w:val="Heading2"/>
-      </w:pPr>
-      <w:r>
-        <w:t xml:space="preserve">24. Что меняется при подключении ИИ</w:t>
-      </w:r>
-    </w:p>
-    <w:p>
-      <w:pPr>
-        <w:pStyle w:val="FirstParagraph"/>
-      </w:pPr>
-      <w:r>
-        <w:t xml:space="preserve">Правила арбитра не меняются. Меняется источник приказов немецкой стороны: вместо исторических задач —</w:t>
-      </w:r>
-      <w:r>
-        <w:t xml:space="preserve"> </w:t>
-      </w:r>
-      <w:r>
-        <w:t xml:space="preserve">решения модели, которая на каждом ходе получает обстановку (свои силы, известное о противнике,</w:t>
-      </w:r>
-      <w:r>
-        <w:t xml:space="preserve"> </w:t>
-      </w:r>
-      <w:r>
-        <w:t xml:space="preserve">местность, подвоз, приказы сверху) и отдаёт приказы в том же формате (задача, цель, примечание</w:t>
-      </w:r>
-      <w:r>
-        <w:t xml:space="preserve"> </w:t>
-      </w:r>
-      <w:r>
-        <w:t xml:space="preserve">с обоснованием). Модель видит только то, что мог знать немецкий штаб на эту дату; её решения</w:t>
-      </w:r>
-      <w:r>
-        <w:t xml:space="preserve"> </w:t>
-      </w:r>
-      <w:r>
-        <w:t xml:space="preserve">проходят через ту же задержку доведения. Отчёт сравнения покажет, где решения модели увели</w:t>
-      </w:r>
-      <w:r>
-        <w:t xml:space="preserve"> </w:t>
-      </w:r>
-      <w:r>
-        <w:t xml:space="preserve">операцию от истории и к чему это привело.</w:t>
-      </w:r>
-    </w:p>
-    <w:p>
-      <w:pPr>
-        <w:pStyle w:val="BodyText"/>
-      </w:pPr>
-      <w:r>
-        <w:rPr>
-          <w:bCs/>
-          <w:b/>
-        </w:rPr>
-        <w:t xml:space="preserve">Посредник на модели</w:t>
-      </w:r>
-      <w:r>
-        <w:t xml:space="preserve"> </w:t>
-      </w:r>
-      <w:r>
-        <w:t xml:space="preserve">(по желанию, в игре и в проверке</w:t>
-      </w:r>
-      <w:r>
-        <w:t xml:space="preserve"> </w:t>
-      </w:r>
-      <w:r>
-        <w:rPr>
-          <w:rStyle w:val="VerbatimChar"/>
-        </w:rPr>
-        <w:t xml:space="preserve">npm run llm:umpire</w:t>
-      </w:r>
-      <w:r>
-        <w:t xml:space="preserve">). Перед ходом модель видит</w:t>
-      </w:r>
-      <w:r>
-        <w:t xml:space="preserve"> </w:t>
-      </w:r>
-      <w:r>
-        <w:t xml:space="preserve">ожидаемые бои (наступающий и противник в пределах 1,5 дистанции соприкосновения: состав, численность, боеприпасы,</w:t>
-      </w:r>
-      <w:r>
-        <w:t xml:space="preserve"> </w:t>
-      </w:r>
-      <w:r>
-        <w:t xml:space="preserve">усталость, местность, полоса, водная преграда) и справки из базы знаний — доктрину, нормативы, технику (не ход боёв</w:t>
-      </w:r>
-      <w:r>
-        <w:t xml:space="preserve"> </w:t>
-      </w:r>
-      <w:r>
-        <w:t xml:space="preserve">в истории: это подсказка исхода). Она может дать поправку к бою — множитель силы наступающих, силы обороны, темпа</w:t>
-      </w:r>
-      <w:r>
-        <w:t xml:space="preserve"> </w:t>
-      </w:r>
-      <w:r>
-        <w:t xml:space="preserve">или потерь в пределах 0,8–1,25 — только с причиной и опорой на справку или обстановку. То, что арбитр уже</w:t>
-      </w:r>
-      <w:r>
-        <w:t xml:space="preserve"> </w:t>
-      </w:r>
-      <w:r>
-        <w:t xml:space="preserve">учитывает (соотношение сил, местность, подготовленная оборона, полосы, усталость, снабжение), повторно не</w:t>
-      </w:r>
-      <w:r>
-        <w:t xml:space="preserve"> </w:t>
-      </w:r>
-      <w:r>
-        <w:t xml:space="preserve">поправляется. Поправка действует один ход на бои с участием названных формирований, в журнале боя видна как</w:t>
-      </w:r>
-      <w:r>
-        <w:t xml:space="preserve"> </w:t>
-      </w:r>
-      <w:r>
-        <w:t xml:space="preserve">множитель «посредник: …», записывается в игру — переигровка точна. Полезность проверяется сравнением прогонов</w:t>
-      </w:r>
-      <w:r>
-        <w:t xml:space="preserve"> </w:t>
-      </w:r>
-      <w:r>
-        <w:t xml:space="preserve">с посредником и без (сверка с историей и нормативы; контрольная — Висло-Одерская).</w:t>
-      </w:r>
-    </w:p>
-    <w:bookmarkEnd w:id="174"/>
-    <w:bookmarkStart w:id="177" w:name="Xc5b85bec3b1c19d717f6622300f35b4a51395fd"/>
-    <w:p>
-      <w:pPr>
-        <w:pStyle w:val="Heading2"/>
-      </w:pPr>
-      <w:r>
-        <w:t xml:space="preserve">25. Ограничения и развитие</w:t>
-      </w:r>
-    </w:p>
-    <w:bookmarkStart w:id="175" w:name="Xa1d8caebd1ddb3143d0a47490b2ea03675c8d04"/>
-    <w:p>
-      <w:pPr>
-        <w:pStyle w:val="Heading3"/>
-      </w:pPr>
-      <w:r>
-        <w:t xml:space="preserve">25.1. Модель переигровки: известные расхождения</w:t>
       </w:r>
     </w:p>
     <w:p>
@@ -18392,25 +18386,10 @@
           <w:ilvl w:val="0"/>
           <w:numId w:val="1020"/>
         </w:numPr>
-      </w:pPr>
-      <w:r>
-        <w:rPr>
-          <w:bCs/>
-          <w:b/>
-        </w:rPr>
-        <w:t xml:space="preserve">Соединение — точка с полосой.</w:t>
-      </w:r>
-      <w:r>
-        <w:t xml:space="preserve"> </w:t>
-      </w:r>
-      <w:r>
-        <w:t xml:space="preserve">Гарнизон сектора или корпус в обороне — точка с радиусом,</w:t>
-      </w:r>
-      <w:r>
-        <w:t xml:space="preserve"> </w:t>
-      </w:r>
-      <w:r>
-        <w:t xml:space="preserve">а не занимаемый район. Отсюда в городе события в центре наступают раньше истории.</w:t>
+        <w:pStyle w:val="Compact"/>
+      </w:pPr>
+      <w:r>
+        <w:t xml:space="preserve">дистанция соприкосновения — 1,5 км вместо 6;</w:t>
       </w:r>
     </w:p>
     <w:p>
@@ -18419,37 +18398,10 @@
           <w:ilvl w:val="0"/>
           <w:numId w:val="1020"/>
         </w:numPr>
-      </w:pPr>
-      <w:r>
-        <w:rPr>
-          <w:bCs/>
-          <w:b/>
-        </w:rPr>
-        <w:t xml:space="preserve">Местность современная</w:t>
-      </w:r>
-      <w:r>
-        <w:t xml:space="preserve"> </w:t>
-      </w:r>
-      <w:r>
-        <w:t xml:space="preserve">там, где нет исторической поправки: железные дороги, построенные</w:t>
-      </w:r>
-      <w:r>
-        <w:t xml:space="preserve"> </w:t>
-      </w:r>
-      <w:r>
-        <w:t xml:space="preserve">после войны каналы, выросшие пригороды. Для Висло-Одерской операции поправки нет совсем</w:t>
-      </w:r>
-      <w:r>
-        <w:t xml:space="preserve"> </w:t>
-      </w:r>
-      <w:r>
-        <w:t xml:space="preserve">(её можно сделать в стенде по своей карте — раздел 17.2). Разлив Одербруха в апреле 1945 г.</w:t>
-      </w:r>
-      <w:r>
-        <w:t xml:space="preserve"> </w:t>
-      </w:r>
-      <w:r>
-        <w:t xml:space="preserve">не учтён.</w:t>
+        <w:pStyle w:val="Compact"/>
+      </w:pPr>
+      <w:r>
+        <w:t xml:space="preserve">«держаться» — не отходить по своей воле, но под натиском уступать кварталы;</w:t>
       </w:r>
     </w:p>
     <w:p>
@@ -18458,37 +18410,10 @@
           <w:ilvl w:val="0"/>
           <w:numId w:val="1020"/>
         </w:numPr>
-      </w:pPr>
-      <w:r>
-        <w:rPr>
-          <w:bCs/>
-          <w:b/>
-        </w:rPr>
-        <w:t xml:space="preserve">Дороги на показе и в расчёте.</w:t>
-      </w:r>
-      <w:r>
-        <w:t xml:space="preserve"> </w:t>
-      </w:r>
-      <w:r>
-        <w:t xml:space="preserve">Расчёт ведёт войска по клеткам (2 км; в городе 250 м),</w:t>
-      </w:r>
-      <w:r>
-        <w:t xml:space="preserve"> </w:t>
-      </w:r>
-      <w:r>
-        <w:t xml:space="preserve">на карте путь перестраивается по линиям дорог. Поэтому показанный путь может немного</w:t>
-      </w:r>
-      <w:r>
-        <w:t xml:space="preserve"> </w:t>
-      </w:r>
-      <w:r>
-        <w:t xml:space="preserve">отличаться от расчётного, а время хода — нет. Где у театра дороги есть только растром (без</w:t>
-      </w:r>
-      <w:r>
-        <w:t xml:space="preserve"> </w:t>
-      </w:r>
-      <w:r>
-        <w:t xml:space="preserve">линий), путь показывается по клеткам.</w:t>
+        <w:pStyle w:val="Compact"/>
+      </w:pPr>
+      <w:r>
+        <w:t xml:space="preserve">крепости не обходятся: в городе гарнизоны и есть цель;</w:t>
       </w:r>
     </w:p>
     <w:p>
@@ -18497,38 +18422,176 @@
           <w:ilvl w:val="0"/>
           <w:numId w:val="1020"/>
         </w:numPr>
+        <w:pStyle w:val="Compact"/>
+      </w:pPr>
+      <w:r>
+        <w:t xml:space="preserve">темп и потери подобраны отдельно по дням до 28.04 (проверка — 29.04–2.05).</w:t>
+      </w:r>
+    </w:p>
+    <w:p>
+      <w:pPr>
+        <w:pStyle w:val="FirstParagraph"/>
+      </w:pPr>
+      <w:r>
+        <w:t xml:space="preserve">Гарнизон города (~60 000) распределён по секторам обороны A–H и Z по долям из Le Tissier.</w:t>
+      </w:r>
+      <w:r>
+        <w:t xml:space="preserve"> </w:t>
+      </w:r>
+      <w:r>
+        <w:t xml:space="preserve">Советские корпуса — с оценочной численностью (C).</w:t>
+      </w:r>
+    </w:p>
+    <w:bookmarkEnd w:id="176"/>
+    <w:bookmarkStart w:id="177" w:name="X9e3184fe1374340b5edc535720f320bb515a38a"/>
+    <w:p>
+      <w:pPr>
+        <w:pStyle w:val="Heading2"/>
+      </w:pPr>
+      <w:r>
+        <w:t xml:space="preserve">24. Что меняется при подключении ИИ</w:t>
+      </w:r>
+    </w:p>
+    <w:p>
+      <w:pPr>
+        <w:pStyle w:val="FirstParagraph"/>
+      </w:pPr>
+      <w:r>
+        <w:t xml:space="preserve">Правила арбитра не меняются. Меняется источник приказов немецкой стороны: вместо исторических задач —</w:t>
+      </w:r>
+      <w:r>
+        <w:t xml:space="preserve"> </w:t>
+      </w:r>
+      <w:r>
+        <w:t xml:space="preserve">решения модели, которая на каждом ходе получает обстановку (свои силы, известное о противнике,</w:t>
+      </w:r>
+      <w:r>
+        <w:t xml:space="preserve"> </w:t>
+      </w:r>
+      <w:r>
+        <w:t xml:space="preserve">местность, подвоз, приказы сверху) и отдаёт приказы в том же формате (задача, цель, примечание</w:t>
+      </w:r>
+      <w:r>
+        <w:t xml:space="preserve"> </w:t>
+      </w:r>
+      <w:r>
+        <w:t xml:space="preserve">с обоснованием). Модель видит только то, что мог знать немецкий штаб на эту дату; её решения</w:t>
+      </w:r>
+      <w:r>
+        <w:t xml:space="preserve"> </w:t>
+      </w:r>
+      <w:r>
+        <w:t xml:space="preserve">проходят через ту же задержку доведения. Отчёт сравнения покажет, где решения модели увели</w:t>
+      </w:r>
+      <w:r>
+        <w:t xml:space="preserve"> </w:t>
+      </w:r>
+      <w:r>
+        <w:t xml:space="preserve">операцию от истории и к чему это привело.</w:t>
+      </w:r>
+    </w:p>
+    <w:p>
+      <w:pPr>
+        <w:pStyle w:val="BodyText"/>
       </w:pPr>
       <w:r>
         <w:rPr>
           <w:bCs/>
           <w:b/>
         </w:rPr>
-        <w:t xml:space="preserve">Исходные точки на реке.</w:t>
-      </w:r>
-      <w:r>
-        <w:t xml:space="preserve"> </w:t>
-      </w:r>
-      <w:r>
-        <w:t xml:space="preserve">52-я армия и 2-я армия Войска Польского у Ротенбурга стоят прямо</w:t>
-      </w:r>
-      <w:r>
-        <w:t xml:space="preserve"> </w:t>
-      </w:r>
-      <w:r>
-        <w:t xml:space="preserve">на Нейсе; территория вокруг делится неудачно, и они числятся отрезанными со второго хода.</w:t>
-      </w:r>
-      <w:r>
-        <w:t xml:space="preserve"> </w:t>
-      </w:r>
-      <w:r>
-        <w:t xml:space="preserve">На события это не влияет.</w:t>
+        <w:t xml:space="preserve">Посредник на модели</w:t>
+      </w:r>
+      <w:r>
+        <w:t xml:space="preserve"> </w:t>
+      </w:r>
+      <w:r>
+        <w:t xml:space="preserve">(по желанию, в игре и в проверке</w:t>
+      </w:r>
+      <w:r>
+        <w:t xml:space="preserve"> </w:t>
+      </w:r>
+      <w:r>
+        <w:rPr>
+          <w:rStyle w:val="VerbatimChar"/>
+        </w:rPr>
+        <w:t xml:space="preserve">npm run llm:umpire</w:t>
+      </w:r>
+      <w:r>
+        <w:t xml:space="preserve">). Перед ходом модель видит</w:t>
+      </w:r>
+      <w:r>
+        <w:t xml:space="preserve"> </w:t>
+      </w:r>
+      <w:r>
+        <w:t xml:space="preserve">ожидаемые бои (наступающий и противник в пределах 1,5 дистанции соприкосновения: состав, численность, боеприпасы,</w:t>
+      </w:r>
+      <w:r>
+        <w:t xml:space="preserve"> </w:t>
+      </w:r>
+      <w:r>
+        <w:t xml:space="preserve">усталость, местность, полоса, водная преграда) и справки из базы знаний — доктрину, нормативы, технику (не ход боёв</w:t>
+      </w:r>
+      <w:r>
+        <w:t xml:space="preserve"> </w:t>
+      </w:r>
+      <w:r>
+        <w:t xml:space="preserve">в истории: это подсказка исхода). Она может дать поправку к бою — множитель силы наступающих, силы обороны, темпа</w:t>
+      </w:r>
+      <w:r>
+        <w:t xml:space="preserve"> </w:t>
+      </w:r>
+      <w:r>
+        <w:t xml:space="preserve">или потерь в пределах 0,8–1,25 — только с причиной и опорой на справку или обстановку. То, что арбитр уже</w:t>
+      </w:r>
+      <w:r>
+        <w:t xml:space="preserve"> </w:t>
+      </w:r>
+      <w:r>
+        <w:t xml:space="preserve">учитывает (соотношение сил, местность, подготовленная оборона, полосы, усталость, снабжение), повторно не</w:t>
+      </w:r>
+      <w:r>
+        <w:t xml:space="preserve"> </w:t>
+      </w:r>
+      <w:r>
+        <w:t xml:space="preserve">поправляется. Поправка действует один ход на бои с участием названных формирований, в журнале боя видна как</w:t>
+      </w:r>
+      <w:r>
+        <w:t xml:space="preserve"> </w:t>
+      </w:r>
+      <w:r>
+        <w:t xml:space="preserve">множитель «посредник: …», записывается в игру — переигровка точна. Полезность проверяется сравнением прогонов</w:t>
+      </w:r>
+      <w:r>
+        <w:t xml:space="preserve"> </w:t>
+      </w:r>
+      <w:r>
+        <w:t xml:space="preserve">с посредником и без (сверка с историей и нормативы; контрольная — Висло-Одерская).</w:t>
+      </w:r>
+    </w:p>
+    <w:bookmarkEnd w:id="177"/>
+    <w:bookmarkStart w:id="180" w:name="Xc5b85bec3b1c19d717f6622300f35b4a51395fd"/>
+    <w:p>
+      <w:pPr>
+        <w:pStyle w:val="Heading2"/>
+      </w:pPr>
+      <w:r>
+        <w:t xml:space="preserve">25. Ограничения и развитие</w:t>
+      </w:r>
+    </w:p>
+    <w:bookmarkStart w:id="178" w:name="Xa1d8caebd1ddb3143d0a47490b2ea03675c8d04"/>
+    <w:p>
+      <w:pPr>
+        <w:pStyle w:val="Heading3"/>
+      </w:pPr>
+      <w:r>
+        <w:t xml:space="preserve">25.1. Модель переигровки: известные расхождения</w:t>
       </w:r>
     </w:p>
     <w:p>
       <w:pPr>
         <w:numPr>
           <w:ilvl w:val="0"/>
-          <w:numId w:val="1020"/>
+          <w:numId w:val="1021"/>
         </w:numPr>
       </w:pPr>
       <w:r>
@@ -18536,20 +18599,26 @@
           <w:bCs/>
           <w:b/>
         </w:rPr>
-        <w:t xml:space="preserve">Численность</w:t>
-      </w:r>
-      <w:r>
-        <w:t xml:space="preserve"> </w:t>
-      </w:r>
-      <w:r>
-        <w:t xml:space="preserve">части объединений — оценка (C), в том числе боевые доли 0,6 и 0,75.</w:t>
+        <w:t xml:space="preserve">Соединение — точка с полосой.</w:t>
+      </w:r>
+      <w:r>
+        <w:t xml:space="preserve"> </w:t>
+      </w:r>
+      <w:r>
+        <w:t xml:space="preserve">Гарнизон сектора или корпус в обороне — точка с радиусом,</w:t>
+      </w:r>
+      <w:r>
+        <w:t xml:space="preserve"> </w:t>
+      </w:r>
+      <w:r>
+        <w:t xml:space="preserve">а не занимаемый район. Отсюда в городе события в центре наступают раньше истории.</w:t>
       </w:r>
     </w:p>
     <w:p>
       <w:pPr>
         <w:numPr>
           <w:ilvl w:val="0"/>
-          <w:numId w:val="1020"/>
+          <w:numId w:val="1021"/>
         </w:numPr>
       </w:pPr>
       <w:r>
@@ -18557,26 +18626,38 @@
           <w:bCs/>
           <w:b/>
         </w:rPr>
-        <w:t xml:space="preserve">Авиация</w:t>
-      </w:r>
-      <w:r>
-        <w:t xml:space="preserve"> </w:t>
-      </w:r>
-      <w:r>
-        <w:t xml:space="preserve">не моделируется отдельно; её вклад сидит внутри откалиброванных таблиц темпа и</w:t>
-      </w:r>
-      <w:r>
-        <w:t xml:space="preserve"> </w:t>
-      </w:r>
-      <w:r>
-        <w:t xml:space="preserve">потерь. Артиллерия — числом орудий в силе соединения.</w:t>
+        <w:t xml:space="preserve">Местность современная</w:t>
+      </w:r>
+      <w:r>
+        <w:t xml:space="preserve"> </w:t>
+      </w:r>
+      <w:r>
+        <w:t xml:space="preserve">там, где нет исторической поправки: железные дороги, построенные</w:t>
+      </w:r>
+      <w:r>
+        <w:t xml:space="preserve"> </w:t>
+      </w:r>
+      <w:r>
+        <w:t xml:space="preserve">после войны каналы, выросшие пригороды. Для Висло-Одерской операции поправки нет совсем</w:t>
+      </w:r>
+      <w:r>
+        <w:t xml:space="preserve"> </w:t>
+      </w:r>
+      <w:r>
+        <w:t xml:space="preserve">(её можно сделать в стенде по своей карте — раздел 17.2). Разлив Одербруха в апреле 1945 г.</w:t>
+      </w:r>
+      <w:r>
+        <w:t xml:space="preserve"> </w:t>
+      </w:r>
+      <w:r>
+        <w:t xml:space="preserve">не учтён.</w:t>
       </w:r>
     </w:p>
     <w:p>
       <w:pPr>
         <w:numPr>
           <w:ilvl w:val="0"/>
-          <w:numId w:val="1020"/>
+          <w:numId w:val="1021"/>
         </w:numPr>
       </w:pPr>
       <w:r>
@@ -18584,26 +18665,38 @@
           <w:bCs/>
           <w:b/>
         </w:rPr>
-        <w:t xml:space="preserve">Калибровка по одной операции.</w:t>
-      </w:r>
-      <w:r>
-        <w:t xml:space="preserve"> </w:t>
-      </w:r>
-      <w:r>
-        <w:t xml:space="preserve">Контрольная проверка — одна операция другого типа.</w:t>
-      </w:r>
-      <w:r>
-        <w:t xml:space="preserve"> </w:t>
-      </w:r>
-      <w:r>
-        <w:t xml:space="preserve">Для уверенных выводов нужны ещё операции.</w:t>
+        <w:t xml:space="preserve">Дороги на показе и в расчёте.</w:t>
+      </w:r>
+      <w:r>
+        <w:t xml:space="preserve"> </w:t>
+      </w:r>
+      <w:r>
+        <w:t xml:space="preserve">Расчёт ведёт войска по клеткам (2 км; в городе 250 м),</w:t>
+      </w:r>
+      <w:r>
+        <w:t xml:space="preserve"> </w:t>
+      </w:r>
+      <w:r>
+        <w:t xml:space="preserve">на карте путь перестраивается по линиям дорог. Поэтому показанный путь может немного</w:t>
+      </w:r>
+      <w:r>
+        <w:t xml:space="preserve"> </w:t>
+      </w:r>
+      <w:r>
+        <w:t xml:space="preserve">отличаться от расчётного, а время хода — нет. Где у театра дороги есть только растром (без</w:t>
+      </w:r>
+      <w:r>
+        <w:t xml:space="preserve"> </w:t>
+      </w:r>
+      <w:r>
+        <w:t xml:space="preserve">линий), путь показывается по клеткам.</w:t>
       </w:r>
     </w:p>
     <w:p>
       <w:pPr>
         <w:numPr>
           <w:ilvl w:val="0"/>
-          <w:numId w:val="1020"/>
+          <w:numId w:val="1021"/>
         </w:numPr>
       </w:pPr>
       <w:r>
@@ -18611,26 +18704,32 @@
           <w:bCs/>
           <w:b/>
         </w:rPr>
-        <w:t xml:space="preserve">Исторические задачи</w:t>
-      </w:r>
-      <w:r>
-        <w:t xml:space="preserve"> </w:t>
-      </w:r>
-      <w:r>
-        <w:t xml:space="preserve">записаны составителем по книгам: выбор формулировки и даты влияет</w:t>
-      </w:r>
-      <w:r>
-        <w:t xml:space="preserve"> </w:t>
-      </w:r>
-      <w:r>
-        <w:t xml:space="preserve">на расчёт. Каждая задача снабжена источником.</w:t>
+        <w:t xml:space="preserve">Исходные точки на реке.</w:t>
+      </w:r>
+      <w:r>
+        <w:t xml:space="preserve"> </w:t>
+      </w:r>
+      <w:r>
+        <w:t xml:space="preserve">52-я армия и 2-я армия Войска Польского у Ротенбурга стоят прямо</w:t>
+      </w:r>
+      <w:r>
+        <w:t xml:space="preserve"> </w:t>
+      </w:r>
+      <w:r>
+        <w:t xml:space="preserve">на Нейсе; территория вокруг делится неудачно, и они числятся отрезанными со второго хода.</w:t>
+      </w:r>
+      <w:r>
+        <w:t xml:space="preserve"> </w:t>
+      </w:r>
+      <w:r>
+        <w:t xml:space="preserve">На события это не влияет.</w:t>
       </w:r>
     </w:p>
     <w:p>
       <w:pPr>
         <w:numPr>
           <w:ilvl w:val="0"/>
-          <w:numId w:val="1020"/>
+          <w:numId w:val="1021"/>
         </w:numPr>
       </w:pPr>
       <w:r>
@@ -18638,38 +18737,20 @@
           <w:bCs/>
           <w:b/>
         </w:rPr>
-        <w:t xml:space="preserve">Полнота материалов — не оценка модели.</w:t>
-      </w:r>
-      <w:r>
-        <w:t xml:space="preserve"> </w:t>
-      </w:r>
-      <w:r>
-        <w:t xml:space="preserve">Она показывает, есть ли в базе знаний сведения по</w:t>
-      </w:r>
-      <w:r>
-        <w:t xml:space="preserve"> </w:t>
-      </w:r>
-      <w:r>
-        <w:t xml:space="preserve">каждому элементу операции, но не проверяет, верны ли они. Сверка базы со сценарием</w:t>
-      </w:r>
-      <w:r>
-        <w:t xml:space="preserve"> </w:t>
-      </w:r>
-      <w:r>
-        <w:t xml:space="preserve">(раздел 8.3) переносит только численность, танки и орудия; состав, подчинённость и задачи</w:t>
-      </w:r>
-      <w:r>
-        <w:t xml:space="preserve"> </w:t>
-      </w:r>
-      <w:r>
-        <w:t xml:space="preserve">сценария из базы не меняются.</w:t>
+        <w:t xml:space="preserve">Численность</w:t>
+      </w:r>
+      <w:r>
+        <w:t xml:space="preserve"> </w:t>
+      </w:r>
+      <w:r>
+        <w:t xml:space="preserve">части объединений — оценка (C), в том числе боевые доли 0,6 и 0,75.</w:t>
       </w:r>
     </w:p>
     <w:p>
       <w:pPr>
         <w:numPr>
           <w:ilvl w:val="0"/>
-          <w:numId w:val="1020"/>
+          <w:numId w:val="1021"/>
         </w:numPr>
       </w:pPr>
       <w:r>
@@ -18677,32 +18758,26 @@
           <w:bCs/>
           <w:b/>
         </w:rPr>
-        <w:t xml:space="preserve">Пересчёт по одной операции.</w:t>
-      </w:r>
-      <w:r>
-        <w:t xml:space="preserve"> </w:t>
-      </w:r>
-      <w:r>
-        <w:t xml:space="preserve">Подбор множителей идёт по истории одной операции и легко</w:t>
-      </w:r>
-      <w:r>
-        <w:t xml:space="preserve"> </w:t>
-      </w:r>
-      <w:r>
-        <w:t xml:space="preserve">подгоняется под неё; контрольная операция и перепроверка на пяти прогонах это ловят, но не</w:t>
-      </w:r>
-      <w:r>
-        <w:t xml:space="preserve"> </w:t>
-      </w:r>
-      <w:r>
-        <w:t xml:space="preserve">исключают. Основными правила делает человек.</w:t>
+        <w:t xml:space="preserve">Авиация</w:t>
+      </w:r>
+      <w:r>
+        <w:t xml:space="preserve"> </w:t>
+      </w:r>
+      <w:r>
+        <w:t xml:space="preserve">не моделируется отдельно; её вклад сидит внутри откалиброванных таблиц темпа и</w:t>
+      </w:r>
+      <w:r>
+        <w:t xml:space="preserve"> </w:t>
+      </w:r>
+      <w:r>
+        <w:t xml:space="preserve">потерь. Артиллерия — числом орудий в силе соединения.</w:t>
       </w:r>
     </w:p>
     <w:p>
       <w:pPr>
         <w:numPr>
           <w:ilvl w:val="0"/>
-          <w:numId w:val="1020"/>
+          <w:numId w:val="1021"/>
         </w:numPr>
       </w:pPr>
       <w:r>
@@ -18710,60 +18785,186 @@
           <w:bCs/>
           <w:b/>
         </w:rPr>
-        <w:t xml:space="preserve">Разграничительные линии.</w:t>
-      </w:r>
-      <w:r>
-        <w:t xml:space="preserve"> </w:t>
-      </w:r>
-      <w:r>
-        <w:t xml:space="preserve">По директивам известны только линии советских фронтов в</w:t>
-      </w:r>
-      <w:r>
-        <w:t xml:space="preserve"> </w:t>
-      </w:r>
-      <w:r>
-        <w:t xml:space="preserve">Берлинской операции; немецкие полосы, полосы армий и вся Висло-Одерская операция — расчётные</w:t>
-      </w:r>
-      <w:r>
-        <w:t xml:space="preserve"> </w:t>
-      </w:r>
-      <w:r>
-        <w:t xml:space="preserve">(по расположению войск). Линия — мягкое ограничение выбора пути, а не запрет: приказ с целью</w:t>
-      </w:r>
-      <w:r>
-        <w:t xml:space="preserve"> </w:t>
-      </w:r>
-      <w:r>
-        <w:t xml:space="preserve">в чужой полосе исполняется. Пункты, не найденные на театре, в линию из документа не входят.</w:t>
-      </w:r>
-      <w:r>
-        <w:t xml:space="preserve"> </w:t>
-      </w:r>
-      <w:r>
-        <w:t xml:space="preserve">В игре условие вступления директивы — простое (войска в радиусе от точки); модель-Ставка</w:t>
-      </w:r>
-      <w:r>
-        <w:t xml:space="preserve"> </w:t>
-      </w:r>
-      <w:r>
-        <w:t xml:space="preserve">строит линии только по пунктам театра; немецкой стороне линии групп армий и армий никто не</w:t>
-      </w:r>
-      <w:r>
-        <w:t xml:space="preserve"> </w:t>
-      </w:r>
-      <w:r>
-        <w:t xml:space="preserve">издаёт (у штаба на модели такого распоряжения нет).</w:t>
-      </w:r>
-    </w:p>
-    <w:p>
-      <w:pPr>
-        <w:pStyle w:val="FirstParagraph"/>
+        <w:t xml:space="preserve">Калибровка по одной операции.</w:t>
+      </w:r>
+      <w:r>
+        <w:t xml:space="preserve"> </w:t>
+      </w:r>
+      <w:r>
+        <w:t xml:space="preserve">Контрольная проверка — одна операция другого типа.</w:t>
+      </w:r>
+      <w:r>
+        <w:t xml:space="preserve"> </w:t>
+      </w:r>
+      <w:r>
+        <w:t xml:space="preserve">Для уверенных выводов нужны ещё операции.</w:t>
+      </w:r>
+    </w:p>
+    <w:p>
+      <w:pPr>
+        <w:numPr>
+          <w:ilvl w:val="0"/>
+          <w:numId w:val="1021"/>
+        </w:numPr>
       </w:pPr>
       <w:r>
         <w:rPr>
           <w:bCs/>
           <w:b/>
         </w:rPr>
+        <w:t xml:space="preserve">Исторические задачи</w:t>
+      </w:r>
+      <w:r>
+        <w:t xml:space="preserve"> </w:t>
+      </w:r>
+      <w:r>
+        <w:t xml:space="preserve">записаны составителем по книгам: выбор формулировки и даты влияет</w:t>
+      </w:r>
+      <w:r>
+        <w:t xml:space="preserve"> </w:t>
+      </w:r>
+      <w:r>
+        <w:t xml:space="preserve">на расчёт. Каждая задача снабжена источником.</w:t>
+      </w:r>
+    </w:p>
+    <w:p>
+      <w:pPr>
+        <w:numPr>
+          <w:ilvl w:val="0"/>
+          <w:numId w:val="1021"/>
+        </w:numPr>
+      </w:pPr>
+      <w:r>
+        <w:rPr>
+          <w:bCs/>
+          <w:b/>
+        </w:rPr>
+        <w:t xml:space="preserve">Полнота материалов — не оценка модели.</w:t>
+      </w:r>
+      <w:r>
+        <w:t xml:space="preserve"> </w:t>
+      </w:r>
+      <w:r>
+        <w:t xml:space="preserve">Она показывает, есть ли в базе знаний сведения по</w:t>
+      </w:r>
+      <w:r>
+        <w:t xml:space="preserve"> </w:t>
+      </w:r>
+      <w:r>
+        <w:t xml:space="preserve">каждому элементу операции, но не проверяет, верны ли они. Сверка базы со сценарием</w:t>
+      </w:r>
+      <w:r>
+        <w:t xml:space="preserve"> </w:t>
+      </w:r>
+      <w:r>
+        <w:t xml:space="preserve">(раздел 8.3) переносит только численность, танки и орудия; состав, подчинённость и задачи</w:t>
+      </w:r>
+      <w:r>
+        <w:t xml:space="preserve"> </w:t>
+      </w:r>
+      <w:r>
+        <w:t xml:space="preserve">сценария из базы не меняются.</w:t>
+      </w:r>
+    </w:p>
+    <w:p>
+      <w:pPr>
+        <w:numPr>
+          <w:ilvl w:val="0"/>
+          <w:numId w:val="1021"/>
+        </w:numPr>
+      </w:pPr>
+      <w:r>
+        <w:rPr>
+          <w:bCs/>
+          <w:b/>
+        </w:rPr>
+        <w:t xml:space="preserve">Пересчёт по одной операции.</w:t>
+      </w:r>
+      <w:r>
+        <w:t xml:space="preserve"> </w:t>
+      </w:r>
+      <w:r>
+        <w:t xml:space="preserve">Подбор множителей идёт по истории одной операции и легко</w:t>
+      </w:r>
+      <w:r>
+        <w:t xml:space="preserve"> </w:t>
+      </w:r>
+      <w:r>
+        <w:t xml:space="preserve">подгоняется под неё; контрольная операция и перепроверка на пяти прогонах это ловят, но не</w:t>
+      </w:r>
+      <w:r>
+        <w:t xml:space="preserve"> </w:t>
+      </w:r>
+      <w:r>
+        <w:t xml:space="preserve">исключают. Основными правила делает человек.</w:t>
+      </w:r>
+    </w:p>
+    <w:p>
+      <w:pPr>
+        <w:numPr>
+          <w:ilvl w:val="0"/>
+          <w:numId w:val="1021"/>
+        </w:numPr>
+      </w:pPr>
+      <w:r>
+        <w:rPr>
+          <w:bCs/>
+          <w:b/>
+        </w:rPr>
+        <w:t xml:space="preserve">Разграничительные линии.</w:t>
+      </w:r>
+      <w:r>
+        <w:t xml:space="preserve"> </w:t>
+      </w:r>
+      <w:r>
+        <w:t xml:space="preserve">По директивам известны только линии советских фронтов в</w:t>
+      </w:r>
+      <w:r>
+        <w:t xml:space="preserve"> </w:t>
+      </w:r>
+      <w:r>
+        <w:t xml:space="preserve">Берлинской операции; немецкие полосы, полосы армий и вся Висло-Одерская операция — расчётные</w:t>
+      </w:r>
+      <w:r>
+        <w:t xml:space="preserve"> </w:t>
+      </w:r>
+      <w:r>
+        <w:t xml:space="preserve">(по расположению войск). Линия — мягкое ограничение выбора пути, а не запрет: приказ с целью</w:t>
+      </w:r>
+      <w:r>
+        <w:t xml:space="preserve"> </w:t>
+      </w:r>
+      <w:r>
+        <w:t xml:space="preserve">в чужой полосе исполняется. Пункты, не найденные на театре, в линию из документа не входят.</w:t>
+      </w:r>
+      <w:r>
+        <w:t xml:space="preserve"> </w:t>
+      </w:r>
+      <w:r>
+        <w:t xml:space="preserve">В игре условие вступления директивы — простое (войска в радиусе от точки); модель-Ставка</w:t>
+      </w:r>
+      <w:r>
+        <w:t xml:space="preserve"> </w:t>
+      </w:r>
+      <w:r>
+        <w:t xml:space="preserve">строит линии только по пунктам театра; немецкой стороне линии групп армий и армий никто не</w:t>
+      </w:r>
+      <w:r>
+        <w:t xml:space="preserve"> </w:t>
+      </w:r>
+      <w:r>
+        <w:t xml:space="preserve">издаёт (у штаба на модели такого распоряжения нет).</w:t>
+      </w:r>
+    </w:p>
+    <w:p>
+      <w:pPr>
+        <w:pStyle w:val="FirstParagraph"/>
+      </w:pPr>
+      <w:r>
+        <w:rPr>
+          <w:bCs/>
+          <w:b/>
+        </w:rPr>
         <w:t xml:space="preserve">Стратегический показ.</w:t>
       </w:r>
       <w:r>
@@ -18791,8 +18992,8 @@
         <w:t xml:space="preserve">показываются по соединениям на любом масштабе — на стратегическом их лучше выключать.</w:t>
       </w:r>
     </w:p>
-    <w:bookmarkEnd w:id="175"/>
-    <w:bookmarkStart w:id="176" w:name="X4f2280bf802e09660ba835e70710c9dc9be82d3"/>
+    <w:bookmarkEnd w:id="178"/>
+    <w:bookmarkStart w:id="179" w:name="X4f2280bf802e09660ba835e70710c9dc9be82d3"/>
     <w:p>
       <w:pPr>
         <w:pStyle w:val="Heading3"/>
@@ -19024,9 +19225,9 @@
         </w:tc>
       </w:tr>
     </w:tbl>
-    <w:bookmarkEnd w:id="176"/>
-    <w:bookmarkEnd w:id="177"/>
-    <w:bookmarkStart w:id="178" w:name="Xdbcb197e40a9702486d4bd023f921502f1677e6"/>
+    <w:bookmarkEnd w:id="179"/>
+    <w:bookmarkEnd w:id="180"/>
+    <w:bookmarkStart w:id="181" w:name="Xdbcb197e40a9702486d4bd023f921502f1677e6"/>
     <w:p>
       <w:pPr>
         <w:pStyle w:val="Heading2"/>
@@ -19949,8 +20150,8 @@
         <w:t xml:space="preserve"> test</w:t>
       </w:r>
     </w:p>
-    <w:bookmarkEnd w:id="178"/>
-    <w:bookmarkStart w:id="181" w:name="Xeef51b1a183ef0d1a3c231a74c93ed7acf2eaaa"/>
+    <w:bookmarkEnd w:id="181"/>
+    <w:bookmarkStart w:id="184" w:name="Xeef51b1a183ef0d1a3c231a74c93ed7acf2eaaa"/>
     <w:p>
       <w:pPr>
         <w:pStyle w:val="Heading2"/>
@@ -20007,7 +20208,7 @@
               <w:pStyle w:val="Compact"/>
               <w:jc w:val="left"/>
             </w:pPr>
-            <w:hyperlink r:id="rId140">
+            <w:hyperlink r:id="rId143">
               <w:r>
                 <w:rPr>
                   <w:rStyle w:val="Hyperlink"/>
@@ -20038,7 +20239,7 @@
               <w:pStyle w:val="Compact"/>
               <w:jc w:val="left"/>
             </w:pPr>
-            <w:hyperlink r:id="rId131">
+            <w:hyperlink r:id="rId134">
               <w:r>
                 <w:rPr>
                   <w:rStyle w:val="Hyperlink"/>
@@ -20069,7 +20270,7 @@
               <w:pStyle w:val="Compact"/>
               <w:jc w:val="left"/>
             </w:pPr>
-            <w:hyperlink r:id="rId133">
+            <w:hyperlink r:id="rId136">
               <w:r>
                 <w:rPr>
                   <w:rStyle w:val="Hyperlink"/>
@@ -20100,7 +20301,7 @@
               <w:pStyle w:val="Compact"/>
               <w:jc w:val="left"/>
             </w:pPr>
-            <w:hyperlink r:id="rId42">
+            <w:hyperlink r:id="rId45">
               <w:r>
                 <w:rPr>
                   <w:rStyle w:val="Hyperlink"/>
@@ -20131,7 +20332,7 @@
               <w:pStyle w:val="Compact"/>
               <w:jc w:val="left"/>
             </w:pPr>
-            <w:hyperlink r:id="rId39">
+            <w:hyperlink r:id="rId42">
               <w:r>
                 <w:rPr>
                   <w:rStyle w:val="Hyperlink"/>
@@ -20145,7 +20346,7 @@
             <w:r>
               <w:t xml:space="preserve"> </w:t>
             </w:r>
-            <w:hyperlink r:id="rId40">
+            <w:hyperlink r:id="rId43">
               <w:r>
                 <w:rPr>
                   <w:rStyle w:val="Hyperlink"/>
@@ -20176,7 +20377,7 @@
               <w:pStyle w:val="Compact"/>
               <w:jc w:val="left"/>
             </w:pPr>
-            <w:hyperlink r:id="rId135">
+            <w:hyperlink r:id="rId138">
               <w:r>
                 <w:rPr>
                   <w:rStyle w:val="Hyperlink"/>
@@ -20207,7 +20408,7 @@
               <w:pStyle w:val="Compact"/>
               <w:jc w:val="left"/>
             </w:pPr>
-            <w:hyperlink r:id="rId179">
+            <w:hyperlink r:id="rId182">
               <w:r>
                 <w:rPr>
                   <w:rStyle w:val="Hyperlink"/>
@@ -20221,7 +20422,7 @@
             <w:r>
               <w:t xml:space="preserve"> </w:t>
             </w:r>
-            <w:hyperlink r:id="rId180">
+            <w:hyperlink r:id="rId183">
               <w:r>
                 <w:rPr>
                   <w:rStyle w:val="Hyperlink"/>
@@ -20252,7 +20453,7 @@
               <w:pStyle w:val="Compact"/>
               <w:jc w:val="left"/>
             </w:pPr>
-            <w:hyperlink r:id="rId141">
+            <w:hyperlink r:id="rId144">
               <w:r>
                 <w:rPr>
                   <w:rStyle w:val="Hyperlink"/>
@@ -20276,8 +20477,8 @@
         </w:tc>
       </w:tr>
     </w:tbl>
-    <w:bookmarkEnd w:id="181"/>
-    <w:bookmarkStart w:id="182" w:name="Xc6178583b0d1c439978e167499079597c3d7485"/>
+    <w:bookmarkEnd w:id="184"/>
+    <w:bookmarkStart w:id="185" w:name="Xc6178583b0d1c439978e167499079597c3d7485"/>
     <w:p>
       <w:pPr>
         <w:pStyle w:val="Heading2"/>
@@ -20772,8 +20973,8 @@
         <w:t xml:space="preserve">Таблицы темпа и потерь — в разделе 19.2.</w:t>
       </w:r>
     </w:p>
-    <w:bookmarkEnd w:id="182"/>
-    <w:bookmarkEnd w:id="183"/>
+    <w:bookmarkEnd w:id="185"/>
+    <w:bookmarkEnd w:id="186"/>
     <w:sectPr/>
   </w:body>
 </w:document>
@@ -21075,6 +21276,9 @@
     <w:abstractNumId w:val="991"/>
   </w:num>
   <w:num w:numId="1011">
+    <w:abstractNumId w:val="991"/>
+  </w:num>
+  <w:num w:numId="1012">
     <w:abstractNumId w:val="99411"/>
     <w:lvlOverride w:ilvl="0">
       <w:startOverride w:val="1"/>
@@ -21104,9 +21308,6 @@
       <w:startOverride w:val="1"/>
     </w:lvlOverride>
   </w:num>
-  <w:num w:numId="1012">
-    <w:abstractNumId w:val="991"/>
-  </w:num>
   <w:num w:numId="1013">
     <w:abstractNumId w:val="991"/>
   </w:num>
@@ -21114,34 +21315,7 @@
     <w:abstractNumId w:val="991"/>
   </w:num>
   <w:num w:numId="1015">
-    <w:abstractNumId w:val="99411"/>
-    <w:lvlOverride w:ilvl="0">
-      <w:startOverride w:val="1"/>
-    </w:lvlOverride>
-    <w:lvlOverride w:ilvl="1">
-      <w:startOverride w:val="1"/>
-    </w:lvlOverride>
-    <w:lvlOverride w:ilvl="2">
-      <w:startOverride w:val="1"/>
-    </w:lvlOverride>
-    <w:lvlOverride w:ilvl="3">
-      <w:startOverride w:val="1"/>
-    </w:lvlOverride>
-    <w:lvlOverride w:ilvl="4">
-      <w:startOverride w:val="1"/>
-    </w:lvlOverride>
-    <w:lvlOverride w:ilvl="5">
-      <w:startOverride w:val="1"/>
-    </w:lvlOverride>
-    <w:lvlOverride w:ilvl="6">
-      <w:startOverride w:val="1"/>
-    </w:lvlOverride>
-    <w:lvlOverride w:ilvl="7">
-      <w:startOverride w:val="1"/>
-    </w:lvlOverride>
-    <w:lvlOverride w:ilvl="8">
-      <w:startOverride w:val="1"/>
-    </w:lvlOverride>
+    <w:abstractNumId w:val="991"/>
   </w:num>
   <w:num w:numId="1016">
     <w:abstractNumId w:val="99411"/>
@@ -21174,7 +21348,34 @@
     </w:lvlOverride>
   </w:num>
   <w:num w:numId="1017">
-    <w:abstractNumId w:val="991"/>
+    <w:abstractNumId w:val="99411"/>
+    <w:lvlOverride w:ilvl="0">
+      <w:startOverride w:val="1"/>
+    </w:lvlOverride>
+    <w:lvlOverride w:ilvl="1">
+      <w:startOverride w:val="1"/>
+    </w:lvlOverride>
+    <w:lvlOverride w:ilvl="2">
+      <w:startOverride w:val="1"/>
+    </w:lvlOverride>
+    <w:lvlOverride w:ilvl="3">
+      <w:startOverride w:val="1"/>
+    </w:lvlOverride>
+    <w:lvlOverride w:ilvl="4">
+      <w:startOverride w:val="1"/>
+    </w:lvlOverride>
+    <w:lvlOverride w:ilvl="5">
+      <w:startOverride w:val="1"/>
+    </w:lvlOverride>
+    <w:lvlOverride w:ilvl="6">
+      <w:startOverride w:val="1"/>
+    </w:lvlOverride>
+    <w:lvlOverride w:ilvl="7">
+      <w:startOverride w:val="1"/>
+    </w:lvlOverride>
+    <w:lvlOverride w:ilvl="8">
+      <w:startOverride w:val="1"/>
+    </w:lvlOverride>
   </w:num>
   <w:num w:numId="1018">
     <w:abstractNumId w:val="991"/>
@@ -21183,6 +21384,9 @@
     <w:abstractNumId w:val="991"/>
   </w:num>
   <w:num w:numId="1020">
+    <w:abstractNumId w:val="991"/>
+  </w:num>
+  <w:num w:numId="1021">
     <w:abstractNumId w:val="99411"/>
     <w:lvlOverride w:ilvl="0">
       <w:startOverride w:val="1"/>

--- a/docs/system.docx
+++ b/docs/system.docx
@@ -2045,7 +2045,7 @@
           <wp:inline>
             <wp:extent cx="5334000" cy="3333750"/>
             <wp:effectExtent b="0" l="0" r="0" t="0"/>
-            <wp:docPr descr="Переигровка: Берлинская операция, 21 апреля" title="" id="54" name="Picture"/>
+            <wp:docPr descr="Переигровка: Берлинская операция, 23 апреля" title="" id="54" name="Picture"/>
             <a:graphic>
               <a:graphicData uri="http://schemas.openxmlformats.org/drawingml/2006/picture">
                 <pic:pic>
@@ -2092,7 +2092,7 @@
           <w:iCs/>
           <w:i/>
         </w:rPr>
-        <w:t xml:space="preserve">Расчётный фронт (красный) и исторический (серый), бледные знаки — исторические положения, стрелки — бои за ход; штрихпунктиром — разграничительные линии по директивам Ставки (2 БФ / 1 БФ сверху, 1 БФ / 1 УФ снизу) и бомборазграничительная линия с ВВС союзников (слева). Слева — события по пяти прогонам.</w:t>
+        <w:t xml:space="preserve">Тактический масштаб, 23 апреля: расчётный фронт хода (красный), он же сутки назад (тонкий пунктир), передний край на начало операции (с жёлтой подсветкой) и исторический фронт (серый); бледные знаки — исторические положения, стрелки — бои за ход; штрихпунктиром — разграничительная линия по директиве. Слева — события по пяти прогонам.</w:t>
       </w:r>
     </w:p>
     <w:p>
@@ -2461,7 +2461,43 @@
         <w:t xml:space="preserve"> </w:t>
       </w:r>
       <w:r>
-        <w:t xml:space="preserve">40 % его людей).</w:t>
+        <w:t xml:space="preserve">40 % его людей). Состояние видно и по знаку (оперативный масштаб): на марше или в резерве</w:t>
+      </w:r>
+      <w:r>
+        <w:t xml:space="preserve"> </w:t>
+      </w:r>
+      <w:r>
+        <w:t xml:space="preserve">(меньше 20 % людей наступают, обороняются или отходят) — правая половина овала заштрихована;</w:t>
+      </w:r>
+      <w:r>
+        <w:t xml:space="preserve"> </w:t>
+      </w:r>
+      <w:r>
+        <w:t xml:space="preserve">разгромлено — осталось меньше половины наибольшей численности объединения или большая часть</w:t>
+      </w:r>
+      <w:r>
+        <w:t xml:space="preserve"> </w:t>
+      </w:r>
+      <w:r>
+        <w:t xml:space="preserve">отрезана и потеряно больше 45 % — овал перечёркнут (у противника — красной чертой). Знак</w:t>
+      </w:r>
+      <w:r>
+        <w:t xml:space="preserve"> </w:t>
+      </w:r>
+      <w:r>
+        <w:t xml:space="preserve">меняется не чаще раза в сутки, кроме перехода в «разгромлено»; из него — только если численность</w:t>
+      </w:r>
+      <w:r>
+        <w:t xml:space="preserve"> </w:t>
+      </w:r>
+      <w:r>
+        <w:t xml:space="preserve">вернулась выше 75 %. На тактическом масштабе уничтоженное соединение остаётся на месте гибели</w:t>
+      </w:r>
+      <w:r>
+        <w:t xml:space="preserve"> </w:t>
+      </w:r>
+      <w:r>
+        <w:t xml:space="preserve">перечёркнутым крестом.</w:t>
       </w:r>
     </w:p>
     <w:p>
@@ -2477,31 +2513,31 @@
           <w:bCs/>
           <w:b/>
         </w:rPr>
-        <w:t xml:space="preserve">Направления армий</w:t>
-      </w:r>
-      <w:r>
-        <w:t xml:space="preserve"> </w:t>
-      </w:r>
-      <w:r>
-        <w:t xml:space="preserve">(оперативный масштаб). Стрелка — куда сместился центр тяжести армии</w:t>
-      </w:r>
-      <w:r>
-        <w:t xml:space="preserve"> </w:t>
-      </w:r>
-      <w:r>
-        <w:t xml:space="preserve">за сутки, если не меньше 3 клеток. Удар — если армия наступает (в наступлении не меньше 30 %</w:t>
-      </w:r>
-      <w:r>
-        <w:t xml:space="preserve"> </w:t>
-      </w:r>
-      <w:r>
-        <w:t xml:space="preserve">людей); отход — если больше 40 % людей отходит; иначе — по направлению на противника. У танковых</w:t>
-      </w:r>
-      <w:r>
-        <w:t xml:space="preserve"> </w:t>
-      </w:r>
-      <w:r>
-        <w:t xml:space="preserve">армий удар рисуется стрелкой танковых соединений.</w:t>
+        <w:t xml:space="preserve">Линия фронта по датам.</w:t>
+      </w:r>
+      <w:r>
+        <w:t xml:space="preserve"> </w:t>
+      </w:r>
+      <w:r>
+        <w:t xml:space="preserve">Кроме расчётной линии фронта хода на карте — та же линия суточной</w:t>
+      </w:r>
+      <w:r>
+        <w:t xml:space="preserve"> </w:t>
+      </w:r>
+      <w:r>
+        <w:t xml:space="preserve">давности пунктиром (видно, куда сдвинулся фронт за сутки) и передний край на начало операции с</w:t>
+      </w:r>
+      <w:r>
+        <w:t xml:space="preserve"> </w:t>
+      </w:r>
+      <w:r>
+        <w:t xml:space="preserve">жёлтой подсветкой — на всю операцию. Оба слоя включаются вместе с линией фронта (флажок</w:t>
+      </w:r>
+      <w:r>
+        <w:t xml:space="preserve"> </w:t>
+      </w:r>
+      <w:r>
+        <w:t xml:space="preserve">«Линия фронта (расчёт)», строки легенды).</w:t>
       </w:r>
     </w:p>
     <w:p>
@@ -2517,6 +2553,80 @@
           <w:bCs/>
           <w:b/>
         </w:rPr>
+        <w:t xml:space="preserve">Направления армий</w:t>
+      </w:r>
+      <w:r>
+        <w:t xml:space="preserve"> </w:t>
+      </w:r>
+      <w:r>
+        <w:t xml:space="preserve">(оперативный масштаб). Стрелка — куда сместился центр тяжести армии</w:t>
+      </w:r>
+      <w:r>
+        <w:t xml:space="preserve"> </w:t>
+      </w:r>
+      <w:r>
+        <w:t xml:space="preserve">за сутки, если не меньше 3 клеток. Удар — если армия наступает (в наступлении не меньше 30 %</w:t>
+      </w:r>
+      <w:r>
+        <w:t xml:space="preserve"> </w:t>
+      </w:r>
+      <w:r>
+        <w:t xml:space="preserve">людей); отход — если больше 40 % людей отходит; иначе — по направлению на противника.</w:t>
+      </w:r>
+    </w:p>
+    <w:p>
+      <w:pPr>
+        <w:numPr>
+          <w:ilvl w:val="0"/>
+          <w:numId w:val="1005"/>
+        </w:numPr>
+        <w:pStyle w:val="Compact"/>
+      </w:pPr>
+      <w:r>
+        <w:rPr>
+          <w:bCs/>
+          <w:b/>
+        </w:rPr>
+        <w:t xml:space="preserve">Ось танковой армии</w:t>
+      </w:r>
+      <w:r>
+        <w:t xml:space="preserve"> </w:t>
+      </w:r>
+      <w:r>
+        <w:t xml:space="preserve">(оперативный масштаб). Танковая армия вместо суточных стрелок ведёт</w:t>
+      </w:r>
+      <w:r>
+        <w:t xml:space="preserve"> </w:t>
+      </w:r>
+      <w:r>
+        <w:t xml:space="preserve">ось с ромбами — линию через её положения на начало каждых суток от начала операции до текущего</w:t>
+      </w:r>
+      <w:r>
+        <w:t xml:space="preserve"> </w:t>
+      </w:r>
+      <w:r>
+        <w:t xml:space="preserve">хода, с остриём у знака армии. У пройденных точек — даты («17.4», «18.4»): дата появляется,</w:t>
+      </w:r>
+      <w:r>
+        <w:t xml:space="preserve"> </w:t>
+      </w:r>
+      <w:r>
+        <w:t xml:space="preserve">когда армия оттуда ушла, и остаётся до конца операции.</w:t>
+      </w:r>
+    </w:p>
+    <w:p>
+      <w:pPr>
+        <w:numPr>
+          <w:ilvl w:val="0"/>
+          <w:numId w:val="1005"/>
+        </w:numPr>
+        <w:pStyle w:val="Compact"/>
+      </w:pPr>
+      <w:r>
+        <w:rPr>
+          <w:bCs/>
+          <w:b/>
+        </w:rPr>
         <w:t xml:space="preserve">Главные удары фронта</w:t>
       </w:r>
       <w:r>
@@ -2548,6 +2658,86 @@
       </w:r>
       <w:r>
         <w:t xml:space="preserve">«1 БФ: удар на 24 км за 2 сут (8 гв. А, 1 гв. ТА)».</w:t>
+      </w:r>
+    </w:p>
+    <w:p>
+      <w:pPr>
+        <w:numPr>
+          <w:ilvl w:val="0"/>
+          <w:numId w:val="1005"/>
+        </w:numPr>
+        <w:pStyle w:val="Compact"/>
+      </w:pPr>
+      <w:r>
+        <w:rPr>
+          <w:bCs/>
+          <w:b/>
+        </w:rPr>
+        <w:t xml:space="preserve">Расходящиеся удары</w:t>
+      </w:r>
+      <w:r>
+        <w:t xml:space="preserve"> </w:t>
+      </w:r>
+      <w:r>
+        <w:t xml:space="preserve">(стратегический масштаб). Два удара фронта из одного района (хвосты</w:t>
+      </w:r>
+      <w:r>
+        <w:t xml:space="preserve"> </w:t>
+      </w:r>
+      <w:r>
+        <w:t xml:space="preserve">ближе 30 км), расходящиеся на 25–90°, рисуются одной разветвлённой стрелкой: ствол идёт от</w:t>
+      </w:r>
+      <w:r>
+        <w:t xml:space="preserve"> </w:t>
+      </w:r>
+      <w:r>
+        <w:t xml:space="preserve">середины хвостов по общему направлению на половину меньшего из ударов, дальше каждая ветвь —</w:t>
+      </w:r>
+      <w:r>
+        <w:t xml:space="preserve"> </w:t>
+      </w:r>
+      <w:r>
+        <w:t xml:space="preserve">своим направлением на остаток своей длины.</w:t>
+      </w:r>
+    </w:p>
+    <w:p>
+      <w:pPr>
+        <w:numPr>
+          <w:ilvl w:val="0"/>
+          <w:numId w:val="1005"/>
+        </w:numPr>
+        <w:pStyle w:val="Compact"/>
+      </w:pPr>
+      <w:r>
+        <w:rPr>
+          <w:bCs/>
+          <w:b/>
+        </w:rPr>
+        <w:t xml:space="preserve">Удар остановлен.</w:t>
+      </w:r>
+      <w:r>
+        <w:t xml:space="preserve"> </w:t>
+      </w:r>
+      <w:r>
+        <w:t xml:space="preserve">Если за следующие сутки объединение (его центр тяжести) сместится меньше</w:t>
+      </w:r>
+      <w:r>
+        <w:t xml:space="preserve"> </w:t>
+      </w:r>
+      <w:r>
+        <w:t xml:space="preserve">чем на полторы клетки, на острие вместо наконечника — поперечная черта «рубеж достигнут» и</w:t>
+      </w:r>
+      <w:r>
+        <w:t xml:space="preserve"> </w:t>
+      </w:r>
+      <w:r>
+        <w:t xml:space="preserve">дата («23.4»), как на картах атласов. Размер даты — как у подписей знаков. У прочих стрелок</w:t>
+      </w:r>
+      <w:r>
+        <w:t xml:space="preserve"> </w:t>
+      </w:r>
+      <w:r>
+        <w:t xml:space="preserve">даты нет: на карте по ходам все видимые стрелки относятся к одному моменту.</w:t>
       </w:r>
     </w:p>
     <w:p>
@@ -3070,7 +3260,7 @@
           <w:iCs/>
           <w:i/>
         </w:rPr>
-        <w:t xml:space="preserve">21 апреля в оперативном масштабе: объединения в центре тяжести своих соединений, удары и отходы за сутки; сверху — линия 2 БФ / 1 БФ, снизу — 1 БФ / 1 УФ (с 15.04, до Люббен).</w:t>
+        <w:t xml:space="preserve">23 апреля в оперативном масштабе (исторические положения скрыты): объединения в центре тяжести своих соединений; удары, после которых армия встала, — с чертой и датой «23.4»; справа вверху — ось 2-й гв. танковой армии с ромбами и датами «17.4», «18.4»; линия фронта хода — сплошная, сутки назад — пунктиром, передний край на начало — с жёлтой подсветкой; штрихпунктиром — разграничительные линии. Слева внизу — легенда в две колонки.</w:t>
       </w:r>
     </w:p>
     <w:p>
@@ -3082,7 +3272,7 @@
           <wp:inline>
             <wp:extent cx="5334000" cy="3333750"/>
             <wp:effectExtent b="0" l="0" r="0" t="0"/>
-            <wp:docPr descr="Переигровка: стратегический масштаб, 19 апреля" title="" id="63" name="Picture"/>
+            <wp:docPr descr="Переигровка: стратегический масштаб, 20 апреля" title="" id="63" name="Picture"/>
             <a:graphic>
               <a:graphicData uri="http://schemas.openxmlformats.org/drawingml/2006/picture">
                 <pic:pic>
@@ -3129,7 +3319,7 @@
           <w:iCs/>
           <w:i/>
         </w:rPr>
-        <w:t xml:space="preserve">Стратегический масштаб, 19 апреля (исторические положения выключены): надписи фронтов и групп армий, удары фронтов от линии фронта; расчётный (красный) и исторический (серый) фронт, рубежи; штрихпунктиром — разграничительные линии фронтов по директивам.</w:t>
+        <w:t xml:space="preserve">Стратегический масштаб, 20 апреля (исторические положения скрыты): надписи фронтов и групп армий, удары 1-го Белорусского фронта от линии фронта; расчётный (красный) и исторический (серый) фронт, передний край на начало с подсветкой, рубежи; внизу штрихпунктиром — разграничительная линия 1 БФ / 1 УФ по директиве.</w:t>
       </w:r>
     </w:p>
     <w:p>
@@ -3188,7 +3378,7 @@
           <w:iCs/>
           <w:i/>
         </w:rPr>
-        <w:t xml:space="preserve">25 апреля: главные удары 1-го Белорусского и 1-го Украинского фронтов — охват Берлина с севера и с юга, удары на запад; хвосты стрелок — на линии фронта. Снизу — линия 1 БФ / 1 УФ с 23.04 (Люббен — Тойпитц — Миттенвальде — Мариендорф — Ангальтский вокзал), слева — бомборазграничительная линия с ВВС союзников.</w:t>
+        <w:t xml:space="preserve">25 апреля: удары 1-го Белорусского фронта к западу от Берлина — слева разветвлённая стрелка (расходящиеся удары, обе ветви с чертой и датой «25.4»), справа внизу и в центре — удары с чертой «25.4»; синим — остановленный удар немецких войск. Линия фронта хода, сутки назад — пунктиром.</w:t>
       </w:r>
     </w:p>
     <w:p>

--- a/docs/system.docx
+++ b/docs/system.docx
@@ -131,7 +131,7 @@
         </w:pict>
       </w:r>
     </w:p>
-    <w:bookmarkStart w:id="142" w:name="часть-i-система"/>
+    <w:bookmarkStart w:id="145" w:name="часть-i-система"/>
     <w:p>
       <w:pPr>
         <w:pStyle w:val="Heading1"/>
@@ -1973,7 +1973,7 @@
       </w:r>
     </w:p>
     <w:bookmarkEnd w:id="52"/>
-    <w:bookmarkStart w:id="83" w:name="Xd19bcff54a96beb9ecc7d553dd143bd10cdc5c7"/>
+    <w:bookmarkStart w:id="86" w:name="Xd19bcff54a96beb9ecc7d553dd143bd10cdc5c7"/>
     <w:p>
       <w:pPr>
         <w:pStyle w:val="Heading2"/>
@@ -3449,86 +3449,25 @@
           <w:bCs/>
           <w:b/>
         </w:rPr>
-        <w:t xml:space="preserve">Игра.</w:t>
-      </w:r>
-      <w:r>
-        <w:t xml:space="preserve"> </w:t>
-      </w:r>
-      <w:r>
-        <w:t xml:space="preserve">С любого момента переигровки можно принять командование одной стороной. Противником</w:t>
-      </w:r>
-      <w:r>
-        <w:t xml:space="preserve"> </w:t>
-      </w:r>
-      <w:r>
-        <w:t xml:space="preserve">командует</w:t>
-      </w:r>
-      <w:r>
-        <w:t xml:space="preserve"> </w:t>
-      </w:r>
-      <w:r>
-        <w:rPr>
-          <w:bCs/>
-          <w:b/>
-        </w:rPr>
-        <w:t xml:space="preserve">штаб на модели</w:t>
-      </w:r>
-      <w:r>
-        <w:t xml:space="preserve">: на каждом ходу он получает только то, что мог знать (свои войска,</w:t>
-      </w:r>
-      <w:r>
-        <w:t xml:space="preserve"> </w:t>
-      </w:r>
-      <w:r>
-        <w:t xml:space="preserve">противник в пределах разведки, итоги суток, ограничения сверху), и отдаёт приказы в той же форме,</w:t>
-      </w:r>
-      <w:r>
-        <w:t xml:space="preserve"> </w:t>
-      </w:r>
-      <w:r>
-        <w:t xml:space="preserve">что и человек. Игрок получает доклады и разведсводку (туман войны), принимает решение на ход</w:t>
-      </w:r>
-      <w:r>
-        <w:t xml:space="preserve"> </w:t>
-      </w:r>
-      <w:r>
-        <w:t xml:space="preserve">(оценка обстановки, замысел, риски, донесение), отдаёт приказы войскам и распоряжения по тылу,</w:t>
-      </w:r>
-      <w:r>
-        <w:t xml:space="preserve"> </w:t>
-      </w:r>
-      <w:r>
-        <w:t xml:space="preserve">переправам и резервам. Арбитр исполняет только приказы в строгой форме; свободный текст идёт в</w:t>
-      </w:r>
-      <w:r>
-        <w:t xml:space="preserve"> </w:t>
-      </w:r>
-      <w:r>
-        <w:t xml:space="preserve">журнал и советнику.</w:t>
-      </w:r>
-    </w:p>
-    <w:p>
-      <w:pPr>
-        <w:pStyle w:val="BodyText"/>
-      </w:pPr>
-      <w:r>
-        <w:rPr>
-          <w:bCs/>
-          <w:b/>
-        </w:rPr>
-        <w:t xml:space="preserve">Полосы и директивы в игре.</w:t>
-      </w:r>
-      <w:r>
-        <w:t xml:space="preserve"> </w:t>
-      </w:r>
-      <w:r>
-        <w:t xml:space="preserve">В переигровке по истории линии действуют по расписанию</w:t>
-      </w:r>
-      <w:r>
-        <w:t xml:space="preserve"> </w:t>
-      </w:r>
-      <w:r>
-        <w:t xml:space="preserve">директив. После передачи командования они устроены как в жизни — сверху вниз:</w:t>
+        <w:t xml:space="preserve">Сводная карта операции.</w:t>
+      </w:r>
+      <w:r>
+        <w:t xml:space="preserve"> </w:t>
+      </w:r>
+      <w:r>
+        <w:t xml:space="preserve">Кнопка «Сводная карта →» под итогами прогона открывает в редакторе</w:t>
+      </w:r>
+      <w:r>
+        <w:t xml:space="preserve"> </w:t>
+      </w:r>
+      <w:r>
+        <w:t xml:space="preserve">одну карту всей операции — без шкалы времени, как лист исторического атласа. Её можно править,</w:t>
+      </w:r>
+      <w:r>
+        <w:t xml:space="preserve"> </w:t>
+      </w:r>
+      <w:r>
+        <w:t xml:space="preserve">выгрузить в SVG или PNG и сохранить, как любую карту.</w:t>
       </w:r>
     </w:p>
     <w:p>
@@ -3544,37 +3483,25 @@
           <w:bCs/>
           <w:b/>
         </w:rPr>
-        <w:t xml:space="preserve">Директивы Ставки вступают по обстановке.</w:t>
-      </w:r>
-      <w:r>
-        <w:t xml:space="preserve"> </w:t>
-      </w:r>
-      <w:r>
-        <w:t xml:space="preserve">Историческая директива вступает в силу, когда</w:t>
-      </w:r>
-      <w:r>
-        <w:t xml:space="preserve"> </w:t>
-      </w:r>
-      <w:r>
-        <w:t xml:space="preserve">в игре сложилось то, что её вызвало: линию 23.04 — когда войска 1-го Украинского фронта вышли</w:t>
-      </w:r>
-      <w:r>
-        <w:t xml:space="preserve"> </w:t>
-      </w:r>
-      <w:r>
-        <w:t xml:space="preserve">в район Ланквица, линию 28.04 — когда они вышли к Ангальтскому вокзалу; через несколько часов</w:t>
-      </w:r>
-      <w:r>
-        <w:t xml:space="preserve"> </w:t>
-      </w:r>
-      <w:r>
-        <w:t xml:space="preserve">на её отдачу (6 и 4 ч). Не сложилось — действует прежняя линия. Уже вступившие к моменту</w:t>
-      </w:r>
-      <w:r>
-        <w:t xml:space="preserve"> </w:t>
-      </w:r>
-      <w:r>
-        <w:t xml:space="preserve">передачи командования остаются.</w:t>
+        <w:t xml:space="preserve">Этапы.</w:t>
+      </w:r>
+      <w:r>
+        <w:t xml:space="preserve"> </w:t>
+      </w:r>
+      <w:r>
+        <w:t xml:space="preserve">Операция делится на этапы поровну по суткам: три — для операции от 9 суток, два —</w:t>
+      </w:r>
+      <w:r>
+        <w:t xml:space="preserve"> </w:t>
+      </w:r>
+      <w:r>
+        <w:t xml:space="preserve">от 4, иначе один. Удары каждого этапа — своим цветом, как в атласе: 1-й — жёлто-красный,</w:t>
+      </w:r>
+      <w:r>
+        <w:t xml:space="preserve"> </w:t>
+      </w:r>
+      <w:r>
+        <w:t xml:space="preserve">2-й — розово-красный, 3-й — бледный.</w:t>
       </w:r>
     </w:p>
     <w:p>
@@ -3590,71 +3517,25 @@
           <w:bCs/>
           <w:b/>
         </w:rPr>
-        <w:t xml:space="preserve">Модель-Ставка</w:t>
-      </w:r>
-      <w:r>
-        <w:t xml:space="preserve"> </w:t>
-      </w:r>
-      <w:r>
-        <w:t xml:space="preserve">решает, когда директив по истории не хватает: срок исторической директивы</w:t>
-      </w:r>
-      <w:r>
-        <w:t xml:space="preserve"> </w:t>
-      </w:r>
-      <w:r>
-        <w:t xml:space="preserve">прошёл, а её условие в игре не наступило; войска фронта второй ход подряд стоят в полосе</w:t>
-      </w:r>
-      <w:r>
-        <w:t xml:space="preserve"> </w:t>
-      </w:r>
-      <w:r>
-        <w:t xml:space="preserve">соседа; командующий подал</w:t>
-      </w:r>
-      <w:r>
-        <w:t xml:space="preserve"> </w:t>
-      </w:r>
-      <w:r>
-        <w:rPr>
-          <w:bCs/>
-          <w:b/>
-        </w:rPr>
-        <w:t xml:space="preserve">ходатайство в Ставку</w:t>
-      </w:r>
-      <w:r>
-        <w:t xml:space="preserve"> </w:t>
-      </w:r>
-      <w:r>
-        <w:t xml:space="preserve">(поле во вкладке «Решение»). Модель</w:t>
-      </w:r>
-      <w:r>
-        <w:t xml:space="preserve"> </w:t>
-      </w:r>
-      <w:r>
-        <w:t xml:space="preserve">видит фронты и их армии, действующие линии, повод, исторические директивы как образец и</w:t>
-      </w:r>
-      <w:r>
-        <w:t xml:space="preserve"> </w:t>
-      </w:r>
-      <w:r>
-        <w:t xml:space="preserve">список пунктов; отвечает «оставить линии» или издаёт линию по пунктам. Директива проверяется</w:t>
-      </w:r>
-      <w:r>
-        <w:t xml:space="preserve"> </w:t>
-      </w:r>
-      <w:r>
-        <w:t xml:space="preserve">(оба фронта есть, войска по разные стороны линии) и вступает в силу через указанные часы;</w:t>
-      </w:r>
-      <w:r>
-        <w:t xml:space="preserve"> </w:t>
-      </w:r>
-      <w:r>
-        <w:t xml:space="preserve">ответ Ставки — в донесениях и в «Журнале». Включается в «Посреднике» («Модель-Ставка»),</w:t>
-      </w:r>
-      <w:r>
-        <w:t xml:space="preserve"> </w:t>
-      </w:r>
-      <w:r>
-        <w:t xml:space="preserve">работает, когда в игре есть модель.</w:t>
+        <w:t xml:space="preserve">Линии фронта на рубежах этапов.</w:t>
+      </w:r>
+      <w:r>
+        <w:t xml:space="preserve"> </w:t>
+      </w:r>
+      <w:r>
+        <w:t xml:space="preserve">Передний край на начало операции — с жёлтой подсветкой,</w:t>
+      </w:r>
+      <w:r>
+        <w:t xml:space="preserve"> </w:t>
+      </w:r>
+      <w:r>
+        <w:t xml:space="preserve">к концу каждого этапа — пунктиром, на конец операции — сплошной; у каждой линии одна дата (на</w:t>
+      </w:r>
+      <w:r>
+        <w:t xml:space="preserve"> </w:t>
+      </w:r>
+      <w:r>
+        <w:t xml:space="preserve">самом длинном её куске).</w:t>
       </w:r>
     </w:p>
     <w:p>
@@ -3670,86 +3551,140 @@
           <w:bCs/>
           <w:b/>
         </w:rPr>
-        <w:t xml:space="preserve">Линии армий — распоряжение игрока.</w:t>
-      </w:r>
-      <w:r>
-        <w:t xml:space="preserve"> </w:t>
-      </w:r>
-      <w:r>
-        <w:t xml:space="preserve">Во вкладке «Приказы → Полосы»: фронт, две его армии,</w:t>
-      </w:r>
-      <w:r>
-        <w:t xml:space="preserve"> </w:t>
-      </w:r>
-      <w:r>
-        <w:t xml:space="preserve">линия точками на карте (от тыла к переднему краю). Кто справа по ходу линии, стенд определяет</w:t>
-      </w:r>
-      <w:r>
-        <w:t xml:space="preserve"> </w:t>
-      </w:r>
-      <w:r>
-        <w:t xml:space="preserve">по положению армий; линия вступает с задержкой доведения армиям и делит полосы армий этого</w:t>
-      </w:r>
-      <w:r>
-        <w:t xml:space="preserve"> </w:t>
-      </w:r>
-      <w:r>
-        <w:t xml:space="preserve">фронта — армии идут к целям своей полосой.</w:t>
+        <w:t xml:space="preserve">Удары армий.</w:t>
+      </w:r>
+      <w:r>
+        <w:t xml:space="preserve"> </w:t>
+      </w:r>
+      <w:r>
+        <w:t xml:space="preserve">Для каждой армии и каждого этапа — стрелка через её положения (центр тяжести</w:t>
+      </w:r>
+      <w:r>
+        <w:t xml:space="preserve"> </w:t>
+      </w:r>
+      <w:r>
+        <w:t xml:space="preserve">соединений) на начало каждых суток этапа. Хвост — на линии фронта начала этапа (если она ближе</w:t>
+      </w:r>
+      <w:r>
+        <w:t xml:space="preserve"> </w:t>
+      </w:r>
+      <w:r>
+        <w:t xml:space="preserve">четырёх порогов), остриё — чуть впереди положения на конец этапа. У острия — дата конца этапа;</w:t>
+      </w:r>
+      <w:r>
+        <w:t xml:space="preserve"> </w:t>
+      </w:r>
+      <w:r>
+        <w:t xml:space="preserve">если армия к ней встала или операция кончилась — черта «рубеж достигнут». У танковых армий —</w:t>
+      </w:r>
+      <w:r>
+        <w:t xml:space="preserve"> </w:t>
+      </w:r>
+      <w:r>
+        <w:t xml:space="preserve">ромбы на оси. На карту выносятся только удары: армия наступала (в среднем за этап не меньше</w:t>
+      </w:r>
+      <w:r>
+        <w:t xml:space="preserve"> </w:t>
+      </w:r>
+      <w:r>
+        <w:t xml:space="preserve">четверти людей), сместилась не меньше чем на два порога и шла, а не петляла (смещение — не</w:t>
+      </w:r>
+      <w:r>
+        <w:t xml:space="preserve"> </w:t>
+      </w:r>
+      <w:r>
+        <w:t xml:space="preserve">меньше половины пройденного пути). Удары противника — сине-жёлтыми стрелками, его отход —</w:t>
+      </w:r>
+      <w:r>
+        <w:t xml:space="preserve"> </w:t>
+      </w:r>
+      <w:r>
+        <w:t xml:space="preserve">тонкими синими.</w:t>
+      </w:r>
+    </w:p>
+    <w:p>
+      <w:pPr>
+        <w:numPr>
+          <w:ilvl w:val="0"/>
+          <w:numId w:val="1007"/>
+        </w:numPr>
+        <w:pStyle w:val="Compact"/>
+      </w:pPr>
+      <w:r>
+        <w:rPr>
+          <w:bCs/>
+          <w:b/>
+        </w:rPr>
+        <w:t xml:space="preserve">Подписи и состояния.</w:t>
+      </w:r>
+      <w:r>
+        <w:t xml:space="preserve"> </w:t>
+      </w:r>
+      <w:r>
+        <w:t xml:space="preserve">Армии подписаны у исходного положения, фронты и группы армий —</w:t>
+      </w:r>
+      <w:r>
+        <w:t xml:space="preserve"> </w:t>
+      </w:r>
+      <w:r>
+        <w:t xml:space="preserve">крупной надписью. Объединение, разгромленное к концу (по тому же правилу, что на оперативном</w:t>
+      </w:r>
+      <w:r>
+        <w:t xml:space="preserve"> </w:t>
+      </w:r>
+      <w:r>
+        <w:t xml:space="preserve">масштабе), перечёркнуто на месте, где оно оказалось; отрезанные к концу соединения противника,</w:t>
+      </w:r>
+      <w:r>
+        <w:t xml:space="preserve"> </w:t>
+      </w:r>
+      <w:r>
+        <w:t xml:space="preserve">стоящие рядом (до 25 км), обведены контуром окружения.</w:t>
+      </w:r>
+    </w:p>
+    <w:p>
+      <w:pPr>
+        <w:numPr>
+          <w:ilvl w:val="0"/>
+          <w:numId w:val="1007"/>
+        </w:numPr>
+        <w:pStyle w:val="Compact"/>
+      </w:pPr>
+      <w:r>
+        <w:rPr>
+          <w:bCs/>
+          <w:b/>
+        </w:rPr>
+        <w:t xml:space="preserve">Заголовок и условные обозначения</w:t>
+      </w:r>
+      <w:r>
+        <w:t xml:space="preserve"> </w:t>
+      </w:r>
+      <w:r>
+        <w:t xml:space="preserve">— на самой карте: название операции, даты, правила и</w:t>
+      </w:r>
+      <w:r>
+        <w:t xml:space="preserve"> </w:t>
+      </w:r>
+      <w:r>
+        <w:t xml:space="preserve">seed прогона; образцы ударов по этапам и линий фронта с пояснениями.</w:t>
       </w:r>
     </w:p>
     <w:p>
       <w:pPr>
         <w:pStyle w:val="FirstParagraph"/>
-      </w:pPr>
-      <w:r>
-        <w:t xml:space="preserve">Там же — свои полосы словами: с кем граничит каждый фронт и каждая армия, по каким пунктам</w:t>
-      </w:r>
-      <w:r>
-        <w:t xml:space="preserve"> </w:t>
-      </w:r>
-      <w:r>
-        <w:t xml:space="preserve">проходит линия (будущие директивы игрок не видит), кто стоит в полосе соседа. Если цель</w:t>
-      </w:r>
-      <w:r>
-        <w:t xml:space="preserve"> </w:t>
-      </w:r>
-      <w:r>
-        <w:t xml:space="preserve">приказа лежит в полосе соседа по действующей линии, редактор приказа предупреждает: войска</w:t>
-      </w:r>
-      <w:r>
-        <w:t xml:space="preserve"> </w:t>
-      </w:r>
-      <w:r>
-        <w:t xml:space="preserve">пойдут туда, но своей полосой, где можно, а выход в чужую полосу отметится в разборе. Штаб на</w:t>
-      </w:r>
-      <w:r>
-        <w:t xml:space="preserve"> </w:t>
-      </w:r>
-      <w:r>
-        <w:t xml:space="preserve">модели и советник получают те же сведения в обстановке. Директивы Ставки и распоряжения</w:t>
-      </w:r>
-      <w:r>
-        <w:t xml:space="preserve"> </w:t>
-      </w:r>
-      <w:r>
-        <w:t xml:space="preserve">записываются в игру, поэтому она восстанавливается по записи точно.</w:t>
-      </w:r>
-    </w:p>
-    <w:p>
-      <w:pPr>
-        <w:pStyle w:val="BodyText"/>
       </w:pPr>
       <w:r>
         <w:drawing>
           <wp:inline>
             <wp:extent cx="5334000" cy="3333750"/>
             <wp:effectExtent b="0" l="0" r="0" t="0"/>
-            <wp:docPr descr="Игра: полосы и линия армий" title="" id="72" name="Picture"/>
+            <wp:docPr descr="Сводная карта операции" title="" id="72" name="Picture"/>
             <a:graphic>
               <a:graphicData uri="http://schemas.openxmlformats.org/drawingml/2006/picture">
                 <pic:pic>
                   <pic:nvPicPr>
-                    <pic:cNvPr descr="img/game-bounds.jpg" id="73" name="Picture"/>
+                    <pic:cNvPr descr="img/replay-summary.jpg" id="73" name="Picture"/>
                     <pic:cNvPicPr>
                       <a:picLocks noChangeArrowheads="1" noChangeAspect="1"/>
                     </pic:cNvPicPr>
@@ -3791,7 +3726,302 @@
           <w:iCs/>
           <w:i/>
         </w:rPr>
-        <w:t xml:space="preserve">Вкладка «Приказы → Полосы»: линии 1 БФ с соседями по директивам, распоряжение — линия между 5-й ударной и 1-й гвардейской танковой армиями (на карте — пунктиром между ними); ниже — форма новой линии.</w:t>
+        <w:t xml:space="preserve">Сводная карта Берлинской операции по прогону (seed 1), открытая в редакторе: заголовок, удары армий по трём этапам (16.4–21.4, 21.4–27.4, 27.4–2.5) с датами у острий, у танковых армий — ромбы; синим — удары и отходы немецких войск; передний край на начало — с подсветкой, линии к концу этапов — пунктиром; внизу — условные обозначения. Справа — слои сводной карты.</w:t>
+      </w:r>
+    </w:p>
+    <w:p>
+      <w:pPr>
+        <w:pStyle w:val="BodyText"/>
+      </w:pPr>
+      <w:r>
+        <w:rPr>
+          <w:bCs/>
+          <w:b/>
+        </w:rPr>
+        <w:t xml:space="preserve">Игра.</w:t>
+      </w:r>
+      <w:r>
+        <w:t xml:space="preserve"> </w:t>
+      </w:r>
+      <w:r>
+        <w:t xml:space="preserve">С любого момента переигровки можно принять командование одной стороной. Противником</w:t>
+      </w:r>
+      <w:r>
+        <w:t xml:space="preserve"> </w:t>
+      </w:r>
+      <w:r>
+        <w:t xml:space="preserve">командует</w:t>
+      </w:r>
+      <w:r>
+        <w:t xml:space="preserve"> </w:t>
+      </w:r>
+      <w:r>
+        <w:rPr>
+          <w:bCs/>
+          <w:b/>
+        </w:rPr>
+        <w:t xml:space="preserve">штаб на модели</w:t>
+      </w:r>
+      <w:r>
+        <w:t xml:space="preserve">: на каждом ходу он получает только то, что мог знать (свои войска,</w:t>
+      </w:r>
+      <w:r>
+        <w:t xml:space="preserve"> </w:t>
+      </w:r>
+      <w:r>
+        <w:t xml:space="preserve">противник в пределах разведки, итоги суток, ограничения сверху), и отдаёт приказы в той же форме,</w:t>
+      </w:r>
+      <w:r>
+        <w:t xml:space="preserve"> </w:t>
+      </w:r>
+      <w:r>
+        <w:t xml:space="preserve">что и человек. Игрок получает доклады и разведсводку (туман войны), принимает решение на ход</w:t>
+      </w:r>
+      <w:r>
+        <w:t xml:space="preserve"> </w:t>
+      </w:r>
+      <w:r>
+        <w:t xml:space="preserve">(оценка обстановки, замысел, риски, донесение), отдаёт приказы войскам и распоряжения по тылу,</w:t>
+      </w:r>
+      <w:r>
+        <w:t xml:space="preserve"> </w:t>
+      </w:r>
+      <w:r>
+        <w:t xml:space="preserve">переправам и резервам. Арбитр исполняет только приказы в строгой форме; свободный текст идёт в</w:t>
+      </w:r>
+      <w:r>
+        <w:t xml:space="preserve"> </w:t>
+      </w:r>
+      <w:r>
+        <w:t xml:space="preserve">журнал и советнику.</w:t>
+      </w:r>
+    </w:p>
+    <w:p>
+      <w:pPr>
+        <w:pStyle w:val="BodyText"/>
+      </w:pPr>
+      <w:r>
+        <w:rPr>
+          <w:bCs/>
+          <w:b/>
+        </w:rPr>
+        <w:t xml:space="preserve">Полосы и директивы в игре.</w:t>
+      </w:r>
+      <w:r>
+        <w:t xml:space="preserve"> </w:t>
+      </w:r>
+      <w:r>
+        <w:t xml:space="preserve">В переигровке по истории линии действуют по расписанию</w:t>
+      </w:r>
+      <w:r>
+        <w:t xml:space="preserve"> </w:t>
+      </w:r>
+      <w:r>
+        <w:t xml:space="preserve">директив. После передачи командования они устроены как в жизни — сверху вниз:</w:t>
+      </w:r>
+    </w:p>
+    <w:p>
+      <w:pPr>
+        <w:numPr>
+          <w:ilvl w:val="0"/>
+          <w:numId w:val="1008"/>
+        </w:numPr>
+        <w:pStyle w:val="Compact"/>
+      </w:pPr>
+      <w:r>
+        <w:rPr>
+          <w:bCs/>
+          <w:b/>
+        </w:rPr>
+        <w:t xml:space="preserve">Директивы Ставки вступают по обстановке.</w:t>
+      </w:r>
+      <w:r>
+        <w:t xml:space="preserve"> </w:t>
+      </w:r>
+      <w:r>
+        <w:t xml:space="preserve">Историческая директива вступает в силу, когда</w:t>
+      </w:r>
+      <w:r>
+        <w:t xml:space="preserve"> </w:t>
+      </w:r>
+      <w:r>
+        <w:t xml:space="preserve">в игре сложилось то, что её вызвало: линию 23.04 — когда войска 1-го Украинского фронта вышли</w:t>
+      </w:r>
+      <w:r>
+        <w:t xml:space="preserve"> </w:t>
+      </w:r>
+      <w:r>
+        <w:t xml:space="preserve">в район Ланквица, линию 28.04 — когда они вышли к Ангальтскому вокзалу; через несколько часов</w:t>
+      </w:r>
+      <w:r>
+        <w:t xml:space="preserve"> </w:t>
+      </w:r>
+      <w:r>
+        <w:t xml:space="preserve">на её отдачу (6 и 4 ч). Не сложилось — действует прежняя линия. Уже вступившие к моменту</w:t>
+      </w:r>
+      <w:r>
+        <w:t xml:space="preserve"> </w:t>
+      </w:r>
+      <w:r>
+        <w:t xml:space="preserve">передачи командования остаются.</w:t>
+      </w:r>
+    </w:p>
+    <w:p>
+      <w:pPr>
+        <w:numPr>
+          <w:ilvl w:val="0"/>
+          <w:numId w:val="1008"/>
+        </w:numPr>
+        <w:pStyle w:val="Compact"/>
+      </w:pPr>
+      <w:r>
+        <w:rPr>
+          <w:bCs/>
+          <w:b/>
+        </w:rPr>
+        <w:t xml:space="preserve">Модель-Ставка</w:t>
+      </w:r>
+      <w:r>
+        <w:t xml:space="preserve"> </w:t>
+      </w:r>
+      <w:r>
+        <w:t xml:space="preserve">решает, когда директив по истории не хватает: срок исторической директивы</w:t>
+      </w:r>
+      <w:r>
+        <w:t xml:space="preserve"> </w:t>
+      </w:r>
+      <w:r>
+        <w:t xml:space="preserve">прошёл, а её условие в игре не наступило; войска фронта второй ход подряд стоят в полосе</w:t>
+      </w:r>
+      <w:r>
+        <w:t xml:space="preserve"> </w:t>
+      </w:r>
+      <w:r>
+        <w:t xml:space="preserve">соседа; командующий подал</w:t>
+      </w:r>
+      <w:r>
+        <w:t xml:space="preserve"> </w:t>
+      </w:r>
+      <w:r>
+        <w:rPr>
+          <w:bCs/>
+          <w:b/>
+        </w:rPr>
+        <w:t xml:space="preserve">ходатайство в Ставку</w:t>
+      </w:r>
+      <w:r>
+        <w:t xml:space="preserve"> </w:t>
+      </w:r>
+      <w:r>
+        <w:t xml:space="preserve">(поле во вкладке «Решение»). Модель</w:t>
+      </w:r>
+      <w:r>
+        <w:t xml:space="preserve"> </w:t>
+      </w:r>
+      <w:r>
+        <w:t xml:space="preserve">видит фронты и их армии, действующие линии, повод, исторические директивы как образец и</w:t>
+      </w:r>
+      <w:r>
+        <w:t xml:space="preserve"> </w:t>
+      </w:r>
+      <w:r>
+        <w:t xml:space="preserve">список пунктов; отвечает «оставить линии» или издаёт линию по пунктам. Директива проверяется</w:t>
+      </w:r>
+      <w:r>
+        <w:t xml:space="preserve"> </w:t>
+      </w:r>
+      <w:r>
+        <w:t xml:space="preserve">(оба фронта есть, войска по разные стороны линии) и вступает в силу через указанные часы;</w:t>
+      </w:r>
+      <w:r>
+        <w:t xml:space="preserve"> </w:t>
+      </w:r>
+      <w:r>
+        <w:t xml:space="preserve">ответ Ставки — в донесениях и в «Журнале». Включается в «Посреднике» («Модель-Ставка»),</w:t>
+      </w:r>
+      <w:r>
+        <w:t xml:space="preserve"> </w:t>
+      </w:r>
+      <w:r>
+        <w:t xml:space="preserve">работает, когда в игре есть модель.</w:t>
+      </w:r>
+    </w:p>
+    <w:p>
+      <w:pPr>
+        <w:numPr>
+          <w:ilvl w:val="0"/>
+          <w:numId w:val="1008"/>
+        </w:numPr>
+        <w:pStyle w:val="Compact"/>
+      </w:pPr>
+      <w:r>
+        <w:rPr>
+          <w:bCs/>
+          <w:b/>
+        </w:rPr>
+        <w:t xml:space="preserve">Линии армий — распоряжение игрока.</w:t>
+      </w:r>
+      <w:r>
+        <w:t xml:space="preserve"> </w:t>
+      </w:r>
+      <w:r>
+        <w:t xml:space="preserve">Во вкладке «Приказы → Полосы»: фронт, две его армии,</w:t>
+      </w:r>
+      <w:r>
+        <w:t xml:space="preserve"> </w:t>
+      </w:r>
+      <w:r>
+        <w:t xml:space="preserve">линия точками на карте (от тыла к переднему краю). Кто справа по ходу линии, стенд определяет</w:t>
+      </w:r>
+      <w:r>
+        <w:t xml:space="preserve"> </w:t>
+      </w:r>
+      <w:r>
+        <w:t xml:space="preserve">по положению армий; линия вступает с задержкой доведения армиям и делит полосы армий этого</w:t>
+      </w:r>
+      <w:r>
+        <w:t xml:space="preserve"> </w:t>
+      </w:r>
+      <w:r>
+        <w:t xml:space="preserve">фронта — армии идут к целям своей полосой.</w:t>
+      </w:r>
+    </w:p>
+    <w:p>
+      <w:pPr>
+        <w:pStyle w:val="FirstParagraph"/>
+      </w:pPr>
+      <w:r>
+        <w:t xml:space="preserve">Там же — свои полосы словами: с кем граничит каждый фронт и каждая армия, по каким пунктам</w:t>
+      </w:r>
+      <w:r>
+        <w:t xml:space="preserve"> </w:t>
+      </w:r>
+      <w:r>
+        <w:t xml:space="preserve">проходит линия (будущие директивы игрок не видит), кто стоит в полосе соседа. Если цель</w:t>
+      </w:r>
+      <w:r>
+        <w:t xml:space="preserve"> </w:t>
+      </w:r>
+      <w:r>
+        <w:t xml:space="preserve">приказа лежит в полосе соседа по действующей линии, редактор приказа предупреждает: войска</w:t>
+      </w:r>
+      <w:r>
+        <w:t xml:space="preserve"> </w:t>
+      </w:r>
+      <w:r>
+        <w:t xml:space="preserve">пойдут туда, но своей полосой, где можно, а выход в чужую полосу отметится в разборе. Штаб на</w:t>
+      </w:r>
+      <w:r>
+        <w:t xml:space="preserve"> </w:t>
+      </w:r>
+      <w:r>
+        <w:t xml:space="preserve">модели и советник получают те же сведения в обстановке. Директивы Ставки и распоряжения</w:t>
+      </w:r>
+      <w:r>
+        <w:t xml:space="preserve"> </w:t>
+      </w:r>
+      <w:r>
+        <w:t xml:space="preserve">записываются в игру, поэтому она восстанавливается по записи точно.</w:t>
       </w:r>
     </w:p>
     <w:p>
@@ -3803,12 +4033,12 @@
           <wp:inline>
             <wp:extent cx="5334000" cy="3333750"/>
             <wp:effectExtent b="0" l="0" r="0" t="0"/>
-            <wp:docPr descr="Игра: директива Ставки в журнале" title="" id="75" name="Picture"/>
+            <wp:docPr descr="Игра: полосы и линия армий" title="" id="75" name="Picture"/>
             <a:graphic>
               <a:graphicData uri="http://schemas.openxmlformats.org/drawingml/2006/picture">
                 <pic:pic>
                   <pic:nvPicPr>
-                    <pic:cNvPr descr="img/game-directives.jpg" id="76" name="Picture"/>
+                    <pic:cNvPr descr="img/game-bounds.jpg" id="76" name="Picture"/>
                     <pic:cNvPicPr>
                       <a:picLocks noChangeArrowheads="1" noChangeAspect="1"/>
                     </pic:cNvPicPr>
@@ -3850,7 +4080,7 @@
           <w:iCs/>
           <w:i/>
         </w:rPr>
-        <w:t xml:space="preserve">Журнал хода: распоряжение о линии армий, директива Ставки по ходатайству командующего (подставная модель), донесения о вступлении обеих линий в силу.</w:t>
+        <w:t xml:space="preserve">Вкладка «Приказы → Полосы»: линии 1 БФ с соседями по директивам, распоряжение — линия между 5-й ударной и 1-й гвардейской танковой армиями (на карте — пунктиром между ними); ниже — форма новой линии.</w:t>
       </w:r>
     </w:p>
     <w:p>
@@ -3862,12 +4092,12 @@
           <wp:inline>
             <wp:extent cx="5334000" cy="3333750"/>
             <wp:effectExtent b="0" l="0" r="0" t="0"/>
-            <wp:docPr descr="Игра: доклады" title="" id="78" name="Picture"/>
+            <wp:docPr descr="Игра: директива Ставки в журнале" title="" id="78" name="Picture"/>
             <a:graphic>
               <a:graphicData uri="http://schemas.openxmlformats.org/drawingml/2006/picture">
                 <pic:pic>
                   <pic:nvPicPr>
-                    <pic:cNvPr descr="img/game-reports.jpg" id="79" name="Picture"/>
+                    <pic:cNvPr descr="img/game-directives.jpg" id="79" name="Picture"/>
                     <pic:cNvPicPr>
                       <a:picLocks noChangeArrowheads="1" noChangeAspect="1"/>
                     </pic:cNvPicPr>
@@ -3909,71 +4139,7 @@
           <w:iCs/>
           <w:i/>
         </w:rPr>
-        <w:t xml:space="preserve">Командование 1-м Белорусским фронтом: оперативная сводка, донесения за ход, доклады объединений.</w:t>
-      </w:r>
-    </w:p>
-    <w:p>
-      <w:pPr>
-        <w:pStyle w:val="BodyText"/>
-      </w:pPr>
-      <w:r>
-        <w:rPr>
-          <w:bCs/>
-          <w:b/>
-        </w:rPr>
-        <w:t xml:space="preserve">Советник</w:t>
-      </w:r>
-      <w:r>
-        <w:t xml:space="preserve"> </w:t>
-      </w:r>
-      <w:r>
-        <w:t xml:space="preserve">отвечает на вопросы игрока, видя то же, что игрок, и точные правила арбитра;</w:t>
-      </w:r>
-      <w:r>
-        <w:t xml:space="preserve"> </w:t>
-      </w:r>
-      <w:r>
-        <w:t xml:space="preserve">готовит варианты решения на ход (решительный, осторожный, манёвренный), которые можно принять</w:t>
-      </w:r>
-      <w:r>
-        <w:t xml:space="preserve"> </w:t>
-      </w:r>
-      <w:r>
-        <w:t xml:space="preserve">целиком или по частям. Ответ, где названы соединения противника вне разведки, проверяется</w:t>
-      </w:r>
-      <w:r>
-        <w:t xml:space="preserve"> </w:t>
-      </w:r>
-      <w:r>
-        <w:t xml:space="preserve">программно.</w:t>
-      </w:r>
-      <w:r>
-        <w:t xml:space="preserve"> </w:t>
-      </w:r>
-      <w:r>
-        <w:rPr>
-          <w:bCs/>
-          <w:b/>
-        </w:rPr>
-        <w:t xml:space="preserve">Посредник</w:t>
-      </w:r>
-      <w:r>
-        <w:t xml:space="preserve"> </w:t>
-      </w:r>
-      <w:r>
-        <w:t xml:space="preserve">показывает решения штаба противника — после игры или по желанию; по</w:t>
-      </w:r>
-      <w:r>
-        <w:t xml:space="preserve"> </w:t>
-      </w:r>
-      <w:r>
-        <w:t xml:space="preserve">выбору модель-посредник даёт ограниченную поправку к бою (в пределах 0,8–1,25) с опорой на</w:t>
-      </w:r>
-      <w:r>
-        <w:t xml:space="preserve"> </w:t>
-      </w:r>
-      <w:r>
-        <w:t xml:space="preserve">справку из базы знаний.</w:t>
+        <w:t xml:space="preserve">Журнал хода: распоряжение о линии армий, директива Ставки по ходатайству командующего (подставная модель), донесения о вступлении обеих линий в силу.</w:t>
       </w:r>
     </w:p>
     <w:p>
@@ -3985,12 +4151,12 @@
           <wp:inline>
             <wp:extent cx="5334000" cy="3333750"/>
             <wp:effectExtent b="0" l="0" r="0" t="0"/>
-            <wp:docPr descr="Игра: варианты решения от советника" title="" id="81" name="Picture"/>
+            <wp:docPr descr="Игра: доклады" title="" id="81" name="Picture"/>
             <a:graphic>
               <a:graphicData uri="http://schemas.openxmlformats.org/drawingml/2006/picture">
                 <pic:pic>
                   <pic:nvPicPr>
-                    <pic:cNvPr descr="img/game-advisor-plans.jpg" id="82" name="Picture"/>
+                    <pic:cNvPr descr="img/game-reports.jpg" id="82" name="Picture"/>
                     <pic:cNvPicPr>
                       <a:picLocks noChangeArrowheads="1" noChangeAspect="1"/>
                     </pic:cNvPicPr>
@@ -4032,230 +4198,94 @@
           <w:iCs/>
           <w:i/>
         </w:rPr>
-        <w:t xml:space="preserve">Варианты решения на ход: оценка, замысел, приказы и распоряжения — каждый можно взять в проект.</w:t>
+        <w:t xml:space="preserve">Командование 1-м Белорусским фронтом: оперативная сводка, донесения за ход, доклады объединений.</w:t>
       </w:r>
     </w:p>
     <w:p>
       <w:pPr>
         <w:pStyle w:val="BodyText"/>
       </w:pPr>
-      <w:r>
-        <w:t xml:space="preserve">Игра идёт до победы или поражения, сохраняется в браузере после каждого хода и восстанавливается</w:t>
-      </w:r>
-      <w:r>
-        <w:t xml:space="preserve"> </w:t>
-      </w:r>
-      <w:r>
-        <w:t xml:space="preserve">по записи целиком (движок детерминирован).</w:t>
-      </w:r>
-      <w:r>
-        <w:t xml:space="preserve"> </w:t>
-      </w:r>
       <w:r>
         <w:rPr>
           <w:bCs/>
           <w:b/>
         </w:rPr>
-        <w:t xml:space="preserve">Разбор операции</w:t>
-      </w:r>
-      <w:r>
-        <w:t xml:space="preserve"> </w:t>
-      </w:r>
-      <w:r>
-        <w:t xml:space="preserve">— отчётный документ модели по</w:t>
-      </w:r>
-      <w:r>
-        <w:t xml:space="preserve"> </w:t>
-      </w:r>
-      <w:r>
-        <w:t xml:space="preserve">записи игры от лица экспертов (замысел и ведение операции, разведка, тыл, переправы,</w:t>
-      </w:r>
-      <w:r>
-        <w:t xml:space="preserve"> </w:t>
-      </w:r>
-      <w:r>
-        <w:t xml:space="preserve">управление, резервы, сравнение с историей, оценка и уроки), с выгрузкой в PDF.</w:t>
-      </w:r>
-    </w:p>
-    <w:bookmarkEnd w:id="83"/>
-    <w:bookmarkStart w:id="90" w:name="X322f4ef31d4acf5655c48c98fa112b3c5d9ab02"/>
-    <w:p>
-      <w:pPr>
-        <w:pStyle w:val="Heading2"/>
-      </w:pPr>
-      <w:r>
-        <w:t xml:space="preserve">7. Моделирование</w:t>
-      </w:r>
-    </w:p>
-    <w:p>
-      <w:pPr>
-        <w:pStyle w:val="FirstParagraph"/>
-      </w:pPr>
-      <w:r>
-        <w:t xml:space="preserve">Раздел для тех, кто проверяет и развивает модель:</w:t>
-      </w:r>
-    </w:p>
-    <w:p>
-      <w:pPr>
-        <w:numPr>
-          <w:ilvl w:val="0"/>
-          <w:numId w:val="1008"/>
-        </w:numPr>
-        <w:pStyle w:val="Compact"/>
-      </w:pPr>
+        <w:t xml:space="preserve">Советник</w:t>
+      </w:r>
+      <w:r>
+        <w:t xml:space="preserve"> </w:t>
+      </w:r>
+      <w:r>
+        <w:t xml:space="preserve">отвечает на вопросы игрока, видя то же, что игрок, и точные правила арбитра;</w:t>
+      </w:r>
+      <w:r>
+        <w:t xml:space="preserve"> </w:t>
+      </w:r>
+      <w:r>
+        <w:t xml:space="preserve">готовит варианты решения на ход (решительный, осторожный, манёвренный), которые можно принять</w:t>
+      </w:r>
+      <w:r>
+        <w:t xml:space="preserve"> </w:t>
+      </w:r>
+      <w:r>
+        <w:t xml:space="preserve">целиком или по частям. Ответ, где названы соединения противника вне разведки, проверяется</w:t>
+      </w:r>
+      <w:r>
+        <w:t xml:space="preserve"> </w:t>
+      </w:r>
+      <w:r>
+        <w:t xml:space="preserve">программно.</w:t>
+      </w:r>
+      <w:r>
+        <w:t xml:space="preserve"> </w:t>
+      </w:r>
       <w:r>
         <w:rPr>
           <w:bCs/>
           <w:b/>
         </w:rPr>
-        <w:t xml:space="preserve">Модели</w:t>
-      </w:r>
-      <w:r>
-        <w:t xml:space="preserve"> </w:t>
-      </w:r>
-      <w:r>
-        <w:t xml:space="preserve">— наборы правил арбитра словами и числами (бой, оборона, движение, подвоз,</w:t>
-      </w:r>
-      <w:r>
-        <w:t xml:space="preserve"> </w:t>
-      </w:r>
-      <w:r>
-        <w:t xml:space="preserve">калибровка), профили сторон, языковые модели по ролям;</w:t>
-      </w:r>
-    </w:p>
-    <w:p>
-      <w:pPr>
-        <w:numPr>
-          <w:ilvl w:val="0"/>
-          <w:numId w:val="1008"/>
-        </w:numPr>
-        <w:pStyle w:val="Compact"/>
-      </w:pPr>
-      <w:r>
-        <w:rPr>
-          <w:bCs/>
-          <w:b/>
-        </w:rPr>
-        <w:t xml:space="preserve">Сравнение</w:t>
-      </w:r>
-      <w:r>
-        <w:t xml:space="preserve"> </w:t>
-      </w:r>
-      <w:r>
-        <w:t xml:space="preserve">— до четырёх наборов правил на одной операции против истории: положения по</w:t>
-      </w:r>
-      <w:r>
-        <w:t xml:space="preserve"> </w:t>
-      </w:r>
-      <w:r>
-        <w:t xml:space="preserve">дням, события, отчёт;</w:t>
-      </w:r>
-    </w:p>
-    <w:p>
-      <w:pPr>
-        <w:numPr>
-          <w:ilvl w:val="0"/>
-          <w:numId w:val="1008"/>
-        </w:numPr>
-        <w:pStyle w:val="Compact"/>
-      </w:pPr>
-      <w:r>
-        <w:rPr>
-          <w:bCs/>
-          <w:b/>
-        </w:rPr>
-        <w:t xml:space="preserve">Настройка</w:t>
-      </w:r>
-      <w:r>
-        <w:t xml:space="preserve"> </w:t>
-      </w:r>
-      <w:r>
-        <w:t xml:space="preserve">— свой вариант правил;</w:t>
-      </w:r>
-    </w:p>
-    <w:p>
-      <w:pPr>
-        <w:numPr>
-          <w:ilvl w:val="0"/>
-          <w:numId w:val="1008"/>
-        </w:numPr>
-        <w:pStyle w:val="Compact"/>
-      </w:pPr>
-      <w:r>
-        <w:rPr>
-          <w:bCs/>
-          <w:b/>
-        </w:rPr>
-        <w:t xml:space="preserve">Калибровка</w:t>
-      </w:r>
-      <w:r>
-        <w:t xml:space="preserve"> </w:t>
-      </w:r>
-      <w:r>
-        <w:t xml:space="preserve">— подбор множителей правил по истории операции (обучение — первая половина,</w:t>
-      </w:r>
-      <w:r>
-        <w:t xml:space="preserve"> </w:t>
-      </w:r>
-      <w:r>
-        <w:t xml:space="preserve">проверка — вторая), в браузере, параллельно;</w:t>
-      </w:r>
-    </w:p>
-    <w:p>
-      <w:pPr>
-        <w:numPr>
-          <w:ilvl w:val="0"/>
-          <w:numId w:val="1008"/>
-        </w:numPr>
-        <w:pStyle w:val="Compact"/>
-      </w:pPr>
-      <w:r>
-        <w:rPr>
-          <w:bCs/>
-          <w:b/>
-        </w:rPr>
-        <w:t xml:space="preserve">Операции</w:t>
-      </w:r>
-      <w:r>
-        <w:t xml:space="preserve"> </w:t>
-      </w:r>
-      <w:r>
-        <w:t xml:space="preserve">— загрузка своей операции пакетом (сценарий, театр, история), проверка,</w:t>
-      </w:r>
-      <w:r>
-        <w:t xml:space="preserve"> </w:t>
-      </w:r>
-      <w:r>
-        <w:t xml:space="preserve">контрольный прогон, подготовка к переигровке; материалы, полнота, сверка с базой, пересчёт</w:t>
-      </w:r>
-      <w:r>
-        <w:t xml:space="preserve"> </w:t>
-      </w:r>
-      <w:r>
-        <w:t xml:space="preserve">(раздел 8).</w:t>
-      </w:r>
-    </w:p>
-    <w:p>
-      <w:pPr>
-        <w:pStyle w:val="FirstParagraph"/>
+        <w:t xml:space="preserve">Посредник</w:t>
+      </w:r>
+      <w:r>
+        <w:t xml:space="preserve"> </w:t>
+      </w:r>
+      <w:r>
+        <w:t xml:space="preserve">показывает решения штаба противника — после игры или по желанию; по</w:t>
+      </w:r>
+      <w:r>
+        <w:t xml:space="preserve"> </w:t>
+      </w:r>
+      <w:r>
+        <w:t xml:space="preserve">выбору модель-посредник даёт ограниченную поправку к бою (в пределах 0,8–1,25) с опорой на</w:t>
+      </w:r>
+      <w:r>
+        <w:t xml:space="preserve"> </w:t>
+      </w:r>
+      <w:r>
+        <w:t xml:space="preserve">справку из базы знаний.</w:t>
+      </w:r>
+    </w:p>
+    <w:p>
+      <w:pPr>
+        <w:pStyle w:val="BodyText"/>
       </w:pPr>
       <w:r>
         <w:drawing>
           <wp:inline>
             <wp:extent cx="5334000" cy="3333750"/>
             <wp:effectExtent b="0" l="0" r="0" t="0"/>
-            <wp:docPr descr="Моделирование: описание откалиброванных правил" title="" id="85" name="Picture"/>
+            <wp:docPr descr="Игра: варианты решения от советника" title="" id="84" name="Picture"/>
             <a:graphic>
               <a:graphicData uri="http://schemas.openxmlformats.org/drawingml/2006/picture">
                 <pic:pic>
                   <pic:nvPicPr>
-                    <pic:cNvPr descr="img/modeling-models.jpg" id="86" name="Picture"/>
+                    <pic:cNvPr descr="img/game-advisor-plans.jpg" id="85" name="Picture"/>
                     <pic:cNvPicPr>
                       <a:picLocks noChangeArrowheads="1" noChangeAspect="1"/>
                     </pic:cNvPicPr>
                   </pic:nvPicPr>
                   <pic:blipFill>
-                    <a:blip r:embed="rId84"/>
+                    <a:blip r:embed="rId83"/>
                     <a:stretch>
                       <a:fillRect/>
                     </a:stretch>
@@ -4291,46 +4321,224 @@
           <w:iCs/>
           <w:i/>
         </w:rPr>
-        <w:t xml:space="preserve">Набор правил</w:t>
-      </w:r>
-      <w:r>
-        <w:rPr>
-          <w:iCs/>
-          <w:i/>
-        </w:rPr>
-        <w:t xml:space="preserve"> </w:t>
-      </w:r>
-      <w:r>
-        <w:rPr>
-          <w:rStyle w:val="VerbatimChar"/>
-          <w:iCs/>
-          <w:i/>
-        </w:rPr>
-        <w:t xml:space="preserve">ww2-berlin-cal</w:t>
-      </w:r>
-      <w:r>
-        <w:rPr>
-          <w:iCs/>
-          <w:i/>
-        </w:rPr>
-        <w:t xml:space="preserve">: блок калибровки (мерило до и после, множители) и таблицы арбитра словами.</w:t>
+        <w:t xml:space="preserve">Варианты решения на ход: оценка, замысел, приказы и распоряжения — каждый можно взять в проект.</w:t>
       </w:r>
     </w:p>
     <w:p>
       <w:pPr>
         <w:pStyle w:val="BodyText"/>
+      </w:pPr>
+      <w:r>
+        <w:t xml:space="preserve">Игра идёт до победы или поражения, сохраняется в браузере после каждого хода и восстанавливается</w:t>
+      </w:r>
+      <w:r>
+        <w:t xml:space="preserve"> </w:t>
+      </w:r>
+      <w:r>
+        <w:t xml:space="preserve">по записи целиком (движок детерминирован).</w:t>
+      </w:r>
+      <w:r>
+        <w:t xml:space="preserve"> </w:t>
+      </w:r>
+      <w:r>
+        <w:rPr>
+          <w:bCs/>
+          <w:b/>
+        </w:rPr>
+        <w:t xml:space="preserve">Разбор операции</w:t>
+      </w:r>
+      <w:r>
+        <w:t xml:space="preserve"> </w:t>
+      </w:r>
+      <w:r>
+        <w:t xml:space="preserve">— отчётный документ модели по</w:t>
+      </w:r>
+      <w:r>
+        <w:t xml:space="preserve"> </w:t>
+      </w:r>
+      <w:r>
+        <w:t xml:space="preserve">записи игры от лица экспертов (замысел и ведение операции, разведка, тыл, переправы,</w:t>
+      </w:r>
+      <w:r>
+        <w:t xml:space="preserve"> </w:t>
+      </w:r>
+      <w:r>
+        <w:t xml:space="preserve">управление, резервы, сравнение с историей, оценка и уроки), с выгрузкой в PDF.</w:t>
+      </w:r>
+    </w:p>
+    <w:bookmarkEnd w:id="86"/>
+    <w:bookmarkStart w:id="93" w:name="X322f4ef31d4acf5655c48c98fa112b3c5d9ab02"/>
+    <w:p>
+      <w:pPr>
+        <w:pStyle w:val="Heading2"/>
+      </w:pPr>
+      <w:r>
+        <w:t xml:space="preserve">7. Моделирование</w:t>
+      </w:r>
+    </w:p>
+    <w:p>
+      <w:pPr>
+        <w:pStyle w:val="FirstParagraph"/>
+      </w:pPr>
+      <w:r>
+        <w:t xml:space="preserve">Раздел для тех, кто проверяет и развивает модель:</w:t>
+      </w:r>
+    </w:p>
+    <w:p>
+      <w:pPr>
+        <w:numPr>
+          <w:ilvl w:val="0"/>
+          <w:numId w:val="1009"/>
+        </w:numPr>
+        <w:pStyle w:val="Compact"/>
+      </w:pPr>
+      <w:r>
+        <w:rPr>
+          <w:bCs/>
+          <w:b/>
+        </w:rPr>
+        <w:t xml:space="preserve">Модели</w:t>
+      </w:r>
+      <w:r>
+        <w:t xml:space="preserve"> </w:t>
+      </w:r>
+      <w:r>
+        <w:t xml:space="preserve">— наборы правил арбитра словами и числами (бой, оборона, движение, подвоз,</w:t>
+      </w:r>
+      <w:r>
+        <w:t xml:space="preserve"> </w:t>
+      </w:r>
+      <w:r>
+        <w:t xml:space="preserve">калибровка), профили сторон, языковые модели по ролям;</w:t>
+      </w:r>
+    </w:p>
+    <w:p>
+      <w:pPr>
+        <w:numPr>
+          <w:ilvl w:val="0"/>
+          <w:numId w:val="1009"/>
+        </w:numPr>
+        <w:pStyle w:val="Compact"/>
+      </w:pPr>
+      <w:r>
+        <w:rPr>
+          <w:bCs/>
+          <w:b/>
+        </w:rPr>
+        <w:t xml:space="preserve">Сравнение</w:t>
+      </w:r>
+      <w:r>
+        <w:t xml:space="preserve"> </w:t>
+      </w:r>
+      <w:r>
+        <w:t xml:space="preserve">— до четырёх наборов правил на одной операции против истории: положения по</w:t>
+      </w:r>
+      <w:r>
+        <w:t xml:space="preserve"> </w:t>
+      </w:r>
+      <w:r>
+        <w:t xml:space="preserve">дням, события, отчёт;</w:t>
+      </w:r>
+    </w:p>
+    <w:p>
+      <w:pPr>
+        <w:numPr>
+          <w:ilvl w:val="0"/>
+          <w:numId w:val="1009"/>
+        </w:numPr>
+        <w:pStyle w:val="Compact"/>
+      </w:pPr>
+      <w:r>
+        <w:rPr>
+          <w:bCs/>
+          <w:b/>
+        </w:rPr>
+        <w:t xml:space="preserve">Настройка</w:t>
+      </w:r>
+      <w:r>
+        <w:t xml:space="preserve"> </w:t>
+      </w:r>
+      <w:r>
+        <w:t xml:space="preserve">— свой вариант правил;</w:t>
+      </w:r>
+    </w:p>
+    <w:p>
+      <w:pPr>
+        <w:numPr>
+          <w:ilvl w:val="0"/>
+          <w:numId w:val="1009"/>
+        </w:numPr>
+        <w:pStyle w:val="Compact"/>
+      </w:pPr>
+      <w:r>
+        <w:rPr>
+          <w:bCs/>
+          <w:b/>
+        </w:rPr>
+        <w:t xml:space="preserve">Калибровка</w:t>
+      </w:r>
+      <w:r>
+        <w:t xml:space="preserve"> </w:t>
+      </w:r>
+      <w:r>
+        <w:t xml:space="preserve">— подбор множителей правил по истории операции (обучение — первая половина,</w:t>
+      </w:r>
+      <w:r>
+        <w:t xml:space="preserve"> </w:t>
+      </w:r>
+      <w:r>
+        <w:t xml:space="preserve">проверка — вторая), в браузере, параллельно;</w:t>
+      </w:r>
+    </w:p>
+    <w:p>
+      <w:pPr>
+        <w:numPr>
+          <w:ilvl w:val="0"/>
+          <w:numId w:val="1009"/>
+        </w:numPr>
+        <w:pStyle w:val="Compact"/>
+      </w:pPr>
+      <w:r>
+        <w:rPr>
+          <w:bCs/>
+          <w:b/>
+        </w:rPr>
+        <w:t xml:space="preserve">Операции</w:t>
+      </w:r>
+      <w:r>
+        <w:t xml:space="preserve"> </w:t>
+      </w:r>
+      <w:r>
+        <w:t xml:space="preserve">— загрузка своей операции пакетом (сценарий, театр, история), проверка,</w:t>
+      </w:r>
+      <w:r>
+        <w:t xml:space="preserve"> </w:t>
+      </w:r>
+      <w:r>
+        <w:t xml:space="preserve">контрольный прогон, подготовка к переигровке; материалы, полнота, сверка с базой, пересчёт</w:t>
+      </w:r>
+      <w:r>
+        <w:t xml:space="preserve"> </w:t>
+      </w:r>
+      <w:r>
+        <w:t xml:space="preserve">(раздел 8).</w:t>
+      </w:r>
+    </w:p>
+    <w:p>
+      <w:pPr>
+        <w:pStyle w:val="FirstParagraph"/>
       </w:pPr>
       <w:r>
         <w:drawing>
           <wp:inline>
             <wp:extent cx="5334000" cy="3333750"/>
             <wp:effectExtent b="0" l="0" r="0" t="0"/>
-            <wp:docPr descr="Моделирование: сравнение правил с историей" title="" id="88" name="Picture"/>
+            <wp:docPr descr="Моделирование: описание откалиброванных правил" title="" id="88" name="Picture"/>
             <a:graphic>
               <a:graphicData uri="http://schemas.openxmlformats.org/drawingml/2006/picture">
                 <pic:pic>
                   <pic:nvPicPr>
-                    <pic:cNvPr descr="img/modeling-compare.jpg" id="89" name="Picture"/>
+                    <pic:cNvPr descr="img/modeling-models.jpg" id="89" name="Picture"/>
                     <pic:cNvPicPr>
                       <a:picLocks noChangeArrowheads="1" noChangeAspect="1"/>
                     </pic:cNvPicPr>
@@ -4372,260 +4580,29 @@
           <w:iCs/>
           <w:i/>
         </w:rPr>
-        <w:t xml:space="preserve">Исходные и откалиброванные правила на Берлинской операции: доля положений в допуске, события, отклонение по дням.</w:t>
-      </w:r>
-    </w:p>
-    <w:p>
-      <w:pPr>
-        <w:pStyle w:val="BodyText"/>
-      </w:pPr>
-      <w:r>
-        <w:t xml:space="preserve">Как устроен расчёт, откуда числа и насколько модель совпадает с историей, — часть II.</w:t>
-      </w:r>
-    </w:p>
-    <w:bookmarkEnd w:id="90"/>
-    <w:bookmarkStart w:id="129" w:name="X832284fb410f88164b07a38c8e506aeefc66295"/>
-    <w:p>
-      <w:pPr>
-        <w:pStyle w:val="Heading2"/>
-      </w:pPr>
-      <w:r>
-        <w:t xml:space="preserve">8. База знаний и подготовка операции</w:t>
-      </w:r>
-    </w:p>
-    <w:p>
-      <w:pPr>
-        <w:pStyle w:val="FirstParagraph"/>
-      </w:pPr>
-      <w:r>
-        <w:rPr>
-          <w:bCs/>
-          <w:b/>
-        </w:rPr>
-        <w:t xml:space="preserve">База знаний</w:t>
-      </w:r>
-      <w:r>
-        <w:t xml:space="preserve"> </w:t>
-      </w:r>
-      <w:r>
-        <w:t xml:space="preserve">— сведения по операциям в каркасе категорий: операции, сражения и бои,</w:t>
-      </w:r>
-      <w:r>
-        <w:t xml:space="preserve"> </w:t>
-      </w:r>
-      <w:r>
-        <w:t xml:space="preserve">формирования, командование, организация и доктрина, вооружение, театр, хронология, источники;</w:t>
-      </w:r>
-      <w:r>
-        <w:t xml:space="preserve"> </w:t>
-      </w:r>
-      <w:r>
-        <w:t xml:space="preserve">рубрикатор с нумерацией. У каждого факта — источник, достоверность (A, B, C) и, для извлечённых</w:t>
-      </w:r>
-      <w:r>
-        <w:t xml:space="preserve"> </w:t>
-      </w:r>
-      <w:r>
-        <w:t xml:space="preserve">из документов, дословная цитата. Материалы сгруппированы по операциям. Поиск — по словам и по</w:t>
-      </w:r>
-      <w:r>
-        <w:t xml:space="preserve"> </w:t>
-      </w:r>
-      <w:r>
-        <w:t xml:space="preserve">смыслу (эмбеддинги модели). Модель отвечает на вопросы и рассказывает по теме только по</w:t>
-      </w:r>
-      <w:r>
-        <w:t xml:space="preserve"> </w:t>
-      </w:r>
-      <w:r>
-        <w:t xml:space="preserve">материалам базы, со ссылками; советник в игре получает из неё справки (доктрину, технику — без</w:t>
-      </w:r>
-      <w:r>
-        <w:t xml:space="preserve"> </w:t>
-      </w:r>
-      <w:r>
-        <w:t xml:space="preserve">хода боёв в истории).</w:t>
-      </w:r>
-    </w:p>
-    <w:p>
-      <w:pPr>
-        <w:pStyle w:val="BodyText"/>
-      </w:pPr>
-      <w:r>
-        <w:t xml:space="preserve">Перед моделированием операции нужны материалы: численность и состав формирований, задачи,</w:t>
-      </w:r>
-      <w:r>
-        <w:t xml:space="preserve"> </w:t>
-      </w:r>
-      <w:r>
-        <w:t xml:space="preserve">положения по дням, события, состояние мостов и дорог. Стенд помогает их собрать и показывает,</w:t>
-      </w:r>
-      <w:r>
-        <w:t xml:space="preserve"> </w:t>
-      </w:r>
-      <w:r>
-        <w:t xml:space="preserve">чего не хватает.</w:t>
-      </w:r>
-    </w:p>
-    <w:bookmarkStart w:id="97" w:name="X755e226ad4402fdd679bf3cc49ea760f6b24c52"/>
-    <w:p>
-      <w:pPr>
-        <w:pStyle w:val="Heading3"/>
-      </w:pPr>
-      <w:r>
-        <w:t xml:space="preserve">8.1. Материалы операции и база знаний</w:t>
-      </w:r>
-    </w:p>
-    <w:p>
-      <w:pPr>
-        <w:pStyle w:val="FirstParagraph"/>
-      </w:pPr>
-      <w:r>
-        <w:t xml:space="preserve">В карточке операции («Моделирование → Операции») загружаются документы: книги, донесения,</w:t>
-      </w:r>
-      <w:r>
-        <w:t xml:space="preserve"> </w:t>
-      </w:r>
-      <w:r>
-        <w:t xml:space="preserve">журналы боевых действий (PDF с текстом, Word, HTML, txt) с указанием достоверности (A, B, C).</w:t>
-      </w:r>
-      <w:r>
-        <w:t xml:space="preserve"> </w:t>
-      </w:r>
-      <w:r>
-        <w:t xml:space="preserve">Модель разбирает документ по частям и выписывает:</w:t>
-      </w:r>
-    </w:p>
-    <w:p>
-      <w:pPr>
-        <w:numPr>
-          <w:ilvl w:val="0"/>
-          <w:numId w:val="1009"/>
-        </w:numPr>
-        <w:pStyle w:val="Compact"/>
-      </w:pPr>
-      <w:r>
-        <w:rPr>
-          <w:bCs/>
-          <w:b/>
-        </w:rPr>
-        <w:t xml:space="preserve">записи в базу знаний</w:t>
-      </w:r>
-      <w:r>
-        <w:t xml:space="preserve"> </w:t>
-      </w:r>
-      <w:r>
-        <w:t xml:space="preserve">— в раздел этой операции (формирования, пункты, бои, хроника,</w:t>
-      </w:r>
-      <w:r>
-        <w:t xml:space="preserve"> </w:t>
-      </w:r>
-      <w:r>
-        <w:t xml:space="preserve">нормативы) с дословной цитатой; без цитаты запись отбрасывается;</w:t>
-      </w:r>
-    </w:p>
-    <w:p>
-      <w:pPr>
-        <w:numPr>
-          <w:ilvl w:val="0"/>
-          <w:numId w:val="1009"/>
-        </w:numPr>
-        <w:pStyle w:val="Compact"/>
-      </w:pPr>
-      <w:r>
-        <w:rPr>
-          <w:bCs/>
-          <w:b/>
-        </w:rPr>
-        <w:t xml:space="preserve">сведения об инфраструктуре</w:t>
-      </w:r>
-      <w:r>
-        <w:t xml:space="preserve"> </w:t>
-      </w:r>
-      <w:r>
-        <w:t xml:space="preserve">— мосты, переправы, дороги, железные дороги: что, где, в</w:t>
-      </w:r>
-      <w:r>
-        <w:t xml:space="preserve"> </w:t>
-      </w:r>
-      <w:r>
-        <w:t xml:space="preserve">каком состоянии, с какой даты, чьими силами;</w:t>
-      </w:r>
-    </w:p>
-    <w:p>
-      <w:pPr>
-        <w:numPr>
-          <w:ilvl w:val="0"/>
-          <w:numId w:val="1009"/>
-        </w:numPr>
-        <w:pStyle w:val="Compact"/>
-      </w:pPr>
-      <w:r>
-        <w:rPr>
-          <w:bCs/>
-          <w:b/>
-        </w:rPr>
-        <w:t xml:space="preserve">положения формирований по дням</w:t>
-      </w:r>
-      <w:r>
-        <w:t xml:space="preserve"> </w:t>
-      </w:r>
-      <w:r>
-        <w:t xml:space="preserve">— кто, когда, где (раздел 8.4);</w:t>
-      </w:r>
-    </w:p>
-    <w:p>
-      <w:pPr>
-        <w:numPr>
-          <w:ilvl w:val="0"/>
-          <w:numId w:val="1009"/>
-        </w:numPr>
-        <w:pStyle w:val="Compact"/>
-      </w:pPr>
-      <w:r>
-        <w:rPr>
-          <w:bCs/>
-          <w:b/>
-        </w:rPr>
-        <w:t xml:space="preserve">разграничительные линии</w:t>
-      </w:r>
-      <w:r>
-        <w:t xml:space="preserve"> </w:t>
-      </w:r>
-      <w:r>
-        <w:t xml:space="preserve">— между какими объединениями, с какого числа, по каким пунктам,</w:t>
-      </w:r>
-      <w:r>
-        <w:t xml:space="preserve"> </w:t>
-      </w:r>
-      <w:r>
-        <w:t xml:space="preserve">чьи пункты включительно (раздел 8.4).</w:t>
-      </w:r>
-    </w:p>
-    <w:p>
-      <w:pPr>
-        <w:pStyle w:val="FirstParagraph"/>
-      </w:pPr>
-      <w:r>
-        <w:t xml:space="preserve">Под документом видно, что извлеклось: сколько новых записей, дополнений, сведений об</w:t>
-      </w:r>
-      <w:r>
-        <w:t xml:space="preserve"> </w:t>
-      </w:r>
-      <w:r>
-        <w:t xml:space="preserve">инфраструктуре. Каждое сведение показано с цитатой и с тем, как оно ляжет на театр («в</w:t>
-      </w:r>
-      <w:r>
-        <w:t xml:space="preserve"> </w:t>
-      </w:r>
-      <w:r>
-        <w:t xml:space="preserve">расчёте: переправа действует с 17.04» или «на театре не найдено — останется сведением»).</w:t>
-      </w:r>
-      <w:r>
-        <w:t xml:space="preserve"> </w:t>
-      </w:r>
-      <w:r>
-        <w:t xml:space="preserve">Человек принимает или отклоняет; принятое попадает в расчёт и в базу знаний.</w:t>
+        <w:t xml:space="preserve">Набор правил</w:t>
+      </w:r>
+      <w:r>
+        <w:rPr>
+          <w:iCs/>
+          <w:i/>
+        </w:rPr>
+        <w:t xml:space="preserve"> </w:t>
+      </w:r>
+      <w:r>
+        <w:rPr>
+          <w:rStyle w:val="VerbatimChar"/>
+          <w:iCs/>
+          <w:i/>
+        </w:rPr>
+        <w:t xml:space="preserve">ww2-berlin-cal</w:t>
+      </w:r>
+      <w:r>
+        <w:rPr>
+          <w:iCs/>
+          <w:i/>
+        </w:rPr>
+        <w:t xml:space="preserve">: блок калибровки (мерило до и после, множители) и таблицы арбитра словами.</w:t>
       </w:r>
     </w:p>
     <w:p>
@@ -4635,20 +4612,332 @@
       <w:r>
         <w:drawing>
           <wp:inline>
-            <wp:extent cx="5334000" cy="4901798"/>
+            <wp:extent cx="5334000" cy="3333750"/>
             <wp:effectExtent b="0" l="0" r="0" t="0"/>
-            <wp:docPr descr="Материалы операции: извлечённые сведения об инфраструктуре" title="" id="92" name="Picture"/>
+            <wp:docPr descr="Моделирование: сравнение правил с историей" title="" id="91" name="Picture"/>
             <a:graphic>
               <a:graphicData uri="http://schemas.openxmlformats.org/drawingml/2006/picture">
                 <pic:pic>
                   <pic:nvPicPr>
-                    <pic:cNvPr descr="img/ops-materials.jpg" id="93" name="Picture"/>
+                    <pic:cNvPr descr="img/modeling-compare.jpg" id="92" name="Picture"/>
                     <pic:cNvPicPr>
                       <a:picLocks noChangeArrowheads="1" noChangeAspect="1"/>
                     </pic:cNvPicPr>
                   </pic:nvPicPr>
                   <pic:blipFill>
-                    <a:blip r:embed="rId91"/>
+                    <a:blip r:embed="rId90"/>
+                    <a:stretch>
+                      <a:fillRect/>
+                    </a:stretch>
+                  </pic:blipFill>
+                  <pic:spPr bwMode="auto">
+                    <a:xfrm>
+                      <a:off x="0" y="0"/>
+                      <a:ext cx="5334000" cy="3333750"/>
+                    </a:xfrm>
+                    <a:prstGeom prst="rect">
+                      <a:avLst/>
+                    </a:prstGeom>
+                    <a:noFill/>
+                    <a:ln w="9525">
+                      <a:noFill/>
+                      <a:headEnd/>
+                      <a:tailEnd/>
+                    </a:ln>
+                  </pic:spPr>
+                </pic:pic>
+              </a:graphicData>
+            </a:graphic>
+          </wp:inline>
+        </w:drawing>
+      </w:r>
+    </w:p>
+    <w:p>
+      <w:pPr>
+        <w:pStyle w:val="BodyText"/>
+      </w:pPr>
+      <w:r>
+        <w:rPr>
+          <w:iCs/>
+          <w:i/>
+        </w:rPr>
+        <w:t xml:space="preserve">Исходные и откалиброванные правила на Берлинской операции: доля положений в допуске, события, отклонение по дням.</w:t>
+      </w:r>
+    </w:p>
+    <w:p>
+      <w:pPr>
+        <w:pStyle w:val="BodyText"/>
+      </w:pPr>
+      <w:r>
+        <w:t xml:space="preserve">Как устроен расчёт, откуда числа и насколько модель совпадает с историей, — часть II.</w:t>
+      </w:r>
+    </w:p>
+    <w:bookmarkEnd w:id="93"/>
+    <w:bookmarkStart w:id="132" w:name="X832284fb410f88164b07a38c8e506aeefc66295"/>
+    <w:p>
+      <w:pPr>
+        <w:pStyle w:val="Heading2"/>
+      </w:pPr>
+      <w:r>
+        <w:t xml:space="preserve">8. База знаний и подготовка операции</w:t>
+      </w:r>
+    </w:p>
+    <w:p>
+      <w:pPr>
+        <w:pStyle w:val="FirstParagraph"/>
+      </w:pPr>
+      <w:r>
+        <w:rPr>
+          <w:bCs/>
+          <w:b/>
+        </w:rPr>
+        <w:t xml:space="preserve">База знаний</w:t>
+      </w:r>
+      <w:r>
+        <w:t xml:space="preserve"> </w:t>
+      </w:r>
+      <w:r>
+        <w:t xml:space="preserve">— сведения по операциям в каркасе категорий: операции, сражения и бои,</w:t>
+      </w:r>
+      <w:r>
+        <w:t xml:space="preserve"> </w:t>
+      </w:r>
+      <w:r>
+        <w:t xml:space="preserve">формирования, командование, организация и доктрина, вооружение, театр, хронология, источники;</w:t>
+      </w:r>
+      <w:r>
+        <w:t xml:space="preserve"> </w:t>
+      </w:r>
+      <w:r>
+        <w:t xml:space="preserve">рубрикатор с нумерацией. У каждого факта — источник, достоверность (A, B, C) и, для извлечённых</w:t>
+      </w:r>
+      <w:r>
+        <w:t xml:space="preserve"> </w:t>
+      </w:r>
+      <w:r>
+        <w:t xml:space="preserve">из документов, дословная цитата. Материалы сгруппированы по операциям. Поиск — по словам и по</w:t>
+      </w:r>
+      <w:r>
+        <w:t xml:space="preserve"> </w:t>
+      </w:r>
+      <w:r>
+        <w:t xml:space="preserve">смыслу (эмбеддинги модели). Модель отвечает на вопросы и рассказывает по теме только по</w:t>
+      </w:r>
+      <w:r>
+        <w:t xml:space="preserve"> </w:t>
+      </w:r>
+      <w:r>
+        <w:t xml:space="preserve">материалам базы, со ссылками; советник в игре получает из неё справки (доктрину, технику — без</w:t>
+      </w:r>
+      <w:r>
+        <w:t xml:space="preserve"> </w:t>
+      </w:r>
+      <w:r>
+        <w:t xml:space="preserve">хода боёв в истории).</w:t>
+      </w:r>
+    </w:p>
+    <w:p>
+      <w:pPr>
+        <w:pStyle w:val="BodyText"/>
+      </w:pPr>
+      <w:r>
+        <w:t xml:space="preserve">Перед моделированием операции нужны материалы: численность и состав формирований, задачи,</w:t>
+      </w:r>
+      <w:r>
+        <w:t xml:space="preserve"> </w:t>
+      </w:r>
+      <w:r>
+        <w:t xml:space="preserve">положения по дням, события, состояние мостов и дорог. Стенд помогает их собрать и показывает,</w:t>
+      </w:r>
+      <w:r>
+        <w:t xml:space="preserve"> </w:t>
+      </w:r>
+      <w:r>
+        <w:t xml:space="preserve">чего не хватает.</w:t>
+      </w:r>
+    </w:p>
+    <w:bookmarkStart w:id="100" w:name="X755e226ad4402fdd679bf3cc49ea760f6b24c52"/>
+    <w:p>
+      <w:pPr>
+        <w:pStyle w:val="Heading3"/>
+      </w:pPr>
+      <w:r>
+        <w:t xml:space="preserve">8.1. Материалы операции и база знаний</w:t>
+      </w:r>
+    </w:p>
+    <w:p>
+      <w:pPr>
+        <w:pStyle w:val="FirstParagraph"/>
+      </w:pPr>
+      <w:r>
+        <w:t xml:space="preserve">В карточке операции («Моделирование → Операции») загружаются документы: книги, донесения,</w:t>
+      </w:r>
+      <w:r>
+        <w:t xml:space="preserve"> </w:t>
+      </w:r>
+      <w:r>
+        <w:t xml:space="preserve">журналы боевых действий (PDF с текстом, Word, HTML, txt) с указанием достоверности (A, B, C).</w:t>
+      </w:r>
+      <w:r>
+        <w:t xml:space="preserve"> </w:t>
+      </w:r>
+      <w:r>
+        <w:t xml:space="preserve">Модель разбирает документ по частям и выписывает:</w:t>
+      </w:r>
+    </w:p>
+    <w:p>
+      <w:pPr>
+        <w:numPr>
+          <w:ilvl w:val="0"/>
+          <w:numId w:val="1010"/>
+        </w:numPr>
+        <w:pStyle w:val="Compact"/>
+      </w:pPr>
+      <w:r>
+        <w:rPr>
+          <w:bCs/>
+          <w:b/>
+        </w:rPr>
+        <w:t xml:space="preserve">записи в базу знаний</w:t>
+      </w:r>
+      <w:r>
+        <w:t xml:space="preserve"> </w:t>
+      </w:r>
+      <w:r>
+        <w:t xml:space="preserve">— в раздел этой операции (формирования, пункты, бои, хроника,</w:t>
+      </w:r>
+      <w:r>
+        <w:t xml:space="preserve"> </w:t>
+      </w:r>
+      <w:r>
+        <w:t xml:space="preserve">нормативы) с дословной цитатой; без цитаты запись отбрасывается;</w:t>
+      </w:r>
+    </w:p>
+    <w:p>
+      <w:pPr>
+        <w:numPr>
+          <w:ilvl w:val="0"/>
+          <w:numId w:val="1010"/>
+        </w:numPr>
+        <w:pStyle w:val="Compact"/>
+      </w:pPr>
+      <w:r>
+        <w:rPr>
+          <w:bCs/>
+          <w:b/>
+        </w:rPr>
+        <w:t xml:space="preserve">сведения об инфраструктуре</w:t>
+      </w:r>
+      <w:r>
+        <w:t xml:space="preserve"> </w:t>
+      </w:r>
+      <w:r>
+        <w:t xml:space="preserve">— мосты, переправы, дороги, железные дороги: что, где, в</w:t>
+      </w:r>
+      <w:r>
+        <w:t xml:space="preserve"> </w:t>
+      </w:r>
+      <w:r>
+        <w:t xml:space="preserve">каком состоянии, с какой даты, чьими силами;</w:t>
+      </w:r>
+    </w:p>
+    <w:p>
+      <w:pPr>
+        <w:numPr>
+          <w:ilvl w:val="0"/>
+          <w:numId w:val="1010"/>
+        </w:numPr>
+        <w:pStyle w:val="Compact"/>
+      </w:pPr>
+      <w:r>
+        <w:rPr>
+          <w:bCs/>
+          <w:b/>
+        </w:rPr>
+        <w:t xml:space="preserve">положения формирований по дням</w:t>
+      </w:r>
+      <w:r>
+        <w:t xml:space="preserve"> </w:t>
+      </w:r>
+      <w:r>
+        <w:t xml:space="preserve">— кто, когда, где (раздел 8.4);</w:t>
+      </w:r>
+    </w:p>
+    <w:p>
+      <w:pPr>
+        <w:numPr>
+          <w:ilvl w:val="0"/>
+          <w:numId w:val="1010"/>
+        </w:numPr>
+        <w:pStyle w:val="Compact"/>
+      </w:pPr>
+      <w:r>
+        <w:rPr>
+          <w:bCs/>
+          <w:b/>
+        </w:rPr>
+        <w:t xml:space="preserve">разграничительные линии</w:t>
+      </w:r>
+      <w:r>
+        <w:t xml:space="preserve"> </w:t>
+      </w:r>
+      <w:r>
+        <w:t xml:space="preserve">— между какими объединениями, с какого числа, по каким пунктам,</w:t>
+      </w:r>
+      <w:r>
+        <w:t xml:space="preserve"> </w:t>
+      </w:r>
+      <w:r>
+        <w:t xml:space="preserve">чьи пункты включительно (раздел 8.4).</w:t>
+      </w:r>
+    </w:p>
+    <w:p>
+      <w:pPr>
+        <w:pStyle w:val="FirstParagraph"/>
+      </w:pPr>
+      <w:r>
+        <w:t xml:space="preserve">Под документом видно, что извлеклось: сколько новых записей, дополнений, сведений об</w:t>
+      </w:r>
+      <w:r>
+        <w:t xml:space="preserve"> </w:t>
+      </w:r>
+      <w:r>
+        <w:t xml:space="preserve">инфраструктуре. Каждое сведение показано с цитатой и с тем, как оно ляжет на театр («в</w:t>
+      </w:r>
+      <w:r>
+        <w:t xml:space="preserve"> </w:t>
+      </w:r>
+      <w:r>
+        <w:t xml:space="preserve">расчёте: переправа действует с 17.04» или «на театре не найдено — останется сведением»).</w:t>
+      </w:r>
+      <w:r>
+        <w:t xml:space="preserve"> </w:t>
+      </w:r>
+      <w:r>
+        <w:t xml:space="preserve">Человек принимает или отклоняет; принятое попадает в расчёт и в базу знаний.</w:t>
+      </w:r>
+    </w:p>
+    <w:p>
+      <w:pPr>
+        <w:pStyle w:val="BodyText"/>
+      </w:pPr>
+      <w:r>
+        <w:drawing>
+          <wp:inline>
+            <wp:extent cx="5334000" cy="4901798"/>
+            <wp:effectExtent b="0" l="0" r="0" t="0"/>
+            <wp:docPr descr="Материалы операции: извлечённые сведения об инфраструктуре" title="" id="95" name="Picture"/>
+            <a:graphic>
+              <a:graphicData uri="http://schemas.openxmlformats.org/drawingml/2006/picture">
+                <pic:pic>
+                  <pic:nvPicPr>
+                    <pic:cNvPr descr="img/ops-materials.jpg" id="96" name="Picture"/>
+                    <pic:cNvPicPr>
+                      <a:picLocks noChangeArrowheads="1" noChangeAspect="1"/>
+                    </pic:cNvPicPr>
+                  </pic:nvPicPr>
+                  <pic:blipFill>
+                    <a:blip r:embed="rId94"/>
                     <a:stretch>
                       <a:fillRect/>
                     </a:stretch>
@@ -4722,18 +5011,18 @@
           <wp:inline>
             <wp:extent cx="5334000" cy="3333750"/>
             <wp:effectExtent b="0" l="0" r="0" t="0"/>
-            <wp:docPr descr="Знания: Берлинская операция" title="" id="95" name="Picture"/>
+            <wp:docPr descr="Знания: Берлинская операция" title="" id="98" name="Picture"/>
             <a:graphic>
               <a:graphicData uri="http://schemas.openxmlformats.org/drawingml/2006/picture">
                 <pic:pic>
                   <pic:nvPicPr>
-                    <pic:cNvPr descr="img/kb-browse.jpg" id="96" name="Picture"/>
+                    <pic:cNvPr descr="img/kb-browse.jpg" id="99" name="Picture"/>
                     <pic:cNvPicPr>
                       <a:picLocks noChangeArrowheads="1" noChangeAspect="1"/>
                     </pic:cNvPicPr>
                   </pic:nvPicPr>
                   <pic:blipFill>
-                    <a:blip r:embed="rId94"/>
+                    <a:blip r:embed="rId97"/>
                     <a:stretch>
                       <a:fillRect/>
                     </a:stretch>
@@ -4772,8 +5061,8 @@
         <w:t xml:space="preserve">Раздел «Знания»: рубрикатор слева, запись об операции с фактами, источниками и достоверностью, справа — вопросы к модели по базе.</w:t>
       </w:r>
     </w:p>
-    <w:bookmarkEnd w:id="97"/>
-    <w:bookmarkStart w:id="110" w:name="X1522de9a32215e1f5cfde96f52b018aac5cada8"/>
+    <w:bookmarkEnd w:id="100"/>
+    <w:bookmarkStart w:id="113" w:name="X1522de9a32215e1f5cfde96f52b018aac5cada8"/>
     <w:p>
       <w:pPr>
         <w:pStyle w:val="Heading3"/>
@@ -5727,18 +6016,18 @@
           <wp:inline>
             <wp:extent cx="5334000" cy="3333750"/>
             <wp:effectExtent b="0" l="0" r="0" t="0"/>
-            <wp:docPr descr="Полнота материалов Берлинской операции" title="" id="99" name="Picture"/>
+            <wp:docPr descr="Полнота материалов Берлинской операции" title="" id="102" name="Picture"/>
             <a:graphic>
               <a:graphicData uri="http://schemas.openxmlformats.org/drawingml/2006/picture">
                 <pic:pic>
                   <pic:nvPicPr>
-                    <pic:cNvPr descr="img/kb-coverage.jpg" id="100" name="Picture"/>
+                    <pic:cNvPr descr="img/kb-coverage.jpg" id="103" name="Picture"/>
                     <pic:cNvPicPr>
                       <a:picLocks noChangeArrowheads="1" noChangeAspect="1"/>
                     </pic:cNvPicPr>
                   </pic:nvPicPr>
                   <pic:blipFill>
-                    <a:blip r:embed="rId98"/>
+                    <a:blip r:embed="rId101"/>
                     <a:stretch>
                       <a:fillRect/>
                     </a:stretch>
@@ -5844,18 +6133,18 @@
           <wp:inline>
             <wp:extent cx="5334000" cy="3515839"/>
             <wp:effectExtent b="0" l="0" r="0" t="0"/>
-            <wp:docPr descr="Матрица полноты: формирования" title="" id="102" name="Picture"/>
+            <wp:docPr descr="Матрица полноты: формирования" title="" id="105" name="Picture"/>
             <a:graphic>
               <a:graphicData uri="http://schemas.openxmlformats.org/drawingml/2006/picture">
                 <pic:pic>
                   <pic:nvPicPr>
-                    <pic:cNvPr descr="img/ops-coverage-matrix.jpg" id="103" name="Picture"/>
+                    <pic:cNvPr descr="img/ops-coverage-matrix.jpg" id="106" name="Picture"/>
                     <pic:cNvPicPr>
                       <a:picLocks noChangeArrowheads="1" noChangeAspect="1"/>
                     </pic:cNvPicPr>
                   </pic:nvPicPr>
                   <pic:blipFill>
-                    <a:blip r:embed="rId101"/>
+                    <a:blip r:embed="rId104"/>
                     <a:stretch>
                       <a:fillRect/>
                     </a:stretch>
@@ -5903,18 +6192,18 @@
           <wp:inline>
             <wp:extent cx="5334000" cy="3345971"/>
             <wp:effectExtent b="0" l="0" r="0" t="0"/>
-            <wp:docPr descr="Карта пробелов" title="" id="105" name="Picture"/>
+            <wp:docPr descr="Карта пробелов" title="" id="108" name="Picture"/>
             <a:graphic>
               <a:graphicData uri="http://schemas.openxmlformats.org/drawingml/2006/picture">
                 <pic:pic>
                   <pic:nvPicPr>
-                    <pic:cNvPr descr="img/ops-gapmap.jpg" id="106" name="Picture"/>
+                    <pic:cNvPr descr="img/ops-gapmap.jpg" id="109" name="Picture"/>
                     <pic:cNvPicPr>
                       <a:picLocks noChangeArrowheads="1" noChangeAspect="1"/>
                     </pic:cNvPicPr>
                   </pic:nvPicPr>
                   <pic:blipFill>
-                    <a:blip r:embed="rId104"/>
+                    <a:blip r:embed="rId107"/>
                     <a:stretch>
                       <a:fillRect/>
                     </a:stretch>
@@ -6004,18 +6293,18 @@
           <wp:inline>
             <wp:extent cx="5334000" cy="3333750"/>
             <wp:effectExtent b="0" l="0" r="0" t="0"/>
-            <wp:docPr descr="Полнота: разграничительные линии" title="" id="108" name="Picture"/>
+            <wp:docPr descr="Полнота: разграничительные линии" title="" id="111" name="Picture"/>
             <a:graphic>
               <a:graphicData uri="http://schemas.openxmlformats.org/drawingml/2006/picture">
                 <pic:pic>
                   <pic:nvPicPr>
-                    <pic:cNvPr descr="img/ops-coverage-boundaries.jpg" id="109" name="Picture"/>
+                    <pic:cNvPr descr="img/ops-coverage-boundaries.jpg" id="112" name="Picture"/>
                     <pic:cNvPicPr>
                       <a:picLocks noChangeArrowheads="1" noChangeAspect="1"/>
                     </pic:cNvPicPr>
                   </pic:nvPicPr>
                   <pic:blipFill>
-                    <a:blip r:embed="rId107"/>
+                    <a:blip r:embed="rId110"/>
                     <a:stretch>
                       <a:fillRect/>
                     </a:stretch>
@@ -6108,8 +6397,8 @@
         <w:t xml:space="preserve">файлом «Что собрать (.md)» — задание на поиск материалов.</w:t>
       </w:r>
     </w:p>
-    <w:bookmarkEnd w:id="110"/>
-    <w:bookmarkStart w:id="114" w:name="X56f5652edeab440528fab61a4ffcffc991f13a2"/>
+    <w:bookmarkEnd w:id="113"/>
+    <w:bookmarkStart w:id="117" w:name="X56f5652edeab440528fab61a4ffcffc991f13a2"/>
     <w:p>
       <w:pPr>
         <w:pStyle w:val="Heading3"/>
@@ -6301,18 +6590,18 @@
           <wp:inline>
             <wp:extent cx="5334000" cy="2387650"/>
             <wp:effectExtent b="0" l="0" r="0" t="0"/>
-            <wp:docPr descr="Сверка с базой знаний" title="" id="112" name="Picture"/>
+            <wp:docPr descr="Сверка с базой знаний" title="" id="115" name="Picture"/>
             <a:graphic>
               <a:graphicData uri="http://schemas.openxmlformats.org/drawingml/2006/picture">
                 <pic:pic>
                   <pic:nvPicPr>
-                    <pic:cNvPr descr="img/ops-sync.jpg" id="113" name="Picture"/>
+                    <pic:cNvPr descr="img/ops-sync.jpg" id="116" name="Picture"/>
                     <pic:cNvPicPr>
                       <a:picLocks noChangeArrowheads="1" noChangeAspect="1"/>
                     </pic:cNvPicPr>
                   </pic:nvPicPr>
                   <pic:blipFill>
-                    <a:blip r:embed="rId111"/>
+                    <a:blip r:embed="rId114"/>
                     <a:stretch>
                       <a:fillRect/>
                     </a:stretch>
@@ -6351,8 +6640,8 @@
         <w:t xml:space="preserve">Берлинская операция: три расхождения «база → сценарий» — танки трёх немецких дивизий (в сценарии — по распределению численности армии, в базе — исправные на 13.04 по Исаеву), и 187 сведений, которых в базе нет: численность, танки, орудия, боевой путь.</w:t>
       </w:r>
     </w:p>
-    <w:bookmarkEnd w:id="114"/>
-    <w:bookmarkStart w:id="121" w:name="Xa54427352b129e489a6c64cd5bece0234c5b20f"/>
+    <w:bookmarkEnd w:id="117"/>
+    <w:bookmarkStart w:id="124" w:name="Xa54427352b129e489a6c64cd5bece0234c5b20f"/>
     <w:p>
       <w:pPr>
         <w:pStyle w:val="Heading3"/>
@@ -6399,7 +6688,7 @@
       <w:pPr>
         <w:numPr>
           <w:ilvl w:val="0"/>
-          <w:numId w:val="1010"/>
+          <w:numId w:val="1011"/>
         </w:numPr>
         <w:pStyle w:val="Compact"/>
       </w:pPr>
@@ -6421,7 +6710,7 @@
       <w:pPr>
         <w:numPr>
           <w:ilvl w:val="0"/>
-          <w:numId w:val="1010"/>
+          <w:numId w:val="1011"/>
         </w:numPr>
         <w:pStyle w:val="Compact"/>
       </w:pPr>
@@ -6468,18 +6757,18 @@
           <wp:inline>
             <wp:extent cx="5334000" cy="2091232"/>
             <wp:effectExtent b="0" l="0" r="0" t="0"/>
-            <wp:docPr descr="Положения из документа" title="" id="116" name="Picture"/>
+            <wp:docPr descr="Положения из документа" title="" id="119" name="Picture"/>
             <a:graphic>
               <a:graphicData uri="http://schemas.openxmlformats.org/drawingml/2006/picture">
                 <pic:pic>
                   <pic:nvPicPr>
-                    <pic:cNvPr descr="img/ops-positions.jpg" id="117" name="Picture"/>
+                    <pic:cNvPr descr="img/ops-positions.jpg" id="120" name="Picture"/>
                     <pic:cNvPicPr>
                       <a:picLocks noChangeArrowheads="1" noChangeAspect="1"/>
                     </pic:cNvPicPr>
                   </pic:nvPicPr>
                   <pic:blipFill>
-                    <a:blip r:embed="rId115"/>
+                    <a:blip r:embed="rId118"/>
                     <a:stretch>
                       <a:fillRect/>
                     </a:stretch>
@@ -6576,7 +6865,7 @@
       <w:pPr>
         <w:numPr>
           <w:ilvl w:val="0"/>
-          <w:numId w:val="1011"/>
+          <w:numId w:val="1012"/>
         </w:numPr>
         <w:pStyle w:val="Compact"/>
       </w:pPr>
@@ -6604,7 +6893,7 @@
       <w:pPr>
         <w:numPr>
           <w:ilvl w:val="0"/>
-          <w:numId w:val="1011"/>
+          <w:numId w:val="1012"/>
         </w:numPr>
         <w:pStyle w:val="Compact"/>
       </w:pPr>
@@ -6657,18 +6946,18 @@
           <wp:inline>
             <wp:extent cx="5334000" cy="3926709"/>
             <wp:effectExtent b="0" l="0" r="0" t="0"/>
-            <wp:docPr descr="Разграничительная линия из документа" title="" id="119" name="Picture"/>
+            <wp:docPr descr="Разграничительная линия из документа" title="" id="122" name="Picture"/>
             <a:graphic>
               <a:graphicData uri="http://schemas.openxmlformats.org/drawingml/2006/picture">
                 <pic:pic>
                   <pic:nvPicPr>
-                    <pic:cNvPr descr="img/ops-boundaries.jpg" id="120" name="Picture"/>
+                    <pic:cNvPr descr="img/ops-boundaries.jpg" id="123" name="Picture"/>
                     <pic:cNvPicPr>
                       <a:picLocks noChangeArrowheads="1" noChangeAspect="1"/>
                     </pic:cNvPicPr>
                   </pic:nvPicPr>
                   <pic:blipFill>
-                    <a:blip r:embed="rId118"/>
+                    <a:blip r:embed="rId121"/>
                     <a:stretch>
                       <a:fillRect/>
                     </a:stretch>
@@ -6707,8 +6996,8 @@
         <w:t xml:space="preserve">Директива о линии 1 БФ / 1 УФ с 23.04: на театре найдены два пункта из четырёх (Тойпитц, Миттенвальде); справа по ходу линии — 1-й Белорусский фронт; линия принята в сценарий и в базу.</w:t>
       </w:r>
     </w:p>
-    <w:bookmarkEnd w:id="121"/>
-    <w:bookmarkStart w:id="128" w:name="Xc8e6f1bd6278aa3185a2ef046b9f30fa5352ca0"/>
+    <w:bookmarkEnd w:id="124"/>
+    <w:bookmarkStart w:id="131" w:name="Xc8e6f1bd6278aa3185a2ef046b9f30fa5352ca0"/>
     <w:p>
       <w:pPr>
         <w:pStyle w:val="Heading3"/>
@@ -6741,7 +7030,7 @@
       <w:pPr>
         <w:numPr>
           <w:ilvl w:val="0"/>
-          <w:numId w:val="1012"/>
+          <w:numId w:val="1013"/>
         </w:numPr>
         <w:pStyle w:val="Compact"/>
       </w:pPr>
@@ -6753,7 +7042,7 @@
       <w:pPr>
         <w:numPr>
           <w:ilvl w:val="0"/>
-          <w:numId w:val="1012"/>
+          <w:numId w:val="1013"/>
         </w:numPr>
         <w:pStyle w:val="Compact"/>
       </w:pPr>
@@ -6771,7 +7060,7 @@
       <w:pPr>
         <w:numPr>
           <w:ilvl w:val="0"/>
-          <w:numId w:val="1012"/>
+          <w:numId w:val="1013"/>
         </w:numPr>
         <w:pStyle w:val="Compact"/>
       </w:pPr>
@@ -6789,7 +7078,7 @@
       <w:pPr>
         <w:numPr>
           <w:ilvl w:val="0"/>
-          <w:numId w:val="1012"/>
+          <w:numId w:val="1013"/>
         </w:numPr>
         <w:pStyle w:val="Compact"/>
       </w:pPr>
@@ -6807,7 +7096,7 @@
       <w:pPr>
         <w:numPr>
           <w:ilvl w:val="0"/>
-          <w:numId w:val="1012"/>
+          <w:numId w:val="1013"/>
         </w:numPr>
         <w:pStyle w:val="Compact"/>
       </w:pPr>
@@ -6880,18 +7169,18 @@
           <wp:inline>
             <wp:extent cx="5334000" cy="1739347"/>
             <wp:effectExtent b="0" l="0" r="0" t="0"/>
-            <wp:docPr descr="Пересчёт модели" title="" id="123" name="Picture"/>
+            <wp:docPr descr="Пересчёт модели" title="" id="126" name="Picture"/>
             <a:graphic>
               <a:graphicData uri="http://schemas.openxmlformats.org/drawingml/2006/picture">
                 <pic:pic>
                   <pic:nvPicPr>
-                    <pic:cNvPr descr="img/ops-recalc.jpg" id="124" name="Picture"/>
+                    <pic:cNvPr descr="img/ops-recalc.jpg" id="127" name="Picture"/>
                     <pic:cNvPicPr>
                       <a:picLocks noChangeArrowheads="1" noChangeAspect="1"/>
                     </pic:cNvPicPr>
                   </pic:nvPicPr>
                   <pic:blipFill>
-                    <a:blip r:embed="rId122"/>
+                    <a:blip r:embed="rId125"/>
                     <a:stretch>
                       <a:fillRect/>
                     </a:stretch>
@@ -6939,18 +7228,18 @@
           <wp:inline>
             <wp:extent cx="5334000" cy="3333750"/>
             <wp:effectExtent b="0" l="0" r="0" t="0"/>
-            <wp:docPr descr="Запись о калибровке в базе знаний" title="" id="126" name="Picture"/>
+            <wp:docPr descr="Запись о калибровке в базе знаний" title="" id="129" name="Picture"/>
             <a:graphic>
               <a:graphicData uri="http://schemas.openxmlformats.org/drawingml/2006/picture">
                 <pic:pic>
                   <pic:nvPicPr>
-                    <pic:cNvPr descr="img/kb-calibration.jpg" id="127" name="Picture"/>
+                    <pic:cNvPr descr="img/kb-calibration.jpg" id="130" name="Picture"/>
                     <pic:cNvPicPr>
                       <a:picLocks noChangeArrowheads="1" noChangeAspect="1"/>
                     </pic:cNvPicPr>
                   </pic:nvPicPr>
                   <pic:blipFill>
-                    <a:blip r:embed="rId125"/>
+                    <a:blip r:embed="rId128"/>
                     <a:stretch>
                       <a:fillRect/>
                     </a:stretch>
@@ -6989,9 +7278,9 @@
         <w:t xml:space="preserve">Запись «Калибровка модели» в разделе «Знания»: что изменилось в данных, мерило до и после, сдвинутые множители.</w:t>
       </w:r>
     </w:p>
-    <w:bookmarkEnd w:id="128"/>
-    <w:bookmarkEnd w:id="129"/>
-    <w:bookmarkStart w:id="133" w:name="Xa61a7e2e0160f5710f753bff8f371ed1115d4af"/>
+    <w:bookmarkEnd w:id="131"/>
+    <w:bookmarkEnd w:id="132"/>
+    <w:bookmarkStart w:id="136" w:name="Xa61a7e2e0160f5710f753bff8f371ed1115d4af"/>
     <w:p>
       <w:pPr>
         <w:pStyle w:val="Heading2"/>
@@ -7281,18 +7570,18 @@
           <wp:inline>
             <wp:extent cx="5334000" cy="3333750"/>
             <wp:effectExtent b="0" l="0" r="0" t="0"/>
-            <wp:docPr descr="Раздел «ИИ»" title="" id="131" name="Picture"/>
+            <wp:docPr descr="Раздел «ИИ»" title="" id="134" name="Picture"/>
             <a:graphic>
               <a:graphicData uri="http://schemas.openxmlformats.org/drawingml/2006/picture">
                 <pic:pic>
                   <pic:nvPicPr>
-                    <pic:cNvPr descr="img/ai-settings.jpg" id="132" name="Picture"/>
+                    <pic:cNvPr descr="img/ai-settings.jpg" id="135" name="Picture"/>
                     <pic:cNvPicPr>
                       <a:picLocks noChangeArrowheads="1" noChangeAspect="1"/>
                     </pic:cNvPicPr>
                   </pic:nvPicPr>
                   <pic:blipFill>
-                    <a:blip r:embed="rId130"/>
+                    <a:blip r:embed="rId133"/>
                     <a:stretch>
                       <a:fillRect/>
                     </a:stretch>
@@ -7331,8 +7620,8 @@
         <w:t xml:space="preserve">Связь с моделью: адрес сервера, модель, размышление; как подготовить LM Studio и что видит модель.</w:t>
       </w:r>
     </w:p>
-    <w:bookmarkEnd w:id="133"/>
-    <w:bookmarkStart w:id="135" w:name="Xf6db27664d3ccada61aa622f142e743fa79134b"/>
+    <w:bookmarkEnd w:id="136"/>
+    <w:bookmarkStart w:id="138" w:name="Xf6db27664d3ccada61aa622f142e743fa79134b"/>
     <w:p>
       <w:pPr>
         <w:pStyle w:val="Heading2"/>
@@ -7934,7 +8223,7 @@
       <w:r>
         <w:t xml:space="preserve"> </w:t>
       </w:r>
-      <w:hyperlink r:id="rId134">
+      <w:hyperlink r:id="rId137">
         <w:r>
           <w:rPr>
             <w:rStyle w:val="Hyperlink"/>
@@ -7946,8 +8235,8 @@
         <w:t xml:space="preserve">.</w:t>
       </w:r>
     </w:p>
-    <w:bookmarkEnd w:id="135"/>
-    <w:bookmarkStart w:id="137" w:name="X05c6b39a4826060f94102ba7cd6d65d62595383"/>
+    <w:bookmarkEnd w:id="138"/>
+    <w:bookmarkStart w:id="140" w:name="X05c6b39a4826060f94102ba7cd6d65d62595383"/>
     <w:p>
       <w:pPr>
         <w:pStyle w:val="Heading2"/>
@@ -8308,7 +8597,7 @@
       <w:r>
         <w:t xml:space="preserve"> </w:t>
       </w:r>
-      <w:hyperlink r:id="rId136">
+      <w:hyperlink r:id="rId139">
         <w:r>
           <w:rPr>
             <w:rStyle w:val="Hyperlink"/>
@@ -8320,8 +8609,8 @@
         <w:t xml:space="preserve">.</w:t>
       </w:r>
     </w:p>
-    <w:bookmarkEnd w:id="137"/>
-    <w:bookmarkStart w:id="139" w:name="Xebe1a65cc94765552f91703977d128468568d29"/>
+    <w:bookmarkEnd w:id="140"/>
+    <w:bookmarkStart w:id="142" w:name="Xebe1a65cc94765552f91703977d128468568d29"/>
     <w:p>
       <w:pPr>
         <w:pStyle w:val="Heading2"/>
@@ -8334,7 +8623,7 @@
       <w:pPr>
         <w:numPr>
           <w:ilvl w:val="0"/>
-          <w:numId w:val="1013"/>
+          <w:numId w:val="1014"/>
         </w:numPr>
         <w:pStyle w:val="Compact"/>
       </w:pPr>
@@ -8363,7 +8652,7 @@
       <w:r>
         <w:t xml:space="preserve"> </w:t>
       </w:r>
-      <w:hyperlink r:id="rId138">
+      <w:hyperlink r:id="rId141">
         <w:r>
           <w:rPr>
             <w:rStyle w:val="Hyperlink"/>
@@ -8400,7 +8689,7 @@
       <w:pPr>
         <w:numPr>
           <w:ilvl w:val="0"/>
-          <w:numId w:val="1013"/>
+          <w:numId w:val="1014"/>
         </w:numPr>
         <w:pStyle w:val="Compact"/>
       </w:pPr>
@@ -8422,7 +8711,7 @@
       <w:pPr>
         <w:numPr>
           <w:ilvl w:val="0"/>
-          <w:numId w:val="1013"/>
+          <w:numId w:val="1014"/>
         </w:numPr>
         <w:pStyle w:val="Compact"/>
       </w:pPr>
@@ -8444,7 +8733,7 @@
       <w:pPr>
         <w:numPr>
           <w:ilvl w:val="0"/>
-          <w:numId w:val="1013"/>
+          <w:numId w:val="1014"/>
         </w:numPr>
         <w:pStyle w:val="Compact"/>
       </w:pPr>
@@ -8478,7 +8767,7 @@
       <w:pPr>
         <w:numPr>
           <w:ilvl w:val="0"/>
-          <w:numId w:val="1013"/>
+          <w:numId w:val="1014"/>
         </w:numPr>
         <w:pStyle w:val="Compact"/>
       </w:pPr>
@@ -8496,8 +8785,8 @@
         <w:t xml:space="preserve">— любой сервер с API, совместимым с OpenAI (LM Studio по умолчанию).</w:t>
       </w:r>
     </w:p>
-    <w:bookmarkEnd w:id="139"/>
-    <w:bookmarkStart w:id="140" w:name="X3efa651d5370762a52bb3478fb99987bd328529"/>
+    <w:bookmarkEnd w:id="142"/>
+    <w:bookmarkStart w:id="143" w:name="X3efa651d5370762a52bb3478fb99987bd328529"/>
     <w:p>
       <w:pPr>
         <w:pStyle w:val="Heading2"/>
@@ -8783,8 +9072,8 @@
         <w:t xml:space="preserve">в разработке ключ не нужен. Корпоративный прокси и свои сертификаты поддерживаются при сборке.</w:t>
       </w:r>
     </w:p>
-    <w:bookmarkEnd w:id="140"/>
-    <w:bookmarkStart w:id="141" w:name="X4b31094387d439be84dabb9b914a8e04f5f8768"/>
+    <w:bookmarkEnd w:id="143"/>
+    <w:bookmarkStart w:id="144" w:name="X4b31094387d439be84dabb9b914a8e04f5f8768"/>
     <w:p>
       <w:pPr>
         <w:pStyle w:val="Heading2"/>
@@ -8965,9 +9254,9 @@
         <w:t xml:space="preserve">Playwright). Описание обновляется в том же коммите, что и доработка.</w:t>
       </w:r>
     </w:p>
-    <w:bookmarkEnd w:id="141"/>
-    <w:bookmarkEnd w:id="142"/>
-    <w:bookmarkStart w:id="186" w:name="часть-ii-модель-переигровки"/>
+    <w:bookmarkEnd w:id="144"/>
+    <w:bookmarkEnd w:id="145"/>
+    <w:bookmarkStart w:id="189" w:name="часть-ii-модель-переигровки"/>
     <w:p>
       <w:pPr>
         <w:pStyle w:val="Heading1"/>
@@ -9030,7 +9319,7 @@
       <w:r>
         <w:t xml:space="preserve"> </w:t>
       </w:r>
-      <w:hyperlink r:id="rId143">
+      <w:hyperlink r:id="rId146">
         <w:r>
           <w:rPr>
             <w:rStyle w:val="Hyperlink"/>
@@ -9050,7 +9339,7 @@
       <w:r>
         <w:t xml:space="preserve"> </w:t>
       </w:r>
-      <w:hyperlink r:id="rId144">
+      <w:hyperlink r:id="rId147">
         <w:r>
           <w:rPr>
             <w:rStyle w:val="Hyperlink"/>
@@ -9062,7 +9351,7 @@
         <w:t xml:space="preserve">.</w:t>
       </w:r>
     </w:p>
-    <w:bookmarkStart w:id="145" w:name="Xcf63c037ab7dd7d4db403f4b5c8eccdd2dae3f8"/>
+    <w:bookmarkStart w:id="148" w:name="Xcf63c037ab7dd7d4db403f4b5c8eccdd2dae3f8"/>
     <w:p>
       <w:pPr>
         <w:pStyle w:val="Heading2"/>
@@ -9225,8 +9514,8 @@
         <w:t xml:space="preserve">операции). Городской: клетка 250 м, ход 12 часов (бой в Берлине 24.04–2.05).</w:t>
       </w:r>
     </w:p>
-    <w:bookmarkEnd w:id="145"/>
-    <w:bookmarkStart w:id="146" w:name="X93fe99f6f07019eee78d1697861d571a3900607"/>
+    <w:bookmarkEnd w:id="148"/>
+    <w:bookmarkStart w:id="149" w:name="X93fe99f6f07019eee78d1697861d571a3900607"/>
     <w:p>
       <w:pPr>
         <w:pStyle w:val="Heading2"/>
@@ -9510,8 +9799,8 @@
         <w:t xml:space="preserve">   сценарий, история (положения по дням) ──► пересчёт: калибровка, контрольная</w:t>
       </w:r>
     </w:p>
-    <w:bookmarkEnd w:id="146"/>
-    <w:bookmarkStart w:id="156" w:name="Xb75c2b10631fcbfc04eb3a0e3375c635fd2d8e0"/>
+    <w:bookmarkEnd w:id="149"/>
+    <w:bookmarkStart w:id="159" w:name="Xb75c2b10631fcbfc04eb3a0e3375c635fd2d8e0"/>
     <w:p>
       <w:pPr>
         <w:pStyle w:val="Heading2"/>
@@ -9520,7 +9809,7 @@
         <w:t xml:space="preserve">17. Данные</w:t>
       </w:r>
     </w:p>
-    <w:bookmarkStart w:id="147" w:name="Xff0f5815d53b5e11d412cf8d88bb873a350baac"/>
+    <w:bookmarkStart w:id="150" w:name="Xff0f5815d53b5e11d412cf8d88bb873a350baac"/>
     <w:p>
       <w:pPr>
         <w:pStyle w:val="Heading3"/>
@@ -10069,7 +10358,7 @@
       <w:pPr>
         <w:numPr>
           <w:ilvl w:val="0"/>
-          <w:numId w:val="1014"/>
+          <w:numId w:val="1015"/>
         </w:numPr>
         <w:pStyle w:val="Compact"/>
       </w:pPr>
@@ -10104,7 +10393,7 @@
       <w:pPr>
         <w:numPr>
           <w:ilvl w:val="0"/>
-          <w:numId w:val="1014"/>
+          <w:numId w:val="1015"/>
         </w:numPr>
         <w:pStyle w:val="Compact"/>
       </w:pPr>
@@ -10126,7 +10415,7 @@
       <w:pPr>
         <w:numPr>
           <w:ilvl w:val="0"/>
-          <w:numId w:val="1014"/>
+          <w:numId w:val="1015"/>
         </w:numPr>
         <w:pStyle w:val="Compact"/>
       </w:pPr>
@@ -10311,8 +10600,8 @@
         <w:t xml:space="preserve">берёт линии, оба объединения которых есть в сценарии и сроки которых пересекают его.</w:t>
       </w:r>
     </w:p>
-    <w:bookmarkEnd w:id="147"/>
-    <w:bookmarkStart w:id="153" w:name="Xeec6d9fa7b141a19e37f5ed647e4d66f2c8768d"/>
+    <w:bookmarkEnd w:id="150"/>
+    <w:bookmarkStart w:id="156" w:name="Xeec6d9fa7b141a19e37f5ed647e4d66f2c8768d"/>
     <w:p>
       <w:pPr>
         <w:pStyle w:val="Heading3"/>
@@ -10707,7 +10996,7 @@
       <w:pPr>
         <w:numPr>
           <w:ilvl w:val="0"/>
-          <w:numId w:val="1015"/>
+          <w:numId w:val="1016"/>
         </w:numPr>
         <w:pStyle w:val="Compact"/>
       </w:pPr>
@@ -10735,7 +11024,7 @@
       <w:pPr>
         <w:numPr>
           <w:ilvl w:val="0"/>
-          <w:numId w:val="1015"/>
+          <w:numId w:val="1016"/>
         </w:numPr>
         <w:pStyle w:val="Compact"/>
       </w:pPr>
@@ -10902,18 +11191,18 @@
           <wp:inline>
             <wp:extent cx="5334000" cy="3333750"/>
             <wp:effectExtent b="0" l="0" r="0" t="0"/>
-            <wp:docPr descr="Исторический слой: сравнение дорог проверочной карты с дорогами театра" title="" id="149" name="Picture"/>
+            <wp:docPr descr="Исторический слой: сравнение дорог проверочной карты с дорогами театра" title="" id="152" name="Picture"/>
             <a:graphic>
               <a:graphicData uri="http://schemas.openxmlformats.org/drawingml/2006/picture">
                 <pic:pic>
                   <pic:nvPicPr>
-                    <pic:cNvPr descr="img/theatre-historical-roads.jpg" id="150" name="Picture"/>
+                    <pic:cNvPr descr="img/theatre-historical-roads.jpg" id="153" name="Picture"/>
                     <pic:cNvPicPr>
                       <a:picLocks noChangeArrowheads="1" noChangeAspect="1"/>
                     </pic:cNvPicPr>
                   </pic:nvPicPr>
                   <pic:blipFill>
-                    <a:blip r:embed="rId148"/>
+                    <a:blip r:embed="rId151"/>
                     <a:stretch>
                       <a:fillRect/>
                     </a:stretch>
@@ -10987,12 +11276,12 @@
           <wp:inline>
             <wp:extent cx="5334000" cy="3333750"/>
             <wp:effectExtent b="0" l="0" r="0" t="0"/>
-            <wp:docPr descr="Карта местности: рельеф и реки театра Одер — Берлин" title="" id="151" name="Picture"/>
+            <wp:docPr descr="Карта местности: рельеф и реки театра Одер — Берлин" title="" id="154" name="Picture"/>
             <a:graphic>
               <a:graphicData uri="http://schemas.openxmlformats.org/drawingml/2006/picture">
                 <pic:pic>
                   <pic:nvPicPr>
-                    <pic:cNvPr descr="img/theatre-relief.jpg" id="152" name="Picture"/>
+                    <pic:cNvPr descr="img/theatre-relief.jpg" id="155" name="Picture"/>
                     <pic:cNvPicPr>
                       <a:picLocks noChangeArrowheads="1" noChangeAspect="1"/>
                     </pic:cNvPicPr>
@@ -11520,8 +11809,8 @@
         </w:tc>
       </w:tr>
     </w:tbl>
-    <w:bookmarkEnd w:id="153"/>
-    <w:bookmarkStart w:id="154" w:name="X4462192615aed2210ebe5d3bb7d17cf846862b3"/>
+    <w:bookmarkEnd w:id="156"/>
+    <w:bookmarkStart w:id="157" w:name="X4462192615aed2210ebe5d3bb7d17cf846862b3"/>
     <w:p>
       <w:pPr>
         <w:pStyle w:val="Heading3"/>
@@ -12651,8 +12940,8 @@
         <w:t xml:space="preserve">дальше крепости, обходят её, а не штурмуют (Познань в январе 1945 г.).</w:t>
       </w:r>
     </w:p>
-    <w:bookmarkEnd w:id="154"/>
-    <w:bookmarkStart w:id="155" w:name="Xa86b3a71bee3db808d30ab989fa1c4903a0ff96"/>
+    <w:bookmarkEnd w:id="157"/>
+    <w:bookmarkStart w:id="158" w:name="Xa86b3a71bee3db808d30ab989fa1c4903a0ff96"/>
     <w:p>
       <w:pPr>
         <w:pStyle w:val="Heading3"/>
@@ -12844,9 +13133,9 @@
         <w:t xml:space="preserve">Полные таблицы — в приложении А.</w:t>
       </w:r>
     </w:p>
-    <w:bookmarkEnd w:id="155"/>
-    <w:bookmarkEnd w:id="156"/>
-    <w:bookmarkStart w:id="160" w:name="X67c5a73f0eb4cf09f07136623a2747a63f384ca"/>
+    <w:bookmarkEnd w:id="158"/>
+    <w:bookmarkEnd w:id="159"/>
+    <w:bookmarkStart w:id="163" w:name="X67c5a73f0eb4cf09f07136623a2747a63f384ca"/>
     <w:p>
       <w:pPr>
         <w:pStyle w:val="Heading2"/>
@@ -12878,7 +13167,7 @@
         <w:t xml:space="preserve">формирования действуют, их численность, задачи, источники подвоза и события для проверки.</w:t>
       </w:r>
     </w:p>
-    <w:bookmarkStart w:id="157" w:name="X0a37ea3c5bd539f9f29107536ecfa72f11bc7d9"/>
+    <w:bookmarkStart w:id="160" w:name="X0a37ea3c5bd539f9f29107536ecfa72f11bc7d9"/>
     <w:p>
       <w:pPr>
         <w:pStyle w:val="Heading3"/>
@@ -12899,392 +13188,6 @@
       </w:r>
       <w:r>
         <w:t xml:space="preserve">действующим формированиям сверху вниз по подчинённости:</w:t>
-      </w:r>
-    </w:p>
-    <w:p>
-      <w:pPr>
-        <w:numPr>
-          <w:ilvl w:val="0"/>
-          <w:numId w:val="1016"/>
-        </w:numPr>
-        <w:pStyle w:val="Compact"/>
-      </w:pPr>
-      <w:r>
-        <w:rPr>
-          <w:bCs/>
-          <w:b/>
-        </w:rPr>
-        <w:t xml:space="preserve">Боевая доля.</w:t>
-      </w:r>
-      <w:r>
-        <w:t xml:space="preserve"> </w:t>
-      </w:r>
-      <w:r>
-        <w:t xml:space="preserve">От списочной численности фронта берётся боевая: 0,6 для советских фронтов</w:t>
-      </w:r>
-      <w:r>
-        <w:t xml:space="preserve"> </w:t>
-      </w:r>
-      <w:r>
-        <w:t xml:space="preserve">(без воздушной армии, тыла, фронтовых частей) и 0,75 для немецких армий (Kampfstärke). Одно</w:t>
-      </w:r>
-      <w:r>
-        <w:t xml:space="preserve"> </w:t>
-      </w:r>
-      <w:r>
-        <w:t xml:space="preserve">мерило для обеих сторон — обязательное условие: иначе калибровка подгоняет коэффициенты под</w:t>
-      </w:r>
-      <w:r>
-        <w:t xml:space="preserve"> </w:t>
-      </w:r>
-      <w:r>
-        <w:t xml:space="preserve">разницу в учёте, а не под бой.</w:t>
-      </w:r>
-    </w:p>
-    <w:p>
-      <w:pPr>
-        <w:numPr>
-          <w:ilvl w:val="0"/>
-          <w:numId w:val="1016"/>
-        </w:numPr>
-        <w:pStyle w:val="Compact"/>
-      </w:pPr>
-      <w:r>
-        <w:rPr>
-          <w:bCs/>
-          <w:b/>
-        </w:rPr>
-        <w:t xml:space="preserve">Явные цифры</w:t>
-      </w:r>
-      <w:r>
-        <w:t xml:space="preserve"> </w:t>
-      </w:r>
-      <w:r>
-        <w:t xml:space="preserve">(например, 1-я гв. ТА — 854 танка по Катукову) вычитаются из общего пула.</w:t>
-      </w:r>
-    </w:p>
-    <w:p>
-      <w:pPr>
-        <w:numPr>
-          <w:ilvl w:val="0"/>
-          <w:numId w:val="1016"/>
-        </w:numPr>
-        <w:pStyle w:val="Compact"/>
-      </w:pPr>
-      <w:r>
-        <w:rPr>
-          <w:bCs/>
-          <w:b/>
-        </w:rPr>
-        <w:t xml:space="preserve">Остаток</w:t>
-      </w:r>
-      <w:r>
-        <w:t xml:space="preserve"> </w:t>
-      </w:r>
-      <w:r>
-        <w:t xml:space="preserve">делится между формированиями без явных цифр пропорционально числу дивизий.</w:t>
-      </w:r>
-      <w:r>
-        <w:t xml:space="preserve"> </w:t>
-      </w:r>
-      <w:r>
-        <w:t xml:space="preserve">Орудия — с весом: на направлениях главного удара — артиллерийские корпуса прорыва (у 8 гв. А</w:t>
-      </w:r>
-      <w:r>
-        <w:t xml:space="preserve"> </w:t>
-      </w:r>
-      <w:r>
-        <w:t xml:space="preserve">и 5 уд. А до 270 орудий на километр; вес до 2,0).</w:t>
-      </w:r>
-    </w:p>
-    <w:p>
-      <w:pPr>
-        <w:pStyle w:val="FirstParagraph"/>
-      </w:pPr>
-      <w:r>
-        <w:t xml:space="preserve">Пример: 1-й Белорусский фронт — 908 500 человек, 3155 танков, 16 934 орудия (Кривошеев);</w:t>
-      </w:r>
-      <w:r>
-        <w:t xml:space="preserve"> </w:t>
-      </w:r>
-      <w:r>
-        <w:t xml:space="preserve">9-я немецкая армия — 112 143 человека, 512 танков, 2500 орудий и минометов (с зенитками в</w:t>
-      </w:r>
-      <w:r>
-        <w:t xml:space="preserve"> </w:t>
-      </w:r>
-      <w:r>
-        <w:t xml:space="preserve">наземной роли).</w:t>
-      </w:r>
-    </w:p>
-    <w:p>
-      <w:pPr>
-        <w:pStyle w:val="BodyText"/>
-      </w:pPr>
-      <w:r>
-        <w:t xml:space="preserve">На Зееловских высотах немецкие корпуса разложены на дивизии; корпус остаётся штабом, задача</w:t>
-      </w:r>
-      <w:r>
-        <w:t xml:space="preserve"> </w:t>
-      </w:r>
-      <w:r>
-        <w:t xml:space="preserve">штаба передаётся его действующим дивизиям.</w:t>
-      </w:r>
-    </w:p>
-    <w:bookmarkEnd w:id="157"/>
-    <w:bookmarkStart w:id="158" w:name="X44638337b5b373e8adc82a2cc88c94c3b656b83"/>
-    <w:p>
-      <w:pPr>
-        <w:pStyle w:val="Heading3"/>
-      </w:pPr>
-      <w:r>
-        <w:t xml:space="preserve">18.2. Задачи</w:t>
-      </w:r>
-    </w:p>
-    <w:p>
-      <w:pPr>
-        <w:pStyle w:val="FirstParagraph"/>
-      </w:pPr>
-      <w:r>
-        <w:t xml:space="preserve">Обе стороны получают исторические</w:t>
-      </w:r>
-      <w:r>
-        <w:t xml:space="preserve"> </w:t>
-      </w:r>
-      <w:r>
-        <w:rPr>
-          <w:bCs/>
-          <w:b/>
-        </w:rPr>
-        <w:t xml:space="preserve">задачи</w:t>
-      </w:r>
-      <w:r>
-        <w:t xml:space="preserve"> </w:t>
-      </w:r>
-      <w:r>
-        <w:t xml:space="preserve">(не положения): наступать на пункт или на</w:t>
-      </w:r>
-      <w:r>
-        <w:t xml:space="preserve"> </w:t>
-      </w:r>
-      <w:r>
-        <w:t xml:space="preserve">формирование противника, обороняться, держаться любой ценой, отходить, прорываться,</w:t>
-      </w:r>
-      <w:r>
-        <w:t xml:space="preserve"> </w:t>
-      </w:r>
-      <w:r>
-        <w:t xml:space="preserve">перегруппироваться, стоять в резерве. Формат в рецепте:</w:t>
-      </w:r>
-    </w:p>
-    <w:p>
-      <w:pPr>
-        <w:pStyle w:val="SourceCode"/>
-      </w:pPr>
-      <w:r>
-        <w:rPr>
-          <w:rStyle w:val="VerbatimChar"/>
-        </w:rPr>
-        <w:t xml:space="preserve">[формирование, "ММ-ДД[TЧЧ]", задача, цель, примечание с источником]</w:t>
-      </w:r>
-      <w:r>
-        <w:br/>
-      </w:r>
-      <w:r>
-        <w:rPr>
-          <w:rStyle w:val="VerbatimChar"/>
-        </w:rPr>
-        <w:t xml:space="preserve">["su_8gva", "04-16", "attack", "Seelow", "главный удар с Кюстринского плацдарма (Ziemke p.474)"]</w:t>
-      </w:r>
-      <w:r>
-        <w:br/>
-      </w:r>
-      <w:r>
-        <w:rPr>
-          <w:rStyle w:val="VerbatimChar"/>
-        </w:rPr>
-        <w:t xml:space="preserve">["de_xi_ss", "04-21T17", "hold", null, "приказ Гитлера держать фронт на Одере (Le Tissier, Halbe)"]</w:t>
-      </w:r>
-    </w:p>
-    <w:p>
-      <w:pPr>
-        <w:pStyle w:val="FirstParagraph"/>
-      </w:pPr>
-      <w:r>
-        <w:t xml:space="preserve">Цель — пункт из справочника, координаты или</w:t>
-      </w:r>
-      <w:r>
-        <w:t xml:space="preserve"> </w:t>
-      </w:r>
-      <w:r>
-        <w:rPr>
-          <w:rStyle w:val="VerbatimChar"/>
-        </w:rPr>
-        <w:t xml:space="preserve">@формирование</w:t>
-      </w:r>
-      <w:r>
-        <w:t xml:space="preserve">. Если час не указан, приказ</w:t>
-      </w:r>
-      <w:r>
-        <w:t xml:space="preserve"> </w:t>
-      </w:r>
-      <w:r>
-        <w:t xml:space="preserve">отдаётся в 18:00. Исполнитель получает его с</w:t>
-      </w:r>
-      <w:r>
-        <w:t xml:space="preserve"> </w:t>
-      </w:r>
-      <w:r>
-        <w:rPr>
-          <w:bCs/>
-          <w:b/>
-        </w:rPr>
-        <w:t xml:space="preserve">задержкой доведения</w:t>
-      </w:r>
-      <w:r>
-        <w:t xml:space="preserve"> </w:t>
-      </w:r>
-      <w:r>
-        <w:t xml:space="preserve">по профилю (армии РККА</w:t>
-      </w:r>
-      <w:r>
-        <w:t xml:space="preserve"> </w:t>
-      </w:r>
-      <w:r>
-        <w:t xml:space="preserve">6 ч, корпусу вермахта 6 ч). В Берлинской операции 245 приказов, в Висло-Одерской — 232.</w:t>
-      </w:r>
-    </w:p>
-    <w:p>
-      <w:pPr>
-        <w:pStyle w:val="BodyText"/>
-      </w:pPr>
-      <w:r>
-        <w:t xml:space="preserve">Ключевые исторические решения заложены как задачи, например: приказы Гитлера держаться на</w:t>
-      </w:r>
-      <w:r>
-        <w:t xml:space="preserve"> </w:t>
-      </w:r>
-      <w:r>
-        <w:t xml:space="preserve">Одере для XI тк СС, V гск СС и V ак (21.04, отход разрешён 23.04) — без них не получается котёл</w:t>
-      </w:r>
-      <w:r>
-        <w:t xml:space="preserve"> </w:t>
-      </w:r>
-      <w:r>
-        <w:t xml:space="preserve">9-й армии; контрудары резервов на Зееловских высотах («Курмарк», 25-я и 18-я мд, «Мюнхеберг»,</w:t>
-      </w:r>
-      <w:r>
-        <w:t xml:space="preserve"> </w:t>
-      </w:r>
-      <w:r>
-        <w:t xml:space="preserve">«Нордланд»); приказ Хейнрици оставить крепость Штеттин 25.04.</w:t>
-      </w:r>
-    </w:p>
-    <w:bookmarkEnd w:id="158"/>
-    <w:bookmarkStart w:id="159" w:name="Xa217433d406cb685b661461421114d4a314ffd1"/>
-    <w:p>
-      <w:pPr>
-        <w:pStyle w:val="Heading3"/>
-      </w:pPr>
-      <w:r>
-        <w:t xml:space="preserve">18.3. Подвоз</w:t>
-      </w:r>
-    </w:p>
-    <w:p>
-      <w:pPr>
-        <w:pStyle w:val="FirstParagraph"/>
-      </w:pPr>
-      <w:r>
-        <w:t xml:space="preserve">Каждой стороне задаются</w:t>
-      </w:r>
-      <w:r>
-        <w:t xml:space="preserve"> </w:t>
-      </w:r>
-      <w:r>
-        <w:rPr>
-          <w:bCs/>
-          <w:b/>
-        </w:rPr>
-        <w:t xml:space="preserve">источники подвоза</w:t>
-      </w:r>
-      <w:r>
-        <w:t xml:space="preserve">: переправы, станции, тыловые районы. Источники</w:t>
-      </w:r>
-      <w:r>
-        <w:t xml:space="preserve"> </w:t>
-      </w:r>
-      <w:r>
-        <w:t xml:space="preserve">могут появляться и пропадать по датам (склады идут за наступлением; узел, потерянный</w:t>
-      </w:r>
-      <w:r>
-        <w:t xml:space="preserve"> </w:t>
-      </w:r>
-      <w:r>
-        <w:t xml:space="preserve">противником, перестаёт снабжать). В Берлинской операции советские источники — переправы на</w:t>
-      </w:r>
-      <w:r>
-        <w:t xml:space="preserve"> </w:t>
-      </w:r>
-      <w:r>
-        <w:t xml:space="preserve">Одере и Нейсе (Кюстрин, Губин, Гоздовице…), немецкие — Бранденбург, Магдебург, Ратенов,</w:t>
-      </w:r>
-      <w:r>
-        <w:t xml:space="preserve"> </w:t>
-      </w:r>
-      <w:r>
-        <w:t xml:space="preserve">Нойбранденбург, Росток, Дрезден, Каменц. Берлин — не источник: склады города снабжают гарнизон,</w:t>
-      </w:r>
-      <w:r>
-        <w:t xml:space="preserve"> </w:t>
-      </w:r>
-      <w:r>
-        <w:t xml:space="preserve">а подвоза в 9-ю армию через город не было.</w:t>
-      </w:r>
-    </w:p>
-    <w:bookmarkEnd w:id="159"/>
-    <w:bookmarkEnd w:id="160"/>
-    <w:bookmarkStart w:id="169" w:name="Xb65b39495baa410748a636176513e18974f98fe"/>
-    <w:p>
-      <w:pPr>
-        <w:pStyle w:val="Heading2"/>
-      </w:pPr>
-      <w:r>
-        <w:t xml:space="preserve">19. Ход: как считается</w:t>
-      </w:r>
-    </w:p>
-    <w:p>
-      <w:pPr>
-        <w:pStyle w:val="FirstParagraph"/>
-      </w:pPr>
-      <w:r>
-        <w:t xml:space="preserve">Ход длится</w:t>
-      </w:r>
-      <w:r>
-        <w:t xml:space="preserve"> </w:t>
-      </w:r>
-      <w:r>
-        <w:rPr>
-          <w:rStyle w:val="VerbatimChar"/>
-        </w:rPr>
-        <w:t xml:space="preserve">turnHours</w:t>
-      </w:r>
-      <w:r>
-        <w:t xml:space="preserve"> </w:t>
-      </w:r>
-      <w:r>
-        <w:t xml:space="preserve">(24 ч на оперативном масштабе). Порядок внутри хода фиксирован;</w:t>
-      </w:r>
-      <w:r>
-        <w:t xml:space="preserve"> </w:t>
-      </w:r>
-      <w:r>
-        <w:t xml:space="preserve">каждое изменение записывается в журнал с причиной. Ход не меняет состояние на месте, а</w:t>
-      </w:r>
-      <w:r>
-        <w:t xml:space="preserve"> </w:t>
-      </w:r>
-      <w:r>
-        <w:t xml:space="preserve">возвращает новое — поэтому любой ход можно повторить и разобрать.</w:t>
       </w:r>
     </w:p>
     <w:p>
@@ -13300,10 +13203,31 @@
           <w:bCs/>
           <w:b/>
         </w:rPr>
-        <w:t xml:space="preserve">Приказы</w:t>
-      </w:r>
-      <w:r>
-        <w:t xml:space="preserve">, дошедшие до исполнителя к концу хода (с учётом задержки доведения).</w:t>
+        <w:t xml:space="preserve">Боевая доля.</w:t>
+      </w:r>
+      <w:r>
+        <w:t xml:space="preserve"> </w:t>
+      </w:r>
+      <w:r>
+        <w:t xml:space="preserve">От списочной численности фронта берётся боевая: 0,6 для советских фронтов</w:t>
+      </w:r>
+      <w:r>
+        <w:t xml:space="preserve"> </w:t>
+      </w:r>
+      <w:r>
+        <w:t xml:space="preserve">(без воздушной армии, тыла, фронтовых частей) и 0,75 для немецких армий (Kampfstärke). Одно</w:t>
+      </w:r>
+      <w:r>
+        <w:t xml:space="preserve"> </w:t>
+      </w:r>
+      <w:r>
+        <w:t xml:space="preserve">мерило для обеих сторон — обязательное условие: иначе калибровка подгоняет коэффициенты под</w:t>
+      </w:r>
+      <w:r>
+        <w:t xml:space="preserve"> </w:t>
+      </w:r>
+      <w:r>
+        <w:t xml:space="preserve">разницу в учёте, а не под бой.</w:t>
       </w:r>
     </w:p>
     <w:p>
@@ -13319,13 +13243,13 @@
           <w:bCs/>
           <w:b/>
         </w:rPr>
-        <w:t xml:space="preserve">Территория и подвоз</w:t>
-      </w:r>
-      <w:r>
-        <w:t xml:space="preserve"> </w:t>
-      </w:r>
-      <w:r>
-        <w:t xml:space="preserve">на начало хода.</w:t>
+        <w:t xml:space="preserve">Явные цифры</w:t>
+      </w:r>
+      <w:r>
+        <w:t xml:space="preserve"> </w:t>
+      </w:r>
+      <w:r>
+        <w:t xml:space="preserve">(например, 1-я гв. ТА — 854 танка по Катукову) вычитаются из общего пула.</w:t>
       </w:r>
     </w:p>
     <w:p>
@@ -13341,106 +13265,315 @@
           <w:bCs/>
           <w:b/>
         </w:rPr>
-        <w:t xml:space="preserve">Бои</w:t>
-      </w:r>
-      <w:r>
-        <w:t xml:space="preserve">: все наступающие в соприкосновении с противником.</w:t>
-      </w:r>
-    </w:p>
-    <w:p>
-      <w:pPr>
-        <w:numPr>
-          <w:ilvl w:val="0"/>
-          <w:numId w:val="1017"/>
-        </w:numPr>
-        <w:pStyle w:val="Compact"/>
-      </w:pPr>
+        <w:t xml:space="preserve">Остаток</w:t>
+      </w:r>
+      <w:r>
+        <w:t xml:space="preserve"> </w:t>
+      </w:r>
+      <w:r>
+        <w:t xml:space="preserve">делится между формированиями без явных цифр пропорционально числу дивизий.</w:t>
+      </w:r>
+      <w:r>
+        <w:t xml:space="preserve"> </w:t>
+      </w:r>
+      <w:r>
+        <w:t xml:space="preserve">Орудия — с весом: на направлениях главного удара — артиллерийские корпуса прорыва (у 8 гв. А</w:t>
+      </w:r>
+      <w:r>
+        <w:t xml:space="preserve"> </w:t>
+      </w:r>
+      <w:r>
+        <w:t xml:space="preserve">и 5 уд. А до 270 орудий на километр; вес до 2,0).</w:t>
+      </w:r>
+    </w:p>
+    <w:p>
+      <w:pPr>
+        <w:pStyle w:val="FirstParagraph"/>
+      </w:pPr>
+      <w:r>
+        <w:t xml:space="preserve">Пример: 1-й Белорусский фронт — 908 500 человек, 3155 танков, 16 934 орудия (Кривошеев);</w:t>
+      </w:r>
+      <w:r>
+        <w:t xml:space="preserve"> </w:t>
+      </w:r>
+      <w:r>
+        <w:t xml:space="preserve">9-я немецкая армия — 112 143 человека, 512 танков, 2500 орудий и минометов (с зенитками в</w:t>
+      </w:r>
+      <w:r>
+        <w:t xml:space="preserve"> </w:t>
+      </w:r>
+      <w:r>
+        <w:t xml:space="preserve">наземной роли).</w:t>
+      </w:r>
+    </w:p>
+    <w:p>
+      <w:pPr>
+        <w:pStyle w:val="BodyText"/>
+      </w:pPr>
+      <w:r>
+        <w:t xml:space="preserve">На Зееловских высотах немецкие корпуса разложены на дивизии; корпус остаётся штабом, задача</w:t>
+      </w:r>
+      <w:r>
+        <w:t xml:space="preserve"> </w:t>
+      </w:r>
+      <w:r>
+        <w:t xml:space="preserve">штаба передаётся его действующим дивизиям.</w:t>
+      </w:r>
+    </w:p>
+    <w:bookmarkEnd w:id="160"/>
+    <w:bookmarkStart w:id="161" w:name="X44638337b5b373e8adc82a2cc88c94c3b656b83"/>
+    <w:p>
+      <w:pPr>
+        <w:pStyle w:val="Heading3"/>
+      </w:pPr>
+      <w:r>
+        <w:t xml:space="preserve">18.2. Задачи</w:t>
+      </w:r>
+    </w:p>
+    <w:p>
+      <w:pPr>
+        <w:pStyle w:val="FirstParagraph"/>
+      </w:pPr>
+      <w:r>
+        <w:t xml:space="preserve">Обе стороны получают исторические</w:t>
+      </w:r>
+      <w:r>
+        <w:t xml:space="preserve"> </w:t>
+      </w:r>
       <w:r>
         <w:rPr>
           <w:bCs/>
           <w:b/>
         </w:rPr>
-        <w:t xml:space="preserve">Движение</w:t>
-      </w:r>
-      <w:r>
-        <w:t xml:space="preserve"> </w:t>
-      </w:r>
-      <w:r>
-        <w:t xml:space="preserve">остальных по маршрутам.</w:t>
-      </w:r>
-    </w:p>
-    <w:p>
-      <w:pPr>
-        <w:numPr>
-          <w:ilvl w:val="0"/>
-          <w:numId w:val="1017"/>
-        </w:numPr>
-        <w:pStyle w:val="Compact"/>
-      </w:pPr>
+        <w:t xml:space="preserve">задачи</w:t>
+      </w:r>
+      <w:r>
+        <w:t xml:space="preserve"> </w:t>
+      </w:r>
+      <w:r>
+        <w:t xml:space="preserve">(не положения): наступать на пункт или на</w:t>
+      </w:r>
+      <w:r>
+        <w:t xml:space="preserve"> </w:t>
+      </w:r>
+      <w:r>
+        <w:t xml:space="preserve">формирование противника, обороняться, держаться любой ценой, отходить, прорываться,</w:t>
+      </w:r>
+      <w:r>
+        <w:t xml:space="preserve"> </w:t>
+      </w:r>
+      <w:r>
+        <w:t xml:space="preserve">перегруппироваться, стоять в резерве. Формат в рецепте:</w:t>
+      </w:r>
+    </w:p>
+    <w:p>
+      <w:pPr>
+        <w:pStyle w:val="SourceCode"/>
+      </w:pPr>
+      <w:r>
+        <w:rPr>
+          <w:rStyle w:val="VerbatimChar"/>
+        </w:rPr>
+        <w:t xml:space="preserve">[формирование, "ММ-ДД[TЧЧ]", задача, цель, примечание с источником]</w:t>
+      </w:r>
+      <w:r>
+        <w:br/>
+      </w:r>
+      <w:r>
+        <w:rPr>
+          <w:rStyle w:val="VerbatimChar"/>
+        </w:rPr>
+        <w:t xml:space="preserve">["su_8gva", "04-16", "attack", "Seelow", "главный удар с Кюстринского плацдарма (Ziemke p.474)"]</w:t>
+      </w:r>
+      <w:r>
+        <w:br/>
+      </w:r>
+      <w:r>
+        <w:rPr>
+          <w:rStyle w:val="VerbatimChar"/>
+        </w:rPr>
+        <w:t xml:space="preserve">["de_xi_ss", "04-21T17", "hold", null, "приказ Гитлера держать фронт на Одере (Le Tissier, Halbe)"]</w:t>
+      </w:r>
+    </w:p>
+    <w:p>
+      <w:pPr>
+        <w:pStyle w:val="FirstParagraph"/>
+      </w:pPr>
+      <w:r>
+        <w:t xml:space="preserve">Цель — пункт из справочника, координаты или</w:t>
+      </w:r>
+      <w:r>
+        <w:t xml:space="preserve"> </w:t>
+      </w:r>
+      <w:r>
+        <w:rPr>
+          <w:rStyle w:val="VerbatimChar"/>
+        </w:rPr>
+        <w:t xml:space="preserve">@формирование</w:t>
+      </w:r>
+      <w:r>
+        <w:t xml:space="preserve">. Если час не указан, приказ</w:t>
+      </w:r>
+      <w:r>
+        <w:t xml:space="preserve"> </w:t>
+      </w:r>
+      <w:r>
+        <w:t xml:space="preserve">отдаётся в 18:00. Исполнитель получает его с</w:t>
+      </w:r>
+      <w:r>
+        <w:t xml:space="preserve"> </w:t>
+      </w:r>
       <w:r>
         <w:rPr>
           <w:bCs/>
           <w:b/>
         </w:rPr>
-        <w:t xml:space="preserve">Расход и подвоз, усталость, подготовка обороны, потеря боеспособности.</w:t>
-      </w:r>
-    </w:p>
-    <w:p>
-      <w:pPr>
-        <w:numPr>
-          <w:ilvl w:val="0"/>
-          <w:numId w:val="1017"/>
-        </w:numPr>
-        <w:pStyle w:val="Compact"/>
-      </w:pPr>
+        <w:t xml:space="preserve">задержкой доведения</w:t>
+      </w:r>
+      <w:r>
+        <w:t xml:space="preserve"> </w:t>
+      </w:r>
+      <w:r>
+        <w:t xml:space="preserve">по профилю (армии РККА</w:t>
+      </w:r>
+      <w:r>
+        <w:t xml:space="preserve"> </w:t>
+      </w:r>
+      <w:r>
+        <w:t xml:space="preserve">6 ч, корпусу вермахта 6 ч). В Берлинской операции 245 приказов, в Висло-Одерской — 232.</w:t>
+      </w:r>
+    </w:p>
+    <w:p>
+      <w:pPr>
+        <w:pStyle w:val="BodyText"/>
+      </w:pPr>
+      <w:r>
+        <w:t xml:space="preserve">Ключевые исторические решения заложены как задачи, например: приказы Гитлера держаться на</w:t>
+      </w:r>
+      <w:r>
+        <w:t xml:space="preserve"> </w:t>
+      </w:r>
+      <w:r>
+        <w:t xml:space="preserve">Одере для XI тк СС, V гск СС и V ак (21.04, отход разрешён 23.04) — без них не получается котёл</w:t>
+      </w:r>
+      <w:r>
+        <w:t xml:space="preserve"> </w:t>
+      </w:r>
+      <w:r>
+        <w:t xml:space="preserve">9-й армии; контрудары резервов на Зееловских высотах («Курмарк», 25-я и 18-я мд, «Мюнхеберг»,</w:t>
+      </w:r>
+      <w:r>
+        <w:t xml:space="preserve"> </w:t>
+      </w:r>
+      <w:r>
+        <w:t xml:space="preserve">«Нордланд»); приказ Хейнрици оставить крепость Штеттин 25.04.</w:t>
+      </w:r>
+    </w:p>
+    <w:bookmarkEnd w:id="161"/>
+    <w:bookmarkStart w:id="162" w:name="Xa217433d406cb685b661461421114d4a314ffd1"/>
+    <w:p>
+      <w:pPr>
+        <w:pStyle w:val="Heading3"/>
+      </w:pPr>
+      <w:r>
+        <w:t xml:space="preserve">18.3. Подвоз</w:t>
+      </w:r>
+    </w:p>
+    <w:p>
+      <w:pPr>
+        <w:pStyle w:val="FirstParagraph"/>
+      </w:pPr>
+      <w:r>
+        <w:t xml:space="preserve">Каждой стороне задаются</w:t>
+      </w:r>
+      <w:r>
+        <w:t xml:space="preserve"> </w:t>
+      </w:r>
       <w:r>
         <w:rPr>
           <w:bCs/>
           <w:b/>
         </w:rPr>
-        <w:t xml:space="preserve">Территория</w:t>
-      </w:r>
-      <w:r>
-        <w:t xml:space="preserve">: клетки, через которые прошли войска, переходят к их стороне.</w:t>
-      </w:r>
-    </w:p>
-    <w:p>
-      <w:pPr>
-        <w:numPr>
-          <w:ilvl w:val="0"/>
-          <w:numId w:val="1017"/>
-        </w:numPr>
-        <w:pStyle w:val="Compact"/>
-      </w:pPr>
-      <w:r>
-        <w:rPr>
-          <w:bCs/>
-          <w:b/>
-        </w:rPr>
-        <w:t xml:space="preserve">Прорыв полос</w:t>
-      </w:r>
-      <w:r>
-        <w:t xml:space="preserve">: клетки чужих укреплённых полос, занятые противником, считаются прорванными.</w:t>
-      </w:r>
-    </w:p>
-    <w:bookmarkStart w:id="161" w:name="X84d14a9f96bf4db67fb14a060d0de0c9376b68f"/>
-    <w:p>
-      <w:pPr>
-        <w:pStyle w:val="Heading3"/>
-      </w:pPr>
-      <w:r>
-        <w:t xml:space="preserve">19.1. Боевой потенциал</w:t>
-      </w:r>
-    </w:p>
-    <w:p>
-      <w:pPr>
-        <w:pStyle w:val="SourceCode"/>
-      </w:pPr>
+        <w:t xml:space="preserve">источники подвоза</w:t>
+      </w:r>
+      <w:r>
+        <w:t xml:space="preserve">: переправы, станции, тыловые районы. Источники</w:t>
+      </w:r>
+      <w:r>
+        <w:t xml:space="preserve"> </w:t>
+      </w:r>
+      <w:r>
+        <w:t xml:space="preserve">могут появляться и пропадать по датам (склады идут за наступлением; узел, потерянный</w:t>
+      </w:r>
+      <w:r>
+        <w:t xml:space="preserve"> </w:t>
+      </w:r>
+      <w:r>
+        <w:t xml:space="preserve">противником, перестаёт снабжать). В Берлинской операции советские источники — переправы на</w:t>
+      </w:r>
+      <w:r>
+        <w:t xml:space="preserve"> </w:t>
+      </w:r>
+      <w:r>
+        <w:t xml:space="preserve">Одере и Нейсе (Кюстрин, Губин, Гоздовице…), немецкие — Бранденбург, Магдебург, Ратенов,</w:t>
+      </w:r>
+      <w:r>
+        <w:t xml:space="preserve"> </w:t>
+      </w:r>
+      <w:r>
+        <w:t xml:space="preserve">Нойбранденбург, Росток, Дрезден, Каменц. Берлин — не источник: склады города снабжают гарнизон,</w:t>
+      </w:r>
+      <w:r>
+        <w:t xml:space="preserve"> </w:t>
+      </w:r>
+      <w:r>
+        <w:t xml:space="preserve">а подвоза в 9-ю армию через город не было.</w:t>
+      </w:r>
+    </w:p>
+    <w:bookmarkEnd w:id="162"/>
+    <w:bookmarkEnd w:id="163"/>
+    <w:bookmarkStart w:id="172" w:name="Xb65b39495baa410748a636176513e18974f98fe"/>
+    <w:p>
+      <w:pPr>
+        <w:pStyle w:val="Heading2"/>
+      </w:pPr>
+      <w:r>
+        <w:t xml:space="preserve">19. Ход: как считается</w:t>
+      </w:r>
+    </w:p>
+    <w:p>
+      <w:pPr>
+        <w:pStyle w:val="FirstParagraph"/>
+      </w:pPr>
+      <w:r>
+        <w:t xml:space="preserve">Ход длится</w:t>
+      </w:r>
+      <w:r>
+        <w:t xml:space="preserve"> </w:t>
+      </w:r>
       <w:r>
         <w:rPr>
           <w:rStyle w:val="VerbatimChar"/>
         </w:rPr>
-        <w:t xml:space="preserve">сила = (люди/1000 · 1,0 + танки · 0,08 + орудия · 0,03) · качество · снабжение · усталость</w:t>
+        <w:t xml:space="preserve">turnHours</w:t>
+      </w:r>
+      <w:r>
+        <w:t xml:space="preserve"> </w:t>
+      </w:r>
+      <w:r>
+        <w:t xml:space="preserve">(24 ч на оперативном масштабе). Порядок внутри хода фиксирован;</w:t>
+      </w:r>
+      <w:r>
+        <w:t xml:space="preserve"> </w:t>
+      </w:r>
+      <w:r>
+        <w:t xml:space="preserve">каждое изменение записывается в журнал с причиной. Ход не меняет состояние на месте, а</w:t>
+      </w:r>
+      <w:r>
+        <w:t xml:space="preserve"> </w:t>
+      </w:r>
+      <w:r>
+        <w:t xml:space="preserve">возвращает новое — поэтому любой ход можно повторить и разобрать.</w:t>
       </w:r>
     </w:p>
     <w:p>
@@ -13453,16 +13586,13 @@
       </w:pPr>
       <w:r>
         <w:rPr>
-          <w:iCs/>
-          <w:i/>
-        </w:rPr>
-        <w:t xml:space="preserve">снабжение</w:t>
-      </w:r>
-      <w:r>
-        <w:t xml:space="preserve"> </w:t>
-      </w:r>
-      <w:r>
-        <w:t xml:space="preserve">— при боекомплекте меньше 0,5 сила падает линейно до 0,4; техника без горючего — 0,5;</w:t>
+          <w:bCs/>
+          <w:b/>
+        </w:rPr>
+        <w:t xml:space="preserve">Приказы</w:t>
+      </w:r>
+      <w:r>
+        <w:t xml:space="preserve">, дошедшие до исполнителя к концу хода (с учётом задержки доведения).</w:t>
       </w:r>
     </w:p>
     <w:p>
@@ -13475,9 +13605,168 @@
       </w:pPr>
       <w:r>
         <w:rPr>
+          <w:bCs/>
+          <w:b/>
+        </w:rPr>
+        <w:t xml:space="preserve">Территория и подвоз</w:t>
+      </w:r>
+      <w:r>
+        <w:t xml:space="preserve"> </w:t>
+      </w:r>
+      <w:r>
+        <w:t xml:space="preserve">на начало хода.</w:t>
+      </w:r>
+    </w:p>
+    <w:p>
+      <w:pPr>
+        <w:numPr>
+          <w:ilvl w:val="0"/>
+          <w:numId w:val="1018"/>
+        </w:numPr>
+        <w:pStyle w:val="Compact"/>
+      </w:pPr>
+      <w:r>
+        <w:rPr>
+          <w:bCs/>
+          <w:b/>
+        </w:rPr>
+        <w:t xml:space="preserve">Бои</w:t>
+      </w:r>
+      <w:r>
+        <w:t xml:space="preserve">: все наступающие в соприкосновении с противником.</w:t>
+      </w:r>
+    </w:p>
+    <w:p>
+      <w:pPr>
+        <w:numPr>
+          <w:ilvl w:val="0"/>
+          <w:numId w:val="1018"/>
+        </w:numPr>
+        <w:pStyle w:val="Compact"/>
+      </w:pPr>
+      <w:r>
+        <w:rPr>
+          <w:bCs/>
+          <w:b/>
+        </w:rPr>
+        <w:t xml:space="preserve">Движение</w:t>
+      </w:r>
+      <w:r>
+        <w:t xml:space="preserve"> </w:t>
+      </w:r>
+      <w:r>
+        <w:t xml:space="preserve">остальных по маршрутам.</w:t>
+      </w:r>
+    </w:p>
+    <w:p>
+      <w:pPr>
+        <w:numPr>
+          <w:ilvl w:val="0"/>
+          <w:numId w:val="1018"/>
+        </w:numPr>
+        <w:pStyle w:val="Compact"/>
+      </w:pPr>
+      <w:r>
+        <w:rPr>
+          <w:bCs/>
+          <w:b/>
+        </w:rPr>
+        <w:t xml:space="preserve">Расход и подвоз, усталость, подготовка обороны, потеря боеспособности.</w:t>
+      </w:r>
+    </w:p>
+    <w:p>
+      <w:pPr>
+        <w:numPr>
+          <w:ilvl w:val="0"/>
+          <w:numId w:val="1018"/>
+        </w:numPr>
+        <w:pStyle w:val="Compact"/>
+      </w:pPr>
+      <w:r>
+        <w:rPr>
+          <w:bCs/>
+          <w:b/>
+        </w:rPr>
+        <w:t xml:space="preserve">Территория</w:t>
+      </w:r>
+      <w:r>
+        <w:t xml:space="preserve">: клетки, через которые прошли войска, переходят к их стороне.</w:t>
+      </w:r>
+    </w:p>
+    <w:p>
+      <w:pPr>
+        <w:numPr>
+          <w:ilvl w:val="0"/>
+          <w:numId w:val="1018"/>
+        </w:numPr>
+        <w:pStyle w:val="Compact"/>
+      </w:pPr>
+      <w:r>
+        <w:rPr>
+          <w:bCs/>
+          <w:b/>
+        </w:rPr>
+        <w:t xml:space="preserve">Прорыв полос</w:t>
+      </w:r>
+      <w:r>
+        <w:t xml:space="preserve">: клетки чужих укреплённых полос, занятые противником, считаются прорванными.</w:t>
+      </w:r>
+    </w:p>
+    <w:bookmarkStart w:id="164" w:name="X84d14a9f96bf4db67fb14a060d0de0c9376b68f"/>
+    <w:p>
+      <w:pPr>
+        <w:pStyle w:val="Heading3"/>
+      </w:pPr>
+      <w:r>
+        <w:t xml:space="preserve">19.1. Боевой потенциал</w:t>
+      </w:r>
+    </w:p>
+    <w:p>
+      <w:pPr>
+        <w:pStyle w:val="SourceCode"/>
+      </w:pPr>
+      <w:r>
+        <w:rPr>
+          <w:rStyle w:val="VerbatimChar"/>
+        </w:rPr>
+        <w:t xml:space="preserve">сила = (люди/1000 · 1,0 + танки · 0,08 + орудия · 0,03) · качество · снабжение · усталость</w:t>
+      </w:r>
+    </w:p>
+    <w:p>
+      <w:pPr>
+        <w:numPr>
+          <w:ilvl w:val="0"/>
+          <w:numId w:val="1019"/>
+        </w:numPr>
+        <w:pStyle w:val="Compact"/>
+      </w:pPr>
+      <w:r>
+        <w:rPr>
           <w:iCs/>
           <w:i/>
         </w:rPr>
+        <w:t xml:space="preserve">снабжение</w:t>
+      </w:r>
+      <w:r>
+        <w:t xml:space="preserve"> </w:t>
+      </w:r>
+      <w:r>
+        <w:t xml:space="preserve">— при боекомплекте меньше 0,5 сила падает линейно до 0,4; техника без горючего — 0,5;</w:t>
+      </w:r>
+    </w:p>
+    <w:p>
+      <w:pPr>
+        <w:numPr>
+          <w:ilvl w:val="0"/>
+          <w:numId w:val="1019"/>
+        </w:numPr>
+        <w:pStyle w:val="Compact"/>
+      </w:pPr>
+      <w:r>
+        <w:rPr>
+          <w:iCs/>
+          <w:i/>
+        </w:rPr>
         <w:t xml:space="preserve">усталость</w:t>
       </w:r>
       <w:r>
@@ -13516,8 +13805,8 @@
         <w:t xml:space="preserve">сторон.</w:t>
       </w:r>
     </w:p>
-    <w:bookmarkEnd w:id="161"/>
-    <w:bookmarkStart w:id="162" w:name="X64a1ec9ffd3862f0fdc8c78d69299eada4169a7"/>
+    <w:bookmarkEnd w:id="164"/>
+    <w:bookmarkStart w:id="165" w:name="X64a1ec9ffd3862f0fdc8c78d69299eada4169a7"/>
     <w:p>
       <w:pPr>
         <w:pStyle w:val="Heading3"/>
@@ -14409,8 +14698,8 @@
         <w:t xml:space="preserve">каждый бой, поэтому любой исход можно объяснить.</w:t>
       </w:r>
     </w:p>
-    <w:bookmarkEnd w:id="162"/>
-    <w:bookmarkStart w:id="163" w:name="X72b014de8ee10525c1556767be5a0c0c28691fa"/>
+    <w:bookmarkEnd w:id="165"/>
+    <w:bookmarkStart w:id="166" w:name="X72b014de8ee10525c1556767be5a0c0c28691fa"/>
     <w:p>
       <w:pPr>
         <w:pStyle w:val="Heading3"/>
@@ -14902,8 +15191,8 @@
         <w:t xml:space="preserve">это влияет только на выбор пути, не на время движения.</w:t>
       </w:r>
     </w:p>
-    <w:bookmarkEnd w:id="163"/>
-    <w:bookmarkStart w:id="164" w:name="X89a40faac0ed7e4350f7b8aab1b4fc19d2d414a"/>
+    <w:bookmarkEnd w:id="166"/>
+    <w:bookmarkStart w:id="167" w:name="X89a40faac0ed7e4350f7b8aab1b4fc19d2d414a"/>
     <w:p>
       <w:pPr>
         <w:pStyle w:val="Heading3"/>
@@ -14930,7 +15219,7 @@
       <w:pPr>
         <w:numPr>
           <w:ilvl w:val="0"/>
-          <w:numId w:val="1019"/>
+          <w:numId w:val="1020"/>
         </w:numPr>
         <w:pStyle w:val="Compact"/>
       </w:pPr>
@@ -14970,7 +15259,7 @@
       <w:pPr>
         <w:numPr>
           <w:ilvl w:val="0"/>
-          <w:numId w:val="1019"/>
+          <w:numId w:val="1020"/>
         </w:numPr>
         <w:pStyle w:val="Compact"/>
       </w:pPr>
@@ -15004,7 +15293,7 @@
       <w:pPr>
         <w:numPr>
           <w:ilvl w:val="0"/>
-          <w:numId w:val="1019"/>
+          <w:numId w:val="1020"/>
         </w:numPr>
         <w:pStyle w:val="Compact"/>
       </w:pPr>
@@ -15058,8 +15347,8 @@
         <w:t xml:space="preserve">где обе стороны ближе 50 км.</w:t>
       </w:r>
     </w:p>
-    <w:bookmarkEnd w:id="164"/>
-    <w:bookmarkStart w:id="165" w:name="Xec5ba93501f0c91a08187be54ec80c73d26f0fa"/>
+    <w:bookmarkEnd w:id="167"/>
+    <w:bookmarkStart w:id="168" w:name="Xec5ba93501f0c91a08187be54ec80c73d26f0fa"/>
     <w:p>
       <w:pPr>
         <w:pStyle w:val="Heading3"/>
@@ -15134,8 +15423,8 @@
         <w:t xml:space="preserve">повышенными потерями. На карте у знака пометка «ОТРЕЗАНО».</w:t>
       </w:r>
     </w:p>
-    <w:bookmarkEnd w:id="165"/>
-    <w:bookmarkStart w:id="166" w:name="X5079dcd23d823ca8e5de658b17fe21b3996596c"/>
+    <w:bookmarkEnd w:id="168"/>
+    <w:bookmarkStart w:id="169" w:name="X5079dcd23d823ca8e5de658b17fe21b3996596c"/>
     <w:p>
       <w:pPr>
         <w:pStyle w:val="Heading3"/>
@@ -15402,8 +15691,8 @@
         <w:t xml:space="preserve">(+0,08), снижается на отдыхе (−0,1). Оборона становится подготовленной после 24 ч на месте.</w:t>
       </w:r>
     </w:p>
-    <w:bookmarkEnd w:id="166"/>
-    <w:bookmarkStart w:id="167" w:name="X9979ac480ef0aa8f5b97d8c9749edfba2461cbc"/>
+    <w:bookmarkEnd w:id="169"/>
+    <w:bookmarkStart w:id="170" w:name="X9979ac480ef0aa8f5b97d8c9749edfba2461cbc"/>
     <w:p>
       <w:pPr>
         <w:pStyle w:val="Heading3"/>
@@ -15426,8 +15715,8 @@
         <w:t xml:space="preserve">же расчёт до последнего знака. Разброс исходов оценивается прогоном с разными seed (обычно 5).</w:t>
       </w:r>
     </w:p>
-    <w:bookmarkEnd w:id="167"/>
-    <w:bookmarkStart w:id="168" w:name="Xbcd3bc3fa2af5cf7771d712e0a049f3322a2eed"/>
+    <w:bookmarkEnd w:id="170"/>
+    <w:bookmarkStart w:id="171" w:name="Xbcd3bc3fa2af5cf7771d712e0a049f3322a2eed"/>
     <w:p>
       <w:pPr>
         <w:pStyle w:val="Heading3"/>
@@ -15946,9 +16235,9 @@
         <w:t xml:space="preserve">допуске та же), событий в пределах двух суток — 46 против 44 из 55.</w:t>
       </w:r>
     </w:p>
-    <w:bookmarkEnd w:id="168"/>
-    <w:bookmarkEnd w:id="169"/>
-    <w:bookmarkStart w:id="170" w:name="Xc834ddbbc01d9c9472375bebf4a6d8b656dddf0"/>
+    <w:bookmarkEnd w:id="171"/>
+    <w:bookmarkEnd w:id="172"/>
+    <w:bookmarkStart w:id="173" w:name="Xc834ddbbc01d9c9472375bebf4a6d8b656dddf0"/>
     <w:p>
       <w:pPr>
         <w:pStyle w:val="Heading2"/>
@@ -16246,8 +16535,8 @@
         <w:t xml:space="preserve">и достоверностью; журнал боёв с факторами; разброс по прогонам.</w:t>
       </w:r>
     </w:p>
-    <w:bookmarkEnd w:id="170"/>
-    <w:bookmarkStart w:id="171" w:name="X98231789ea3abd37e5a86e65e53847c8d79952a"/>
+    <w:bookmarkEnd w:id="173"/>
+    <w:bookmarkStart w:id="174" w:name="X98231789ea3abd37e5a86e65e53847c8d79952a"/>
     <w:p>
       <w:pPr>
         <w:pStyle w:val="Heading2"/>
@@ -16899,8 +17188,8 @@
         <w:t xml:space="preserve">(раздел 22).</w:t>
       </w:r>
     </w:p>
-    <w:bookmarkEnd w:id="171"/>
-    <w:bookmarkStart w:id="175" w:name="X6232f51b03b43df0af025efb28927f69364dea9"/>
+    <w:bookmarkEnd w:id="174"/>
+    <w:bookmarkStart w:id="178" w:name="X6232f51b03b43df0af025efb28927f69364dea9"/>
     <w:p>
       <w:pPr>
         <w:pStyle w:val="Heading2"/>
@@ -16947,7 +17236,7 @@
         <w:t xml:space="preserve">движение по дорогам, и после этого не перекалибровывались.</w:t>
       </w:r>
     </w:p>
-    <w:bookmarkStart w:id="172" w:name="Xb2413bbcea26cf37b67a638b64305a2d2b0e55e"/>
+    <w:bookmarkStart w:id="175" w:name="Xb2413bbcea26cf37b67a638b64305a2d2b0e55e"/>
     <w:p>
       <w:pPr>
         <w:pStyle w:val="Heading3"/>
@@ -17530,8 +17819,8 @@
         <w:t xml:space="preserve">80 % против 72 % положений, 35 против 20 событий из 44.</w:t>
       </w:r>
     </w:p>
-    <w:bookmarkEnd w:id="172"/>
-    <w:bookmarkStart w:id="173" w:name="X22855954c2a9a21ec7ca3ba301922df3dff7b52"/>
+    <w:bookmarkEnd w:id="175"/>
+    <w:bookmarkStart w:id="176" w:name="X22855954c2a9a21ec7ca3ba301922df3dff7b52"/>
     <w:p>
       <w:pPr>
         <w:pStyle w:val="Heading3"/>
@@ -17879,8 +18168,8 @@
         <w:t xml:space="preserve">гарнизон сектора в модели представлен точкой, а не районом (раздел 25).</w:t>
       </w:r>
     </w:p>
-    <w:bookmarkEnd w:id="173"/>
-    <w:bookmarkStart w:id="174" w:name="X9c77244de37867a79377afe2ee8334d037223af"/>
+    <w:bookmarkEnd w:id="176"/>
+    <w:bookmarkStart w:id="177" w:name="X9c77244de37867a79377afe2ee8334d037223af"/>
     <w:p>
       <w:pPr>
         <w:pStyle w:val="Heading3"/>
@@ -18545,9 +18834,9 @@
         <w:t xml:space="preserve">(предел темпа в полосе исключал прорыв; тупик у противника; нет обхода крепостей; нет ледостава).</w:t>
       </w:r>
     </w:p>
-    <w:bookmarkEnd w:id="174"/>
-    <w:bookmarkEnd w:id="175"/>
-    <w:bookmarkStart w:id="176" w:name="X8b50850d029bab09932939ef82a0022830d7e8c"/>
+    <w:bookmarkEnd w:id="177"/>
+    <w:bookmarkEnd w:id="178"/>
+    <w:bookmarkStart w:id="179" w:name="X8b50850d029bab09932939ef82a0022830d7e8c"/>
     <w:p>
       <w:pPr>
         <w:pStyle w:val="Heading2"/>
@@ -18568,213 +18857,6 @@
       </w:r>
       <w:r>
         <w:t xml:space="preserve">откалиброванные с поправками:</w:t>
-      </w:r>
-    </w:p>
-    <w:p>
-      <w:pPr>
-        <w:numPr>
-          <w:ilvl w:val="0"/>
-          <w:numId w:val="1020"/>
-        </w:numPr>
-        <w:pStyle w:val="Compact"/>
-      </w:pPr>
-      <w:r>
-        <w:t xml:space="preserve">дистанция соприкосновения — 1,5 км вместо 6;</w:t>
-      </w:r>
-    </w:p>
-    <w:p>
-      <w:pPr>
-        <w:numPr>
-          <w:ilvl w:val="0"/>
-          <w:numId w:val="1020"/>
-        </w:numPr>
-        <w:pStyle w:val="Compact"/>
-      </w:pPr>
-      <w:r>
-        <w:t xml:space="preserve">«держаться» — не отходить по своей воле, но под натиском уступать кварталы;</w:t>
-      </w:r>
-    </w:p>
-    <w:p>
-      <w:pPr>
-        <w:numPr>
-          <w:ilvl w:val="0"/>
-          <w:numId w:val="1020"/>
-        </w:numPr>
-        <w:pStyle w:val="Compact"/>
-      </w:pPr>
-      <w:r>
-        <w:t xml:space="preserve">крепости не обходятся: в городе гарнизоны и есть цель;</w:t>
-      </w:r>
-    </w:p>
-    <w:p>
-      <w:pPr>
-        <w:numPr>
-          <w:ilvl w:val="0"/>
-          <w:numId w:val="1020"/>
-        </w:numPr>
-        <w:pStyle w:val="Compact"/>
-      </w:pPr>
-      <w:r>
-        <w:t xml:space="preserve">темп и потери подобраны отдельно по дням до 28.04 (проверка — 29.04–2.05).</w:t>
-      </w:r>
-    </w:p>
-    <w:p>
-      <w:pPr>
-        <w:pStyle w:val="FirstParagraph"/>
-      </w:pPr>
-      <w:r>
-        <w:t xml:space="preserve">Гарнизон города (~60 000) распределён по секторам обороны A–H и Z по долям из Le Tissier.</w:t>
-      </w:r>
-      <w:r>
-        <w:t xml:space="preserve"> </w:t>
-      </w:r>
-      <w:r>
-        <w:t xml:space="preserve">Советские корпуса — с оценочной численностью (C).</w:t>
-      </w:r>
-    </w:p>
-    <w:bookmarkEnd w:id="176"/>
-    <w:bookmarkStart w:id="177" w:name="X9e3184fe1374340b5edc535720f320bb515a38a"/>
-    <w:p>
-      <w:pPr>
-        <w:pStyle w:val="Heading2"/>
-      </w:pPr>
-      <w:r>
-        <w:t xml:space="preserve">24. Что меняется при подключении ИИ</w:t>
-      </w:r>
-    </w:p>
-    <w:p>
-      <w:pPr>
-        <w:pStyle w:val="FirstParagraph"/>
-      </w:pPr>
-      <w:r>
-        <w:t xml:space="preserve">Правила арбитра не меняются. Меняется источник приказов немецкой стороны: вместо исторических задач —</w:t>
-      </w:r>
-      <w:r>
-        <w:t xml:space="preserve"> </w:t>
-      </w:r>
-      <w:r>
-        <w:t xml:space="preserve">решения модели, которая на каждом ходе получает обстановку (свои силы, известное о противнике,</w:t>
-      </w:r>
-      <w:r>
-        <w:t xml:space="preserve"> </w:t>
-      </w:r>
-      <w:r>
-        <w:t xml:space="preserve">местность, подвоз, приказы сверху) и отдаёт приказы в том же формате (задача, цель, примечание</w:t>
-      </w:r>
-      <w:r>
-        <w:t xml:space="preserve"> </w:t>
-      </w:r>
-      <w:r>
-        <w:t xml:space="preserve">с обоснованием). Модель видит только то, что мог знать немецкий штаб на эту дату; её решения</w:t>
-      </w:r>
-      <w:r>
-        <w:t xml:space="preserve"> </w:t>
-      </w:r>
-      <w:r>
-        <w:t xml:space="preserve">проходят через ту же задержку доведения. Отчёт сравнения покажет, где решения модели увели</w:t>
-      </w:r>
-      <w:r>
-        <w:t xml:space="preserve"> </w:t>
-      </w:r>
-      <w:r>
-        <w:t xml:space="preserve">операцию от истории и к чему это привело.</w:t>
-      </w:r>
-    </w:p>
-    <w:p>
-      <w:pPr>
-        <w:pStyle w:val="BodyText"/>
-      </w:pPr>
-      <w:r>
-        <w:rPr>
-          <w:bCs/>
-          <w:b/>
-        </w:rPr>
-        <w:t xml:space="preserve">Посредник на модели</w:t>
-      </w:r>
-      <w:r>
-        <w:t xml:space="preserve"> </w:t>
-      </w:r>
-      <w:r>
-        <w:t xml:space="preserve">(по желанию, в игре и в проверке</w:t>
-      </w:r>
-      <w:r>
-        <w:t xml:space="preserve"> </w:t>
-      </w:r>
-      <w:r>
-        <w:rPr>
-          <w:rStyle w:val="VerbatimChar"/>
-        </w:rPr>
-        <w:t xml:space="preserve">npm run llm:umpire</w:t>
-      </w:r>
-      <w:r>
-        <w:t xml:space="preserve">). Перед ходом модель видит</w:t>
-      </w:r>
-      <w:r>
-        <w:t xml:space="preserve"> </w:t>
-      </w:r>
-      <w:r>
-        <w:t xml:space="preserve">ожидаемые бои (наступающий и противник в пределах 1,5 дистанции соприкосновения: состав, численность, боеприпасы,</w:t>
-      </w:r>
-      <w:r>
-        <w:t xml:space="preserve"> </w:t>
-      </w:r>
-      <w:r>
-        <w:t xml:space="preserve">усталость, местность, полоса, водная преграда) и справки из базы знаний — доктрину, нормативы, технику (не ход боёв</w:t>
-      </w:r>
-      <w:r>
-        <w:t xml:space="preserve"> </w:t>
-      </w:r>
-      <w:r>
-        <w:t xml:space="preserve">в истории: это подсказка исхода). Она может дать поправку к бою — множитель силы наступающих, силы обороны, темпа</w:t>
-      </w:r>
-      <w:r>
-        <w:t xml:space="preserve"> </w:t>
-      </w:r>
-      <w:r>
-        <w:t xml:space="preserve">или потерь в пределах 0,8–1,25 — только с причиной и опорой на справку или обстановку. То, что арбитр уже</w:t>
-      </w:r>
-      <w:r>
-        <w:t xml:space="preserve"> </w:t>
-      </w:r>
-      <w:r>
-        <w:t xml:space="preserve">учитывает (соотношение сил, местность, подготовленная оборона, полосы, усталость, снабжение), повторно не</w:t>
-      </w:r>
-      <w:r>
-        <w:t xml:space="preserve"> </w:t>
-      </w:r>
-      <w:r>
-        <w:t xml:space="preserve">поправляется. Поправка действует один ход на бои с участием названных формирований, в журнале боя видна как</w:t>
-      </w:r>
-      <w:r>
-        <w:t xml:space="preserve"> </w:t>
-      </w:r>
-      <w:r>
-        <w:t xml:space="preserve">множитель «посредник: …», записывается в игру — переигровка точна. Полезность проверяется сравнением прогонов</w:t>
-      </w:r>
-      <w:r>
-        <w:t xml:space="preserve"> </w:t>
-      </w:r>
-      <w:r>
-        <w:t xml:space="preserve">с посредником и без (сверка с историей и нормативы; контрольная — Висло-Одерская).</w:t>
-      </w:r>
-    </w:p>
-    <w:bookmarkEnd w:id="177"/>
-    <w:bookmarkStart w:id="180" w:name="Xc5b85bec3b1c19d717f6622300f35b4a51395fd"/>
-    <w:p>
-      <w:pPr>
-        <w:pStyle w:val="Heading2"/>
-      </w:pPr>
-      <w:r>
-        <w:t xml:space="preserve">25. Ограничения и развитие</w:t>
-      </w:r>
-    </w:p>
-    <w:bookmarkStart w:id="178" w:name="Xa1d8caebd1ddb3143d0a47490b2ea03675c8d04"/>
-    <w:p>
-      <w:pPr>
-        <w:pStyle w:val="Heading3"/>
-      </w:pPr>
-      <w:r>
-        <w:t xml:space="preserve">25.1. Модель переигровки: известные расхождения</w:t>
       </w:r>
     </w:p>
     <w:p>
@@ -18783,25 +18865,10 @@
           <w:ilvl w:val="0"/>
           <w:numId w:val="1021"/>
         </w:numPr>
-      </w:pPr>
-      <w:r>
-        <w:rPr>
-          <w:bCs/>
-          <w:b/>
-        </w:rPr>
-        <w:t xml:space="preserve">Соединение — точка с полосой.</w:t>
-      </w:r>
-      <w:r>
-        <w:t xml:space="preserve"> </w:t>
-      </w:r>
-      <w:r>
-        <w:t xml:space="preserve">Гарнизон сектора или корпус в обороне — точка с радиусом,</w:t>
-      </w:r>
-      <w:r>
-        <w:t xml:space="preserve"> </w:t>
-      </w:r>
-      <w:r>
-        <w:t xml:space="preserve">а не занимаемый район. Отсюда в городе события в центре наступают раньше истории.</w:t>
+        <w:pStyle w:val="Compact"/>
+      </w:pPr>
+      <w:r>
+        <w:t xml:space="preserve">дистанция соприкосновения — 1,5 км вместо 6;</w:t>
       </w:r>
     </w:p>
     <w:p>
@@ -18810,37 +18877,10 @@
           <w:ilvl w:val="0"/>
           <w:numId w:val="1021"/>
         </w:numPr>
-      </w:pPr>
-      <w:r>
-        <w:rPr>
-          <w:bCs/>
-          <w:b/>
-        </w:rPr>
-        <w:t xml:space="preserve">Местность современная</w:t>
-      </w:r>
-      <w:r>
-        <w:t xml:space="preserve"> </w:t>
-      </w:r>
-      <w:r>
-        <w:t xml:space="preserve">там, где нет исторической поправки: железные дороги, построенные</w:t>
-      </w:r>
-      <w:r>
-        <w:t xml:space="preserve"> </w:t>
-      </w:r>
-      <w:r>
-        <w:t xml:space="preserve">после войны каналы, выросшие пригороды. Для Висло-Одерской операции поправки нет совсем</w:t>
-      </w:r>
-      <w:r>
-        <w:t xml:space="preserve"> </w:t>
-      </w:r>
-      <w:r>
-        <w:t xml:space="preserve">(её можно сделать в стенде по своей карте — раздел 17.2). Разлив Одербруха в апреле 1945 г.</w:t>
-      </w:r>
-      <w:r>
-        <w:t xml:space="preserve"> </w:t>
-      </w:r>
-      <w:r>
-        <w:t xml:space="preserve">не учтён.</w:t>
+        <w:pStyle w:val="Compact"/>
+      </w:pPr>
+      <w:r>
+        <w:t xml:space="preserve">«держаться» — не отходить по своей воле, но под натиском уступать кварталы;</w:t>
       </w:r>
     </w:p>
     <w:p>
@@ -18849,37 +18889,10 @@
           <w:ilvl w:val="0"/>
           <w:numId w:val="1021"/>
         </w:numPr>
-      </w:pPr>
-      <w:r>
-        <w:rPr>
-          <w:bCs/>
-          <w:b/>
-        </w:rPr>
-        <w:t xml:space="preserve">Дороги на показе и в расчёте.</w:t>
-      </w:r>
-      <w:r>
-        <w:t xml:space="preserve"> </w:t>
-      </w:r>
-      <w:r>
-        <w:t xml:space="preserve">Расчёт ведёт войска по клеткам (2 км; в городе 250 м),</w:t>
-      </w:r>
-      <w:r>
-        <w:t xml:space="preserve"> </w:t>
-      </w:r>
-      <w:r>
-        <w:t xml:space="preserve">на карте путь перестраивается по линиям дорог. Поэтому показанный путь может немного</w:t>
-      </w:r>
-      <w:r>
-        <w:t xml:space="preserve"> </w:t>
-      </w:r>
-      <w:r>
-        <w:t xml:space="preserve">отличаться от расчётного, а время хода — нет. Где у театра дороги есть только растром (без</w:t>
-      </w:r>
-      <w:r>
-        <w:t xml:space="preserve"> </w:t>
-      </w:r>
-      <w:r>
-        <w:t xml:space="preserve">линий), путь показывается по клеткам.</w:t>
+        <w:pStyle w:val="Compact"/>
+      </w:pPr>
+      <w:r>
+        <w:t xml:space="preserve">крепости не обходятся: в городе гарнизоны и есть цель;</w:t>
       </w:r>
     </w:p>
     <w:p>
@@ -18888,38 +18901,176 @@
           <w:ilvl w:val="0"/>
           <w:numId w:val="1021"/>
         </w:numPr>
+        <w:pStyle w:val="Compact"/>
+      </w:pPr>
+      <w:r>
+        <w:t xml:space="preserve">темп и потери подобраны отдельно по дням до 28.04 (проверка — 29.04–2.05).</w:t>
+      </w:r>
+    </w:p>
+    <w:p>
+      <w:pPr>
+        <w:pStyle w:val="FirstParagraph"/>
+      </w:pPr>
+      <w:r>
+        <w:t xml:space="preserve">Гарнизон города (~60 000) распределён по секторам обороны A–H и Z по долям из Le Tissier.</w:t>
+      </w:r>
+      <w:r>
+        <w:t xml:space="preserve"> </w:t>
+      </w:r>
+      <w:r>
+        <w:t xml:space="preserve">Советские корпуса — с оценочной численностью (C).</w:t>
+      </w:r>
+    </w:p>
+    <w:bookmarkEnd w:id="179"/>
+    <w:bookmarkStart w:id="180" w:name="X9e3184fe1374340b5edc535720f320bb515a38a"/>
+    <w:p>
+      <w:pPr>
+        <w:pStyle w:val="Heading2"/>
+      </w:pPr>
+      <w:r>
+        <w:t xml:space="preserve">24. Что меняется при подключении ИИ</w:t>
+      </w:r>
+    </w:p>
+    <w:p>
+      <w:pPr>
+        <w:pStyle w:val="FirstParagraph"/>
+      </w:pPr>
+      <w:r>
+        <w:t xml:space="preserve">Правила арбитра не меняются. Меняется источник приказов немецкой стороны: вместо исторических задач —</w:t>
+      </w:r>
+      <w:r>
+        <w:t xml:space="preserve"> </w:t>
+      </w:r>
+      <w:r>
+        <w:t xml:space="preserve">решения модели, которая на каждом ходе получает обстановку (свои силы, известное о противнике,</w:t>
+      </w:r>
+      <w:r>
+        <w:t xml:space="preserve"> </w:t>
+      </w:r>
+      <w:r>
+        <w:t xml:space="preserve">местность, подвоз, приказы сверху) и отдаёт приказы в том же формате (задача, цель, примечание</w:t>
+      </w:r>
+      <w:r>
+        <w:t xml:space="preserve"> </w:t>
+      </w:r>
+      <w:r>
+        <w:t xml:space="preserve">с обоснованием). Модель видит только то, что мог знать немецкий штаб на эту дату; её решения</w:t>
+      </w:r>
+      <w:r>
+        <w:t xml:space="preserve"> </w:t>
+      </w:r>
+      <w:r>
+        <w:t xml:space="preserve">проходят через ту же задержку доведения. Отчёт сравнения покажет, где решения модели увели</w:t>
+      </w:r>
+      <w:r>
+        <w:t xml:space="preserve"> </w:t>
+      </w:r>
+      <w:r>
+        <w:t xml:space="preserve">операцию от истории и к чему это привело.</w:t>
+      </w:r>
+    </w:p>
+    <w:p>
+      <w:pPr>
+        <w:pStyle w:val="BodyText"/>
       </w:pPr>
       <w:r>
         <w:rPr>
           <w:bCs/>
           <w:b/>
         </w:rPr>
-        <w:t xml:space="preserve">Исходные точки на реке.</w:t>
-      </w:r>
-      <w:r>
-        <w:t xml:space="preserve"> </w:t>
-      </w:r>
-      <w:r>
-        <w:t xml:space="preserve">52-я армия и 2-я армия Войска Польского у Ротенбурга стоят прямо</w:t>
-      </w:r>
-      <w:r>
-        <w:t xml:space="preserve"> </w:t>
-      </w:r>
-      <w:r>
-        <w:t xml:space="preserve">на Нейсе; территория вокруг делится неудачно, и они числятся отрезанными со второго хода.</w:t>
-      </w:r>
-      <w:r>
-        <w:t xml:space="preserve"> </w:t>
-      </w:r>
-      <w:r>
-        <w:t xml:space="preserve">На события это не влияет.</w:t>
+        <w:t xml:space="preserve">Посредник на модели</w:t>
+      </w:r>
+      <w:r>
+        <w:t xml:space="preserve"> </w:t>
+      </w:r>
+      <w:r>
+        <w:t xml:space="preserve">(по желанию, в игре и в проверке</w:t>
+      </w:r>
+      <w:r>
+        <w:t xml:space="preserve"> </w:t>
+      </w:r>
+      <w:r>
+        <w:rPr>
+          <w:rStyle w:val="VerbatimChar"/>
+        </w:rPr>
+        <w:t xml:space="preserve">npm run llm:umpire</w:t>
+      </w:r>
+      <w:r>
+        <w:t xml:space="preserve">). Перед ходом модель видит</w:t>
+      </w:r>
+      <w:r>
+        <w:t xml:space="preserve"> </w:t>
+      </w:r>
+      <w:r>
+        <w:t xml:space="preserve">ожидаемые бои (наступающий и противник в пределах 1,5 дистанции соприкосновения: состав, численность, боеприпасы,</w:t>
+      </w:r>
+      <w:r>
+        <w:t xml:space="preserve"> </w:t>
+      </w:r>
+      <w:r>
+        <w:t xml:space="preserve">усталость, местность, полоса, водная преграда) и справки из базы знаний — доктрину, нормативы, технику (не ход боёв</w:t>
+      </w:r>
+      <w:r>
+        <w:t xml:space="preserve"> </w:t>
+      </w:r>
+      <w:r>
+        <w:t xml:space="preserve">в истории: это подсказка исхода). Она может дать поправку к бою — множитель силы наступающих, силы обороны, темпа</w:t>
+      </w:r>
+      <w:r>
+        <w:t xml:space="preserve"> </w:t>
+      </w:r>
+      <w:r>
+        <w:t xml:space="preserve">или потерь в пределах 0,8–1,25 — только с причиной и опорой на справку или обстановку. То, что арбитр уже</w:t>
+      </w:r>
+      <w:r>
+        <w:t xml:space="preserve"> </w:t>
+      </w:r>
+      <w:r>
+        <w:t xml:space="preserve">учитывает (соотношение сил, местность, подготовленная оборона, полосы, усталость, снабжение), повторно не</w:t>
+      </w:r>
+      <w:r>
+        <w:t xml:space="preserve"> </w:t>
+      </w:r>
+      <w:r>
+        <w:t xml:space="preserve">поправляется. Поправка действует один ход на бои с участием названных формирований, в журнале боя видна как</w:t>
+      </w:r>
+      <w:r>
+        <w:t xml:space="preserve"> </w:t>
+      </w:r>
+      <w:r>
+        <w:t xml:space="preserve">множитель «посредник: …», записывается в игру — переигровка точна. Полезность проверяется сравнением прогонов</w:t>
+      </w:r>
+      <w:r>
+        <w:t xml:space="preserve"> </w:t>
+      </w:r>
+      <w:r>
+        <w:t xml:space="preserve">с посредником и без (сверка с историей и нормативы; контрольная — Висло-Одерская).</w:t>
+      </w:r>
+    </w:p>
+    <w:bookmarkEnd w:id="180"/>
+    <w:bookmarkStart w:id="183" w:name="Xc5b85bec3b1c19d717f6622300f35b4a51395fd"/>
+    <w:p>
+      <w:pPr>
+        <w:pStyle w:val="Heading2"/>
+      </w:pPr>
+      <w:r>
+        <w:t xml:space="preserve">25. Ограничения и развитие</w:t>
+      </w:r>
+    </w:p>
+    <w:bookmarkStart w:id="181" w:name="Xa1d8caebd1ddb3143d0a47490b2ea03675c8d04"/>
+    <w:p>
+      <w:pPr>
+        <w:pStyle w:val="Heading3"/>
+      </w:pPr>
+      <w:r>
+        <w:t xml:space="preserve">25.1. Модель переигровки: известные расхождения</w:t>
       </w:r>
     </w:p>
     <w:p>
       <w:pPr>
         <w:numPr>
           <w:ilvl w:val="0"/>
-          <w:numId w:val="1021"/>
+          <w:numId w:val="1022"/>
         </w:numPr>
       </w:pPr>
       <w:r>
@@ -18927,20 +19078,26 @@
           <w:bCs/>
           <w:b/>
         </w:rPr>
-        <w:t xml:space="preserve">Численность</w:t>
-      </w:r>
-      <w:r>
-        <w:t xml:space="preserve"> </w:t>
-      </w:r>
-      <w:r>
-        <w:t xml:space="preserve">части объединений — оценка (C), в том числе боевые доли 0,6 и 0,75.</w:t>
+        <w:t xml:space="preserve">Соединение — точка с полосой.</w:t>
+      </w:r>
+      <w:r>
+        <w:t xml:space="preserve"> </w:t>
+      </w:r>
+      <w:r>
+        <w:t xml:space="preserve">Гарнизон сектора или корпус в обороне — точка с радиусом,</w:t>
+      </w:r>
+      <w:r>
+        <w:t xml:space="preserve"> </w:t>
+      </w:r>
+      <w:r>
+        <w:t xml:space="preserve">а не занимаемый район. Отсюда в городе события в центре наступают раньше истории.</w:t>
       </w:r>
     </w:p>
     <w:p>
       <w:pPr>
         <w:numPr>
           <w:ilvl w:val="0"/>
-          <w:numId w:val="1021"/>
+          <w:numId w:val="1022"/>
         </w:numPr>
       </w:pPr>
       <w:r>
@@ -18948,26 +19105,38 @@
           <w:bCs/>
           <w:b/>
         </w:rPr>
-        <w:t xml:space="preserve">Авиация</w:t>
-      </w:r>
-      <w:r>
-        <w:t xml:space="preserve"> </w:t>
-      </w:r>
-      <w:r>
-        <w:t xml:space="preserve">не моделируется отдельно; её вклад сидит внутри откалиброванных таблиц темпа и</w:t>
-      </w:r>
-      <w:r>
-        <w:t xml:space="preserve"> </w:t>
-      </w:r>
-      <w:r>
-        <w:t xml:space="preserve">потерь. Артиллерия — числом орудий в силе соединения.</w:t>
+        <w:t xml:space="preserve">Местность современная</w:t>
+      </w:r>
+      <w:r>
+        <w:t xml:space="preserve"> </w:t>
+      </w:r>
+      <w:r>
+        <w:t xml:space="preserve">там, где нет исторической поправки: железные дороги, построенные</w:t>
+      </w:r>
+      <w:r>
+        <w:t xml:space="preserve"> </w:t>
+      </w:r>
+      <w:r>
+        <w:t xml:space="preserve">после войны каналы, выросшие пригороды. Для Висло-Одерской операции поправки нет совсем</w:t>
+      </w:r>
+      <w:r>
+        <w:t xml:space="preserve"> </w:t>
+      </w:r>
+      <w:r>
+        <w:t xml:space="preserve">(её можно сделать в стенде по своей карте — раздел 17.2). Разлив Одербруха в апреле 1945 г.</w:t>
+      </w:r>
+      <w:r>
+        <w:t xml:space="preserve"> </w:t>
+      </w:r>
+      <w:r>
+        <w:t xml:space="preserve">не учтён.</w:t>
       </w:r>
     </w:p>
     <w:p>
       <w:pPr>
         <w:numPr>
           <w:ilvl w:val="0"/>
-          <w:numId w:val="1021"/>
+          <w:numId w:val="1022"/>
         </w:numPr>
       </w:pPr>
       <w:r>
@@ -18975,26 +19144,38 @@
           <w:bCs/>
           <w:b/>
         </w:rPr>
-        <w:t xml:space="preserve">Калибровка по одной операции.</w:t>
-      </w:r>
-      <w:r>
-        <w:t xml:space="preserve"> </w:t>
-      </w:r>
-      <w:r>
-        <w:t xml:space="preserve">Контрольная проверка — одна операция другого типа.</w:t>
-      </w:r>
-      <w:r>
-        <w:t xml:space="preserve"> </w:t>
-      </w:r>
-      <w:r>
-        <w:t xml:space="preserve">Для уверенных выводов нужны ещё операции.</w:t>
+        <w:t xml:space="preserve">Дороги на показе и в расчёте.</w:t>
+      </w:r>
+      <w:r>
+        <w:t xml:space="preserve"> </w:t>
+      </w:r>
+      <w:r>
+        <w:t xml:space="preserve">Расчёт ведёт войска по клеткам (2 км; в городе 250 м),</w:t>
+      </w:r>
+      <w:r>
+        <w:t xml:space="preserve"> </w:t>
+      </w:r>
+      <w:r>
+        <w:t xml:space="preserve">на карте путь перестраивается по линиям дорог. Поэтому показанный путь может немного</w:t>
+      </w:r>
+      <w:r>
+        <w:t xml:space="preserve"> </w:t>
+      </w:r>
+      <w:r>
+        <w:t xml:space="preserve">отличаться от расчётного, а время хода — нет. Где у театра дороги есть только растром (без</w:t>
+      </w:r>
+      <w:r>
+        <w:t xml:space="preserve"> </w:t>
+      </w:r>
+      <w:r>
+        <w:t xml:space="preserve">линий), путь показывается по клеткам.</w:t>
       </w:r>
     </w:p>
     <w:p>
       <w:pPr>
         <w:numPr>
           <w:ilvl w:val="0"/>
-          <w:numId w:val="1021"/>
+          <w:numId w:val="1022"/>
         </w:numPr>
       </w:pPr>
       <w:r>
@@ -19002,26 +19183,32 @@
           <w:bCs/>
           <w:b/>
         </w:rPr>
-        <w:t xml:space="preserve">Исторические задачи</w:t>
-      </w:r>
-      <w:r>
-        <w:t xml:space="preserve"> </w:t>
-      </w:r>
-      <w:r>
-        <w:t xml:space="preserve">записаны составителем по книгам: выбор формулировки и даты влияет</w:t>
-      </w:r>
-      <w:r>
-        <w:t xml:space="preserve"> </w:t>
-      </w:r>
-      <w:r>
-        <w:t xml:space="preserve">на расчёт. Каждая задача снабжена источником.</w:t>
+        <w:t xml:space="preserve">Исходные точки на реке.</w:t>
+      </w:r>
+      <w:r>
+        <w:t xml:space="preserve"> </w:t>
+      </w:r>
+      <w:r>
+        <w:t xml:space="preserve">52-я армия и 2-я армия Войска Польского у Ротенбурга стоят прямо</w:t>
+      </w:r>
+      <w:r>
+        <w:t xml:space="preserve"> </w:t>
+      </w:r>
+      <w:r>
+        <w:t xml:space="preserve">на Нейсе; территория вокруг делится неудачно, и они числятся отрезанными со второго хода.</w:t>
+      </w:r>
+      <w:r>
+        <w:t xml:space="preserve"> </w:t>
+      </w:r>
+      <w:r>
+        <w:t xml:space="preserve">На события это не влияет.</w:t>
       </w:r>
     </w:p>
     <w:p>
       <w:pPr>
         <w:numPr>
           <w:ilvl w:val="0"/>
-          <w:numId w:val="1021"/>
+          <w:numId w:val="1022"/>
         </w:numPr>
       </w:pPr>
       <w:r>
@@ -19029,38 +19216,20 @@
           <w:bCs/>
           <w:b/>
         </w:rPr>
-        <w:t xml:space="preserve">Полнота материалов — не оценка модели.</w:t>
-      </w:r>
-      <w:r>
-        <w:t xml:space="preserve"> </w:t>
-      </w:r>
-      <w:r>
-        <w:t xml:space="preserve">Она показывает, есть ли в базе знаний сведения по</w:t>
-      </w:r>
-      <w:r>
-        <w:t xml:space="preserve"> </w:t>
-      </w:r>
-      <w:r>
-        <w:t xml:space="preserve">каждому элементу операции, но не проверяет, верны ли они. Сверка базы со сценарием</w:t>
-      </w:r>
-      <w:r>
-        <w:t xml:space="preserve"> </w:t>
-      </w:r>
-      <w:r>
-        <w:t xml:space="preserve">(раздел 8.3) переносит только численность, танки и орудия; состав, подчинённость и задачи</w:t>
-      </w:r>
-      <w:r>
-        <w:t xml:space="preserve"> </w:t>
-      </w:r>
-      <w:r>
-        <w:t xml:space="preserve">сценария из базы не меняются.</w:t>
+        <w:t xml:space="preserve">Численность</w:t>
+      </w:r>
+      <w:r>
+        <w:t xml:space="preserve"> </w:t>
+      </w:r>
+      <w:r>
+        <w:t xml:space="preserve">части объединений — оценка (C), в том числе боевые доли 0,6 и 0,75.</w:t>
       </w:r>
     </w:p>
     <w:p>
       <w:pPr>
         <w:numPr>
           <w:ilvl w:val="0"/>
-          <w:numId w:val="1021"/>
+          <w:numId w:val="1022"/>
         </w:numPr>
       </w:pPr>
       <w:r>
@@ -19068,32 +19237,26 @@
           <w:bCs/>
           <w:b/>
         </w:rPr>
-        <w:t xml:space="preserve">Пересчёт по одной операции.</w:t>
-      </w:r>
-      <w:r>
-        <w:t xml:space="preserve"> </w:t>
-      </w:r>
-      <w:r>
-        <w:t xml:space="preserve">Подбор множителей идёт по истории одной операции и легко</w:t>
-      </w:r>
-      <w:r>
-        <w:t xml:space="preserve"> </w:t>
-      </w:r>
-      <w:r>
-        <w:t xml:space="preserve">подгоняется под неё; контрольная операция и перепроверка на пяти прогонах это ловят, но не</w:t>
-      </w:r>
-      <w:r>
-        <w:t xml:space="preserve"> </w:t>
-      </w:r>
-      <w:r>
-        <w:t xml:space="preserve">исключают. Основными правила делает человек.</w:t>
+        <w:t xml:space="preserve">Авиация</w:t>
+      </w:r>
+      <w:r>
+        <w:t xml:space="preserve"> </w:t>
+      </w:r>
+      <w:r>
+        <w:t xml:space="preserve">не моделируется отдельно; её вклад сидит внутри откалиброванных таблиц темпа и</w:t>
+      </w:r>
+      <w:r>
+        <w:t xml:space="preserve"> </w:t>
+      </w:r>
+      <w:r>
+        <w:t xml:space="preserve">потерь. Артиллерия — числом орудий в силе соединения.</w:t>
       </w:r>
     </w:p>
     <w:p>
       <w:pPr>
         <w:numPr>
           <w:ilvl w:val="0"/>
-          <w:numId w:val="1021"/>
+          <w:numId w:val="1022"/>
         </w:numPr>
       </w:pPr>
       <w:r>
@@ -19101,60 +19264,186 @@
           <w:bCs/>
           <w:b/>
         </w:rPr>
-        <w:t xml:space="preserve">Разграничительные линии.</w:t>
-      </w:r>
-      <w:r>
-        <w:t xml:space="preserve"> </w:t>
-      </w:r>
-      <w:r>
-        <w:t xml:space="preserve">По директивам известны только линии советских фронтов в</w:t>
-      </w:r>
-      <w:r>
-        <w:t xml:space="preserve"> </w:t>
-      </w:r>
-      <w:r>
-        <w:t xml:space="preserve">Берлинской операции; немецкие полосы, полосы армий и вся Висло-Одерская операция — расчётные</w:t>
-      </w:r>
-      <w:r>
-        <w:t xml:space="preserve"> </w:t>
-      </w:r>
-      <w:r>
-        <w:t xml:space="preserve">(по расположению войск). Линия — мягкое ограничение выбора пути, а не запрет: приказ с целью</w:t>
-      </w:r>
-      <w:r>
-        <w:t xml:space="preserve"> </w:t>
-      </w:r>
-      <w:r>
-        <w:t xml:space="preserve">в чужой полосе исполняется. Пункты, не найденные на театре, в линию из документа не входят.</w:t>
-      </w:r>
-      <w:r>
-        <w:t xml:space="preserve"> </w:t>
-      </w:r>
-      <w:r>
-        <w:t xml:space="preserve">В игре условие вступления директивы — простое (войска в радиусе от точки); модель-Ставка</w:t>
-      </w:r>
-      <w:r>
-        <w:t xml:space="preserve"> </w:t>
-      </w:r>
-      <w:r>
-        <w:t xml:space="preserve">строит линии только по пунктам театра; немецкой стороне линии групп армий и армий никто не</w:t>
-      </w:r>
-      <w:r>
-        <w:t xml:space="preserve"> </w:t>
-      </w:r>
-      <w:r>
-        <w:t xml:space="preserve">издаёт (у штаба на модели такого распоряжения нет).</w:t>
-      </w:r>
-    </w:p>
-    <w:p>
-      <w:pPr>
-        <w:pStyle w:val="FirstParagraph"/>
+        <w:t xml:space="preserve">Калибровка по одной операции.</w:t>
+      </w:r>
+      <w:r>
+        <w:t xml:space="preserve"> </w:t>
+      </w:r>
+      <w:r>
+        <w:t xml:space="preserve">Контрольная проверка — одна операция другого типа.</w:t>
+      </w:r>
+      <w:r>
+        <w:t xml:space="preserve"> </w:t>
+      </w:r>
+      <w:r>
+        <w:t xml:space="preserve">Для уверенных выводов нужны ещё операции.</w:t>
+      </w:r>
+    </w:p>
+    <w:p>
+      <w:pPr>
+        <w:numPr>
+          <w:ilvl w:val="0"/>
+          <w:numId w:val="1022"/>
+        </w:numPr>
       </w:pPr>
       <w:r>
         <w:rPr>
           <w:bCs/>
           <w:b/>
         </w:rPr>
+        <w:t xml:space="preserve">Исторические задачи</w:t>
+      </w:r>
+      <w:r>
+        <w:t xml:space="preserve"> </w:t>
+      </w:r>
+      <w:r>
+        <w:t xml:space="preserve">записаны составителем по книгам: выбор формулировки и даты влияет</w:t>
+      </w:r>
+      <w:r>
+        <w:t xml:space="preserve"> </w:t>
+      </w:r>
+      <w:r>
+        <w:t xml:space="preserve">на расчёт. Каждая задача снабжена источником.</w:t>
+      </w:r>
+    </w:p>
+    <w:p>
+      <w:pPr>
+        <w:numPr>
+          <w:ilvl w:val="0"/>
+          <w:numId w:val="1022"/>
+        </w:numPr>
+      </w:pPr>
+      <w:r>
+        <w:rPr>
+          <w:bCs/>
+          <w:b/>
+        </w:rPr>
+        <w:t xml:space="preserve">Полнота материалов — не оценка модели.</w:t>
+      </w:r>
+      <w:r>
+        <w:t xml:space="preserve"> </w:t>
+      </w:r>
+      <w:r>
+        <w:t xml:space="preserve">Она показывает, есть ли в базе знаний сведения по</w:t>
+      </w:r>
+      <w:r>
+        <w:t xml:space="preserve"> </w:t>
+      </w:r>
+      <w:r>
+        <w:t xml:space="preserve">каждому элементу операции, но не проверяет, верны ли они. Сверка базы со сценарием</w:t>
+      </w:r>
+      <w:r>
+        <w:t xml:space="preserve"> </w:t>
+      </w:r>
+      <w:r>
+        <w:t xml:space="preserve">(раздел 8.3) переносит только численность, танки и орудия; состав, подчинённость и задачи</w:t>
+      </w:r>
+      <w:r>
+        <w:t xml:space="preserve"> </w:t>
+      </w:r>
+      <w:r>
+        <w:t xml:space="preserve">сценария из базы не меняются.</w:t>
+      </w:r>
+    </w:p>
+    <w:p>
+      <w:pPr>
+        <w:numPr>
+          <w:ilvl w:val="0"/>
+          <w:numId w:val="1022"/>
+        </w:numPr>
+      </w:pPr>
+      <w:r>
+        <w:rPr>
+          <w:bCs/>
+          <w:b/>
+        </w:rPr>
+        <w:t xml:space="preserve">Пересчёт по одной операции.</w:t>
+      </w:r>
+      <w:r>
+        <w:t xml:space="preserve"> </w:t>
+      </w:r>
+      <w:r>
+        <w:t xml:space="preserve">Подбор множителей идёт по истории одной операции и легко</w:t>
+      </w:r>
+      <w:r>
+        <w:t xml:space="preserve"> </w:t>
+      </w:r>
+      <w:r>
+        <w:t xml:space="preserve">подгоняется под неё; контрольная операция и перепроверка на пяти прогонах это ловят, но не</w:t>
+      </w:r>
+      <w:r>
+        <w:t xml:space="preserve"> </w:t>
+      </w:r>
+      <w:r>
+        <w:t xml:space="preserve">исключают. Основными правила делает человек.</w:t>
+      </w:r>
+    </w:p>
+    <w:p>
+      <w:pPr>
+        <w:numPr>
+          <w:ilvl w:val="0"/>
+          <w:numId w:val="1022"/>
+        </w:numPr>
+      </w:pPr>
+      <w:r>
+        <w:rPr>
+          <w:bCs/>
+          <w:b/>
+        </w:rPr>
+        <w:t xml:space="preserve">Разграничительные линии.</w:t>
+      </w:r>
+      <w:r>
+        <w:t xml:space="preserve"> </w:t>
+      </w:r>
+      <w:r>
+        <w:t xml:space="preserve">По директивам известны только линии советских фронтов в</w:t>
+      </w:r>
+      <w:r>
+        <w:t xml:space="preserve"> </w:t>
+      </w:r>
+      <w:r>
+        <w:t xml:space="preserve">Берлинской операции; немецкие полосы, полосы армий и вся Висло-Одерская операция — расчётные</w:t>
+      </w:r>
+      <w:r>
+        <w:t xml:space="preserve"> </w:t>
+      </w:r>
+      <w:r>
+        <w:t xml:space="preserve">(по расположению войск). Линия — мягкое ограничение выбора пути, а не запрет: приказ с целью</w:t>
+      </w:r>
+      <w:r>
+        <w:t xml:space="preserve"> </w:t>
+      </w:r>
+      <w:r>
+        <w:t xml:space="preserve">в чужой полосе исполняется. Пункты, не найденные на театре, в линию из документа не входят.</w:t>
+      </w:r>
+      <w:r>
+        <w:t xml:space="preserve"> </w:t>
+      </w:r>
+      <w:r>
+        <w:t xml:space="preserve">В игре условие вступления директивы — простое (войска в радиусе от точки); модель-Ставка</w:t>
+      </w:r>
+      <w:r>
+        <w:t xml:space="preserve"> </w:t>
+      </w:r>
+      <w:r>
+        <w:t xml:space="preserve">строит линии только по пунктам театра; немецкой стороне линии групп армий и армий никто не</w:t>
+      </w:r>
+      <w:r>
+        <w:t xml:space="preserve"> </w:t>
+      </w:r>
+      <w:r>
+        <w:t xml:space="preserve">издаёт (у штаба на модели такого распоряжения нет).</w:t>
+      </w:r>
+    </w:p>
+    <w:p>
+      <w:pPr>
+        <w:pStyle w:val="FirstParagraph"/>
+      </w:pPr>
+      <w:r>
+        <w:rPr>
+          <w:bCs/>
+          <w:b/>
+        </w:rPr>
         <w:t xml:space="preserve">Стратегический показ.</w:t>
       </w:r>
       <w:r>
@@ -19182,8 +19471,8 @@
         <w:t xml:space="preserve">показываются по соединениям на любом масштабе — на стратегическом их лучше выключать.</w:t>
       </w:r>
     </w:p>
-    <w:bookmarkEnd w:id="178"/>
-    <w:bookmarkStart w:id="179" w:name="X4f2280bf802e09660ba835e70710c9dc9be82d3"/>
+    <w:bookmarkEnd w:id="181"/>
+    <w:bookmarkStart w:id="182" w:name="X4f2280bf802e09660ba835e70710c9dc9be82d3"/>
     <w:p>
       <w:pPr>
         <w:pStyle w:val="Heading3"/>
@@ -19415,9 +19704,9 @@
         </w:tc>
       </w:tr>
     </w:tbl>
-    <w:bookmarkEnd w:id="179"/>
-    <w:bookmarkEnd w:id="180"/>
-    <w:bookmarkStart w:id="181" w:name="Xdbcb197e40a9702486d4bd023f921502f1677e6"/>
+    <w:bookmarkEnd w:id="182"/>
+    <w:bookmarkEnd w:id="183"/>
+    <w:bookmarkStart w:id="184" w:name="Xdbcb197e40a9702486d4bd023f921502f1677e6"/>
     <w:p>
       <w:pPr>
         <w:pStyle w:val="Heading2"/>
@@ -19780,7 +20069,7 @@
               <w:jc w:val="left"/>
             </w:pPr>
             <w:r>
-              <w:t xml:space="preserve">карта для редактора</w:t>
+              <w:t xml:space="preserve">карта переигровки для редактора (по ходам, три масштаба) и сводная карта операции</w:t>
             </w:r>
           </w:p>
         </w:tc>
@@ -20340,8 +20629,8 @@
         <w:t xml:space="preserve"> test</w:t>
       </w:r>
     </w:p>
-    <w:bookmarkEnd w:id="181"/>
-    <w:bookmarkStart w:id="184" w:name="Xeef51b1a183ef0d1a3c231a74c93ed7acf2eaaa"/>
+    <w:bookmarkEnd w:id="184"/>
+    <w:bookmarkStart w:id="187" w:name="Xeef51b1a183ef0d1a3c231a74c93ed7acf2eaaa"/>
     <w:p>
       <w:pPr>
         <w:pStyle w:val="Heading2"/>
@@ -20398,7 +20687,7 @@
               <w:pStyle w:val="Compact"/>
               <w:jc w:val="left"/>
             </w:pPr>
-            <w:hyperlink r:id="rId143">
+            <w:hyperlink r:id="rId146">
               <w:r>
                 <w:rPr>
                   <w:rStyle w:val="Hyperlink"/>
@@ -20429,7 +20718,7 @@
               <w:pStyle w:val="Compact"/>
               <w:jc w:val="left"/>
             </w:pPr>
-            <w:hyperlink r:id="rId134">
+            <w:hyperlink r:id="rId137">
               <w:r>
                 <w:rPr>
                   <w:rStyle w:val="Hyperlink"/>
@@ -20460,7 +20749,7 @@
               <w:pStyle w:val="Compact"/>
               <w:jc w:val="left"/>
             </w:pPr>
-            <w:hyperlink r:id="rId136">
+            <w:hyperlink r:id="rId139">
               <w:r>
                 <w:rPr>
                   <w:rStyle w:val="Hyperlink"/>
@@ -20567,7 +20856,7 @@
               <w:pStyle w:val="Compact"/>
               <w:jc w:val="left"/>
             </w:pPr>
-            <w:hyperlink r:id="rId138">
+            <w:hyperlink r:id="rId141">
               <w:r>
                 <w:rPr>
                   <w:rStyle w:val="Hyperlink"/>
@@ -20598,7 +20887,7 @@
               <w:pStyle w:val="Compact"/>
               <w:jc w:val="left"/>
             </w:pPr>
-            <w:hyperlink r:id="rId182">
+            <w:hyperlink r:id="rId185">
               <w:r>
                 <w:rPr>
                   <w:rStyle w:val="Hyperlink"/>
@@ -20612,7 +20901,7 @@
             <w:r>
               <w:t xml:space="preserve"> </w:t>
             </w:r>
-            <w:hyperlink r:id="rId183">
+            <w:hyperlink r:id="rId186">
               <w:r>
                 <w:rPr>
                   <w:rStyle w:val="Hyperlink"/>
@@ -20643,7 +20932,7 @@
               <w:pStyle w:val="Compact"/>
               <w:jc w:val="left"/>
             </w:pPr>
-            <w:hyperlink r:id="rId144">
+            <w:hyperlink r:id="rId147">
               <w:r>
                 <w:rPr>
                   <w:rStyle w:val="Hyperlink"/>
@@ -20667,8 +20956,8 @@
         </w:tc>
       </w:tr>
     </w:tbl>
-    <w:bookmarkEnd w:id="184"/>
-    <w:bookmarkStart w:id="185" w:name="Xc6178583b0d1c439978e167499079597c3d7485"/>
+    <w:bookmarkEnd w:id="187"/>
+    <w:bookmarkStart w:id="188" w:name="Xc6178583b0d1c439978e167499079597c3d7485"/>
     <w:p>
       <w:pPr>
         <w:pStyle w:val="Heading2"/>
@@ -21163,8 +21452,8 @@
         <w:t xml:space="preserve">Таблицы темпа и потерь — в разделе 19.2.</w:t>
       </w:r>
     </w:p>
-    <w:bookmarkEnd w:id="185"/>
-    <w:bookmarkEnd w:id="186"/>
+    <w:bookmarkEnd w:id="188"/>
+    <w:bookmarkEnd w:id="189"/>
     <w:sectPr/>
   </w:body>
 </w:document>
@@ -21469,6 +21758,9 @@
     <w:abstractNumId w:val="991"/>
   </w:num>
   <w:num w:numId="1012">
+    <w:abstractNumId w:val="991"/>
+  </w:num>
+  <w:num w:numId="1013">
     <w:abstractNumId w:val="99411"/>
     <w:lvlOverride w:ilvl="0">
       <w:startOverride w:val="1"/>
@@ -21498,9 +21790,6 @@
       <w:startOverride w:val="1"/>
     </w:lvlOverride>
   </w:num>
-  <w:num w:numId="1013">
-    <w:abstractNumId w:val="991"/>
-  </w:num>
   <w:num w:numId="1014">
     <w:abstractNumId w:val="991"/>
   </w:num>
@@ -21508,34 +21797,7 @@
     <w:abstractNumId w:val="991"/>
   </w:num>
   <w:num w:numId="1016">
-    <w:abstractNumId w:val="99411"/>
-    <w:lvlOverride w:ilvl="0">
-      <w:startOverride w:val="1"/>
-    </w:lvlOverride>
-    <w:lvlOverride w:ilvl="1">
-      <w:startOverride w:val="1"/>
-    </w:lvlOverride>
-    <w:lvlOverride w:ilvl="2">
-      <w:startOverride w:val="1"/>
-    </w:lvlOverride>
-    <w:lvlOverride w:ilvl="3">
-      <w:startOverride w:val="1"/>
-    </w:lvlOverride>
-    <w:lvlOverride w:ilvl="4">
-      <w:startOverride w:val="1"/>
-    </w:lvlOverride>
-    <w:lvlOverride w:ilvl="5">
-      <w:startOverride w:val="1"/>
-    </w:lvlOverride>
-    <w:lvlOverride w:ilvl="6">
-      <w:startOverride w:val="1"/>
-    </w:lvlOverride>
-    <w:lvlOverride w:ilvl="7">
-      <w:startOverride w:val="1"/>
-    </w:lvlOverride>
-    <w:lvlOverride w:ilvl="8">
-      <w:startOverride w:val="1"/>
-    </w:lvlOverride>
+    <w:abstractNumId w:val="991"/>
   </w:num>
   <w:num w:numId="1017">
     <w:abstractNumId w:val="99411"/>
@@ -21568,7 +21830,34 @@
     </w:lvlOverride>
   </w:num>
   <w:num w:numId="1018">
-    <w:abstractNumId w:val="991"/>
+    <w:abstractNumId w:val="99411"/>
+    <w:lvlOverride w:ilvl="0">
+      <w:startOverride w:val="1"/>
+    </w:lvlOverride>
+    <w:lvlOverride w:ilvl="1">
+      <w:startOverride w:val="1"/>
+    </w:lvlOverride>
+    <w:lvlOverride w:ilvl="2">
+      <w:startOverride w:val="1"/>
+    </w:lvlOverride>
+    <w:lvlOverride w:ilvl="3">
+      <w:startOverride w:val="1"/>
+    </w:lvlOverride>
+    <w:lvlOverride w:ilvl="4">
+      <w:startOverride w:val="1"/>
+    </w:lvlOverride>
+    <w:lvlOverride w:ilvl="5">
+      <w:startOverride w:val="1"/>
+    </w:lvlOverride>
+    <w:lvlOverride w:ilvl="6">
+      <w:startOverride w:val="1"/>
+    </w:lvlOverride>
+    <w:lvlOverride w:ilvl="7">
+      <w:startOverride w:val="1"/>
+    </w:lvlOverride>
+    <w:lvlOverride w:ilvl="8">
+      <w:startOverride w:val="1"/>
+    </w:lvlOverride>
   </w:num>
   <w:num w:numId="1019">
     <w:abstractNumId w:val="991"/>
@@ -21577,6 +21866,9 @@
     <w:abstractNumId w:val="991"/>
   </w:num>
   <w:num w:numId="1021">
+    <w:abstractNumId w:val="991"/>
+  </w:num>
+  <w:num w:numId="1022">
     <w:abstractNumId w:val="99411"/>
     <w:lvlOverride w:ilvl="0">
       <w:startOverride w:val="1"/>

--- a/docs/system.docx
+++ b/docs/system.docx
@@ -2318,19 +2318,19 @@
               <w:jc w:val="left"/>
             </w:pPr>
             <w:r>
-              <w:t xml:space="preserve">фронты и группы армий — надписью, как на оперативных картах</w:t>
-            </w:r>
-          </w:p>
-        </w:tc>
-        <w:tc>
-          <w:tcPr/>
-          <w:p>
-            <w:pPr>
-              <w:pStyle w:val="Compact"/>
-              <w:jc w:val="left"/>
-            </w:pPr>
-            <w:r>
-              <w:t xml:space="preserve">главный удар фронта, отход, оборона</w:t>
+              <w:t xml:space="preserve">в манере исторического атласа: фронты и группы армий — крупной надписью прописными, армии — подписью, танковые армии — овалом с ромбом; линия фронта — красная с оранжевой полосой; крепости и ключевые пункты</w:t>
+            </w:r>
+          </w:p>
+        </w:tc>
+        <w:tc>
+          <w:tcPr/>
+          <w:p>
+            <w:pPr>
+              <w:pStyle w:val="Compact"/>
+              <w:jc w:val="left"/>
+            </w:pPr>
+            <w:r>
+              <w:t xml:space="preserve">главный удар фронта (клин атласа), отход, оборона</w:t>
             </w:r>
           </w:p>
         </w:tc>
@@ -2498,6 +2498,120 @@
       </w:r>
       <w:r>
         <w:t xml:space="preserve">перечёркнутым крестом.</w:t>
+      </w:r>
+    </w:p>
+    <w:p>
+      <w:pPr>
+        <w:numPr>
+          <w:ilvl w:val="0"/>
+          <w:numId w:val="1005"/>
+        </w:numPr>
+        <w:pStyle w:val="Compact"/>
+      </w:pPr>
+      <w:r>
+        <w:rPr>
+          <w:bCs/>
+          <w:b/>
+        </w:rPr>
+        <w:t xml:space="preserve">Котлы.</w:t>
+      </w:r>
+      <w:r>
+        <w:t xml:space="preserve"> </w:t>
+      </w:r>
+      <w:r>
+        <w:t xml:space="preserve">На всех масштабах — контур окружения (кромка с зубцами внутрь): у противника — синяя,</w:t>
+      </w:r>
+      <w:r>
+        <w:t xml:space="preserve"> </w:t>
+      </w:r>
+      <w:r>
+        <w:t xml:space="preserve">у своих — красная. Котёл — кусок территории стороны, отделённый от её основной территории не</w:t>
+      </w:r>
+      <w:r>
+        <w:t xml:space="preserve"> </w:t>
+      </w:r>
+      <w:r>
+        <w:t xml:space="preserve">меньше чем тремя клетками чужой земли и не выходящий к краю театра, где есть её войска и большая</w:t>
+      </w:r>
+      <w:r>
+        <w:t xml:space="preserve"> </w:t>
+      </w:r>
+      <w:r>
+        <w:t xml:space="preserve">часть их людей отрезана от подвоза; без учёта территории — отрезанные соединения, стоящие рядом.</w:t>
+      </w:r>
+      <w:r>
+        <w:t xml:space="preserve"> </w:t>
+      </w:r>
+      <w:r>
+        <w:t xml:space="preserve">Подсказка: кто в котле и сколько людей. Слой «Котлы» и строка легенды.</w:t>
+      </w:r>
+    </w:p>
+    <w:p>
+      <w:pPr>
+        <w:numPr>
+          <w:ilvl w:val="0"/>
+          <w:numId w:val="1005"/>
+        </w:numPr>
+        <w:pStyle w:val="Compact"/>
+      </w:pPr>
+      <w:r>
+        <w:rPr>
+          <w:bCs/>
+          <w:b/>
+        </w:rPr>
+        <w:t xml:space="preserve">Крепости</w:t>
+      </w:r>
+      <w:r>
+        <w:t xml:space="preserve"> </w:t>
+      </w:r>
+      <w:r>
+        <w:t xml:space="preserve">(гарнизоны с правом обхода — Festung: Франкфурт, Штеттин, Берлинский оборонительный</w:t>
+      </w:r>
+      <w:r>
+        <w:t xml:space="preserve"> </w:t>
+      </w:r>
+      <w:r>
+        <w:t xml:space="preserve">район, Познань, Варшава) на оперативном и стратегическом масштабах — знаком города-крепости с</w:t>
+      </w:r>
+      <w:r>
+        <w:t xml:space="preserve"> </w:t>
+      </w:r>
+      <w:r>
+        <w:t xml:space="preserve">названием; павшая — перечёркнута. На обоих масштабах подписаны и места событий истории (кружок и</w:t>
+      </w:r>
+      <w:r>
+        <w:t xml:space="preserve"> </w:t>
+      </w:r>
+      <w:r>
+        <w:t xml:space="preserve">название, одноимённые и близкие — один раз).</w:t>
+      </w:r>
+    </w:p>
+    <w:p>
+      <w:pPr>
+        <w:numPr>
+          <w:ilvl w:val="0"/>
+          <w:numId w:val="1005"/>
+        </w:numPr>
+        <w:pStyle w:val="Compact"/>
+      </w:pPr>
+      <w:r>
+        <w:rPr>
+          <w:bCs/>
+          <w:b/>
+        </w:rPr>
+        <w:t xml:space="preserve">Переправы.</w:t>
+      </w:r>
+      <w:r>
+        <w:t xml:space="preserve"> </w:t>
+      </w:r>
+      <w:r>
+        <w:t xml:space="preserve">Наведённые переправы театра (знак понтонного моста) — только на тактическом масштабе:</w:t>
+      </w:r>
+      <w:r>
+        <w:t xml:space="preserve"> </w:t>
+      </w:r>
+      <w:r>
+        <w:t xml:space="preserve">на обзорных их знаки сливаются в «молотки».</w:t>
       </w:r>
     </w:p>
     <w:p>
@@ -3319,7 +3433,7 @@
           <w:iCs/>
           <w:i/>
         </w:rPr>
-        <w:t xml:space="preserve">Стратегический масштаб, 20 апреля (исторические положения скрыты): надписи фронтов и групп армий, удары 1-го Белорусского фронта от линии фронта; расчётный (красный) и исторический (серый) фронт, передний край на начало с подсветкой, рубежи; внизу штрихпунктиром — разграничительная линия 1 БФ / 1 УФ по директиве.</w:t>
+        <w:t xml:space="preserve">Стратегический масштаб, 20 апреля (исторические положения скрыты): надписи фронтов и групп армий, подписи армий, удары 1-го Белорусского фронта клиньями атласа; линия фронта с оранжевой полосой, исторический фронт — серый, передний край на начало — с подсветкой; Берлин и Франкфурт — знаком крепости; внизу штрихпунктиром — разграничительная линия 1 БФ / 1 УФ по директиве.</w:t>
       </w:r>
     </w:p>
     <w:p>
@@ -3378,7 +3492,7 @@
           <w:iCs/>
           <w:i/>
         </w:rPr>
-        <w:t xml:space="preserve">25 апреля: удары 1-го Белорусского фронта к западу от Берлина — слева разветвлённая стрелка (расходящиеся удары, обе ветви с чертой и датой «25.4»), справа внизу и в центре — удары с чертой «25.4»; синим — остановленный удар немецких войск. Линия фронта хода, сутки назад — пунктиром.</w:t>
+        <w:t xml:space="preserve">25 апреля в манере атласа: «1-й Белорусский фронт», «Группа армий „Висла“» — прописными; армии — подписями, танковые — овалами с ромбом; удары фронта — клиньями атласа, слева — разветвлённый (расходящиеся удары, ветви с чертой и датой «25.4»); сине-жёлтым — остановленный удар немецких войск; Берлин и Франкфурт — знаком крепости, Кетцин и Мюнхеберг — места событий; линия фронта — красная с оранжевой полосой.</w:t>
       </w:r>
     </w:p>
     <w:p>

--- a/docs/system.docx
+++ b/docs/system.docx
@@ -4098,6 +4098,105 @@
       </w:r>
       <w:r>
         <w:t xml:space="preserve">фронта — армии идут к целям своей полосой.</w:t>
+      </w:r>
+    </w:p>
+    <w:p>
+      <w:pPr>
+        <w:numPr>
+          <w:ilvl w:val="0"/>
+          <w:numId w:val="1008"/>
+        </w:numPr>
+        <w:pStyle w:val="Compact"/>
+      </w:pPr>
+      <w:r>
+        <w:rPr>
+          <w:bCs/>
+          <w:b/>
+        </w:rPr>
+        <w:t xml:space="preserve">За немецкую сторону — так же, по-немецки.</w:t>
+      </w:r>
+      <w:r>
+        <w:t xml:space="preserve"> </w:t>
+      </w:r>
+      <w:r>
+        <w:t xml:space="preserve">Линии между группами армий устанавливает</w:t>
+      </w:r>
+      <w:r>
+        <w:t xml:space="preserve"> </w:t>
+      </w:r>
+      <w:r>
+        <w:rPr>
+          <w:bCs/>
+          <w:b/>
+        </w:rPr>
+        <w:t xml:space="preserve">ОКХ</w:t>
+      </w:r>
+      <w:r>
+        <w:t xml:space="preserve"> </w:t>
+      </w:r>
+      <w:r>
+        <w:t xml:space="preserve">— та же модель высшего командования с немецкой постановкой (группы армий, приказы ОКХ;</w:t>
+      </w:r>
+      <w:r>
+        <w:t xml:space="preserve"> </w:t>
+      </w:r>
+      <w:r>
+        <w:t xml:space="preserve">войска, подчинённые ОКВ, например 12-я армия, — тоже на нём); у игрока за вермахт — «Ходатайство</w:t>
+      </w:r>
+      <w:r>
+        <w:t xml:space="preserve"> </w:t>
+      </w:r>
+      <w:r>
+        <w:t xml:space="preserve">в ОКХ», «Резервы ОКХ». Линии между армиями одной группы армий — распоряжение игрока</w:t>
+      </w:r>
+      <w:r>
+        <w:t xml:space="preserve"> </w:t>
+      </w:r>
+      <w:r>
+        <w:t xml:space="preserve">(«Приказы → Полосы»: группа армий, две её армии) или</w:t>
+      </w:r>
+      <w:r>
+        <w:t xml:space="preserve"> </w:t>
+      </w:r>
+      <w:r>
+        <w:rPr>
+          <w:bCs/>
+          <w:b/>
+        </w:rPr>
+        <w:t xml:space="preserve">штаба на модели</w:t>
+      </w:r>
+      <w:r>
+        <w:t xml:space="preserve">: в его решении есть</w:t>
+      </w:r>
+      <w:r>
+        <w:t xml:space="preserve"> </w:t>
+      </w:r>
+      <w:r>
+        <w:t xml:space="preserve">распоряжение line — две свои армии и пункты линии по порядку; армии и пункты сопоставляются с</w:t>
+      </w:r>
+      <w:r>
+        <w:t xml:space="preserve"> </w:t>
+      </w:r>
+      <w:r>
+        <w:t xml:space="preserve">обстановкой, линия проверяется теми же правилами (армии одного объединения, войска по разные</w:t>
+      </w:r>
+      <w:r>
+        <w:t xml:space="preserve"> </w:t>
+      </w:r>
+      <w:r>
+        <w:t xml:space="preserve">стороны) и вступает с задержкой доведения. У немецкой стороны армии — штабы над корпусами и</w:t>
+      </w:r>
+      <w:r>
+        <w:t xml:space="preserve"> </w:t>
+      </w:r>
+      <w:r>
+        <w:t xml:space="preserve">дивизиями: кто справа по ходу линии, стенд определяет по среднему положению их войск. Это</w:t>
+      </w:r>
+      <w:r>
+        <w:t xml:space="preserve"> </w:t>
+      </w:r>
+      <w:r>
+        <w:t xml:space="preserve">распоряжение есть и у советского штаба на модели, когда игрок командует вермахтом.</w:t>
       </w:r>
     </w:p>
     <w:p>

--- a/docs/system.docx
+++ b/docs/system.docx
@@ -3433,7 +3433,7 @@
           <w:iCs/>
           <w:i/>
         </w:rPr>
-        <w:t xml:space="preserve">Стратегический масштаб, 20 апреля (исторические положения скрыты): надписи фронтов и групп армий, подписи армий, удары 1-го Белорусского фронта клиньями атласа; линия фронта с оранжевой полосой, исторический фронт — серый, передний край на начало — с подсветкой; Берлин и Франкфурт — знаком крепости; внизу штрихпунктиром — разграничительная линия 1 БФ / 1 УФ по директиве.</w:t>
+        <w:t xml:space="preserve">Стратегический масштаб, 20 апреля (исторические положения скрыты): надписи фронтов и групп армий, подписи армий, удары 1-го Белорусского фронта клиньями атласа; линия фронта с оранжевой полосой, исторический фронт — серый, передний край на начало — с подсветкой; Берлин и Франкфурт — знаком крепости; внизу штрихпунктиром — разграничительные линии по директивам: красным — 1 БФ / 1 УФ, синим (слева внизу) — ГА «Висла» / ГА «Центр».</w:t>
       </w:r>
     </w:p>
     <w:p>
@@ -10513,6 +10513,47 @@
               <w:rPr>
                 <w:rStyle w:val="VerbatimChar"/>
               </w:rPr>
+              <w:t xml:space="preserve">german-1945-boundaries.json</w:t>
+            </w:r>
+          </w:p>
+        </w:tc>
+        <w:tc>
+          <w:tcPr/>
+          <w:p>
+            <w:pPr>
+              <w:pStyle w:val="Compact"/>
+              <w:jc w:val="left"/>
+            </w:pPr>
+            <w:r>
+              <w:t xml:space="preserve">Разграничительные линии немецких групп армий и армий: Берлинская операция — 3 ТА / 9 А (Хоэнзатен — Одерберг — Финов-канал — Либенвальде, 16–21.04), ГА «Висла» / ГА «Центр» с 16.04 (Фюрстенберг — Либерозе — Люббен) и с 20.04, когда V ак перешёл в 9 А (Форст — южнее Котбуса — Калау), ГА «Висла» / 12 А (ОКВ) с 23.04 (Хеннигсдорф — Кремен — Нойруппин — Кириц — Дёмиц); Висло-Одерская — ГА «А» / ГА «Центр» по Висле от Модлина, 9 А / 4 ТА, 4 ТА / 17 А (12–19.01), ГА «Висла» / ГА «А» с 27.01 (Глогау — Шпротау — Загань). Приказов и оперативных карт ОКХ в открытом доступе нет: линии восстановлены по Э. Зимке («Stalingrad to Berlin»), обзорам с опорой на журнал боевых действий ОКВ и по флангам соединений; достоверность B (точки стыка) и C (ход линии в глубину), у каждой точки — основание; пробелы и где их закрыть (фонды BArch RH 19-XV, NARA T-311)</w:t>
+            </w:r>
+          </w:p>
+        </w:tc>
+        <w:tc>
+          <w:tcPr/>
+          <w:p>
+            <w:pPr>
+              <w:pStyle w:val="Compact"/>
+              <w:jc w:val="left"/>
+            </w:pPr>
+            <w:r>
+              <w:t xml:space="preserve">8 линий (7 в сценариях: в Висло-Одерском нет ГА «Центр»), 33 точки</w:t>
+            </w:r>
+          </w:p>
+        </w:tc>
+      </w:tr>
+      <w:tr>
+        <w:tc>
+          <w:tcPr/>
+          <w:p>
+            <w:pPr>
+              <w:pStyle w:val="Compact"/>
+              <w:jc w:val="left"/>
+            </w:pPr>
+            <w:r>
+              <w:rPr>
+                <w:rStyle w:val="VerbatimChar"/>
+              </w:rPr>
               <w:t xml:space="preserve">vistula-oder-1945.json</w:t>
             </w:r>
             <w:r>
@@ -16307,6 +16348,54 @@
           <w:bCs/>
           <w:b/>
         </w:rPr>
+        <w:t xml:space="preserve">Немецкая сторона.</w:t>
+      </w:r>
+      <w:r>
+        <w:t xml:space="preserve"> </w:t>
+      </w:r>
+      <w:r>
+        <w:t xml:space="preserve">Линии групп армий и армий вермахта (раздел 17.1) делят полосы так же; в</w:t>
+      </w:r>
+      <w:r>
+        <w:t xml:space="preserve"> </w:t>
+      </w:r>
+      <w:r>
+        <w:t xml:space="preserve">сценариях Берлинской операции их четыре, в Висло-Одерской — три. На исторических прогонах</w:t>
+      </w:r>
+      <w:r>
+        <w:t xml:space="preserve"> </w:t>
+      </w:r>
+      <w:r>
+        <w:t xml:space="preserve">Берлинской операции они ничего не изменили (79 и 85 % положений в допуске, события — те же), в</w:t>
+      </w:r>
+      <w:r>
+        <w:t xml:space="preserve"> </w:t>
+      </w:r>
+      <w:r>
+        <w:t xml:space="preserve">Висло-Одерской — на процент (53 % вместо 54; Калиш на сутки ближе к истории, Катовице на сутки</w:t>
+      </w:r>
+      <w:r>
+        <w:t xml:space="preserve"> </w:t>
+      </w:r>
+      <w:r>
+        <w:t xml:space="preserve">дальше): немецкие соединения там в основном держатся на месте, и полосы на их пути почти не</w:t>
+      </w:r>
+      <w:r>
+        <w:t xml:space="preserve"> </w:t>
+      </w:r>
+      <w:r>
+        <w:t xml:space="preserve">сказываются.</w:t>
+      </w:r>
+    </w:p>
+    <w:p>
+      <w:pPr>
+        <w:pStyle w:val="BodyText"/>
+      </w:pPr>
+      <w:r>
+        <w:rPr>
+          <w:bCs/>
+          <w:b/>
+        </w:rPr>
         <w:t xml:space="preserve">В игре</w:t>
       </w:r>
       <w:r>
@@ -18425,7 +18514,7 @@
           <w:bCs/>
           <w:b/>
         </w:rPr>
-        <w:t xml:space="preserve">46–54 %</w:t>
+        <w:t xml:space="preserve">46–53 %</w:t>
       </w:r>
       <w:r>
         <w:t xml:space="preserve">.</w:t>
@@ -18783,7 +18872,7 @@
               <w:jc w:val="left"/>
             </w:pPr>
             <w:r>
-              <w:t xml:space="preserve">+8 — +8 — —</w:t>
+              <w:t xml:space="preserve">+7 — +8 — —</w:t>
             </w:r>
           </w:p>
         </w:tc>
@@ -18897,7 +18986,7 @@
               <w:jc w:val="left"/>
             </w:pPr>
             <w:r>
-              <w:t xml:space="preserve">−7 −6 −6 −6 −6</w:t>
+              <w:t xml:space="preserve">−6 −6 −6 −6 −6</w:t>
             </w:r>
           </w:p>
         </w:tc>
@@ -19000,7 +19089,7 @@
         <w:t xml:space="preserve"> </w:t>
       </w:r>
       <w:r>
-        <w:t xml:space="preserve">части. Ченстохов и Оппельн — на 3–4 суток раньше, Краков и Катовице — на 6–7; выход к Одеру,</w:t>
+        <w:t xml:space="preserve">части. Ченстохов и Оппельн — на 3–4 суток раньше, Краков и Катовице — на 6; выход к Одеру,</w:t>
       </w:r>
       <w:r>
         <w:t xml:space="preserve"> </w:t>

--- a/docs/system.docx
+++ b/docs/system.docx
@@ -2092,7 +2092,7 @@
           <w:iCs/>
           <w:i/>
         </w:rPr>
-        <w:t xml:space="preserve">Тактический масштаб, 23 апреля: расчётный фронт хода (красный), он же сутки назад (тонкий пунктир), передний край на начало операции (с жёлтой подсветкой) и исторический фронт (серый); бледные знаки — исторические положения, стрелки — бои за ход; штрихпунктиром — разграничительная линия по директиве. Слева — события по пяти прогонам.</w:t>
+        <w:t xml:space="preserve">Тактический масштаб, 23 апреля: расчётный фронт хода (красный), он же сутки назад (тонкий пунктир), передний край на начало операции (с жёлтой подсветкой) и исторический фронт (серый); бледные знаки — исторические положения, стрелки — бои за ход; штрихпунктиром — разграничительная линия по директиве; Берлин и Франкфурт (справа) — обводом крепости по застройке города, знаки понтонного моста — переправы. Слева — события по пяти прогонам.</w:t>
       </w:r>
     </w:p>
     <w:p>
@@ -2577,7 +2577,37 @@
         <w:t xml:space="preserve"> </w:t>
       </w:r>
       <w:r>
-        <w:t xml:space="preserve">названием; павшая — перечёркнута. На обоих масштабах подписаны и места событий истории (кружок и</w:t>
+        <w:t xml:space="preserve">названием; павшая — перечёркнута. Вокруг гарнизона — обвод крепости по застройке города</w:t>
+      </w:r>
+      <w:r>
+        <w:t xml:space="preserve"> </w:t>
+      </w:r>
+      <w:r>
+        <w:t xml:space="preserve">(кромка с зубцами наружу, цветом стороны): контур клеток городской застройки слоя местности</w:t>
+      </w:r>
+      <w:r>
+        <w:t xml:space="preserve"> </w:t>
+      </w:r>
+      <w:r>
+        <w:t xml:space="preserve">театра — по снимкам WorldCover или, если для театра применён исторический слой с местной</w:t>
+      </w:r>
+      <w:r>
+        <w:t xml:space="preserve"> </w:t>
+      </w:r>
+      <w:r>
+        <w:t xml:space="preserve">карты РККА или плана города (раздел «Карты»), по нему; у Берлина — по плану 1945 г. Слой</w:t>
+      </w:r>
+      <w:r>
+        <w:t xml:space="preserve"> </w:t>
+      </w:r>
+      <w:r>
+        <w:t xml:space="preserve">«Крепости» и строка легенды. В сценарии боя в городе (клетка мельче километра) обвода нет:</w:t>
+      </w:r>
+      <w:r>
+        <w:t xml:space="preserve"> </w:t>
+      </w:r>
+      <w:r>
+        <w:t xml:space="preserve">там застроено всё. На обоих масштабах подписаны и места событий истории (кружок и</w:t>
       </w:r>
       <w:r>
         <w:t xml:space="preserve"> </w:t>
@@ -2605,13 +2635,19 @@
         <w:t xml:space="preserve"> </w:t>
       </w:r>
       <w:r>
-        <w:t xml:space="preserve">Наведённые переправы театра (знак понтонного моста) — только на тактическом масштабе:</w:t>
-      </w:r>
-      <w:r>
-        <w:t xml:space="preserve"> </w:t>
-      </w:r>
-      <w:r>
-        <w:t xml:space="preserve">на обзорных их знаки сливаются в «молотки».</w:t>
+        <w:t xml:space="preserve">Наведённые переправы театра и переправы, наведённые сапёрами по ходу расчёта</w:t>
+      </w:r>
+      <w:r>
+        <w:t xml:space="preserve"> </w:t>
+      </w:r>
+      <w:r>
+        <w:t xml:space="preserve">(раздел 19.5), — знаком понтонного моста, только на тактическом масштабе: на обзорных их знаки</w:t>
+      </w:r>
+      <w:r>
+        <w:t xml:space="preserve"> </w:t>
+      </w:r>
+      <w:r>
+        <w:t xml:space="preserve">сливаются в «молотки».</w:t>
       </w:r>
     </w:p>
     <w:p>
@@ -3374,7 +3410,7 @@
           <w:iCs/>
           <w:i/>
         </w:rPr>
-        <w:t xml:space="preserve">23 апреля в оперативном масштабе (исторические положения скрыты): объединения в центре тяжести своих соединений; удары, после которых армия встала, — с чертой и датой «23.4»; справа вверху — ось 2-й гв. танковой армии с ромбами и датами «17.4», «18.4»; линия фронта хода — сплошная, сутки назад — пунктиром, передний край на начало — с жёлтой подсветкой; штрихпунктиром — разграничительные линии. Слева внизу — легенда в две колонки.</w:t>
+        <w:t xml:space="preserve">23 апреля в оперативном масштабе (исторические положения скрыты): объединения в центре тяжести своих соединений; удары, после которых армия встала, — с чертой и датой «23.4»; справа вверху — ось 2-й гв. танковой армии с ромбами и датами «17.4», «18.4»; Берлин — обвод крепости по застройке города (синяя кромка с зубцами наружу); линия фронта хода — сплошная, сутки назад — пунктиром, передний край на начало — с жёлтой подсветкой; штрихпунктиром — разграничительные линии. Внизу — легенда в две колонки со строкой «крепость: обвод по застройке».</w:t>
       </w:r>
     </w:p>
     <w:p>
@@ -3433,7 +3469,7 @@
           <w:iCs/>
           <w:i/>
         </w:rPr>
-        <w:t xml:space="preserve">Стратегический масштаб, 20 апреля (исторические положения скрыты): надписи фронтов и групп армий, подписи армий, удары 1-го Белорусского фронта клиньями атласа; линия фронта с оранжевой полосой, исторический фронт — серый, передний край на начало — с подсветкой; Берлин и Франкфурт — знаком крепости; внизу штрихпунктиром — разграничительные линии по директивам: красным — 1 БФ / 1 УФ, синим (слева внизу) — ГА «Висла» / ГА «Центр».</w:t>
+        <w:t xml:space="preserve">Стратегический масштаб, 20 апреля (исторические положения скрыты): надписи фронтов и групп армий, подписи армий, удар 69-й и 33-й армий — клином атласа; линия фронта с оранжевой полосой, исторический фронт — серый; Берлин и Франкфурт — знаком крепости и обводом по застройке города (синяя кромка с зубцами наружу); внизу штрихпунктиром — разграничительная линия 1 БФ / 1 УФ по директиве.</w:t>
       </w:r>
     </w:p>
     <w:p>
@@ -3492,7 +3528,7 @@
           <w:iCs/>
           <w:i/>
         </w:rPr>
-        <w:t xml:space="preserve">25 апреля в манере атласа: «1-й Белорусский фронт», «Группа армий „Висла“» — прописными; армии — подписями, танковые — овалами с ромбом; удары фронта — клиньями атласа, слева — разветвлённый (расходящиеся удары, ветви с чертой и датой «25.4»); сине-жёлтым — остановленный удар немецких войск; Берлин и Франкфурт — знаком крепости, Кетцин и Мюнхеберг — места событий; линия фронта — красная с оранжевой полосой.</w:t>
+        <w:t xml:space="preserve">25 апреля в манере атласа: «1-й Белорусский фронт», «Группа армий „Висла“» — прописными; армии — подписями, танковые — овалами с ромбом; удары фронта — клиньями атласа, слева — разветвлённый (расходящиеся удары с датой «25.4»); сине-белым — остановленный удар немецких войск; Берлин — знаком крепости внутри обвода по застройке, Франкфурт (справа) — обводом; Кетцин и Мюнхеберг — места событий; линия фронта — красная с оранжевой полосой.</w:t>
       </w:r>
     </w:p>
     <w:p>
@@ -3551,7 +3587,7 @@
           <w:iCs/>
           <w:i/>
         </w:rPr>
-        <w:t xml:space="preserve">Бой в Берлине (клетка 250 м, ход 12 ч), 27 апреля: советские корпуса у кольца S-Bahn, немецкие гарнизоны секторов A–H и Z. С юга на север — разграничительная линия 1 БФ / 1 УФ по директиве от 23.04 (Мариендорф — Ангальтский вокзал); западнее вокзала, где директива линию не установила, граница полос расчётная. В допуске ±2 км — 84–92 % положений.</w:t>
+        <w:t xml:space="preserve">Бой в Берлине (клетка 250 м, ход 12 ч), 27 апреля: советские корпуса у кольца S-Bahn, немецкие гарнизоны секторов A–H и Z. С юга на север — разграничительная линия 1 БФ / 1 УФ по директиве от 23.04 (Мариендорф — Ангальтский вокзал); западнее вокзала, где директива линию не установила, граница полос расчётная. В допуске ±2 км — 79–90 % положений.</w:t>
       </w:r>
     </w:p>
     <w:p>
@@ -4447,7 +4483,13 @@
         <w:t xml:space="preserve"> </w:t>
       </w:r>
       <w:r>
-        <w:t xml:space="preserve">программно.</w:t>
+        <w:t xml:space="preserve">программно; противник, с которым свои войска вели бой за ход, считается опознанным (его название</w:t>
+      </w:r>
+      <w:r>
+        <w:t xml:space="preserve"> </w:t>
+      </w:r>
+      <w:r>
+        <w:t xml:space="preserve">есть в докладе о бое).</w:t>
       </w:r>
       <w:r>
         <w:t xml:space="preserve"> </w:t>
@@ -15556,36 +15598,100 @@
           <w:bCs/>
           <w:b/>
         </w:rPr>
-        <w:t xml:space="preserve">Следствия:</w:t>
-      </w:r>
-      <w:r>
-        <w:t xml:space="preserve"> </w:t>
-      </w:r>
-      <w:r>
-        <w:t xml:space="preserve">в тылу противника движение медленнее; прорвавшаяся танковая армия снабжается</w:t>
-      </w:r>
-      <w:r>
-        <w:t xml:space="preserve"> </w:t>
-      </w:r>
-      <w:r>
-        <w:t xml:space="preserve">только по коридору, который сама пробила; соединения, оставшиеся в чужом тылу, оказываются в</w:t>
-      </w:r>
-      <w:r>
-        <w:t xml:space="preserve"> </w:t>
-      </w:r>
-      <w:r>
-        <w:t xml:space="preserve">котле.</w:t>
-      </w:r>
-    </w:p>
-    <w:p>
-      <w:pPr>
-        <w:pStyle w:val="FirstParagraph"/>
+        <w:t xml:space="preserve">Закрепление земли за фронтом.</w:t>
+      </w:r>
+      <w:r>
+        <w:t xml:space="preserve"> </w:t>
+      </w:r>
+      <w:r>
+        <w:t xml:space="preserve">Каждый ход клетка противника переходит к стороне, если там</w:t>
+      </w:r>
+      <w:r>
+        <w:t xml:space="preserve"> </w:t>
+      </w:r>
+      <w:r>
+        <w:t xml:space="preserve">перевес влияния её войск (карта контроля: влияние войск по силе и удалению, радиус 10 км), войск</w:t>
+      </w:r>
+      <w:r>
+        <w:t xml:space="preserve"> </w:t>
+      </w:r>
+      <w:r>
+        <w:t xml:space="preserve">противника нет ближе 9 км (1,5 радиуса соприкосновения), а своя земля есть по крайней мере с трёх</w:t>
+      </w:r>
+      <w:r>
+        <w:t xml:space="preserve"> </w:t>
+      </w:r>
+      <w:r>
+        <w:t xml:space="preserve">сторон из четырёх в пределах 24 км — то есть клетка в тылу своего фронта, а не перед ним. Без</w:t>
+      </w:r>
+      <w:r>
+        <w:t xml:space="preserve"> </w:t>
+      </w:r>
+      <w:r>
+        <w:t xml:space="preserve">этого земля между коридорами наступающих армий оставалась чужой, и любая обойдённая немецкая</w:t>
+      </w:r>
+      <w:r>
+        <w:t xml:space="preserve"> </w:t>
+      </w:r>
+      <w:r>
+        <w:t xml:space="preserve">часть, стоявшая в коридоре, отрезала армию от тыла: модель «окружала» 52-ю армию, 2-ю армию</w:t>
+      </w:r>
+      <w:r>
+        <w:t xml:space="preserve"> </w:t>
+      </w:r>
+      <w:r>
+        <w:t xml:space="preserve">Войска Польского, 5-ю гвардейскую армию на 9–13 суток. Обойдённые узлы, где войска противника</w:t>
+      </w:r>
+      <w:r>
+        <w:t xml:space="preserve"> </w:t>
+      </w:r>
+      <w:r>
+        <w:t xml:space="preserve">есть, остаются его островами — это и есть котлы.</w:t>
+      </w:r>
+    </w:p>
+    <w:p>
+      <w:pPr>
+        <w:numPr>
+          <w:ilvl w:val="0"/>
+          <w:numId w:val="1020"/>
+        </w:numPr>
+        <w:pStyle w:val="Compact"/>
       </w:pPr>
       <w:r>
         <w:rPr>
           <w:bCs/>
           <w:b/>
         </w:rPr>
+        <w:t xml:space="preserve">Следствия:</w:t>
+      </w:r>
+      <w:r>
+        <w:t xml:space="preserve"> </w:t>
+      </w:r>
+      <w:r>
+        <w:t xml:space="preserve">в тылу противника движение медленнее; прорвавшаяся танковая армия снабжается</w:t>
+      </w:r>
+      <w:r>
+        <w:t xml:space="preserve"> </w:t>
+      </w:r>
+      <w:r>
+        <w:t xml:space="preserve">только по коридору, который сама пробила; соединения, оставшиеся в чужом тылу, оказываются в</w:t>
+      </w:r>
+      <w:r>
+        <w:t xml:space="preserve"> </w:t>
+      </w:r>
+      <w:r>
+        <w:t xml:space="preserve">котле.</w:t>
+      </w:r>
+    </w:p>
+    <w:p>
+      <w:pPr>
+        <w:pStyle w:val="FirstParagraph"/>
+      </w:pPr>
+      <w:r>
+        <w:rPr>
+          <w:bCs/>
+          <w:b/>
+        </w:rPr>
         <w:t xml:space="preserve">Линия фронта</w:t>
       </w:r>
       <w:r>
@@ -15656,25 +15762,240 @@
           <w:bCs/>
           <w:b/>
         </w:rPr>
+        <w:t xml:space="preserve">Окружение и отрыв от тылов — разные вещи.</w:t>
+      </w:r>
+      <w:r>
+        <w:t xml:space="preserve"> </w:t>
+      </w:r>
+      <w:r>
+        <w:t xml:space="preserve">Если путь подвоза есть, но длиннее 48 ч,</w:t>
+      </w:r>
+      <w:r>
+        <w:t xml:space="preserve"> </w:t>
+      </w:r>
+      <w:r>
+        <w:t xml:space="preserve">формирование</w:t>
+      </w:r>
+      <w:r>
+        <w:t xml:space="preserve"> </w:t>
+      </w:r>
+      <w:r>
+        <w:rPr>
+          <w:bCs/>
+          <w:b/>
+        </w:rPr>
+        <w:t xml:space="preserve">оторвалось от тылов</w:t>
+      </w:r>
+      <w:r>
+        <w:t xml:space="preserve">: подвоза нет, боеприпасы и горючее тают, но оно не скованно</w:t>
+      </w:r>
+      <w:r>
+        <w:t xml:space="preserve"> </w:t>
+      </w:r>
+      <w:r>
+        <w:t xml:space="preserve">и окружённым не считается (так в конце Висло-Одерской операции армии 1-го Белорусского и</w:t>
+      </w:r>
+      <w:r>
+        <w:t xml:space="preserve"> </w:t>
+      </w:r>
+      <w:r>
+        <w:t xml:space="preserve">1-го Украинского фронтов ушли на 400 км от баз на Висле).</w:t>
+      </w:r>
+      <w:r>
+        <w:t xml:space="preserve"> </w:t>
+      </w:r>
+      <w:r>
+        <w:rPr>
+          <w:bCs/>
+          <w:b/>
+        </w:rPr>
         <w:t xml:space="preserve">Окружение</w:t>
       </w:r>
       <w:r>
         <w:t xml:space="preserve"> </w:t>
       </w:r>
       <w:r>
-        <w:t xml:space="preserve">— подвоз не доходит дольше 36 ч (два хода подряд). Разовый разрыв на стыке</w:t>
-      </w:r>
-      <w:r>
-        <w:t xml:space="preserve"> </w:t>
-      </w:r>
-      <w:r>
-        <w:t xml:space="preserve">котлом не считается. Окружённые не пополняются и не могут отойти: держатся на месте с</w:t>
-      </w:r>
-      <w:r>
-        <w:t xml:space="preserve"> </w:t>
-      </w:r>
-      <w:r>
-        <w:t xml:space="preserve">повышенными потерями. На карте у знака пометка «ОТРЕЗАНО».</w:t>
+        <w:t xml:space="preserve">— пути подвоза нет совсем</w:t>
+      </w:r>
+      <w:r>
+        <w:t xml:space="preserve"> </w:t>
+      </w:r>
+      <w:r>
+        <w:t xml:space="preserve">дольше 36 ч (два хода подряд); разовый разрыв на стыке котлом не считается. Окружённые не</w:t>
+      </w:r>
+      <w:r>
+        <w:t xml:space="preserve"> </w:t>
+      </w:r>
+      <w:r>
+        <w:t xml:space="preserve">пополняются и не могут отойти: держатся на месте с повышенными потерями. На карте — контур котла.</w:t>
+      </w:r>
+    </w:p>
+    <w:p>
+      <w:pPr>
+        <w:pStyle w:val="BodyText"/>
+      </w:pPr>
+      <w:r>
+        <w:rPr>
+          <w:bCs/>
+          <w:b/>
+        </w:rPr>
+        <w:t xml:space="preserve">Крепость с запасами.</w:t>
+      </w:r>
+      <w:r>
+        <w:t xml:space="preserve"> </w:t>
+      </w:r>
+      <w:r>
+        <w:t xml:space="preserve">У гарнизонов крепостей (тип «гарнизон крепости»: Франкфурт, Штеттин,</w:t>
+      </w:r>
+      <w:r>
+        <w:t xml:space="preserve"> </w:t>
+      </w:r>
+      <w:r>
+        <w:t xml:space="preserve">Берлинский оборонительный район, Познань, Варшава) — склады на 30 суток боя (по Познани:</w:t>
+      </w:r>
+      <w:r>
+        <w:t xml:space="preserve"> </w:t>
+      </w:r>
+      <w:r>
+        <w:t xml:space="preserve">окружена 25.01, капитулировала 23.02). Окружённый гарнизон получает подвоз со складов, пока они</w:t>
+      </w:r>
+      <w:r>
+        <w:t xml:space="preserve"> </w:t>
+      </w:r>
+      <w:r>
+        <w:t xml:space="preserve">не кончились; в осаде без штурма склады расходуются вдвое медленнее.</w:t>
+      </w:r>
+    </w:p>
+    <w:p>
+      <w:pPr>
+        <w:pStyle w:val="BodyText"/>
+      </w:pPr>
+      <w:r>
+        <w:rPr>
+          <w:bCs/>
+          <w:b/>
+        </w:rPr>
+        <w:t xml:space="preserve">Капитуляция.</w:t>
+      </w:r>
+      <w:r>
+        <w:t xml:space="preserve"> </w:t>
+      </w:r>
+      <w:r>
+        <w:t xml:space="preserve">Окружённое формирование без складов, у которого боеприпасов меньше 0,25 бк,</w:t>
+      </w:r>
+      <w:r>
+        <w:t xml:space="preserve"> </w:t>
+      </w:r>
+      <w:r>
+        <w:t xml:space="preserve">сдаётся через 96 ч окружения (с приказом «удерживать любой ценой» или на прорыв — через 192 ч:</w:t>
+      </w:r>
+      <w:r>
+        <w:t xml:space="preserve"> </w:t>
+      </w:r>
+      <w:r>
+        <w:t xml:space="preserve">прорывающиеся пробиваются к своим, а не сидят в кольце); в журнале — капитуляция и число</w:t>
+      </w:r>
+      <w:r>
+        <w:t xml:space="preserve"> </w:t>
+      </w:r>
+      <w:r>
+        <w:t xml:space="preserve">пленных, на карте — перечёркнутый знак. Сдаются ли окружённые, задаёт профиль стороны: вермахт</w:t>
+      </w:r>
+      <w:r>
+        <w:t xml:space="preserve"> </w:t>
+      </w:r>
+      <w:r>
+        <w:t xml:space="preserve">1945 г. — да, Красная армия 1945 г. — нет (окружённые части держались до деблокирования).</w:t>
+      </w:r>
+    </w:p>
+    <w:p>
+      <w:pPr>
+        <w:pStyle w:val="BodyText"/>
+      </w:pPr>
+      <w:r>
+        <w:rPr>
+          <w:bCs/>
+          <w:b/>
+        </w:rPr>
+        <w:t xml:space="preserve">Сапёры.</w:t>
+      </w:r>
+      <w:r>
+        <w:t xml:space="preserve"> </w:t>
+      </w:r>
+      <w:r>
+        <w:t xml:space="preserve">В переигровке по истории тылом и переправами никто не распоряжается, а в данных</w:t>
+      </w:r>
+      <w:r>
+        <w:t xml:space="preserve"> </w:t>
+      </w:r>
+      <w:r>
+        <w:t xml:space="preserve">театра — только переправы, известные по источникам. Поэтому переправы через большие реки наводят</w:t>
+      </w:r>
+      <w:r>
+        <w:t xml:space="preserve"> </w:t>
+      </w:r>
+      <w:r>
+        <w:t xml:space="preserve">сапёры сами: там, где сторона держит оба берега, её войска не дальше 12 км, а противника нет</w:t>
+      </w:r>
+      <w:r>
+        <w:t xml:space="preserve"> </w:t>
+      </w:r>
+      <w:r>
+        <w:t xml:space="preserve">ближе радиуса соприкосновения, — наплавной мост, открытый через 24 ч; не больше двух в ход на</w:t>
+      </w:r>
+      <w:r>
+        <w:t xml:space="preserve"> </w:t>
+      </w:r>
+      <w:r>
+        <w:t xml:space="preserve">сторону и не ближе 15 км друг к другу. Без этого армии 2-го Белорусского фронта, форсировавшие</w:t>
+      </w:r>
+      <w:r>
+        <w:t xml:space="preserve"> </w:t>
+      </w:r>
+      <w:r>
+        <w:t xml:space="preserve">Одер у Штеттина, и 61-я армия оставались за рекой без моста — «в окружении». Переправы прогона</w:t>
+      </w:r>
+      <w:r>
+        <w:t xml:space="preserve"> </w:t>
+      </w:r>
+      <w:r>
+        <w:t xml:space="preserve">хранятся в его состоянии (на театр не записываются) и видны на карте тактического масштаба.</w:t>
+      </w:r>
+      <w:r>
+        <w:t xml:space="preserve"> </w:t>
+      </w:r>
+      <w:r>
+        <w:t xml:space="preserve">В игре, где тылом управляет штаб, переправы — его распоряжения, как раньше.</w:t>
+      </w:r>
+    </w:p>
+    <w:p>
+      <w:pPr>
+        <w:pStyle w:val="BodyText"/>
+      </w:pPr>
+      <w:r>
+        <w:rPr>
+          <w:bCs/>
+          <w:b/>
+        </w:rPr>
+        <w:t xml:space="preserve">Прорыв.</w:t>
+      </w:r>
+      <w:r>
+        <w:t xml:space="preserve"> </w:t>
+      </w:r>
+      <w:r>
+        <w:t xml:space="preserve">Выход из котла — исторические приказы на прорыв (9-я армия к Белицу 28.04, корпус</w:t>
+      </w:r>
+      <w:r>
+        <w:t xml:space="preserve"> </w:t>
+      </w:r>
+      <w:r>
+        <w:t xml:space="preserve">Неринга в январе) или решение игрока и штаба на модели. Вырвавшиеся выносят 30 % танков и орудий:</w:t>
+      </w:r>
+      <w:r>
+        <w:t xml:space="preserve"> </w:t>
+      </w:r>
+      <w:r>
+        <w:t xml:space="preserve">тяжёлое вооружение бросают (так 9-я армия вышла к 12-й без техники).</w:t>
       </w:r>
     </w:p>
     <w:bookmarkEnd w:id="168"/>
@@ -17568,13 +17889,13 @@
           <w:bCs/>
           <w:b/>
         </w:rPr>
-        <w:t xml:space="preserve">75–82 %</w:t>
-      </w:r>
-      <w:r>
-        <w:t xml:space="preserve"> </w:t>
-      </w:r>
-      <w:r>
-        <w:t xml:space="preserve">(по прогонам 79, 82, 79, 75, 82 %).</w:t>
+        <w:t xml:space="preserve">74–82 %</w:t>
+      </w:r>
+      <w:r>
+        <w:t xml:space="preserve"> </w:t>
+      </w:r>
+      <w:r>
+        <w:t xml:space="preserve">(по прогонам 81, 82, 80, 74, 82 %).</w:t>
       </w:r>
       <w:r>
         <w:t xml:space="preserve"> </w:t>
@@ -17821,7 +18142,7 @@
               <w:jc w:val="left"/>
             </w:pPr>
             <w:r>
-              <w:t xml:space="preserve">−2 −2 −2 −1 −2</w:t>
+              <w:t xml:space="preserve">+2 — −2 −1 −2</w:t>
             </w:r>
           </w:p>
         </w:tc>
@@ -17859,7 +18180,7 @@
               <w:jc w:val="left"/>
             </w:pPr>
             <w:r>
-              <w:t xml:space="preserve">+2 0 — +3 0</w:t>
+              <w:t xml:space="preserve">+3 +1 +4 — 0</w:t>
             </w:r>
           </w:p>
         </w:tc>
@@ -17973,7 +18294,7 @@
               <w:jc w:val="left"/>
             </w:pPr>
             <w:r>
-              <w:t xml:space="preserve">— −1 −1 −1 −1</w:t>
+              <w:t xml:space="preserve">−1 −1 −1 −1 −1</w:t>
             </w:r>
           </w:p>
         </w:tc>
@@ -18011,7 +18332,7 @@
               <w:jc w:val="left"/>
             </w:pPr>
             <w:r>
-              <w:t xml:space="preserve">−2 −2 −2 — −2</w:t>
+              <w:t xml:space="preserve">−2 −2 −2 −2 −3</w:t>
             </w:r>
           </w:p>
         </w:tc>
@@ -18049,7 +18370,7 @@
               <w:jc w:val="left"/>
             </w:pPr>
             <w:r>
-              <w:t xml:space="preserve">−2 −2 −2 — −1</w:t>
+              <w:t xml:space="preserve">−1 −1 −1 −1 −1</w:t>
             </w:r>
           </w:p>
         </w:tc>
@@ -18082,7 +18403,19 @@
         <w:t xml:space="preserve"> </w:t>
       </w:r>
       <w:r>
-        <w:t xml:space="preserve">у Котбуса в одном прогоне не попадает в котёл. Выходы в полосу соседа по директиве (seed 1):</w:t>
+        <w:t xml:space="preserve">у Котбуса в одном прогоне не попадает в котёл, в двух — отрезается на 3–4 суток позже истории.</w:t>
+      </w:r>
+      <w:r>
+        <w:t xml:space="preserve"> </w:t>
+      </w:r>
+      <w:r>
+        <w:t xml:space="preserve">Штеттин теперь берётся (на сутки раньше истории): после закрепления территории за фронтом и</w:t>
+      </w:r>
+      <w:r>
+        <w:t xml:space="preserve"> </w:t>
+      </w:r>
+      <w:r>
+        <w:t xml:space="preserve">наведения переправ сапёрами 2 БФ больше не считается отрезанным за Одером. Выходы в полосу соседа по директиве (seed 1):</w:t>
       </w:r>
       <w:r>
         <w:t xml:space="preserve"> </w:t>
@@ -18100,13 +18433,19 @@
         <w:t xml:space="preserve"> </w:t>
       </w:r>
       <w:r>
-        <w:t xml:space="preserve">по линии 28.04). Котёл 9-й армии — на 1–2 суток раньше истории, бой за Рейхстаг —</w:t>
-      </w:r>
-      <w:r>
-        <w:t xml:space="preserve"> </w:t>
-      </w:r>
-      <w:r>
-        <w:t xml:space="preserve">на сутки-двое раньше. Сравнение</w:t>
+        <w:t xml:space="preserve">по линии 28.04). Котёл 9-й армии — от двух суток раньше до двух позже истории (в одном прогоне</w:t>
+      </w:r>
+      <w:r>
+        <w:t xml:space="preserve"> </w:t>
+      </w:r>
+      <w:r>
+        <w:t xml:space="preserve">не замыкается); 29–30.04 его остатки прорываются на запад, теряя большую часть танков и орудий.</w:t>
+      </w:r>
+      <w:r>
+        <w:t xml:space="preserve"> </w:t>
+      </w:r>
+      <w:r>
+        <w:t xml:space="preserve">Бой за Рейхстаг — на 2–3 суток раньше, Знамя Победы — на сутки раньше. Сравнение</w:t>
       </w:r>
       <w:r>
         <w:t xml:space="preserve"> </w:t>
@@ -18152,10 +18491,13 @@
           <w:bCs/>
           <w:b/>
         </w:rPr>
-        <w:t xml:space="preserve">84–92 %</w:t>
-      </w:r>
-      <w:r>
-        <w:t xml:space="preserve">.</w:t>
+        <w:t xml:space="preserve">79–90 %</w:t>
+      </w:r>
+      <w:r>
+        <w:t xml:space="preserve"> </w:t>
+      </w:r>
+      <w:r>
+        <w:t xml:space="preserve">(по прогонам 85, 90, 79, 89, 89 %).</w:t>
       </w:r>
     </w:p>
     <w:tbl>
@@ -18244,7 +18586,7 @@
               <w:jc w:val="left"/>
             </w:pPr>
             <w:r>
-              <w:t xml:space="preserve">0 +1 — 0 0</w:t>
+              <w:t xml:space="preserve">0 +1 0 0 0</w:t>
             </w:r>
           </w:p>
         </w:tc>
@@ -18282,7 +18624,7 @@
               <w:jc w:val="left"/>
             </w:pPr>
             <w:r>
-              <w:t xml:space="preserve">−3 −4 −4 −4 −4</w:t>
+              <w:t xml:space="preserve">−3 −4 — −4 −4</w:t>
             </w:r>
           </w:p>
         </w:tc>
@@ -18358,7 +18700,7 @@
               <w:jc w:val="left"/>
             </w:pPr>
             <w:r>
-              <w:t xml:space="preserve">−1 — — 0 +1</w:t>
+              <w:t xml:space="preserve">−1 — — 0 —</w:t>
             </w:r>
           </w:p>
         </w:tc>
@@ -18396,7 +18738,7 @@
               <w:jc w:val="left"/>
             </w:pPr>
             <w:r>
-              <w:t xml:space="preserve">−2 — −1 −3 −2</w:t>
+              <w:t xml:space="preserve">−2 — −3 −3 −3</w:t>
             </w:r>
           </w:p>
         </w:tc>
@@ -18434,7 +18776,7 @@
               <w:jc w:val="left"/>
             </w:pPr>
             <w:r>
-              <w:t xml:space="preserve">−2 — −1 −2 −1</w:t>
+              <w:t xml:space="preserve">−2 — — −2 —</w:t>
             </w:r>
           </w:p>
         </w:tc>
@@ -18449,19 +18791,25 @@
           <w:bCs/>
           <w:b/>
         </w:rPr>
-        <w:t xml:space="preserve">14 из 30</w:t>
-      </w:r>
-      <w:r>
-        <w:t xml:space="preserve"> </w:t>
-      </w:r>
-      <w:r>
-        <w:t xml:space="preserve">в пределах двух суток. Темпельхоф и Рейхстаг — в срок; Александерплац — на 3–4</w:t>
-      </w:r>
-      <w:r>
-        <w:t xml:space="preserve"> </w:t>
-      </w:r>
-      <w:r>
-        <w:t xml:space="preserve">суток раньше истории; мост Мольтке не засчитывается ни в одном прогоне. Причина —</w:t>
+        <w:t xml:space="preserve">10 из 30</w:t>
+      </w:r>
+      <w:r>
+        <w:t xml:space="preserve"> </w:t>
+      </w:r>
+      <w:r>
+        <w:t xml:space="preserve">в пределах двух суток. Темпельхоф — в срок во всех прогонах, Рейхстаг и</w:t>
+      </w:r>
+      <w:r>
+        <w:t xml:space="preserve"> </w:t>
+      </w:r>
+      <w:r>
+        <w:t xml:space="preserve">рейхсканцелярия — в двух; Александерплац — на 3–4 суток раньше истории; мост Мольтке не</w:t>
+      </w:r>
+      <w:r>
+        <w:t xml:space="preserve"> </w:t>
+      </w:r>
+      <w:r>
+        <w:t xml:space="preserve">засчитывается ни в одном прогоне. Причина —</w:t>
       </w:r>
       <w:r>
         <w:t xml:space="preserve"> </w:t>
@@ -18514,10 +18862,13 @@
           <w:bCs/>
           <w:b/>
         </w:rPr>
-        <w:t xml:space="preserve">46–53 %</w:t>
-      </w:r>
-      <w:r>
-        <w:t xml:space="preserve">.</w:t>
+        <w:t xml:space="preserve">49–55 %</w:t>
+      </w:r>
+      <w:r>
+        <w:t xml:space="preserve"> </w:t>
+      </w:r>
+      <w:r>
+        <w:t xml:space="preserve">(по прогонам 49, 55, 51, 49, 52 %).</w:t>
       </w:r>
     </w:p>
     <w:tbl>
@@ -18606,7 +18957,7 @@
               <w:jc w:val="left"/>
             </w:pPr>
             <w:r>
-              <w:t xml:space="preserve">+1 — +1 — —</w:t>
+              <w:t xml:space="preserve">— +1 — — +1</w:t>
             </w:r>
           </w:p>
         </w:tc>
@@ -18758,7 +19109,7 @@
               <w:jc w:val="left"/>
             </w:pPr>
             <w:r>
-              <w:t xml:space="preserve">0 0 0 0 0</w:t>
+              <w:t xml:space="preserve">−1 −1 −1 −1 −1</w:t>
             </w:r>
           </w:p>
         </w:tc>
@@ -18872,7 +19223,7 @@
               <w:jc w:val="left"/>
             </w:pPr>
             <w:r>
-              <w:t xml:space="preserve">+7 — +8 — —</w:t>
+              <w:t xml:space="preserve">+4 +2 +4 — —</w:t>
             </w:r>
           </w:p>
         </w:tc>
@@ -18910,7 +19261,7 @@
               <w:jc w:val="left"/>
             </w:pPr>
             <w:r>
-              <w:t xml:space="preserve">−4 −4 −4 −4 −4</w:t>
+              <w:t xml:space="preserve">−2 −4 −4 −4 −4</w:t>
             </w:r>
           </w:p>
         </w:tc>
@@ -18948,7 +19299,7 @@
               <w:jc w:val="left"/>
             </w:pPr>
             <w:r>
-              <w:t xml:space="preserve">— — — — —</w:t>
+              <w:t xml:space="preserve">— — — +6 —</w:t>
             </w:r>
           </w:p>
         </w:tc>
@@ -18986,7 +19337,7 @@
               <w:jc w:val="left"/>
             </w:pPr>
             <w:r>
-              <w:t xml:space="preserve">−6 −6 −6 −6 −6</w:t>
+              <w:t xml:space="preserve">−7 −6 −6 −6 −6</w:t>
             </w:r>
           </w:p>
         </w:tc>
@@ -19077,25 +19428,37 @@
           <w:bCs/>
           <w:b/>
         </w:rPr>
-        <w:t xml:space="preserve">17 из 65</w:t>
-      </w:r>
-      <w:r>
-        <w:t xml:space="preserve"> </w:t>
-      </w:r>
-      <w:r>
-        <w:t xml:space="preserve">в пределах двух суток: Радом, Варшава, Лодзь — во всех прогонах, Кельце — в</w:t>
-      </w:r>
-      <w:r>
-        <w:t xml:space="preserve"> </w:t>
-      </w:r>
-      <w:r>
-        <w:t xml:space="preserve">части. Ченстохов и Оппельн — на 3–4 суток раньше, Краков и Катовице — на 6; выход к Одеру,</w:t>
-      </w:r>
-      <w:r>
-        <w:t xml:space="preserve"> </w:t>
-      </w:r>
-      <w:r>
-        <w:t xml:space="preserve">окружение Познани и прорыв Мезерицкого укреплённого района не наступают.</w:t>
+        <w:t xml:space="preserve">19 из 65</w:t>
+      </w:r>
+      <w:r>
+        <w:t xml:space="preserve"> </w:t>
+      </w:r>
+      <w:r>
+        <w:t xml:space="preserve">в пределах двух суток: Радом, Варшава, Лодзь — во всех прогонах, Кельце, Калиш и</w:t>
+      </w:r>
+      <w:r>
+        <w:t xml:space="preserve"> </w:t>
+      </w:r>
+      <w:r>
+        <w:t xml:space="preserve">Оппельн — в части. Кельце засчитывается не всегда: советские войска обходят город, а событие</w:t>
+      </w:r>
+      <w:r>
+        <w:t xml:space="preserve"> </w:t>
+      </w:r>
+      <w:r>
+        <w:t xml:space="preserve">требует их присутствия рядом. Ченстохов и Оппельн — на 3–4 суток раньше, Краков и Катовице —</w:t>
+      </w:r>
+      <w:r>
+        <w:t xml:space="preserve"> </w:t>
+      </w:r>
+      <w:r>
+        <w:t xml:space="preserve">на 6–7; выход к Одеру и прорыв Мезерицкого укреплённого района не наступают, Познань</w:t>
+      </w:r>
+      <w:r>
+        <w:t xml:space="preserve"> </w:t>
+      </w:r>
+      <w:r>
+        <w:t xml:space="preserve">окружается в одном прогоне из пяти (на 6 суток позже) и держится на складах.</w:t>
       </w:r>
     </w:p>
     <w:p>
@@ -19698,43 +20061,88 @@
         <w:t xml:space="preserve"> </w:t>
       </w:r>
       <w:r>
-        <w:t xml:space="preserve">По директивам известны только линии советских фронтов в</w:t>
-      </w:r>
-      <w:r>
-        <w:t xml:space="preserve"> </w:t>
-      </w:r>
-      <w:r>
-        <w:t xml:space="preserve">Берлинской операции; немецкие полосы, полосы армий и вся Висло-Одерская операция — расчётные</w:t>
-      </w:r>
-      <w:r>
-        <w:t xml:space="preserve"> </w:t>
-      </w:r>
-      <w:r>
-        <w:t xml:space="preserve">(по расположению войск). Линия — мягкое ограничение выбора пути, а не запрет: приказ с целью</w:t>
-      </w:r>
-      <w:r>
-        <w:t xml:space="preserve"> </w:t>
-      </w:r>
-      <w:r>
-        <w:t xml:space="preserve">в чужой полосе исполняется. Пункты, не найденные на театре, в линию из документа не входят.</w:t>
-      </w:r>
-      <w:r>
-        <w:t xml:space="preserve"> </w:t>
-      </w:r>
-      <w:r>
-        <w:t xml:space="preserve">В игре условие вступления директивы — простое (войска в радиусе от точки); модель-Ставка</w:t>
-      </w:r>
-      <w:r>
-        <w:t xml:space="preserve"> </w:t>
-      </w:r>
-      <w:r>
-        <w:t xml:space="preserve">строит линии только по пунктам театра; немецкой стороне линии групп армий и армий никто не</w:t>
-      </w:r>
-      <w:r>
-        <w:t xml:space="preserve"> </w:t>
-      </w:r>
-      <w:r>
-        <w:t xml:space="preserve">издаёт (у штаба на модели такого распоряжения нет).</w:t>
+        <w:t xml:space="preserve">По директивам известны линии советских фронтов в Берлинской</w:t>
+      </w:r>
+      <w:r>
+        <w:t xml:space="preserve"> </w:t>
+      </w:r>
+      <w:r>
+        <w:t xml:space="preserve">операции; немецкие линии групп армий и армий восстановлены по вторичным источникам и флангам</w:t>
+      </w:r>
+      <w:r>
+        <w:t xml:space="preserve"> </w:t>
+      </w:r>
+      <w:r>
+        <w:t xml:space="preserve">соединений (достоверность B–C, приказов ОКХ нет); советские полосы армий и полосы фронтов в</w:t>
+      </w:r>
+      <w:r>
+        <w:t xml:space="preserve"> </w:t>
+      </w:r>
+      <w:r>
+        <w:t xml:space="preserve">Висло-Одерской операции — расчётные (по расположению войск). Линия — мягкое ограничение выбора</w:t>
+      </w:r>
+      <w:r>
+        <w:t xml:space="preserve"> </w:t>
+      </w:r>
+      <w:r>
+        <w:t xml:space="preserve">пути, а не запрет: приказ с целью в чужой полосе исполняется. Пункты, не найденные на театре,</w:t>
+      </w:r>
+      <w:r>
+        <w:t xml:space="preserve"> </w:t>
+      </w:r>
+      <w:r>
+        <w:t xml:space="preserve">в линию из документа не входят. В игре условие вступления директивы — простое (войска в</w:t>
+      </w:r>
+      <w:r>
+        <w:t xml:space="preserve"> </w:t>
+      </w:r>
+      <w:r>
+        <w:t xml:space="preserve">радиусе от точки); модели высшего командования строят линии только по пунктам театра.</w:t>
+      </w:r>
+    </w:p>
+    <w:p>
+      <w:pPr>
+        <w:numPr>
+          <w:ilvl w:val="0"/>
+          <w:numId w:val="1022"/>
+        </w:numPr>
+      </w:pPr>
+      <w:r>
+        <w:rPr>
+          <w:bCs/>
+          <w:b/>
+        </w:rPr>
+        <w:t xml:space="preserve">Котлы.</w:t>
+      </w:r>
+      <w:r>
+        <w:t xml:space="preserve"> </w:t>
+      </w:r>
+      <w:r>
+        <w:t xml:space="preserve">Подвоз морем не учитывается: корпусная группа «Свинемюнде» на островах в расчёте</w:t>
+      </w:r>
+      <w:r>
+        <w:t xml:space="preserve"> </w:t>
+      </w:r>
+      <w:r>
+        <w:t xml:space="preserve">окружена с 17.04 и сдаётся 29.04, а в истории держалась до начала мая. Короткие «окружения»</w:t>
+      </w:r>
+      <w:r>
+        <w:t xml:space="preserve"> </w:t>
+      </w:r>
+      <w:r>
+        <w:t xml:space="preserve">советских армий на 1–6 суток остаются там, где немецкие войска действительно перерезали пути</w:t>
+      </w:r>
+      <w:r>
+        <w:t xml:space="preserve"> </w:t>
+      </w:r>
+      <w:r>
+        <w:t xml:space="preserve">(52-я армия и 2-я армия Войска Польского у Бауцена 24–26.04), и там, где армия на плацдарме</w:t>
+      </w:r>
+      <w:r>
+        <w:t xml:space="preserve"> </w:t>
+      </w:r>
+      <w:r>
+        <w:t xml:space="preserve">ждёт переправы сапёров. Склады крепостей — одна величина на все крепости (30 суток).</w:t>
       </w:r>
     </w:p>
     <w:p>

--- a/docs/system.docx
+++ b/docs/system.docx
@@ -6114,7 +6114,7 @@
               <w:jc w:val="left"/>
             </w:pPr>
             <w:r>
-              <w:t xml:space="preserve">нормативы для проверки правил: запись, источник, достоверность A/B</w:t>
+              <w:t xml:space="preserve">нормативы и допущения модели для проверки правил: запись, источник, достоверность A/B (у допущения источника нет — пробел)</w:t>
             </w:r>
           </w:p>
         </w:tc>
@@ -17809,6 +17809,502 @@
       </w:r>
       <w:r>
         <w:t xml:space="preserve">(раздел 22).</w:t>
+      </w:r>
+    </w:p>
+    <w:p>
+      <w:pPr>
+        <w:pStyle w:val="BodyText"/>
+      </w:pPr>
+      <w:r>
+        <w:rPr>
+          <w:bCs/>
+          <w:b/>
+        </w:rPr>
+        <w:t xml:space="preserve">Нормативы опыта войны и допущения.</w:t>
+      </w:r>
+      <w:r>
+        <w:t xml:space="preserve"> </w:t>
+      </w:r>
+      <w:r>
+        <w:t xml:space="preserve">Кроме сверки с историей, правила проверяются по</w:t>
+      </w:r>
+      <w:r>
+        <w:t xml:space="preserve"> </w:t>
+      </w:r>
+      <w:r>
+        <w:t xml:space="preserve">нормативам: темпы, потери, сроки переправ, задержки приказов, ширина полос, котлы и крепости</w:t>
+      </w:r>
+      <w:r>
+        <w:t xml:space="preserve"> </w:t>
+      </w:r>
+      <w:r>
+        <w:t xml:space="preserve">(</w:t>
+      </w:r>
+      <w:r>
+        <w:rPr>
+          <w:rStyle w:val="VerbatimChar"/>
+        </w:rPr>
+        <w:t xml:space="preserve">packages/sim/data/rules/norms.json</w:t>
+      </w:r>
+      <w:r>
+        <w:t xml:space="preserve">, отчёт</w:t>
+      </w:r>
+      <w:r>
+        <w:t xml:space="preserve"> </w:t>
+      </w:r>
+      <w:r>
+        <w:rPr>
+          <w:rStyle w:val="VerbatimChar"/>
+        </w:rPr>
+        <w:t xml:space="preserve">npm run sim:norms</w:t>
+      </w:r>
+      <w:r>
+        <w:t xml:space="preserve"> </w:t>
+      </w:r>
+      <w:r>
+        <w:t xml:space="preserve">—</w:t>
+      </w:r>
+      <w:r>
+        <w:t xml:space="preserve"> </w:t>
+      </w:r>
+      <w:r>
+        <w:rPr>
+          <w:rStyle w:val="VerbatimChar"/>
+        </w:rPr>
+        <w:t xml:space="preserve">docs/norms-check.md</w:t>
+      </w:r>
+      <w:r>
+        <w:t xml:space="preserve">). У каждого</w:t>
+      </w:r>
+      <w:r>
+        <w:t xml:space="preserve"> </w:t>
+      </w:r>
+      <w:r>
+        <w:t xml:space="preserve">норматива — запись базы знаний, источник, достоверность и способ измерить его в модели: прогоном</w:t>
+      </w:r>
+      <w:r>
+        <w:t xml:space="preserve"> </w:t>
+      </w:r>
+      <w:r>
+        <w:t xml:space="preserve">сценария или прямо по правилам. Правило, для которого опоры в опыте войны нет, записано в ту же</w:t>
+      </w:r>
+      <w:r>
+        <w:t xml:space="preserve"> </w:t>
+      </w:r>
+      <w:r>
+        <w:t xml:space="preserve">таблицу как</w:t>
+      </w:r>
+      <w:r>
+        <w:t xml:space="preserve"> </w:t>
+      </w:r>
+      <w:r>
+        <w:rPr>
+          <w:bCs/>
+          <w:b/>
+        </w:rPr>
+        <w:t xml:space="preserve">допущение</w:t>
+      </w:r>
+      <w:r>
+        <w:t xml:space="preserve">: отчёт показывает его значение и какие документы нужны, а покрытие</w:t>
+      </w:r>
+      <w:r>
+        <w:t xml:space="preserve"> </w:t>
+      </w:r>
+      <w:r>
+        <w:t xml:space="preserve">операции (раздел 8.2) — как пробел, пока у него нет источника. Котлы и крепости (раздел 19.5)</w:t>
+      </w:r>
+      <w:r>
+        <w:t xml:space="preserve"> </w:t>
+      </w:r>
+      <w:r>
+        <w:t xml:space="preserve">по трём прогонам:</w:t>
+      </w:r>
+    </w:p>
+    <w:tbl>
+      <w:tblPr>
+        <w:tblStyle w:val="Table"/>
+        <w:tblW w:type="auto" w:w="0"/>
+        <w:tblLook w:firstRow="1" w:lastRow="0" w:firstColumn="0" w:lastColumn="0" w:noHBand="0" w:noVBand="0" w:val="0020"/>
+        <w:jc w:val="start"/>
+      </w:tblPr>
+      <w:tblGrid>
+        <w:gridCol w:w="1980"/>
+        <w:gridCol w:w="1980"/>
+        <w:gridCol w:w="1980"/>
+        <w:gridCol w:w="1980"/>
+      </w:tblGrid>
+      <w:tr>
+        <w:trPr>
+          <w:tblHeader w:val="true"/>
+        </w:trPr>
+        <w:tc>
+          <w:tcPr/>
+          <w:p>
+            <w:pPr>
+              <w:pStyle w:val="Compact"/>
+              <w:jc w:val="left"/>
+            </w:pPr>
+            <w:r>
+              <w:t xml:space="preserve">Норматив</w:t>
+            </w:r>
+          </w:p>
+        </w:tc>
+        <w:tc>
+          <w:tcPr/>
+          <w:p>
+            <w:pPr>
+              <w:pStyle w:val="Compact"/>
+              <w:jc w:val="left"/>
+            </w:pPr>
+            <w:r>
+              <w:t xml:space="preserve">Опыт (источник, достоверность)</w:t>
+            </w:r>
+          </w:p>
+        </w:tc>
+        <w:tc>
+          <w:tcPr/>
+          <w:p>
+            <w:pPr>
+              <w:pStyle w:val="Compact"/>
+              <w:jc w:val="left"/>
+            </w:pPr>
+            <w:r>
+              <w:t xml:space="preserve">Модель</w:t>
+            </w:r>
+          </w:p>
+        </w:tc>
+        <w:tc>
+          <w:tcPr/>
+          <w:p>
+            <w:pPr>
+              <w:pStyle w:val="Compact"/>
+              <w:jc w:val="left"/>
+            </w:pPr>
+            <w:r>
+              <w:t xml:space="preserve">Итог</w:t>
+            </w:r>
+          </w:p>
+        </w:tc>
+      </w:tr>
+      <w:tr>
+        <w:tc>
+          <w:tcPr/>
+          <w:p>
+            <w:pPr>
+              <w:pStyle w:val="Compact"/>
+              <w:jc w:val="left"/>
+            </w:pPr>
+            <w:r>
+              <w:t xml:space="preserve">склады крепости</w:t>
+            </w:r>
+          </w:p>
+        </w:tc>
+        <w:tc>
+          <w:tcPr/>
+          <w:p>
+            <w:pPr>
+              <w:pStyle w:val="Compact"/>
+              <w:jc w:val="left"/>
+            </w:pPr>
+            <w:r>
+              <w:t xml:space="preserve">Познань: 29 суток от окружения до капитуляции (de-wiki, B)</w:t>
+            </w:r>
+          </w:p>
+        </w:tc>
+        <w:tc>
+          <w:tcPr/>
+          <w:p>
+            <w:pPr>
+              <w:pStyle w:val="Compact"/>
+              <w:jc w:val="left"/>
+            </w:pPr>
+            <w:r>
+              <w:t xml:space="preserve">30 сут</w:t>
+            </w:r>
+          </w:p>
+        </w:tc>
+        <w:tc>
+          <w:tcPr/>
+          <w:p>
+            <w:pPr>
+              <w:pStyle w:val="Compact"/>
+              <w:jc w:val="left"/>
+            </w:pPr>
+            <w:r>
+              <w:t xml:space="preserve">в пределах</w:t>
+            </w:r>
+          </w:p>
+        </w:tc>
+      </w:tr>
+      <w:tr>
+        <w:tc>
+          <w:tcPr/>
+          <w:p>
+            <w:pPr>
+              <w:pStyle w:val="Compact"/>
+              <w:jc w:val="left"/>
+            </w:pPr>
+            <w:r>
+              <w:t xml:space="preserve">что выносят вырвавшиеся из котла</w:t>
+            </w:r>
+          </w:p>
+        </w:tc>
+        <w:tc>
+          <w:tcPr/>
+          <w:p>
+            <w:pPr>
+              <w:pStyle w:val="Compact"/>
+              <w:jc w:val="left"/>
+            </w:pPr>
+            <w:r>
+              <w:t xml:space="preserve">у Хальбе — вся техника потеряна (Le Tissier, B)</w:t>
+            </w:r>
+          </w:p>
+        </w:tc>
+        <w:tc>
+          <w:tcPr/>
+          <w:p>
+            <w:pPr>
+              <w:pStyle w:val="Compact"/>
+              <w:jc w:val="left"/>
+            </w:pPr>
+            <w:r>
+              <w:t xml:space="preserve">30 % танков и орудий</w:t>
+            </w:r>
+          </w:p>
+        </w:tc>
+        <w:tc>
+          <w:tcPr/>
+          <w:p>
+            <w:pPr>
+              <w:pStyle w:val="Compact"/>
+              <w:jc w:val="left"/>
+            </w:pPr>
+            <w:r>
+              <w:t xml:space="preserve">выше опыта</w:t>
+            </w:r>
+          </w:p>
+        </w:tc>
+      </w:tr>
+      <w:tr>
+        <w:tc>
+          <w:tcPr/>
+          <w:p>
+            <w:pPr>
+              <w:pStyle w:val="Compact"/>
+              <w:jc w:val="left"/>
+            </w:pPr>
+            <w:r>
+              <w:t xml:space="preserve">потери котла 9-й армии 25.04–2.05</w:t>
+            </w:r>
+          </w:p>
+        </w:tc>
+        <w:tc>
+          <w:tcPr/>
+          <w:p>
+            <w:pPr>
+              <w:pStyle w:val="Compact"/>
+              <w:jc w:val="left"/>
+            </w:pPr>
+            <w:r>
+              <w:t xml:space="preserve">от ≈55 до ≈85 %: оценки окружённых расходятся в 3–4 раза (Le Tissier, C)</w:t>
+            </w:r>
+          </w:p>
+        </w:tc>
+        <w:tc>
+          <w:tcPr/>
+          <w:p>
+            <w:pPr>
+              <w:pStyle w:val="Compact"/>
+              <w:jc w:val="left"/>
+            </w:pPr>
+            <w:r>
+              <w:t xml:space="preserve">33 % (21–54 %)</w:t>
+            </w:r>
+          </w:p>
+        </w:tc>
+        <w:tc>
+          <w:tcPr/>
+          <w:p>
+            <w:pPr>
+              <w:pStyle w:val="Compact"/>
+              <w:jc w:val="left"/>
+            </w:pPr>
+            <w:r>
+              <w:t xml:space="preserve">ниже опыта</w:t>
+            </w:r>
+          </w:p>
+        </w:tc>
+      </w:tr>
+      <w:tr>
+        <w:tc>
+          <w:tcPr/>
+          <w:p>
+            <w:pPr>
+              <w:pStyle w:val="Compact"/>
+              <w:jc w:val="left"/>
+            </w:pPr>
+            <w:r>
+              <w:t xml:space="preserve">капитуляция окружённых</w:t>
+            </w:r>
+          </w:p>
+        </w:tc>
+        <w:tc>
+          <w:tcPr/>
+          <w:p>
+            <w:pPr>
+              <w:pStyle w:val="Compact"/>
+              <w:jc w:val="left"/>
+            </w:pPr>
+            <w:r>
+              <w:t xml:space="preserve">—</w:t>
+            </w:r>
+          </w:p>
+        </w:tc>
+        <w:tc>
+          <w:tcPr/>
+          <w:p>
+            <w:pPr>
+              <w:pStyle w:val="Compact"/>
+              <w:jc w:val="left"/>
+            </w:pPr>
+            <w:r>
+              <w:t xml:space="preserve">96 ч</w:t>
+            </w:r>
+          </w:p>
+        </w:tc>
+        <w:tc>
+          <w:tcPr/>
+          <w:p>
+            <w:pPr>
+              <w:pStyle w:val="Compact"/>
+              <w:jc w:val="left"/>
+            </w:pPr>
+            <w:r>
+              <w:t xml:space="preserve">допущение</w:t>
+            </w:r>
+          </w:p>
+        </w:tc>
+      </w:tr>
+      <w:tr>
+        <w:tc>
+          <w:tcPr/>
+          <w:p>
+            <w:pPr>
+              <w:pStyle w:val="Compact"/>
+              <w:jc w:val="left"/>
+            </w:pPr>
+            <w:r>
+              <w:t xml:space="preserve">закрепление территории за фронтом</w:t>
+            </w:r>
+          </w:p>
+        </w:tc>
+        <w:tc>
+          <w:tcPr/>
+          <w:p>
+            <w:pPr>
+              <w:pStyle w:val="Compact"/>
+              <w:jc w:val="left"/>
+            </w:pPr>
+            <w:r>
+              <w:t xml:space="preserve">—</w:t>
+            </w:r>
+          </w:p>
+        </w:tc>
+        <w:tc>
+          <w:tcPr/>
+          <w:p>
+            <w:pPr>
+              <w:pStyle w:val="Compact"/>
+              <w:jc w:val="left"/>
+            </w:pPr>
+            <w:r>
+              <w:t xml:space="preserve">9 км</w:t>
+            </w:r>
+          </w:p>
+        </w:tc>
+        <w:tc>
+          <w:tcPr/>
+          <w:p>
+            <w:pPr>
+              <w:pStyle w:val="Compact"/>
+              <w:jc w:val="left"/>
+            </w:pPr>
+            <w:r>
+              <w:t xml:space="preserve">допущение</w:t>
+            </w:r>
+          </w:p>
+        </w:tc>
+      </w:tr>
+      <w:tr>
+        <w:tc>
+          <w:tcPr/>
+          <w:p>
+            <w:pPr>
+              <w:pStyle w:val="Compact"/>
+              <w:jc w:val="left"/>
+            </w:pPr>
+            <w:r>
+              <w:t xml:space="preserve">переправы сапёров без штаба</w:t>
+            </w:r>
+          </w:p>
+        </w:tc>
+        <w:tc>
+          <w:tcPr/>
+          <w:p>
+            <w:pPr>
+              <w:pStyle w:val="Compact"/>
+              <w:jc w:val="left"/>
+            </w:pPr>
+            <w:r>
+              <w:t xml:space="preserve">срок — по нормативу «мост через Одер»</w:t>
+            </w:r>
+          </w:p>
+        </w:tc>
+        <w:tc>
+          <w:tcPr/>
+          <w:p>
+            <w:pPr>
+              <w:pStyle w:val="Compact"/>
+              <w:jc w:val="left"/>
+            </w:pPr>
+            <w:r>
+              <w:t xml:space="preserve">24 ч</w:t>
+            </w:r>
+          </w:p>
+        </w:tc>
+        <w:tc>
+          <w:tcPr/>
+          <w:p>
+            <w:pPr>
+              <w:pStyle w:val="Compact"/>
+              <w:jc w:val="left"/>
+            </w:pPr>
+            <w:r>
+              <w:t xml:space="preserve">допущение</w:t>
+            </w:r>
+          </w:p>
+        </w:tc>
+      </w:tr>
+    </w:tbl>
+    <w:p>
+      <w:pPr>
+        <w:pStyle w:val="BodyText"/>
+      </w:pPr>
+      <w:r>
+        <w:t xml:space="preserve">Котёл 9-й армии в модели тает медленнее, чем в истории: часть окружённых к 2.05 ещё держится, а</w:t>
+      </w:r>
+      <w:r>
+        <w:t xml:space="preserve"> </w:t>
+      </w:r>
+      <w:r>
+        <w:t xml:space="preserve">вырвавшиеся выносят слишком много техники. Правила по этим строкам не менялись: изменение</w:t>
+      </w:r>
+      <w:r>
+        <w:t xml:space="preserve"> </w:t>
+      </w:r>
+      <w:r>
+        <w:t xml:space="preserve">проверяется прогонами до и после.</w:t>
       </w:r>
     </w:p>
     <w:bookmarkEnd w:id="174"/>

--- a/docs/system.docx
+++ b/docs/system.docx
@@ -17809,6 +17809,129 @@
       </w:r>
       <w:r>
         <w:t xml:space="preserve">(раздел 22).</w:t>
+      </w:r>
+    </w:p>
+    <w:p>
+      <w:pPr>
+        <w:pStyle w:val="BodyText"/>
+      </w:pPr>
+      <w:r>
+        <w:rPr>
+          <w:bCs/>
+          <w:b/>
+        </w:rPr>
+        <w:t xml:space="preserve">Анализ чувствительности.</w:t>
+      </w:r>
+      <w:r>
+        <w:t xml:space="preserve"> </w:t>
+      </w:r>
+      <w:r>
+        <w:t xml:space="preserve">Какие из 11 множителей вообще влияют на сходство с историей и насколько</w:t>
+      </w:r>
+      <w:r>
+        <w:t xml:space="preserve"> </w:t>
+      </w:r>
+      <w:r>
+        <w:t xml:space="preserve">сильнее шума от seed, показывает</w:t>
+      </w:r>
+      <w:r>
+        <w:t xml:space="preserve"> </w:t>
+      </w:r>
+      <w:r>
+        <w:rPr>
+          <w:rStyle w:val="VerbatimChar"/>
+        </w:rPr>
+        <w:t xml:space="preserve">npm run sim:sensitivity</w:t>
+      </w:r>
+      <w:r>
+        <w:t xml:space="preserve">. Глобальный скрининг Морриса: траектории</w:t>
+      </w:r>
+      <w:r>
+        <w:t xml:space="preserve"> </w:t>
+      </w:r>
+      <w:r>
+        <w:t xml:space="preserve">по сетке в границах подбора калибровки, для каждого множителя — среднее абсолютное влияние μ*</w:t>
+      </w:r>
+      <w:r>
+        <w:t xml:space="preserve"> </w:t>
+      </w:r>
+      <w:r>
+        <w:t xml:space="preserve">(изменение показателя при сдвиге множителя на весь диапазон) и разброс σ (велик — влияние</w:t>
+      </w:r>
+      <w:r>
+        <w:t xml:space="preserve"> </w:t>
+      </w:r>
+      <w:r>
+        <w:t xml:space="preserve">нелинейно или зависит от остальных множителей). Локально — отклонения ±20 % от откалиброванных</w:t>
+      </w:r>
+      <w:r>
+        <w:t xml:space="preserve"> </w:t>
+      </w:r>
+      <w:r>
+        <w:t xml:space="preserve">значений. Показатели: доля положений в допуске, медиана превышения, доля событий в пределах двух</w:t>
+      </w:r>
+      <w:r>
+        <w:t xml:space="preserve"> </w:t>
+      </w:r>
+      <w:r>
+        <w:t xml:space="preserve">суток, ошибка дат и мерило калибровки. Шум — тот же набор правил на пяти seed; все точки считаются</w:t>
+      </w:r>
+      <w:r>
+        <w:t xml:space="preserve"> </w:t>
+      </w:r>
+      <w:r>
+        <w:t xml:space="preserve">на одних и тех же seed, поэтому разности точек точнее разброса между seed. Результат —</w:t>
+      </w:r>
+      <w:r>
+        <w:t xml:space="preserve"> </w:t>
+      </w:r>
+      <w:r>
+        <w:rPr>
+          <w:rStyle w:val="VerbatimChar"/>
+        </w:rPr>
+        <w:t xml:space="preserve">evals-out/sensitivity/report.md</w:t>
+      </w:r>
+      <w:r>
+        <w:t xml:space="preserve"> </w:t>
+      </w:r>
+      <w:r>
+        <w:t xml:space="preserve">(</w:t>
+      </w:r>
+      <w:r>
+        <w:rPr>
+          <w:rStyle w:val="VerbatimChar"/>
+        </w:rPr>
+        <w:t xml:space="preserve">--part morris</w:t>
+      </w:r>
+      <w:r>
+        <w:t xml:space="preserve">,</w:t>
+      </w:r>
+      <w:r>
+        <w:t xml:space="preserve"> </w:t>
+      </w:r>
+      <w:r>
+        <w:rPr>
+          <w:rStyle w:val="VerbatimChar"/>
+        </w:rPr>
+        <w:t xml:space="preserve">--part local</w:t>
+      </w:r>
+      <w:r>
+        <w:t xml:space="preserve"> </w:t>
+      </w:r>
+      <w:r>
+        <w:t xml:space="preserve">на сценарий, затем</w:t>
+      </w:r>
+      <w:r>
+        <w:t xml:space="preserve"> </w:t>
+      </w:r>
+      <w:r>
+        <w:rPr>
+          <w:rStyle w:val="VerbatimChar"/>
+        </w:rPr>
+        <w:t xml:space="preserve">--report</w:t>
+      </w:r>
+      <w:r>
+        <w:t xml:space="preserve">).</w:t>
       </w:r>
     </w:p>
     <w:p>

--- a/docs/system.docx
+++ b/docs/system.docx
@@ -17931,7 +17931,22 @@
         <w:t xml:space="preserve">--report</w:t>
       </w:r>
       <w:r>
-        <w:t xml:space="preserve">).</w:t>
+        <w:t xml:space="preserve">);</w:t>
+      </w:r>
+      <w:r>
+        <w:t xml:space="preserve"> </w:t>
+      </w:r>
+      <w:r>
+        <w:rPr>
+          <w:rStyle w:val="VerbatimChar"/>
+        </w:rPr>
+        <w:t xml:space="preserve">--part scan --key … --values …</w:t>
+      </w:r>
+      <w:r>
+        <w:t xml:space="preserve"> </w:t>
+      </w:r>
+      <w:r>
+        <w:t xml:space="preserve">— один множитель по списку значений.</w:t>
       </w:r>
     </w:p>
     <w:p>
@@ -17943,104 +17958,209 @@
           <w:bCs/>
           <w:b/>
         </w:rPr>
-        <w:t xml:space="preserve">Нормативы опыта войны и допущения.</w:t>
-      </w:r>
-      <w:r>
-        <w:t xml:space="preserve"> </w:t>
-      </w:r>
-      <w:r>
-        <w:t xml:space="preserve">Кроме сверки с историей, правила проверяются по</w:t>
-      </w:r>
-      <w:r>
-        <w:t xml:space="preserve"> </w:t>
-      </w:r>
-      <w:r>
-        <w:t xml:space="preserve">нормативам: темпы, потери, сроки переправ, задержки приказов, ширина полос, котлы и крепости</w:t>
-      </w:r>
-      <w:r>
-        <w:t xml:space="preserve"> </w:t>
-      </w:r>
-      <w:r>
-        <w:t xml:space="preserve">(</w:t>
-      </w:r>
-      <w:r>
-        <w:rPr>
-          <w:rStyle w:val="VerbatimChar"/>
-        </w:rPr>
-        <w:t xml:space="preserve">packages/sim/data/rules/norms.json</w:t>
-      </w:r>
-      <w:r>
-        <w:t xml:space="preserve">, отчёт</w:t>
-      </w:r>
-      <w:r>
-        <w:t xml:space="preserve"> </w:t>
-      </w:r>
-      <w:r>
-        <w:rPr>
-          <w:rStyle w:val="VerbatimChar"/>
-        </w:rPr>
-        <w:t xml:space="preserve">npm run sim:norms</w:t>
-      </w:r>
-      <w:r>
-        <w:t xml:space="preserve"> </w:t>
-      </w:r>
-      <w:r>
-        <w:t xml:space="preserve">—</w:t>
-      </w:r>
-      <w:r>
-        <w:t xml:space="preserve"> </w:t>
-      </w:r>
-      <w:r>
-        <w:rPr>
-          <w:rStyle w:val="VerbatimChar"/>
-        </w:rPr>
-        <w:t xml:space="preserve">docs/norms-check.md</w:t>
-      </w:r>
-      <w:r>
-        <w:t xml:space="preserve">). У каждого</w:t>
-      </w:r>
-      <w:r>
-        <w:t xml:space="preserve"> </w:t>
-      </w:r>
-      <w:r>
-        <w:t xml:space="preserve">норматива — запись базы знаний, источник, достоверность и способ измерить его в модели: прогоном</w:t>
-      </w:r>
-      <w:r>
-        <w:t xml:space="preserve"> </w:t>
-      </w:r>
-      <w:r>
-        <w:t xml:space="preserve">сценария или прямо по правилам. Правило, для которого опоры в опыте войны нет, записано в ту же</w:t>
-      </w:r>
-      <w:r>
-        <w:t xml:space="preserve"> </w:t>
-      </w:r>
-      <w:r>
-        <w:t xml:space="preserve">таблицу как</w:t>
-      </w:r>
-      <w:r>
-        <w:t xml:space="preserve"> </w:t>
-      </w:r>
+        <w:t xml:space="preserve">Что показал анализ</w:t>
+      </w:r>
+      <w:r>
+        <w:t xml:space="preserve"> </w:t>
+      </w:r>
+      <w:r>
+        <w:t xml:space="preserve">(три сценария, 8 траекторий Морриса, 2 прогона на точку, шум — 5 seed):</w:t>
+      </w:r>
+    </w:p>
+    <w:p>
+      <w:pPr>
+        <w:numPr>
+          <w:ilvl w:val="0"/>
+          <w:numId w:val="1021"/>
+        </w:numPr>
+        <w:pStyle w:val="Compact"/>
+      </w:pPr>
       <w:r>
         <w:rPr>
           <w:bCs/>
           <w:b/>
         </w:rPr>
-        <w:t xml:space="preserve">допущение</w:t>
-      </w:r>
-      <w:r>
-        <w:t xml:space="preserve">: отчёт показывает его значение и какие документы нужны, а покрытие</w:t>
-      </w:r>
-      <w:r>
-        <w:t xml:space="preserve"> </w:t>
-      </w:r>
-      <w:r>
-        <w:t xml:space="preserve">операции (раздел 8.2) — как пробел, пока у него нет источника. Котлы и крепости (раздел 19.5)</w:t>
-      </w:r>
-      <w:r>
-        <w:t xml:space="preserve"> </w:t>
-      </w:r>
-      <w:r>
-        <w:t xml:space="preserve">по трём прогонам:</w:t>
+        <w:t xml:space="preserve">Положения почти не зависят от множителей.</w:t>
+      </w:r>
+      <w:r>
+        <w:t xml:space="preserve"> </w:t>
+      </w:r>
+      <w:r>
+        <w:t xml:space="preserve">Самый влиятельный множитель при сдвиге на весь</w:t>
+      </w:r>
+      <w:r>
+        <w:t xml:space="preserve"> </w:t>
+      </w:r>
+      <w:r>
+        <w:t xml:space="preserve">диапазон подбора меняет долю положений в допуске на 9 п. п. в Берлинской операции (темп</w:t>
+      </w:r>
+      <w:r>
+        <w:t xml:space="preserve"> </w:t>
+      </w:r>
+      <w:r>
+        <w:t xml:space="preserve">продвижения), на 22 п. п. в бое в Берлине (влияние местности) и на 21 п. п. в Висло-Одерской</w:t>
+      </w:r>
+      <w:r>
+        <w:t xml:space="preserve"> </w:t>
+      </w:r>
+      <w:r>
+        <w:t xml:space="preserve">(темп марша). Положения определяются прежде всего задачами и маршрутами, а не множителями.</w:t>
+      </w:r>
+    </w:p>
+    <w:p>
+      <w:pPr>
+        <w:numPr>
+          <w:ilvl w:val="0"/>
+          <w:numId w:val="1021"/>
+        </w:numPr>
+        <w:pStyle w:val="Compact"/>
+      </w:pPr>
+      <w:r>
+        <w:rPr>
+          <w:bCs/>
+          <w:b/>
+        </w:rPr>
+        <w:t xml:space="preserve">Берлинская операция — локальный оптимум.</w:t>
+      </w:r>
+      <w:r>
+        <w:t xml:space="preserve"> </w:t>
+      </w:r>
+      <w:r>
+        <w:t xml:space="preserve">При ±20 % от откалиброванных значений ни один</w:t>
+      </w:r>
+      <w:r>
+        <w:t xml:space="preserve"> </w:t>
+      </w:r>
+      <w:r>
+        <w:t xml:space="preserve">множитель не даёт эффекта выше шума (σ шума по положениям 3,2 п. п.): тонкая подстройка</w:t>
+      </w:r>
+      <w:r>
+        <w:t xml:space="preserve"> </w:t>
+      </w:r>
+      <w:r>
+        <w:t xml:space="preserve">бесполезна, дальнейший выигрыш — только от устройства модели. Глобально сильнее всего темп</w:t>
+      </w:r>
+      <w:r>
+        <w:t xml:space="preserve"> </w:t>
+      </w:r>
+      <w:r>
+        <w:t xml:space="preserve">продвижения (9,1 п. п.), прогрызание полос (5,9) и темп марша (5,6); слабее всего темп в</w:t>
+      </w:r>
+      <w:r>
+        <w:t xml:space="preserve"> </w:t>
+      </w:r>
+      <w:r>
+        <w:t xml:space="preserve">городе (0,9).</w:t>
+      </w:r>
+    </w:p>
+    <w:p>
+      <w:pPr>
+        <w:numPr>
+          <w:ilvl w:val="0"/>
+          <w:numId w:val="1021"/>
+        </w:numPr>
+        <w:pStyle w:val="Compact"/>
+      </w:pPr>
+      <w:r>
+        <w:rPr>
+          <w:bCs/>
+          <w:b/>
+        </w:rPr>
+        <w:t xml:space="preserve">Потери по положениям и датам не откалибровать.</w:t>
+      </w:r>
+      <w:r>
+        <w:t xml:space="preserve"> </w:t>
+      </w:r>
+      <w:r>
+        <w:t xml:space="preserve">Потери наступающего и обороняющегося меняют</w:t>
+      </w:r>
+      <w:r>
+        <w:t xml:space="preserve"> </w:t>
+      </w:r>
+      <w:r>
+        <w:t xml:space="preserve">положения всего на 2,6–2,7 п. п. на всём диапазоне подбора; их надо проверять по нормативам</w:t>
+      </w:r>
+      <w:r>
+        <w:t xml:space="preserve"> </w:t>
+      </w:r>
+      <w:r>
+        <w:t xml:space="preserve">потерь, а не по положениям.</w:t>
+      </w:r>
+    </w:p>
+    <w:p>
+      <w:pPr>
+        <w:numPr>
+          <w:ilvl w:val="0"/>
+          <w:numId w:val="1021"/>
+        </w:numPr>
+        <w:pStyle w:val="Compact"/>
+      </w:pPr>
+      <w:r>
+        <w:rPr>
+          <w:bCs/>
+          <w:b/>
+        </w:rPr>
+        <w:t xml:space="preserve">Бой в Берлине.</w:t>
+      </w:r>
+      <w:r>
+        <w:t xml:space="preserve"> </w:t>
+      </w:r>
+      <w:r>
+        <w:t xml:space="preserve">Доминирует влияние местности (21,8 п. п.; ±20 % — 10,6 п. п. при шуме</w:t>
+      </w:r>
+      <w:r>
+        <w:t xml:space="preserve"> </w:t>
+      </w:r>
+      <w:r>
+        <w:t xml:space="preserve">4,6) и темп в городе (9,6); прогрызание полос и темп по чужой территории не влияют. События в</w:t>
+      </w:r>
+      <w:r>
+        <w:t xml:space="preserve"> </w:t>
+      </w:r>
+      <w:r>
+        <w:t xml:space="preserve">этом сценарии (6 штук) слишком шумные (σ шума 24 п. п.) для выводов по ним.</w:t>
+      </w:r>
+    </w:p>
+    <w:p>
+      <w:pPr>
+        <w:numPr>
+          <w:ilvl w:val="0"/>
+          <w:numId w:val="1021"/>
+        </w:numPr>
+        <w:pStyle w:val="Compact"/>
+      </w:pPr>
+      <w:r>
+        <w:rPr>
+          <w:bCs/>
+          <w:b/>
+        </w:rPr>
+        <w:t xml:space="preserve">Висло-Одерская.</w:t>
+      </w:r>
+      <w:r>
+        <w:t xml:space="preserve"> </w:t>
+      </w:r>
+      <w:r>
+        <w:t xml:space="preserve">Заметен один множитель — темп марша: ±20 % меняет положения на 8,4 п. п.</w:t>
+      </w:r>
+      <w:r>
+        <w:t xml:space="preserve"> </w:t>
+      </w:r>
+      <w:r>
+        <w:t xml:space="preserve">при шуме 2,4 (втрое выше шума).</w:t>
+      </w:r>
+    </w:p>
+    <w:p>
+      <w:pPr>
+        <w:pStyle w:val="FirstParagraph"/>
+      </w:pPr>
+      <w:r>
+        <w:t xml:space="preserve">Скан темпа марша (множитель 1,09 — откалиброванное значение, верхняя граница подбора 1,2; пять</w:t>
+      </w:r>
+      <w:r>
+        <w:t xml:space="preserve"> </w:t>
+      </w:r>
+      <w:r>
+        <w:t xml:space="preserve">прогонов; положения в допуске / события в пределах двух суток):</w:t>
       </w:r>
     </w:p>
     <w:tbl>
@@ -18068,6 +18188,514 @@
               <w:jc w:val="left"/>
             </w:pPr>
             <w:r>
+              <w:t xml:space="preserve">Темп марша</w:t>
+            </w:r>
+          </w:p>
+        </w:tc>
+        <w:tc>
+          <w:tcPr/>
+          <w:p>
+            <w:pPr>
+              <w:pStyle w:val="Compact"/>
+              <w:jc w:val="left"/>
+            </w:pPr>
+            <w:r>
+              <w:t xml:space="preserve">Берлинская операция</w:t>
+            </w:r>
+          </w:p>
+        </w:tc>
+        <w:tc>
+          <w:tcPr/>
+          <w:p>
+            <w:pPr>
+              <w:pStyle w:val="Compact"/>
+              <w:jc w:val="left"/>
+            </w:pPr>
+            <w:r>
+              <w:t xml:space="preserve">Бой в Берлине</w:t>
+            </w:r>
+          </w:p>
+        </w:tc>
+        <w:tc>
+          <w:tcPr/>
+          <w:p>
+            <w:pPr>
+              <w:pStyle w:val="Compact"/>
+              <w:jc w:val="left"/>
+            </w:pPr>
+            <w:r>
+              <w:t xml:space="preserve">Висло-Одерская (контрольная)</w:t>
+            </w:r>
+          </w:p>
+        </w:tc>
+      </w:tr>
+      <w:tr>
+        <w:tc>
+          <w:tcPr/>
+          <w:p>
+            <w:pPr>
+              <w:pStyle w:val="Compact"/>
+              <w:jc w:val="left"/>
+            </w:pPr>
+            <w:r>
+              <w:t xml:space="preserve">0,9</w:t>
+            </w:r>
+          </w:p>
+        </w:tc>
+        <w:tc>
+          <w:tcPr/>
+          <w:p>
+            <w:pPr>
+              <w:pStyle w:val="Compact"/>
+              <w:jc w:val="left"/>
+            </w:pPr>
+            <w:r>
+              <w:t xml:space="preserve">79 % / 76 %</w:t>
+            </w:r>
+          </w:p>
+        </w:tc>
+        <w:tc>
+          <w:tcPr/>
+          <w:p>
+            <w:pPr>
+              <w:pStyle w:val="Compact"/>
+              <w:jc w:val="left"/>
+            </w:pPr>
+            <w:r>
+              <w:t xml:space="preserve">89 % / 43 %</w:t>
+            </w:r>
+          </w:p>
+        </w:tc>
+        <w:tc>
+          <w:tcPr/>
+          <w:p>
+            <w:pPr>
+              <w:pStyle w:val="Compact"/>
+              <w:jc w:val="left"/>
+            </w:pPr>
+            <w:r>
+              <w:t xml:space="preserve">47 % / 29 %</w:t>
+            </w:r>
+          </w:p>
+        </w:tc>
+      </w:tr>
+      <w:tr>
+        <w:tc>
+          <w:tcPr/>
+          <w:p>
+            <w:pPr>
+              <w:pStyle w:val="Compact"/>
+              <w:jc w:val="left"/>
+            </w:pPr>
+            <w:r>
+              <w:t xml:space="preserve">1,09</w:t>
+            </w:r>
+          </w:p>
+        </w:tc>
+        <w:tc>
+          <w:tcPr/>
+          <w:p>
+            <w:pPr>
+              <w:pStyle w:val="Compact"/>
+              <w:jc w:val="left"/>
+            </w:pPr>
+            <w:r>
+              <w:t xml:space="preserve">80 % / 84 %</w:t>
+            </w:r>
+          </w:p>
+        </w:tc>
+        <w:tc>
+          <w:tcPr/>
+          <w:p>
+            <w:pPr>
+              <w:pStyle w:val="Compact"/>
+              <w:jc w:val="left"/>
+            </w:pPr>
+            <w:r>
+              <w:t xml:space="preserve">89 % / 37 %</w:t>
+            </w:r>
+          </w:p>
+        </w:tc>
+        <w:tc>
+          <w:tcPr/>
+          <w:p>
+            <w:pPr>
+              <w:pStyle w:val="Compact"/>
+              <w:jc w:val="left"/>
+            </w:pPr>
+            <w:r>
+              <w:t xml:space="preserve">51 % / 29 %</w:t>
+            </w:r>
+          </w:p>
+        </w:tc>
+      </w:tr>
+      <w:tr>
+        <w:tc>
+          <w:tcPr/>
+          <w:p>
+            <w:pPr>
+              <w:pStyle w:val="Compact"/>
+              <w:jc w:val="left"/>
+            </w:pPr>
+            <w:r>
+              <w:t xml:space="preserve">1,2</w:t>
+            </w:r>
+          </w:p>
+        </w:tc>
+        <w:tc>
+          <w:tcPr/>
+          <w:p>
+            <w:pPr>
+              <w:pStyle w:val="Compact"/>
+              <w:jc w:val="left"/>
+            </w:pPr>
+            <w:r>
+              <w:t xml:space="preserve">79 % / 87 %</w:t>
+            </w:r>
+          </w:p>
+        </w:tc>
+        <w:tc>
+          <w:tcPr/>
+          <w:p>
+            <w:pPr>
+              <w:pStyle w:val="Compact"/>
+              <w:jc w:val="left"/>
+            </w:pPr>
+            <w:r>
+              <w:t xml:space="preserve">81 % / 20 %</w:t>
+            </w:r>
+          </w:p>
+        </w:tc>
+        <w:tc>
+          <w:tcPr/>
+          <w:p>
+            <w:pPr>
+              <w:pStyle w:val="Compact"/>
+              <w:jc w:val="left"/>
+            </w:pPr>
+            <w:r>
+              <w:t xml:space="preserve">52 % / 29 %</w:t>
+            </w:r>
+          </w:p>
+        </w:tc>
+      </w:tr>
+      <w:tr>
+        <w:tc>
+          <w:tcPr/>
+          <w:p>
+            <w:pPr>
+              <w:pStyle w:val="Compact"/>
+              <w:jc w:val="left"/>
+            </w:pPr>
+            <w:r>
+              <w:t xml:space="preserve">1,3</w:t>
+            </w:r>
+          </w:p>
+        </w:tc>
+        <w:tc>
+          <w:tcPr/>
+          <w:p>
+            <w:pPr>
+              <w:pStyle w:val="Compact"/>
+              <w:jc w:val="left"/>
+            </w:pPr>
+            <w:r>
+              <w:t xml:space="preserve">79 % / 82 %</w:t>
+            </w:r>
+          </w:p>
+        </w:tc>
+        <w:tc>
+          <w:tcPr/>
+          <w:p>
+            <w:pPr>
+              <w:pStyle w:val="Compact"/>
+              <w:jc w:val="left"/>
+            </w:pPr>
+            <w:r>
+              <w:t xml:space="preserve">83 % / 40 %</w:t>
+            </w:r>
+          </w:p>
+        </w:tc>
+        <w:tc>
+          <w:tcPr/>
+          <w:p>
+            <w:pPr>
+              <w:pStyle w:val="Compact"/>
+              <w:jc w:val="left"/>
+            </w:pPr>
+            <w:r>
+              <w:t xml:space="preserve">55 % / 35 %</w:t>
+            </w:r>
+          </w:p>
+        </w:tc>
+      </w:tr>
+      <w:tr>
+        <w:tc>
+          <w:tcPr/>
+          <w:p>
+            <w:pPr>
+              <w:pStyle w:val="Compact"/>
+              <w:jc w:val="left"/>
+            </w:pPr>
+            <w:r>
+              <w:t xml:space="preserve">1,4</w:t>
+            </w:r>
+          </w:p>
+        </w:tc>
+        <w:tc>
+          <w:tcPr/>
+          <w:p>
+            <w:pPr>
+              <w:pStyle w:val="Compact"/>
+              <w:jc w:val="left"/>
+            </w:pPr>
+            <w:r>
+              <w:t xml:space="preserve">76 % / 80 %</w:t>
+            </w:r>
+          </w:p>
+        </w:tc>
+        <w:tc>
+          <w:tcPr/>
+          <w:p>
+            <w:pPr>
+              <w:pStyle w:val="Compact"/>
+              <w:jc w:val="left"/>
+            </w:pPr>
+            <w:r>
+              <w:t xml:space="preserve">83 % / 43 %</w:t>
+            </w:r>
+          </w:p>
+        </w:tc>
+        <w:tc>
+          <w:tcPr/>
+          <w:p>
+            <w:pPr>
+              <w:pStyle w:val="Compact"/>
+              <w:jc w:val="left"/>
+            </w:pPr>
+            <w:r>
+              <w:t xml:space="preserve">58 % / 38 %</w:t>
+            </w:r>
+          </w:p>
+        </w:tc>
+      </w:tr>
+      <w:tr>
+        <w:tc>
+          <w:tcPr/>
+          <w:p>
+            <w:pPr>
+              <w:pStyle w:val="Compact"/>
+              <w:jc w:val="left"/>
+            </w:pPr>
+            <w:r>
+              <w:t xml:space="preserve">1,5</w:t>
+            </w:r>
+          </w:p>
+        </w:tc>
+        <w:tc>
+          <w:tcPr/>
+          <w:p>
+            <w:pPr>
+              <w:pStyle w:val="Compact"/>
+              <w:jc w:val="left"/>
+            </w:pPr>
+            <w:r>
+              <w:t xml:space="preserve">75 % / 89 %</w:t>
+            </w:r>
+          </w:p>
+        </w:tc>
+        <w:tc>
+          <w:tcPr/>
+          <w:p>
+            <w:pPr>
+              <w:pStyle w:val="Compact"/>
+              <w:jc w:val="left"/>
+            </w:pPr>
+            <w:r>
+              <w:t xml:space="preserve">84 % / 50 %</w:t>
+            </w:r>
+          </w:p>
+        </w:tc>
+        <w:tc>
+          <w:tcPr/>
+          <w:p>
+            <w:pPr>
+              <w:pStyle w:val="Compact"/>
+              <w:jc w:val="left"/>
+            </w:pPr>
+            <w:r>
+              <w:t xml:space="preserve">62 % / 43 %</w:t>
+            </w:r>
+          </w:p>
+        </w:tc>
+      </w:tr>
+    </w:tbl>
+    <w:p>
+      <w:pPr>
+        <w:pStyle w:val="BodyText"/>
+      </w:pPr>
+      <w:r>
+        <w:t xml:space="preserve">Висло-Одерская монотонно выигрывает от роста множителя, Берлинская до 1,3 не меняется, а бой в</w:t>
+      </w:r>
+      <w:r>
+        <w:t xml:space="preserve"> </w:t>
+      </w:r>
+      <w:r>
+        <w:t xml:space="preserve">Берлине теряет около 6 п. п. Один общий множитель торгует операции между собой, поэтому дело не</w:t>
+      </w:r>
+      <w:r>
+        <w:t xml:space="preserve"> </w:t>
+      </w:r>
+      <w:r>
+        <w:t xml:space="preserve">в его величине, а в устройстве: Висло-Одерская — зима, мёрзлый грунт и преследование, а скорость</w:t>
+      </w:r>
+      <w:r>
+        <w:t xml:space="preserve"> </w:t>
+      </w:r>
+      <w:r>
+        <w:t xml:space="preserve">в модели от сезона, грунта и подвоза не зависит. Множитель не менялся: Висло-Одерская —</w:t>
+      </w:r>
+      <w:r>
+        <w:t xml:space="preserve"> </w:t>
+      </w:r>
+      <w:r>
+        <w:t xml:space="preserve">контрольная операция, подгонка под неё лишила бы контроль независимости.</w:t>
+      </w:r>
+    </w:p>
+    <w:p>
+      <w:pPr>
+        <w:pStyle w:val="BodyText"/>
+      </w:pPr>
+      <w:r>
+        <w:rPr>
+          <w:bCs/>
+          <w:b/>
+        </w:rPr>
+        <w:t xml:space="preserve">Нормативы опыта войны и допущения.</w:t>
+      </w:r>
+      <w:r>
+        <w:t xml:space="preserve"> </w:t>
+      </w:r>
+      <w:r>
+        <w:t xml:space="preserve">Кроме сверки с историей, правила проверяются по</w:t>
+      </w:r>
+      <w:r>
+        <w:t xml:space="preserve"> </w:t>
+      </w:r>
+      <w:r>
+        <w:t xml:space="preserve">нормативам: темпы, потери, сроки переправ, задержки приказов, ширина полос, котлы и крепости</w:t>
+      </w:r>
+      <w:r>
+        <w:t xml:space="preserve"> </w:t>
+      </w:r>
+      <w:r>
+        <w:t xml:space="preserve">(</w:t>
+      </w:r>
+      <w:r>
+        <w:rPr>
+          <w:rStyle w:val="VerbatimChar"/>
+        </w:rPr>
+        <w:t xml:space="preserve">packages/sim/data/rules/norms.json</w:t>
+      </w:r>
+      <w:r>
+        <w:t xml:space="preserve">, отчёт</w:t>
+      </w:r>
+      <w:r>
+        <w:t xml:space="preserve"> </w:t>
+      </w:r>
+      <w:r>
+        <w:rPr>
+          <w:rStyle w:val="VerbatimChar"/>
+        </w:rPr>
+        <w:t xml:space="preserve">npm run sim:norms</w:t>
+      </w:r>
+      <w:r>
+        <w:t xml:space="preserve"> </w:t>
+      </w:r>
+      <w:r>
+        <w:t xml:space="preserve">—</w:t>
+      </w:r>
+      <w:r>
+        <w:t xml:space="preserve"> </w:t>
+      </w:r>
+      <w:r>
+        <w:rPr>
+          <w:rStyle w:val="VerbatimChar"/>
+        </w:rPr>
+        <w:t xml:space="preserve">docs/norms-check.md</w:t>
+      </w:r>
+      <w:r>
+        <w:t xml:space="preserve">). У каждого</w:t>
+      </w:r>
+      <w:r>
+        <w:t xml:space="preserve"> </w:t>
+      </w:r>
+      <w:r>
+        <w:t xml:space="preserve">норматива — запись базы знаний, источник, достоверность и способ измерить его в модели: прогоном</w:t>
+      </w:r>
+      <w:r>
+        <w:t xml:space="preserve"> </w:t>
+      </w:r>
+      <w:r>
+        <w:t xml:space="preserve">сценария или прямо по правилам. Правило, для которого опоры в опыте войны нет, записано в ту же</w:t>
+      </w:r>
+      <w:r>
+        <w:t xml:space="preserve"> </w:t>
+      </w:r>
+      <w:r>
+        <w:t xml:space="preserve">таблицу как</w:t>
+      </w:r>
+      <w:r>
+        <w:t xml:space="preserve"> </w:t>
+      </w:r>
+      <w:r>
+        <w:rPr>
+          <w:bCs/>
+          <w:b/>
+        </w:rPr>
+        <w:t xml:space="preserve">допущение</w:t>
+      </w:r>
+      <w:r>
+        <w:t xml:space="preserve">: отчёт показывает его значение и какие документы нужны, а покрытие</w:t>
+      </w:r>
+      <w:r>
+        <w:t xml:space="preserve"> </w:t>
+      </w:r>
+      <w:r>
+        <w:t xml:space="preserve">операции (раздел 8.2) — как пробел, пока у него нет источника. Котлы и крепости (раздел 19.5)</w:t>
+      </w:r>
+      <w:r>
+        <w:t xml:space="preserve"> </w:t>
+      </w:r>
+      <w:r>
+        <w:t xml:space="preserve">по трём прогонам:</w:t>
+      </w:r>
+    </w:p>
+    <w:tbl>
+      <w:tblPr>
+        <w:tblStyle w:val="Table"/>
+        <w:tblW w:type="auto" w:w="0"/>
+        <w:tblLook w:firstRow="1" w:lastRow="0" w:firstColumn="0" w:lastColumn="0" w:noHBand="0" w:noVBand="0" w:val="0020"/>
+        <w:jc w:val="start"/>
+      </w:tblPr>
+      <w:tblGrid>
+        <w:gridCol w:w="1980"/>
+        <w:gridCol w:w="1980"/>
+        <w:gridCol w:w="1980"/>
+        <w:gridCol w:w="1980"/>
+      </w:tblGrid>
+      <w:tr>
+        <w:trPr>
+          <w:tblHeader w:val="true"/>
+        </w:trPr>
+        <w:tc>
+          <w:tcPr/>
+          <w:p>
+            <w:pPr>
+              <w:pStyle w:val="Compact"/>
+              <w:jc w:val="left"/>
+            </w:pPr>
+            <w:r>
               <w:t xml:space="preserve">Норматив</w:t>
             </w:r>
           </w:p>
@@ -20147,207 +20775,12 @@
       <w:pPr>
         <w:numPr>
           <w:ilvl w:val="0"/>
-          <w:numId w:val="1021"/>
+          <w:numId w:val="1022"/>
         </w:numPr>
         <w:pStyle w:val="Compact"/>
       </w:pPr>
       <w:r>
         <w:t xml:space="preserve">дистанция соприкосновения — 1,5 км вместо 6;</w:t>
-      </w:r>
-    </w:p>
-    <w:p>
-      <w:pPr>
-        <w:numPr>
-          <w:ilvl w:val="0"/>
-          <w:numId w:val="1021"/>
-        </w:numPr>
-        <w:pStyle w:val="Compact"/>
-      </w:pPr>
-      <w:r>
-        <w:t xml:space="preserve">«держаться» — не отходить по своей воле, но под натиском уступать кварталы;</w:t>
-      </w:r>
-    </w:p>
-    <w:p>
-      <w:pPr>
-        <w:numPr>
-          <w:ilvl w:val="0"/>
-          <w:numId w:val="1021"/>
-        </w:numPr>
-        <w:pStyle w:val="Compact"/>
-      </w:pPr>
-      <w:r>
-        <w:t xml:space="preserve">крепости не обходятся: в городе гарнизоны и есть цель;</w:t>
-      </w:r>
-    </w:p>
-    <w:p>
-      <w:pPr>
-        <w:numPr>
-          <w:ilvl w:val="0"/>
-          <w:numId w:val="1021"/>
-        </w:numPr>
-        <w:pStyle w:val="Compact"/>
-      </w:pPr>
-      <w:r>
-        <w:t xml:space="preserve">темп и потери подобраны отдельно по дням до 28.04 (проверка — 29.04–2.05).</w:t>
-      </w:r>
-    </w:p>
-    <w:p>
-      <w:pPr>
-        <w:pStyle w:val="FirstParagraph"/>
-      </w:pPr>
-      <w:r>
-        <w:t xml:space="preserve">Гарнизон города (~60 000) распределён по секторам обороны A–H и Z по долям из Le Tissier.</w:t>
-      </w:r>
-      <w:r>
-        <w:t xml:space="preserve"> </w:t>
-      </w:r>
-      <w:r>
-        <w:t xml:space="preserve">Советские корпуса — с оценочной численностью (C).</w:t>
-      </w:r>
-    </w:p>
-    <w:bookmarkEnd w:id="179"/>
-    <w:bookmarkStart w:id="180" w:name="X9e3184fe1374340b5edc535720f320bb515a38a"/>
-    <w:p>
-      <w:pPr>
-        <w:pStyle w:val="Heading2"/>
-      </w:pPr>
-      <w:r>
-        <w:t xml:space="preserve">24. Что меняется при подключении ИИ</w:t>
-      </w:r>
-    </w:p>
-    <w:p>
-      <w:pPr>
-        <w:pStyle w:val="FirstParagraph"/>
-      </w:pPr>
-      <w:r>
-        <w:t xml:space="preserve">Правила арбитра не меняются. Меняется источник приказов немецкой стороны: вместо исторических задач —</w:t>
-      </w:r>
-      <w:r>
-        <w:t xml:space="preserve"> </w:t>
-      </w:r>
-      <w:r>
-        <w:t xml:space="preserve">решения модели, которая на каждом ходе получает обстановку (свои силы, известное о противнике,</w:t>
-      </w:r>
-      <w:r>
-        <w:t xml:space="preserve"> </w:t>
-      </w:r>
-      <w:r>
-        <w:t xml:space="preserve">местность, подвоз, приказы сверху) и отдаёт приказы в том же формате (задача, цель, примечание</w:t>
-      </w:r>
-      <w:r>
-        <w:t xml:space="preserve"> </w:t>
-      </w:r>
-      <w:r>
-        <w:t xml:space="preserve">с обоснованием). Модель видит только то, что мог знать немецкий штаб на эту дату; её решения</w:t>
-      </w:r>
-      <w:r>
-        <w:t xml:space="preserve"> </w:t>
-      </w:r>
-      <w:r>
-        <w:t xml:space="preserve">проходят через ту же задержку доведения. Отчёт сравнения покажет, где решения модели увели</w:t>
-      </w:r>
-      <w:r>
-        <w:t xml:space="preserve"> </w:t>
-      </w:r>
-      <w:r>
-        <w:t xml:space="preserve">операцию от истории и к чему это привело.</w:t>
-      </w:r>
-    </w:p>
-    <w:p>
-      <w:pPr>
-        <w:pStyle w:val="BodyText"/>
-      </w:pPr>
-      <w:r>
-        <w:rPr>
-          <w:bCs/>
-          <w:b/>
-        </w:rPr>
-        <w:t xml:space="preserve">Посредник на модели</w:t>
-      </w:r>
-      <w:r>
-        <w:t xml:space="preserve"> </w:t>
-      </w:r>
-      <w:r>
-        <w:t xml:space="preserve">(по желанию, в игре и в проверке</w:t>
-      </w:r>
-      <w:r>
-        <w:t xml:space="preserve"> </w:t>
-      </w:r>
-      <w:r>
-        <w:rPr>
-          <w:rStyle w:val="VerbatimChar"/>
-        </w:rPr>
-        <w:t xml:space="preserve">npm run llm:umpire</w:t>
-      </w:r>
-      <w:r>
-        <w:t xml:space="preserve">). Перед ходом модель видит</w:t>
-      </w:r>
-      <w:r>
-        <w:t xml:space="preserve"> </w:t>
-      </w:r>
-      <w:r>
-        <w:t xml:space="preserve">ожидаемые бои (наступающий и противник в пределах 1,5 дистанции соприкосновения: состав, численность, боеприпасы,</w:t>
-      </w:r>
-      <w:r>
-        <w:t xml:space="preserve"> </w:t>
-      </w:r>
-      <w:r>
-        <w:t xml:space="preserve">усталость, местность, полоса, водная преграда) и справки из базы знаний — доктрину, нормативы, технику (не ход боёв</w:t>
-      </w:r>
-      <w:r>
-        <w:t xml:space="preserve"> </w:t>
-      </w:r>
-      <w:r>
-        <w:t xml:space="preserve">в истории: это подсказка исхода). Она может дать поправку к бою — множитель силы наступающих, силы обороны, темпа</w:t>
-      </w:r>
-      <w:r>
-        <w:t xml:space="preserve"> </w:t>
-      </w:r>
-      <w:r>
-        <w:t xml:space="preserve">или потерь в пределах 0,8–1,25 — только с причиной и опорой на справку или обстановку. То, что арбитр уже</w:t>
-      </w:r>
-      <w:r>
-        <w:t xml:space="preserve"> </w:t>
-      </w:r>
-      <w:r>
-        <w:t xml:space="preserve">учитывает (соотношение сил, местность, подготовленная оборона, полосы, усталость, снабжение), повторно не</w:t>
-      </w:r>
-      <w:r>
-        <w:t xml:space="preserve"> </w:t>
-      </w:r>
-      <w:r>
-        <w:t xml:space="preserve">поправляется. Поправка действует один ход на бои с участием названных формирований, в журнале боя видна как</w:t>
-      </w:r>
-      <w:r>
-        <w:t xml:space="preserve"> </w:t>
-      </w:r>
-      <w:r>
-        <w:t xml:space="preserve">множитель «посредник: …», записывается в игру — переигровка точна. Полезность проверяется сравнением прогонов</w:t>
-      </w:r>
-      <w:r>
-        <w:t xml:space="preserve"> </w:t>
-      </w:r>
-      <w:r>
-        <w:t xml:space="preserve">с посредником и без (сверка с историей и нормативы; контрольная — Висло-Одерская).</w:t>
-      </w:r>
-    </w:p>
-    <w:bookmarkEnd w:id="180"/>
-    <w:bookmarkStart w:id="183" w:name="Xc5b85bec3b1c19d717f6622300f35b4a51395fd"/>
-    <w:p>
-      <w:pPr>
-        <w:pStyle w:val="Heading2"/>
-      </w:pPr>
-      <w:r>
-        <w:t xml:space="preserve">25. Ограничения и развитие</w:t>
-      </w:r>
-    </w:p>
-    <w:bookmarkStart w:id="181" w:name="Xa1d8caebd1ddb3143d0a47490b2ea03675c8d04"/>
-    <w:p>
-      <w:pPr>
-        <w:pStyle w:val="Heading3"/>
-      </w:pPr>
-      <w:r>
-        <w:t xml:space="preserve">25.1. Модель переигровки: известные расхождения</w:t>
       </w:r>
     </w:p>
     <w:p>
@@ -20356,25 +20789,10 @@
           <w:ilvl w:val="0"/>
           <w:numId w:val="1022"/>
         </w:numPr>
-      </w:pPr>
-      <w:r>
-        <w:rPr>
-          <w:bCs/>
-          <w:b/>
-        </w:rPr>
-        <w:t xml:space="preserve">Соединение — точка с полосой.</w:t>
-      </w:r>
-      <w:r>
-        <w:t xml:space="preserve"> </w:t>
-      </w:r>
-      <w:r>
-        <w:t xml:space="preserve">Гарнизон сектора или корпус в обороне — точка с радиусом,</w:t>
-      </w:r>
-      <w:r>
-        <w:t xml:space="preserve"> </w:t>
-      </w:r>
-      <w:r>
-        <w:t xml:space="preserve">а не занимаемый район. Отсюда в городе события в центре наступают раньше истории.</w:t>
+        <w:pStyle w:val="Compact"/>
+      </w:pPr>
+      <w:r>
+        <w:t xml:space="preserve">«держаться» — не отходить по своей воле, но под натиском уступать кварталы;</w:t>
       </w:r>
     </w:p>
     <w:p>
@@ -20383,37 +20801,10 @@
           <w:ilvl w:val="0"/>
           <w:numId w:val="1022"/>
         </w:numPr>
-      </w:pPr>
-      <w:r>
-        <w:rPr>
-          <w:bCs/>
-          <w:b/>
-        </w:rPr>
-        <w:t xml:space="preserve">Местность современная</w:t>
-      </w:r>
-      <w:r>
-        <w:t xml:space="preserve"> </w:t>
-      </w:r>
-      <w:r>
-        <w:t xml:space="preserve">там, где нет исторической поправки: железные дороги, построенные</w:t>
-      </w:r>
-      <w:r>
-        <w:t xml:space="preserve"> </w:t>
-      </w:r>
-      <w:r>
-        <w:t xml:space="preserve">после войны каналы, выросшие пригороды. Для Висло-Одерской операции поправки нет совсем</w:t>
-      </w:r>
-      <w:r>
-        <w:t xml:space="preserve"> </w:t>
-      </w:r>
-      <w:r>
-        <w:t xml:space="preserve">(её можно сделать в стенде по своей карте — раздел 17.2). Разлив Одербруха в апреле 1945 г.</w:t>
-      </w:r>
-      <w:r>
-        <w:t xml:space="preserve"> </w:t>
-      </w:r>
-      <w:r>
-        <w:t xml:space="preserve">не учтён.</w:t>
+        <w:pStyle w:val="Compact"/>
+      </w:pPr>
+      <w:r>
+        <w:t xml:space="preserve">крепости не обходятся: в городе гарнизоны и есть цель;</w:t>
       </w:r>
     </w:p>
     <w:p>
@@ -20422,44 +20813,176 @@
           <w:ilvl w:val="0"/>
           <w:numId w:val="1022"/>
         </w:numPr>
+        <w:pStyle w:val="Compact"/>
+      </w:pPr>
+      <w:r>
+        <w:t xml:space="preserve">темп и потери подобраны отдельно по дням до 28.04 (проверка — 29.04–2.05).</w:t>
+      </w:r>
+    </w:p>
+    <w:p>
+      <w:pPr>
+        <w:pStyle w:val="FirstParagraph"/>
+      </w:pPr>
+      <w:r>
+        <w:t xml:space="preserve">Гарнизон города (~60 000) распределён по секторам обороны A–H и Z по долям из Le Tissier.</w:t>
+      </w:r>
+      <w:r>
+        <w:t xml:space="preserve"> </w:t>
+      </w:r>
+      <w:r>
+        <w:t xml:space="preserve">Советские корпуса — с оценочной численностью (C).</w:t>
+      </w:r>
+    </w:p>
+    <w:bookmarkEnd w:id="179"/>
+    <w:bookmarkStart w:id="180" w:name="X9e3184fe1374340b5edc535720f320bb515a38a"/>
+    <w:p>
+      <w:pPr>
+        <w:pStyle w:val="Heading2"/>
+      </w:pPr>
+      <w:r>
+        <w:t xml:space="preserve">24. Что меняется при подключении ИИ</w:t>
+      </w:r>
+    </w:p>
+    <w:p>
+      <w:pPr>
+        <w:pStyle w:val="FirstParagraph"/>
+      </w:pPr>
+      <w:r>
+        <w:t xml:space="preserve">Правила арбитра не меняются. Меняется источник приказов немецкой стороны: вместо исторических задач —</w:t>
+      </w:r>
+      <w:r>
+        <w:t xml:space="preserve"> </w:t>
+      </w:r>
+      <w:r>
+        <w:t xml:space="preserve">решения модели, которая на каждом ходе получает обстановку (свои силы, известное о противнике,</w:t>
+      </w:r>
+      <w:r>
+        <w:t xml:space="preserve"> </w:t>
+      </w:r>
+      <w:r>
+        <w:t xml:space="preserve">местность, подвоз, приказы сверху) и отдаёт приказы в том же формате (задача, цель, примечание</w:t>
+      </w:r>
+      <w:r>
+        <w:t xml:space="preserve"> </w:t>
+      </w:r>
+      <w:r>
+        <w:t xml:space="preserve">с обоснованием). Модель видит только то, что мог знать немецкий штаб на эту дату; её решения</w:t>
+      </w:r>
+      <w:r>
+        <w:t xml:space="preserve"> </w:t>
+      </w:r>
+      <w:r>
+        <w:t xml:space="preserve">проходят через ту же задержку доведения. Отчёт сравнения покажет, где решения модели увели</w:t>
+      </w:r>
+      <w:r>
+        <w:t xml:space="preserve"> </w:t>
+      </w:r>
+      <w:r>
+        <w:t xml:space="preserve">операцию от истории и к чему это привело.</w:t>
+      </w:r>
+    </w:p>
+    <w:p>
+      <w:pPr>
+        <w:pStyle w:val="BodyText"/>
       </w:pPr>
       <w:r>
         <w:rPr>
           <w:bCs/>
           <w:b/>
         </w:rPr>
-        <w:t xml:space="preserve">Дороги на показе и в расчёте.</w:t>
-      </w:r>
-      <w:r>
-        <w:t xml:space="preserve"> </w:t>
-      </w:r>
-      <w:r>
-        <w:t xml:space="preserve">Расчёт ведёт войска по клеткам (2 км; в городе 250 м),</w:t>
-      </w:r>
-      <w:r>
-        <w:t xml:space="preserve"> </w:t>
-      </w:r>
-      <w:r>
-        <w:t xml:space="preserve">на карте путь перестраивается по линиям дорог. Поэтому показанный путь может немного</w:t>
-      </w:r>
-      <w:r>
-        <w:t xml:space="preserve"> </w:t>
-      </w:r>
-      <w:r>
-        <w:t xml:space="preserve">отличаться от расчётного, а время хода — нет. Где у театра дороги есть только растром (без</w:t>
-      </w:r>
-      <w:r>
-        <w:t xml:space="preserve"> </w:t>
-      </w:r>
-      <w:r>
-        <w:t xml:space="preserve">линий), путь показывается по клеткам.</w:t>
+        <w:t xml:space="preserve">Посредник на модели</w:t>
+      </w:r>
+      <w:r>
+        <w:t xml:space="preserve"> </w:t>
+      </w:r>
+      <w:r>
+        <w:t xml:space="preserve">(по желанию, в игре и в проверке</w:t>
+      </w:r>
+      <w:r>
+        <w:t xml:space="preserve"> </w:t>
+      </w:r>
+      <w:r>
+        <w:rPr>
+          <w:rStyle w:val="VerbatimChar"/>
+        </w:rPr>
+        <w:t xml:space="preserve">npm run llm:umpire</w:t>
+      </w:r>
+      <w:r>
+        <w:t xml:space="preserve">). Перед ходом модель видит</w:t>
+      </w:r>
+      <w:r>
+        <w:t xml:space="preserve"> </w:t>
+      </w:r>
+      <w:r>
+        <w:t xml:space="preserve">ожидаемые бои (наступающий и противник в пределах 1,5 дистанции соприкосновения: состав, численность, боеприпасы,</w:t>
+      </w:r>
+      <w:r>
+        <w:t xml:space="preserve"> </w:t>
+      </w:r>
+      <w:r>
+        <w:t xml:space="preserve">усталость, местность, полоса, водная преграда) и справки из базы знаний — доктрину, нормативы, технику (не ход боёв</w:t>
+      </w:r>
+      <w:r>
+        <w:t xml:space="preserve"> </w:t>
+      </w:r>
+      <w:r>
+        <w:t xml:space="preserve">в истории: это подсказка исхода). Она может дать поправку к бою — множитель силы наступающих, силы обороны, темпа</w:t>
+      </w:r>
+      <w:r>
+        <w:t xml:space="preserve"> </w:t>
+      </w:r>
+      <w:r>
+        <w:t xml:space="preserve">или потерь в пределах 0,8–1,25 — только с причиной и опорой на справку или обстановку. То, что арбитр уже</w:t>
+      </w:r>
+      <w:r>
+        <w:t xml:space="preserve"> </w:t>
+      </w:r>
+      <w:r>
+        <w:t xml:space="preserve">учитывает (соотношение сил, местность, подготовленная оборона, полосы, усталость, снабжение), повторно не</w:t>
+      </w:r>
+      <w:r>
+        <w:t xml:space="preserve"> </w:t>
+      </w:r>
+      <w:r>
+        <w:t xml:space="preserve">поправляется. Поправка действует один ход на бои с участием названных формирований, в журнале боя видна как</w:t>
+      </w:r>
+      <w:r>
+        <w:t xml:space="preserve"> </w:t>
+      </w:r>
+      <w:r>
+        <w:t xml:space="preserve">множитель «посредник: …», записывается в игру — переигровка точна. Полезность проверяется сравнением прогонов</w:t>
+      </w:r>
+      <w:r>
+        <w:t xml:space="preserve"> </w:t>
+      </w:r>
+      <w:r>
+        <w:t xml:space="preserve">с посредником и без (сверка с историей и нормативы; контрольная — Висло-Одерская).</w:t>
+      </w:r>
+    </w:p>
+    <w:bookmarkEnd w:id="180"/>
+    <w:bookmarkStart w:id="183" w:name="Xc5b85bec3b1c19d717f6622300f35b4a51395fd"/>
+    <w:p>
+      <w:pPr>
+        <w:pStyle w:val="Heading2"/>
+      </w:pPr>
+      <w:r>
+        <w:t xml:space="preserve">25. Ограничения и развитие</w:t>
+      </w:r>
+    </w:p>
+    <w:bookmarkStart w:id="181" w:name="Xa1d8caebd1ddb3143d0a47490b2ea03675c8d04"/>
+    <w:p>
+      <w:pPr>
+        <w:pStyle w:val="Heading3"/>
+      </w:pPr>
+      <w:r>
+        <w:t xml:space="preserve">25.1. Модель переигровки: известные расхождения</w:t>
       </w:r>
     </w:p>
     <w:p>
       <w:pPr>
         <w:numPr>
           <w:ilvl w:val="0"/>
-          <w:numId w:val="1022"/>
+          <w:numId w:val="1023"/>
         </w:numPr>
       </w:pPr>
       <w:r>
@@ -20467,32 +20990,26 @@
           <w:bCs/>
           <w:b/>
         </w:rPr>
-        <w:t xml:space="preserve">Исходные точки на реке.</w:t>
-      </w:r>
-      <w:r>
-        <w:t xml:space="preserve"> </w:t>
-      </w:r>
-      <w:r>
-        <w:t xml:space="preserve">52-я армия и 2-я армия Войска Польского у Ротенбурга стоят прямо</w:t>
-      </w:r>
-      <w:r>
-        <w:t xml:space="preserve"> </w:t>
-      </w:r>
-      <w:r>
-        <w:t xml:space="preserve">на Нейсе; территория вокруг делится неудачно, и они числятся отрезанными со второго хода.</w:t>
-      </w:r>
-      <w:r>
-        <w:t xml:space="preserve"> </w:t>
-      </w:r>
-      <w:r>
-        <w:t xml:space="preserve">На события это не влияет.</w:t>
+        <w:t xml:space="preserve">Соединение — точка с полосой.</w:t>
+      </w:r>
+      <w:r>
+        <w:t xml:space="preserve"> </w:t>
+      </w:r>
+      <w:r>
+        <w:t xml:space="preserve">Гарнизон сектора или корпус в обороне — точка с радиусом,</w:t>
+      </w:r>
+      <w:r>
+        <w:t xml:space="preserve"> </w:t>
+      </w:r>
+      <w:r>
+        <w:t xml:space="preserve">а не занимаемый район. Отсюда в городе события в центре наступают раньше истории.</w:t>
       </w:r>
     </w:p>
     <w:p>
       <w:pPr>
         <w:numPr>
           <w:ilvl w:val="0"/>
-          <w:numId w:val="1022"/>
+          <w:numId w:val="1023"/>
         </w:numPr>
       </w:pPr>
       <w:r>
@@ -20500,20 +21017,38 @@
           <w:bCs/>
           <w:b/>
         </w:rPr>
-        <w:t xml:space="preserve">Численность</w:t>
-      </w:r>
-      <w:r>
-        <w:t xml:space="preserve"> </w:t>
-      </w:r>
-      <w:r>
-        <w:t xml:space="preserve">части объединений — оценка (C), в том числе боевые доли 0,6 и 0,75.</w:t>
+        <w:t xml:space="preserve">Местность современная</w:t>
+      </w:r>
+      <w:r>
+        <w:t xml:space="preserve"> </w:t>
+      </w:r>
+      <w:r>
+        <w:t xml:space="preserve">там, где нет исторической поправки: железные дороги, построенные</w:t>
+      </w:r>
+      <w:r>
+        <w:t xml:space="preserve"> </w:t>
+      </w:r>
+      <w:r>
+        <w:t xml:space="preserve">после войны каналы, выросшие пригороды. Для Висло-Одерской операции поправки нет совсем</w:t>
+      </w:r>
+      <w:r>
+        <w:t xml:space="preserve"> </w:t>
+      </w:r>
+      <w:r>
+        <w:t xml:space="preserve">(её можно сделать в стенде по своей карте — раздел 17.2). Разлив Одербруха в апреле 1945 г.</w:t>
+      </w:r>
+      <w:r>
+        <w:t xml:space="preserve"> </w:t>
+      </w:r>
+      <w:r>
+        <w:t xml:space="preserve">не учтён.</w:t>
       </w:r>
     </w:p>
     <w:p>
       <w:pPr>
         <w:numPr>
           <w:ilvl w:val="0"/>
-          <w:numId w:val="1022"/>
+          <w:numId w:val="1023"/>
         </w:numPr>
       </w:pPr>
       <w:r>
@@ -20521,26 +21056,38 @@
           <w:bCs/>
           <w:b/>
         </w:rPr>
-        <w:t xml:space="preserve">Авиация</w:t>
-      </w:r>
-      <w:r>
-        <w:t xml:space="preserve"> </w:t>
-      </w:r>
-      <w:r>
-        <w:t xml:space="preserve">не моделируется отдельно; её вклад сидит внутри откалиброванных таблиц темпа и</w:t>
-      </w:r>
-      <w:r>
-        <w:t xml:space="preserve"> </w:t>
-      </w:r>
-      <w:r>
-        <w:t xml:space="preserve">потерь. Артиллерия — числом орудий в силе соединения.</w:t>
+        <w:t xml:space="preserve">Дороги на показе и в расчёте.</w:t>
+      </w:r>
+      <w:r>
+        <w:t xml:space="preserve"> </w:t>
+      </w:r>
+      <w:r>
+        <w:t xml:space="preserve">Расчёт ведёт войска по клеткам (2 км; в городе 250 м),</w:t>
+      </w:r>
+      <w:r>
+        <w:t xml:space="preserve"> </w:t>
+      </w:r>
+      <w:r>
+        <w:t xml:space="preserve">на карте путь перестраивается по линиям дорог. Поэтому показанный путь может немного</w:t>
+      </w:r>
+      <w:r>
+        <w:t xml:space="preserve"> </w:t>
+      </w:r>
+      <w:r>
+        <w:t xml:space="preserve">отличаться от расчётного, а время хода — нет. Где у театра дороги есть только растром (без</w:t>
+      </w:r>
+      <w:r>
+        <w:t xml:space="preserve"> </w:t>
+      </w:r>
+      <w:r>
+        <w:t xml:space="preserve">линий), путь показывается по клеткам.</w:t>
       </w:r>
     </w:p>
     <w:p>
       <w:pPr>
         <w:numPr>
           <w:ilvl w:val="0"/>
-          <w:numId w:val="1022"/>
+          <w:numId w:val="1023"/>
         </w:numPr>
       </w:pPr>
       <w:r>
@@ -20548,26 +21095,32 @@
           <w:bCs/>
           <w:b/>
         </w:rPr>
-        <w:t xml:space="preserve">Калибровка по одной операции.</w:t>
-      </w:r>
-      <w:r>
-        <w:t xml:space="preserve"> </w:t>
-      </w:r>
-      <w:r>
-        <w:t xml:space="preserve">Контрольная проверка — одна операция другого типа.</w:t>
-      </w:r>
-      <w:r>
-        <w:t xml:space="preserve"> </w:t>
-      </w:r>
-      <w:r>
-        <w:t xml:space="preserve">Для уверенных выводов нужны ещё операции.</w:t>
+        <w:t xml:space="preserve">Исходные точки на реке.</w:t>
+      </w:r>
+      <w:r>
+        <w:t xml:space="preserve"> </w:t>
+      </w:r>
+      <w:r>
+        <w:t xml:space="preserve">52-я армия и 2-я армия Войска Польского у Ротенбурга стоят прямо</w:t>
+      </w:r>
+      <w:r>
+        <w:t xml:space="preserve"> </w:t>
+      </w:r>
+      <w:r>
+        <w:t xml:space="preserve">на Нейсе; территория вокруг делится неудачно, и они числятся отрезанными со второго хода.</w:t>
+      </w:r>
+      <w:r>
+        <w:t xml:space="preserve"> </w:t>
+      </w:r>
+      <w:r>
+        <w:t xml:space="preserve">На события это не влияет.</w:t>
       </w:r>
     </w:p>
     <w:p>
       <w:pPr>
         <w:numPr>
           <w:ilvl w:val="0"/>
-          <w:numId w:val="1022"/>
+          <w:numId w:val="1023"/>
         </w:numPr>
       </w:pPr>
       <w:r>
@@ -20575,26 +21128,20 @@
           <w:bCs/>
           <w:b/>
         </w:rPr>
-        <w:t xml:space="preserve">Исторические задачи</w:t>
-      </w:r>
-      <w:r>
-        <w:t xml:space="preserve"> </w:t>
-      </w:r>
-      <w:r>
-        <w:t xml:space="preserve">записаны составителем по книгам: выбор формулировки и даты влияет</w:t>
-      </w:r>
-      <w:r>
-        <w:t xml:space="preserve"> </w:t>
-      </w:r>
-      <w:r>
-        <w:t xml:space="preserve">на расчёт. Каждая задача снабжена источником.</w:t>
+        <w:t xml:space="preserve">Численность</w:t>
+      </w:r>
+      <w:r>
+        <w:t xml:space="preserve"> </w:t>
+      </w:r>
+      <w:r>
+        <w:t xml:space="preserve">части объединений — оценка (C), в том числе боевые доли 0,6 и 0,75.</w:t>
       </w:r>
     </w:p>
     <w:p>
       <w:pPr>
         <w:numPr>
           <w:ilvl w:val="0"/>
-          <w:numId w:val="1022"/>
+          <w:numId w:val="1023"/>
         </w:numPr>
       </w:pPr>
       <w:r>
@@ -20602,38 +21149,26 @@
           <w:bCs/>
           <w:b/>
         </w:rPr>
-        <w:t xml:space="preserve">Полнота материалов — не оценка модели.</w:t>
-      </w:r>
-      <w:r>
-        <w:t xml:space="preserve"> </w:t>
-      </w:r>
-      <w:r>
-        <w:t xml:space="preserve">Она показывает, есть ли в базе знаний сведения по</w:t>
-      </w:r>
-      <w:r>
-        <w:t xml:space="preserve"> </w:t>
-      </w:r>
-      <w:r>
-        <w:t xml:space="preserve">каждому элементу операции, но не проверяет, верны ли они. Сверка базы со сценарием</w:t>
-      </w:r>
-      <w:r>
-        <w:t xml:space="preserve"> </w:t>
-      </w:r>
-      <w:r>
-        <w:t xml:space="preserve">(раздел 8.3) переносит только численность, танки и орудия; состав, подчинённость и задачи</w:t>
-      </w:r>
-      <w:r>
-        <w:t xml:space="preserve"> </w:t>
-      </w:r>
-      <w:r>
-        <w:t xml:space="preserve">сценария из базы не меняются.</w:t>
+        <w:t xml:space="preserve">Авиация</w:t>
+      </w:r>
+      <w:r>
+        <w:t xml:space="preserve"> </w:t>
+      </w:r>
+      <w:r>
+        <w:t xml:space="preserve">не моделируется отдельно; её вклад сидит внутри откалиброванных таблиц темпа и</w:t>
+      </w:r>
+      <w:r>
+        <w:t xml:space="preserve"> </w:t>
+      </w:r>
+      <w:r>
+        <w:t xml:space="preserve">потерь. Артиллерия — числом орудий в силе соединения.</w:t>
       </w:r>
     </w:p>
     <w:p>
       <w:pPr>
         <w:numPr>
           <w:ilvl w:val="0"/>
-          <w:numId w:val="1022"/>
+          <w:numId w:val="1023"/>
         </w:numPr>
       </w:pPr>
       <w:r>
@@ -20641,32 +21176,26 @@
           <w:bCs/>
           <w:b/>
         </w:rPr>
-        <w:t xml:space="preserve">Пересчёт по одной операции.</w:t>
-      </w:r>
-      <w:r>
-        <w:t xml:space="preserve"> </w:t>
-      </w:r>
-      <w:r>
-        <w:t xml:space="preserve">Подбор множителей идёт по истории одной операции и легко</w:t>
-      </w:r>
-      <w:r>
-        <w:t xml:space="preserve"> </w:t>
-      </w:r>
-      <w:r>
-        <w:t xml:space="preserve">подгоняется под неё; контрольная операция и перепроверка на пяти прогонах это ловят, но не</w:t>
-      </w:r>
-      <w:r>
-        <w:t xml:space="preserve"> </w:t>
-      </w:r>
-      <w:r>
-        <w:t xml:space="preserve">исключают. Основными правила делает человек.</w:t>
+        <w:t xml:space="preserve">Калибровка по одной операции.</w:t>
+      </w:r>
+      <w:r>
+        <w:t xml:space="preserve"> </w:t>
+      </w:r>
+      <w:r>
+        <w:t xml:space="preserve">Контрольная проверка — одна операция другого типа.</w:t>
+      </w:r>
+      <w:r>
+        <w:t xml:space="preserve"> </w:t>
+      </w:r>
+      <w:r>
+        <w:t xml:space="preserve">Для уверенных выводов нужны ещё операции.</w:t>
       </w:r>
     </w:p>
     <w:p>
       <w:pPr>
         <w:numPr>
           <w:ilvl w:val="0"/>
-          <w:numId w:val="1022"/>
+          <w:numId w:val="1023"/>
         </w:numPr>
       </w:pPr>
       <w:r>
@@ -20674,56 +21203,26 @@
           <w:bCs/>
           <w:b/>
         </w:rPr>
-        <w:t xml:space="preserve">Разграничительные линии.</w:t>
-      </w:r>
-      <w:r>
-        <w:t xml:space="preserve"> </w:t>
-      </w:r>
-      <w:r>
-        <w:t xml:space="preserve">По директивам известны линии советских фронтов в Берлинской</w:t>
-      </w:r>
-      <w:r>
-        <w:t xml:space="preserve"> </w:t>
-      </w:r>
-      <w:r>
-        <w:t xml:space="preserve">операции; немецкие линии групп армий и армий восстановлены по вторичным источникам и флангам</w:t>
-      </w:r>
-      <w:r>
-        <w:t xml:space="preserve"> </w:t>
-      </w:r>
-      <w:r>
-        <w:t xml:space="preserve">соединений (достоверность B–C, приказов ОКХ нет); советские полосы армий и полосы фронтов в</w:t>
-      </w:r>
-      <w:r>
-        <w:t xml:space="preserve"> </w:t>
-      </w:r>
-      <w:r>
-        <w:t xml:space="preserve">Висло-Одерской операции — расчётные (по расположению войск). Линия — мягкое ограничение выбора</w:t>
-      </w:r>
-      <w:r>
-        <w:t xml:space="preserve"> </w:t>
-      </w:r>
-      <w:r>
-        <w:t xml:space="preserve">пути, а не запрет: приказ с целью в чужой полосе исполняется. Пункты, не найденные на театре,</w:t>
-      </w:r>
-      <w:r>
-        <w:t xml:space="preserve"> </w:t>
-      </w:r>
-      <w:r>
-        <w:t xml:space="preserve">в линию из документа не входят. В игре условие вступления директивы — простое (войска в</w:t>
-      </w:r>
-      <w:r>
-        <w:t xml:space="preserve"> </w:t>
-      </w:r>
-      <w:r>
-        <w:t xml:space="preserve">радиусе от точки); модели высшего командования строят линии только по пунктам театра.</w:t>
+        <w:t xml:space="preserve">Исторические задачи</w:t>
+      </w:r>
+      <w:r>
+        <w:t xml:space="preserve"> </w:t>
+      </w:r>
+      <w:r>
+        <w:t xml:space="preserve">записаны составителем по книгам: выбор формулировки и даты влияет</w:t>
+      </w:r>
+      <w:r>
+        <w:t xml:space="preserve"> </w:t>
+      </w:r>
+      <w:r>
+        <w:t xml:space="preserve">на расчёт. Каждая задача снабжена источником.</w:t>
       </w:r>
     </w:p>
     <w:p>
       <w:pPr>
         <w:numPr>
           <w:ilvl w:val="0"/>
-          <w:numId w:val="1022"/>
+          <w:numId w:val="1023"/>
         </w:numPr>
       </w:pPr>
       <w:r>
@@ -20731,6 +21230,135 @@
           <w:bCs/>
           <w:b/>
         </w:rPr>
+        <w:t xml:space="preserve">Полнота материалов — не оценка модели.</w:t>
+      </w:r>
+      <w:r>
+        <w:t xml:space="preserve"> </w:t>
+      </w:r>
+      <w:r>
+        <w:t xml:space="preserve">Она показывает, есть ли в базе знаний сведения по</w:t>
+      </w:r>
+      <w:r>
+        <w:t xml:space="preserve"> </w:t>
+      </w:r>
+      <w:r>
+        <w:t xml:space="preserve">каждому элементу операции, но не проверяет, верны ли они. Сверка базы со сценарием</w:t>
+      </w:r>
+      <w:r>
+        <w:t xml:space="preserve"> </w:t>
+      </w:r>
+      <w:r>
+        <w:t xml:space="preserve">(раздел 8.3) переносит только численность, танки и орудия; состав, подчинённость и задачи</w:t>
+      </w:r>
+      <w:r>
+        <w:t xml:space="preserve"> </w:t>
+      </w:r>
+      <w:r>
+        <w:t xml:space="preserve">сценария из базы не меняются.</w:t>
+      </w:r>
+    </w:p>
+    <w:p>
+      <w:pPr>
+        <w:numPr>
+          <w:ilvl w:val="0"/>
+          <w:numId w:val="1023"/>
+        </w:numPr>
+      </w:pPr>
+      <w:r>
+        <w:rPr>
+          <w:bCs/>
+          <w:b/>
+        </w:rPr>
+        <w:t xml:space="preserve">Пересчёт по одной операции.</w:t>
+      </w:r>
+      <w:r>
+        <w:t xml:space="preserve"> </w:t>
+      </w:r>
+      <w:r>
+        <w:t xml:space="preserve">Подбор множителей идёт по истории одной операции и легко</w:t>
+      </w:r>
+      <w:r>
+        <w:t xml:space="preserve"> </w:t>
+      </w:r>
+      <w:r>
+        <w:t xml:space="preserve">подгоняется под неё; контрольная операция и перепроверка на пяти прогонах это ловят, но не</w:t>
+      </w:r>
+      <w:r>
+        <w:t xml:space="preserve"> </w:t>
+      </w:r>
+      <w:r>
+        <w:t xml:space="preserve">исключают. Основными правила делает человек.</w:t>
+      </w:r>
+    </w:p>
+    <w:p>
+      <w:pPr>
+        <w:numPr>
+          <w:ilvl w:val="0"/>
+          <w:numId w:val="1023"/>
+        </w:numPr>
+      </w:pPr>
+      <w:r>
+        <w:rPr>
+          <w:bCs/>
+          <w:b/>
+        </w:rPr>
+        <w:t xml:space="preserve">Разграничительные линии.</w:t>
+      </w:r>
+      <w:r>
+        <w:t xml:space="preserve"> </w:t>
+      </w:r>
+      <w:r>
+        <w:t xml:space="preserve">По директивам известны линии советских фронтов в Берлинской</w:t>
+      </w:r>
+      <w:r>
+        <w:t xml:space="preserve"> </w:t>
+      </w:r>
+      <w:r>
+        <w:t xml:space="preserve">операции; немецкие линии групп армий и армий восстановлены по вторичным источникам и флангам</w:t>
+      </w:r>
+      <w:r>
+        <w:t xml:space="preserve"> </w:t>
+      </w:r>
+      <w:r>
+        <w:t xml:space="preserve">соединений (достоверность B–C, приказов ОКХ нет); советские полосы армий и полосы фронтов в</w:t>
+      </w:r>
+      <w:r>
+        <w:t xml:space="preserve"> </w:t>
+      </w:r>
+      <w:r>
+        <w:t xml:space="preserve">Висло-Одерской операции — расчётные (по расположению войск). Линия — мягкое ограничение выбора</w:t>
+      </w:r>
+      <w:r>
+        <w:t xml:space="preserve"> </w:t>
+      </w:r>
+      <w:r>
+        <w:t xml:space="preserve">пути, а не запрет: приказ с целью в чужой полосе исполняется. Пункты, не найденные на театре,</w:t>
+      </w:r>
+      <w:r>
+        <w:t xml:space="preserve"> </w:t>
+      </w:r>
+      <w:r>
+        <w:t xml:space="preserve">в линию из документа не входят. В игре условие вступления директивы — простое (войска в</w:t>
+      </w:r>
+      <w:r>
+        <w:t xml:space="preserve"> </w:t>
+      </w:r>
+      <w:r>
+        <w:t xml:space="preserve">радиусе от точки); модели высшего командования строят линии только по пунктам театра.</w:t>
+      </w:r>
+    </w:p>
+    <w:p>
+      <w:pPr>
+        <w:numPr>
+          <w:ilvl w:val="0"/>
+          <w:numId w:val="1023"/>
+        </w:numPr>
+      </w:pPr>
+      <w:r>
+        <w:rPr>
+          <w:bCs/>
+          <w:b/>
+        </w:rPr>
         <w:t xml:space="preserve">Котлы.</w:t>
       </w:r>
       <w:r>
@@ -20762,6 +21390,39 @@
       </w:r>
       <w:r>
         <w:t xml:space="preserve">ждёт переправы сапёров. Склады крепостей — одна величина на все крепости (30 суток).</w:t>
+      </w:r>
+    </w:p>
+    <w:p>
+      <w:pPr>
+        <w:numPr>
+          <w:ilvl w:val="0"/>
+          <w:numId w:val="1023"/>
+        </w:numPr>
+      </w:pPr>
+      <w:r>
+        <w:rPr>
+          <w:bCs/>
+          <w:b/>
+        </w:rPr>
+        <w:t xml:space="preserve">Скорость марша не зависит от сезона и грунта.</w:t>
+      </w:r>
+      <w:r>
+        <w:t xml:space="preserve"> </w:t>
+      </w:r>
+      <w:r>
+        <w:t xml:space="preserve">Один множитель на все операции: рост</w:t>
+      </w:r>
+      <w:r>
+        <w:t xml:space="preserve"> </w:t>
+      </w:r>
+      <w:r>
+        <w:t xml:space="preserve">скорости выигрывает Висло-Одерскую (зима, мёрзлый грунт, преследование), но вредит бою в</w:t>
+      </w:r>
+      <w:r>
+        <w:t xml:space="preserve"> </w:t>
+      </w:r>
+      <w:r>
+        <w:t xml:space="preserve">Берлине (раздел 21, скан темпа марша). Нужна зависимость скорости от сезона, грунта и подвоза.</w:t>
       </w:r>
     </w:p>
     <w:p>
@@ -23198,6 +23859,9 @@
     <w:abstractNumId w:val="991"/>
   </w:num>
   <w:num w:numId="1022">
+    <w:abstractNumId w:val="991"/>
+  </w:num>
+  <w:num w:numId="1023">
     <w:abstractNumId w:val="99411"/>
     <w:lvlOverride w:ilvl="0">
       <w:startOverride w:val="1"/>

--- a/docs/system.docx
+++ b/docs/system.docx
@@ -15917,2250 +15917,144 @@
           <w:bCs/>
           <w:b/>
         </w:rPr>
-        <w:t xml:space="preserve">Сапёры.</w:t>
-      </w:r>
-      <w:r>
-        <w:t xml:space="preserve"> </w:t>
-      </w:r>
-      <w:r>
-        <w:t xml:space="preserve">В переигровке по истории тылом и переправами никто не распоряжается, а в данных</w:t>
-      </w:r>
-      <w:r>
-        <w:t xml:space="preserve"> </w:t>
-      </w:r>
-      <w:r>
-        <w:t xml:space="preserve">театра — только переправы, известные по источникам. Поэтому переправы через большие реки наводят</w:t>
-      </w:r>
-      <w:r>
-        <w:t xml:space="preserve"> </w:t>
-      </w:r>
-      <w:r>
-        <w:t xml:space="preserve">сапёры сами: там, где сторона держит оба берега, её войска не дальше 12 км, а противника нет</w:t>
-      </w:r>
-      <w:r>
-        <w:t xml:space="preserve"> </w:t>
-      </w:r>
-      <w:r>
-        <w:t xml:space="preserve">ближе радиуса соприкосновения, — наплавной мост, открытый через 24 ч; не больше двух в ход на</w:t>
-      </w:r>
-      <w:r>
-        <w:t xml:space="preserve"> </w:t>
-      </w:r>
-      <w:r>
-        <w:t xml:space="preserve">сторону и не ближе 15 км друг к другу. Без этого армии 2-го Белорусского фронта, форсировавшие</w:t>
-      </w:r>
-      <w:r>
-        <w:t xml:space="preserve"> </w:t>
-      </w:r>
-      <w:r>
-        <w:t xml:space="preserve">Одер у Штеттина, и 61-я армия оставались за рекой без моста — «в окружении». Переправы прогона</w:t>
-      </w:r>
-      <w:r>
-        <w:t xml:space="preserve"> </w:t>
-      </w:r>
-      <w:r>
-        <w:t xml:space="preserve">хранятся в его состоянии (на театр не записываются) и видны на карте тактического масштаба.</w:t>
-      </w:r>
-      <w:r>
-        <w:t xml:space="preserve"> </w:t>
-      </w:r>
-      <w:r>
-        <w:t xml:space="preserve">В игре, где тылом управляет штаб, переправы — его распоряжения, как раньше.</w:t>
-      </w:r>
-    </w:p>
-    <w:p>
-      <w:pPr>
-        <w:pStyle w:val="BodyText"/>
-      </w:pPr>
+        <w:t xml:space="preserve">Подвоз как пропускная способность (по желанию, блок правил</w:t>
+      </w:r>
       <w:r>
         <w:rPr>
           <w:bCs/>
           <w:b/>
         </w:rPr>
-        <w:t xml:space="preserve">Прорыв.</w:t>
-      </w:r>
-      <w:r>
-        <w:t xml:space="preserve"> </w:t>
-      </w:r>
-      <w:r>
-        <w:t xml:space="preserve">Выход из котла — исторические приказы на прорыв (9-я армия к Белицу 28.04, корпус</w:t>
-      </w:r>
-      <w:r>
-        <w:t xml:space="preserve"> </w:t>
-      </w:r>
-      <w:r>
-        <w:t xml:space="preserve">Неринга в январе) или решение игрока и штаба на модели. Вырвавшиеся выносят 30 % танков и орудий:</w:t>
-      </w:r>
-      <w:r>
-        <w:t xml:space="preserve"> </w:t>
-      </w:r>
-      <w:r>
-        <w:t xml:space="preserve">тяжёлое вооружение бросают (так 9-я армия вышла к 12-й без техники).</w:t>
-      </w:r>
-    </w:p>
-    <w:bookmarkEnd w:id="168"/>
-    <w:bookmarkStart w:id="169" w:name="X5079dcd23d823ca8e5de658b17fe21b3996596c"/>
-    <w:p>
-      <w:pPr>
-        <w:pStyle w:val="Heading3"/>
-      </w:pPr>
-      <w:r>
-        <w:t xml:space="preserve">19.6. Расход, усталость, оборона</w:t>
-      </w:r>
-    </w:p>
-    <w:tbl>
-      <w:tblPr>
-        <w:tblStyle w:val="Table"/>
-        <w:tblW w:type="auto" w:w="0"/>
-        <w:tblLook w:firstRow="1" w:lastRow="0" w:firstColumn="0" w:lastColumn="0" w:noHBand="0" w:noVBand="0" w:val="0020"/>
-        <w:jc w:val="start"/>
-      </w:tblPr>
-      <w:tblGrid>
-        <w:gridCol w:w="2640"/>
-        <w:gridCol w:w="2640"/>
-        <w:gridCol w:w="2640"/>
-      </w:tblGrid>
-      <w:tr>
-        <w:trPr>
-          <w:tblHeader w:val="true"/>
-        </w:trPr>
-        <w:tc>
-          <w:tcPr/>
-          <w:p>
-            <w:pPr>
-              <w:pStyle w:val="Compact"/>
-              <w:jc w:val="left"/>
-            </w:pPr>
-            <w:r>
-              <w:t xml:space="preserve">Состояние</w:t>
-            </w:r>
-          </w:p>
-        </w:tc>
-        <w:tc>
-          <w:tcPr/>
-          <w:p>
-            <w:pPr>
-              <w:pStyle w:val="Compact"/>
-              <w:jc w:val="left"/>
-            </w:pPr>
-            <w:r>
-              <w:t xml:space="preserve">Боекомплектов в сутки</w:t>
-            </w:r>
-          </w:p>
-        </w:tc>
-        <w:tc>
-          <w:tcPr/>
-          <w:p>
-            <w:pPr>
-              <w:pStyle w:val="Compact"/>
-              <w:jc w:val="left"/>
-            </w:pPr>
-            <w:r>
-              <w:t xml:space="preserve">Заправок в сутки</w:t>
-            </w:r>
-          </w:p>
-        </w:tc>
-      </w:tr>
-      <w:tr>
-        <w:tc>
-          <w:tcPr/>
-          <w:p>
-            <w:pPr>
-              <w:pStyle w:val="Compact"/>
-              <w:jc w:val="left"/>
-            </w:pPr>
-            <w:r>
-              <w:t xml:space="preserve">наступление</w:t>
-            </w:r>
-          </w:p>
-        </w:tc>
-        <w:tc>
-          <w:tcPr/>
-          <w:p>
-            <w:pPr>
-              <w:pStyle w:val="Compact"/>
-              <w:jc w:val="left"/>
-            </w:pPr>
-            <w:r>
-              <w:t xml:space="preserve">0,5</w:t>
-            </w:r>
-          </w:p>
-        </w:tc>
-        <w:tc>
-          <w:tcPr/>
-          <w:p>
-            <w:pPr>
-              <w:pStyle w:val="Compact"/>
-              <w:jc w:val="left"/>
-            </w:pPr>
-            <w:r>
-              <w:t xml:space="preserve">0,5</w:t>
-            </w:r>
-          </w:p>
-        </w:tc>
-      </w:tr>
-      <w:tr>
-        <w:tc>
-          <w:tcPr/>
-          <w:p>
-            <w:pPr>
-              <w:pStyle w:val="Compact"/>
-              <w:jc w:val="left"/>
-            </w:pPr>
-            <w:r>
-              <w:t xml:space="preserve">оборона</w:t>
-            </w:r>
-          </w:p>
-        </w:tc>
-        <w:tc>
-          <w:tcPr/>
-          <w:p>
-            <w:pPr>
-              <w:pStyle w:val="Compact"/>
-              <w:jc w:val="left"/>
-            </w:pPr>
-            <w:r>
-              <w:t xml:space="preserve">0,25</w:t>
-            </w:r>
-          </w:p>
-        </w:tc>
-        <w:tc>
-          <w:tcPr/>
-          <w:p>
-            <w:pPr>
-              <w:pStyle w:val="Compact"/>
-              <w:jc w:val="left"/>
-            </w:pPr>
-            <w:r>
-              <w:t xml:space="preserve">0,05</w:t>
-            </w:r>
-          </w:p>
-        </w:tc>
-      </w:tr>
-      <w:tr>
-        <w:tc>
-          <w:tcPr/>
-          <w:p>
-            <w:pPr>
-              <w:pStyle w:val="Compact"/>
-              <w:jc w:val="left"/>
-            </w:pPr>
-            <w:r>
-              <w:t xml:space="preserve">марш</w:t>
-            </w:r>
-          </w:p>
-        </w:tc>
-        <w:tc>
-          <w:tcPr/>
-          <w:p>
-            <w:pPr>
-              <w:pStyle w:val="Compact"/>
-              <w:jc w:val="left"/>
-            </w:pPr>
-            <w:r>
-              <w:t xml:space="preserve">0,02</w:t>
-            </w:r>
-          </w:p>
-        </w:tc>
-        <w:tc>
-          <w:tcPr/>
-          <w:p>
-            <w:pPr>
-              <w:pStyle w:val="Compact"/>
-              <w:jc w:val="left"/>
-            </w:pPr>
-            <w:r>
-              <w:t xml:space="preserve">0,4</w:t>
-            </w:r>
-          </w:p>
-        </w:tc>
-      </w:tr>
-      <w:tr>
-        <w:tc>
-          <w:tcPr/>
-          <w:p>
-            <w:pPr>
-              <w:pStyle w:val="Compact"/>
-              <w:jc w:val="left"/>
-            </w:pPr>
-            <w:r>
-              <w:t xml:space="preserve">отход</w:t>
-            </w:r>
-          </w:p>
-        </w:tc>
-        <w:tc>
-          <w:tcPr/>
-          <w:p>
-            <w:pPr>
-              <w:pStyle w:val="Compact"/>
-              <w:jc w:val="left"/>
-            </w:pPr>
-            <w:r>
-              <w:t xml:space="preserve">0,15</w:t>
-            </w:r>
-          </w:p>
-        </w:tc>
-        <w:tc>
-          <w:tcPr/>
-          <w:p>
-            <w:pPr>
-              <w:pStyle w:val="Compact"/>
-              <w:jc w:val="left"/>
-            </w:pPr>
-            <w:r>
-              <w:t xml:space="preserve">0,4</w:t>
-            </w:r>
-          </w:p>
-        </w:tc>
-      </w:tr>
-      <w:tr>
-        <w:tc>
-          <w:tcPr/>
-          <w:p>
-            <w:pPr>
-              <w:pStyle w:val="Compact"/>
-              <w:jc w:val="left"/>
-            </w:pPr>
-            <w:r>
-              <w:t xml:space="preserve">резерв</w:t>
-            </w:r>
-          </w:p>
-        </w:tc>
-        <w:tc>
-          <w:tcPr/>
-          <w:p>
-            <w:pPr>
-              <w:pStyle w:val="Compact"/>
-              <w:jc w:val="left"/>
-            </w:pPr>
-            <w:r>
-              <w:t xml:space="preserve">0</w:t>
-            </w:r>
-          </w:p>
-        </w:tc>
-        <w:tc>
-          <w:tcPr/>
-          <w:p>
-            <w:pPr>
-              <w:pStyle w:val="Compact"/>
-              <w:jc w:val="left"/>
-            </w:pPr>
-            <w:r>
-              <w:t xml:space="preserve">0,02</w:t>
-            </w:r>
-          </w:p>
-        </w:tc>
-      </w:tr>
-    </w:tbl>
-    <w:p>
-      <w:pPr>
-        <w:pStyle w:val="BodyText"/>
-      </w:pPr>
-      <w:r>
-        <w:t xml:space="preserve">Вне боя расход боеприпасов — 30 % от нормы. Усталость растёт в бою (+0,15 в сутки) и на марше</w:t>
-      </w:r>
-      <w:r>
-        <w:t xml:space="preserve"> </w:t>
-      </w:r>
-      <w:r>
-        <w:t xml:space="preserve">(+0,08), снижается на отдыхе (−0,1). Оборона становится подготовленной после 24 ч на месте.</w:t>
-      </w:r>
-    </w:p>
-    <w:bookmarkEnd w:id="169"/>
-    <w:bookmarkStart w:id="170" w:name="X9979ac480ef0aa8f5b97d8c9749edfba2461cbc"/>
-    <w:p>
-      <w:pPr>
-        <w:pStyle w:val="Heading3"/>
-      </w:pPr>
-      <w:r>
-        <w:t xml:space="preserve">19.7. Случайность и воспроизводимость</w:t>
-      </w:r>
-    </w:p>
-    <w:p>
-      <w:pPr>
-        <w:pStyle w:val="FirstParagraph"/>
-      </w:pPr>
-      <w:r>
-        <w:t xml:space="preserve">Случайность одна — разброс исхода боя. Генератор задаётся числом seed: один seed — один и тот</w:t>
-      </w:r>
-      <w:r>
-        <w:t xml:space="preserve"> </w:t>
-      </w:r>
-      <w:r>
-        <w:t xml:space="preserve">же расчёт до последнего знака. Разброс исходов оценивается прогоном с разными seed (обычно 5).</w:t>
-      </w:r>
-    </w:p>
-    <w:bookmarkEnd w:id="170"/>
-    <w:bookmarkStart w:id="171" w:name="Xbcd3bc3fa2af5cf7771d712e0a049f3322a2eed"/>
-    <w:p>
-      <w:pPr>
-        <w:pStyle w:val="Heading3"/>
-      </w:pPr>
-      <w:r>
-        <w:t xml:space="preserve">19.8. Полосы фронтов и разграничительные линии</w:t>
-      </w:r>
-    </w:p>
-    <w:p>
-      <w:pPr>
-        <w:pStyle w:val="FirstParagraph"/>
-      </w:pPr>
-      <w:r>
-        <w:rPr>
+        <w:t xml:space="preserve"> </w:t>
+      </w:r>
+      <w:r>
+        <w:rPr>
+          <w:rStyle w:val="VerbatimChar"/>
           <w:bCs/>
           <w:b/>
         </w:rPr>
-        <w:t xml:space="preserve">Объединение формирования</w:t>
-      </w:r>
-      <w:r>
-        <w:t xml:space="preserve"> </w:t>
-      </w:r>
-      <w:r>
-        <w:t xml:space="preserve">— его фронт (группа армий) по подчинённости сценария; на</w:t>
-      </w:r>
-      <w:r>
-        <w:t xml:space="preserve"> </w:t>
-      </w:r>
-      <w:r>
-        <w:t xml:space="preserve">оперативном масштабе — армия. Соединение без подчинения в сценарии (дивизия СС) относится к</w:t>
-      </w:r>
-      <w:r>
-        <w:t xml:space="preserve"> </w:t>
-      </w:r>
-      <w:r>
-        <w:t xml:space="preserve">единственной группе армий своей стороны, если она одна; армия без фронта (12-я армия при ОКВ)</w:t>
-      </w:r>
-      <w:r>
-        <w:t xml:space="preserve"> </w:t>
-      </w:r>
-      <w:r>
-        <w:t xml:space="preserve">остаётся отдельной полосой.</w:t>
-      </w:r>
-    </w:p>
-    <w:p>
-      <w:pPr>
-        <w:pStyle w:val="BodyText"/>
-      </w:pPr>
+        <w:t xml:space="preserve">supplyFlow</w:t>
+      </w:r>
       <w:r>
         <w:rPr>
           <w:bCs/>
           <w:b/>
         </w:rPr>
-        <w:t xml:space="preserve">Расчётные полосы.</w:t>
-      </w:r>
-      <w:r>
-        <w:t xml:space="preserve"> </w:t>
-      </w:r>
-      <w:r>
-        <w:t xml:space="preserve">Театр делится сеткой с шагом в две клетки (4 км; в городе 0,5 км). Клетка</w:t>
-      </w:r>
-      <w:r>
-        <w:t xml:space="preserve"> </w:t>
-      </w:r>
-      <w:r>
-        <w:t xml:space="preserve">стороны принадлежит объединению, чьи войска к ней ближе (не дальше 80 км). Это деление по</w:t>
-      </w:r>
-      <w:r>
-        <w:t xml:space="preserve"> </w:t>
-      </w:r>
-      <w:r>
-        <w:t xml:space="preserve">ходам: полосы сдвигаются вместе с войсками.</w:t>
-      </w:r>
-    </w:p>
-    <w:p>
-      <w:pPr>
-        <w:pStyle w:val="BodyText"/>
-      </w:pPr>
+        <w:t xml:space="preserve">).</w:t>
+      </w:r>
+      <w:r>
+        <w:t xml:space="preserve"> </w:t>
+      </w:r>
+      <w:r>
+        <w:t xml:space="preserve">По умолчанию подвоз —</w:t>
+      </w:r>
+      <w:r>
+        <w:t xml:space="preserve"> </w:t>
+      </w:r>
+      <w:r>
+        <w:t xml:space="preserve">порог: путь не длиннее 48 ч — пополнение полное, длиннее — нулевое. Блок</w:t>
+      </w:r>
+      <w:r>
+        <w:t xml:space="preserve"> </w:t>
+      </w:r>
+      <w:r>
+        <w:rPr>
+          <w:rStyle w:val="VerbatimChar"/>
+        </w:rPr>
+        <w:t xml:space="preserve">supplyFlow</w:t>
+      </w:r>
+      <w:r>
+        <w:t xml:space="preserve"> </w:t>
+      </w:r>
+      <w:r>
+        <w:t xml:space="preserve">делает его</w:t>
+      </w:r>
+      <w:r>
+        <w:t xml:space="preserve"> </w:t>
+      </w:r>
+      <w:r>
+        <w:t xml:space="preserve">пропускной способностью: пока путь подвоза не длиннее</w:t>
+      </w:r>
+      <w:r>
+        <w:t xml:space="preserve"> </w:t>
+      </w:r>
+      <w:r>
+        <w:rPr>
+          <w:rStyle w:val="VerbatimChar"/>
+        </w:rPr>
+        <w:t xml:space="preserve">fullHours</w:t>
+      </w:r>
+      <w:r>
+        <w:t xml:space="preserve"> </w:t>
+      </w:r>
+      <w:r>
+        <w:t xml:space="preserve">(по умолчанию 12 ч — один рейс</w:t>
+      </w:r>
+      <w:r>
+        <w:t xml:space="preserve"> </w:t>
+      </w:r>
+      <w:r>
+        <w:t xml:space="preserve">автотранспорта в сутки) пополнение полное, дальше —</w:t>
+      </w:r>
+      <w:r>
+        <w:t xml:space="preserve"> </w:t>
+      </w:r>
+      <w:r>
+        <w:rPr>
+          <w:rStyle w:val="VerbatimChar"/>
+        </w:rPr>
+        <w:t xml:space="preserve">fullHours</w:t>
+      </w:r>
+      <w:r>
+        <w:t xml:space="preserve"> </w:t>
+      </w:r>
+      <w:r>
+        <w:t xml:space="preserve">/ часы пути, до прежнего предела;</w:t>
+      </w:r>
+      <w:r>
+        <w:t xml:space="preserve"> </w:t>
+      </w:r>
+      <w:r>
+        <w:t xml:space="preserve">горючее подвижных частей на марше тратится по пройденному пути (</w:t>
+      </w:r>
+      <w:r>
+        <w:rPr>
+          <w:rStyle w:val="VerbatimChar"/>
+        </w:rPr>
+        <w:t xml:space="preserve">fuelPer100km</w:t>
+      </w:r>
+      <w:r>
+        <w:t xml:space="preserve">, по умолчанию 1 запр.</w:t>
+      </w:r>
+      <w:r>
+        <w:t xml:space="preserve"> </w:t>
+      </w:r>
+      <w:r>
+        <w:t xml:space="preserve">на 100 км — немецкая единица расхода Verbrauchssatz), а не по суткам. Танки без горючего идут</w:t>
+      </w:r>
+      <w:r>
+        <w:t xml:space="preserve"> </w:t>
+      </w:r>
+      <w:r>
+        <w:t xml:space="preserve">пешком. В откалиброванных правилах блок</w:t>
+      </w:r>
+      <w:r>
+        <w:t xml:space="preserve"> </w:t>
+      </w:r>
       <w:r>
         <w:rPr>
           <w:bCs/>
           <w:b/>
         </w:rPr>
-        <w:t xml:space="preserve">По директиве.</w:t>
-      </w:r>
-      <w:r>
-        <w:t xml:space="preserve"> </w:t>
-      </w:r>
-      <w:r>
-        <w:t xml:space="preserve">Пока действует разграничительная линия (с</w:t>
-      </w:r>
-      <w:r>
-        <w:t xml:space="preserve"> </w:t>
-      </w:r>
-      <w:r>
-        <w:rPr>
-          <w:rStyle w:val="VerbatimChar"/>
-        </w:rPr>
-        <w:t xml:space="preserve">from</w:t>
-      </w:r>
-      <w:r>
-        <w:t xml:space="preserve"> </w:t>
-      </w:r>
-      <w:r>
-        <w:t xml:space="preserve">до</w:t>
-      </w:r>
-      <w:r>
-        <w:t xml:space="preserve"> </w:t>
-      </w:r>
-      <w:r>
-        <w:rPr>
-          <w:rStyle w:val="VerbatimChar"/>
-        </w:rPr>
-        <w:t xml:space="preserve">until</w:t>
-      </w:r>
-      <w:r>
-        <w:t xml:space="preserve">), клетки двух</w:t>
-      </w:r>
-      <w:r>
-        <w:t xml:space="preserve"> </w:t>
-      </w:r>
-      <w:r>
-        <w:t xml:space="preserve">объединений пары делятся по сторонам линии: справа по ходу линии —</w:t>
-      </w:r>
-      <w:r>
-        <w:t xml:space="preserve"> </w:t>
-      </w:r>
-      <w:r>
-        <w:rPr>
-          <w:rStyle w:val="VerbatimChar"/>
-        </w:rPr>
-        <w:t xml:space="preserve">right</w:t>
-      </w:r>
-      <w:r>
-        <w:t xml:space="preserve">, слева —</w:t>
-      </w:r>
-      <w:r>
-        <w:t xml:space="preserve"> </w:t>
-      </w:r>
-      <w:r>
-        <w:rPr>
-          <w:rStyle w:val="VerbatimChar"/>
-        </w:rPr>
-        <w:t xml:space="preserve">left</w:t>
-      </w:r>
-      <w:r>
-        <w:t xml:space="preserve">.</w:t>
-      </w:r>
-      <w:r>
-        <w:t xml:space="preserve"> </w:t>
-      </w:r>
-      <w:r>
-        <w:t xml:space="preserve">Клетки за концами линии (ближайшая точка линии — её конец, а клетка дальше конца) остаются</w:t>
-      </w:r>
-      <w:r>
-        <w:t xml:space="preserve"> </w:t>
-      </w:r>
-      <w:r>
-        <w:t xml:space="preserve">расчётными: линия 15.04 «оборвана» у Люббен, и западнее полосы 1 БФ и 1 УФ делятся по войскам —</w:t>
-      </w:r>
-      <w:r>
-        <w:t xml:space="preserve"> </w:t>
-      </w:r>
-      <w:r>
-        <w:t xml:space="preserve">так директива и оставила путь 1 УФ на Берлин открытым. Чьи пункты «включительно», в модели —</w:t>
-      </w:r>
-      <w:r>
-        <w:t xml:space="preserve"> </w:t>
-      </w:r>
-      <w:r>
-        <w:t xml:space="preserve">справка, на деление не влияет.</w:t>
-      </w:r>
-    </w:p>
-    <w:p>
-      <w:pPr>
-        <w:pStyle w:val="BodyText"/>
-      </w:pPr>
-      <w:r>
-        <w:rPr>
-          <w:bCs/>
-          <w:b/>
-        </w:rPr>
-        <w:t xml:space="preserve">Где полосы используются:</w:t>
-      </w:r>
-    </w:p>
-    <w:tbl>
-      <w:tblPr>
-        <w:tblStyle w:val="Table"/>
-        <w:tblW w:type="auto" w:w="0"/>
-        <w:tblLook w:firstRow="1" w:lastRow="0" w:firstColumn="0" w:lastColumn="0" w:noHBand="0" w:noVBand="0" w:val="0020"/>
-        <w:jc w:val="start"/>
-      </w:tblPr>
-      <w:tblGrid>
-        <w:gridCol w:w="3960"/>
-        <w:gridCol w:w="3960"/>
-      </w:tblGrid>
-      <w:tr>
-        <w:trPr>
-          <w:tblHeader w:val="true"/>
-        </w:trPr>
-        <w:tc>
-          <w:tcPr/>
-          <w:p>
-            <w:pPr>
-              <w:pStyle w:val="Compact"/>
-              <w:jc w:val="left"/>
-            </w:pPr>
-            <w:r>
-              <w:t xml:space="preserve">Где</w:t>
-            </w:r>
-          </w:p>
-        </w:tc>
-        <w:tc>
-          <w:tcPr/>
-          <w:p>
-            <w:pPr>
-              <w:pStyle w:val="Compact"/>
-              <w:jc w:val="left"/>
-            </w:pPr>
-            <w:r>
-              <w:t xml:space="preserve">Как</w:t>
-            </w:r>
-          </w:p>
-        </w:tc>
-      </w:tr>
-      <w:tr>
-        <w:tc>
-          <w:tcPr/>
-          <w:p>
-            <w:pPr>
-              <w:pStyle w:val="Compact"/>
-              <w:jc w:val="left"/>
-            </w:pPr>
-            <w:r>
-              <w:t xml:space="preserve">выбор пути (раздел 19.3)</w:t>
-            </w:r>
-          </w:p>
-        </w:tc>
-        <w:tc>
-          <w:tcPr/>
-          <w:p>
-            <w:pPr>
-              <w:pStyle w:val="Compact"/>
-              <w:jc w:val="left"/>
-            </w:pPr>
-            <w:r>
-              <w:t xml:space="preserve">клетки полосы соседа по директиве при выборе пути — × (1 +</w:t>
-            </w:r>
-            <w:r>
-              <w:t xml:space="preserve"> </w:t>
-            </w:r>
-            <w:r>
-              <w:rPr>
-                <w:rStyle w:val="VerbatimChar"/>
-              </w:rPr>
-              <w:t xml:space="preserve">sectors.foreign</w:t>
-            </w:r>
-            <w:r>
-              <w:t xml:space="preserve">); в правилах операции 1 (вдвое «дороже»), в городских — 0</w:t>
-            </w:r>
-          </w:p>
-        </w:tc>
-      </w:tr>
-      <w:tr>
-        <w:tc>
-          <w:tcPr/>
-          <w:p>
-            <w:pPr>
-              <w:pStyle w:val="Compact"/>
-              <w:jc w:val="left"/>
-            </w:pPr>
-            <w:r>
-              <w:t xml:space="preserve">карта (раздел 6)</w:t>
-            </w:r>
-          </w:p>
-        </w:tc>
-        <w:tc>
-          <w:tcPr/>
-          <w:p>
-            <w:pPr>
-              <w:pStyle w:val="Compact"/>
-              <w:jc w:val="left"/>
-            </w:pPr>
-            <w:r>
-              <w:t xml:space="preserve">границы полос от переднего края в глубину до 40 км (в городе — до 5 км), сглаженные; по директиве — сама линия директивы</w:t>
-            </w:r>
-          </w:p>
-        </w:tc>
-      </w:tr>
-      <w:tr>
-        <w:tc>
-          <w:tcPr/>
-          <w:p>
-            <w:pPr>
-              <w:pStyle w:val="Compact"/>
-              <w:jc w:val="left"/>
-            </w:pPr>
-            <w:r>
-              <w:t xml:space="preserve">отчёт (раздел 20)</w:t>
-            </w:r>
-          </w:p>
-        </w:tc>
-        <w:tc>
-          <w:tcPr/>
-          <w:p>
-            <w:pPr>
-              <w:pStyle w:val="Compact"/>
-              <w:jc w:val="left"/>
-            </w:pPr>
-            <w:r>
-              <w:t xml:space="preserve">выходы формирований в полосу соседа по директиве: кто, в чьей полосе, сколько ходов, с какого момента</w:t>
-            </w:r>
-          </w:p>
-        </w:tc>
-      </w:tr>
-      <w:tr>
-        <w:tc>
-          <w:tcPr/>
-          <w:p>
-            <w:pPr>
-              <w:pStyle w:val="Compact"/>
-              <w:jc w:val="left"/>
-            </w:pPr>
-            <w:r>
-              <w:t xml:space="preserve">игра и штаб на модели</w:t>
-            </w:r>
-          </w:p>
-        </w:tc>
-        <w:tc>
-          <w:tcPr/>
-          <w:p>
-            <w:pPr>
-              <w:pStyle w:val="Compact"/>
-              <w:jc w:val="left"/>
-            </w:pPr>
-            <w:r>
-              <w:t xml:space="preserve">своя полоса словами: соседи, линии фронтов и армий (только уже действующие), кто в полосе соседа; предупреждение о цели приказа в чужой полосе; поводы для модели-Ставки</w:t>
-            </w:r>
-          </w:p>
-        </w:tc>
-      </w:tr>
-      <w:tr>
-        <w:tc>
-          <w:tcPr/>
-          <w:p>
-            <w:pPr>
-              <w:pStyle w:val="Compact"/>
-              <w:jc w:val="left"/>
-            </w:pPr>
-            <w:r>
-              <w:t xml:space="preserve">полнота (раздел 8.2)</w:t>
-            </w:r>
-          </w:p>
-        </w:tc>
-        <w:tc>
-          <w:tcPr/>
-          <w:p>
-            <w:pPr>
-              <w:pStyle w:val="Compact"/>
-              <w:jc w:val="left"/>
-            </w:pPr>
-            <w:r>
-              <w:t xml:space="preserve">пары соседних фронтов в начале операции: известна ли линия</w:t>
-            </w:r>
-          </w:p>
-        </w:tc>
-      </w:tr>
-    </w:tbl>
-    <w:p>
-      <w:pPr>
-        <w:pStyle w:val="BodyText"/>
-      </w:pPr>
-      <w:r>
-        <w:rPr>
-          <w:bCs/>
-          <w:b/>
-        </w:rPr>
-        <w:t xml:space="preserve">Немецкая сторона.</w:t>
-      </w:r>
-      <w:r>
-        <w:t xml:space="preserve"> </w:t>
-      </w:r>
-      <w:r>
-        <w:t xml:space="preserve">Линии групп армий и армий вермахта (раздел 17.1) делят полосы так же; в</w:t>
-      </w:r>
-      <w:r>
-        <w:t xml:space="preserve"> </w:t>
-      </w:r>
-      <w:r>
-        <w:t xml:space="preserve">сценариях Берлинской операции их четыре, в Висло-Одерской — три. На исторических прогонах</w:t>
-      </w:r>
-      <w:r>
-        <w:t xml:space="preserve"> </w:t>
-      </w:r>
-      <w:r>
-        <w:t xml:space="preserve">Берлинской операции они ничего не изменили (79 и 85 % положений в допуске, события — те же), в</w:t>
-      </w:r>
-      <w:r>
-        <w:t xml:space="preserve"> </w:t>
-      </w:r>
-      <w:r>
-        <w:t xml:space="preserve">Висло-Одерской — на процент (53 % вместо 54; Калиш на сутки ближе к истории, Катовице на сутки</w:t>
-      </w:r>
-      <w:r>
-        <w:t xml:space="preserve"> </w:t>
-      </w:r>
-      <w:r>
-        <w:t xml:space="preserve">дальше): немецкие соединения там в основном держатся на месте, и полосы на их пути почти не</w:t>
-      </w:r>
-      <w:r>
-        <w:t xml:space="preserve"> </w:t>
-      </w:r>
-      <w:r>
-        <w:t xml:space="preserve">сказываются.</w:t>
-      </w:r>
-    </w:p>
-    <w:p>
-      <w:pPr>
-        <w:pStyle w:val="BodyText"/>
-      </w:pPr>
-      <w:r>
-        <w:rPr>
-          <w:bCs/>
-          <w:b/>
-        </w:rPr>
-        <w:t xml:space="preserve">В игре</w:t>
-      </w:r>
-      <w:r>
-        <w:t xml:space="preserve"> </w:t>
-      </w:r>
-      <w:r>
-        <w:t xml:space="preserve">(после передачи командования) линии сценария с условием вступления (</w:t>
-      </w:r>
-      <w:r>
-        <w:rPr>
-          <w:rStyle w:val="VerbatimChar"/>
-        </w:rPr>
-        <w:t xml:space="preserve">trigger</w:t>
-      </w:r>
-      <w:r>
-        <w:t xml:space="preserve">:</w:t>
-      </w:r>
-      <w:r>
-        <w:t xml:space="preserve"> </w:t>
-      </w:r>
-      <w:r>
-        <w:t xml:space="preserve">войска объединения в радиусе от точки) вступают не по сроку, а когда условие выполнено, через</w:t>
-      </w:r>
-      <w:r>
-        <w:t xml:space="preserve"> </w:t>
-      </w:r>
-      <w:r>
-        <w:rPr>
-          <w:rStyle w:val="VerbatimChar"/>
-        </w:rPr>
-        <w:t xml:space="preserve">delayHours</w:t>
-      </w:r>
-      <w:r>
-        <w:t xml:space="preserve">; срок линии — до следующей вступившей линии той же пары. Условия записаны по самим</w:t>
-      </w:r>
-      <w:r>
-        <w:t xml:space="preserve"> </w:t>
-      </w:r>
-      <w:r>
-        <w:t xml:space="preserve">директивам: № 11074 — «ввиду выхода правофланговых частей 1-го Украинского фронта в район</w:t>
-      </w:r>
-      <w:r>
-        <w:t xml:space="preserve"> </w:t>
-      </w:r>
-      <w:r>
-        <w:t xml:space="preserve">Ланквиц» (радиус 10 км), № 11077 — выход войск 1 УФ к Ангальтскому вокзалу по докладу Жукова</w:t>
-      </w:r>
-      <w:r>
-        <w:t xml:space="preserve"> </w:t>
-      </w:r>
-      <w:r>
-        <w:t xml:space="preserve">28.04 (6 км в операции, 3 км в бою в городе). По историческим приказам условия срабатывают близко</w:t>
-      </w:r>
-      <w:r>
-        <w:t xml:space="preserve"> </w:t>
-      </w:r>
-      <w:r>
-        <w:t xml:space="preserve">к истории: линия 23.04 вступает 22.04 11:00 — 23.04 11:00 (в истории 23.04 06:00), линия 28.04 —</w:t>
-      </w:r>
-      <w:r>
-        <w:t xml:space="preserve"> </w:t>
-      </w:r>
-      <w:r>
-        <w:t xml:space="preserve">29.04 09:00 (в истории 29.04 00:00); в городе при части seed условие не наступает — тогда</w:t>
-      </w:r>
-      <w:r>
-        <w:t xml:space="preserve"> </w:t>
-      </w:r>
-      <w:r>
-        <w:t xml:space="preserve">решает модель-Ставка. Линии, изданные в игре (</w:t>
-      </w:r>
-      <w:r>
-        <w:rPr>
-          <w:rStyle w:val="VerbatimChar"/>
-        </w:rPr>
-        <w:t xml:space="preserve">SimState.boundaries</w:t>
-      </w:r>
-      <w:r>
-        <w:t xml:space="preserve">: директивы модели-Ставки</w:t>
-      </w:r>
-      <w:r>
-        <w:t xml:space="preserve"> </w:t>
-      </w:r>
-      <w:r>
-        <w:t xml:space="preserve">между фронтами и распоряжения игрока между армиями), делят полосы так же; линии армий — на</w:t>
-      </w:r>
-      <w:r>
-        <w:t xml:space="preserve"> </w:t>
-      </w:r>
-      <w:r>
-        <w:t xml:space="preserve">уровне армий одного фронта, множители выбора пути фронта и армии перемножаются. Вступление</w:t>
-      </w:r>
-      <w:r>
-        <w:t xml:space="preserve"> </w:t>
-      </w:r>
-      <w:r>
-        <w:t xml:space="preserve">линии в силу пишется в журнал хода.</w:t>
-      </w:r>
-    </w:p>
-    <w:p>
-      <w:pPr>
-        <w:pStyle w:val="BodyText"/>
-      </w:pPr>
-      <w:r>
-        <w:rPr>
-          <w:bCs/>
-          <w:b/>
-        </w:rPr>
-        <w:t xml:space="preserve">Почему в городе вес 0.</w:t>
-      </w:r>
-      <w:r>
-        <w:t xml:space="preserve"> </w:t>
-      </w:r>
-      <w:r>
-        <w:t xml:space="preserve">В Берлине войска 1 УФ (3 гв. ТА) заходили в полосу 1 БФ — из-за этого</w:t>
-      </w:r>
-      <w:r>
-        <w:t xml:space="preserve"> </w:t>
-      </w:r>
-      <w:r>
-        <w:t xml:space="preserve">28.04 директивой № 11077 линию и передвинули. Штраф уводил их с исторических мест: пять</w:t>
-      </w:r>
-      <w:r>
-        <w:t xml:space="preserve"> </w:t>
-      </w:r>
-      <w:r>
-        <w:t xml:space="preserve">прогонов без штрафа — 84–92 % положений в допуске и 14 событий из 30, со штрафом — 77–90 % и 12</w:t>
-      </w:r>
-      <w:r>
-        <w:t xml:space="preserve"> </w:t>
-      </w:r>
-      <w:r>
-        <w:t xml:space="preserve">при меньшем числе ходов вне полосы (18 против 30). В операции штраф точности не меняет (доля в</w:t>
-      </w:r>
-      <w:r>
-        <w:t xml:space="preserve"> </w:t>
-      </w:r>
-      <w:r>
-        <w:t xml:space="preserve">допуске та же), событий в пределах двух суток — 46 против 44 из 55.</w:t>
-      </w:r>
-    </w:p>
-    <w:bookmarkEnd w:id="171"/>
-    <w:bookmarkEnd w:id="172"/>
-    <w:bookmarkStart w:id="173" w:name="Xc834ddbbc01d9c9472375bebf4a6d8b656dddf0"/>
-    <w:p>
-      <w:pPr>
-        <w:pStyle w:val="Heading2"/>
-      </w:pPr>
-      <w:r>
-        <w:t xml:space="preserve">20. Сравнение с историей</w:t>
-      </w:r>
-    </w:p>
-    <w:p>
-      <w:pPr>
-        <w:pStyle w:val="FirstParagraph"/>
-      </w:pPr>
-      <w:r>
-        <w:rPr>
-          <w:bCs/>
-          <w:b/>
-        </w:rPr>
-        <w:t xml:space="preserve">Положения.</w:t>
-      </w:r>
-      <w:r>
-        <w:t xml:space="preserve"> </w:t>
-      </w:r>
-      <w:r>
-        <w:t xml:space="preserve">Каждое историческое положение «за день» сравнивается с первым снимком расчёта</w:t>
-      </w:r>
-      <w:r>
-        <w:t xml:space="preserve"> </w:t>
-      </w:r>
-      <w:r>
-        <w:t xml:space="preserve">не раньше его времени. Отклонение — расстояние между расчётным и историческим положением.</w:t>
-      </w:r>
-      <w:r>
-        <w:t xml:space="preserve"> </w:t>
-      </w:r>
-      <w:r>
-        <w:rPr>
-          <w:bCs/>
-          <w:b/>
-        </w:rPr>
-        <w:t xml:space="preserve">Сверх неопределённости</w:t>
-      </w:r>
-      <w:r>
-        <w:t xml:space="preserve"> </w:t>
-      </w:r>
-      <w:r>
-        <w:t xml:space="preserve">— отклонение за вычетом радиуса</w:t>
-      </w:r>
-      <w:r>
-        <w:t xml:space="preserve"> </w:t>
-      </w:r>
-      <w:r>
-        <w:rPr>
-          <w:rStyle w:val="VerbatimChar"/>
-        </w:rPr>
-        <w:t xml:space="preserve">approx_km</w:t>
-      </w:r>
-      <w:r>
-        <w:t xml:space="preserve"> </w:t>
-      </w:r>
-      <w:r>
-        <w:t xml:space="preserve">исторической записи.</w:t>
-      </w:r>
-      <w:r>
-        <w:t xml:space="preserve"> </w:t>
-      </w:r>
-      <w:r>
-        <w:t xml:space="preserve">Положение считается</w:t>
-      </w:r>
-      <w:r>
-        <w:t xml:space="preserve"> </w:t>
-      </w:r>
-      <w:r>
-        <w:rPr>
-          <w:bCs/>
-          <w:b/>
-        </w:rPr>
-        <w:t xml:space="preserve">в допуске</w:t>
-      </w:r>
-      <w:r>
-        <w:t xml:space="preserve">, если превышение не больше 10 км (в городе — 2 км).</w:t>
-      </w:r>
-    </w:p>
-    <w:p>
-      <w:pPr>
-        <w:pStyle w:val="BodyText"/>
-      </w:pPr>
-      <w:r>
-        <w:rPr>
-          <w:bCs/>
-          <w:b/>
-        </w:rPr>
-        <w:t xml:space="preserve">События.</w:t>
-      </w:r>
-      <w:r>
-        <w:t xml:space="preserve"> </w:t>
-      </w:r>
-      <w:r>
-        <w:t xml:space="preserve">Проверяются ключевые события с датой:</w:t>
-      </w:r>
-    </w:p>
-    <w:tbl>
-      <w:tblPr>
-        <w:tblStyle w:val="Table"/>
-        <w:tblW w:type="auto" w:w="0"/>
-        <w:tblLook w:firstRow="1" w:lastRow="0" w:firstColumn="0" w:lastColumn="0" w:noHBand="0" w:noVBand="0" w:val="0020"/>
-        <w:jc w:val="start"/>
-      </w:tblPr>
-      <w:tblGrid>
-        <w:gridCol w:w="3960"/>
-        <w:gridCol w:w="3960"/>
-      </w:tblGrid>
-      <w:tr>
-        <w:trPr>
-          <w:tblHeader w:val="true"/>
-        </w:trPr>
-        <w:tc>
-          <w:tcPr/>
-          <w:p>
-            <w:pPr>
-              <w:pStyle w:val="Compact"/>
-              <w:jc w:val="left"/>
-            </w:pPr>
-            <w:r>
-              <w:t xml:space="preserve">Вид</w:t>
-            </w:r>
-          </w:p>
-        </w:tc>
-        <w:tc>
-          <w:tcPr/>
-          <w:p>
-            <w:pPr>
-              <w:pStyle w:val="Compact"/>
-              <w:jc w:val="left"/>
-            </w:pPr>
-            <w:r>
-              <w:t xml:space="preserve">Когда считается случившимся</w:t>
-            </w:r>
-          </w:p>
-        </w:tc>
-      </w:tr>
-      <w:tr>
-        <w:tc>
-          <w:tcPr/>
-          <w:p>
-            <w:pPr>
-              <w:pStyle w:val="Compact"/>
-              <w:jc w:val="left"/>
-            </w:pPr>
-            <w:r>
-              <w:t xml:space="preserve">выход к пункту</w:t>
-            </w:r>
-          </w:p>
-        </w:tc>
-        <w:tc>
-          <w:tcPr/>
-          <w:p>
-            <w:pPr>
-              <w:pStyle w:val="Compact"/>
-              <w:jc w:val="left"/>
-            </w:pPr>
-            <w:r>
-              <w:t xml:space="preserve">войска стороны в радиусе пункта; для «город взят» — и нет боеспособных частей противника в том же радиусе</w:t>
-            </w:r>
-          </w:p>
-        </w:tc>
-      </w:tr>
-      <w:tr>
-        <w:tc>
-          <w:tcPr/>
-          <w:p>
-            <w:pPr>
-              <w:pStyle w:val="Compact"/>
-              <w:jc w:val="left"/>
-            </w:pPr>
-            <w:r>
-              <w:t xml:space="preserve">окружение</w:t>
-            </w:r>
-          </w:p>
-        </w:tc>
-        <w:tc>
-          <w:tcPr/>
-          <w:p>
-            <w:pPr>
-              <w:pStyle w:val="Compact"/>
-              <w:jc w:val="left"/>
-            </w:pPr>
-            <w:r>
-              <w:t xml:space="preserve">хотя бы одно из перечисленных формирований отрезано (или уничтожено)</w:t>
-            </w:r>
-          </w:p>
-        </w:tc>
-      </w:tr>
-      <w:tr>
-        <w:tc>
-          <w:tcPr/>
-          <w:p>
-            <w:pPr>
-              <w:pStyle w:val="Compact"/>
-              <w:jc w:val="left"/>
-            </w:pPr>
-            <w:r>
-              <w:t xml:space="preserve">встреча</w:t>
-            </w:r>
-          </w:p>
-        </w:tc>
-        <w:tc>
-          <w:tcPr/>
-          <w:p>
-            <w:pPr>
-              <w:pStyle w:val="Compact"/>
-              <w:jc w:val="left"/>
-            </w:pPr>
-            <w:r>
-              <w:t xml:space="preserve">все перечисленные формирования в радиусе пункта</w:t>
-            </w:r>
-          </w:p>
-        </w:tc>
-      </w:tr>
-    </w:tbl>
-    <w:p>
-      <w:pPr>
-        <w:pStyle w:val="BodyText"/>
-      </w:pPr>
-      <w:r>
-        <w:t xml:space="preserve">Событие не может случиться до начала сценария. Событию можно назначить</w:t>
-      </w:r>
-      <w:r>
-        <w:t xml:space="preserve"> </w:t>
-      </w:r>
-      <w:r>
-        <w:rPr>
-          <w:bCs/>
-          <w:b/>
-        </w:rPr>
-        <w:t xml:space="preserve">отметку на карте</w:t>
-      </w:r>
-      <w:r>
-        <w:t xml:space="preserve">:</w:t>
-      </w:r>
-      <w:r>
-        <w:t xml:space="preserve"> </w:t>
-      </w:r>
-      <w:r>
-        <w:t xml:space="preserve">так, взятие Рейхстага ставит Знамя Победы в момент события в расчёте и бледное знамя — на</w:t>
-      </w:r>
-      <w:r>
-        <w:t xml:space="preserve"> </w:t>
-      </w:r>
-      <w:r>
-        <w:t xml:space="preserve">историческое время (30.04, 22:40 по советским донесениям).</w:t>
-      </w:r>
-    </w:p>
-    <w:p>
-      <w:pPr>
-        <w:pStyle w:val="BodyText"/>
-      </w:pPr>
-      <w:r>
-        <w:rPr>
-          <w:bCs/>
-          <w:b/>
-        </w:rPr>
-        <w:t xml:space="preserve">Отчёт</w:t>
-      </w:r>
-      <w:r>
-        <w:t xml:space="preserve"> </w:t>
-      </w:r>
-      <w:r>
-        <w:t xml:space="preserve">(</w:t>
-      </w:r>
-      <w:r>
-        <w:rPr>
-          <w:rStyle w:val="VerbatimChar"/>
-        </w:rPr>
-        <w:t xml:space="preserve">report.md</w:t>
-      </w:r>
-      <w:r>
-        <w:t xml:space="preserve">) содержит: события (история / расчёт / расхождение в сутках);</w:t>
-      </w:r>
-      <w:r>
-        <w:t xml:space="preserve"> </w:t>
-      </w:r>
-      <w:r>
-        <w:t xml:space="preserve">разграничительные линии по директивам и выходы в полосу соседа; отклонения по дням и по</w:t>
-      </w:r>
-      <w:r>
-        <w:t xml:space="preserve"> </w:t>
-      </w:r>
-      <w:r>
-        <w:t xml:space="preserve">формированиям; наибольшие расхождения с историческим местом, источником</w:t>
-      </w:r>
-      <w:r>
-        <w:t xml:space="preserve"> </w:t>
-      </w:r>
-      <w:r>
-        <w:t xml:space="preserve">и достоверностью; журнал боёв с факторами; разброс по прогонам.</w:t>
-      </w:r>
-    </w:p>
-    <w:bookmarkEnd w:id="173"/>
-    <w:bookmarkStart w:id="174" w:name="X98231789ea3abd37e5a86e65e53847c8d79952a"/>
-    <w:p>
-      <w:pPr>
-        <w:pStyle w:val="Heading2"/>
-      </w:pPr>
-      <w:r>
-        <w:t xml:space="preserve">21. Калибровка</w:t>
-      </w:r>
-    </w:p>
-    <w:p>
-      <w:pPr>
-        <w:pStyle w:val="FirstParagraph"/>
-      </w:pPr>
-      <w:r>
-        <w:rPr>
-          <w:bCs/>
-          <w:b/>
-        </w:rPr>
-        <w:t xml:space="preserve">Что подбирается.</w:t>
-      </w:r>
-      <w:r>
-        <w:t xml:space="preserve"> </w:t>
-      </w:r>
-      <w:r>
-        <w:t xml:space="preserve">11 множителей к исходным правилам:</w:t>
-      </w:r>
-    </w:p>
-    <w:tbl>
-      <w:tblPr>
-        <w:tblStyle w:val="Table"/>
-        <w:tblW w:type="auto" w:w="0"/>
-        <w:tblLook w:firstRow="1" w:lastRow="0" w:firstColumn="0" w:lastColumn="0" w:noHBand="0" w:noVBand="0" w:val="0020"/>
-        <w:jc w:val="start"/>
-      </w:tblPr>
-      <w:tblGrid>
-        <w:gridCol w:w="2640"/>
-        <w:gridCol w:w="2640"/>
-        <w:gridCol w:w="2640"/>
-      </w:tblGrid>
-      <w:tr>
-        <w:trPr>
-          <w:tblHeader w:val="true"/>
-        </w:trPr>
-        <w:tc>
-          <w:tcPr/>
-          <w:p>
-            <w:pPr>
-              <w:pStyle w:val="Compact"/>
-              <w:jc w:val="left"/>
-            </w:pPr>
-            <w:r>
-              <w:t xml:space="preserve">Параметр</w:t>
-            </w:r>
-          </w:p>
-        </w:tc>
-        <w:tc>
-          <w:tcPr/>
-          <w:p>
-            <w:pPr>
-              <w:pStyle w:val="Compact"/>
-              <w:jc w:val="left"/>
-            </w:pPr>
-            <w:r>
-              <w:t xml:space="preserve">Границы поиска</w:t>
-            </w:r>
-          </w:p>
-        </w:tc>
-        <w:tc>
-          <w:tcPr/>
-          <w:p>
-            <w:pPr>
-              <w:pStyle w:val="Compact"/>
-              <w:jc w:val="left"/>
-            </w:pPr>
-            <w:r>
-              <w:t xml:space="preserve">Итог</w:t>
-            </w:r>
-          </w:p>
-        </w:tc>
-      </w:tr>
-      <w:tr>
-        <w:tc>
-          <w:tcPr/>
-          <w:p>
-            <w:pPr>
-              <w:pStyle w:val="Compact"/>
-              <w:jc w:val="left"/>
-            </w:pPr>
-            <w:r>
-              <w:t xml:space="preserve">темп продвижения (вся таблица)</w:t>
-            </w:r>
-          </w:p>
-        </w:tc>
-        <w:tc>
-          <w:tcPr/>
-          <w:p>
-            <w:pPr>
-              <w:pStyle w:val="Compact"/>
-              <w:jc w:val="left"/>
-            </w:pPr>
-            <w:r>
-              <w:t xml:space="preserve">×0,3…1,6</w:t>
-            </w:r>
-          </w:p>
-        </w:tc>
-        <w:tc>
-          <w:tcPr/>
-          <w:p>
-            <w:pPr>
-              <w:pStyle w:val="Compact"/>
-              <w:jc w:val="left"/>
-            </w:pPr>
-            <w:r>
-              <w:t xml:space="preserve">×1,16</w:t>
-            </w:r>
-          </w:p>
-        </w:tc>
-      </w:tr>
-      <w:tr>
-        <w:tc>
-          <w:tcPr/>
-          <w:p>
-            <w:pPr>
-              <w:pStyle w:val="Compact"/>
-              <w:jc w:val="left"/>
-            </w:pPr>
-            <w:r>
-              <w:t xml:space="preserve">потери наступающих</w:t>
-            </w:r>
-          </w:p>
-        </w:tc>
-        <w:tc>
-          <w:tcPr/>
-          <w:p>
-            <w:pPr>
-              <w:pStyle w:val="Compact"/>
-              <w:jc w:val="left"/>
-            </w:pPr>
-            <w:r>
-              <w:t xml:space="preserve">×0,5…2</w:t>
-            </w:r>
-          </w:p>
-        </w:tc>
-        <w:tc>
-          <w:tcPr/>
-          <w:p>
-            <w:pPr>
-              <w:pStyle w:val="Compact"/>
-              <w:jc w:val="left"/>
-            </w:pPr>
-            <w:r>
-              <w:t xml:space="preserve">×1,42</w:t>
-            </w:r>
-          </w:p>
-        </w:tc>
-      </w:tr>
-      <w:tr>
-        <w:tc>
-          <w:tcPr/>
-          <w:p>
-            <w:pPr>
-              <w:pStyle w:val="Compact"/>
-              <w:jc w:val="left"/>
-            </w:pPr>
-            <w:r>
-              <w:t xml:space="preserve">потери обороняющихся</w:t>
-            </w:r>
-          </w:p>
-        </w:tc>
-        <w:tc>
-          <w:tcPr/>
-          <w:p>
-            <w:pPr>
-              <w:pStyle w:val="Compact"/>
-              <w:jc w:val="left"/>
-            </w:pPr>
-            <w:r>
-              <w:t xml:space="preserve">×0,5…2</w:t>
-            </w:r>
-          </w:p>
-        </w:tc>
-        <w:tc>
-          <w:tcPr/>
-          <w:p>
-            <w:pPr>
-              <w:pStyle w:val="Compact"/>
-              <w:jc w:val="left"/>
-            </w:pPr>
-            <w:r>
-              <w:t xml:space="preserve">×1,12</w:t>
-            </w:r>
-          </w:p>
-        </w:tc>
-      </w:tr>
-      <w:tr>
-        <w:tc>
-          <w:tcPr/>
-          <w:p>
-            <w:pPr>
-              <w:pStyle w:val="Compact"/>
-              <w:jc w:val="left"/>
-            </w:pPr>
-            <w:r>
-              <w:t xml:space="preserve">подготовленная оборона</w:t>
-            </w:r>
-          </w:p>
-        </w:tc>
-        <w:tc>
-          <w:tcPr/>
-          <w:p>
-            <w:pPr>
-              <w:pStyle w:val="Compact"/>
-              <w:jc w:val="left"/>
-            </w:pPr>
-            <w:r>
-              <w:t xml:space="preserve">1,0…2,2</w:t>
-            </w:r>
-          </w:p>
-        </w:tc>
-        <w:tc>
-          <w:tcPr/>
-          <w:p>
-            <w:pPr>
-              <w:pStyle w:val="Compact"/>
-              <w:jc w:val="left"/>
-            </w:pPr>
-            <w:r>
-              <w:t xml:space="preserve">1,66</w:t>
-            </w:r>
-          </w:p>
-        </w:tc>
-      </w:tr>
-      <w:tr>
-        <w:tc>
-          <w:tcPr/>
-          <w:p>
-            <w:pPr>
-              <w:pStyle w:val="Compact"/>
-              <w:jc w:val="left"/>
-            </w:pPr>
-            <w:r>
-              <w:t xml:space="preserve">укрепления, за уровень</w:t>
-            </w:r>
-          </w:p>
-        </w:tc>
-        <w:tc>
-          <w:tcPr/>
-          <w:p>
-            <w:pPr>
-              <w:pStyle w:val="Compact"/>
-              <w:jc w:val="left"/>
-            </w:pPr>
-            <w:r>
-              <w:t xml:space="preserve">0…0,8</w:t>
-            </w:r>
-          </w:p>
-        </w:tc>
-        <w:tc>
-          <w:tcPr/>
-          <w:p>
-            <w:pPr>
-              <w:pStyle w:val="Compact"/>
-              <w:jc w:val="left"/>
-            </w:pPr>
-            <w:r>
-              <w:t xml:space="preserve">0,32</w:t>
-            </w:r>
-          </w:p>
-        </w:tc>
-      </w:tr>
-      <w:tr>
-        <w:tc>
-          <w:tcPr/>
-          <w:p>
-            <w:pPr>
-              <w:pStyle w:val="Compact"/>
-              <w:jc w:val="left"/>
-            </w:pPr>
-            <w:r>
-              <w:t xml:space="preserve">показатель местности (поправки обороны в степени)</w:t>
-            </w:r>
-          </w:p>
-        </w:tc>
-        <w:tc>
-          <w:tcPr/>
-          <w:p>
-            <w:pPr>
-              <w:pStyle w:val="Compact"/>
-              <w:jc w:val="left"/>
-            </w:pPr>
-            <w:r>
-              <w:t xml:space="preserve">0,5…2,5</w:t>
-            </w:r>
-          </w:p>
-        </w:tc>
-        <w:tc>
-          <w:tcPr/>
-          <w:p>
-            <w:pPr>
-              <w:pStyle w:val="Compact"/>
-              <w:jc w:val="left"/>
-            </w:pPr>
-            <w:r>
-              <w:t xml:space="preserve">1,15</w:t>
-            </w:r>
-          </w:p>
-        </w:tc>
-      </w:tr>
-      <w:tr>
-        <w:tc>
-          <w:tcPr/>
-          <w:p>
-            <w:pPr>
-              <w:pStyle w:val="Compact"/>
-              <w:jc w:val="left"/>
-            </w:pPr>
-            <w:r>
-              <w:t xml:space="preserve">скорость движения</w:t>
-            </w:r>
-          </w:p>
-        </w:tc>
-        <w:tc>
-          <w:tcPr/>
-          <w:p>
-            <w:pPr>
-              <w:pStyle w:val="Compact"/>
-              <w:jc w:val="left"/>
-            </w:pPr>
-            <w:r>
-              <w:t xml:space="preserve">×0,4…1,2</w:t>
-            </w:r>
-          </w:p>
-        </w:tc>
-        <w:tc>
-          <w:tcPr/>
-          <w:p>
-            <w:pPr>
-              <w:pStyle w:val="Compact"/>
-              <w:jc w:val="left"/>
-            </w:pPr>
-            <w:r>
-              <w:t xml:space="preserve">×1,09</w:t>
-            </w:r>
-          </w:p>
-        </w:tc>
-      </w:tr>
-      <w:tr>
-        <w:tc>
-          <w:tcPr/>
-          <w:p>
-            <w:pPr>
-              <w:pStyle w:val="Compact"/>
-              <w:jc w:val="left"/>
-            </w:pPr>
-            <w:r>
-              <w:t xml:space="preserve">темп в застройке</w:t>
-            </w:r>
-          </w:p>
-        </w:tc>
-        <w:tc>
-          <w:tcPr/>
-          <w:p>
-            <w:pPr>
-              <w:pStyle w:val="Compact"/>
-              <w:jc w:val="left"/>
-            </w:pPr>
-            <w:r>
-              <w:t xml:space="preserve">0,05…0,6</w:t>
-            </w:r>
-          </w:p>
-        </w:tc>
-        <w:tc>
-          <w:tcPr/>
-          <w:p>
-            <w:pPr>
-              <w:pStyle w:val="Compact"/>
-              <w:jc w:val="left"/>
-            </w:pPr>
-            <w:r>
-              <w:t xml:space="preserve">0,47</w:t>
-            </w:r>
-          </w:p>
-        </w:tc>
-      </w:tr>
-      <w:tr>
-        <w:tc>
-          <w:tcPr/>
-          <w:p>
-            <w:pPr>
-              <w:pStyle w:val="Compact"/>
-              <w:jc w:val="left"/>
-            </w:pPr>
-            <w:r>
-              <w:t xml:space="preserve">предел темпа в полосе</w:t>
-            </w:r>
-          </w:p>
-        </w:tc>
-        <w:tc>
-          <w:tcPr/>
-          <w:p>
-            <w:pPr>
-              <w:pStyle w:val="Compact"/>
-              <w:jc w:val="left"/>
-            </w:pPr>
-            <w:r>
-              <w:t xml:space="preserve">×0,4…2</w:t>
-            </w:r>
-          </w:p>
-        </w:tc>
-        <w:tc>
-          <w:tcPr/>
-          <w:p>
-            <w:pPr>
-              <w:pStyle w:val="Compact"/>
-              <w:jc w:val="left"/>
-            </w:pPr>
-            <w:r>
-              <w:t xml:space="preserve">×1,83</w:t>
-            </w:r>
-          </w:p>
-        </w:tc>
-      </w:tr>
-      <w:tr>
-        <w:tc>
-          <w:tcPr/>
-          <w:p>
-            <w:pPr>
-              <w:pStyle w:val="Compact"/>
-              <w:jc w:val="left"/>
-            </w:pPr>
-            <w:r>
-              <w:t xml:space="preserve">темп по чужой территории, пешие, км/сут</w:t>
-            </w:r>
-          </w:p>
-        </w:tc>
-        <w:tc>
-          <w:tcPr/>
-          <w:p>
-            <w:pPr>
-              <w:pStyle w:val="Compact"/>
-              <w:jc w:val="left"/>
-            </w:pPr>
-            <w:r>
-              <w:t xml:space="preserve">10…80</w:t>
-            </w:r>
-          </w:p>
-        </w:tc>
-        <w:tc>
-          <w:tcPr/>
-          <w:p>
-            <w:pPr>
-              <w:pStyle w:val="Compact"/>
-              <w:jc w:val="left"/>
-            </w:pPr>
-            <w:r>
-              <w:t xml:space="preserve">42,6</w:t>
-            </w:r>
-          </w:p>
-        </w:tc>
-      </w:tr>
-      <w:tr>
-        <w:tc>
-          <w:tcPr/>
-          <w:p>
-            <w:pPr>
-              <w:pStyle w:val="Compact"/>
-              <w:jc w:val="left"/>
-            </w:pPr>
-            <w:r>
-              <w:t xml:space="preserve">то же, техника</w:t>
-            </w:r>
-          </w:p>
-        </w:tc>
-        <w:tc>
-          <w:tcPr/>
-          <w:p>
-            <w:pPr>
-              <w:pStyle w:val="Compact"/>
-              <w:jc w:val="left"/>
-            </w:pPr>
-            <w:r>
-              <w:t xml:space="preserve">15…150</w:t>
-            </w:r>
-          </w:p>
-        </w:tc>
-        <w:tc>
-          <w:tcPr/>
-          <w:p>
-            <w:pPr>
-              <w:pStyle w:val="Compact"/>
-              <w:jc w:val="left"/>
-            </w:pPr>
-            <w:r>
-              <w:t xml:space="preserve">136</w:t>
-            </w:r>
-          </w:p>
-        </w:tc>
-      </w:tr>
-    </w:tbl>
-    <w:p>
-      <w:pPr>
-        <w:pStyle w:val="BodyText"/>
-      </w:pPr>
-      <w:r>
-        <w:rPr>
-          <w:bCs/>
-          <w:b/>
-        </w:rPr>
-        <w:t xml:space="preserve">Мерило:</w:t>
-      </w:r>
-    </w:p>
-    <w:p>
-      <w:pPr>
-        <w:pStyle w:val="SourceCode"/>
-      </w:pPr>
-      <w:r>
-        <w:rPr>
-          <w:rStyle w:val="VerbatimChar"/>
-        </w:rPr>
-        <w:t xml:space="preserve">мерило = среднее превышение отклонения положений над неопределённостью (каждое — не больше 50 км)</w:t>
-      </w:r>
-      <w:r>
-        <w:br/>
-      </w:r>
-      <w:r>
-        <w:rPr>
-          <w:rStyle w:val="VerbatimChar"/>
-        </w:rPr>
-        <w:t xml:space="preserve">       + 3 × средняя ошибка дат событий (сут; не случилось — 6 сут)</w:t>
-      </w:r>
-    </w:p>
-    <w:p>
-      <w:pPr>
-        <w:pStyle w:val="FirstParagraph"/>
-      </w:pPr>
-      <w:r>
-        <w:rPr>
-          <w:bCs/>
-          <w:b/>
-        </w:rPr>
-        <w:t xml:space="preserve">Обучение и проверка.</w:t>
-      </w:r>
-      <w:r>
-        <w:t xml:space="preserve"> </w:t>
-      </w:r>
-      <w:r>
-        <w:t xml:space="preserve">Подбор идёт только по положениям и событиям</w:t>
-      </w:r>
-      <w:r>
-        <w:t xml:space="preserve"> </w:t>
-      </w:r>
-      <w:r>
-        <w:rPr>
-          <w:bCs/>
-          <w:b/>
-        </w:rPr>
-        <w:t xml:space="preserve">до 25.04 включительно</w:t>
-      </w:r>
-      <w:r>
-        <w:t xml:space="preserve">;</w:t>
-      </w:r>
-      <w:r>
-        <w:t xml:space="preserve"> </w:t>
-      </w:r>
-      <w:r>
-        <w:t xml:space="preserve">дни после 25.04 — проверка: по ним видно, не подогнана ли модель под конкретные числа. Поиск:</w:t>
-      </w:r>
-      <w:r>
-        <w:t xml:space="preserve"> </w:t>
-      </w:r>
-      <w:r>
-        <w:t xml:space="preserve">40 % вычислений — случайные точки по всему диапазону, затем уточнение вокруг лучшей точки с</w:t>
-      </w:r>
-      <w:r>
-        <w:t xml:space="preserve"> </w:t>
-      </w:r>
-      <w:r>
-        <w:t xml:space="preserve">уменьшающимся шагом; каждая точка оценивается по двум прогонам (seed 101, 102). 200 вычислений</w:t>
-      </w:r>
-      <w:r>
-        <w:t xml:space="preserve"> </w:t>
-      </w:r>
-      <w:r>
-        <w:t xml:space="preserve">занимают около 11 минут.</w:t>
-      </w:r>
-    </w:p>
-    <w:p>
-      <w:pPr>
-        <w:pStyle w:val="BodyText"/>
-      </w:pPr>
-      <w:r>
-        <w:rPr>
-          <w:bCs/>
-          <w:b/>
-        </w:rPr>
-        <w:t xml:space="preserve">Итог:</w:t>
-      </w:r>
-      <w:r>
-        <w:t xml:space="preserve"> </w:t>
-      </w:r>
-      <w:r>
-        <w:t xml:space="preserve">обучение — превышение 9,6 → 5,2 км, ошибка дат событий 3,25 → 0,75 сут;</w:t>
-      </w:r>
-      <w:r>
-        <w:t xml:space="preserve"> </w:t>
-      </w:r>
-      <w:r>
-        <w:t xml:space="preserve">проверка — 6,8 → 4,4 км.</w:t>
-      </w:r>
-    </w:p>
-    <w:p>
-      <w:pPr>
-        <w:pStyle w:val="BodyText"/>
-      </w:pPr>
-      <w:r>
-        <w:rPr>
-          <w:bCs/>
-          <w:b/>
-        </w:rPr>
-        <w:t xml:space="preserve">Выбор между двумя калибровками.</w:t>
-      </w:r>
-      <w:r>
-        <w:t xml:space="preserve"> </w:t>
-      </w:r>
-      <w:r>
-        <w:t xml:space="preserve">После последних исправлений движка калибровка была</w:t>
-      </w:r>
-      <w:r>
-        <w:t xml:space="preserve"> </w:t>
-      </w:r>
-      <w:r>
-        <w:t xml:space="preserve">повторена; новые правила дали на пяти прогонах 48 событий из 55 в пределах двух суток против 50</w:t>
-      </w:r>
-      <w:r>
-        <w:t xml:space="preserve"> </w:t>
-      </w:r>
-      <w:r>
-        <w:t xml:space="preserve">у прежних, и прежние оставлены. Этот выбор сделан по всем событиям, включая проверочные, —</w:t>
-      </w:r>
-      <w:r>
-        <w:t xml:space="preserve"> </w:t>
-      </w:r>
-      <w:r>
-        <w:t xml:space="preserve">поэтому проверка здесь уже не вполне независима. Независимая проверка — контрольная операция</w:t>
-      </w:r>
-      <w:r>
-        <w:t xml:space="preserve"> </w:t>
-      </w:r>
-      <w:r>
-        <w:t xml:space="preserve">(раздел 22).</w:t>
-      </w:r>
-    </w:p>
-    <w:p>
-      <w:pPr>
-        <w:pStyle w:val="BodyText"/>
-      </w:pPr>
-      <w:r>
-        <w:rPr>
-          <w:bCs/>
-          <w:b/>
-        </w:rPr>
-        <w:t xml:space="preserve">Анализ чувствительности.</w:t>
-      </w:r>
-      <w:r>
-        <w:t xml:space="preserve"> </w:t>
-      </w:r>
-      <w:r>
-        <w:t xml:space="preserve">Какие из 11 множителей вообще влияют на сходство с историей и насколько</w:t>
-      </w:r>
-      <w:r>
-        <w:t xml:space="preserve"> </w:t>
-      </w:r>
-      <w:r>
-        <w:t xml:space="preserve">сильнее шума от seed, показывает</w:t>
-      </w:r>
-      <w:r>
-        <w:t xml:space="preserve"> </w:t>
-      </w:r>
-      <w:r>
-        <w:rPr>
-          <w:rStyle w:val="VerbatimChar"/>
-        </w:rPr>
-        <w:t xml:space="preserve">npm run sim:sensitivity</w:t>
-      </w:r>
-      <w:r>
-        <w:t xml:space="preserve">. Глобальный скрининг Морриса: траектории</w:t>
-      </w:r>
-      <w:r>
-        <w:t xml:space="preserve"> </w:t>
-      </w:r>
-      <w:r>
-        <w:t xml:space="preserve">по сетке в границах подбора калибровки, для каждого множителя — среднее абсолютное влияние μ*</w:t>
-      </w:r>
-      <w:r>
-        <w:t xml:space="preserve"> </w:t>
-      </w:r>
-      <w:r>
-        <w:t xml:space="preserve">(изменение показателя при сдвиге множителя на весь диапазон) и разброс σ (велик — влияние</w:t>
-      </w:r>
-      <w:r>
-        <w:t xml:space="preserve"> </w:t>
-      </w:r>
-      <w:r>
-        <w:t xml:space="preserve">нелинейно или зависит от остальных множителей). Локально — отклонения ±20 % от откалиброванных</w:t>
-      </w:r>
-      <w:r>
-        <w:t xml:space="preserve"> </w:t>
-      </w:r>
-      <w:r>
-        <w:t xml:space="preserve">значений. Показатели: доля положений в допуске, медиана превышения, доля событий в пределах двух</w:t>
-      </w:r>
-      <w:r>
-        <w:t xml:space="preserve"> </w:t>
-      </w:r>
-      <w:r>
-        <w:t xml:space="preserve">суток, ошибка дат и мерило калибровки. Шум — тот же набор правил на пяти seed; все точки считаются</w:t>
-      </w:r>
-      <w:r>
-        <w:t xml:space="preserve"> </w:t>
-      </w:r>
-      <w:r>
-        <w:t xml:space="preserve">на одних и тех же seed, поэтому разности точек точнее разброса между seed. Результат —</w:t>
-      </w:r>
-      <w:r>
-        <w:t xml:space="preserve"> </w:t>
-      </w:r>
-      <w:r>
-        <w:rPr>
-          <w:rStyle w:val="VerbatimChar"/>
-        </w:rPr>
-        <w:t xml:space="preserve">evals-out/sensitivity/report.md</w:t>
-      </w:r>
-      <w:r>
-        <w:t xml:space="preserve"> </w:t>
-      </w:r>
-      <w:r>
-        <w:t xml:space="preserve">(</w:t>
-      </w:r>
-      <w:r>
-        <w:rPr>
-          <w:rStyle w:val="VerbatimChar"/>
-        </w:rPr>
-        <w:t xml:space="preserve">--part morris</w:t>
-      </w:r>
-      <w:r>
-        <w:t xml:space="preserve">,</w:t>
-      </w:r>
-      <w:r>
-        <w:t xml:space="preserve"> </w:t>
-      </w:r>
-      <w:r>
-        <w:rPr>
-          <w:rStyle w:val="VerbatimChar"/>
-        </w:rPr>
-        <w:t xml:space="preserve">--part local</w:t>
-      </w:r>
-      <w:r>
-        <w:t xml:space="preserve"> </w:t>
-      </w:r>
-      <w:r>
-        <w:t xml:space="preserve">на сценарий, затем</w:t>
-      </w:r>
-      <w:r>
-        <w:t xml:space="preserve"> </w:t>
-      </w:r>
-      <w:r>
-        <w:rPr>
-          <w:rStyle w:val="VerbatimChar"/>
-        </w:rPr>
-        <w:t xml:space="preserve">--report</w:t>
-      </w:r>
-      <w:r>
-        <w:t xml:space="preserve">);</w:t>
-      </w:r>
-      <w:r>
-        <w:t xml:space="preserve"> </w:t>
-      </w:r>
-      <w:r>
-        <w:rPr>
-          <w:rStyle w:val="VerbatimChar"/>
-        </w:rPr>
-        <w:t xml:space="preserve">--part scan --key … --values …</w:t>
-      </w:r>
-      <w:r>
-        <w:t xml:space="preserve"> </w:t>
-      </w:r>
-      <w:r>
-        <w:t xml:space="preserve">— один множитель по списку значений.</w:t>
-      </w:r>
-    </w:p>
-    <w:p>
-      <w:pPr>
-        <w:pStyle w:val="BodyText"/>
-      </w:pPr>
-      <w:r>
-        <w:rPr>
-          <w:bCs/>
-          <w:b/>
-        </w:rPr>
-        <w:t xml:space="preserve">Что показал анализ</w:t>
-      </w:r>
-      <w:r>
-        <w:t xml:space="preserve"> </w:t>
-      </w:r>
-      <w:r>
-        <w:t xml:space="preserve">(три сценария, 8 траекторий Морриса, 2 прогона на точку, шум — 5 seed):</w:t>
-      </w:r>
-    </w:p>
-    <w:p>
-      <w:pPr>
-        <w:numPr>
-          <w:ilvl w:val="0"/>
-          <w:numId w:val="1021"/>
-        </w:numPr>
-        <w:pStyle w:val="Compact"/>
-      </w:pPr>
-      <w:r>
-        <w:rPr>
-          <w:bCs/>
-          <w:b/>
-        </w:rPr>
-        <w:t xml:space="preserve">Положения почти не зависят от множителей.</w:t>
-      </w:r>
-      <w:r>
-        <w:t xml:space="preserve"> </w:t>
-      </w:r>
-      <w:r>
-        <w:t xml:space="preserve">Самый влиятельный множитель при сдвиге на весь</w:t>
-      </w:r>
-      <w:r>
-        <w:t xml:space="preserve"> </w:t>
-      </w:r>
-      <w:r>
-        <w:t xml:space="preserve">диапазон подбора меняет долю положений в допуске на 9 п. п. в Берлинской операции (темп</w:t>
-      </w:r>
-      <w:r>
-        <w:t xml:space="preserve"> </w:t>
-      </w:r>
-      <w:r>
-        <w:t xml:space="preserve">продвижения), на 22 п. п. в бое в Берлине (влияние местности) и на 21 п. п. в Висло-Одерской</w:t>
-      </w:r>
-      <w:r>
-        <w:t xml:space="preserve"> </w:t>
-      </w:r>
-      <w:r>
-        <w:t xml:space="preserve">(темп марша). Положения определяются прежде всего задачами и маршрутами, а не множителями.</w:t>
-      </w:r>
-    </w:p>
-    <w:p>
-      <w:pPr>
-        <w:numPr>
-          <w:ilvl w:val="0"/>
-          <w:numId w:val="1021"/>
-        </w:numPr>
-        <w:pStyle w:val="Compact"/>
-      </w:pPr>
-      <w:r>
-        <w:rPr>
-          <w:bCs/>
-          <w:b/>
-        </w:rPr>
-        <w:t xml:space="preserve">Берлинская операция — локальный оптимум.</w:t>
-      </w:r>
-      <w:r>
-        <w:t xml:space="preserve"> </w:t>
-      </w:r>
-      <w:r>
-        <w:t xml:space="preserve">При ±20 % от откалиброванных значений ни один</w:t>
-      </w:r>
-      <w:r>
-        <w:t xml:space="preserve"> </w:t>
-      </w:r>
-      <w:r>
-        <w:t xml:space="preserve">множитель не даёт эффекта выше шума (σ шума по положениям 3,2 п. п.): тонкая подстройка</w:t>
-      </w:r>
-      <w:r>
-        <w:t xml:space="preserve"> </w:t>
-      </w:r>
-      <w:r>
-        <w:t xml:space="preserve">бесполезна, дальнейший выигрыш — только от устройства модели. Глобально сильнее всего темп</w:t>
-      </w:r>
-      <w:r>
-        <w:t xml:space="preserve"> </w:t>
-      </w:r>
-      <w:r>
-        <w:t xml:space="preserve">продвижения (9,1 п. п.), прогрызание полос (5,9) и темп марша (5,6); слабее всего темп в</w:t>
-      </w:r>
-      <w:r>
-        <w:t xml:space="preserve"> </w:t>
-      </w:r>
-      <w:r>
-        <w:t xml:space="preserve">городе (0,9).</w:t>
-      </w:r>
-    </w:p>
-    <w:p>
-      <w:pPr>
-        <w:numPr>
-          <w:ilvl w:val="0"/>
-          <w:numId w:val="1021"/>
-        </w:numPr>
-        <w:pStyle w:val="Compact"/>
-      </w:pPr>
-      <w:r>
-        <w:rPr>
-          <w:bCs/>
-          <w:b/>
-        </w:rPr>
-        <w:t xml:space="preserve">Потери по положениям и датам не откалибровать.</w:t>
-      </w:r>
-      <w:r>
-        <w:t xml:space="preserve"> </w:t>
-      </w:r>
-      <w:r>
-        <w:t xml:space="preserve">Потери наступающего и обороняющегося меняют</w:t>
-      </w:r>
-      <w:r>
-        <w:t xml:space="preserve"> </w:t>
-      </w:r>
-      <w:r>
-        <w:t xml:space="preserve">положения всего на 2,6–2,7 п. п. на всём диапазоне подбора; их надо проверять по нормативам</w:t>
-      </w:r>
-      <w:r>
-        <w:t xml:space="preserve"> </w:t>
-      </w:r>
-      <w:r>
-        <w:t xml:space="preserve">потерь, а не по положениям.</w:t>
-      </w:r>
-    </w:p>
-    <w:p>
-      <w:pPr>
-        <w:numPr>
-          <w:ilvl w:val="0"/>
-          <w:numId w:val="1021"/>
-        </w:numPr>
-        <w:pStyle w:val="Compact"/>
-      </w:pPr>
-      <w:r>
-        <w:rPr>
-          <w:bCs/>
-          <w:b/>
-        </w:rPr>
-        <w:t xml:space="preserve">Бой в Берлине.</w:t>
-      </w:r>
-      <w:r>
-        <w:t xml:space="preserve"> </w:t>
-      </w:r>
-      <w:r>
-        <w:t xml:space="preserve">Доминирует влияние местности (21,8 п. п.; ±20 % — 10,6 п. п. при шуме</w:t>
-      </w:r>
-      <w:r>
-        <w:t xml:space="preserve"> </w:t>
-      </w:r>
-      <w:r>
-        <w:t xml:space="preserve">4,6) и темп в городе (9,6); прогрызание полос и темп по чужой территории не влияют. События в</w:t>
-      </w:r>
-      <w:r>
-        <w:t xml:space="preserve"> </w:t>
-      </w:r>
-      <w:r>
-        <w:t xml:space="preserve">этом сценарии (6 штук) слишком шумные (σ шума 24 п. п.) для выводов по ним.</w:t>
-      </w:r>
-    </w:p>
-    <w:p>
-      <w:pPr>
-        <w:numPr>
-          <w:ilvl w:val="0"/>
-          <w:numId w:val="1021"/>
-        </w:numPr>
-        <w:pStyle w:val="Compact"/>
-      </w:pPr>
-      <w:r>
-        <w:rPr>
-          <w:bCs/>
-          <w:b/>
-        </w:rPr>
-        <w:t xml:space="preserve">Висло-Одерская.</w:t>
-      </w:r>
-      <w:r>
-        <w:t xml:space="preserve"> </w:t>
-      </w:r>
-      <w:r>
-        <w:t xml:space="preserve">Заметен один множитель — темп марша: ±20 % меняет положения на 8,4 п. п.</w:t>
-      </w:r>
-      <w:r>
-        <w:t xml:space="preserve"> </w:t>
-      </w:r>
-      <w:r>
-        <w:t xml:space="preserve">при шуме 2,4 (втрое выше шума).</w:t>
-      </w:r>
-    </w:p>
-    <w:p>
-      <w:pPr>
-        <w:pStyle w:val="FirstParagraph"/>
-      </w:pPr>
-      <w:r>
-        <w:t xml:space="preserve">Скан темпа марша (множитель 1,09 — откалиброванное значение, верхняя граница подбора 1,2; пять</w:t>
-      </w:r>
-      <w:r>
-        <w:t xml:space="preserve"> </w:t>
-      </w:r>
-      <w:r>
-        <w:t xml:space="preserve">прогонов; положения в допуске / события в пределах двух суток):</w:t>
+        <w:t xml:space="preserve">выключен</w:t>
+      </w:r>
+      <w:r>
+        <w:t xml:space="preserve">: на трёх операциях он не меняет сходство с</w:t>
+      </w:r>
+      <w:r>
+        <w:t xml:space="preserve"> </w:t>
+      </w:r>
+      <w:r>
+        <w:t xml:space="preserve">историей (пять прогонов; положения в допуске / события в пределах двух суток / ошибка дат, сут):</w:t>
       </w:r>
     </w:p>
     <w:tbl>
@@ -18188,19 +16082,19 @@
               <w:jc w:val="left"/>
             </w:pPr>
             <w:r>
-              <w:t xml:space="preserve">Темп марша</w:t>
-            </w:r>
-          </w:p>
-        </w:tc>
-        <w:tc>
-          <w:tcPr/>
-          <w:p>
-            <w:pPr>
-              <w:pStyle w:val="Compact"/>
-              <w:jc w:val="left"/>
-            </w:pPr>
-            <w:r>
-              <w:t xml:space="preserve">Берлинская операция</w:t>
+              <w:t xml:space="preserve">Правила</w:t>
+            </w:r>
+          </w:p>
+        </w:tc>
+        <w:tc>
+          <w:tcPr/>
+          <w:p>
+            <w:pPr>
+              <w:pStyle w:val="Compact"/>
+              <w:jc w:val="left"/>
+            </w:pPr>
+            <w:r>
+              <w:t xml:space="preserve">Берлинская</w:t>
             </w:r>
           </w:p>
         </w:tc>
@@ -18224,307 +16118,207 @@
               <w:jc w:val="left"/>
             </w:pPr>
             <w:r>
-              <w:t xml:space="preserve">Висло-Одерская (контрольная)</w:t>
-            </w:r>
-          </w:p>
-        </w:tc>
-      </w:tr>
-      <w:tr>
-        <w:tc>
-          <w:tcPr/>
-          <w:p>
-            <w:pPr>
-              <w:pStyle w:val="Compact"/>
-              <w:jc w:val="left"/>
-            </w:pPr>
-            <w:r>
-              <w:t xml:space="preserve">0,9</w:t>
-            </w:r>
-          </w:p>
-        </w:tc>
-        <w:tc>
-          <w:tcPr/>
-          <w:p>
-            <w:pPr>
-              <w:pStyle w:val="Compact"/>
-              <w:jc w:val="left"/>
-            </w:pPr>
-            <w:r>
-              <w:t xml:space="preserve">79 % / 76 %</w:t>
-            </w:r>
-          </w:p>
-        </w:tc>
-        <w:tc>
-          <w:tcPr/>
-          <w:p>
-            <w:pPr>
-              <w:pStyle w:val="Compact"/>
-              <w:jc w:val="left"/>
-            </w:pPr>
-            <w:r>
-              <w:t xml:space="preserve">89 % / 43 %</w:t>
-            </w:r>
-          </w:p>
-        </w:tc>
-        <w:tc>
-          <w:tcPr/>
-          <w:p>
-            <w:pPr>
-              <w:pStyle w:val="Compact"/>
-              <w:jc w:val="left"/>
-            </w:pPr>
-            <w:r>
-              <w:t xml:space="preserve">47 % / 29 %</w:t>
-            </w:r>
-          </w:p>
-        </w:tc>
-      </w:tr>
-      <w:tr>
-        <w:tc>
-          <w:tcPr/>
-          <w:p>
-            <w:pPr>
-              <w:pStyle w:val="Compact"/>
-              <w:jc w:val="left"/>
-            </w:pPr>
-            <w:r>
-              <w:t xml:space="preserve">1,09</w:t>
-            </w:r>
-          </w:p>
-        </w:tc>
-        <w:tc>
-          <w:tcPr/>
-          <w:p>
-            <w:pPr>
-              <w:pStyle w:val="Compact"/>
-              <w:jc w:val="left"/>
-            </w:pPr>
-            <w:r>
-              <w:t xml:space="preserve">80 % / 84 %</w:t>
-            </w:r>
-          </w:p>
-        </w:tc>
-        <w:tc>
-          <w:tcPr/>
-          <w:p>
-            <w:pPr>
-              <w:pStyle w:val="Compact"/>
-              <w:jc w:val="left"/>
-            </w:pPr>
-            <w:r>
-              <w:t xml:space="preserve">89 % / 37 %</w:t>
-            </w:r>
-          </w:p>
-        </w:tc>
-        <w:tc>
-          <w:tcPr/>
-          <w:p>
-            <w:pPr>
-              <w:pStyle w:val="Compact"/>
-              <w:jc w:val="left"/>
-            </w:pPr>
-            <w:r>
-              <w:t xml:space="preserve">51 % / 29 %</w:t>
-            </w:r>
-          </w:p>
-        </w:tc>
-      </w:tr>
-      <w:tr>
-        <w:tc>
-          <w:tcPr/>
-          <w:p>
-            <w:pPr>
-              <w:pStyle w:val="Compact"/>
-              <w:jc w:val="left"/>
-            </w:pPr>
-            <w:r>
-              <w:t xml:space="preserve">1,2</w:t>
-            </w:r>
-          </w:p>
-        </w:tc>
-        <w:tc>
-          <w:tcPr/>
-          <w:p>
-            <w:pPr>
-              <w:pStyle w:val="Compact"/>
-              <w:jc w:val="left"/>
-            </w:pPr>
-            <w:r>
-              <w:t xml:space="preserve">79 % / 87 %</w:t>
-            </w:r>
-          </w:p>
-        </w:tc>
-        <w:tc>
-          <w:tcPr/>
-          <w:p>
-            <w:pPr>
-              <w:pStyle w:val="Compact"/>
-              <w:jc w:val="left"/>
-            </w:pPr>
-            <w:r>
-              <w:t xml:space="preserve">81 % / 20 %</w:t>
-            </w:r>
-          </w:p>
-        </w:tc>
-        <w:tc>
-          <w:tcPr/>
-          <w:p>
-            <w:pPr>
-              <w:pStyle w:val="Compact"/>
-              <w:jc w:val="left"/>
-            </w:pPr>
-            <w:r>
-              <w:t xml:space="preserve">52 % / 29 %</w:t>
-            </w:r>
-          </w:p>
-        </w:tc>
-      </w:tr>
-      <w:tr>
-        <w:tc>
-          <w:tcPr/>
-          <w:p>
-            <w:pPr>
-              <w:pStyle w:val="Compact"/>
-              <w:jc w:val="left"/>
-            </w:pPr>
-            <w:r>
-              <w:t xml:space="preserve">1,3</w:t>
-            </w:r>
-          </w:p>
-        </w:tc>
-        <w:tc>
-          <w:tcPr/>
-          <w:p>
-            <w:pPr>
-              <w:pStyle w:val="Compact"/>
-              <w:jc w:val="left"/>
-            </w:pPr>
-            <w:r>
-              <w:t xml:space="preserve">79 % / 82 %</w:t>
-            </w:r>
-          </w:p>
-        </w:tc>
-        <w:tc>
-          <w:tcPr/>
-          <w:p>
-            <w:pPr>
-              <w:pStyle w:val="Compact"/>
-              <w:jc w:val="left"/>
-            </w:pPr>
-            <w:r>
-              <w:t xml:space="preserve">83 % / 40 %</w:t>
-            </w:r>
-          </w:p>
-        </w:tc>
-        <w:tc>
-          <w:tcPr/>
-          <w:p>
-            <w:pPr>
-              <w:pStyle w:val="Compact"/>
-              <w:jc w:val="left"/>
-            </w:pPr>
-            <w:r>
-              <w:t xml:space="preserve">55 % / 35 %</w:t>
-            </w:r>
-          </w:p>
-        </w:tc>
-      </w:tr>
-      <w:tr>
-        <w:tc>
-          <w:tcPr/>
-          <w:p>
-            <w:pPr>
-              <w:pStyle w:val="Compact"/>
-              <w:jc w:val="left"/>
-            </w:pPr>
-            <w:r>
-              <w:t xml:space="preserve">1,4</w:t>
-            </w:r>
-          </w:p>
-        </w:tc>
-        <w:tc>
-          <w:tcPr/>
-          <w:p>
-            <w:pPr>
-              <w:pStyle w:val="Compact"/>
-              <w:jc w:val="left"/>
-            </w:pPr>
-            <w:r>
-              <w:t xml:space="preserve">76 % / 80 %</w:t>
-            </w:r>
-          </w:p>
-        </w:tc>
-        <w:tc>
-          <w:tcPr/>
-          <w:p>
-            <w:pPr>
-              <w:pStyle w:val="Compact"/>
-              <w:jc w:val="left"/>
-            </w:pPr>
-            <w:r>
-              <w:t xml:space="preserve">83 % / 43 %</w:t>
-            </w:r>
-          </w:p>
-        </w:tc>
-        <w:tc>
-          <w:tcPr/>
-          <w:p>
-            <w:pPr>
-              <w:pStyle w:val="Compact"/>
-              <w:jc w:val="left"/>
-            </w:pPr>
-            <w:r>
-              <w:t xml:space="preserve">58 % / 38 %</w:t>
-            </w:r>
-          </w:p>
-        </w:tc>
-      </w:tr>
-      <w:tr>
-        <w:tc>
-          <w:tcPr/>
-          <w:p>
-            <w:pPr>
-              <w:pStyle w:val="Compact"/>
-              <w:jc w:val="left"/>
-            </w:pPr>
-            <w:r>
-              <w:t xml:space="preserve">1,5</w:t>
-            </w:r>
-          </w:p>
-        </w:tc>
-        <w:tc>
-          <w:tcPr/>
-          <w:p>
-            <w:pPr>
-              <w:pStyle w:val="Compact"/>
-              <w:jc w:val="left"/>
-            </w:pPr>
-            <w:r>
-              <w:t xml:space="preserve">75 % / 89 %</w:t>
-            </w:r>
-          </w:p>
-        </w:tc>
-        <w:tc>
-          <w:tcPr/>
-          <w:p>
-            <w:pPr>
-              <w:pStyle w:val="Compact"/>
-              <w:jc w:val="left"/>
-            </w:pPr>
-            <w:r>
-              <w:t xml:space="preserve">84 % / 50 %</w:t>
-            </w:r>
-          </w:p>
-        </w:tc>
-        <w:tc>
-          <w:tcPr/>
-          <w:p>
-            <w:pPr>
-              <w:pStyle w:val="Compact"/>
-              <w:jc w:val="left"/>
-            </w:pPr>
-            <w:r>
-              <w:t xml:space="preserve">62 % / 43 %</w:t>
+              <w:t xml:space="preserve">Висло-Одерская</w:t>
+            </w:r>
+          </w:p>
+        </w:tc>
+      </w:tr>
+      <w:tr>
+        <w:tc>
+          <w:tcPr/>
+          <w:p>
+            <w:pPr>
+              <w:pStyle w:val="Compact"/>
+              <w:jc w:val="left"/>
+            </w:pPr>
+            <w:r>
+              <w:t xml:space="preserve">без блока</w:t>
+            </w:r>
+          </w:p>
+        </w:tc>
+        <w:tc>
+          <w:tcPr/>
+          <w:p>
+            <w:pPr>
+              <w:pStyle w:val="Compact"/>
+              <w:jc w:val="left"/>
+            </w:pPr>
+            <w:r>
+              <w:t xml:space="preserve">80 % / 46 из 55 / 1,67</w:t>
+            </w:r>
+          </w:p>
+        </w:tc>
+        <w:tc>
+          <w:tcPr/>
+          <w:p>
+            <w:pPr>
+              <w:pStyle w:val="Compact"/>
+              <w:jc w:val="left"/>
+            </w:pPr>
+            <w:r>
+              <w:t xml:space="preserve">86 % / 10 из 30 / 3,67</w:t>
+            </w:r>
+          </w:p>
+        </w:tc>
+        <w:tc>
+          <w:tcPr/>
+          <w:p>
+            <w:pPr>
+              <w:pStyle w:val="Compact"/>
+              <w:jc w:val="left"/>
+            </w:pPr>
+            <w:r>
+              <w:t xml:space="preserve">51 % / 19 из 65 / 4,23</w:t>
+            </w:r>
+          </w:p>
+        </w:tc>
+      </w:tr>
+      <w:tr>
+        <w:tc>
+          <w:tcPr/>
+          <w:p>
+            <w:pPr>
+              <w:pStyle w:val="Compact"/>
+              <w:jc w:val="left"/>
+            </w:pPr>
+            <w:r>
+              <w:t xml:space="preserve">12 ч, 1 запр. на 100 км</w:t>
+            </w:r>
+          </w:p>
+        </w:tc>
+        <w:tc>
+          <w:tcPr/>
+          <w:p>
+            <w:pPr>
+              <w:pStyle w:val="Compact"/>
+              <w:jc w:val="left"/>
+            </w:pPr>
+            <w:r>
+              <w:t xml:space="preserve">80 % / 46 из 55 / 1,67</w:t>
+            </w:r>
+          </w:p>
+        </w:tc>
+        <w:tc>
+          <w:tcPr/>
+          <w:p>
+            <w:pPr>
+              <w:pStyle w:val="Compact"/>
+              <w:jc w:val="left"/>
+            </w:pPr>
+            <w:r>
+              <w:t xml:space="preserve">86 % / 10 из 30 / 3,67</w:t>
+            </w:r>
+          </w:p>
+        </w:tc>
+        <w:tc>
+          <w:tcPr/>
+          <w:p>
+            <w:pPr>
+              <w:pStyle w:val="Compact"/>
+              <w:jc w:val="left"/>
+            </w:pPr>
+            <w:r>
+              <w:t xml:space="preserve">51 % / 18 из 65 / 4,34</w:t>
+            </w:r>
+          </w:p>
+        </w:tc>
+      </w:tr>
+      <w:tr>
+        <w:tc>
+          <w:tcPr/>
+          <w:p>
+            <w:pPr>
+              <w:pStyle w:val="Compact"/>
+              <w:jc w:val="left"/>
+            </w:pPr>
+            <w:r>
+              <w:t xml:space="preserve">6 ч, 1,5 запр.</w:t>
+            </w:r>
+          </w:p>
+        </w:tc>
+        <w:tc>
+          <w:tcPr/>
+          <w:p>
+            <w:pPr>
+              <w:pStyle w:val="Compact"/>
+              <w:jc w:val="left"/>
+            </w:pPr>
+            <w:r>
+              <w:t xml:space="preserve">80 % / 47 из 55 / 1,71</w:t>
+            </w:r>
+          </w:p>
+        </w:tc>
+        <w:tc>
+          <w:tcPr/>
+          <w:p>
+            <w:pPr>
+              <w:pStyle w:val="Compact"/>
+              <w:jc w:val="left"/>
+            </w:pPr>
+            <w:r>
+              <w:t xml:space="preserve">86 % / 10 из 30 / 3,67</w:t>
+            </w:r>
+          </w:p>
+        </w:tc>
+        <w:tc>
+          <w:tcPr/>
+          <w:p>
+            <w:pPr>
+              <w:pStyle w:val="Compact"/>
+              <w:jc w:val="left"/>
+            </w:pPr>
+            <w:r>
+              <w:t xml:space="preserve">51 % / 19 из 65 / 4,25</w:t>
+            </w:r>
+          </w:p>
+        </w:tc>
+      </w:tr>
+      <w:tr>
+        <w:tc>
+          <w:tcPr/>
+          <w:p>
+            <w:pPr>
+              <w:pStyle w:val="Compact"/>
+              <w:jc w:val="left"/>
+            </w:pPr>
+            <w:r>
+              <w:t xml:space="preserve">3 ч, 2,5 запр.</w:t>
+            </w:r>
+          </w:p>
+        </w:tc>
+        <w:tc>
+          <w:tcPr/>
+          <w:p>
+            <w:pPr>
+              <w:pStyle w:val="Compact"/>
+              <w:jc w:val="left"/>
+            </w:pPr>
+            <w:r>
+              <w:t xml:space="preserve">80 % / 47 из 55 / 1,69</w:t>
+            </w:r>
+          </w:p>
+        </w:tc>
+        <w:tc>
+          <w:tcPr/>
+          <w:p>
+            <w:pPr>
+              <w:pStyle w:val="Compact"/>
+              <w:jc w:val="left"/>
+            </w:pPr>
+            <w:r>
+              <w:t xml:space="preserve">86 % / 10 из 30 / 3,67</w:t>
+            </w:r>
+          </w:p>
+        </w:tc>
+        <w:tc>
+          <w:tcPr/>
+          <w:p>
+            <w:pPr>
+              <w:pStyle w:val="Compact"/>
+              <w:jc w:val="left"/>
+            </w:pPr>
+            <w:r>
+              <w:t xml:space="preserve">51 % / 22 из 65 / 4,11</w:t>
             </w:r>
           </w:p>
         </w:tc>
@@ -18535,31 +16329,31 @@
         <w:pStyle w:val="BodyText"/>
       </w:pPr>
       <w:r>
-        <w:t xml:space="preserve">Висло-Одерская монотонно выигрывает от роста множителя, Берлинская до 1,3 не меняется, а бой в</w:t>
-      </w:r>
-      <w:r>
-        <w:t xml:space="preserve"> </w:t>
-      </w:r>
-      <w:r>
-        <w:t xml:space="preserve">Берлине теряет около 6 п. п. Один общий множитель торгует операции между собой, поэтому дело не</w:t>
-      </w:r>
-      <w:r>
-        <w:t xml:space="preserve"> </w:t>
-      </w:r>
-      <w:r>
-        <w:t xml:space="preserve">в его величине, а в устройстве: Висло-Одерская — зима, мёрзлый грунт и преследование, а скорость</w:t>
-      </w:r>
-      <w:r>
-        <w:t xml:space="preserve"> </w:t>
-      </w:r>
-      <w:r>
-        <w:t xml:space="preserve">в модели от сезона, грунта и подвоза не зависит. Множитель не менялся: Висло-Одерская —</w:t>
-      </w:r>
-      <w:r>
-        <w:t xml:space="preserve"> </w:t>
-      </w:r>
-      <w:r>
-        <w:t xml:space="preserve">контрольная операция, подгонка под неё лишила бы контроль независимости.</w:t>
+        <w:t xml:space="preserve">Частей без горючего (seed 1) при этом больше: в Берлинской 16 → 20 → 23 → 26, в Висло-Одерской</w:t>
+      </w:r>
+      <w:r>
+        <w:t xml:space="preserve"> </w:t>
+      </w:r>
+      <w:r>
+        <w:t xml:space="preserve">42 → 56 → 56 → 57, но положения не меняются: сопротивление в этих сценариях задано приказами и</w:t>
+      </w:r>
+      <w:r>
+        <w:t xml:space="preserve"> </w:t>
+      </w:r>
+      <w:r>
+        <w:t xml:space="preserve">маршрутами, а не горючим. Параметры — допущения без опоры в источниках (раздел 21, нормативы):</w:t>
+      </w:r>
+      <w:r>
+        <w:t xml:space="preserve"> </w:t>
+      </w:r>
+      <w:r>
+        <w:t xml:space="preserve">срок рейса — по аннотации статьи Davie (армейский автотранспорт ≈ 300 т, суточный ход ≈ 150 км), расход на</w:t>
+      </w:r>
+      <w:r>
+        <w:t xml:space="preserve"> </w:t>
+      </w:r>
+      <w:r>
+        <w:t xml:space="preserve">100 км — по справочнику вермахта; для советских частей размер заправки в километрах не подтверждён.</w:t>
       </w:r>
     </w:p>
     <w:p>
@@ -18571,104 +16365,2250 @@
           <w:bCs/>
           <w:b/>
         </w:rPr>
-        <w:t xml:space="preserve">Нормативы опыта войны и допущения.</w:t>
-      </w:r>
-      <w:r>
-        <w:t xml:space="preserve"> </w:t>
-      </w:r>
-      <w:r>
-        <w:t xml:space="preserve">Кроме сверки с историей, правила проверяются по</w:t>
-      </w:r>
-      <w:r>
-        <w:t xml:space="preserve"> </w:t>
-      </w:r>
-      <w:r>
-        <w:t xml:space="preserve">нормативам: темпы, потери, сроки переправ, задержки приказов, ширина полос, котлы и крепости</w:t>
-      </w:r>
-      <w:r>
-        <w:t xml:space="preserve"> </w:t>
-      </w:r>
-      <w:r>
-        <w:t xml:space="preserve">(</w:t>
-      </w:r>
-      <w:r>
-        <w:rPr>
-          <w:rStyle w:val="VerbatimChar"/>
-        </w:rPr>
-        <w:t xml:space="preserve">packages/sim/data/rules/norms.json</w:t>
-      </w:r>
-      <w:r>
-        <w:t xml:space="preserve">, отчёт</w:t>
-      </w:r>
-      <w:r>
-        <w:t xml:space="preserve"> </w:t>
-      </w:r>
-      <w:r>
-        <w:rPr>
-          <w:rStyle w:val="VerbatimChar"/>
-        </w:rPr>
-        <w:t xml:space="preserve">npm run sim:norms</w:t>
-      </w:r>
-      <w:r>
-        <w:t xml:space="preserve"> </w:t>
-      </w:r>
-      <w:r>
-        <w:t xml:space="preserve">—</w:t>
-      </w:r>
-      <w:r>
-        <w:t xml:space="preserve"> </w:t>
-      </w:r>
-      <w:r>
-        <w:rPr>
-          <w:rStyle w:val="VerbatimChar"/>
-        </w:rPr>
-        <w:t xml:space="preserve">docs/norms-check.md</w:t>
-      </w:r>
-      <w:r>
-        <w:t xml:space="preserve">). У каждого</w:t>
-      </w:r>
-      <w:r>
-        <w:t xml:space="preserve"> </w:t>
-      </w:r>
-      <w:r>
-        <w:t xml:space="preserve">норматива — запись базы знаний, источник, достоверность и способ измерить его в модели: прогоном</w:t>
-      </w:r>
-      <w:r>
-        <w:t xml:space="preserve"> </w:t>
-      </w:r>
-      <w:r>
-        <w:t xml:space="preserve">сценария или прямо по правилам. Правило, для которого опоры в опыте войны нет, записано в ту же</w:t>
-      </w:r>
-      <w:r>
-        <w:t xml:space="preserve"> </w:t>
-      </w:r>
-      <w:r>
-        <w:t xml:space="preserve">таблицу как</w:t>
-      </w:r>
-      <w:r>
-        <w:t xml:space="preserve"> </w:t>
-      </w:r>
+        <w:t xml:space="preserve">Сапёры.</w:t>
+      </w:r>
+      <w:r>
+        <w:t xml:space="preserve"> </w:t>
+      </w:r>
+      <w:r>
+        <w:t xml:space="preserve">В переигровке по истории тылом и переправами никто не распоряжается, а в данных</w:t>
+      </w:r>
+      <w:r>
+        <w:t xml:space="preserve"> </w:t>
+      </w:r>
+      <w:r>
+        <w:t xml:space="preserve">театра — только переправы, известные по источникам. Поэтому переправы через большие реки наводят</w:t>
+      </w:r>
+      <w:r>
+        <w:t xml:space="preserve"> </w:t>
+      </w:r>
+      <w:r>
+        <w:t xml:space="preserve">сапёры сами: там, где сторона держит оба берега, её войска не дальше 12 км, а противника нет</w:t>
+      </w:r>
+      <w:r>
+        <w:t xml:space="preserve"> </w:t>
+      </w:r>
+      <w:r>
+        <w:t xml:space="preserve">ближе радиуса соприкосновения, — наплавной мост, открытый через 24 ч; не больше двух в ход на</w:t>
+      </w:r>
+      <w:r>
+        <w:t xml:space="preserve"> </w:t>
+      </w:r>
+      <w:r>
+        <w:t xml:space="preserve">сторону и не ближе 15 км друг к другу. Без этого армии 2-го Белорусского фронта, форсировавшие</w:t>
+      </w:r>
+      <w:r>
+        <w:t xml:space="preserve"> </w:t>
+      </w:r>
+      <w:r>
+        <w:t xml:space="preserve">Одер у Штеттина, и 61-я армия оставались за рекой без моста — «в окружении». Переправы прогона</w:t>
+      </w:r>
+      <w:r>
+        <w:t xml:space="preserve"> </w:t>
+      </w:r>
+      <w:r>
+        <w:t xml:space="preserve">хранятся в его состоянии (на театр не записываются) и видны на карте тактического масштаба.</w:t>
+      </w:r>
+      <w:r>
+        <w:t xml:space="preserve"> </w:t>
+      </w:r>
+      <w:r>
+        <w:t xml:space="preserve">В игре, где тылом управляет штаб, переправы — его распоряжения, как раньше.</w:t>
+      </w:r>
+    </w:p>
+    <w:p>
+      <w:pPr>
+        <w:pStyle w:val="BodyText"/>
+      </w:pPr>
       <w:r>
         <w:rPr>
           <w:bCs/>
           <w:b/>
         </w:rPr>
-        <w:t xml:space="preserve">допущение</w:t>
-      </w:r>
-      <w:r>
-        <w:t xml:space="preserve">: отчёт показывает его значение и какие документы нужны, а покрытие</w:t>
-      </w:r>
-      <w:r>
-        <w:t xml:space="preserve"> </w:t>
-      </w:r>
-      <w:r>
-        <w:t xml:space="preserve">операции (раздел 8.2) — как пробел, пока у него нет источника. Котлы и крепости (раздел 19.5)</w:t>
-      </w:r>
-      <w:r>
-        <w:t xml:space="preserve"> </w:t>
-      </w:r>
-      <w:r>
-        <w:t xml:space="preserve">по трём прогонам:</w:t>
+        <w:t xml:space="preserve">Прорыв.</w:t>
+      </w:r>
+      <w:r>
+        <w:t xml:space="preserve"> </w:t>
+      </w:r>
+      <w:r>
+        <w:t xml:space="preserve">Выход из котла — исторические приказы на прорыв (9-я армия к Белицу 28.04, корпус</w:t>
+      </w:r>
+      <w:r>
+        <w:t xml:space="preserve"> </w:t>
+      </w:r>
+      <w:r>
+        <w:t xml:space="preserve">Неринга в январе) или решение игрока и штаба на модели. Вырвавшиеся выносят 30 % танков и орудий:</w:t>
+      </w:r>
+      <w:r>
+        <w:t xml:space="preserve"> </w:t>
+      </w:r>
+      <w:r>
+        <w:t xml:space="preserve">тяжёлое вооружение бросают (так 9-я армия вышла к 12-й без техники).</w:t>
+      </w:r>
+    </w:p>
+    <w:bookmarkEnd w:id="168"/>
+    <w:bookmarkStart w:id="169" w:name="X5079dcd23d823ca8e5de658b17fe21b3996596c"/>
+    <w:p>
+      <w:pPr>
+        <w:pStyle w:val="Heading3"/>
+      </w:pPr>
+      <w:r>
+        <w:t xml:space="preserve">19.6. Расход, усталость, оборона</w:t>
+      </w:r>
+    </w:p>
+    <w:tbl>
+      <w:tblPr>
+        <w:tblStyle w:val="Table"/>
+        <w:tblW w:type="auto" w:w="0"/>
+        <w:tblLook w:firstRow="1" w:lastRow="0" w:firstColumn="0" w:lastColumn="0" w:noHBand="0" w:noVBand="0" w:val="0020"/>
+        <w:jc w:val="start"/>
+      </w:tblPr>
+      <w:tblGrid>
+        <w:gridCol w:w="2640"/>
+        <w:gridCol w:w="2640"/>
+        <w:gridCol w:w="2640"/>
+      </w:tblGrid>
+      <w:tr>
+        <w:trPr>
+          <w:tblHeader w:val="true"/>
+        </w:trPr>
+        <w:tc>
+          <w:tcPr/>
+          <w:p>
+            <w:pPr>
+              <w:pStyle w:val="Compact"/>
+              <w:jc w:val="left"/>
+            </w:pPr>
+            <w:r>
+              <w:t xml:space="preserve">Состояние</w:t>
+            </w:r>
+          </w:p>
+        </w:tc>
+        <w:tc>
+          <w:tcPr/>
+          <w:p>
+            <w:pPr>
+              <w:pStyle w:val="Compact"/>
+              <w:jc w:val="left"/>
+            </w:pPr>
+            <w:r>
+              <w:t xml:space="preserve">Боекомплектов в сутки</w:t>
+            </w:r>
+          </w:p>
+        </w:tc>
+        <w:tc>
+          <w:tcPr/>
+          <w:p>
+            <w:pPr>
+              <w:pStyle w:val="Compact"/>
+              <w:jc w:val="left"/>
+            </w:pPr>
+            <w:r>
+              <w:t xml:space="preserve">Заправок в сутки</w:t>
+            </w:r>
+          </w:p>
+        </w:tc>
+      </w:tr>
+      <w:tr>
+        <w:tc>
+          <w:tcPr/>
+          <w:p>
+            <w:pPr>
+              <w:pStyle w:val="Compact"/>
+              <w:jc w:val="left"/>
+            </w:pPr>
+            <w:r>
+              <w:t xml:space="preserve">наступление</w:t>
+            </w:r>
+          </w:p>
+        </w:tc>
+        <w:tc>
+          <w:tcPr/>
+          <w:p>
+            <w:pPr>
+              <w:pStyle w:val="Compact"/>
+              <w:jc w:val="left"/>
+            </w:pPr>
+            <w:r>
+              <w:t xml:space="preserve">0,5</w:t>
+            </w:r>
+          </w:p>
+        </w:tc>
+        <w:tc>
+          <w:tcPr/>
+          <w:p>
+            <w:pPr>
+              <w:pStyle w:val="Compact"/>
+              <w:jc w:val="left"/>
+            </w:pPr>
+            <w:r>
+              <w:t xml:space="preserve">0,5</w:t>
+            </w:r>
+          </w:p>
+        </w:tc>
+      </w:tr>
+      <w:tr>
+        <w:tc>
+          <w:tcPr/>
+          <w:p>
+            <w:pPr>
+              <w:pStyle w:val="Compact"/>
+              <w:jc w:val="left"/>
+            </w:pPr>
+            <w:r>
+              <w:t xml:space="preserve">оборона</w:t>
+            </w:r>
+          </w:p>
+        </w:tc>
+        <w:tc>
+          <w:tcPr/>
+          <w:p>
+            <w:pPr>
+              <w:pStyle w:val="Compact"/>
+              <w:jc w:val="left"/>
+            </w:pPr>
+            <w:r>
+              <w:t xml:space="preserve">0,25</w:t>
+            </w:r>
+          </w:p>
+        </w:tc>
+        <w:tc>
+          <w:tcPr/>
+          <w:p>
+            <w:pPr>
+              <w:pStyle w:val="Compact"/>
+              <w:jc w:val="left"/>
+            </w:pPr>
+            <w:r>
+              <w:t xml:space="preserve">0,05</w:t>
+            </w:r>
+          </w:p>
+        </w:tc>
+      </w:tr>
+      <w:tr>
+        <w:tc>
+          <w:tcPr/>
+          <w:p>
+            <w:pPr>
+              <w:pStyle w:val="Compact"/>
+              <w:jc w:val="left"/>
+            </w:pPr>
+            <w:r>
+              <w:t xml:space="preserve">марш</w:t>
+            </w:r>
+          </w:p>
+        </w:tc>
+        <w:tc>
+          <w:tcPr/>
+          <w:p>
+            <w:pPr>
+              <w:pStyle w:val="Compact"/>
+              <w:jc w:val="left"/>
+            </w:pPr>
+            <w:r>
+              <w:t xml:space="preserve">0,02</w:t>
+            </w:r>
+          </w:p>
+        </w:tc>
+        <w:tc>
+          <w:tcPr/>
+          <w:p>
+            <w:pPr>
+              <w:pStyle w:val="Compact"/>
+              <w:jc w:val="left"/>
+            </w:pPr>
+            <w:r>
+              <w:t xml:space="preserve">0,4</w:t>
+            </w:r>
+          </w:p>
+        </w:tc>
+      </w:tr>
+      <w:tr>
+        <w:tc>
+          <w:tcPr/>
+          <w:p>
+            <w:pPr>
+              <w:pStyle w:val="Compact"/>
+              <w:jc w:val="left"/>
+            </w:pPr>
+            <w:r>
+              <w:t xml:space="preserve">отход</w:t>
+            </w:r>
+          </w:p>
+        </w:tc>
+        <w:tc>
+          <w:tcPr/>
+          <w:p>
+            <w:pPr>
+              <w:pStyle w:val="Compact"/>
+              <w:jc w:val="left"/>
+            </w:pPr>
+            <w:r>
+              <w:t xml:space="preserve">0,15</w:t>
+            </w:r>
+          </w:p>
+        </w:tc>
+        <w:tc>
+          <w:tcPr/>
+          <w:p>
+            <w:pPr>
+              <w:pStyle w:val="Compact"/>
+              <w:jc w:val="left"/>
+            </w:pPr>
+            <w:r>
+              <w:t xml:space="preserve">0,4</w:t>
+            </w:r>
+          </w:p>
+        </w:tc>
+      </w:tr>
+      <w:tr>
+        <w:tc>
+          <w:tcPr/>
+          <w:p>
+            <w:pPr>
+              <w:pStyle w:val="Compact"/>
+              <w:jc w:val="left"/>
+            </w:pPr>
+            <w:r>
+              <w:t xml:space="preserve">резерв</w:t>
+            </w:r>
+          </w:p>
+        </w:tc>
+        <w:tc>
+          <w:tcPr/>
+          <w:p>
+            <w:pPr>
+              <w:pStyle w:val="Compact"/>
+              <w:jc w:val="left"/>
+            </w:pPr>
+            <w:r>
+              <w:t xml:space="preserve">0</w:t>
+            </w:r>
+          </w:p>
+        </w:tc>
+        <w:tc>
+          <w:tcPr/>
+          <w:p>
+            <w:pPr>
+              <w:pStyle w:val="Compact"/>
+              <w:jc w:val="left"/>
+            </w:pPr>
+            <w:r>
+              <w:t xml:space="preserve">0,02</w:t>
+            </w:r>
+          </w:p>
+        </w:tc>
+      </w:tr>
+    </w:tbl>
+    <w:p>
+      <w:pPr>
+        <w:pStyle w:val="BodyText"/>
+      </w:pPr>
+      <w:r>
+        <w:t xml:space="preserve">Вне боя расход боеприпасов — 30 % от нормы. Усталость растёт в бою (+0,15 в сутки) и на марше</w:t>
+      </w:r>
+      <w:r>
+        <w:t xml:space="preserve"> </w:t>
+      </w:r>
+      <w:r>
+        <w:t xml:space="preserve">(+0,08), снижается на отдыхе (−0,1). Оборона становится подготовленной после 24 ч на месте.</w:t>
+      </w:r>
+    </w:p>
+    <w:bookmarkEnd w:id="169"/>
+    <w:bookmarkStart w:id="170" w:name="X9979ac480ef0aa8f5b97d8c9749edfba2461cbc"/>
+    <w:p>
+      <w:pPr>
+        <w:pStyle w:val="Heading3"/>
+      </w:pPr>
+      <w:r>
+        <w:t xml:space="preserve">19.7. Случайность и воспроизводимость</w:t>
+      </w:r>
+    </w:p>
+    <w:p>
+      <w:pPr>
+        <w:pStyle w:val="FirstParagraph"/>
+      </w:pPr>
+      <w:r>
+        <w:t xml:space="preserve">Случайность одна — разброс исхода боя. Генератор задаётся числом seed: один seed — один и тот</w:t>
+      </w:r>
+      <w:r>
+        <w:t xml:space="preserve"> </w:t>
+      </w:r>
+      <w:r>
+        <w:t xml:space="preserve">же расчёт до последнего знака. Разброс исходов оценивается прогоном с разными seed (обычно 5).</w:t>
+      </w:r>
+    </w:p>
+    <w:bookmarkEnd w:id="170"/>
+    <w:bookmarkStart w:id="171" w:name="Xbcd3bc3fa2af5cf7771d712e0a049f3322a2eed"/>
+    <w:p>
+      <w:pPr>
+        <w:pStyle w:val="Heading3"/>
+      </w:pPr>
+      <w:r>
+        <w:t xml:space="preserve">19.8. Полосы фронтов и разграничительные линии</w:t>
+      </w:r>
+    </w:p>
+    <w:p>
+      <w:pPr>
+        <w:pStyle w:val="FirstParagraph"/>
+      </w:pPr>
+      <w:r>
+        <w:rPr>
+          <w:bCs/>
+          <w:b/>
+        </w:rPr>
+        <w:t xml:space="preserve">Объединение формирования</w:t>
+      </w:r>
+      <w:r>
+        <w:t xml:space="preserve"> </w:t>
+      </w:r>
+      <w:r>
+        <w:t xml:space="preserve">— его фронт (группа армий) по подчинённости сценария; на</w:t>
+      </w:r>
+      <w:r>
+        <w:t xml:space="preserve"> </w:t>
+      </w:r>
+      <w:r>
+        <w:t xml:space="preserve">оперативном масштабе — армия. Соединение без подчинения в сценарии (дивизия СС) относится к</w:t>
+      </w:r>
+      <w:r>
+        <w:t xml:space="preserve"> </w:t>
+      </w:r>
+      <w:r>
+        <w:t xml:space="preserve">единственной группе армий своей стороны, если она одна; армия без фронта (12-я армия при ОКВ)</w:t>
+      </w:r>
+      <w:r>
+        <w:t xml:space="preserve"> </w:t>
+      </w:r>
+      <w:r>
+        <w:t xml:space="preserve">остаётся отдельной полосой.</w:t>
+      </w:r>
+    </w:p>
+    <w:p>
+      <w:pPr>
+        <w:pStyle w:val="BodyText"/>
+      </w:pPr>
+      <w:r>
+        <w:rPr>
+          <w:bCs/>
+          <w:b/>
+        </w:rPr>
+        <w:t xml:space="preserve">Расчётные полосы.</w:t>
+      </w:r>
+      <w:r>
+        <w:t xml:space="preserve"> </w:t>
+      </w:r>
+      <w:r>
+        <w:t xml:space="preserve">Театр делится сеткой с шагом в две клетки (4 км; в городе 0,5 км). Клетка</w:t>
+      </w:r>
+      <w:r>
+        <w:t xml:space="preserve"> </w:t>
+      </w:r>
+      <w:r>
+        <w:t xml:space="preserve">стороны принадлежит объединению, чьи войска к ней ближе (не дальше 80 км). Это деление по</w:t>
+      </w:r>
+      <w:r>
+        <w:t xml:space="preserve"> </w:t>
+      </w:r>
+      <w:r>
+        <w:t xml:space="preserve">ходам: полосы сдвигаются вместе с войсками.</w:t>
+      </w:r>
+    </w:p>
+    <w:p>
+      <w:pPr>
+        <w:pStyle w:val="BodyText"/>
+      </w:pPr>
+      <w:r>
+        <w:rPr>
+          <w:bCs/>
+          <w:b/>
+        </w:rPr>
+        <w:t xml:space="preserve">По директиве.</w:t>
+      </w:r>
+      <w:r>
+        <w:t xml:space="preserve"> </w:t>
+      </w:r>
+      <w:r>
+        <w:t xml:space="preserve">Пока действует разграничительная линия (с</w:t>
+      </w:r>
+      <w:r>
+        <w:t xml:space="preserve"> </w:t>
+      </w:r>
+      <w:r>
+        <w:rPr>
+          <w:rStyle w:val="VerbatimChar"/>
+        </w:rPr>
+        <w:t xml:space="preserve">from</w:t>
+      </w:r>
+      <w:r>
+        <w:t xml:space="preserve"> </w:t>
+      </w:r>
+      <w:r>
+        <w:t xml:space="preserve">до</w:t>
+      </w:r>
+      <w:r>
+        <w:t xml:space="preserve"> </w:t>
+      </w:r>
+      <w:r>
+        <w:rPr>
+          <w:rStyle w:val="VerbatimChar"/>
+        </w:rPr>
+        <w:t xml:space="preserve">until</w:t>
+      </w:r>
+      <w:r>
+        <w:t xml:space="preserve">), клетки двух</w:t>
+      </w:r>
+      <w:r>
+        <w:t xml:space="preserve"> </w:t>
+      </w:r>
+      <w:r>
+        <w:t xml:space="preserve">объединений пары делятся по сторонам линии: справа по ходу линии —</w:t>
+      </w:r>
+      <w:r>
+        <w:t xml:space="preserve"> </w:t>
+      </w:r>
+      <w:r>
+        <w:rPr>
+          <w:rStyle w:val="VerbatimChar"/>
+        </w:rPr>
+        <w:t xml:space="preserve">right</w:t>
+      </w:r>
+      <w:r>
+        <w:t xml:space="preserve">, слева —</w:t>
+      </w:r>
+      <w:r>
+        <w:t xml:space="preserve"> </w:t>
+      </w:r>
+      <w:r>
+        <w:rPr>
+          <w:rStyle w:val="VerbatimChar"/>
+        </w:rPr>
+        <w:t xml:space="preserve">left</w:t>
+      </w:r>
+      <w:r>
+        <w:t xml:space="preserve">.</w:t>
+      </w:r>
+      <w:r>
+        <w:t xml:space="preserve"> </w:t>
+      </w:r>
+      <w:r>
+        <w:t xml:space="preserve">Клетки за концами линии (ближайшая точка линии — её конец, а клетка дальше конца) остаются</w:t>
+      </w:r>
+      <w:r>
+        <w:t xml:space="preserve"> </w:t>
+      </w:r>
+      <w:r>
+        <w:t xml:space="preserve">расчётными: линия 15.04 «оборвана» у Люббен, и западнее полосы 1 БФ и 1 УФ делятся по войскам —</w:t>
+      </w:r>
+      <w:r>
+        <w:t xml:space="preserve"> </w:t>
+      </w:r>
+      <w:r>
+        <w:t xml:space="preserve">так директива и оставила путь 1 УФ на Берлин открытым. Чьи пункты «включительно», в модели —</w:t>
+      </w:r>
+      <w:r>
+        <w:t xml:space="preserve"> </w:t>
+      </w:r>
+      <w:r>
+        <w:t xml:space="preserve">справка, на деление не влияет.</w:t>
+      </w:r>
+    </w:p>
+    <w:p>
+      <w:pPr>
+        <w:pStyle w:val="BodyText"/>
+      </w:pPr>
+      <w:r>
+        <w:rPr>
+          <w:bCs/>
+          <w:b/>
+        </w:rPr>
+        <w:t xml:space="preserve">Где полосы используются:</w:t>
+      </w:r>
+    </w:p>
+    <w:tbl>
+      <w:tblPr>
+        <w:tblStyle w:val="Table"/>
+        <w:tblW w:type="auto" w:w="0"/>
+        <w:tblLook w:firstRow="1" w:lastRow="0" w:firstColumn="0" w:lastColumn="0" w:noHBand="0" w:noVBand="0" w:val="0020"/>
+        <w:jc w:val="start"/>
+      </w:tblPr>
+      <w:tblGrid>
+        <w:gridCol w:w="3960"/>
+        <w:gridCol w:w="3960"/>
+      </w:tblGrid>
+      <w:tr>
+        <w:trPr>
+          <w:tblHeader w:val="true"/>
+        </w:trPr>
+        <w:tc>
+          <w:tcPr/>
+          <w:p>
+            <w:pPr>
+              <w:pStyle w:val="Compact"/>
+              <w:jc w:val="left"/>
+            </w:pPr>
+            <w:r>
+              <w:t xml:space="preserve">Где</w:t>
+            </w:r>
+          </w:p>
+        </w:tc>
+        <w:tc>
+          <w:tcPr/>
+          <w:p>
+            <w:pPr>
+              <w:pStyle w:val="Compact"/>
+              <w:jc w:val="left"/>
+            </w:pPr>
+            <w:r>
+              <w:t xml:space="preserve">Как</w:t>
+            </w:r>
+          </w:p>
+        </w:tc>
+      </w:tr>
+      <w:tr>
+        <w:tc>
+          <w:tcPr/>
+          <w:p>
+            <w:pPr>
+              <w:pStyle w:val="Compact"/>
+              <w:jc w:val="left"/>
+            </w:pPr>
+            <w:r>
+              <w:t xml:space="preserve">выбор пути (раздел 19.3)</w:t>
+            </w:r>
+          </w:p>
+        </w:tc>
+        <w:tc>
+          <w:tcPr/>
+          <w:p>
+            <w:pPr>
+              <w:pStyle w:val="Compact"/>
+              <w:jc w:val="left"/>
+            </w:pPr>
+            <w:r>
+              <w:t xml:space="preserve">клетки полосы соседа по директиве при выборе пути — × (1 +</w:t>
+            </w:r>
+            <w:r>
+              <w:t xml:space="preserve"> </w:t>
+            </w:r>
+            <w:r>
+              <w:rPr>
+                <w:rStyle w:val="VerbatimChar"/>
+              </w:rPr>
+              <w:t xml:space="preserve">sectors.foreign</w:t>
+            </w:r>
+            <w:r>
+              <w:t xml:space="preserve">); в правилах операции 1 (вдвое «дороже»), в городских — 0</w:t>
+            </w:r>
+          </w:p>
+        </w:tc>
+      </w:tr>
+      <w:tr>
+        <w:tc>
+          <w:tcPr/>
+          <w:p>
+            <w:pPr>
+              <w:pStyle w:val="Compact"/>
+              <w:jc w:val="left"/>
+            </w:pPr>
+            <w:r>
+              <w:t xml:space="preserve">карта (раздел 6)</w:t>
+            </w:r>
+          </w:p>
+        </w:tc>
+        <w:tc>
+          <w:tcPr/>
+          <w:p>
+            <w:pPr>
+              <w:pStyle w:val="Compact"/>
+              <w:jc w:val="left"/>
+            </w:pPr>
+            <w:r>
+              <w:t xml:space="preserve">границы полос от переднего края в глубину до 40 км (в городе — до 5 км), сглаженные; по директиве — сама линия директивы</w:t>
+            </w:r>
+          </w:p>
+        </w:tc>
+      </w:tr>
+      <w:tr>
+        <w:tc>
+          <w:tcPr/>
+          <w:p>
+            <w:pPr>
+              <w:pStyle w:val="Compact"/>
+              <w:jc w:val="left"/>
+            </w:pPr>
+            <w:r>
+              <w:t xml:space="preserve">отчёт (раздел 20)</w:t>
+            </w:r>
+          </w:p>
+        </w:tc>
+        <w:tc>
+          <w:tcPr/>
+          <w:p>
+            <w:pPr>
+              <w:pStyle w:val="Compact"/>
+              <w:jc w:val="left"/>
+            </w:pPr>
+            <w:r>
+              <w:t xml:space="preserve">выходы формирований в полосу соседа по директиве: кто, в чьей полосе, сколько ходов, с какого момента</w:t>
+            </w:r>
+          </w:p>
+        </w:tc>
+      </w:tr>
+      <w:tr>
+        <w:tc>
+          <w:tcPr/>
+          <w:p>
+            <w:pPr>
+              <w:pStyle w:val="Compact"/>
+              <w:jc w:val="left"/>
+            </w:pPr>
+            <w:r>
+              <w:t xml:space="preserve">игра и штаб на модели</w:t>
+            </w:r>
+          </w:p>
+        </w:tc>
+        <w:tc>
+          <w:tcPr/>
+          <w:p>
+            <w:pPr>
+              <w:pStyle w:val="Compact"/>
+              <w:jc w:val="left"/>
+            </w:pPr>
+            <w:r>
+              <w:t xml:space="preserve">своя полоса словами: соседи, линии фронтов и армий (только уже действующие), кто в полосе соседа; предупреждение о цели приказа в чужой полосе; поводы для модели-Ставки</w:t>
+            </w:r>
+          </w:p>
+        </w:tc>
+      </w:tr>
+      <w:tr>
+        <w:tc>
+          <w:tcPr/>
+          <w:p>
+            <w:pPr>
+              <w:pStyle w:val="Compact"/>
+              <w:jc w:val="left"/>
+            </w:pPr>
+            <w:r>
+              <w:t xml:space="preserve">полнота (раздел 8.2)</w:t>
+            </w:r>
+          </w:p>
+        </w:tc>
+        <w:tc>
+          <w:tcPr/>
+          <w:p>
+            <w:pPr>
+              <w:pStyle w:val="Compact"/>
+              <w:jc w:val="left"/>
+            </w:pPr>
+            <w:r>
+              <w:t xml:space="preserve">пары соседних фронтов в начале операции: известна ли линия</w:t>
+            </w:r>
+          </w:p>
+        </w:tc>
+      </w:tr>
+    </w:tbl>
+    <w:p>
+      <w:pPr>
+        <w:pStyle w:val="BodyText"/>
+      </w:pPr>
+      <w:r>
+        <w:rPr>
+          <w:bCs/>
+          <w:b/>
+        </w:rPr>
+        <w:t xml:space="preserve">Немецкая сторона.</w:t>
+      </w:r>
+      <w:r>
+        <w:t xml:space="preserve"> </w:t>
+      </w:r>
+      <w:r>
+        <w:t xml:space="preserve">Линии групп армий и армий вермахта (раздел 17.1) делят полосы так же; в</w:t>
+      </w:r>
+      <w:r>
+        <w:t xml:space="preserve"> </w:t>
+      </w:r>
+      <w:r>
+        <w:t xml:space="preserve">сценариях Берлинской операции их четыре, в Висло-Одерской — три. На исторических прогонах</w:t>
+      </w:r>
+      <w:r>
+        <w:t xml:space="preserve"> </w:t>
+      </w:r>
+      <w:r>
+        <w:t xml:space="preserve">Берлинской операции они ничего не изменили (79 и 85 % положений в допуске, события — те же), в</w:t>
+      </w:r>
+      <w:r>
+        <w:t xml:space="preserve"> </w:t>
+      </w:r>
+      <w:r>
+        <w:t xml:space="preserve">Висло-Одерской — на процент (53 % вместо 54; Калиш на сутки ближе к истории, Катовице на сутки</w:t>
+      </w:r>
+      <w:r>
+        <w:t xml:space="preserve"> </w:t>
+      </w:r>
+      <w:r>
+        <w:t xml:space="preserve">дальше): немецкие соединения там в основном держатся на месте, и полосы на их пути почти не</w:t>
+      </w:r>
+      <w:r>
+        <w:t xml:space="preserve"> </w:t>
+      </w:r>
+      <w:r>
+        <w:t xml:space="preserve">сказываются.</w:t>
+      </w:r>
+    </w:p>
+    <w:p>
+      <w:pPr>
+        <w:pStyle w:val="BodyText"/>
+      </w:pPr>
+      <w:r>
+        <w:rPr>
+          <w:bCs/>
+          <w:b/>
+        </w:rPr>
+        <w:t xml:space="preserve">В игре</w:t>
+      </w:r>
+      <w:r>
+        <w:t xml:space="preserve"> </w:t>
+      </w:r>
+      <w:r>
+        <w:t xml:space="preserve">(после передачи командования) линии сценария с условием вступления (</w:t>
+      </w:r>
+      <w:r>
+        <w:rPr>
+          <w:rStyle w:val="VerbatimChar"/>
+        </w:rPr>
+        <w:t xml:space="preserve">trigger</w:t>
+      </w:r>
+      <w:r>
+        <w:t xml:space="preserve">:</w:t>
+      </w:r>
+      <w:r>
+        <w:t xml:space="preserve"> </w:t>
+      </w:r>
+      <w:r>
+        <w:t xml:space="preserve">войска объединения в радиусе от точки) вступают не по сроку, а когда условие выполнено, через</w:t>
+      </w:r>
+      <w:r>
+        <w:t xml:space="preserve"> </w:t>
+      </w:r>
+      <w:r>
+        <w:rPr>
+          <w:rStyle w:val="VerbatimChar"/>
+        </w:rPr>
+        <w:t xml:space="preserve">delayHours</w:t>
+      </w:r>
+      <w:r>
+        <w:t xml:space="preserve">; срок линии — до следующей вступившей линии той же пары. Условия записаны по самим</w:t>
+      </w:r>
+      <w:r>
+        <w:t xml:space="preserve"> </w:t>
+      </w:r>
+      <w:r>
+        <w:t xml:space="preserve">директивам: № 11074 — «ввиду выхода правофланговых частей 1-го Украинского фронта в район</w:t>
+      </w:r>
+      <w:r>
+        <w:t xml:space="preserve"> </w:t>
+      </w:r>
+      <w:r>
+        <w:t xml:space="preserve">Ланквиц» (радиус 10 км), № 11077 — выход войск 1 УФ к Ангальтскому вокзалу по докладу Жукова</w:t>
+      </w:r>
+      <w:r>
+        <w:t xml:space="preserve"> </w:t>
+      </w:r>
+      <w:r>
+        <w:t xml:space="preserve">28.04 (6 км в операции, 3 км в бою в городе). По историческим приказам условия срабатывают близко</w:t>
+      </w:r>
+      <w:r>
+        <w:t xml:space="preserve"> </w:t>
+      </w:r>
+      <w:r>
+        <w:t xml:space="preserve">к истории: линия 23.04 вступает 22.04 11:00 — 23.04 11:00 (в истории 23.04 06:00), линия 28.04 —</w:t>
+      </w:r>
+      <w:r>
+        <w:t xml:space="preserve"> </w:t>
+      </w:r>
+      <w:r>
+        <w:t xml:space="preserve">29.04 09:00 (в истории 29.04 00:00); в городе при части seed условие не наступает — тогда</w:t>
+      </w:r>
+      <w:r>
+        <w:t xml:space="preserve"> </w:t>
+      </w:r>
+      <w:r>
+        <w:t xml:space="preserve">решает модель-Ставка. Линии, изданные в игре (</w:t>
+      </w:r>
+      <w:r>
+        <w:rPr>
+          <w:rStyle w:val="VerbatimChar"/>
+        </w:rPr>
+        <w:t xml:space="preserve">SimState.boundaries</w:t>
+      </w:r>
+      <w:r>
+        <w:t xml:space="preserve">: директивы модели-Ставки</w:t>
+      </w:r>
+      <w:r>
+        <w:t xml:space="preserve"> </w:t>
+      </w:r>
+      <w:r>
+        <w:t xml:space="preserve">между фронтами и распоряжения игрока между армиями), делят полосы так же; линии армий — на</w:t>
+      </w:r>
+      <w:r>
+        <w:t xml:space="preserve"> </w:t>
+      </w:r>
+      <w:r>
+        <w:t xml:space="preserve">уровне армий одного фронта, множители выбора пути фронта и армии перемножаются. Вступление</w:t>
+      </w:r>
+      <w:r>
+        <w:t xml:space="preserve"> </w:t>
+      </w:r>
+      <w:r>
+        <w:t xml:space="preserve">линии в силу пишется в журнал хода.</w:t>
+      </w:r>
+    </w:p>
+    <w:p>
+      <w:pPr>
+        <w:pStyle w:val="BodyText"/>
+      </w:pPr>
+      <w:r>
+        <w:rPr>
+          <w:bCs/>
+          <w:b/>
+        </w:rPr>
+        <w:t xml:space="preserve">Почему в городе вес 0.</w:t>
+      </w:r>
+      <w:r>
+        <w:t xml:space="preserve"> </w:t>
+      </w:r>
+      <w:r>
+        <w:t xml:space="preserve">В Берлине войска 1 УФ (3 гв. ТА) заходили в полосу 1 БФ — из-за этого</w:t>
+      </w:r>
+      <w:r>
+        <w:t xml:space="preserve"> </w:t>
+      </w:r>
+      <w:r>
+        <w:t xml:space="preserve">28.04 директивой № 11077 линию и передвинули. Штраф уводил их с исторических мест: пять</w:t>
+      </w:r>
+      <w:r>
+        <w:t xml:space="preserve"> </w:t>
+      </w:r>
+      <w:r>
+        <w:t xml:space="preserve">прогонов без штрафа — 84–92 % положений в допуске и 14 событий из 30, со штрафом — 77–90 % и 12</w:t>
+      </w:r>
+      <w:r>
+        <w:t xml:space="preserve"> </w:t>
+      </w:r>
+      <w:r>
+        <w:t xml:space="preserve">при меньшем числе ходов вне полосы (18 против 30). В операции штраф точности не меняет (доля в</w:t>
+      </w:r>
+      <w:r>
+        <w:t xml:space="preserve"> </w:t>
+      </w:r>
+      <w:r>
+        <w:t xml:space="preserve">допуске та же), событий в пределах двух суток — 46 против 44 из 55.</w:t>
+      </w:r>
+    </w:p>
+    <w:bookmarkEnd w:id="171"/>
+    <w:bookmarkEnd w:id="172"/>
+    <w:bookmarkStart w:id="173" w:name="Xc834ddbbc01d9c9472375bebf4a6d8b656dddf0"/>
+    <w:p>
+      <w:pPr>
+        <w:pStyle w:val="Heading2"/>
+      </w:pPr>
+      <w:r>
+        <w:t xml:space="preserve">20. Сравнение с историей</w:t>
+      </w:r>
+    </w:p>
+    <w:p>
+      <w:pPr>
+        <w:pStyle w:val="FirstParagraph"/>
+      </w:pPr>
+      <w:r>
+        <w:rPr>
+          <w:bCs/>
+          <w:b/>
+        </w:rPr>
+        <w:t xml:space="preserve">Положения.</w:t>
+      </w:r>
+      <w:r>
+        <w:t xml:space="preserve"> </w:t>
+      </w:r>
+      <w:r>
+        <w:t xml:space="preserve">Каждое историческое положение «за день» сравнивается с первым снимком расчёта</w:t>
+      </w:r>
+      <w:r>
+        <w:t xml:space="preserve"> </w:t>
+      </w:r>
+      <w:r>
+        <w:t xml:space="preserve">не раньше его времени. Отклонение — расстояние между расчётным и историческим положением.</w:t>
+      </w:r>
+      <w:r>
+        <w:t xml:space="preserve"> </w:t>
+      </w:r>
+      <w:r>
+        <w:rPr>
+          <w:bCs/>
+          <w:b/>
+        </w:rPr>
+        <w:t xml:space="preserve">Сверх неопределённости</w:t>
+      </w:r>
+      <w:r>
+        <w:t xml:space="preserve"> </w:t>
+      </w:r>
+      <w:r>
+        <w:t xml:space="preserve">— отклонение за вычетом радиуса</w:t>
+      </w:r>
+      <w:r>
+        <w:t xml:space="preserve"> </w:t>
+      </w:r>
+      <w:r>
+        <w:rPr>
+          <w:rStyle w:val="VerbatimChar"/>
+        </w:rPr>
+        <w:t xml:space="preserve">approx_km</w:t>
+      </w:r>
+      <w:r>
+        <w:t xml:space="preserve"> </w:t>
+      </w:r>
+      <w:r>
+        <w:t xml:space="preserve">исторической записи.</w:t>
+      </w:r>
+      <w:r>
+        <w:t xml:space="preserve"> </w:t>
+      </w:r>
+      <w:r>
+        <w:t xml:space="preserve">Положение считается</w:t>
+      </w:r>
+      <w:r>
+        <w:t xml:space="preserve"> </w:t>
+      </w:r>
+      <w:r>
+        <w:rPr>
+          <w:bCs/>
+          <w:b/>
+        </w:rPr>
+        <w:t xml:space="preserve">в допуске</w:t>
+      </w:r>
+      <w:r>
+        <w:t xml:space="preserve">, если превышение не больше 10 км (в городе — 2 км).</w:t>
+      </w:r>
+    </w:p>
+    <w:p>
+      <w:pPr>
+        <w:pStyle w:val="BodyText"/>
+      </w:pPr>
+      <w:r>
+        <w:rPr>
+          <w:bCs/>
+          <w:b/>
+        </w:rPr>
+        <w:t xml:space="preserve">События.</w:t>
+      </w:r>
+      <w:r>
+        <w:t xml:space="preserve"> </w:t>
+      </w:r>
+      <w:r>
+        <w:t xml:space="preserve">Проверяются ключевые события с датой:</w:t>
+      </w:r>
+    </w:p>
+    <w:tbl>
+      <w:tblPr>
+        <w:tblStyle w:val="Table"/>
+        <w:tblW w:type="auto" w:w="0"/>
+        <w:tblLook w:firstRow="1" w:lastRow="0" w:firstColumn="0" w:lastColumn="0" w:noHBand="0" w:noVBand="0" w:val="0020"/>
+        <w:jc w:val="start"/>
+      </w:tblPr>
+      <w:tblGrid>
+        <w:gridCol w:w="3960"/>
+        <w:gridCol w:w="3960"/>
+      </w:tblGrid>
+      <w:tr>
+        <w:trPr>
+          <w:tblHeader w:val="true"/>
+        </w:trPr>
+        <w:tc>
+          <w:tcPr/>
+          <w:p>
+            <w:pPr>
+              <w:pStyle w:val="Compact"/>
+              <w:jc w:val="left"/>
+            </w:pPr>
+            <w:r>
+              <w:t xml:space="preserve">Вид</w:t>
+            </w:r>
+          </w:p>
+        </w:tc>
+        <w:tc>
+          <w:tcPr/>
+          <w:p>
+            <w:pPr>
+              <w:pStyle w:val="Compact"/>
+              <w:jc w:val="left"/>
+            </w:pPr>
+            <w:r>
+              <w:t xml:space="preserve">Когда считается случившимся</w:t>
+            </w:r>
+          </w:p>
+        </w:tc>
+      </w:tr>
+      <w:tr>
+        <w:tc>
+          <w:tcPr/>
+          <w:p>
+            <w:pPr>
+              <w:pStyle w:val="Compact"/>
+              <w:jc w:val="left"/>
+            </w:pPr>
+            <w:r>
+              <w:t xml:space="preserve">выход к пункту</w:t>
+            </w:r>
+          </w:p>
+        </w:tc>
+        <w:tc>
+          <w:tcPr/>
+          <w:p>
+            <w:pPr>
+              <w:pStyle w:val="Compact"/>
+              <w:jc w:val="left"/>
+            </w:pPr>
+            <w:r>
+              <w:t xml:space="preserve">войска стороны в радиусе пункта; для «город взят» — и нет боеспособных частей противника в том же радиусе</w:t>
+            </w:r>
+          </w:p>
+        </w:tc>
+      </w:tr>
+      <w:tr>
+        <w:tc>
+          <w:tcPr/>
+          <w:p>
+            <w:pPr>
+              <w:pStyle w:val="Compact"/>
+              <w:jc w:val="left"/>
+            </w:pPr>
+            <w:r>
+              <w:t xml:space="preserve">окружение</w:t>
+            </w:r>
+          </w:p>
+        </w:tc>
+        <w:tc>
+          <w:tcPr/>
+          <w:p>
+            <w:pPr>
+              <w:pStyle w:val="Compact"/>
+              <w:jc w:val="left"/>
+            </w:pPr>
+            <w:r>
+              <w:t xml:space="preserve">хотя бы одно из перечисленных формирований отрезано (или уничтожено)</w:t>
+            </w:r>
+          </w:p>
+        </w:tc>
+      </w:tr>
+      <w:tr>
+        <w:tc>
+          <w:tcPr/>
+          <w:p>
+            <w:pPr>
+              <w:pStyle w:val="Compact"/>
+              <w:jc w:val="left"/>
+            </w:pPr>
+            <w:r>
+              <w:t xml:space="preserve">встреча</w:t>
+            </w:r>
+          </w:p>
+        </w:tc>
+        <w:tc>
+          <w:tcPr/>
+          <w:p>
+            <w:pPr>
+              <w:pStyle w:val="Compact"/>
+              <w:jc w:val="left"/>
+            </w:pPr>
+            <w:r>
+              <w:t xml:space="preserve">все перечисленные формирования в радиусе пункта</w:t>
+            </w:r>
+          </w:p>
+        </w:tc>
+      </w:tr>
+    </w:tbl>
+    <w:p>
+      <w:pPr>
+        <w:pStyle w:val="BodyText"/>
+      </w:pPr>
+      <w:r>
+        <w:t xml:space="preserve">Событие не может случиться до начала сценария. Событию можно назначить</w:t>
+      </w:r>
+      <w:r>
+        <w:t xml:space="preserve"> </w:t>
+      </w:r>
+      <w:r>
+        <w:rPr>
+          <w:bCs/>
+          <w:b/>
+        </w:rPr>
+        <w:t xml:space="preserve">отметку на карте</w:t>
+      </w:r>
+      <w:r>
+        <w:t xml:space="preserve">:</w:t>
+      </w:r>
+      <w:r>
+        <w:t xml:space="preserve"> </w:t>
+      </w:r>
+      <w:r>
+        <w:t xml:space="preserve">так, взятие Рейхстага ставит Знамя Победы в момент события в расчёте и бледное знамя — на</w:t>
+      </w:r>
+      <w:r>
+        <w:t xml:space="preserve"> </w:t>
+      </w:r>
+      <w:r>
+        <w:t xml:space="preserve">историческое время (30.04, 22:40 по советским донесениям).</w:t>
+      </w:r>
+    </w:p>
+    <w:p>
+      <w:pPr>
+        <w:pStyle w:val="BodyText"/>
+      </w:pPr>
+      <w:r>
+        <w:rPr>
+          <w:bCs/>
+          <w:b/>
+        </w:rPr>
+        <w:t xml:space="preserve">Отчёт</w:t>
+      </w:r>
+      <w:r>
+        <w:t xml:space="preserve"> </w:t>
+      </w:r>
+      <w:r>
+        <w:t xml:space="preserve">(</w:t>
+      </w:r>
+      <w:r>
+        <w:rPr>
+          <w:rStyle w:val="VerbatimChar"/>
+        </w:rPr>
+        <w:t xml:space="preserve">report.md</w:t>
+      </w:r>
+      <w:r>
+        <w:t xml:space="preserve">) содержит: события (история / расчёт / расхождение в сутках);</w:t>
+      </w:r>
+      <w:r>
+        <w:t xml:space="preserve"> </w:t>
+      </w:r>
+      <w:r>
+        <w:t xml:space="preserve">разграничительные линии по директивам и выходы в полосу соседа; отклонения по дням и по</w:t>
+      </w:r>
+      <w:r>
+        <w:t xml:space="preserve"> </w:t>
+      </w:r>
+      <w:r>
+        <w:t xml:space="preserve">формированиям; наибольшие расхождения с историческим местом, источником</w:t>
+      </w:r>
+      <w:r>
+        <w:t xml:space="preserve"> </w:t>
+      </w:r>
+      <w:r>
+        <w:t xml:space="preserve">и достоверностью; журнал боёв с факторами; разброс по прогонам.</w:t>
+      </w:r>
+    </w:p>
+    <w:bookmarkEnd w:id="173"/>
+    <w:bookmarkStart w:id="174" w:name="X98231789ea3abd37e5a86e65e53847c8d79952a"/>
+    <w:p>
+      <w:pPr>
+        <w:pStyle w:val="Heading2"/>
+      </w:pPr>
+      <w:r>
+        <w:t xml:space="preserve">21. Калибровка</w:t>
+      </w:r>
+    </w:p>
+    <w:p>
+      <w:pPr>
+        <w:pStyle w:val="FirstParagraph"/>
+      </w:pPr>
+      <w:r>
+        <w:rPr>
+          <w:bCs/>
+          <w:b/>
+        </w:rPr>
+        <w:t xml:space="preserve">Что подбирается.</w:t>
+      </w:r>
+      <w:r>
+        <w:t xml:space="preserve"> </w:t>
+      </w:r>
+      <w:r>
+        <w:t xml:space="preserve">11 множителей к исходным правилам:</w:t>
+      </w:r>
+    </w:p>
+    <w:tbl>
+      <w:tblPr>
+        <w:tblStyle w:val="Table"/>
+        <w:tblW w:type="auto" w:w="0"/>
+        <w:tblLook w:firstRow="1" w:lastRow="0" w:firstColumn="0" w:lastColumn="0" w:noHBand="0" w:noVBand="0" w:val="0020"/>
+        <w:jc w:val="start"/>
+      </w:tblPr>
+      <w:tblGrid>
+        <w:gridCol w:w="2640"/>
+        <w:gridCol w:w="2640"/>
+        <w:gridCol w:w="2640"/>
+      </w:tblGrid>
+      <w:tr>
+        <w:trPr>
+          <w:tblHeader w:val="true"/>
+        </w:trPr>
+        <w:tc>
+          <w:tcPr/>
+          <w:p>
+            <w:pPr>
+              <w:pStyle w:val="Compact"/>
+              <w:jc w:val="left"/>
+            </w:pPr>
+            <w:r>
+              <w:t xml:space="preserve">Параметр</w:t>
+            </w:r>
+          </w:p>
+        </w:tc>
+        <w:tc>
+          <w:tcPr/>
+          <w:p>
+            <w:pPr>
+              <w:pStyle w:val="Compact"/>
+              <w:jc w:val="left"/>
+            </w:pPr>
+            <w:r>
+              <w:t xml:space="preserve">Границы поиска</w:t>
+            </w:r>
+          </w:p>
+        </w:tc>
+        <w:tc>
+          <w:tcPr/>
+          <w:p>
+            <w:pPr>
+              <w:pStyle w:val="Compact"/>
+              <w:jc w:val="left"/>
+            </w:pPr>
+            <w:r>
+              <w:t xml:space="preserve">Итог</w:t>
+            </w:r>
+          </w:p>
+        </w:tc>
+      </w:tr>
+      <w:tr>
+        <w:tc>
+          <w:tcPr/>
+          <w:p>
+            <w:pPr>
+              <w:pStyle w:val="Compact"/>
+              <w:jc w:val="left"/>
+            </w:pPr>
+            <w:r>
+              <w:t xml:space="preserve">темп продвижения (вся таблица)</w:t>
+            </w:r>
+          </w:p>
+        </w:tc>
+        <w:tc>
+          <w:tcPr/>
+          <w:p>
+            <w:pPr>
+              <w:pStyle w:val="Compact"/>
+              <w:jc w:val="left"/>
+            </w:pPr>
+            <w:r>
+              <w:t xml:space="preserve">×0,3…1,6</w:t>
+            </w:r>
+          </w:p>
+        </w:tc>
+        <w:tc>
+          <w:tcPr/>
+          <w:p>
+            <w:pPr>
+              <w:pStyle w:val="Compact"/>
+              <w:jc w:val="left"/>
+            </w:pPr>
+            <w:r>
+              <w:t xml:space="preserve">×1,16</w:t>
+            </w:r>
+          </w:p>
+        </w:tc>
+      </w:tr>
+      <w:tr>
+        <w:tc>
+          <w:tcPr/>
+          <w:p>
+            <w:pPr>
+              <w:pStyle w:val="Compact"/>
+              <w:jc w:val="left"/>
+            </w:pPr>
+            <w:r>
+              <w:t xml:space="preserve">потери наступающих</w:t>
+            </w:r>
+          </w:p>
+        </w:tc>
+        <w:tc>
+          <w:tcPr/>
+          <w:p>
+            <w:pPr>
+              <w:pStyle w:val="Compact"/>
+              <w:jc w:val="left"/>
+            </w:pPr>
+            <w:r>
+              <w:t xml:space="preserve">×0,5…2</w:t>
+            </w:r>
+          </w:p>
+        </w:tc>
+        <w:tc>
+          <w:tcPr/>
+          <w:p>
+            <w:pPr>
+              <w:pStyle w:val="Compact"/>
+              <w:jc w:val="left"/>
+            </w:pPr>
+            <w:r>
+              <w:t xml:space="preserve">×1,42</w:t>
+            </w:r>
+          </w:p>
+        </w:tc>
+      </w:tr>
+      <w:tr>
+        <w:tc>
+          <w:tcPr/>
+          <w:p>
+            <w:pPr>
+              <w:pStyle w:val="Compact"/>
+              <w:jc w:val="left"/>
+            </w:pPr>
+            <w:r>
+              <w:t xml:space="preserve">потери обороняющихся</w:t>
+            </w:r>
+          </w:p>
+        </w:tc>
+        <w:tc>
+          <w:tcPr/>
+          <w:p>
+            <w:pPr>
+              <w:pStyle w:val="Compact"/>
+              <w:jc w:val="left"/>
+            </w:pPr>
+            <w:r>
+              <w:t xml:space="preserve">×0,5…2</w:t>
+            </w:r>
+          </w:p>
+        </w:tc>
+        <w:tc>
+          <w:tcPr/>
+          <w:p>
+            <w:pPr>
+              <w:pStyle w:val="Compact"/>
+              <w:jc w:val="left"/>
+            </w:pPr>
+            <w:r>
+              <w:t xml:space="preserve">×1,12</w:t>
+            </w:r>
+          </w:p>
+        </w:tc>
+      </w:tr>
+      <w:tr>
+        <w:tc>
+          <w:tcPr/>
+          <w:p>
+            <w:pPr>
+              <w:pStyle w:val="Compact"/>
+              <w:jc w:val="left"/>
+            </w:pPr>
+            <w:r>
+              <w:t xml:space="preserve">подготовленная оборона</w:t>
+            </w:r>
+          </w:p>
+        </w:tc>
+        <w:tc>
+          <w:tcPr/>
+          <w:p>
+            <w:pPr>
+              <w:pStyle w:val="Compact"/>
+              <w:jc w:val="left"/>
+            </w:pPr>
+            <w:r>
+              <w:t xml:space="preserve">1,0…2,2</w:t>
+            </w:r>
+          </w:p>
+        </w:tc>
+        <w:tc>
+          <w:tcPr/>
+          <w:p>
+            <w:pPr>
+              <w:pStyle w:val="Compact"/>
+              <w:jc w:val="left"/>
+            </w:pPr>
+            <w:r>
+              <w:t xml:space="preserve">1,66</w:t>
+            </w:r>
+          </w:p>
+        </w:tc>
+      </w:tr>
+      <w:tr>
+        <w:tc>
+          <w:tcPr/>
+          <w:p>
+            <w:pPr>
+              <w:pStyle w:val="Compact"/>
+              <w:jc w:val="left"/>
+            </w:pPr>
+            <w:r>
+              <w:t xml:space="preserve">укрепления, за уровень</w:t>
+            </w:r>
+          </w:p>
+        </w:tc>
+        <w:tc>
+          <w:tcPr/>
+          <w:p>
+            <w:pPr>
+              <w:pStyle w:val="Compact"/>
+              <w:jc w:val="left"/>
+            </w:pPr>
+            <w:r>
+              <w:t xml:space="preserve">0…0,8</w:t>
+            </w:r>
+          </w:p>
+        </w:tc>
+        <w:tc>
+          <w:tcPr/>
+          <w:p>
+            <w:pPr>
+              <w:pStyle w:val="Compact"/>
+              <w:jc w:val="left"/>
+            </w:pPr>
+            <w:r>
+              <w:t xml:space="preserve">0,32</w:t>
+            </w:r>
+          </w:p>
+        </w:tc>
+      </w:tr>
+      <w:tr>
+        <w:tc>
+          <w:tcPr/>
+          <w:p>
+            <w:pPr>
+              <w:pStyle w:val="Compact"/>
+              <w:jc w:val="left"/>
+            </w:pPr>
+            <w:r>
+              <w:t xml:space="preserve">показатель местности (поправки обороны в степени)</w:t>
+            </w:r>
+          </w:p>
+        </w:tc>
+        <w:tc>
+          <w:tcPr/>
+          <w:p>
+            <w:pPr>
+              <w:pStyle w:val="Compact"/>
+              <w:jc w:val="left"/>
+            </w:pPr>
+            <w:r>
+              <w:t xml:space="preserve">0,5…2,5</w:t>
+            </w:r>
+          </w:p>
+        </w:tc>
+        <w:tc>
+          <w:tcPr/>
+          <w:p>
+            <w:pPr>
+              <w:pStyle w:val="Compact"/>
+              <w:jc w:val="left"/>
+            </w:pPr>
+            <w:r>
+              <w:t xml:space="preserve">1,15</w:t>
+            </w:r>
+          </w:p>
+        </w:tc>
+      </w:tr>
+      <w:tr>
+        <w:tc>
+          <w:tcPr/>
+          <w:p>
+            <w:pPr>
+              <w:pStyle w:val="Compact"/>
+              <w:jc w:val="left"/>
+            </w:pPr>
+            <w:r>
+              <w:t xml:space="preserve">скорость движения</w:t>
+            </w:r>
+          </w:p>
+        </w:tc>
+        <w:tc>
+          <w:tcPr/>
+          <w:p>
+            <w:pPr>
+              <w:pStyle w:val="Compact"/>
+              <w:jc w:val="left"/>
+            </w:pPr>
+            <w:r>
+              <w:t xml:space="preserve">×0,4…1,2</w:t>
+            </w:r>
+          </w:p>
+        </w:tc>
+        <w:tc>
+          <w:tcPr/>
+          <w:p>
+            <w:pPr>
+              <w:pStyle w:val="Compact"/>
+              <w:jc w:val="left"/>
+            </w:pPr>
+            <w:r>
+              <w:t xml:space="preserve">×1,09</w:t>
+            </w:r>
+          </w:p>
+        </w:tc>
+      </w:tr>
+      <w:tr>
+        <w:tc>
+          <w:tcPr/>
+          <w:p>
+            <w:pPr>
+              <w:pStyle w:val="Compact"/>
+              <w:jc w:val="left"/>
+            </w:pPr>
+            <w:r>
+              <w:t xml:space="preserve">темп в застройке</w:t>
+            </w:r>
+          </w:p>
+        </w:tc>
+        <w:tc>
+          <w:tcPr/>
+          <w:p>
+            <w:pPr>
+              <w:pStyle w:val="Compact"/>
+              <w:jc w:val="left"/>
+            </w:pPr>
+            <w:r>
+              <w:t xml:space="preserve">0,05…0,6</w:t>
+            </w:r>
+          </w:p>
+        </w:tc>
+        <w:tc>
+          <w:tcPr/>
+          <w:p>
+            <w:pPr>
+              <w:pStyle w:val="Compact"/>
+              <w:jc w:val="left"/>
+            </w:pPr>
+            <w:r>
+              <w:t xml:space="preserve">0,47</w:t>
+            </w:r>
+          </w:p>
+        </w:tc>
+      </w:tr>
+      <w:tr>
+        <w:tc>
+          <w:tcPr/>
+          <w:p>
+            <w:pPr>
+              <w:pStyle w:val="Compact"/>
+              <w:jc w:val="left"/>
+            </w:pPr>
+            <w:r>
+              <w:t xml:space="preserve">предел темпа в полосе</w:t>
+            </w:r>
+          </w:p>
+        </w:tc>
+        <w:tc>
+          <w:tcPr/>
+          <w:p>
+            <w:pPr>
+              <w:pStyle w:val="Compact"/>
+              <w:jc w:val="left"/>
+            </w:pPr>
+            <w:r>
+              <w:t xml:space="preserve">×0,4…2</w:t>
+            </w:r>
+          </w:p>
+        </w:tc>
+        <w:tc>
+          <w:tcPr/>
+          <w:p>
+            <w:pPr>
+              <w:pStyle w:val="Compact"/>
+              <w:jc w:val="left"/>
+            </w:pPr>
+            <w:r>
+              <w:t xml:space="preserve">×1,83</w:t>
+            </w:r>
+          </w:p>
+        </w:tc>
+      </w:tr>
+      <w:tr>
+        <w:tc>
+          <w:tcPr/>
+          <w:p>
+            <w:pPr>
+              <w:pStyle w:val="Compact"/>
+              <w:jc w:val="left"/>
+            </w:pPr>
+            <w:r>
+              <w:t xml:space="preserve">темп по чужой территории, пешие, км/сут</w:t>
+            </w:r>
+          </w:p>
+        </w:tc>
+        <w:tc>
+          <w:tcPr/>
+          <w:p>
+            <w:pPr>
+              <w:pStyle w:val="Compact"/>
+              <w:jc w:val="left"/>
+            </w:pPr>
+            <w:r>
+              <w:t xml:space="preserve">10…80</w:t>
+            </w:r>
+          </w:p>
+        </w:tc>
+        <w:tc>
+          <w:tcPr/>
+          <w:p>
+            <w:pPr>
+              <w:pStyle w:val="Compact"/>
+              <w:jc w:val="left"/>
+            </w:pPr>
+            <w:r>
+              <w:t xml:space="preserve">42,6</w:t>
+            </w:r>
+          </w:p>
+        </w:tc>
+      </w:tr>
+      <w:tr>
+        <w:tc>
+          <w:tcPr/>
+          <w:p>
+            <w:pPr>
+              <w:pStyle w:val="Compact"/>
+              <w:jc w:val="left"/>
+            </w:pPr>
+            <w:r>
+              <w:t xml:space="preserve">то же, техника</w:t>
+            </w:r>
+          </w:p>
+        </w:tc>
+        <w:tc>
+          <w:tcPr/>
+          <w:p>
+            <w:pPr>
+              <w:pStyle w:val="Compact"/>
+              <w:jc w:val="left"/>
+            </w:pPr>
+            <w:r>
+              <w:t xml:space="preserve">15…150</w:t>
+            </w:r>
+          </w:p>
+        </w:tc>
+        <w:tc>
+          <w:tcPr/>
+          <w:p>
+            <w:pPr>
+              <w:pStyle w:val="Compact"/>
+              <w:jc w:val="left"/>
+            </w:pPr>
+            <w:r>
+              <w:t xml:space="preserve">136</w:t>
+            </w:r>
+          </w:p>
+        </w:tc>
+      </w:tr>
+    </w:tbl>
+    <w:p>
+      <w:pPr>
+        <w:pStyle w:val="BodyText"/>
+      </w:pPr>
+      <w:r>
+        <w:rPr>
+          <w:bCs/>
+          <w:b/>
+        </w:rPr>
+        <w:t xml:space="preserve">Мерило:</w:t>
+      </w:r>
+    </w:p>
+    <w:p>
+      <w:pPr>
+        <w:pStyle w:val="SourceCode"/>
+      </w:pPr>
+      <w:r>
+        <w:rPr>
+          <w:rStyle w:val="VerbatimChar"/>
+        </w:rPr>
+        <w:t xml:space="preserve">мерило = среднее превышение отклонения положений над неопределённостью (каждое — не больше 50 км)</w:t>
+      </w:r>
+      <w:r>
+        <w:br/>
+      </w:r>
+      <w:r>
+        <w:rPr>
+          <w:rStyle w:val="VerbatimChar"/>
+        </w:rPr>
+        <w:t xml:space="preserve">       + 3 × средняя ошибка дат событий (сут; не случилось — 6 сут)</w:t>
+      </w:r>
+    </w:p>
+    <w:p>
+      <w:pPr>
+        <w:pStyle w:val="FirstParagraph"/>
+      </w:pPr>
+      <w:r>
+        <w:rPr>
+          <w:bCs/>
+          <w:b/>
+        </w:rPr>
+        <w:t xml:space="preserve">Обучение и проверка.</w:t>
+      </w:r>
+      <w:r>
+        <w:t xml:space="preserve"> </w:t>
+      </w:r>
+      <w:r>
+        <w:t xml:space="preserve">Подбор идёт только по положениям и событиям</w:t>
+      </w:r>
+      <w:r>
+        <w:t xml:space="preserve"> </w:t>
+      </w:r>
+      <w:r>
+        <w:rPr>
+          <w:bCs/>
+          <w:b/>
+        </w:rPr>
+        <w:t xml:space="preserve">до 25.04 включительно</w:t>
+      </w:r>
+      <w:r>
+        <w:t xml:space="preserve">;</w:t>
+      </w:r>
+      <w:r>
+        <w:t xml:space="preserve"> </w:t>
+      </w:r>
+      <w:r>
+        <w:t xml:space="preserve">дни после 25.04 — проверка: по ним видно, не подогнана ли модель под конкретные числа. Поиск:</w:t>
+      </w:r>
+      <w:r>
+        <w:t xml:space="preserve"> </w:t>
+      </w:r>
+      <w:r>
+        <w:t xml:space="preserve">40 % вычислений — случайные точки по всему диапазону, затем уточнение вокруг лучшей точки с</w:t>
+      </w:r>
+      <w:r>
+        <w:t xml:space="preserve"> </w:t>
+      </w:r>
+      <w:r>
+        <w:t xml:space="preserve">уменьшающимся шагом; каждая точка оценивается по двум прогонам (seed 101, 102). 200 вычислений</w:t>
+      </w:r>
+      <w:r>
+        <w:t xml:space="preserve"> </w:t>
+      </w:r>
+      <w:r>
+        <w:t xml:space="preserve">занимают около 11 минут.</w:t>
+      </w:r>
+    </w:p>
+    <w:p>
+      <w:pPr>
+        <w:pStyle w:val="BodyText"/>
+      </w:pPr>
+      <w:r>
+        <w:rPr>
+          <w:bCs/>
+          <w:b/>
+        </w:rPr>
+        <w:t xml:space="preserve">Итог:</w:t>
+      </w:r>
+      <w:r>
+        <w:t xml:space="preserve"> </w:t>
+      </w:r>
+      <w:r>
+        <w:t xml:space="preserve">обучение — превышение 9,6 → 5,2 км, ошибка дат событий 3,25 → 0,75 сут;</w:t>
+      </w:r>
+      <w:r>
+        <w:t xml:space="preserve"> </w:t>
+      </w:r>
+      <w:r>
+        <w:t xml:space="preserve">проверка — 6,8 → 4,4 км.</w:t>
+      </w:r>
+    </w:p>
+    <w:p>
+      <w:pPr>
+        <w:pStyle w:val="BodyText"/>
+      </w:pPr>
+      <w:r>
+        <w:rPr>
+          <w:bCs/>
+          <w:b/>
+        </w:rPr>
+        <w:t xml:space="preserve">Выбор между двумя калибровками.</w:t>
+      </w:r>
+      <w:r>
+        <w:t xml:space="preserve"> </w:t>
+      </w:r>
+      <w:r>
+        <w:t xml:space="preserve">После последних исправлений движка калибровка была</w:t>
+      </w:r>
+      <w:r>
+        <w:t xml:space="preserve"> </w:t>
+      </w:r>
+      <w:r>
+        <w:t xml:space="preserve">повторена; новые правила дали на пяти прогонах 48 событий из 55 в пределах двух суток против 50</w:t>
+      </w:r>
+      <w:r>
+        <w:t xml:space="preserve"> </w:t>
+      </w:r>
+      <w:r>
+        <w:t xml:space="preserve">у прежних, и прежние оставлены. Этот выбор сделан по всем событиям, включая проверочные, —</w:t>
+      </w:r>
+      <w:r>
+        <w:t xml:space="preserve"> </w:t>
+      </w:r>
+      <w:r>
+        <w:t xml:space="preserve">поэтому проверка здесь уже не вполне независима. Независимая проверка — контрольная операция</w:t>
+      </w:r>
+      <w:r>
+        <w:t xml:space="preserve"> </w:t>
+      </w:r>
+      <w:r>
+        <w:t xml:space="preserve">(раздел 22).</w:t>
+      </w:r>
+    </w:p>
+    <w:p>
+      <w:pPr>
+        <w:pStyle w:val="BodyText"/>
+      </w:pPr>
+      <w:r>
+        <w:rPr>
+          <w:bCs/>
+          <w:b/>
+        </w:rPr>
+        <w:t xml:space="preserve">Анализ чувствительности.</w:t>
+      </w:r>
+      <w:r>
+        <w:t xml:space="preserve"> </w:t>
+      </w:r>
+      <w:r>
+        <w:t xml:space="preserve">Какие из 11 множителей вообще влияют на сходство с историей и насколько</w:t>
+      </w:r>
+      <w:r>
+        <w:t xml:space="preserve"> </w:t>
+      </w:r>
+      <w:r>
+        <w:t xml:space="preserve">сильнее шума от seed, показывает</w:t>
+      </w:r>
+      <w:r>
+        <w:t xml:space="preserve"> </w:t>
+      </w:r>
+      <w:r>
+        <w:rPr>
+          <w:rStyle w:val="VerbatimChar"/>
+        </w:rPr>
+        <w:t xml:space="preserve">npm run sim:sensitivity</w:t>
+      </w:r>
+      <w:r>
+        <w:t xml:space="preserve">. Глобальный скрининг Морриса: траектории</w:t>
+      </w:r>
+      <w:r>
+        <w:t xml:space="preserve"> </w:t>
+      </w:r>
+      <w:r>
+        <w:t xml:space="preserve">по сетке в границах подбора калибровки, для каждого множителя — среднее абсолютное влияние μ*</w:t>
+      </w:r>
+      <w:r>
+        <w:t xml:space="preserve"> </w:t>
+      </w:r>
+      <w:r>
+        <w:t xml:space="preserve">(изменение показателя при сдвиге множителя на весь диапазон) и разброс σ (велик — влияние</w:t>
+      </w:r>
+      <w:r>
+        <w:t xml:space="preserve"> </w:t>
+      </w:r>
+      <w:r>
+        <w:t xml:space="preserve">нелинейно или зависит от остальных множителей). Локально — отклонения ±20 % от откалиброванных</w:t>
+      </w:r>
+      <w:r>
+        <w:t xml:space="preserve"> </w:t>
+      </w:r>
+      <w:r>
+        <w:t xml:space="preserve">значений. Показатели: доля положений в допуске, медиана превышения, доля событий в пределах двух</w:t>
+      </w:r>
+      <w:r>
+        <w:t xml:space="preserve"> </w:t>
+      </w:r>
+      <w:r>
+        <w:t xml:space="preserve">суток, ошибка дат и мерило калибровки. Шум — тот же набор правил на пяти seed; все точки считаются</w:t>
+      </w:r>
+      <w:r>
+        <w:t xml:space="preserve"> </w:t>
+      </w:r>
+      <w:r>
+        <w:t xml:space="preserve">на одних и тех же seed, поэтому разности точек точнее разброса между seed. Результат —</w:t>
+      </w:r>
+      <w:r>
+        <w:t xml:space="preserve"> </w:t>
+      </w:r>
+      <w:r>
+        <w:rPr>
+          <w:rStyle w:val="VerbatimChar"/>
+        </w:rPr>
+        <w:t xml:space="preserve">evals-out/sensitivity/report.md</w:t>
+      </w:r>
+      <w:r>
+        <w:t xml:space="preserve"> </w:t>
+      </w:r>
+      <w:r>
+        <w:t xml:space="preserve">(</w:t>
+      </w:r>
+      <w:r>
+        <w:rPr>
+          <w:rStyle w:val="VerbatimChar"/>
+        </w:rPr>
+        <w:t xml:space="preserve">--part morris</w:t>
+      </w:r>
+      <w:r>
+        <w:t xml:space="preserve">,</w:t>
+      </w:r>
+      <w:r>
+        <w:t xml:space="preserve"> </w:t>
+      </w:r>
+      <w:r>
+        <w:rPr>
+          <w:rStyle w:val="VerbatimChar"/>
+        </w:rPr>
+        <w:t xml:space="preserve">--part local</w:t>
+      </w:r>
+      <w:r>
+        <w:t xml:space="preserve"> </w:t>
+      </w:r>
+      <w:r>
+        <w:t xml:space="preserve">на сценарий, затем</w:t>
+      </w:r>
+      <w:r>
+        <w:t xml:space="preserve"> </w:t>
+      </w:r>
+      <w:r>
+        <w:rPr>
+          <w:rStyle w:val="VerbatimChar"/>
+        </w:rPr>
+        <w:t xml:space="preserve">--report</w:t>
+      </w:r>
+      <w:r>
+        <w:t xml:space="preserve">);</w:t>
+      </w:r>
+      <w:r>
+        <w:t xml:space="preserve"> </w:t>
+      </w:r>
+      <w:r>
+        <w:rPr>
+          <w:rStyle w:val="VerbatimChar"/>
+        </w:rPr>
+        <w:t xml:space="preserve">--part scan --key … --values …</w:t>
+      </w:r>
+      <w:r>
+        <w:t xml:space="preserve"> </w:t>
+      </w:r>
+      <w:r>
+        <w:t xml:space="preserve">— один множитель по списку значений.</w:t>
+      </w:r>
+    </w:p>
+    <w:p>
+      <w:pPr>
+        <w:pStyle w:val="BodyText"/>
+      </w:pPr>
+      <w:r>
+        <w:rPr>
+          <w:bCs/>
+          <w:b/>
+        </w:rPr>
+        <w:t xml:space="preserve">Что показал анализ</w:t>
+      </w:r>
+      <w:r>
+        <w:t xml:space="preserve"> </w:t>
+      </w:r>
+      <w:r>
+        <w:t xml:space="preserve">(три сценария, 8 траекторий Морриса, 2 прогона на точку, шум — 5 seed):</w:t>
+      </w:r>
+    </w:p>
+    <w:p>
+      <w:pPr>
+        <w:numPr>
+          <w:ilvl w:val="0"/>
+          <w:numId w:val="1021"/>
+        </w:numPr>
+        <w:pStyle w:val="Compact"/>
+      </w:pPr>
+      <w:r>
+        <w:rPr>
+          <w:bCs/>
+          <w:b/>
+        </w:rPr>
+        <w:t xml:space="preserve">Положения почти не зависят от множителей.</w:t>
+      </w:r>
+      <w:r>
+        <w:t xml:space="preserve"> </w:t>
+      </w:r>
+      <w:r>
+        <w:t xml:space="preserve">Самый влиятельный множитель при сдвиге на весь</w:t>
+      </w:r>
+      <w:r>
+        <w:t xml:space="preserve"> </w:t>
+      </w:r>
+      <w:r>
+        <w:t xml:space="preserve">диапазон подбора меняет долю положений в допуске на 9 п. п. в Берлинской операции (темп</w:t>
+      </w:r>
+      <w:r>
+        <w:t xml:space="preserve"> </w:t>
+      </w:r>
+      <w:r>
+        <w:t xml:space="preserve">продвижения), на 22 п. п. в бое в Берлине (влияние местности) и на 21 п. п. в Висло-Одерской</w:t>
+      </w:r>
+      <w:r>
+        <w:t xml:space="preserve"> </w:t>
+      </w:r>
+      <w:r>
+        <w:t xml:space="preserve">(темп марша). Положения определяются прежде всего задачами и маршрутами, а не множителями.</w:t>
+      </w:r>
+    </w:p>
+    <w:p>
+      <w:pPr>
+        <w:numPr>
+          <w:ilvl w:val="0"/>
+          <w:numId w:val="1021"/>
+        </w:numPr>
+        <w:pStyle w:val="Compact"/>
+      </w:pPr>
+      <w:r>
+        <w:rPr>
+          <w:bCs/>
+          <w:b/>
+        </w:rPr>
+        <w:t xml:space="preserve">Берлинская операция — локальный оптимум.</w:t>
+      </w:r>
+      <w:r>
+        <w:t xml:space="preserve"> </w:t>
+      </w:r>
+      <w:r>
+        <w:t xml:space="preserve">При ±20 % от откалиброванных значений ни один</w:t>
+      </w:r>
+      <w:r>
+        <w:t xml:space="preserve"> </w:t>
+      </w:r>
+      <w:r>
+        <w:t xml:space="preserve">множитель не даёт эффекта выше шума (σ шума по положениям 3,2 п. п.): тонкая подстройка</w:t>
+      </w:r>
+      <w:r>
+        <w:t xml:space="preserve"> </w:t>
+      </w:r>
+      <w:r>
+        <w:t xml:space="preserve">бесполезна, дальнейший выигрыш — только от устройства модели. Глобально сильнее всего темп</w:t>
+      </w:r>
+      <w:r>
+        <w:t xml:space="preserve"> </w:t>
+      </w:r>
+      <w:r>
+        <w:t xml:space="preserve">продвижения (9,1 п. п.), прогрызание полос (5,9) и темп марша (5,6); слабее всего темп в</w:t>
+      </w:r>
+      <w:r>
+        <w:t xml:space="preserve"> </w:t>
+      </w:r>
+      <w:r>
+        <w:t xml:space="preserve">городе (0,9).</w:t>
+      </w:r>
+    </w:p>
+    <w:p>
+      <w:pPr>
+        <w:numPr>
+          <w:ilvl w:val="0"/>
+          <w:numId w:val="1021"/>
+        </w:numPr>
+        <w:pStyle w:val="Compact"/>
+      </w:pPr>
+      <w:r>
+        <w:rPr>
+          <w:bCs/>
+          <w:b/>
+        </w:rPr>
+        <w:t xml:space="preserve">Потери по положениям и датам не откалибровать.</w:t>
+      </w:r>
+      <w:r>
+        <w:t xml:space="preserve"> </w:t>
+      </w:r>
+      <w:r>
+        <w:t xml:space="preserve">Потери наступающего и обороняющегося меняют</w:t>
+      </w:r>
+      <w:r>
+        <w:t xml:space="preserve"> </w:t>
+      </w:r>
+      <w:r>
+        <w:t xml:space="preserve">положения всего на 2,6–2,7 п. п. на всём диапазоне подбора; их надо проверять по нормативам</w:t>
+      </w:r>
+      <w:r>
+        <w:t xml:space="preserve"> </w:t>
+      </w:r>
+      <w:r>
+        <w:t xml:space="preserve">потерь, а не по положениям.</w:t>
+      </w:r>
+    </w:p>
+    <w:p>
+      <w:pPr>
+        <w:numPr>
+          <w:ilvl w:val="0"/>
+          <w:numId w:val="1021"/>
+        </w:numPr>
+        <w:pStyle w:val="Compact"/>
+      </w:pPr>
+      <w:r>
+        <w:rPr>
+          <w:bCs/>
+          <w:b/>
+        </w:rPr>
+        <w:t xml:space="preserve">Бой в Берлине.</w:t>
+      </w:r>
+      <w:r>
+        <w:t xml:space="preserve"> </w:t>
+      </w:r>
+      <w:r>
+        <w:t xml:space="preserve">Доминирует влияние местности (21,8 п. п.; ±20 % — 10,6 п. п. при шуме</w:t>
+      </w:r>
+      <w:r>
+        <w:t xml:space="preserve"> </w:t>
+      </w:r>
+      <w:r>
+        <w:t xml:space="preserve">4,6) и темп в городе (9,6); прогрызание полос и темп по чужой территории не влияют. События в</w:t>
+      </w:r>
+      <w:r>
+        <w:t xml:space="preserve"> </w:t>
+      </w:r>
+      <w:r>
+        <w:t xml:space="preserve">этом сценарии (6 штук) слишком шумные (σ шума 24 п. п.) для выводов по ним.</w:t>
+      </w:r>
+    </w:p>
+    <w:p>
+      <w:pPr>
+        <w:numPr>
+          <w:ilvl w:val="0"/>
+          <w:numId w:val="1021"/>
+        </w:numPr>
+        <w:pStyle w:val="Compact"/>
+      </w:pPr>
+      <w:r>
+        <w:rPr>
+          <w:bCs/>
+          <w:b/>
+        </w:rPr>
+        <w:t xml:space="preserve">Висло-Одерская.</w:t>
+      </w:r>
+      <w:r>
+        <w:t xml:space="preserve"> </w:t>
+      </w:r>
+      <w:r>
+        <w:t xml:space="preserve">Заметен один множитель — темп марша: ±20 % меняет положения на 8,4 п. п.</w:t>
+      </w:r>
+      <w:r>
+        <w:t xml:space="preserve"> </w:t>
+      </w:r>
+      <w:r>
+        <w:t xml:space="preserve">при шуме 2,4 (втрое выше шума).</w:t>
+      </w:r>
+    </w:p>
+    <w:p>
+      <w:pPr>
+        <w:pStyle w:val="FirstParagraph"/>
+      </w:pPr>
+      <w:r>
+        <w:t xml:space="preserve">Скан темпа марша (множитель 1,09 — откалиброванное значение, верхняя граница подбора 1,2; пять</w:t>
+      </w:r>
+      <w:r>
+        <w:t xml:space="preserve"> </w:t>
+      </w:r>
+      <w:r>
+        <w:t xml:space="preserve">прогонов; положения в допуске / события в пределах двух суток):</w:t>
       </w:r>
     </w:p>
     <w:tbl>
@@ -18696,6 +18636,514 @@
               <w:jc w:val="left"/>
             </w:pPr>
             <w:r>
+              <w:t xml:space="preserve">Темп марша</w:t>
+            </w:r>
+          </w:p>
+        </w:tc>
+        <w:tc>
+          <w:tcPr/>
+          <w:p>
+            <w:pPr>
+              <w:pStyle w:val="Compact"/>
+              <w:jc w:val="left"/>
+            </w:pPr>
+            <w:r>
+              <w:t xml:space="preserve">Берлинская операция</w:t>
+            </w:r>
+          </w:p>
+        </w:tc>
+        <w:tc>
+          <w:tcPr/>
+          <w:p>
+            <w:pPr>
+              <w:pStyle w:val="Compact"/>
+              <w:jc w:val="left"/>
+            </w:pPr>
+            <w:r>
+              <w:t xml:space="preserve">Бой в Берлине</w:t>
+            </w:r>
+          </w:p>
+        </w:tc>
+        <w:tc>
+          <w:tcPr/>
+          <w:p>
+            <w:pPr>
+              <w:pStyle w:val="Compact"/>
+              <w:jc w:val="left"/>
+            </w:pPr>
+            <w:r>
+              <w:t xml:space="preserve">Висло-Одерская (контрольная)</w:t>
+            </w:r>
+          </w:p>
+        </w:tc>
+      </w:tr>
+      <w:tr>
+        <w:tc>
+          <w:tcPr/>
+          <w:p>
+            <w:pPr>
+              <w:pStyle w:val="Compact"/>
+              <w:jc w:val="left"/>
+            </w:pPr>
+            <w:r>
+              <w:t xml:space="preserve">0,9</w:t>
+            </w:r>
+          </w:p>
+        </w:tc>
+        <w:tc>
+          <w:tcPr/>
+          <w:p>
+            <w:pPr>
+              <w:pStyle w:val="Compact"/>
+              <w:jc w:val="left"/>
+            </w:pPr>
+            <w:r>
+              <w:t xml:space="preserve">79 % / 76 %</w:t>
+            </w:r>
+          </w:p>
+        </w:tc>
+        <w:tc>
+          <w:tcPr/>
+          <w:p>
+            <w:pPr>
+              <w:pStyle w:val="Compact"/>
+              <w:jc w:val="left"/>
+            </w:pPr>
+            <w:r>
+              <w:t xml:space="preserve">89 % / 43 %</w:t>
+            </w:r>
+          </w:p>
+        </w:tc>
+        <w:tc>
+          <w:tcPr/>
+          <w:p>
+            <w:pPr>
+              <w:pStyle w:val="Compact"/>
+              <w:jc w:val="left"/>
+            </w:pPr>
+            <w:r>
+              <w:t xml:space="preserve">47 % / 29 %</w:t>
+            </w:r>
+          </w:p>
+        </w:tc>
+      </w:tr>
+      <w:tr>
+        <w:tc>
+          <w:tcPr/>
+          <w:p>
+            <w:pPr>
+              <w:pStyle w:val="Compact"/>
+              <w:jc w:val="left"/>
+            </w:pPr>
+            <w:r>
+              <w:t xml:space="preserve">1,09</w:t>
+            </w:r>
+          </w:p>
+        </w:tc>
+        <w:tc>
+          <w:tcPr/>
+          <w:p>
+            <w:pPr>
+              <w:pStyle w:val="Compact"/>
+              <w:jc w:val="left"/>
+            </w:pPr>
+            <w:r>
+              <w:t xml:space="preserve">80 % / 84 %</w:t>
+            </w:r>
+          </w:p>
+        </w:tc>
+        <w:tc>
+          <w:tcPr/>
+          <w:p>
+            <w:pPr>
+              <w:pStyle w:val="Compact"/>
+              <w:jc w:val="left"/>
+            </w:pPr>
+            <w:r>
+              <w:t xml:space="preserve">89 % / 37 %</w:t>
+            </w:r>
+          </w:p>
+        </w:tc>
+        <w:tc>
+          <w:tcPr/>
+          <w:p>
+            <w:pPr>
+              <w:pStyle w:val="Compact"/>
+              <w:jc w:val="left"/>
+            </w:pPr>
+            <w:r>
+              <w:t xml:space="preserve">51 % / 29 %</w:t>
+            </w:r>
+          </w:p>
+        </w:tc>
+      </w:tr>
+      <w:tr>
+        <w:tc>
+          <w:tcPr/>
+          <w:p>
+            <w:pPr>
+              <w:pStyle w:val="Compact"/>
+              <w:jc w:val="left"/>
+            </w:pPr>
+            <w:r>
+              <w:t xml:space="preserve">1,2</w:t>
+            </w:r>
+          </w:p>
+        </w:tc>
+        <w:tc>
+          <w:tcPr/>
+          <w:p>
+            <w:pPr>
+              <w:pStyle w:val="Compact"/>
+              <w:jc w:val="left"/>
+            </w:pPr>
+            <w:r>
+              <w:t xml:space="preserve">79 % / 87 %</w:t>
+            </w:r>
+          </w:p>
+        </w:tc>
+        <w:tc>
+          <w:tcPr/>
+          <w:p>
+            <w:pPr>
+              <w:pStyle w:val="Compact"/>
+              <w:jc w:val="left"/>
+            </w:pPr>
+            <w:r>
+              <w:t xml:space="preserve">81 % / 20 %</w:t>
+            </w:r>
+          </w:p>
+        </w:tc>
+        <w:tc>
+          <w:tcPr/>
+          <w:p>
+            <w:pPr>
+              <w:pStyle w:val="Compact"/>
+              <w:jc w:val="left"/>
+            </w:pPr>
+            <w:r>
+              <w:t xml:space="preserve">52 % / 29 %</w:t>
+            </w:r>
+          </w:p>
+        </w:tc>
+      </w:tr>
+      <w:tr>
+        <w:tc>
+          <w:tcPr/>
+          <w:p>
+            <w:pPr>
+              <w:pStyle w:val="Compact"/>
+              <w:jc w:val="left"/>
+            </w:pPr>
+            <w:r>
+              <w:t xml:space="preserve">1,3</w:t>
+            </w:r>
+          </w:p>
+        </w:tc>
+        <w:tc>
+          <w:tcPr/>
+          <w:p>
+            <w:pPr>
+              <w:pStyle w:val="Compact"/>
+              <w:jc w:val="left"/>
+            </w:pPr>
+            <w:r>
+              <w:t xml:space="preserve">79 % / 82 %</w:t>
+            </w:r>
+          </w:p>
+        </w:tc>
+        <w:tc>
+          <w:tcPr/>
+          <w:p>
+            <w:pPr>
+              <w:pStyle w:val="Compact"/>
+              <w:jc w:val="left"/>
+            </w:pPr>
+            <w:r>
+              <w:t xml:space="preserve">83 % / 40 %</w:t>
+            </w:r>
+          </w:p>
+        </w:tc>
+        <w:tc>
+          <w:tcPr/>
+          <w:p>
+            <w:pPr>
+              <w:pStyle w:val="Compact"/>
+              <w:jc w:val="left"/>
+            </w:pPr>
+            <w:r>
+              <w:t xml:space="preserve">55 % / 35 %</w:t>
+            </w:r>
+          </w:p>
+        </w:tc>
+      </w:tr>
+      <w:tr>
+        <w:tc>
+          <w:tcPr/>
+          <w:p>
+            <w:pPr>
+              <w:pStyle w:val="Compact"/>
+              <w:jc w:val="left"/>
+            </w:pPr>
+            <w:r>
+              <w:t xml:space="preserve">1,4</w:t>
+            </w:r>
+          </w:p>
+        </w:tc>
+        <w:tc>
+          <w:tcPr/>
+          <w:p>
+            <w:pPr>
+              <w:pStyle w:val="Compact"/>
+              <w:jc w:val="left"/>
+            </w:pPr>
+            <w:r>
+              <w:t xml:space="preserve">76 % / 80 %</w:t>
+            </w:r>
+          </w:p>
+        </w:tc>
+        <w:tc>
+          <w:tcPr/>
+          <w:p>
+            <w:pPr>
+              <w:pStyle w:val="Compact"/>
+              <w:jc w:val="left"/>
+            </w:pPr>
+            <w:r>
+              <w:t xml:space="preserve">83 % / 43 %</w:t>
+            </w:r>
+          </w:p>
+        </w:tc>
+        <w:tc>
+          <w:tcPr/>
+          <w:p>
+            <w:pPr>
+              <w:pStyle w:val="Compact"/>
+              <w:jc w:val="left"/>
+            </w:pPr>
+            <w:r>
+              <w:t xml:space="preserve">58 % / 38 %</w:t>
+            </w:r>
+          </w:p>
+        </w:tc>
+      </w:tr>
+      <w:tr>
+        <w:tc>
+          <w:tcPr/>
+          <w:p>
+            <w:pPr>
+              <w:pStyle w:val="Compact"/>
+              <w:jc w:val="left"/>
+            </w:pPr>
+            <w:r>
+              <w:t xml:space="preserve">1,5</w:t>
+            </w:r>
+          </w:p>
+        </w:tc>
+        <w:tc>
+          <w:tcPr/>
+          <w:p>
+            <w:pPr>
+              <w:pStyle w:val="Compact"/>
+              <w:jc w:val="left"/>
+            </w:pPr>
+            <w:r>
+              <w:t xml:space="preserve">75 % / 89 %</w:t>
+            </w:r>
+          </w:p>
+        </w:tc>
+        <w:tc>
+          <w:tcPr/>
+          <w:p>
+            <w:pPr>
+              <w:pStyle w:val="Compact"/>
+              <w:jc w:val="left"/>
+            </w:pPr>
+            <w:r>
+              <w:t xml:space="preserve">84 % / 50 %</w:t>
+            </w:r>
+          </w:p>
+        </w:tc>
+        <w:tc>
+          <w:tcPr/>
+          <w:p>
+            <w:pPr>
+              <w:pStyle w:val="Compact"/>
+              <w:jc w:val="left"/>
+            </w:pPr>
+            <w:r>
+              <w:t xml:space="preserve">62 % / 43 %</w:t>
+            </w:r>
+          </w:p>
+        </w:tc>
+      </w:tr>
+    </w:tbl>
+    <w:p>
+      <w:pPr>
+        <w:pStyle w:val="BodyText"/>
+      </w:pPr>
+      <w:r>
+        <w:t xml:space="preserve">Висло-Одерская монотонно выигрывает от роста множителя, Берлинская до 1,3 не меняется, а бой в</w:t>
+      </w:r>
+      <w:r>
+        <w:t xml:space="preserve"> </w:t>
+      </w:r>
+      <w:r>
+        <w:t xml:space="preserve">Берлине теряет около 6 п. п. Один общий множитель торгует операции между собой, поэтому дело не</w:t>
+      </w:r>
+      <w:r>
+        <w:t xml:space="preserve"> </w:t>
+      </w:r>
+      <w:r>
+        <w:t xml:space="preserve">в его величине, а в устройстве. Подвоз и сезон не объясняют отставание (проверено — раздел 19.5 и</w:t>
+      </w:r>
+      <w:r>
+        <w:t xml:space="preserve"> </w:t>
+      </w:r>
+      <w:r>
+        <w:t xml:space="preserve">25.1, п. 13): отстают пехотные армии, идущие медленнее исторического темпа. Множитель не менялся:</w:t>
+      </w:r>
+      <w:r>
+        <w:t xml:space="preserve"> </w:t>
+      </w:r>
+      <w:r>
+        <w:t xml:space="preserve">Висло-Одерская — контрольная операция, подгонка под неё лишила бы контроль независимости.</w:t>
+      </w:r>
+    </w:p>
+    <w:p>
+      <w:pPr>
+        <w:pStyle w:val="BodyText"/>
+      </w:pPr>
+      <w:r>
+        <w:rPr>
+          <w:bCs/>
+          <w:b/>
+        </w:rPr>
+        <w:t xml:space="preserve">Нормативы опыта войны и допущения.</w:t>
+      </w:r>
+      <w:r>
+        <w:t xml:space="preserve"> </w:t>
+      </w:r>
+      <w:r>
+        <w:t xml:space="preserve">Кроме сверки с историей, правила проверяются по</w:t>
+      </w:r>
+      <w:r>
+        <w:t xml:space="preserve"> </w:t>
+      </w:r>
+      <w:r>
+        <w:t xml:space="preserve">нормативам: темпы, потери, сроки переправ, задержки приказов, ширина полос, котлы и крепости</w:t>
+      </w:r>
+      <w:r>
+        <w:t xml:space="preserve"> </w:t>
+      </w:r>
+      <w:r>
+        <w:t xml:space="preserve">(</w:t>
+      </w:r>
+      <w:r>
+        <w:rPr>
+          <w:rStyle w:val="VerbatimChar"/>
+        </w:rPr>
+        <w:t xml:space="preserve">packages/sim/data/rules/norms.json</w:t>
+      </w:r>
+      <w:r>
+        <w:t xml:space="preserve">, отчёт</w:t>
+      </w:r>
+      <w:r>
+        <w:t xml:space="preserve"> </w:t>
+      </w:r>
+      <w:r>
+        <w:rPr>
+          <w:rStyle w:val="VerbatimChar"/>
+        </w:rPr>
+        <w:t xml:space="preserve">npm run sim:norms</w:t>
+      </w:r>
+      <w:r>
+        <w:t xml:space="preserve"> </w:t>
+      </w:r>
+      <w:r>
+        <w:t xml:space="preserve">—</w:t>
+      </w:r>
+      <w:r>
+        <w:t xml:space="preserve"> </w:t>
+      </w:r>
+      <w:r>
+        <w:rPr>
+          <w:rStyle w:val="VerbatimChar"/>
+        </w:rPr>
+        <w:t xml:space="preserve">docs/norms-check.md</w:t>
+      </w:r>
+      <w:r>
+        <w:t xml:space="preserve">). У каждого</w:t>
+      </w:r>
+      <w:r>
+        <w:t xml:space="preserve"> </w:t>
+      </w:r>
+      <w:r>
+        <w:t xml:space="preserve">норматива — запись базы знаний, источник, достоверность и способ измерить его в модели: прогоном</w:t>
+      </w:r>
+      <w:r>
+        <w:t xml:space="preserve"> </w:t>
+      </w:r>
+      <w:r>
+        <w:t xml:space="preserve">сценария или прямо по правилам. Правило, для которого опоры в опыте войны нет, записано в ту же</w:t>
+      </w:r>
+      <w:r>
+        <w:t xml:space="preserve"> </w:t>
+      </w:r>
+      <w:r>
+        <w:t xml:space="preserve">таблицу как</w:t>
+      </w:r>
+      <w:r>
+        <w:t xml:space="preserve"> </w:t>
+      </w:r>
+      <w:r>
+        <w:rPr>
+          <w:bCs/>
+          <w:b/>
+        </w:rPr>
+        <w:t xml:space="preserve">допущение</w:t>
+      </w:r>
+      <w:r>
+        <w:t xml:space="preserve">: отчёт показывает его значение и какие документы нужны, а покрытие</w:t>
+      </w:r>
+      <w:r>
+        <w:t xml:space="preserve"> </w:t>
+      </w:r>
+      <w:r>
+        <w:t xml:space="preserve">операции (раздел 8.2) — как пробел, пока у него нет источника. Котлы и крепости (раздел 19.5)</w:t>
+      </w:r>
+      <w:r>
+        <w:t xml:space="preserve"> </w:t>
+      </w:r>
+      <w:r>
+        <w:t xml:space="preserve">по трём прогонам:</w:t>
+      </w:r>
+    </w:p>
+    <w:tbl>
+      <w:tblPr>
+        <w:tblStyle w:val="Table"/>
+        <w:tblW w:type="auto" w:w="0"/>
+        <w:tblLook w:firstRow="1" w:lastRow="0" w:firstColumn="0" w:lastColumn="0" w:noHBand="0" w:noVBand="0" w:val="0020"/>
+        <w:jc w:val="start"/>
+      </w:tblPr>
+      <w:tblGrid>
+        <w:gridCol w:w="1980"/>
+        <w:gridCol w:w="1980"/>
+        <w:gridCol w:w="1980"/>
+        <w:gridCol w:w="1980"/>
+      </w:tblGrid>
+      <w:tr>
+        <w:trPr>
+          <w:tblHeader w:val="true"/>
+        </w:trPr>
+        <w:tc>
+          <w:tcPr/>
+          <w:p>
+            <w:pPr>
+              <w:pStyle w:val="Compact"/>
+              <w:jc w:val="left"/>
+            </w:pPr>
+            <w:r>
               <w:t xml:space="preserve">Норматив</w:t>
             </w:r>
           </w:p>
@@ -21404,25 +21852,82 @@
           <w:bCs/>
           <w:b/>
         </w:rPr>
-        <w:t xml:space="preserve">Скорость марша не зависит от сезона и грунта.</w:t>
-      </w:r>
-      <w:r>
-        <w:t xml:space="preserve"> </w:t>
-      </w:r>
-      <w:r>
-        <w:t xml:space="preserve">Один множитель на все операции: рост</w:t>
-      </w:r>
-      <w:r>
-        <w:t xml:space="preserve"> </w:t>
-      </w:r>
-      <w:r>
-        <w:t xml:space="preserve">скорости выигрывает Висло-Одерскую (зима, мёрзлый грунт, преследование), но вредит бою в</w:t>
-      </w:r>
-      <w:r>
-        <w:t xml:space="preserve"> </w:t>
-      </w:r>
-      <w:r>
-        <w:t xml:space="preserve">Берлине (раздел 21, скан темпа марша). Нужна зависимость скорости от сезона, грунта и подвоза.</w:t>
+        <w:t xml:space="preserve">Преследование: пехотные армии отстают.</w:t>
+      </w:r>
+      <w:r>
+        <w:t xml:space="preserve"> </w:t>
+      </w:r>
+      <w:r>
+        <w:t xml:space="preserve">В Висло-Одерской танковые армии идут вровень с</w:t>
+      </w:r>
+      <w:r>
+        <w:t xml:space="preserve"> </w:t>
+      </w:r>
+      <w:r>
+        <w:t xml:space="preserve">историей (3 гв. ТА — на 17 км впереди, 1 гв. ТА — на 3 км, 2 гв. ТА и 4 ТА — на 32 км позади), а</w:t>
+      </w:r>
+      <w:r>
+        <w:t xml:space="preserve"> </w:t>
+      </w:r>
+      <w:r>
+        <w:t xml:space="preserve">общевойсковые отстают: 5 УА на 71 км, 21 А на 64, 8 гв. А на 63, 3 гв. А на 57 (seed 1). Не из-за</w:t>
+      </w:r>
+      <w:r>
+        <w:t xml:space="preserve"> </w:t>
+      </w:r>
+      <w:r>
+        <w:t xml:space="preserve">подвоза и окружений (боеприпасы 5 УА не ниже 2,95 бк до конца операции; блок</w:t>
+      </w:r>
+      <w:r>
+        <w:t xml:space="preserve"> </w:t>
+      </w:r>
+      <w:r>
+        <w:rPr>
+          <w:rStyle w:val="VerbatimChar"/>
+        </w:rPr>
+        <w:t xml:space="preserve">supplyFlow</w:t>
+      </w:r>
+      <w:r>
+        <w:t xml:space="preserve"> </w:t>
+      </w:r>
+      <w:r>
+        <w:t xml:space="preserve">ничего не</w:t>
+      </w:r>
+      <w:r>
+        <w:t xml:space="preserve"> </w:t>
+      </w:r>
+      <w:r>
+        <w:t xml:space="preserve">меняет — раздел 19.5) и не из-за сезона (болот на театре 51 клетка из ≈67 тысяч): армия идёт 21–27 км/сут,</w:t>
+      </w:r>
+      <w:r>
+        <w:t xml:space="preserve"> </w:t>
+      </w:r>
+      <w:r>
+        <w:t xml:space="preserve">а в истории — 26–47 (5 УА: 34 км/сут 15–17.01 при расчётных 10 и 44 км/сут 19–22.01 при расчётных</w:t>
+      </w:r>
+      <w:r>
+        <w:t xml:space="preserve"> </w:t>
+      </w:r>
+      <w:r>
+        <w:t xml:space="preserve">24). Пеший марш в профиле (25–30 км/сут) соответствует нормам марша пехотной дивизии (≈ 32 км/сут по</w:t>
+      </w:r>
+      <w:r>
+        <w:t xml:space="preserve"> </w:t>
+      </w:r>
+      <w:r>
+        <w:t xml:space="preserve">справочнику вермахта), так что исторический темп достигался подвозом пехоты на автомашинах и</w:t>
+      </w:r>
+      <w:r>
+        <w:t xml:space="preserve"> </w:t>
+      </w:r>
+      <w:r>
+        <w:t xml:space="preserve">передовыми отрядами, которых в модели нет. Общий множитель темпа марша выигрывает Висло-Одерскую,</w:t>
+      </w:r>
+      <w:r>
+        <w:t xml:space="preserve"> </w:t>
+      </w:r>
+      <w:r>
+        <w:t xml:space="preserve">но вредит бою в Берлине (раздел 21, скан), поэтому не менялся.</w:t>
       </w:r>
     </w:p>
     <w:p>

--- a/docs/system.docx
+++ b/docs/system.docx
@@ -15917,7 +15917,7 @@
           <w:bCs/>
           <w:b/>
         </w:rPr>
-        <w:t xml:space="preserve">Подвоз как пропускная способность (по желанию, блок правил</w:t>
+        <w:t xml:space="preserve">Подвоз как пропускная способность (блок правил</w:t>
       </w:r>
       <w:r>
         <w:rPr>
@@ -15945,7 +15945,7 @@
         <w:t xml:space="preserve"> </w:t>
       </w:r>
       <w:r>
-        <w:t xml:space="preserve">По умолчанию подвоз —</w:t>
+        <w:t xml:space="preserve">Без блока подвоз —</w:t>
       </w:r>
       <w:r>
         <w:t xml:space="preserve"> </w:t>
@@ -16045,16 +16045,25 @@
           <w:bCs/>
           <w:b/>
         </w:rPr>
-        <w:t xml:space="preserve">выключен</w:t>
-      </w:r>
-      <w:r>
-        <w:t xml:space="preserve">: на трёх операциях он не меняет сходство с</w:t>
-      </w:r>
-      <w:r>
-        <w:t xml:space="preserve"> </w:t>
-      </w:r>
-      <w:r>
-        <w:t xml:space="preserve">историей (пять прогонов; положения в допуске / события в пределах двух суток / ошибка дат, сут):</w:t>
+        <w:t xml:space="preserve">включён</w:t>
+      </w:r>
+      <w:r>
+        <w:t xml:space="preserve"> </w:t>
+      </w:r>
+      <w:r>
+        <w:t xml:space="preserve">(значения по умолчанию): расход и пополнение</w:t>
+      </w:r>
+      <w:r>
+        <w:t xml:space="preserve"> </w:t>
+      </w:r>
+      <w:r>
+        <w:t xml:space="preserve">физичнее порога, хотя на трёх операциях сходство с историей он практически не меняет (пять</w:t>
+      </w:r>
+      <w:r>
+        <w:t xml:space="preserve"> </w:t>
+      </w:r>
+      <w:r>
+        <w:t xml:space="preserve">прогонов; положения в допуске / события в пределах двух суток / ошибка дат, сут):</w:t>
       </w:r>
     </w:p>
     <w:tbl>
@@ -19318,7 +19327,7 @@
               <w:jc w:val="left"/>
             </w:pPr>
             <w:r>
-              <w:t xml:space="preserve">33 % (21–54 %)</w:t>
+              <w:t xml:space="preserve">35 % (21–62 %)</w:t>
             </w:r>
           </w:p>
         </w:tc>
@@ -19481,6 +19490,106 @@
             </w:pPr>
             <w:r>
               <w:t xml:space="preserve">допущение</w:t>
+            </w:r>
+          </w:p>
+        </w:tc>
+      </w:tr>
+      <w:tr>
+        <w:tc>
+          <w:tcPr/>
+          <w:p>
+            <w:pPr>
+              <w:pStyle w:val="Compact"/>
+              <w:jc w:val="left"/>
+            </w:pPr>
+            <w:r>
+              <w:t xml:space="preserve">подвоз: полный до удаления базы</w:t>
+            </w:r>
+          </w:p>
+        </w:tc>
+        <w:tc>
+          <w:tcPr/>
+          <w:p>
+            <w:pPr>
+              <w:pStyle w:val="Compact"/>
+              <w:jc w:val="left"/>
+            </w:pPr>
+            <w:r>
+              <w:t xml:space="preserve">армейский автотранспорт: рейс в сутки (Davie, по аннотации)</w:t>
+            </w:r>
+          </w:p>
+        </w:tc>
+        <w:tc>
+          <w:tcPr/>
+          <w:p>
+            <w:pPr>
+              <w:pStyle w:val="Compact"/>
+              <w:jc w:val="left"/>
+            </w:pPr>
+            <w:r>
+              <w:t xml:space="preserve">12 ч пути</w:t>
+            </w:r>
+          </w:p>
+        </w:tc>
+        <w:tc>
+          <w:tcPr/>
+          <w:p>
+            <w:pPr>
+              <w:pStyle w:val="Compact"/>
+              <w:jc w:val="left"/>
+            </w:pPr>
+            <w:r>
+              <w:t xml:space="preserve">допущение</w:t>
+            </w:r>
+          </w:p>
+        </w:tc>
+      </w:tr>
+      <w:tr>
+        <w:tc>
+          <w:tcPr/>
+          <w:p>
+            <w:pPr>
+              <w:pStyle w:val="Compact"/>
+              <w:jc w:val="left"/>
+            </w:pPr>
+            <w:r>
+              <w:t xml:space="preserve">расход горючего на 100 км марша</w:t>
+            </w:r>
+          </w:p>
+        </w:tc>
+        <w:tc>
+          <w:tcPr/>
+          <w:p>
+            <w:pPr>
+              <w:pStyle w:val="Compact"/>
+              <w:jc w:val="left"/>
+            </w:pPr>
+            <w:r>
+              <w:t xml:space="preserve">вермахт: единица расхода на 100 км (TM-E 30-451, A)</w:t>
+            </w:r>
+          </w:p>
+        </w:tc>
+        <w:tc>
+          <w:tcPr/>
+          <w:p>
+            <w:pPr>
+              <w:pStyle w:val="Compact"/>
+              <w:jc w:val="left"/>
+            </w:pPr>
+            <w:r>
+              <w:t xml:space="preserve">1 запр.</w:t>
+            </w:r>
+          </w:p>
+        </w:tc>
+        <w:tc>
+          <w:tcPr/>
+          <w:p>
+            <w:pPr>
+              <w:pStyle w:val="Compact"/>
+              <w:jc w:val="left"/>
+            </w:pPr>
+            <w:r>
+              <w:t xml:space="preserve">допущение (для советских частей)</w:t>
             </w:r>
           </w:p>
         </w:tc>
@@ -20557,13 +20666,13 @@
           <w:bCs/>
           <w:b/>
         </w:rPr>
-        <w:t xml:space="preserve">49–55 %</w:t>
-      </w:r>
-      <w:r>
-        <w:t xml:space="preserve"> </w:t>
-      </w:r>
-      <w:r>
-        <w:t xml:space="preserve">(по прогонам 49, 55, 51, 49, 52 %).</w:t>
+        <w:t xml:space="preserve">49–53 %</w:t>
+      </w:r>
+      <w:r>
+        <w:t xml:space="preserve"> </w:t>
+      </w:r>
+      <w:r>
+        <w:t xml:space="preserve">(по прогонам 49, 52, 50, 50, 53 %).</w:t>
       </w:r>
     </w:p>
     <w:tbl>
@@ -20652,7 +20761,7 @@
               <w:jc w:val="left"/>
             </w:pPr>
             <w:r>
-              <w:t xml:space="preserve">— +1 — — +1</w:t>
+              <w:t xml:space="preserve">— +1 +12 — +12</w:t>
             </w:r>
           </w:p>
         </w:tc>
@@ -20918,7 +21027,7 @@
               <w:jc w:val="left"/>
             </w:pPr>
             <w:r>
-              <w:t xml:space="preserve">+4 +2 +4 — —</w:t>
+              <w:t xml:space="preserve">— +2 +4 — —</w:t>
             </w:r>
           </w:p>
         </w:tc>
@@ -20994,7 +21103,7 @@
               <w:jc w:val="left"/>
             </w:pPr>
             <w:r>
-              <w:t xml:space="preserve">— — — +6 —</w:t>
+              <w:t xml:space="preserve">— — — — —</w:t>
             </w:r>
           </w:p>
         </w:tc>
@@ -21123,7 +21232,7 @@
           <w:bCs/>
           <w:b/>
         </w:rPr>
-        <w:t xml:space="preserve">19 из 65</w:t>
+        <w:t xml:space="preserve">18 из 65</w:t>
       </w:r>
       <w:r>
         <w:t xml:space="preserve"> </w:t>
@@ -21141,19 +21250,13 @@
         <w:t xml:space="preserve"> </w:t>
       </w:r>
       <w:r>
-        <w:t xml:space="preserve">требует их присутствия рядом. Ченстохов и Оппельн — на 3–4 суток раньше, Краков и Катовице —</w:t>
-      </w:r>
-      <w:r>
-        <w:t xml:space="preserve"> </w:t>
-      </w:r>
-      <w:r>
-        <w:t xml:space="preserve">на 6–7; выход к Одеру и прорыв Мезерицкого укреплённого района не наступают, Познань</w:t>
-      </w:r>
-      <w:r>
-        <w:t xml:space="preserve"> </w:t>
-      </w:r>
-      <w:r>
-        <w:t xml:space="preserve">окружается в одном прогоне из пяти (на 6 суток позже) и держится на складах.</w:t>
+        <w:t xml:space="preserve">требует их присутствия рядом (в двух прогонах — на 12 суток позже). Ченстохов и Оппельн — на 3–4 суток раньше, Краков и Катовице —</w:t>
+      </w:r>
+      <w:r>
+        <w:t xml:space="preserve"> </w:t>
+      </w:r>
+      <w:r>
+        <w:t xml:space="preserve">на 6–7; выход к Одеру, прорыв Мезерицкого укреплённого района и окружение Познани не наступают.</w:t>
       </w:r>
     </w:p>
     <w:p>

--- a/docs/system.docx
+++ b/docs/system.docx
@@ -18404,6 +18404,102 @@
       </w:r>
       <w:r>
         <w:t xml:space="preserve">— один множитель по списку значений.</w:t>
+      </w:r>
+    </w:p>
+    <w:p>
+      <w:pPr>
+        <w:pStyle w:val="BodyText"/>
+      </w:pPr>
+      <w:r>
+        <w:rPr>
+          <w:bCs/>
+          <w:b/>
+        </w:rPr>
+        <w:t xml:space="preserve">Чувствительность к данным.</w:t>
+      </w:r>
+      <w:r>
+        <w:t xml:space="preserve"> </w:t>
+      </w:r>
+      <w:r>
+        <w:t xml:space="preserve">Какие данные ценнее собирать, показывает</w:t>
+      </w:r>
+      <w:r>
+        <w:t xml:space="preserve"> </w:t>
+      </w:r>
+      <w:r>
+        <w:rPr>
+          <w:rStyle w:val="VerbatimChar"/>
+        </w:rPr>
+        <w:t xml:space="preserve">npm run sim:data-sensitivity</w:t>
+      </w:r>
+      <w:r>
+        <w:t xml:space="preserve">:</w:t>
+      </w:r>
+      <w:r>
+        <w:t xml:space="preserve"> </w:t>
+      </w:r>
+      <w:r>
+        <w:t xml:space="preserve">правила не меняются, ухудшаются данные сценария и театра. Ошибка заданной величины — сроки приказов</w:t>
+      </w:r>
+      <w:r>
+        <w:t xml:space="preserve"> </w:t>
+      </w:r>
+      <w:r>
+        <w:t xml:space="preserve">до ±24 ч, исходные положения (на допуск сравнения: 10 или 2 км), численность, танки и орудия ±20 %,</w:t>
+      </w:r>
+      <w:r>
+        <w:t xml:space="preserve"> </w:t>
+      </w:r>
+      <w:r>
+        <w:t xml:space="preserve">по сторонам отдельно, две независимые выборки ошибки; отсутствие данных — база снабжения и её фазы,</w:t>
+      </w:r>
+      <w:r>
+        <w:t xml:space="preserve"> </w:t>
+      </w:r>
+      <w:r>
+        <w:t xml:space="preserve">разграничительные линии, дороги, рельеф, перепады высот, реки, укреплённые полосы театра. Показатели</w:t>
+      </w:r>
+      <w:r>
+        <w:t xml:space="preserve"> </w:t>
+      </w:r>
+      <w:r>
+        <w:t xml:space="preserve">те же, все варианты на одних seed; падение в пределах двух σ шума незначимо. Результат —</w:t>
+      </w:r>
+      <w:r>
+        <w:t xml:space="preserve"> </w:t>
+      </w:r>
+      <w:r>
+        <w:rPr>
+          <w:rStyle w:val="VerbatimChar"/>
+        </w:rPr>
+        <w:t xml:space="preserve">evals-out/data-sensitivity/report.md</w:t>
+      </w:r>
+      <w:r>
+        <w:t xml:space="preserve"> </w:t>
+      </w:r>
+      <w:r>
+        <w:t xml:space="preserve">(</w:t>
+      </w:r>
+      <w:r>
+        <w:rPr>
+          <w:rStyle w:val="VerbatimChar"/>
+        </w:rPr>
+        <w:t xml:space="preserve">--scenario …</w:t>
+      </w:r>
+      <w:r>
+        <w:t xml:space="preserve">, затем</w:t>
+      </w:r>
+      <w:r>
+        <w:t xml:space="preserve"> </w:t>
+      </w:r>
+      <w:r>
+        <w:rPr>
+          <w:rStyle w:val="VerbatimChar"/>
+        </w:rPr>
+        <w:t xml:space="preserve">--report</w:t>
+      </w:r>
+      <w:r>
+        <w:t xml:space="preserve">).</w:t>
       </w:r>
     </w:p>
     <w:p>

--- a/docs/system.docx
+++ b/docs/system.docx
@@ -18511,209 +18511,19 @@
           <w:bCs/>
           <w:b/>
         </w:rPr>
-        <w:t xml:space="preserve">Что показал анализ</w:t>
-      </w:r>
-      <w:r>
-        <w:t xml:space="preserve"> </w:t>
-      </w:r>
-      <w:r>
-        <w:t xml:space="preserve">(три сценария, 8 траекторий Морриса, 2 прогона на точку, шум — 5 seed):</w:t>
-      </w:r>
-    </w:p>
-    <w:p>
-      <w:pPr>
-        <w:numPr>
-          <w:ilvl w:val="0"/>
-          <w:numId w:val="1021"/>
-        </w:numPr>
-        <w:pStyle w:val="Compact"/>
-      </w:pPr>
-      <w:r>
-        <w:rPr>
-          <w:bCs/>
-          <w:b/>
-        </w:rPr>
-        <w:t xml:space="preserve">Положения почти не зависят от множителей.</w:t>
-      </w:r>
-      <w:r>
-        <w:t xml:space="preserve"> </w:t>
-      </w:r>
-      <w:r>
-        <w:t xml:space="preserve">Самый влиятельный множитель при сдвиге на весь</w:t>
-      </w:r>
-      <w:r>
-        <w:t xml:space="preserve"> </w:t>
-      </w:r>
-      <w:r>
-        <w:t xml:space="preserve">диапазон подбора меняет долю положений в допуске на 9 п. п. в Берлинской операции (темп</w:t>
-      </w:r>
-      <w:r>
-        <w:t xml:space="preserve"> </w:t>
-      </w:r>
-      <w:r>
-        <w:t xml:space="preserve">продвижения), на 22 п. п. в бое в Берлине (влияние местности) и на 21 п. п. в Висло-Одерской</w:t>
-      </w:r>
-      <w:r>
-        <w:t xml:space="preserve"> </w:t>
-      </w:r>
-      <w:r>
-        <w:t xml:space="preserve">(темп марша). Положения определяются прежде всего задачами и маршрутами, а не множителями.</w:t>
-      </w:r>
-    </w:p>
-    <w:p>
-      <w:pPr>
-        <w:numPr>
-          <w:ilvl w:val="0"/>
-          <w:numId w:val="1021"/>
-        </w:numPr>
-        <w:pStyle w:val="Compact"/>
-      </w:pPr>
-      <w:r>
-        <w:rPr>
-          <w:bCs/>
-          <w:b/>
-        </w:rPr>
-        <w:t xml:space="preserve">Берлинская операция — локальный оптимум.</w:t>
-      </w:r>
-      <w:r>
-        <w:t xml:space="preserve"> </w:t>
-      </w:r>
-      <w:r>
-        <w:t xml:space="preserve">При ±20 % от откалиброванных значений ни один</w:t>
-      </w:r>
-      <w:r>
-        <w:t xml:space="preserve"> </w:t>
-      </w:r>
-      <w:r>
-        <w:t xml:space="preserve">множитель не даёт эффекта выше шума (σ шума по положениям 3,2 п. п.): тонкая подстройка</w:t>
-      </w:r>
-      <w:r>
-        <w:t xml:space="preserve"> </w:t>
-      </w:r>
-      <w:r>
-        <w:t xml:space="preserve">бесполезна, дальнейший выигрыш — только от устройства модели. Глобально сильнее всего темп</w:t>
-      </w:r>
-      <w:r>
-        <w:t xml:space="preserve"> </w:t>
-      </w:r>
-      <w:r>
-        <w:t xml:space="preserve">продвижения (9,1 п. п.), прогрызание полос (5,9) и темп марша (5,6); слабее всего темп в</w:t>
-      </w:r>
-      <w:r>
-        <w:t xml:space="preserve"> </w:t>
-      </w:r>
-      <w:r>
-        <w:t xml:space="preserve">городе (0,9).</w:t>
-      </w:r>
-    </w:p>
-    <w:p>
-      <w:pPr>
-        <w:numPr>
-          <w:ilvl w:val="0"/>
-          <w:numId w:val="1021"/>
-        </w:numPr>
-        <w:pStyle w:val="Compact"/>
-      </w:pPr>
-      <w:r>
-        <w:rPr>
-          <w:bCs/>
-          <w:b/>
-        </w:rPr>
-        <w:t xml:space="preserve">Потери по положениям и датам не откалибровать.</w:t>
-      </w:r>
-      <w:r>
-        <w:t xml:space="preserve"> </w:t>
-      </w:r>
-      <w:r>
-        <w:t xml:space="preserve">Потери наступающего и обороняющегося меняют</w:t>
-      </w:r>
-      <w:r>
-        <w:t xml:space="preserve"> </w:t>
-      </w:r>
-      <w:r>
-        <w:t xml:space="preserve">положения всего на 2,6–2,7 п. п. на всём диапазоне подбора; их надо проверять по нормативам</w:t>
-      </w:r>
-      <w:r>
-        <w:t xml:space="preserve"> </w:t>
-      </w:r>
-      <w:r>
-        <w:t xml:space="preserve">потерь, а не по положениям.</w:t>
-      </w:r>
-    </w:p>
-    <w:p>
-      <w:pPr>
-        <w:numPr>
-          <w:ilvl w:val="0"/>
-          <w:numId w:val="1021"/>
-        </w:numPr>
-        <w:pStyle w:val="Compact"/>
-      </w:pPr>
-      <w:r>
-        <w:rPr>
-          <w:bCs/>
-          <w:b/>
-        </w:rPr>
-        <w:t xml:space="preserve">Бой в Берлине.</w:t>
-      </w:r>
-      <w:r>
-        <w:t xml:space="preserve"> </w:t>
-      </w:r>
-      <w:r>
-        <w:t xml:space="preserve">Доминирует влияние местности (21,8 п. п.; ±20 % — 10,6 п. п. при шуме</w:t>
-      </w:r>
-      <w:r>
-        <w:t xml:space="preserve"> </w:t>
-      </w:r>
-      <w:r>
-        <w:t xml:space="preserve">4,6) и темп в городе (9,6); прогрызание полос и темп по чужой территории не влияют. События в</w:t>
-      </w:r>
-      <w:r>
-        <w:t xml:space="preserve"> </w:t>
-      </w:r>
-      <w:r>
-        <w:t xml:space="preserve">этом сценарии (6 штук) слишком шумные (σ шума 24 п. п.) для выводов по ним.</w:t>
-      </w:r>
-    </w:p>
-    <w:p>
-      <w:pPr>
-        <w:numPr>
-          <w:ilvl w:val="0"/>
-          <w:numId w:val="1021"/>
-        </w:numPr>
-        <w:pStyle w:val="Compact"/>
-      </w:pPr>
-      <w:r>
-        <w:rPr>
-          <w:bCs/>
-          <w:b/>
-        </w:rPr>
-        <w:t xml:space="preserve">Висло-Одерская.</w:t>
-      </w:r>
-      <w:r>
-        <w:t xml:space="preserve"> </w:t>
-      </w:r>
-      <w:r>
-        <w:t xml:space="preserve">Заметен один множитель — темп марша: ±20 % меняет положения на 8,4 п. п.</w:t>
-      </w:r>
-      <w:r>
-        <w:t xml:space="preserve"> </w:t>
-      </w:r>
-      <w:r>
-        <w:t xml:space="preserve">при шуме 2,4 (втрое выше шума).</w:t>
-      </w:r>
-    </w:p>
-    <w:p>
-      <w:pPr>
-        <w:pStyle w:val="FirstParagraph"/>
-      </w:pPr>
-      <w:r>
-        <w:t xml:space="preserve">Скан темпа марша (множитель 1,09 — откалиброванное значение, верхняя граница подбора 1,2; пять</w:t>
-      </w:r>
-      <w:r>
-        <w:t xml:space="preserve"> </w:t>
-      </w:r>
-      <w:r>
-        <w:t xml:space="preserve">прогонов; положения в допуске / события в пределах двух суток):</w:t>
+        <w:t xml:space="preserve">Что показала чувствительность к данным</w:t>
+      </w:r>
+      <w:r>
+        <w:t xml:space="preserve"> </w:t>
+      </w:r>
+      <w:r>
+        <w:t xml:space="preserve">(пять прогонов на вариант; падение положений в допуске, п. п.;</w:t>
+      </w:r>
+      <w:r>
+        <w:t xml:space="preserve"> </w:t>
+      </w:r>
+      <w:r>
+        <w:t xml:space="preserve">шум среднего по пяти прогонам ≈ 1,4 в Берлинской, 2,1 в бое в Берлине и 1,1 в Висло-Одерской):</w:t>
       </w:r>
     </w:p>
     <w:tbl>
@@ -18741,19 +18551,19 @@
               <w:jc w:val="left"/>
             </w:pPr>
             <w:r>
-              <w:t xml:space="preserve">Темп марша</w:t>
-            </w:r>
-          </w:p>
-        </w:tc>
-        <w:tc>
-          <w:tcPr/>
-          <w:p>
-            <w:pPr>
-              <w:pStyle w:val="Compact"/>
-              <w:jc w:val="left"/>
-            </w:pPr>
-            <w:r>
-              <w:t xml:space="preserve">Берлинская операция</w:t>
+              <w:t xml:space="preserve">Данные</w:t>
+            </w:r>
+          </w:p>
+        </w:tc>
+        <w:tc>
+          <w:tcPr/>
+          <w:p>
+            <w:pPr>
+              <w:pStyle w:val="Compact"/>
+              <w:jc w:val="left"/>
+            </w:pPr>
+            <w:r>
+              <w:t xml:space="preserve">Берлинская</w:t>
             </w:r>
           </w:p>
         </w:tc>
@@ -18777,307 +18587,527 @@
               <w:jc w:val="left"/>
             </w:pPr>
             <w:r>
-              <w:t xml:space="preserve">Висло-Одерская (контрольная)</w:t>
-            </w:r>
-          </w:p>
-        </w:tc>
-      </w:tr>
-      <w:tr>
-        <w:tc>
-          <w:tcPr/>
-          <w:p>
-            <w:pPr>
-              <w:pStyle w:val="Compact"/>
-              <w:jc w:val="left"/>
-            </w:pPr>
-            <w:r>
-              <w:t xml:space="preserve">0,9</w:t>
-            </w:r>
-          </w:p>
-        </w:tc>
-        <w:tc>
-          <w:tcPr/>
-          <w:p>
-            <w:pPr>
-              <w:pStyle w:val="Compact"/>
-              <w:jc w:val="left"/>
-            </w:pPr>
-            <w:r>
-              <w:t xml:space="preserve">79 % / 76 %</w:t>
-            </w:r>
-          </w:p>
-        </w:tc>
-        <w:tc>
-          <w:tcPr/>
-          <w:p>
-            <w:pPr>
-              <w:pStyle w:val="Compact"/>
-              <w:jc w:val="left"/>
-            </w:pPr>
-            <w:r>
-              <w:t xml:space="preserve">89 % / 43 %</w:t>
-            </w:r>
-          </w:p>
-        </w:tc>
-        <w:tc>
-          <w:tcPr/>
-          <w:p>
-            <w:pPr>
-              <w:pStyle w:val="Compact"/>
-              <w:jc w:val="left"/>
-            </w:pPr>
-            <w:r>
-              <w:t xml:space="preserve">47 % / 29 %</w:t>
-            </w:r>
-          </w:p>
-        </w:tc>
-      </w:tr>
-      <w:tr>
-        <w:tc>
-          <w:tcPr/>
-          <w:p>
-            <w:pPr>
-              <w:pStyle w:val="Compact"/>
-              <w:jc w:val="left"/>
-            </w:pPr>
-            <w:r>
-              <w:t xml:space="preserve">1,09</w:t>
-            </w:r>
-          </w:p>
-        </w:tc>
-        <w:tc>
-          <w:tcPr/>
-          <w:p>
-            <w:pPr>
-              <w:pStyle w:val="Compact"/>
-              <w:jc w:val="left"/>
-            </w:pPr>
-            <w:r>
-              <w:t xml:space="preserve">80 % / 84 %</w:t>
-            </w:r>
-          </w:p>
-        </w:tc>
-        <w:tc>
-          <w:tcPr/>
-          <w:p>
-            <w:pPr>
-              <w:pStyle w:val="Compact"/>
-              <w:jc w:val="left"/>
-            </w:pPr>
-            <w:r>
-              <w:t xml:space="preserve">89 % / 37 %</w:t>
-            </w:r>
-          </w:p>
-        </w:tc>
-        <w:tc>
-          <w:tcPr/>
-          <w:p>
-            <w:pPr>
-              <w:pStyle w:val="Compact"/>
-              <w:jc w:val="left"/>
-            </w:pPr>
-            <w:r>
-              <w:t xml:space="preserve">51 % / 29 %</w:t>
-            </w:r>
-          </w:p>
-        </w:tc>
-      </w:tr>
-      <w:tr>
-        <w:tc>
-          <w:tcPr/>
-          <w:p>
-            <w:pPr>
-              <w:pStyle w:val="Compact"/>
-              <w:jc w:val="left"/>
-            </w:pPr>
-            <w:r>
-              <w:t xml:space="preserve">1,2</w:t>
-            </w:r>
-          </w:p>
-        </w:tc>
-        <w:tc>
-          <w:tcPr/>
-          <w:p>
-            <w:pPr>
-              <w:pStyle w:val="Compact"/>
-              <w:jc w:val="left"/>
-            </w:pPr>
-            <w:r>
-              <w:t xml:space="preserve">79 % / 87 %</w:t>
-            </w:r>
-          </w:p>
-        </w:tc>
-        <w:tc>
-          <w:tcPr/>
-          <w:p>
-            <w:pPr>
-              <w:pStyle w:val="Compact"/>
-              <w:jc w:val="left"/>
-            </w:pPr>
-            <w:r>
-              <w:t xml:space="preserve">81 % / 20 %</w:t>
-            </w:r>
-          </w:p>
-        </w:tc>
-        <w:tc>
-          <w:tcPr/>
-          <w:p>
-            <w:pPr>
-              <w:pStyle w:val="Compact"/>
-              <w:jc w:val="left"/>
-            </w:pPr>
-            <w:r>
-              <w:t xml:space="preserve">52 % / 29 %</w:t>
-            </w:r>
-          </w:p>
-        </w:tc>
-      </w:tr>
-      <w:tr>
-        <w:tc>
-          <w:tcPr/>
-          <w:p>
-            <w:pPr>
-              <w:pStyle w:val="Compact"/>
-              <w:jc w:val="left"/>
-            </w:pPr>
-            <w:r>
-              <w:t xml:space="preserve">1,3</w:t>
-            </w:r>
-          </w:p>
-        </w:tc>
-        <w:tc>
-          <w:tcPr/>
-          <w:p>
-            <w:pPr>
-              <w:pStyle w:val="Compact"/>
-              <w:jc w:val="left"/>
-            </w:pPr>
-            <w:r>
-              <w:t xml:space="preserve">79 % / 82 %</w:t>
-            </w:r>
-          </w:p>
-        </w:tc>
-        <w:tc>
-          <w:tcPr/>
-          <w:p>
-            <w:pPr>
-              <w:pStyle w:val="Compact"/>
-              <w:jc w:val="left"/>
-            </w:pPr>
-            <w:r>
-              <w:t xml:space="preserve">83 % / 40 %</w:t>
-            </w:r>
-          </w:p>
-        </w:tc>
-        <w:tc>
-          <w:tcPr/>
-          <w:p>
-            <w:pPr>
-              <w:pStyle w:val="Compact"/>
-              <w:jc w:val="left"/>
-            </w:pPr>
-            <w:r>
-              <w:t xml:space="preserve">55 % / 35 %</w:t>
-            </w:r>
-          </w:p>
-        </w:tc>
-      </w:tr>
-      <w:tr>
-        <w:tc>
-          <w:tcPr/>
-          <w:p>
-            <w:pPr>
-              <w:pStyle w:val="Compact"/>
-              <w:jc w:val="left"/>
-            </w:pPr>
-            <w:r>
-              <w:t xml:space="preserve">1,4</w:t>
-            </w:r>
-          </w:p>
-        </w:tc>
-        <w:tc>
-          <w:tcPr/>
-          <w:p>
-            <w:pPr>
-              <w:pStyle w:val="Compact"/>
-              <w:jc w:val="left"/>
-            </w:pPr>
-            <w:r>
-              <w:t xml:space="preserve">76 % / 80 %</w:t>
-            </w:r>
-          </w:p>
-        </w:tc>
-        <w:tc>
-          <w:tcPr/>
-          <w:p>
-            <w:pPr>
-              <w:pStyle w:val="Compact"/>
-              <w:jc w:val="left"/>
-            </w:pPr>
-            <w:r>
-              <w:t xml:space="preserve">83 % / 43 %</w:t>
-            </w:r>
-          </w:p>
-        </w:tc>
-        <w:tc>
-          <w:tcPr/>
-          <w:p>
-            <w:pPr>
-              <w:pStyle w:val="Compact"/>
-              <w:jc w:val="left"/>
-            </w:pPr>
-            <w:r>
-              <w:t xml:space="preserve">58 % / 38 %</w:t>
-            </w:r>
-          </w:p>
-        </w:tc>
-      </w:tr>
-      <w:tr>
-        <w:tc>
-          <w:tcPr/>
-          <w:p>
-            <w:pPr>
-              <w:pStyle w:val="Compact"/>
-              <w:jc w:val="left"/>
-            </w:pPr>
-            <w:r>
-              <w:t xml:space="preserve">1,5</w:t>
-            </w:r>
-          </w:p>
-        </w:tc>
-        <w:tc>
-          <w:tcPr/>
-          <w:p>
-            <w:pPr>
-              <w:pStyle w:val="Compact"/>
-              <w:jc w:val="left"/>
-            </w:pPr>
-            <w:r>
-              <w:t xml:space="preserve">75 % / 89 %</w:t>
-            </w:r>
-          </w:p>
-        </w:tc>
-        <w:tc>
-          <w:tcPr/>
-          <w:p>
-            <w:pPr>
-              <w:pStyle w:val="Compact"/>
-              <w:jc w:val="left"/>
-            </w:pPr>
-            <w:r>
-              <w:t xml:space="preserve">84 % / 50 %</w:t>
-            </w:r>
-          </w:p>
-        </w:tc>
-        <w:tc>
-          <w:tcPr/>
-          <w:p>
-            <w:pPr>
-              <w:pStyle w:val="Compact"/>
-              <w:jc w:val="left"/>
-            </w:pPr>
-            <w:r>
-              <w:t xml:space="preserve">62 % / 43 %</w:t>
+              <w:t xml:space="preserve">Висло-Одерская</w:t>
+            </w:r>
+          </w:p>
+        </w:tc>
+      </w:tr>
+      <w:tr>
+        <w:tc>
+          <w:tcPr/>
+          <w:p>
+            <w:pPr>
+              <w:pStyle w:val="Compact"/>
+              <w:jc w:val="left"/>
+            </w:pPr>
+            <w:r>
+              <w:t xml:space="preserve">исходные положения немецких войск (ошибка на допуск)</w:t>
+            </w:r>
+          </w:p>
+        </w:tc>
+        <w:tc>
+          <w:tcPr/>
+          <w:p>
+            <w:pPr>
+              <w:pStyle w:val="Compact"/>
+              <w:jc w:val="left"/>
+            </w:pPr>
+            <w:r>
+              <w:t xml:space="preserve">−9,2</w:t>
+            </w:r>
+          </w:p>
+        </w:tc>
+        <w:tc>
+          <w:tcPr/>
+          <w:p>
+            <w:pPr>
+              <w:pStyle w:val="Compact"/>
+              <w:jc w:val="left"/>
+            </w:pPr>
+            <w:r>
+              <w:t xml:space="preserve">−6,5</w:t>
+            </w:r>
+          </w:p>
+        </w:tc>
+        <w:tc>
+          <w:tcPr/>
+          <w:p>
+            <w:pPr>
+              <w:pStyle w:val="Compact"/>
+              <w:jc w:val="left"/>
+            </w:pPr>
+            <w:r>
+              <w:t xml:space="preserve">+0,3</w:t>
+            </w:r>
+          </w:p>
+        </w:tc>
+      </w:tr>
+      <w:tr>
+        <w:tc>
+          <w:tcPr/>
+          <w:p>
+            <w:pPr>
+              <w:pStyle w:val="Compact"/>
+              <w:jc w:val="left"/>
+            </w:pPr>
+            <w:r>
+              <w:t xml:space="preserve">исходные положения советских войск (ошибка на допуск)</w:t>
+            </w:r>
+          </w:p>
+        </w:tc>
+        <w:tc>
+          <w:tcPr/>
+          <w:p>
+            <w:pPr>
+              <w:pStyle w:val="Compact"/>
+              <w:jc w:val="left"/>
+            </w:pPr>
+            <w:r>
+              <w:t xml:space="preserve">−7,5</w:t>
+            </w:r>
+          </w:p>
+        </w:tc>
+        <w:tc>
+          <w:tcPr/>
+          <w:p>
+            <w:pPr>
+              <w:pStyle w:val="Compact"/>
+              <w:jc w:val="left"/>
+            </w:pPr>
+            <w:r>
+              <w:t xml:space="preserve">−14,0</w:t>
+            </w:r>
+          </w:p>
+        </w:tc>
+        <w:tc>
+          <w:tcPr/>
+          <w:p>
+            <w:pPr>
+              <w:pStyle w:val="Compact"/>
+              <w:jc w:val="left"/>
+            </w:pPr>
+            <w:r>
+              <w:t xml:space="preserve">+0,5</w:t>
+            </w:r>
+          </w:p>
+        </w:tc>
+      </w:tr>
+      <w:tr>
+        <w:tc>
+          <w:tcPr/>
+          <w:p>
+            <w:pPr>
+              <w:pStyle w:val="Compact"/>
+              <w:jc w:val="left"/>
+            </w:pPr>
+            <w:r>
+              <w:t xml:space="preserve">укреплённые полосы театра (нет)</w:t>
+            </w:r>
+          </w:p>
+        </w:tc>
+        <w:tc>
+          <w:tcPr/>
+          <w:p>
+            <w:pPr>
+              <w:pStyle w:val="Compact"/>
+              <w:jc w:val="left"/>
+            </w:pPr>
+            <w:r>
+              <w:t xml:space="preserve">−9,5</w:t>
+            </w:r>
+          </w:p>
+        </w:tc>
+        <w:tc>
+          <w:tcPr/>
+          <w:p>
+            <w:pPr>
+              <w:pStyle w:val="Compact"/>
+              <w:jc w:val="left"/>
+            </w:pPr>
+            <w:r>
+              <w:t xml:space="preserve">−3,2</w:t>
+            </w:r>
+          </w:p>
+        </w:tc>
+        <w:tc>
+          <w:tcPr/>
+          <w:p>
+            <w:pPr>
+              <w:pStyle w:val="Compact"/>
+              <w:jc w:val="left"/>
+            </w:pPr>
+            <w:r>
+              <w:rPr>
+                <w:bCs/>
+                <w:b/>
+              </w:rPr>
+              <w:t xml:space="preserve">+3,9</w:t>
+            </w:r>
+          </w:p>
+        </w:tc>
+      </w:tr>
+      <w:tr>
+        <w:tc>
+          <w:tcPr/>
+          <w:p>
+            <w:pPr>
+              <w:pStyle w:val="Compact"/>
+              <w:jc w:val="left"/>
+            </w:pPr>
+            <w:r>
+              <w:t xml:space="preserve">сроки приказов (ошибка до ±24 ч)</w:t>
+            </w:r>
+          </w:p>
+        </w:tc>
+        <w:tc>
+          <w:tcPr/>
+          <w:p>
+            <w:pPr>
+              <w:pStyle w:val="Compact"/>
+              <w:jc w:val="left"/>
+            </w:pPr>
+            <w:r>
+              <w:t xml:space="preserve">−4,8</w:t>
+            </w:r>
+          </w:p>
+        </w:tc>
+        <w:tc>
+          <w:tcPr/>
+          <w:p>
+            <w:pPr>
+              <w:pStyle w:val="Compact"/>
+              <w:jc w:val="left"/>
+            </w:pPr>
+            <w:r>
+              <w:t xml:space="preserve">−0,7</w:t>
+            </w:r>
+          </w:p>
+        </w:tc>
+        <w:tc>
+          <w:tcPr/>
+          <w:p>
+            <w:pPr>
+              <w:pStyle w:val="Compact"/>
+              <w:jc w:val="left"/>
+            </w:pPr>
+            <w:r>
+              <w:t xml:space="preserve">−3,7</w:t>
+            </w:r>
+          </w:p>
+        </w:tc>
+      </w:tr>
+      <w:tr>
+        <w:tc>
+          <w:tcPr/>
+          <w:p>
+            <w:pPr>
+              <w:pStyle w:val="Compact"/>
+              <w:jc w:val="left"/>
+            </w:pPr>
+            <w:r>
+              <w:t xml:space="preserve">численность немецких войск (±20 %)</w:t>
+            </w:r>
+          </w:p>
+        </w:tc>
+        <w:tc>
+          <w:tcPr/>
+          <w:p>
+            <w:pPr>
+              <w:pStyle w:val="Compact"/>
+              <w:jc w:val="left"/>
+            </w:pPr>
+            <w:r>
+              <w:t xml:space="preserve">−1,8</w:t>
+            </w:r>
+          </w:p>
+        </w:tc>
+        <w:tc>
+          <w:tcPr/>
+          <w:p>
+            <w:pPr>
+              <w:pStyle w:val="Compact"/>
+              <w:jc w:val="left"/>
+            </w:pPr>
+            <w:r>
+              <w:t xml:space="preserve">+1,2</w:t>
+            </w:r>
+          </w:p>
+        </w:tc>
+        <w:tc>
+          <w:tcPr/>
+          <w:p>
+            <w:pPr>
+              <w:pStyle w:val="Compact"/>
+              <w:jc w:val="left"/>
+            </w:pPr>
+            <w:r>
+              <w:t xml:space="preserve">−1,3</w:t>
+            </w:r>
+          </w:p>
+        </w:tc>
+      </w:tr>
+      <w:tr>
+        <w:tc>
+          <w:tcPr/>
+          <w:p>
+            <w:pPr>
+              <w:pStyle w:val="Compact"/>
+              <w:jc w:val="left"/>
+            </w:pPr>
+            <w:r>
+              <w:t xml:space="preserve">базы снабжения (нет)</w:t>
+            </w:r>
+          </w:p>
+        </w:tc>
+        <w:tc>
+          <w:tcPr/>
+          <w:p>
+            <w:pPr>
+              <w:pStyle w:val="Compact"/>
+              <w:jc w:val="left"/>
+            </w:pPr>
+            <w:r>
+              <w:t xml:space="preserve">0,0</w:t>
+            </w:r>
+          </w:p>
+        </w:tc>
+        <w:tc>
+          <w:tcPr/>
+          <w:p>
+            <w:pPr>
+              <w:pStyle w:val="Compact"/>
+              <w:jc w:val="left"/>
+            </w:pPr>
+            <w:r>
+              <w:t xml:space="preserve">−0,6</w:t>
+            </w:r>
+          </w:p>
+        </w:tc>
+        <w:tc>
+          <w:tcPr/>
+          <w:p>
+            <w:pPr>
+              <w:pStyle w:val="Compact"/>
+              <w:jc w:val="left"/>
+            </w:pPr>
+            <w:r>
+              <w:rPr>
+                <w:bCs/>
+                <w:b/>
+              </w:rPr>
+              <w:t xml:space="preserve">+2,5</w:t>
+            </w:r>
+          </w:p>
+        </w:tc>
+      </w:tr>
+      <w:tr>
+        <w:tc>
+          <w:tcPr/>
+          <w:p>
+            <w:pPr>
+              <w:pStyle w:val="Compact"/>
+              <w:jc w:val="left"/>
+            </w:pPr>
+            <w:r>
+              <w:t xml:space="preserve">реки и мосты (нет)</w:t>
+            </w:r>
+          </w:p>
+        </w:tc>
+        <w:tc>
+          <w:tcPr/>
+          <w:p>
+            <w:pPr>
+              <w:pStyle w:val="Compact"/>
+              <w:jc w:val="left"/>
+            </w:pPr>
+            <w:r>
+              <w:t xml:space="preserve">−0,7</w:t>
+            </w:r>
+          </w:p>
+        </w:tc>
+        <w:tc>
+          <w:tcPr/>
+          <w:p>
+            <w:pPr>
+              <w:pStyle w:val="Compact"/>
+              <w:jc w:val="left"/>
+            </w:pPr>
+            <w:r>
+              <w:t xml:space="preserve">0,0</w:t>
+            </w:r>
+          </w:p>
+        </w:tc>
+        <w:tc>
+          <w:tcPr/>
+          <w:p>
+            <w:pPr>
+              <w:pStyle w:val="Compact"/>
+              <w:jc w:val="left"/>
+            </w:pPr>
+            <w:r>
+              <w:rPr>
+                <w:bCs/>
+                <w:b/>
+              </w:rPr>
+              <w:t xml:space="preserve">+3,0</w:t>
+            </w:r>
+          </w:p>
+        </w:tc>
+      </w:tr>
+      <w:tr>
+        <w:tc>
+          <w:tcPr/>
+          <w:p>
+            <w:pPr>
+              <w:pStyle w:val="Compact"/>
+              <w:jc w:val="left"/>
+            </w:pPr>
+            <w:r>
+              <w:t xml:space="preserve">дороги (нет)</w:t>
+            </w:r>
+          </w:p>
+        </w:tc>
+        <w:tc>
+          <w:tcPr/>
+          <w:p>
+            <w:pPr>
+              <w:pStyle w:val="Compact"/>
+              <w:jc w:val="left"/>
+            </w:pPr>
+            <w:r>
+              <w:rPr>
+                <w:bCs/>
+                <w:b/>
+              </w:rPr>
+              <w:t xml:space="preserve">+1,4</w:t>
+            </w:r>
+          </w:p>
+        </w:tc>
+        <w:tc>
+          <w:tcPr/>
+          <w:p>
+            <w:pPr>
+              <w:pStyle w:val="Compact"/>
+              <w:jc w:val="left"/>
+            </w:pPr>
+            <w:r>
+              <w:t xml:space="preserve">−0,3</w:t>
+            </w:r>
+          </w:p>
+        </w:tc>
+        <w:tc>
+          <w:tcPr/>
+          <w:p>
+            <w:pPr>
+              <w:pStyle w:val="Compact"/>
+              <w:jc w:val="left"/>
+            </w:pPr>
+            <w:r>
+              <w:rPr>
+                <w:bCs/>
+                <w:b/>
+              </w:rPr>
+              <w:t xml:space="preserve">+1,4</w:t>
+            </w:r>
+          </w:p>
+        </w:tc>
+      </w:tr>
+      <w:tr>
+        <w:tc>
+          <w:tcPr/>
+          <w:p>
+            <w:pPr>
+              <w:pStyle w:val="Compact"/>
+              <w:jc w:val="left"/>
+            </w:pPr>
+            <w:r>
+              <w:t xml:space="preserve">рельеф местности (нет)</w:t>
+            </w:r>
+          </w:p>
+        </w:tc>
+        <w:tc>
+          <w:tcPr/>
+          <w:p>
+            <w:pPr>
+              <w:pStyle w:val="Compact"/>
+              <w:jc w:val="left"/>
+            </w:pPr>
+            <w:r>
+              <w:t xml:space="preserve">−1,6</w:t>
+            </w:r>
+          </w:p>
+        </w:tc>
+        <w:tc>
+          <w:tcPr/>
+          <w:p>
+            <w:pPr>
+              <w:pStyle w:val="Compact"/>
+              <w:jc w:val="left"/>
+            </w:pPr>
+            <w:r>
+              <w:t xml:space="preserve">+0,7</w:t>
+            </w:r>
+          </w:p>
+        </w:tc>
+        <w:tc>
+          <w:tcPr/>
+          <w:p>
+            <w:pPr>
+              <w:pStyle w:val="Compact"/>
+              <w:jc w:val="left"/>
+            </w:pPr>
+            <w:r>
+              <w:t xml:space="preserve">+1,3</w:t>
+            </w:r>
+          </w:p>
+        </w:tc>
+      </w:tr>
+      <w:tr>
+        <w:tc>
+          <w:tcPr/>
+          <w:p>
+            <w:pPr>
+              <w:pStyle w:val="Compact"/>
+              <w:jc w:val="left"/>
+            </w:pPr>
+            <w:r>
+              <w:t xml:space="preserve">разграничительные линии, фазы подвоза, перепады высот (нет)</w:t>
+            </w:r>
+          </w:p>
+        </w:tc>
+        <w:tc>
+          <w:tcPr/>
+          <w:p>
+            <w:pPr>
+              <w:pStyle w:val="Compact"/>
+              <w:jc w:val="left"/>
+            </w:pPr>
+            <w:r>
+              <w:t xml:space="preserve">≈ 0</w:t>
+            </w:r>
+          </w:p>
+        </w:tc>
+        <w:tc>
+          <w:tcPr/>
+          <w:p>
+            <w:pPr>
+              <w:pStyle w:val="Compact"/>
+              <w:jc w:val="left"/>
+            </w:pPr>
+            <w:r>
+              <w:t xml:space="preserve">≈ 0</w:t>
+            </w:r>
+          </w:p>
+        </w:tc>
+        <w:tc>
+          <w:tcPr/>
+          <w:p>
+            <w:pPr>
+              <w:pStyle w:val="Compact"/>
+              <w:jc w:val="left"/>
+            </w:pPr>
+            <w:r>
+              <w:t xml:space="preserve">≈ 0</w:t>
             </w:r>
           </w:p>
         </w:tc>
@@ -19085,143 +19115,392 @@
     </w:tbl>
     <w:p>
       <w:pPr>
-        <w:pStyle w:val="BodyText"/>
-      </w:pPr>
-      <w:r>
-        <w:t xml:space="preserve">Висло-Одерская монотонно выигрывает от роста множителя, Берлинская до 1,3 не меняется, а бой в</w:t>
-      </w:r>
-      <w:r>
-        <w:t xml:space="preserve"> </w:t>
-      </w:r>
-      <w:r>
-        <w:t xml:space="preserve">Берлине теряет около 6 п. п. Один общий множитель торгует операции между собой, поэтому дело не</w:t>
-      </w:r>
-      <w:r>
-        <w:t xml:space="preserve"> </w:t>
-      </w:r>
-      <w:r>
-        <w:t xml:space="preserve">в его величине, а в устройстве. Подвоз и сезон не объясняют отставание (проверено — раздел 19.5 и</w:t>
-      </w:r>
-      <w:r>
-        <w:t xml:space="preserve"> </w:t>
-      </w:r>
-      <w:r>
-        <w:t xml:space="preserve">25.1, п. 13): отстают пехотные армии, идущие медленнее исторического темпа. Множитель не менялся:</w:t>
-      </w:r>
-      <w:r>
-        <w:t xml:space="preserve"> </w:t>
-      </w:r>
-      <w:r>
-        <w:t xml:space="preserve">Висло-Одерская — контрольная операция, подгонка под неё лишила бы контроль независимости.</w:t>
-      </w:r>
-    </w:p>
-    <w:p>
-      <w:pPr>
-        <w:pStyle w:val="BodyText"/>
+        <w:numPr>
+          <w:ilvl w:val="0"/>
+          <w:numId w:val="1021"/>
+        </w:numPr>
+        <w:pStyle w:val="Compact"/>
       </w:pPr>
       <w:r>
         <w:rPr>
           <w:bCs/>
           <w:b/>
         </w:rPr>
-        <w:t xml:space="preserve">Нормативы опыта войны и допущения.</w:t>
-      </w:r>
-      <w:r>
-        <w:t xml:space="preserve"> </w:t>
-      </w:r>
-      <w:r>
-        <w:t xml:space="preserve">Кроме сверки с историей, правила проверяются по</w:t>
-      </w:r>
-      <w:r>
-        <w:t xml:space="preserve"> </w:t>
-      </w:r>
-      <w:r>
-        <w:t xml:space="preserve">нормативам: темпы, потери, сроки переправ, задержки приказов, ширина полос, котлы и крепости</w:t>
-      </w:r>
-      <w:r>
-        <w:t xml:space="preserve"> </w:t>
-      </w:r>
-      <w:r>
-        <w:t xml:space="preserve">(</w:t>
-      </w:r>
-      <w:r>
-        <w:rPr>
-          <w:rStyle w:val="VerbatimChar"/>
-        </w:rPr>
-        <w:t xml:space="preserve">packages/sim/data/rules/norms.json</w:t>
-      </w:r>
-      <w:r>
-        <w:t xml:space="preserve">, отчёт</w:t>
-      </w:r>
-      <w:r>
-        <w:t xml:space="preserve"> </w:t>
-      </w:r>
-      <w:r>
-        <w:rPr>
-          <w:rStyle w:val="VerbatimChar"/>
-        </w:rPr>
-        <w:t xml:space="preserve">npm run sim:norms</w:t>
-      </w:r>
-      <w:r>
-        <w:t xml:space="preserve"> </w:t>
-      </w:r>
-      <w:r>
-        <w:t xml:space="preserve">—</w:t>
-      </w:r>
-      <w:r>
-        <w:t xml:space="preserve"> </w:t>
-      </w:r>
-      <w:r>
-        <w:rPr>
-          <w:rStyle w:val="VerbatimChar"/>
-        </w:rPr>
-        <w:t xml:space="preserve">docs/norms-check.md</w:t>
-      </w:r>
-      <w:r>
-        <w:t xml:space="preserve">). У каждого</w:t>
-      </w:r>
-      <w:r>
-        <w:t xml:space="preserve"> </w:t>
-      </w:r>
-      <w:r>
-        <w:t xml:space="preserve">норматива — запись базы знаний, источник, достоверность и способ измерить его в модели: прогоном</w:t>
-      </w:r>
-      <w:r>
-        <w:t xml:space="preserve"> </w:t>
-      </w:r>
-      <w:r>
-        <w:t xml:space="preserve">сценария или прямо по правилам. Правило, для которого опоры в опыте войны нет, записано в ту же</w:t>
-      </w:r>
-      <w:r>
-        <w:t xml:space="preserve"> </w:t>
-      </w:r>
-      <w:r>
-        <w:t xml:space="preserve">таблицу как</w:t>
-      </w:r>
-      <w:r>
-        <w:t xml:space="preserve"> </w:t>
-      </w:r>
+        <w:t xml:space="preserve">В Берлинской и в бое в Берлине точность ограничена данными.</w:t>
+      </w:r>
+      <w:r>
+        <w:t xml:space="preserve"> </w:t>
+      </w:r>
+      <w:r>
+        <w:t xml:space="preserve">Ошибка положений войск на величину</w:t>
+      </w:r>
+      <w:r>
+        <w:t xml:space="preserve"> </w:t>
+      </w:r>
+      <w:r>
+        <w:t xml:space="preserve">допуска стоит 7–14 п. п., отсутствие укреплённых полос — 3–9,5, ошибка сроков приказов — до 4,8.</w:t>
+      </w:r>
+      <w:r>
+        <w:t xml:space="preserve"> </w:t>
+      </w:r>
+      <w:r>
+        <w:t xml:space="preserve">Потери по событиям: база снабжения — 16 п. п. в Берлинской и 20 в бое в Берлине (положения при этом</w:t>
+      </w:r>
+      <w:r>
+        <w:t xml:space="preserve"> </w:t>
+      </w:r>
+      <w:r>
+        <w:t xml:space="preserve">не меняются). Значит, точность исходных положений (особенно немецких, где многие — оценки), полос и</w:t>
+      </w:r>
+      <w:r>
+        <w:t xml:space="preserve"> </w:t>
+      </w:r>
+      <w:r>
+        <w:t xml:space="preserve">сроков приказов важнее, чем подбор множителей.</w:t>
+      </w:r>
+    </w:p>
+    <w:p>
+      <w:pPr>
+        <w:numPr>
+          <w:ilvl w:val="0"/>
+          <w:numId w:val="1021"/>
+        </w:numPr>
+        <w:pStyle w:val="Compact"/>
+      </w:pPr>
       <w:r>
         <w:rPr>
           <w:bCs/>
           <w:b/>
         </w:rPr>
-        <w:t xml:space="preserve">допущение</w:t>
-      </w:r>
-      <w:r>
-        <w:t xml:space="preserve">: отчёт показывает его значение и какие документы нужны, а покрытие</w:t>
-      </w:r>
-      <w:r>
-        <w:t xml:space="preserve"> </w:t>
-      </w:r>
-      <w:r>
-        <w:t xml:space="preserve">операции (раздел 8.2) — как пробел, пока у него нет источника. Котлы и крепости (раздел 19.5)</w:t>
-      </w:r>
-      <w:r>
-        <w:t xml:space="preserve"> </w:t>
-      </w:r>
-      <w:r>
-        <w:t xml:space="preserve">по трём прогонам:</w:t>
+        <w:t xml:space="preserve">В Висло-Одерской данные не помогают, а мешают.</w:t>
+      </w:r>
+      <w:r>
+        <w:t xml:space="preserve"> </w:t>
+      </w:r>
+      <w:r>
+        <w:t xml:space="preserve">Без укреплённых полос, рек, баз снабжения, дорог и</w:t>
+      </w:r>
+      <w:r>
+        <w:t xml:space="preserve"> </w:t>
+      </w:r>
+      <w:r>
+        <w:t xml:space="preserve">рельефа точность</w:t>
+      </w:r>
+      <w:r>
+        <w:t xml:space="preserve"> </w:t>
+      </w:r>
+      <w:r>
+        <w:rPr>
+          <w:iCs/>
+          <w:i/>
+        </w:rPr>
+        <w:t xml:space="preserve">растёт</w:t>
+      </w:r>
+      <w:r>
+        <w:t xml:space="preserve"> </w:t>
+      </w:r>
+      <w:r>
+        <w:t xml:space="preserve">(до +3,9 п. п. и до +9 п. п. по событиям). Причина — не плохие данные, а</w:t>
+      </w:r>
+      <w:r>
+        <w:t xml:space="preserve"> </w:t>
+      </w:r>
+      <w:r>
+        <w:t xml:space="preserve">модель: пехотные армии идут медленнее исторического (раздел 25.1, п. 13), и любое препятствие</w:t>
+      </w:r>
+      <w:r>
+        <w:t xml:space="preserve"> </w:t>
+      </w:r>
+      <w:r>
+        <w:t xml:space="preserve">в данных их замедляет ещё. Пока механизм скорости не исправлен, пополнение этих слоёв точности не</w:t>
+      </w:r>
+      <w:r>
+        <w:t xml:space="preserve"> </w:t>
+      </w:r>
+      <w:r>
+        <w:t xml:space="preserve">даст; их стоит проверить на согласованность с правилами (например, полосы театра — не</w:t>
+      </w:r>
+      <w:r>
+        <w:t xml:space="preserve"> </w:t>
+      </w:r>
+      <w:r>
+        <w:t xml:space="preserve">завышены ли по уровню).</w:t>
+      </w:r>
+    </w:p>
+    <w:p>
+      <w:pPr>
+        <w:numPr>
+          <w:ilvl w:val="0"/>
+          <w:numId w:val="1021"/>
+        </w:numPr>
+        <w:pStyle w:val="Compact"/>
+      </w:pPr>
+      <w:r>
+        <w:rPr>
+          <w:bCs/>
+          <w:b/>
+        </w:rPr>
+        <w:t xml:space="preserve">Не дают ничего:</w:t>
+      </w:r>
+      <w:r>
+        <w:t xml:space="preserve"> </w:t>
+      </w:r>
+      <w:r>
+        <w:t xml:space="preserve">разграничительные линии в нынешнем виде, фазы подвоза, перепады высот.</w:t>
+      </w:r>
+    </w:p>
+    <w:p>
+      <w:pPr>
+        <w:numPr>
+          <w:ilvl w:val="0"/>
+          <w:numId w:val="1021"/>
+        </w:numPr>
+        <w:pStyle w:val="Compact"/>
+      </w:pPr>
+      <w:r>
+        <w:rPr>
+          <w:bCs/>
+          <w:b/>
+        </w:rPr>
+        <w:t xml:space="preserve">Рельеф, реки и дороги.</w:t>
+      </w:r>
+      <w:r>
+        <w:t xml:space="preserve"> </w:t>
+      </w:r>
+      <w:r>
+        <w:t xml:space="preserve">Без них точность не падает (в Берлинской без рельефа события даже лучше:</w:t>
+      </w:r>
+      <w:r>
+        <w:t xml:space="preserve"> </w:t>
+      </w:r>
+      <w:r>
+        <w:t xml:space="preserve">95 % против 84 %): правила откалиброваны вместе с этими слоями и подстроились под них, поэтому их</w:t>
+      </w:r>
+      <w:r>
+        <w:t xml:space="preserve"> </w:t>
+      </w:r>
+      <w:r>
+        <w:t xml:space="preserve">ценность по этому методу занижена; вывод — не «слои не нужны», а «калибровка и данные не</w:t>
+      </w:r>
+      <w:r>
+        <w:t xml:space="preserve"> </w:t>
+      </w:r>
+      <w:r>
+        <w:t xml:space="preserve">разделены».</w:t>
+      </w:r>
+    </w:p>
+    <w:p>
+      <w:pPr>
+        <w:pStyle w:val="FirstParagraph"/>
+      </w:pPr>
+      <w:r>
+        <w:rPr>
+          <w:bCs/>
+          <w:b/>
+        </w:rPr>
+        <w:t xml:space="preserve">Что показал анализ</w:t>
+      </w:r>
+      <w:r>
+        <w:t xml:space="preserve"> </w:t>
+      </w:r>
+      <w:r>
+        <w:t xml:space="preserve">(три сценария, 8 траекторий Морриса, 2 прогона на точку, шум — 5 seed):</w:t>
+      </w:r>
+    </w:p>
+    <w:p>
+      <w:pPr>
+        <w:numPr>
+          <w:ilvl w:val="0"/>
+          <w:numId w:val="1022"/>
+        </w:numPr>
+        <w:pStyle w:val="Compact"/>
+      </w:pPr>
+      <w:r>
+        <w:rPr>
+          <w:bCs/>
+          <w:b/>
+        </w:rPr>
+        <w:t xml:space="preserve">Положения почти не зависят от множителей.</w:t>
+      </w:r>
+      <w:r>
+        <w:t xml:space="preserve"> </w:t>
+      </w:r>
+      <w:r>
+        <w:t xml:space="preserve">Самый влиятельный множитель при сдвиге на весь</w:t>
+      </w:r>
+      <w:r>
+        <w:t xml:space="preserve"> </w:t>
+      </w:r>
+      <w:r>
+        <w:t xml:space="preserve">диапазон подбора меняет долю положений в допуске на 9 п. п. в Берлинской операции (темп</w:t>
+      </w:r>
+      <w:r>
+        <w:t xml:space="preserve"> </w:t>
+      </w:r>
+      <w:r>
+        <w:t xml:space="preserve">продвижения), на 22 п. п. в бое в Берлине (влияние местности) и на 21 п. п. в Висло-Одерской</w:t>
+      </w:r>
+      <w:r>
+        <w:t xml:space="preserve"> </w:t>
+      </w:r>
+      <w:r>
+        <w:t xml:space="preserve">(темп марша). Положения определяются прежде всего задачами и маршрутами, а не множителями.</w:t>
+      </w:r>
+    </w:p>
+    <w:p>
+      <w:pPr>
+        <w:numPr>
+          <w:ilvl w:val="0"/>
+          <w:numId w:val="1022"/>
+        </w:numPr>
+        <w:pStyle w:val="Compact"/>
+      </w:pPr>
+      <w:r>
+        <w:rPr>
+          <w:bCs/>
+          <w:b/>
+        </w:rPr>
+        <w:t xml:space="preserve">Берлинская операция — локальный оптимум.</w:t>
+      </w:r>
+      <w:r>
+        <w:t xml:space="preserve"> </w:t>
+      </w:r>
+      <w:r>
+        <w:t xml:space="preserve">При ±20 % от откалиброванных значений ни один</w:t>
+      </w:r>
+      <w:r>
+        <w:t xml:space="preserve"> </w:t>
+      </w:r>
+      <w:r>
+        <w:t xml:space="preserve">множитель не даёт эффекта выше шума (σ шума по положениям 3,2 п. п.): тонкая подстройка</w:t>
+      </w:r>
+      <w:r>
+        <w:t xml:space="preserve"> </w:t>
+      </w:r>
+      <w:r>
+        <w:t xml:space="preserve">бесполезна, дальнейший выигрыш — только от устройства модели. Глобально сильнее всего темп</w:t>
+      </w:r>
+      <w:r>
+        <w:t xml:space="preserve"> </w:t>
+      </w:r>
+      <w:r>
+        <w:t xml:space="preserve">продвижения (9,1 п. п.), прогрызание полос (5,9) и темп марша (5,6); слабее всего темп в</w:t>
+      </w:r>
+      <w:r>
+        <w:t xml:space="preserve"> </w:t>
+      </w:r>
+      <w:r>
+        <w:t xml:space="preserve">городе (0,9).</w:t>
+      </w:r>
+    </w:p>
+    <w:p>
+      <w:pPr>
+        <w:numPr>
+          <w:ilvl w:val="0"/>
+          <w:numId w:val="1022"/>
+        </w:numPr>
+        <w:pStyle w:val="Compact"/>
+      </w:pPr>
+      <w:r>
+        <w:rPr>
+          <w:bCs/>
+          <w:b/>
+        </w:rPr>
+        <w:t xml:space="preserve">Потери по положениям и датам не откалибровать.</w:t>
+      </w:r>
+      <w:r>
+        <w:t xml:space="preserve"> </w:t>
+      </w:r>
+      <w:r>
+        <w:t xml:space="preserve">Потери наступающего и обороняющегося меняют</w:t>
+      </w:r>
+      <w:r>
+        <w:t xml:space="preserve"> </w:t>
+      </w:r>
+      <w:r>
+        <w:t xml:space="preserve">положения всего на 2,6–2,7 п. п. на всём диапазоне подбора; их надо проверять по нормативам</w:t>
+      </w:r>
+      <w:r>
+        <w:t xml:space="preserve"> </w:t>
+      </w:r>
+      <w:r>
+        <w:t xml:space="preserve">потерь, а не по положениям.</w:t>
+      </w:r>
+    </w:p>
+    <w:p>
+      <w:pPr>
+        <w:numPr>
+          <w:ilvl w:val="0"/>
+          <w:numId w:val="1022"/>
+        </w:numPr>
+        <w:pStyle w:val="Compact"/>
+      </w:pPr>
+      <w:r>
+        <w:rPr>
+          <w:bCs/>
+          <w:b/>
+        </w:rPr>
+        <w:t xml:space="preserve">Бой в Берлине.</w:t>
+      </w:r>
+      <w:r>
+        <w:t xml:space="preserve"> </w:t>
+      </w:r>
+      <w:r>
+        <w:t xml:space="preserve">Доминирует влияние местности (21,8 п. п.; ±20 % — 10,6 п. п. при шуме</w:t>
+      </w:r>
+      <w:r>
+        <w:t xml:space="preserve"> </w:t>
+      </w:r>
+      <w:r>
+        <w:t xml:space="preserve">4,6) и темп в городе (9,6); прогрызание полос и темп по чужой территории не влияют. События в</w:t>
+      </w:r>
+      <w:r>
+        <w:t xml:space="preserve"> </w:t>
+      </w:r>
+      <w:r>
+        <w:t xml:space="preserve">этом сценарии (6 штук) слишком шумные (σ шума 24 п. п.) для выводов по ним.</w:t>
+      </w:r>
+    </w:p>
+    <w:p>
+      <w:pPr>
+        <w:numPr>
+          <w:ilvl w:val="0"/>
+          <w:numId w:val="1022"/>
+        </w:numPr>
+        <w:pStyle w:val="Compact"/>
+      </w:pPr>
+      <w:r>
+        <w:rPr>
+          <w:bCs/>
+          <w:b/>
+        </w:rPr>
+        <w:t xml:space="preserve">Висло-Одерская.</w:t>
+      </w:r>
+      <w:r>
+        <w:t xml:space="preserve"> </w:t>
+      </w:r>
+      <w:r>
+        <w:t xml:space="preserve">Заметен один множитель — темп марша: ±20 % меняет положения на 8,4 п. п.</w:t>
+      </w:r>
+      <w:r>
+        <w:t xml:space="preserve"> </w:t>
+      </w:r>
+      <w:r>
+        <w:t xml:space="preserve">при шуме 2,4 (втрое выше шума).</w:t>
+      </w:r>
+    </w:p>
+    <w:p>
+      <w:pPr>
+        <w:pStyle w:val="FirstParagraph"/>
+      </w:pPr>
+      <w:r>
+        <w:t xml:space="preserve">Скан темпа марша (множитель 1,09 — откалиброванное значение, верхняя граница подбора 1,2; пять</w:t>
+      </w:r>
+      <w:r>
+        <w:t xml:space="preserve"> </w:t>
+      </w:r>
+      <w:r>
+        <w:t xml:space="preserve">прогонов; положения в допуске / события в пределах двух суток):</w:t>
       </w:r>
     </w:p>
     <w:tbl>
@@ -19249,6 +19528,514 @@
               <w:jc w:val="left"/>
             </w:pPr>
             <w:r>
+              <w:t xml:space="preserve">Темп марша</w:t>
+            </w:r>
+          </w:p>
+        </w:tc>
+        <w:tc>
+          <w:tcPr/>
+          <w:p>
+            <w:pPr>
+              <w:pStyle w:val="Compact"/>
+              <w:jc w:val="left"/>
+            </w:pPr>
+            <w:r>
+              <w:t xml:space="preserve">Берлинская операция</w:t>
+            </w:r>
+          </w:p>
+        </w:tc>
+        <w:tc>
+          <w:tcPr/>
+          <w:p>
+            <w:pPr>
+              <w:pStyle w:val="Compact"/>
+              <w:jc w:val="left"/>
+            </w:pPr>
+            <w:r>
+              <w:t xml:space="preserve">Бой в Берлине</w:t>
+            </w:r>
+          </w:p>
+        </w:tc>
+        <w:tc>
+          <w:tcPr/>
+          <w:p>
+            <w:pPr>
+              <w:pStyle w:val="Compact"/>
+              <w:jc w:val="left"/>
+            </w:pPr>
+            <w:r>
+              <w:t xml:space="preserve">Висло-Одерская (контрольная)</w:t>
+            </w:r>
+          </w:p>
+        </w:tc>
+      </w:tr>
+      <w:tr>
+        <w:tc>
+          <w:tcPr/>
+          <w:p>
+            <w:pPr>
+              <w:pStyle w:val="Compact"/>
+              <w:jc w:val="left"/>
+            </w:pPr>
+            <w:r>
+              <w:t xml:space="preserve">0,9</w:t>
+            </w:r>
+          </w:p>
+        </w:tc>
+        <w:tc>
+          <w:tcPr/>
+          <w:p>
+            <w:pPr>
+              <w:pStyle w:val="Compact"/>
+              <w:jc w:val="left"/>
+            </w:pPr>
+            <w:r>
+              <w:t xml:space="preserve">79 % / 76 %</w:t>
+            </w:r>
+          </w:p>
+        </w:tc>
+        <w:tc>
+          <w:tcPr/>
+          <w:p>
+            <w:pPr>
+              <w:pStyle w:val="Compact"/>
+              <w:jc w:val="left"/>
+            </w:pPr>
+            <w:r>
+              <w:t xml:space="preserve">89 % / 43 %</w:t>
+            </w:r>
+          </w:p>
+        </w:tc>
+        <w:tc>
+          <w:tcPr/>
+          <w:p>
+            <w:pPr>
+              <w:pStyle w:val="Compact"/>
+              <w:jc w:val="left"/>
+            </w:pPr>
+            <w:r>
+              <w:t xml:space="preserve">47 % / 29 %</w:t>
+            </w:r>
+          </w:p>
+        </w:tc>
+      </w:tr>
+      <w:tr>
+        <w:tc>
+          <w:tcPr/>
+          <w:p>
+            <w:pPr>
+              <w:pStyle w:val="Compact"/>
+              <w:jc w:val="left"/>
+            </w:pPr>
+            <w:r>
+              <w:t xml:space="preserve">1,09</w:t>
+            </w:r>
+          </w:p>
+        </w:tc>
+        <w:tc>
+          <w:tcPr/>
+          <w:p>
+            <w:pPr>
+              <w:pStyle w:val="Compact"/>
+              <w:jc w:val="left"/>
+            </w:pPr>
+            <w:r>
+              <w:t xml:space="preserve">80 % / 84 %</w:t>
+            </w:r>
+          </w:p>
+        </w:tc>
+        <w:tc>
+          <w:tcPr/>
+          <w:p>
+            <w:pPr>
+              <w:pStyle w:val="Compact"/>
+              <w:jc w:val="left"/>
+            </w:pPr>
+            <w:r>
+              <w:t xml:space="preserve">89 % / 37 %</w:t>
+            </w:r>
+          </w:p>
+        </w:tc>
+        <w:tc>
+          <w:tcPr/>
+          <w:p>
+            <w:pPr>
+              <w:pStyle w:val="Compact"/>
+              <w:jc w:val="left"/>
+            </w:pPr>
+            <w:r>
+              <w:t xml:space="preserve">51 % / 29 %</w:t>
+            </w:r>
+          </w:p>
+        </w:tc>
+      </w:tr>
+      <w:tr>
+        <w:tc>
+          <w:tcPr/>
+          <w:p>
+            <w:pPr>
+              <w:pStyle w:val="Compact"/>
+              <w:jc w:val="left"/>
+            </w:pPr>
+            <w:r>
+              <w:t xml:space="preserve">1,2</w:t>
+            </w:r>
+          </w:p>
+        </w:tc>
+        <w:tc>
+          <w:tcPr/>
+          <w:p>
+            <w:pPr>
+              <w:pStyle w:val="Compact"/>
+              <w:jc w:val="left"/>
+            </w:pPr>
+            <w:r>
+              <w:t xml:space="preserve">79 % / 87 %</w:t>
+            </w:r>
+          </w:p>
+        </w:tc>
+        <w:tc>
+          <w:tcPr/>
+          <w:p>
+            <w:pPr>
+              <w:pStyle w:val="Compact"/>
+              <w:jc w:val="left"/>
+            </w:pPr>
+            <w:r>
+              <w:t xml:space="preserve">81 % / 20 %</w:t>
+            </w:r>
+          </w:p>
+        </w:tc>
+        <w:tc>
+          <w:tcPr/>
+          <w:p>
+            <w:pPr>
+              <w:pStyle w:val="Compact"/>
+              <w:jc w:val="left"/>
+            </w:pPr>
+            <w:r>
+              <w:t xml:space="preserve">52 % / 29 %</w:t>
+            </w:r>
+          </w:p>
+        </w:tc>
+      </w:tr>
+      <w:tr>
+        <w:tc>
+          <w:tcPr/>
+          <w:p>
+            <w:pPr>
+              <w:pStyle w:val="Compact"/>
+              <w:jc w:val="left"/>
+            </w:pPr>
+            <w:r>
+              <w:t xml:space="preserve">1,3</w:t>
+            </w:r>
+          </w:p>
+        </w:tc>
+        <w:tc>
+          <w:tcPr/>
+          <w:p>
+            <w:pPr>
+              <w:pStyle w:val="Compact"/>
+              <w:jc w:val="left"/>
+            </w:pPr>
+            <w:r>
+              <w:t xml:space="preserve">79 % / 82 %</w:t>
+            </w:r>
+          </w:p>
+        </w:tc>
+        <w:tc>
+          <w:tcPr/>
+          <w:p>
+            <w:pPr>
+              <w:pStyle w:val="Compact"/>
+              <w:jc w:val="left"/>
+            </w:pPr>
+            <w:r>
+              <w:t xml:space="preserve">83 % / 40 %</w:t>
+            </w:r>
+          </w:p>
+        </w:tc>
+        <w:tc>
+          <w:tcPr/>
+          <w:p>
+            <w:pPr>
+              <w:pStyle w:val="Compact"/>
+              <w:jc w:val="left"/>
+            </w:pPr>
+            <w:r>
+              <w:t xml:space="preserve">55 % / 35 %</w:t>
+            </w:r>
+          </w:p>
+        </w:tc>
+      </w:tr>
+      <w:tr>
+        <w:tc>
+          <w:tcPr/>
+          <w:p>
+            <w:pPr>
+              <w:pStyle w:val="Compact"/>
+              <w:jc w:val="left"/>
+            </w:pPr>
+            <w:r>
+              <w:t xml:space="preserve">1,4</w:t>
+            </w:r>
+          </w:p>
+        </w:tc>
+        <w:tc>
+          <w:tcPr/>
+          <w:p>
+            <w:pPr>
+              <w:pStyle w:val="Compact"/>
+              <w:jc w:val="left"/>
+            </w:pPr>
+            <w:r>
+              <w:t xml:space="preserve">76 % / 80 %</w:t>
+            </w:r>
+          </w:p>
+        </w:tc>
+        <w:tc>
+          <w:tcPr/>
+          <w:p>
+            <w:pPr>
+              <w:pStyle w:val="Compact"/>
+              <w:jc w:val="left"/>
+            </w:pPr>
+            <w:r>
+              <w:t xml:space="preserve">83 % / 43 %</w:t>
+            </w:r>
+          </w:p>
+        </w:tc>
+        <w:tc>
+          <w:tcPr/>
+          <w:p>
+            <w:pPr>
+              <w:pStyle w:val="Compact"/>
+              <w:jc w:val="left"/>
+            </w:pPr>
+            <w:r>
+              <w:t xml:space="preserve">58 % / 38 %</w:t>
+            </w:r>
+          </w:p>
+        </w:tc>
+      </w:tr>
+      <w:tr>
+        <w:tc>
+          <w:tcPr/>
+          <w:p>
+            <w:pPr>
+              <w:pStyle w:val="Compact"/>
+              <w:jc w:val="left"/>
+            </w:pPr>
+            <w:r>
+              <w:t xml:space="preserve">1,5</w:t>
+            </w:r>
+          </w:p>
+        </w:tc>
+        <w:tc>
+          <w:tcPr/>
+          <w:p>
+            <w:pPr>
+              <w:pStyle w:val="Compact"/>
+              <w:jc w:val="left"/>
+            </w:pPr>
+            <w:r>
+              <w:t xml:space="preserve">75 % / 89 %</w:t>
+            </w:r>
+          </w:p>
+        </w:tc>
+        <w:tc>
+          <w:tcPr/>
+          <w:p>
+            <w:pPr>
+              <w:pStyle w:val="Compact"/>
+              <w:jc w:val="left"/>
+            </w:pPr>
+            <w:r>
+              <w:t xml:space="preserve">84 % / 50 %</w:t>
+            </w:r>
+          </w:p>
+        </w:tc>
+        <w:tc>
+          <w:tcPr/>
+          <w:p>
+            <w:pPr>
+              <w:pStyle w:val="Compact"/>
+              <w:jc w:val="left"/>
+            </w:pPr>
+            <w:r>
+              <w:t xml:space="preserve">62 % / 43 %</w:t>
+            </w:r>
+          </w:p>
+        </w:tc>
+      </w:tr>
+    </w:tbl>
+    <w:p>
+      <w:pPr>
+        <w:pStyle w:val="BodyText"/>
+      </w:pPr>
+      <w:r>
+        <w:t xml:space="preserve">Висло-Одерская монотонно выигрывает от роста множителя, Берлинская до 1,3 не меняется, а бой в</w:t>
+      </w:r>
+      <w:r>
+        <w:t xml:space="preserve"> </w:t>
+      </w:r>
+      <w:r>
+        <w:t xml:space="preserve">Берлине теряет около 6 п. п. Один общий множитель торгует операции между собой, поэтому дело не</w:t>
+      </w:r>
+      <w:r>
+        <w:t xml:space="preserve"> </w:t>
+      </w:r>
+      <w:r>
+        <w:t xml:space="preserve">в его величине, а в устройстве. Подвоз и сезон не объясняют отставание (проверено — раздел 19.5 и</w:t>
+      </w:r>
+      <w:r>
+        <w:t xml:space="preserve"> </w:t>
+      </w:r>
+      <w:r>
+        <w:t xml:space="preserve">25.1, п. 13): отстают пехотные армии, идущие медленнее исторического темпа. Множитель не менялся:</w:t>
+      </w:r>
+      <w:r>
+        <w:t xml:space="preserve"> </w:t>
+      </w:r>
+      <w:r>
+        <w:t xml:space="preserve">Висло-Одерская — контрольная операция, подгонка под неё лишила бы контроль независимости.</w:t>
+      </w:r>
+    </w:p>
+    <w:p>
+      <w:pPr>
+        <w:pStyle w:val="BodyText"/>
+      </w:pPr>
+      <w:r>
+        <w:rPr>
+          <w:bCs/>
+          <w:b/>
+        </w:rPr>
+        <w:t xml:space="preserve">Нормативы опыта войны и допущения.</w:t>
+      </w:r>
+      <w:r>
+        <w:t xml:space="preserve"> </w:t>
+      </w:r>
+      <w:r>
+        <w:t xml:space="preserve">Кроме сверки с историей, правила проверяются по</w:t>
+      </w:r>
+      <w:r>
+        <w:t xml:space="preserve"> </w:t>
+      </w:r>
+      <w:r>
+        <w:t xml:space="preserve">нормативам: темпы, потери, сроки переправ, задержки приказов, ширина полос, котлы и крепости</w:t>
+      </w:r>
+      <w:r>
+        <w:t xml:space="preserve"> </w:t>
+      </w:r>
+      <w:r>
+        <w:t xml:space="preserve">(</w:t>
+      </w:r>
+      <w:r>
+        <w:rPr>
+          <w:rStyle w:val="VerbatimChar"/>
+        </w:rPr>
+        <w:t xml:space="preserve">packages/sim/data/rules/norms.json</w:t>
+      </w:r>
+      <w:r>
+        <w:t xml:space="preserve">, отчёт</w:t>
+      </w:r>
+      <w:r>
+        <w:t xml:space="preserve"> </w:t>
+      </w:r>
+      <w:r>
+        <w:rPr>
+          <w:rStyle w:val="VerbatimChar"/>
+        </w:rPr>
+        <w:t xml:space="preserve">npm run sim:norms</w:t>
+      </w:r>
+      <w:r>
+        <w:t xml:space="preserve"> </w:t>
+      </w:r>
+      <w:r>
+        <w:t xml:space="preserve">—</w:t>
+      </w:r>
+      <w:r>
+        <w:t xml:space="preserve"> </w:t>
+      </w:r>
+      <w:r>
+        <w:rPr>
+          <w:rStyle w:val="VerbatimChar"/>
+        </w:rPr>
+        <w:t xml:space="preserve">docs/norms-check.md</w:t>
+      </w:r>
+      <w:r>
+        <w:t xml:space="preserve">). У каждого</w:t>
+      </w:r>
+      <w:r>
+        <w:t xml:space="preserve"> </w:t>
+      </w:r>
+      <w:r>
+        <w:t xml:space="preserve">норматива — запись базы знаний, источник, достоверность и способ измерить его в модели: прогоном</w:t>
+      </w:r>
+      <w:r>
+        <w:t xml:space="preserve"> </w:t>
+      </w:r>
+      <w:r>
+        <w:t xml:space="preserve">сценария или прямо по правилам. Правило, для которого опоры в опыте войны нет, записано в ту же</w:t>
+      </w:r>
+      <w:r>
+        <w:t xml:space="preserve"> </w:t>
+      </w:r>
+      <w:r>
+        <w:t xml:space="preserve">таблицу как</w:t>
+      </w:r>
+      <w:r>
+        <w:t xml:space="preserve"> </w:t>
+      </w:r>
+      <w:r>
+        <w:rPr>
+          <w:bCs/>
+          <w:b/>
+        </w:rPr>
+        <w:t xml:space="preserve">допущение</w:t>
+      </w:r>
+      <w:r>
+        <w:t xml:space="preserve">: отчёт показывает его значение и какие документы нужны, а покрытие</w:t>
+      </w:r>
+      <w:r>
+        <w:t xml:space="preserve"> </w:t>
+      </w:r>
+      <w:r>
+        <w:t xml:space="preserve">операции (раздел 8.2) — как пробел, пока у него нет источника. Котлы и крепости (раздел 19.5)</w:t>
+      </w:r>
+      <w:r>
+        <w:t xml:space="preserve"> </w:t>
+      </w:r>
+      <w:r>
+        <w:t xml:space="preserve">по трём прогонам:</w:t>
+      </w:r>
+    </w:p>
+    <w:tbl>
+      <w:tblPr>
+        <w:tblStyle w:val="Table"/>
+        <w:tblW w:type="auto" w:w="0"/>
+        <w:tblLook w:firstRow="1" w:lastRow="0" w:firstColumn="0" w:lastColumn="0" w:noHBand="0" w:noVBand="0" w:val="0020"/>
+        <w:jc w:val="start"/>
+      </w:tblPr>
+      <w:tblGrid>
+        <w:gridCol w:w="1980"/>
+        <w:gridCol w:w="1980"/>
+        <w:gridCol w:w="1980"/>
+        <w:gridCol w:w="1980"/>
+      </w:tblGrid>
+      <w:tr>
+        <w:trPr>
+          <w:tblHeader w:val="true"/>
+        </w:trPr>
+        <w:tc>
+          <w:tcPr/>
+          <w:p>
+            <w:pPr>
+              <w:pStyle w:val="Compact"/>
+              <w:jc w:val="left"/>
+            </w:pPr>
+            <w:r>
               <w:t xml:space="preserve">Норматив</w:t>
             </w:r>
           </w:p>
@@ -21422,207 +22209,12 @@
       <w:pPr>
         <w:numPr>
           <w:ilvl w:val="0"/>
-          <w:numId w:val="1022"/>
+          <w:numId w:val="1023"/>
         </w:numPr>
         <w:pStyle w:val="Compact"/>
       </w:pPr>
       <w:r>
         <w:t xml:space="preserve">дистанция соприкосновения — 1,5 км вместо 6;</w:t>
-      </w:r>
-    </w:p>
-    <w:p>
-      <w:pPr>
-        <w:numPr>
-          <w:ilvl w:val="0"/>
-          <w:numId w:val="1022"/>
-        </w:numPr>
-        <w:pStyle w:val="Compact"/>
-      </w:pPr>
-      <w:r>
-        <w:t xml:space="preserve">«держаться» — не отходить по своей воле, но под натиском уступать кварталы;</w:t>
-      </w:r>
-    </w:p>
-    <w:p>
-      <w:pPr>
-        <w:numPr>
-          <w:ilvl w:val="0"/>
-          <w:numId w:val="1022"/>
-        </w:numPr>
-        <w:pStyle w:val="Compact"/>
-      </w:pPr>
-      <w:r>
-        <w:t xml:space="preserve">крепости не обходятся: в городе гарнизоны и есть цель;</w:t>
-      </w:r>
-    </w:p>
-    <w:p>
-      <w:pPr>
-        <w:numPr>
-          <w:ilvl w:val="0"/>
-          <w:numId w:val="1022"/>
-        </w:numPr>
-        <w:pStyle w:val="Compact"/>
-      </w:pPr>
-      <w:r>
-        <w:t xml:space="preserve">темп и потери подобраны отдельно по дням до 28.04 (проверка — 29.04–2.05).</w:t>
-      </w:r>
-    </w:p>
-    <w:p>
-      <w:pPr>
-        <w:pStyle w:val="FirstParagraph"/>
-      </w:pPr>
-      <w:r>
-        <w:t xml:space="preserve">Гарнизон города (~60 000) распределён по секторам обороны A–H и Z по долям из Le Tissier.</w:t>
-      </w:r>
-      <w:r>
-        <w:t xml:space="preserve"> </w:t>
-      </w:r>
-      <w:r>
-        <w:t xml:space="preserve">Советские корпуса — с оценочной численностью (C).</w:t>
-      </w:r>
-    </w:p>
-    <w:bookmarkEnd w:id="179"/>
-    <w:bookmarkStart w:id="180" w:name="X9e3184fe1374340b5edc535720f320bb515a38a"/>
-    <w:p>
-      <w:pPr>
-        <w:pStyle w:val="Heading2"/>
-      </w:pPr>
-      <w:r>
-        <w:t xml:space="preserve">24. Что меняется при подключении ИИ</w:t>
-      </w:r>
-    </w:p>
-    <w:p>
-      <w:pPr>
-        <w:pStyle w:val="FirstParagraph"/>
-      </w:pPr>
-      <w:r>
-        <w:t xml:space="preserve">Правила арбитра не меняются. Меняется источник приказов немецкой стороны: вместо исторических задач —</w:t>
-      </w:r>
-      <w:r>
-        <w:t xml:space="preserve"> </w:t>
-      </w:r>
-      <w:r>
-        <w:t xml:space="preserve">решения модели, которая на каждом ходе получает обстановку (свои силы, известное о противнике,</w:t>
-      </w:r>
-      <w:r>
-        <w:t xml:space="preserve"> </w:t>
-      </w:r>
-      <w:r>
-        <w:t xml:space="preserve">местность, подвоз, приказы сверху) и отдаёт приказы в том же формате (задача, цель, примечание</w:t>
-      </w:r>
-      <w:r>
-        <w:t xml:space="preserve"> </w:t>
-      </w:r>
-      <w:r>
-        <w:t xml:space="preserve">с обоснованием). Модель видит только то, что мог знать немецкий штаб на эту дату; её решения</w:t>
-      </w:r>
-      <w:r>
-        <w:t xml:space="preserve"> </w:t>
-      </w:r>
-      <w:r>
-        <w:t xml:space="preserve">проходят через ту же задержку доведения. Отчёт сравнения покажет, где решения модели увели</w:t>
-      </w:r>
-      <w:r>
-        <w:t xml:space="preserve"> </w:t>
-      </w:r>
-      <w:r>
-        <w:t xml:space="preserve">операцию от истории и к чему это привело.</w:t>
-      </w:r>
-    </w:p>
-    <w:p>
-      <w:pPr>
-        <w:pStyle w:val="BodyText"/>
-      </w:pPr>
-      <w:r>
-        <w:rPr>
-          <w:bCs/>
-          <w:b/>
-        </w:rPr>
-        <w:t xml:space="preserve">Посредник на модели</w:t>
-      </w:r>
-      <w:r>
-        <w:t xml:space="preserve"> </w:t>
-      </w:r>
-      <w:r>
-        <w:t xml:space="preserve">(по желанию, в игре и в проверке</w:t>
-      </w:r>
-      <w:r>
-        <w:t xml:space="preserve"> </w:t>
-      </w:r>
-      <w:r>
-        <w:rPr>
-          <w:rStyle w:val="VerbatimChar"/>
-        </w:rPr>
-        <w:t xml:space="preserve">npm run llm:umpire</w:t>
-      </w:r>
-      <w:r>
-        <w:t xml:space="preserve">). Перед ходом модель видит</w:t>
-      </w:r>
-      <w:r>
-        <w:t xml:space="preserve"> </w:t>
-      </w:r>
-      <w:r>
-        <w:t xml:space="preserve">ожидаемые бои (наступающий и противник в пределах 1,5 дистанции соприкосновения: состав, численность, боеприпасы,</w:t>
-      </w:r>
-      <w:r>
-        <w:t xml:space="preserve"> </w:t>
-      </w:r>
-      <w:r>
-        <w:t xml:space="preserve">усталость, местность, полоса, водная преграда) и справки из базы знаний — доктрину, нормативы, технику (не ход боёв</w:t>
-      </w:r>
-      <w:r>
-        <w:t xml:space="preserve"> </w:t>
-      </w:r>
-      <w:r>
-        <w:t xml:space="preserve">в истории: это подсказка исхода). Она может дать поправку к бою — множитель силы наступающих, силы обороны, темпа</w:t>
-      </w:r>
-      <w:r>
-        <w:t xml:space="preserve"> </w:t>
-      </w:r>
-      <w:r>
-        <w:t xml:space="preserve">или потерь в пределах 0,8–1,25 — только с причиной и опорой на справку или обстановку. То, что арбитр уже</w:t>
-      </w:r>
-      <w:r>
-        <w:t xml:space="preserve"> </w:t>
-      </w:r>
-      <w:r>
-        <w:t xml:space="preserve">учитывает (соотношение сил, местность, подготовленная оборона, полосы, усталость, снабжение), повторно не</w:t>
-      </w:r>
-      <w:r>
-        <w:t xml:space="preserve"> </w:t>
-      </w:r>
-      <w:r>
-        <w:t xml:space="preserve">поправляется. Поправка действует один ход на бои с участием названных формирований, в журнале боя видна как</w:t>
-      </w:r>
-      <w:r>
-        <w:t xml:space="preserve"> </w:t>
-      </w:r>
-      <w:r>
-        <w:t xml:space="preserve">множитель «посредник: …», записывается в игру — переигровка точна. Полезность проверяется сравнением прогонов</w:t>
-      </w:r>
-      <w:r>
-        <w:t xml:space="preserve"> </w:t>
-      </w:r>
-      <w:r>
-        <w:t xml:space="preserve">с посредником и без (сверка с историей и нормативы; контрольная — Висло-Одерская).</w:t>
-      </w:r>
-    </w:p>
-    <w:bookmarkEnd w:id="180"/>
-    <w:bookmarkStart w:id="183" w:name="Xc5b85bec3b1c19d717f6622300f35b4a51395fd"/>
-    <w:p>
-      <w:pPr>
-        <w:pStyle w:val="Heading2"/>
-      </w:pPr>
-      <w:r>
-        <w:t xml:space="preserve">25. Ограничения и развитие</w:t>
-      </w:r>
-    </w:p>
-    <w:bookmarkStart w:id="181" w:name="Xa1d8caebd1ddb3143d0a47490b2ea03675c8d04"/>
-    <w:p>
-      <w:pPr>
-        <w:pStyle w:val="Heading3"/>
-      </w:pPr>
-      <w:r>
-        <w:t xml:space="preserve">25.1. Модель переигровки: известные расхождения</w:t>
       </w:r>
     </w:p>
     <w:p>
@@ -21631,25 +22223,10 @@
           <w:ilvl w:val="0"/>
           <w:numId w:val="1023"/>
         </w:numPr>
-      </w:pPr>
-      <w:r>
-        <w:rPr>
-          <w:bCs/>
-          <w:b/>
-        </w:rPr>
-        <w:t xml:space="preserve">Соединение — точка с полосой.</w:t>
-      </w:r>
-      <w:r>
-        <w:t xml:space="preserve"> </w:t>
-      </w:r>
-      <w:r>
-        <w:t xml:space="preserve">Гарнизон сектора или корпус в обороне — точка с радиусом,</w:t>
-      </w:r>
-      <w:r>
-        <w:t xml:space="preserve"> </w:t>
-      </w:r>
-      <w:r>
-        <w:t xml:space="preserve">а не занимаемый район. Отсюда в городе события в центре наступают раньше истории.</w:t>
+        <w:pStyle w:val="Compact"/>
+      </w:pPr>
+      <w:r>
+        <w:t xml:space="preserve">«держаться» — не отходить по своей воле, но под натиском уступать кварталы;</w:t>
       </w:r>
     </w:p>
     <w:p>
@@ -21658,37 +22235,10 @@
           <w:ilvl w:val="0"/>
           <w:numId w:val="1023"/>
         </w:numPr>
-      </w:pPr>
-      <w:r>
-        <w:rPr>
-          <w:bCs/>
-          <w:b/>
-        </w:rPr>
-        <w:t xml:space="preserve">Местность современная</w:t>
-      </w:r>
-      <w:r>
-        <w:t xml:space="preserve"> </w:t>
-      </w:r>
-      <w:r>
-        <w:t xml:space="preserve">там, где нет исторической поправки: железные дороги, построенные</w:t>
-      </w:r>
-      <w:r>
-        <w:t xml:space="preserve"> </w:t>
-      </w:r>
-      <w:r>
-        <w:t xml:space="preserve">после войны каналы, выросшие пригороды. Для Висло-Одерской операции поправки нет совсем</w:t>
-      </w:r>
-      <w:r>
-        <w:t xml:space="preserve"> </w:t>
-      </w:r>
-      <w:r>
-        <w:t xml:space="preserve">(её можно сделать в стенде по своей карте — раздел 17.2). Разлив Одербруха в апреле 1945 г.</w:t>
-      </w:r>
-      <w:r>
-        <w:t xml:space="preserve"> </w:t>
-      </w:r>
-      <w:r>
-        <w:t xml:space="preserve">не учтён.</w:t>
+        <w:pStyle w:val="Compact"/>
+      </w:pPr>
+      <w:r>
+        <w:t xml:space="preserve">крепости не обходятся: в городе гарнизоны и есть цель;</w:t>
       </w:r>
     </w:p>
     <w:p>
@@ -21697,44 +22247,176 @@
           <w:ilvl w:val="0"/>
           <w:numId w:val="1023"/>
         </w:numPr>
+        <w:pStyle w:val="Compact"/>
+      </w:pPr>
+      <w:r>
+        <w:t xml:space="preserve">темп и потери подобраны отдельно по дням до 28.04 (проверка — 29.04–2.05).</w:t>
+      </w:r>
+    </w:p>
+    <w:p>
+      <w:pPr>
+        <w:pStyle w:val="FirstParagraph"/>
+      </w:pPr>
+      <w:r>
+        <w:t xml:space="preserve">Гарнизон города (~60 000) распределён по секторам обороны A–H и Z по долям из Le Tissier.</w:t>
+      </w:r>
+      <w:r>
+        <w:t xml:space="preserve"> </w:t>
+      </w:r>
+      <w:r>
+        <w:t xml:space="preserve">Советские корпуса — с оценочной численностью (C).</w:t>
+      </w:r>
+    </w:p>
+    <w:bookmarkEnd w:id="179"/>
+    <w:bookmarkStart w:id="180" w:name="X9e3184fe1374340b5edc535720f320bb515a38a"/>
+    <w:p>
+      <w:pPr>
+        <w:pStyle w:val="Heading2"/>
+      </w:pPr>
+      <w:r>
+        <w:t xml:space="preserve">24. Что меняется при подключении ИИ</w:t>
+      </w:r>
+    </w:p>
+    <w:p>
+      <w:pPr>
+        <w:pStyle w:val="FirstParagraph"/>
+      </w:pPr>
+      <w:r>
+        <w:t xml:space="preserve">Правила арбитра не меняются. Меняется источник приказов немецкой стороны: вместо исторических задач —</w:t>
+      </w:r>
+      <w:r>
+        <w:t xml:space="preserve"> </w:t>
+      </w:r>
+      <w:r>
+        <w:t xml:space="preserve">решения модели, которая на каждом ходе получает обстановку (свои силы, известное о противнике,</w:t>
+      </w:r>
+      <w:r>
+        <w:t xml:space="preserve"> </w:t>
+      </w:r>
+      <w:r>
+        <w:t xml:space="preserve">местность, подвоз, приказы сверху) и отдаёт приказы в том же формате (задача, цель, примечание</w:t>
+      </w:r>
+      <w:r>
+        <w:t xml:space="preserve"> </w:t>
+      </w:r>
+      <w:r>
+        <w:t xml:space="preserve">с обоснованием). Модель видит только то, что мог знать немецкий штаб на эту дату; её решения</w:t>
+      </w:r>
+      <w:r>
+        <w:t xml:space="preserve"> </w:t>
+      </w:r>
+      <w:r>
+        <w:t xml:space="preserve">проходят через ту же задержку доведения. Отчёт сравнения покажет, где решения модели увели</w:t>
+      </w:r>
+      <w:r>
+        <w:t xml:space="preserve"> </w:t>
+      </w:r>
+      <w:r>
+        <w:t xml:space="preserve">операцию от истории и к чему это привело.</w:t>
+      </w:r>
+    </w:p>
+    <w:p>
+      <w:pPr>
+        <w:pStyle w:val="BodyText"/>
       </w:pPr>
       <w:r>
         <w:rPr>
           <w:bCs/>
           <w:b/>
         </w:rPr>
-        <w:t xml:space="preserve">Дороги на показе и в расчёте.</w:t>
-      </w:r>
-      <w:r>
-        <w:t xml:space="preserve"> </w:t>
-      </w:r>
-      <w:r>
-        <w:t xml:space="preserve">Расчёт ведёт войска по клеткам (2 км; в городе 250 м),</w:t>
-      </w:r>
-      <w:r>
-        <w:t xml:space="preserve"> </w:t>
-      </w:r>
-      <w:r>
-        <w:t xml:space="preserve">на карте путь перестраивается по линиям дорог. Поэтому показанный путь может немного</w:t>
-      </w:r>
-      <w:r>
-        <w:t xml:space="preserve"> </w:t>
-      </w:r>
-      <w:r>
-        <w:t xml:space="preserve">отличаться от расчётного, а время хода — нет. Где у театра дороги есть только растром (без</w:t>
-      </w:r>
-      <w:r>
-        <w:t xml:space="preserve"> </w:t>
-      </w:r>
-      <w:r>
-        <w:t xml:space="preserve">линий), путь показывается по клеткам.</w:t>
+        <w:t xml:space="preserve">Посредник на модели</w:t>
+      </w:r>
+      <w:r>
+        <w:t xml:space="preserve"> </w:t>
+      </w:r>
+      <w:r>
+        <w:t xml:space="preserve">(по желанию, в игре и в проверке</w:t>
+      </w:r>
+      <w:r>
+        <w:t xml:space="preserve"> </w:t>
+      </w:r>
+      <w:r>
+        <w:rPr>
+          <w:rStyle w:val="VerbatimChar"/>
+        </w:rPr>
+        <w:t xml:space="preserve">npm run llm:umpire</w:t>
+      </w:r>
+      <w:r>
+        <w:t xml:space="preserve">). Перед ходом модель видит</w:t>
+      </w:r>
+      <w:r>
+        <w:t xml:space="preserve"> </w:t>
+      </w:r>
+      <w:r>
+        <w:t xml:space="preserve">ожидаемые бои (наступающий и противник в пределах 1,5 дистанции соприкосновения: состав, численность, боеприпасы,</w:t>
+      </w:r>
+      <w:r>
+        <w:t xml:space="preserve"> </w:t>
+      </w:r>
+      <w:r>
+        <w:t xml:space="preserve">усталость, местность, полоса, водная преграда) и справки из базы знаний — доктрину, нормативы, технику (не ход боёв</w:t>
+      </w:r>
+      <w:r>
+        <w:t xml:space="preserve"> </w:t>
+      </w:r>
+      <w:r>
+        <w:t xml:space="preserve">в истории: это подсказка исхода). Она может дать поправку к бою — множитель силы наступающих, силы обороны, темпа</w:t>
+      </w:r>
+      <w:r>
+        <w:t xml:space="preserve"> </w:t>
+      </w:r>
+      <w:r>
+        <w:t xml:space="preserve">или потерь в пределах 0,8–1,25 — только с причиной и опорой на справку или обстановку. То, что арбитр уже</w:t>
+      </w:r>
+      <w:r>
+        <w:t xml:space="preserve"> </w:t>
+      </w:r>
+      <w:r>
+        <w:t xml:space="preserve">учитывает (соотношение сил, местность, подготовленная оборона, полосы, усталость, снабжение), повторно не</w:t>
+      </w:r>
+      <w:r>
+        <w:t xml:space="preserve"> </w:t>
+      </w:r>
+      <w:r>
+        <w:t xml:space="preserve">поправляется. Поправка действует один ход на бои с участием названных формирований, в журнале боя видна как</w:t>
+      </w:r>
+      <w:r>
+        <w:t xml:space="preserve"> </w:t>
+      </w:r>
+      <w:r>
+        <w:t xml:space="preserve">множитель «посредник: …», записывается в игру — переигровка точна. Полезность проверяется сравнением прогонов</w:t>
+      </w:r>
+      <w:r>
+        <w:t xml:space="preserve"> </w:t>
+      </w:r>
+      <w:r>
+        <w:t xml:space="preserve">с посредником и без (сверка с историей и нормативы; контрольная — Висло-Одерская).</w:t>
+      </w:r>
+    </w:p>
+    <w:bookmarkEnd w:id="180"/>
+    <w:bookmarkStart w:id="183" w:name="Xc5b85bec3b1c19d717f6622300f35b4a51395fd"/>
+    <w:p>
+      <w:pPr>
+        <w:pStyle w:val="Heading2"/>
+      </w:pPr>
+      <w:r>
+        <w:t xml:space="preserve">25. Ограничения и развитие</w:t>
+      </w:r>
+    </w:p>
+    <w:bookmarkStart w:id="181" w:name="Xa1d8caebd1ddb3143d0a47490b2ea03675c8d04"/>
+    <w:p>
+      <w:pPr>
+        <w:pStyle w:val="Heading3"/>
+      </w:pPr>
+      <w:r>
+        <w:t xml:space="preserve">25.1. Модель переигровки: известные расхождения</w:t>
       </w:r>
     </w:p>
     <w:p>
       <w:pPr>
         <w:numPr>
           <w:ilvl w:val="0"/>
-          <w:numId w:val="1023"/>
+          <w:numId w:val="1024"/>
         </w:numPr>
       </w:pPr>
       <w:r>
@@ -21742,32 +22424,26 @@
           <w:bCs/>
           <w:b/>
         </w:rPr>
-        <w:t xml:space="preserve">Исходные точки на реке.</w:t>
-      </w:r>
-      <w:r>
-        <w:t xml:space="preserve"> </w:t>
-      </w:r>
-      <w:r>
-        <w:t xml:space="preserve">52-я армия и 2-я армия Войска Польского у Ротенбурга стоят прямо</w:t>
-      </w:r>
-      <w:r>
-        <w:t xml:space="preserve"> </w:t>
-      </w:r>
-      <w:r>
-        <w:t xml:space="preserve">на Нейсе; территория вокруг делится неудачно, и они числятся отрезанными со второго хода.</w:t>
-      </w:r>
-      <w:r>
-        <w:t xml:space="preserve"> </w:t>
-      </w:r>
-      <w:r>
-        <w:t xml:space="preserve">На события это не влияет.</w:t>
+        <w:t xml:space="preserve">Соединение — точка с полосой.</w:t>
+      </w:r>
+      <w:r>
+        <w:t xml:space="preserve"> </w:t>
+      </w:r>
+      <w:r>
+        <w:t xml:space="preserve">Гарнизон сектора или корпус в обороне — точка с радиусом,</w:t>
+      </w:r>
+      <w:r>
+        <w:t xml:space="preserve"> </w:t>
+      </w:r>
+      <w:r>
+        <w:t xml:space="preserve">а не занимаемый район. Отсюда в городе события в центре наступают раньше истории.</w:t>
       </w:r>
     </w:p>
     <w:p>
       <w:pPr>
         <w:numPr>
           <w:ilvl w:val="0"/>
-          <w:numId w:val="1023"/>
+          <w:numId w:val="1024"/>
         </w:numPr>
       </w:pPr>
       <w:r>
@@ -21775,20 +22451,38 @@
           <w:bCs/>
           <w:b/>
         </w:rPr>
-        <w:t xml:space="preserve">Численность</w:t>
-      </w:r>
-      <w:r>
-        <w:t xml:space="preserve"> </w:t>
-      </w:r>
-      <w:r>
-        <w:t xml:space="preserve">части объединений — оценка (C), в том числе боевые доли 0,6 и 0,75.</w:t>
+        <w:t xml:space="preserve">Местность современная</w:t>
+      </w:r>
+      <w:r>
+        <w:t xml:space="preserve"> </w:t>
+      </w:r>
+      <w:r>
+        <w:t xml:space="preserve">там, где нет исторической поправки: железные дороги, построенные</w:t>
+      </w:r>
+      <w:r>
+        <w:t xml:space="preserve"> </w:t>
+      </w:r>
+      <w:r>
+        <w:t xml:space="preserve">после войны каналы, выросшие пригороды. Для Висло-Одерской операции поправки нет совсем</w:t>
+      </w:r>
+      <w:r>
+        <w:t xml:space="preserve"> </w:t>
+      </w:r>
+      <w:r>
+        <w:t xml:space="preserve">(её можно сделать в стенде по своей карте — раздел 17.2). Разлив Одербруха в апреле 1945 г.</w:t>
+      </w:r>
+      <w:r>
+        <w:t xml:space="preserve"> </w:t>
+      </w:r>
+      <w:r>
+        <w:t xml:space="preserve">не учтён.</w:t>
       </w:r>
     </w:p>
     <w:p>
       <w:pPr>
         <w:numPr>
           <w:ilvl w:val="0"/>
-          <w:numId w:val="1023"/>
+          <w:numId w:val="1024"/>
         </w:numPr>
       </w:pPr>
       <w:r>
@@ -21796,26 +22490,38 @@
           <w:bCs/>
           <w:b/>
         </w:rPr>
-        <w:t xml:space="preserve">Авиация</w:t>
-      </w:r>
-      <w:r>
-        <w:t xml:space="preserve"> </w:t>
-      </w:r>
-      <w:r>
-        <w:t xml:space="preserve">не моделируется отдельно; её вклад сидит внутри откалиброванных таблиц темпа и</w:t>
-      </w:r>
-      <w:r>
-        <w:t xml:space="preserve"> </w:t>
-      </w:r>
-      <w:r>
-        <w:t xml:space="preserve">потерь. Артиллерия — числом орудий в силе соединения.</w:t>
+        <w:t xml:space="preserve">Дороги на показе и в расчёте.</w:t>
+      </w:r>
+      <w:r>
+        <w:t xml:space="preserve"> </w:t>
+      </w:r>
+      <w:r>
+        <w:t xml:space="preserve">Расчёт ведёт войска по клеткам (2 км; в городе 250 м),</w:t>
+      </w:r>
+      <w:r>
+        <w:t xml:space="preserve"> </w:t>
+      </w:r>
+      <w:r>
+        <w:t xml:space="preserve">на карте путь перестраивается по линиям дорог. Поэтому показанный путь может немного</w:t>
+      </w:r>
+      <w:r>
+        <w:t xml:space="preserve"> </w:t>
+      </w:r>
+      <w:r>
+        <w:t xml:space="preserve">отличаться от расчётного, а время хода — нет. Где у театра дороги есть только растром (без</w:t>
+      </w:r>
+      <w:r>
+        <w:t xml:space="preserve"> </w:t>
+      </w:r>
+      <w:r>
+        <w:t xml:space="preserve">линий), путь показывается по клеткам.</w:t>
       </w:r>
     </w:p>
     <w:p>
       <w:pPr>
         <w:numPr>
           <w:ilvl w:val="0"/>
-          <w:numId w:val="1023"/>
+          <w:numId w:val="1024"/>
         </w:numPr>
       </w:pPr>
       <w:r>
@@ -21823,26 +22529,32 @@
           <w:bCs/>
           <w:b/>
         </w:rPr>
-        <w:t xml:space="preserve">Калибровка по одной операции.</w:t>
-      </w:r>
-      <w:r>
-        <w:t xml:space="preserve"> </w:t>
-      </w:r>
-      <w:r>
-        <w:t xml:space="preserve">Контрольная проверка — одна операция другого типа.</w:t>
-      </w:r>
-      <w:r>
-        <w:t xml:space="preserve"> </w:t>
-      </w:r>
-      <w:r>
-        <w:t xml:space="preserve">Для уверенных выводов нужны ещё операции.</w:t>
+        <w:t xml:space="preserve">Исходные точки на реке.</w:t>
+      </w:r>
+      <w:r>
+        <w:t xml:space="preserve"> </w:t>
+      </w:r>
+      <w:r>
+        <w:t xml:space="preserve">52-я армия и 2-я армия Войска Польского у Ротенбурга стоят прямо</w:t>
+      </w:r>
+      <w:r>
+        <w:t xml:space="preserve"> </w:t>
+      </w:r>
+      <w:r>
+        <w:t xml:space="preserve">на Нейсе; территория вокруг делится неудачно, и они числятся отрезанными со второго хода.</w:t>
+      </w:r>
+      <w:r>
+        <w:t xml:space="preserve"> </w:t>
+      </w:r>
+      <w:r>
+        <w:t xml:space="preserve">На события это не влияет.</w:t>
       </w:r>
     </w:p>
     <w:p>
       <w:pPr>
         <w:numPr>
           <w:ilvl w:val="0"/>
-          <w:numId w:val="1023"/>
+          <w:numId w:val="1024"/>
         </w:numPr>
       </w:pPr>
       <w:r>
@@ -21850,26 +22562,20 @@
           <w:bCs/>
           <w:b/>
         </w:rPr>
-        <w:t xml:space="preserve">Исторические задачи</w:t>
-      </w:r>
-      <w:r>
-        <w:t xml:space="preserve"> </w:t>
-      </w:r>
-      <w:r>
-        <w:t xml:space="preserve">записаны составителем по книгам: выбор формулировки и даты влияет</w:t>
-      </w:r>
-      <w:r>
-        <w:t xml:space="preserve"> </w:t>
-      </w:r>
-      <w:r>
-        <w:t xml:space="preserve">на расчёт. Каждая задача снабжена источником.</w:t>
+        <w:t xml:space="preserve">Численность</w:t>
+      </w:r>
+      <w:r>
+        <w:t xml:space="preserve"> </w:t>
+      </w:r>
+      <w:r>
+        <w:t xml:space="preserve">части объединений — оценка (C), в том числе боевые доли 0,6 и 0,75.</w:t>
       </w:r>
     </w:p>
     <w:p>
       <w:pPr>
         <w:numPr>
           <w:ilvl w:val="0"/>
-          <w:numId w:val="1023"/>
+          <w:numId w:val="1024"/>
         </w:numPr>
       </w:pPr>
       <w:r>
@@ -21877,38 +22583,26 @@
           <w:bCs/>
           <w:b/>
         </w:rPr>
-        <w:t xml:space="preserve">Полнота материалов — не оценка модели.</w:t>
-      </w:r>
-      <w:r>
-        <w:t xml:space="preserve"> </w:t>
-      </w:r>
-      <w:r>
-        <w:t xml:space="preserve">Она показывает, есть ли в базе знаний сведения по</w:t>
-      </w:r>
-      <w:r>
-        <w:t xml:space="preserve"> </w:t>
-      </w:r>
-      <w:r>
-        <w:t xml:space="preserve">каждому элементу операции, но не проверяет, верны ли они. Сверка базы со сценарием</w:t>
-      </w:r>
-      <w:r>
-        <w:t xml:space="preserve"> </w:t>
-      </w:r>
-      <w:r>
-        <w:t xml:space="preserve">(раздел 8.3) переносит только численность, танки и орудия; состав, подчинённость и задачи</w:t>
-      </w:r>
-      <w:r>
-        <w:t xml:space="preserve"> </w:t>
-      </w:r>
-      <w:r>
-        <w:t xml:space="preserve">сценария из базы не меняются.</w:t>
+        <w:t xml:space="preserve">Авиация</w:t>
+      </w:r>
+      <w:r>
+        <w:t xml:space="preserve"> </w:t>
+      </w:r>
+      <w:r>
+        <w:t xml:space="preserve">не моделируется отдельно; её вклад сидит внутри откалиброванных таблиц темпа и</w:t>
+      </w:r>
+      <w:r>
+        <w:t xml:space="preserve"> </w:t>
+      </w:r>
+      <w:r>
+        <w:t xml:space="preserve">потерь. Артиллерия — числом орудий в силе соединения.</w:t>
       </w:r>
     </w:p>
     <w:p>
       <w:pPr>
         <w:numPr>
           <w:ilvl w:val="0"/>
-          <w:numId w:val="1023"/>
+          <w:numId w:val="1024"/>
         </w:numPr>
       </w:pPr>
       <w:r>
@@ -21916,32 +22610,26 @@
           <w:bCs/>
           <w:b/>
         </w:rPr>
-        <w:t xml:space="preserve">Пересчёт по одной операции.</w:t>
-      </w:r>
-      <w:r>
-        <w:t xml:space="preserve"> </w:t>
-      </w:r>
-      <w:r>
-        <w:t xml:space="preserve">Подбор множителей идёт по истории одной операции и легко</w:t>
-      </w:r>
-      <w:r>
-        <w:t xml:space="preserve"> </w:t>
-      </w:r>
-      <w:r>
-        <w:t xml:space="preserve">подгоняется под неё; контрольная операция и перепроверка на пяти прогонах это ловят, но не</w:t>
-      </w:r>
-      <w:r>
-        <w:t xml:space="preserve"> </w:t>
-      </w:r>
-      <w:r>
-        <w:t xml:space="preserve">исключают. Основными правила делает человек.</w:t>
+        <w:t xml:space="preserve">Калибровка по одной операции.</w:t>
+      </w:r>
+      <w:r>
+        <w:t xml:space="preserve"> </w:t>
+      </w:r>
+      <w:r>
+        <w:t xml:space="preserve">Контрольная проверка — одна операция другого типа.</w:t>
+      </w:r>
+      <w:r>
+        <w:t xml:space="preserve"> </w:t>
+      </w:r>
+      <w:r>
+        <w:t xml:space="preserve">Для уверенных выводов нужны ещё операции.</w:t>
       </w:r>
     </w:p>
     <w:p>
       <w:pPr>
         <w:numPr>
           <w:ilvl w:val="0"/>
-          <w:numId w:val="1023"/>
+          <w:numId w:val="1024"/>
         </w:numPr>
       </w:pPr>
       <w:r>
@@ -21949,56 +22637,26 @@
           <w:bCs/>
           <w:b/>
         </w:rPr>
-        <w:t xml:space="preserve">Разграничительные линии.</w:t>
-      </w:r>
-      <w:r>
-        <w:t xml:space="preserve"> </w:t>
-      </w:r>
-      <w:r>
-        <w:t xml:space="preserve">По директивам известны линии советских фронтов в Берлинской</w:t>
-      </w:r>
-      <w:r>
-        <w:t xml:space="preserve"> </w:t>
-      </w:r>
-      <w:r>
-        <w:t xml:space="preserve">операции; немецкие линии групп армий и армий восстановлены по вторичным источникам и флангам</w:t>
-      </w:r>
-      <w:r>
-        <w:t xml:space="preserve"> </w:t>
-      </w:r>
-      <w:r>
-        <w:t xml:space="preserve">соединений (достоверность B–C, приказов ОКХ нет); советские полосы армий и полосы фронтов в</w:t>
-      </w:r>
-      <w:r>
-        <w:t xml:space="preserve"> </w:t>
-      </w:r>
-      <w:r>
-        <w:t xml:space="preserve">Висло-Одерской операции — расчётные (по расположению войск). Линия — мягкое ограничение выбора</w:t>
-      </w:r>
-      <w:r>
-        <w:t xml:space="preserve"> </w:t>
-      </w:r>
-      <w:r>
-        <w:t xml:space="preserve">пути, а не запрет: приказ с целью в чужой полосе исполняется. Пункты, не найденные на театре,</w:t>
-      </w:r>
-      <w:r>
-        <w:t xml:space="preserve"> </w:t>
-      </w:r>
-      <w:r>
-        <w:t xml:space="preserve">в линию из документа не входят. В игре условие вступления директивы — простое (войска в</w:t>
-      </w:r>
-      <w:r>
-        <w:t xml:space="preserve"> </w:t>
-      </w:r>
-      <w:r>
-        <w:t xml:space="preserve">радиусе от точки); модели высшего командования строят линии только по пунктам театра.</w:t>
+        <w:t xml:space="preserve">Исторические задачи</w:t>
+      </w:r>
+      <w:r>
+        <w:t xml:space="preserve"> </w:t>
+      </w:r>
+      <w:r>
+        <w:t xml:space="preserve">записаны составителем по книгам: выбор формулировки и даты влияет</w:t>
+      </w:r>
+      <w:r>
+        <w:t xml:space="preserve"> </w:t>
+      </w:r>
+      <w:r>
+        <w:t xml:space="preserve">на расчёт. Каждая задача снабжена источником.</w:t>
       </w:r>
     </w:p>
     <w:p>
       <w:pPr>
         <w:numPr>
           <w:ilvl w:val="0"/>
-          <w:numId w:val="1023"/>
+          <w:numId w:val="1024"/>
         </w:numPr>
       </w:pPr>
       <w:r>
@@ -22006,44 +22664,173 @@
           <w:bCs/>
           <w:b/>
         </w:rPr>
-        <w:t xml:space="preserve">Котлы.</w:t>
-      </w:r>
-      <w:r>
-        <w:t xml:space="preserve"> </w:t>
-      </w:r>
-      <w:r>
-        <w:t xml:space="preserve">Подвоз морем не учитывается: корпусная группа «Свинемюнде» на островах в расчёте</w:t>
-      </w:r>
-      <w:r>
-        <w:t xml:space="preserve"> </w:t>
-      </w:r>
-      <w:r>
-        <w:t xml:space="preserve">окружена с 17.04 и сдаётся 29.04, а в истории держалась до начала мая. Короткие «окружения»</w:t>
-      </w:r>
-      <w:r>
-        <w:t xml:space="preserve"> </w:t>
-      </w:r>
-      <w:r>
-        <w:t xml:space="preserve">советских армий на 1–6 суток остаются там, где немецкие войска действительно перерезали пути</w:t>
-      </w:r>
-      <w:r>
-        <w:t xml:space="preserve"> </w:t>
-      </w:r>
-      <w:r>
-        <w:t xml:space="preserve">(52-я армия и 2-я армия Войска Польского у Бауцена 24–26.04), и там, где армия на плацдарме</w:t>
-      </w:r>
-      <w:r>
-        <w:t xml:space="preserve"> </w:t>
-      </w:r>
-      <w:r>
-        <w:t xml:space="preserve">ждёт переправы сапёров. Склады крепостей — одна величина на все крепости (30 суток).</w:t>
+        <w:t xml:space="preserve">Полнота материалов — не оценка модели.</w:t>
+      </w:r>
+      <w:r>
+        <w:t xml:space="preserve"> </w:t>
+      </w:r>
+      <w:r>
+        <w:t xml:space="preserve">Она показывает, есть ли в базе знаний сведения по</w:t>
+      </w:r>
+      <w:r>
+        <w:t xml:space="preserve"> </w:t>
+      </w:r>
+      <w:r>
+        <w:t xml:space="preserve">каждому элементу операции, но не проверяет, верны ли они. Сверка базы со сценарием</w:t>
+      </w:r>
+      <w:r>
+        <w:t xml:space="preserve"> </w:t>
+      </w:r>
+      <w:r>
+        <w:t xml:space="preserve">(раздел 8.3) переносит только численность, танки и орудия; состав, подчинённость и задачи</w:t>
+      </w:r>
+      <w:r>
+        <w:t xml:space="preserve"> </w:t>
+      </w:r>
+      <w:r>
+        <w:t xml:space="preserve">сценария из базы не меняются.</w:t>
       </w:r>
     </w:p>
     <w:p>
       <w:pPr>
         <w:numPr>
           <w:ilvl w:val="0"/>
-          <w:numId w:val="1023"/>
+          <w:numId w:val="1024"/>
+        </w:numPr>
+      </w:pPr>
+      <w:r>
+        <w:rPr>
+          <w:bCs/>
+          <w:b/>
+        </w:rPr>
+        <w:t xml:space="preserve">Пересчёт по одной операции.</w:t>
+      </w:r>
+      <w:r>
+        <w:t xml:space="preserve"> </w:t>
+      </w:r>
+      <w:r>
+        <w:t xml:space="preserve">Подбор множителей идёт по истории одной операции и легко</w:t>
+      </w:r>
+      <w:r>
+        <w:t xml:space="preserve"> </w:t>
+      </w:r>
+      <w:r>
+        <w:t xml:space="preserve">подгоняется под неё; контрольная операция и перепроверка на пяти прогонах это ловят, но не</w:t>
+      </w:r>
+      <w:r>
+        <w:t xml:space="preserve"> </w:t>
+      </w:r>
+      <w:r>
+        <w:t xml:space="preserve">исключают. Основными правила делает человек.</w:t>
+      </w:r>
+    </w:p>
+    <w:p>
+      <w:pPr>
+        <w:numPr>
+          <w:ilvl w:val="0"/>
+          <w:numId w:val="1024"/>
+        </w:numPr>
+      </w:pPr>
+      <w:r>
+        <w:rPr>
+          <w:bCs/>
+          <w:b/>
+        </w:rPr>
+        <w:t xml:space="preserve">Разграничительные линии.</w:t>
+      </w:r>
+      <w:r>
+        <w:t xml:space="preserve"> </w:t>
+      </w:r>
+      <w:r>
+        <w:t xml:space="preserve">По директивам известны линии советских фронтов в Берлинской</w:t>
+      </w:r>
+      <w:r>
+        <w:t xml:space="preserve"> </w:t>
+      </w:r>
+      <w:r>
+        <w:t xml:space="preserve">операции; немецкие линии групп армий и армий восстановлены по вторичным источникам и флангам</w:t>
+      </w:r>
+      <w:r>
+        <w:t xml:space="preserve"> </w:t>
+      </w:r>
+      <w:r>
+        <w:t xml:space="preserve">соединений (достоверность B–C, приказов ОКХ нет); советские полосы армий и полосы фронтов в</w:t>
+      </w:r>
+      <w:r>
+        <w:t xml:space="preserve"> </w:t>
+      </w:r>
+      <w:r>
+        <w:t xml:space="preserve">Висло-Одерской операции — расчётные (по расположению войск). Линия — мягкое ограничение выбора</w:t>
+      </w:r>
+      <w:r>
+        <w:t xml:space="preserve"> </w:t>
+      </w:r>
+      <w:r>
+        <w:t xml:space="preserve">пути, а не запрет: приказ с целью в чужой полосе исполняется. Пункты, не найденные на театре,</w:t>
+      </w:r>
+      <w:r>
+        <w:t xml:space="preserve"> </w:t>
+      </w:r>
+      <w:r>
+        <w:t xml:space="preserve">в линию из документа не входят. В игре условие вступления директивы — простое (войска в</w:t>
+      </w:r>
+      <w:r>
+        <w:t xml:space="preserve"> </w:t>
+      </w:r>
+      <w:r>
+        <w:t xml:space="preserve">радиусе от точки); модели высшего командования строят линии только по пунктам театра.</w:t>
+      </w:r>
+    </w:p>
+    <w:p>
+      <w:pPr>
+        <w:numPr>
+          <w:ilvl w:val="0"/>
+          <w:numId w:val="1024"/>
+        </w:numPr>
+      </w:pPr>
+      <w:r>
+        <w:rPr>
+          <w:bCs/>
+          <w:b/>
+        </w:rPr>
+        <w:t xml:space="preserve">Котлы.</w:t>
+      </w:r>
+      <w:r>
+        <w:t xml:space="preserve"> </w:t>
+      </w:r>
+      <w:r>
+        <w:t xml:space="preserve">Подвоз морем не учитывается: корпусная группа «Свинемюнде» на островах в расчёте</w:t>
+      </w:r>
+      <w:r>
+        <w:t xml:space="preserve"> </w:t>
+      </w:r>
+      <w:r>
+        <w:t xml:space="preserve">окружена с 17.04 и сдаётся 29.04, а в истории держалась до начала мая. Короткие «окружения»</w:t>
+      </w:r>
+      <w:r>
+        <w:t xml:space="preserve"> </w:t>
+      </w:r>
+      <w:r>
+        <w:t xml:space="preserve">советских армий на 1–6 суток остаются там, где немецкие войска действительно перерезали пути</w:t>
+      </w:r>
+      <w:r>
+        <w:t xml:space="preserve"> </w:t>
+      </w:r>
+      <w:r>
+        <w:t xml:space="preserve">(52-я армия и 2-я армия Войска Польского у Бауцена 24–26.04), и там, где армия на плацдарме</w:t>
+      </w:r>
+      <w:r>
+        <w:t xml:space="preserve"> </w:t>
+      </w:r>
+      <w:r>
+        <w:t xml:space="preserve">ждёт переправы сапёров. Склады крепостей — одна величина на все крепости (30 суток).</w:t>
+      </w:r>
+    </w:p>
+    <w:p>
+      <w:pPr>
+        <w:numPr>
+          <w:ilvl w:val="0"/>
+          <w:numId w:val="1024"/>
         </w:numPr>
       </w:pPr>
       <w:r>
@@ -24566,6 +25353,9 @@
     <w:abstractNumId w:val="991"/>
   </w:num>
   <w:num w:numId="1023">
+    <w:abstractNumId w:val="991"/>
+  </w:num>
+  <w:num w:numId="1024">
     <w:abstractNumId w:val="99411"/>
     <w:lvlOverride w:ilvl="0">
       <w:startOverride w:val="1"/>

--- a/docs/system.docx
+++ b/docs/system.docx
@@ -5470,7 +5470,7 @@
               <w:jc w:val="left"/>
             </w:pPr>
             <w:r>
-              <w:t xml:space="preserve">0,20</w:t>
+              <w:t xml:space="preserve">0,16</w:t>
             </w:r>
           </w:p>
         </w:tc>
@@ -5584,6 +5584,52 @@
               <w:jc w:val="left"/>
             </w:pPr>
             <w:r>
+              <w:t xml:space="preserve">Исходные положения войск</w:t>
+            </w:r>
+          </w:p>
+        </w:tc>
+        <w:tc>
+          <w:tcPr/>
+          <w:p>
+            <w:pPr>
+              <w:pStyle w:val="Compact"/>
+              <w:jc w:val="left"/>
+            </w:pPr>
+            <w:r>
+              <w:t xml:space="preserve">положение каждого формирования на начало операции — входные данные расчёта: известно, достоверность A/B, неопределённость не больше 5 км</w:t>
+            </w:r>
+          </w:p>
+        </w:tc>
+        <w:tc>
+          <w:tcPr/>
+          <w:p>
+            <w:pPr>
+              <w:pStyle w:val="Compact"/>
+              <w:jc w:val="left"/>
+            </w:pPr>
+            <w:r>
+              <w:t xml:space="preserve">0,12</w:t>
+            </w:r>
+          </w:p>
+        </w:tc>
+      </w:tr>
+      <w:tr>
+        <w:tc>
+          <w:tcPr/>
+          <w:p>
+            <w:pPr>
+              <w:pStyle w:val="Compact"/>
+            </w:pPr>
+          </w:p>
+        </w:tc>
+        <w:tc>
+          <w:tcPr/>
+          <w:p>
+            <w:pPr>
+              <w:pStyle w:val="Compact"/>
+              <w:jc w:val="left"/>
+            </w:pPr>
+            <w:r>
               <w:t xml:space="preserve">Разграничительные линии</w:t>
             </w:r>
           </w:p>
@@ -5608,195 +5654,195 @@
               <w:jc w:val="left"/>
             </w:pPr>
             <w:r>
+              <w:t xml:space="preserve">0,02</w:t>
+            </w:r>
+          </w:p>
+        </w:tc>
+      </w:tr>
+      <w:tr>
+        <w:tc>
+          <w:tcPr/>
+          <w:p>
+            <w:pPr>
+              <w:pStyle w:val="Compact"/>
+              <w:jc w:val="left"/>
+            </w:pPr>
+            <w:r>
+              <w:t xml:space="preserve">Местность и инфраструктура</w:t>
+            </w:r>
+          </w:p>
+        </w:tc>
+        <w:tc>
+          <w:tcPr/>
+          <w:p>
+            <w:pPr>
+              <w:pStyle w:val="Compact"/>
+              <w:jc w:val="left"/>
+            </w:pPr>
+            <w:r>
+              <w:t xml:space="preserve">Пункты и районы</w:t>
+            </w:r>
+          </w:p>
+        </w:tc>
+        <w:tc>
+          <w:tcPr/>
+          <w:p>
+            <w:pPr>
+              <w:pStyle w:val="Compact"/>
+              <w:jc w:val="left"/>
+            </w:pPr>
+            <w:r>
+              <w:t xml:space="preserve">цели приказов и места событий: что это, где, особенности, оборона, значение</w:t>
+            </w:r>
+          </w:p>
+        </w:tc>
+        <w:tc>
+          <w:tcPr/>
+          <w:p>
+            <w:pPr>
+              <w:pStyle w:val="Compact"/>
+              <w:jc w:val="left"/>
+            </w:pPr>
+            <w:r>
+              <w:t xml:space="preserve">0,10</w:t>
+            </w:r>
+          </w:p>
+        </w:tc>
+      </w:tr>
+      <w:tr>
+        <w:tc>
+          <w:tcPr/>
+          <w:p>
+            <w:pPr>
+              <w:pStyle w:val="Compact"/>
+            </w:pPr>
+          </w:p>
+        </w:tc>
+        <w:tc>
+          <w:tcPr/>
+          <w:p>
+            <w:pPr>
+              <w:pStyle w:val="Compact"/>
+              <w:jc w:val="left"/>
+            </w:pPr>
+            <w:r>
+              <w:t xml:space="preserve">Рубежи и укрепления</w:t>
+            </w:r>
+          </w:p>
+        </w:tc>
+        <w:tc>
+          <w:tcPr/>
+          <w:p>
+            <w:pPr>
+              <w:pStyle w:val="Compact"/>
+              <w:jc w:val="left"/>
+            </w:pPr>
+            <w:r>
+              <w:t xml:space="preserve">где, устройство, кто оборонял, значение</w:t>
+            </w:r>
+          </w:p>
+        </w:tc>
+        <w:tc>
+          <w:tcPr/>
+          <w:p>
+            <w:pPr>
+              <w:pStyle w:val="Compact"/>
+              <w:jc w:val="left"/>
+            </w:pPr>
+            <w:r>
+              <w:t xml:space="preserve">0,09</w:t>
+            </w:r>
+          </w:p>
+        </w:tc>
+      </w:tr>
+      <w:tr>
+        <w:tc>
+          <w:tcPr/>
+          <w:p>
+            <w:pPr>
+              <w:pStyle w:val="Compact"/>
+            </w:pPr>
+          </w:p>
+        </w:tc>
+        <w:tc>
+          <w:tcPr/>
+          <w:p>
+            <w:pPr>
+              <w:pStyle w:val="Compact"/>
+              <w:jc w:val="left"/>
+            </w:pPr>
+            <w:r>
+              <w:t xml:space="preserve">Реки</w:t>
+            </w:r>
+          </w:p>
+        </w:tc>
+        <w:tc>
+          <w:tcPr/>
+          <w:p>
+            <w:pPr>
+              <w:pStyle w:val="Compact"/>
+              <w:jc w:val="left"/>
+            </w:pPr>
+            <w:r>
+              <w:t xml:space="preserve">особенности, мосты и переправы, значение</w:t>
+            </w:r>
+          </w:p>
+        </w:tc>
+        <w:tc>
+          <w:tcPr/>
+          <w:p>
+            <w:pPr>
+              <w:pStyle w:val="Compact"/>
+              <w:jc w:val="left"/>
+            </w:pPr>
+            <w:r>
+              <w:t xml:space="preserve">0,02</w:t>
+            </w:r>
+          </w:p>
+        </w:tc>
+      </w:tr>
+      <w:tr>
+        <w:tc>
+          <w:tcPr/>
+          <w:p>
+            <w:pPr>
+              <w:pStyle w:val="Compact"/>
+            </w:pPr>
+          </w:p>
+        </w:tc>
+        <w:tc>
+          <w:tcPr/>
+          <w:p>
+            <w:pPr>
+              <w:pStyle w:val="Compact"/>
+              <w:jc w:val="left"/>
+            </w:pPr>
+            <w:r>
+              <w:t xml:space="preserve">Мосты и переправы</w:t>
+            </w:r>
+          </w:p>
+        </w:tc>
+        <w:tc>
+          <w:tcPr/>
+          <w:p>
+            <w:pPr>
+              <w:pStyle w:val="Compact"/>
+              <w:jc w:val="left"/>
+            </w:pPr>
+            <w:r>
+              <w:t xml:space="preserve">известно ли состояние моста на большой реке района</w:t>
+            </w:r>
+          </w:p>
+        </w:tc>
+        <w:tc>
+          <w:tcPr/>
+          <w:p>
+            <w:pPr>
+              <w:pStyle w:val="Compact"/>
+              <w:jc w:val="left"/>
+            </w:pPr>
+            <w:r>
               <w:t xml:space="preserve">0,04</w:t>
-            </w:r>
-          </w:p>
-        </w:tc>
-      </w:tr>
-      <w:tr>
-        <w:tc>
-          <w:tcPr/>
-          <w:p>
-            <w:pPr>
-              <w:pStyle w:val="Compact"/>
-              <w:jc w:val="left"/>
-            </w:pPr>
-            <w:r>
-              <w:t xml:space="preserve">Местность и инфраструктура</w:t>
-            </w:r>
-          </w:p>
-        </w:tc>
-        <w:tc>
-          <w:tcPr/>
-          <w:p>
-            <w:pPr>
-              <w:pStyle w:val="Compact"/>
-              <w:jc w:val="left"/>
-            </w:pPr>
-            <w:r>
-              <w:t xml:space="preserve">Пункты и районы</w:t>
-            </w:r>
-          </w:p>
-        </w:tc>
-        <w:tc>
-          <w:tcPr/>
-          <w:p>
-            <w:pPr>
-              <w:pStyle w:val="Compact"/>
-              <w:jc w:val="left"/>
-            </w:pPr>
-            <w:r>
-              <w:t xml:space="preserve">цели приказов и места событий: что это, где, особенности, оборона, значение</w:t>
-            </w:r>
-          </w:p>
-        </w:tc>
-        <w:tc>
-          <w:tcPr/>
-          <w:p>
-            <w:pPr>
-              <w:pStyle w:val="Compact"/>
-              <w:jc w:val="left"/>
-            </w:pPr>
-            <w:r>
-              <w:t xml:space="preserve">0,10</w:t>
-            </w:r>
-          </w:p>
-        </w:tc>
-      </w:tr>
-      <w:tr>
-        <w:tc>
-          <w:tcPr/>
-          <w:p>
-            <w:pPr>
-              <w:pStyle w:val="Compact"/>
-            </w:pPr>
-          </w:p>
-        </w:tc>
-        <w:tc>
-          <w:tcPr/>
-          <w:p>
-            <w:pPr>
-              <w:pStyle w:val="Compact"/>
-              <w:jc w:val="left"/>
-            </w:pPr>
-            <w:r>
-              <w:t xml:space="preserve">Рубежи и укрепления</w:t>
-            </w:r>
-          </w:p>
-        </w:tc>
-        <w:tc>
-          <w:tcPr/>
-          <w:p>
-            <w:pPr>
-              <w:pStyle w:val="Compact"/>
-              <w:jc w:val="left"/>
-            </w:pPr>
-            <w:r>
-              <w:t xml:space="preserve">где, устройство, кто оборонял, значение</w:t>
-            </w:r>
-          </w:p>
-        </w:tc>
-        <w:tc>
-          <w:tcPr/>
-          <w:p>
-            <w:pPr>
-              <w:pStyle w:val="Compact"/>
-              <w:jc w:val="left"/>
-            </w:pPr>
-            <w:r>
-              <w:t xml:space="preserve">0,06</w:t>
-            </w:r>
-          </w:p>
-        </w:tc>
-      </w:tr>
-      <w:tr>
-        <w:tc>
-          <w:tcPr/>
-          <w:p>
-            <w:pPr>
-              <w:pStyle w:val="Compact"/>
-            </w:pPr>
-          </w:p>
-        </w:tc>
-        <w:tc>
-          <w:tcPr/>
-          <w:p>
-            <w:pPr>
-              <w:pStyle w:val="Compact"/>
-              <w:jc w:val="left"/>
-            </w:pPr>
-            <w:r>
-              <w:t xml:space="preserve">Реки</w:t>
-            </w:r>
-          </w:p>
-        </w:tc>
-        <w:tc>
-          <w:tcPr/>
-          <w:p>
-            <w:pPr>
-              <w:pStyle w:val="Compact"/>
-              <w:jc w:val="left"/>
-            </w:pPr>
-            <w:r>
-              <w:t xml:space="preserve">особенности, мосты и переправы, значение</w:t>
-            </w:r>
-          </w:p>
-        </w:tc>
-        <w:tc>
-          <w:tcPr/>
-          <w:p>
-            <w:pPr>
-              <w:pStyle w:val="Compact"/>
-              <w:jc w:val="left"/>
-            </w:pPr>
-            <w:r>
-              <w:t xml:space="preserve">0,03</w:t>
-            </w:r>
-          </w:p>
-        </w:tc>
-      </w:tr>
-      <w:tr>
-        <w:tc>
-          <w:tcPr/>
-          <w:p>
-            <w:pPr>
-              <w:pStyle w:val="Compact"/>
-            </w:pPr>
-          </w:p>
-        </w:tc>
-        <w:tc>
-          <w:tcPr/>
-          <w:p>
-            <w:pPr>
-              <w:pStyle w:val="Compact"/>
-              <w:jc w:val="left"/>
-            </w:pPr>
-            <w:r>
-              <w:t xml:space="preserve">Мосты и переправы</w:t>
-            </w:r>
-          </w:p>
-        </w:tc>
-        <w:tc>
-          <w:tcPr/>
-          <w:p>
-            <w:pPr>
-              <w:pStyle w:val="Compact"/>
-              <w:jc w:val="left"/>
-            </w:pPr>
-            <w:r>
-              <w:t xml:space="preserve">известно ли состояние моста на большой реке района</w:t>
-            </w:r>
-          </w:p>
-        </w:tc>
-        <w:tc>
-          <w:tcPr/>
-          <w:p>
-            <w:pPr>
-              <w:pStyle w:val="Compact"/>
-              <w:jc w:val="left"/>
-            </w:pPr>
-            <w:r>
-              <w:t xml:space="preserve">0,06</w:t>
             </w:r>
           </w:p>
         </w:tc>
@@ -6318,7 +6364,267 @@
           <w:iCs/>
           <w:i/>
         </w:rPr>
-        <w:t xml:space="preserve">Полнота Берлинской операции: 36 % («мало»). По разделам: войска и командование 36 % (с разграничительными линиями), местность 19 %, ход операции 51 %, стороны 40 %, источники 24 %. Ниже — что искать в первую очередь.</w:t>
+        <w:t xml:space="preserve">Полнота Берлинской операции: 39 % («мало»). По разделам: войска и командование 45 %, местность и инфраструктура 16 %, ход операции 51 %, стороны 36 %, источники 24 %. Ниже — что искать в первую очередь: орудия и миномёты (нет у 66 из 66 формирований), боевой путь, численность, дни с положением.</w:t>
+      </w:r>
+    </w:p>
+    <w:p>
+      <w:pPr>
+        <w:pStyle w:val="BodyText"/>
+      </w:pPr>
+      <w:r>
+        <w:rPr>
+          <w:bCs/>
+          <w:b/>
+        </w:rPr>
+        <w:t xml:space="preserve">Веса — по чувствительности к данным.</w:t>
+      </w:r>
+      <w:r>
+        <w:t xml:space="preserve"> </w:t>
+      </w:r>
+      <w:r>
+        <w:t xml:space="preserve">Веса групп сведены по тому, сколько сходства с историей</w:t>
+      </w:r>
+      <w:r>
+        <w:t xml:space="preserve"> </w:t>
+      </w:r>
+      <w:r>
+        <w:t xml:space="preserve">стоит плохое или отсутствующее сведение (раздел 21): исходные положения войск — новая группа с весом</w:t>
+      </w:r>
+      <w:r>
+        <w:t xml:space="preserve"> </w:t>
+      </w:r>
+      <w:r>
+        <w:t xml:space="preserve">0,12 (ошибка положений на допуск сравнения стоит 7–14 п. п.), рубежи и укрепления выросли до 0,09</w:t>
+      </w:r>
+      <w:r>
+        <w:t xml:space="preserve"> </w:t>
+      </w:r>
+      <w:r>
+        <w:t xml:space="preserve">(без полос Берлинская теряет 9,5 п. п.), формирования снизились до 0,16 (численность на положения</w:t>
+      </w:r>
+      <w:r>
+        <w:t xml:space="preserve"> </w:t>
+      </w:r>
+      <w:r>
+        <w:t xml:space="preserve">влияет слабо), а разграничительные линии (0,02), реки (0,02) и мосты (0,04) — снизились: сейчас</w:t>
+      </w:r>
+      <w:r>
+        <w:t xml:space="preserve"> </w:t>
+      </w:r>
+      <w:r>
+        <w:t xml:space="preserve">они сходство почти не меняют. Это не оценка важности для игрока и не пожелание, а следствие</w:t>
+      </w:r>
+      <w:r>
+        <w:t xml:space="preserve"> </w:t>
+      </w:r>
+      <w:r>
+        <w:t xml:space="preserve">двух расчётов; пересматривать веса нужно после каждого заметного изменения модели. Группа «Исходные</w:t>
+      </w:r>
+      <w:r>
+        <w:t xml:space="preserve"> </w:t>
+      </w:r>
+      <w:r>
+        <w:t xml:space="preserve">положения войск» берёт положение формирования на начало из истории операции (первая запись</w:t>
+      </w:r>
+      <w:r>
+        <w:t xml:space="preserve"> </w:t>
+      </w:r>
+      <w:r>
+        <w:t xml:space="preserve">в пределах полутора суток от начала) и считает его заполненным на треть за каждое из трёх: положение</w:t>
+      </w:r>
+      <w:r>
+        <w:t xml:space="preserve"> </w:t>
+      </w:r>
+      <w:r>
+        <w:t xml:space="preserve">известно, достоверность A или B, неопределённость не больше 5 км. По сценариям (формирования</w:t>
+      </w:r>
+      <w:r>
+        <w:t xml:space="preserve"> </w:t>
+      </w:r>
+      <w:r>
+        <w:t xml:space="preserve">кроме фронтов; известно / A или B / точность до 5 км):</w:t>
+      </w:r>
+    </w:p>
+    <w:tbl>
+      <w:tblPr>
+        <w:tblStyle w:val="Table"/>
+        <w:tblW w:type="auto" w:w="0"/>
+        <w:tblLook w:firstRow="1" w:lastRow="0" w:firstColumn="0" w:lastColumn="0" w:noHBand="0" w:noVBand="0" w:val="0020"/>
+        <w:jc w:val="start"/>
+      </w:tblPr>
+      <w:tblGrid>
+        <w:gridCol w:w="2640"/>
+        <w:gridCol w:w="2640"/>
+        <w:gridCol w:w="2640"/>
+      </w:tblGrid>
+      <w:tr>
+        <w:trPr>
+          <w:tblHeader w:val="true"/>
+        </w:trPr>
+        <w:tc>
+          <w:tcPr/>
+          <w:p>
+            <w:pPr>
+              <w:pStyle w:val="Compact"/>
+              <w:jc w:val="left"/>
+            </w:pPr>
+            <w:r>
+              <w:t xml:space="preserve">Операция</w:t>
+            </w:r>
+          </w:p>
+        </w:tc>
+        <w:tc>
+          <w:tcPr/>
+          <w:p>
+            <w:pPr>
+              <w:pStyle w:val="Compact"/>
+              <w:jc w:val="left"/>
+            </w:pPr>
+            <w:r>
+              <w:t xml:space="preserve">СССР</w:t>
+            </w:r>
+          </w:p>
+        </w:tc>
+        <w:tc>
+          <w:tcPr/>
+          <w:p>
+            <w:pPr>
+              <w:pStyle w:val="Compact"/>
+              <w:jc w:val="left"/>
+            </w:pPr>
+            <w:r>
+              <w:t xml:space="preserve">Германия</w:t>
+            </w:r>
+          </w:p>
+        </w:tc>
+      </w:tr>
+      <w:tr>
+        <w:tc>
+          <w:tcPr/>
+          <w:p>
+            <w:pPr>
+              <w:pStyle w:val="Compact"/>
+              <w:jc w:val="left"/>
+            </w:pPr>
+            <w:r>
+              <w:t xml:space="preserve">Берлинская</w:t>
+            </w:r>
+          </w:p>
+        </w:tc>
+        <w:tc>
+          <w:tcPr/>
+          <w:p>
+            <w:pPr>
+              <w:pStyle w:val="Compact"/>
+              <w:jc w:val="left"/>
+            </w:pPr>
+            <w:r>
+              <w:t xml:space="preserve">23 / 20 / 0 из 23</w:t>
+            </w:r>
+          </w:p>
+        </w:tc>
+        <w:tc>
+          <w:tcPr/>
+          <w:p>
+            <w:pPr>
+              <w:pStyle w:val="Compact"/>
+              <w:jc w:val="left"/>
+            </w:pPr>
+            <w:r>
+              <w:t xml:space="preserve">24 / 15 / 9 из 24</w:t>
+            </w:r>
+          </w:p>
+        </w:tc>
+      </w:tr>
+      <w:tr>
+        <w:tc>
+          <w:tcPr/>
+          <w:p>
+            <w:pPr>
+              <w:pStyle w:val="Compact"/>
+              <w:jc w:val="left"/>
+            </w:pPr>
+            <w:r>
+              <w:t xml:space="preserve">Бой в Берлине</w:t>
+            </w:r>
+          </w:p>
+        </w:tc>
+        <w:tc>
+          <w:tcPr/>
+          <w:p>
+            <w:pPr>
+              <w:pStyle w:val="Compact"/>
+              <w:jc w:val="left"/>
+            </w:pPr>
+            <w:r>
+              <w:t xml:space="preserve">16 / 16 / 15 из 16</w:t>
+            </w:r>
+          </w:p>
+        </w:tc>
+        <w:tc>
+          <w:tcPr/>
+          <w:p>
+            <w:pPr>
+              <w:pStyle w:val="Compact"/>
+              <w:jc w:val="left"/>
+            </w:pPr>
+            <w:r>
+              <w:t xml:space="preserve">15 / 6 / 15 из 15</w:t>
+            </w:r>
+          </w:p>
+        </w:tc>
+      </w:tr>
+      <w:tr>
+        <w:tc>
+          <w:tcPr/>
+          <w:p>
+            <w:pPr>
+              <w:pStyle w:val="Compact"/>
+              <w:jc w:val="left"/>
+            </w:pPr>
+            <w:r>
+              <w:t xml:space="preserve">Висло-Одерская</w:t>
+            </w:r>
+          </w:p>
+        </w:tc>
+        <w:tc>
+          <w:tcPr/>
+          <w:p>
+            <w:pPr>
+              <w:pStyle w:val="Compact"/>
+              <w:jc w:val="left"/>
+            </w:pPr>
+            <w:r>
+              <w:t xml:space="preserve">14 / 6 / 0 из 27</w:t>
+            </w:r>
+          </w:p>
+        </w:tc>
+        <w:tc>
+          <w:tcPr/>
+          <w:p>
+            <w:pPr>
+              <w:pStyle w:val="Compact"/>
+              <w:jc w:val="left"/>
+            </w:pPr>
+            <w:r>
+              <w:t xml:space="preserve">28 / 14 / 1 из 28</w:t>
+            </w:r>
+          </w:p>
+        </w:tc>
+      </w:tr>
+    </w:tbl>
+    <w:p>
+      <w:pPr>
+        <w:pStyle w:val="BodyText"/>
+      </w:pPr>
+      <w:r>
+        <w:t xml:space="preserve">Пробел главный в Висло-Одерской у советской стороны (положение на начало есть только у половины)</w:t>
+      </w:r>
+      <w:r>
+        <w:t xml:space="preserve"> </w:t>
+      </w:r>
+      <w:r>
+        <w:t xml:space="preserve">и во всех операциях по точности: оценки, а не привязки к документам.</w:t>
       </w:r>
     </w:p>
     <w:p>

--- a/docs/system.docx
+++ b/docs/system.docx
@@ -10453,6 +10453,88 @@
               <w:rPr>
                 <w:rStyle w:val="VerbatimChar"/>
               </w:rPr>
+              <w:t xml:space="preserve">orders-timing-1945.json</w:t>
+            </w:r>
+          </w:p>
+        </w:tc>
+        <w:tc>
+          <w:tcPr/>
+          <w:p>
+            <w:pPr>
+              <w:pStyle w:val="Compact"/>
+              <w:jc w:val="left"/>
+            </w:pPr>
+            <w:r>
+              <w:t xml:space="preserve">Сроки отдачи приказов и директив по документам: директивы Ставки и фронтов («Русский архив», тт. 15 и 16, A), воспоминания командующих (B); источник со страницей и цитатой; часовой пояс — МСК</w:t>
+            </w:r>
+          </w:p>
+        </w:tc>
+        <w:tc>
+          <w:tcPr/>
+          <w:p>
+            <w:pPr>
+              <w:pStyle w:val="Compact"/>
+              <w:jc w:val="left"/>
+            </w:pPr>
+            <w:r>
+              <w:t xml:space="preserve">35 записей</w:t>
+            </w:r>
+          </w:p>
+        </w:tc>
+      </w:tr>
+      <w:tr>
+        <w:tc>
+          <w:tcPr/>
+          <w:p>
+            <w:pPr>
+              <w:pStyle w:val="Compact"/>
+              <w:jc w:val="left"/>
+            </w:pPr>
+            <w:r>
+              <w:rPr>
+                <w:rStyle w:val="VerbatimChar"/>
+              </w:rPr>
+              <w:t xml:space="preserve">start-positions-1945.json</w:t>
+            </w:r>
+          </w:p>
+        </w:tc>
+        <w:tc>
+          <w:tcPr/>
+          <w:p>
+            <w:pPr>
+              <w:pStyle w:val="Compact"/>
+              <w:jc w:val="left"/>
+            </w:pPr>
+            <w:r>
+              <w:t xml:space="preserve">Исходные положения войск на начало операций по источникам A/B: участки и районы с неопределённостью по самому источнику; точных (до 5 км) положений в доступных источниках нет; в сценарии не внесены</w:t>
+            </w:r>
+          </w:p>
+        </w:tc>
+        <w:tc>
+          <w:tcPr/>
+          <w:p>
+            <w:pPr>
+              <w:pStyle w:val="Compact"/>
+              <w:jc w:val="left"/>
+            </w:pPr>
+            <w:r>
+              <w:t xml:space="preserve">48 записей</w:t>
+            </w:r>
+          </w:p>
+        </w:tc>
+      </w:tr>
+      <w:tr>
+        <w:tc>
+          <w:tcPr/>
+          <w:p>
+            <w:pPr>
+              <w:pStyle w:val="Compact"/>
+              <w:jc w:val="left"/>
+            </w:pPr>
+            <w:r>
+              <w:rPr>
+                <w:rStyle w:val="VerbatimChar"/>
+              </w:rPr>
               <w:t xml:space="preserve">berlin-1945-positions.json</w:t>
             </w:r>
           </w:p>
@@ -14194,7 +14276,35 @@
         <w:t xml:space="preserve">Приказы</w:t>
       </w:r>
       <w:r>
-        <w:t xml:space="preserve">, дошедшие до исполнителя к концу хода (с учётом задержки доведения).</w:t>
+        <w:t xml:space="preserve">, дошедшие до исполнителя к концу хода (с учётом задержки доведения). Дошедший</w:t>
+      </w:r>
+      <w:r>
+        <w:t xml:space="preserve"> </w:t>
+      </w:r>
+      <w:r>
+        <w:t xml:space="preserve">в любой момент хода приказ действует на</w:t>
+      </w:r>
+      <w:r>
+        <w:t xml:space="preserve"> </w:t>
+      </w:r>
+      <w:r>
+        <w:rPr>
+          <w:bCs/>
+          <w:b/>
+        </w:rPr>
+        <w:t xml:space="preserve">весь</w:t>
+      </w:r>
+      <w:r>
+        <w:t xml:space="preserve"> </w:t>
+      </w:r>
+      <w:r>
+        <w:t xml:space="preserve">ход: приказ в 18:00 действует с начала</w:t>
+      </w:r>
+      <w:r>
+        <w:t xml:space="preserve"> </w:t>
+      </w:r>
+      <w:r>
+        <w:t xml:space="preserve">хода, на сутки раньше (раздел 19.3, «Приказ внутри хода»).</w:t>
       </w:r>
     </w:p>
     <w:p>
@@ -15793,270 +15903,169 @@
         <w:t xml:space="preserve">это влияет только на выбор пути, не на время движения.</w:t>
       </w:r>
     </w:p>
-    <w:bookmarkEnd w:id="166"/>
-    <w:bookmarkStart w:id="167" w:name="X89a40faac0ed7e4350f7b8aab1b4fc19d2d414a"/>
-    <w:p>
-      <w:pPr>
-        <w:pStyle w:val="Heading3"/>
-      </w:pPr>
-      <w:r>
-        <w:t xml:space="preserve">19.4. Территория — сплошная полоса</w:t>
-      </w:r>
-    </w:p>
-    <w:p>
-      <w:pPr>
-        <w:pStyle w:val="FirstParagraph"/>
-      </w:pPr>
-      <w:r>
-        <w:t xml:space="preserve">Без территории фронт был бы цепочкой точек с пустыми промежутками, через которые танковые</w:t>
-      </w:r>
-      <w:r>
-        <w:t xml:space="preserve"> </w:t>
-      </w:r>
-      <w:r>
-        <w:t xml:space="preserve">корпуса проходили бы за сутки по 150 км. Поэтому каждая клетка принадлежит одной из сторон.</w:t>
-      </w:r>
-    </w:p>
-    <w:p>
-      <w:pPr>
-        <w:numPr>
-          <w:ilvl w:val="0"/>
-          <w:numId w:val="1020"/>
-        </w:numPr>
-        <w:pStyle w:val="Compact"/>
+    <w:p>
+      <w:pPr>
+        <w:pStyle w:val="BodyText"/>
       </w:pPr>
       <w:r>
         <w:rPr>
           <w:bCs/>
           <w:b/>
         </w:rPr>
-        <w:t xml:space="preserve">Исходная территория.</w:t>
-      </w:r>
-      <w:r>
-        <w:t xml:space="preserve"> </w:t>
-      </w:r>
-      <w:r>
-        <w:t xml:space="preserve">Каждая сторона «растекается» от своих войск и источников подвоза</w:t>
-      </w:r>
-      <w:r>
-        <w:t xml:space="preserve"> </w:t>
-      </w:r>
-      <w:r>
-        <w:t xml:space="preserve">по клеткам. Переход через большую реку стоит 40 км пути, через чужую укреплённую полосу —</w:t>
-      </w:r>
-      <w:r>
-        <w:t xml:space="preserve"> </w:t>
-      </w:r>
-      <w:r>
-        <w:t xml:space="preserve">20 км; оба штрафа платятся один раз, при входе в преграду. Поэтому граница ложится по Одеру,</w:t>
-      </w:r>
-      <w:r>
-        <w:t xml:space="preserve"> </w:t>
-      </w:r>
-      <w:r>
-        <w:t xml:space="preserve">Нейсе и главной полосе обороны, а не посередине между ближайшими частями.</w:t>
-      </w:r>
-    </w:p>
-    <w:p>
-      <w:pPr>
-        <w:numPr>
-          <w:ilvl w:val="0"/>
-          <w:numId w:val="1020"/>
-        </w:numPr>
-        <w:pStyle w:val="Compact"/>
-      </w:pPr>
-      <w:r>
-        <w:rPr>
-          <w:bCs/>
-          <w:b/>
-        </w:rPr>
-        <w:t xml:space="preserve">Изменение.</w:t>
-      </w:r>
-      <w:r>
-        <w:t xml:space="preserve"> </w:t>
-      </w:r>
-      <w:r>
-        <w:t xml:space="preserve">Клетки в радиусе 4 км от пути соединения за ход переходят к его стороне, если</w:t>
-      </w:r>
-      <w:r>
-        <w:t xml:space="preserve"> </w:t>
-      </w:r>
-      <w:r>
-        <w:t xml:space="preserve">противник к ним не ближе. Клетка, где стоит соединение, — его стороны. Отходящие чужую</w:t>
-      </w:r>
-      <w:r>
-        <w:t xml:space="preserve"> </w:t>
-      </w:r>
-      <w:r>
-        <w:t xml:space="preserve">территорию не занимают: иначе отход сквозь тыл противника рвал бы его коридоры подвоза.</w:t>
-      </w:r>
-    </w:p>
-    <w:p>
-      <w:pPr>
-        <w:numPr>
-          <w:ilvl w:val="0"/>
-          <w:numId w:val="1020"/>
-        </w:numPr>
-        <w:pStyle w:val="Compact"/>
-      </w:pPr>
-      <w:r>
-        <w:rPr>
-          <w:bCs/>
-          <w:b/>
-        </w:rPr>
-        <w:t xml:space="preserve">Закрепление земли за фронтом.</w:t>
-      </w:r>
-      <w:r>
-        <w:t xml:space="preserve"> </w:t>
-      </w:r>
-      <w:r>
-        <w:t xml:space="preserve">Каждый ход клетка противника переходит к стороне, если там</w:t>
-      </w:r>
-      <w:r>
-        <w:t xml:space="preserve"> </w:t>
-      </w:r>
-      <w:r>
-        <w:t xml:space="preserve">перевес влияния её войск (карта контроля: влияние войск по силе и удалению, радиус 10 км), войск</w:t>
-      </w:r>
-      <w:r>
-        <w:t xml:space="preserve"> </w:t>
-      </w:r>
-      <w:r>
-        <w:t xml:space="preserve">противника нет ближе 9 км (1,5 радиуса соприкосновения), а своя земля есть по крайней мере с трёх</w:t>
-      </w:r>
-      <w:r>
-        <w:t xml:space="preserve"> </w:t>
-      </w:r>
-      <w:r>
-        <w:t xml:space="preserve">сторон из четырёх в пределах 24 км — то есть клетка в тылу своего фронта, а не перед ним. Без</w:t>
-      </w:r>
-      <w:r>
-        <w:t xml:space="preserve"> </w:t>
-      </w:r>
-      <w:r>
-        <w:t xml:space="preserve">этого земля между коридорами наступающих армий оставалась чужой, и любая обойдённая немецкая</w:t>
-      </w:r>
-      <w:r>
-        <w:t xml:space="preserve"> </w:t>
-      </w:r>
-      <w:r>
-        <w:t xml:space="preserve">часть, стоявшая в коридоре, отрезала армию от тыла: модель «окружала» 52-ю армию, 2-ю армию</w:t>
-      </w:r>
-      <w:r>
-        <w:t xml:space="preserve"> </w:t>
-      </w:r>
-      <w:r>
-        <w:t xml:space="preserve">Войска Польского, 5-ю гвардейскую армию на 9–13 суток. Обойдённые узлы, где войска противника</w:t>
-      </w:r>
-      <w:r>
-        <w:t xml:space="preserve"> </w:t>
-      </w:r>
-      <w:r>
-        <w:t xml:space="preserve">есть, остаются его островами — это и есть котлы.</w:t>
-      </w:r>
-    </w:p>
-    <w:p>
-      <w:pPr>
-        <w:numPr>
-          <w:ilvl w:val="0"/>
-          <w:numId w:val="1020"/>
-        </w:numPr>
-        <w:pStyle w:val="Compact"/>
-      </w:pPr>
-      <w:r>
-        <w:rPr>
-          <w:bCs/>
-          <w:b/>
-        </w:rPr>
-        <w:t xml:space="preserve">Следствия:</w:t>
-      </w:r>
-      <w:r>
-        <w:t xml:space="preserve"> </w:t>
-      </w:r>
-      <w:r>
-        <w:t xml:space="preserve">в тылу противника движение медленнее; прорвавшаяся танковая армия снабжается</w:t>
-      </w:r>
-      <w:r>
-        <w:t xml:space="preserve"> </w:t>
-      </w:r>
-      <w:r>
-        <w:t xml:space="preserve">только по коридору, который сама пробила; соединения, оставшиеся в чужом тылу, оказываются в</w:t>
-      </w:r>
-      <w:r>
-        <w:t xml:space="preserve"> </w:t>
-      </w:r>
-      <w:r>
-        <w:t xml:space="preserve">котле.</w:t>
-      </w:r>
-    </w:p>
-    <w:p>
-      <w:pPr>
-        <w:pStyle w:val="FirstParagraph"/>
-      </w:pPr>
-      <w:r>
-        <w:rPr>
-          <w:bCs/>
-          <w:b/>
-        </w:rPr>
-        <w:t xml:space="preserve">Линия фронта</w:t>
-      </w:r>
-      <w:r>
-        <w:t xml:space="preserve"> </w:t>
-      </w:r>
-      <w:r>
-        <w:t xml:space="preserve">на карте — граница территорий сторон, сглаженная. Она строится только там,</w:t>
-      </w:r>
-      <w:r>
-        <w:t xml:space="preserve"> </w:t>
-      </w:r>
-      <w:r>
-        <w:t xml:space="preserve">где обе стороны ближе 50 км.</w:t>
-      </w:r>
-    </w:p>
-    <w:bookmarkEnd w:id="167"/>
-    <w:bookmarkStart w:id="168" w:name="Xec5ba93501f0c91a08187be54ec80c73d26f0fa"/>
-    <w:p>
-      <w:pPr>
-        <w:pStyle w:val="Heading3"/>
-      </w:pPr>
-      <w:r>
-        <w:t xml:space="preserve">19.5. Подвоз и окружение</w:t>
-      </w:r>
-    </w:p>
-    <w:p>
-      <w:pPr>
-        <w:pStyle w:val="FirstParagraph"/>
-      </w:pPr>
-      <w:r>
-        <w:rPr>
-          <w:bCs/>
-          <w:b/>
-        </w:rPr>
-        <w:t xml:space="preserve">Время подвоза</w:t>
-      </w:r>
-      <w:r>
-        <w:t xml:space="preserve"> </w:t>
-      </w:r>
-      <w:r>
-        <w:t xml:space="preserve">к каждой клетке считается от источников стороны по своей территории</w:t>
-      </w:r>
-      <w:r>
-        <w:t xml:space="preserve"> </w:t>
-      </w:r>
-      <w:r>
-        <w:t xml:space="preserve">(автотранспортом по дорогам) с обходом мест, где стоят войска противника (радиус 3 км).</w:t>
-      </w:r>
-      <w:r>
-        <w:t xml:space="preserve"> </w:t>
-      </w:r>
-      <w:r>
-        <w:t xml:space="preserve">Формирование снабжается, если подвоз доходит до любой клетки в радиусе 3 км от него не дольше</w:t>
-      </w:r>
-      <w:r>
-        <w:t xml:space="preserve"> </w:t>
-      </w:r>
-      <w:r>
-        <w:t xml:space="preserve">48 ч. Армия занимает полосу в несколько километров, подвоз приходит к её тылу, а не к точке знака.</w:t>
+        <w:t xml:space="preserve">Приказ внутри хода.</w:t>
+      </w:r>
+      <w:r>
+        <w:t xml:space="preserve"> </w:t>
+      </w:r>
+      <w:r>
+        <w:t xml:space="preserve">Ход — 24 часа, и приказ, дошедший до исполнителя в любой момент хода,</w:t>
+      </w:r>
+      <w:r>
+        <w:t xml:space="preserve"> </w:t>
+      </w:r>
+      <w:r>
+        <w:t xml:space="preserve">действует на весь ход: приказ в 18:00 с задержкой доведения 6 ч отправляет войска в путь с начала</w:t>
+      </w:r>
+      <w:r>
+        <w:t xml:space="preserve"> </w:t>
+      </w:r>
+      <w:r>
+        <w:t xml:space="preserve">хода, то есть на 13 ч раньше, чем он отдан. Поэтому срок приказа внутри хода ничего не меняет, а</w:t>
+      </w:r>
+      <w:r>
+        <w:t xml:space="preserve"> </w:t>
+      </w:r>
+      <w:r>
+        <w:t xml:space="preserve">сроки сценария — условные: приказ ставится на то время, с которого войска в расчёте начинают</w:t>
+      </w:r>
+      <w:r>
+        <w:t xml:space="preserve"> </w:t>
+      </w:r>
+      <w:r>
+        <w:t xml:space="preserve">действовать. Правило</w:t>
+      </w:r>
+      <w:r>
+        <w:t xml:space="preserve"> </w:t>
+      </w:r>
+      <w:r>
+        <w:rPr>
+          <w:rStyle w:val="VerbatimChar"/>
+        </w:rPr>
+        <w:t xml:space="preserve">orderPartialTurn</w:t>
+      </w:r>
+      <w:r>
+        <w:t xml:space="preserve"> </w:t>
+      </w:r>
+      <w:r>
+        <w:t xml:space="preserve">(по умолчанию выключено) делает приказ действующим с момента</w:t>
+      </w:r>
+      <w:r>
+        <w:t xml:space="preserve"> </w:t>
+      </w:r>
+      <w:r>
+        <w:t xml:space="preserve">доведения: в ход, когда он дошёл, формирование движется только оставшееся время. Документальные</w:t>
+      </w:r>
+      <w:r>
+        <w:t xml:space="preserve"> </w:t>
+      </w:r>
+      <w:r>
+        <w:t xml:space="preserve">сроки 28 приказов Берлинской и Висло-Одерской операций (директивы Ставки и фронтов в «Русском</w:t>
+      </w:r>
+      <w:r>
+        <w:t xml:space="preserve"> </w:t>
+      </w:r>
+      <w:r>
+        <w:t xml:space="preserve">архиве», тт. 15 и 16, достоверность A, час и страница; где документа нет — воспоминания</w:t>
+      </w:r>
+      <w:r>
+        <w:t xml:space="preserve"> </w:t>
+      </w:r>
+      <w:r>
+        <w:t xml:space="preserve">командующих, B) записаны в поле</w:t>
+      </w:r>
+      <w:r>
+        <w:t xml:space="preserve"> </w:t>
+      </w:r>
+      <w:r>
+        <w:rPr>
+          <w:rStyle w:val="VerbatimChar"/>
+        </w:rPr>
+        <w:t xml:space="preserve">basis</w:t>
+      </w:r>
+      <w:r>
+        <w:t xml:space="preserve"> </w:t>
+      </w:r>
+      <w:r>
+        <w:t xml:space="preserve">приказа:</w:t>
+      </w:r>
+      <w:r>
+        <w:t xml:space="preserve"> </w:t>
+      </w:r>
+      <w:r>
+        <w:rPr>
+          <w:rStyle w:val="VerbatimChar"/>
+        </w:rPr>
+        <w:t xml:space="preserve">documented</w:t>
+      </w:r>
+      <w:r>
+        <w:t xml:space="preserve"> </w:t>
+      </w:r>
+      <w:r>
+        <w:t xml:space="preserve">— срок по документу,</w:t>
+      </w:r>
+      <w:r>
+        <w:t xml:space="preserve"> </w:t>
+      </w:r>
+      <w:r>
+        <w:rPr>
+          <w:rStyle w:val="VerbatimChar"/>
+        </w:rPr>
+        <w:t xml:space="preserve">issuedAt</w:t>
+      </w:r>
+      <w:r>
+        <w:t xml:space="preserve"> </w:t>
+      </w:r>
+      <w:r>
+        <w:t xml:space="preserve">—</w:t>
+      </w:r>
+      <w:r>
+        <w:t xml:space="preserve"> </w:t>
+      </w:r>
+      <w:r>
+        <w:t xml:space="preserve">условный срок модели. Приказы, у которых документ — планирующая директива за 3–47 суток до</w:t>
+      </w:r>
+      <w:r>
+        <w:t xml:space="preserve"> </w:t>
+      </w:r>
+      <w:r>
+        <w:t xml:space="preserve">исполнения (Ставка № 11059 от 2.04, № 11060 от 3.04 21:00, директива 1 БФ № 00539/оп от 12.04</w:t>
+      </w:r>
+      <w:r>
+        <w:t xml:space="preserve"> </w:t>
+      </w:r>
+      <w:r>
+        <w:t xml:space="preserve">03:00), и сопоставления, где документ — не тот же приказ (Ставка № 11077 — линия в Берлине, а не</w:t>
+      </w:r>
+      <w:r>
+        <w:t xml:space="preserve"> </w:t>
+      </w:r>
+      <w:r>
+        <w:t xml:space="preserve">приказ 3 гв. ТА; приказ 47 А с другой целью), в</w:t>
+      </w:r>
+      <w:r>
+        <w:t xml:space="preserve"> </w:t>
+      </w:r>
+      <w:r>
+        <w:rPr>
+          <w:rStyle w:val="VerbatimChar"/>
+        </w:rPr>
+        <w:t xml:space="preserve">basis</w:t>
+      </w:r>
+      <w:r>
+        <w:t xml:space="preserve"> </w:t>
+      </w:r>
+      <w:r>
+        <w:t xml:space="preserve">не записаны.</w:t>
       </w:r>
     </w:p>
     <w:p>
@@ -16064,312 +16073,7 @@
         <w:pStyle w:val="BodyText"/>
       </w:pPr>
       <w:r>
-        <w:rPr>
-          <w:bCs/>
-          <w:b/>
-        </w:rPr>
-        <w:t xml:space="preserve">Окружение и отрыв от тылов — разные вещи.</w:t>
-      </w:r>
-      <w:r>
-        <w:t xml:space="preserve"> </w:t>
-      </w:r>
-      <w:r>
-        <w:t xml:space="preserve">Если путь подвоза есть, но длиннее 48 ч,</w:t>
-      </w:r>
-      <w:r>
-        <w:t xml:space="preserve"> </w:t>
-      </w:r>
-      <w:r>
-        <w:t xml:space="preserve">формирование</w:t>
-      </w:r>
-      <w:r>
-        <w:t xml:space="preserve"> </w:t>
-      </w:r>
-      <w:r>
-        <w:rPr>
-          <w:bCs/>
-          <w:b/>
-        </w:rPr>
-        <w:t xml:space="preserve">оторвалось от тылов</w:t>
-      </w:r>
-      <w:r>
-        <w:t xml:space="preserve">: подвоза нет, боеприпасы и горючее тают, но оно не скованно</w:t>
-      </w:r>
-      <w:r>
-        <w:t xml:space="preserve"> </w:t>
-      </w:r>
-      <w:r>
-        <w:t xml:space="preserve">и окружённым не считается (так в конце Висло-Одерской операции армии 1-го Белорусского и</w:t>
-      </w:r>
-      <w:r>
-        <w:t xml:space="preserve"> </w:t>
-      </w:r>
-      <w:r>
-        <w:t xml:space="preserve">1-го Украинского фронтов ушли на 400 км от баз на Висле).</w:t>
-      </w:r>
-      <w:r>
-        <w:t xml:space="preserve"> </w:t>
-      </w:r>
-      <w:r>
-        <w:rPr>
-          <w:bCs/>
-          <w:b/>
-        </w:rPr>
-        <w:t xml:space="preserve">Окружение</w:t>
-      </w:r>
-      <w:r>
-        <w:t xml:space="preserve"> </w:t>
-      </w:r>
-      <w:r>
-        <w:t xml:space="preserve">— пути подвоза нет совсем</w:t>
-      </w:r>
-      <w:r>
-        <w:t xml:space="preserve"> </w:t>
-      </w:r>
-      <w:r>
-        <w:t xml:space="preserve">дольше 36 ч (два хода подряд); разовый разрыв на стыке котлом не считается. Окружённые не</w:t>
-      </w:r>
-      <w:r>
-        <w:t xml:space="preserve"> </w:t>
-      </w:r>
-      <w:r>
-        <w:t xml:space="preserve">пополняются и не могут отойти: держатся на месте с повышенными потерями. На карте — контур котла.</w:t>
-      </w:r>
-    </w:p>
-    <w:p>
-      <w:pPr>
-        <w:pStyle w:val="BodyText"/>
-      </w:pPr>
-      <w:r>
-        <w:rPr>
-          <w:bCs/>
-          <w:b/>
-        </w:rPr>
-        <w:t xml:space="preserve">Крепость с запасами.</w:t>
-      </w:r>
-      <w:r>
-        <w:t xml:space="preserve"> </w:t>
-      </w:r>
-      <w:r>
-        <w:t xml:space="preserve">У гарнизонов крепостей (тип «гарнизон крепости»: Франкфурт, Штеттин,</w:t>
-      </w:r>
-      <w:r>
-        <w:t xml:space="preserve"> </w:t>
-      </w:r>
-      <w:r>
-        <w:t xml:space="preserve">Берлинский оборонительный район, Познань, Варшава) — склады на 30 суток боя (по Познани:</w:t>
-      </w:r>
-      <w:r>
-        <w:t xml:space="preserve"> </w:t>
-      </w:r>
-      <w:r>
-        <w:t xml:space="preserve">окружена 25.01, капитулировала 23.02). Окружённый гарнизон получает подвоз со складов, пока они</w:t>
-      </w:r>
-      <w:r>
-        <w:t xml:space="preserve"> </w:t>
-      </w:r>
-      <w:r>
-        <w:t xml:space="preserve">не кончились; в осаде без штурма склады расходуются вдвое медленнее.</w:t>
-      </w:r>
-    </w:p>
-    <w:p>
-      <w:pPr>
-        <w:pStyle w:val="BodyText"/>
-      </w:pPr>
-      <w:r>
-        <w:rPr>
-          <w:bCs/>
-          <w:b/>
-        </w:rPr>
-        <w:t xml:space="preserve">Капитуляция.</w:t>
-      </w:r>
-      <w:r>
-        <w:t xml:space="preserve"> </w:t>
-      </w:r>
-      <w:r>
-        <w:t xml:space="preserve">Окружённое формирование без складов, у которого боеприпасов меньше 0,25 бк,</w:t>
-      </w:r>
-      <w:r>
-        <w:t xml:space="preserve"> </w:t>
-      </w:r>
-      <w:r>
-        <w:t xml:space="preserve">сдаётся через 96 ч окружения (с приказом «удерживать любой ценой» или на прорыв — через 192 ч:</w:t>
-      </w:r>
-      <w:r>
-        <w:t xml:space="preserve"> </w:t>
-      </w:r>
-      <w:r>
-        <w:t xml:space="preserve">прорывающиеся пробиваются к своим, а не сидят в кольце); в журнале — капитуляция и число</w:t>
-      </w:r>
-      <w:r>
-        <w:t xml:space="preserve"> </w:t>
-      </w:r>
-      <w:r>
-        <w:t xml:space="preserve">пленных, на карте — перечёркнутый знак. Сдаются ли окружённые, задаёт профиль стороны: вермахт</w:t>
-      </w:r>
-      <w:r>
-        <w:t xml:space="preserve"> </w:t>
-      </w:r>
-      <w:r>
-        <w:t xml:space="preserve">1945 г. — да, Красная армия 1945 г. — нет (окружённые части держались до деблокирования).</w:t>
-      </w:r>
-    </w:p>
-    <w:p>
-      <w:pPr>
-        <w:pStyle w:val="BodyText"/>
-      </w:pPr>
-      <w:r>
-        <w:rPr>
-          <w:bCs/>
-          <w:b/>
-        </w:rPr>
-        <w:t xml:space="preserve">Подвоз как пропускная способность (блок правил</w:t>
-      </w:r>
-      <w:r>
-        <w:rPr>
-          <w:bCs/>
-          <w:b/>
-        </w:rPr>
-        <w:t xml:space="preserve"> </w:t>
-      </w:r>
-      <w:r>
-        <w:rPr>
-          <w:rStyle w:val="VerbatimChar"/>
-          <w:bCs/>
-          <w:b/>
-        </w:rPr>
-        <w:t xml:space="preserve">supplyFlow</w:t>
-      </w:r>
-      <w:r>
-        <w:rPr>
-          <w:bCs/>
-          <w:b/>
-        </w:rPr>
-        <w:t xml:space="preserve">).</w:t>
-      </w:r>
-      <w:r>
-        <w:t xml:space="preserve"> </w:t>
-      </w:r>
-      <w:r>
-        <w:t xml:space="preserve">Без блока подвоз —</w:t>
-      </w:r>
-      <w:r>
-        <w:t xml:space="preserve"> </w:t>
-      </w:r>
-      <w:r>
-        <w:t xml:space="preserve">порог: путь не длиннее 48 ч — пополнение полное, длиннее — нулевое. Блок</w:t>
-      </w:r>
-      <w:r>
-        <w:t xml:space="preserve"> </w:t>
-      </w:r>
-      <w:r>
-        <w:rPr>
-          <w:rStyle w:val="VerbatimChar"/>
-        </w:rPr>
-        <w:t xml:space="preserve">supplyFlow</w:t>
-      </w:r>
-      <w:r>
-        <w:t xml:space="preserve"> </w:t>
-      </w:r>
-      <w:r>
-        <w:t xml:space="preserve">делает его</w:t>
-      </w:r>
-      <w:r>
-        <w:t xml:space="preserve"> </w:t>
-      </w:r>
-      <w:r>
-        <w:t xml:space="preserve">пропускной способностью: пока путь подвоза не длиннее</w:t>
-      </w:r>
-      <w:r>
-        <w:t xml:space="preserve"> </w:t>
-      </w:r>
-      <w:r>
-        <w:rPr>
-          <w:rStyle w:val="VerbatimChar"/>
-        </w:rPr>
-        <w:t xml:space="preserve">fullHours</w:t>
-      </w:r>
-      <w:r>
-        <w:t xml:space="preserve"> </w:t>
-      </w:r>
-      <w:r>
-        <w:t xml:space="preserve">(по умолчанию 12 ч — один рейс</w:t>
-      </w:r>
-      <w:r>
-        <w:t xml:space="preserve"> </w:t>
-      </w:r>
-      <w:r>
-        <w:t xml:space="preserve">автотранспорта в сутки) пополнение полное, дальше —</w:t>
-      </w:r>
-      <w:r>
-        <w:t xml:space="preserve"> </w:t>
-      </w:r>
-      <w:r>
-        <w:rPr>
-          <w:rStyle w:val="VerbatimChar"/>
-        </w:rPr>
-        <w:t xml:space="preserve">fullHours</w:t>
-      </w:r>
-      <w:r>
-        <w:t xml:space="preserve"> </w:t>
-      </w:r>
-      <w:r>
-        <w:t xml:space="preserve">/ часы пути, до прежнего предела;</w:t>
-      </w:r>
-      <w:r>
-        <w:t xml:space="preserve"> </w:t>
-      </w:r>
-      <w:r>
-        <w:t xml:space="preserve">горючее подвижных частей на марше тратится по пройденному пути (</w:t>
-      </w:r>
-      <w:r>
-        <w:rPr>
-          <w:rStyle w:val="VerbatimChar"/>
-        </w:rPr>
-        <w:t xml:space="preserve">fuelPer100km</w:t>
-      </w:r>
-      <w:r>
-        <w:t xml:space="preserve">, по умолчанию 1 запр.</w:t>
-      </w:r>
-      <w:r>
-        <w:t xml:space="preserve"> </w:t>
-      </w:r>
-      <w:r>
-        <w:t xml:space="preserve">на 100 км — немецкая единица расхода Verbrauchssatz), а не по суткам. Танки без горючего идут</w:t>
-      </w:r>
-      <w:r>
-        <w:t xml:space="preserve"> </w:t>
-      </w:r>
-      <w:r>
-        <w:t xml:space="preserve">пешком. В откалиброванных правилах блок</w:t>
-      </w:r>
-      <w:r>
-        <w:t xml:space="preserve"> </w:t>
-      </w:r>
-      <w:r>
-        <w:rPr>
-          <w:bCs/>
-          <w:b/>
-        </w:rPr>
-        <w:t xml:space="preserve">включён</w:t>
-      </w:r>
-      <w:r>
-        <w:t xml:space="preserve"> </w:t>
-      </w:r>
-      <w:r>
-        <w:t xml:space="preserve">(значения по умолчанию): расход и пополнение</w:t>
-      </w:r>
-      <w:r>
-        <w:t xml:space="preserve"> </w:t>
-      </w:r>
-      <w:r>
-        <w:t xml:space="preserve">физичнее порога, хотя на трёх операциях сходство с историей он практически не меняет (пять</w:t>
-      </w:r>
-      <w:r>
-        <w:t xml:space="preserve"> </w:t>
-      </w:r>
-      <w:r>
-        <w:t xml:space="preserve">прогонов; положения в допуске / события в пределах двух суток / ошибка дат, сут):</w:t>
+        <w:t xml:space="preserve">Проверка на трёх операциях (пять прогонов; положения в допуске / события в пределах двух суток):</w:t>
       </w:r>
     </w:p>
     <w:tbl>
@@ -16397,7 +16101,7 @@
               <w:jc w:val="left"/>
             </w:pPr>
             <w:r>
-              <w:t xml:space="preserve">Правила</w:t>
+              <w:t xml:space="preserve">Правила и сроки</w:t>
             </w:r>
           </w:p>
         </w:tc>
@@ -16447,861 +16151,57 @@
               <w:jc w:val="left"/>
             </w:pPr>
             <w:r>
-              <w:t xml:space="preserve">без блока</w:t>
-            </w:r>
-          </w:p>
-        </w:tc>
-        <w:tc>
-          <w:tcPr/>
-          <w:p>
-            <w:pPr>
-              <w:pStyle w:val="Compact"/>
-              <w:jc w:val="left"/>
-            </w:pPr>
-            <w:r>
-              <w:t xml:space="preserve">80 % / 46 из 55 / 1,67</w:t>
-            </w:r>
-          </w:p>
-        </w:tc>
-        <w:tc>
-          <w:tcPr/>
-          <w:p>
-            <w:pPr>
-              <w:pStyle w:val="Compact"/>
-              <w:jc w:val="left"/>
-            </w:pPr>
-            <w:r>
-              <w:t xml:space="preserve">86 % / 10 из 30 / 3,67</w:t>
-            </w:r>
-          </w:p>
-        </w:tc>
-        <w:tc>
-          <w:tcPr/>
-          <w:p>
-            <w:pPr>
-              <w:pStyle w:val="Compact"/>
-              <w:jc w:val="left"/>
-            </w:pPr>
-            <w:r>
-              <w:t xml:space="preserve">51 % / 19 из 65 / 4,23</w:t>
-            </w:r>
-          </w:p>
-        </w:tc>
-      </w:tr>
-      <w:tr>
-        <w:tc>
-          <w:tcPr/>
-          <w:p>
-            <w:pPr>
-              <w:pStyle w:val="Compact"/>
-              <w:jc w:val="left"/>
-            </w:pPr>
-            <w:r>
-              <w:t xml:space="preserve">12 ч, 1 запр. на 100 км</w:t>
-            </w:r>
-          </w:p>
-        </w:tc>
-        <w:tc>
-          <w:tcPr/>
-          <w:p>
-            <w:pPr>
-              <w:pStyle w:val="Compact"/>
-              <w:jc w:val="left"/>
-            </w:pPr>
-            <w:r>
-              <w:t xml:space="preserve">80 % / 46 из 55 / 1,67</w:t>
-            </w:r>
-          </w:p>
-        </w:tc>
-        <w:tc>
-          <w:tcPr/>
-          <w:p>
-            <w:pPr>
-              <w:pStyle w:val="Compact"/>
-              <w:jc w:val="left"/>
-            </w:pPr>
-            <w:r>
-              <w:t xml:space="preserve">86 % / 10 из 30 / 3,67</w:t>
-            </w:r>
-          </w:p>
-        </w:tc>
-        <w:tc>
-          <w:tcPr/>
-          <w:p>
-            <w:pPr>
-              <w:pStyle w:val="Compact"/>
-              <w:jc w:val="left"/>
-            </w:pPr>
-            <w:r>
-              <w:t xml:space="preserve">51 % / 18 из 65 / 4,34</w:t>
-            </w:r>
-          </w:p>
-        </w:tc>
-      </w:tr>
-      <w:tr>
-        <w:tc>
-          <w:tcPr/>
-          <w:p>
-            <w:pPr>
-              <w:pStyle w:val="Compact"/>
-              <w:jc w:val="left"/>
-            </w:pPr>
-            <w:r>
-              <w:t xml:space="preserve">6 ч, 1,5 запр.</w:t>
-            </w:r>
-          </w:p>
-        </w:tc>
-        <w:tc>
-          <w:tcPr/>
-          <w:p>
-            <w:pPr>
-              <w:pStyle w:val="Compact"/>
-              <w:jc w:val="left"/>
-            </w:pPr>
-            <w:r>
-              <w:t xml:space="preserve">80 % / 47 из 55 / 1,71</w:t>
-            </w:r>
-          </w:p>
-        </w:tc>
-        <w:tc>
-          <w:tcPr/>
-          <w:p>
-            <w:pPr>
-              <w:pStyle w:val="Compact"/>
-              <w:jc w:val="left"/>
-            </w:pPr>
-            <w:r>
-              <w:t xml:space="preserve">86 % / 10 из 30 / 3,67</w:t>
-            </w:r>
-          </w:p>
-        </w:tc>
-        <w:tc>
-          <w:tcPr/>
-          <w:p>
-            <w:pPr>
-              <w:pStyle w:val="Compact"/>
-              <w:jc w:val="left"/>
-            </w:pPr>
-            <w:r>
-              <w:t xml:space="preserve">51 % / 19 из 65 / 4,25</w:t>
-            </w:r>
-          </w:p>
-        </w:tc>
-      </w:tr>
-      <w:tr>
-        <w:tc>
-          <w:tcPr/>
-          <w:p>
-            <w:pPr>
-              <w:pStyle w:val="Compact"/>
-              <w:jc w:val="left"/>
-            </w:pPr>
-            <w:r>
-              <w:t xml:space="preserve">3 ч, 2,5 запр.</w:t>
-            </w:r>
-          </w:p>
-        </w:tc>
-        <w:tc>
-          <w:tcPr/>
-          <w:p>
-            <w:pPr>
-              <w:pStyle w:val="Compact"/>
-              <w:jc w:val="left"/>
-            </w:pPr>
-            <w:r>
-              <w:t xml:space="preserve">80 % / 47 из 55 / 1,69</w:t>
-            </w:r>
-          </w:p>
-        </w:tc>
-        <w:tc>
-          <w:tcPr/>
-          <w:p>
-            <w:pPr>
-              <w:pStyle w:val="Compact"/>
-              <w:jc w:val="left"/>
-            </w:pPr>
-            <w:r>
-              <w:t xml:space="preserve">86 % / 10 из 30 / 3,67</w:t>
-            </w:r>
-          </w:p>
-        </w:tc>
-        <w:tc>
-          <w:tcPr/>
-          <w:p>
-            <w:pPr>
-              <w:pStyle w:val="Compact"/>
-              <w:jc w:val="left"/>
-            </w:pPr>
-            <w:r>
-              <w:t xml:space="preserve">51 % / 22 из 65 / 4,11</w:t>
-            </w:r>
-          </w:p>
-        </w:tc>
-      </w:tr>
-    </w:tbl>
-    <w:p>
-      <w:pPr>
-        <w:pStyle w:val="BodyText"/>
-      </w:pPr>
-      <w:r>
-        <w:t xml:space="preserve">Частей без горючего (seed 1) при этом больше: в Берлинской 16 → 20 → 23 → 26, в Висло-Одерской</w:t>
-      </w:r>
-      <w:r>
-        <w:t xml:space="preserve"> </w:t>
-      </w:r>
-      <w:r>
-        <w:t xml:space="preserve">42 → 56 → 56 → 57, но положения не меняются: сопротивление в этих сценариях задано приказами и</w:t>
-      </w:r>
-      <w:r>
-        <w:t xml:space="preserve"> </w:t>
-      </w:r>
-      <w:r>
-        <w:t xml:space="preserve">маршрутами, а не горючим. Параметры — допущения без опоры в источниках (раздел 21, нормативы):</w:t>
-      </w:r>
-      <w:r>
-        <w:t xml:space="preserve"> </w:t>
-      </w:r>
-      <w:r>
-        <w:t xml:space="preserve">срок рейса — по аннотации статьи Davie (армейский автотранспорт ≈ 300 т, суточный ход ≈ 150 км), расход на</w:t>
-      </w:r>
-      <w:r>
-        <w:t xml:space="preserve"> </w:t>
-      </w:r>
-      <w:r>
-        <w:t xml:space="preserve">100 км — по справочнику вермахта; для советских частей размер заправки в километрах не подтверждён.</w:t>
-      </w:r>
-    </w:p>
-    <w:p>
-      <w:pPr>
-        <w:pStyle w:val="BodyText"/>
-      </w:pPr>
-      <w:r>
-        <w:rPr>
-          <w:bCs/>
-          <w:b/>
-        </w:rPr>
-        <w:t xml:space="preserve">Сапёры.</w:t>
-      </w:r>
-      <w:r>
-        <w:t xml:space="preserve"> </w:t>
-      </w:r>
-      <w:r>
-        <w:t xml:space="preserve">В переигровке по истории тылом и переправами никто не распоряжается, а в данных</w:t>
-      </w:r>
-      <w:r>
-        <w:t xml:space="preserve"> </w:t>
-      </w:r>
-      <w:r>
-        <w:t xml:space="preserve">театра — только переправы, известные по источникам. Поэтому переправы через большие реки наводят</w:t>
-      </w:r>
-      <w:r>
-        <w:t xml:space="preserve"> </w:t>
-      </w:r>
-      <w:r>
-        <w:t xml:space="preserve">сапёры сами: там, где сторона держит оба берега, её войска не дальше 12 км, а противника нет</w:t>
-      </w:r>
-      <w:r>
-        <w:t xml:space="preserve"> </w:t>
-      </w:r>
-      <w:r>
-        <w:t xml:space="preserve">ближе радиуса соприкосновения, — наплавной мост, открытый через 24 ч; не больше двух в ход на</w:t>
-      </w:r>
-      <w:r>
-        <w:t xml:space="preserve"> </w:t>
-      </w:r>
-      <w:r>
-        <w:t xml:space="preserve">сторону и не ближе 15 км друг к другу. Без этого армии 2-го Белорусского фронта, форсировавшие</w:t>
-      </w:r>
-      <w:r>
-        <w:t xml:space="preserve"> </w:t>
-      </w:r>
-      <w:r>
-        <w:t xml:space="preserve">Одер у Штеттина, и 61-я армия оставались за рекой без моста — «в окружении». Переправы прогона</w:t>
-      </w:r>
-      <w:r>
-        <w:t xml:space="preserve"> </w:t>
-      </w:r>
-      <w:r>
-        <w:t xml:space="preserve">хранятся в его состоянии (на театр не записываются) и видны на карте тактического масштаба.</w:t>
-      </w:r>
-      <w:r>
-        <w:t xml:space="preserve"> </w:t>
-      </w:r>
-      <w:r>
-        <w:t xml:space="preserve">В игре, где тылом управляет штаб, переправы — его распоряжения, как раньше.</w:t>
-      </w:r>
-    </w:p>
-    <w:p>
-      <w:pPr>
-        <w:pStyle w:val="BodyText"/>
-      </w:pPr>
-      <w:r>
-        <w:rPr>
-          <w:bCs/>
-          <w:b/>
-        </w:rPr>
-        <w:t xml:space="preserve">Прорыв.</w:t>
-      </w:r>
-      <w:r>
-        <w:t xml:space="preserve"> </w:t>
-      </w:r>
-      <w:r>
-        <w:t xml:space="preserve">Выход из котла — исторические приказы на прорыв (9-я армия к Белицу 28.04, корпус</w:t>
-      </w:r>
-      <w:r>
-        <w:t xml:space="preserve"> </w:t>
-      </w:r>
-      <w:r>
-        <w:t xml:space="preserve">Неринга в январе) или решение игрока и штаба на модели. Вырвавшиеся выносят 30 % танков и орудий:</w:t>
-      </w:r>
-      <w:r>
-        <w:t xml:space="preserve"> </w:t>
-      </w:r>
-      <w:r>
-        <w:t xml:space="preserve">тяжёлое вооружение бросают (так 9-я армия вышла к 12-й без техники).</w:t>
-      </w:r>
-    </w:p>
-    <w:bookmarkEnd w:id="168"/>
-    <w:bookmarkStart w:id="169" w:name="X5079dcd23d823ca8e5de658b17fe21b3996596c"/>
-    <w:p>
-      <w:pPr>
-        <w:pStyle w:val="Heading3"/>
-      </w:pPr>
-      <w:r>
-        <w:t xml:space="preserve">19.6. Расход, усталость, оборона</w:t>
-      </w:r>
-    </w:p>
-    <w:tbl>
-      <w:tblPr>
-        <w:tblStyle w:val="Table"/>
-        <w:tblW w:type="auto" w:w="0"/>
-        <w:tblLook w:firstRow="1" w:lastRow="0" w:firstColumn="0" w:lastColumn="0" w:noHBand="0" w:noVBand="0" w:val="0020"/>
-        <w:jc w:val="start"/>
-      </w:tblPr>
-      <w:tblGrid>
-        <w:gridCol w:w="2640"/>
-        <w:gridCol w:w="2640"/>
-        <w:gridCol w:w="2640"/>
-      </w:tblGrid>
-      <w:tr>
-        <w:trPr>
-          <w:tblHeader w:val="true"/>
-        </w:trPr>
-        <w:tc>
-          <w:tcPr/>
-          <w:p>
-            <w:pPr>
-              <w:pStyle w:val="Compact"/>
-              <w:jc w:val="left"/>
-            </w:pPr>
-            <w:r>
-              <w:t xml:space="preserve">Состояние</w:t>
-            </w:r>
-          </w:p>
-        </w:tc>
-        <w:tc>
-          <w:tcPr/>
-          <w:p>
-            <w:pPr>
-              <w:pStyle w:val="Compact"/>
-              <w:jc w:val="left"/>
-            </w:pPr>
-            <w:r>
-              <w:t xml:space="preserve">Боекомплектов в сутки</w:t>
-            </w:r>
-          </w:p>
-        </w:tc>
-        <w:tc>
-          <w:tcPr/>
-          <w:p>
-            <w:pPr>
-              <w:pStyle w:val="Compact"/>
-              <w:jc w:val="left"/>
-            </w:pPr>
-            <w:r>
-              <w:t xml:space="preserve">Заправок в сутки</w:t>
-            </w:r>
-          </w:p>
-        </w:tc>
-      </w:tr>
-      <w:tr>
-        <w:tc>
-          <w:tcPr/>
-          <w:p>
-            <w:pPr>
-              <w:pStyle w:val="Compact"/>
-              <w:jc w:val="left"/>
-            </w:pPr>
-            <w:r>
-              <w:t xml:space="preserve">наступление</w:t>
-            </w:r>
-          </w:p>
-        </w:tc>
-        <w:tc>
-          <w:tcPr/>
-          <w:p>
-            <w:pPr>
-              <w:pStyle w:val="Compact"/>
-              <w:jc w:val="left"/>
-            </w:pPr>
-            <w:r>
-              <w:t xml:space="preserve">0,5</w:t>
-            </w:r>
-          </w:p>
-        </w:tc>
-        <w:tc>
-          <w:tcPr/>
-          <w:p>
-            <w:pPr>
-              <w:pStyle w:val="Compact"/>
-              <w:jc w:val="left"/>
-            </w:pPr>
-            <w:r>
-              <w:t xml:space="preserve">0,5</w:t>
-            </w:r>
-          </w:p>
-        </w:tc>
-      </w:tr>
-      <w:tr>
-        <w:tc>
-          <w:tcPr/>
-          <w:p>
-            <w:pPr>
-              <w:pStyle w:val="Compact"/>
-              <w:jc w:val="left"/>
-            </w:pPr>
-            <w:r>
-              <w:t xml:space="preserve">оборона</w:t>
-            </w:r>
-          </w:p>
-        </w:tc>
-        <w:tc>
-          <w:tcPr/>
-          <w:p>
-            <w:pPr>
-              <w:pStyle w:val="Compact"/>
-              <w:jc w:val="left"/>
-            </w:pPr>
-            <w:r>
-              <w:t xml:space="preserve">0,25</w:t>
-            </w:r>
-          </w:p>
-        </w:tc>
-        <w:tc>
-          <w:tcPr/>
-          <w:p>
-            <w:pPr>
-              <w:pStyle w:val="Compact"/>
-              <w:jc w:val="left"/>
-            </w:pPr>
-            <w:r>
-              <w:t xml:space="preserve">0,05</w:t>
-            </w:r>
-          </w:p>
-        </w:tc>
-      </w:tr>
-      <w:tr>
-        <w:tc>
-          <w:tcPr/>
-          <w:p>
-            <w:pPr>
-              <w:pStyle w:val="Compact"/>
-              <w:jc w:val="left"/>
-            </w:pPr>
-            <w:r>
-              <w:t xml:space="preserve">марш</w:t>
-            </w:r>
-          </w:p>
-        </w:tc>
-        <w:tc>
-          <w:tcPr/>
-          <w:p>
-            <w:pPr>
-              <w:pStyle w:val="Compact"/>
-              <w:jc w:val="left"/>
-            </w:pPr>
-            <w:r>
-              <w:t xml:space="preserve">0,02</w:t>
-            </w:r>
-          </w:p>
-        </w:tc>
-        <w:tc>
-          <w:tcPr/>
-          <w:p>
-            <w:pPr>
-              <w:pStyle w:val="Compact"/>
-              <w:jc w:val="left"/>
-            </w:pPr>
-            <w:r>
-              <w:t xml:space="preserve">0,4</w:t>
-            </w:r>
-          </w:p>
-        </w:tc>
-      </w:tr>
-      <w:tr>
-        <w:tc>
-          <w:tcPr/>
-          <w:p>
-            <w:pPr>
-              <w:pStyle w:val="Compact"/>
-              <w:jc w:val="left"/>
-            </w:pPr>
-            <w:r>
-              <w:t xml:space="preserve">отход</w:t>
-            </w:r>
-          </w:p>
-        </w:tc>
-        <w:tc>
-          <w:tcPr/>
-          <w:p>
-            <w:pPr>
-              <w:pStyle w:val="Compact"/>
-              <w:jc w:val="left"/>
-            </w:pPr>
-            <w:r>
-              <w:t xml:space="preserve">0,15</w:t>
-            </w:r>
-          </w:p>
-        </w:tc>
-        <w:tc>
-          <w:tcPr/>
-          <w:p>
-            <w:pPr>
-              <w:pStyle w:val="Compact"/>
-              <w:jc w:val="left"/>
-            </w:pPr>
-            <w:r>
-              <w:t xml:space="preserve">0,4</w:t>
-            </w:r>
-          </w:p>
-        </w:tc>
-      </w:tr>
-      <w:tr>
-        <w:tc>
-          <w:tcPr/>
-          <w:p>
-            <w:pPr>
-              <w:pStyle w:val="Compact"/>
-              <w:jc w:val="left"/>
-            </w:pPr>
-            <w:r>
-              <w:t xml:space="preserve">резерв</w:t>
-            </w:r>
-          </w:p>
-        </w:tc>
-        <w:tc>
-          <w:tcPr/>
-          <w:p>
-            <w:pPr>
-              <w:pStyle w:val="Compact"/>
-              <w:jc w:val="left"/>
-            </w:pPr>
-            <w:r>
-              <w:t xml:space="preserve">0</w:t>
-            </w:r>
-          </w:p>
-        </w:tc>
-        <w:tc>
-          <w:tcPr/>
-          <w:p>
-            <w:pPr>
-              <w:pStyle w:val="Compact"/>
-              <w:jc w:val="left"/>
-            </w:pPr>
-            <w:r>
-              <w:t xml:space="preserve">0,02</w:t>
-            </w:r>
-          </w:p>
-        </w:tc>
-      </w:tr>
-    </w:tbl>
-    <w:p>
-      <w:pPr>
-        <w:pStyle w:val="BodyText"/>
-      </w:pPr>
-      <w:r>
-        <w:t xml:space="preserve">Вне боя расход боеприпасов — 30 % от нормы. Усталость растёт в бою (+0,15 в сутки) и на марше</w:t>
-      </w:r>
-      <w:r>
-        <w:t xml:space="preserve"> </w:t>
-      </w:r>
-      <w:r>
-        <w:t xml:space="preserve">(+0,08), снижается на отдыхе (−0,1). Оборона становится подготовленной после 24 ч на месте.</w:t>
-      </w:r>
-    </w:p>
-    <w:bookmarkEnd w:id="169"/>
-    <w:bookmarkStart w:id="170" w:name="X9979ac480ef0aa8f5b97d8c9749edfba2461cbc"/>
-    <w:p>
-      <w:pPr>
-        <w:pStyle w:val="Heading3"/>
-      </w:pPr>
-      <w:r>
-        <w:t xml:space="preserve">19.7. Случайность и воспроизводимость</w:t>
-      </w:r>
-    </w:p>
-    <w:p>
-      <w:pPr>
-        <w:pStyle w:val="FirstParagraph"/>
-      </w:pPr>
-      <w:r>
-        <w:t xml:space="preserve">Случайность одна — разброс исхода боя. Генератор задаётся числом seed: один seed — один и тот</w:t>
-      </w:r>
-      <w:r>
-        <w:t xml:space="preserve"> </w:t>
-      </w:r>
-      <w:r>
-        <w:t xml:space="preserve">же расчёт до последнего знака. Разброс исходов оценивается прогоном с разными seed (обычно 5).</w:t>
-      </w:r>
-    </w:p>
-    <w:bookmarkEnd w:id="170"/>
-    <w:bookmarkStart w:id="171" w:name="Xbcd3bc3fa2af5cf7771d712e0a049f3322a2eed"/>
-    <w:p>
-      <w:pPr>
-        <w:pStyle w:val="Heading3"/>
-      </w:pPr>
-      <w:r>
-        <w:t xml:space="preserve">19.8. Полосы фронтов и разграничительные линии</w:t>
-      </w:r>
-    </w:p>
-    <w:p>
-      <w:pPr>
-        <w:pStyle w:val="FirstParagraph"/>
-      </w:pPr>
-      <w:r>
-        <w:rPr>
-          <w:bCs/>
-          <w:b/>
-        </w:rPr>
-        <w:t xml:space="preserve">Объединение формирования</w:t>
-      </w:r>
-      <w:r>
-        <w:t xml:space="preserve"> </w:t>
-      </w:r>
-      <w:r>
-        <w:t xml:space="preserve">— его фронт (группа армий) по подчинённости сценария; на</w:t>
-      </w:r>
-      <w:r>
-        <w:t xml:space="preserve"> </w:t>
-      </w:r>
-      <w:r>
-        <w:t xml:space="preserve">оперативном масштабе — армия. Соединение без подчинения в сценарии (дивизия СС) относится к</w:t>
-      </w:r>
-      <w:r>
-        <w:t xml:space="preserve"> </w:t>
-      </w:r>
-      <w:r>
-        <w:t xml:space="preserve">единственной группе армий своей стороны, если она одна; армия без фронта (12-я армия при ОКВ)</w:t>
-      </w:r>
-      <w:r>
-        <w:t xml:space="preserve"> </w:t>
-      </w:r>
-      <w:r>
-        <w:t xml:space="preserve">остаётся отдельной полосой.</w:t>
-      </w:r>
-    </w:p>
-    <w:p>
-      <w:pPr>
-        <w:pStyle w:val="BodyText"/>
-      </w:pPr>
-      <w:r>
-        <w:rPr>
-          <w:bCs/>
-          <w:b/>
-        </w:rPr>
-        <w:t xml:space="preserve">Расчётные полосы.</w:t>
-      </w:r>
-      <w:r>
-        <w:t xml:space="preserve"> </w:t>
-      </w:r>
-      <w:r>
-        <w:t xml:space="preserve">Театр делится сеткой с шагом в две клетки (4 км; в городе 0,5 км). Клетка</w:t>
-      </w:r>
-      <w:r>
-        <w:t xml:space="preserve"> </w:t>
-      </w:r>
-      <w:r>
-        <w:t xml:space="preserve">стороны принадлежит объединению, чьи войска к ней ближе (не дальше 80 км). Это деление по</w:t>
-      </w:r>
-      <w:r>
-        <w:t xml:space="preserve"> </w:t>
-      </w:r>
-      <w:r>
-        <w:t xml:space="preserve">ходам: полосы сдвигаются вместе с войсками.</w:t>
-      </w:r>
-    </w:p>
-    <w:p>
-      <w:pPr>
-        <w:pStyle w:val="BodyText"/>
-      </w:pPr>
-      <w:r>
-        <w:rPr>
-          <w:bCs/>
-          <w:b/>
-        </w:rPr>
-        <w:t xml:space="preserve">По директиве.</w:t>
-      </w:r>
-      <w:r>
-        <w:t xml:space="preserve"> </w:t>
-      </w:r>
-      <w:r>
-        <w:t xml:space="preserve">Пока действует разграничительная линия (с</w:t>
-      </w:r>
-      <w:r>
-        <w:t xml:space="preserve"> </w:t>
-      </w:r>
-      <w:r>
-        <w:rPr>
-          <w:rStyle w:val="VerbatimChar"/>
-        </w:rPr>
-        <w:t xml:space="preserve">from</w:t>
-      </w:r>
-      <w:r>
-        <w:t xml:space="preserve"> </w:t>
-      </w:r>
-      <w:r>
-        <w:t xml:space="preserve">до</w:t>
-      </w:r>
-      <w:r>
-        <w:t xml:space="preserve"> </w:t>
-      </w:r>
-      <w:r>
-        <w:rPr>
-          <w:rStyle w:val="VerbatimChar"/>
-        </w:rPr>
-        <w:t xml:space="preserve">until</w:t>
-      </w:r>
-      <w:r>
-        <w:t xml:space="preserve">), клетки двух</w:t>
-      </w:r>
-      <w:r>
-        <w:t xml:space="preserve"> </w:t>
-      </w:r>
-      <w:r>
-        <w:t xml:space="preserve">объединений пары делятся по сторонам линии: справа по ходу линии —</w:t>
-      </w:r>
-      <w:r>
-        <w:t xml:space="preserve"> </w:t>
-      </w:r>
-      <w:r>
-        <w:rPr>
-          <w:rStyle w:val="VerbatimChar"/>
-        </w:rPr>
-        <w:t xml:space="preserve">right</w:t>
-      </w:r>
-      <w:r>
-        <w:t xml:space="preserve">, слева —</w:t>
-      </w:r>
-      <w:r>
-        <w:t xml:space="preserve"> </w:t>
-      </w:r>
-      <w:r>
-        <w:rPr>
-          <w:rStyle w:val="VerbatimChar"/>
-        </w:rPr>
-        <w:t xml:space="preserve">left</w:t>
-      </w:r>
-      <w:r>
-        <w:t xml:space="preserve">.</w:t>
-      </w:r>
-      <w:r>
-        <w:t xml:space="preserve"> </w:t>
-      </w:r>
-      <w:r>
-        <w:t xml:space="preserve">Клетки за концами линии (ближайшая точка линии — её конец, а клетка дальше конца) остаются</w:t>
-      </w:r>
-      <w:r>
-        <w:t xml:space="preserve"> </w:t>
-      </w:r>
-      <w:r>
-        <w:t xml:space="preserve">расчётными: линия 15.04 «оборвана» у Люббен, и западнее полосы 1 БФ и 1 УФ делятся по войскам —</w:t>
-      </w:r>
-      <w:r>
-        <w:t xml:space="preserve"> </w:t>
-      </w:r>
-      <w:r>
-        <w:t xml:space="preserve">так директива и оставила путь 1 УФ на Берлин открытым. Чьи пункты «включительно», в модели —</w:t>
-      </w:r>
-      <w:r>
-        <w:t xml:space="preserve"> </w:t>
-      </w:r>
-      <w:r>
-        <w:t xml:space="preserve">справка, на деление не влияет.</w:t>
-      </w:r>
-    </w:p>
-    <w:p>
-      <w:pPr>
-        <w:pStyle w:val="BodyText"/>
-      </w:pPr>
-      <w:r>
-        <w:rPr>
-          <w:bCs/>
-          <w:b/>
-        </w:rPr>
-        <w:t xml:space="preserve">Где полосы используются:</w:t>
-      </w:r>
-    </w:p>
-    <w:tbl>
-      <w:tblPr>
-        <w:tblStyle w:val="Table"/>
-        <w:tblW w:type="auto" w:w="0"/>
-        <w:tblLook w:firstRow="1" w:lastRow="0" w:firstColumn="0" w:lastColumn="0" w:noHBand="0" w:noVBand="0" w:val="0020"/>
-        <w:jc w:val="start"/>
-      </w:tblPr>
-      <w:tblGrid>
-        <w:gridCol w:w="3960"/>
-        <w:gridCol w:w="3960"/>
-      </w:tblGrid>
-      <w:tr>
-        <w:trPr>
-          <w:tblHeader w:val="true"/>
-        </w:trPr>
-        <w:tc>
-          <w:tcPr/>
-          <w:p>
-            <w:pPr>
-              <w:pStyle w:val="Compact"/>
-              <w:jc w:val="left"/>
-            </w:pPr>
-            <w:r>
-              <w:t xml:space="preserve">Где</w:t>
-            </w:r>
-          </w:p>
-        </w:tc>
-        <w:tc>
-          <w:tcPr/>
-          <w:p>
-            <w:pPr>
-              <w:pStyle w:val="Compact"/>
-              <w:jc w:val="left"/>
-            </w:pPr>
-            <w:r>
-              <w:t xml:space="preserve">Как</w:t>
-            </w:r>
-          </w:p>
-        </w:tc>
-      </w:tr>
-      <w:tr>
-        <w:tc>
-          <w:tcPr/>
-          <w:p>
-            <w:pPr>
-              <w:pStyle w:val="Compact"/>
-              <w:jc w:val="left"/>
-            </w:pPr>
-            <w:r>
-              <w:t xml:space="preserve">выбор пути (раздел 19.3)</w:t>
-            </w:r>
-          </w:p>
-        </w:tc>
-        <w:tc>
-          <w:tcPr/>
-          <w:p>
-            <w:pPr>
-              <w:pStyle w:val="Compact"/>
-              <w:jc w:val="left"/>
-            </w:pPr>
-            <w:r>
-              <w:t xml:space="preserve">клетки полосы соседа по директиве при выборе пути — × (1 +</w:t>
+              <w:t xml:space="preserve">условные сроки, весь ход (принято)</w:t>
+            </w:r>
+          </w:p>
+        </w:tc>
+        <w:tc>
+          <w:tcPr/>
+          <w:p>
+            <w:pPr>
+              <w:pStyle w:val="Compact"/>
+              <w:jc w:val="left"/>
+            </w:pPr>
+            <w:r>
+              <w:t xml:space="preserve">80 % / 46 из 55</w:t>
+            </w:r>
+          </w:p>
+        </w:tc>
+        <w:tc>
+          <w:tcPr/>
+          <w:p>
+            <w:pPr>
+              <w:pStyle w:val="Compact"/>
+              <w:jc w:val="left"/>
+            </w:pPr>
+            <w:r>
+              <w:t xml:space="preserve">86 % / 10 из 30</w:t>
+            </w:r>
+          </w:p>
+        </w:tc>
+        <w:tc>
+          <w:tcPr/>
+          <w:p>
+            <w:pPr>
+              <w:pStyle w:val="Compact"/>
+              <w:jc w:val="left"/>
+            </w:pPr>
+            <w:r>
+              <w:t xml:space="preserve">51 % / 18 из 65</w:t>
+            </w:r>
+          </w:p>
+        </w:tc>
+      </w:tr>
+      <w:tr>
+        <w:tc>
+          <w:tcPr/>
+          <w:p>
+            <w:pPr>
+              <w:pStyle w:val="Compact"/>
+              <w:jc w:val="left"/>
+            </w:pPr>
+            <w:r>
+              <w:t xml:space="preserve">документальные сроки как</w:t>
             </w:r>
             <w:r>
               <w:t xml:space="preserve"> </w:t>
@@ -17310,114 +16210,152 @@
               <w:rPr>
                 <w:rStyle w:val="VerbatimChar"/>
               </w:rPr>
-              <w:t xml:space="preserve">sectors.foreign</w:t>
-            </w:r>
-            <w:r>
-              <w:t xml:space="preserve">); в правилах операции 1 (вдвое «дороже»), в городских — 0</w:t>
-            </w:r>
-          </w:p>
-        </w:tc>
-      </w:tr>
-      <w:tr>
-        <w:tc>
-          <w:tcPr/>
-          <w:p>
-            <w:pPr>
-              <w:pStyle w:val="Compact"/>
-              <w:jc w:val="left"/>
-            </w:pPr>
-            <w:r>
-              <w:t xml:space="preserve">карта (раздел 6)</w:t>
-            </w:r>
-          </w:p>
-        </w:tc>
-        <w:tc>
-          <w:tcPr/>
-          <w:p>
-            <w:pPr>
-              <w:pStyle w:val="Compact"/>
-              <w:jc w:val="left"/>
-            </w:pPr>
-            <w:r>
-              <w:t xml:space="preserve">границы полос от переднего края в глубину до 40 км (в городе — до 5 км), сглаженные; по директиве — сама линия директивы</w:t>
-            </w:r>
-          </w:p>
-        </w:tc>
-      </w:tr>
-      <w:tr>
-        <w:tc>
-          <w:tcPr/>
-          <w:p>
-            <w:pPr>
-              <w:pStyle w:val="Compact"/>
-              <w:jc w:val="left"/>
-            </w:pPr>
-            <w:r>
-              <w:t xml:space="preserve">отчёт (раздел 20)</w:t>
-            </w:r>
-          </w:p>
-        </w:tc>
-        <w:tc>
-          <w:tcPr/>
-          <w:p>
-            <w:pPr>
-              <w:pStyle w:val="Compact"/>
-              <w:jc w:val="left"/>
-            </w:pPr>
-            <w:r>
-              <w:t xml:space="preserve">выходы формирований в полосу соседа по директиве: кто, в чьей полосе, сколько ходов, с какого момента</w:t>
-            </w:r>
-          </w:p>
-        </w:tc>
-      </w:tr>
-      <w:tr>
-        <w:tc>
-          <w:tcPr/>
-          <w:p>
-            <w:pPr>
-              <w:pStyle w:val="Compact"/>
-              <w:jc w:val="left"/>
-            </w:pPr>
-            <w:r>
-              <w:t xml:space="preserve">игра и штаб на модели</w:t>
-            </w:r>
-          </w:p>
-        </w:tc>
-        <w:tc>
-          <w:tcPr/>
-          <w:p>
-            <w:pPr>
-              <w:pStyle w:val="Compact"/>
-              <w:jc w:val="left"/>
-            </w:pPr>
-            <w:r>
-              <w:t xml:space="preserve">своя полоса словами: соседи, линии фронтов и армий (только уже действующие), кто в полосе соседа; предупреждение о цели приказа в чужой полосе; поводы для модели-Ставки</w:t>
-            </w:r>
-          </w:p>
-        </w:tc>
-      </w:tr>
-      <w:tr>
-        <w:tc>
-          <w:tcPr/>
-          <w:p>
-            <w:pPr>
-              <w:pStyle w:val="Compact"/>
-              <w:jc w:val="left"/>
-            </w:pPr>
-            <w:r>
-              <w:t xml:space="preserve">полнота (раздел 8.2)</w:t>
-            </w:r>
-          </w:p>
-        </w:tc>
-        <w:tc>
-          <w:tcPr/>
-          <w:p>
-            <w:pPr>
-              <w:pStyle w:val="Compact"/>
-              <w:jc w:val="left"/>
-            </w:pPr>
-            <w:r>
-              <w:t xml:space="preserve">пары соседних фронтов в начале операции: известна ли линия</w:t>
+              <w:t xml:space="preserve">issuedAt</w:t>
+            </w:r>
+          </w:p>
+        </w:tc>
+        <w:tc>
+          <w:tcPr/>
+          <w:p>
+            <w:pPr>
+              <w:pStyle w:val="Compact"/>
+              <w:jc w:val="left"/>
+            </w:pPr>
+            <w:r>
+              <w:t xml:space="preserve">79 % / 44 из 55</w:t>
+            </w:r>
+          </w:p>
+        </w:tc>
+        <w:tc>
+          <w:tcPr/>
+          <w:p>
+            <w:pPr>
+              <w:pStyle w:val="Compact"/>
+              <w:jc w:val="left"/>
+            </w:pPr>
+            <w:r>
+              <w:t xml:space="preserve">86 % / 10 из 30</w:t>
+            </w:r>
+          </w:p>
+        </w:tc>
+        <w:tc>
+          <w:tcPr/>
+          <w:p>
+            <w:pPr>
+              <w:pStyle w:val="Compact"/>
+              <w:jc w:val="left"/>
+            </w:pPr>
+            <w:r>
+              <w:t xml:space="preserve">51 % / 18 из 65</w:t>
+            </w:r>
+          </w:p>
+        </w:tc>
+      </w:tr>
+      <w:tr>
+        <w:tc>
+          <w:tcPr/>
+          <w:p>
+            <w:pPr>
+              <w:pStyle w:val="Compact"/>
+              <w:jc w:val="left"/>
+            </w:pPr>
+            <w:r>
+              <w:t xml:space="preserve">+</w:t>
+            </w:r>
+            <w:r>
+              <w:t xml:space="preserve"> </w:t>
+            </w:r>
+            <w:r>
+              <w:rPr>
+                <w:rStyle w:val="VerbatimChar"/>
+              </w:rPr>
+              <w:t xml:space="preserve">orderPartialTurn</w:t>
+            </w:r>
+          </w:p>
+        </w:tc>
+        <w:tc>
+          <w:tcPr/>
+          <w:p>
+            <w:pPr>
+              <w:pStyle w:val="Compact"/>
+              <w:jc w:val="left"/>
+            </w:pPr>
+            <w:r>
+              <w:t xml:space="preserve">70 % / 32 из 55</w:t>
+            </w:r>
+          </w:p>
+        </w:tc>
+        <w:tc>
+          <w:tcPr/>
+          <w:p>
+            <w:pPr>
+              <w:pStyle w:val="Compact"/>
+              <w:jc w:val="left"/>
+            </w:pPr>
+            <w:r>
+              <w:t xml:space="preserve">89 % / 9 из 30</w:t>
+            </w:r>
+          </w:p>
+        </w:tc>
+        <w:tc>
+          <w:tcPr/>
+          <w:p>
+            <w:pPr>
+              <w:pStyle w:val="Compact"/>
+              <w:jc w:val="left"/>
+            </w:pPr>
+            <w:r>
+              <w:t xml:space="preserve">43 % / 23 из 65</w:t>
+            </w:r>
+          </w:p>
+        </w:tc>
+      </w:tr>
+      <w:tr>
+        <w:tc>
+          <w:tcPr/>
+          <w:p>
+            <w:pPr>
+              <w:pStyle w:val="Compact"/>
+              <w:jc w:val="left"/>
+            </w:pPr>
+            <w:r>
+              <w:t xml:space="preserve">то же, множители перекалиброваны по Берлинской</w:t>
+            </w:r>
+          </w:p>
+        </w:tc>
+        <w:tc>
+          <w:tcPr/>
+          <w:p>
+            <w:pPr>
+              <w:pStyle w:val="Compact"/>
+              <w:jc w:val="left"/>
+            </w:pPr>
+            <w:r>
+              <w:t xml:space="preserve">70 % / 41 из 55</w:t>
+            </w:r>
+          </w:p>
+        </w:tc>
+        <w:tc>
+          <w:tcPr/>
+          <w:p>
+            <w:pPr>
+              <w:pStyle w:val="Compact"/>
+              <w:jc w:val="left"/>
+            </w:pPr>
+            <w:r>
+              <w:t xml:space="preserve">89 % / 9 из 30</w:t>
+            </w:r>
+          </w:p>
+        </w:tc>
+        <w:tc>
+          <w:tcPr/>
+          <w:p>
+            <w:pPr>
+              <w:pStyle w:val="Compact"/>
+              <w:jc w:val="left"/>
+            </w:pPr>
+            <w:r>
+              <w:t xml:space="preserve">48 % / 24 из 65</w:t>
             </w:r>
           </w:p>
         </w:tc>
@@ -17426,284 +16364,305 @@
     <w:p>
       <w:pPr>
         <w:pStyle w:val="BodyText"/>
+      </w:pPr>
+      <w:r>
+        <w:t xml:space="preserve">Ни документальные сроки сами по себе, ни частичный ход с перекалибровкой (120 вычислений, обучение</w:t>
+      </w:r>
+      <w:r>
+        <w:t xml:space="preserve"> </w:t>
+      </w:r>
+      <w:r>
+        <w:t xml:space="preserve">до 25.04) не улучшили сходство: Берлинская теряет 10 п. п. положений, Висло-Одерская выигрывает по</w:t>
+      </w:r>
+      <w:r>
+        <w:t xml:space="preserve"> </w:t>
+      </w:r>
+      <w:r>
+        <w:t xml:space="preserve">событиям (+6) и теряет по положениям (−3). Калибровка прежних правил подбиралась под условные</w:t>
+      </w:r>
+      <w:r>
+        <w:t xml:space="preserve"> </w:t>
+      </w:r>
+      <w:r>
+        <w:t xml:space="preserve">сроки, а темп войск в модели ниже исторического (раздел 25.1, п. 13), и условный срок «на сутки</w:t>
+      </w:r>
+      <w:r>
+        <w:t xml:space="preserve"> </w:t>
+      </w:r>
+      <w:r>
+        <w:t xml:space="preserve">раньше» эту медлительность компенсировал. Поэтому в модель вошли условные сроки, а документальные</w:t>
+      </w:r>
+      <w:r>
+        <w:t xml:space="preserve"> </w:t>
+      </w:r>
+      <w:r>
+        <w:t xml:space="preserve">хранятся как данные.</w:t>
+      </w:r>
+    </w:p>
+    <w:bookmarkEnd w:id="166"/>
+    <w:bookmarkStart w:id="167" w:name="X89a40faac0ed7e4350f7b8aab1b4fc19d2d414a"/>
+    <w:p>
+      <w:pPr>
+        <w:pStyle w:val="Heading3"/>
+      </w:pPr>
+      <w:r>
+        <w:t xml:space="preserve">19.4. Территория — сплошная полоса</w:t>
+      </w:r>
+    </w:p>
+    <w:p>
+      <w:pPr>
+        <w:pStyle w:val="FirstParagraph"/>
+      </w:pPr>
+      <w:r>
+        <w:t xml:space="preserve">Без территории фронт был бы цепочкой точек с пустыми промежутками, через которые танковые</w:t>
+      </w:r>
+      <w:r>
+        <w:t xml:space="preserve"> </w:t>
+      </w:r>
+      <w:r>
+        <w:t xml:space="preserve">корпуса проходили бы за сутки по 150 км. Поэтому каждая клетка принадлежит одной из сторон.</w:t>
+      </w:r>
+    </w:p>
+    <w:p>
+      <w:pPr>
+        <w:numPr>
+          <w:ilvl w:val="0"/>
+          <w:numId w:val="1020"/>
+        </w:numPr>
+        <w:pStyle w:val="Compact"/>
       </w:pPr>
       <w:r>
         <w:rPr>
           <w:bCs/>
           <w:b/>
         </w:rPr>
-        <w:t xml:space="preserve">Немецкая сторона.</w:t>
-      </w:r>
-      <w:r>
-        <w:t xml:space="preserve"> </w:t>
-      </w:r>
-      <w:r>
-        <w:t xml:space="preserve">Линии групп армий и армий вермахта (раздел 17.1) делят полосы так же; в</w:t>
-      </w:r>
-      <w:r>
-        <w:t xml:space="preserve"> </w:t>
-      </w:r>
-      <w:r>
-        <w:t xml:space="preserve">сценариях Берлинской операции их четыре, в Висло-Одерской — три. На исторических прогонах</w:t>
-      </w:r>
-      <w:r>
-        <w:t xml:space="preserve"> </w:t>
-      </w:r>
-      <w:r>
-        <w:t xml:space="preserve">Берлинской операции они ничего не изменили (79 и 85 % положений в допуске, события — те же), в</w:t>
-      </w:r>
-      <w:r>
-        <w:t xml:space="preserve"> </w:t>
-      </w:r>
-      <w:r>
-        <w:t xml:space="preserve">Висло-Одерской — на процент (53 % вместо 54; Калиш на сутки ближе к истории, Катовице на сутки</w:t>
-      </w:r>
-      <w:r>
-        <w:t xml:space="preserve"> </w:t>
-      </w:r>
-      <w:r>
-        <w:t xml:space="preserve">дальше): немецкие соединения там в основном держатся на месте, и полосы на их пути почти не</w:t>
-      </w:r>
-      <w:r>
-        <w:t xml:space="preserve"> </w:t>
-      </w:r>
-      <w:r>
-        <w:t xml:space="preserve">сказываются.</w:t>
-      </w:r>
-    </w:p>
-    <w:p>
-      <w:pPr>
-        <w:pStyle w:val="BodyText"/>
+        <w:t xml:space="preserve">Исходная территория.</w:t>
+      </w:r>
+      <w:r>
+        <w:t xml:space="preserve"> </w:t>
+      </w:r>
+      <w:r>
+        <w:t xml:space="preserve">Каждая сторона «растекается» от своих войск и источников подвоза</w:t>
+      </w:r>
+      <w:r>
+        <w:t xml:space="preserve"> </w:t>
+      </w:r>
+      <w:r>
+        <w:t xml:space="preserve">по клеткам. Переход через большую реку стоит 40 км пути, через чужую укреплённую полосу —</w:t>
+      </w:r>
+      <w:r>
+        <w:t xml:space="preserve"> </w:t>
+      </w:r>
+      <w:r>
+        <w:t xml:space="preserve">20 км; оба штрафа платятся один раз, при входе в преграду. Поэтому граница ложится по Одеру,</w:t>
+      </w:r>
+      <w:r>
+        <w:t xml:space="preserve"> </w:t>
+      </w:r>
+      <w:r>
+        <w:t xml:space="preserve">Нейсе и главной полосе обороны, а не посередине между ближайшими частями.</w:t>
+      </w:r>
+    </w:p>
+    <w:p>
+      <w:pPr>
+        <w:numPr>
+          <w:ilvl w:val="0"/>
+          <w:numId w:val="1020"/>
+        </w:numPr>
+        <w:pStyle w:val="Compact"/>
       </w:pPr>
       <w:r>
         <w:rPr>
           <w:bCs/>
           <w:b/>
         </w:rPr>
-        <w:t xml:space="preserve">В игре</w:t>
-      </w:r>
-      <w:r>
-        <w:t xml:space="preserve"> </w:t>
-      </w:r>
-      <w:r>
-        <w:t xml:space="preserve">(после передачи командования) линии сценария с условием вступления (</w:t>
-      </w:r>
-      <w:r>
-        <w:rPr>
-          <w:rStyle w:val="VerbatimChar"/>
-        </w:rPr>
-        <w:t xml:space="preserve">trigger</w:t>
-      </w:r>
-      <w:r>
-        <w:t xml:space="preserve">:</w:t>
-      </w:r>
-      <w:r>
-        <w:t xml:space="preserve"> </w:t>
-      </w:r>
-      <w:r>
-        <w:t xml:space="preserve">войска объединения в радиусе от точки) вступают не по сроку, а когда условие выполнено, через</w:t>
-      </w:r>
-      <w:r>
-        <w:t xml:space="preserve"> </w:t>
-      </w:r>
-      <w:r>
-        <w:rPr>
-          <w:rStyle w:val="VerbatimChar"/>
-        </w:rPr>
-        <w:t xml:space="preserve">delayHours</w:t>
-      </w:r>
-      <w:r>
-        <w:t xml:space="preserve">; срок линии — до следующей вступившей линии той же пары. Условия записаны по самим</w:t>
-      </w:r>
-      <w:r>
-        <w:t xml:space="preserve"> </w:t>
-      </w:r>
-      <w:r>
-        <w:t xml:space="preserve">директивам: № 11074 — «ввиду выхода правофланговых частей 1-го Украинского фронта в район</w:t>
-      </w:r>
-      <w:r>
-        <w:t xml:space="preserve"> </w:t>
-      </w:r>
-      <w:r>
-        <w:t xml:space="preserve">Ланквиц» (радиус 10 км), № 11077 — выход войск 1 УФ к Ангальтскому вокзалу по докладу Жукова</w:t>
-      </w:r>
-      <w:r>
-        <w:t xml:space="preserve"> </w:t>
-      </w:r>
-      <w:r>
-        <w:t xml:space="preserve">28.04 (6 км в операции, 3 км в бою в городе). По историческим приказам условия срабатывают близко</w:t>
-      </w:r>
-      <w:r>
-        <w:t xml:space="preserve"> </w:t>
-      </w:r>
-      <w:r>
-        <w:t xml:space="preserve">к истории: линия 23.04 вступает 22.04 11:00 — 23.04 11:00 (в истории 23.04 06:00), линия 28.04 —</w:t>
-      </w:r>
-      <w:r>
-        <w:t xml:space="preserve"> </w:t>
-      </w:r>
-      <w:r>
-        <w:t xml:space="preserve">29.04 09:00 (в истории 29.04 00:00); в городе при части seed условие не наступает — тогда</w:t>
-      </w:r>
-      <w:r>
-        <w:t xml:space="preserve"> </w:t>
-      </w:r>
-      <w:r>
-        <w:t xml:space="preserve">решает модель-Ставка. Линии, изданные в игре (</w:t>
-      </w:r>
-      <w:r>
-        <w:rPr>
-          <w:rStyle w:val="VerbatimChar"/>
-        </w:rPr>
-        <w:t xml:space="preserve">SimState.boundaries</w:t>
-      </w:r>
-      <w:r>
-        <w:t xml:space="preserve">: директивы модели-Ставки</w:t>
-      </w:r>
-      <w:r>
-        <w:t xml:space="preserve"> </w:t>
-      </w:r>
-      <w:r>
-        <w:t xml:space="preserve">между фронтами и распоряжения игрока между армиями), делят полосы так же; линии армий — на</w:t>
-      </w:r>
-      <w:r>
-        <w:t xml:space="preserve"> </w:t>
-      </w:r>
-      <w:r>
-        <w:t xml:space="preserve">уровне армий одного фронта, множители выбора пути фронта и армии перемножаются. Вступление</w:t>
-      </w:r>
-      <w:r>
-        <w:t xml:space="preserve"> </w:t>
-      </w:r>
-      <w:r>
-        <w:t xml:space="preserve">линии в силу пишется в журнал хода.</w:t>
-      </w:r>
-    </w:p>
-    <w:p>
-      <w:pPr>
-        <w:pStyle w:val="BodyText"/>
+        <w:t xml:space="preserve">Изменение.</w:t>
+      </w:r>
+      <w:r>
+        <w:t xml:space="preserve"> </w:t>
+      </w:r>
+      <w:r>
+        <w:t xml:space="preserve">Клетки в радиусе 4 км от пути соединения за ход переходят к его стороне, если</w:t>
+      </w:r>
+      <w:r>
+        <w:t xml:space="preserve"> </w:t>
+      </w:r>
+      <w:r>
+        <w:t xml:space="preserve">противник к ним не ближе. Клетка, где стоит соединение, — его стороны. Отходящие чужую</w:t>
+      </w:r>
+      <w:r>
+        <w:t xml:space="preserve"> </w:t>
+      </w:r>
+      <w:r>
+        <w:t xml:space="preserve">территорию не занимают: иначе отход сквозь тыл противника рвал бы его коридоры подвоза.</w:t>
+      </w:r>
+    </w:p>
+    <w:p>
+      <w:pPr>
+        <w:numPr>
+          <w:ilvl w:val="0"/>
+          <w:numId w:val="1020"/>
+        </w:numPr>
+        <w:pStyle w:val="Compact"/>
       </w:pPr>
       <w:r>
         <w:rPr>
           <w:bCs/>
           <w:b/>
         </w:rPr>
-        <w:t xml:space="preserve">Почему в городе вес 0.</w:t>
-      </w:r>
-      <w:r>
-        <w:t xml:space="preserve"> </w:t>
-      </w:r>
-      <w:r>
-        <w:t xml:space="preserve">В Берлине войска 1 УФ (3 гв. ТА) заходили в полосу 1 БФ — из-за этого</w:t>
-      </w:r>
-      <w:r>
-        <w:t xml:space="preserve"> </w:t>
-      </w:r>
-      <w:r>
-        <w:t xml:space="preserve">28.04 директивой № 11077 линию и передвинули. Штраф уводил их с исторических мест: пять</w:t>
-      </w:r>
-      <w:r>
-        <w:t xml:space="preserve"> </w:t>
-      </w:r>
-      <w:r>
-        <w:t xml:space="preserve">прогонов без штрафа — 84–92 % положений в допуске и 14 событий из 30, со штрафом — 77–90 % и 12</w:t>
-      </w:r>
-      <w:r>
-        <w:t xml:space="preserve"> </w:t>
-      </w:r>
-      <w:r>
-        <w:t xml:space="preserve">при меньшем числе ходов вне полосы (18 против 30). В операции штраф точности не меняет (доля в</w:t>
-      </w:r>
-      <w:r>
-        <w:t xml:space="preserve"> </w:t>
-      </w:r>
-      <w:r>
-        <w:t xml:space="preserve">допуске та же), событий в пределах двух суток — 46 против 44 из 55.</w:t>
-      </w:r>
-    </w:p>
-    <w:bookmarkEnd w:id="171"/>
-    <w:bookmarkEnd w:id="172"/>
-    <w:bookmarkStart w:id="173" w:name="Xc834ddbbc01d9c9472375bebf4a6d8b656dddf0"/>
-    <w:p>
-      <w:pPr>
-        <w:pStyle w:val="Heading2"/>
-      </w:pPr>
-      <w:r>
-        <w:t xml:space="preserve">20. Сравнение с историей</w:t>
-      </w:r>
-    </w:p>
-    <w:p>
-      <w:pPr>
-        <w:pStyle w:val="FirstParagraph"/>
+        <w:t xml:space="preserve">Закрепление земли за фронтом.</w:t>
+      </w:r>
+      <w:r>
+        <w:t xml:space="preserve"> </w:t>
+      </w:r>
+      <w:r>
+        <w:t xml:space="preserve">Каждый ход клетка противника переходит к стороне, если там</w:t>
+      </w:r>
+      <w:r>
+        <w:t xml:space="preserve"> </w:t>
+      </w:r>
+      <w:r>
+        <w:t xml:space="preserve">перевес влияния её войск (карта контроля: влияние войск по силе и удалению, радиус 10 км), войск</w:t>
+      </w:r>
+      <w:r>
+        <w:t xml:space="preserve"> </w:t>
+      </w:r>
+      <w:r>
+        <w:t xml:space="preserve">противника нет ближе 9 км (1,5 радиуса соприкосновения), а своя земля есть по крайней мере с трёх</w:t>
+      </w:r>
+      <w:r>
+        <w:t xml:space="preserve"> </w:t>
+      </w:r>
+      <w:r>
+        <w:t xml:space="preserve">сторон из четырёх в пределах 24 км — то есть клетка в тылу своего фронта, а не перед ним. Без</w:t>
+      </w:r>
+      <w:r>
+        <w:t xml:space="preserve"> </w:t>
+      </w:r>
+      <w:r>
+        <w:t xml:space="preserve">этого земля между коридорами наступающих армий оставалась чужой, и любая обойдённая немецкая</w:t>
+      </w:r>
+      <w:r>
+        <w:t xml:space="preserve"> </w:t>
+      </w:r>
+      <w:r>
+        <w:t xml:space="preserve">часть, стоявшая в коридоре, отрезала армию от тыла: модель «окружала» 52-ю армию, 2-ю армию</w:t>
+      </w:r>
+      <w:r>
+        <w:t xml:space="preserve"> </w:t>
+      </w:r>
+      <w:r>
+        <w:t xml:space="preserve">Войска Польского, 5-ю гвардейскую армию на 9–13 суток. Обойдённые узлы, где войска противника</w:t>
+      </w:r>
+      <w:r>
+        <w:t xml:space="preserve"> </w:t>
+      </w:r>
+      <w:r>
+        <w:t xml:space="preserve">есть, остаются его островами — это и есть котлы.</w:t>
+      </w:r>
+    </w:p>
+    <w:p>
+      <w:pPr>
+        <w:numPr>
+          <w:ilvl w:val="0"/>
+          <w:numId w:val="1020"/>
+        </w:numPr>
+        <w:pStyle w:val="Compact"/>
       </w:pPr>
       <w:r>
         <w:rPr>
           <w:bCs/>
           <w:b/>
         </w:rPr>
-        <w:t xml:space="preserve">Положения.</w:t>
-      </w:r>
-      <w:r>
-        <w:t xml:space="preserve"> </w:t>
-      </w:r>
-      <w:r>
-        <w:t xml:space="preserve">Каждое историческое положение «за день» сравнивается с первым снимком расчёта</w:t>
-      </w:r>
-      <w:r>
-        <w:t xml:space="preserve"> </w:t>
-      </w:r>
-      <w:r>
-        <w:t xml:space="preserve">не раньше его времени. Отклонение — расстояние между расчётным и историческим положением.</w:t>
-      </w:r>
-      <w:r>
-        <w:t xml:space="preserve"> </w:t>
-      </w:r>
+        <w:t xml:space="preserve">Следствия:</w:t>
+      </w:r>
+      <w:r>
+        <w:t xml:space="preserve"> </w:t>
+      </w:r>
+      <w:r>
+        <w:t xml:space="preserve">в тылу противника движение медленнее; прорвавшаяся танковая армия снабжается</w:t>
+      </w:r>
+      <w:r>
+        <w:t xml:space="preserve"> </w:t>
+      </w:r>
+      <w:r>
+        <w:t xml:space="preserve">только по коридору, который сама пробила; соединения, оставшиеся в чужом тылу, оказываются в</w:t>
+      </w:r>
+      <w:r>
+        <w:t xml:space="preserve"> </w:t>
+      </w:r>
+      <w:r>
+        <w:t xml:space="preserve">котле.</w:t>
+      </w:r>
+    </w:p>
+    <w:p>
+      <w:pPr>
+        <w:pStyle w:val="FirstParagraph"/>
+      </w:pPr>
       <w:r>
         <w:rPr>
           <w:bCs/>
           <w:b/>
         </w:rPr>
-        <w:t xml:space="preserve">Сверх неопределённости</w:t>
-      </w:r>
-      <w:r>
-        <w:t xml:space="preserve"> </w:t>
-      </w:r>
-      <w:r>
-        <w:t xml:space="preserve">— отклонение за вычетом радиуса</w:t>
-      </w:r>
-      <w:r>
-        <w:t xml:space="preserve"> </w:t>
-      </w:r>
-      <w:r>
-        <w:rPr>
-          <w:rStyle w:val="VerbatimChar"/>
-        </w:rPr>
-        <w:t xml:space="preserve">approx_km</w:t>
-      </w:r>
-      <w:r>
-        <w:t xml:space="preserve"> </w:t>
-      </w:r>
-      <w:r>
-        <w:t xml:space="preserve">исторической записи.</w:t>
-      </w:r>
-      <w:r>
-        <w:t xml:space="preserve"> </w:t>
-      </w:r>
-      <w:r>
-        <w:t xml:space="preserve">Положение считается</w:t>
-      </w:r>
-      <w:r>
-        <w:t xml:space="preserve"> </w:t>
-      </w:r>
+        <w:t xml:space="preserve">Линия фронта</w:t>
+      </w:r>
+      <w:r>
+        <w:t xml:space="preserve"> </w:t>
+      </w:r>
+      <w:r>
+        <w:t xml:space="preserve">на карте — граница территорий сторон, сглаженная. Она строится только там,</w:t>
+      </w:r>
+      <w:r>
+        <w:t xml:space="preserve"> </w:t>
+      </w:r>
+      <w:r>
+        <w:t xml:space="preserve">где обе стороны ближе 50 км.</w:t>
+      </w:r>
+    </w:p>
+    <w:bookmarkEnd w:id="167"/>
+    <w:bookmarkStart w:id="168" w:name="Xec5ba93501f0c91a08187be54ec80c73d26f0fa"/>
+    <w:p>
+      <w:pPr>
+        <w:pStyle w:val="Heading3"/>
+      </w:pPr>
+      <w:r>
+        <w:t xml:space="preserve">19.5. Подвоз и окружение</w:t>
+      </w:r>
+    </w:p>
+    <w:p>
+      <w:pPr>
+        <w:pStyle w:val="FirstParagraph"/>
+      </w:pPr>
       <w:r>
         <w:rPr>
           <w:bCs/>
           <w:b/>
         </w:rPr>
-        <w:t xml:space="preserve">в допуске</w:t>
-      </w:r>
-      <w:r>
-        <w:t xml:space="preserve">, если превышение не больше 10 км (в городе — 2 км).</w:t>
+        <w:t xml:space="preserve">Время подвоза</w:t>
+      </w:r>
+      <w:r>
+        <w:t xml:space="preserve"> </w:t>
+      </w:r>
+      <w:r>
+        <w:t xml:space="preserve">к каждой клетке считается от источников стороны по своей территории</w:t>
+      </w:r>
+      <w:r>
+        <w:t xml:space="preserve"> </w:t>
+      </w:r>
+      <w:r>
+        <w:t xml:space="preserve">(автотранспортом по дорогам) с обходом мест, где стоят войска противника (радиус 3 км).</w:t>
+      </w:r>
+      <w:r>
+        <w:t xml:space="preserve"> </w:t>
+      </w:r>
+      <w:r>
+        <w:t xml:space="preserve">Формирование снабжается, если подвоз доходит до любой клетки в радиусе 3 км от него не дольше</w:t>
+      </w:r>
+      <w:r>
+        <w:t xml:space="preserve"> </w:t>
+      </w:r>
+      <w:r>
+        <w:t xml:space="preserve">48 ч. Армия занимает полосу в несколько километров, подвоз приходит к её тылу, а не к точке знака.</w:t>
       </w:r>
     </w:p>
     <w:p>
@@ -17715,140 +16674,19 @@
           <w:bCs/>
           <w:b/>
         </w:rPr>
-        <w:t xml:space="preserve">События.</w:t>
-      </w:r>
-      <w:r>
-        <w:t xml:space="preserve"> </w:t>
-      </w:r>
-      <w:r>
-        <w:t xml:space="preserve">Проверяются ключевые события с датой:</w:t>
-      </w:r>
-    </w:p>
-    <w:tbl>
-      <w:tblPr>
-        <w:tblStyle w:val="Table"/>
-        <w:tblW w:type="auto" w:w="0"/>
-        <w:tblLook w:firstRow="1" w:lastRow="0" w:firstColumn="0" w:lastColumn="0" w:noHBand="0" w:noVBand="0" w:val="0020"/>
-        <w:jc w:val="start"/>
-      </w:tblPr>
-      <w:tblGrid>
-        <w:gridCol w:w="3960"/>
-        <w:gridCol w:w="3960"/>
-      </w:tblGrid>
-      <w:tr>
-        <w:trPr>
-          <w:tblHeader w:val="true"/>
-        </w:trPr>
-        <w:tc>
-          <w:tcPr/>
-          <w:p>
-            <w:pPr>
-              <w:pStyle w:val="Compact"/>
-              <w:jc w:val="left"/>
-            </w:pPr>
-            <w:r>
-              <w:t xml:space="preserve">Вид</w:t>
-            </w:r>
-          </w:p>
-        </w:tc>
-        <w:tc>
-          <w:tcPr/>
-          <w:p>
-            <w:pPr>
-              <w:pStyle w:val="Compact"/>
-              <w:jc w:val="left"/>
-            </w:pPr>
-            <w:r>
-              <w:t xml:space="preserve">Когда считается случившимся</w:t>
-            </w:r>
-          </w:p>
-        </w:tc>
-      </w:tr>
-      <w:tr>
-        <w:tc>
-          <w:tcPr/>
-          <w:p>
-            <w:pPr>
-              <w:pStyle w:val="Compact"/>
-              <w:jc w:val="left"/>
-            </w:pPr>
-            <w:r>
-              <w:t xml:space="preserve">выход к пункту</w:t>
-            </w:r>
-          </w:p>
-        </w:tc>
-        <w:tc>
-          <w:tcPr/>
-          <w:p>
-            <w:pPr>
-              <w:pStyle w:val="Compact"/>
-              <w:jc w:val="left"/>
-            </w:pPr>
-            <w:r>
-              <w:t xml:space="preserve">войска стороны в радиусе пункта; для «город взят» — и нет боеспособных частей противника в том же радиусе</w:t>
-            </w:r>
-          </w:p>
-        </w:tc>
-      </w:tr>
-      <w:tr>
-        <w:tc>
-          <w:tcPr/>
-          <w:p>
-            <w:pPr>
-              <w:pStyle w:val="Compact"/>
-              <w:jc w:val="left"/>
-            </w:pPr>
-            <w:r>
-              <w:t xml:space="preserve">окружение</w:t>
-            </w:r>
-          </w:p>
-        </w:tc>
-        <w:tc>
-          <w:tcPr/>
-          <w:p>
-            <w:pPr>
-              <w:pStyle w:val="Compact"/>
-              <w:jc w:val="left"/>
-            </w:pPr>
-            <w:r>
-              <w:t xml:space="preserve">хотя бы одно из перечисленных формирований отрезано (или уничтожено)</w:t>
-            </w:r>
-          </w:p>
-        </w:tc>
-      </w:tr>
-      <w:tr>
-        <w:tc>
-          <w:tcPr/>
-          <w:p>
-            <w:pPr>
-              <w:pStyle w:val="Compact"/>
-              <w:jc w:val="left"/>
-            </w:pPr>
-            <w:r>
-              <w:t xml:space="preserve">встреча</w:t>
-            </w:r>
-          </w:p>
-        </w:tc>
-        <w:tc>
-          <w:tcPr/>
-          <w:p>
-            <w:pPr>
-              <w:pStyle w:val="Compact"/>
-              <w:jc w:val="left"/>
-            </w:pPr>
-            <w:r>
-              <w:t xml:space="preserve">все перечисленные формирования в радиусе пункта</w:t>
-            </w:r>
-          </w:p>
-        </w:tc>
-      </w:tr>
-    </w:tbl>
-    <w:p>
-      <w:pPr>
-        <w:pStyle w:val="BodyText"/>
-      </w:pPr>
-      <w:r>
-        <w:t xml:space="preserve">Событие не может случиться до начала сценария. Событию можно назначить</w:t>
+        <w:t xml:space="preserve">Окружение и отрыв от тылов — разные вещи.</w:t>
+      </w:r>
+      <w:r>
+        <w:t xml:space="preserve"> </w:t>
+      </w:r>
+      <w:r>
+        <w:t xml:space="preserve">Если путь подвоза есть, но длиннее 48 ч,</w:t>
+      </w:r>
+      <w:r>
+        <w:t xml:space="preserve"> </w:t>
+      </w:r>
+      <w:r>
+        <w:t xml:space="preserve">формирование</w:t>
       </w:r>
       <w:r>
         <w:t xml:space="preserve"> </w:t>
@@ -17858,569 +16696,88 @@
           <w:bCs/>
           <w:b/>
         </w:rPr>
-        <w:t xml:space="preserve">отметку на карте</w:t>
-      </w:r>
-      <w:r>
-        <w:t xml:space="preserve">:</w:t>
-      </w:r>
-      <w:r>
-        <w:t xml:space="preserve"> </w:t>
-      </w:r>
-      <w:r>
-        <w:t xml:space="preserve">так, взятие Рейхстага ставит Знамя Победы в момент события в расчёте и бледное знамя — на</w:t>
-      </w:r>
-      <w:r>
-        <w:t xml:space="preserve"> </w:t>
-      </w:r>
-      <w:r>
-        <w:t xml:space="preserve">историческое время (30.04, 22:40 по советским донесениям).</w:t>
-      </w:r>
-    </w:p>
-    <w:p>
-      <w:pPr>
-        <w:pStyle w:val="BodyText"/>
-      </w:pPr>
+        <w:t xml:space="preserve">оторвалось от тылов</w:t>
+      </w:r>
+      <w:r>
+        <w:t xml:space="preserve">: подвоза нет, боеприпасы и горючее тают, но оно не скованно</w:t>
+      </w:r>
+      <w:r>
+        <w:t xml:space="preserve"> </w:t>
+      </w:r>
+      <w:r>
+        <w:t xml:space="preserve">и окружённым не считается (так в конце Висло-Одерской операции армии 1-го Белорусского и</w:t>
+      </w:r>
+      <w:r>
+        <w:t xml:space="preserve"> </w:t>
+      </w:r>
+      <w:r>
+        <w:t xml:space="preserve">1-го Украинского фронтов ушли на 400 км от баз на Висле).</w:t>
+      </w:r>
+      <w:r>
+        <w:t xml:space="preserve"> </w:t>
+      </w:r>
       <w:r>
         <w:rPr>
           <w:bCs/>
           <w:b/>
         </w:rPr>
-        <w:t xml:space="preserve">Отчёт</w:t>
-      </w:r>
-      <w:r>
-        <w:t xml:space="preserve"> </w:t>
-      </w:r>
-      <w:r>
-        <w:t xml:space="preserve">(</w:t>
-      </w:r>
-      <w:r>
-        <w:rPr>
-          <w:rStyle w:val="VerbatimChar"/>
-        </w:rPr>
-        <w:t xml:space="preserve">report.md</w:t>
-      </w:r>
-      <w:r>
-        <w:t xml:space="preserve">) содержит: события (история / расчёт / расхождение в сутках);</w:t>
-      </w:r>
-      <w:r>
-        <w:t xml:space="preserve"> </w:t>
-      </w:r>
-      <w:r>
-        <w:t xml:space="preserve">разграничительные линии по директивам и выходы в полосу соседа; отклонения по дням и по</w:t>
-      </w:r>
-      <w:r>
-        <w:t xml:space="preserve"> </w:t>
-      </w:r>
-      <w:r>
-        <w:t xml:space="preserve">формированиям; наибольшие расхождения с историческим местом, источником</w:t>
-      </w:r>
-      <w:r>
-        <w:t xml:space="preserve"> </w:t>
-      </w:r>
-      <w:r>
-        <w:t xml:space="preserve">и достоверностью; журнал боёв с факторами; разброс по прогонам.</w:t>
-      </w:r>
-    </w:p>
-    <w:bookmarkEnd w:id="173"/>
-    <w:bookmarkStart w:id="174" w:name="X98231789ea3abd37e5a86e65e53847c8d79952a"/>
-    <w:p>
-      <w:pPr>
-        <w:pStyle w:val="Heading2"/>
-      </w:pPr>
-      <w:r>
-        <w:t xml:space="preserve">21. Калибровка</w:t>
-      </w:r>
-    </w:p>
-    <w:p>
-      <w:pPr>
-        <w:pStyle w:val="FirstParagraph"/>
+        <w:t xml:space="preserve">Окружение</w:t>
+      </w:r>
+      <w:r>
+        <w:t xml:space="preserve"> </w:t>
+      </w:r>
+      <w:r>
+        <w:t xml:space="preserve">— пути подвоза нет совсем</w:t>
+      </w:r>
+      <w:r>
+        <w:t xml:space="preserve"> </w:t>
+      </w:r>
+      <w:r>
+        <w:t xml:space="preserve">дольше 36 ч (два хода подряд); разовый разрыв на стыке котлом не считается. Окружённые не</w:t>
+      </w:r>
+      <w:r>
+        <w:t xml:space="preserve"> </w:t>
+      </w:r>
+      <w:r>
+        <w:t xml:space="preserve">пополняются и не могут отойти: держатся на месте с повышенными потерями. На карте — контур котла.</w:t>
+      </w:r>
+    </w:p>
+    <w:p>
+      <w:pPr>
+        <w:pStyle w:val="BodyText"/>
       </w:pPr>
       <w:r>
         <w:rPr>
           <w:bCs/>
           <w:b/>
         </w:rPr>
-        <w:t xml:space="preserve">Что подбирается.</w:t>
-      </w:r>
-      <w:r>
-        <w:t xml:space="preserve"> </w:t>
-      </w:r>
-      <w:r>
-        <w:t xml:space="preserve">11 множителей к исходным правилам:</w:t>
-      </w:r>
-    </w:p>
-    <w:tbl>
-      <w:tblPr>
-        <w:tblStyle w:val="Table"/>
-        <w:tblW w:type="auto" w:w="0"/>
-        <w:tblLook w:firstRow="1" w:lastRow="0" w:firstColumn="0" w:lastColumn="0" w:noHBand="0" w:noVBand="0" w:val="0020"/>
-        <w:jc w:val="start"/>
-      </w:tblPr>
-      <w:tblGrid>
-        <w:gridCol w:w="2640"/>
-        <w:gridCol w:w="2640"/>
-        <w:gridCol w:w="2640"/>
-      </w:tblGrid>
-      <w:tr>
-        <w:trPr>
-          <w:tblHeader w:val="true"/>
-        </w:trPr>
-        <w:tc>
-          <w:tcPr/>
-          <w:p>
-            <w:pPr>
-              <w:pStyle w:val="Compact"/>
-              <w:jc w:val="left"/>
-            </w:pPr>
-            <w:r>
-              <w:t xml:space="preserve">Параметр</w:t>
-            </w:r>
-          </w:p>
-        </w:tc>
-        <w:tc>
-          <w:tcPr/>
-          <w:p>
-            <w:pPr>
-              <w:pStyle w:val="Compact"/>
-              <w:jc w:val="left"/>
-            </w:pPr>
-            <w:r>
-              <w:t xml:space="preserve">Границы поиска</w:t>
-            </w:r>
-          </w:p>
-        </w:tc>
-        <w:tc>
-          <w:tcPr/>
-          <w:p>
-            <w:pPr>
-              <w:pStyle w:val="Compact"/>
-              <w:jc w:val="left"/>
-            </w:pPr>
-            <w:r>
-              <w:t xml:space="preserve">Итог</w:t>
-            </w:r>
-          </w:p>
-        </w:tc>
-      </w:tr>
-      <w:tr>
-        <w:tc>
-          <w:tcPr/>
-          <w:p>
-            <w:pPr>
-              <w:pStyle w:val="Compact"/>
-              <w:jc w:val="left"/>
-            </w:pPr>
-            <w:r>
-              <w:t xml:space="preserve">темп продвижения (вся таблица)</w:t>
-            </w:r>
-          </w:p>
-        </w:tc>
-        <w:tc>
-          <w:tcPr/>
-          <w:p>
-            <w:pPr>
-              <w:pStyle w:val="Compact"/>
-              <w:jc w:val="left"/>
-            </w:pPr>
-            <w:r>
-              <w:t xml:space="preserve">×0,3…1,6</w:t>
-            </w:r>
-          </w:p>
-        </w:tc>
-        <w:tc>
-          <w:tcPr/>
-          <w:p>
-            <w:pPr>
-              <w:pStyle w:val="Compact"/>
-              <w:jc w:val="left"/>
-            </w:pPr>
-            <w:r>
-              <w:t xml:space="preserve">×1,16</w:t>
-            </w:r>
-          </w:p>
-        </w:tc>
-      </w:tr>
-      <w:tr>
-        <w:tc>
-          <w:tcPr/>
-          <w:p>
-            <w:pPr>
-              <w:pStyle w:val="Compact"/>
-              <w:jc w:val="left"/>
-            </w:pPr>
-            <w:r>
-              <w:t xml:space="preserve">потери наступающих</w:t>
-            </w:r>
-          </w:p>
-        </w:tc>
-        <w:tc>
-          <w:tcPr/>
-          <w:p>
-            <w:pPr>
-              <w:pStyle w:val="Compact"/>
-              <w:jc w:val="left"/>
-            </w:pPr>
-            <w:r>
-              <w:t xml:space="preserve">×0,5…2</w:t>
-            </w:r>
-          </w:p>
-        </w:tc>
-        <w:tc>
-          <w:tcPr/>
-          <w:p>
-            <w:pPr>
-              <w:pStyle w:val="Compact"/>
-              <w:jc w:val="left"/>
-            </w:pPr>
-            <w:r>
-              <w:t xml:space="preserve">×1,42</w:t>
-            </w:r>
-          </w:p>
-        </w:tc>
-      </w:tr>
-      <w:tr>
-        <w:tc>
-          <w:tcPr/>
-          <w:p>
-            <w:pPr>
-              <w:pStyle w:val="Compact"/>
-              <w:jc w:val="left"/>
-            </w:pPr>
-            <w:r>
-              <w:t xml:space="preserve">потери обороняющихся</w:t>
-            </w:r>
-          </w:p>
-        </w:tc>
-        <w:tc>
-          <w:tcPr/>
-          <w:p>
-            <w:pPr>
-              <w:pStyle w:val="Compact"/>
-              <w:jc w:val="left"/>
-            </w:pPr>
-            <w:r>
-              <w:t xml:space="preserve">×0,5…2</w:t>
-            </w:r>
-          </w:p>
-        </w:tc>
-        <w:tc>
-          <w:tcPr/>
-          <w:p>
-            <w:pPr>
-              <w:pStyle w:val="Compact"/>
-              <w:jc w:val="left"/>
-            </w:pPr>
-            <w:r>
-              <w:t xml:space="preserve">×1,12</w:t>
-            </w:r>
-          </w:p>
-        </w:tc>
-      </w:tr>
-      <w:tr>
-        <w:tc>
-          <w:tcPr/>
-          <w:p>
-            <w:pPr>
-              <w:pStyle w:val="Compact"/>
-              <w:jc w:val="left"/>
-            </w:pPr>
-            <w:r>
-              <w:t xml:space="preserve">подготовленная оборона</w:t>
-            </w:r>
-          </w:p>
-        </w:tc>
-        <w:tc>
-          <w:tcPr/>
-          <w:p>
-            <w:pPr>
-              <w:pStyle w:val="Compact"/>
-              <w:jc w:val="left"/>
-            </w:pPr>
-            <w:r>
-              <w:t xml:space="preserve">1,0…2,2</w:t>
-            </w:r>
-          </w:p>
-        </w:tc>
-        <w:tc>
-          <w:tcPr/>
-          <w:p>
-            <w:pPr>
-              <w:pStyle w:val="Compact"/>
-              <w:jc w:val="left"/>
-            </w:pPr>
-            <w:r>
-              <w:t xml:space="preserve">1,66</w:t>
-            </w:r>
-          </w:p>
-        </w:tc>
-      </w:tr>
-      <w:tr>
-        <w:tc>
-          <w:tcPr/>
-          <w:p>
-            <w:pPr>
-              <w:pStyle w:val="Compact"/>
-              <w:jc w:val="left"/>
-            </w:pPr>
-            <w:r>
-              <w:t xml:space="preserve">укрепления, за уровень</w:t>
-            </w:r>
-          </w:p>
-        </w:tc>
-        <w:tc>
-          <w:tcPr/>
-          <w:p>
-            <w:pPr>
-              <w:pStyle w:val="Compact"/>
-              <w:jc w:val="left"/>
-            </w:pPr>
-            <w:r>
-              <w:t xml:space="preserve">0…0,8</w:t>
-            </w:r>
-          </w:p>
-        </w:tc>
-        <w:tc>
-          <w:tcPr/>
-          <w:p>
-            <w:pPr>
-              <w:pStyle w:val="Compact"/>
-              <w:jc w:val="left"/>
-            </w:pPr>
-            <w:r>
-              <w:t xml:space="preserve">0,32</w:t>
-            </w:r>
-          </w:p>
-        </w:tc>
-      </w:tr>
-      <w:tr>
-        <w:tc>
-          <w:tcPr/>
-          <w:p>
-            <w:pPr>
-              <w:pStyle w:val="Compact"/>
-              <w:jc w:val="left"/>
-            </w:pPr>
-            <w:r>
-              <w:t xml:space="preserve">показатель местности (поправки обороны в степени)</w:t>
-            </w:r>
-          </w:p>
-        </w:tc>
-        <w:tc>
-          <w:tcPr/>
-          <w:p>
-            <w:pPr>
-              <w:pStyle w:val="Compact"/>
-              <w:jc w:val="left"/>
-            </w:pPr>
-            <w:r>
-              <w:t xml:space="preserve">0,5…2,5</w:t>
-            </w:r>
-          </w:p>
-        </w:tc>
-        <w:tc>
-          <w:tcPr/>
-          <w:p>
-            <w:pPr>
-              <w:pStyle w:val="Compact"/>
-              <w:jc w:val="left"/>
-            </w:pPr>
-            <w:r>
-              <w:t xml:space="preserve">1,15</w:t>
-            </w:r>
-          </w:p>
-        </w:tc>
-      </w:tr>
-      <w:tr>
-        <w:tc>
-          <w:tcPr/>
-          <w:p>
-            <w:pPr>
-              <w:pStyle w:val="Compact"/>
-              <w:jc w:val="left"/>
-            </w:pPr>
-            <w:r>
-              <w:t xml:space="preserve">скорость движения</w:t>
-            </w:r>
-          </w:p>
-        </w:tc>
-        <w:tc>
-          <w:tcPr/>
-          <w:p>
-            <w:pPr>
-              <w:pStyle w:val="Compact"/>
-              <w:jc w:val="left"/>
-            </w:pPr>
-            <w:r>
-              <w:t xml:space="preserve">×0,4…1,2</w:t>
-            </w:r>
-          </w:p>
-        </w:tc>
-        <w:tc>
-          <w:tcPr/>
-          <w:p>
-            <w:pPr>
-              <w:pStyle w:val="Compact"/>
-              <w:jc w:val="left"/>
-            </w:pPr>
-            <w:r>
-              <w:t xml:space="preserve">×1,09</w:t>
-            </w:r>
-          </w:p>
-        </w:tc>
-      </w:tr>
-      <w:tr>
-        <w:tc>
-          <w:tcPr/>
-          <w:p>
-            <w:pPr>
-              <w:pStyle w:val="Compact"/>
-              <w:jc w:val="left"/>
-            </w:pPr>
-            <w:r>
-              <w:t xml:space="preserve">темп в застройке</w:t>
-            </w:r>
-          </w:p>
-        </w:tc>
-        <w:tc>
-          <w:tcPr/>
-          <w:p>
-            <w:pPr>
-              <w:pStyle w:val="Compact"/>
-              <w:jc w:val="left"/>
-            </w:pPr>
-            <w:r>
-              <w:t xml:space="preserve">0,05…0,6</w:t>
-            </w:r>
-          </w:p>
-        </w:tc>
-        <w:tc>
-          <w:tcPr/>
-          <w:p>
-            <w:pPr>
-              <w:pStyle w:val="Compact"/>
-              <w:jc w:val="left"/>
-            </w:pPr>
-            <w:r>
-              <w:t xml:space="preserve">0,47</w:t>
-            </w:r>
-          </w:p>
-        </w:tc>
-      </w:tr>
-      <w:tr>
-        <w:tc>
-          <w:tcPr/>
-          <w:p>
-            <w:pPr>
-              <w:pStyle w:val="Compact"/>
-              <w:jc w:val="left"/>
-            </w:pPr>
-            <w:r>
-              <w:t xml:space="preserve">предел темпа в полосе</w:t>
-            </w:r>
-          </w:p>
-        </w:tc>
-        <w:tc>
-          <w:tcPr/>
-          <w:p>
-            <w:pPr>
-              <w:pStyle w:val="Compact"/>
-              <w:jc w:val="left"/>
-            </w:pPr>
-            <w:r>
-              <w:t xml:space="preserve">×0,4…2</w:t>
-            </w:r>
-          </w:p>
-        </w:tc>
-        <w:tc>
-          <w:tcPr/>
-          <w:p>
-            <w:pPr>
-              <w:pStyle w:val="Compact"/>
-              <w:jc w:val="left"/>
-            </w:pPr>
-            <w:r>
-              <w:t xml:space="preserve">×1,83</w:t>
-            </w:r>
-          </w:p>
-        </w:tc>
-      </w:tr>
-      <w:tr>
-        <w:tc>
-          <w:tcPr/>
-          <w:p>
-            <w:pPr>
-              <w:pStyle w:val="Compact"/>
-              <w:jc w:val="left"/>
-            </w:pPr>
-            <w:r>
-              <w:t xml:space="preserve">темп по чужой территории, пешие, км/сут</w:t>
-            </w:r>
-          </w:p>
-        </w:tc>
-        <w:tc>
-          <w:tcPr/>
-          <w:p>
-            <w:pPr>
-              <w:pStyle w:val="Compact"/>
-              <w:jc w:val="left"/>
-            </w:pPr>
-            <w:r>
-              <w:t xml:space="preserve">10…80</w:t>
-            </w:r>
-          </w:p>
-        </w:tc>
-        <w:tc>
-          <w:tcPr/>
-          <w:p>
-            <w:pPr>
-              <w:pStyle w:val="Compact"/>
-              <w:jc w:val="left"/>
-            </w:pPr>
-            <w:r>
-              <w:t xml:space="preserve">42,6</w:t>
-            </w:r>
-          </w:p>
-        </w:tc>
-      </w:tr>
-      <w:tr>
-        <w:tc>
-          <w:tcPr/>
-          <w:p>
-            <w:pPr>
-              <w:pStyle w:val="Compact"/>
-              <w:jc w:val="left"/>
-            </w:pPr>
-            <w:r>
-              <w:t xml:space="preserve">то же, техника</w:t>
-            </w:r>
-          </w:p>
-        </w:tc>
-        <w:tc>
-          <w:tcPr/>
-          <w:p>
-            <w:pPr>
-              <w:pStyle w:val="Compact"/>
-              <w:jc w:val="left"/>
-            </w:pPr>
-            <w:r>
-              <w:t xml:space="preserve">15…150</w:t>
-            </w:r>
-          </w:p>
-        </w:tc>
-        <w:tc>
-          <w:tcPr/>
-          <w:p>
-            <w:pPr>
-              <w:pStyle w:val="Compact"/>
-              <w:jc w:val="left"/>
-            </w:pPr>
-            <w:r>
-              <w:t xml:space="preserve">136</w:t>
-            </w:r>
-          </w:p>
-        </w:tc>
-      </w:tr>
-    </w:tbl>
+        <w:t xml:space="preserve">Крепость с запасами.</w:t>
+      </w:r>
+      <w:r>
+        <w:t xml:space="preserve"> </w:t>
+      </w:r>
+      <w:r>
+        <w:t xml:space="preserve">У гарнизонов крепостей (тип «гарнизон крепости»: Франкфурт, Штеттин,</w:t>
+      </w:r>
+      <w:r>
+        <w:t xml:space="preserve"> </w:t>
+      </w:r>
+      <w:r>
+        <w:t xml:space="preserve">Берлинский оборонительный район, Познань, Варшава) — склады на 30 суток боя (по Познани:</w:t>
+      </w:r>
+      <w:r>
+        <w:t xml:space="preserve"> </w:t>
+      </w:r>
+      <w:r>
+        <w:t xml:space="preserve">окружена 25.01, капитулировала 23.02). Окружённый гарнизон получает подвоз со складов, пока они</w:t>
+      </w:r>
+      <w:r>
+        <w:t xml:space="preserve"> </w:t>
+      </w:r>
+      <w:r>
+        <w:t xml:space="preserve">не кончились; в осаде без штурма склады расходуются вдвое медленнее.</w:t>
+      </w:r>
+    </w:p>
     <w:p>
       <w:pPr>
         <w:pStyle w:val="BodyText"/>
@@ -18430,406 +16787,195 @@
           <w:bCs/>
           <w:b/>
         </w:rPr>
-        <w:t xml:space="preserve">Мерило:</w:t>
-      </w:r>
-    </w:p>
-    <w:p>
-      <w:pPr>
-        <w:pStyle w:val="SourceCode"/>
-      </w:pPr>
-      <w:r>
-        <w:rPr>
-          <w:rStyle w:val="VerbatimChar"/>
-        </w:rPr>
-        <w:t xml:space="preserve">мерило = среднее превышение отклонения положений над неопределённостью (каждое — не больше 50 км)</w:t>
-      </w:r>
-      <w:r>
-        <w:br/>
-      </w:r>
-      <w:r>
-        <w:rPr>
-          <w:rStyle w:val="VerbatimChar"/>
-        </w:rPr>
-        <w:t xml:space="preserve">       + 3 × средняя ошибка дат событий (сут; не случилось — 6 сут)</w:t>
-      </w:r>
-    </w:p>
-    <w:p>
-      <w:pPr>
-        <w:pStyle w:val="FirstParagraph"/>
+        <w:t xml:space="preserve">Капитуляция.</w:t>
+      </w:r>
+      <w:r>
+        <w:t xml:space="preserve"> </w:t>
+      </w:r>
+      <w:r>
+        <w:t xml:space="preserve">Окружённое формирование без складов, у которого боеприпасов меньше 0,25 бк,</w:t>
+      </w:r>
+      <w:r>
+        <w:t xml:space="preserve"> </w:t>
+      </w:r>
+      <w:r>
+        <w:t xml:space="preserve">сдаётся через 96 ч окружения (с приказом «удерживать любой ценой» или на прорыв — через 192 ч:</w:t>
+      </w:r>
+      <w:r>
+        <w:t xml:space="preserve"> </w:t>
+      </w:r>
+      <w:r>
+        <w:t xml:space="preserve">прорывающиеся пробиваются к своим, а не сидят в кольце); в журнале — капитуляция и число</w:t>
+      </w:r>
+      <w:r>
+        <w:t xml:space="preserve"> </w:t>
+      </w:r>
+      <w:r>
+        <w:t xml:space="preserve">пленных, на карте — перечёркнутый знак. Сдаются ли окружённые, задаёт профиль стороны: вермахт</w:t>
+      </w:r>
+      <w:r>
+        <w:t xml:space="preserve"> </w:t>
+      </w:r>
+      <w:r>
+        <w:t xml:space="preserve">1945 г. — да, Красная армия 1945 г. — нет (окружённые части держались до деблокирования).</w:t>
+      </w:r>
+    </w:p>
+    <w:p>
+      <w:pPr>
+        <w:pStyle w:val="BodyText"/>
       </w:pPr>
       <w:r>
         <w:rPr>
           <w:bCs/>
           <w:b/>
         </w:rPr>
-        <w:t xml:space="preserve">Обучение и проверка.</w:t>
-      </w:r>
-      <w:r>
-        <w:t xml:space="preserve"> </w:t>
-      </w:r>
-      <w:r>
-        <w:t xml:space="preserve">Подбор идёт только по положениям и событиям</w:t>
-      </w:r>
-      <w:r>
-        <w:t xml:space="preserve"> </w:t>
+        <w:t xml:space="preserve">Подвоз как пропускная способность (блок правил</w:t>
       </w:r>
       <w:r>
         <w:rPr>
           <w:bCs/>
           <w:b/>
         </w:rPr>
-        <w:t xml:space="preserve">до 25.04 включительно</w:t>
-      </w:r>
-      <w:r>
-        <w:t xml:space="preserve">;</w:t>
-      </w:r>
-      <w:r>
-        <w:t xml:space="preserve"> </w:t>
-      </w:r>
-      <w:r>
-        <w:t xml:space="preserve">дни после 25.04 — проверка: по ним видно, не подогнана ли модель под конкретные числа. Поиск:</w:t>
-      </w:r>
-      <w:r>
-        <w:t xml:space="preserve"> </w:t>
-      </w:r>
-      <w:r>
-        <w:t xml:space="preserve">40 % вычислений — случайные точки по всему диапазону, затем уточнение вокруг лучшей точки с</w:t>
-      </w:r>
-      <w:r>
-        <w:t xml:space="preserve"> </w:t>
-      </w:r>
-      <w:r>
-        <w:t xml:space="preserve">уменьшающимся шагом; каждая точка оценивается по двум прогонам (seed 101, 102). 200 вычислений</w:t>
-      </w:r>
-      <w:r>
-        <w:t xml:space="preserve"> </w:t>
-      </w:r>
-      <w:r>
-        <w:t xml:space="preserve">занимают около 11 минут.</w:t>
-      </w:r>
-    </w:p>
-    <w:p>
-      <w:pPr>
-        <w:pStyle w:val="BodyText"/>
-      </w:pPr>
-      <w:r>
-        <w:rPr>
+        <w:t xml:space="preserve"> </w:t>
+      </w:r>
+      <w:r>
+        <w:rPr>
+          <w:rStyle w:val="VerbatimChar"/>
           <w:bCs/>
           <w:b/>
         </w:rPr>
-        <w:t xml:space="preserve">Итог:</w:t>
-      </w:r>
-      <w:r>
-        <w:t xml:space="preserve"> </w:t>
-      </w:r>
-      <w:r>
-        <w:t xml:space="preserve">обучение — превышение 9,6 → 5,2 км, ошибка дат событий 3,25 → 0,75 сут;</w:t>
-      </w:r>
-      <w:r>
-        <w:t xml:space="preserve"> </w:t>
-      </w:r>
-      <w:r>
-        <w:t xml:space="preserve">проверка — 6,8 → 4,4 км.</w:t>
-      </w:r>
-    </w:p>
-    <w:p>
-      <w:pPr>
-        <w:pStyle w:val="BodyText"/>
-      </w:pPr>
+        <w:t xml:space="preserve">supplyFlow</w:t>
+      </w:r>
       <w:r>
         <w:rPr>
           <w:bCs/>
           <w:b/>
         </w:rPr>
-        <w:t xml:space="preserve">Выбор между двумя калибровками.</w:t>
-      </w:r>
-      <w:r>
-        <w:t xml:space="preserve"> </w:t>
-      </w:r>
-      <w:r>
-        <w:t xml:space="preserve">После последних исправлений движка калибровка была</w:t>
-      </w:r>
-      <w:r>
-        <w:t xml:space="preserve"> </w:t>
-      </w:r>
-      <w:r>
-        <w:t xml:space="preserve">повторена; новые правила дали на пяти прогонах 48 событий из 55 в пределах двух суток против 50</w:t>
-      </w:r>
-      <w:r>
-        <w:t xml:space="preserve"> </w:t>
-      </w:r>
-      <w:r>
-        <w:t xml:space="preserve">у прежних, и прежние оставлены. Этот выбор сделан по всем событиям, включая проверочные, —</w:t>
-      </w:r>
-      <w:r>
-        <w:t xml:space="preserve"> </w:t>
-      </w:r>
-      <w:r>
-        <w:t xml:space="preserve">поэтому проверка здесь уже не вполне независима. Независимая проверка — контрольная операция</w:t>
-      </w:r>
-      <w:r>
-        <w:t xml:space="preserve"> </w:t>
-      </w:r>
-      <w:r>
-        <w:t xml:space="preserve">(раздел 22).</w:t>
-      </w:r>
-    </w:p>
-    <w:p>
-      <w:pPr>
-        <w:pStyle w:val="BodyText"/>
-      </w:pPr>
+        <w:t xml:space="preserve">).</w:t>
+      </w:r>
+      <w:r>
+        <w:t xml:space="preserve"> </w:t>
+      </w:r>
+      <w:r>
+        <w:t xml:space="preserve">Без блока подвоз —</w:t>
+      </w:r>
+      <w:r>
+        <w:t xml:space="preserve"> </w:t>
+      </w:r>
+      <w:r>
+        <w:t xml:space="preserve">порог: путь не длиннее 48 ч — пополнение полное, длиннее — нулевое. Блок</w:t>
+      </w:r>
+      <w:r>
+        <w:t xml:space="preserve"> </w:t>
+      </w:r>
+      <w:r>
+        <w:rPr>
+          <w:rStyle w:val="VerbatimChar"/>
+        </w:rPr>
+        <w:t xml:space="preserve">supplyFlow</w:t>
+      </w:r>
+      <w:r>
+        <w:t xml:space="preserve"> </w:t>
+      </w:r>
+      <w:r>
+        <w:t xml:space="preserve">делает его</w:t>
+      </w:r>
+      <w:r>
+        <w:t xml:space="preserve"> </w:t>
+      </w:r>
+      <w:r>
+        <w:t xml:space="preserve">пропускной способностью: пока путь подвоза не длиннее</w:t>
+      </w:r>
+      <w:r>
+        <w:t xml:space="preserve"> </w:t>
+      </w:r>
+      <w:r>
+        <w:rPr>
+          <w:rStyle w:val="VerbatimChar"/>
+        </w:rPr>
+        <w:t xml:space="preserve">fullHours</w:t>
+      </w:r>
+      <w:r>
+        <w:t xml:space="preserve"> </w:t>
+      </w:r>
+      <w:r>
+        <w:t xml:space="preserve">(по умолчанию 12 ч — один рейс</w:t>
+      </w:r>
+      <w:r>
+        <w:t xml:space="preserve"> </w:t>
+      </w:r>
+      <w:r>
+        <w:t xml:space="preserve">автотранспорта в сутки) пополнение полное, дальше —</w:t>
+      </w:r>
+      <w:r>
+        <w:t xml:space="preserve"> </w:t>
+      </w:r>
+      <w:r>
+        <w:rPr>
+          <w:rStyle w:val="VerbatimChar"/>
+        </w:rPr>
+        <w:t xml:space="preserve">fullHours</w:t>
+      </w:r>
+      <w:r>
+        <w:t xml:space="preserve"> </w:t>
+      </w:r>
+      <w:r>
+        <w:t xml:space="preserve">/ часы пути, до прежнего предела;</w:t>
+      </w:r>
+      <w:r>
+        <w:t xml:space="preserve"> </w:t>
+      </w:r>
+      <w:r>
+        <w:t xml:space="preserve">горючее подвижных частей на марше тратится по пройденному пути (</w:t>
+      </w:r>
+      <w:r>
+        <w:rPr>
+          <w:rStyle w:val="VerbatimChar"/>
+        </w:rPr>
+        <w:t xml:space="preserve">fuelPer100km</w:t>
+      </w:r>
+      <w:r>
+        <w:t xml:space="preserve">, по умолчанию 1 запр.</w:t>
+      </w:r>
+      <w:r>
+        <w:t xml:space="preserve"> </w:t>
+      </w:r>
+      <w:r>
+        <w:t xml:space="preserve">на 100 км — немецкая единица расхода Verbrauchssatz), а не по суткам. Танки без горючего идут</w:t>
+      </w:r>
+      <w:r>
+        <w:t xml:space="preserve"> </w:t>
+      </w:r>
+      <w:r>
+        <w:t xml:space="preserve">пешком. В откалиброванных правилах блок</w:t>
+      </w:r>
+      <w:r>
+        <w:t xml:space="preserve"> </w:t>
+      </w:r>
       <w:r>
         <w:rPr>
           <w:bCs/>
           <w:b/>
         </w:rPr>
-        <w:t xml:space="preserve">Анализ чувствительности.</w:t>
-      </w:r>
-      <w:r>
-        <w:t xml:space="preserve"> </w:t>
-      </w:r>
-      <w:r>
-        <w:t xml:space="preserve">Какие из 11 множителей вообще влияют на сходство с историей и насколько</w:t>
-      </w:r>
-      <w:r>
-        <w:t xml:space="preserve"> </w:t>
-      </w:r>
-      <w:r>
-        <w:t xml:space="preserve">сильнее шума от seed, показывает</w:t>
-      </w:r>
-      <w:r>
-        <w:t xml:space="preserve"> </w:t>
-      </w:r>
-      <w:r>
-        <w:rPr>
-          <w:rStyle w:val="VerbatimChar"/>
-        </w:rPr>
-        <w:t xml:space="preserve">npm run sim:sensitivity</w:t>
-      </w:r>
-      <w:r>
-        <w:t xml:space="preserve">. Глобальный скрининг Морриса: траектории</w:t>
-      </w:r>
-      <w:r>
-        <w:t xml:space="preserve"> </w:t>
-      </w:r>
-      <w:r>
-        <w:t xml:space="preserve">по сетке в границах подбора калибровки, для каждого множителя — среднее абсолютное влияние μ*</w:t>
-      </w:r>
-      <w:r>
-        <w:t xml:space="preserve"> </w:t>
-      </w:r>
-      <w:r>
-        <w:t xml:space="preserve">(изменение показателя при сдвиге множителя на весь диапазон) и разброс σ (велик — влияние</w:t>
-      </w:r>
-      <w:r>
-        <w:t xml:space="preserve"> </w:t>
-      </w:r>
-      <w:r>
-        <w:t xml:space="preserve">нелинейно или зависит от остальных множителей). Локально — отклонения ±20 % от откалиброванных</w:t>
-      </w:r>
-      <w:r>
-        <w:t xml:space="preserve"> </w:t>
-      </w:r>
-      <w:r>
-        <w:t xml:space="preserve">значений. Показатели: доля положений в допуске, медиана превышения, доля событий в пределах двух</w:t>
-      </w:r>
-      <w:r>
-        <w:t xml:space="preserve"> </w:t>
-      </w:r>
-      <w:r>
-        <w:t xml:space="preserve">суток, ошибка дат и мерило калибровки. Шум — тот же набор правил на пяти seed; все точки считаются</w:t>
-      </w:r>
-      <w:r>
-        <w:t xml:space="preserve"> </w:t>
-      </w:r>
-      <w:r>
-        <w:t xml:space="preserve">на одних и тех же seed, поэтому разности точек точнее разброса между seed. Результат —</w:t>
-      </w:r>
-      <w:r>
-        <w:t xml:space="preserve"> </w:t>
-      </w:r>
-      <w:r>
-        <w:rPr>
-          <w:rStyle w:val="VerbatimChar"/>
-        </w:rPr>
-        <w:t xml:space="preserve">evals-out/sensitivity/report.md</w:t>
-      </w:r>
-      <w:r>
-        <w:t xml:space="preserve"> </w:t>
-      </w:r>
-      <w:r>
-        <w:t xml:space="preserve">(</w:t>
-      </w:r>
-      <w:r>
-        <w:rPr>
-          <w:rStyle w:val="VerbatimChar"/>
-        </w:rPr>
-        <w:t xml:space="preserve">--part morris</w:t>
-      </w:r>
-      <w:r>
-        <w:t xml:space="preserve">,</w:t>
-      </w:r>
-      <w:r>
-        <w:t xml:space="preserve"> </w:t>
-      </w:r>
-      <w:r>
-        <w:rPr>
-          <w:rStyle w:val="VerbatimChar"/>
-        </w:rPr>
-        <w:t xml:space="preserve">--part local</w:t>
-      </w:r>
-      <w:r>
-        <w:t xml:space="preserve"> </w:t>
-      </w:r>
-      <w:r>
-        <w:t xml:space="preserve">на сценарий, затем</w:t>
-      </w:r>
-      <w:r>
-        <w:t xml:space="preserve"> </w:t>
-      </w:r>
-      <w:r>
-        <w:rPr>
-          <w:rStyle w:val="VerbatimChar"/>
-        </w:rPr>
-        <w:t xml:space="preserve">--report</w:t>
-      </w:r>
-      <w:r>
-        <w:t xml:space="preserve">);</w:t>
-      </w:r>
-      <w:r>
-        <w:t xml:space="preserve"> </w:t>
-      </w:r>
-      <w:r>
-        <w:rPr>
-          <w:rStyle w:val="VerbatimChar"/>
-        </w:rPr>
-        <w:t xml:space="preserve">--part scan --key … --values …</w:t>
-      </w:r>
-      <w:r>
-        <w:t xml:space="preserve"> </w:t>
-      </w:r>
-      <w:r>
-        <w:t xml:space="preserve">— один множитель по списку значений.</w:t>
-      </w:r>
-    </w:p>
-    <w:p>
-      <w:pPr>
-        <w:pStyle w:val="BodyText"/>
-      </w:pPr>
-      <w:r>
-        <w:rPr>
-          <w:bCs/>
-          <w:b/>
-        </w:rPr>
-        <w:t xml:space="preserve">Чувствительность к данным.</w:t>
-      </w:r>
-      <w:r>
-        <w:t xml:space="preserve"> </w:t>
-      </w:r>
-      <w:r>
-        <w:t xml:space="preserve">Какие данные ценнее собирать, показывает</w:t>
-      </w:r>
-      <w:r>
-        <w:t xml:space="preserve"> </w:t>
-      </w:r>
-      <w:r>
-        <w:rPr>
-          <w:rStyle w:val="VerbatimChar"/>
-        </w:rPr>
-        <w:t xml:space="preserve">npm run sim:data-sensitivity</w:t>
-      </w:r>
-      <w:r>
-        <w:t xml:space="preserve">:</w:t>
-      </w:r>
-      <w:r>
-        <w:t xml:space="preserve"> </w:t>
-      </w:r>
-      <w:r>
-        <w:t xml:space="preserve">правила не меняются, ухудшаются данные сценария и театра. Ошибка заданной величины — сроки приказов</w:t>
-      </w:r>
-      <w:r>
-        <w:t xml:space="preserve"> </w:t>
-      </w:r>
-      <w:r>
-        <w:t xml:space="preserve">до ±24 ч, исходные положения (на допуск сравнения: 10 или 2 км), численность, танки и орудия ±20 %,</w:t>
-      </w:r>
-      <w:r>
-        <w:t xml:space="preserve"> </w:t>
-      </w:r>
-      <w:r>
-        <w:t xml:space="preserve">по сторонам отдельно, две независимые выборки ошибки; отсутствие данных — база снабжения и её фазы,</w:t>
-      </w:r>
-      <w:r>
-        <w:t xml:space="preserve"> </w:t>
-      </w:r>
-      <w:r>
-        <w:t xml:space="preserve">разграничительные линии, дороги, рельеф, перепады высот, реки, укреплённые полосы театра. Показатели</w:t>
-      </w:r>
-      <w:r>
-        <w:t xml:space="preserve"> </w:t>
-      </w:r>
-      <w:r>
-        <w:t xml:space="preserve">те же, все варианты на одних seed; падение в пределах двух σ шума незначимо. Результат —</w:t>
-      </w:r>
-      <w:r>
-        <w:t xml:space="preserve"> </w:t>
-      </w:r>
-      <w:r>
-        <w:rPr>
-          <w:rStyle w:val="VerbatimChar"/>
-        </w:rPr>
-        <w:t xml:space="preserve">evals-out/data-sensitivity/report.md</w:t>
-      </w:r>
-      <w:r>
-        <w:t xml:space="preserve"> </w:t>
-      </w:r>
-      <w:r>
-        <w:t xml:space="preserve">(</w:t>
-      </w:r>
-      <w:r>
-        <w:rPr>
-          <w:rStyle w:val="VerbatimChar"/>
-        </w:rPr>
-        <w:t xml:space="preserve">--scenario …</w:t>
-      </w:r>
-      <w:r>
-        <w:t xml:space="preserve">, затем</w:t>
-      </w:r>
-      <w:r>
-        <w:t xml:space="preserve"> </w:t>
-      </w:r>
-      <w:r>
-        <w:rPr>
-          <w:rStyle w:val="VerbatimChar"/>
-        </w:rPr>
-        <w:t xml:space="preserve">--report</w:t>
-      </w:r>
-      <w:r>
-        <w:t xml:space="preserve">).</w:t>
-      </w:r>
-    </w:p>
-    <w:p>
-      <w:pPr>
-        <w:pStyle w:val="BodyText"/>
-      </w:pPr>
-      <w:r>
-        <w:rPr>
-          <w:bCs/>
-          <w:b/>
-        </w:rPr>
-        <w:t xml:space="preserve">Что показала чувствительность к данным</w:t>
-      </w:r>
-      <w:r>
-        <w:t xml:space="preserve"> </w:t>
-      </w:r>
-      <w:r>
-        <w:t xml:space="preserve">(пять прогонов на вариант; падение положений в допуске, п. п.;</w:t>
-      </w:r>
-      <w:r>
-        <w:t xml:space="preserve"> </w:t>
-      </w:r>
-      <w:r>
-        <w:t xml:space="preserve">шум среднего по пяти прогонам ≈ 1,4 в Берлинской, 2,1 в бое в Берлине и 1,1 в Висло-Одерской):</w:t>
+        <w:t xml:space="preserve">включён</w:t>
+      </w:r>
+      <w:r>
+        <w:t xml:space="preserve"> </w:t>
+      </w:r>
+      <w:r>
+        <w:t xml:space="preserve">(значения по умолчанию): расход и пополнение</w:t>
+      </w:r>
+      <w:r>
+        <w:t xml:space="preserve"> </w:t>
+      </w:r>
+      <w:r>
+        <w:t xml:space="preserve">физичнее порога, хотя на трёх операциях сходство с историей он практически не меняет (пять</w:t>
+      </w:r>
+      <w:r>
+        <w:t xml:space="preserve"> </w:t>
+      </w:r>
+      <w:r>
+        <w:t xml:space="preserve">прогонов; положения в допуске / события в пределах двух суток / ошибка дат, сут):</w:t>
       </w:r>
     </w:p>
     <w:tbl>
@@ -18857,7 +17003,7 @@
               <w:jc w:val="left"/>
             </w:pPr>
             <w:r>
-              <w:t xml:space="preserve">Данные</w:t>
+              <w:t xml:space="preserve">Правила</w:t>
             </w:r>
           </w:p>
         </w:tc>
@@ -18907,513 +17053,193 @@
               <w:jc w:val="left"/>
             </w:pPr>
             <w:r>
-              <w:t xml:space="preserve">исходные положения немецких войск (ошибка на допуск)</w:t>
-            </w:r>
-          </w:p>
-        </w:tc>
-        <w:tc>
-          <w:tcPr/>
-          <w:p>
-            <w:pPr>
-              <w:pStyle w:val="Compact"/>
-              <w:jc w:val="left"/>
-            </w:pPr>
-            <w:r>
-              <w:t xml:space="preserve">−9,2</w:t>
-            </w:r>
-          </w:p>
-        </w:tc>
-        <w:tc>
-          <w:tcPr/>
-          <w:p>
-            <w:pPr>
-              <w:pStyle w:val="Compact"/>
-              <w:jc w:val="left"/>
-            </w:pPr>
-            <w:r>
-              <w:t xml:space="preserve">−6,5</w:t>
-            </w:r>
-          </w:p>
-        </w:tc>
-        <w:tc>
-          <w:tcPr/>
-          <w:p>
-            <w:pPr>
-              <w:pStyle w:val="Compact"/>
-              <w:jc w:val="left"/>
-            </w:pPr>
-            <w:r>
-              <w:t xml:space="preserve">+0,3</w:t>
-            </w:r>
-          </w:p>
-        </w:tc>
-      </w:tr>
-      <w:tr>
-        <w:tc>
-          <w:tcPr/>
-          <w:p>
-            <w:pPr>
-              <w:pStyle w:val="Compact"/>
-              <w:jc w:val="left"/>
-            </w:pPr>
-            <w:r>
-              <w:t xml:space="preserve">исходные положения советских войск (ошибка на допуск)</w:t>
-            </w:r>
-          </w:p>
-        </w:tc>
-        <w:tc>
-          <w:tcPr/>
-          <w:p>
-            <w:pPr>
-              <w:pStyle w:val="Compact"/>
-              <w:jc w:val="left"/>
-            </w:pPr>
-            <w:r>
-              <w:t xml:space="preserve">−7,5</w:t>
-            </w:r>
-          </w:p>
-        </w:tc>
-        <w:tc>
-          <w:tcPr/>
-          <w:p>
-            <w:pPr>
-              <w:pStyle w:val="Compact"/>
-              <w:jc w:val="left"/>
-            </w:pPr>
-            <w:r>
-              <w:t xml:space="preserve">−14,0</w:t>
-            </w:r>
-          </w:p>
-        </w:tc>
-        <w:tc>
-          <w:tcPr/>
-          <w:p>
-            <w:pPr>
-              <w:pStyle w:val="Compact"/>
-              <w:jc w:val="left"/>
-            </w:pPr>
-            <w:r>
-              <w:t xml:space="preserve">+0,5</w:t>
-            </w:r>
-          </w:p>
-        </w:tc>
-      </w:tr>
-      <w:tr>
-        <w:tc>
-          <w:tcPr/>
-          <w:p>
-            <w:pPr>
-              <w:pStyle w:val="Compact"/>
-              <w:jc w:val="left"/>
-            </w:pPr>
-            <w:r>
-              <w:t xml:space="preserve">укреплённые полосы театра (нет)</w:t>
-            </w:r>
-          </w:p>
-        </w:tc>
-        <w:tc>
-          <w:tcPr/>
-          <w:p>
-            <w:pPr>
-              <w:pStyle w:val="Compact"/>
-              <w:jc w:val="left"/>
-            </w:pPr>
-            <w:r>
-              <w:t xml:space="preserve">−9,5</w:t>
-            </w:r>
-          </w:p>
-        </w:tc>
-        <w:tc>
-          <w:tcPr/>
-          <w:p>
-            <w:pPr>
-              <w:pStyle w:val="Compact"/>
-              <w:jc w:val="left"/>
-            </w:pPr>
-            <w:r>
-              <w:t xml:space="preserve">−3,2</w:t>
-            </w:r>
-          </w:p>
-        </w:tc>
-        <w:tc>
-          <w:tcPr/>
-          <w:p>
-            <w:pPr>
-              <w:pStyle w:val="Compact"/>
-              <w:jc w:val="left"/>
-            </w:pPr>
-            <w:r>
-              <w:rPr>
-                <w:bCs/>
-                <w:b/>
-              </w:rPr>
-              <w:t xml:space="preserve">+3,9</w:t>
-            </w:r>
-          </w:p>
-        </w:tc>
-      </w:tr>
-      <w:tr>
-        <w:tc>
-          <w:tcPr/>
-          <w:p>
-            <w:pPr>
-              <w:pStyle w:val="Compact"/>
-              <w:jc w:val="left"/>
-            </w:pPr>
-            <w:r>
-              <w:t xml:space="preserve">сроки приказов (ошибка до ±24 ч)</w:t>
-            </w:r>
-          </w:p>
-        </w:tc>
-        <w:tc>
-          <w:tcPr/>
-          <w:p>
-            <w:pPr>
-              <w:pStyle w:val="Compact"/>
-              <w:jc w:val="left"/>
-            </w:pPr>
-            <w:r>
-              <w:t xml:space="preserve">−4,8</w:t>
-            </w:r>
-          </w:p>
-        </w:tc>
-        <w:tc>
-          <w:tcPr/>
-          <w:p>
-            <w:pPr>
-              <w:pStyle w:val="Compact"/>
-              <w:jc w:val="left"/>
-            </w:pPr>
-            <w:r>
-              <w:t xml:space="preserve">−0,7</w:t>
-            </w:r>
-          </w:p>
-        </w:tc>
-        <w:tc>
-          <w:tcPr/>
-          <w:p>
-            <w:pPr>
-              <w:pStyle w:val="Compact"/>
-              <w:jc w:val="left"/>
-            </w:pPr>
-            <w:r>
-              <w:t xml:space="preserve">−3,7</w:t>
-            </w:r>
-          </w:p>
-        </w:tc>
-      </w:tr>
-      <w:tr>
-        <w:tc>
-          <w:tcPr/>
-          <w:p>
-            <w:pPr>
-              <w:pStyle w:val="Compact"/>
-              <w:jc w:val="left"/>
-            </w:pPr>
-            <w:r>
-              <w:t xml:space="preserve">численность немецких войск (±20 %)</w:t>
-            </w:r>
-          </w:p>
-        </w:tc>
-        <w:tc>
-          <w:tcPr/>
-          <w:p>
-            <w:pPr>
-              <w:pStyle w:val="Compact"/>
-              <w:jc w:val="left"/>
-            </w:pPr>
-            <w:r>
-              <w:t xml:space="preserve">−1,8</w:t>
-            </w:r>
-          </w:p>
-        </w:tc>
-        <w:tc>
-          <w:tcPr/>
-          <w:p>
-            <w:pPr>
-              <w:pStyle w:val="Compact"/>
-              <w:jc w:val="left"/>
-            </w:pPr>
-            <w:r>
-              <w:t xml:space="preserve">+1,2</w:t>
-            </w:r>
-          </w:p>
-        </w:tc>
-        <w:tc>
-          <w:tcPr/>
-          <w:p>
-            <w:pPr>
-              <w:pStyle w:val="Compact"/>
-              <w:jc w:val="left"/>
-            </w:pPr>
-            <w:r>
-              <w:t xml:space="preserve">−1,3</w:t>
-            </w:r>
-          </w:p>
-        </w:tc>
-      </w:tr>
-      <w:tr>
-        <w:tc>
-          <w:tcPr/>
-          <w:p>
-            <w:pPr>
-              <w:pStyle w:val="Compact"/>
-              <w:jc w:val="left"/>
-            </w:pPr>
-            <w:r>
-              <w:t xml:space="preserve">базы снабжения (нет)</w:t>
-            </w:r>
-          </w:p>
-        </w:tc>
-        <w:tc>
-          <w:tcPr/>
-          <w:p>
-            <w:pPr>
-              <w:pStyle w:val="Compact"/>
-              <w:jc w:val="left"/>
-            </w:pPr>
-            <w:r>
-              <w:t xml:space="preserve">0,0</w:t>
-            </w:r>
-          </w:p>
-        </w:tc>
-        <w:tc>
-          <w:tcPr/>
-          <w:p>
-            <w:pPr>
-              <w:pStyle w:val="Compact"/>
-              <w:jc w:val="left"/>
-            </w:pPr>
-            <w:r>
-              <w:t xml:space="preserve">−0,6</w:t>
-            </w:r>
-          </w:p>
-        </w:tc>
-        <w:tc>
-          <w:tcPr/>
-          <w:p>
-            <w:pPr>
-              <w:pStyle w:val="Compact"/>
-              <w:jc w:val="left"/>
-            </w:pPr>
-            <w:r>
-              <w:rPr>
-                <w:bCs/>
-                <w:b/>
-              </w:rPr>
-              <w:t xml:space="preserve">+2,5</w:t>
-            </w:r>
-          </w:p>
-        </w:tc>
-      </w:tr>
-      <w:tr>
-        <w:tc>
-          <w:tcPr/>
-          <w:p>
-            <w:pPr>
-              <w:pStyle w:val="Compact"/>
-              <w:jc w:val="left"/>
-            </w:pPr>
-            <w:r>
-              <w:t xml:space="preserve">реки и мосты (нет)</w:t>
-            </w:r>
-          </w:p>
-        </w:tc>
-        <w:tc>
-          <w:tcPr/>
-          <w:p>
-            <w:pPr>
-              <w:pStyle w:val="Compact"/>
-              <w:jc w:val="left"/>
-            </w:pPr>
-            <w:r>
-              <w:t xml:space="preserve">−0,7</w:t>
-            </w:r>
-          </w:p>
-        </w:tc>
-        <w:tc>
-          <w:tcPr/>
-          <w:p>
-            <w:pPr>
-              <w:pStyle w:val="Compact"/>
-              <w:jc w:val="left"/>
-            </w:pPr>
-            <w:r>
-              <w:t xml:space="preserve">0,0</w:t>
-            </w:r>
-          </w:p>
-        </w:tc>
-        <w:tc>
-          <w:tcPr/>
-          <w:p>
-            <w:pPr>
-              <w:pStyle w:val="Compact"/>
-              <w:jc w:val="left"/>
-            </w:pPr>
-            <w:r>
-              <w:rPr>
-                <w:bCs/>
-                <w:b/>
-              </w:rPr>
-              <w:t xml:space="preserve">+3,0</w:t>
-            </w:r>
-          </w:p>
-        </w:tc>
-      </w:tr>
-      <w:tr>
-        <w:tc>
-          <w:tcPr/>
-          <w:p>
-            <w:pPr>
-              <w:pStyle w:val="Compact"/>
-              <w:jc w:val="left"/>
-            </w:pPr>
-            <w:r>
-              <w:t xml:space="preserve">дороги (нет)</w:t>
-            </w:r>
-          </w:p>
-        </w:tc>
-        <w:tc>
-          <w:tcPr/>
-          <w:p>
-            <w:pPr>
-              <w:pStyle w:val="Compact"/>
-              <w:jc w:val="left"/>
-            </w:pPr>
-            <w:r>
-              <w:rPr>
-                <w:bCs/>
-                <w:b/>
-              </w:rPr>
-              <w:t xml:space="preserve">+1,4</w:t>
-            </w:r>
-          </w:p>
-        </w:tc>
-        <w:tc>
-          <w:tcPr/>
-          <w:p>
-            <w:pPr>
-              <w:pStyle w:val="Compact"/>
-              <w:jc w:val="left"/>
-            </w:pPr>
-            <w:r>
-              <w:t xml:space="preserve">−0,3</w:t>
-            </w:r>
-          </w:p>
-        </w:tc>
-        <w:tc>
-          <w:tcPr/>
-          <w:p>
-            <w:pPr>
-              <w:pStyle w:val="Compact"/>
-              <w:jc w:val="left"/>
-            </w:pPr>
-            <w:r>
-              <w:rPr>
-                <w:bCs/>
-                <w:b/>
-              </w:rPr>
-              <w:t xml:space="preserve">+1,4</w:t>
-            </w:r>
-          </w:p>
-        </w:tc>
-      </w:tr>
-      <w:tr>
-        <w:tc>
-          <w:tcPr/>
-          <w:p>
-            <w:pPr>
-              <w:pStyle w:val="Compact"/>
-              <w:jc w:val="left"/>
-            </w:pPr>
-            <w:r>
-              <w:t xml:space="preserve">рельеф местности (нет)</w:t>
-            </w:r>
-          </w:p>
-        </w:tc>
-        <w:tc>
-          <w:tcPr/>
-          <w:p>
-            <w:pPr>
-              <w:pStyle w:val="Compact"/>
-              <w:jc w:val="left"/>
-            </w:pPr>
-            <w:r>
-              <w:t xml:space="preserve">−1,6</w:t>
-            </w:r>
-          </w:p>
-        </w:tc>
-        <w:tc>
-          <w:tcPr/>
-          <w:p>
-            <w:pPr>
-              <w:pStyle w:val="Compact"/>
-              <w:jc w:val="left"/>
-            </w:pPr>
-            <w:r>
-              <w:t xml:space="preserve">+0,7</w:t>
-            </w:r>
-          </w:p>
-        </w:tc>
-        <w:tc>
-          <w:tcPr/>
-          <w:p>
-            <w:pPr>
-              <w:pStyle w:val="Compact"/>
-              <w:jc w:val="left"/>
-            </w:pPr>
-            <w:r>
-              <w:t xml:space="preserve">+1,3</w:t>
-            </w:r>
-          </w:p>
-        </w:tc>
-      </w:tr>
-      <w:tr>
-        <w:tc>
-          <w:tcPr/>
-          <w:p>
-            <w:pPr>
-              <w:pStyle w:val="Compact"/>
-              <w:jc w:val="left"/>
-            </w:pPr>
-            <w:r>
-              <w:t xml:space="preserve">разграничительные линии, фазы подвоза, перепады высот (нет)</w:t>
-            </w:r>
-          </w:p>
-        </w:tc>
-        <w:tc>
-          <w:tcPr/>
-          <w:p>
-            <w:pPr>
-              <w:pStyle w:val="Compact"/>
-              <w:jc w:val="left"/>
-            </w:pPr>
-            <w:r>
-              <w:t xml:space="preserve">≈ 0</w:t>
-            </w:r>
-          </w:p>
-        </w:tc>
-        <w:tc>
-          <w:tcPr/>
-          <w:p>
-            <w:pPr>
-              <w:pStyle w:val="Compact"/>
-              <w:jc w:val="left"/>
-            </w:pPr>
-            <w:r>
-              <w:t xml:space="preserve">≈ 0</w:t>
-            </w:r>
-          </w:p>
-        </w:tc>
-        <w:tc>
-          <w:tcPr/>
-          <w:p>
-            <w:pPr>
-              <w:pStyle w:val="Compact"/>
-              <w:jc w:val="left"/>
-            </w:pPr>
-            <w:r>
-              <w:t xml:space="preserve">≈ 0</w:t>
+              <w:t xml:space="preserve">без блока</w:t>
+            </w:r>
+          </w:p>
+        </w:tc>
+        <w:tc>
+          <w:tcPr/>
+          <w:p>
+            <w:pPr>
+              <w:pStyle w:val="Compact"/>
+              <w:jc w:val="left"/>
+            </w:pPr>
+            <w:r>
+              <w:t xml:space="preserve">80 % / 46 из 55 / 1,67</w:t>
+            </w:r>
+          </w:p>
+        </w:tc>
+        <w:tc>
+          <w:tcPr/>
+          <w:p>
+            <w:pPr>
+              <w:pStyle w:val="Compact"/>
+              <w:jc w:val="left"/>
+            </w:pPr>
+            <w:r>
+              <w:t xml:space="preserve">86 % / 10 из 30 / 3,67</w:t>
+            </w:r>
+          </w:p>
+        </w:tc>
+        <w:tc>
+          <w:tcPr/>
+          <w:p>
+            <w:pPr>
+              <w:pStyle w:val="Compact"/>
+              <w:jc w:val="left"/>
+            </w:pPr>
+            <w:r>
+              <w:t xml:space="preserve">51 % / 19 из 65 / 4,23</w:t>
+            </w:r>
+          </w:p>
+        </w:tc>
+      </w:tr>
+      <w:tr>
+        <w:tc>
+          <w:tcPr/>
+          <w:p>
+            <w:pPr>
+              <w:pStyle w:val="Compact"/>
+              <w:jc w:val="left"/>
+            </w:pPr>
+            <w:r>
+              <w:t xml:space="preserve">12 ч, 1 запр. на 100 км</w:t>
+            </w:r>
+          </w:p>
+        </w:tc>
+        <w:tc>
+          <w:tcPr/>
+          <w:p>
+            <w:pPr>
+              <w:pStyle w:val="Compact"/>
+              <w:jc w:val="left"/>
+            </w:pPr>
+            <w:r>
+              <w:t xml:space="preserve">80 % / 46 из 55 / 1,67</w:t>
+            </w:r>
+          </w:p>
+        </w:tc>
+        <w:tc>
+          <w:tcPr/>
+          <w:p>
+            <w:pPr>
+              <w:pStyle w:val="Compact"/>
+              <w:jc w:val="left"/>
+            </w:pPr>
+            <w:r>
+              <w:t xml:space="preserve">86 % / 10 из 30 / 3,67</w:t>
+            </w:r>
+          </w:p>
+        </w:tc>
+        <w:tc>
+          <w:tcPr/>
+          <w:p>
+            <w:pPr>
+              <w:pStyle w:val="Compact"/>
+              <w:jc w:val="left"/>
+            </w:pPr>
+            <w:r>
+              <w:t xml:space="preserve">51 % / 18 из 65 / 4,34</w:t>
+            </w:r>
+          </w:p>
+        </w:tc>
+      </w:tr>
+      <w:tr>
+        <w:tc>
+          <w:tcPr/>
+          <w:p>
+            <w:pPr>
+              <w:pStyle w:val="Compact"/>
+              <w:jc w:val="left"/>
+            </w:pPr>
+            <w:r>
+              <w:t xml:space="preserve">6 ч, 1,5 запр.</w:t>
+            </w:r>
+          </w:p>
+        </w:tc>
+        <w:tc>
+          <w:tcPr/>
+          <w:p>
+            <w:pPr>
+              <w:pStyle w:val="Compact"/>
+              <w:jc w:val="left"/>
+            </w:pPr>
+            <w:r>
+              <w:t xml:space="preserve">80 % / 47 из 55 / 1,71</w:t>
+            </w:r>
+          </w:p>
+        </w:tc>
+        <w:tc>
+          <w:tcPr/>
+          <w:p>
+            <w:pPr>
+              <w:pStyle w:val="Compact"/>
+              <w:jc w:val="left"/>
+            </w:pPr>
+            <w:r>
+              <w:t xml:space="preserve">86 % / 10 из 30 / 3,67</w:t>
+            </w:r>
+          </w:p>
+        </w:tc>
+        <w:tc>
+          <w:tcPr/>
+          <w:p>
+            <w:pPr>
+              <w:pStyle w:val="Compact"/>
+              <w:jc w:val="left"/>
+            </w:pPr>
+            <w:r>
+              <w:t xml:space="preserve">51 % / 19 из 65 / 4,25</w:t>
+            </w:r>
+          </w:p>
+        </w:tc>
+      </w:tr>
+      <w:tr>
+        <w:tc>
+          <w:tcPr/>
+          <w:p>
+            <w:pPr>
+              <w:pStyle w:val="Compact"/>
+              <w:jc w:val="left"/>
+            </w:pPr>
+            <w:r>
+              <w:t xml:space="preserve">3 ч, 2,5 запр.</w:t>
+            </w:r>
+          </w:p>
+        </w:tc>
+        <w:tc>
+          <w:tcPr/>
+          <w:p>
+            <w:pPr>
+              <w:pStyle w:val="Compact"/>
+              <w:jc w:val="left"/>
+            </w:pPr>
+            <w:r>
+              <w:t xml:space="preserve">80 % / 47 из 55 / 1,69</w:t>
+            </w:r>
+          </w:p>
+        </w:tc>
+        <w:tc>
+          <w:tcPr/>
+          <w:p>
+            <w:pPr>
+              <w:pStyle w:val="Compact"/>
+              <w:jc w:val="left"/>
+            </w:pPr>
+            <w:r>
+              <w:t xml:space="preserve">86 % / 10 из 30 / 3,67</w:t>
+            </w:r>
+          </w:p>
+        </w:tc>
+        <w:tc>
+          <w:tcPr/>
+          <w:p>
+            <w:pPr>
+              <w:pStyle w:val="Compact"/>
+              <w:jc w:val="left"/>
+            </w:pPr>
+            <w:r>
+              <w:t xml:space="preserve">51 % / 22 из 65 / 4,11</w:t>
             </w:r>
           </w:p>
         </w:tc>
@@ -19421,378 +17247,1294 @@
     </w:tbl>
     <w:p>
       <w:pPr>
-        <w:numPr>
-          <w:ilvl w:val="0"/>
-          <w:numId w:val="1021"/>
-        </w:numPr>
-        <w:pStyle w:val="Compact"/>
+        <w:pStyle w:val="BodyText"/>
+      </w:pPr>
+      <w:r>
+        <w:t xml:space="preserve">Частей без горючего (seed 1) при этом больше: в Берлинской 16 → 20 → 23 → 26, в Висло-Одерской</w:t>
+      </w:r>
+      <w:r>
+        <w:t xml:space="preserve"> </w:t>
+      </w:r>
+      <w:r>
+        <w:t xml:space="preserve">42 → 56 → 56 → 57, но положения не меняются: сопротивление в этих сценариях задано приказами и</w:t>
+      </w:r>
+      <w:r>
+        <w:t xml:space="preserve"> </w:t>
+      </w:r>
+      <w:r>
+        <w:t xml:space="preserve">маршрутами, а не горючим. Параметры — допущения без опоры в источниках (раздел 21, нормативы):</w:t>
+      </w:r>
+      <w:r>
+        <w:t xml:space="preserve"> </w:t>
+      </w:r>
+      <w:r>
+        <w:t xml:space="preserve">срок рейса — по аннотации статьи Davie (армейский автотранспорт ≈ 300 т, суточный ход ≈ 150 км), расход на</w:t>
+      </w:r>
+      <w:r>
+        <w:t xml:space="preserve"> </w:t>
+      </w:r>
+      <w:r>
+        <w:t xml:space="preserve">100 км — по справочнику вермахта; для советских частей размер заправки в километрах не подтверждён.</w:t>
+      </w:r>
+    </w:p>
+    <w:p>
+      <w:pPr>
+        <w:pStyle w:val="BodyText"/>
       </w:pPr>
       <w:r>
         <w:rPr>
           <w:bCs/>
           <w:b/>
         </w:rPr>
-        <w:t xml:space="preserve">В Берлинской и в бое в Берлине точность ограничена данными.</w:t>
-      </w:r>
-      <w:r>
-        <w:t xml:space="preserve"> </w:t>
-      </w:r>
-      <w:r>
-        <w:t xml:space="preserve">Ошибка положений войск на величину</w:t>
-      </w:r>
-      <w:r>
-        <w:t xml:space="preserve"> </w:t>
-      </w:r>
-      <w:r>
-        <w:t xml:space="preserve">допуска стоит 7–14 п. п., отсутствие укреплённых полос — 3–9,5, ошибка сроков приказов — до 4,8.</w:t>
-      </w:r>
-      <w:r>
-        <w:t xml:space="preserve"> </w:t>
-      </w:r>
-      <w:r>
-        <w:t xml:space="preserve">Потери по событиям: база снабжения — 16 п. п. в Берлинской и 20 в бое в Берлине (положения при этом</w:t>
-      </w:r>
-      <w:r>
-        <w:t xml:space="preserve"> </w:t>
-      </w:r>
-      <w:r>
-        <w:t xml:space="preserve">не меняются). Значит, точность исходных положений (особенно немецких, где многие — оценки), полос и</w:t>
-      </w:r>
-      <w:r>
-        <w:t xml:space="preserve"> </w:t>
-      </w:r>
-      <w:r>
-        <w:t xml:space="preserve">сроков приказов важнее, чем подбор множителей.</w:t>
-      </w:r>
-    </w:p>
-    <w:p>
-      <w:pPr>
-        <w:numPr>
-          <w:ilvl w:val="0"/>
-          <w:numId w:val="1021"/>
-        </w:numPr>
-        <w:pStyle w:val="Compact"/>
+        <w:t xml:space="preserve">Сапёры.</w:t>
+      </w:r>
+      <w:r>
+        <w:t xml:space="preserve"> </w:t>
+      </w:r>
+      <w:r>
+        <w:t xml:space="preserve">В переигровке по истории тылом и переправами никто не распоряжается, а в данных</w:t>
+      </w:r>
+      <w:r>
+        <w:t xml:space="preserve"> </w:t>
+      </w:r>
+      <w:r>
+        <w:t xml:space="preserve">театра — только переправы, известные по источникам. Поэтому переправы через большие реки наводят</w:t>
+      </w:r>
+      <w:r>
+        <w:t xml:space="preserve"> </w:t>
+      </w:r>
+      <w:r>
+        <w:t xml:space="preserve">сапёры сами: там, где сторона держит оба берега, её войска не дальше 12 км, а противника нет</w:t>
+      </w:r>
+      <w:r>
+        <w:t xml:space="preserve"> </w:t>
+      </w:r>
+      <w:r>
+        <w:t xml:space="preserve">ближе радиуса соприкосновения, — наплавной мост, открытый через 24 ч; не больше двух в ход на</w:t>
+      </w:r>
+      <w:r>
+        <w:t xml:space="preserve"> </w:t>
+      </w:r>
+      <w:r>
+        <w:t xml:space="preserve">сторону и не ближе 15 км друг к другу. Без этого армии 2-го Белорусского фронта, форсировавшие</w:t>
+      </w:r>
+      <w:r>
+        <w:t xml:space="preserve"> </w:t>
+      </w:r>
+      <w:r>
+        <w:t xml:space="preserve">Одер у Штеттина, и 61-я армия оставались за рекой без моста — «в окружении». Переправы прогона</w:t>
+      </w:r>
+      <w:r>
+        <w:t xml:space="preserve"> </w:t>
+      </w:r>
+      <w:r>
+        <w:t xml:space="preserve">хранятся в его состоянии (на театр не записываются) и видны на карте тактического масштаба.</w:t>
+      </w:r>
+      <w:r>
+        <w:t xml:space="preserve"> </w:t>
+      </w:r>
+      <w:r>
+        <w:t xml:space="preserve">В игре, где тылом управляет штаб, переправы — его распоряжения, как раньше.</w:t>
+      </w:r>
+    </w:p>
+    <w:p>
+      <w:pPr>
+        <w:pStyle w:val="BodyText"/>
       </w:pPr>
       <w:r>
         <w:rPr>
           <w:bCs/>
           <w:b/>
         </w:rPr>
-        <w:t xml:space="preserve">В Висло-Одерской данные не помогают, а мешают.</w:t>
-      </w:r>
-      <w:r>
-        <w:t xml:space="preserve"> </w:t>
-      </w:r>
-      <w:r>
-        <w:t xml:space="preserve">Без укреплённых полос, рек, баз снабжения, дорог и</w:t>
-      </w:r>
-      <w:r>
-        <w:t xml:space="preserve"> </w:t>
-      </w:r>
-      <w:r>
-        <w:t xml:space="preserve">рельефа точность</w:t>
-      </w:r>
-      <w:r>
-        <w:t xml:space="preserve"> </w:t>
-      </w:r>
-      <w:r>
-        <w:rPr>
-          <w:iCs/>
-          <w:i/>
-        </w:rPr>
-        <w:t xml:space="preserve">растёт</w:t>
-      </w:r>
-      <w:r>
-        <w:t xml:space="preserve"> </w:t>
-      </w:r>
-      <w:r>
-        <w:t xml:space="preserve">(до +3,9 п. п. и до +9 п. п. по событиям). Причина — не плохие данные, а</w:t>
-      </w:r>
-      <w:r>
-        <w:t xml:space="preserve"> </w:t>
-      </w:r>
-      <w:r>
-        <w:t xml:space="preserve">модель: пехотные армии идут медленнее исторического (раздел 25.1, п. 13), и любое препятствие</w:t>
-      </w:r>
-      <w:r>
-        <w:t xml:space="preserve"> </w:t>
-      </w:r>
-      <w:r>
-        <w:t xml:space="preserve">в данных их замедляет ещё. Пока механизм скорости не исправлен, пополнение этих слоёв точности не</w:t>
-      </w:r>
-      <w:r>
-        <w:t xml:space="preserve"> </w:t>
-      </w:r>
-      <w:r>
-        <w:t xml:space="preserve">даст; их стоит проверить на согласованность с правилами (например, полосы театра — не</w:t>
-      </w:r>
-      <w:r>
-        <w:t xml:space="preserve"> </w:t>
-      </w:r>
-      <w:r>
-        <w:t xml:space="preserve">завышены ли по уровню).</w:t>
-      </w:r>
-    </w:p>
-    <w:p>
-      <w:pPr>
-        <w:numPr>
-          <w:ilvl w:val="0"/>
-          <w:numId w:val="1021"/>
-        </w:numPr>
-        <w:pStyle w:val="Compact"/>
+        <w:t xml:space="preserve">Прорыв.</w:t>
+      </w:r>
+      <w:r>
+        <w:t xml:space="preserve"> </w:t>
+      </w:r>
+      <w:r>
+        <w:t xml:space="preserve">Выход из котла — исторические приказы на прорыв (9-я армия к Белицу 28.04, корпус</w:t>
+      </w:r>
+      <w:r>
+        <w:t xml:space="preserve"> </w:t>
+      </w:r>
+      <w:r>
+        <w:t xml:space="preserve">Неринга в январе) или решение игрока и штаба на модели. Вырвавшиеся выносят 30 % танков и орудий:</w:t>
+      </w:r>
+      <w:r>
+        <w:t xml:space="preserve"> </w:t>
+      </w:r>
+      <w:r>
+        <w:t xml:space="preserve">тяжёлое вооружение бросают (так 9-я армия вышла к 12-й без техники).</w:t>
+      </w:r>
+    </w:p>
+    <w:bookmarkEnd w:id="168"/>
+    <w:bookmarkStart w:id="169" w:name="X5079dcd23d823ca8e5de658b17fe21b3996596c"/>
+    <w:p>
+      <w:pPr>
+        <w:pStyle w:val="Heading3"/>
+      </w:pPr>
+      <w:r>
+        <w:t xml:space="preserve">19.6. Расход, усталость, оборона</w:t>
+      </w:r>
+    </w:p>
+    <w:tbl>
+      <w:tblPr>
+        <w:tblStyle w:val="Table"/>
+        <w:tblW w:type="auto" w:w="0"/>
+        <w:tblLook w:firstRow="1" w:lastRow="0" w:firstColumn="0" w:lastColumn="0" w:noHBand="0" w:noVBand="0" w:val="0020"/>
+        <w:jc w:val="start"/>
+      </w:tblPr>
+      <w:tblGrid>
+        <w:gridCol w:w="2640"/>
+        <w:gridCol w:w="2640"/>
+        <w:gridCol w:w="2640"/>
+      </w:tblGrid>
+      <w:tr>
+        <w:trPr>
+          <w:tblHeader w:val="true"/>
+        </w:trPr>
+        <w:tc>
+          <w:tcPr/>
+          <w:p>
+            <w:pPr>
+              <w:pStyle w:val="Compact"/>
+              <w:jc w:val="left"/>
+            </w:pPr>
+            <w:r>
+              <w:t xml:space="preserve">Состояние</w:t>
+            </w:r>
+          </w:p>
+        </w:tc>
+        <w:tc>
+          <w:tcPr/>
+          <w:p>
+            <w:pPr>
+              <w:pStyle w:val="Compact"/>
+              <w:jc w:val="left"/>
+            </w:pPr>
+            <w:r>
+              <w:t xml:space="preserve">Боекомплектов в сутки</w:t>
+            </w:r>
+          </w:p>
+        </w:tc>
+        <w:tc>
+          <w:tcPr/>
+          <w:p>
+            <w:pPr>
+              <w:pStyle w:val="Compact"/>
+              <w:jc w:val="left"/>
+            </w:pPr>
+            <w:r>
+              <w:t xml:space="preserve">Заправок в сутки</w:t>
+            </w:r>
+          </w:p>
+        </w:tc>
+      </w:tr>
+      <w:tr>
+        <w:tc>
+          <w:tcPr/>
+          <w:p>
+            <w:pPr>
+              <w:pStyle w:val="Compact"/>
+              <w:jc w:val="left"/>
+            </w:pPr>
+            <w:r>
+              <w:t xml:space="preserve">наступление</w:t>
+            </w:r>
+          </w:p>
+        </w:tc>
+        <w:tc>
+          <w:tcPr/>
+          <w:p>
+            <w:pPr>
+              <w:pStyle w:val="Compact"/>
+              <w:jc w:val="left"/>
+            </w:pPr>
+            <w:r>
+              <w:t xml:space="preserve">0,5</w:t>
+            </w:r>
+          </w:p>
+        </w:tc>
+        <w:tc>
+          <w:tcPr/>
+          <w:p>
+            <w:pPr>
+              <w:pStyle w:val="Compact"/>
+              <w:jc w:val="left"/>
+            </w:pPr>
+            <w:r>
+              <w:t xml:space="preserve">0,5</w:t>
+            </w:r>
+          </w:p>
+        </w:tc>
+      </w:tr>
+      <w:tr>
+        <w:tc>
+          <w:tcPr/>
+          <w:p>
+            <w:pPr>
+              <w:pStyle w:val="Compact"/>
+              <w:jc w:val="left"/>
+            </w:pPr>
+            <w:r>
+              <w:t xml:space="preserve">оборона</w:t>
+            </w:r>
+          </w:p>
+        </w:tc>
+        <w:tc>
+          <w:tcPr/>
+          <w:p>
+            <w:pPr>
+              <w:pStyle w:val="Compact"/>
+              <w:jc w:val="left"/>
+            </w:pPr>
+            <w:r>
+              <w:t xml:space="preserve">0,25</w:t>
+            </w:r>
+          </w:p>
+        </w:tc>
+        <w:tc>
+          <w:tcPr/>
+          <w:p>
+            <w:pPr>
+              <w:pStyle w:val="Compact"/>
+              <w:jc w:val="left"/>
+            </w:pPr>
+            <w:r>
+              <w:t xml:space="preserve">0,05</w:t>
+            </w:r>
+          </w:p>
+        </w:tc>
+      </w:tr>
+      <w:tr>
+        <w:tc>
+          <w:tcPr/>
+          <w:p>
+            <w:pPr>
+              <w:pStyle w:val="Compact"/>
+              <w:jc w:val="left"/>
+            </w:pPr>
+            <w:r>
+              <w:t xml:space="preserve">марш</w:t>
+            </w:r>
+          </w:p>
+        </w:tc>
+        <w:tc>
+          <w:tcPr/>
+          <w:p>
+            <w:pPr>
+              <w:pStyle w:val="Compact"/>
+              <w:jc w:val="left"/>
+            </w:pPr>
+            <w:r>
+              <w:t xml:space="preserve">0,02</w:t>
+            </w:r>
+          </w:p>
+        </w:tc>
+        <w:tc>
+          <w:tcPr/>
+          <w:p>
+            <w:pPr>
+              <w:pStyle w:val="Compact"/>
+              <w:jc w:val="left"/>
+            </w:pPr>
+            <w:r>
+              <w:t xml:space="preserve">0,4</w:t>
+            </w:r>
+          </w:p>
+        </w:tc>
+      </w:tr>
+      <w:tr>
+        <w:tc>
+          <w:tcPr/>
+          <w:p>
+            <w:pPr>
+              <w:pStyle w:val="Compact"/>
+              <w:jc w:val="left"/>
+            </w:pPr>
+            <w:r>
+              <w:t xml:space="preserve">отход</w:t>
+            </w:r>
+          </w:p>
+        </w:tc>
+        <w:tc>
+          <w:tcPr/>
+          <w:p>
+            <w:pPr>
+              <w:pStyle w:val="Compact"/>
+              <w:jc w:val="left"/>
+            </w:pPr>
+            <w:r>
+              <w:t xml:space="preserve">0,15</w:t>
+            </w:r>
+          </w:p>
+        </w:tc>
+        <w:tc>
+          <w:tcPr/>
+          <w:p>
+            <w:pPr>
+              <w:pStyle w:val="Compact"/>
+              <w:jc w:val="left"/>
+            </w:pPr>
+            <w:r>
+              <w:t xml:space="preserve">0,4</w:t>
+            </w:r>
+          </w:p>
+        </w:tc>
+      </w:tr>
+      <w:tr>
+        <w:tc>
+          <w:tcPr/>
+          <w:p>
+            <w:pPr>
+              <w:pStyle w:val="Compact"/>
+              <w:jc w:val="left"/>
+            </w:pPr>
+            <w:r>
+              <w:t xml:space="preserve">резерв</w:t>
+            </w:r>
+          </w:p>
+        </w:tc>
+        <w:tc>
+          <w:tcPr/>
+          <w:p>
+            <w:pPr>
+              <w:pStyle w:val="Compact"/>
+              <w:jc w:val="left"/>
+            </w:pPr>
+            <w:r>
+              <w:t xml:space="preserve">0</w:t>
+            </w:r>
+          </w:p>
+        </w:tc>
+        <w:tc>
+          <w:tcPr/>
+          <w:p>
+            <w:pPr>
+              <w:pStyle w:val="Compact"/>
+              <w:jc w:val="left"/>
+            </w:pPr>
+            <w:r>
+              <w:t xml:space="preserve">0,02</w:t>
+            </w:r>
+          </w:p>
+        </w:tc>
+      </w:tr>
+    </w:tbl>
+    <w:p>
+      <w:pPr>
+        <w:pStyle w:val="BodyText"/>
+      </w:pPr>
+      <w:r>
+        <w:t xml:space="preserve">Вне боя расход боеприпасов — 30 % от нормы. Усталость растёт в бою (+0,15 в сутки) и на марше</w:t>
+      </w:r>
+      <w:r>
+        <w:t xml:space="preserve"> </w:t>
+      </w:r>
+      <w:r>
+        <w:t xml:space="preserve">(+0,08), снижается на отдыхе (−0,1). Оборона становится подготовленной после 24 ч на месте.</w:t>
+      </w:r>
+    </w:p>
+    <w:bookmarkEnd w:id="169"/>
+    <w:bookmarkStart w:id="170" w:name="X9979ac480ef0aa8f5b97d8c9749edfba2461cbc"/>
+    <w:p>
+      <w:pPr>
+        <w:pStyle w:val="Heading3"/>
+      </w:pPr>
+      <w:r>
+        <w:t xml:space="preserve">19.7. Случайность и воспроизводимость</w:t>
+      </w:r>
+    </w:p>
+    <w:p>
+      <w:pPr>
+        <w:pStyle w:val="FirstParagraph"/>
+      </w:pPr>
+      <w:r>
+        <w:t xml:space="preserve">Случайность одна — разброс исхода боя. Генератор задаётся числом seed: один seed — один и тот</w:t>
+      </w:r>
+      <w:r>
+        <w:t xml:space="preserve"> </w:t>
+      </w:r>
+      <w:r>
+        <w:t xml:space="preserve">же расчёт до последнего знака. Разброс исходов оценивается прогоном с разными seed (обычно 5).</w:t>
+      </w:r>
+    </w:p>
+    <w:bookmarkEnd w:id="170"/>
+    <w:bookmarkStart w:id="171" w:name="Xbcd3bc3fa2af5cf7771d712e0a049f3322a2eed"/>
+    <w:p>
+      <w:pPr>
+        <w:pStyle w:val="Heading3"/>
+      </w:pPr>
+      <w:r>
+        <w:t xml:space="preserve">19.8. Полосы фронтов и разграничительные линии</w:t>
+      </w:r>
+    </w:p>
+    <w:p>
+      <w:pPr>
+        <w:pStyle w:val="FirstParagraph"/>
       </w:pPr>
       <w:r>
         <w:rPr>
           <w:bCs/>
           <w:b/>
         </w:rPr>
-        <w:t xml:space="preserve">Не дают ничего:</w:t>
-      </w:r>
-      <w:r>
-        <w:t xml:space="preserve"> </w:t>
-      </w:r>
-      <w:r>
-        <w:t xml:space="preserve">разграничительные линии в нынешнем виде, фазы подвоза, перепады высот.</w:t>
-      </w:r>
-    </w:p>
-    <w:p>
-      <w:pPr>
-        <w:numPr>
-          <w:ilvl w:val="0"/>
-          <w:numId w:val="1021"/>
-        </w:numPr>
-        <w:pStyle w:val="Compact"/>
+        <w:t xml:space="preserve">Объединение формирования</w:t>
+      </w:r>
+      <w:r>
+        <w:t xml:space="preserve"> </w:t>
+      </w:r>
+      <w:r>
+        <w:t xml:space="preserve">— его фронт (группа армий) по подчинённости сценария; на</w:t>
+      </w:r>
+      <w:r>
+        <w:t xml:space="preserve"> </w:t>
+      </w:r>
+      <w:r>
+        <w:t xml:space="preserve">оперативном масштабе — армия. Соединение без подчинения в сценарии (дивизия СС) относится к</w:t>
+      </w:r>
+      <w:r>
+        <w:t xml:space="preserve"> </w:t>
+      </w:r>
+      <w:r>
+        <w:t xml:space="preserve">единственной группе армий своей стороны, если она одна; армия без фронта (12-я армия при ОКВ)</w:t>
+      </w:r>
+      <w:r>
+        <w:t xml:space="preserve"> </w:t>
+      </w:r>
+      <w:r>
+        <w:t xml:space="preserve">остаётся отдельной полосой.</w:t>
+      </w:r>
+    </w:p>
+    <w:p>
+      <w:pPr>
+        <w:pStyle w:val="BodyText"/>
       </w:pPr>
       <w:r>
         <w:rPr>
           <w:bCs/>
           <w:b/>
         </w:rPr>
-        <w:t xml:space="preserve">Рельеф, реки и дороги.</w:t>
-      </w:r>
-      <w:r>
-        <w:t xml:space="preserve"> </w:t>
-      </w:r>
-      <w:r>
-        <w:t xml:space="preserve">Без них точность не падает (в Берлинской без рельефа события даже лучше:</w:t>
-      </w:r>
-      <w:r>
-        <w:t xml:space="preserve"> </w:t>
-      </w:r>
-      <w:r>
-        <w:t xml:space="preserve">95 % против 84 %): правила откалиброваны вместе с этими слоями и подстроились под них, поэтому их</w:t>
-      </w:r>
-      <w:r>
-        <w:t xml:space="preserve"> </w:t>
-      </w:r>
-      <w:r>
-        <w:t xml:space="preserve">ценность по этому методу занижена; вывод — не «слои не нужны», а «калибровка и данные не</w:t>
-      </w:r>
-      <w:r>
-        <w:t xml:space="preserve"> </w:t>
-      </w:r>
-      <w:r>
-        <w:t xml:space="preserve">разделены».</w:t>
-      </w:r>
-    </w:p>
-    <w:p>
-      <w:pPr>
-        <w:pStyle w:val="FirstParagraph"/>
+        <w:t xml:space="preserve">Расчётные полосы.</w:t>
+      </w:r>
+      <w:r>
+        <w:t xml:space="preserve"> </w:t>
+      </w:r>
+      <w:r>
+        <w:t xml:space="preserve">Театр делится сеткой с шагом в две клетки (4 км; в городе 0,5 км). Клетка</w:t>
+      </w:r>
+      <w:r>
+        <w:t xml:space="preserve"> </w:t>
+      </w:r>
+      <w:r>
+        <w:t xml:space="preserve">стороны принадлежит объединению, чьи войска к ней ближе (не дальше 80 км). Это деление по</w:t>
+      </w:r>
+      <w:r>
+        <w:t xml:space="preserve"> </w:t>
+      </w:r>
+      <w:r>
+        <w:t xml:space="preserve">ходам: полосы сдвигаются вместе с войсками.</w:t>
+      </w:r>
+    </w:p>
+    <w:p>
+      <w:pPr>
+        <w:pStyle w:val="BodyText"/>
       </w:pPr>
       <w:r>
         <w:rPr>
           <w:bCs/>
           <w:b/>
         </w:rPr>
-        <w:t xml:space="preserve">Что показал анализ</w:t>
-      </w:r>
-      <w:r>
-        <w:t xml:space="preserve"> </w:t>
-      </w:r>
-      <w:r>
-        <w:t xml:space="preserve">(три сценария, 8 траекторий Морриса, 2 прогона на точку, шум — 5 seed):</w:t>
-      </w:r>
-    </w:p>
-    <w:p>
-      <w:pPr>
-        <w:numPr>
-          <w:ilvl w:val="0"/>
-          <w:numId w:val="1022"/>
-        </w:numPr>
-        <w:pStyle w:val="Compact"/>
+        <w:t xml:space="preserve">По директиве.</w:t>
+      </w:r>
+      <w:r>
+        <w:t xml:space="preserve"> </w:t>
+      </w:r>
+      <w:r>
+        <w:t xml:space="preserve">Пока действует разграничительная линия (с</w:t>
+      </w:r>
+      <w:r>
+        <w:t xml:space="preserve"> </w:t>
+      </w:r>
+      <w:r>
+        <w:rPr>
+          <w:rStyle w:val="VerbatimChar"/>
+        </w:rPr>
+        <w:t xml:space="preserve">from</w:t>
+      </w:r>
+      <w:r>
+        <w:t xml:space="preserve"> </w:t>
+      </w:r>
+      <w:r>
+        <w:t xml:space="preserve">до</w:t>
+      </w:r>
+      <w:r>
+        <w:t xml:space="preserve"> </w:t>
+      </w:r>
+      <w:r>
+        <w:rPr>
+          <w:rStyle w:val="VerbatimChar"/>
+        </w:rPr>
+        <w:t xml:space="preserve">until</w:t>
+      </w:r>
+      <w:r>
+        <w:t xml:space="preserve">), клетки двух</w:t>
+      </w:r>
+      <w:r>
+        <w:t xml:space="preserve"> </w:t>
+      </w:r>
+      <w:r>
+        <w:t xml:space="preserve">объединений пары делятся по сторонам линии: справа по ходу линии —</w:t>
+      </w:r>
+      <w:r>
+        <w:t xml:space="preserve"> </w:t>
+      </w:r>
+      <w:r>
+        <w:rPr>
+          <w:rStyle w:val="VerbatimChar"/>
+        </w:rPr>
+        <w:t xml:space="preserve">right</w:t>
+      </w:r>
+      <w:r>
+        <w:t xml:space="preserve">, слева —</w:t>
+      </w:r>
+      <w:r>
+        <w:t xml:space="preserve"> </w:t>
+      </w:r>
+      <w:r>
+        <w:rPr>
+          <w:rStyle w:val="VerbatimChar"/>
+        </w:rPr>
+        <w:t xml:space="preserve">left</w:t>
+      </w:r>
+      <w:r>
+        <w:t xml:space="preserve">.</w:t>
+      </w:r>
+      <w:r>
+        <w:t xml:space="preserve"> </w:t>
+      </w:r>
+      <w:r>
+        <w:t xml:space="preserve">Клетки за концами линии (ближайшая точка линии — её конец, а клетка дальше конца) остаются</w:t>
+      </w:r>
+      <w:r>
+        <w:t xml:space="preserve"> </w:t>
+      </w:r>
+      <w:r>
+        <w:t xml:space="preserve">расчётными: линия 15.04 «оборвана» у Люббен, и западнее полосы 1 БФ и 1 УФ делятся по войскам —</w:t>
+      </w:r>
+      <w:r>
+        <w:t xml:space="preserve"> </w:t>
+      </w:r>
+      <w:r>
+        <w:t xml:space="preserve">так директива и оставила путь 1 УФ на Берлин открытым. Чьи пункты «включительно», в модели —</w:t>
+      </w:r>
+      <w:r>
+        <w:t xml:space="preserve"> </w:t>
+      </w:r>
+      <w:r>
+        <w:t xml:space="preserve">справка, на деление не влияет.</w:t>
+      </w:r>
+    </w:p>
+    <w:p>
+      <w:pPr>
+        <w:pStyle w:val="BodyText"/>
       </w:pPr>
       <w:r>
         <w:rPr>
           <w:bCs/>
           <w:b/>
         </w:rPr>
-        <w:t xml:space="preserve">Положения почти не зависят от множителей.</w:t>
-      </w:r>
-      <w:r>
-        <w:t xml:space="preserve"> </w:t>
-      </w:r>
-      <w:r>
-        <w:t xml:space="preserve">Самый влиятельный множитель при сдвиге на весь</w:t>
-      </w:r>
-      <w:r>
-        <w:t xml:space="preserve"> </w:t>
-      </w:r>
-      <w:r>
-        <w:t xml:space="preserve">диапазон подбора меняет долю положений в допуске на 9 п. п. в Берлинской операции (темп</w:t>
-      </w:r>
-      <w:r>
-        <w:t xml:space="preserve"> </w:t>
-      </w:r>
-      <w:r>
-        <w:t xml:space="preserve">продвижения), на 22 п. п. в бое в Берлине (влияние местности) и на 21 п. п. в Висло-Одерской</w:t>
-      </w:r>
-      <w:r>
-        <w:t xml:space="preserve"> </w:t>
-      </w:r>
-      <w:r>
-        <w:t xml:space="preserve">(темп марша). Положения определяются прежде всего задачами и маршрутами, а не множителями.</w:t>
-      </w:r>
-    </w:p>
-    <w:p>
-      <w:pPr>
-        <w:numPr>
-          <w:ilvl w:val="0"/>
-          <w:numId w:val="1022"/>
-        </w:numPr>
-        <w:pStyle w:val="Compact"/>
+        <w:t xml:space="preserve">Где полосы используются:</w:t>
+      </w:r>
+    </w:p>
+    <w:tbl>
+      <w:tblPr>
+        <w:tblStyle w:val="Table"/>
+        <w:tblW w:type="auto" w:w="0"/>
+        <w:tblLook w:firstRow="1" w:lastRow="0" w:firstColumn="0" w:lastColumn="0" w:noHBand="0" w:noVBand="0" w:val="0020"/>
+        <w:jc w:val="start"/>
+      </w:tblPr>
+      <w:tblGrid>
+        <w:gridCol w:w="3960"/>
+        <w:gridCol w:w="3960"/>
+      </w:tblGrid>
+      <w:tr>
+        <w:trPr>
+          <w:tblHeader w:val="true"/>
+        </w:trPr>
+        <w:tc>
+          <w:tcPr/>
+          <w:p>
+            <w:pPr>
+              <w:pStyle w:val="Compact"/>
+              <w:jc w:val="left"/>
+            </w:pPr>
+            <w:r>
+              <w:t xml:space="preserve">Где</w:t>
+            </w:r>
+          </w:p>
+        </w:tc>
+        <w:tc>
+          <w:tcPr/>
+          <w:p>
+            <w:pPr>
+              <w:pStyle w:val="Compact"/>
+              <w:jc w:val="left"/>
+            </w:pPr>
+            <w:r>
+              <w:t xml:space="preserve">Как</w:t>
+            </w:r>
+          </w:p>
+        </w:tc>
+      </w:tr>
+      <w:tr>
+        <w:tc>
+          <w:tcPr/>
+          <w:p>
+            <w:pPr>
+              <w:pStyle w:val="Compact"/>
+              <w:jc w:val="left"/>
+            </w:pPr>
+            <w:r>
+              <w:t xml:space="preserve">выбор пути (раздел 19.3)</w:t>
+            </w:r>
+          </w:p>
+        </w:tc>
+        <w:tc>
+          <w:tcPr/>
+          <w:p>
+            <w:pPr>
+              <w:pStyle w:val="Compact"/>
+              <w:jc w:val="left"/>
+            </w:pPr>
+            <w:r>
+              <w:t xml:space="preserve">клетки полосы соседа по директиве при выборе пути — × (1 +</w:t>
+            </w:r>
+            <w:r>
+              <w:t xml:space="preserve"> </w:t>
+            </w:r>
+            <w:r>
+              <w:rPr>
+                <w:rStyle w:val="VerbatimChar"/>
+              </w:rPr>
+              <w:t xml:space="preserve">sectors.foreign</w:t>
+            </w:r>
+            <w:r>
+              <w:t xml:space="preserve">); в правилах операции 1 (вдвое «дороже»), в городских — 0</w:t>
+            </w:r>
+          </w:p>
+        </w:tc>
+      </w:tr>
+      <w:tr>
+        <w:tc>
+          <w:tcPr/>
+          <w:p>
+            <w:pPr>
+              <w:pStyle w:val="Compact"/>
+              <w:jc w:val="left"/>
+            </w:pPr>
+            <w:r>
+              <w:t xml:space="preserve">карта (раздел 6)</w:t>
+            </w:r>
+          </w:p>
+        </w:tc>
+        <w:tc>
+          <w:tcPr/>
+          <w:p>
+            <w:pPr>
+              <w:pStyle w:val="Compact"/>
+              <w:jc w:val="left"/>
+            </w:pPr>
+            <w:r>
+              <w:t xml:space="preserve">границы полос от переднего края в глубину до 40 км (в городе — до 5 км), сглаженные; по директиве — сама линия директивы</w:t>
+            </w:r>
+          </w:p>
+        </w:tc>
+      </w:tr>
+      <w:tr>
+        <w:tc>
+          <w:tcPr/>
+          <w:p>
+            <w:pPr>
+              <w:pStyle w:val="Compact"/>
+              <w:jc w:val="left"/>
+            </w:pPr>
+            <w:r>
+              <w:t xml:space="preserve">отчёт (раздел 20)</w:t>
+            </w:r>
+          </w:p>
+        </w:tc>
+        <w:tc>
+          <w:tcPr/>
+          <w:p>
+            <w:pPr>
+              <w:pStyle w:val="Compact"/>
+              <w:jc w:val="left"/>
+            </w:pPr>
+            <w:r>
+              <w:t xml:space="preserve">выходы формирований в полосу соседа по директиве: кто, в чьей полосе, сколько ходов, с какого момента</w:t>
+            </w:r>
+          </w:p>
+        </w:tc>
+      </w:tr>
+      <w:tr>
+        <w:tc>
+          <w:tcPr/>
+          <w:p>
+            <w:pPr>
+              <w:pStyle w:val="Compact"/>
+              <w:jc w:val="left"/>
+            </w:pPr>
+            <w:r>
+              <w:t xml:space="preserve">игра и штаб на модели</w:t>
+            </w:r>
+          </w:p>
+        </w:tc>
+        <w:tc>
+          <w:tcPr/>
+          <w:p>
+            <w:pPr>
+              <w:pStyle w:val="Compact"/>
+              <w:jc w:val="left"/>
+            </w:pPr>
+            <w:r>
+              <w:t xml:space="preserve">своя полоса словами: соседи, линии фронтов и армий (только уже действующие), кто в полосе соседа; предупреждение о цели приказа в чужой полосе; поводы для модели-Ставки</w:t>
+            </w:r>
+          </w:p>
+        </w:tc>
+      </w:tr>
+      <w:tr>
+        <w:tc>
+          <w:tcPr/>
+          <w:p>
+            <w:pPr>
+              <w:pStyle w:val="Compact"/>
+              <w:jc w:val="left"/>
+            </w:pPr>
+            <w:r>
+              <w:t xml:space="preserve">полнота (раздел 8.2)</w:t>
+            </w:r>
+          </w:p>
+        </w:tc>
+        <w:tc>
+          <w:tcPr/>
+          <w:p>
+            <w:pPr>
+              <w:pStyle w:val="Compact"/>
+              <w:jc w:val="left"/>
+            </w:pPr>
+            <w:r>
+              <w:t xml:space="preserve">пары соседних фронтов в начале операции: известна ли линия</w:t>
+            </w:r>
+          </w:p>
+        </w:tc>
+      </w:tr>
+    </w:tbl>
+    <w:p>
+      <w:pPr>
+        <w:pStyle w:val="BodyText"/>
       </w:pPr>
       <w:r>
         <w:rPr>
           <w:bCs/>
           <w:b/>
         </w:rPr>
-        <w:t xml:space="preserve">Берлинская операция — локальный оптимум.</w:t>
-      </w:r>
-      <w:r>
-        <w:t xml:space="preserve"> </w:t>
-      </w:r>
-      <w:r>
-        <w:t xml:space="preserve">При ±20 % от откалиброванных значений ни один</w:t>
-      </w:r>
-      <w:r>
-        <w:t xml:space="preserve"> </w:t>
-      </w:r>
-      <w:r>
-        <w:t xml:space="preserve">множитель не даёт эффекта выше шума (σ шума по положениям 3,2 п. п.): тонкая подстройка</w:t>
-      </w:r>
-      <w:r>
-        <w:t xml:space="preserve"> </w:t>
-      </w:r>
-      <w:r>
-        <w:t xml:space="preserve">бесполезна, дальнейший выигрыш — только от устройства модели. Глобально сильнее всего темп</w:t>
-      </w:r>
-      <w:r>
-        <w:t xml:space="preserve"> </w:t>
-      </w:r>
-      <w:r>
-        <w:t xml:space="preserve">продвижения (9,1 п. п.), прогрызание полос (5,9) и темп марша (5,6); слабее всего темп в</w:t>
-      </w:r>
-      <w:r>
-        <w:t xml:space="preserve"> </w:t>
-      </w:r>
-      <w:r>
-        <w:t xml:space="preserve">городе (0,9).</w:t>
-      </w:r>
-    </w:p>
-    <w:p>
-      <w:pPr>
-        <w:numPr>
-          <w:ilvl w:val="0"/>
-          <w:numId w:val="1022"/>
-        </w:numPr>
-        <w:pStyle w:val="Compact"/>
+        <w:t xml:space="preserve">Немецкая сторона.</w:t>
+      </w:r>
+      <w:r>
+        <w:t xml:space="preserve"> </w:t>
+      </w:r>
+      <w:r>
+        <w:t xml:space="preserve">Линии групп армий и армий вермахта (раздел 17.1) делят полосы так же; в</w:t>
+      </w:r>
+      <w:r>
+        <w:t xml:space="preserve"> </w:t>
+      </w:r>
+      <w:r>
+        <w:t xml:space="preserve">сценариях Берлинской операции их четыре, в Висло-Одерской — три. На исторических прогонах</w:t>
+      </w:r>
+      <w:r>
+        <w:t xml:space="preserve"> </w:t>
+      </w:r>
+      <w:r>
+        <w:t xml:space="preserve">Берлинской операции они ничего не изменили (79 и 85 % положений в допуске, события — те же), в</w:t>
+      </w:r>
+      <w:r>
+        <w:t xml:space="preserve"> </w:t>
+      </w:r>
+      <w:r>
+        <w:t xml:space="preserve">Висло-Одерской — на процент (53 % вместо 54; Калиш на сутки ближе к истории, Катовице на сутки</w:t>
+      </w:r>
+      <w:r>
+        <w:t xml:space="preserve"> </w:t>
+      </w:r>
+      <w:r>
+        <w:t xml:space="preserve">дальше): немецкие соединения там в основном держатся на месте, и полосы на их пути почти не</w:t>
+      </w:r>
+      <w:r>
+        <w:t xml:space="preserve"> </w:t>
+      </w:r>
+      <w:r>
+        <w:t xml:space="preserve">сказываются.</w:t>
+      </w:r>
+    </w:p>
+    <w:p>
+      <w:pPr>
+        <w:pStyle w:val="BodyText"/>
       </w:pPr>
       <w:r>
         <w:rPr>
           <w:bCs/>
           <w:b/>
         </w:rPr>
-        <w:t xml:space="preserve">Потери по положениям и датам не откалибровать.</w:t>
-      </w:r>
-      <w:r>
-        <w:t xml:space="preserve"> </w:t>
-      </w:r>
-      <w:r>
-        <w:t xml:space="preserve">Потери наступающего и обороняющегося меняют</w:t>
-      </w:r>
-      <w:r>
-        <w:t xml:space="preserve"> </w:t>
-      </w:r>
-      <w:r>
-        <w:t xml:space="preserve">положения всего на 2,6–2,7 п. п. на всём диапазоне подбора; их надо проверять по нормативам</w:t>
-      </w:r>
-      <w:r>
-        <w:t xml:space="preserve"> </w:t>
-      </w:r>
-      <w:r>
-        <w:t xml:space="preserve">потерь, а не по положениям.</w:t>
-      </w:r>
-    </w:p>
-    <w:p>
-      <w:pPr>
-        <w:numPr>
-          <w:ilvl w:val="0"/>
-          <w:numId w:val="1022"/>
-        </w:numPr>
-        <w:pStyle w:val="Compact"/>
+        <w:t xml:space="preserve">В игре</w:t>
+      </w:r>
+      <w:r>
+        <w:t xml:space="preserve"> </w:t>
+      </w:r>
+      <w:r>
+        <w:t xml:space="preserve">(после передачи командования) линии сценария с условием вступления (</w:t>
+      </w:r>
+      <w:r>
+        <w:rPr>
+          <w:rStyle w:val="VerbatimChar"/>
+        </w:rPr>
+        <w:t xml:space="preserve">trigger</w:t>
+      </w:r>
+      <w:r>
+        <w:t xml:space="preserve">:</w:t>
+      </w:r>
+      <w:r>
+        <w:t xml:space="preserve"> </w:t>
+      </w:r>
+      <w:r>
+        <w:t xml:space="preserve">войска объединения в радиусе от точки) вступают не по сроку, а когда условие выполнено, через</w:t>
+      </w:r>
+      <w:r>
+        <w:t xml:space="preserve"> </w:t>
+      </w:r>
+      <w:r>
+        <w:rPr>
+          <w:rStyle w:val="VerbatimChar"/>
+        </w:rPr>
+        <w:t xml:space="preserve">delayHours</w:t>
+      </w:r>
+      <w:r>
+        <w:t xml:space="preserve">; срок линии — до следующей вступившей линии той же пары. Условия записаны по самим</w:t>
+      </w:r>
+      <w:r>
+        <w:t xml:space="preserve"> </w:t>
+      </w:r>
+      <w:r>
+        <w:t xml:space="preserve">директивам: № 11074 — «ввиду выхода правофланговых частей 1-го Украинского фронта в район</w:t>
+      </w:r>
+      <w:r>
+        <w:t xml:space="preserve"> </w:t>
+      </w:r>
+      <w:r>
+        <w:t xml:space="preserve">Ланквиц» (радиус 10 км), № 11077 — выход войск 1 УФ к Ангальтскому вокзалу по докладу Жукова</w:t>
+      </w:r>
+      <w:r>
+        <w:t xml:space="preserve"> </w:t>
+      </w:r>
+      <w:r>
+        <w:t xml:space="preserve">28.04 (6 км в операции, 3 км в бою в городе). По историческим приказам условия срабатывают близко</w:t>
+      </w:r>
+      <w:r>
+        <w:t xml:space="preserve"> </w:t>
+      </w:r>
+      <w:r>
+        <w:t xml:space="preserve">к истории: линия 23.04 вступает 22.04 11:00 — 23.04 11:00 (в истории 23.04 06:00), линия 28.04 —</w:t>
+      </w:r>
+      <w:r>
+        <w:t xml:space="preserve"> </w:t>
+      </w:r>
+      <w:r>
+        <w:t xml:space="preserve">29.04 09:00 (в истории 29.04 00:00); в городе при части seed условие не наступает — тогда</w:t>
+      </w:r>
+      <w:r>
+        <w:t xml:space="preserve"> </w:t>
+      </w:r>
+      <w:r>
+        <w:t xml:space="preserve">решает модель-Ставка. Линии, изданные в игре (</w:t>
+      </w:r>
+      <w:r>
+        <w:rPr>
+          <w:rStyle w:val="VerbatimChar"/>
+        </w:rPr>
+        <w:t xml:space="preserve">SimState.boundaries</w:t>
+      </w:r>
+      <w:r>
+        <w:t xml:space="preserve">: директивы модели-Ставки</w:t>
+      </w:r>
+      <w:r>
+        <w:t xml:space="preserve"> </w:t>
+      </w:r>
+      <w:r>
+        <w:t xml:space="preserve">между фронтами и распоряжения игрока между армиями), делят полосы так же; линии армий — на</w:t>
+      </w:r>
+      <w:r>
+        <w:t xml:space="preserve"> </w:t>
+      </w:r>
+      <w:r>
+        <w:t xml:space="preserve">уровне армий одного фронта, множители выбора пути фронта и армии перемножаются. Вступление</w:t>
+      </w:r>
+      <w:r>
+        <w:t xml:space="preserve"> </w:t>
+      </w:r>
+      <w:r>
+        <w:t xml:space="preserve">линии в силу пишется в журнал хода.</w:t>
+      </w:r>
+    </w:p>
+    <w:p>
+      <w:pPr>
+        <w:pStyle w:val="BodyText"/>
       </w:pPr>
       <w:r>
         <w:rPr>
           <w:bCs/>
           <w:b/>
         </w:rPr>
-        <w:t xml:space="preserve">Бой в Берлине.</w:t>
-      </w:r>
-      <w:r>
-        <w:t xml:space="preserve"> </w:t>
-      </w:r>
-      <w:r>
-        <w:t xml:space="preserve">Доминирует влияние местности (21,8 п. п.; ±20 % — 10,6 п. п. при шуме</w:t>
-      </w:r>
-      <w:r>
-        <w:t xml:space="preserve"> </w:t>
-      </w:r>
-      <w:r>
-        <w:t xml:space="preserve">4,6) и темп в городе (9,6); прогрызание полос и темп по чужой территории не влияют. События в</w:t>
-      </w:r>
-      <w:r>
-        <w:t xml:space="preserve"> </w:t>
-      </w:r>
-      <w:r>
-        <w:t xml:space="preserve">этом сценарии (6 штук) слишком шумные (σ шума 24 п. п.) для выводов по ним.</w:t>
-      </w:r>
-    </w:p>
-    <w:p>
-      <w:pPr>
-        <w:numPr>
-          <w:ilvl w:val="0"/>
-          <w:numId w:val="1022"/>
-        </w:numPr>
-        <w:pStyle w:val="Compact"/>
+        <w:t xml:space="preserve">Почему в городе вес 0.</w:t>
+      </w:r>
+      <w:r>
+        <w:t xml:space="preserve"> </w:t>
+      </w:r>
+      <w:r>
+        <w:t xml:space="preserve">В Берлине войска 1 УФ (3 гв. ТА) заходили в полосу 1 БФ — из-за этого</w:t>
+      </w:r>
+      <w:r>
+        <w:t xml:space="preserve"> </w:t>
+      </w:r>
+      <w:r>
+        <w:t xml:space="preserve">28.04 директивой № 11077 линию и передвинули. Штраф уводил их с исторических мест: пять</w:t>
+      </w:r>
+      <w:r>
+        <w:t xml:space="preserve"> </w:t>
+      </w:r>
+      <w:r>
+        <w:t xml:space="preserve">прогонов без штрафа — 84–92 % положений в допуске и 14 событий из 30, со штрафом — 77–90 % и 12</w:t>
+      </w:r>
+      <w:r>
+        <w:t xml:space="preserve"> </w:t>
+      </w:r>
+      <w:r>
+        <w:t xml:space="preserve">при меньшем числе ходов вне полосы (18 против 30). В операции штраф точности не меняет (доля в</w:t>
+      </w:r>
+      <w:r>
+        <w:t xml:space="preserve"> </w:t>
+      </w:r>
+      <w:r>
+        <w:t xml:space="preserve">допуске та же), событий в пределах двух суток — 46 против 44 из 55.</w:t>
+      </w:r>
+    </w:p>
+    <w:bookmarkEnd w:id="171"/>
+    <w:bookmarkEnd w:id="172"/>
+    <w:bookmarkStart w:id="173" w:name="Xc834ddbbc01d9c9472375bebf4a6d8b656dddf0"/>
+    <w:p>
+      <w:pPr>
+        <w:pStyle w:val="Heading2"/>
+      </w:pPr>
+      <w:r>
+        <w:t xml:space="preserve">20. Сравнение с историей</w:t>
+      </w:r>
+    </w:p>
+    <w:p>
+      <w:pPr>
+        <w:pStyle w:val="FirstParagraph"/>
       </w:pPr>
       <w:r>
         <w:rPr>
           <w:bCs/>
           <w:b/>
         </w:rPr>
-        <w:t xml:space="preserve">Висло-Одерская.</w:t>
-      </w:r>
-      <w:r>
-        <w:t xml:space="preserve"> </w:t>
-      </w:r>
-      <w:r>
-        <w:t xml:space="preserve">Заметен один множитель — темп марша: ±20 % меняет положения на 8,4 п. п.</w:t>
-      </w:r>
-      <w:r>
-        <w:t xml:space="preserve"> </w:t>
-      </w:r>
-      <w:r>
-        <w:t xml:space="preserve">при шуме 2,4 (втрое выше шума).</w:t>
+        <w:t xml:space="preserve">Положения.</w:t>
+      </w:r>
+      <w:r>
+        <w:t xml:space="preserve"> </w:t>
+      </w:r>
+      <w:r>
+        <w:t xml:space="preserve">Каждое историческое положение «за день» сравнивается с первым снимком расчёта</w:t>
+      </w:r>
+      <w:r>
+        <w:t xml:space="preserve"> </w:t>
+      </w:r>
+      <w:r>
+        <w:t xml:space="preserve">не раньше его времени. Отклонение — расстояние между расчётным и историческим положением.</w:t>
+      </w:r>
+      <w:r>
+        <w:t xml:space="preserve"> </w:t>
+      </w:r>
+      <w:r>
+        <w:rPr>
+          <w:bCs/>
+          <w:b/>
+        </w:rPr>
+        <w:t xml:space="preserve">Сверх неопределённости</w:t>
+      </w:r>
+      <w:r>
+        <w:t xml:space="preserve"> </w:t>
+      </w:r>
+      <w:r>
+        <w:t xml:space="preserve">— отклонение за вычетом радиуса</w:t>
+      </w:r>
+      <w:r>
+        <w:t xml:space="preserve"> </w:t>
+      </w:r>
+      <w:r>
+        <w:rPr>
+          <w:rStyle w:val="VerbatimChar"/>
+        </w:rPr>
+        <w:t xml:space="preserve">approx_km</w:t>
+      </w:r>
+      <w:r>
+        <w:t xml:space="preserve"> </w:t>
+      </w:r>
+      <w:r>
+        <w:t xml:space="preserve">исторической записи.</w:t>
+      </w:r>
+      <w:r>
+        <w:t xml:space="preserve"> </w:t>
+      </w:r>
+      <w:r>
+        <w:t xml:space="preserve">Положение считается</w:t>
+      </w:r>
+      <w:r>
+        <w:t xml:space="preserve"> </w:t>
+      </w:r>
+      <w:r>
+        <w:rPr>
+          <w:bCs/>
+          <w:b/>
+        </w:rPr>
+        <w:t xml:space="preserve">в допуске</w:t>
+      </w:r>
+      <w:r>
+        <w:t xml:space="preserve">, если превышение не больше 10 км (в городе — 2 км).</w:t>
+      </w:r>
+    </w:p>
+    <w:p>
+      <w:pPr>
+        <w:pStyle w:val="BodyText"/>
+      </w:pPr>
+      <w:r>
+        <w:rPr>
+          <w:bCs/>
+          <w:b/>
+        </w:rPr>
+        <w:t xml:space="preserve">События.</w:t>
+      </w:r>
+      <w:r>
+        <w:t xml:space="preserve"> </w:t>
+      </w:r>
+      <w:r>
+        <w:t xml:space="preserve">Проверяются ключевые события с датой:</w:t>
+      </w:r>
+    </w:p>
+    <w:tbl>
+      <w:tblPr>
+        <w:tblStyle w:val="Table"/>
+        <w:tblW w:type="auto" w:w="0"/>
+        <w:tblLook w:firstRow="1" w:lastRow="0" w:firstColumn="0" w:lastColumn="0" w:noHBand="0" w:noVBand="0" w:val="0020"/>
+        <w:jc w:val="start"/>
+      </w:tblPr>
+      <w:tblGrid>
+        <w:gridCol w:w="3960"/>
+        <w:gridCol w:w="3960"/>
+      </w:tblGrid>
+      <w:tr>
+        <w:trPr>
+          <w:tblHeader w:val="true"/>
+        </w:trPr>
+        <w:tc>
+          <w:tcPr/>
+          <w:p>
+            <w:pPr>
+              <w:pStyle w:val="Compact"/>
+              <w:jc w:val="left"/>
+            </w:pPr>
+            <w:r>
+              <w:t xml:space="preserve">Вид</w:t>
+            </w:r>
+          </w:p>
+        </w:tc>
+        <w:tc>
+          <w:tcPr/>
+          <w:p>
+            <w:pPr>
+              <w:pStyle w:val="Compact"/>
+              <w:jc w:val="left"/>
+            </w:pPr>
+            <w:r>
+              <w:t xml:space="preserve">Когда считается случившимся</w:t>
+            </w:r>
+          </w:p>
+        </w:tc>
+      </w:tr>
+      <w:tr>
+        <w:tc>
+          <w:tcPr/>
+          <w:p>
+            <w:pPr>
+              <w:pStyle w:val="Compact"/>
+              <w:jc w:val="left"/>
+            </w:pPr>
+            <w:r>
+              <w:t xml:space="preserve">выход к пункту</w:t>
+            </w:r>
+          </w:p>
+        </w:tc>
+        <w:tc>
+          <w:tcPr/>
+          <w:p>
+            <w:pPr>
+              <w:pStyle w:val="Compact"/>
+              <w:jc w:val="left"/>
+            </w:pPr>
+            <w:r>
+              <w:t xml:space="preserve">войска стороны в радиусе пункта; для «город взят» — и нет боеспособных частей противника в том же радиусе</w:t>
+            </w:r>
+          </w:p>
+        </w:tc>
+      </w:tr>
+      <w:tr>
+        <w:tc>
+          <w:tcPr/>
+          <w:p>
+            <w:pPr>
+              <w:pStyle w:val="Compact"/>
+              <w:jc w:val="left"/>
+            </w:pPr>
+            <w:r>
+              <w:t xml:space="preserve">окружение</w:t>
+            </w:r>
+          </w:p>
+        </w:tc>
+        <w:tc>
+          <w:tcPr/>
+          <w:p>
+            <w:pPr>
+              <w:pStyle w:val="Compact"/>
+              <w:jc w:val="left"/>
+            </w:pPr>
+            <w:r>
+              <w:t xml:space="preserve">хотя бы одно из перечисленных формирований отрезано (или уничтожено)</w:t>
+            </w:r>
+          </w:p>
+        </w:tc>
+      </w:tr>
+      <w:tr>
+        <w:tc>
+          <w:tcPr/>
+          <w:p>
+            <w:pPr>
+              <w:pStyle w:val="Compact"/>
+              <w:jc w:val="left"/>
+            </w:pPr>
+            <w:r>
+              <w:t xml:space="preserve">встреча</w:t>
+            </w:r>
+          </w:p>
+        </w:tc>
+        <w:tc>
+          <w:tcPr/>
+          <w:p>
+            <w:pPr>
+              <w:pStyle w:val="Compact"/>
+              <w:jc w:val="left"/>
+            </w:pPr>
+            <w:r>
+              <w:t xml:space="preserve">все перечисленные формирования в радиусе пункта</w:t>
+            </w:r>
+          </w:p>
+        </w:tc>
+      </w:tr>
+    </w:tbl>
+    <w:p>
+      <w:pPr>
+        <w:pStyle w:val="BodyText"/>
+      </w:pPr>
+      <w:r>
+        <w:t xml:space="preserve">Событие не может случиться до начала сценария. Событию можно назначить</w:t>
+      </w:r>
+      <w:r>
+        <w:t xml:space="preserve"> </w:t>
+      </w:r>
+      <w:r>
+        <w:rPr>
+          <w:bCs/>
+          <w:b/>
+        </w:rPr>
+        <w:t xml:space="preserve">отметку на карте</w:t>
+      </w:r>
+      <w:r>
+        <w:t xml:space="preserve">:</w:t>
+      </w:r>
+      <w:r>
+        <w:t xml:space="preserve"> </w:t>
+      </w:r>
+      <w:r>
+        <w:t xml:space="preserve">так, взятие Рейхстага ставит Знамя Победы в момент события в расчёте и бледное знамя — на</w:t>
+      </w:r>
+      <w:r>
+        <w:t xml:space="preserve"> </w:t>
+      </w:r>
+      <w:r>
+        <w:t xml:space="preserve">историческое время (30.04, 22:40 по советским донесениям).</w:t>
+      </w:r>
+    </w:p>
+    <w:p>
+      <w:pPr>
+        <w:pStyle w:val="BodyText"/>
+      </w:pPr>
+      <w:r>
+        <w:rPr>
+          <w:bCs/>
+          <w:b/>
+        </w:rPr>
+        <w:t xml:space="preserve">Отчёт</w:t>
+      </w:r>
+      <w:r>
+        <w:t xml:space="preserve"> </w:t>
+      </w:r>
+      <w:r>
+        <w:t xml:space="preserve">(</w:t>
+      </w:r>
+      <w:r>
+        <w:rPr>
+          <w:rStyle w:val="VerbatimChar"/>
+        </w:rPr>
+        <w:t xml:space="preserve">report.md</w:t>
+      </w:r>
+      <w:r>
+        <w:t xml:space="preserve">) содержит: события (история / расчёт / расхождение в сутках);</w:t>
+      </w:r>
+      <w:r>
+        <w:t xml:space="preserve"> </w:t>
+      </w:r>
+      <w:r>
+        <w:t xml:space="preserve">разграничительные линии по директивам и выходы в полосу соседа; отклонения по дням и по</w:t>
+      </w:r>
+      <w:r>
+        <w:t xml:space="preserve"> </w:t>
+      </w:r>
+      <w:r>
+        <w:t xml:space="preserve">формированиям; наибольшие расхождения с историческим местом, источником</w:t>
+      </w:r>
+      <w:r>
+        <w:t xml:space="preserve"> </w:t>
+      </w:r>
+      <w:r>
+        <w:t xml:space="preserve">и достоверностью; журнал боёв с факторами; разброс по прогонам.</w:t>
+      </w:r>
+    </w:p>
+    <w:bookmarkEnd w:id="173"/>
+    <w:bookmarkStart w:id="174" w:name="X98231789ea3abd37e5a86e65e53847c8d79952a"/>
+    <w:p>
+      <w:pPr>
+        <w:pStyle w:val="Heading2"/>
+      </w:pPr>
+      <w:r>
+        <w:t xml:space="preserve">21. Калибровка</w:t>
       </w:r>
     </w:p>
     <w:p>
@@ -19800,13 +18542,900 @@
         <w:pStyle w:val="FirstParagraph"/>
       </w:pPr>
       <w:r>
-        <w:t xml:space="preserve">Скан темпа марша (множитель 1,09 — откалиброванное значение, верхняя граница подбора 1,2; пять</w:t>
-      </w:r>
-      <w:r>
-        <w:t xml:space="preserve"> </w:t>
-      </w:r>
-      <w:r>
-        <w:t xml:space="preserve">прогонов; положения в допуске / события в пределах двух суток):</w:t>
+        <w:rPr>
+          <w:bCs/>
+          <w:b/>
+        </w:rPr>
+        <w:t xml:space="preserve">Что подбирается.</w:t>
+      </w:r>
+      <w:r>
+        <w:t xml:space="preserve"> </w:t>
+      </w:r>
+      <w:r>
+        <w:t xml:space="preserve">11 множителей к исходным правилам:</w:t>
+      </w:r>
+    </w:p>
+    <w:tbl>
+      <w:tblPr>
+        <w:tblStyle w:val="Table"/>
+        <w:tblW w:type="auto" w:w="0"/>
+        <w:tblLook w:firstRow="1" w:lastRow="0" w:firstColumn="0" w:lastColumn="0" w:noHBand="0" w:noVBand="0" w:val="0020"/>
+        <w:jc w:val="start"/>
+      </w:tblPr>
+      <w:tblGrid>
+        <w:gridCol w:w="2640"/>
+        <w:gridCol w:w="2640"/>
+        <w:gridCol w:w="2640"/>
+      </w:tblGrid>
+      <w:tr>
+        <w:trPr>
+          <w:tblHeader w:val="true"/>
+        </w:trPr>
+        <w:tc>
+          <w:tcPr/>
+          <w:p>
+            <w:pPr>
+              <w:pStyle w:val="Compact"/>
+              <w:jc w:val="left"/>
+            </w:pPr>
+            <w:r>
+              <w:t xml:space="preserve">Параметр</w:t>
+            </w:r>
+          </w:p>
+        </w:tc>
+        <w:tc>
+          <w:tcPr/>
+          <w:p>
+            <w:pPr>
+              <w:pStyle w:val="Compact"/>
+              <w:jc w:val="left"/>
+            </w:pPr>
+            <w:r>
+              <w:t xml:space="preserve">Границы поиска</w:t>
+            </w:r>
+          </w:p>
+        </w:tc>
+        <w:tc>
+          <w:tcPr/>
+          <w:p>
+            <w:pPr>
+              <w:pStyle w:val="Compact"/>
+              <w:jc w:val="left"/>
+            </w:pPr>
+            <w:r>
+              <w:t xml:space="preserve">Итог</w:t>
+            </w:r>
+          </w:p>
+        </w:tc>
+      </w:tr>
+      <w:tr>
+        <w:tc>
+          <w:tcPr/>
+          <w:p>
+            <w:pPr>
+              <w:pStyle w:val="Compact"/>
+              <w:jc w:val="left"/>
+            </w:pPr>
+            <w:r>
+              <w:t xml:space="preserve">темп продвижения (вся таблица)</w:t>
+            </w:r>
+          </w:p>
+        </w:tc>
+        <w:tc>
+          <w:tcPr/>
+          <w:p>
+            <w:pPr>
+              <w:pStyle w:val="Compact"/>
+              <w:jc w:val="left"/>
+            </w:pPr>
+            <w:r>
+              <w:t xml:space="preserve">×0,3…1,6</w:t>
+            </w:r>
+          </w:p>
+        </w:tc>
+        <w:tc>
+          <w:tcPr/>
+          <w:p>
+            <w:pPr>
+              <w:pStyle w:val="Compact"/>
+              <w:jc w:val="left"/>
+            </w:pPr>
+            <w:r>
+              <w:t xml:space="preserve">×1,16</w:t>
+            </w:r>
+          </w:p>
+        </w:tc>
+      </w:tr>
+      <w:tr>
+        <w:tc>
+          <w:tcPr/>
+          <w:p>
+            <w:pPr>
+              <w:pStyle w:val="Compact"/>
+              <w:jc w:val="left"/>
+            </w:pPr>
+            <w:r>
+              <w:t xml:space="preserve">потери наступающих</w:t>
+            </w:r>
+          </w:p>
+        </w:tc>
+        <w:tc>
+          <w:tcPr/>
+          <w:p>
+            <w:pPr>
+              <w:pStyle w:val="Compact"/>
+              <w:jc w:val="left"/>
+            </w:pPr>
+            <w:r>
+              <w:t xml:space="preserve">×0,5…2</w:t>
+            </w:r>
+          </w:p>
+        </w:tc>
+        <w:tc>
+          <w:tcPr/>
+          <w:p>
+            <w:pPr>
+              <w:pStyle w:val="Compact"/>
+              <w:jc w:val="left"/>
+            </w:pPr>
+            <w:r>
+              <w:t xml:space="preserve">×1,42</w:t>
+            </w:r>
+          </w:p>
+        </w:tc>
+      </w:tr>
+      <w:tr>
+        <w:tc>
+          <w:tcPr/>
+          <w:p>
+            <w:pPr>
+              <w:pStyle w:val="Compact"/>
+              <w:jc w:val="left"/>
+            </w:pPr>
+            <w:r>
+              <w:t xml:space="preserve">потери обороняющихся</w:t>
+            </w:r>
+          </w:p>
+        </w:tc>
+        <w:tc>
+          <w:tcPr/>
+          <w:p>
+            <w:pPr>
+              <w:pStyle w:val="Compact"/>
+              <w:jc w:val="left"/>
+            </w:pPr>
+            <w:r>
+              <w:t xml:space="preserve">×0,5…2</w:t>
+            </w:r>
+          </w:p>
+        </w:tc>
+        <w:tc>
+          <w:tcPr/>
+          <w:p>
+            <w:pPr>
+              <w:pStyle w:val="Compact"/>
+              <w:jc w:val="left"/>
+            </w:pPr>
+            <w:r>
+              <w:t xml:space="preserve">×1,12</w:t>
+            </w:r>
+          </w:p>
+        </w:tc>
+      </w:tr>
+      <w:tr>
+        <w:tc>
+          <w:tcPr/>
+          <w:p>
+            <w:pPr>
+              <w:pStyle w:val="Compact"/>
+              <w:jc w:val="left"/>
+            </w:pPr>
+            <w:r>
+              <w:t xml:space="preserve">подготовленная оборона</w:t>
+            </w:r>
+          </w:p>
+        </w:tc>
+        <w:tc>
+          <w:tcPr/>
+          <w:p>
+            <w:pPr>
+              <w:pStyle w:val="Compact"/>
+              <w:jc w:val="left"/>
+            </w:pPr>
+            <w:r>
+              <w:t xml:space="preserve">1,0…2,2</w:t>
+            </w:r>
+          </w:p>
+        </w:tc>
+        <w:tc>
+          <w:tcPr/>
+          <w:p>
+            <w:pPr>
+              <w:pStyle w:val="Compact"/>
+              <w:jc w:val="left"/>
+            </w:pPr>
+            <w:r>
+              <w:t xml:space="preserve">1,66</w:t>
+            </w:r>
+          </w:p>
+        </w:tc>
+      </w:tr>
+      <w:tr>
+        <w:tc>
+          <w:tcPr/>
+          <w:p>
+            <w:pPr>
+              <w:pStyle w:val="Compact"/>
+              <w:jc w:val="left"/>
+            </w:pPr>
+            <w:r>
+              <w:t xml:space="preserve">укрепления, за уровень</w:t>
+            </w:r>
+          </w:p>
+        </w:tc>
+        <w:tc>
+          <w:tcPr/>
+          <w:p>
+            <w:pPr>
+              <w:pStyle w:val="Compact"/>
+              <w:jc w:val="left"/>
+            </w:pPr>
+            <w:r>
+              <w:t xml:space="preserve">0…0,8</w:t>
+            </w:r>
+          </w:p>
+        </w:tc>
+        <w:tc>
+          <w:tcPr/>
+          <w:p>
+            <w:pPr>
+              <w:pStyle w:val="Compact"/>
+              <w:jc w:val="left"/>
+            </w:pPr>
+            <w:r>
+              <w:t xml:space="preserve">0,32</w:t>
+            </w:r>
+          </w:p>
+        </w:tc>
+      </w:tr>
+      <w:tr>
+        <w:tc>
+          <w:tcPr/>
+          <w:p>
+            <w:pPr>
+              <w:pStyle w:val="Compact"/>
+              <w:jc w:val="left"/>
+            </w:pPr>
+            <w:r>
+              <w:t xml:space="preserve">показатель местности (поправки обороны в степени)</w:t>
+            </w:r>
+          </w:p>
+        </w:tc>
+        <w:tc>
+          <w:tcPr/>
+          <w:p>
+            <w:pPr>
+              <w:pStyle w:val="Compact"/>
+              <w:jc w:val="left"/>
+            </w:pPr>
+            <w:r>
+              <w:t xml:space="preserve">0,5…2,5</w:t>
+            </w:r>
+          </w:p>
+        </w:tc>
+        <w:tc>
+          <w:tcPr/>
+          <w:p>
+            <w:pPr>
+              <w:pStyle w:val="Compact"/>
+              <w:jc w:val="left"/>
+            </w:pPr>
+            <w:r>
+              <w:t xml:space="preserve">1,15</w:t>
+            </w:r>
+          </w:p>
+        </w:tc>
+      </w:tr>
+      <w:tr>
+        <w:tc>
+          <w:tcPr/>
+          <w:p>
+            <w:pPr>
+              <w:pStyle w:val="Compact"/>
+              <w:jc w:val="left"/>
+            </w:pPr>
+            <w:r>
+              <w:t xml:space="preserve">скорость движения</w:t>
+            </w:r>
+          </w:p>
+        </w:tc>
+        <w:tc>
+          <w:tcPr/>
+          <w:p>
+            <w:pPr>
+              <w:pStyle w:val="Compact"/>
+              <w:jc w:val="left"/>
+            </w:pPr>
+            <w:r>
+              <w:t xml:space="preserve">×0,4…1,2</w:t>
+            </w:r>
+          </w:p>
+        </w:tc>
+        <w:tc>
+          <w:tcPr/>
+          <w:p>
+            <w:pPr>
+              <w:pStyle w:val="Compact"/>
+              <w:jc w:val="left"/>
+            </w:pPr>
+            <w:r>
+              <w:t xml:space="preserve">×1,09</w:t>
+            </w:r>
+          </w:p>
+        </w:tc>
+      </w:tr>
+      <w:tr>
+        <w:tc>
+          <w:tcPr/>
+          <w:p>
+            <w:pPr>
+              <w:pStyle w:val="Compact"/>
+              <w:jc w:val="left"/>
+            </w:pPr>
+            <w:r>
+              <w:t xml:space="preserve">темп в застройке</w:t>
+            </w:r>
+          </w:p>
+        </w:tc>
+        <w:tc>
+          <w:tcPr/>
+          <w:p>
+            <w:pPr>
+              <w:pStyle w:val="Compact"/>
+              <w:jc w:val="left"/>
+            </w:pPr>
+            <w:r>
+              <w:t xml:space="preserve">0,05…0,6</w:t>
+            </w:r>
+          </w:p>
+        </w:tc>
+        <w:tc>
+          <w:tcPr/>
+          <w:p>
+            <w:pPr>
+              <w:pStyle w:val="Compact"/>
+              <w:jc w:val="left"/>
+            </w:pPr>
+            <w:r>
+              <w:t xml:space="preserve">0,47</w:t>
+            </w:r>
+          </w:p>
+        </w:tc>
+      </w:tr>
+      <w:tr>
+        <w:tc>
+          <w:tcPr/>
+          <w:p>
+            <w:pPr>
+              <w:pStyle w:val="Compact"/>
+              <w:jc w:val="left"/>
+            </w:pPr>
+            <w:r>
+              <w:t xml:space="preserve">предел темпа в полосе</w:t>
+            </w:r>
+          </w:p>
+        </w:tc>
+        <w:tc>
+          <w:tcPr/>
+          <w:p>
+            <w:pPr>
+              <w:pStyle w:val="Compact"/>
+              <w:jc w:val="left"/>
+            </w:pPr>
+            <w:r>
+              <w:t xml:space="preserve">×0,4…2</w:t>
+            </w:r>
+          </w:p>
+        </w:tc>
+        <w:tc>
+          <w:tcPr/>
+          <w:p>
+            <w:pPr>
+              <w:pStyle w:val="Compact"/>
+              <w:jc w:val="left"/>
+            </w:pPr>
+            <w:r>
+              <w:t xml:space="preserve">×1,83</w:t>
+            </w:r>
+          </w:p>
+        </w:tc>
+      </w:tr>
+      <w:tr>
+        <w:tc>
+          <w:tcPr/>
+          <w:p>
+            <w:pPr>
+              <w:pStyle w:val="Compact"/>
+              <w:jc w:val="left"/>
+            </w:pPr>
+            <w:r>
+              <w:t xml:space="preserve">темп по чужой территории, пешие, км/сут</w:t>
+            </w:r>
+          </w:p>
+        </w:tc>
+        <w:tc>
+          <w:tcPr/>
+          <w:p>
+            <w:pPr>
+              <w:pStyle w:val="Compact"/>
+              <w:jc w:val="left"/>
+            </w:pPr>
+            <w:r>
+              <w:t xml:space="preserve">10…80</w:t>
+            </w:r>
+          </w:p>
+        </w:tc>
+        <w:tc>
+          <w:tcPr/>
+          <w:p>
+            <w:pPr>
+              <w:pStyle w:val="Compact"/>
+              <w:jc w:val="left"/>
+            </w:pPr>
+            <w:r>
+              <w:t xml:space="preserve">42,6</w:t>
+            </w:r>
+          </w:p>
+        </w:tc>
+      </w:tr>
+      <w:tr>
+        <w:tc>
+          <w:tcPr/>
+          <w:p>
+            <w:pPr>
+              <w:pStyle w:val="Compact"/>
+              <w:jc w:val="left"/>
+            </w:pPr>
+            <w:r>
+              <w:t xml:space="preserve">то же, техника</w:t>
+            </w:r>
+          </w:p>
+        </w:tc>
+        <w:tc>
+          <w:tcPr/>
+          <w:p>
+            <w:pPr>
+              <w:pStyle w:val="Compact"/>
+              <w:jc w:val="left"/>
+            </w:pPr>
+            <w:r>
+              <w:t xml:space="preserve">15…150</w:t>
+            </w:r>
+          </w:p>
+        </w:tc>
+        <w:tc>
+          <w:tcPr/>
+          <w:p>
+            <w:pPr>
+              <w:pStyle w:val="Compact"/>
+              <w:jc w:val="left"/>
+            </w:pPr>
+            <w:r>
+              <w:t xml:space="preserve">136</w:t>
+            </w:r>
+          </w:p>
+        </w:tc>
+      </w:tr>
+    </w:tbl>
+    <w:p>
+      <w:pPr>
+        <w:pStyle w:val="BodyText"/>
+      </w:pPr>
+      <w:r>
+        <w:rPr>
+          <w:bCs/>
+          <w:b/>
+        </w:rPr>
+        <w:t xml:space="preserve">Мерило:</w:t>
+      </w:r>
+    </w:p>
+    <w:p>
+      <w:pPr>
+        <w:pStyle w:val="SourceCode"/>
+      </w:pPr>
+      <w:r>
+        <w:rPr>
+          <w:rStyle w:val="VerbatimChar"/>
+        </w:rPr>
+        <w:t xml:space="preserve">мерило = среднее превышение отклонения положений над неопределённостью (каждое — не больше 50 км)</w:t>
+      </w:r>
+      <w:r>
+        <w:br/>
+      </w:r>
+      <w:r>
+        <w:rPr>
+          <w:rStyle w:val="VerbatimChar"/>
+        </w:rPr>
+        <w:t xml:space="preserve">       + 3 × средняя ошибка дат событий (сут; не случилось — 6 сут)</w:t>
+      </w:r>
+    </w:p>
+    <w:p>
+      <w:pPr>
+        <w:pStyle w:val="FirstParagraph"/>
+      </w:pPr>
+      <w:r>
+        <w:rPr>
+          <w:bCs/>
+          <w:b/>
+        </w:rPr>
+        <w:t xml:space="preserve">Обучение и проверка.</w:t>
+      </w:r>
+      <w:r>
+        <w:t xml:space="preserve"> </w:t>
+      </w:r>
+      <w:r>
+        <w:t xml:space="preserve">Подбор идёт только по положениям и событиям</w:t>
+      </w:r>
+      <w:r>
+        <w:t xml:space="preserve"> </w:t>
+      </w:r>
+      <w:r>
+        <w:rPr>
+          <w:bCs/>
+          <w:b/>
+        </w:rPr>
+        <w:t xml:space="preserve">до 25.04 включительно</w:t>
+      </w:r>
+      <w:r>
+        <w:t xml:space="preserve">;</w:t>
+      </w:r>
+      <w:r>
+        <w:t xml:space="preserve"> </w:t>
+      </w:r>
+      <w:r>
+        <w:t xml:space="preserve">дни после 25.04 — проверка: по ним видно, не подогнана ли модель под конкретные числа. Поиск:</w:t>
+      </w:r>
+      <w:r>
+        <w:t xml:space="preserve"> </w:t>
+      </w:r>
+      <w:r>
+        <w:t xml:space="preserve">40 % вычислений — случайные точки по всему диапазону, затем уточнение вокруг лучшей точки с</w:t>
+      </w:r>
+      <w:r>
+        <w:t xml:space="preserve"> </w:t>
+      </w:r>
+      <w:r>
+        <w:t xml:space="preserve">уменьшающимся шагом; каждая точка оценивается по двум прогонам (seed 101, 102). 200 вычислений</w:t>
+      </w:r>
+      <w:r>
+        <w:t xml:space="preserve"> </w:t>
+      </w:r>
+      <w:r>
+        <w:t xml:space="preserve">занимают около 11 минут.</w:t>
+      </w:r>
+    </w:p>
+    <w:p>
+      <w:pPr>
+        <w:pStyle w:val="BodyText"/>
+      </w:pPr>
+      <w:r>
+        <w:rPr>
+          <w:bCs/>
+          <w:b/>
+        </w:rPr>
+        <w:t xml:space="preserve">Итог:</w:t>
+      </w:r>
+      <w:r>
+        <w:t xml:space="preserve"> </w:t>
+      </w:r>
+      <w:r>
+        <w:t xml:space="preserve">обучение — превышение 9,6 → 5,2 км, ошибка дат событий 3,25 → 0,75 сут;</w:t>
+      </w:r>
+      <w:r>
+        <w:t xml:space="preserve"> </w:t>
+      </w:r>
+      <w:r>
+        <w:t xml:space="preserve">проверка — 6,8 → 4,4 км.</w:t>
+      </w:r>
+    </w:p>
+    <w:p>
+      <w:pPr>
+        <w:pStyle w:val="BodyText"/>
+      </w:pPr>
+      <w:r>
+        <w:rPr>
+          <w:bCs/>
+          <w:b/>
+        </w:rPr>
+        <w:t xml:space="preserve">Выбор между двумя калибровками.</w:t>
+      </w:r>
+      <w:r>
+        <w:t xml:space="preserve"> </w:t>
+      </w:r>
+      <w:r>
+        <w:t xml:space="preserve">После последних исправлений движка калибровка была</w:t>
+      </w:r>
+      <w:r>
+        <w:t xml:space="preserve"> </w:t>
+      </w:r>
+      <w:r>
+        <w:t xml:space="preserve">повторена; новые правила дали на пяти прогонах 48 событий из 55 в пределах двух суток против 50</w:t>
+      </w:r>
+      <w:r>
+        <w:t xml:space="preserve"> </w:t>
+      </w:r>
+      <w:r>
+        <w:t xml:space="preserve">у прежних, и прежние оставлены. Этот выбор сделан по всем событиям, включая проверочные, —</w:t>
+      </w:r>
+      <w:r>
+        <w:t xml:space="preserve"> </w:t>
+      </w:r>
+      <w:r>
+        <w:t xml:space="preserve">поэтому проверка здесь уже не вполне независима. Независимая проверка — контрольная операция</w:t>
+      </w:r>
+      <w:r>
+        <w:t xml:space="preserve"> </w:t>
+      </w:r>
+      <w:r>
+        <w:t xml:space="preserve">(раздел 22).</w:t>
+      </w:r>
+    </w:p>
+    <w:p>
+      <w:pPr>
+        <w:pStyle w:val="BodyText"/>
+      </w:pPr>
+      <w:r>
+        <w:rPr>
+          <w:bCs/>
+          <w:b/>
+        </w:rPr>
+        <w:t xml:space="preserve">Анализ чувствительности.</w:t>
+      </w:r>
+      <w:r>
+        <w:t xml:space="preserve"> </w:t>
+      </w:r>
+      <w:r>
+        <w:t xml:space="preserve">Какие из 11 множителей вообще влияют на сходство с историей и насколько</w:t>
+      </w:r>
+      <w:r>
+        <w:t xml:space="preserve"> </w:t>
+      </w:r>
+      <w:r>
+        <w:t xml:space="preserve">сильнее шума от seed, показывает</w:t>
+      </w:r>
+      <w:r>
+        <w:t xml:space="preserve"> </w:t>
+      </w:r>
+      <w:r>
+        <w:rPr>
+          <w:rStyle w:val="VerbatimChar"/>
+        </w:rPr>
+        <w:t xml:space="preserve">npm run sim:sensitivity</w:t>
+      </w:r>
+      <w:r>
+        <w:t xml:space="preserve">. Глобальный скрининг Морриса: траектории</w:t>
+      </w:r>
+      <w:r>
+        <w:t xml:space="preserve"> </w:t>
+      </w:r>
+      <w:r>
+        <w:t xml:space="preserve">по сетке в границах подбора калибровки, для каждого множителя — среднее абсолютное влияние μ*</w:t>
+      </w:r>
+      <w:r>
+        <w:t xml:space="preserve"> </w:t>
+      </w:r>
+      <w:r>
+        <w:t xml:space="preserve">(изменение показателя при сдвиге множителя на весь диапазон) и разброс σ (велик — влияние</w:t>
+      </w:r>
+      <w:r>
+        <w:t xml:space="preserve"> </w:t>
+      </w:r>
+      <w:r>
+        <w:t xml:space="preserve">нелинейно или зависит от остальных множителей). Локально — отклонения ±20 % от откалиброванных</w:t>
+      </w:r>
+      <w:r>
+        <w:t xml:space="preserve"> </w:t>
+      </w:r>
+      <w:r>
+        <w:t xml:space="preserve">значений. Показатели: доля положений в допуске, медиана превышения, доля событий в пределах двух</w:t>
+      </w:r>
+      <w:r>
+        <w:t xml:space="preserve"> </w:t>
+      </w:r>
+      <w:r>
+        <w:t xml:space="preserve">суток, ошибка дат и мерило калибровки. Шум — тот же набор правил на пяти seed; все точки считаются</w:t>
+      </w:r>
+      <w:r>
+        <w:t xml:space="preserve"> </w:t>
+      </w:r>
+      <w:r>
+        <w:t xml:space="preserve">на одних и тех же seed, поэтому разности точек точнее разброса между seed. Результат —</w:t>
+      </w:r>
+      <w:r>
+        <w:t xml:space="preserve"> </w:t>
+      </w:r>
+      <w:r>
+        <w:rPr>
+          <w:rStyle w:val="VerbatimChar"/>
+        </w:rPr>
+        <w:t xml:space="preserve">evals-out/sensitivity/report.md</w:t>
+      </w:r>
+      <w:r>
+        <w:t xml:space="preserve"> </w:t>
+      </w:r>
+      <w:r>
+        <w:t xml:space="preserve">(</w:t>
+      </w:r>
+      <w:r>
+        <w:rPr>
+          <w:rStyle w:val="VerbatimChar"/>
+        </w:rPr>
+        <w:t xml:space="preserve">--part morris</w:t>
+      </w:r>
+      <w:r>
+        <w:t xml:space="preserve">,</w:t>
+      </w:r>
+      <w:r>
+        <w:t xml:space="preserve"> </w:t>
+      </w:r>
+      <w:r>
+        <w:rPr>
+          <w:rStyle w:val="VerbatimChar"/>
+        </w:rPr>
+        <w:t xml:space="preserve">--part local</w:t>
+      </w:r>
+      <w:r>
+        <w:t xml:space="preserve"> </w:t>
+      </w:r>
+      <w:r>
+        <w:t xml:space="preserve">на сценарий, затем</w:t>
+      </w:r>
+      <w:r>
+        <w:t xml:space="preserve"> </w:t>
+      </w:r>
+      <w:r>
+        <w:rPr>
+          <w:rStyle w:val="VerbatimChar"/>
+        </w:rPr>
+        <w:t xml:space="preserve">--report</w:t>
+      </w:r>
+      <w:r>
+        <w:t xml:space="preserve">);</w:t>
+      </w:r>
+      <w:r>
+        <w:t xml:space="preserve"> </w:t>
+      </w:r>
+      <w:r>
+        <w:rPr>
+          <w:rStyle w:val="VerbatimChar"/>
+        </w:rPr>
+        <w:t xml:space="preserve">--part scan --key … --values …</w:t>
+      </w:r>
+      <w:r>
+        <w:t xml:space="preserve"> </w:t>
+      </w:r>
+      <w:r>
+        <w:t xml:space="preserve">— один множитель по списку значений.</w:t>
+      </w:r>
+    </w:p>
+    <w:p>
+      <w:pPr>
+        <w:pStyle w:val="BodyText"/>
+      </w:pPr>
+      <w:r>
+        <w:rPr>
+          <w:bCs/>
+          <w:b/>
+        </w:rPr>
+        <w:t xml:space="preserve">Чувствительность к данным.</w:t>
+      </w:r>
+      <w:r>
+        <w:t xml:space="preserve"> </w:t>
+      </w:r>
+      <w:r>
+        <w:t xml:space="preserve">Какие данные ценнее собирать, показывает</w:t>
+      </w:r>
+      <w:r>
+        <w:t xml:space="preserve"> </w:t>
+      </w:r>
+      <w:r>
+        <w:rPr>
+          <w:rStyle w:val="VerbatimChar"/>
+        </w:rPr>
+        <w:t xml:space="preserve">npm run sim:data-sensitivity</w:t>
+      </w:r>
+      <w:r>
+        <w:t xml:space="preserve">:</w:t>
+      </w:r>
+      <w:r>
+        <w:t xml:space="preserve"> </w:t>
+      </w:r>
+      <w:r>
+        <w:t xml:space="preserve">правила не меняются, ухудшаются данные сценария и театра. Ошибка заданной величины — сроки приказов</w:t>
+      </w:r>
+      <w:r>
+        <w:t xml:space="preserve"> </w:t>
+      </w:r>
+      <w:r>
+        <w:t xml:space="preserve">до ±24 ч, исходные положения (на допуск сравнения: 10 или 2 км), численность, танки и орудия ±20 %,</w:t>
+      </w:r>
+      <w:r>
+        <w:t xml:space="preserve"> </w:t>
+      </w:r>
+      <w:r>
+        <w:t xml:space="preserve">по сторонам отдельно, две независимые выборки ошибки; отсутствие данных — база снабжения и её фазы,</w:t>
+      </w:r>
+      <w:r>
+        <w:t xml:space="preserve"> </w:t>
+      </w:r>
+      <w:r>
+        <w:t xml:space="preserve">разграничительные линии, дороги, рельеф, перепады высот, реки, укреплённые полосы театра. Показатели</w:t>
+      </w:r>
+      <w:r>
+        <w:t xml:space="preserve"> </w:t>
+      </w:r>
+      <w:r>
+        <w:t xml:space="preserve">те же, все варианты на одних seed; падение в пределах двух σ шума незначимо. Результат —</w:t>
+      </w:r>
+      <w:r>
+        <w:t xml:space="preserve"> </w:t>
+      </w:r>
+      <w:r>
+        <w:rPr>
+          <w:rStyle w:val="VerbatimChar"/>
+        </w:rPr>
+        <w:t xml:space="preserve">evals-out/data-sensitivity/report.md</w:t>
+      </w:r>
+      <w:r>
+        <w:t xml:space="preserve"> </w:t>
+      </w:r>
+      <w:r>
+        <w:t xml:space="preserve">(</w:t>
+      </w:r>
+      <w:r>
+        <w:rPr>
+          <w:rStyle w:val="VerbatimChar"/>
+        </w:rPr>
+        <w:t xml:space="preserve">--scenario …</w:t>
+      </w:r>
+      <w:r>
+        <w:t xml:space="preserve">, затем</w:t>
+      </w:r>
+      <w:r>
+        <w:t xml:space="preserve"> </w:t>
+      </w:r>
+      <w:r>
+        <w:rPr>
+          <w:rStyle w:val="VerbatimChar"/>
+        </w:rPr>
+        <w:t xml:space="preserve">--report</w:t>
+      </w:r>
+      <w:r>
+        <w:t xml:space="preserve">).</w:t>
+      </w:r>
+    </w:p>
+    <w:p>
+      <w:pPr>
+        <w:pStyle w:val="BodyText"/>
+      </w:pPr>
+      <w:r>
+        <w:rPr>
+          <w:bCs/>
+          <w:b/>
+        </w:rPr>
+        <w:t xml:space="preserve">Что показала чувствительность к данным</w:t>
+      </w:r>
+      <w:r>
+        <w:t xml:space="preserve"> </w:t>
+      </w:r>
+      <w:r>
+        <w:t xml:space="preserve">(пять прогонов на вариант; падение положений в допуске, п. п.;</w:t>
+      </w:r>
+      <w:r>
+        <w:t xml:space="preserve"> </w:t>
+      </w:r>
+      <w:r>
+        <w:t xml:space="preserve">шум среднего по пяти прогонам ≈ 1,4 в Берлинской, 2,1 в бое в Берлине и 1,1 в Висло-Одерской):</w:t>
       </w:r>
     </w:p>
     <w:tbl>
@@ -19834,19 +19463,19 @@
               <w:jc w:val="left"/>
             </w:pPr>
             <w:r>
-              <w:t xml:space="preserve">Темп марша</w:t>
-            </w:r>
-          </w:p>
-        </w:tc>
-        <w:tc>
-          <w:tcPr/>
-          <w:p>
-            <w:pPr>
-              <w:pStyle w:val="Compact"/>
-              <w:jc w:val="left"/>
-            </w:pPr>
-            <w:r>
-              <w:t xml:space="preserve">Берлинская операция</w:t>
+              <w:t xml:space="preserve">Данные</w:t>
+            </w:r>
+          </w:p>
+        </w:tc>
+        <w:tc>
+          <w:tcPr/>
+          <w:p>
+            <w:pPr>
+              <w:pStyle w:val="Compact"/>
+              <w:jc w:val="left"/>
+            </w:pPr>
+            <w:r>
+              <w:t xml:space="preserve">Берлинская</w:t>
             </w:r>
           </w:p>
         </w:tc>
@@ -19870,307 +19499,527 @@
               <w:jc w:val="left"/>
             </w:pPr>
             <w:r>
-              <w:t xml:space="preserve">Висло-Одерская (контрольная)</w:t>
-            </w:r>
-          </w:p>
-        </w:tc>
-      </w:tr>
-      <w:tr>
-        <w:tc>
-          <w:tcPr/>
-          <w:p>
-            <w:pPr>
-              <w:pStyle w:val="Compact"/>
-              <w:jc w:val="left"/>
-            </w:pPr>
-            <w:r>
-              <w:t xml:space="preserve">0,9</w:t>
-            </w:r>
-          </w:p>
-        </w:tc>
-        <w:tc>
-          <w:tcPr/>
-          <w:p>
-            <w:pPr>
-              <w:pStyle w:val="Compact"/>
-              <w:jc w:val="left"/>
-            </w:pPr>
-            <w:r>
-              <w:t xml:space="preserve">79 % / 76 %</w:t>
-            </w:r>
-          </w:p>
-        </w:tc>
-        <w:tc>
-          <w:tcPr/>
-          <w:p>
-            <w:pPr>
-              <w:pStyle w:val="Compact"/>
-              <w:jc w:val="left"/>
-            </w:pPr>
-            <w:r>
-              <w:t xml:space="preserve">89 % / 43 %</w:t>
-            </w:r>
-          </w:p>
-        </w:tc>
-        <w:tc>
-          <w:tcPr/>
-          <w:p>
-            <w:pPr>
-              <w:pStyle w:val="Compact"/>
-              <w:jc w:val="left"/>
-            </w:pPr>
-            <w:r>
-              <w:t xml:space="preserve">47 % / 29 %</w:t>
-            </w:r>
-          </w:p>
-        </w:tc>
-      </w:tr>
-      <w:tr>
-        <w:tc>
-          <w:tcPr/>
-          <w:p>
-            <w:pPr>
-              <w:pStyle w:val="Compact"/>
-              <w:jc w:val="left"/>
-            </w:pPr>
-            <w:r>
-              <w:t xml:space="preserve">1,09</w:t>
-            </w:r>
-          </w:p>
-        </w:tc>
-        <w:tc>
-          <w:tcPr/>
-          <w:p>
-            <w:pPr>
-              <w:pStyle w:val="Compact"/>
-              <w:jc w:val="left"/>
-            </w:pPr>
-            <w:r>
-              <w:t xml:space="preserve">80 % / 84 %</w:t>
-            </w:r>
-          </w:p>
-        </w:tc>
-        <w:tc>
-          <w:tcPr/>
-          <w:p>
-            <w:pPr>
-              <w:pStyle w:val="Compact"/>
-              <w:jc w:val="left"/>
-            </w:pPr>
-            <w:r>
-              <w:t xml:space="preserve">89 % / 37 %</w:t>
-            </w:r>
-          </w:p>
-        </w:tc>
-        <w:tc>
-          <w:tcPr/>
-          <w:p>
-            <w:pPr>
-              <w:pStyle w:val="Compact"/>
-              <w:jc w:val="left"/>
-            </w:pPr>
-            <w:r>
-              <w:t xml:space="preserve">51 % / 29 %</w:t>
-            </w:r>
-          </w:p>
-        </w:tc>
-      </w:tr>
-      <w:tr>
-        <w:tc>
-          <w:tcPr/>
-          <w:p>
-            <w:pPr>
-              <w:pStyle w:val="Compact"/>
-              <w:jc w:val="left"/>
-            </w:pPr>
-            <w:r>
-              <w:t xml:space="preserve">1,2</w:t>
-            </w:r>
-          </w:p>
-        </w:tc>
-        <w:tc>
-          <w:tcPr/>
-          <w:p>
-            <w:pPr>
-              <w:pStyle w:val="Compact"/>
-              <w:jc w:val="left"/>
-            </w:pPr>
-            <w:r>
-              <w:t xml:space="preserve">79 % / 87 %</w:t>
-            </w:r>
-          </w:p>
-        </w:tc>
-        <w:tc>
-          <w:tcPr/>
-          <w:p>
-            <w:pPr>
-              <w:pStyle w:val="Compact"/>
-              <w:jc w:val="left"/>
-            </w:pPr>
-            <w:r>
-              <w:t xml:space="preserve">81 % / 20 %</w:t>
-            </w:r>
-          </w:p>
-        </w:tc>
-        <w:tc>
-          <w:tcPr/>
-          <w:p>
-            <w:pPr>
-              <w:pStyle w:val="Compact"/>
-              <w:jc w:val="left"/>
-            </w:pPr>
-            <w:r>
-              <w:t xml:space="preserve">52 % / 29 %</w:t>
-            </w:r>
-          </w:p>
-        </w:tc>
-      </w:tr>
-      <w:tr>
-        <w:tc>
-          <w:tcPr/>
-          <w:p>
-            <w:pPr>
-              <w:pStyle w:val="Compact"/>
-              <w:jc w:val="left"/>
-            </w:pPr>
-            <w:r>
-              <w:t xml:space="preserve">1,3</w:t>
-            </w:r>
-          </w:p>
-        </w:tc>
-        <w:tc>
-          <w:tcPr/>
-          <w:p>
-            <w:pPr>
-              <w:pStyle w:val="Compact"/>
-              <w:jc w:val="left"/>
-            </w:pPr>
-            <w:r>
-              <w:t xml:space="preserve">79 % / 82 %</w:t>
-            </w:r>
-          </w:p>
-        </w:tc>
-        <w:tc>
-          <w:tcPr/>
-          <w:p>
-            <w:pPr>
-              <w:pStyle w:val="Compact"/>
-              <w:jc w:val="left"/>
-            </w:pPr>
-            <w:r>
-              <w:t xml:space="preserve">83 % / 40 %</w:t>
-            </w:r>
-          </w:p>
-        </w:tc>
-        <w:tc>
-          <w:tcPr/>
-          <w:p>
-            <w:pPr>
-              <w:pStyle w:val="Compact"/>
-              <w:jc w:val="left"/>
-            </w:pPr>
-            <w:r>
-              <w:t xml:space="preserve">55 % / 35 %</w:t>
-            </w:r>
-          </w:p>
-        </w:tc>
-      </w:tr>
-      <w:tr>
-        <w:tc>
-          <w:tcPr/>
-          <w:p>
-            <w:pPr>
-              <w:pStyle w:val="Compact"/>
-              <w:jc w:val="left"/>
-            </w:pPr>
-            <w:r>
-              <w:t xml:space="preserve">1,4</w:t>
-            </w:r>
-          </w:p>
-        </w:tc>
-        <w:tc>
-          <w:tcPr/>
-          <w:p>
-            <w:pPr>
-              <w:pStyle w:val="Compact"/>
-              <w:jc w:val="left"/>
-            </w:pPr>
-            <w:r>
-              <w:t xml:space="preserve">76 % / 80 %</w:t>
-            </w:r>
-          </w:p>
-        </w:tc>
-        <w:tc>
-          <w:tcPr/>
-          <w:p>
-            <w:pPr>
-              <w:pStyle w:val="Compact"/>
-              <w:jc w:val="left"/>
-            </w:pPr>
-            <w:r>
-              <w:t xml:space="preserve">83 % / 43 %</w:t>
-            </w:r>
-          </w:p>
-        </w:tc>
-        <w:tc>
-          <w:tcPr/>
-          <w:p>
-            <w:pPr>
-              <w:pStyle w:val="Compact"/>
-              <w:jc w:val="left"/>
-            </w:pPr>
-            <w:r>
-              <w:t xml:space="preserve">58 % / 38 %</w:t>
-            </w:r>
-          </w:p>
-        </w:tc>
-      </w:tr>
-      <w:tr>
-        <w:tc>
-          <w:tcPr/>
-          <w:p>
-            <w:pPr>
-              <w:pStyle w:val="Compact"/>
-              <w:jc w:val="left"/>
-            </w:pPr>
-            <w:r>
-              <w:t xml:space="preserve">1,5</w:t>
-            </w:r>
-          </w:p>
-        </w:tc>
-        <w:tc>
-          <w:tcPr/>
-          <w:p>
-            <w:pPr>
-              <w:pStyle w:val="Compact"/>
-              <w:jc w:val="left"/>
-            </w:pPr>
-            <w:r>
-              <w:t xml:space="preserve">75 % / 89 %</w:t>
-            </w:r>
-          </w:p>
-        </w:tc>
-        <w:tc>
-          <w:tcPr/>
-          <w:p>
-            <w:pPr>
-              <w:pStyle w:val="Compact"/>
-              <w:jc w:val="left"/>
-            </w:pPr>
-            <w:r>
-              <w:t xml:space="preserve">84 % / 50 %</w:t>
-            </w:r>
-          </w:p>
-        </w:tc>
-        <w:tc>
-          <w:tcPr/>
-          <w:p>
-            <w:pPr>
-              <w:pStyle w:val="Compact"/>
-              <w:jc w:val="left"/>
-            </w:pPr>
-            <w:r>
-              <w:t xml:space="preserve">62 % / 43 %</w:t>
+              <w:t xml:space="preserve">Висло-Одерская</w:t>
+            </w:r>
+          </w:p>
+        </w:tc>
+      </w:tr>
+      <w:tr>
+        <w:tc>
+          <w:tcPr/>
+          <w:p>
+            <w:pPr>
+              <w:pStyle w:val="Compact"/>
+              <w:jc w:val="left"/>
+            </w:pPr>
+            <w:r>
+              <w:t xml:space="preserve">исходные положения немецких войск (ошибка на допуск)</w:t>
+            </w:r>
+          </w:p>
+        </w:tc>
+        <w:tc>
+          <w:tcPr/>
+          <w:p>
+            <w:pPr>
+              <w:pStyle w:val="Compact"/>
+              <w:jc w:val="left"/>
+            </w:pPr>
+            <w:r>
+              <w:t xml:space="preserve">−9,2</w:t>
+            </w:r>
+          </w:p>
+        </w:tc>
+        <w:tc>
+          <w:tcPr/>
+          <w:p>
+            <w:pPr>
+              <w:pStyle w:val="Compact"/>
+              <w:jc w:val="left"/>
+            </w:pPr>
+            <w:r>
+              <w:t xml:space="preserve">−6,5</w:t>
+            </w:r>
+          </w:p>
+        </w:tc>
+        <w:tc>
+          <w:tcPr/>
+          <w:p>
+            <w:pPr>
+              <w:pStyle w:val="Compact"/>
+              <w:jc w:val="left"/>
+            </w:pPr>
+            <w:r>
+              <w:t xml:space="preserve">+0,3</w:t>
+            </w:r>
+          </w:p>
+        </w:tc>
+      </w:tr>
+      <w:tr>
+        <w:tc>
+          <w:tcPr/>
+          <w:p>
+            <w:pPr>
+              <w:pStyle w:val="Compact"/>
+              <w:jc w:val="left"/>
+            </w:pPr>
+            <w:r>
+              <w:t xml:space="preserve">исходные положения советских войск (ошибка на допуск)</w:t>
+            </w:r>
+          </w:p>
+        </w:tc>
+        <w:tc>
+          <w:tcPr/>
+          <w:p>
+            <w:pPr>
+              <w:pStyle w:val="Compact"/>
+              <w:jc w:val="left"/>
+            </w:pPr>
+            <w:r>
+              <w:t xml:space="preserve">−7,5</w:t>
+            </w:r>
+          </w:p>
+        </w:tc>
+        <w:tc>
+          <w:tcPr/>
+          <w:p>
+            <w:pPr>
+              <w:pStyle w:val="Compact"/>
+              <w:jc w:val="left"/>
+            </w:pPr>
+            <w:r>
+              <w:t xml:space="preserve">−14,0</w:t>
+            </w:r>
+          </w:p>
+        </w:tc>
+        <w:tc>
+          <w:tcPr/>
+          <w:p>
+            <w:pPr>
+              <w:pStyle w:val="Compact"/>
+              <w:jc w:val="left"/>
+            </w:pPr>
+            <w:r>
+              <w:t xml:space="preserve">+0,5</w:t>
+            </w:r>
+          </w:p>
+        </w:tc>
+      </w:tr>
+      <w:tr>
+        <w:tc>
+          <w:tcPr/>
+          <w:p>
+            <w:pPr>
+              <w:pStyle w:val="Compact"/>
+              <w:jc w:val="left"/>
+            </w:pPr>
+            <w:r>
+              <w:t xml:space="preserve">укреплённые полосы театра (нет)</w:t>
+            </w:r>
+          </w:p>
+        </w:tc>
+        <w:tc>
+          <w:tcPr/>
+          <w:p>
+            <w:pPr>
+              <w:pStyle w:val="Compact"/>
+              <w:jc w:val="left"/>
+            </w:pPr>
+            <w:r>
+              <w:t xml:space="preserve">−9,5</w:t>
+            </w:r>
+          </w:p>
+        </w:tc>
+        <w:tc>
+          <w:tcPr/>
+          <w:p>
+            <w:pPr>
+              <w:pStyle w:val="Compact"/>
+              <w:jc w:val="left"/>
+            </w:pPr>
+            <w:r>
+              <w:t xml:space="preserve">−3,2</w:t>
+            </w:r>
+          </w:p>
+        </w:tc>
+        <w:tc>
+          <w:tcPr/>
+          <w:p>
+            <w:pPr>
+              <w:pStyle w:val="Compact"/>
+              <w:jc w:val="left"/>
+            </w:pPr>
+            <w:r>
+              <w:rPr>
+                <w:bCs/>
+                <w:b/>
+              </w:rPr>
+              <w:t xml:space="preserve">+3,9</w:t>
+            </w:r>
+          </w:p>
+        </w:tc>
+      </w:tr>
+      <w:tr>
+        <w:tc>
+          <w:tcPr/>
+          <w:p>
+            <w:pPr>
+              <w:pStyle w:val="Compact"/>
+              <w:jc w:val="left"/>
+            </w:pPr>
+            <w:r>
+              <w:t xml:space="preserve">сроки приказов (ошибка до ±24 ч)</w:t>
+            </w:r>
+          </w:p>
+        </w:tc>
+        <w:tc>
+          <w:tcPr/>
+          <w:p>
+            <w:pPr>
+              <w:pStyle w:val="Compact"/>
+              <w:jc w:val="left"/>
+            </w:pPr>
+            <w:r>
+              <w:t xml:space="preserve">−4,8</w:t>
+            </w:r>
+          </w:p>
+        </w:tc>
+        <w:tc>
+          <w:tcPr/>
+          <w:p>
+            <w:pPr>
+              <w:pStyle w:val="Compact"/>
+              <w:jc w:val="left"/>
+            </w:pPr>
+            <w:r>
+              <w:t xml:space="preserve">−0,7</w:t>
+            </w:r>
+          </w:p>
+        </w:tc>
+        <w:tc>
+          <w:tcPr/>
+          <w:p>
+            <w:pPr>
+              <w:pStyle w:val="Compact"/>
+              <w:jc w:val="left"/>
+            </w:pPr>
+            <w:r>
+              <w:t xml:space="preserve">−3,7</w:t>
+            </w:r>
+          </w:p>
+        </w:tc>
+      </w:tr>
+      <w:tr>
+        <w:tc>
+          <w:tcPr/>
+          <w:p>
+            <w:pPr>
+              <w:pStyle w:val="Compact"/>
+              <w:jc w:val="left"/>
+            </w:pPr>
+            <w:r>
+              <w:t xml:space="preserve">численность немецких войск (±20 %)</w:t>
+            </w:r>
+          </w:p>
+        </w:tc>
+        <w:tc>
+          <w:tcPr/>
+          <w:p>
+            <w:pPr>
+              <w:pStyle w:val="Compact"/>
+              <w:jc w:val="left"/>
+            </w:pPr>
+            <w:r>
+              <w:t xml:space="preserve">−1,8</w:t>
+            </w:r>
+          </w:p>
+        </w:tc>
+        <w:tc>
+          <w:tcPr/>
+          <w:p>
+            <w:pPr>
+              <w:pStyle w:val="Compact"/>
+              <w:jc w:val="left"/>
+            </w:pPr>
+            <w:r>
+              <w:t xml:space="preserve">+1,2</w:t>
+            </w:r>
+          </w:p>
+        </w:tc>
+        <w:tc>
+          <w:tcPr/>
+          <w:p>
+            <w:pPr>
+              <w:pStyle w:val="Compact"/>
+              <w:jc w:val="left"/>
+            </w:pPr>
+            <w:r>
+              <w:t xml:space="preserve">−1,3</w:t>
+            </w:r>
+          </w:p>
+        </w:tc>
+      </w:tr>
+      <w:tr>
+        <w:tc>
+          <w:tcPr/>
+          <w:p>
+            <w:pPr>
+              <w:pStyle w:val="Compact"/>
+              <w:jc w:val="left"/>
+            </w:pPr>
+            <w:r>
+              <w:t xml:space="preserve">базы снабжения (нет)</w:t>
+            </w:r>
+          </w:p>
+        </w:tc>
+        <w:tc>
+          <w:tcPr/>
+          <w:p>
+            <w:pPr>
+              <w:pStyle w:val="Compact"/>
+              <w:jc w:val="left"/>
+            </w:pPr>
+            <w:r>
+              <w:t xml:space="preserve">0,0</w:t>
+            </w:r>
+          </w:p>
+        </w:tc>
+        <w:tc>
+          <w:tcPr/>
+          <w:p>
+            <w:pPr>
+              <w:pStyle w:val="Compact"/>
+              <w:jc w:val="left"/>
+            </w:pPr>
+            <w:r>
+              <w:t xml:space="preserve">−0,6</w:t>
+            </w:r>
+          </w:p>
+        </w:tc>
+        <w:tc>
+          <w:tcPr/>
+          <w:p>
+            <w:pPr>
+              <w:pStyle w:val="Compact"/>
+              <w:jc w:val="left"/>
+            </w:pPr>
+            <w:r>
+              <w:rPr>
+                <w:bCs/>
+                <w:b/>
+              </w:rPr>
+              <w:t xml:space="preserve">+2,5</w:t>
+            </w:r>
+          </w:p>
+        </w:tc>
+      </w:tr>
+      <w:tr>
+        <w:tc>
+          <w:tcPr/>
+          <w:p>
+            <w:pPr>
+              <w:pStyle w:val="Compact"/>
+              <w:jc w:val="left"/>
+            </w:pPr>
+            <w:r>
+              <w:t xml:space="preserve">реки и мосты (нет)</w:t>
+            </w:r>
+          </w:p>
+        </w:tc>
+        <w:tc>
+          <w:tcPr/>
+          <w:p>
+            <w:pPr>
+              <w:pStyle w:val="Compact"/>
+              <w:jc w:val="left"/>
+            </w:pPr>
+            <w:r>
+              <w:t xml:space="preserve">−0,7</w:t>
+            </w:r>
+          </w:p>
+        </w:tc>
+        <w:tc>
+          <w:tcPr/>
+          <w:p>
+            <w:pPr>
+              <w:pStyle w:val="Compact"/>
+              <w:jc w:val="left"/>
+            </w:pPr>
+            <w:r>
+              <w:t xml:space="preserve">0,0</w:t>
+            </w:r>
+          </w:p>
+        </w:tc>
+        <w:tc>
+          <w:tcPr/>
+          <w:p>
+            <w:pPr>
+              <w:pStyle w:val="Compact"/>
+              <w:jc w:val="left"/>
+            </w:pPr>
+            <w:r>
+              <w:rPr>
+                <w:bCs/>
+                <w:b/>
+              </w:rPr>
+              <w:t xml:space="preserve">+3,0</w:t>
+            </w:r>
+          </w:p>
+        </w:tc>
+      </w:tr>
+      <w:tr>
+        <w:tc>
+          <w:tcPr/>
+          <w:p>
+            <w:pPr>
+              <w:pStyle w:val="Compact"/>
+              <w:jc w:val="left"/>
+            </w:pPr>
+            <w:r>
+              <w:t xml:space="preserve">дороги (нет)</w:t>
+            </w:r>
+          </w:p>
+        </w:tc>
+        <w:tc>
+          <w:tcPr/>
+          <w:p>
+            <w:pPr>
+              <w:pStyle w:val="Compact"/>
+              <w:jc w:val="left"/>
+            </w:pPr>
+            <w:r>
+              <w:rPr>
+                <w:bCs/>
+                <w:b/>
+              </w:rPr>
+              <w:t xml:space="preserve">+1,4</w:t>
+            </w:r>
+          </w:p>
+        </w:tc>
+        <w:tc>
+          <w:tcPr/>
+          <w:p>
+            <w:pPr>
+              <w:pStyle w:val="Compact"/>
+              <w:jc w:val="left"/>
+            </w:pPr>
+            <w:r>
+              <w:t xml:space="preserve">−0,3</w:t>
+            </w:r>
+          </w:p>
+        </w:tc>
+        <w:tc>
+          <w:tcPr/>
+          <w:p>
+            <w:pPr>
+              <w:pStyle w:val="Compact"/>
+              <w:jc w:val="left"/>
+            </w:pPr>
+            <w:r>
+              <w:rPr>
+                <w:bCs/>
+                <w:b/>
+              </w:rPr>
+              <w:t xml:space="preserve">+1,4</w:t>
+            </w:r>
+          </w:p>
+        </w:tc>
+      </w:tr>
+      <w:tr>
+        <w:tc>
+          <w:tcPr/>
+          <w:p>
+            <w:pPr>
+              <w:pStyle w:val="Compact"/>
+              <w:jc w:val="left"/>
+            </w:pPr>
+            <w:r>
+              <w:t xml:space="preserve">рельеф местности (нет)</w:t>
+            </w:r>
+          </w:p>
+        </w:tc>
+        <w:tc>
+          <w:tcPr/>
+          <w:p>
+            <w:pPr>
+              <w:pStyle w:val="Compact"/>
+              <w:jc w:val="left"/>
+            </w:pPr>
+            <w:r>
+              <w:t xml:space="preserve">−1,6</w:t>
+            </w:r>
+          </w:p>
+        </w:tc>
+        <w:tc>
+          <w:tcPr/>
+          <w:p>
+            <w:pPr>
+              <w:pStyle w:val="Compact"/>
+              <w:jc w:val="left"/>
+            </w:pPr>
+            <w:r>
+              <w:t xml:space="preserve">+0,7</w:t>
+            </w:r>
+          </w:p>
+        </w:tc>
+        <w:tc>
+          <w:tcPr/>
+          <w:p>
+            <w:pPr>
+              <w:pStyle w:val="Compact"/>
+              <w:jc w:val="left"/>
+            </w:pPr>
+            <w:r>
+              <w:t xml:space="preserve">+1,3</w:t>
+            </w:r>
+          </w:p>
+        </w:tc>
+      </w:tr>
+      <w:tr>
+        <w:tc>
+          <w:tcPr/>
+          <w:p>
+            <w:pPr>
+              <w:pStyle w:val="Compact"/>
+              <w:jc w:val="left"/>
+            </w:pPr>
+            <w:r>
+              <w:t xml:space="preserve">разграничительные линии, фазы подвоза, перепады высот (нет)</w:t>
+            </w:r>
+          </w:p>
+        </w:tc>
+        <w:tc>
+          <w:tcPr/>
+          <w:p>
+            <w:pPr>
+              <w:pStyle w:val="Compact"/>
+              <w:jc w:val="left"/>
+            </w:pPr>
+            <w:r>
+              <w:t xml:space="preserve">≈ 0</w:t>
+            </w:r>
+          </w:p>
+        </w:tc>
+        <w:tc>
+          <w:tcPr/>
+          <w:p>
+            <w:pPr>
+              <w:pStyle w:val="Compact"/>
+              <w:jc w:val="left"/>
+            </w:pPr>
+            <w:r>
+              <w:t xml:space="preserve">≈ 0</w:t>
+            </w:r>
+          </w:p>
+        </w:tc>
+        <w:tc>
+          <w:tcPr/>
+          <w:p>
+            <w:pPr>
+              <w:pStyle w:val="Compact"/>
+              <w:jc w:val="left"/>
+            </w:pPr>
+            <w:r>
+              <w:t xml:space="preserve">≈ 0</w:t>
             </w:r>
           </w:p>
         </w:tc>
@@ -20178,143 +20027,392 @@
     </w:tbl>
     <w:p>
       <w:pPr>
-        <w:pStyle w:val="BodyText"/>
-      </w:pPr>
-      <w:r>
-        <w:t xml:space="preserve">Висло-Одерская монотонно выигрывает от роста множителя, Берлинская до 1,3 не меняется, а бой в</w:t>
-      </w:r>
-      <w:r>
-        <w:t xml:space="preserve"> </w:t>
-      </w:r>
-      <w:r>
-        <w:t xml:space="preserve">Берлине теряет около 6 п. п. Один общий множитель торгует операции между собой, поэтому дело не</w:t>
-      </w:r>
-      <w:r>
-        <w:t xml:space="preserve"> </w:t>
-      </w:r>
-      <w:r>
-        <w:t xml:space="preserve">в его величине, а в устройстве. Подвоз и сезон не объясняют отставание (проверено — раздел 19.5 и</w:t>
-      </w:r>
-      <w:r>
-        <w:t xml:space="preserve"> </w:t>
-      </w:r>
-      <w:r>
-        <w:t xml:space="preserve">25.1, п. 13): отстают пехотные армии, идущие медленнее исторического темпа. Множитель не менялся:</w:t>
-      </w:r>
-      <w:r>
-        <w:t xml:space="preserve"> </w:t>
-      </w:r>
-      <w:r>
-        <w:t xml:space="preserve">Висло-Одерская — контрольная операция, подгонка под неё лишила бы контроль независимости.</w:t>
-      </w:r>
-    </w:p>
-    <w:p>
-      <w:pPr>
-        <w:pStyle w:val="BodyText"/>
+        <w:numPr>
+          <w:ilvl w:val="0"/>
+          <w:numId w:val="1021"/>
+        </w:numPr>
+        <w:pStyle w:val="Compact"/>
       </w:pPr>
       <w:r>
         <w:rPr>
           <w:bCs/>
           <w:b/>
         </w:rPr>
-        <w:t xml:space="preserve">Нормативы опыта войны и допущения.</w:t>
-      </w:r>
-      <w:r>
-        <w:t xml:space="preserve"> </w:t>
-      </w:r>
-      <w:r>
-        <w:t xml:space="preserve">Кроме сверки с историей, правила проверяются по</w:t>
-      </w:r>
-      <w:r>
-        <w:t xml:space="preserve"> </w:t>
-      </w:r>
-      <w:r>
-        <w:t xml:space="preserve">нормативам: темпы, потери, сроки переправ, задержки приказов, ширина полос, котлы и крепости</w:t>
-      </w:r>
-      <w:r>
-        <w:t xml:space="preserve"> </w:t>
-      </w:r>
-      <w:r>
-        <w:t xml:space="preserve">(</w:t>
-      </w:r>
-      <w:r>
-        <w:rPr>
-          <w:rStyle w:val="VerbatimChar"/>
-        </w:rPr>
-        <w:t xml:space="preserve">packages/sim/data/rules/norms.json</w:t>
-      </w:r>
-      <w:r>
-        <w:t xml:space="preserve">, отчёт</w:t>
-      </w:r>
-      <w:r>
-        <w:t xml:space="preserve"> </w:t>
-      </w:r>
-      <w:r>
-        <w:rPr>
-          <w:rStyle w:val="VerbatimChar"/>
-        </w:rPr>
-        <w:t xml:space="preserve">npm run sim:norms</w:t>
-      </w:r>
-      <w:r>
-        <w:t xml:space="preserve"> </w:t>
-      </w:r>
-      <w:r>
-        <w:t xml:space="preserve">—</w:t>
-      </w:r>
-      <w:r>
-        <w:t xml:space="preserve"> </w:t>
-      </w:r>
-      <w:r>
-        <w:rPr>
-          <w:rStyle w:val="VerbatimChar"/>
-        </w:rPr>
-        <w:t xml:space="preserve">docs/norms-check.md</w:t>
-      </w:r>
-      <w:r>
-        <w:t xml:space="preserve">). У каждого</w:t>
-      </w:r>
-      <w:r>
-        <w:t xml:space="preserve"> </w:t>
-      </w:r>
-      <w:r>
-        <w:t xml:space="preserve">норматива — запись базы знаний, источник, достоверность и способ измерить его в модели: прогоном</w:t>
-      </w:r>
-      <w:r>
-        <w:t xml:space="preserve"> </w:t>
-      </w:r>
-      <w:r>
-        <w:t xml:space="preserve">сценария или прямо по правилам. Правило, для которого опоры в опыте войны нет, записано в ту же</w:t>
-      </w:r>
-      <w:r>
-        <w:t xml:space="preserve"> </w:t>
-      </w:r>
-      <w:r>
-        <w:t xml:space="preserve">таблицу как</w:t>
-      </w:r>
-      <w:r>
-        <w:t xml:space="preserve"> </w:t>
-      </w:r>
+        <w:t xml:space="preserve">В Берлинской и в бое в Берлине точность ограничена данными.</w:t>
+      </w:r>
+      <w:r>
+        <w:t xml:space="preserve"> </w:t>
+      </w:r>
+      <w:r>
+        <w:t xml:space="preserve">Ошибка положений войск на величину</w:t>
+      </w:r>
+      <w:r>
+        <w:t xml:space="preserve"> </w:t>
+      </w:r>
+      <w:r>
+        <w:t xml:space="preserve">допуска стоит 7–14 п. п., отсутствие укреплённых полос — 3–9,5, ошибка сроков приказов — до 4,8.</w:t>
+      </w:r>
+      <w:r>
+        <w:t xml:space="preserve"> </w:t>
+      </w:r>
+      <w:r>
+        <w:t xml:space="preserve">Потери по событиям: база снабжения — 16 п. п. в Берлинской и 20 в бое в Берлине (положения при этом</w:t>
+      </w:r>
+      <w:r>
+        <w:t xml:space="preserve"> </w:t>
+      </w:r>
+      <w:r>
+        <w:t xml:space="preserve">не меняются). Значит, точность исходных положений (особенно немецких, где многие — оценки), полос и</w:t>
+      </w:r>
+      <w:r>
+        <w:t xml:space="preserve"> </w:t>
+      </w:r>
+      <w:r>
+        <w:t xml:space="preserve">сроков приказов важнее, чем подбор множителей.</w:t>
+      </w:r>
+    </w:p>
+    <w:p>
+      <w:pPr>
+        <w:numPr>
+          <w:ilvl w:val="0"/>
+          <w:numId w:val="1021"/>
+        </w:numPr>
+        <w:pStyle w:val="Compact"/>
+      </w:pPr>
       <w:r>
         <w:rPr>
           <w:bCs/>
           <w:b/>
         </w:rPr>
-        <w:t xml:space="preserve">допущение</w:t>
-      </w:r>
-      <w:r>
-        <w:t xml:space="preserve">: отчёт показывает его значение и какие документы нужны, а покрытие</w:t>
-      </w:r>
-      <w:r>
-        <w:t xml:space="preserve"> </w:t>
-      </w:r>
-      <w:r>
-        <w:t xml:space="preserve">операции (раздел 8.2) — как пробел, пока у него нет источника. Котлы и крепости (раздел 19.5)</w:t>
-      </w:r>
-      <w:r>
-        <w:t xml:space="preserve"> </w:t>
-      </w:r>
-      <w:r>
-        <w:t xml:space="preserve">по трём прогонам:</w:t>
+        <w:t xml:space="preserve">В Висло-Одерской данные не помогают, а мешают.</w:t>
+      </w:r>
+      <w:r>
+        <w:t xml:space="preserve"> </w:t>
+      </w:r>
+      <w:r>
+        <w:t xml:space="preserve">Без укреплённых полос, рек, баз снабжения, дорог и</w:t>
+      </w:r>
+      <w:r>
+        <w:t xml:space="preserve"> </w:t>
+      </w:r>
+      <w:r>
+        <w:t xml:space="preserve">рельефа точность</w:t>
+      </w:r>
+      <w:r>
+        <w:t xml:space="preserve"> </w:t>
+      </w:r>
+      <w:r>
+        <w:rPr>
+          <w:iCs/>
+          <w:i/>
+        </w:rPr>
+        <w:t xml:space="preserve">растёт</w:t>
+      </w:r>
+      <w:r>
+        <w:t xml:space="preserve"> </w:t>
+      </w:r>
+      <w:r>
+        <w:t xml:space="preserve">(до +3,9 п. п. и до +9 п. п. по событиям). Причина — не плохие данные, а</w:t>
+      </w:r>
+      <w:r>
+        <w:t xml:space="preserve"> </w:t>
+      </w:r>
+      <w:r>
+        <w:t xml:space="preserve">модель: пехотные армии идут медленнее исторического (раздел 25.1, п. 13), и любое препятствие</w:t>
+      </w:r>
+      <w:r>
+        <w:t xml:space="preserve"> </w:t>
+      </w:r>
+      <w:r>
+        <w:t xml:space="preserve">в данных их замедляет ещё. Пока механизм скорости не исправлен, пополнение этих слоёв точности не</w:t>
+      </w:r>
+      <w:r>
+        <w:t xml:space="preserve"> </w:t>
+      </w:r>
+      <w:r>
+        <w:t xml:space="preserve">даст; их стоит проверить на согласованность с правилами (например, полосы театра — не</w:t>
+      </w:r>
+      <w:r>
+        <w:t xml:space="preserve"> </w:t>
+      </w:r>
+      <w:r>
+        <w:t xml:space="preserve">завышены ли по уровню).</w:t>
+      </w:r>
+    </w:p>
+    <w:p>
+      <w:pPr>
+        <w:numPr>
+          <w:ilvl w:val="0"/>
+          <w:numId w:val="1021"/>
+        </w:numPr>
+        <w:pStyle w:val="Compact"/>
+      </w:pPr>
+      <w:r>
+        <w:rPr>
+          <w:bCs/>
+          <w:b/>
+        </w:rPr>
+        <w:t xml:space="preserve">Не дают ничего:</w:t>
+      </w:r>
+      <w:r>
+        <w:t xml:space="preserve"> </w:t>
+      </w:r>
+      <w:r>
+        <w:t xml:space="preserve">разграничительные линии в нынешнем виде, фазы подвоза, перепады высот.</w:t>
+      </w:r>
+    </w:p>
+    <w:p>
+      <w:pPr>
+        <w:numPr>
+          <w:ilvl w:val="0"/>
+          <w:numId w:val="1021"/>
+        </w:numPr>
+        <w:pStyle w:val="Compact"/>
+      </w:pPr>
+      <w:r>
+        <w:rPr>
+          <w:bCs/>
+          <w:b/>
+        </w:rPr>
+        <w:t xml:space="preserve">Рельеф, реки и дороги.</w:t>
+      </w:r>
+      <w:r>
+        <w:t xml:space="preserve"> </w:t>
+      </w:r>
+      <w:r>
+        <w:t xml:space="preserve">Без них точность не падает (в Берлинской без рельефа события даже лучше:</w:t>
+      </w:r>
+      <w:r>
+        <w:t xml:space="preserve"> </w:t>
+      </w:r>
+      <w:r>
+        <w:t xml:space="preserve">95 % против 84 %): правила откалиброваны вместе с этими слоями и подстроились под них, поэтому их</w:t>
+      </w:r>
+      <w:r>
+        <w:t xml:space="preserve"> </w:t>
+      </w:r>
+      <w:r>
+        <w:t xml:space="preserve">ценность по этому методу занижена; вывод — не «слои не нужны», а «калибровка и данные не</w:t>
+      </w:r>
+      <w:r>
+        <w:t xml:space="preserve"> </w:t>
+      </w:r>
+      <w:r>
+        <w:t xml:space="preserve">разделены».</w:t>
+      </w:r>
+    </w:p>
+    <w:p>
+      <w:pPr>
+        <w:pStyle w:val="FirstParagraph"/>
+      </w:pPr>
+      <w:r>
+        <w:rPr>
+          <w:bCs/>
+          <w:b/>
+        </w:rPr>
+        <w:t xml:space="preserve">Что показал анализ</w:t>
+      </w:r>
+      <w:r>
+        <w:t xml:space="preserve"> </w:t>
+      </w:r>
+      <w:r>
+        <w:t xml:space="preserve">(три сценария, 8 траекторий Морриса, 2 прогона на точку, шум — 5 seed):</w:t>
+      </w:r>
+    </w:p>
+    <w:p>
+      <w:pPr>
+        <w:numPr>
+          <w:ilvl w:val="0"/>
+          <w:numId w:val="1022"/>
+        </w:numPr>
+        <w:pStyle w:val="Compact"/>
+      </w:pPr>
+      <w:r>
+        <w:rPr>
+          <w:bCs/>
+          <w:b/>
+        </w:rPr>
+        <w:t xml:space="preserve">Положения почти не зависят от множителей.</w:t>
+      </w:r>
+      <w:r>
+        <w:t xml:space="preserve"> </w:t>
+      </w:r>
+      <w:r>
+        <w:t xml:space="preserve">Самый влиятельный множитель при сдвиге на весь</w:t>
+      </w:r>
+      <w:r>
+        <w:t xml:space="preserve"> </w:t>
+      </w:r>
+      <w:r>
+        <w:t xml:space="preserve">диапазон подбора меняет долю положений в допуске на 9 п. п. в Берлинской операции (темп</w:t>
+      </w:r>
+      <w:r>
+        <w:t xml:space="preserve"> </w:t>
+      </w:r>
+      <w:r>
+        <w:t xml:space="preserve">продвижения), на 22 п. п. в бое в Берлине (влияние местности) и на 21 п. п. в Висло-Одерской</w:t>
+      </w:r>
+      <w:r>
+        <w:t xml:space="preserve"> </w:t>
+      </w:r>
+      <w:r>
+        <w:t xml:space="preserve">(темп марша). Положения определяются прежде всего задачами и маршрутами, а не множителями.</w:t>
+      </w:r>
+    </w:p>
+    <w:p>
+      <w:pPr>
+        <w:numPr>
+          <w:ilvl w:val="0"/>
+          <w:numId w:val="1022"/>
+        </w:numPr>
+        <w:pStyle w:val="Compact"/>
+      </w:pPr>
+      <w:r>
+        <w:rPr>
+          <w:bCs/>
+          <w:b/>
+        </w:rPr>
+        <w:t xml:space="preserve">Берлинская операция — локальный оптимум.</w:t>
+      </w:r>
+      <w:r>
+        <w:t xml:space="preserve"> </w:t>
+      </w:r>
+      <w:r>
+        <w:t xml:space="preserve">При ±20 % от откалиброванных значений ни один</w:t>
+      </w:r>
+      <w:r>
+        <w:t xml:space="preserve"> </w:t>
+      </w:r>
+      <w:r>
+        <w:t xml:space="preserve">множитель не даёт эффекта выше шума (σ шума по положениям 3,2 п. п.): тонкая подстройка</w:t>
+      </w:r>
+      <w:r>
+        <w:t xml:space="preserve"> </w:t>
+      </w:r>
+      <w:r>
+        <w:t xml:space="preserve">бесполезна, дальнейший выигрыш — только от устройства модели. Глобально сильнее всего темп</w:t>
+      </w:r>
+      <w:r>
+        <w:t xml:space="preserve"> </w:t>
+      </w:r>
+      <w:r>
+        <w:t xml:space="preserve">продвижения (9,1 п. п.), прогрызание полос (5,9) и темп марша (5,6); слабее всего темп в</w:t>
+      </w:r>
+      <w:r>
+        <w:t xml:space="preserve"> </w:t>
+      </w:r>
+      <w:r>
+        <w:t xml:space="preserve">городе (0,9).</w:t>
+      </w:r>
+    </w:p>
+    <w:p>
+      <w:pPr>
+        <w:numPr>
+          <w:ilvl w:val="0"/>
+          <w:numId w:val="1022"/>
+        </w:numPr>
+        <w:pStyle w:val="Compact"/>
+      </w:pPr>
+      <w:r>
+        <w:rPr>
+          <w:bCs/>
+          <w:b/>
+        </w:rPr>
+        <w:t xml:space="preserve">Потери по положениям и датам не откалибровать.</w:t>
+      </w:r>
+      <w:r>
+        <w:t xml:space="preserve"> </w:t>
+      </w:r>
+      <w:r>
+        <w:t xml:space="preserve">Потери наступающего и обороняющегося меняют</w:t>
+      </w:r>
+      <w:r>
+        <w:t xml:space="preserve"> </w:t>
+      </w:r>
+      <w:r>
+        <w:t xml:space="preserve">положения всего на 2,6–2,7 п. п. на всём диапазоне подбора; их надо проверять по нормативам</w:t>
+      </w:r>
+      <w:r>
+        <w:t xml:space="preserve"> </w:t>
+      </w:r>
+      <w:r>
+        <w:t xml:space="preserve">потерь, а не по положениям.</w:t>
+      </w:r>
+    </w:p>
+    <w:p>
+      <w:pPr>
+        <w:numPr>
+          <w:ilvl w:val="0"/>
+          <w:numId w:val="1022"/>
+        </w:numPr>
+        <w:pStyle w:val="Compact"/>
+      </w:pPr>
+      <w:r>
+        <w:rPr>
+          <w:bCs/>
+          <w:b/>
+        </w:rPr>
+        <w:t xml:space="preserve">Бой в Берлине.</w:t>
+      </w:r>
+      <w:r>
+        <w:t xml:space="preserve"> </w:t>
+      </w:r>
+      <w:r>
+        <w:t xml:space="preserve">Доминирует влияние местности (21,8 п. п.; ±20 % — 10,6 п. п. при шуме</w:t>
+      </w:r>
+      <w:r>
+        <w:t xml:space="preserve"> </w:t>
+      </w:r>
+      <w:r>
+        <w:t xml:space="preserve">4,6) и темп в городе (9,6); прогрызание полос и темп по чужой территории не влияют. События в</w:t>
+      </w:r>
+      <w:r>
+        <w:t xml:space="preserve"> </w:t>
+      </w:r>
+      <w:r>
+        <w:t xml:space="preserve">этом сценарии (6 штук) слишком шумные (σ шума 24 п. п.) для выводов по ним.</w:t>
+      </w:r>
+    </w:p>
+    <w:p>
+      <w:pPr>
+        <w:numPr>
+          <w:ilvl w:val="0"/>
+          <w:numId w:val="1022"/>
+        </w:numPr>
+        <w:pStyle w:val="Compact"/>
+      </w:pPr>
+      <w:r>
+        <w:rPr>
+          <w:bCs/>
+          <w:b/>
+        </w:rPr>
+        <w:t xml:space="preserve">Висло-Одерская.</w:t>
+      </w:r>
+      <w:r>
+        <w:t xml:space="preserve"> </w:t>
+      </w:r>
+      <w:r>
+        <w:t xml:space="preserve">Заметен один множитель — темп марша: ±20 % меняет положения на 8,4 п. п.</w:t>
+      </w:r>
+      <w:r>
+        <w:t xml:space="preserve"> </w:t>
+      </w:r>
+      <w:r>
+        <w:t xml:space="preserve">при шуме 2,4 (втрое выше шума).</w:t>
+      </w:r>
+    </w:p>
+    <w:p>
+      <w:pPr>
+        <w:pStyle w:val="FirstParagraph"/>
+      </w:pPr>
+      <w:r>
+        <w:t xml:space="preserve">Скан темпа марша (множитель 1,09 — откалиброванное значение, верхняя граница подбора 1,2; пять</w:t>
+      </w:r>
+      <w:r>
+        <w:t xml:space="preserve"> </w:t>
+      </w:r>
+      <w:r>
+        <w:t xml:space="preserve">прогонов; положения в допуске / события в пределах двух суток):</w:t>
       </w:r>
     </w:p>
     <w:tbl>
@@ -20342,6 +20440,514 @@
               <w:jc w:val="left"/>
             </w:pPr>
             <w:r>
+              <w:t xml:space="preserve">Темп марша</w:t>
+            </w:r>
+          </w:p>
+        </w:tc>
+        <w:tc>
+          <w:tcPr/>
+          <w:p>
+            <w:pPr>
+              <w:pStyle w:val="Compact"/>
+              <w:jc w:val="left"/>
+            </w:pPr>
+            <w:r>
+              <w:t xml:space="preserve">Берлинская операция</w:t>
+            </w:r>
+          </w:p>
+        </w:tc>
+        <w:tc>
+          <w:tcPr/>
+          <w:p>
+            <w:pPr>
+              <w:pStyle w:val="Compact"/>
+              <w:jc w:val="left"/>
+            </w:pPr>
+            <w:r>
+              <w:t xml:space="preserve">Бой в Берлине</w:t>
+            </w:r>
+          </w:p>
+        </w:tc>
+        <w:tc>
+          <w:tcPr/>
+          <w:p>
+            <w:pPr>
+              <w:pStyle w:val="Compact"/>
+              <w:jc w:val="left"/>
+            </w:pPr>
+            <w:r>
+              <w:t xml:space="preserve">Висло-Одерская (контрольная)</w:t>
+            </w:r>
+          </w:p>
+        </w:tc>
+      </w:tr>
+      <w:tr>
+        <w:tc>
+          <w:tcPr/>
+          <w:p>
+            <w:pPr>
+              <w:pStyle w:val="Compact"/>
+              <w:jc w:val="left"/>
+            </w:pPr>
+            <w:r>
+              <w:t xml:space="preserve">0,9</w:t>
+            </w:r>
+          </w:p>
+        </w:tc>
+        <w:tc>
+          <w:tcPr/>
+          <w:p>
+            <w:pPr>
+              <w:pStyle w:val="Compact"/>
+              <w:jc w:val="left"/>
+            </w:pPr>
+            <w:r>
+              <w:t xml:space="preserve">79 % / 76 %</w:t>
+            </w:r>
+          </w:p>
+        </w:tc>
+        <w:tc>
+          <w:tcPr/>
+          <w:p>
+            <w:pPr>
+              <w:pStyle w:val="Compact"/>
+              <w:jc w:val="left"/>
+            </w:pPr>
+            <w:r>
+              <w:t xml:space="preserve">89 % / 43 %</w:t>
+            </w:r>
+          </w:p>
+        </w:tc>
+        <w:tc>
+          <w:tcPr/>
+          <w:p>
+            <w:pPr>
+              <w:pStyle w:val="Compact"/>
+              <w:jc w:val="left"/>
+            </w:pPr>
+            <w:r>
+              <w:t xml:space="preserve">47 % / 29 %</w:t>
+            </w:r>
+          </w:p>
+        </w:tc>
+      </w:tr>
+      <w:tr>
+        <w:tc>
+          <w:tcPr/>
+          <w:p>
+            <w:pPr>
+              <w:pStyle w:val="Compact"/>
+              <w:jc w:val="left"/>
+            </w:pPr>
+            <w:r>
+              <w:t xml:space="preserve">1,09</w:t>
+            </w:r>
+          </w:p>
+        </w:tc>
+        <w:tc>
+          <w:tcPr/>
+          <w:p>
+            <w:pPr>
+              <w:pStyle w:val="Compact"/>
+              <w:jc w:val="left"/>
+            </w:pPr>
+            <w:r>
+              <w:t xml:space="preserve">80 % / 84 %</w:t>
+            </w:r>
+          </w:p>
+        </w:tc>
+        <w:tc>
+          <w:tcPr/>
+          <w:p>
+            <w:pPr>
+              <w:pStyle w:val="Compact"/>
+              <w:jc w:val="left"/>
+            </w:pPr>
+            <w:r>
+              <w:t xml:space="preserve">89 % / 37 %</w:t>
+            </w:r>
+          </w:p>
+        </w:tc>
+        <w:tc>
+          <w:tcPr/>
+          <w:p>
+            <w:pPr>
+              <w:pStyle w:val="Compact"/>
+              <w:jc w:val="left"/>
+            </w:pPr>
+            <w:r>
+              <w:t xml:space="preserve">51 % / 29 %</w:t>
+            </w:r>
+          </w:p>
+        </w:tc>
+      </w:tr>
+      <w:tr>
+        <w:tc>
+          <w:tcPr/>
+          <w:p>
+            <w:pPr>
+              <w:pStyle w:val="Compact"/>
+              <w:jc w:val="left"/>
+            </w:pPr>
+            <w:r>
+              <w:t xml:space="preserve">1,2</w:t>
+            </w:r>
+          </w:p>
+        </w:tc>
+        <w:tc>
+          <w:tcPr/>
+          <w:p>
+            <w:pPr>
+              <w:pStyle w:val="Compact"/>
+              <w:jc w:val="left"/>
+            </w:pPr>
+            <w:r>
+              <w:t xml:space="preserve">79 % / 87 %</w:t>
+            </w:r>
+          </w:p>
+        </w:tc>
+        <w:tc>
+          <w:tcPr/>
+          <w:p>
+            <w:pPr>
+              <w:pStyle w:val="Compact"/>
+              <w:jc w:val="left"/>
+            </w:pPr>
+            <w:r>
+              <w:t xml:space="preserve">81 % / 20 %</w:t>
+            </w:r>
+          </w:p>
+        </w:tc>
+        <w:tc>
+          <w:tcPr/>
+          <w:p>
+            <w:pPr>
+              <w:pStyle w:val="Compact"/>
+              <w:jc w:val="left"/>
+            </w:pPr>
+            <w:r>
+              <w:t xml:space="preserve">52 % / 29 %</w:t>
+            </w:r>
+          </w:p>
+        </w:tc>
+      </w:tr>
+      <w:tr>
+        <w:tc>
+          <w:tcPr/>
+          <w:p>
+            <w:pPr>
+              <w:pStyle w:val="Compact"/>
+              <w:jc w:val="left"/>
+            </w:pPr>
+            <w:r>
+              <w:t xml:space="preserve">1,3</w:t>
+            </w:r>
+          </w:p>
+        </w:tc>
+        <w:tc>
+          <w:tcPr/>
+          <w:p>
+            <w:pPr>
+              <w:pStyle w:val="Compact"/>
+              <w:jc w:val="left"/>
+            </w:pPr>
+            <w:r>
+              <w:t xml:space="preserve">79 % / 82 %</w:t>
+            </w:r>
+          </w:p>
+        </w:tc>
+        <w:tc>
+          <w:tcPr/>
+          <w:p>
+            <w:pPr>
+              <w:pStyle w:val="Compact"/>
+              <w:jc w:val="left"/>
+            </w:pPr>
+            <w:r>
+              <w:t xml:space="preserve">83 % / 40 %</w:t>
+            </w:r>
+          </w:p>
+        </w:tc>
+        <w:tc>
+          <w:tcPr/>
+          <w:p>
+            <w:pPr>
+              <w:pStyle w:val="Compact"/>
+              <w:jc w:val="left"/>
+            </w:pPr>
+            <w:r>
+              <w:t xml:space="preserve">55 % / 35 %</w:t>
+            </w:r>
+          </w:p>
+        </w:tc>
+      </w:tr>
+      <w:tr>
+        <w:tc>
+          <w:tcPr/>
+          <w:p>
+            <w:pPr>
+              <w:pStyle w:val="Compact"/>
+              <w:jc w:val="left"/>
+            </w:pPr>
+            <w:r>
+              <w:t xml:space="preserve">1,4</w:t>
+            </w:r>
+          </w:p>
+        </w:tc>
+        <w:tc>
+          <w:tcPr/>
+          <w:p>
+            <w:pPr>
+              <w:pStyle w:val="Compact"/>
+              <w:jc w:val="left"/>
+            </w:pPr>
+            <w:r>
+              <w:t xml:space="preserve">76 % / 80 %</w:t>
+            </w:r>
+          </w:p>
+        </w:tc>
+        <w:tc>
+          <w:tcPr/>
+          <w:p>
+            <w:pPr>
+              <w:pStyle w:val="Compact"/>
+              <w:jc w:val="left"/>
+            </w:pPr>
+            <w:r>
+              <w:t xml:space="preserve">83 % / 43 %</w:t>
+            </w:r>
+          </w:p>
+        </w:tc>
+        <w:tc>
+          <w:tcPr/>
+          <w:p>
+            <w:pPr>
+              <w:pStyle w:val="Compact"/>
+              <w:jc w:val="left"/>
+            </w:pPr>
+            <w:r>
+              <w:t xml:space="preserve">58 % / 38 %</w:t>
+            </w:r>
+          </w:p>
+        </w:tc>
+      </w:tr>
+      <w:tr>
+        <w:tc>
+          <w:tcPr/>
+          <w:p>
+            <w:pPr>
+              <w:pStyle w:val="Compact"/>
+              <w:jc w:val="left"/>
+            </w:pPr>
+            <w:r>
+              <w:t xml:space="preserve">1,5</w:t>
+            </w:r>
+          </w:p>
+        </w:tc>
+        <w:tc>
+          <w:tcPr/>
+          <w:p>
+            <w:pPr>
+              <w:pStyle w:val="Compact"/>
+              <w:jc w:val="left"/>
+            </w:pPr>
+            <w:r>
+              <w:t xml:space="preserve">75 % / 89 %</w:t>
+            </w:r>
+          </w:p>
+        </w:tc>
+        <w:tc>
+          <w:tcPr/>
+          <w:p>
+            <w:pPr>
+              <w:pStyle w:val="Compact"/>
+              <w:jc w:val="left"/>
+            </w:pPr>
+            <w:r>
+              <w:t xml:space="preserve">84 % / 50 %</w:t>
+            </w:r>
+          </w:p>
+        </w:tc>
+        <w:tc>
+          <w:tcPr/>
+          <w:p>
+            <w:pPr>
+              <w:pStyle w:val="Compact"/>
+              <w:jc w:val="left"/>
+            </w:pPr>
+            <w:r>
+              <w:t xml:space="preserve">62 % / 43 %</w:t>
+            </w:r>
+          </w:p>
+        </w:tc>
+      </w:tr>
+    </w:tbl>
+    <w:p>
+      <w:pPr>
+        <w:pStyle w:val="BodyText"/>
+      </w:pPr>
+      <w:r>
+        <w:t xml:space="preserve">Висло-Одерская монотонно выигрывает от роста множителя, Берлинская до 1,3 не меняется, а бой в</w:t>
+      </w:r>
+      <w:r>
+        <w:t xml:space="preserve"> </w:t>
+      </w:r>
+      <w:r>
+        <w:t xml:space="preserve">Берлине теряет около 6 п. п. Один общий множитель торгует операции между собой, поэтому дело не</w:t>
+      </w:r>
+      <w:r>
+        <w:t xml:space="preserve"> </w:t>
+      </w:r>
+      <w:r>
+        <w:t xml:space="preserve">в его величине, а в устройстве. Подвоз и сезон не объясняют отставание (проверено — раздел 19.5 и</w:t>
+      </w:r>
+      <w:r>
+        <w:t xml:space="preserve"> </w:t>
+      </w:r>
+      <w:r>
+        <w:t xml:space="preserve">25.1, п. 13): отстают пехотные армии, идущие медленнее исторического темпа. Множитель не менялся:</w:t>
+      </w:r>
+      <w:r>
+        <w:t xml:space="preserve"> </w:t>
+      </w:r>
+      <w:r>
+        <w:t xml:space="preserve">Висло-Одерская — контрольная операция, подгонка под неё лишила бы контроль независимости.</w:t>
+      </w:r>
+    </w:p>
+    <w:p>
+      <w:pPr>
+        <w:pStyle w:val="BodyText"/>
+      </w:pPr>
+      <w:r>
+        <w:rPr>
+          <w:bCs/>
+          <w:b/>
+        </w:rPr>
+        <w:t xml:space="preserve">Нормативы опыта войны и допущения.</w:t>
+      </w:r>
+      <w:r>
+        <w:t xml:space="preserve"> </w:t>
+      </w:r>
+      <w:r>
+        <w:t xml:space="preserve">Кроме сверки с историей, правила проверяются по</w:t>
+      </w:r>
+      <w:r>
+        <w:t xml:space="preserve"> </w:t>
+      </w:r>
+      <w:r>
+        <w:t xml:space="preserve">нормативам: темпы, потери, сроки переправ, задержки приказов, ширина полос, котлы и крепости</w:t>
+      </w:r>
+      <w:r>
+        <w:t xml:space="preserve"> </w:t>
+      </w:r>
+      <w:r>
+        <w:t xml:space="preserve">(</w:t>
+      </w:r>
+      <w:r>
+        <w:rPr>
+          <w:rStyle w:val="VerbatimChar"/>
+        </w:rPr>
+        <w:t xml:space="preserve">packages/sim/data/rules/norms.json</w:t>
+      </w:r>
+      <w:r>
+        <w:t xml:space="preserve">, отчёт</w:t>
+      </w:r>
+      <w:r>
+        <w:t xml:space="preserve"> </w:t>
+      </w:r>
+      <w:r>
+        <w:rPr>
+          <w:rStyle w:val="VerbatimChar"/>
+        </w:rPr>
+        <w:t xml:space="preserve">npm run sim:norms</w:t>
+      </w:r>
+      <w:r>
+        <w:t xml:space="preserve"> </w:t>
+      </w:r>
+      <w:r>
+        <w:t xml:space="preserve">—</w:t>
+      </w:r>
+      <w:r>
+        <w:t xml:space="preserve"> </w:t>
+      </w:r>
+      <w:r>
+        <w:rPr>
+          <w:rStyle w:val="VerbatimChar"/>
+        </w:rPr>
+        <w:t xml:space="preserve">docs/norms-check.md</w:t>
+      </w:r>
+      <w:r>
+        <w:t xml:space="preserve">). У каждого</w:t>
+      </w:r>
+      <w:r>
+        <w:t xml:space="preserve"> </w:t>
+      </w:r>
+      <w:r>
+        <w:t xml:space="preserve">норматива — запись базы знаний, источник, достоверность и способ измерить его в модели: прогоном</w:t>
+      </w:r>
+      <w:r>
+        <w:t xml:space="preserve"> </w:t>
+      </w:r>
+      <w:r>
+        <w:t xml:space="preserve">сценария или прямо по правилам. Правило, для которого опоры в опыте войны нет, записано в ту же</w:t>
+      </w:r>
+      <w:r>
+        <w:t xml:space="preserve"> </w:t>
+      </w:r>
+      <w:r>
+        <w:t xml:space="preserve">таблицу как</w:t>
+      </w:r>
+      <w:r>
+        <w:t xml:space="preserve"> </w:t>
+      </w:r>
+      <w:r>
+        <w:rPr>
+          <w:bCs/>
+          <w:b/>
+        </w:rPr>
+        <w:t xml:space="preserve">допущение</w:t>
+      </w:r>
+      <w:r>
+        <w:t xml:space="preserve">: отчёт показывает его значение и какие документы нужны, а покрытие</w:t>
+      </w:r>
+      <w:r>
+        <w:t xml:space="preserve"> </w:t>
+      </w:r>
+      <w:r>
+        <w:t xml:space="preserve">операции (раздел 8.2) — как пробел, пока у него нет источника. Котлы и крепости (раздел 19.5)</w:t>
+      </w:r>
+      <w:r>
+        <w:t xml:space="preserve"> </w:t>
+      </w:r>
+      <w:r>
+        <w:t xml:space="preserve">по трём прогонам:</w:t>
+      </w:r>
+    </w:p>
+    <w:tbl>
+      <w:tblPr>
+        <w:tblStyle w:val="Table"/>
+        <w:tblW w:type="auto" w:w="0"/>
+        <w:tblLook w:firstRow="1" w:lastRow="0" w:firstColumn="0" w:lastColumn="0" w:noHBand="0" w:noVBand="0" w:val="0020"/>
+        <w:jc w:val="start"/>
+      </w:tblPr>
+      <w:tblGrid>
+        <w:gridCol w:w="1980"/>
+        <w:gridCol w:w="1980"/>
+        <w:gridCol w:w="1980"/>
+        <w:gridCol w:w="1980"/>
+      </w:tblGrid>
+      <w:tr>
+        <w:trPr>
+          <w:tblHeader w:val="true"/>
+        </w:trPr>
+        <w:tc>
+          <w:tcPr/>
+          <w:p>
+            <w:pPr>
+              <w:pStyle w:val="Compact"/>
+              <w:jc w:val="left"/>
+            </w:pPr>
+            <w:r>
               <w:t xml:space="preserve">Норматив</w:t>
             </w:r>
           </w:p>
@@ -23224,6 +23830,60 @@
     </w:p>
     <w:p>
       <w:pPr>
+        <w:numPr>
+          <w:ilvl w:val="0"/>
+          <w:numId w:val="1024"/>
+        </w:numPr>
+      </w:pPr>
+      <w:r>
+        <w:rPr>
+          <w:bCs/>
+          <w:b/>
+        </w:rPr>
+        <w:t xml:space="preserve">Срок приказа внутри хода не учитывается.</w:t>
+      </w:r>
+      <w:r>
+        <w:t xml:space="preserve"> </w:t>
+      </w:r>
+      <w:r>
+        <w:t xml:space="preserve">Приказ действует на весь ход, поэтому сроки</w:t>
+      </w:r>
+      <w:r>
+        <w:t xml:space="preserve"> </w:t>
+      </w:r>
+      <w:r>
+        <w:t xml:space="preserve">сценария — условные, а документальные (поле</w:t>
+      </w:r>
+      <w:r>
+        <w:t xml:space="preserve"> </w:t>
+      </w:r>
+      <w:r>
+        <w:rPr>
+          <w:rStyle w:val="VerbatimChar"/>
+        </w:rPr>
+        <w:t xml:space="preserve">basis</w:t>
+      </w:r>
+      <w:r>
+        <w:t xml:space="preserve">) модель не использует; с</w:t>
+      </w:r>
+      <w:r>
+        <w:t xml:space="preserve"> </w:t>
+      </w:r>
+      <w:r>
+        <w:rPr>
+          <w:rStyle w:val="VerbatimChar"/>
+        </w:rPr>
+        <w:t xml:space="preserve">orderPartialTurn</w:t>
+      </w:r>
+      <w:r>
+        <w:t xml:space="preserve"> </w:t>
+      </w:r>
+      <w:r>
+        <w:t xml:space="preserve">сходство падает (раздел 19.3), пока темп войск ниже исторического.</w:t>
+      </w:r>
+    </w:p>
+    <w:p>
+      <w:pPr>
         <w:pStyle w:val="FirstParagraph"/>
       </w:pPr>
       <w:r>
@@ -24398,7 +25058,7 @@
         <w:rPr>
           <w:rStyle w:val="CommentTok"/>
         </w:rPr>
-        <w:t xml:space="preserve"># ~11 минут</w:t>
+        <w:t xml:space="preserve"># ~11 минут; --patch '{"orderPartialTurn":true}' — подбор с правкой правил</w:t>
       </w:r>
       <w:r>
         <w:br/>

--- a/docs/system.docx
+++ b/docs/system.docx
@@ -10453,6 +10453,47 @@
               <w:rPr>
                 <w:rStyle w:val="VerbatimChar"/>
               </w:rPr>
+              <w:t xml:space="preserve">infantry-mobility-1944-45/</w:t>
+            </w:r>
+          </w:p>
+        </w:tc>
+        <w:tc>
+          <w:tcPr/>
+          <w:p>
+            <w:pPr>
+              <w:pStyle w:val="Compact"/>
+              <w:jc w:val="left"/>
+            </w:pPr>
+            <w:r>
+              <w:t xml:space="preserve">Моторизация и темп стрелковых соединений 1944–45: штаты (04/550), автотранспорт армий (Davie, JSMS 2018 и 2021), нормы марша БУП-42, темпы в преследовании в других операциях (Glantz, Радзиевский, Сборник ВИМ ВОВ), русскоязычные источники; четыре файла заметок с достоверностью A/B/C, страницей и цитатой, выводы исследователей помечены как выводы</w:t>
+            </w:r>
+          </w:p>
+        </w:tc>
+        <w:tc>
+          <w:tcPr/>
+          <w:p>
+            <w:pPr>
+              <w:pStyle w:val="Compact"/>
+              <w:jc w:val="left"/>
+            </w:pPr>
+            <w:r>
+              <w:t xml:space="preserve">4 файла</w:t>
+            </w:r>
+          </w:p>
+        </w:tc>
+      </w:tr>
+      <w:tr>
+        <w:tc>
+          <w:tcPr/>
+          <w:p>
+            <w:pPr>
+              <w:pStyle w:val="Compact"/>
+              <w:jc w:val="left"/>
+            </w:pPr>
+            <w:r>
+              <w:rPr>
+                <w:rStyle w:val="VerbatimChar"/>
+              </w:rPr>
               <w:t xml:space="preserve">orders-timing-1945.json</w:t>
             </w:r>
           </w:p>
@@ -16384,13 +16425,13 @@
         <w:t xml:space="preserve"> </w:t>
       </w:r>
       <w:r>
-        <w:t xml:space="preserve">сроки, а темп войск в модели ниже исторического (раздел 25.1, п. 13), и условный срок «на сутки</w:t>
-      </w:r>
-      <w:r>
-        <w:t xml:space="preserve"> </w:t>
-      </w:r>
-      <w:r>
-        <w:t xml:space="preserve">раньше» эту медлительность компенсировал. Поэтому в модель вошли условные сроки, а документальные</w:t>
+        <w:t xml:space="preserve">сроки, а модель медленно набирает темп в первые дни прорыва (раздел 25.1, п. 13); условный срок «на</w:t>
+      </w:r>
+      <w:r>
+        <w:t xml:space="preserve"> </w:t>
+      </w:r>
+      <w:r>
+        <w:t xml:space="preserve">сутки раньше» этот медленный старт компенсировал. Поэтому в модель вошли условные сроки, а документальные</w:t>
       </w:r>
       <w:r>
         <w:t xml:space="preserve"> </w:t>
@@ -21298,6 +21339,106 @@
               <w:jc w:val="left"/>
             </w:pPr>
             <w:r>
+              <w:t xml:space="preserve">суточный переход пехоты, нормальный марш</w:t>
+            </w:r>
+          </w:p>
+        </w:tc>
+        <w:tc>
+          <w:tcPr/>
+          <w:p>
+            <w:pPr>
+              <w:pStyle w:val="Compact"/>
+              <w:jc w:val="left"/>
+            </w:pPr>
+            <w:r>
+              <w:t xml:space="preserve">30 км (БУП-42 §817, A)</w:t>
+            </w:r>
+          </w:p>
+        </w:tc>
+        <w:tc>
+          <w:tcPr/>
+          <w:p>
+            <w:pPr>
+              <w:pStyle w:val="Compact"/>
+              <w:jc w:val="left"/>
+            </w:pPr>
+            <w:r>
+              <w:t xml:space="preserve">33 км/сут</w:t>
+            </w:r>
+          </w:p>
+        </w:tc>
+        <w:tc>
+          <w:tcPr/>
+          <w:p>
+            <w:pPr>
+              <w:pStyle w:val="Compact"/>
+              <w:jc w:val="left"/>
+            </w:pPr>
+            <w:r>
+              <w:t xml:space="preserve">в пределах</w:t>
+            </w:r>
+          </w:p>
+        </w:tc>
+      </w:tr>
+      <w:tr>
+        <w:tc>
+          <w:tcPr/>
+          <w:p>
+            <w:pPr>
+              <w:pStyle w:val="Compact"/>
+              <w:jc w:val="left"/>
+            </w:pPr>
+            <w:r>
+              <w:t xml:space="preserve">темп стрелковых соединений в преследовании</w:t>
+            </w:r>
+          </w:p>
+        </w:tc>
+        <w:tc>
+          <w:tcPr/>
+          <w:p>
+            <w:pPr>
+              <w:pStyle w:val="Compact"/>
+              <w:jc w:val="left"/>
+            </w:pPr>
+            <w:r>
+              <w:t xml:space="preserve">20–25 км/сут за 5–10 суток (Glantz, B)</w:t>
+            </w:r>
+          </w:p>
+        </w:tc>
+        <w:tc>
+          <w:tcPr/>
+          <w:p>
+            <w:pPr>
+              <w:pStyle w:val="Compact"/>
+              <w:jc w:val="left"/>
+            </w:pPr>
+            <w:r>
+              <w:t xml:space="preserve">27 км/сут</w:t>
+            </w:r>
+          </w:p>
+        </w:tc>
+        <w:tc>
+          <w:tcPr/>
+          <w:p>
+            <w:pPr>
+              <w:pStyle w:val="Compact"/>
+              <w:jc w:val="left"/>
+            </w:pPr>
+            <w:r>
+              <w:t xml:space="preserve">в пределах</w:t>
+            </w:r>
+          </w:p>
+        </w:tc>
+      </w:tr>
+      <w:tr>
+        <w:tc>
+          <w:tcPr/>
+          <w:p>
+            <w:pPr>
+              <w:pStyle w:val="Compact"/>
+              <w:jc w:val="left"/>
+            </w:pPr>
+            <w:r>
               <w:t xml:space="preserve">подвоз: полный до удаления базы</w:t>
             </w:r>
           </w:p>
@@ -23768,13 +23909,13 @@
         <w:t xml:space="preserve"> </w:t>
       </w:r>
       <w:r>
-        <w:t xml:space="preserve">общевойсковые отстают: 5 УА на 71 км, 21 А на 64, 8 гв. А на 63, 3 гв. А на 57 (seed 1). Не из-за</w:t>
-      </w:r>
-      <w:r>
-        <w:t xml:space="preserve"> </w:t>
-      </w:r>
-      <w:r>
-        <w:t xml:space="preserve">подвоза и окружений (боеприпасы 5 УА не ниже 2,95 бк до конца операции; блок</w:t>
+        <w:t xml:space="preserve">общевойсковые отстают: 5 УА на 71 км, 21 А на 64, 8 гв. А на 63, 3 гв. А на 57 (seed 1). Причина</w:t>
+      </w:r>
+      <w:r>
+        <w:t xml:space="preserve"> </w:t>
+      </w:r>
+      <w:r>
+        <w:t xml:space="preserve">не в подвозе и окружениях (боеприпасы 5 УА не ниже 2,95 бк до конца операции; блок</w:t>
       </w:r>
       <w:r>
         <w:t xml:space="preserve"> </w:t>
@@ -23789,43 +23930,122 @@
         <w:t xml:space="preserve"> </w:t>
       </w:r>
       <w:r>
-        <w:t xml:space="preserve">ничего не</w:t>
-      </w:r>
-      <w:r>
-        <w:t xml:space="preserve"> </w:t>
-      </w:r>
-      <w:r>
-        <w:t xml:space="preserve">меняет — раздел 19.5) и не из-за сезона (болот на театре 51 клетка из ≈67 тысяч): армия идёт 21–27 км/сут,</w:t>
-      </w:r>
-      <w:r>
-        <w:t xml:space="preserve"> </w:t>
-      </w:r>
-      <w:r>
-        <w:t xml:space="preserve">а в истории — 26–47 (5 УА: 34 км/сут 15–17.01 при расчётных 10 и 44 км/сут 19–22.01 при расчётных</w:t>
-      </w:r>
-      <w:r>
-        <w:t xml:space="preserve"> </w:t>
-      </w:r>
-      <w:r>
-        <w:t xml:space="preserve">24). Пеший марш в профиле (25–30 км/сут) соответствует нормам марша пехотной дивизии (≈ 32 км/сут по</w:t>
-      </w:r>
-      <w:r>
-        <w:t xml:space="preserve"> </w:t>
-      </w:r>
-      <w:r>
-        <w:t xml:space="preserve">справочнику вермахта), так что исторический темп достигался подвозом пехоты на автомашинах и</w:t>
-      </w:r>
-      <w:r>
-        <w:t xml:space="preserve"> </w:t>
-      </w:r>
-      <w:r>
-        <w:t xml:space="preserve">передовыми отрядами, которых в модели нет. Общий множитель темпа марша выигрывает Висло-Одерскую,</w:t>
-      </w:r>
-      <w:r>
-        <w:t xml:space="preserve"> </w:t>
-      </w:r>
-      <w:r>
-        <w:t xml:space="preserve">но вредит бою в Берлине (раздел 21, скан), поэтому не менялся.</w:t>
+        <w:t xml:space="preserve">ничего не меняет — раздел 19.5), не в сезоне (болот на театре 51 клетка из ≈67 тысяч) и, по</w:t>
+      </w:r>
+      <w:r>
+        <w:t xml:space="preserve"> </w:t>
+      </w:r>
+      <w:r>
+        <w:t xml:space="preserve">независимым источникам,</w:t>
+      </w:r>
+      <w:r>
+        <w:t xml:space="preserve"> </w:t>
+      </w:r>
+      <w:r>
+        <w:rPr>
+          <w:bCs/>
+          <w:b/>
+        </w:rPr>
+        <w:t xml:space="preserve">не в скорости пешего марша</w:t>
+      </w:r>
+      <w:r>
+        <w:t xml:space="preserve">: стрелковые дивизии не были</w:t>
+      </w:r>
+      <w:r>
+        <w:t xml:space="preserve"> </w:t>
+      </w:r>
+      <w:r>
+        <w:t xml:space="preserve">моторизованы (штат 04/550: 125 грузовиков на 9 435 человек, две трети груза на лошадях; армейские</w:t>
+      </w:r>
+      <w:r>
+        <w:t xml:space="preserve"> </w:t>
+      </w:r>
+      <w:r>
+        <w:t xml:space="preserve">автобатальоны возили грузы, а не людей — Davie, JSMS 2018 и 2021; БУП-42), норма устава —</w:t>
+      </w:r>
+      <w:r>
+        <w:t xml:space="preserve"> </w:t>
+      </w:r>
+      <w:r>
+        <w:t xml:space="preserve">30 км/сут нормальным маршем и 40–45 форсированным (§817), в преследовании стрелковые</w:t>
+      </w:r>
+      <w:r>
+        <w:t xml:space="preserve"> </w:t>
+      </w:r>
+      <w:r>
+        <w:t xml:space="preserve">соединения 1944 г. держали 20–25 км/сут за 5–10 суток (Glantz, Belorussia 1944), модельные 21–27</w:t>
+      </w:r>
+      <w:r>
+        <w:t xml:space="preserve"> </w:t>
+      </w:r>
+      <w:r>
+        <w:t xml:space="preserve">в этом диапазоне (нормативы</w:t>
+      </w:r>
+      <w:r>
+        <w:t xml:space="preserve"> </w:t>
+      </w:r>
+      <w:r>
+        <w:rPr>
+          <w:rStyle w:val="VerbatimChar"/>
+        </w:rPr>
+        <w:t xml:space="preserve">march-foot-normal</w:t>
+      </w:r>
+      <w:r>
+        <w:t xml:space="preserve">,</w:t>
+      </w:r>
+      <w:r>
+        <w:t xml:space="preserve"> </w:t>
+      </w:r>
+      <w:r>
+        <w:rPr>
+          <w:rStyle w:val="VerbatimChar"/>
+        </w:rPr>
+        <w:t xml:space="preserve">pursuit-rifle-sustained</w:t>
+      </w:r>
+      <w:r>
+        <w:t xml:space="preserve">). Отставание</w:t>
+      </w:r>
+      <w:r>
+        <w:t xml:space="preserve"> </w:t>
+      </w:r>
+      <w:r>
+        <w:t xml:space="preserve">набирается в первые дни: 5 УА 15–17.01 проходит 10 км/сут против 34 по истории, 8 гв. А — 8</w:t>
+      </w:r>
+      <w:r>
+        <w:t xml:space="preserve"> </w:t>
+      </w:r>
+      <w:r>
+        <w:t xml:space="preserve">против 21–22, затем темп сопоставим. Вероятные причины — слабая немецкая оборона на Висле</w:t>
+      </w:r>
+      <w:r>
+        <w:t xml:space="preserve"> </w:t>
+      </w:r>
+      <w:r>
+        <w:t xml:space="preserve">(«цепочка опорных пунктов», один человек на 14 м, Ziemke с. 420), которую модель не отличает от</w:t>
+      </w:r>
+      <w:r>
+        <w:t xml:space="preserve"> </w:t>
+      </w:r>
+      <w:r>
+        <w:t xml:space="preserve">укреплённой (данные об обороне: у 12 из 29 дивизий положение — оценка, раздел 22.3), и то, что</w:t>
+      </w:r>
+      <w:r>
+        <w:t xml:space="preserve"> </w:t>
+      </w:r>
+      <w:r>
+        <w:t xml:space="preserve">историческое «положение» армии — часто головной корпус или передовые отряды (на машинах 30–40</w:t>
+      </w:r>
+      <w:r>
+        <w:t xml:space="preserve"> </w:t>
+      </w:r>
+      <w:r>
+        <w:t xml:space="preserve">км/сут, отдельные сутки 45–60; Батов, Сборник ВИМ ВОВ вып. 4). Общий множитель темпа марша</w:t>
+      </w:r>
+      <w:r>
+        <w:t xml:space="preserve"> </w:t>
+      </w:r>
+      <w:r>
+        <w:t xml:space="preserve">выигрывает Висло-Одерскую, но вредит бою в Берлине (раздел 21, скан), поэтому не менялся.</w:t>
       </w:r>
     </w:p>
     <w:p>
@@ -23879,7 +24099,7 @@
         <w:t xml:space="preserve"> </w:t>
       </w:r>
       <w:r>
-        <w:t xml:space="preserve">сходство падает (раздел 19.3), пока темп войск ниже исторического.</w:t>
+        <w:t xml:space="preserve">сходство падает (раздел 19.3): калибровка подбиралась под условные сроки.</w:t>
       </w:r>
     </w:p>
     <w:p>

--- a/docs/system.docx
+++ b/docs/system.docx
@@ -10494,6 +10494,47 @@
               <w:rPr>
                 <w:rStyle w:val="VerbatimChar"/>
               </w:rPr>
+              <w:t xml:space="preserve">german-defence-vistula-1945/</w:t>
+            </w:r>
+          </w:p>
+        </w:tc>
+        <w:tc>
+          <w:tcPr/>
+          <w:p>
+            <w:pPr>
+              <w:pStyle w:val="Compact"/>
+              <w:jc w:val="left"/>
+            </w:pPr>
+            <w:r>
+              <w:t xml:space="preserve">Немецкая оборона перед Висло-Одерской: численность, плотность, глубина, резервы, соотношения сил — русские источники (БСЭ, Мурьев, Чуйков, Конев, Жадов) и зарубежные (Ziemke, Lakowski через Wikipedia); достоверность A/B/C, страница, цитата; чего нет — перечислено</w:t>
+            </w:r>
+          </w:p>
+        </w:tc>
+        <w:tc>
+          <w:tcPr/>
+          <w:p>
+            <w:pPr>
+              <w:pStyle w:val="Compact"/>
+              <w:jc w:val="left"/>
+            </w:pPr>
+            <w:r>
+              <w:t xml:space="preserve">2 файла</w:t>
+            </w:r>
+          </w:p>
+        </w:tc>
+      </w:tr>
+      <w:tr>
+        <w:tc>
+          <w:tcPr/>
+          <w:p>
+            <w:pPr>
+              <w:pStyle w:val="Compact"/>
+              <w:jc w:val="left"/>
+            </w:pPr>
+            <w:r>
+              <w:rPr>
+                <w:rStyle w:val="VerbatimChar"/>
+              </w:rPr>
               <w:t xml:space="preserve">orders-timing-1945.json</w:t>
             </w:r>
           </w:p>
@@ -22602,13 +22643,13 @@
           <w:bCs/>
           <w:b/>
         </w:rPr>
-        <w:t xml:space="preserve">49–53 %</w:t>
-      </w:r>
-      <w:r>
-        <w:t xml:space="preserve"> </w:t>
-      </w:r>
-      <w:r>
-        <w:t xml:space="preserve">(по прогонам 49, 52, 50, 50, 53 %).</w:t>
+        <w:t xml:space="preserve">49–51 %</w:t>
+      </w:r>
+      <w:r>
+        <w:t xml:space="preserve"> </w:t>
+      </w:r>
+      <w:r>
+        <w:t xml:space="preserve">(по прогонам 51, 51, 51, 49, 49 %).</w:t>
       </w:r>
     </w:p>
     <w:tbl>
@@ -22697,7 +22738,7 @@
               <w:jc w:val="left"/>
             </w:pPr>
             <w:r>
-              <w:t xml:space="preserve">— +1 +12 — +12</w:t>
+              <w:t xml:space="preserve">+1 — +1 — +12</w:t>
             </w:r>
           </w:p>
         </w:tc>
@@ -22963,7 +23004,7 @@
               <w:jc w:val="left"/>
             </w:pPr>
             <w:r>
-              <w:t xml:space="preserve">— +2 +4 — —</w:t>
+              <w:t xml:space="preserve">−2 — +9 — —</w:t>
             </w:r>
           </w:p>
         </w:tc>
@@ -23001,7 +23042,7 @@
               <w:jc w:val="left"/>
             </w:pPr>
             <w:r>
-              <w:t xml:space="preserve">−2 −4 −4 −4 −4</w:t>
+              <w:t xml:space="preserve">−2 −2 −4 −4 −4</w:t>
             </w:r>
           </w:p>
         </w:tc>
@@ -23077,7 +23118,7 @@
               <w:jc w:val="left"/>
             </w:pPr>
             <w:r>
-              <w:t xml:space="preserve">−7 −6 −6 −6 −6</w:t>
+              <w:t xml:space="preserve">−6 −6 −6 −6 −6</w:t>
             </w:r>
           </w:p>
         </w:tc>
@@ -23168,7 +23209,7 @@
           <w:bCs/>
           <w:b/>
         </w:rPr>
-        <w:t xml:space="preserve">18 из 65</w:t>
+        <w:t xml:space="preserve">20 из 65</w:t>
       </w:r>
       <w:r>
         <w:t xml:space="preserve"> </w:t>
@@ -23186,13 +23227,139 @@
         <w:t xml:space="preserve"> </w:t>
       </w:r>
       <w:r>
-        <w:t xml:space="preserve">требует их присутствия рядом (в двух прогонах — на 12 суток позже). Ченстохов и Оппельн — на 3–4 суток раньше, Краков и Катовице —</w:t>
+        <w:t xml:space="preserve">требует их присутствия рядом (в одном прогоне — на 12 суток позже). Ченстохов и Оппельн — на 3–4 суток раньше, Краков и Катовице —</w:t>
       </w:r>
       <w:r>
         <w:t xml:space="preserve"> </w:t>
       </w:r>
       <w:r>
         <w:t xml:space="preserve">на 6–7; выход к Одеру, прорыв Мезерицкого укреплённого района и окружение Познани не наступают.</w:t>
+      </w:r>
+    </w:p>
+    <w:p>
+      <w:pPr>
+        <w:pStyle w:val="BodyText"/>
+      </w:pPr>
+      <w:r>
+        <w:rPr>
+          <w:bCs/>
+          <w:b/>
+        </w:rPr>
+        <w:t xml:space="preserve">Немецкая оборона на Висле: что известно из источников.</w:t>
+      </w:r>
+      <w:r>
+        <w:t xml:space="preserve"> </w:t>
+      </w:r>
+      <w:r>
+        <w:t xml:space="preserve">Численность немецких дивизий в</w:t>
+      </w:r>
+      <w:r>
+        <w:t xml:space="preserve"> </w:t>
+      </w:r>
+      <w:r>
+        <w:t xml:space="preserve">сценарии — шаблоны штатов (8 791 / 9 906 / 11 428 / 12 877 / 14 625 человек), а не фактические цифры</w:t>
+      </w:r>
+      <w:r>
+        <w:t xml:space="preserve"> </w:t>
+      </w:r>
+      <w:r>
+        <w:t xml:space="preserve">января 1945 г. Надёжных (A/B) данных по отдельным дивизиям найдено мало (русские и зарубежные</w:t>
+      </w:r>
+      <w:r>
+        <w:t xml:space="preserve"> </w:t>
+      </w:r>
+      <w:r>
+        <w:t xml:space="preserve">источники,</w:t>
+      </w:r>
+      <w:r>
+        <w:t xml:space="preserve"> </w:t>
+      </w:r>
+      <w:r>
+        <w:rPr>
+          <w:rStyle w:val="VerbatimChar"/>
+        </w:rPr>
+        <w:t xml:space="preserve">docs/sources/german-defence-vistula-1945/</w:t>
+      </w:r>
+      <w:r>
+        <w:t xml:space="preserve">): 168-я, 304-я и 68-я пехотные против</w:t>
+      </w:r>
+      <w:r>
+        <w:t xml:space="preserve"> </w:t>
+      </w:r>
+      <w:r>
+        <w:t xml:space="preserve">Сандомирского плацдарма — до 6 000 человек, 60–80 в роте (Жадов, B; в сценарий внесено вместо</w:t>
+      </w:r>
+      <w:r>
+        <w:t xml:space="preserve"> </w:t>
+      </w:r>
+      <w:r>
+        <w:t xml:space="preserve">9 906), у XXXXVIII тк — цепочка опорных пунктов, один человек на 14 м, около дюжины штурмовых</w:t>
+      </w:r>
+      <w:r>
+        <w:t xml:space="preserve"> </w:t>
+      </w:r>
+      <w:r>
+        <w:t xml:space="preserve">орудий на дивизию (Ziemke, с. 420, B); перед 4-километровым участком 32 ск на Магнушевском</w:t>
+      </w:r>
+      <w:r>
+        <w:t xml:space="preserve"> </w:t>
+      </w:r>
+      <w:r>
+        <w:t xml:space="preserve">плацдарме — 2,5 батальона (1 250 штыков), 57 орудий и миномётов, 14 танков и штурмовых орудий,</w:t>
+      </w:r>
+      <w:r>
+        <w:t xml:space="preserve"> </w:t>
+      </w:r>
+      <w:r>
+        <w:t xml:space="preserve">не более 0,6 батальона на километр (Мурьев, 1957, A/B); резервы — 19-я и 25-я танковые дивизии у</w:t>
+      </w:r>
+      <w:r>
+        <w:t xml:space="preserve"> </w:t>
+      </w:r>
+      <w:r>
+        <w:t xml:space="preserve">Радома и Белобжегов (Мурьев; Ziemke); общая оценка группы армий «А» — около 400 тысяч человек,</w:t>
+      </w:r>
+      <w:r>
+        <w:t xml:space="preserve"> </w:t>
+      </w:r>
+      <w:r>
+        <w:t xml:space="preserve">4 103 орудия и миномёта, 1 136 танков и штурмовых орудий против 1,5 миллиона человек, 37 033</w:t>
+      </w:r>
+      <w:r>
+        <w:t xml:space="preserve"> </w:t>
+      </w:r>
+      <w:r>
+        <w:t xml:space="preserve">орудий и 7 042 танков и САУ (БСЭ, A; советская оценка без источника; Ziemke с. 416 повторяет её по</w:t>
+      </w:r>
+      <w:r>
+        <w:t xml:space="preserve"> </w:t>
+      </w:r>
+      <w:r>
+        <w:t xml:space="preserve">«Военно-историческому журналу» 1965 г.). Численности на 1.01.1945 по дивизиям (группа армий «А»</w:t>
+      </w:r>
+      <w:r>
+        <w:t xml:space="preserve"> </w:t>
+      </w:r>
+      <w:r>
+        <w:t xml:space="preserve">400 556 человек, 4-я танковая армия 133 474, 9-я армия 110 930) — только вторичные (C, через</w:t>
+      </w:r>
+      <w:r>
+        <w:t xml:space="preserve"> </w:t>
+      </w:r>
+      <w:r>
+        <w:t xml:space="preserve">Wikipedia со ссылкой на Lakowski, DRZW 10/1, с. 504; единица подсчёта неизвестна) и в сценарий</w:t>
+      </w:r>
+      <w:r>
+        <w:t xml:space="preserve"> </w:t>
+      </w:r>
+      <w:r>
+        <w:t xml:space="preserve">не вносились. Численность немецких сил на положения почти не влияет: при немецких силах ×0,35,</w:t>
+      </w:r>
+      <w:r>
+        <w:t xml:space="preserve"> </w:t>
+      </w:r>
+      <w:r>
+        <w:t xml:space="preserve">×0,5, ×0,7 от шаблона положения в допуске — 50, 50 и 51 % против 51 %.</w:t>
       </w:r>
     </w:p>
     <w:p>

--- a/docs/system.docx
+++ b/docs/system.docx
@@ -19505,19 +19505,40 @@
           <w:bCs/>
           <w:b/>
         </w:rPr>
-        <w:t xml:space="preserve">Что показала чувствительность к данным</w:t>
-      </w:r>
-      <w:r>
-        <w:t xml:space="preserve"> </w:t>
-      </w:r>
-      <w:r>
-        <w:t xml:space="preserve">(пять прогонов на вариант; падение положений в допуске, п. п.;</w:t>
-      </w:r>
-      <w:r>
-        <w:t xml:space="preserve"> </w:t>
-      </w:r>
-      <w:r>
-        <w:t xml:space="preserve">шум среднего по пяти прогонам ≈ 1,4 в Берлинской, 2,1 в бое в Берлине и 1,1 в Висло-Одерской):</w:t>
+        <w:t xml:space="preserve">Ошибка по режимам боя.</w:t>
+      </w:r>
+      <w:r>
+        <w:t xml:space="preserve"> </w:t>
+      </w:r>
+      <w:r>
+        <w:rPr>
+          <w:rStyle w:val="VerbatimChar"/>
+        </w:rPr>
+        <w:t xml:space="preserve">npm run sim:regimes</w:t>
+      </w:r>
+      <w:r>
+        <w:t xml:space="preserve"> </w:t>
+      </w:r>
+      <w:r>
+        <w:t xml:space="preserve">относит каждое историческое положение к режиму</w:t>
+      </w:r>
+      <w:r>
+        <w:t xml:space="preserve"> </w:t>
+      </w:r>
+      <w:r>
+        <w:t xml:space="preserve">формирования на этот момент: застройка, укреплённая полоса, бой на открытой местности,</w:t>
+      </w:r>
+      <w:r>
+        <w:t xml:space="preserve"> </w:t>
+      </w:r>
+      <w:r>
+        <w:t xml:space="preserve">марш/преследование (движется без боя), стоит; в городском сценарии — бой, марш, стоит. Превышение</w:t>
+      </w:r>
+      <w:r>
+        <w:t xml:space="preserve"> </w:t>
+      </w:r>
+      <w:r>
+        <w:t xml:space="preserve">отклонения над неопределённостью, км (среднее; доля в допуске; три прогона):</w:t>
       </w:r>
     </w:p>
     <w:tbl>
@@ -19545,181 +19566,181 @@
               <w:jc w:val="left"/>
             </w:pPr>
             <w:r>
-              <w:t xml:space="preserve">Данные</w:t>
-            </w:r>
-          </w:p>
-        </w:tc>
-        <w:tc>
-          <w:tcPr/>
-          <w:p>
-            <w:pPr>
-              <w:pStyle w:val="Compact"/>
-              <w:jc w:val="left"/>
-            </w:pPr>
-            <w:r>
-              <w:t xml:space="preserve">Берлинская</w:t>
-            </w:r>
-          </w:p>
-        </w:tc>
-        <w:tc>
-          <w:tcPr/>
-          <w:p>
-            <w:pPr>
-              <w:pStyle w:val="Compact"/>
-              <w:jc w:val="left"/>
-            </w:pPr>
-            <w:r>
-              <w:t xml:space="preserve">Бой в Берлине</w:t>
-            </w:r>
-          </w:p>
-        </w:tc>
-        <w:tc>
-          <w:tcPr/>
-          <w:p>
-            <w:pPr>
-              <w:pStyle w:val="Compact"/>
-              <w:jc w:val="left"/>
-            </w:pPr>
-            <w:r>
-              <w:t xml:space="preserve">Висло-Одерская</w:t>
-            </w:r>
-          </w:p>
-        </w:tc>
-      </w:tr>
-      <w:tr>
-        <w:tc>
-          <w:tcPr/>
-          <w:p>
-            <w:pPr>
-              <w:pStyle w:val="Compact"/>
-              <w:jc w:val="left"/>
-            </w:pPr>
-            <w:r>
-              <w:t xml:space="preserve">исходные положения немецких войск (ошибка на допуск)</w:t>
-            </w:r>
-          </w:p>
-        </w:tc>
-        <w:tc>
-          <w:tcPr/>
-          <w:p>
-            <w:pPr>
-              <w:pStyle w:val="Compact"/>
-              <w:jc w:val="left"/>
-            </w:pPr>
-            <w:r>
-              <w:t xml:space="preserve">−9,2</w:t>
-            </w:r>
-          </w:p>
-        </w:tc>
-        <w:tc>
-          <w:tcPr/>
-          <w:p>
-            <w:pPr>
-              <w:pStyle w:val="Compact"/>
-              <w:jc w:val="left"/>
-            </w:pPr>
-            <w:r>
-              <w:t xml:space="preserve">−6,5</w:t>
-            </w:r>
-          </w:p>
-        </w:tc>
-        <w:tc>
-          <w:tcPr/>
-          <w:p>
-            <w:pPr>
-              <w:pStyle w:val="Compact"/>
-              <w:jc w:val="left"/>
-            </w:pPr>
-            <w:r>
-              <w:t xml:space="preserve">+0,3</w:t>
-            </w:r>
-          </w:p>
-        </w:tc>
-      </w:tr>
-      <w:tr>
-        <w:tc>
-          <w:tcPr/>
-          <w:p>
-            <w:pPr>
-              <w:pStyle w:val="Compact"/>
-              <w:jc w:val="left"/>
-            </w:pPr>
-            <w:r>
-              <w:t xml:space="preserve">исходные положения советских войск (ошибка на допуск)</w:t>
-            </w:r>
-          </w:p>
-        </w:tc>
-        <w:tc>
-          <w:tcPr/>
-          <w:p>
-            <w:pPr>
-              <w:pStyle w:val="Compact"/>
-              <w:jc w:val="left"/>
-            </w:pPr>
-            <w:r>
-              <w:t xml:space="preserve">−7,5</w:t>
-            </w:r>
-          </w:p>
-        </w:tc>
-        <w:tc>
-          <w:tcPr/>
-          <w:p>
-            <w:pPr>
-              <w:pStyle w:val="Compact"/>
-              <w:jc w:val="left"/>
-            </w:pPr>
-            <w:r>
-              <w:t xml:space="preserve">−14,0</w:t>
-            </w:r>
-          </w:p>
-        </w:tc>
-        <w:tc>
-          <w:tcPr/>
-          <w:p>
-            <w:pPr>
-              <w:pStyle w:val="Compact"/>
-              <w:jc w:val="left"/>
-            </w:pPr>
-            <w:r>
-              <w:t xml:space="preserve">+0,5</w:t>
-            </w:r>
-          </w:p>
-        </w:tc>
-      </w:tr>
-      <w:tr>
-        <w:tc>
-          <w:tcPr/>
-          <w:p>
-            <w:pPr>
-              <w:pStyle w:val="Compact"/>
-              <w:jc w:val="left"/>
-            </w:pPr>
-            <w:r>
-              <w:t xml:space="preserve">укреплённые полосы театра (нет)</w:t>
-            </w:r>
-          </w:p>
-        </w:tc>
-        <w:tc>
-          <w:tcPr/>
-          <w:p>
-            <w:pPr>
-              <w:pStyle w:val="Compact"/>
-              <w:jc w:val="left"/>
-            </w:pPr>
-            <w:r>
-              <w:t xml:space="preserve">−9,5</w:t>
-            </w:r>
-          </w:p>
-        </w:tc>
-        <w:tc>
-          <w:tcPr/>
-          <w:p>
-            <w:pPr>
-              <w:pStyle w:val="Compact"/>
-              <w:jc w:val="left"/>
-            </w:pPr>
-            <w:r>
-              <w:t xml:space="preserve">−3,2</w:t>
+              <w:t xml:space="preserve">Режим</w:t>
+            </w:r>
+          </w:p>
+        </w:tc>
+        <w:tc>
+          <w:tcPr/>
+          <w:p>
+            <w:pPr>
+              <w:pStyle w:val="Compact"/>
+              <w:jc w:val="left"/>
+            </w:pPr>
+            <w:r>
+              <w:t xml:space="preserve">Берлинская (допуск 10 км)</w:t>
+            </w:r>
+          </w:p>
+        </w:tc>
+        <w:tc>
+          <w:tcPr/>
+          <w:p>
+            <w:pPr>
+              <w:pStyle w:val="Compact"/>
+              <w:jc w:val="left"/>
+            </w:pPr>
+            <w:r>
+              <w:t xml:space="preserve">Бой в Берлине (2 км)</w:t>
+            </w:r>
+          </w:p>
+        </w:tc>
+        <w:tc>
+          <w:tcPr/>
+          <w:p>
+            <w:pPr>
+              <w:pStyle w:val="Compact"/>
+              <w:jc w:val="left"/>
+            </w:pPr>
+            <w:r>
+              <w:t xml:space="preserve">Висло-Одерская (10 км)</w:t>
+            </w:r>
+          </w:p>
+        </w:tc>
+      </w:tr>
+      <w:tr>
+        <w:tc>
+          <w:tcPr/>
+          <w:p>
+            <w:pPr>
+              <w:pStyle w:val="Compact"/>
+              <w:jc w:val="left"/>
+            </w:pPr>
+            <w:r>
+              <w:t xml:space="preserve">укреплённая полоса, СССР</w:t>
+            </w:r>
+          </w:p>
+        </w:tc>
+        <w:tc>
+          <w:tcPr/>
+          <w:p>
+            <w:pPr>
+              <w:pStyle w:val="Compact"/>
+              <w:jc w:val="left"/>
+            </w:pPr>
+            <w:r>
+              <w:t xml:space="preserve">10,1; 80 %</w:t>
+            </w:r>
+          </w:p>
+        </w:tc>
+        <w:tc>
+          <w:tcPr/>
+          <w:p>
+            <w:pPr>
+              <w:pStyle w:val="Compact"/>
+              <w:jc w:val="left"/>
+            </w:pPr>
+            <w:r>
+              <w:t xml:space="preserve">—</w:t>
+            </w:r>
+          </w:p>
+        </w:tc>
+        <w:tc>
+          <w:tcPr/>
+          <w:p>
+            <w:pPr>
+              <w:pStyle w:val="Compact"/>
+              <w:jc w:val="left"/>
+            </w:pPr>
+            <w:r>
+              <w:t xml:space="preserve">7,3; 83 %</w:t>
+            </w:r>
+          </w:p>
+        </w:tc>
+      </w:tr>
+      <w:tr>
+        <w:tc>
+          <w:tcPr/>
+          <w:p>
+            <w:pPr>
+              <w:pStyle w:val="Compact"/>
+              <w:jc w:val="left"/>
+            </w:pPr>
+            <w:r>
+              <w:t xml:space="preserve">бой на открытой местности, СССР</w:t>
+            </w:r>
+          </w:p>
+        </w:tc>
+        <w:tc>
+          <w:tcPr/>
+          <w:p>
+            <w:pPr>
+              <w:pStyle w:val="Compact"/>
+              <w:jc w:val="left"/>
+            </w:pPr>
+            <w:r>
+              <w:t xml:space="preserve">7,5; 72 %</w:t>
+            </w:r>
+          </w:p>
+        </w:tc>
+        <w:tc>
+          <w:tcPr/>
+          <w:p>
+            <w:pPr>
+              <w:pStyle w:val="Compact"/>
+              <w:jc w:val="left"/>
+            </w:pPr>
+            <w:r>
+              <w:t xml:space="preserve">0,9; 87 % (бой в городе)</w:t>
+            </w:r>
+          </w:p>
+        </w:tc>
+        <w:tc>
+          <w:tcPr/>
+          <w:p>
+            <w:pPr>
+              <w:pStyle w:val="Compact"/>
+              <w:jc w:val="left"/>
+            </w:pPr>
+            <w:r>
+              <w:t xml:space="preserve">20,5; 62 %</w:t>
+            </w:r>
+          </w:p>
+        </w:tc>
+      </w:tr>
+      <w:tr>
+        <w:tc>
+          <w:tcPr/>
+          <w:p>
+            <w:pPr>
+              <w:pStyle w:val="Compact"/>
+              <w:jc w:val="left"/>
+            </w:pPr>
+            <w:r>
+              <w:t xml:space="preserve">марш/преследование, СССР</w:t>
+            </w:r>
+          </w:p>
+        </w:tc>
+        <w:tc>
+          <w:tcPr/>
+          <w:p>
+            <w:pPr>
+              <w:pStyle w:val="Compact"/>
+              <w:jc w:val="left"/>
+            </w:pPr>
+            <w:r>
+              <w:t xml:space="preserve">5,3; 79 %</w:t>
+            </w:r>
+          </w:p>
+        </w:tc>
+        <w:tc>
+          <w:tcPr/>
+          <w:p>
+            <w:pPr>
+              <w:pStyle w:val="Compact"/>
+              <w:jc w:val="left"/>
+            </w:pPr>
+            <w:r>
+              <w:t xml:space="preserve">5,1; 0 % (9 записей)</w:t>
             </w:r>
           </w:p>
         </w:tc>
@@ -19735,145 +19756,45 @@
                 <w:bCs/>
                 <w:b/>
               </w:rPr>
-              <w:t xml:space="preserve">+3,9</w:t>
-            </w:r>
-          </w:p>
-        </w:tc>
-      </w:tr>
-      <w:tr>
-        <w:tc>
-          <w:tcPr/>
-          <w:p>
-            <w:pPr>
-              <w:pStyle w:val="Compact"/>
-              <w:jc w:val="left"/>
-            </w:pPr>
-            <w:r>
-              <w:t xml:space="preserve">сроки приказов (ошибка до ±24 ч)</w:t>
-            </w:r>
-          </w:p>
-        </w:tc>
-        <w:tc>
-          <w:tcPr/>
-          <w:p>
-            <w:pPr>
-              <w:pStyle w:val="Compact"/>
-              <w:jc w:val="left"/>
-            </w:pPr>
-            <w:r>
-              <w:t xml:space="preserve">−4,8</w:t>
-            </w:r>
-          </w:p>
-        </w:tc>
-        <w:tc>
-          <w:tcPr/>
-          <w:p>
-            <w:pPr>
-              <w:pStyle w:val="Compact"/>
-              <w:jc w:val="left"/>
-            </w:pPr>
-            <w:r>
-              <w:t xml:space="preserve">−0,7</w:t>
-            </w:r>
-          </w:p>
-        </w:tc>
-        <w:tc>
-          <w:tcPr/>
-          <w:p>
-            <w:pPr>
-              <w:pStyle w:val="Compact"/>
-              <w:jc w:val="left"/>
-            </w:pPr>
-            <w:r>
-              <w:t xml:space="preserve">−3,7</w:t>
-            </w:r>
-          </w:p>
-        </w:tc>
-      </w:tr>
-      <w:tr>
-        <w:tc>
-          <w:tcPr/>
-          <w:p>
-            <w:pPr>
-              <w:pStyle w:val="Compact"/>
-              <w:jc w:val="left"/>
-            </w:pPr>
-            <w:r>
-              <w:t xml:space="preserve">численность немецких войск (±20 %)</w:t>
-            </w:r>
-          </w:p>
-        </w:tc>
-        <w:tc>
-          <w:tcPr/>
-          <w:p>
-            <w:pPr>
-              <w:pStyle w:val="Compact"/>
-              <w:jc w:val="left"/>
-            </w:pPr>
-            <w:r>
-              <w:t xml:space="preserve">−1,8</w:t>
-            </w:r>
-          </w:p>
-        </w:tc>
-        <w:tc>
-          <w:tcPr/>
-          <w:p>
-            <w:pPr>
-              <w:pStyle w:val="Compact"/>
-              <w:jc w:val="left"/>
-            </w:pPr>
-            <w:r>
-              <w:t xml:space="preserve">+1,2</w:t>
-            </w:r>
-          </w:p>
-        </w:tc>
-        <w:tc>
-          <w:tcPr/>
-          <w:p>
-            <w:pPr>
-              <w:pStyle w:val="Compact"/>
-              <w:jc w:val="left"/>
-            </w:pPr>
-            <w:r>
-              <w:t xml:space="preserve">−1,3</w:t>
-            </w:r>
-          </w:p>
-        </w:tc>
-      </w:tr>
-      <w:tr>
-        <w:tc>
-          <w:tcPr/>
-          <w:p>
-            <w:pPr>
-              <w:pStyle w:val="Compact"/>
-              <w:jc w:val="left"/>
-            </w:pPr>
-            <w:r>
-              <w:t xml:space="preserve">базы снабжения (нет)</w:t>
-            </w:r>
-          </w:p>
-        </w:tc>
-        <w:tc>
-          <w:tcPr/>
-          <w:p>
-            <w:pPr>
-              <w:pStyle w:val="Compact"/>
-              <w:jc w:val="left"/>
-            </w:pPr>
-            <w:r>
-              <w:t xml:space="preserve">0,0</w:t>
-            </w:r>
-          </w:p>
-        </w:tc>
-        <w:tc>
-          <w:tcPr/>
-          <w:p>
-            <w:pPr>
-              <w:pStyle w:val="Compact"/>
-              <w:jc w:val="left"/>
-            </w:pPr>
-            <w:r>
-              <w:t xml:space="preserve">−0,6</w:t>
+              <w:t xml:space="preserve">43,2; 34 %</w:t>
+            </w:r>
+          </w:p>
+        </w:tc>
+      </w:tr>
+      <w:tr>
+        <w:tc>
+          <w:tcPr/>
+          <w:p>
+            <w:pPr>
+              <w:pStyle w:val="Compact"/>
+              <w:jc w:val="left"/>
+            </w:pPr>
+            <w:r>
+              <w:t xml:space="preserve">марш/преследование, Германия</w:t>
+            </w:r>
+          </w:p>
+        </w:tc>
+        <w:tc>
+          <w:tcPr/>
+          <w:p>
+            <w:pPr>
+              <w:pStyle w:val="Compact"/>
+              <w:jc w:val="left"/>
+            </w:pPr>
+            <w:r>
+              <w:t xml:space="preserve">6,8; 80 %</w:t>
+            </w:r>
+          </w:p>
+        </w:tc>
+        <w:tc>
+          <w:tcPr/>
+          <w:p>
+            <w:pPr>
+              <w:pStyle w:val="Compact"/>
+              <w:jc w:val="left"/>
+            </w:pPr>
+            <w:r>
+              <w:t xml:space="preserve">—</w:t>
             </w:r>
           </w:p>
         </w:tc>
@@ -19889,219 +19810,57 @@
                 <w:bCs/>
                 <w:b/>
               </w:rPr>
-              <w:t xml:space="preserve">+2,5</w:t>
-            </w:r>
-          </w:p>
-        </w:tc>
-      </w:tr>
-      <w:tr>
-        <w:tc>
-          <w:tcPr/>
-          <w:p>
-            <w:pPr>
-              <w:pStyle w:val="Compact"/>
-              <w:jc w:val="left"/>
-            </w:pPr>
-            <w:r>
-              <w:t xml:space="preserve">реки и мосты (нет)</w:t>
-            </w:r>
-          </w:p>
-        </w:tc>
-        <w:tc>
-          <w:tcPr/>
-          <w:p>
-            <w:pPr>
-              <w:pStyle w:val="Compact"/>
-              <w:jc w:val="left"/>
-            </w:pPr>
-            <w:r>
-              <w:t xml:space="preserve">−0,7</w:t>
-            </w:r>
-          </w:p>
-        </w:tc>
-        <w:tc>
-          <w:tcPr/>
-          <w:p>
-            <w:pPr>
-              <w:pStyle w:val="Compact"/>
-              <w:jc w:val="left"/>
-            </w:pPr>
-            <w:r>
-              <w:t xml:space="preserve">0,0</w:t>
-            </w:r>
-          </w:p>
-        </w:tc>
-        <w:tc>
-          <w:tcPr/>
-          <w:p>
-            <w:pPr>
-              <w:pStyle w:val="Compact"/>
-              <w:jc w:val="left"/>
-            </w:pPr>
-            <w:r>
-              <w:rPr>
-                <w:bCs/>
-                <w:b/>
-              </w:rPr>
-              <w:t xml:space="preserve">+3,0</w:t>
-            </w:r>
-          </w:p>
-        </w:tc>
-      </w:tr>
-      <w:tr>
-        <w:tc>
-          <w:tcPr/>
-          <w:p>
-            <w:pPr>
-              <w:pStyle w:val="Compact"/>
-              <w:jc w:val="left"/>
-            </w:pPr>
-            <w:r>
-              <w:t xml:space="preserve">дороги (нет)</w:t>
-            </w:r>
-          </w:p>
-        </w:tc>
-        <w:tc>
-          <w:tcPr/>
-          <w:p>
-            <w:pPr>
-              <w:pStyle w:val="Compact"/>
-              <w:jc w:val="left"/>
-            </w:pPr>
-            <w:r>
-              <w:rPr>
-                <w:bCs/>
-                <w:b/>
-              </w:rPr>
-              <w:t xml:space="preserve">+1,4</w:t>
-            </w:r>
-          </w:p>
-        </w:tc>
-        <w:tc>
-          <w:tcPr/>
-          <w:p>
-            <w:pPr>
-              <w:pStyle w:val="Compact"/>
-              <w:jc w:val="left"/>
-            </w:pPr>
-            <w:r>
-              <w:t xml:space="preserve">−0,3</w:t>
-            </w:r>
-          </w:p>
-        </w:tc>
-        <w:tc>
-          <w:tcPr/>
-          <w:p>
-            <w:pPr>
-              <w:pStyle w:val="Compact"/>
-              <w:jc w:val="left"/>
-            </w:pPr>
-            <w:r>
-              <w:rPr>
-                <w:bCs/>
-                <w:b/>
-              </w:rPr>
-              <w:t xml:space="preserve">+1,4</w:t>
-            </w:r>
-          </w:p>
-        </w:tc>
-      </w:tr>
-      <w:tr>
-        <w:tc>
-          <w:tcPr/>
-          <w:p>
-            <w:pPr>
-              <w:pStyle w:val="Compact"/>
-              <w:jc w:val="left"/>
-            </w:pPr>
-            <w:r>
-              <w:t xml:space="preserve">рельеф местности (нет)</w:t>
-            </w:r>
-          </w:p>
-        </w:tc>
-        <w:tc>
-          <w:tcPr/>
-          <w:p>
-            <w:pPr>
-              <w:pStyle w:val="Compact"/>
-              <w:jc w:val="left"/>
-            </w:pPr>
-            <w:r>
-              <w:t xml:space="preserve">−1,6</w:t>
-            </w:r>
-          </w:p>
-        </w:tc>
-        <w:tc>
-          <w:tcPr/>
-          <w:p>
-            <w:pPr>
-              <w:pStyle w:val="Compact"/>
-              <w:jc w:val="left"/>
-            </w:pPr>
-            <w:r>
-              <w:t xml:space="preserve">+0,7</w:t>
-            </w:r>
-          </w:p>
-        </w:tc>
-        <w:tc>
-          <w:tcPr/>
-          <w:p>
-            <w:pPr>
-              <w:pStyle w:val="Compact"/>
-              <w:jc w:val="left"/>
-            </w:pPr>
-            <w:r>
-              <w:t xml:space="preserve">+1,3</w:t>
-            </w:r>
-          </w:p>
-        </w:tc>
-      </w:tr>
-      <w:tr>
-        <w:tc>
-          <w:tcPr/>
-          <w:p>
-            <w:pPr>
-              <w:pStyle w:val="Compact"/>
-              <w:jc w:val="left"/>
-            </w:pPr>
-            <w:r>
-              <w:t xml:space="preserve">разграничительные линии, фазы подвоза, перепады высот (нет)</w:t>
-            </w:r>
-          </w:p>
-        </w:tc>
-        <w:tc>
-          <w:tcPr/>
-          <w:p>
-            <w:pPr>
-              <w:pStyle w:val="Compact"/>
-              <w:jc w:val="left"/>
-            </w:pPr>
-            <w:r>
-              <w:t xml:space="preserve">≈ 0</w:t>
-            </w:r>
-          </w:p>
-        </w:tc>
-        <w:tc>
-          <w:tcPr/>
-          <w:p>
-            <w:pPr>
-              <w:pStyle w:val="Compact"/>
-              <w:jc w:val="left"/>
-            </w:pPr>
-            <w:r>
-              <w:t xml:space="preserve">≈ 0</w:t>
-            </w:r>
-          </w:p>
-        </w:tc>
-        <w:tc>
-          <w:tcPr/>
-          <w:p>
-            <w:pPr>
-              <w:pStyle w:val="Compact"/>
-              <w:jc w:val="left"/>
-            </w:pPr>
-            <w:r>
-              <w:t xml:space="preserve">≈ 0</w:t>
+              <w:t xml:space="preserve">26,6; 38 %</w:t>
+            </w:r>
+          </w:p>
+        </w:tc>
+      </w:tr>
+      <w:tr>
+        <w:tc>
+          <w:tcPr/>
+          <w:p>
+            <w:pPr>
+              <w:pStyle w:val="Compact"/>
+              <w:jc w:val="left"/>
+            </w:pPr>
+            <w:r>
+              <w:t xml:space="preserve">застройка, СССР</w:t>
+            </w:r>
+          </w:p>
+        </w:tc>
+        <w:tc>
+          <w:tcPr/>
+          <w:p>
+            <w:pPr>
+              <w:pStyle w:val="Compact"/>
+              <w:jc w:val="left"/>
+            </w:pPr>
+            <w:r>
+              <w:t xml:space="preserve">4,1; 86 %</w:t>
+            </w:r>
+          </w:p>
+        </w:tc>
+        <w:tc>
+          <w:tcPr/>
+          <w:p>
+            <w:pPr>
+              <w:pStyle w:val="Compact"/>
+              <w:jc w:val="left"/>
+            </w:pPr>
+            <w:r>
+              <w:t xml:space="preserve">—</w:t>
+            </w:r>
+          </w:p>
+        </w:tc>
+        <w:tc>
+          <w:tcPr/>
+          <w:p>
+            <w:pPr>
+              <w:pStyle w:val="Compact"/>
+              <w:jc w:val="left"/>
+            </w:pPr>
+            <w:r>
+              <w:t xml:space="preserve">11,6; 78 %</w:t>
             </w:r>
           </w:p>
         </w:tc>
@@ -20109,392 +19868,70 @@
     </w:tbl>
     <w:p>
       <w:pPr>
-        <w:numPr>
-          <w:ilvl w:val="0"/>
-          <w:numId w:val="1021"/>
-        </w:numPr>
-        <w:pStyle w:val="Compact"/>
+        <w:pStyle w:val="BodyText"/>
+      </w:pPr>
+      <w:r>
+        <w:t xml:space="preserve">В городском сценарии ошибка мала во всех режимах, в Берлинской — умеренна и распределена по</w:t>
+      </w:r>
+      <w:r>
+        <w:t xml:space="preserve"> </w:t>
+      </w:r>
+      <w:r>
+        <w:t xml:space="preserve">режимам, а в Висло-Одерской почти вся она (около 80 % суммарного превышения) приходится на</w:t>
+      </w:r>
+      <w:r>
+        <w:t xml:space="preserve"> </w:t>
+      </w:r>
+      <w:r>
+        <w:t xml:space="preserve">марш и преследование, причём у обеих сторон: советские армии отстают, немецкие отходят не так, как в</w:t>
+      </w:r>
+      <w:r>
+        <w:t xml:space="preserve"> </w:t>
+      </w:r>
+      <w:r>
+        <w:t xml:space="preserve">истории. Берлинская содержит мало преследования, поэтому калибровка на ней этот режим не</w:t>
+      </w:r>
+      <w:r>
+        <w:t xml:space="preserve"> </w:t>
+      </w:r>
+      <w:r>
+        <w:t xml:space="preserve">ограничивает: единый набор множителей подогнан под режимы, которые в Берлинской есть, и</w:t>
+      </w:r>
+      <w:r>
+        <w:t xml:space="preserve"> </w:t>
+      </w:r>
+      <w:r>
+        <w:t xml:space="preserve">конфликтует там, где их нет (скан темпа марша, выше). Это довод за отдельные правила режима</w:t>
+      </w:r>
+      <w:r>
+        <w:t xml:space="preserve"> </w:t>
+      </w:r>
+      <w:r>
+        <w:t xml:space="preserve">(раздел 25.1, п. 15).</w:t>
+      </w:r>
+    </w:p>
+    <w:p>
+      <w:pPr>
+        <w:pStyle w:val="BodyText"/>
       </w:pPr>
       <w:r>
         <w:rPr>
           <w:bCs/>
           <w:b/>
         </w:rPr>
-        <w:t xml:space="preserve">В Берлинской и в бое в Берлине точность ограничена данными.</w:t>
-      </w:r>
-      <w:r>
-        <w:t xml:space="preserve"> </w:t>
-      </w:r>
-      <w:r>
-        <w:t xml:space="preserve">Ошибка положений войск на величину</w:t>
-      </w:r>
-      <w:r>
-        <w:t xml:space="preserve"> </w:t>
-      </w:r>
-      <w:r>
-        <w:t xml:space="preserve">допуска стоит 7–14 п. п., отсутствие укреплённых полос — 3–9,5, ошибка сроков приказов — до 4,8.</w:t>
-      </w:r>
-      <w:r>
-        <w:t xml:space="preserve"> </w:t>
-      </w:r>
-      <w:r>
-        <w:t xml:space="preserve">Потери по событиям: база снабжения — 16 п. п. в Берлинской и 20 в бое в Берлине (положения при этом</w:t>
-      </w:r>
-      <w:r>
-        <w:t xml:space="preserve"> </w:t>
-      </w:r>
-      <w:r>
-        <w:t xml:space="preserve">не меняются). Значит, точность исходных положений (особенно немецких, где многие — оценки), полос и</w:t>
-      </w:r>
-      <w:r>
-        <w:t xml:space="preserve"> </w:t>
-      </w:r>
-      <w:r>
-        <w:t xml:space="preserve">сроков приказов важнее, чем подбор множителей.</w:t>
-      </w:r>
-    </w:p>
-    <w:p>
-      <w:pPr>
-        <w:numPr>
-          <w:ilvl w:val="0"/>
-          <w:numId w:val="1021"/>
-        </w:numPr>
-        <w:pStyle w:val="Compact"/>
-      </w:pPr>
-      <w:r>
-        <w:rPr>
-          <w:bCs/>
-          <w:b/>
-        </w:rPr>
-        <w:t xml:space="preserve">В Висло-Одерской данные не помогают, а мешают.</w:t>
-      </w:r>
-      <w:r>
-        <w:t xml:space="preserve"> </w:t>
-      </w:r>
-      <w:r>
-        <w:t xml:space="preserve">Без укреплённых полос, рек, баз снабжения, дорог и</w:t>
-      </w:r>
-      <w:r>
-        <w:t xml:space="preserve"> </w:t>
-      </w:r>
-      <w:r>
-        <w:t xml:space="preserve">рельефа точность</w:t>
-      </w:r>
-      <w:r>
-        <w:t xml:space="preserve"> </w:t>
-      </w:r>
-      <w:r>
-        <w:rPr>
-          <w:iCs/>
-          <w:i/>
-        </w:rPr>
-        <w:t xml:space="preserve">растёт</w:t>
-      </w:r>
-      <w:r>
-        <w:t xml:space="preserve"> </w:t>
-      </w:r>
-      <w:r>
-        <w:t xml:space="preserve">(до +3,9 п. п. и до +9 п. п. по событиям). Причина — не плохие данные, а</w:t>
-      </w:r>
-      <w:r>
-        <w:t xml:space="preserve"> </w:t>
-      </w:r>
-      <w:r>
-        <w:t xml:space="preserve">модель: пехотные армии идут медленнее исторического (раздел 25.1, п. 13), и любое препятствие</w:t>
-      </w:r>
-      <w:r>
-        <w:t xml:space="preserve"> </w:t>
-      </w:r>
-      <w:r>
-        <w:t xml:space="preserve">в данных их замедляет ещё. Пока механизм скорости не исправлен, пополнение этих слоёв точности не</w:t>
-      </w:r>
-      <w:r>
-        <w:t xml:space="preserve"> </w:t>
-      </w:r>
-      <w:r>
-        <w:t xml:space="preserve">даст; их стоит проверить на согласованность с правилами (например, полосы театра — не</w:t>
-      </w:r>
-      <w:r>
-        <w:t xml:space="preserve"> </w:t>
-      </w:r>
-      <w:r>
-        <w:t xml:space="preserve">завышены ли по уровню).</w:t>
-      </w:r>
-    </w:p>
-    <w:p>
-      <w:pPr>
-        <w:numPr>
-          <w:ilvl w:val="0"/>
-          <w:numId w:val="1021"/>
-        </w:numPr>
-        <w:pStyle w:val="Compact"/>
-      </w:pPr>
-      <w:r>
-        <w:rPr>
-          <w:bCs/>
-          <w:b/>
-        </w:rPr>
-        <w:t xml:space="preserve">Не дают ничего:</w:t>
-      </w:r>
-      <w:r>
-        <w:t xml:space="preserve"> </w:t>
-      </w:r>
-      <w:r>
-        <w:t xml:space="preserve">разграничительные линии в нынешнем виде, фазы подвоза, перепады высот.</w:t>
-      </w:r>
-    </w:p>
-    <w:p>
-      <w:pPr>
-        <w:numPr>
-          <w:ilvl w:val="0"/>
-          <w:numId w:val="1021"/>
-        </w:numPr>
-        <w:pStyle w:val="Compact"/>
-      </w:pPr>
-      <w:r>
-        <w:rPr>
-          <w:bCs/>
-          <w:b/>
-        </w:rPr>
-        <w:t xml:space="preserve">Рельеф, реки и дороги.</w:t>
-      </w:r>
-      <w:r>
-        <w:t xml:space="preserve"> </w:t>
-      </w:r>
-      <w:r>
-        <w:t xml:space="preserve">Без них точность не падает (в Берлинской без рельефа события даже лучше:</w:t>
-      </w:r>
-      <w:r>
-        <w:t xml:space="preserve"> </w:t>
-      </w:r>
-      <w:r>
-        <w:t xml:space="preserve">95 % против 84 %): правила откалиброваны вместе с этими слоями и подстроились под них, поэтому их</w:t>
-      </w:r>
-      <w:r>
-        <w:t xml:space="preserve"> </w:t>
-      </w:r>
-      <w:r>
-        <w:t xml:space="preserve">ценность по этому методу занижена; вывод — не «слои не нужны», а «калибровка и данные не</w:t>
-      </w:r>
-      <w:r>
-        <w:t xml:space="preserve"> </w:t>
-      </w:r>
-      <w:r>
-        <w:t xml:space="preserve">разделены».</w:t>
-      </w:r>
-    </w:p>
-    <w:p>
-      <w:pPr>
-        <w:pStyle w:val="FirstParagraph"/>
-      </w:pPr>
-      <w:r>
-        <w:rPr>
-          <w:bCs/>
-          <w:b/>
-        </w:rPr>
-        <w:t xml:space="preserve">Что показал анализ</w:t>
-      </w:r>
-      <w:r>
-        <w:t xml:space="preserve"> </w:t>
-      </w:r>
-      <w:r>
-        <w:t xml:space="preserve">(три сценария, 8 траекторий Морриса, 2 прогона на точку, шум — 5 seed):</w:t>
-      </w:r>
-    </w:p>
-    <w:p>
-      <w:pPr>
-        <w:numPr>
-          <w:ilvl w:val="0"/>
-          <w:numId w:val="1022"/>
-        </w:numPr>
-        <w:pStyle w:val="Compact"/>
-      </w:pPr>
-      <w:r>
-        <w:rPr>
-          <w:bCs/>
-          <w:b/>
-        </w:rPr>
-        <w:t xml:space="preserve">Положения почти не зависят от множителей.</w:t>
-      </w:r>
-      <w:r>
-        <w:t xml:space="preserve"> </w:t>
-      </w:r>
-      <w:r>
-        <w:t xml:space="preserve">Самый влиятельный множитель при сдвиге на весь</w:t>
-      </w:r>
-      <w:r>
-        <w:t xml:space="preserve"> </w:t>
-      </w:r>
-      <w:r>
-        <w:t xml:space="preserve">диапазон подбора меняет долю положений в допуске на 9 п. п. в Берлинской операции (темп</w:t>
-      </w:r>
-      <w:r>
-        <w:t xml:space="preserve"> </w:t>
-      </w:r>
-      <w:r>
-        <w:t xml:space="preserve">продвижения), на 22 п. п. в бое в Берлине (влияние местности) и на 21 п. п. в Висло-Одерской</w:t>
-      </w:r>
-      <w:r>
-        <w:t xml:space="preserve"> </w:t>
-      </w:r>
-      <w:r>
-        <w:t xml:space="preserve">(темп марша). Положения определяются прежде всего задачами и маршрутами, а не множителями.</w:t>
-      </w:r>
-    </w:p>
-    <w:p>
-      <w:pPr>
-        <w:numPr>
-          <w:ilvl w:val="0"/>
-          <w:numId w:val="1022"/>
-        </w:numPr>
-        <w:pStyle w:val="Compact"/>
-      </w:pPr>
-      <w:r>
-        <w:rPr>
-          <w:bCs/>
-          <w:b/>
-        </w:rPr>
-        <w:t xml:space="preserve">Берлинская операция — локальный оптимум.</w:t>
-      </w:r>
-      <w:r>
-        <w:t xml:space="preserve"> </w:t>
-      </w:r>
-      <w:r>
-        <w:t xml:space="preserve">При ±20 % от откалиброванных значений ни один</w:t>
-      </w:r>
-      <w:r>
-        <w:t xml:space="preserve"> </w:t>
-      </w:r>
-      <w:r>
-        <w:t xml:space="preserve">множитель не даёт эффекта выше шума (σ шума по положениям 3,2 п. п.): тонкая подстройка</w:t>
-      </w:r>
-      <w:r>
-        <w:t xml:space="preserve"> </w:t>
-      </w:r>
-      <w:r>
-        <w:t xml:space="preserve">бесполезна, дальнейший выигрыш — только от устройства модели. Глобально сильнее всего темп</w:t>
-      </w:r>
-      <w:r>
-        <w:t xml:space="preserve"> </w:t>
-      </w:r>
-      <w:r>
-        <w:t xml:space="preserve">продвижения (9,1 п. п.), прогрызание полос (5,9) и темп марша (5,6); слабее всего темп в</w:t>
-      </w:r>
-      <w:r>
-        <w:t xml:space="preserve"> </w:t>
-      </w:r>
-      <w:r>
-        <w:t xml:space="preserve">городе (0,9).</w:t>
-      </w:r>
-    </w:p>
-    <w:p>
-      <w:pPr>
-        <w:numPr>
-          <w:ilvl w:val="0"/>
-          <w:numId w:val="1022"/>
-        </w:numPr>
-        <w:pStyle w:val="Compact"/>
-      </w:pPr>
-      <w:r>
-        <w:rPr>
-          <w:bCs/>
-          <w:b/>
-        </w:rPr>
-        <w:t xml:space="preserve">Потери по положениям и датам не откалибровать.</w:t>
-      </w:r>
-      <w:r>
-        <w:t xml:space="preserve"> </w:t>
-      </w:r>
-      <w:r>
-        <w:t xml:space="preserve">Потери наступающего и обороняющегося меняют</w:t>
-      </w:r>
-      <w:r>
-        <w:t xml:space="preserve"> </w:t>
-      </w:r>
-      <w:r>
-        <w:t xml:space="preserve">положения всего на 2,6–2,7 п. п. на всём диапазоне подбора; их надо проверять по нормативам</w:t>
-      </w:r>
-      <w:r>
-        <w:t xml:space="preserve"> </w:t>
-      </w:r>
-      <w:r>
-        <w:t xml:space="preserve">потерь, а не по положениям.</w:t>
-      </w:r>
-    </w:p>
-    <w:p>
-      <w:pPr>
-        <w:numPr>
-          <w:ilvl w:val="0"/>
-          <w:numId w:val="1022"/>
-        </w:numPr>
-        <w:pStyle w:val="Compact"/>
-      </w:pPr>
-      <w:r>
-        <w:rPr>
-          <w:bCs/>
-          <w:b/>
-        </w:rPr>
-        <w:t xml:space="preserve">Бой в Берлине.</w:t>
-      </w:r>
-      <w:r>
-        <w:t xml:space="preserve"> </w:t>
-      </w:r>
-      <w:r>
-        <w:t xml:space="preserve">Доминирует влияние местности (21,8 п. п.; ±20 % — 10,6 п. п. при шуме</w:t>
-      </w:r>
-      <w:r>
-        <w:t xml:space="preserve"> </w:t>
-      </w:r>
-      <w:r>
-        <w:t xml:space="preserve">4,6) и темп в городе (9,6); прогрызание полос и темп по чужой территории не влияют. События в</w:t>
-      </w:r>
-      <w:r>
-        <w:t xml:space="preserve"> </w:t>
-      </w:r>
-      <w:r>
-        <w:t xml:space="preserve">этом сценарии (6 штук) слишком шумные (σ шума 24 п. п.) для выводов по ним.</w:t>
-      </w:r>
-    </w:p>
-    <w:p>
-      <w:pPr>
-        <w:numPr>
-          <w:ilvl w:val="0"/>
-          <w:numId w:val="1022"/>
-        </w:numPr>
-        <w:pStyle w:val="Compact"/>
-      </w:pPr>
-      <w:r>
-        <w:rPr>
-          <w:bCs/>
-          <w:b/>
-        </w:rPr>
-        <w:t xml:space="preserve">Висло-Одерская.</w:t>
-      </w:r>
-      <w:r>
-        <w:t xml:space="preserve"> </w:t>
-      </w:r>
-      <w:r>
-        <w:t xml:space="preserve">Заметен один множитель — темп марша: ±20 % меняет положения на 8,4 п. п.</w:t>
-      </w:r>
-      <w:r>
-        <w:t xml:space="preserve"> </w:t>
-      </w:r>
-      <w:r>
-        <w:t xml:space="preserve">при шуме 2,4 (втрое выше шума).</w:t>
-      </w:r>
-    </w:p>
-    <w:p>
-      <w:pPr>
-        <w:pStyle w:val="FirstParagraph"/>
-      </w:pPr>
-      <w:r>
-        <w:t xml:space="preserve">Скан темпа марша (множитель 1,09 — откалиброванное значение, верхняя граница подбора 1,2; пять</w:t>
-      </w:r>
-      <w:r>
-        <w:t xml:space="preserve"> </w:t>
-      </w:r>
-      <w:r>
-        <w:t xml:space="preserve">прогонов; положения в допуске / события в пределах двух суток):</w:t>
+        <w:t xml:space="preserve">Что показала чувствительность к данным</w:t>
+      </w:r>
+      <w:r>
+        <w:t xml:space="preserve"> </w:t>
+      </w:r>
+      <w:r>
+        <w:t xml:space="preserve">(пять прогонов на вариант; падение положений в допуске, п. п.;</w:t>
+      </w:r>
+      <w:r>
+        <w:t xml:space="preserve"> </w:t>
+      </w:r>
+      <w:r>
+        <w:t xml:space="preserve">шум среднего по пяти прогонам ≈ 1,4 в Берлинской, 2,1 в бое в Берлине и 1,1 в Висло-Одерской):</w:t>
       </w:r>
     </w:p>
     <w:tbl>
@@ -20522,19 +19959,19 @@
               <w:jc w:val="left"/>
             </w:pPr>
             <w:r>
-              <w:t xml:space="preserve">Темп марша</w:t>
-            </w:r>
-          </w:p>
-        </w:tc>
-        <w:tc>
-          <w:tcPr/>
-          <w:p>
-            <w:pPr>
-              <w:pStyle w:val="Compact"/>
-              <w:jc w:val="left"/>
-            </w:pPr>
-            <w:r>
-              <w:t xml:space="preserve">Берлинская операция</w:t>
+              <w:t xml:space="preserve">Данные</w:t>
+            </w:r>
+          </w:p>
+        </w:tc>
+        <w:tc>
+          <w:tcPr/>
+          <w:p>
+            <w:pPr>
+              <w:pStyle w:val="Compact"/>
+              <w:jc w:val="left"/>
+            </w:pPr>
+            <w:r>
+              <w:t xml:space="preserve">Берлинская</w:t>
             </w:r>
           </w:p>
         </w:tc>
@@ -20558,307 +19995,527 @@
               <w:jc w:val="left"/>
             </w:pPr>
             <w:r>
-              <w:t xml:space="preserve">Висло-Одерская (контрольная)</w:t>
-            </w:r>
-          </w:p>
-        </w:tc>
-      </w:tr>
-      <w:tr>
-        <w:tc>
-          <w:tcPr/>
-          <w:p>
-            <w:pPr>
-              <w:pStyle w:val="Compact"/>
-              <w:jc w:val="left"/>
-            </w:pPr>
-            <w:r>
-              <w:t xml:space="preserve">0,9</w:t>
-            </w:r>
-          </w:p>
-        </w:tc>
-        <w:tc>
-          <w:tcPr/>
-          <w:p>
-            <w:pPr>
-              <w:pStyle w:val="Compact"/>
-              <w:jc w:val="left"/>
-            </w:pPr>
-            <w:r>
-              <w:t xml:space="preserve">79 % / 76 %</w:t>
-            </w:r>
-          </w:p>
-        </w:tc>
-        <w:tc>
-          <w:tcPr/>
-          <w:p>
-            <w:pPr>
-              <w:pStyle w:val="Compact"/>
-              <w:jc w:val="left"/>
-            </w:pPr>
-            <w:r>
-              <w:t xml:space="preserve">89 % / 43 %</w:t>
-            </w:r>
-          </w:p>
-        </w:tc>
-        <w:tc>
-          <w:tcPr/>
-          <w:p>
-            <w:pPr>
-              <w:pStyle w:val="Compact"/>
-              <w:jc w:val="left"/>
-            </w:pPr>
-            <w:r>
-              <w:t xml:space="preserve">47 % / 29 %</w:t>
-            </w:r>
-          </w:p>
-        </w:tc>
-      </w:tr>
-      <w:tr>
-        <w:tc>
-          <w:tcPr/>
-          <w:p>
-            <w:pPr>
-              <w:pStyle w:val="Compact"/>
-              <w:jc w:val="left"/>
-            </w:pPr>
-            <w:r>
-              <w:t xml:space="preserve">1,09</w:t>
-            </w:r>
-          </w:p>
-        </w:tc>
-        <w:tc>
-          <w:tcPr/>
-          <w:p>
-            <w:pPr>
-              <w:pStyle w:val="Compact"/>
-              <w:jc w:val="left"/>
-            </w:pPr>
-            <w:r>
-              <w:t xml:space="preserve">80 % / 84 %</w:t>
-            </w:r>
-          </w:p>
-        </w:tc>
-        <w:tc>
-          <w:tcPr/>
-          <w:p>
-            <w:pPr>
-              <w:pStyle w:val="Compact"/>
-              <w:jc w:val="left"/>
-            </w:pPr>
-            <w:r>
-              <w:t xml:space="preserve">89 % / 37 %</w:t>
-            </w:r>
-          </w:p>
-        </w:tc>
-        <w:tc>
-          <w:tcPr/>
-          <w:p>
-            <w:pPr>
-              <w:pStyle w:val="Compact"/>
-              <w:jc w:val="left"/>
-            </w:pPr>
-            <w:r>
-              <w:t xml:space="preserve">51 % / 29 %</w:t>
-            </w:r>
-          </w:p>
-        </w:tc>
-      </w:tr>
-      <w:tr>
-        <w:tc>
-          <w:tcPr/>
-          <w:p>
-            <w:pPr>
-              <w:pStyle w:val="Compact"/>
-              <w:jc w:val="left"/>
-            </w:pPr>
-            <w:r>
-              <w:t xml:space="preserve">1,2</w:t>
-            </w:r>
-          </w:p>
-        </w:tc>
-        <w:tc>
-          <w:tcPr/>
-          <w:p>
-            <w:pPr>
-              <w:pStyle w:val="Compact"/>
-              <w:jc w:val="left"/>
-            </w:pPr>
-            <w:r>
-              <w:t xml:space="preserve">79 % / 87 %</w:t>
-            </w:r>
-          </w:p>
-        </w:tc>
-        <w:tc>
-          <w:tcPr/>
-          <w:p>
-            <w:pPr>
-              <w:pStyle w:val="Compact"/>
-              <w:jc w:val="left"/>
-            </w:pPr>
-            <w:r>
-              <w:t xml:space="preserve">81 % / 20 %</w:t>
-            </w:r>
-          </w:p>
-        </w:tc>
-        <w:tc>
-          <w:tcPr/>
-          <w:p>
-            <w:pPr>
-              <w:pStyle w:val="Compact"/>
-              <w:jc w:val="left"/>
-            </w:pPr>
-            <w:r>
-              <w:t xml:space="preserve">52 % / 29 %</w:t>
-            </w:r>
-          </w:p>
-        </w:tc>
-      </w:tr>
-      <w:tr>
-        <w:tc>
-          <w:tcPr/>
-          <w:p>
-            <w:pPr>
-              <w:pStyle w:val="Compact"/>
-              <w:jc w:val="left"/>
-            </w:pPr>
-            <w:r>
-              <w:t xml:space="preserve">1,3</w:t>
-            </w:r>
-          </w:p>
-        </w:tc>
-        <w:tc>
-          <w:tcPr/>
-          <w:p>
-            <w:pPr>
-              <w:pStyle w:val="Compact"/>
-              <w:jc w:val="left"/>
-            </w:pPr>
-            <w:r>
-              <w:t xml:space="preserve">79 % / 82 %</w:t>
-            </w:r>
-          </w:p>
-        </w:tc>
-        <w:tc>
-          <w:tcPr/>
-          <w:p>
-            <w:pPr>
-              <w:pStyle w:val="Compact"/>
-              <w:jc w:val="left"/>
-            </w:pPr>
-            <w:r>
-              <w:t xml:space="preserve">83 % / 40 %</w:t>
-            </w:r>
-          </w:p>
-        </w:tc>
-        <w:tc>
-          <w:tcPr/>
-          <w:p>
-            <w:pPr>
-              <w:pStyle w:val="Compact"/>
-              <w:jc w:val="left"/>
-            </w:pPr>
-            <w:r>
-              <w:t xml:space="preserve">55 % / 35 %</w:t>
-            </w:r>
-          </w:p>
-        </w:tc>
-      </w:tr>
-      <w:tr>
-        <w:tc>
-          <w:tcPr/>
-          <w:p>
-            <w:pPr>
-              <w:pStyle w:val="Compact"/>
-              <w:jc w:val="left"/>
-            </w:pPr>
-            <w:r>
-              <w:t xml:space="preserve">1,4</w:t>
-            </w:r>
-          </w:p>
-        </w:tc>
-        <w:tc>
-          <w:tcPr/>
-          <w:p>
-            <w:pPr>
-              <w:pStyle w:val="Compact"/>
-              <w:jc w:val="left"/>
-            </w:pPr>
-            <w:r>
-              <w:t xml:space="preserve">76 % / 80 %</w:t>
-            </w:r>
-          </w:p>
-        </w:tc>
-        <w:tc>
-          <w:tcPr/>
-          <w:p>
-            <w:pPr>
-              <w:pStyle w:val="Compact"/>
-              <w:jc w:val="left"/>
-            </w:pPr>
-            <w:r>
-              <w:t xml:space="preserve">83 % / 43 %</w:t>
-            </w:r>
-          </w:p>
-        </w:tc>
-        <w:tc>
-          <w:tcPr/>
-          <w:p>
-            <w:pPr>
-              <w:pStyle w:val="Compact"/>
-              <w:jc w:val="left"/>
-            </w:pPr>
-            <w:r>
-              <w:t xml:space="preserve">58 % / 38 %</w:t>
-            </w:r>
-          </w:p>
-        </w:tc>
-      </w:tr>
-      <w:tr>
-        <w:tc>
-          <w:tcPr/>
-          <w:p>
-            <w:pPr>
-              <w:pStyle w:val="Compact"/>
-              <w:jc w:val="left"/>
-            </w:pPr>
-            <w:r>
-              <w:t xml:space="preserve">1,5</w:t>
-            </w:r>
-          </w:p>
-        </w:tc>
-        <w:tc>
-          <w:tcPr/>
-          <w:p>
-            <w:pPr>
-              <w:pStyle w:val="Compact"/>
-              <w:jc w:val="left"/>
-            </w:pPr>
-            <w:r>
-              <w:t xml:space="preserve">75 % / 89 %</w:t>
-            </w:r>
-          </w:p>
-        </w:tc>
-        <w:tc>
-          <w:tcPr/>
-          <w:p>
-            <w:pPr>
-              <w:pStyle w:val="Compact"/>
-              <w:jc w:val="left"/>
-            </w:pPr>
-            <w:r>
-              <w:t xml:space="preserve">84 % / 50 %</w:t>
-            </w:r>
-          </w:p>
-        </w:tc>
-        <w:tc>
-          <w:tcPr/>
-          <w:p>
-            <w:pPr>
-              <w:pStyle w:val="Compact"/>
-              <w:jc w:val="left"/>
-            </w:pPr>
-            <w:r>
-              <w:t xml:space="preserve">62 % / 43 %</w:t>
+              <w:t xml:space="preserve">Висло-Одерская</w:t>
+            </w:r>
+          </w:p>
+        </w:tc>
+      </w:tr>
+      <w:tr>
+        <w:tc>
+          <w:tcPr/>
+          <w:p>
+            <w:pPr>
+              <w:pStyle w:val="Compact"/>
+              <w:jc w:val="left"/>
+            </w:pPr>
+            <w:r>
+              <w:t xml:space="preserve">исходные положения немецких войск (ошибка на допуск)</w:t>
+            </w:r>
+          </w:p>
+        </w:tc>
+        <w:tc>
+          <w:tcPr/>
+          <w:p>
+            <w:pPr>
+              <w:pStyle w:val="Compact"/>
+              <w:jc w:val="left"/>
+            </w:pPr>
+            <w:r>
+              <w:t xml:space="preserve">−9,2</w:t>
+            </w:r>
+          </w:p>
+        </w:tc>
+        <w:tc>
+          <w:tcPr/>
+          <w:p>
+            <w:pPr>
+              <w:pStyle w:val="Compact"/>
+              <w:jc w:val="left"/>
+            </w:pPr>
+            <w:r>
+              <w:t xml:space="preserve">−6,5</w:t>
+            </w:r>
+          </w:p>
+        </w:tc>
+        <w:tc>
+          <w:tcPr/>
+          <w:p>
+            <w:pPr>
+              <w:pStyle w:val="Compact"/>
+              <w:jc w:val="left"/>
+            </w:pPr>
+            <w:r>
+              <w:t xml:space="preserve">+0,3</w:t>
+            </w:r>
+          </w:p>
+        </w:tc>
+      </w:tr>
+      <w:tr>
+        <w:tc>
+          <w:tcPr/>
+          <w:p>
+            <w:pPr>
+              <w:pStyle w:val="Compact"/>
+              <w:jc w:val="left"/>
+            </w:pPr>
+            <w:r>
+              <w:t xml:space="preserve">исходные положения советских войск (ошибка на допуск)</w:t>
+            </w:r>
+          </w:p>
+        </w:tc>
+        <w:tc>
+          <w:tcPr/>
+          <w:p>
+            <w:pPr>
+              <w:pStyle w:val="Compact"/>
+              <w:jc w:val="left"/>
+            </w:pPr>
+            <w:r>
+              <w:t xml:space="preserve">−7,5</w:t>
+            </w:r>
+          </w:p>
+        </w:tc>
+        <w:tc>
+          <w:tcPr/>
+          <w:p>
+            <w:pPr>
+              <w:pStyle w:val="Compact"/>
+              <w:jc w:val="left"/>
+            </w:pPr>
+            <w:r>
+              <w:t xml:space="preserve">−14,0</w:t>
+            </w:r>
+          </w:p>
+        </w:tc>
+        <w:tc>
+          <w:tcPr/>
+          <w:p>
+            <w:pPr>
+              <w:pStyle w:val="Compact"/>
+              <w:jc w:val="left"/>
+            </w:pPr>
+            <w:r>
+              <w:t xml:space="preserve">+0,5</w:t>
+            </w:r>
+          </w:p>
+        </w:tc>
+      </w:tr>
+      <w:tr>
+        <w:tc>
+          <w:tcPr/>
+          <w:p>
+            <w:pPr>
+              <w:pStyle w:val="Compact"/>
+              <w:jc w:val="left"/>
+            </w:pPr>
+            <w:r>
+              <w:t xml:space="preserve">укреплённые полосы театра (нет)</w:t>
+            </w:r>
+          </w:p>
+        </w:tc>
+        <w:tc>
+          <w:tcPr/>
+          <w:p>
+            <w:pPr>
+              <w:pStyle w:val="Compact"/>
+              <w:jc w:val="left"/>
+            </w:pPr>
+            <w:r>
+              <w:t xml:space="preserve">−9,5</w:t>
+            </w:r>
+          </w:p>
+        </w:tc>
+        <w:tc>
+          <w:tcPr/>
+          <w:p>
+            <w:pPr>
+              <w:pStyle w:val="Compact"/>
+              <w:jc w:val="left"/>
+            </w:pPr>
+            <w:r>
+              <w:t xml:space="preserve">−3,2</w:t>
+            </w:r>
+          </w:p>
+        </w:tc>
+        <w:tc>
+          <w:tcPr/>
+          <w:p>
+            <w:pPr>
+              <w:pStyle w:val="Compact"/>
+              <w:jc w:val="left"/>
+            </w:pPr>
+            <w:r>
+              <w:rPr>
+                <w:bCs/>
+                <w:b/>
+              </w:rPr>
+              <w:t xml:space="preserve">+3,9</w:t>
+            </w:r>
+          </w:p>
+        </w:tc>
+      </w:tr>
+      <w:tr>
+        <w:tc>
+          <w:tcPr/>
+          <w:p>
+            <w:pPr>
+              <w:pStyle w:val="Compact"/>
+              <w:jc w:val="left"/>
+            </w:pPr>
+            <w:r>
+              <w:t xml:space="preserve">сроки приказов (ошибка до ±24 ч)</w:t>
+            </w:r>
+          </w:p>
+        </w:tc>
+        <w:tc>
+          <w:tcPr/>
+          <w:p>
+            <w:pPr>
+              <w:pStyle w:val="Compact"/>
+              <w:jc w:val="left"/>
+            </w:pPr>
+            <w:r>
+              <w:t xml:space="preserve">−4,8</w:t>
+            </w:r>
+          </w:p>
+        </w:tc>
+        <w:tc>
+          <w:tcPr/>
+          <w:p>
+            <w:pPr>
+              <w:pStyle w:val="Compact"/>
+              <w:jc w:val="left"/>
+            </w:pPr>
+            <w:r>
+              <w:t xml:space="preserve">−0,7</w:t>
+            </w:r>
+          </w:p>
+        </w:tc>
+        <w:tc>
+          <w:tcPr/>
+          <w:p>
+            <w:pPr>
+              <w:pStyle w:val="Compact"/>
+              <w:jc w:val="left"/>
+            </w:pPr>
+            <w:r>
+              <w:t xml:space="preserve">−3,7</w:t>
+            </w:r>
+          </w:p>
+        </w:tc>
+      </w:tr>
+      <w:tr>
+        <w:tc>
+          <w:tcPr/>
+          <w:p>
+            <w:pPr>
+              <w:pStyle w:val="Compact"/>
+              <w:jc w:val="left"/>
+            </w:pPr>
+            <w:r>
+              <w:t xml:space="preserve">численность немецких войск (±20 %)</w:t>
+            </w:r>
+          </w:p>
+        </w:tc>
+        <w:tc>
+          <w:tcPr/>
+          <w:p>
+            <w:pPr>
+              <w:pStyle w:val="Compact"/>
+              <w:jc w:val="left"/>
+            </w:pPr>
+            <w:r>
+              <w:t xml:space="preserve">−1,8</w:t>
+            </w:r>
+          </w:p>
+        </w:tc>
+        <w:tc>
+          <w:tcPr/>
+          <w:p>
+            <w:pPr>
+              <w:pStyle w:val="Compact"/>
+              <w:jc w:val="left"/>
+            </w:pPr>
+            <w:r>
+              <w:t xml:space="preserve">+1,2</w:t>
+            </w:r>
+          </w:p>
+        </w:tc>
+        <w:tc>
+          <w:tcPr/>
+          <w:p>
+            <w:pPr>
+              <w:pStyle w:val="Compact"/>
+              <w:jc w:val="left"/>
+            </w:pPr>
+            <w:r>
+              <w:t xml:space="preserve">−1,3</w:t>
+            </w:r>
+          </w:p>
+        </w:tc>
+      </w:tr>
+      <w:tr>
+        <w:tc>
+          <w:tcPr/>
+          <w:p>
+            <w:pPr>
+              <w:pStyle w:val="Compact"/>
+              <w:jc w:val="left"/>
+            </w:pPr>
+            <w:r>
+              <w:t xml:space="preserve">базы снабжения (нет)</w:t>
+            </w:r>
+          </w:p>
+        </w:tc>
+        <w:tc>
+          <w:tcPr/>
+          <w:p>
+            <w:pPr>
+              <w:pStyle w:val="Compact"/>
+              <w:jc w:val="left"/>
+            </w:pPr>
+            <w:r>
+              <w:t xml:space="preserve">0,0</w:t>
+            </w:r>
+          </w:p>
+        </w:tc>
+        <w:tc>
+          <w:tcPr/>
+          <w:p>
+            <w:pPr>
+              <w:pStyle w:val="Compact"/>
+              <w:jc w:val="left"/>
+            </w:pPr>
+            <w:r>
+              <w:t xml:space="preserve">−0,6</w:t>
+            </w:r>
+          </w:p>
+        </w:tc>
+        <w:tc>
+          <w:tcPr/>
+          <w:p>
+            <w:pPr>
+              <w:pStyle w:val="Compact"/>
+              <w:jc w:val="left"/>
+            </w:pPr>
+            <w:r>
+              <w:rPr>
+                <w:bCs/>
+                <w:b/>
+              </w:rPr>
+              <w:t xml:space="preserve">+2,5</w:t>
+            </w:r>
+          </w:p>
+        </w:tc>
+      </w:tr>
+      <w:tr>
+        <w:tc>
+          <w:tcPr/>
+          <w:p>
+            <w:pPr>
+              <w:pStyle w:val="Compact"/>
+              <w:jc w:val="left"/>
+            </w:pPr>
+            <w:r>
+              <w:t xml:space="preserve">реки и мосты (нет)</w:t>
+            </w:r>
+          </w:p>
+        </w:tc>
+        <w:tc>
+          <w:tcPr/>
+          <w:p>
+            <w:pPr>
+              <w:pStyle w:val="Compact"/>
+              <w:jc w:val="left"/>
+            </w:pPr>
+            <w:r>
+              <w:t xml:space="preserve">−0,7</w:t>
+            </w:r>
+          </w:p>
+        </w:tc>
+        <w:tc>
+          <w:tcPr/>
+          <w:p>
+            <w:pPr>
+              <w:pStyle w:val="Compact"/>
+              <w:jc w:val="left"/>
+            </w:pPr>
+            <w:r>
+              <w:t xml:space="preserve">0,0</w:t>
+            </w:r>
+          </w:p>
+        </w:tc>
+        <w:tc>
+          <w:tcPr/>
+          <w:p>
+            <w:pPr>
+              <w:pStyle w:val="Compact"/>
+              <w:jc w:val="left"/>
+            </w:pPr>
+            <w:r>
+              <w:rPr>
+                <w:bCs/>
+                <w:b/>
+              </w:rPr>
+              <w:t xml:space="preserve">+3,0</w:t>
+            </w:r>
+          </w:p>
+        </w:tc>
+      </w:tr>
+      <w:tr>
+        <w:tc>
+          <w:tcPr/>
+          <w:p>
+            <w:pPr>
+              <w:pStyle w:val="Compact"/>
+              <w:jc w:val="left"/>
+            </w:pPr>
+            <w:r>
+              <w:t xml:space="preserve">дороги (нет)</w:t>
+            </w:r>
+          </w:p>
+        </w:tc>
+        <w:tc>
+          <w:tcPr/>
+          <w:p>
+            <w:pPr>
+              <w:pStyle w:val="Compact"/>
+              <w:jc w:val="left"/>
+            </w:pPr>
+            <w:r>
+              <w:rPr>
+                <w:bCs/>
+                <w:b/>
+              </w:rPr>
+              <w:t xml:space="preserve">+1,4</w:t>
+            </w:r>
+          </w:p>
+        </w:tc>
+        <w:tc>
+          <w:tcPr/>
+          <w:p>
+            <w:pPr>
+              <w:pStyle w:val="Compact"/>
+              <w:jc w:val="left"/>
+            </w:pPr>
+            <w:r>
+              <w:t xml:space="preserve">−0,3</w:t>
+            </w:r>
+          </w:p>
+        </w:tc>
+        <w:tc>
+          <w:tcPr/>
+          <w:p>
+            <w:pPr>
+              <w:pStyle w:val="Compact"/>
+              <w:jc w:val="left"/>
+            </w:pPr>
+            <w:r>
+              <w:rPr>
+                <w:bCs/>
+                <w:b/>
+              </w:rPr>
+              <w:t xml:space="preserve">+1,4</w:t>
+            </w:r>
+          </w:p>
+        </w:tc>
+      </w:tr>
+      <w:tr>
+        <w:tc>
+          <w:tcPr/>
+          <w:p>
+            <w:pPr>
+              <w:pStyle w:val="Compact"/>
+              <w:jc w:val="left"/>
+            </w:pPr>
+            <w:r>
+              <w:t xml:space="preserve">рельеф местности (нет)</w:t>
+            </w:r>
+          </w:p>
+        </w:tc>
+        <w:tc>
+          <w:tcPr/>
+          <w:p>
+            <w:pPr>
+              <w:pStyle w:val="Compact"/>
+              <w:jc w:val="left"/>
+            </w:pPr>
+            <w:r>
+              <w:t xml:space="preserve">−1,6</w:t>
+            </w:r>
+          </w:p>
+        </w:tc>
+        <w:tc>
+          <w:tcPr/>
+          <w:p>
+            <w:pPr>
+              <w:pStyle w:val="Compact"/>
+              <w:jc w:val="left"/>
+            </w:pPr>
+            <w:r>
+              <w:t xml:space="preserve">+0,7</w:t>
+            </w:r>
+          </w:p>
+        </w:tc>
+        <w:tc>
+          <w:tcPr/>
+          <w:p>
+            <w:pPr>
+              <w:pStyle w:val="Compact"/>
+              <w:jc w:val="left"/>
+            </w:pPr>
+            <w:r>
+              <w:t xml:space="preserve">+1,3</w:t>
+            </w:r>
+          </w:p>
+        </w:tc>
+      </w:tr>
+      <w:tr>
+        <w:tc>
+          <w:tcPr/>
+          <w:p>
+            <w:pPr>
+              <w:pStyle w:val="Compact"/>
+              <w:jc w:val="left"/>
+            </w:pPr>
+            <w:r>
+              <w:t xml:space="preserve">разграничительные линии, фазы подвоза, перепады высот (нет)</w:t>
+            </w:r>
+          </w:p>
+        </w:tc>
+        <w:tc>
+          <w:tcPr/>
+          <w:p>
+            <w:pPr>
+              <w:pStyle w:val="Compact"/>
+              <w:jc w:val="left"/>
+            </w:pPr>
+            <w:r>
+              <w:t xml:space="preserve">≈ 0</w:t>
+            </w:r>
+          </w:p>
+        </w:tc>
+        <w:tc>
+          <w:tcPr/>
+          <w:p>
+            <w:pPr>
+              <w:pStyle w:val="Compact"/>
+              <w:jc w:val="left"/>
+            </w:pPr>
+            <w:r>
+              <w:t xml:space="preserve">≈ 0</w:t>
+            </w:r>
+          </w:p>
+        </w:tc>
+        <w:tc>
+          <w:tcPr/>
+          <w:p>
+            <w:pPr>
+              <w:pStyle w:val="Compact"/>
+              <w:jc w:val="left"/>
+            </w:pPr>
+            <w:r>
+              <w:t xml:space="preserve">≈ 0</w:t>
             </w:r>
           </w:p>
         </w:tc>
@@ -20866,143 +20523,392 @@
     </w:tbl>
     <w:p>
       <w:pPr>
-        <w:pStyle w:val="BodyText"/>
-      </w:pPr>
-      <w:r>
-        <w:t xml:space="preserve">Висло-Одерская монотонно выигрывает от роста множителя, Берлинская до 1,3 не меняется, а бой в</w:t>
-      </w:r>
-      <w:r>
-        <w:t xml:space="preserve"> </w:t>
-      </w:r>
-      <w:r>
-        <w:t xml:space="preserve">Берлине теряет около 6 п. п. Один общий множитель торгует операции между собой, поэтому дело не</w:t>
-      </w:r>
-      <w:r>
-        <w:t xml:space="preserve"> </w:t>
-      </w:r>
-      <w:r>
-        <w:t xml:space="preserve">в его величине, а в устройстве. Подвоз и сезон не объясняют отставание (проверено — раздел 19.5 и</w:t>
-      </w:r>
-      <w:r>
-        <w:t xml:space="preserve"> </w:t>
-      </w:r>
-      <w:r>
-        <w:t xml:space="preserve">25.1, п. 13): отстают пехотные армии, идущие медленнее исторического темпа. Множитель не менялся:</w:t>
-      </w:r>
-      <w:r>
-        <w:t xml:space="preserve"> </w:t>
-      </w:r>
-      <w:r>
-        <w:t xml:space="preserve">Висло-Одерская — контрольная операция, подгонка под неё лишила бы контроль независимости.</w:t>
-      </w:r>
-    </w:p>
-    <w:p>
-      <w:pPr>
-        <w:pStyle w:val="BodyText"/>
+        <w:numPr>
+          <w:ilvl w:val="0"/>
+          <w:numId w:val="1021"/>
+        </w:numPr>
+        <w:pStyle w:val="Compact"/>
       </w:pPr>
       <w:r>
         <w:rPr>
           <w:bCs/>
           <w:b/>
         </w:rPr>
-        <w:t xml:space="preserve">Нормативы опыта войны и допущения.</w:t>
-      </w:r>
-      <w:r>
-        <w:t xml:space="preserve"> </w:t>
-      </w:r>
-      <w:r>
-        <w:t xml:space="preserve">Кроме сверки с историей, правила проверяются по</w:t>
-      </w:r>
-      <w:r>
-        <w:t xml:space="preserve"> </w:t>
-      </w:r>
-      <w:r>
-        <w:t xml:space="preserve">нормативам: темпы, потери, сроки переправ, задержки приказов, ширина полос, котлы и крепости</w:t>
-      </w:r>
-      <w:r>
-        <w:t xml:space="preserve"> </w:t>
-      </w:r>
-      <w:r>
-        <w:t xml:space="preserve">(</w:t>
-      </w:r>
-      <w:r>
-        <w:rPr>
-          <w:rStyle w:val="VerbatimChar"/>
-        </w:rPr>
-        <w:t xml:space="preserve">packages/sim/data/rules/norms.json</w:t>
-      </w:r>
-      <w:r>
-        <w:t xml:space="preserve">, отчёт</w:t>
-      </w:r>
-      <w:r>
-        <w:t xml:space="preserve"> </w:t>
-      </w:r>
-      <w:r>
-        <w:rPr>
-          <w:rStyle w:val="VerbatimChar"/>
-        </w:rPr>
-        <w:t xml:space="preserve">npm run sim:norms</w:t>
-      </w:r>
-      <w:r>
-        <w:t xml:space="preserve"> </w:t>
-      </w:r>
-      <w:r>
-        <w:t xml:space="preserve">—</w:t>
-      </w:r>
-      <w:r>
-        <w:t xml:space="preserve"> </w:t>
-      </w:r>
-      <w:r>
-        <w:rPr>
-          <w:rStyle w:val="VerbatimChar"/>
-        </w:rPr>
-        <w:t xml:space="preserve">docs/norms-check.md</w:t>
-      </w:r>
-      <w:r>
-        <w:t xml:space="preserve">). У каждого</w:t>
-      </w:r>
-      <w:r>
-        <w:t xml:space="preserve"> </w:t>
-      </w:r>
-      <w:r>
-        <w:t xml:space="preserve">норматива — запись базы знаний, источник, достоверность и способ измерить его в модели: прогоном</w:t>
-      </w:r>
-      <w:r>
-        <w:t xml:space="preserve"> </w:t>
-      </w:r>
-      <w:r>
-        <w:t xml:space="preserve">сценария или прямо по правилам. Правило, для которого опоры в опыте войны нет, записано в ту же</w:t>
-      </w:r>
-      <w:r>
-        <w:t xml:space="preserve"> </w:t>
-      </w:r>
-      <w:r>
-        <w:t xml:space="preserve">таблицу как</w:t>
-      </w:r>
-      <w:r>
-        <w:t xml:space="preserve"> </w:t>
-      </w:r>
+        <w:t xml:space="preserve">В Берлинской и в бое в Берлине точность ограничена данными.</w:t>
+      </w:r>
+      <w:r>
+        <w:t xml:space="preserve"> </w:t>
+      </w:r>
+      <w:r>
+        <w:t xml:space="preserve">Ошибка положений войск на величину</w:t>
+      </w:r>
+      <w:r>
+        <w:t xml:space="preserve"> </w:t>
+      </w:r>
+      <w:r>
+        <w:t xml:space="preserve">допуска стоит 7–14 п. п., отсутствие укреплённых полос — 3–9,5, ошибка сроков приказов — до 4,8.</w:t>
+      </w:r>
+      <w:r>
+        <w:t xml:space="preserve"> </w:t>
+      </w:r>
+      <w:r>
+        <w:t xml:space="preserve">Потери по событиям: база снабжения — 16 п. п. в Берлинской и 20 в бое в Берлине (положения при этом</w:t>
+      </w:r>
+      <w:r>
+        <w:t xml:space="preserve"> </w:t>
+      </w:r>
+      <w:r>
+        <w:t xml:space="preserve">не меняются). Значит, точность исходных положений (особенно немецких, где многие — оценки), полос и</w:t>
+      </w:r>
+      <w:r>
+        <w:t xml:space="preserve"> </w:t>
+      </w:r>
+      <w:r>
+        <w:t xml:space="preserve">сроков приказов важнее, чем подбор множителей.</w:t>
+      </w:r>
+    </w:p>
+    <w:p>
+      <w:pPr>
+        <w:numPr>
+          <w:ilvl w:val="0"/>
+          <w:numId w:val="1021"/>
+        </w:numPr>
+        <w:pStyle w:val="Compact"/>
+      </w:pPr>
       <w:r>
         <w:rPr>
           <w:bCs/>
           <w:b/>
         </w:rPr>
-        <w:t xml:space="preserve">допущение</w:t>
-      </w:r>
-      <w:r>
-        <w:t xml:space="preserve">: отчёт показывает его значение и какие документы нужны, а покрытие</w:t>
-      </w:r>
-      <w:r>
-        <w:t xml:space="preserve"> </w:t>
-      </w:r>
-      <w:r>
-        <w:t xml:space="preserve">операции (раздел 8.2) — как пробел, пока у него нет источника. Котлы и крепости (раздел 19.5)</w:t>
-      </w:r>
-      <w:r>
-        <w:t xml:space="preserve"> </w:t>
-      </w:r>
-      <w:r>
-        <w:t xml:space="preserve">по трём прогонам:</w:t>
+        <w:t xml:space="preserve">В Висло-Одерской данные не помогают, а мешают.</w:t>
+      </w:r>
+      <w:r>
+        <w:t xml:space="preserve"> </w:t>
+      </w:r>
+      <w:r>
+        <w:t xml:space="preserve">Без укреплённых полос, рек, баз снабжения, дорог и</w:t>
+      </w:r>
+      <w:r>
+        <w:t xml:space="preserve"> </w:t>
+      </w:r>
+      <w:r>
+        <w:t xml:space="preserve">рельефа точность</w:t>
+      </w:r>
+      <w:r>
+        <w:t xml:space="preserve"> </w:t>
+      </w:r>
+      <w:r>
+        <w:rPr>
+          <w:iCs/>
+          <w:i/>
+        </w:rPr>
+        <w:t xml:space="preserve">растёт</w:t>
+      </w:r>
+      <w:r>
+        <w:t xml:space="preserve"> </w:t>
+      </w:r>
+      <w:r>
+        <w:t xml:space="preserve">(до +3,9 п. п. и до +9 п. п. по событиям). Причина — не плохие данные, а</w:t>
+      </w:r>
+      <w:r>
+        <w:t xml:space="preserve"> </w:t>
+      </w:r>
+      <w:r>
+        <w:t xml:space="preserve">модель: пехотные армии идут медленнее исторического (раздел 25.1, п. 13), и любое препятствие</w:t>
+      </w:r>
+      <w:r>
+        <w:t xml:space="preserve"> </w:t>
+      </w:r>
+      <w:r>
+        <w:t xml:space="preserve">в данных их замедляет ещё. Пока механизм скорости не исправлен, пополнение этих слоёв точности не</w:t>
+      </w:r>
+      <w:r>
+        <w:t xml:space="preserve"> </w:t>
+      </w:r>
+      <w:r>
+        <w:t xml:space="preserve">даст; их стоит проверить на согласованность с правилами (например, полосы театра — не</w:t>
+      </w:r>
+      <w:r>
+        <w:t xml:space="preserve"> </w:t>
+      </w:r>
+      <w:r>
+        <w:t xml:space="preserve">завышены ли по уровню).</w:t>
+      </w:r>
+    </w:p>
+    <w:p>
+      <w:pPr>
+        <w:numPr>
+          <w:ilvl w:val="0"/>
+          <w:numId w:val="1021"/>
+        </w:numPr>
+        <w:pStyle w:val="Compact"/>
+      </w:pPr>
+      <w:r>
+        <w:rPr>
+          <w:bCs/>
+          <w:b/>
+        </w:rPr>
+        <w:t xml:space="preserve">Не дают ничего:</w:t>
+      </w:r>
+      <w:r>
+        <w:t xml:space="preserve"> </w:t>
+      </w:r>
+      <w:r>
+        <w:t xml:space="preserve">разграничительные линии в нынешнем виде, фазы подвоза, перепады высот.</w:t>
+      </w:r>
+    </w:p>
+    <w:p>
+      <w:pPr>
+        <w:numPr>
+          <w:ilvl w:val="0"/>
+          <w:numId w:val="1021"/>
+        </w:numPr>
+        <w:pStyle w:val="Compact"/>
+      </w:pPr>
+      <w:r>
+        <w:rPr>
+          <w:bCs/>
+          <w:b/>
+        </w:rPr>
+        <w:t xml:space="preserve">Рельеф, реки и дороги.</w:t>
+      </w:r>
+      <w:r>
+        <w:t xml:space="preserve"> </w:t>
+      </w:r>
+      <w:r>
+        <w:t xml:space="preserve">Без них точность не падает (в Берлинской без рельефа события даже лучше:</w:t>
+      </w:r>
+      <w:r>
+        <w:t xml:space="preserve"> </w:t>
+      </w:r>
+      <w:r>
+        <w:t xml:space="preserve">95 % против 84 %): правила откалиброваны вместе с этими слоями и подстроились под них, поэтому их</w:t>
+      </w:r>
+      <w:r>
+        <w:t xml:space="preserve"> </w:t>
+      </w:r>
+      <w:r>
+        <w:t xml:space="preserve">ценность по этому методу занижена; вывод — не «слои не нужны», а «калибровка и данные не</w:t>
+      </w:r>
+      <w:r>
+        <w:t xml:space="preserve"> </w:t>
+      </w:r>
+      <w:r>
+        <w:t xml:space="preserve">разделены».</w:t>
+      </w:r>
+    </w:p>
+    <w:p>
+      <w:pPr>
+        <w:pStyle w:val="FirstParagraph"/>
+      </w:pPr>
+      <w:r>
+        <w:rPr>
+          <w:bCs/>
+          <w:b/>
+        </w:rPr>
+        <w:t xml:space="preserve">Что показал анализ</w:t>
+      </w:r>
+      <w:r>
+        <w:t xml:space="preserve"> </w:t>
+      </w:r>
+      <w:r>
+        <w:t xml:space="preserve">(три сценария, 8 траекторий Морриса, 2 прогона на точку, шум — 5 seed):</w:t>
+      </w:r>
+    </w:p>
+    <w:p>
+      <w:pPr>
+        <w:numPr>
+          <w:ilvl w:val="0"/>
+          <w:numId w:val="1022"/>
+        </w:numPr>
+        <w:pStyle w:val="Compact"/>
+      </w:pPr>
+      <w:r>
+        <w:rPr>
+          <w:bCs/>
+          <w:b/>
+        </w:rPr>
+        <w:t xml:space="preserve">Положения почти не зависят от множителей.</w:t>
+      </w:r>
+      <w:r>
+        <w:t xml:space="preserve"> </w:t>
+      </w:r>
+      <w:r>
+        <w:t xml:space="preserve">Самый влиятельный множитель при сдвиге на весь</w:t>
+      </w:r>
+      <w:r>
+        <w:t xml:space="preserve"> </w:t>
+      </w:r>
+      <w:r>
+        <w:t xml:space="preserve">диапазон подбора меняет долю положений в допуске на 9 п. п. в Берлинской операции (темп</w:t>
+      </w:r>
+      <w:r>
+        <w:t xml:space="preserve"> </w:t>
+      </w:r>
+      <w:r>
+        <w:t xml:space="preserve">продвижения), на 22 п. п. в бое в Берлине (влияние местности) и на 21 п. п. в Висло-Одерской</w:t>
+      </w:r>
+      <w:r>
+        <w:t xml:space="preserve"> </w:t>
+      </w:r>
+      <w:r>
+        <w:t xml:space="preserve">(темп марша). Положения определяются прежде всего задачами и маршрутами, а не множителями.</w:t>
+      </w:r>
+    </w:p>
+    <w:p>
+      <w:pPr>
+        <w:numPr>
+          <w:ilvl w:val="0"/>
+          <w:numId w:val="1022"/>
+        </w:numPr>
+        <w:pStyle w:val="Compact"/>
+      </w:pPr>
+      <w:r>
+        <w:rPr>
+          <w:bCs/>
+          <w:b/>
+        </w:rPr>
+        <w:t xml:space="preserve">Берлинская операция — локальный оптимум.</w:t>
+      </w:r>
+      <w:r>
+        <w:t xml:space="preserve"> </w:t>
+      </w:r>
+      <w:r>
+        <w:t xml:space="preserve">При ±20 % от откалиброванных значений ни один</w:t>
+      </w:r>
+      <w:r>
+        <w:t xml:space="preserve"> </w:t>
+      </w:r>
+      <w:r>
+        <w:t xml:space="preserve">множитель не даёт эффекта выше шума (σ шума по положениям 3,2 п. п.): тонкая подстройка</w:t>
+      </w:r>
+      <w:r>
+        <w:t xml:space="preserve"> </w:t>
+      </w:r>
+      <w:r>
+        <w:t xml:space="preserve">бесполезна, дальнейший выигрыш — только от устройства модели. Глобально сильнее всего темп</w:t>
+      </w:r>
+      <w:r>
+        <w:t xml:space="preserve"> </w:t>
+      </w:r>
+      <w:r>
+        <w:t xml:space="preserve">продвижения (9,1 п. п.), прогрызание полос (5,9) и темп марша (5,6); слабее всего темп в</w:t>
+      </w:r>
+      <w:r>
+        <w:t xml:space="preserve"> </w:t>
+      </w:r>
+      <w:r>
+        <w:t xml:space="preserve">городе (0,9).</w:t>
+      </w:r>
+    </w:p>
+    <w:p>
+      <w:pPr>
+        <w:numPr>
+          <w:ilvl w:val="0"/>
+          <w:numId w:val="1022"/>
+        </w:numPr>
+        <w:pStyle w:val="Compact"/>
+      </w:pPr>
+      <w:r>
+        <w:rPr>
+          <w:bCs/>
+          <w:b/>
+        </w:rPr>
+        <w:t xml:space="preserve">Потери по положениям и датам не откалибровать.</w:t>
+      </w:r>
+      <w:r>
+        <w:t xml:space="preserve"> </w:t>
+      </w:r>
+      <w:r>
+        <w:t xml:space="preserve">Потери наступающего и обороняющегося меняют</w:t>
+      </w:r>
+      <w:r>
+        <w:t xml:space="preserve"> </w:t>
+      </w:r>
+      <w:r>
+        <w:t xml:space="preserve">положения всего на 2,6–2,7 п. п. на всём диапазоне подбора; их надо проверять по нормативам</w:t>
+      </w:r>
+      <w:r>
+        <w:t xml:space="preserve"> </w:t>
+      </w:r>
+      <w:r>
+        <w:t xml:space="preserve">потерь, а не по положениям.</w:t>
+      </w:r>
+    </w:p>
+    <w:p>
+      <w:pPr>
+        <w:numPr>
+          <w:ilvl w:val="0"/>
+          <w:numId w:val="1022"/>
+        </w:numPr>
+        <w:pStyle w:val="Compact"/>
+      </w:pPr>
+      <w:r>
+        <w:rPr>
+          <w:bCs/>
+          <w:b/>
+        </w:rPr>
+        <w:t xml:space="preserve">Бой в Берлине.</w:t>
+      </w:r>
+      <w:r>
+        <w:t xml:space="preserve"> </w:t>
+      </w:r>
+      <w:r>
+        <w:t xml:space="preserve">Доминирует влияние местности (21,8 п. п.; ±20 % — 10,6 п. п. при шуме</w:t>
+      </w:r>
+      <w:r>
+        <w:t xml:space="preserve"> </w:t>
+      </w:r>
+      <w:r>
+        <w:t xml:space="preserve">4,6) и темп в городе (9,6); прогрызание полос и темп по чужой территории не влияют. События в</w:t>
+      </w:r>
+      <w:r>
+        <w:t xml:space="preserve"> </w:t>
+      </w:r>
+      <w:r>
+        <w:t xml:space="preserve">этом сценарии (6 штук) слишком шумные (σ шума 24 п. п.) для выводов по ним.</w:t>
+      </w:r>
+    </w:p>
+    <w:p>
+      <w:pPr>
+        <w:numPr>
+          <w:ilvl w:val="0"/>
+          <w:numId w:val="1022"/>
+        </w:numPr>
+        <w:pStyle w:val="Compact"/>
+      </w:pPr>
+      <w:r>
+        <w:rPr>
+          <w:bCs/>
+          <w:b/>
+        </w:rPr>
+        <w:t xml:space="preserve">Висло-Одерская.</w:t>
+      </w:r>
+      <w:r>
+        <w:t xml:space="preserve"> </w:t>
+      </w:r>
+      <w:r>
+        <w:t xml:space="preserve">Заметен один множитель — темп марша: ±20 % меняет положения на 8,4 п. п.</w:t>
+      </w:r>
+      <w:r>
+        <w:t xml:space="preserve"> </w:t>
+      </w:r>
+      <w:r>
+        <w:t xml:space="preserve">при шуме 2,4 (втрое выше шума).</w:t>
+      </w:r>
+    </w:p>
+    <w:p>
+      <w:pPr>
+        <w:pStyle w:val="FirstParagraph"/>
+      </w:pPr>
+      <w:r>
+        <w:t xml:space="preserve">Скан темпа марша (множитель 1,09 — откалиброванное значение, верхняя граница подбора 1,2; пять</w:t>
+      </w:r>
+      <w:r>
+        <w:t xml:space="preserve"> </w:t>
+      </w:r>
+      <w:r>
+        <w:t xml:space="preserve">прогонов; положения в допуске / события в пределах двух суток):</w:t>
       </w:r>
     </w:p>
     <w:tbl>
@@ -21030,6 +20936,514 @@
               <w:jc w:val="left"/>
             </w:pPr>
             <w:r>
+              <w:t xml:space="preserve">Темп марша</w:t>
+            </w:r>
+          </w:p>
+        </w:tc>
+        <w:tc>
+          <w:tcPr/>
+          <w:p>
+            <w:pPr>
+              <w:pStyle w:val="Compact"/>
+              <w:jc w:val="left"/>
+            </w:pPr>
+            <w:r>
+              <w:t xml:space="preserve">Берлинская операция</w:t>
+            </w:r>
+          </w:p>
+        </w:tc>
+        <w:tc>
+          <w:tcPr/>
+          <w:p>
+            <w:pPr>
+              <w:pStyle w:val="Compact"/>
+              <w:jc w:val="left"/>
+            </w:pPr>
+            <w:r>
+              <w:t xml:space="preserve">Бой в Берлине</w:t>
+            </w:r>
+          </w:p>
+        </w:tc>
+        <w:tc>
+          <w:tcPr/>
+          <w:p>
+            <w:pPr>
+              <w:pStyle w:val="Compact"/>
+              <w:jc w:val="left"/>
+            </w:pPr>
+            <w:r>
+              <w:t xml:space="preserve">Висло-Одерская (контрольная)</w:t>
+            </w:r>
+          </w:p>
+        </w:tc>
+      </w:tr>
+      <w:tr>
+        <w:tc>
+          <w:tcPr/>
+          <w:p>
+            <w:pPr>
+              <w:pStyle w:val="Compact"/>
+              <w:jc w:val="left"/>
+            </w:pPr>
+            <w:r>
+              <w:t xml:space="preserve">0,9</w:t>
+            </w:r>
+          </w:p>
+        </w:tc>
+        <w:tc>
+          <w:tcPr/>
+          <w:p>
+            <w:pPr>
+              <w:pStyle w:val="Compact"/>
+              <w:jc w:val="left"/>
+            </w:pPr>
+            <w:r>
+              <w:t xml:space="preserve">79 % / 76 %</w:t>
+            </w:r>
+          </w:p>
+        </w:tc>
+        <w:tc>
+          <w:tcPr/>
+          <w:p>
+            <w:pPr>
+              <w:pStyle w:val="Compact"/>
+              <w:jc w:val="left"/>
+            </w:pPr>
+            <w:r>
+              <w:t xml:space="preserve">89 % / 43 %</w:t>
+            </w:r>
+          </w:p>
+        </w:tc>
+        <w:tc>
+          <w:tcPr/>
+          <w:p>
+            <w:pPr>
+              <w:pStyle w:val="Compact"/>
+              <w:jc w:val="left"/>
+            </w:pPr>
+            <w:r>
+              <w:t xml:space="preserve">47 % / 29 %</w:t>
+            </w:r>
+          </w:p>
+        </w:tc>
+      </w:tr>
+      <w:tr>
+        <w:tc>
+          <w:tcPr/>
+          <w:p>
+            <w:pPr>
+              <w:pStyle w:val="Compact"/>
+              <w:jc w:val="left"/>
+            </w:pPr>
+            <w:r>
+              <w:t xml:space="preserve">1,09</w:t>
+            </w:r>
+          </w:p>
+        </w:tc>
+        <w:tc>
+          <w:tcPr/>
+          <w:p>
+            <w:pPr>
+              <w:pStyle w:val="Compact"/>
+              <w:jc w:val="left"/>
+            </w:pPr>
+            <w:r>
+              <w:t xml:space="preserve">80 % / 84 %</w:t>
+            </w:r>
+          </w:p>
+        </w:tc>
+        <w:tc>
+          <w:tcPr/>
+          <w:p>
+            <w:pPr>
+              <w:pStyle w:val="Compact"/>
+              <w:jc w:val="left"/>
+            </w:pPr>
+            <w:r>
+              <w:t xml:space="preserve">89 % / 37 %</w:t>
+            </w:r>
+          </w:p>
+        </w:tc>
+        <w:tc>
+          <w:tcPr/>
+          <w:p>
+            <w:pPr>
+              <w:pStyle w:val="Compact"/>
+              <w:jc w:val="left"/>
+            </w:pPr>
+            <w:r>
+              <w:t xml:space="preserve">51 % / 29 %</w:t>
+            </w:r>
+          </w:p>
+        </w:tc>
+      </w:tr>
+      <w:tr>
+        <w:tc>
+          <w:tcPr/>
+          <w:p>
+            <w:pPr>
+              <w:pStyle w:val="Compact"/>
+              <w:jc w:val="left"/>
+            </w:pPr>
+            <w:r>
+              <w:t xml:space="preserve">1,2</w:t>
+            </w:r>
+          </w:p>
+        </w:tc>
+        <w:tc>
+          <w:tcPr/>
+          <w:p>
+            <w:pPr>
+              <w:pStyle w:val="Compact"/>
+              <w:jc w:val="left"/>
+            </w:pPr>
+            <w:r>
+              <w:t xml:space="preserve">79 % / 87 %</w:t>
+            </w:r>
+          </w:p>
+        </w:tc>
+        <w:tc>
+          <w:tcPr/>
+          <w:p>
+            <w:pPr>
+              <w:pStyle w:val="Compact"/>
+              <w:jc w:val="left"/>
+            </w:pPr>
+            <w:r>
+              <w:t xml:space="preserve">81 % / 20 %</w:t>
+            </w:r>
+          </w:p>
+        </w:tc>
+        <w:tc>
+          <w:tcPr/>
+          <w:p>
+            <w:pPr>
+              <w:pStyle w:val="Compact"/>
+              <w:jc w:val="left"/>
+            </w:pPr>
+            <w:r>
+              <w:t xml:space="preserve">52 % / 29 %</w:t>
+            </w:r>
+          </w:p>
+        </w:tc>
+      </w:tr>
+      <w:tr>
+        <w:tc>
+          <w:tcPr/>
+          <w:p>
+            <w:pPr>
+              <w:pStyle w:val="Compact"/>
+              <w:jc w:val="left"/>
+            </w:pPr>
+            <w:r>
+              <w:t xml:space="preserve">1,3</w:t>
+            </w:r>
+          </w:p>
+        </w:tc>
+        <w:tc>
+          <w:tcPr/>
+          <w:p>
+            <w:pPr>
+              <w:pStyle w:val="Compact"/>
+              <w:jc w:val="left"/>
+            </w:pPr>
+            <w:r>
+              <w:t xml:space="preserve">79 % / 82 %</w:t>
+            </w:r>
+          </w:p>
+        </w:tc>
+        <w:tc>
+          <w:tcPr/>
+          <w:p>
+            <w:pPr>
+              <w:pStyle w:val="Compact"/>
+              <w:jc w:val="left"/>
+            </w:pPr>
+            <w:r>
+              <w:t xml:space="preserve">83 % / 40 %</w:t>
+            </w:r>
+          </w:p>
+        </w:tc>
+        <w:tc>
+          <w:tcPr/>
+          <w:p>
+            <w:pPr>
+              <w:pStyle w:val="Compact"/>
+              <w:jc w:val="left"/>
+            </w:pPr>
+            <w:r>
+              <w:t xml:space="preserve">55 % / 35 %</w:t>
+            </w:r>
+          </w:p>
+        </w:tc>
+      </w:tr>
+      <w:tr>
+        <w:tc>
+          <w:tcPr/>
+          <w:p>
+            <w:pPr>
+              <w:pStyle w:val="Compact"/>
+              <w:jc w:val="left"/>
+            </w:pPr>
+            <w:r>
+              <w:t xml:space="preserve">1,4</w:t>
+            </w:r>
+          </w:p>
+        </w:tc>
+        <w:tc>
+          <w:tcPr/>
+          <w:p>
+            <w:pPr>
+              <w:pStyle w:val="Compact"/>
+              <w:jc w:val="left"/>
+            </w:pPr>
+            <w:r>
+              <w:t xml:space="preserve">76 % / 80 %</w:t>
+            </w:r>
+          </w:p>
+        </w:tc>
+        <w:tc>
+          <w:tcPr/>
+          <w:p>
+            <w:pPr>
+              <w:pStyle w:val="Compact"/>
+              <w:jc w:val="left"/>
+            </w:pPr>
+            <w:r>
+              <w:t xml:space="preserve">83 % / 43 %</w:t>
+            </w:r>
+          </w:p>
+        </w:tc>
+        <w:tc>
+          <w:tcPr/>
+          <w:p>
+            <w:pPr>
+              <w:pStyle w:val="Compact"/>
+              <w:jc w:val="left"/>
+            </w:pPr>
+            <w:r>
+              <w:t xml:space="preserve">58 % / 38 %</w:t>
+            </w:r>
+          </w:p>
+        </w:tc>
+      </w:tr>
+      <w:tr>
+        <w:tc>
+          <w:tcPr/>
+          <w:p>
+            <w:pPr>
+              <w:pStyle w:val="Compact"/>
+              <w:jc w:val="left"/>
+            </w:pPr>
+            <w:r>
+              <w:t xml:space="preserve">1,5</w:t>
+            </w:r>
+          </w:p>
+        </w:tc>
+        <w:tc>
+          <w:tcPr/>
+          <w:p>
+            <w:pPr>
+              <w:pStyle w:val="Compact"/>
+              <w:jc w:val="left"/>
+            </w:pPr>
+            <w:r>
+              <w:t xml:space="preserve">75 % / 89 %</w:t>
+            </w:r>
+          </w:p>
+        </w:tc>
+        <w:tc>
+          <w:tcPr/>
+          <w:p>
+            <w:pPr>
+              <w:pStyle w:val="Compact"/>
+              <w:jc w:val="left"/>
+            </w:pPr>
+            <w:r>
+              <w:t xml:space="preserve">84 % / 50 %</w:t>
+            </w:r>
+          </w:p>
+        </w:tc>
+        <w:tc>
+          <w:tcPr/>
+          <w:p>
+            <w:pPr>
+              <w:pStyle w:val="Compact"/>
+              <w:jc w:val="left"/>
+            </w:pPr>
+            <w:r>
+              <w:t xml:space="preserve">62 % / 43 %</w:t>
+            </w:r>
+          </w:p>
+        </w:tc>
+      </w:tr>
+    </w:tbl>
+    <w:p>
+      <w:pPr>
+        <w:pStyle w:val="BodyText"/>
+      </w:pPr>
+      <w:r>
+        <w:t xml:space="preserve">Висло-Одерская монотонно выигрывает от роста множителя, Берлинская до 1,3 не меняется, а бой в</w:t>
+      </w:r>
+      <w:r>
+        <w:t xml:space="preserve"> </w:t>
+      </w:r>
+      <w:r>
+        <w:t xml:space="preserve">Берлине теряет около 6 п. п. Один общий множитель торгует операции между собой, поэтому дело не</w:t>
+      </w:r>
+      <w:r>
+        <w:t xml:space="preserve"> </w:t>
+      </w:r>
+      <w:r>
+        <w:t xml:space="preserve">в его величине, а в устройстве. Подвоз и сезон не объясняют отставание (проверено — раздел 19.5 и</w:t>
+      </w:r>
+      <w:r>
+        <w:t xml:space="preserve"> </w:t>
+      </w:r>
+      <w:r>
+        <w:t xml:space="preserve">25.1, п. 13): отстают пехотные армии, идущие медленнее исторического темпа. Множитель не менялся:</w:t>
+      </w:r>
+      <w:r>
+        <w:t xml:space="preserve"> </w:t>
+      </w:r>
+      <w:r>
+        <w:t xml:space="preserve">Висло-Одерская — контрольная операция, подгонка под неё лишила бы контроль независимости.</w:t>
+      </w:r>
+    </w:p>
+    <w:p>
+      <w:pPr>
+        <w:pStyle w:val="BodyText"/>
+      </w:pPr>
+      <w:r>
+        <w:rPr>
+          <w:bCs/>
+          <w:b/>
+        </w:rPr>
+        <w:t xml:space="preserve">Нормативы опыта войны и допущения.</w:t>
+      </w:r>
+      <w:r>
+        <w:t xml:space="preserve"> </w:t>
+      </w:r>
+      <w:r>
+        <w:t xml:space="preserve">Кроме сверки с историей, правила проверяются по</w:t>
+      </w:r>
+      <w:r>
+        <w:t xml:space="preserve"> </w:t>
+      </w:r>
+      <w:r>
+        <w:t xml:space="preserve">нормативам: темпы, потери, сроки переправ, задержки приказов, ширина полос, котлы и крепости</w:t>
+      </w:r>
+      <w:r>
+        <w:t xml:space="preserve"> </w:t>
+      </w:r>
+      <w:r>
+        <w:t xml:space="preserve">(</w:t>
+      </w:r>
+      <w:r>
+        <w:rPr>
+          <w:rStyle w:val="VerbatimChar"/>
+        </w:rPr>
+        <w:t xml:space="preserve">packages/sim/data/rules/norms.json</w:t>
+      </w:r>
+      <w:r>
+        <w:t xml:space="preserve">, отчёт</w:t>
+      </w:r>
+      <w:r>
+        <w:t xml:space="preserve"> </w:t>
+      </w:r>
+      <w:r>
+        <w:rPr>
+          <w:rStyle w:val="VerbatimChar"/>
+        </w:rPr>
+        <w:t xml:space="preserve">npm run sim:norms</w:t>
+      </w:r>
+      <w:r>
+        <w:t xml:space="preserve"> </w:t>
+      </w:r>
+      <w:r>
+        <w:t xml:space="preserve">—</w:t>
+      </w:r>
+      <w:r>
+        <w:t xml:space="preserve"> </w:t>
+      </w:r>
+      <w:r>
+        <w:rPr>
+          <w:rStyle w:val="VerbatimChar"/>
+        </w:rPr>
+        <w:t xml:space="preserve">docs/norms-check.md</w:t>
+      </w:r>
+      <w:r>
+        <w:t xml:space="preserve">). У каждого</w:t>
+      </w:r>
+      <w:r>
+        <w:t xml:space="preserve"> </w:t>
+      </w:r>
+      <w:r>
+        <w:t xml:space="preserve">норматива — запись базы знаний, источник, достоверность и способ измерить его в модели: прогоном</w:t>
+      </w:r>
+      <w:r>
+        <w:t xml:space="preserve"> </w:t>
+      </w:r>
+      <w:r>
+        <w:t xml:space="preserve">сценария или прямо по правилам. Правило, для которого опоры в опыте войны нет, записано в ту же</w:t>
+      </w:r>
+      <w:r>
+        <w:t xml:space="preserve"> </w:t>
+      </w:r>
+      <w:r>
+        <w:t xml:space="preserve">таблицу как</w:t>
+      </w:r>
+      <w:r>
+        <w:t xml:space="preserve"> </w:t>
+      </w:r>
+      <w:r>
+        <w:rPr>
+          <w:bCs/>
+          <w:b/>
+        </w:rPr>
+        <w:t xml:space="preserve">допущение</w:t>
+      </w:r>
+      <w:r>
+        <w:t xml:space="preserve">: отчёт показывает его значение и какие документы нужны, а покрытие</w:t>
+      </w:r>
+      <w:r>
+        <w:t xml:space="preserve"> </w:t>
+      </w:r>
+      <w:r>
+        <w:t xml:space="preserve">операции (раздел 8.2) — как пробел, пока у него нет источника. Котлы и крепости (раздел 19.5)</w:t>
+      </w:r>
+      <w:r>
+        <w:t xml:space="preserve"> </w:t>
+      </w:r>
+      <w:r>
+        <w:t xml:space="preserve">по трём прогонам:</w:t>
+      </w:r>
+    </w:p>
+    <w:tbl>
+      <w:tblPr>
+        <w:tblStyle w:val="Table"/>
+        <w:tblW w:type="auto" w:w="0"/>
+        <w:tblLook w:firstRow="1" w:lastRow="0" w:firstColumn="0" w:lastColumn="0" w:noHBand="0" w:noVBand="0" w:val="0020"/>
+        <w:jc w:val="start"/>
+      </w:tblPr>
+      <w:tblGrid>
+        <w:gridCol w:w="1980"/>
+        <w:gridCol w:w="1980"/>
+        <w:gridCol w:w="1980"/>
+        <w:gridCol w:w="1980"/>
+      </w:tblGrid>
+      <w:tr>
+        <w:trPr>
+          <w:tblHeader w:val="true"/>
+        </w:trPr>
+        <w:tc>
+          <w:tcPr/>
+          <w:p>
+            <w:pPr>
+              <w:pStyle w:val="Compact"/>
+              <w:jc w:val="left"/>
+            </w:pPr>
+            <w:r>
               <w:t xml:space="preserve">Норматив</w:t>
             </w:r>
           </w:p>
@@ -24267,6 +24681,69 @@
       </w:r>
       <w:r>
         <w:t xml:space="preserve">сходство падает (раздел 19.3): калибровка подбиралась под условные сроки.</w:t>
+      </w:r>
+    </w:p>
+    <w:p>
+      <w:pPr>
+        <w:numPr>
+          <w:ilvl w:val="0"/>
+          <w:numId w:val="1024"/>
+        </w:numPr>
+      </w:pPr>
+      <w:r>
+        <w:rPr>
+          <w:bCs/>
+          <w:b/>
+        </w:rPr>
+        <w:t xml:space="preserve">Один набор множителей на все режимы боя.</w:t>
+      </w:r>
+      <w:r>
+        <w:t xml:space="preserve"> </w:t>
+      </w:r>
+      <w:r>
+        <w:t xml:space="preserve">Скорость марша, потери и темп калибруются общими</w:t>
+      </w:r>
+      <w:r>
+        <w:t xml:space="preserve"> </w:t>
+      </w:r>
+      <w:r>
+        <w:t xml:space="preserve">множителями на всю операцию, а ошибка по режимам распределена неравномерно (раздел 21,</w:t>
+      </w:r>
+      <w:r>
+        <w:t xml:space="preserve"> </w:t>
+      </w:r>
+      <w:r>
+        <w:rPr>
+          <w:rStyle w:val="VerbatimChar"/>
+        </w:rPr>
+        <w:t xml:space="preserve">sim:regimes</w:t>
+      </w:r>
+      <w:r>
+        <w:t xml:space="preserve">): город и прорыв полос близки к истории, преследование — нет, и калибровка на</w:t>
+      </w:r>
+      <w:r>
+        <w:t xml:space="preserve"> </w:t>
+      </w:r>
+      <w:r>
+        <w:t xml:space="preserve">Берлинской, где его мало, его не ограничивает. Нужны отдельные правила режима «марш и</w:t>
+      </w:r>
+      <w:r>
+        <w:t xml:space="preserve"> </w:t>
+      </w:r>
+      <w:r>
+        <w:t xml:space="preserve">преследование» (скорость по сопротивлению, местности, подвозу; отход немецких войск) со своей</w:t>
+      </w:r>
+      <w:r>
+        <w:t xml:space="preserve"> </w:t>
+      </w:r>
+      <w:r>
+        <w:t xml:space="preserve">калибровкой по записям этого режима и независимой проверкой на другой операции с</w:t>
+      </w:r>
+      <w:r>
+        <w:t xml:space="preserve"> </w:t>
+      </w:r>
+      <w:r>
+        <w:t xml:space="preserve">преследованием (в репозитории такой нет).</w:t>
       </w:r>
     </w:p>
     <w:p>

--- a/docs/system.docx
+++ b/docs/system.docx
@@ -9817,7 +9817,7 @@
     </w:p>
     <w:bookmarkEnd w:id="144"/>
     <w:bookmarkEnd w:id="145"/>
-    <w:bookmarkStart w:id="189" w:name="часть-ii-модель-переигровки"/>
+    <w:bookmarkStart w:id="190" w:name="часть-ii-модель-переигровки"/>
     <w:p>
       <w:pPr>
         <w:pStyle w:val="Heading1"/>
@@ -14298,7 +14298,7 @@
     </w:p>
     <w:bookmarkEnd w:id="162"/>
     <w:bookmarkEnd w:id="163"/>
-    <w:bookmarkStart w:id="172" w:name="Xb65b39495baa410748a636176513e18974f98fe"/>
+    <w:bookmarkStart w:id="173" w:name="Xb65b39495baa410748a636176513e18974f98fe"/>
     <w:p>
       <w:pPr>
         <w:pStyle w:val="Heading2"/>
@@ -18310,8 +18310,407 @@
       </w:r>
     </w:p>
     <w:bookmarkEnd w:id="171"/>
+    <w:bookmarkStart w:id="172" w:name="X6677fa56c041eece9dc6c112c11c05339a894e1"/>
+    <w:p>
+      <w:pPr>
+        <w:pStyle w:val="Heading3"/>
+      </w:pPr>
+      <w:r>
+        <w:t xml:space="preserve">19.9. Режимы боевых действий</w:t>
+      </w:r>
+    </w:p>
+    <w:p>
+      <w:pPr>
+        <w:pStyle w:val="FirstParagraph"/>
+      </w:pPr>
+      <w:r>
+        <w:t xml:space="preserve">Бой в городе, прорыв укреплённой полосы, бой на открытой местности, марш и преследование —</w:t>
+      </w:r>
+      <w:r>
+        <w:t xml:space="preserve"> </w:t>
+      </w:r>
+      <w:r>
+        <w:t xml:space="preserve">разные по природе действия, и одна таблица темпа с общими множителями описывает их с разной</w:t>
+      </w:r>
+      <w:r>
+        <w:t xml:space="preserve"> </w:t>
+      </w:r>
+      <w:r>
+        <w:t xml:space="preserve">точностью (раздел 21, «Ошибка по режимам боя»). Поэтому в движке у каждого режима могут быть свои</w:t>
+      </w:r>
+      <w:r>
+        <w:t xml:space="preserve"> </w:t>
+      </w:r>
+      <w:r>
+        <w:t xml:space="preserve">поправки — блок правил</w:t>
+      </w:r>
+      <w:r>
+        <w:t xml:space="preserve"> </w:t>
+      </w:r>
+      <w:r>
+        <w:rPr>
+          <w:rStyle w:val="VerbatimChar"/>
+        </w:rPr>
+        <w:t xml:space="preserve">regimes</w:t>
+      </w:r>
+      <w:r>
+        <w:t xml:space="preserve">; движок один, режим выбирается на каждый ход по обстановке:</w:t>
+      </w:r>
+    </w:p>
+    <w:tbl>
+      <w:tblPr>
+        <w:tblStyle w:val="Table"/>
+        <w:tblW w:type="auto" w:w="0"/>
+        <w:tblLook w:firstRow="1" w:lastRow="0" w:firstColumn="0" w:lastColumn="0" w:noHBand="0" w:noVBand="0" w:val="0020"/>
+        <w:jc w:val="start"/>
+      </w:tblPr>
+      <w:tblGrid>
+        <w:gridCol w:w="2640"/>
+        <w:gridCol w:w="2640"/>
+        <w:gridCol w:w="2640"/>
+      </w:tblGrid>
+      <w:tr>
+        <w:trPr>
+          <w:tblHeader w:val="true"/>
+        </w:trPr>
+        <w:tc>
+          <w:tcPr/>
+          <w:p>
+            <w:pPr>
+              <w:pStyle w:val="Compact"/>
+              <w:jc w:val="left"/>
+            </w:pPr>
+            <w:r>
+              <w:t xml:space="preserve">Режим</w:t>
+            </w:r>
+          </w:p>
+        </w:tc>
+        <w:tc>
+          <w:tcPr/>
+          <w:p>
+            <w:pPr>
+              <w:pStyle w:val="Compact"/>
+              <w:jc w:val="left"/>
+            </w:pPr>
+            <w:r>
+              <w:t xml:space="preserve">Когда</w:t>
+            </w:r>
+          </w:p>
+        </w:tc>
+        <w:tc>
+          <w:tcPr/>
+          <w:p>
+            <w:pPr>
+              <w:pStyle w:val="Compact"/>
+              <w:jc w:val="left"/>
+            </w:pPr>
+            <w:r>
+              <w:t xml:space="preserve">Поправки</w:t>
+            </w:r>
+          </w:p>
+        </w:tc>
+      </w:tr>
+      <w:tr>
+        <w:tc>
+          <w:tcPr/>
+          <w:p>
+            <w:pPr>
+              <w:pStyle w:val="Compact"/>
+              <w:jc w:val="left"/>
+            </w:pPr>
+            <w:r>
+              <w:t xml:space="preserve">бой в застройке</w:t>
+            </w:r>
+          </w:p>
+        </w:tc>
+        <w:tc>
+          <w:tcPr/>
+          <w:p>
+            <w:pPr>
+              <w:pStyle w:val="Compact"/>
+              <w:jc w:val="left"/>
+            </w:pPr>
+            <w:r>
+              <w:t xml:space="preserve">все обороняющиеся в этом бою — в городской застройке</w:t>
+            </w:r>
+          </w:p>
+        </w:tc>
+        <w:tc>
+          <w:tcPr/>
+          <w:p>
+            <w:pPr>
+              <w:pStyle w:val="Compact"/>
+              <w:jc w:val="left"/>
+            </w:pPr>
+            <w:r>
+              <w:t xml:space="preserve">темп боя, потери сторон</w:t>
+            </w:r>
+          </w:p>
+        </w:tc>
+      </w:tr>
+      <w:tr>
+        <w:tc>
+          <w:tcPr/>
+          <w:p>
+            <w:pPr>
+              <w:pStyle w:val="Compact"/>
+              <w:jc w:val="left"/>
+            </w:pPr>
+            <w:r>
+              <w:t xml:space="preserve">бой в укреплённой полосе</w:t>
+            </w:r>
+          </w:p>
+        </w:tc>
+        <w:tc>
+          <w:tcPr/>
+          <w:p>
+            <w:pPr>
+              <w:pStyle w:val="Compact"/>
+              <w:jc w:val="left"/>
+            </w:pPr>
+            <w:r>
+              <w:t xml:space="preserve">обороняющиеся в клетках укреплённой полосы</w:t>
+            </w:r>
+          </w:p>
+        </w:tc>
+        <w:tc>
+          <w:tcPr/>
+          <w:p>
+            <w:pPr>
+              <w:pStyle w:val="Compact"/>
+              <w:jc w:val="left"/>
+            </w:pPr>
+            <w:r>
+              <w:t xml:space="preserve">темп боя, потери сторон</w:t>
+            </w:r>
+          </w:p>
+        </w:tc>
+      </w:tr>
+      <w:tr>
+        <w:tc>
+          <w:tcPr/>
+          <w:p>
+            <w:pPr>
+              <w:pStyle w:val="Compact"/>
+              <w:jc w:val="left"/>
+            </w:pPr>
+            <w:r>
+              <w:t xml:space="preserve">бой на открытой местности</w:t>
+            </w:r>
+          </w:p>
+        </w:tc>
+        <w:tc>
+          <w:tcPr/>
+          <w:p>
+            <w:pPr>
+              <w:pStyle w:val="Compact"/>
+              <w:jc w:val="left"/>
+            </w:pPr>
+            <w:r>
+              <w:t xml:space="preserve">прочие бои</w:t>
+            </w:r>
+          </w:p>
+        </w:tc>
+        <w:tc>
+          <w:tcPr/>
+          <w:p>
+            <w:pPr>
+              <w:pStyle w:val="Compact"/>
+              <w:jc w:val="left"/>
+            </w:pPr>
+            <w:r>
+              <w:t xml:space="preserve">темп боя, потери сторон</w:t>
+            </w:r>
+          </w:p>
+        </w:tc>
+      </w:tr>
+      <w:tr>
+        <w:tc>
+          <w:tcPr/>
+          <w:p>
+            <w:pPr>
+              <w:pStyle w:val="Compact"/>
+              <w:jc w:val="left"/>
+            </w:pPr>
+            <w:r>
+              <w:t xml:space="preserve">марш</w:t>
+            </w:r>
+          </w:p>
+        </w:tc>
+        <w:tc>
+          <w:tcPr/>
+          <w:p>
+            <w:pPr>
+              <w:pStyle w:val="Compact"/>
+              <w:jc w:val="left"/>
+            </w:pPr>
+            <w:r>
+              <w:t xml:space="preserve">движение вне боя с приказом не на наступление (марш, отход, выдвижение резерва)</w:t>
+            </w:r>
+          </w:p>
+        </w:tc>
+        <w:tc>
+          <w:tcPr/>
+          <w:p>
+            <w:pPr>
+              <w:pStyle w:val="Compact"/>
+              <w:jc w:val="left"/>
+            </w:pPr>
+            <w:r>
+              <w:t xml:space="preserve">темп движения</w:t>
+            </w:r>
+          </w:p>
+        </w:tc>
+      </w:tr>
+      <w:tr>
+        <w:tc>
+          <w:tcPr/>
+          <w:p>
+            <w:pPr>
+              <w:pStyle w:val="Compact"/>
+              <w:jc w:val="left"/>
+            </w:pPr>
+            <w:r>
+              <w:t xml:space="preserve">преследование</w:t>
+            </w:r>
+          </w:p>
+        </w:tc>
+        <w:tc>
+          <w:tcPr/>
+          <w:p>
+            <w:pPr>
+              <w:pStyle w:val="Compact"/>
+              <w:jc w:val="left"/>
+            </w:pPr>
+            <w:r>
+              <w:t xml:space="preserve">наступающие вне соприкосновения с противником</w:t>
+            </w:r>
+          </w:p>
+        </w:tc>
+        <w:tc>
+          <w:tcPr/>
+          <w:p>
+            <w:pPr>
+              <w:pStyle w:val="Compact"/>
+              <w:jc w:val="left"/>
+            </w:pPr>
+            <w:r>
+              <w:t xml:space="preserve">темп движения</w:t>
+            </w:r>
+          </w:p>
+        </w:tc>
+      </w:tr>
+    </w:tbl>
+    <w:p>
+      <w:pPr>
+        <w:pStyle w:val="BodyText"/>
+      </w:pPr>
+      <w:r>
+        <w:t xml:space="preserve">Поправки — множители поверх общих правил (</w:t>
+      </w:r>
+      <w:r>
+        <w:rPr>
+          <w:rStyle w:val="VerbatimChar"/>
+        </w:rPr>
+        <w:t xml:space="preserve">advance</w:t>
+      </w:r>
+      <w:r>
+        <w:t xml:space="preserve"> </w:t>
+      </w:r>
+      <w:r>
+        <w:t xml:space="preserve">— к темпу боя,</w:t>
+      </w:r>
+      <w:r>
+        <w:t xml:space="preserve"> </w:t>
+      </w:r>
+      <w:r>
+        <w:rPr>
+          <w:rStyle w:val="VerbatimChar"/>
+        </w:rPr>
+        <w:t xml:space="preserve">attackerLoss</w:t>
+      </w:r>
+      <w:r>
+        <w:t xml:space="preserve"> </w:t>
+      </w:r>
+      <w:r>
+        <w:t xml:space="preserve">и</w:t>
+      </w:r>
+      <w:r>
+        <w:t xml:space="preserve"> </w:t>
+      </w:r>
+      <w:r>
+        <w:rPr>
+          <w:rStyle w:val="VerbatimChar"/>
+        </w:rPr>
+        <w:t xml:space="preserve">defenderLoss</w:t>
+      </w:r>
+      <w:r>
+        <w:t xml:space="preserve"> </w:t>
+      </w:r>
+      <w:r>
+        <w:t xml:space="preserve">— к потерям,</w:t>
+      </w:r>
+      <w:r>
+        <w:t xml:space="preserve"> </w:t>
+      </w:r>
+      <w:r>
+        <w:rPr>
+          <w:rStyle w:val="VerbatimChar"/>
+        </w:rPr>
+        <w:t xml:space="preserve">speed</w:t>
+      </w:r>
+      <w:r>
+        <w:t xml:space="preserve"> </w:t>
+      </w:r>
+      <w:r>
+        <w:t xml:space="preserve">— к темпу движения: ход длится как бы в</w:t>
+      </w:r>
+      <w:r>
+        <w:t xml:space="preserve"> </w:t>
+      </w:r>
+      <w:r>
+        <w:rPr>
+          <w:rStyle w:val="VerbatimChar"/>
+        </w:rPr>
+        <w:t xml:space="preserve">speed</w:t>
+      </w:r>
+      <w:r>
+        <w:t xml:space="preserve"> </w:t>
+      </w:r>
+      <w:r>
+        <w:t xml:space="preserve">раз дольше);</w:t>
+      </w:r>
+      <w:r>
+        <w:t xml:space="preserve"> </w:t>
+      </w:r>
+      <w:r>
+        <w:t xml:space="preserve">нет блока или режима — множители 1, поведение прежнее. Режим пишется в журнал (бой и движение), в</w:t>
+      </w:r>
+      <w:r>
+        <w:t xml:space="preserve"> </w:t>
+      </w:r>
+      <w:r>
+        <w:t xml:space="preserve">разборе боя множитель темпа виден отдельной строкой. Подбор множителей режимов — раздел 21,</w:t>
+      </w:r>
+      <w:r>
+        <w:t xml:space="preserve"> </w:t>
+      </w:r>
+      <w:r>
+        <w:t xml:space="preserve">«Калибровка по режимам». В откалиброванных правилах (</w:t>
+      </w:r>
+      <w:r>
+        <w:rPr>
+          <w:rStyle w:val="VerbatimChar"/>
+        </w:rPr>
+        <w:t xml:space="preserve">ww2-berlin-cal</w:t>
+      </w:r>
+      <w:r>
+        <w:t xml:space="preserve">) блок пока не включён.</w:t>
+      </w:r>
+    </w:p>
     <w:bookmarkEnd w:id="172"/>
-    <w:bookmarkStart w:id="173" w:name="Xc834ddbbc01d9c9472375bebf4a6d8b656dddf0"/>
+    <w:bookmarkEnd w:id="173"/>
+    <w:bookmarkStart w:id="174" w:name="Xc834ddbbc01d9c9472375bebf4a6d8b656dddf0"/>
     <w:p>
       <w:pPr>
         <w:pStyle w:val="Heading2"/>
@@ -18609,8 +19008,8 @@
         <w:t xml:space="preserve">и достоверностью; журнал боёв с факторами; разброс по прогонам.</w:t>
       </w:r>
     </w:p>
-    <w:bookmarkEnd w:id="173"/>
-    <w:bookmarkStart w:id="174" w:name="X98231789ea3abd37e5a86e65e53847c8d79952a"/>
+    <w:bookmarkEnd w:id="174"/>
+    <w:bookmarkStart w:id="175" w:name="X98231789ea3abd37e5a86e65e53847c8d79952a"/>
     <w:p>
       <w:pPr>
         <w:pStyle w:val="Heading2"/>
@@ -19919,19 +20318,111 @@
           <w:bCs/>
           <w:b/>
         </w:rPr>
-        <w:t xml:space="preserve">Что показала чувствительность к данным</w:t>
-      </w:r>
-      <w:r>
-        <w:t xml:space="preserve"> </w:t>
-      </w:r>
-      <w:r>
-        <w:t xml:space="preserve">(пять прогонов на вариант; падение положений в допуске, п. п.;</w:t>
-      </w:r>
-      <w:r>
-        <w:t xml:space="preserve"> </w:t>
-      </w:r>
-      <w:r>
-        <w:t xml:space="preserve">шум среднего по пяти прогонам ≈ 1,4 в Берлинской, 2,1 в бое в Берлине и 1,1 в Висло-Одерской):</w:t>
+        <w:t xml:space="preserve">Калибровка по режимам.</w:t>
+      </w:r>
+      <w:r>
+        <w:t xml:space="preserve"> </w:t>
+      </w:r>
+      <w:r>
+        <w:rPr>
+          <w:rStyle w:val="VerbatimChar"/>
+        </w:rPr>
+        <w:t xml:space="preserve">npm run sim:calibrate-regimes</w:t>
+      </w:r>
+      <w:r>
+        <w:t xml:space="preserve"> </w:t>
+      </w:r>
+      <w:r>
+        <w:t xml:space="preserve">подбирает множители режимов (раздел 19.9)</w:t>
+      </w:r>
+      <w:r>
+        <w:t xml:space="preserve"> </w:t>
+      </w:r>
+      <w:r>
+        <w:t xml:space="preserve">по двум операциям сразу (Берлинская и Висло-Одерская, три прогона на вариант): каждое историческое</w:t>
+      </w:r>
+      <w:r>
+        <w:t xml:space="preserve"> </w:t>
+      </w:r>
+      <w:r>
+        <w:t xml:space="preserve">положение относится к режиму, в котором было формирование в ход, когда снято положение (по журналу</w:t>
+      </w:r>
+      <w:r>
+        <w:t xml:space="preserve"> </w:t>
+      </w:r>
+      <w:r>
+        <w:t xml:space="preserve">прогона с исходными правилами; дальше раскладка не меняется, чтобы подбор не улучшал режим,</w:t>
+      </w:r>
+      <w:r>
+        <w:t xml:space="preserve"> </w:t>
+      </w:r>
+      <w:r>
+        <w:t xml:space="preserve">вытесняя из него трудные записи), и множитель каждого режима подбирается только по записям своего</w:t>
+      </w:r>
+      <w:r>
+        <w:t xml:space="preserve"> </w:t>
+      </w:r>
+      <w:r>
+        <w:t xml:space="preserve">режима на первой половине каждой операции; вторая половина — проверка. Подбор покоординатный по</w:t>
+      </w:r>
+      <w:r>
+        <w:t xml:space="preserve"> </w:t>
+      </w:r>
+      <w:r>
+        <w:t xml:space="preserve">сетке, два прохода; режим, у которого записей обучения меньше 30, не подбирается (бой в застройке</w:t>
+      </w:r>
+      <w:r>
+        <w:t xml:space="preserve"> </w:t>
+      </w:r>
+      <w:r>
+        <w:t xml:space="preserve">на оперативном масштабе — 13 записей); из значений, не хуже лучшего более чем на 0,1 км, берётся</w:t>
+      </w:r>
+      <w:r>
+        <w:t xml:space="preserve"> </w:t>
+      </w:r>
+      <w:r>
+        <w:t xml:space="preserve">ближайшее к текущему.</w:t>
+      </w:r>
+      <w:r>
+        <w:t xml:space="preserve"> </w:t>
+      </w:r>
+      <w:r>
+        <w:rPr>
+          <w:rStyle w:val="VerbatimChar"/>
+        </w:rPr>
+        <w:t xml:space="preserve">--write</w:t>
+      </w:r>
+      <w:r>
+        <w:t xml:space="preserve"> </w:t>
+      </w:r>
+      <w:r>
+        <w:t xml:space="preserve">записывает найденное в правила. Отчёт —</w:t>
+      </w:r>
+      <w:r>
+        <w:t xml:space="preserve"> </w:t>
+      </w:r>
+      <w:r>
+        <w:rPr>
+          <w:rStyle w:val="VerbatimChar"/>
+        </w:rPr>
+        <w:t xml:space="preserve">evals-out/regimes-cal/report.md</w:t>
+      </w:r>
+      <w:r>
+        <w:t xml:space="preserve">.</w:t>
+      </w:r>
+    </w:p>
+    <w:p>
+      <w:pPr>
+        <w:pStyle w:val="BodyText"/>
+      </w:pPr>
+      <w:r>
+        <w:t xml:space="preserve">Что показал подбор (темп боя: полоса ×2, открытая местность ×1,35; темп движения: марш ×2,</w:t>
+      </w:r>
+      <w:r>
+        <w:t xml:space="preserve"> </w:t>
+      </w:r>
+      <w:r>
+        <w:t xml:space="preserve">преследование ×1,75; превышение, км, и доля положений в допуске 10 км на проверочной половине):</w:t>
       </w:r>
     </w:p>
     <w:tbl>
@@ -19959,34 +20450,48 @@
               <w:jc w:val="left"/>
             </w:pPr>
             <w:r>
-              <w:t xml:space="preserve">Данные</w:t>
-            </w:r>
-          </w:p>
-        </w:tc>
-        <w:tc>
-          <w:tcPr/>
-          <w:p>
-            <w:pPr>
-              <w:pStyle w:val="Compact"/>
-              <w:jc w:val="left"/>
-            </w:pPr>
-            <w:r>
-              <w:t xml:space="preserve">Берлинская</w:t>
-            </w:r>
-          </w:p>
-        </w:tc>
-        <w:tc>
-          <w:tcPr/>
-          <w:p>
-            <w:pPr>
-              <w:pStyle w:val="Compact"/>
-              <w:jc w:val="left"/>
-            </w:pPr>
-            <w:r>
-              <w:t xml:space="preserve">Бой в Берлине</w:t>
-            </w:r>
-          </w:p>
-        </w:tc>
+              <w:t xml:space="preserve">Операция</w:t>
+            </w:r>
+          </w:p>
+        </w:tc>
+        <w:tc>
+          <w:tcPr/>
+          <w:p>
+            <w:pPr>
+              <w:pStyle w:val="Compact"/>
+              <w:jc w:val="left"/>
+            </w:pPr>
+            <w:r>
+              <w:t xml:space="preserve">Обучение, км</w:t>
+            </w:r>
+          </w:p>
+        </w:tc>
+        <w:tc>
+          <w:tcPr/>
+          <w:p>
+            <w:pPr>
+              <w:pStyle w:val="Compact"/>
+              <w:jc w:val="left"/>
+            </w:pPr>
+            <w:r>
+              <w:t xml:space="preserve">Проверка, км</w:t>
+            </w:r>
+          </w:p>
+        </w:tc>
+        <w:tc>
+          <w:tcPr/>
+          <w:p>
+            <w:pPr>
+              <w:pStyle w:val="Compact"/>
+              <w:jc w:val="left"/>
+            </w:pPr>
+            <w:r>
+              <w:t xml:space="preserve">В допуске (проверка)</w:t>
+            </w:r>
+          </w:p>
+        </w:tc>
+      </w:tr>
+      <w:tr>
         <w:tc>
           <w:tcPr/>
           <w:p>
@@ -19999,523 +20504,99 @@
             </w:r>
           </w:p>
         </w:tc>
-      </w:tr>
-      <w:tr>
-        <w:tc>
-          <w:tcPr/>
-          <w:p>
-            <w:pPr>
-              <w:pStyle w:val="Compact"/>
-              <w:jc w:val="left"/>
-            </w:pPr>
-            <w:r>
-              <w:t xml:space="preserve">исходные положения немецких войск (ошибка на допуск)</w:t>
-            </w:r>
-          </w:p>
-        </w:tc>
-        <w:tc>
-          <w:tcPr/>
-          <w:p>
-            <w:pPr>
-              <w:pStyle w:val="Compact"/>
-              <w:jc w:val="left"/>
-            </w:pPr>
-            <w:r>
-              <w:t xml:space="preserve">−9,2</w:t>
-            </w:r>
-          </w:p>
-        </w:tc>
-        <w:tc>
-          <w:tcPr/>
-          <w:p>
-            <w:pPr>
-              <w:pStyle w:val="Compact"/>
-              <w:jc w:val="left"/>
-            </w:pPr>
-            <w:r>
-              <w:t xml:space="preserve">−6,5</w:t>
-            </w:r>
-          </w:p>
-        </w:tc>
-        <w:tc>
-          <w:tcPr/>
-          <w:p>
-            <w:pPr>
-              <w:pStyle w:val="Compact"/>
-              <w:jc w:val="left"/>
-            </w:pPr>
-            <w:r>
-              <w:t xml:space="preserve">+0,3</w:t>
-            </w:r>
-          </w:p>
-        </w:tc>
-      </w:tr>
-      <w:tr>
-        <w:tc>
-          <w:tcPr/>
-          <w:p>
-            <w:pPr>
-              <w:pStyle w:val="Compact"/>
-              <w:jc w:val="left"/>
-            </w:pPr>
-            <w:r>
-              <w:t xml:space="preserve">исходные положения советских войск (ошибка на допуск)</w:t>
-            </w:r>
-          </w:p>
-        </w:tc>
-        <w:tc>
-          <w:tcPr/>
-          <w:p>
-            <w:pPr>
-              <w:pStyle w:val="Compact"/>
-              <w:jc w:val="left"/>
-            </w:pPr>
-            <w:r>
-              <w:t xml:space="preserve">−7,5</w:t>
-            </w:r>
-          </w:p>
-        </w:tc>
-        <w:tc>
-          <w:tcPr/>
-          <w:p>
-            <w:pPr>
-              <w:pStyle w:val="Compact"/>
-              <w:jc w:val="left"/>
-            </w:pPr>
-            <w:r>
-              <w:t xml:space="preserve">−14,0</w:t>
-            </w:r>
-          </w:p>
-        </w:tc>
-        <w:tc>
-          <w:tcPr/>
-          <w:p>
-            <w:pPr>
-              <w:pStyle w:val="Compact"/>
-              <w:jc w:val="left"/>
-            </w:pPr>
-            <w:r>
-              <w:t xml:space="preserve">+0,5</w:t>
-            </w:r>
-          </w:p>
-        </w:tc>
-      </w:tr>
-      <w:tr>
-        <w:tc>
-          <w:tcPr/>
-          <w:p>
-            <w:pPr>
-              <w:pStyle w:val="Compact"/>
-              <w:jc w:val="left"/>
-            </w:pPr>
-            <w:r>
-              <w:t xml:space="preserve">укреплённые полосы театра (нет)</w:t>
-            </w:r>
-          </w:p>
-        </w:tc>
-        <w:tc>
-          <w:tcPr/>
-          <w:p>
-            <w:pPr>
-              <w:pStyle w:val="Compact"/>
-              <w:jc w:val="left"/>
-            </w:pPr>
-            <w:r>
-              <w:t xml:space="preserve">−9,5</w:t>
-            </w:r>
-          </w:p>
-        </w:tc>
-        <w:tc>
-          <w:tcPr/>
-          <w:p>
-            <w:pPr>
-              <w:pStyle w:val="Compact"/>
-              <w:jc w:val="left"/>
-            </w:pPr>
-            <w:r>
-              <w:t xml:space="preserve">−3,2</w:t>
-            </w:r>
-          </w:p>
-        </w:tc>
-        <w:tc>
-          <w:tcPr/>
-          <w:p>
-            <w:pPr>
-              <w:pStyle w:val="Compact"/>
-              <w:jc w:val="left"/>
-            </w:pPr>
+        <w:tc>
+          <w:tcPr/>
+          <w:p>
+            <w:pPr>
+              <w:pStyle w:val="Compact"/>
+              <w:jc w:val="left"/>
+            </w:pPr>
+            <w:r>
+              <w:t xml:space="preserve">16,7 → 9,5</w:t>
+            </w:r>
+          </w:p>
+        </w:tc>
+        <w:tc>
+          <w:tcPr/>
+          <w:p>
+            <w:pPr>
+              <w:pStyle w:val="Compact"/>
+              <w:jc w:val="left"/>
+            </w:pPr>
+            <w:r>
+              <w:t xml:space="preserve">26,4 → 10,0</w:t>
+            </w:r>
+          </w:p>
+        </w:tc>
+        <w:tc>
+          <w:tcPr/>
+          <w:p>
+            <w:pPr>
+              <w:pStyle w:val="Compact"/>
+              <w:jc w:val="left"/>
+            </w:pPr>
+            <w:r>
+              <w:t xml:space="preserve">41 % →</w:t>
+            </w:r>
+            <w:r>
+              <w:t xml:space="preserve"> </w:t>
+            </w:r>
             <w:r>
               <w:rPr>
                 <w:bCs/>
                 <w:b/>
               </w:rPr>
-              <w:t xml:space="preserve">+3,9</w:t>
-            </w:r>
-          </w:p>
-        </w:tc>
-      </w:tr>
-      <w:tr>
-        <w:tc>
-          <w:tcPr/>
-          <w:p>
-            <w:pPr>
-              <w:pStyle w:val="Compact"/>
-              <w:jc w:val="left"/>
-            </w:pPr>
-            <w:r>
-              <w:t xml:space="preserve">сроки приказов (ошибка до ±24 ч)</w:t>
-            </w:r>
-          </w:p>
-        </w:tc>
-        <w:tc>
-          <w:tcPr/>
-          <w:p>
-            <w:pPr>
-              <w:pStyle w:val="Compact"/>
-              <w:jc w:val="left"/>
-            </w:pPr>
-            <w:r>
-              <w:t xml:space="preserve">−4,8</w:t>
-            </w:r>
-          </w:p>
-        </w:tc>
-        <w:tc>
-          <w:tcPr/>
-          <w:p>
-            <w:pPr>
-              <w:pStyle w:val="Compact"/>
-              <w:jc w:val="left"/>
-            </w:pPr>
-            <w:r>
-              <w:t xml:space="preserve">−0,7</w:t>
-            </w:r>
-          </w:p>
-        </w:tc>
-        <w:tc>
-          <w:tcPr/>
-          <w:p>
-            <w:pPr>
-              <w:pStyle w:val="Compact"/>
-              <w:jc w:val="left"/>
-            </w:pPr>
-            <w:r>
-              <w:t xml:space="preserve">−3,7</w:t>
-            </w:r>
-          </w:p>
-        </w:tc>
-      </w:tr>
-      <w:tr>
-        <w:tc>
-          <w:tcPr/>
-          <w:p>
-            <w:pPr>
-              <w:pStyle w:val="Compact"/>
-              <w:jc w:val="left"/>
-            </w:pPr>
-            <w:r>
-              <w:t xml:space="preserve">численность немецких войск (±20 %)</w:t>
-            </w:r>
-          </w:p>
-        </w:tc>
-        <w:tc>
-          <w:tcPr/>
-          <w:p>
-            <w:pPr>
-              <w:pStyle w:val="Compact"/>
-              <w:jc w:val="left"/>
-            </w:pPr>
-            <w:r>
-              <w:t xml:space="preserve">−1,8</w:t>
-            </w:r>
-          </w:p>
-        </w:tc>
-        <w:tc>
-          <w:tcPr/>
-          <w:p>
-            <w:pPr>
-              <w:pStyle w:val="Compact"/>
-              <w:jc w:val="left"/>
-            </w:pPr>
-            <w:r>
-              <w:t xml:space="preserve">+1,2</w:t>
-            </w:r>
-          </w:p>
-        </w:tc>
-        <w:tc>
-          <w:tcPr/>
-          <w:p>
-            <w:pPr>
-              <w:pStyle w:val="Compact"/>
-              <w:jc w:val="left"/>
-            </w:pPr>
-            <w:r>
-              <w:t xml:space="preserve">−1,3</w:t>
-            </w:r>
-          </w:p>
-        </w:tc>
-      </w:tr>
-      <w:tr>
-        <w:tc>
-          <w:tcPr/>
-          <w:p>
-            <w:pPr>
-              <w:pStyle w:val="Compact"/>
-              <w:jc w:val="left"/>
-            </w:pPr>
-            <w:r>
-              <w:t xml:space="preserve">базы снабжения (нет)</w:t>
-            </w:r>
-          </w:p>
-        </w:tc>
-        <w:tc>
-          <w:tcPr/>
-          <w:p>
-            <w:pPr>
-              <w:pStyle w:val="Compact"/>
-              <w:jc w:val="left"/>
-            </w:pPr>
-            <w:r>
-              <w:t xml:space="preserve">0,0</w:t>
-            </w:r>
-          </w:p>
-        </w:tc>
-        <w:tc>
-          <w:tcPr/>
-          <w:p>
-            <w:pPr>
-              <w:pStyle w:val="Compact"/>
-              <w:jc w:val="left"/>
-            </w:pPr>
-            <w:r>
-              <w:t xml:space="preserve">−0,6</w:t>
-            </w:r>
-          </w:p>
-        </w:tc>
-        <w:tc>
-          <w:tcPr/>
-          <w:p>
-            <w:pPr>
-              <w:pStyle w:val="Compact"/>
-              <w:jc w:val="left"/>
-            </w:pPr>
-            <w:r>
-              <w:rPr>
-                <w:bCs/>
-                <w:b/>
-              </w:rPr>
-              <w:t xml:space="preserve">+2,5</w:t>
-            </w:r>
-          </w:p>
-        </w:tc>
-      </w:tr>
-      <w:tr>
-        <w:tc>
-          <w:tcPr/>
-          <w:p>
-            <w:pPr>
-              <w:pStyle w:val="Compact"/>
-              <w:jc w:val="left"/>
-            </w:pPr>
-            <w:r>
-              <w:t xml:space="preserve">реки и мосты (нет)</w:t>
-            </w:r>
-          </w:p>
-        </w:tc>
-        <w:tc>
-          <w:tcPr/>
-          <w:p>
-            <w:pPr>
-              <w:pStyle w:val="Compact"/>
-              <w:jc w:val="left"/>
-            </w:pPr>
-            <w:r>
-              <w:t xml:space="preserve">−0,7</w:t>
-            </w:r>
-          </w:p>
-        </w:tc>
-        <w:tc>
-          <w:tcPr/>
-          <w:p>
-            <w:pPr>
-              <w:pStyle w:val="Compact"/>
-              <w:jc w:val="left"/>
-            </w:pPr>
-            <w:r>
-              <w:t xml:space="preserve">0,0</w:t>
-            </w:r>
-          </w:p>
-        </w:tc>
-        <w:tc>
-          <w:tcPr/>
-          <w:p>
-            <w:pPr>
-              <w:pStyle w:val="Compact"/>
-              <w:jc w:val="left"/>
-            </w:pPr>
-            <w:r>
-              <w:rPr>
-                <w:bCs/>
-                <w:b/>
-              </w:rPr>
-              <w:t xml:space="preserve">+3,0</w:t>
-            </w:r>
-          </w:p>
-        </w:tc>
-      </w:tr>
-      <w:tr>
-        <w:tc>
-          <w:tcPr/>
-          <w:p>
-            <w:pPr>
-              <w:pStyle w:val="Compact"/>
-              <w:jc w:val="left"/>
-            </w:pPr>
-            <w:r>
-              <w:t xml:space="preserve">дороги (нет)</w:t>
-            </w:r>
-          </w:p>
-        </w:tc>
-        <w:tc>
-          <w:tcPr/>
-          <w:p>
-            <w:pPr>
-              <w:pStyle w:val="Compact"/>
-              <w:jc w:val="left"/>
-            </w:pPr>
-            <w:r>
-              <w:rPr>
-                <w:bCs/>
-                <w:b/>
-              </w:rPr>
-              <w:t xml:space="preserve">+1,4</w:t>
-            </w:r>
-          </w:p>
-        </w:tc>
-        <w:tc>
-          <w:tcPr/>
-          <w:p>
-            <w:pPr>
-              <w:pStyle w:val="Compact"/>
-              <w:jc w:val="left"/>
-            </w:pPr>
-            <w:r>
-              <w:t xml:space="preserve">−0,3</w:t>
-            </w:r>
-          </w:p>
-        </w:tc>
-        <w:tc>
-          <w:tcPr/>
-          <w:p>
-            <w:pPr>
-              <w:pStyle w:val="Compact"/>
-              <w:jc w:val="left"/>
-            </w:pPr>
-            <w:r>
-              <w:rPr>
-                <w:bCs/>
-                <w:b/>
-              </w:rPr>
-              <w:t xml:space="preserve">+1,4</w:t>
-            </w:r>
-          </w:p>
-        </w:tc>
-      </w:tr>
-      <w:tr>
-        <w:tc>
-          <w:tcPr/>
-          <w:p>
-            <w:pPr>
-              <w:pStyle w:val="Compact"/>
-              <w:jc w:val="left"/>
-            </w:pPr>
-            <w:r>
-              <w:t xml:space="preserve">рельеф местности (нет)</w:t>
-            </w:r>
-          </w:p>
-        </w:tc>
-        <w:tc>
-          <w:tcPr/>
-          <w:p>
-            <w:pPr>
-              <w:pStyle w:val="Compact"/>
-              <w:jc w:val="left"/>
-            </w:pPr>
-            <w:r>
-              <w:t xml:space="preserve">−1,6</w:t>
-            </w:r>
-          </w:p>
-        </w:tc>
-        <w:tc>
-          <w:tcPr/>
-          <w:p>
-            <w:pPr>
-              <w:pStyle w:val="Compact"/>
-              <w:jc w:val="left"/>
-            </w:pPr>
-            <w:r>
-              <w:t xml:space="preserve">+0,7</w:t>
-            </w:r>
-          </w:p>
-        </w:tc>
-        <w:tc>
-          <w:tcPr/>
-          <w:p>
-            <w:pPr>
-              <w:pStyle w:val="Compact"/>
-              <w:jc w:val="left"/>
-            </w:pPr>
-            <w:r>
-              <w:t xml:space="preserve">+1,3</w:t>
-            </w:r>
-          </w:p>
-        </w:tc>
-      </w:tr>
-      <w:tr>
-        <w:tc>
-          <w:tcPr/>
-          <w:p>
-            <w:pPr>
-              <w:pStyle w:val="Compact"/>
-              <w:jc w:val="left"/>
-            </w:pPr>
-            <w:r>
-              <w:t xml:space="preserve">разграничительные линии, фазы подвоза, перепады высот (нет)</w:t>
-            </w:r>
-          </w:p>
-        </w:tc>
-        <w:tc>
-          <w:tcPr/>
-          <w:p>
-            <w:pPr>
-              <w:pStyle w:val="Compact"/>
-              <w:jc w:val="left"/>
-            </w:pPr>
-            <w:r>
-              <w:t xml:space="preserve">≈ 0</w:t>
-            </w:r>
-          </w:p>
-        </w:tc>
-        <w:tc>
-          <w:tcPr/>
-          <w:p>
-            <w:pPr>
-              <w:pStyle w:val="Compact"/>
-              <w:jc w:val="left"/>
-            </w:pPr>
-            <w:r>
-              <w:t xml:space="preserve">≈ 0</w:t>
-            </w:r>
-          </w:p>
-        </w:tc>
-        <w:tc>
-          <w:tcPr/>
-          <w:p>
-            <w:pPr>
-              <w:pStyle w:val="Compact"/>
-              <w:jc w:val="left"/>
-            </w:pPr>
-            <w:r>
-              <w:t xml:space="preserve">≈ 0</w:t>
+              <w:t xml:space="preserve">72 %</w:t>
+            </w:r>
+          </w:p>
+        </w:tc>
+      </w:tr>
+      <w:tr>
+        <w:tc>
+          <w:tcPr/>
+          <w:p>
+            <w:pPr>
+              <w:pStyle w:val="Compact"/>
+              <w:jc w:val="left"/>
+            </w:pPr>
+            <w:r>
+              <w:t xml:space="preserve">Берлинская</w:t>
+            </w:r>
+          </w:p>
+        </w:tc>
+        <w:tc>
+          <w:tcPr/>
+          <w:p>
+            <w:pPr>
+              <w:pStyle w:val="Compact"/>
+              <w:jc w:val="left"/>
+            </w:pPr>
+            <w:r>
+              <w:t xml:space="preserve">6,0 → 7,0</w:t>
+            </w:r>
+          </w:p>
+        </w:tc>
+        <w:tc>
+          <w:tcPr/>
+          <w:p>
+            <w:pPr>
+              <w:pStyle w:val="Compact"/>
+              <w:jc w:val="left"/>
+            </w:pPr>
+            <w:r>
+              <w:t xml:space="preserve">5,9 → 6,5</w:t>
+            </w:r>
+          </w:p>
+        </w:tc>
+        <w:tc>
+          <w:tcPr/>
+          <w:p>
+            <w:pPr>
+              <w:pStyle w:val="Compact"/>
+              <w:jc w:val="left"/>
+            </w:pPr>
+            <w:r>
+              <w:t xml:space="preserve">85 % → 84 %</w:t>
             </w:r>
           </w:p>
         </w:tc>
@@ -20523,392 +20604,70 @@
     </w:tbl>
     <w:p>
       <w:pPr>
-        <w:numPr>
-          <w:ilvl w:val="0"/>
-          <w:numId w:val="1021"/>
-        </w:numPr>
-        <w:pStyle w:val="Compact"/>
+        <w:pStyle w:val="BodyText"/>
+      </w:pPr>
+      <w:r>
+        <w:t xml:space="preserve">Висло-Одерская выигрывает почти вдвое, но за счёт Берлинской: преследование в ней ухудшается</w:t>
+      </w:r>
+      <w:r>
+        <w:t xml:space="preserve"> </w:t>
+      </w:r>
+      <w:r>
+        <w:t xml:space="preserve">(обучение 5,3 → 8,3 км, проверка 5,8 → 9,5), марш — тоже (на девяти записях). Темп преследования,</w:t>
+      </w:r>
+      <w:r>
+        <w:t xml:space="preserve"> </w:t>
+      </w:r>
+      <w:r>
+        <w:t xml:space="preserve">нужный двум операциям, разный, и различие не объясняется расстоянием до противника: у записей</w:t>
+      </w:r>
+      <w:r>
+        <w:t xml:space="preserve"> </w:t>
+      </w:r>
+      <w:r>
+        <w:t xml:space="preserve">преследования дальше 25 км от него превышение в Берлинской 3,5 км (12 записей), в Висло-Одерской —</w:t>
+      </w:r>
+      <w:r>
+        <w:t xml:space="preserve"> </w:t>
+      </w:r>
+      <w:r>
+        <w:t xml:space="preserve">40 км (47 записей). То есть разделение по режимам нужно, но одного множителя на режим мало:</w:t>
+      </w:r>
+      <w:r>
+        <w:t xml:space="preserve"> </w:t>
+      </w:r>
+      <w:r>
+        <w:t xml:space="preserve">расхождение привязано к операции (данные о положениях армий, раздел 25.1, п. 13), а не к режиму.</w:t>
+      </w:r>
+      <w:r>
+        <w:t xml:space="preserve"> </w:t>
+      </w:r>
+      <w:r>
+        <w:t xml:space="preserve">Поэтому в откалиброванные правила блок не записан, а Висло-Одерская остаётся контрольной.</w:t>
+      </w:r>
+    </w:p>
+    <w:p>
+      <w:pPr>
+        <w:pStyle w:val="BodyText"/>
       </w:pPr>
       <w:r>
         <w:rPr>
           <w:bCs/>
           <w:b/>
         </w:rPr>
-        <w:t xml:space="preserve">В Берлинской и в бое в Берлине точность ограничена данными.</w:t>
-      </w:r>
-      <w:r>
-        <w:t xml:space="preserve"> </w:t>
-      </w:r>
-      <w:r>
-        <w:t xml:space="preserve">Ошибка положений войск на величину</w:t>
-      </w:r>
-      <w:r>
-        <w:t xml:space="preserve"> </w:t>
-      </w:r>
-      <w:r>
-        <w:t xml:space="preserve">допуска стоит 7–14 п. п., отсутствие укреплённых полос — 3–9,5, ошибка сроков приказов — до 4,8.</w:t>
-      </w:r>
-      <w:r>
-        <w:t xml:space="preserve"> </w:t>
-      </w:r>
-      <w:r>
-        <w:t xml:space="preserve">Потери по событиям: база снабжения — 16 п. п. в Берлинской и 20 в бое в Берлине (положения при этом</w:t>
-      </w:r>
-      <w:r>
-        <w:t xml:space="preserve"> </w:t>
-      </w:r>
-      <w:r>
-        <w:t xml:space="preserve">не меняются). Значит, точность исходных положений (особенно немецких, где многие — оценки), полос и</w:t>
-      </w:r>
-      <w:r>
-        <w:t xml:space="preserve"> </w:t>
-      </w:r>
-      <w:r>
-        <w:t xml:space="preserve">сроков приказов важнее, чем подбор множителей.</w:t>
-      </w:r>
-    </w:p>
-    <w:p>
-      <w:pPr>
-        <w:numPr>
-          <w:ilvl w:val="0"/>
-          <w:numId w:val="1021"/>
-        </w:numPr>
-        <w:pStyle w:val="Compact"/>
-      </w:pPr>
-      <w:r>
-        <w:rPr>
-          <w:bCs/>
-          <w:b/>
-        </w:rPr>
-        <w:t xml:space="preserve">В Висло-Одерской данные не помогают, а мешают.</w:t>
-      </w:r>
-      <w:r>
-        <w:t xml:space="preserve"> </w:t>
-      </w:r>
-      <w:r>
-        <w:t xml:space="preserve">Без укреплённых полос, рек, баз снабжения, дорог и</w:t>
-      </w:r>
-      <w:r>
-        <w:t xml:space="preserve"> </w:t>
-      </w:r>
-      <w:r>
-        <w:t xml:space="preserve">рельефа точность</w:t>
-      </w:r>
-      <w:r>
-        <w:t xml:space="preserve"> </w:t>
-      </w:r>
-      <w:r>
-        <w:rPr>
-          <w:iCs/>
-          <w:i/>
-        </w:rPr>
-        <w:t xml:space="preserve">растёт</w:t>
-      </w:r>
-      <w:r>
-        <w:t xml:space="preserve"> </w:t>
-      </w:r>
-      <w:r>
-        <w:t xml:space="preserve">(до +3,9 п. п. и до +9 п. п. по событиям). Причина — не плохие данные, а</w:t>
-      </w:r>
-      <w:r>
-        <w:t xml:space="preserve"> </w:t>
-      </w:r>
-      <w:r>
-        <w:t xml:space="preserve">модель: пехотные армии идут медленнее исторического (раздел 25.1, п. 13), и любое препятствие</w:t>
-      </w:r>
-      <w:r>
-        <w:t xml:space="preserve"> </w:t>
-      </w:r>
-      <w:r>
-        <w:t xml:space="preserve">в данных их замедляет ещё. Пока механизм скорости не исправлен, пополнение этих слоёв точности не</w:t>
-      </w:r>
-      <w:r>
-        <w:t xml:space="preserve"> </w:t>
-      </w:r>
-      <w:r>
-        <w:t xml:space="preserve">даст; их стоит проверить на согласованность с правилами (например, полосы театра — не</w:t>
-      </w:r>
-      <w:r>
-        <w:t xml:space="preserve"> </w:t>
-      </w:r>
-      <w:r>
-        <w:t xml:space="preserve">завышены ли по уровню).</w:t>
-      </w:r>
-    </w:p>
-    <w:p>
-      <w:pPr>
-        <w:numPr>
-          <w:ilvl w:val="0"/>
-          <w:numId w:val="1021"/>
-        </w:numPr>
-        <w:pStyle w:val="Compact"/>
-      </w:pPr>
-      <w:r>
-        <w:rPr>
-          <w:bCs/>
-          <w:b/>
-        </w:rPr>
-        <w:t xml:space="preserve">Не дают ничего:</w:t>
-      </w:r>
-      <w:r>
-        <w:t xml:space="preserve"> </w:t>
-      </w:r>
-      <w:r>
-        <w:t xml:space="preserve">разграничительные линии в нынешнем виде, фазы подвоза, перепады высот.</w:t>
-      </w:r>
-    </w:p>
-    <w:p>
-      <w:pPr>
-        <w:numPr>
-          <w:ilvl w:val="0"/>
-          <w:numId w:val="1021"/>
-        </w:numPr>
-        <w:pStyle w:val="Compact"/>
-      </w:pPr>
-      <w:r>
-        <w:rPr>
-          <w:bCs/>
-          <w:b/>
-        </w:rPr>
-        <w:t xml:space="preserve">Рельеф, реки и дороги.</w:t>
-      </w:r>
-      <w:r>
-        <w:t xml:space="preserve"> </w:t>
-      </w:r>
-      <w:r>
-        <w:t xml:space="preserve">Без них точность не падает (в Берлинской без рельефа события даже лучше:</w:t>
-      </w:r>
-      <w:r>
-        <w:t xml:space="preserve"> </w:t>
-      </w:r>
-      <w:r>
-        <w:t xml:space="preserve">95 % против 84 %): правила откалиброваны вместе с этими слоями и подстроились под них, поэтому их</w:t>
-      </w:r>
-      <w:r>
-        <w:t xml:space="preserve"> </w:t>
-      </w:r>
-      <w:r>
-        <w:t xml:space="preserve">ценность по этому методу занижена; вывод — не «слои не нужны», а «калибровка и данные не</w:t>
-      </w:r>
-      <w:r>
-        <w:t xml:space="preserve"> </w:t>
-      </w:r>
-      <w:r>
-        <w:t xml:space="preserve">разделены».</w:t>
-      </w:r>
-    </w:p>
-    <w:p>
-      <w:pPr>
-        <w:pStyle w:val="FirstParagraph"/>
-      </w:pPr>
-      <w:r>
-        <w:rPr>
-          <w:bCs/>
-          <w:b/>
-        </w:rPr>
-        <w:t xml:space="preserve">Что показал анализ</w:t>
-      </w:r>
-      <w:r>
-        <w:t xml:space="preserve"> </w:t>
-      </w:r>
-      <w:r>
-        <w:t xml:space="preserve">(три сценария, 8 траекторий Морриса, 2 прогона на точку, шум — 5 seed):</w:t>
-      </w:r>
-    </w:p>
-    <w:p>
-      <w:pPr>
-        <w:numPr>
-          <w:ilvl w:val="0"/>
-          <w:numId w:val="1022"/>
-        </w:numPr>
-        <w:pStyle w:val="Compact"/>
-      </w:pPr>
-      <w:r>
-        <w:rPr>
-          <w:bCs/>
-          <w:b/>
-        </w:rPr>
-        <w:t xml:space="preserve">Положения почти не зависят от множителей.</w:t>
-      </w:r>
-      <w:r>
-        <w:t xml:space="preserve"> </w:t>
-      </w:r>
-      <w:r>
-        <w:t xml:space="preserve">Самый влиятельный множитель при сдвиге на весь</w:t>
-      </w:r>
-      <w:r>
-        <w:t xml:space="preserve"> </w:t>
-      </w:r>
-      <w:r>
-        <w:t xml:space="preserve">диапазон подбора меняет долю положений в допуске на 9 п. п. в Берлинской операции (темп</w:t>
-      </w:r>
-      <w:r>
-        <w:t xml:space="preserve"> </w:t>
-      </w:r>
-      <w:r>
-        <w:t xml:space="preserve">продвижения), на 22 п. п. в бое в Берлине (влияние местности) и на 21 п. п. в Висло-Одерской</w:t>
-      </w:r>
-      <w:r>
-        <w:t xml:space="preserve"> </w:t>
-      </w:r>
-      <w:r>
-        <w:t xml:space="preserve">(темп марша). Положения определяются прежде всего задачами и маршрутами, а не множителями.</w:t>
-      </w:r>
-    </w:p>
-    <w:p>
-      <w:pPr>
-        <w:numPr>
-          <w:ilvl w:val="0"/>
-          <w:numId w:val="1022"/>
-        </w:numPr>
-        <w:pStyle w:val="Compact"/>
-      </w:pPr>
-      <w:r>
-        <w:rPr>
-          <w:bCs/>
-          <w:b/>
-        </w:rPr>
-        <w:t xml:space="preserve">Берлинская операция — локальный оптимум.</w:t>
-      </w:r>
-      <w:r>
-        <w:t xml:space="preserve"> </w:t>
-      </w:r>
-      <w:r>
-        <w:t xml:space="preserve">При ±20 % от откалиброванных значений ни один</w:t>
-      </w:r>
-      <w:r>
-        <w:t xml:space="preserve"> </w:t>
-      </w:r>
-      <w:r>
-        <w:t xml:space="preserve">множитель не даёт эффекта выше шума (σ шума по положениям 3,2 п. п.): тонкая подстройка</w:t>
-      </w:r>
-      <w:r>
-        <w:t xml:space="preserve"> </w:t>
-      </w:r>
-      <w:r>
-        <w:t xml:space="preserve">бесполезна, дальнейший выигрыш — только от устройства модели. Глобально сильнее всего темп</w:t>
-      </w:r>
-      <w:r>
-        <w:t xml:space="preserve"> </w:t>
-      </w:r>
-      <w:r>
-        <w:t xml:space="preserve">продвижения (9,1 п. п.), прогрызание полос (5,9) и темп марша (5,6); слабее всего темп в</w:t>
-      </w:r>
-      <w:r>
-        <w:t xml:space="preserve"> </w:t>
-      </w:r>
-      <w:r>
-        <w:t xml:space="preserve">городе (0,9).</w:t>
-      </w:r>
-    </w:p>
-    <w:p>
-      <w:pPr>
-        <w:numPr>
-          <w:ilvl w:val="0"/>
-          <w:numId w:val="1022"/>
-        </w:numPr>
-        <w:pStyle w:val="Compact"/>
-      </w:pPr>
-      <w:r>
-        <w:rPr>
-          <w:bCs/>
-          <w:b/>
-        </w:rPr>
-        <w:t xml:space="preserve">Потери по положениям и датам не откалибровать.</w:t>
-      </w:r>
-      <w:r>
-        <w:t xml:space="preserve"> </w:t>
-      </w:r>
-      <w:r>
-        <w:t xml:space="preserve">Потери наступающего и обороняющегося меняют</w:t>
-      </w:r>
-      <w:r>
-        <w:t xml:space="preserve"> </w:t>
-      </w:r>
-      <w:r>
-        <w:t xml:space="preserve">положения всего на 2,6–2,7 п. п. на всём диапазоне подбора; их надо проверять по нормативам</w:t>
-      </w:r>
-      <w:r>
-        <w:t xml:space="preserve"> </w:t>
-      </w:r>
-      <w:r>
-        <w:t xml:space="preserve">потерь, а не по положениям.</w:t>
-      </w:r>
-    </w:p>
-    <w:p>
-      <w:pPr>
-        <w:numPr>
-          <w:ilvl w:val="0"/>
-          <w:numId w:val="1022"/>
-        </w:numPr>
-        <w:pStyle w:val="Compact"/>
-      </w:pPr>
-      <w:r>
-        <w:rPr>
-          <w:bCs/>
-          <w:b/>
-        </w:rPr>
-        <w:t xml:space="preserve">Бой в Берлине.</w:t>
-      </w:r>
-      <w:r>
-        <w:t xml:space="preserve"> </w:t>
-      </w:r>
-      <w:r>
-        <w:t xml:space="preserve">Доминирует влияние местности (21,8 п. п.; ±20 % — 10,6 п. п. при шуме</w:t>
-      </w:r>
-      <w:r>
-        <w:t xml:space="preserve"> </w:t>
-      </w:r>
-      <w:r>
-        <w:t xml:space="preserve">4,6) и темп в городе (9,6); прогрызание полос и темп по чужой территории не влияют. События в</w:t>
-      </w:r>
-      <w:r>
-        <w:t xml:space="preserve"> </w:t>
-      </w:r>
-      <w:r>
-        <w:t xml:space="preserve">этом сценарии (6 штук) слишком шумные (σ шума 24 п. п.) для выводов по ним.</w:t>
-      </w:r>
-    </w:p>
-    <w:p>
-      <w:pPr>
-        <w:numPr>
-          <w:ilvl w:val="0"/>
-          <w:numId w:val="1022"/>
-        </w:numPr>
-        <w:pStyle w:val="Compact"/>
-      </w:pPr>
-      <w:r>
-        <w:rPr>
-          <w:bCs/>
-          <w:b/>
-        </w:rPr>
-        <w:t xml:space="preserve">Висло-Одерская.</w:t>
-      </w:r>
-      <w:r>
-        <w:t xml:space="preserve"> </w:t>
-      </w:r>
-      <w:r>
-        <w:t xml:space="preserve">Заметен один множитель — темп марша: ±20 % меняет положения на 8,4 п. п.</w:t>
-      </w:r>
-      <w:r>
-        <w:t xml:space="preserve"> </w:t>
-      </w:r>
-      <w:r>
-        <w:t xml:space="preserve">при шуме 2,4 (втрое выше шума).</w:t>
-      </w:r>
-    </w:p>
-    <w:p>
-      <w:pPr>
-        <w:pStyle w:val="FirstParagraph"/>
-      </w:pPr>
-      <w:r>
-        <w:t xml:space="preserve">Скан темпа марша (множитель 1,09 — откалиброванное значение, верхняя граница подбора 1,2; пять</w:t>
-      </w:r>
-      <w:r>
-        <w:t xml:space="preserve"> </w:t>
-      </w:r>
-      <w:r>
-        <w:t xml:space="preserve">прогонов; положения в допуске / события в пределах двух суток):</w:t>
+        <w:t xml:space="preserve">Что показала чувствительность к данным</w:t>
+      </w:r>
+      <w:r>
+        <w:t xml:space="preserve"> </w:t>
+      </w:r>
+      <w:r>
+        <w:t xml:space="preserve">(пять прогонов на вариант; падение положений в допуске, п. п.;</w:t>
+      </w:r>
+      <w:r>
+        <w:t xml:space="preserve"> </w:t>
+      </w:r>
+      <w:r>
+        <w:t xml:space="preserve">шум среднего по пяти прогонам ≈ 1,4 в Берлинской, 2,1 в бое в Берлине и 1,1 в Висло-Одерской):</w:t>
       </w:r>
     </w:p>
     <w:tbl>
@@ -20936,19 +20695,19 @@
               <w:jc w:val="left"/>
             </w:pPr>
             <w:r>
-              <w:t xml:space="preserve">Темп марша</w:t>
-            </w:r>
-          </w:p>
-        </w:tc>
-        <w:tc>
-          <w:tcPr/>
-          <w:p>
-            <w:pPr>
-              <w:pStyle w:val="Compact"/>
-              <w:jc w:val="left"/>
-            </w:pPr>
-            <w:r>
-              <w:t xml:space="preserve">Берлинская операция</w:t>
+              <w:t xml:space="preserve">Данные</w:t>
+            </w:r>
+          </w:p>
+        </w:tc>
+        <w:tc>
+          <w:tcPr/>
+          <w:p>
+            <w:pPr>
+              <w:pStyle w:val="Compact"/>
+              <w:jc w:val="left"/>
+            </w:pPr>
+            <w:r>
+              <w:t xml:space="preserve">Берлинская</w:t>
             </w:r>
           </w:p>
         </w:tc>
@@ -20972,307 +20731,527 @@
               <w:jc w:val="left"/>
             </w:pPr>
             <w:r>
-              <w:t xml:space="preserve">Висло-Одерская (контрольная)</w:t>
-            </w:r>
-          </w:p>
-        </w:tc>
-      </w:tr>
-      <w:tr>
-        <w:tc>
-          <w:tcPr/>
-          <w:p>
-            <w:pPr>
-              <w:pStyle w:val="Compact"/>
-              <w:jc w:val="left"/>
-            </w:pPr>
-            <w:r>
-              <w:t xml:space="preserve">0,9</w:t>
-            </w:r>
-          </w:p>
-        </w:tc>
-        <w:tc>
-          <w:tcPr/>
-          <w:p>
-            <w:pPr>
-              <w:pStyle w:val="Compact"/>
-              <w:jc w:val="left"/>
-            </w:pPr>
-            <w:r>
-              <w:t xml:space="preserve">79 % / 76 %</w:t>
-            </w:r>
-          </w:p>
-        </w:tc>
-        <w:tc>
-          <w:tcPr/>
-          <w:p>
-            <w:pPr>
-              <w:pStyle w:val="Compact"/>
-              <w:jc w:val="left"/>
-            </w:pPr>
-            <w:r>
-              <w:t xml:space="preserve">89 % / 43 %</w:t>
-            </w:r>
-          </w:p>
-        </w:tc>
-        <w:tc>
-          <w:tcPr/>
-          <w:p>
-            <w:pPr>
-              <w:pStyle w:val="Compact"/>
-              <w:jc w:val="left"/>
-            </w:pPr>
-            <w:r>
-              <w:t xml:space="preserve">47 % / 29 %</w:t>
-            </w:r>
-          </w:p>
-        </w:tc>
-      </w:tr>
-      <w:tr>
-        <w:tc>
-          <w:tcPr/>
-          <w:p>
-            <w:pPr>
-              <w:pStyle w:val="Compact"/>
-              <w:jc w:val="left"/>
-            </w:pPr>
-            <w:r>
-              <w:t xml:space="preserve">1,09</w:t>
-            </w:r>
-          </w:p>
-        </w:tc>
-        <w:tc>
-          <w:tcPr/>
-          <w:p>
-            <w:pPr>
-              <w:pStyle w:val="Compact"/>
-              <w:jc w:val="left"/>
-            </w:pPr>
-            <w:r>
-              <w:t xml:space="preserve">80 % / 84 %</w:t>
-            </w:r>
-          </w:p>
-        </w:tc>
-        <w:tc>
-          <w:tcPr/>
-          <w:p>
-            <w:pPr>
-              <w:pStyle w:val="Compact"/>
-              <w:jc w:val="left"/>
-            </w:pPr>
-            <w:r>
-              <w:t xml:space="preserve">89 % / 37 %</w:t>
-            </w:r>
-          </w:p>
-        </w:tc>
-        <w:tc>
-          <w:tcPr/>
-          <w:p>
-            <w:pPr>
-              <w:pStyle w:val="Compact"/>
-              <w:jc w:val="left"/>
-            </w:pPr>
-            <w:r>
-              <w:t xml:space="preserve">51 % / 29 %</w:t>
-            </w:r>
-          </w:p>
-        </w:tc>
-      </w:tr>
-      <w:tr>
-        <w:tc>
-          <w:tcPr/>
-          <w:p>
-            <w:pPr>
-              <w:pStyle w:val="Compact"/>
-              <w:jc w:val="left"/>
-            </w:pPr>
-            <w:r>
-              <w:t xml:space="preserve">1,2</w:t>
-            </w:r>
-          </w:p>
-        </w:tc>
-        <w:tc>
-          <w:tcPr/>
-          <w:p>
-            <w:pPr>
-              <w:pStyle w:val="Compact"/>
-              <w:jc w:val="left"/>
-            </w:pPr>
-            <w:r>
-              <w:t xml:space="preserve">79 % / 87 %</w:t>
-            </w:r>
-          </w:p>
-        </w:tc>
-        <w:tc>
-          <w:tcPr/>
-          <w:p>
-            <w:pPr>
-              <w:pStyle w:val="Compact"/>
-              <w:jc w:val="left"/>
-            </w:pPr>
-            <w:r>
-              <w:t xml:space="preserve">81 % / 20 %</w:t>
-            </w:r>
-          </w:p>
-        </w:tc>
-        <w:tc>
-          <w:tcPr/>
-          <w:p>
-            <w:pPr>
-              <w:pStyle w:val="Compact"/>
-              <w:jc w:val="left"/>
-            </w:pPr>
-            <w:r>
-              <w:t xml:space="preserve">52 % / 29 %</w:t>
-            </w:r>
-          </w:p>
-        </w:tc>
-      </w:tr>
-      <w:tr>
-        <w:tc>
-          <w:tcPr/>
-          <w:p>
-            <w:pPr>
-              <w:pStyle w:val="Compact"/>
-              <w:jc w:val="left"/>
-            </w:pPr>
-            <w:r>
-              <w:t xml:space="preserve">1,3</w:t>
-            </w:r>
-          </w:p>
-        </w:tc>
-        <w:tc>
-          <w:tcPr/>
-          <w:p>
-            <w:pPr>
-              <w:pStyle w:val="Compact"/>
-              <w:jc w:val="left"/>
-            </w:pPr>
-            <w:r>
-              <w:t xml:space="preserve">79 % / 82 %</w:t>
-            </w:r>
-          </w:p>
-        </w:tc>
-        <w:tc>
-          <w:tcPr/>
-          <w:p>
-            <w:pPr>
-              <w:pStyle w:val="Compact"/>
-              <w:jc w:val="left"/>
-            </w:pPr>
-            <w:r>
-              <w:t xml:space="preserve">83 % / 40 %</w:t>
-            </w:r>
-          </w:p>
-        </w:tc>
-        <w:tc>
-          <w:tcPr/>
-          <w:p>
-            <w:pPr>
-              <w:pStyle w:val="Compact"/>
-              <w:jc w:val="left"/>
-            </w:pPr>
-            <w:r>
-              <w:t xml:space="preserve">55 % / 35 %</w:t>
-            </w:r>
-          </w:p>
-        </w:tc>
-      </w:tr>
-      <w:tr>
-        <w:tc>
-          <w:tcPr/>
-          <w:p>
-            <w:pPr>
-              <w:pStyle w:val="Compact"/>
-              <w:jc w:val="left"/>
-            </w:pPr>
-            <w:r>
-              <w:t xml:space="preserve">1,4</w:t>
-            </w:r>
-          </w:p>
-        </w:tc>
-        <w:tc>
-          <w:tcPr/>
-          <w:p>
-            <w:pPr>
-              <w:pStyle w:val="Compact"/>
-              <w:jc w:val="left"/>
-            </w:pPr>
-            <w:r>
-              <w:t xml:space="preserve">76 % / 80 %</w:t>
-            </w:r>
-          </w:p>
-        </w:tc>
-        <w:tc>
-          <w:tcPr/>
-          <w:p>
-            <w:pPr>
-              <w:pStyle w:val="Compact"/>
-              <w:jc w:val="left"/>
-            </w:pPr>
-            <w:r>
-              <w:t xml:space="preserve">83 % / 43 %</w:t>
-            </w:r>
-          </w:p>
-        </w:tc>
-        <w:tc>
-          <w:tcPr/>
-          <w:p>
-            <w:pPr>
-              <w:pStyle w:val="Compact"/>
-              <w:jc w:val="left"/>
-            </w:pPr>
-            <w:r>
-              <w:t xml:space="preserve">58 % / 38 %</w:t>
-            </w:r>
-          </w:p>
-        </w:tc>
-      </w:tr>
-      <w:tr>
-        <w:tc>
-          <w:tcPr/>
-          <w:p>
-            <w:pPr>
-              <w:pStyle w:val="Compact"/>
-              <w:jc w:val="left"/>
-            </w:pPr>
-            <w:r>
-              <w:t xml:space="preserve">1,5</w:t>
-            </w:r>
-          </w:p>
-        </w:tc>
-        <w:tc>
-          <w:tcPr/>
-          <w:p>
-            <w:pPr>
-              <w:pStyle w:val="Compact"/>
-              <w:jc w:val="left"/>
-            </w:pPr>
-            <w:r>
-              <w:t xml:space="preserve">75 % / 89 %</w:t>
-            </w:r>
-          </w:p>
-        </w:tc>
-        <w:tc>
-          <w:tcPr/>
-          <w:p>
-            <w:pPr>
-              <w:pStyle w:val="Compact"/>
-              <w:jc w:val="left"/>
-            </w:pPr>
-            <w:r>
-              <w:t xml:space="preserve">84 % / 50 %</w:t>
-            </w:r>
-          </w:p>
-        </w:tc>
-        <w:tc>
-          <w:tcPr/>
-          <w:p>
-            <w:pPr>
-              <w:pStyle w:val="Compact"/>
-              <w:jc w:val="left"/>
-            </w:pPr>
-            <w:r>
-              <w:t xml:space="preserve">62 % / 43 %</w:t>
+              <w:t xml:space="preserve">Висло-Одерская</w:t>
+            </w:r>
+          </w:p>
+        </w:tc>
+      </w:tr>
+      <w:tr>
+        <w:tc>
+          <w:tcPr/>
+          <w:p>
+            <w:pPr>
+              <w:pStyle w:val="Compact"/>
+              <w:jc w:val="left"/>
+            </w:pPr>
+            <w:r>
+              <w:t xml:space="preserve">исходные положения немецких войск (ошибка на допуск)</w:t>
+            </w:r>
+          </w:p>
+        </w:tc>
+        <w:tc>
+          <w:tcPr/>
+          <w:p>
+            <w:pPr>
+              <w:pStyle w:val="Compact"/>
+              <w:jc w:val="left"/>
+            </w:pPr>
+            <w:r>
+              <w:t xml:space="preserve">−9,2</w:t>
+            </w:r>
+          </w:p>
+        </w:tc>
+        <w:tc>
+          <w:tcPr/>
+          <w:p>
+            <w:pPr>
+              <w:pStyle w:val="Compact"/>
+              <w:jc w:val="left"/>
+            </w:pPr>
+            <w:r>
+              <w:t xml:space="preserve">−6,5</w:t>
+            </w:r>
+          </w:p>
+        </w:tc>
+        <w:tc>
+          <w:tcPr/>
+          <w:p>
+            <w:pPr>
+              <w:pStyle w:val="Compact"/>
+              <w:jc w:val="left"/>
+            </w:pPr>
+            <w:r>
+              <w:t xml:space="preserve">+0,3</w:t>
+            </w:r>
+          </w:p>
+        </w:tc>
+      </w:tr>
+      <w:tr>
+        <w:tc>
+          <w:tcPr/>
+          <w:p>
+            <w:pPr>
+              <w:pStyle w:val="Compact"/>
+              <w:jc w:val="left"/>
+            </w:pPr>
+            <w:r>
+              <w:t xml:space="preserve">исходные положения советских войск (ошибка на допуск)</w:t>
+            </w:r>
+          </w:p>
+        </w:tc>
+        <w:tc>
+          <w:tcPr/>
+          <w:p>
+            <w:pPr>
+              <w:pStyle w:val="Compact"/>
+              <w:jc w:val="left"/>
+            </w:pPr>
+            <w:r>
+              <w:t xml:space="preserve">−7,5</w:t>
+            </w:r>
+          </w:p>
+        </w:tc>
+        <w:tc>
+          <w:tcPr/>
+          <w:p>
+            <w:pPr>
+              <w:pStyle w:val="Compact"/>
+              <w:jc w:val="left"/>
+            </w:pPr>
+            <w:r>
+              <w:t xml:space="preserve">−14,0</w:t>
+            </w:r>
+          </w:p>
+        </w:tc>
+        <w:tc>
+          <w:tcPr/>
+          <w:p>
+            <w:pPr>
+              <w:pStyle w:val="Compact"/>
+              <w:jc w:val="left"/>
+            </w:pPr>
+            <w:r>
+              <w:t xml:space="preserve">+0,5</w:t>
+            </w:r>
+          </w:p>
+        </w:tc>
+      </w:tr>
+      <w:tr>
+        <w:tc>
+          <w:tcPr/>
+          <w:p>
+            <w:pPr>
+              <w:pStyle w:val="Compact"/>
+              <w:jc w:val="left"/>
+            </w:pPr>
+            <w:r>
+              <w:t xml:space="preserve">укреплённые полосы театра (нет)</w:t>
+            </w:r>
+          </w:p>
+        </w:tc>
+        <w:tc>
+          <w:tcPr/>
+          <w:p>
+            <w:pPr>
+              <w:pStyle w:val="Compact"/>
+              <w:jc w:val="left"/>
+            </w:pPr>
+            <w:r>
+              <w:t xml:space="preserve">−9,5</w:t>
+            </w:r>
+          </w:p>
+        </w:tc>
+        <w:tc>
+          <w:tcPr/>
+          <w:p>
+            <w:pPr>
+              <w:pStyle w:val="Compact"/>
+              <w:jc w:val="left"/>
+            </w:pPr>
+            <w:r>
+              <w:t xml:space="preserve">−3,2</w:t>
+            </w:r>
+          </w:p>
+        </w:tc>
+        <w:tc>
+          <w:tcPr/>
+          <w:p>
+            <w:pPr>
+              <w:pStyle w:val="Compact"/>
+              <w:jc w:val="left"/>
+            </w:pPr>
+            <w:r>
+              <w:rPr>
+                <w:bCs/>
+                <w:b/>
+              </w:rPr>
+              <w:t xml:space="preserve">+3,9</w:t>
+            </w:r>
+          </w:p>
+        </w:tc>
+      </w:tr>
+      <w:tr>
+        <w:tc>
+          <w:tcPr/>
+          <w:p>
+            <w:pPr>
+              <w:pStyle w:val="Compact"/>
+              <w:jc w:val="left"/>
+            </w:pPr>
+            <w:r>
+              <w:t xml:space="preserve">сроки приказов (ошибка до ±24 ч)</w:t>
+            </w:r>
+          </w:p>
+        </w:tc>
+        <w:tc>
+          <w:tcPr/>
+          <w:p>
+            <w:pPr>
+              <w:pStyle w:val="Compact"/>
+              <w:jc w:val="left"/>
+            </w:pPr>
+            <w:r>
+              <w:t xml:space="preserve">−4,8</w:t>
+            </w:r>
+          </w:p>
+        </w:tc>
+        <w:tc>
+          <w:tcPr/>
+          <w:p>
+            <w:pPr>
+              <w:pStyle w:val="Compact"/>
+              <w:jc w:val="left"/>
+            </w:pPr>
+            <w:r>
+              <w:t xml:space="preserve">−0,7</w:t>
+            </w:r>
+          </w:p>
+        </w:tc>
+        <w:tc>
+          <w:tcPr/>
+          <w:p>
+            <w:pPr>
+              <w:pStyle w:val="Compact"/>
+              <w:jc w:val="left"/>
+            </w:pPr>
+            <w:r>
+              <w:t xml:space="preserve">−3,7</w:t>
+            </w:r>
+          </w:p>
+        </w:tc>
+      </w:tr>
+      <w:tr>
+        <w:tc>
+          <w:tcPr/>
+          <w:p>
+            <w:pPr>
+              <w:pStyle w:val="Compact"/>
+              <w:jc w:val="left"/>
+            </w:pPr>
+            <w:r>
+              <w:t xml:space="preserve">численность немецких войск (±20 %)</w:t>
+            </w:r>
+          </w:p>
+        </w:tc>
+        <w:tc>
+          <w:tcPr/>
+          <w:p>
+            <w:pPr>
+              <w:pStyle w:val="Compact"/>
+              <w:jc w:val="left"/>
+            </w:pPr>
+            <w:r>
+              <w:t xml:space="preserve">−1,8</w:t>
+            </w:r>
+          </w:p>
+        </w:tc>
+        <w:tc>
+          <w:tcPr/>
+          <w:p>
+            <w:pPr>
+              <w:pStyle w:val="Compact"/>
+              <w:jc w:val="left"/>
+            </w:pPr>
+            <w:r>
+              <w:t xml:space="preserve">+1,2</w:t>
+            </w:r>
+          </w:p>
+        </w:tc>
+        <w:tc>
+          <w:tcPr/>
+          <w:p>
+            <w:pPr>
+              <w:pStyle w:val="Compact"/>
+              <w:jc w:val="left"/>
+            </w:pPr>
+            <w:r>
+              <w:t xml:space="preserve">−1,3</w:t>
+            </w:r>
+          </w:p>
+        </w:tc>
+      </w:tr>
+      <w:tr>
+        <w:tc>
+          <w:tcPr/>
+          <w:p>
+            <w:pPr>
+              <w:pStyle w:val="Compact"/>
+              <w:jc w:val="left"/>
+            </w:pPr>
+            <w:r>
+              <w:t xml:space="preserve">базы снабжения (нет)</w:t>
+            </w:r>
+          </w:p>
+        </w:tc>
+        <w:tc>
+          <w:tcPr/>
+          <w:p>
+            <w:pPr>
+              <w:pStyle w:val="Compact"/>
+              <w:jc w:val="left"/>
+            </w:pPr>
+            <w:r>
+              <w:t xml:space="preserve">0,0</w:t>
+            </w:r>
+          </w:p>
+        </w:tc>
+        <w:tc>
+          <w:tcPr/>
+          <w:p>
+            <w:pPr>
+              <w:pStyle w:val="Compact"/>
+              <w:jc w:val="left"/>
+            </w:pPr>
+            <w:r>
+              <w:t xml:space="preserve">−0,6</w:t>
+            </w:r>
+          </w:p>
+        </w:tc>
+        <w:tc>
+          <w:tcPr/>
+          <w:p>
+            <w:pPr>
+              <w:pStyle w:val="Compact"/>
+              <w:jc w:val="left"/>
+            </w:pPr>
+            <w:r>
+              <w:rPr>
+                <w:bCs/>
+                <w:b/>
+              </w:rPr>
+              <w:t xml:space="preserve">+2,5</w:t>
+            </w:r>
+          </w:p>
+        </w:tc>
+      </w:tr>
+      <w:tr>
+        <w:tc>
+          <w:tcPr/>
+          <w:p>
+            <w:pPr>
+              <w:pStyle w:val="Compact"/>
+              <w:jc w:val="left"/>
+            </w:pPr>
+            <w:r>
+              <w:t xml:space="preserve">реки и мосты (нет)</w:t>
+            </w:r>
+          </w:p>
+        </w:tc>
+        <w:tc>
+          <w:tcPr/>
+          <w:p>
+            <w:pPr>
+              <w:pStyle w:val="Compact"/>
+              <w:jc w:val="left"/>
+            </w:pPr>
+            <w:r>
+              <w:t xml:space="preserve">−0,7</w:t>
+            </w:r>
+          </w:p>
+        </w:tc>
+        <w:tc>
+          <w:tcPr/>
+          <w:p>
+            <w:pPr>
+              <w:pStyle w:val="Compact"/>
+              <w:jc w:val="left"/>
+            </w:pPr>
+            <w:r>
+              <w:t xml:space="preserve">0,0</w:t>
+            </w:r>
+          </w:p>
+        </w:tc>
+        <w:tc>
+          <w:tcPr/>
+          <w:p>
+            <w:pPr>
+              <w:pStyle w:val="Compact"/>
+              <w:jc w:val="left"/>
+            </w:pPr>
+            <w:r>
+              <w:rPr>
+                <w:bCs/>
+                <w:b/>
+              </w:rPr>
+              <w:t xml:space="preserve">+3,0</w:t>
+            </w:r>
+          </w:p>
+        </w:tc>
+      </w:tr>
+      <w:tr>
+        <w:tc>
+          <w:tcPr/>
+          <w:p>
+            <w:pPr>
+              <w:pStyle w:val="Compact"/>
+              <w:jc w:val="left"/>
+            </w:pPr>
+            <w:r>
+              <w:t xml:space="preserve">дороги (нет)</w:t>
+            </w:r>
+          </w:p>
+        </w:tc>
+        <w:tc>
+          <w:tcPr/>
+          <w:p>
+            <w:pPr>
+              <w:pStyle w:val="Compact"/>
+              <w:jc w:val="left"/>
+            </w:pPr>
+            <w:r>
+              <w:rPr>
+                <w:bCs/>
+                <w:b/>
+              </w:rPr>
+              <w:t xml:space="preserve">+1,4</w:t>
+            </w:r>
+          </w:p>
+        </w:tc>
+        <w:tc>
+          <w:tcPr/>
+          <w:p>
+            <w:pPr>
+              <w:pStyle w:val="Compact"/>
+              <w:jc w:val="left"/>
+            </w:pPr>
+            <w:r>
+              <w:t xml:space="preserve">−0,3</w:t>
+            </w:r>
+          </w:p>
+        </w:tc>
+        <w:tc>
+          <w:tcPr/>
+          <w:p>
+            <w:pPr>
+              <w:pStyle w:val="Compact"/>
+              <w:jc w:val="left"/>
+            </w:pPr>
+            <w:r>
+              <w:rPr>
+                <w:bCs/>
+                <w:b/>
+              </w:rPr>
+              <w:t xml:space="preserve">+1,4</w:t>
+            </w:r>
+          </w:p>
+        </w:tc>
+      </w:tr>
+      <w:tr>
+        <w:tc>
+          <w:tcPr/>
+          <w:p>
+            <w:pPr>
+              <w:pStyle w:val="Compact"/>
+              <w:jc w:val="left"/>
+            </w:pPr>
+            <w:r>
+              <w:t xml:space="preserve">рельеф местности (нет)</w:t>
+            </w:r>
+          </w:p>
+        </w:tc>
+        <w:tc>
+          <w:tcPr/>
+          <w:p>
+            <w:pPr>
+              <w:pStyle w:val="Compact"/>
+              <w:jc w:val="left"/>
+            </w:pPr>
+            <w:r>
+              <w:t xml:space="preserve">−1,6</w:t>
+            </w:r>
+          </w:p>
+        </w:tc>
+        <w:tc>
+          <w:tcPr/>
+          <w:p>
+            <w:pPr>
+              <w:pStyle w:val="Compact"/>
+              <w:jc w:val="left"/>
+            </w:pPr>
+            <w:r>
+              <w:t xml:space="preserve">+0,7</w:t>
+            </w:r>
+          </w:p>
+        </w:tc>
+        <w:tc>
+          <w:tcPr/>
+          <w:p>
+            <w:pPr>
+              <w:pStyle w:val="Compact"/>
+              <w:jc w:val="left"/>
+            </w:pPr>
+            <w:r>
+              <w:t xml:space="preserve">+1,3</w:t>
+            </w:r>
+          </w:p>
+        </w:tc>
+      </w:tr>
+      <w:tr>
+        <w:tc>
+          <w:tcPr/>
+          <w:p>
+            <w:pPr>
+              <w:pStyle w:val="Compact"/>
+              <w:jc w:val="left"/>
+            </w:pPr>
+            <w:r>
+              <w:t xml:space="preserve">разграничительные линии, фазы подвоза, перепады высот (нет)</w:t>
+            </w:r>
+          </w:p>
+        </w:tc>
+        <w:tc>
+          <w:tcPr/>
+          <w:p>
+            <w:pPr>
+              <w:pStyle w:val="Compact"/>
+              <w:jc w:val="left"/>
+            </w:pPr>
+            <w:r>
+              <w:t xml:space="preserve">≈ 0</w:t>
+            </w:r>
+          </w:p>
+        </w:tc>
+        <w:tc>
+          <w:tcPr/>
+          <w:p>
+            <w:pPr>
+              <w:pStyle w:val="Compact"/>
+              <w:jc w:val="left"/>
+            </w:pPr>
+            <w:r>
+              <w:t xml:space="preserve">≈ 0</w:t>
+            </w:r>
+          </w:p>
+        </w:tc>
+        <w:tc>
+          <w:tcPr/>
+          <w:p>
+            <w:pPr>
+              <w:pStyle w:val="Compact"/>
+              <w:jc w:val="left"/>
+            </w:pPr>
+            <w:r>
+              <w:t xml:space="preserve">≈ 0</w:t>
             </w:r>
           </w:p>
         </w:tc>
@@ -21280,143 +21259,392 @@
     </w:tbl>
     <w:p>
       <w:pPr>
-        <w:pStyle w:val="BodyText"/>
-      </w:pPr>
-      <w:r>
-        <w:t xml:space="preserve">Висло-Одерская монотонно выигрывает от роста множителя, Берлинская до 1,3 не меняется, а бой в</w:t>
-      </w:r>
-      <w:r>
-        <w:t xml:space="preserve"> </w:t>
-      </w:r>
-      <w:r>
-        <w:t xml:space="preserve">Берлине теряет около 6 п. п. Один общий множитель торгует операции между собой, поэтому дело не</w:t>
-      </w:r>
-      <w:r>
-        <w:t xml:space="preserve"> </w:t>
-      </w:r>
-      <w:r>
-        <w:t xml:space="preserve">в его величине, а в устройстве. Подвоз и сезон не объясняют отставание (проверено — раздел 19.5 и</w:t>
-      </w:r>
-      <w:r>
-        <w:t xml:space="preserve"> </w:t>
-      </w:r>
-      <w:r>
-        <w:t xml:space="preserve">25.1, п. 13): отстают пехотные армии, идущие медленнее исторического темпа. Множитель не менялся:</w:t>
-      </w:r>
-      <w:r>
-        <w:t xml:space="preserve"> </w:t>
-      </w:r>
-      <w:r>
-        <w:t xml:space="preserve">Висло-Одерская — контрольная операция, подгонка под неё лишила бы контроль независимости.</w:t>
-      </w:r>
-    </w:p>
-    <w:p>
-      <w:pPr>
-        <w:pStyle w:val="BodyText"/>
+        <w:numPr>
+          <w:ilvl w:val="0"/>
+          <w:numId w:val="1021"/>
+        </w:numPr>
+        <w:pStyle w:val="Compact"/>
       </w:pPr>
       <w:r>
         <w:rPr>
           <w:bCs/>
           <w:b/>
         </w:rPr>
-        <w:t xml:space="preserve">Нормативы опыта войны и допущения.</w:t>
-      </w:r>
-      <w:r>
-        <w:t xml:space="preserve"> </w:t>
-      </w:r>
-      <w:r>
-        <w:t xml:space="preserve">Кроме сверки с историей, правила проверяются по</w:t>
-      </w:r>
-      <w:r>
-        <w:t xml:space="preserve"> </w:t>
-      </w:r>
-      <w:r>
-        <w:t xml:space="preserve">нормативам: темпы, потери, сроки переправ, задержки приказов, ширина полос, котлы и крепости</w:t>
-      </w:r>
-      <w:r>
-        <w:t xml:space="preserve"> </w:t>
-      </w:r>
-      <w:r>
-        <w:t xml:space="preserve">(</w:t>
-      </w:r>
-      <w:r>
-        <w:rPr>
-          <w:rStyle w:val="VerbatimChar"/>
-        </w:rPr>
-        <w:t xml:space="preserve">packages/sim/data/rules/norms.json</w:t>
-      </w:r>
-      <w:r>
-        <w:t xml:space="preserve">, отчёт</w:t>
-      </w:r>
-      <w:r>
-        <w:t xml:space="preserve"> </w:t>
-      </w:r>
-      <w:r>
-        <w:rPr>
-          <w:rStyle w:val="VerbatimChar"/>
-        </w:rPr>
-        <w:t xml:space="preserve">npm run sim:norms</w:t>
-      </w:r>
-      <w:r>
-        <w:t xml:space="preserve"> </w:t>
-      </w:r>
-      <w:r>
-        <w:t xml:space="preserve">—</w:t>
-      </w:r>
-      <w:r>
-        <w:t xml:space="preserve"> </w:t>
-      </w:r>
-      <w:r>
-        <w:rPr>
-          <w:rStyle w:val="VerbatimChar"/>
-        </w:rPr>
-        <w:t xml:space="preserve">docs/norms-check.md</w:t>
-      </w:r>
-      <w:r>
-        <w:t xml:space="preserve">). У каждого</w:t>
-      </w:r>
-      <w:r>
-        <w:t xml:space="preserve"> </w:t>
-      </w:r>
-      <w:r>
-        <w:t xml:space="preserve">норматива — запись базы знаний, источник, достоверность и способ измерить его в модели: прогоном</w:t>
-      </w:r>
-      <w:r>
-        <w:t xml:space="preserve"> </w:t>
-      </w:r>
-      <w:r>
-        <w:t xml:space="preserve">сценария или прямо по правилам. Правило, для которого опоры в опыте войны нет, записано в ту же</w:t>
-      </w:r>
-      <w:r>
-        <w:t xml:space="preserve"> </w:t>
-      </w:r>
-      <w:r>
-        <w:t xml:space="preserve">таблицу как</w:t>
-      </w:r>
-      <w:r>
-        <w:t xml:space="preserve"> </w:t>
-      </w:r>
+        <w:t xml:space="preserve">В Берлинской и в бое в Берлине точность ограничена данными.</w:t>
+      </w:r>
+      <w:r>
+        <w:t xml:space="preserve"> </w:t>
+      </w:r>
+      <w:r>
+        <w:t xml:space="preserve">Ошибка положений войск на величину</w:t>
+      </w:r>
+      <w:r>
+        <w:t xml:space="preserve"> </w:t>
+      </w:r>
+      <w:r>
+        <w:t xml:space="preserve">допуска стоит 7–14 п. п., отсутствие укреплённых полос — 3–9,5, ошибка сроков приказов — до 4,8.</w:t>
+      </w:r>
+      <w:r>
+        <w:t xml:space="preserve"> </w:t>
+      </w:r>
+      <w:r>
+        <w:t xml:space="preserve">Потери по событиям: база снабжения — 16 п. п. в Берлинской и 20 в бое в Берлине (положения при этом</w:t>
+      </w:r>
+      <w:r>
+        <w:t xml:space="preserve"> </w:t>
+      </w:r>
+      <w:r>
+        <w:t xml:space="preserve">не меняются). Значит, точность исходных положений (особенно немецких, где многие — оценки), полос и</w:t>
+      </w:r>
+      <w:r>
+        <w:t xml:space="preserve"> </w:t>
+      </w:r>
+      <w:r>
+        <w:t xml:space="preserve">сроков приказов важнее, чем подбор множителей.</w:t>
+      </w:r>
+    </w:p>
+    <w:p>
+      <w:pPr>
+        <w:numPr>
+          <w:ilvl w:val="0"/>
+          <w:numId w:val="1021"/>
+        </w:numPr>
+        <w:pStyle w:val="Compact"/>
+      </w:pPr>
       <w:r>
         <w:rPr>
           <w:bCs/>
           <w:b/>
         </w:rPr>
-        <w:t xml:space="preserve">допущение</w:t>
-      </w:r>
-      <w:r>
-        <w:t xml:space="preserve">: отчёт показывает его значение и какие документы нужны, а покрытие</w:t>
-      </w:r>
-      <w:r>
-        <w:t xml:space="preserve"> </w:t>
-      </w:r>
-      <w:r>
-        <w:t xml:space="preserve">операции (раздел 8.2) — как пробел, пока у него нет источника. Котлы и крепости (раздел 19.5)</w:t>
-      </w:r>
-      <w:r>
-        <w:t xml:space="preserve"> </w:t>
-      </w:r>
-      <w:r>
-        <w:t xml:space="preserve">по трём прогонам:</w:t>
+        <w:t xml:space="preserve">В Висло-Одерской данные не помогают, а мешают.</w:t>
+      </w:r>
+      <w:r>
+        <w:t xml:space="preserve"> </w:t>
+      </w:r>
+      <w:r>
+        <w:t xml:space="preserve">Без укреплённых полос, рек, баз снабжения, дорог и</w:t>
+      </w:r>
+      <w:r>
+        <w:t xml:space="preserve"> </w:t>
+      </w:r>
+      <w:r>
+        <w:t xml:space="preserve">рельефа точность</w:t>
+      </w:r>
+      <w:r>
+        <w:t xml:space="preserve"> </w:t>
+      </w:r>
+      <w:r>
+        <w:rPr>
+          <w:iCs/>
+          <w:i/>
+        </w:rPr>
+        <w:t xml:space="preserve">растёт</w:t>
+      </w:r>
+      <w:r>
+        <w:t xml:space="preserve"> </w:t>
+      </w:r>
+      <w:r>
+        <w:t xml:space="preserve">(до +3,9 п. п. и до +9 п. п. по событиям). Причина — не плохие данные, а</w:t>
+      </w:r>
+      <w:r>
+        <w:t xml:space="preserve"> </w:t>
+      </w:r>
+      <w:r>
+        <w:t xml:space="preserve">модель: пехотные армии идут медленнее исторического (раздел 25.1, п. 13), и любое препятствие</w:t>
+      </w:r>
+      <w:r>
+        <w:t xml:space="preserve"> </w:t>
+      </w:r>
+      <w:r>
+        <w:t xml:space="preserve">в данных их замедляет ещё. Пока механизм скорости не исправлен, пополнение этих слоёв точности не</w:t>
+      </w:r>
+      <w:r>
+        <w:t xml:space="preserve"> </w:t>
+      </w:r>
+      <w:r>
+        <w:t xml:space="preserve">даст; их стоит проверить на согласованность с правилами (например, полосы театра — не</w:t>
+      </w:r>
+      <w:r>
+        <w:t xml:space="preserve"> </w:t>
+      </w:r>
+      <w:r>
+        <w:t xml:space="preserve">завышены ли по уровню).</w:t>
+      </w:r>
+    </w:p>
+    <w:p>
+      <w:pPr>
+        <w:numPr>
+          <w:ilvl w:val="0"/>
+          <w:numId w:val="1021"/>
+        </w:numPr>
+        <w:pStyle w:val="Compact"/>
+      </w:pPr>
+      <w:r>
+        <w:rPr>
+          <w:bCs/>
+          <w:b/>
+        </w:rPr>
+        <w:t xml:space="preserve">Не дают ничего:</w:t>
+      </w:r>
+      <w:r>
+        <w:t xml:space="preserve"> </w:t>
+      </w:r>
+      <w:r>
+        <w:t xml:space="preserve">разграничительные линии в нынешнем виде, фазы подвоза, перепады высот.</w:t>
+      </w:r>
+    </w:p>
+    <w:p>
+      <w:pPr>
+        <w:numPr>
+          <w:ilvl w:val="0"/>
+          <w:numId w:val="1021"/>
+        </w:numPr>
+        <w:pStyle w:val="Compact"/>
+      </w:pPr>
+      <w:r>
+        <w:rPr>
+          <w:bCs/>
+          <w:b/>
+        </w:rPr>
+        <w:t xml:space="preserve">Рельеф, реки и дороги.</w:t>
+      </w:r>
+      <w:r>
+        <w:t xml:space="preserve"> </w:t>
+      </w:r>
+      <w:r>
+        <w:t xml:space="preserve">Без них точность не падает (в Берлинской без рельефа события даже лучше:</w:t>
+      </w:r>
+      <w:r>
+        <w:t xml:space="preserve"> </w:t>
+      </w:r>
+      <w:r>
+        <w:t xml:space="preserve">95 % против 84 %): правила откалиброваны вместе с этими слоями и подстроились под них, поэтому их</w:t>
+      </w:r>
+      <w:r>
+        <w:t xml:space="preserve"> </w:t>
+      </w:r>
+      <w:r>
+        <w:t xml:space="preserve">ценность по этому методу занижена; вывод — не «слои не нужны», а «калибровка и данные не</w:t>
+      </w:r>
+      <w:r>
+        <w:t xml:space="preserve"> </w:t>
+      </w:r>
+      <w:r>
+        <w:t xml:space="preserve">разделены».</w:t>
+      </w:r>
+    </w:p>
+    <w:p>
+      <w:pPr>
+        <w:pStyle w:val="FirstParagraph"/>
+      </w:pPr>
+      <w:r>
+        <w:rPr>
+          <w:bCs/>
+          <w:b/>
+        </w:rPr>
+        <w:t xml:space="preserve">Что показал анализ</w:t>
+      </w:r>
+      <w:r>
+        <w:t xml:space="preserve"> </w:t>
+      </w:r>
+      <w:r>
+        <w:t xml:space="preserve">(три сценария, 8 траекторий Морриса, 2 прогона на точку, шум — 5 seed):</w:t>
+      </w:r>
+    </w:p>
+    <w:p>
+      <w:pPr>
+        <w:numPr>
+          <w:ilvl w:val="0"/>
+          <w:numId w:val="1022"/>
+        </w:numPr>
+        <w:pStyle w:val="Compact"/>
+      </w:pPr>
+      <w:r>
+        <w:rPr>
+          <w:bCs/>
+          <w:b/>
+        </w:rPr>
+        <w:t xml:space="preserve">Положения почти не зависят от множителей.</w:t>
+      </w:r>
+      <w:r>
+        <w:t xml:space="preserve"> </w:t>
+      </w:r>
+      <w:r>
+        <w:t xml:space="preserve">Самый влиятельный множитель при сдвиге на весь</w:t>
+      </w:r>
+      <w:r>
+        <w:t xml:space="preserve"> </w:t>
+      </w:r>
+      <w:r>
+        <w:t xml:space="preserve">диапазон подбора меняет долю положений в допуске на 9 п. п. в Берлинской операции (темп</w:t>
+      </w:r>
+      <w:r>
+        <w:t xml:space="preserve"> </w:t>
+      </w:r>
+      <w:r>
+        <w:t xml:space="preserve">продвижения), на 22 п. п. в бое в Берлине (влияние местности) и на 21 п. п. в Висло-Одерской</w:t>
+      </w:r>
+      <w:r>
+        <w:t xml:space="preserve"> </w:t>
+      </w:r>
+      <w:r>
+        <w:t xml:space="preserve">(темп марша). Положения определяются прежде всего задачами и маршрутами, а не множителями.</w:t>
+      </w:r>
+    </w:p>
+    <w:p>
+      <w:pPr>
+        <w:numPr>
+          <w:ilvl w:val="0"/>
+          <w:numId w:val="1022"/>
+        </w:numPr>
+        <w:pStyle w:val="Compact"/>
+      </w:pPr>
+      <w:r>
+        <w:rPr>
+          <w:bCs/>
+          <w:b/>
+        </w:rPr>
+        <w:t xml:space="preserve">Берлинская операция — локальный оптимум.</w:t>
+      </w:r>
+      <w:r>
+        <w:t xml:space="preserve"> </w:t>
+      </w:r>
+      <w:r>
+        <w:t xml:space="preserve">При ±20 % от откалиброванных значений ни один</w:t>
+      </w:r>
+      <w:r>
+        <w:t xml:space="preserve"> </w:t>
+      </w:r>
+      <w:r>
+        <w:t xml:space="preserve">множитель не даёт эффекта выше шума (σ шума по положениям 3,2 п. п.): тонкая подстройка</w:t>
+      </w:r>
+      <w:r>
+        <w:t xml:space="preserve"> </w:t>
+      </w:r>
+      <w:r>
+        <w:t xml:space="preserve">бесполезна, дальнейший выигрыш — только от устройства модели. Глобально сильнее всего темп</w:t>
+      </w:r>
+      <w:r>
+        <w:t xml:space="preserve"> </w:t>
+      </w:r>
+      <w:r>
+        <w:t xml:space="preserve">продвижения (9,1 п. п.), прогрызание полос (5,9) и темп марша (5,6); слабее всего темп в</w:t>
+      </w:r>
+      <w:r>
+        <w:t xml:space="preserve"> </w:t>
+      </w:r>
+      <w:r>
+        <w:t xml:space="preserve">городе (0,9).</w:t>
+      </w:r>
+    </w:p>
+    <w:p>
+      <w:pPr>
+        <w:numPr>
+          <w:ilvl w:val="0"/>
+          <w:numId w:val="1022"/>
+        </w:numPr>
+        <w:pStyle w:val="Compact"/>
+      </w:pPr>
+      <w:r>
+        <w:rPr>
+          <w:bCs/>
+          <w:b/>
+        </w:rPr>
+        <w:t xml:space="preserve">Потери по положениям и датам не откалибровать.</w:t>
+      </w:r>
+      <w:r>
+        <w:t xml:space="preserve"> </w:t>
+      </w:r>
+      <w:r>
+        <w:t xml:space="preserve">Потери наступающего и обороняющегося меняют</w:t>
+      </w:r>
+      <w:r>
+        <w:t xml:space="preserve"> </w:t>
+      </w:r>
+      <w:r>
+        <w:t xml:space="preserve">положения всего на 2,6–2,7 п. п. на всём диапазоне подбора; их надо проверять по нормативам</w:t>
+      </w:r>
+      <w:r>
+        <w:t xml:space="preserve"> </w:t>
+      </w:r>
+      <w:r>
+        <w:t xml:space="preserve">потерь, а не по положениям.</w:t>
+      </w:r>
+    </w:p>
+    <w:p>
+      <w:pPr>
+        <w:numPr>
+          <w:ilvl w:val="0"/>
+          <w:numId w:val="1022"/>
+        </w:numPr>
+        <w:pStyle w:val="Compact"/>
+      </w:pPr>
+      <w:r>
+        <w:rPr>
+          <w:bCs/>
+          <w:b/>
+        </w:rPr>
+        <w:t xml:space="preserve">Бой в Берлине.</w:t>
+      </w:r>
+      <w:r>
+        <w:t xml:space="preserve"> </w:t>
+      </w:r>
+      <w:r>
+        <w:t xml:space="preserve">Доминирует влияние местности (21,8 п. п.; ±20 % — 10,6 п. п. при шуме</w:t>
+      </w:r>
+      <w:r>
+        <w:t xml:space="preserve"> </w:t>
+      </w:r>
+      <w:r>
+        <w:t xml:space="preserve">4,6) и темп в городе (9,6); прогрызание полос и темп по чужой территории не влияют. События в</w:t>
+      </w:r>
+      <w:r>
+        <w:t xml:space="preserve"> </w:t>
+      </w:r>
+      <w:r>
+        <w:t xml:space="preserve">этом сценарии (6 штук) слишком шумные (σ шума 24 п. п.) для выводов по ним.</w:t>
+      </w:r>
+    </w:p>
+    <w:p>
+      <w:pPr>
+        <w:numPr>
+          <w:ilvl w:val="0"/>
+          <w:numId w:val="1022"/>
+        </w:numPr>
+        <w:pStyle w:val="Compact"/>
+      </w:pPr>
+      <w:r>
+        <w:rPr>
+          <w:bCs/>
+          <w:b/>
+        </w:rPr>
+        <w:t xml:space="preserve">Висло-Одерская.</w:t>
+      </w:r>
+      <w:r>
+        <w:t xml:space="preserve"> </w:t>
+      </w:r>
+      <w:r>
+        <w:t xml:space="preserve">Заметен один множитель — темп марша: ±20 % меняет положения на 8,4 п. п.</w:t>
+      </w:r>
+      <w:r>
+        <w:t xml:space="preserve"> </w:t>
+      </w:r>
+      <w:r>
+        <w:t xml:space="preserve">при шуме 2,4 (втрое выше шума).</w:t>
+      </w:r>
+    </w:p>
+    <w:p>
+      <w:pPr>
+        <w:pStyle w:val="FirstParagraph"/>
+      </w:pPr>
+      <w:r>
+        <w:t xml:space="preserve">Скан темпа марша (множитель 1,09 — откалиброванное значение, верхняя граница подбора 1,2; пять</w:t>
+      </w:r>
+      <w:r>
+        <w:t xml:space="preserve"> </w:t>
+      </w:r>
+      <w:r>
+        <w:t xml:space="preserve">прогонов; положения в допуске / события в пределах двух суток):</w:t>
       </w:r>
     </w:p>
     <w:tbl>
@@ -21444,6 +21672,514 @@
               <w:jc w:val="left"/>
             </w:pPr>
             <w:r>
+              <w:t xml:space="preserve">Темп марша</w:t>
+            </w:r>
+          </w:p>
+        </w:tc>
+        <w:tc>
+          <w:tcPr/>
+          <w:p>
+            <w:pPr>
+              <w:pStyle w:val="Compact"/>
+              <w:jc w:val="left"/>
+            </w:pPr>
+            <w:r>
+              <w:t xml:space="preserve">Берлинская операция</w:t>
+            </w:r>
+          </w:p>
+        </w:tc>
+        <w:tc>
+          <w:tcPr/>
+          <w:p>
+            <w:pPr>
+              <w:pStyle w:val="Compact"/>
+              <w:jc w:val="left"/>
+            </w:pPr>
+            <w:r>
+              <w:t xml:space="preserve">Бой в Берлине</w:t>
+            </w:r>
+          </w:p>
+        </w:tc>
+        <w:tc>
+          <w:tcPr/>
+          <w:p>
+            <w:pPr>
+              <w:pStyle w:val="Compact"/>
+              <w:jc w:val="left"/>
+            </w:pPr>
+            <w:r>
+              <w:t xml:space="preserve">Висло-Одерская (контрольная)</w:t>
+            </w:r>
+          </w:p>
+        </w:tc>
+      </w:tr>
+      <w:tr>
+        <w:tc>
+          <w:tcPr/>
+          <w:p>
+            <w:pPr>
+              <w:pStyle w:val="Compact"/>
+              <w:jc w:val="left"/>
+            </w:pPr>
+            <w:r>
+              <w:t xml:space="preserve">0,9</w:t>
+            </w:r>
+          </w:p>
+        </w:tc>
+        <w:tc>
+          <w:tcPr/>
+          <w:p>
+            <w:pPr>
+              <w:pStyle w:val="Compact"/>
+              <w:jc w:val="left"/>
+            </w:pPr>
+            <w:r>
+              <w:t xml:space="preserve">79 % / 76 %</w:t>
+            </w:r>
+          </w:p>
+        </w:tc>
+        <w:tc>
+          <w:tcPr/>
+          <w:p>
+            <w:pPr>
+              <w:pStyle w:val="Compact"/>
+              <w:jc w:val="left"/>
+            </w:pPr>
+            <w:r>
+              <w:t xml:space="preserve">89 % / 43 %</w:t>
+            </w:r>
+          </w:p>
+        </w:tc>
+        <w:tc>
+          <w:tcPr/>
+          <w:p>
+            <w:pPr>
+              <w:pStyle w:val="Compact"/>
+              <w:jc w:val="left"/>
+            </w:pPr>
+            <w:r>
+              <w:t xml:space="preserve">47 % / 29 %</w:t>
+            </w:r>
+          </w:p>
+        </w:tc>
+      </w:tr>
+      <w:tr>
+        <w:tc>
+          <w:tcPr/>
+          <w:p>
+            <w:pPr>
+              <w:pStyle w:val="Compact"/>
+              <w:jc w:val="left"/>
+            </w:pPr>
+            <w:r>
+              <w:t xml:space="preserve">1,09</w:t>
+            </w:r>
+          </w:p>
+        </w:tc>
+        <w:tc>
+          <w:tcPr/>
+          <w:p>
+            <w:pPr>
+              <w:pStyle w:val="Compact"/>
+              <w:jc w:val="left"/>
+            </w:pPr>
+            <w:r>
+              <w:t xml:space="preserve">80 % / 84 %</w:t>
+            </w:r>
+          </w:p>
+        </w:tc>
+        <w:tc>
+          <w:tcPr/>
+          <w:p>
+            <w:pPr>
+              <w:pStyle w:val="Compact"/>
+              <w:jc w:val="left"/>
+            </w:pPr>
+            <w:r>
+              <w:t xml:space="preserve">89 % / 37 %</w:t>
+            </w:r>
+          </w:p>
+        </w:tc>
+        <w:tc>
+          <w:tcPr/>
+          <w:p>
+            <w:pPr>
+              <w:pStyle w:val="Compact"/>
+              <w:jc w:val="left"/>
+            </w:pPr>
+            <w:r>
+              <w:t xml:space="preserve">51 % / 29 %</w:t>
+            </w:r>
+          </w:p>
+        </w:tc>
+      </w:tr>
+      <w:tr>
+        <w:tc>
+          <w:tcPr/>
+          <w:p>
+            <w:pPr>
+              <w:pStyle w:val="Compact"/>
+              <w:jc w:val="left"/>
+            </w:pPr>
+            <w:r>
+              <w:t xml:space="preserve">1,2</w:t>
+            </w:r>
+          </w:p>
+        </w:tc>
+        <w:tc>
+          <w:tcPr/>
+          <w:p>
+            <w:pPr>
+              <w:pStyle w:val="Compact"/>
+              <w:jc w:val="left"/>
+            </w:pPr>
+            <w:r>
+              <w:t xml:space="preserve">79 % / 87 %</w:t>
+            </w:r>
+          </w:p>
+        </w:tc>
+        <w:tc>
+          <w:tcPr/>
+          <w:p>
+            <w:pPr>
+              <w:pStyle w:val="Compact"/>
+              <w:jc w:val="left"/>
+            </w:pPr>
+            <w:r>
+              <w:t xml:space="preserve">81 % / 20 %</w:t>
+            </w:r>
+          </w:p>
+        </w:tc>
+        <w:tc>
+          <w:tcPr/>
+          <w:p>
+            <w:pPr>
+              <w:pStyle w:val="Compact"/>
+              <w:jc w:val="left"/>
+            </w:pPr>
+            <w:r>
+              <w:t xml:space="preserve">52 % / 29 %</w:t>
+            </w:r>
+          </w:p>
+        </w:tc>
+      </w:tr>
+      <w:tr>
+        <w:tc>
+          <w:tcPr/>
+          <w:p>
+            <w:pPr>
+              <w:pStyle w:val="Compact"/>
+              <w:jc w:val="left"/>
+            </w:pPr>
+            <w:r>
+              <w:t xml:space="preserve">1,3</w:t>
+            </w:r>
+          </w:p>
+        </w:tc>
+        <w:tc>
+          <w:tcPr/>
+          <w:p>
+            <w:pPr>
+              <w:pStyle w:val="Compact"/>
+              <w:jc w:val="left"/>
+            </w:pPr>
+            <w:r>
+              <w:t xml:space="preserve">79 % / 82 %</w:t>
+            </w:r>
+          </w:p>
+        </w:tc>
+        <w:tc>
+          <w:tcPr/>
+          <w:p>
+            <w:pPr>
+              <w:pStyle w:val="Compact"/>
+              <w:jc w:val="left"/>
+            </w:pPr>
+            <w:r>
+              <w:t xml:space="preserve">83 % / 40 %</w:t>
+            </w:r>
+          </w:p>
+        </w:tc>
+        <w:tc>
+          <w:tcPr/>
+          <w:p>
+            <w:pPr>
+              <w:pStyle w:val="Compact"/>
+              <w:jc w:val="left"/>
+            </w:pPr>
+            <w:r>
+              <w:t xml:space="preserve">55 % / 35 %</w:t>
+            </w:r>
+          </w:p>
+        </w:tc>
+      </w:tr>
+      <w:tr>
+        <w:tc>
+          <w:tcPr/>
+          <w:p>
+            <w:pPr>
+              <w:pStyle w:val="Compact"/>
+              <w:jc w:val="left"/>
+            </w:pPr>
+            <w:r>
+              <w:t xml:space="preserve">1,4</w:t>
+            </w:r>
+          </w:p>
+        </w:tc>
+        <w:tc>
+          <w:tcPr/>
+          <w:p>
+            <w:pPr>
+              <w:pStyle w:val="Compact"/>
+              <w:jc w:val="left"/>
+            </w:pPr>
+            <w:r>
+              <w:t xml:space="preserve">76 % / 80 %</w:t>
+            </w:r>
+          </w:p>
+        </w:tc>
+        <w:tc>
+          <w:tcPr/>
+          <w:p>
+            <w:pPr>
+              <w:pStyle w:val="Compact"/>
+              <w:jc w:val="left"/>
+            </w:pPr>
+            <w:r>
+              <w:t xml:space="preserve">83 % / 43 %</w:t>
+            </w:r>
+          </w:p>
+        </w:tc>
+        <w:tc>
+          <w:tcPr/>
+          <w:p>
+            <w:pPr>
+              <w:pStyle w:val="Compact"/>
+              <w:jc w:val="left"/>
+            </w:pPr>
+            <w:r>
+              <w:t xml:space="preserve">58 % / 38 %</w:t>
+            </w:r>
+          </w:p>
+        </w:tc>
+      </w:tr>
+      <w:tr>
+        <w:tc>
+          <w:tcPr/>
+          <w:p>
+            <w:pPr>
+              <w:pStyle w:val="Compact"/>
+              <w:jc w:val="left"/>
+            </w:pPr>
+            <w:r>
+              <w:t xml:space="preserve">1,5</w:t>
+            </w:r>
+          </w:p>
+        </w:tc>
+        <w:tc>
+          <w:tcPr/>
+          <w:p>
+            <w:pPr>
+              <w:pStyle w:val="Compact"/>
+              <w:jc w:val="left"/>
+            </w:pPr>
+            <w:r>
+              <w:t xml:space="preserve">75 % / 89 %</w:t>
+            </w:r>
+          </w:p>
+        </w:tc>
+        <w:tc>
+          <w:tcPr/>
+          <w:p>
+            <w:pPr>
+              <w:pStyle w:val="Compact"/>
+              <w:jc w:val="left"/>
+            </w:pPr>
+            <w:r>
+              <w:t xml:space="preserve">84 % / 50 %</w:t>
+            </w:r>
+          </w:p>
+        </w:tc>
+        <w:tc>
+          <w:tcPr/>
+          <w:p>
+            <w:pPr>
+              <w:pStyle w:val="Compact"/>
+              <w:jc w:val="left"/>
+            </w:pPr>
+            <w:r>
+              <w:t xml:space="preserve">62 % / 43 %</w:t>
+            </w:r>
+          </w:p>
+        </w:tc>
+      </w:tr>
+    </w:tbl>
+    <w:p>
+      <w:pPr>
+        <w:pStyle w:val="BodyText"/>
+      </w:pPr>
+      <w:r>
+        <w:t xml:space="preserve">Висло-Одерская монотонно выигрывает от роста множителя, Берлинская до 1,3 не меняется, а бой в</w:t>
+      </w:r>
+      <w:r>
+        <w:t xml:space="preserve"> </w:t>
+      </w:r>
+      <w:r>
+        <w:t xml:space="preserve">Берлине теряет около 6 п. п. Один общий множитель торгует операции между собой, поэтому дело не</w:t>
+      </w:r>
+      <w:r>
+        <w:t xml:space="preserve"> </w:t>
+      </w:r>
+      <w:r>
+        <w:t xml:space="preserve">в его величине, а в устройстве. Подвоз и сезон не объясняют отставание (проверено — раздел 19.5 и</w:t>
+      </w:r>
+      <w:r>
+        <w:t xml:space="preserve"> </w:t>
+      </w:r>
+      <w:r>
+        <w:t xml:space="preserve">25.1, п. 13): отстают пехотные армии, идущие медленнее исторического темпа. Множитель не менялся:</w:t>
+      </w:r>
+      <w:r>
+        <w:t xml:space="preserve"> </w:t>
+      </w:r>
+      <w:r>
+        <w:t xml:space="preserve">Висло-Одерская — контрольная операция, подгонка под неё лишила бы контроль независимости.</w:t>
+      </w:r>
+    </w:p>
+    <w:p>
+      <w:pPr>
+        <w:pStyle w:val="BodyText"/>
+      </w:pPr>
+      <w:r>
+        <w:rPr>
+          <w:bCs/>
+          <w:b/>
+        </w:rPr>
+        <w:t xml:space="preserve">Нормативы опыта войны и допущения.</w:t>
+      </w:r>
+      <w:r>
+        <w:t xml:space="preserve"> </w:t>
+      </w:r>
+      <w:r>
+        <w:t xml:space="preserve">Кроме сверки с историей, правила проверяются по</w:t>
+      </w:r>
+      <w:r>
+        <w:t xml:space="preserve"> </w:t>
+      </w:r>
+      <w:r>
+        <w:t xml:space="preserve">нормативам: темпы, потери, сроки переправ, задержки приказов, ширина полос, котлы и крепости</w:t>
+      </w:r>
+      <w:r>
+        <w:t xml:space="preserve"> </w:t>
+      </w:r>
+      <w:r>
+        <w:t xml:space="preserve">(</w:t>
+      </w:r>
+      <w:r>
+        <w:rPr>
+          <w:rStyle w:val="VerbatimChar"/>
+        </w:rPr>
+        <w:t xml:space="preserve">packages/sim/data/rules/norms.json</w:t>
+      </w:r>
+      <w:r>
+        <w:t xml:space="preserve">, отчёт</w:t>
+      </w:r>
+      <w:r>
+        <w:t xml:space="preserve"> </w:t>
+      </w:r>
+      <w:r>
+        <w:rPr>
+          <w:rStyle w:val="VerbatimChar"/>
+        </w:rPr>
+        <w:t xml:space="preserve">npm run sim:norms</w:t>
+      </w:r>
+      <w:r>
+        <w:t xml:space="preserve"> </w:t>
+      </w:r>
+      <w:r>
+        <w:t xml:space="preserve">—</w:t>
+      </w:r>
+      <w:r>
+        <w:t xml:space="preserve"> </w:t>
+      </w:r>
+      <w:r>
+        <w:rPr>
+          <w:rStyle w:val="VerbatimChar"/>
+        </w:rPr>
+        <w:t xml:space="preserve">docs/norms-check.md</w:t>
+      </w:r>
+      <w:r>
+        <w:t xml:space="preserve">). У каждого</w:t>
+      </w:r>
+      <w:r>
+        <w:t xml:space="preserve"> </w:t>
+      </w:r>
+      <w:r>
+        <w:t xml:space="preserve">норматива — запись базы знаний, источник, достоверность и способ измерить его в модели: прогоном</w:t>
+      </w:r>
+      <w:r>
+        <w:t xml:space="preserve"> </w:t>
+      </w:r>
+      <w:r>
+        <w:t xml:space="preserve">сценария или прямо по правилам. Правило, для которого опоры в опыте войны нет, записано в ту же</w:t>
+      </w:r>
+      <w:r>
+        <w:t xml:space="preserve"> </w:t>
+      </w:r>
+      <w:r>
+        <w:t xml:space="preserve">таблицу как</w:t>
+      </w:r>
+      <w:r>
+        <w:t xml:space="preserve"> </w:t>
+      </w:r>
+      <w:r>
+        <w:rPr>
+          <w:bCs/>
+          <w:b/>
+        </w:rPr>
+        <w:t xml:space="preserve">допущение</w:t>
+      </w:r>
+      <w:r>
+        <w:t xml:space="preserve">: отчёт показывает его значение и какие документы нужны, а покрытие</w:t>
+      </w:r>
+      <w:r>
+        <w:t xml:space="preserve"> </w:t>
+      </w:r>
+      <w:r>
+        <w:t xml:space="preserve">операции (раздел 8.2) — как пробел, пока у него нет источника. Котлы и крепости (раздел 19.5)</w:t>
+      </w:r>
+      <w:r>
+        <w:t xml:space="preserve"> </w:t>
+      </w:r>
+      <w:r>
+        <w:t xml:space="preserve">по трём прогонам:</w:t>
+      </w:r>
+    </w:p>
+    <w:tbl>
+      <w:tblPr>
+        <w:tblStyle w:val="Table"/>
+        <w:tblW w:type="auto" w:w="0"/>
+        <w:tblLook w:firstRow="1" w:lastRow="0" w:firstColumn="0" w:lastColumn="0" w:noHBand="0" w:noVBand="0" w:val="0020"/>
+        <w:jc w:val="start"/>
+      </w:tblPr>
+      <w:tblGrid>
+        <w:gridCol w:w="1980"/>
+        <w:gridCol w:w="1980"/>
+        <w:gridCol w:w="1980"/>
+        <w:gridCol w:w="1980"/>
+      </w:tblGrid>
+      <w:tr>
+        <w:trPr>
+          <w:tblHeader w:val="true"/>
+        </w:trPr>
+        <w:tc>
+          <w:tcPr/>
+          <w:p>
+            <w:pPr>
+              <w:pStyle w:val="Compact"/>
+              <w:jc w:val="left"/>
+            </w:pPr>
+            <w:r>
               <w:t xml:space="preserve">Норматив</w:t>
             </w:r>
           </w:p>
@@ -22006,8 +22742,8 @@
         <w:t xml:space="preserve">проверяется прогонами до и после.</w:t>
       </w:r>
     </w:p>
-    <w:bookmarkEnd w:id="174"/>
-    <w:bookmarkStart w:id="178" w:name="X6232f51b03b43df0af025efb28927f69364dea9"/>
+    <w:bookmarkEnd w:id="175"/>
+    <w:bookmarkStart w:id="179" w:name="X6232f51b03b43df0af025efb28927f69364dea9"/>
     <w:p>
       <w:pPr>
         <w:pStyle w:val="Heading2"/>
@@ -22054,7 +22790,7 @@
         <w:t xml:space="preserve">движение по дорогам, и после этого не перекалибровывались.</w:t>
       </w:r>
     </w:p>
-    <w:bookmarkStart w:id="175" w:name="Xb2413bbcea26cf37b67a638b64305a2d2b0e55e"/>
+    <w:bookmarkStart w:id="176" w:name="Xb2413bbcea26cf37b67a638b64305a2d2b0e55e"/>
     <w:p>
       <w:pPr>
         <w:pStyle w:val="Heading3"/>
@@ -22655,8 +23391,8 @@
         <w:t xml:space="preserve">80 % против 72 % положений, 35 против 20 событий из 44.</w:t>
       </w:r>
     </w:p>
-    <w:bookmarkEnd w:id="175"/>
-    <w:bookmarkStart w:id="176" w:name="X22855954c2a9a21ec7ca3ba301922df3dff7b52"/>
+    <w:bookmarkEnd w:id="176"/>
+    <w:bookmarkStart w:id="177" w:name="X22855954c2a9a21ec7ca3ba301922df3dff7b52"/>
     <w:p>
       <w:pPr>
         <w:pStyle w:val="Heading3"/>
@@ -23013,8 +23749,8 @@
         <w:t xml:space="preserve">гарнизон сектора в модели представлен точкой, а не районом (раздел 25).</w:t>
       </w:r>
     </w:p>
-    <w:bookmarkEnd w:id="176"/>
-    <w:bookmarkStart w:id="177" w:name="X9c77244de37867a79377afe2ee8334d037223af"/>
+    <w:bookmarkEnd w:id="177"/>
+    <w:bookmarkStart w:id="178" w:name="X9c77244de37867a79377afe2ee8334d037223af"/>
     <w:p>
       <w:pPr>
         <w:pStyle w:val="Heading3"/>
@@ -23814,9 +24550,9 @@
         <w:t xml:space="preserve">(предел темпа в полосе исключал прорыв; тупик у противника; нет обхода крепостей; нет ледостава).</w:t>
       </w:r>
     </w:p>
-    <w:bookmarkEnd w:id="177"/>
     <w:bookmarkEnd w:id="178"/>
-    <w:bookmarkStart w:id="179" w:name="X8b50850d029bab09932939ef82a0022830d7e8c"/>
+    <w:bookmarkEnd w:id="179"/>
+    <w:bookmarkStart w:id="180" w:name="X8b50850d029bab09932939ef82a0022830d7e8c"/>
     <w:p>
       <w:pPr>
         <w:pStyle w:val="Heading2"/>
@@ -23901,8 +24637,8 @@
         <w:t xml:space="preserve">Советские корпуса — с оценочной численностью (C).</w:t>
       </w:r>
     </w:p>
-    <w:bookmarkEnd w:id="179"/>
-    <w:bookmarkStart w:id="180" w:name="X9e3184fe1374340b5edc535720f320bb515a38a"/>
+    <w:bookmarkEnd w:id="180"/>
+    <w:bookmarkStart w:id="181" w:name="X9e3184fe1374340b5edc535720f320bb515a38a"/>
     <w:p>
       <w:pPr>
         <w:pStyle w:val="Heading2"/>
@@ -24027,8 +24763,8 @@
         <w:t xml:space="preserve">с посредником и без (сверка с историей и нормативы; контрольная — Висло-Одерская).</w:t>
       </w:r>
     </w:p>
-    <w:bookmarkEnd w:id="180"/>
-    <w:bookmarkStart w:id="183" w:name="Xc5b85bec3b1c19d717f6622300f35b4a51395fd"/>
+    <w:bookmarkEnd w:id="181"/>
+    <w:bookmarkStart w:id="184" w:name="Xc5b85bec3b1c19d717f6622300f35b4a51395fd"/>
     <w:p>
       <w:pPr>
         <w:pStyle w:val="Heading2"/>
@@ -24037,7 +24773,7 @@
         <w:t xml:space="preserve">25. Ограничения и развитие</w:t>
       </w:r>
     </w:p>
-    <w:bookmarkStart w:id="181" w:name="Xa1d8caebd1ddb3143d0a47490b2ea03675c8d04"/>
+    <w:bookmarkStart w:id="182" w:name="Xa1d8caebd1ddb3143d0a47490b2ea03675c8d04"/>
     <w:p>
       <w:pPr>
         <w:pStyle w:val="Heading3"/>
@@ -24725,25 +25461,46 @@
         <w:t xml:space="preserve"> </w:t>
       </w:r>
       <w:r>
-        <w:t xml:space="preserve">Берлинской, где его мало, его не ограничивает. Нужны отдельные правила режима «марш и</w:t>
-      </w:r>
-      <w:r>
-        <w:t xml:space="preserve"> </w:t>
-      </w:r>
-      <w:r>
-        <w:t xml:space="preserve">преследование» (скорость по сопротивлению, местности, подвозу; отход немецких войск) со своей</w:t>
-      </w:r>
-      <w:r>
-        <w:t xml:space="preserve"> </w:t>
-      </w:r>
-      <w:r>
-        <w:t xml:space="preserve">калибровкой по записям этого режима и независимой проверкой на другой операции с</w:t>
-      </w:r>
-      <w:r>
-        <w:t xml:space="preserve"> </w:t>
-      </w:r>
-      <w:r>
-        <w:t xml:space="preserve">преследованием (в репозитории такой нет).</w:t>
+        <w:t xml:space="preserve">Берлинской, где его мало, его не ограничивает. Режимы в движке есть (раздел 19.9, блок</w:t>
+      </w:r>
+      <w:r>
+        <w:t xml:space="preserve"> </w:t>
+      </w:r>
+      <w:r>
+        <w:rPr>
+          <w:rStyle w:val="VerbatimChar"/>
+        </w:rPr>
+        <w:t xml:space="preserve">regimes</w:t>
+      </w:r>
+      <w:r>
+        <w:t xml:space="preserve">) и калибруются по своим записям (</w:t>
+      </w:r>
+      <w:r>
+        <w:rPr>
+          <w:rStyle w:val="VerbatimChar"/>
+        </w:rPr>
+        <w:t xml:space="preserve">sim:calibrate-regimes</w:t>
+      </w:r>
+      <w:r>
+        <w:t xml:space="preserve">), но общий для двух операций</w:t>
+      </w:r>
+      <w:r>
+        <w:t xml:space="preserve"> </w:t>
+      </w:r>
+      <w:r>
+        <w:t xml:space="preserve">темп преследования не находится: ×1,75 даёт Висло-Одерской 72 % положений в допуске вместо 41 %</w:t>
+      </w:r>
+      <w:r>
+        <w:t xml:space="preserve"> </w:t>
+      </w:r>
+      <w:r>
+        <w:t xml:space="preserve">и ухудшает Берлинскую (раздел 21). Нужно найти, от чего зависит темп преследования (сопротивление,</w:t>
+      </w:r>
+      <w:r>
+        <w:t xml:space="preserve"> </w:t>
+      </w:r>
+      <w:r>
+        <w:t xml:space="preserve">данные о положениях армий), прежде чем включать режимы в откалиброванные правила.</w:t>
       </w:r>
     </w:p>
     <w:p>
@@ -24782,8 +25539,8 @@
         <w:t xml:space="preserve">показываются по соединениям на любом масштабе — на стратегическом их лучше выключать.</w:t>
       </w:r>
     </w:p>
-    <w:bookmarkEnd w:id="181"/>
-    <w:bookmarkStart w:id="182" w:name="X4f2280bf802e09660ba835e70710c9dc9be82d3"/>
+    <w:bookmarkEnd w:id="182"/>
+    <w:bookmarkStart w:id="183" w:name="X4f2280bf802e09660ba835e70710c9dc9be82d3"/>
     <w:p>
       <w:pPr>
         <w:pStyle w:val="Heading3"/>
@@ -25015,9 +25772,9 @@
         </w:tc>
       </w:tr>
     </w:tbl>
-    <w:bookmarkEnd w:id="182"/>
     <w:bookmarkEnd w:id="183"/>
-    <w:bookmarkStart w:id="184" w:name="Xdbcb197e40a9702486d4bd023f921502f1677e6"/>
+    <w:bookmarkEnd w:id="184"/>
+    <w:bookmarkStart w:id="185" w:name="Xdbcb197e40a9702486d4bd023f921502f1677e6"/>
     <w:p>
       <w:pPr>
         <w:pStyle w:val="Heading2"/>
@@ -25937,11 +26694,32 @@
         <w:rPr>
           <w:rStyle w:val="NormalTok"/>
         </w:rPr>
+        <w:t xml:space="preserve"> run sim:calibrate-regimes                      </w:t>
+      </w:r>
+      <w:r>
+        <w:rPr>
+          <w:rStyle w:val="CommentTok"/>
+        </w:rPr>
+        <w:t xml:space="preserve"># ~14 минут; множители режимов (раздел 19.9), --write — в правила</w:t>
+      </w:r>
+      <w:r>
+        <w:br/>
+      </w:r>
+      <w:r>
+        <w:rPr>
+          <w:rStyle w:val="ExtensionTok"/>
+        </w:rPr>
+        <w:t xml:space="preserve">npm</w:t>
+      </w:r>
+      <w:r>
+        <w:rPr>
+          <w:rStyle w:val="NormalTok"/>
+        </w:rPr>
         <w:t xml:space="preserve"> test</w:t>
       </w:r>
     </w:p>
-    <w:bookmarkEnd w:id="184"/>
-    <w:bookmarkStart w:id="187" w:name="Xeef51b1a183ef0d1a3c231a74c93ed7acf2eaaa"/>
+    <w:bookmarkEnd w:id="185"/>
+    <w:bookmarkStart w:id="188" w:name="Xeef51b1a183ef0d1a3c231a74c93ed7acf2eaaa"/>
     <w:p>
       <w:pPr>
         <w:pStyle w:val="Heading2"/>
@@ -26198,7 +26976,7 @@
               <w:pStyle w:val="Compact"/>
               <w:jc w:val="left"/>
             </w:pPr>
-            <w:hyperlink r:id="rId185">
+            <w:hyperlink r:id="rId186">
               <w:r>
                 <w:rPr>
                   <w:rStyle w:val="Hyperlink"/>
@@ -26212,7 +26990,7 @@
             <w:r>
               <w:t xml:space="preserve"> </w:t>
             </w:r>
-            <w:hyperlink r:id="rId186">
+            <w:hyperlink r:id="rId187">
               <w:r>
                 <w:rPr>
                   <w:rStyle w:val="Hyperlink"/>
@@ -26267,8 +27045,8 @@
         </w:tc>
       </w:tr>
     </w:tbl>
-    <w:bookmarkEnd w:id="187"/>
-    <w:bookmarkStart w:id="188" w:name="Xc6178583b0d1c439978e167499079597c3d7485"/>
+    <w:bookmarkEnd w:id="188"/>
+    <w:bookmarkStart w:id="189" w:name="Xc6178583b0d1c439978e167499079597c3d7485"/>
     <w:p>
       <w:pPr>
         <w:pStyle w:val="Heading2"/>
@@ -26763,8 +27541,8 @@
         <w:t xml:space="preserve">Таблицы темпа и потерь — в разделе 19.2.</w:t>
       </w:r>
     </w:p>
-    <w:bookmarkEnd w:id="188"/>
     <w:bookmarkEnd w:id="189"/>
+    <w:bookmarkEnd w:id="190"/>
     <w:sectPr/>
   </w:body>
 </w:document>

--- a/docs/system.docx
+++ b/docs/system.docx
@@ -18324,19 +18324,19 @@
         <w:pStyle w:val="FirstParagraph"/>
       </w:pPr>
       <w:r>
-        <w:t xml:space="preserve">Бой в городе, прорыв укреплённой полосы, бой на открытой местности, марш и преследование —</w:t>
-      </w:r>
-      <w:r>
-        <w:t xml:space="preserve"> </w:t>
-      </w:r>
-      <w:r>
-        <w:t xml:space="preserve">разные по природе действия, и одна таблица темпа с общими множителями описывает их с разной</w:t>
-      </w:r>
-      <w:r>
-        <w:t xml:space="preserve"> </w:t>
-      </w:r>
-      <w:r>
-        <w:t xml:space="preserve">точностью (раздел 21, «Ошибка по режимам боя»). Поэтому в движке у каждого режима могут быть свои</w:t>
+        <w:t xml:space="preserve">Бой в городе, прорыв укреплённой полосы, бой за переправу, марш и преследование — разные по</w:t>
+      </w:r>
+      <w:r>
+        <w:t xml:space="preserve"> </w:t>
+      </w:r>
+      <w:r>
+        <w:t xml:space="preserve">природе действия, и одна таблица темпа с общими множителями описывает их с разной точностью</w:t>
+      </w:r>
+      <w:r>
+        <w:t xml:space="preserve"> </w:t>
+      </w:r>
+      <w:r>
+        <w:t xml:space="preserve">(раздел 21, «Режимы боевых действий: сравнение»). Поэтому в движке у каждого режима могут быть свои</w:t>
       </w:r>
       <w:r>
         <w:t xml:space="preserve"> </w:t>
@@ -18354,7 +18354,13 @@
         <w:t xml:space="preserve">regimes</w:t>
       </w:r>
       <w:r>
-        <w:t xml:space="preserve">; движок один, режим выбирается на каждый ход по обстановке:</w:t>
+        <w:t xml:space="preserve">; движок один, режим выбирается на каждый ход по обстановке. Режим</w:t>
+      </w:r>
+      <w:r>
+        <w:t xml:space="preserve"> </w:t>
+      </w:r>
+      <w:r>
+        <w:t xml:space="preserve">боя — первый подходящий сверху:</w:t>
       </w:r>
     </w:p>
     <w:tbl>
@@ -18419,6 +18425,44 @@
               <w:jc w:val="left"/>
             </w:pPr>
             <w:r>
+              <w:t xml:space="preserve">бой в котле</w:t>
+            </w:r>
+          </w:p>
+        </w:tc>
+        <w:tc>
+          <w:tcPr/>
+          <w:p>
+            <w:pPr>
+              <w:pStyle w:val="Compact"/>
+              <w:jc w:val="left"/>
+            </w:pPr>
+            <w:r>
+              <w:t xml:space="preserve">обороняются окружённые, или окружённые прорываются (приказ на прорыв)</w:t>
+            </w:r>
+          </w:p>
+        </w:tc>
+        <w:tc>
+          <w:tcPr/>
+          <w:p>
+            <w:pPr>
+              <w:pStyle w:val="Compact"/>
+              <w:jc w:val="left"/>
+            </w:pPr>
+            <w:r>
+              <w:t xml:space="preserve">темп боя, потери сторон</w:t>
+            </w:r>
+          </w:p>
+        </w:tc>
+      </w:tr>
+      <w:tr>
+        <w:tc>
+          <w:tcPr/>
+          <w:p>
+            <w:pPr>
+              <w:pStyle w:val="Compact"/>
+              <w:jc w:val="left"/>
+            </w:pPr>
+            <w:r>
               <w:t xml:space="preserve">бой в застройке</w:t>
             </w:r>
           </w:p>
@@ -18495,6 +18539,82 @@
               <w:jc w:val="left"/>
             </w:pPr>
             <w:r>
+              <w:t xml:space="preserve">бой за переправу</w:t>
+            </w:r>
+          </w:p>
+        </w:tc>
+        <w:tc>
+          <w:tcPr/>
+          <w:p>
+            <w:pPr>
+              <w:pStyle w:val="Compact"/>
+              <w:jc w:val="left"/>
+            </w:pPr>
+            <w:r>
+              <w:t xml:space="preserve">между наступающими и обороняющимися — большая река</w:t>
+            </w:r>
+          </w:p>
+        </w:tc>
+        <w:tc>
+          <w:tcPr/>
+          <w:p>
+            <w:pPr>
+              <w:pStyle w:val="Compact"/>
+              <w:jc w:val="left"/>
+            </w:pPr>
+            <w:r>
+              <w:t xml:space="preserve">темп боя, потери сторон</w:t>
+            </w:r>
+          </w:p>
+        </w:tc>
+      </w:tr>
+      <w:tr>
+        <w:tc>
+          <w:tcPr/>
+          <w:p>
+            <w:pPr>
+              <w:pStyle w:val="Compact"/>
+              <w:jc w:val="left"/>
+            </w:pPr>
+            <w:r>
+              <w:t xml:space="preserve">бой в лесу и болоте</w:t>
+            </w:r>
+          </w:p>
+        </w:tc>
+        <w:tc>
+          <w:tcPr/>
+          <w:p>
+            <w:pPr>
+              <w:pStyle w:val="Compact"/>
+              <w:jc w:val="left"/>
+            </w:pPr>
+            <w:r>
+              <w:t xml:space="preserve">бо́льшая часть обороняющихся в лесу или болоте</w:t>
+            </w:r>
+          </w:p>
+        </w:tc>
+        <w:tc>
+          <w:tcPr/>
+          <w:p>
+            <w:pPr>
+              <w:pStyle w:val="Compact"/>
+              <w:jc w:val="left"/>
+            </w:pPr>
+            <w:r>
+              <w:t xml:space="preserve">темп боя, потери сторон</w:t>
+            </w:r>
+          </w:p>
+        </w:tc>
+      </w:tr>
+      <w:tr>
+        <w:tc>
+          <w:tcPr/>
+          <w:p>
+            <w:pPr>
+              <w:pStyle w:val="Compact"/>
+              <w:jc w:val="left"/>
+            </w:pPr>
+            <w:r>
               <w:t xml:space="preserve">бой на открытой местности</w:t>
             </w:r>
           </w:p>
@@ -18545,7 +18665,7 @@
               <w:jc w:val="left"/>
             </w:pPr>
             <w:r>
-              <w:t xml:space="preserve">движение вне боя с приказом не на наступление (марш, отход, выдвижение резерва)</w:t>
+              <w:t xml:space="preserve">движение вне боя с приказом не на наступление и не на отход (марш, выдвижение резерва)</w:t>
             </w:r>
           </w:p>
         </w:tc>
@@ -18571,19 +18691,19 @@
               <w:jc w:val="left"/>
             </w:pPr>
             <w:r>
-              <w:t xml:space="preserve">преследование</w:t>
-            </w:r>
-          </w:p>
-        </w:tc>
-        <w:tc>
-          <w:tcPr/>
-          <w:p>
-            <w:pPr>
-              <w:pStyle w:val="Compact"/>
-              <w:jc w:val="left"/>
-            </w:pPr>
-            <w:r>
-              <w:t xml:space="preserve">наступающие вне соприкосновения с противником</w:t>
+              <w:t xml:space="preserve">отход</w:t>
+            </w:r>
+          </w:p>
+        </w:tc>
+        <w:tc>
+          <w:tcPr/>
+          <w:p>
+            <w:pPr>
+              <w:pStyle w:val="Compact"/>
+              <w:jc w:val="left"/>
+            </w:pPr>
+            <w:r>
+              <w:t xml:space="preserve">движение вне боя с приказом на отход</w:t>
             </w:r>
           </w:p>
         </w:tc>
@@ -18600,6 +18720,82 @@
           </w:p>
         </w:tc>
       </w:tr>
+      <w:tr>
+        <w:tc>
+          <w:tcPr/>
+          <w:p>
+            <w:pPr>
+              <w:pStyle w:val="Compact"/>
+              <w:jc w:val="left"/>
+            </w:pPr>
+            <w:r>
+              <w:t xml:space="preserve">преследование подвижными соединениями</w:t>
+            </w:r>
+          </w:p>
+        </w:tc>
+        <w:tc>
+          <w:tcPr/>
+          <w:p>
+            <w:pPr>
+              <w:pStyle w:val="Compact"/>
+              <w:jc w:val="left"/>
+            </w:pPr>
+            <w:r>
+              <w:t xml:space="preserve">танковые и механизированные наступающие вне соприкосновения с противником</w:t>
+            </w:r>
+          </w:p>
+        </w:tc>
+        <w:tc>
+          <w:tcPr/>
+          <w:p>
+            <w:pPr>
+              <w:pStyle w:val="Compact"/>
+              <w:jc w:val="left"/>
+            </w:pPr>
+            <w:r>
+              <w:t xml:space="preserve">темп движения</w:t>
+            </w:r>
+          </w:p>
+        </w:tc>
+      </w:tr>
+      <w:tr>
+        <w:tc>
+          <w:tcPr/>
+          <w:p>
+            <w:pPr>
+              <w:pStyle w:val="Compact"/>
+              <w:jc w:val="left"/>
+            </w:pPr>
+            <w:r>
+              <w:t xml:space="preserve">преследование общевойсковыми армиями</w:t>
+            </w:r>
+          </w:p>
+        </w:tc>
+        <w:tc>
+          <w:tcPr/>
+          <w:p>
+            <w:pPr>
+              <w:pStyle w:val="Compact"/>
+              <w:jc w:val="left"/>
+            </w:pPr>
+            <w:r>
+              <w:t xml:space="preserve">пешие наступающие вне соприкосновения с противником</w:t>
+            </w:r>
+          </w:p>
+        </w:tc>
+        <w:tc>
+          <w:tcPr/>
+          <w:p>
+            <w:pPr>
+              <w:pStyle w:val="Compact"/>
+              <w:jc w:val="left"/>
+            </w:pPr>
+            <w:r>
+              <w:t xml:space="preserve">темп движения</w:t>
+            </w:r>
+          </w:p>
+        </w:tc>
+      </w:tr>
     </w:tbl>
     <w:p>
       <w:pPr>
@@ -18705,7 +18901,28 @@
         <w:t xml:space="preserve">ww2-berlin-cal</w:t>
       </w:r>
       <w:r>
-        <w:t xml:space="preserve">) блок пока не включён.</w:t>
+        <w:t xml:space="preserve">) включены два множителя —</w:t>
+      </w:r>
+      <w:r>
+        <w:t xml:space="preserve"> </w:t>
+      </w:r>
+      <w:r>
+        <w:t xml:space="preserve">преследование подвижными соединениями ×1,25 и общевойсковыми армиями ×1,5; городские правила режимы</w:t>
+      </w:r>
+      <w:r>
+        <w:t xml:space="preserve"> </w:t>
+      </w:r>
+      <w:r>
+        <w:t xml:space="preserve">не наследуют (</w:t>
+      </w:r>
+      <w:r>
+        <w:rPr>
+          <w:rStyle w:val="VerbatimChar"/>
+        </w:rPr>
+        <w:t xml:space="preserve">regimes: null</w:t>
+      </w:r>
+      <w:r>
+        <w:t xml:space="preserve">).</w:t>
       </w:r>
     </w:p>
     <w:bookmarkEnd w:id="172"/>
@@ -19652,13 +19869,19 @@
         <w:t xml:space="preserve"> </w:t>
       </w:r>
       <w:r>
-        <w:t xml:space="preserve">поэтому проверка здесь уже не вполне независима. Независимая проверка — контрольная операция</w:t>
-      </w:r>
-      <w:r>
-        <w:t xml:space="preserve"> </w:t>
-      </w:r>
-      <w:r>
-        <w:t xml:space="preserve">(раздел 22).</w:t>
+        <w:t xml:space="preserve">поэтому проверка здесь уже не вполне независима. Независимая проверка общих множителей —</w:t>
+      </w:r>
+      <w:r>
+        <w:t xml:space="preserve"> </w:t>
+      </w:r>
+      <w:r>
+        <w:t xml:space="preserve">контрольная Висло-Одерская операция (раздел 22); множители режимов подбирались по первой половине</w:t>
+      </w:r>
+      <w:r>
+        <w:t xml:space="preserve"> </w:t>
+      </w:r>
+      <w:r>
+        <w:t xml:space="preserve">обеих операций, для них независима только вторая половина.</w:t>
       </w:r>
     </w:p>
     <w:p>
@@ -19904,7 +20127,7 @@
           <w:bCs/>
           <w:b/>
         </w:rPr>
-        <w:t xml:space="preserve">Ошибка по режимам боя.</w:t>
+        <w:t xml:space="preserve">Режимы боевых действий: сравнение.</w:t>
       </w:r>
       <w:r>
         <w:t xml:space="preserve"> </w:t>
@@ -19919,25 +20142,74 @@
         <w:t xml:space="preserve"> </w:t>
       </w:r>
       <w:r>
-        <w:t xml:space="preserve">относит каждое историческое положение к режиму</w:t>
-      </w:r>
-      <w:r>
-        <w:t xml:space="preserve"> </w:t>
-      </w:r>
-      <w:r>
-        <w:t xml:space="preserve">формирования на этот момент: застройка, укреплённая полоса, бой на открытой местности,</w:t>
-      </w:r>
-      <w:r>
-        <w:t xml:space="preserve"> </w:t>
-      </w:r>
-      <w:r>
-        <w:t xml:space="preserve">марш/преследование (движется без боя), стоит; в городском сценарии — бой, марш, стоит. Превышение</w:t>
-      </w:r>
-      <w:r>
-        <w:t xml:space="preserve"> </w:t>
-      </w:r>
-      <w:r>
-        <w:t xml:space="preserve">отклонения над неопределённостью, км (среднее; доля в допуске; три прогона):</w:t>
+        <w:t xml:space="preserve">сравнивает одинаковые режимы</w:t>
+      </w:r>
+      <w:r>
+        <w:t xml:space="preserve"> </w:t>
+      </w:r>
+      <w:r>
+        <w:t xml:space="preserve">(раздел 19.9) в разных операциях. Мерило режима —</w:t>
+      </w:r>
+      <w:r>
+        <w:t xml:space="preserve"> </w:t>
+      </w:r>
+      <w:r>
+        <w:rPr>
+          <w:bCs/>
+          <w:b/>
+        </w:rPr>
+        <w:t xml:space="preserve">темп</w:t>
+      </w:r>
+      <w:r>
+        <w:t xml:space="preserve">: для каждой пары соседних исторических</w:t>
+      </w:r>
+      <w:r>
+        <w:t xml:space="preserve"> </w:t>
+      </w:r>
+      <w:r>
+        <w:t xml:space="preserve">положений формирования (промежуток, где оно сдвинулось в истории не меньше чем на 5 км)</w:t>
+      </w:r>
+      <w:r>
+        <w:t xml:space="preserve"> </w:t>
+      </w:r>
+      <w:r>
+        <w:t xml:space="preserve">сравнивается пройденное в истории и в модели за те же сутки; режим промежутка — тот, в котором</w:t>
+      </w:r>
+      <w:r>
+        <w:t xml:space="preserve"> </w:t>
+      </w:r>
+      <w:r>
+        <w:t xml:space="preserve">формирование было в эти ходы чаще всего (по прогону с исходными правилами). Отношение темпов</w:t>
+      </w:r>
+      <w:r>
+        <w:t xml:space="preserve"> </w:t>
+      </w:r>
+      <w:r>
+        <w:t xml:space="preserve">(история / модель) равно 1, если темп режима верный. В отличие от отклонения положения, темп не</w:t>
+      </w:r>
+      <w:r>
+        <w:t xml:space="preserve"> </w:t>
+      </w:r>
+      <w:r>
+        <w:t xml:space="preserve">копит ошибку прошлых суток: отставание, набранное на медленном прорыве, не приписывается следующему</w:t>
+      </w:r>
+      <w:r>
+        <w:t xml:space="preserve"> </w:t>
+      </w:r>
+      <w:r>
+        <w:t xml:space="preserve">за ним преследованию. Для справки рядом — положения того же режима: превышение, доля в допуске,</w:t>
+      </w:r>
+      <w:r>
+        <w:t xml:space="preserve"> </w:t>
+      </w:r>
+      <w:r>
+        <w:t xml:space="preserve">знаковое отставание вдоль оси движения. Отношение темпов по правилам без множителей режимов (три</w:t>
+      </w:r>
+      <w:r>
+        <w:t xml:space="preserve"> </w:t>
+      </w:r>
+      <w:r>
+        <w:t xml:space="preserve">прогона; в скобках — промежутков на прогон):</w:t>
       </w:r>
     </w:p>
     <w:tbl>
@@ -19977,57 +20249,319 @@
               <w:jc w:val="left"/>
             </w:pPr>
             <w:r>
-              <w:t xml:space="preserve">Берлинская (допуск 10 км)</w:t>
-            </w:r>
-          </w:p>
-        </w:tc>
-        <w:tc>
-          <w:tcPr/>
-          <w:p>
-            <w:pPr>
-              <w:pStyle w:val="Compact"/>
-              <w:jc w:val="left"/>
-            </w:pPr>
-            <w:r>
-              <w:t xml:space="preserve">Бой в Берлине (2 км)</w:t>
-            </w:r>
-          </w:p>
-        </w:tc>
-        <w:tc>
-          <w:tcPr/>
-          <w:p>
-            <w:pPr>
-              <w:pStyle w:val="Compact"/>
-              <w:jc w:val="left"/>
-            </w:pPr>
-            <w:r>
-              <w:t xml:space="preserve">Висло-Одерская (10 км)</w:t>
-            </w:r>
-          </w:p>
-        </w:tc>
-      </w:tr>
-      <w:tr>
-        <w:tc>
-          <w:tcPr/>
-          <w:p>
-            <w:pPr>
-              <w:pStyle w:val="Compact"/>
-              <w:jc w:val="left"/>
-            </w:pPr>
-            <w:r>
-              <w:t xml:space="preserve">укреплённая полоса, СССР</w:t>
-            </w:r>
-          </w:p>
-        </w:tc>
-        <w:tc>
-          <w:tcPr/>
-          <w:p>
-            <w:pPr>
-              <w:pStyle w:val="Compact"/>
-              <w:jc w:val="left"/>
-            </w:pPr>
-            <w:r>
-              <w:t xml:space="preserve">10,1; 80 %</w:t>
+              <w:t xml:space="preserve">Сторона</w:t>
+            </w:r>
+          </w:p>
+        </w:tc>
+        <w:tc>
+          <w:tcPr/>
+          <w:p>
+            <w:pPr>
+              <w:pStyle w:val="Compact"/>
+              <w:jc w:val="left"/>
+            </w:pPr>
+            <w:r>
+              <w:t xml:space="preserve">Берлинская</w:t>
+            </w:r>
+          </w:p>
+        </w:tc>
+        <w:tc>
+          <w:tcPr/>
+          <w:p>
+            <w:pPr>
+              <w:pStyle w:val="Compact"/>
+              <w:jc w:val="left"/>
+            </w:pPr>
+            <w:r>
+              <w:t xml:space="preserve">Висло-Одерская</w:t>
+            </w:r>
+          </w:p>
+        </w:tc>
+      </w:tr>
+      <w:tr>
+        <w:tc>
+          <w:tcPr/>
+          <w:p>
+            <w:pPr>
+              <w:pStyle w:val="Compact"/>
+              <w:jc w:val="left"/>
+            </w:pPr>
+            <w:r>
+              <w:t xml:space="preserve">преследование общевойсковыми армиями</w:t>
+            </w:r>
+          </w:p>
+        </w:tc>
+        <w:tc>
+          <w:tcPr/>
+          <w:p>
+            <w:pPr>
+              <w:pStyle w:val="Compact"/>
+              <w:jc w:val="left"/>
+            </w:pPr>
+            <w:r>
+              <w:t xml:space="preserve">СССР</w:t>
+            </w:r>
+          </w:p>
+        </w:tc>
+        <w:tc>
+          <w:tcPr/>
+          <w:p>
+            <w:pPr>
+              <w:pStyle w:val="Compact"/>
+              <w:jc w:val="left"/>
+            </w:pPr>
+            <w:r>
+              <w:t xml:space="preserve">1,11 (28)</w:t>
+            </w:r>
+          </w:p>
+        </w:tc>
+        <w:tc>
+          <w:tcPr/>
+          <w:p>
+            <w:pPr>
+              <w:pStyle w:val="Compact"/>
+              <w:jc w:val="left"/>
+            </w:pPr>
+            <w:r>
+              <w:t xml:space="preserve">1,31 (64)</w:t>
+            </w:r>
+          </w:p>
+        </w:tc>
+      </w:tr>
+      <w:tr>
+        <w:tc>
+          <w:tcPr/>
+          <w:p>
+            <w:pPr>
+              <w:pStyle w:val="Compact"/>
+              <w:jc w:val="left"/>
+            </w:pPr>
+            <w:r>
+              <w:t xml:space="preserve">преследование подвижными соединениями</w:t>
+            </w:r>
+          </w:p>
+        </w:tc>
+        <w:tc>
+          <w:tcPr/>
+          <w:p>
+            <w:pPr>
+              <w:pStyle w:val="Compact"/>
+              <w:jc w:val="left"/>
+            </w:pPr>
+            <w:r>
+              <w:t xml:space="preserve">СССР</w:t>
+            </w:r>
+          </w:p>
+        </w:tc>
+        <w:tc>
+          <w:tcPr/>
+          <w:p>
+            <w:pPr>
+              <w:pStyle w:val="Compact"/>
+              <w:jc w:val="left"/>
+            </w:pPr>
+            <w:r>
+              <w:t xml:space="preserve">0,65 (7)</w:t>
+            </w:r>
+          </w:p>
+        </w:tc>
+        <w:tc>
+          <w:tcPr/>
+          <w:p>
+            <w:pPr>
+              <w:pStyle w:val="Compact"/>
+              <w:jc w:val="left"/>
+            </w:pPr>
+            <w:r>
+              <w:t xml:space="preserve">0,98 (18)</w:t>
+            </w:r>
+          </w:p>
+        </w:tc>
+      </w:tr>
+      <w:tr>
+        <w:tc>
+          <w:tcPr/>
+          <w:p>
+            <w:pPr>
+              <w:pStyle w:val="Compact"/>
+              <w:jc w:val="left"/>
+            </w:pPr>
+            <w:r>
+              <w:t xml:space="preserve">отход</w:t>
+            </w:r>
+          </w:p>
+        </w:tc>
+        <w:tc>
+          <w:tcPr/>
+          <w:p>
+            <w:pPr>
+              <w:pStyle w:val="Compact"/>
+              <w:jc w:val="left"/>
+            </w:pPr>
+            <w:r>
+              <w:t xml:space="preserve">Германия</w:t>
+            </w:r>
+          </w:p>
+        </w:tc>
+        <w:tc>
+          <w:tcPr/>
+          <w:p>
+            <w:pPr>
+              <w:pStyle w:val="Compact"/>
+              <w:jc w:val="left"/>
+            </w:pPr>
+            <w:r>
+              <w:t xml:space="preserve">1,10 (5)</w:t>
+            </w:r>
+          </w:p>
+        </w:tc>
+        <w:tc>
+          <w:tcPr/>
+          <w:p>
+            <w:pPr>
+              <w:pStyle w:val="Compact"/>
+              <w:jc w:val="left"/>
+            </w:pPr>
+            <w:r>
+              <w:t xml:space="preserve">1,12 (11)</w:t>
+            </w:r>
+          </w:p>
+        </w:tc>
+      </w:tr>
+      <w:tr>
+        <w:tc>
+          <w:tcPr/>
+          <w:p>
+            <w:pPr>
+              <w:pStyle w:val="Compact"/>
+              <w:jc w:val="left"/>
+            </w:pPr>
+            <w:r>
+              <w:t xml:space="preserve">бой на открытой местности</w:t>
+            </w:r>
+          </w:p>
+        </w:tc>
+        <w:tc>
+          <w:tcPr/>
+          <w:p>
+            <w:pPr>
+              <w:pStyle w:val="Compact"/>
+              <w:jc w:val="left"/>
+            </w:pPr>
+            <w:r>
+              <w:t xml:space="preserve">СССР</w:t>
+            </w:r>
+          </w:p>
+        </w:tc>
+        <w:tc>
+          <w:tcPr/>
+          <w:p>
+            <w:pPr>
+              <w:pStyle w:val="Compact"/>
+              <w:jc w:val="left"/>
+            </w:pPr>
+            <w:r>
+              <w:t xml:space="preserve">1,10 (9)</w:t>
+            </w:r>
+          </w:p>
+        </w:tc>
+        <w:tc>
+          <w:tcPr/>
+          <w:p>
+            <w:pPr>
+              <w:pStyle w:val="Compact"/>
+              <w:jc w:val="left"/>
+            </w:pPr>
+            <w:r>
+              <w:t xml:space="preserve">1,51 (4)</w:t>
+            </w:r>
+          </w:p>
+        </w:tc>
+      </w:tr>
+      <w:tr>
+        <w:tc>
+          <w:tcPr/>
+          <w:p>
+            <w:pPr>
+              <w:pStyle w:val="Compact"/>
+              <w:jc w:val="left"/>
+            </w:pPr>
+            <w:r>
+              <w:t xml:space="preserve">бой в укреплённой полосе</w:t>
+            </w:r>
+          </w:p>
+        </w:tc>
+        <w:tc>
+          <w:tcPr/>
+          <w:p>
+            <w:pPr>
+              <w:pStyle w:val="Compact"/>
+              <w:jc w:val="left"/>
+            </w:pPr>
+            <w:r>
+              <w:t xml:space="preserve">СССР</w:t>
+            </w:r>
+          </w:p>
+        </w:tc>
+        <w:tc>
+          <w:tcPr/>
+          <w:p>
+            <w:pPr>
+              <w:pStyle w:val="Compact"/>
+              <w:jc w:val="left"/>
+            </w:pPr>
+            <w:r>
+              <w:t xml:space="preserve">1,24 (15)</w:t>
+            </w:r>
+          </w:p>
+        </w:tc>
+        <w:tc>
+          <w:tcPr/>
+          <w:p>
+            <w:pPr>
+              <w:pStyle w:val="Compact"/>
+              <w:jc w:val="left"/>
+            </w:pPr>
+            <w:r>
+              <w:t xml:space="preserve">2,17 (2)</w:t>
+            </w:r>
+          </w:p>
+        </w:tc>
+      </w:tr>
+      <w:tr>
+        <w:tc>
+          <w:tcPr/>
+          <w:p>
+            <w:pPr>
+              <w:pStyle w:val="Compact"/>
+              <w:jc w:val="left"/>
+            </w:pPr>
+            <w:r>
+              <w:t xml:space="preserve">бой в укреплённой полосе</w:t>
+            </w:r>
+          </w:p>
+        </w:tc>
+        <w:tc>
+          <w:tcPr/>
+          <w:p>
+            <w:pPr>
+              <w:pStyle w:val="Compact"/>
+              <w:jc w:val="left"/>
+            </w:pPr>
+            <w:r>
+              <w:t xml:space="preserve">Германия</w:t>
+            </w:r>
+          </w:p>
+        </w:tc>
+        <w:tc>
+          <w:tcPr/>
+          <w:p>
+            <w:pPr>
+              <w:pStyle w:val="Compact"/>
+              <w:jc w:val="left"/>
+            </w:pPr>
+            <w:r>
+              <w:t xml:space="preserve">2,28 (13)</w:t>
             </w:r>
           </w:p>
         </w:tc>
@@ -20043,145 +20577,79 @@
             </w:r>
           </w:p>
         </w:tc>
-        <w:tc>
-          <w:tcPr/>
-          <w:p>
-            <w:pPr>
-              <w:pStyle w:val="Compact"/>
-              <w:jc w:val="left"/>
-            </w:pPr>
-            <w:r>
-              <w:t xml:space="preserve">7,3; 83 %</w:t>
-            </w:r>
-          </w:p>
-        </w:tc>
-      </w:tr>
-      <w:tr>
-        <w:tc>
-          <w:tcPr/>
-          <w:p>
-            <w:pPr>
-              <w:pStyle w:val="Compact"/>
-              <w:jc w:val="left"/>
-            </w:pPr>
-            <w:r>
-              <w:t xml:space="preserve">бой на открытой местности, СССР</w:t>
-            </w:r>
-          </w:p>
-        </w:tc>
-        <w:tc>
-          <w:tcPr/>
-          <w:p>
-            <w:pPr>
-              <w:pStyle w:val="Compact"/>
-              <w:jc w:val="left"/>
-            </w:pPr>
-            <w:r>
-              <w:t xml:space="preserve">7,5; 72 %</w:t>
-            </w:r>
-          </w:p>
-        </w:tc>
-        <w:tc>
-          <w:tcPr/>
-          <w:p>
-            <w:pPr>
-              <w:pStyle w:val="Compact"/>
-              <w:jc w:val="left"/>
-            </w:pPr>
-            <w:r>
-              <w:t xml:space="preserve">0,9; 87 % (бой в городе)</w:t>
-            </w:r>
-          </w:p>
-        </w:tc>
-        <w:tc>
-          <w:tcPr/>
-          <w:p>
-            <w:pPr>
-              <w:pStyle w:val="Compact"/>
-              <w:jc w:val="left"/>
-            </w:pPr>
-            <w:r>
-              <w:t xml:space="preserve">20,5; 62 %</w:t>
-            </w:r>
-          </w:p>
-        </w:tc>
-      </w:tr>
-      <w:tr>
-        <w:tc>
-          <w:tcPr/>
-          <w:p>
-            <w:pPr>
-              <w:pStyle w:val="Compact"/>
-              <w:jc w:val="left"/>
-            </w:pPr>
-            <w:r>
-              <w:t xml:space="preserve">марш/преследование, СССР</w:t>
-            </w:r>
-          </w:p>
-        </w:tc>
-        <w:tc>
-          <w:tcPr/>
-          <w:p>
-            <w:pPr>
-              <w:pStyle w:val="Compact"/>
-              <w:jc w:val="left"/>
-            </w:pPr>
-            <w:r>
-              <w:t xml:space="preserve">5,3; 79 %</w:t>
-            </w:r>
-          </w:p>
-        </w:tc>
-        <w:tc>
-          <w:tcPr/>
-          <w:p>
-            <w:pPr>
-              <w:pStyle w:val="Compact"/>
-              <w:jc w:val="left"/>
-            </w:pPr>
-            <w:r>
-              <w:t xml:space="preserve">5,1; 0 % (9 записей)</w:t>
-            </w:r>
-          </w:p>
-        </w:tc>
-        <w:tc>
-          <w:tcPr/>
-          <w:p>
-            <w:pPr>
-              <w:pStyle w:val="Compact"/>
-              <w:jc w:val="left"/>
-            </w:pPr>
-            <w:r>
-              <w:rPr>
-                <w:bCs/>
-                <w:b/>
-              </w:rPr>
-              <w:t xml:space="preserve">43,2; 34 %</w:t>
-            </w:r>
-          </w:p>
-        </w:tc>
-      </w:tr>
-      <w:tr>
-        <w:tc>
-          <w:tcPr/>
-          <w:p>
-            <w:pPr>
-              <w:pStyle w:val="Compact"/>
-              <w:jc w:val="left"/>
-            </w:pPr>
-            <w:r>
-              <w:t xml:space="preserve">марш/преследование, Германия</w:t>
-            </w:r>
-          </w:p>
-        </w:tc>
-        <w:tc>
-          <w:tcPr/>
-          <w:p>
-            <w:pPr>
-              <w:pStyle w:val="Compact"/>
-              <w:jc w:val="left"/>
-            </w:pPr>
-            <w:r>
-              <w:t xml:space="preserve">6,8; 80 %</w:t>
+      </w:tr>
+      <w:tr>
+        <w:tc>
+          <w:tcPr/>
+          <w:p>
+            <w:pPr>
+              <w:pStyle w:val="Compact"/>
+              <w:jc w:val="left"/>
+            </w:pPr>
+            <w:r>
+              <w:t xml:space="preserve">бой в котле</w:t>
+            </w:r>
+          </w:p>
+        </w:tc>
+        <w:tc>
+          <w:tcPr/>
+          <w:p>
+            <w:pPr>
+              <w:pStyle w:val="Compact"/>
+              <w:jc w:val="left"/>
+            </w:pPr>
+            <w:r>
+              <w:t xml:space="preserve">СССР</w:t>
+            </w:r>
+          </w:p>
+        </w:tc>
+        <w:tc>
+          <w:tcPr/>
+          <w:p>
+            <w:pPr>
+              <w:pStyle w:val="Compact"/>
+              <w:jc w:val="left"/>
+            </w:pPr>
+            <w:r>
+              <w:t xml:space="preserve">2,06 (9)</w:t>
+            </w:r>
+          </w:p>
+        </w:tc>
+        <w:tc>
+          <w:tcPr/>
+          <w:p>
+            <w:pPr>
+              <w:pStyle w:val="Compact"/>
+              <w:jc w:val="left"/>
+            </w:pPr>
+            <w:r>
+              <w:t xml:space="preserve">1,91 (1)</w:t>
+            </w:r>
+          </w:p>
+        </w:tc>
+      </w:tr>
+      <w:tr>
+        <w:tc>
+          <w:tcPr/>
+          <w:p>
+            <w:pPr>
+              <w:pStyle w:val="Compact"/>
+              <w:jc w:val="left"/>
+            </w:pPr>
+            <w:r>
+              <w:t xml:space="preserve">марш</w:t>
+            </w:r>
+          </w:p>
+        </w:tc>
+        <w:tc>
+          <w:tcPr/>
+          <w:p>
+            <w:pPr>
+              <w:pStyle w:val="Compact"/>
+              <w:jc w:val="left"/>
+            </w:pPr>
+            <w:r>
+              <w:t xml:space="preserve">Германия</w:t>
             </w:r>
           </w:p>
         </w:tc>
@@ -20205,61 +20673,7 @@
               <w:jc w:val="left"/>
             </w:pPr>
             <w:r>
-              <w:rPr>
-                <w:bCs/>
-                <w:b/>
-              </w:rPr>
-              <w:t xml:space="preserve">26,6; 38 %</w:t>
-            </w:r>
-          </w:p>
-        </w:tc>
-      </w:tr>
-      <w:tr>
-        <w:tc>
-          <w:tcPr/>
-          <w:p>
-            <w:pPr>
-              <w:pStyle w:val="Compact"/>
-              <w:jc w:val="left"/>
-            </w:pPr>
-            <w:r>
-              <w:t xml:space="preserve">застройка, СССР</w:t>
-            </w:r>
-          </w:p>
-        </w:tc>
-        <w:tc>
-          <w:tcPr/>
-          <w:p>
-            <w:pPr>
-              <w:pStyle w:val="Compact"/>
-              <w:jc w:val="left"/>
-            </w:pPr>
-            <w:r>
-              <w:t xml:space="preserve">4,1; 86 %</w:t>
-            </w:r>
-          </w:p>
-        </w:tc>
-        <w:tc>
-          <w:tcPr/>
-          <w:p>
-            <w:pPr>
-              <w:pStyle w:val="Compact"/>
-              <w:jc w:val="left"/>
-            </w:pPr>
-            <w:r>
-              <w:t xml:space="preserve">—</w:t>
-            </w:r>
-          </w:p>
-        </w:tc>
-        <w:tc>
-          <w:tcPr/>
-          <w:p>
-            <w:pPr>
-              <w:pStyle w:val="Compact"/>
-              <w:jc w:val="left"/>
-            </w:pPr>
-            <w:r>
-              <w:t xml:space="preserve">11,6; 78 %</w:t>
+              <w:t xml:space="preserve">1,76 (7)</w:t>
             </w:r>
           </w:p>
         </w:tc>
@@ -20270,43 +20684,55 @@
         <w:pStyle w:val="BodyText"/>
       </w:pPr>
       <w:r>
-        <w:t xml:space="preserve">В городском сценарии ошибка мала во всех режимах, в Берлинской — умеренна и распределена по</w:t>
-      </w:r>
-      <w:r>
-        <w:t xml:space="preserve"> </w:t>
-      </w:r>
-      <w:r>
-        <w:t xml:space="preserve">режимам, а в Висло-Одерской почти вся она (около 80 % суммарного превышения) приходится на</w:t>
-      </w:r>
-      <w:r>
-        <w:t xml:space="preserve"> </w:t>
-      </w:r>
-      <w:r>
-        <w:t xml:space="preserve">марш и преследование, причём у обеих сторон: советские армии отстают, немецкие отходят не так, как в</w:t>
-      </w:r>
-      <w:r>
-        <w:t xml:space="preserve"> </w:t>
-      </w:r>
-      <w:r>
-        <w:t xml:space="preserve">истории. Берлинская содержит мало преследования, поэтому калибровка на ней этот режим не</w:t>
-      </w:r>
-      <w:r>
-        <w:t xml:space="preserve"> </w:t>
-      </w:r>
-      <w:r>
-        <w:t xml:space="preserve">ограничивает: единый набор множителей подогнан под режимы, которые в Берлинской есть, и</w:t>
-      </w:r>
-      <w:r>
-        <w:t xml:space="preserve"> </w:t>
-      </w:r>
-      <w:r>
-        <w:t xml:space="preserve">конфликтует там, где их нет (скан темпа марша, выше). Это довод за отдельные правила режима</w:t>
-      </w:r>
-      <w:r>
-        <w:t xml:space="preserve"> </w:t>
-      </w:r>
-      <w:r>
-        <w:t xml:space="preserve">(раздел 25.1, п. 15).</w:t>
+        <w:t xml:space="preserve">По темпу операции согласуются лучше, чем по положениям: у общевойсковых армий в преследовании</w:t>
+      </w:r>
+      <w:r>
+        <w:t xml:space="preserve"> </w:t>
+      </w:r>
+      <w:r>
+        <w:t xml:space="preserve">отставание положений в Висло-Одерской — 58 км против 5 в Берлинской, а отношение темпов — 1,31</w:t>
+      </w:r>
+      <w:r>
+        <w:t xml:space="preserve"> </w:t>
+      </w:r>
+      <w:r>
+        <w:t xml:space="preserve">против 1,11; бо́льшая часть отставания набирается раньше, на прорыве и в сутки, когда модель стоит,</w:t>
+      </w:r>
+      <w:r>
+        <w:t xml:space="preserve"> </w:t>
+      </w:r>
+      <w:r>
+        <w:t xml:space="preserve">а история движется (в Висло-Одерской на таких промежутках история проходит 20 км/сут). Модель</w:t>
+      </w:r>
+      <w:r>
+        <w:t xml:space="preserve"> </w:t>
+      </w:r>
+      <w:r>
+        <w:t xml:space="preserve">медленнее истории почти во всех режимах боя (отход немцев в полосе — в 2,3 раза), но сравнить</w:t>
+      </w:r>
+      <w:r>
+        <w:t xml:space="preserve"> </w:t>
+      </w:r>
+      <w:r>
+        <w:t xml:space="preserve">режимы боя между операциями пока нельзя: в Висло-Одерской на них по 1–4 промежутка на прогон.</w:t>
+      </w:r>
+      <w:r>
+        <w:t xml:space="preserve"> </w:t>
+      </w:r>
+      <w:r>
+        <w:t xml:space="preserve">Отчёт —</w:t>
+      </w:r>
+      <w:r>
+        <w:t xml:space="preserve"> </w:t>
+      </w:r>
+      <w:r>
+        <w:rPr>
+          <w:rStyle w:val="VerbatimChar"/>
+        </w:rPr>
+        <w:t xml:space="preserve">evals-out/regimes/report.md</w:t>
+      </w:r>
+      <w:r>
+        <w:t xml:space="preserve">.</w:t>
       </w:r>
     </w:p>
     <w:p>
@@ -20333,55 +20759,101 @@
         <w:t xml:space="preserve"> </w:t>
       </w:r>
       <w:r>
-        <w:t xml:space="preserve">подбирает множители режимов (раздел 19.9)</w:t>
-      </w:r>
-      <w:r>
-        <w:t xml:space="preserve"> </w:t>
-      </w:r>
-      <w:r>
-        <w:t xml:space="preserve">по двум операциям сразу (Берлинская и Висло-Одерская, три прогона на вариант): каждое историческое</w:t>
-      </w:r>
-      <w:r>
-        <w:t xml:space="preserve"> </w:t>
-      </w:r>
-      <w:r>
-        <w:t xml:space="preserve">положение относится к режиму, в котором было формирование в ход, когда снято положение (по журналу</w:t>
-      </w:r>
-      <w:r>
-        <w:t xml:space="preserve"> </w:t>
-      </w:r>
-      <w:r>
-        <w:t xml:space="preserve">прогона с исходными правилами; дальше раскладка не меняется, чтобы подбор не улучшал режим,</w:t>
-      </w:r>
-      <w:r>
-        <w:t xml:space="preserve"> </w:t>
-      </w:r>
-      <w:r>
-        <w:t xml:space="preserve">вытесняя из него трудные записи), и множитель каждого режима подбирается только по записям своего</w:t>
-      </w:r>
-      <w:r>
-        <w:t xml:space="preserve"> </w:t>
-      </w:r>
-      <w:r>
-        <w:t xml:space="preserve">режима на первой половине каждой операции; вторая половина — проверка. Подбор покоординатный по</w:t>
-      </w:r>
-      <w:r>
-        <w:t xml:space="preserve"> </w:t>
-      </w:r>
-      <w:r>
-        <w:t xml:space="preserve">сетке, два прохода; режим, у которого записей обучения меньше 30, не подбирается (бой в застройке</w:t>
-      </w:r>
-      <w:r>
-        <w:t xml:space="preserve"> </w:t>
-      </w:r>
-      <w:r>
-        <w:t xml:space="preserve">на оперативном масштабе — 13 записей); из значений, не хуже лучшего более чем на 0,1 км, берётся</w:t>
-      </w:r>
-      <w:r>
-        <w:t xml:space="preserve"> </w:t>
-      </w:r>
-      <w:r>
-        <w:t xml:space="preserve">ближайшее к текущему.</w:t>
+        <w:t xml:space="preserve">подбирает множители режимов</w:t>
+      </w:r>
+      <w:r>
+        <w:t xml:space="preserve"> </w:t>
+      </w:r>
+      <w:r>
+        <w:t xml:space="preserve">(раздел 19.9) по двум операциям сразу (Берлинская и Висло-Одерская, три прогона на вариант), и</w:t>
+      </w:r>
+      <w:r>
+        <w:t xml:space="preserve"> </w:t>
+      </w:r>
+      <w:r>
+        <w:t xml:space="preserve">подбирает так же, как сравнивает: множитель режима — по темпу на промежутках своего режима на</w:t>
+      </w:r>
+      <w:r>
+        <w:t xml:space="preserve"> </w:t>
+      </w:r>
+      <w:r>
+        <w:t xml:space="preserve">первой половине каждой операции (вторая — проверка), и только если операции согласны. Нужно не</w:t>
+      </w:r>
+      <w:r>
+        <w:t xml:space="preserve"> </w:t>
+      </w:r>
+      <w:r>
+        <w:t xml:space="preserve">меньше пяти промежутков обучения в режиме на прогон в каждой операции и значение, при котором у</w:t>
+      </w:r>
+      <w:r>
+        <w:t xml:space="preserve"> </w:t>
+      </w:r>
+      <w:r>
+        <w:t xml:space="preserve">каждой отношение темпов в пределах ×/÷1,15 от 1 (или не хуже её лучшего более чем на 5 %); из</w:t>
+      </w:r>
+      <w:r>
+        <w:t xml:space="preserve"> </w:t>
+      </w:r>
+      <w:r>
+        <w:t xml:space="preserve">таких берётся значение с наименьшей суммой |ln отношения| (операции — с равным весом, а не по числу</w:t>
+      </w:r>
+      <w:r>
+        <w:t xml:space="preserve"> </w:t>
+      </w:r>
+      <w:r>
+        <w:t xml:space="preserve">записей). Нет согласия — множитель не меняется, режим отмечается как расхождение операций: искать</w:t>
+      </w:r>
+      <w:r>
+        <w:t xml:space="preserve"> </w:t>
+      </w:r>
+      <w:r>
+        <w:t xml:space="preserve">причину в данных. Раскладка промежутков по режимам после исходного прогона не меняется, чтобы подбор</w:t>
+      </w:r>
+      <w:r>
+        <w:t xml:space="preserve"> </w:t>
+      </w:r>
+      <w:r>
+        <w:t xml:space="preserve">не «улучшал» режим, вытесняя из него трудные записи. Подбор покоординатный по сетке, два прохода.</w:t>
+      </w:r>
+      <w:r>
+        <w:t xml:space="preserve"> </w:t>
+      </w:r>
+      <w:r>
+        <w:t xml:space="preserve">Затем согласованные множители</w:t>
+      </w:r>
+      <w:r>
+        <w:t xml:space="preserve"> </w:t>
+      </w:r>
+      <w:r>
+        <w:rPr>
+          <w:bCs/>
+          <w:b/>
+        </w:rPr>
+        <w:t xml:space="preserve">принимаются по одному</w:t>
+      </w:r>
+      <w:r>
+        <w:t xml:space="preserve"> </w:t>
+      </w:r>
+      <w:r>
+        <w:t xml:space="preserve">(сначала — где темп исправлен больше всего),</w:t>
+      </w:r>
+      <w:r>
+        <w:t xml:space="preserve"> </w:t>
+      </w:r>
+      <w:r>
+        <w:t xml:space="preserve">если доля положений в допуске на проверке ни в одной операции не падает больше чем на 3 п. п. от</w:t>
+      </w:r>
+      <w:r>
+        <w:t xml:space="preserve"> </w:t>
+      </w:r>
+      <w:r>
+        <w:t xml:space="preserve">исходной, а средняя по операциям растёт: в сочетании они могут мешать друг другу (пришли раньше —</w:t>
+      </w:r>
+      <w:r>
+        <w:t xml:space="preserve"> </w:t>
+      </w:r>
+      <w:r>
+        <w:t xml:space="preserve">иначе пошёл бой).</w:t>
       </w:r>
       <w:r>
         <w:t xml:space="preserve"> </w:t>
@@ -20396,7 +20868,7 @@
         <w:t xml:space="preserve"> </w:t>
       </w:r>
       <w:r>
-        <w:t xml:space="preserve">записывает найденное в правила. Отчёт —</w:t>
+        <w:t xml:space="preserve">записывает принятые в правила. Отчёт —</w:t>
       </w:r>
       <w:r>
         <w:t xml:space="preserve"> </w:t>
@@ -20416,13 +20888,7 @@
         <w:pStyle w:val="BodyText"/>
       </w:pPr>
       <w:r>
-        <w:t xml:space="preserve">Что показал подбор (темп боя: полоса ×2, открытая местность ×1,35; темп движения: марш ×2,</w:t>
-      </w:r>
-      <w:r>
-        <w:t xml:space="preserve"> </w:t>
-      </w:r>
-      <w:r>
-        <w:t xml:space="preserve">преследование ×1,75; превышение, км, и доля положений в допуске 10 км на проверочной половине):</w:t>
+        <w:t xml:space="preserve">Итог (сравнивались три режима, у остальных мало промежутков хотя бы в одной операции):</w:t>
       </w:r>
     </w:p>
     <w:tbl>
@@ -20450,153 +20916,193 @@
               <w:jc w:val="left"/>
             </w:pPr>
             <w:r>
-              <w:t xml:space="preserve">Операция</w:t>
-            </w:r>
-          </w:p>
-        </w:tc>
-        <w:tc>
-          <w:tcPr/>
-          <w:p>
-            <w:pPr>
-              <w:pStyle w:val="Compact"/>
-              <w:jc w:val="left"/>
-            </w:pPr>
-            <w:r>
-              <w:t xml:space="preserve">Обучение, км</w:t>
-            </w:r>
-          </w:p>
-        </w:tc>
-        <w:tc>
-          <w:tcPr/>
-          <w:p>
-            <w:pPr>
-              <w:pStyle w:val="Compact"/>
-              <w:jc w:val="left"/>
-            </w:pPr>
-            <w:r>
-              <w:t xml:space="preserve">Проверка, км</w:t>
-            </w:r>
-          </w:p>
-        </w:tc>
-        <w:tc>
-          <w:tcPr/>
-          <w:p>
-            <w:pPr>
-              <w:pStyle w:val="Compact"/>
-              <w:jc w:val="left"/>
-            </w:pPr>
-            <w:r>
-              <w:t xml:space="preserve">В допуске (проверка)</w:t>
-            </w:r>
-          </w:p>
-        </w:tc>
-      </w:tr>
-      <w:tr>
-        <w:tc>
-          <w:tcPr/>
-          <w:p>
-            <w:pPr>
-              <w:pStyle w:val="Compact"/>
-              <w:jc w:val="left"/>
-            </w:pPr>
-            <w:r>
-              <w:t xml:space="preserve">Висло-Одерская</w:t>
-            </w:r>
-          </w:p>
-        </w:tc>
-        <w:tc>
-          <w:tcPr/>
-          <w:p>
-            <w:pPr>
-              <w:pStyle w:val="Compact"/>
-              <w:jc w:val="left"/>
-            </w:pPr>
-            <w:r>
-              <w:t xml:space="preserve">16,7 → 9,5</w:t>
-            </w:r>
-          </w:p>
-        </w:tc>
-        <w:tc>
-          <w:tcPr/>
-          <w:p>
-            <w:pPr>
-              <w:pStyle w:val="Compact"/>
-              <w:jc w:val="left"/>
-            </w:pPr>
-            <w:r>
-              <w:t xml:space="preserve">26,4 → 10,0</w:t>
-            </w:r>
-          </w:p>
-        </w:tc>
-        <w:tc>
-          <w:tcPr/>
-          <w:p>
-            <w:pPr>
-              <w:pStyle w:val="Compact"/>
-              <w:jc w:val="left"/>
-            </w:pPr>
-            <w:r>
-              <w:t xml:space="preserve">41 % →</w:t>
-            </w:r>
-            <w:r>
-              <w:t xml:space="preserve"> </w:t>
-            </w:r>
-            <w:r>
-              <w:rPr>
-                <w:bCs/>
-                <w:b/>
-              </w:rPr>
-              <w:t xml:space="preserve">72 %</w:t>
-            </w:r>
-          </w:p>
-        </w:tc>
-      </w:tr>
-      <w:tr>
-        <w:tc>
-          <w:tcPr/>
-          <w:p>
-            <w:pPr>
-              <w:pStyle w:val="Compact"/>
-              <w:jc w:val="left"/>
-            </w:pPr>
-            <w:r>
-              <w:t xml:space="preserve">Берлинская</w:t>
-            </w:r>
-          </w:p>
-        </w:tc>
-        <w:tc>
-          <w:tcPr/>
-          <w:p>
-            <w:pPr>
-              <w:pStyle w:val="Compact"/>
-              <w:jc w:val="left"/>
-            </w:pPr>
-            <w:r>
-              <w:t xml:space="preserve">6,0 → 7,0</w:t>
-            </w:r>
-          </w:p>
-        </w:tc>
-        <w:tc>
-          <w:tcPr/>
-          <w:p>
-            <w:pPr>
-              <w:pStyle w:val="Compact"/>
-              <w:jc w:val="left"/>
-            </w:pPr>
-            <w:r>
-              <w:t xml:space="preserve">5,9 → 6,5</w:t>
-            </w:r>
-          </w:p>
-        </w:tc>
-        <w:tc>
-          <w:tcPr/>
-          <w:p>
-            <w:pPr>
-              <w:pStyle w:val="Compact"/>
-              <w:jc w:val="left"/>
-            </w:pPr>
-            <w:r>
-              <w:t xml:space="preserve">85 % → 84 %</w:t>
+              <w:t xml:space="preserve">Режим</w:t>
+            </w:r>
+          </w:p>
+        </w:tc>
+        <w:tc>
+          <w:tcPr/>
+          <w:p>
+            <w:pPr>
+              <w:pStyle w:val="Compact"/>
+              <w:jc w:val="left"/>
+            </w:pPr>
+            <w:r>
+              <w:t xml:space="preserve">Согласие операций</w:t>
+            </w:r>
+          </w:p>
+        </w:tc>
+        <w:tc>
+          <w:tcPr/>
+          <w:p>
+            <w:pPr>
+              <w:pStyle w:val="Compact"/>
+              <w:jc w:val="left"/>
+            </w:pPr>
+            <w:r>
+              <w:t xml:space="preserve">Отношение темпов, обучение: Берлинская; Висло-Одерская</w:t>
+            </w:r>
+          </w:p>
+        </w:tc>
+        <w:tc>
+          <w:tcPr/>
+          <w:p>
+            <w:pPr>
+              <w:pStyle w:val="Compact"/>
+              <w:jc w:val="left"/>
+            </w:pPr>
+            <w:r>
+              <w:t xml:space="preserve">По положениям</w:t>
+            </w:r>
+          </w:p>
+        </w:tc>
+      </w:tr>
+      <w:tr>
+        <w:tc>
+          <w:tcPr/>
+          <w:p>
+            <w:pPr>
+              <w:pStyle w:val="Compact"/>
+              <w:jc w:val="left"/>
+            </w:pPr>
+            <w:r>
+              <w:t xml:space="preserve">преследование подвижными соединениями</w:t>
+            </w:r>
+          </w:p>
+        </w:tc>
+        <w:tc>
+          <w:tcPr/>
+          <w:p>
+            <w:pPr>
+              <w:pStyle w:val="Compact"/>
+              <w:jc w:val="left"/>
+            </w:pPr>
+            <w:r>
+              <w:t xml:space="preserve">×1,25</w:t>
+            </w:r>
+          </w:p>
+        </w:tc>
+        <w:tc>
+          <w:tcPr/>
+          <w:p>
+            <w:pPr>
+              <w:pStyle w:val="Compact"/>
+              <w:jc w:val="left"/>
+            </w:pPr>
+            <w:r>
+              <w:t xml:space="preserve">0,64 → 1,05; 0,99 → 0,97</w:t>
+            </w:r>
+          </w:p>
+        </w:tc>
+        <w:tc>
+          <w:tcPr/>
+          <w:p>
+            <w:pPr>
+              <w:pStyle w:val="Compact"/>
+              <w:jc w:val="left"/>
+            </w:pPr>
+            <w:r>
+              <w:t xml:space="preserve">принят</w:t>
+            </w:r>
+          </w:p>
+        </w:tc>
+      </w:tr>
+      <w:tr>
+        <w:tc>
+          <w:tcPr/>
+          <w:p>
+            <w:pPr>
+              <w:pStyle w:val="Compact"/>
+              <w:jc w:val="left"/>
+            </w:pPr>
+            <w:r>
+              <w:t xml:space="preserve">преследование общевойсковыми армиями</w:t>
+            </w:r>
+          </w:p>
+        </w:tc>
+        <w:tc>
+          <w:tcPr/>
+          <w:p>
+            <w:pPr>
+              <w:pStyle w:val="Compact"/>
+              <w:jc w:val="left"/>
+            </w:pPr>
+            <w:r>
+              <w:t xml:space="preserve">×1,5</w:t>
+            </w:r>
+          </w:p>
+        </w:tc>
+        <w:tc>
+          <w:tcPr/>
+          <w:p>
+            <w:pPr>
+              <w:pStyle w:val="Compact"/>
+              <w:jc w:val="left"/>
+            </w:pPr>
+            <w:r>
+              <w:t xml:space="preserve">1,03 → 1,04; 1,49 → 1,08</w:t>
+            </w:r>
+          </w:p>
+        </w:tc>
+        <w:tc>
+          <w:tcPr/>
+          <w:p>
+            <w:pPr>
+              <w:pStyle w:val="Compact"/>
+              <w:jc w:val="left"/>
+            </w:pPr>
+            <w:r>
+              <w:t xml:space="preserve">принят</w:t>
+            </w:r>
+          </w:p>
+        </w:tc>
+      </w:tr>
+      <w:tr>
+        <w:tc>
+          <w:tcPr/>
+          <w:p>
+            <w:pPr>
+              <w:pStyle w:val="Compact"/>
+              <w:jc w:val="left"/>
+            </w:pPr>
+            <w:r>
+              <w:t xml:space="preserve">бой на открытой местности</w:t>
+            </w:r>
+          </w:p>
+        </w:tc>
+        <w:tc>
+          <w:tcPr/>
+          <w:p>
+            <w:pPr>
+              <w:pStyle w:val="Compact"/>
+              <w:jc w:val="left"/>
+            </w:pPr>
+            <w:r>
+              <w:t xml:space="preserve">×2</w:t>
+            </w:r>
+          </w:p>
+        </w:tc>
+        <w:tc>
+          <w:tcPr/>
+          <w:p>
+            <w:pPr>
+              <w:pStyle w:val="Compact"/>
+              <w:jc w:val="left"/>
+            </w:pPr>
+            <w:r>
+              <w:t xml:space="preserve">1,01 → 0,98; 1,38 → 1,29</w:t>
+            </w:r>
+          </w:p>
+        </w:tc>
+        <w:tc>
+          <w:tcPr/>
+          <w:p>
+            <w:pPr>
+              <w:pStyle w:val="Compact"/>
+              <w:jc w:val="left"/>
+            </w:pPr>
+            <w:r>
+              <w:t xml:space="preserve">не принят: Берлинская 82 → 79 %</w:t>
             </w:r>
           </w:p>
         </w:tc>
@@ -20607,43 +21113,90 @@
         <w:pStyle w:val="BodyText"/>
       </w:pPr>
       <w:r>
-        <w:t xml:space="preserve">Висло-Одерская выигрывает почти вдвое, но за счёт Берлинской: преследование в ней ухудшается</w:t>
-      </w:r>
-      <w:r>
-        <w:t xml:space="preserve"> </w:t>
-      </w:r>
-      <w:r>
-        <w:t xml:space="preserve">(обучение 5,3 → 8,3 км, проверка 5,8 → 9,5), марш — тоже (на девяти записях). Темп преследования,</w:t>
-      </w:r>
-      <w:r>
-        <w:t xml:space="preserve"> </w:t>
-      </w:r>
-      <w:r>
-        <w:t xml:space="preserve">нужный двум операциям, разный, и различие не объясняется расстоянием до противника: у записей</w:t>
-      </w:r>
-      <w:r>
-        <w:t xml:space="preserve"> </w:t>
-      </w:r>
-      <w:r>
-        <w:t xml:space="preserve">преследования дальше 25 км от него превышение в Берлинской 3,5 км (12 записей), в Висло-Одерской —</w:t>
-      </w:r>
-      <w:r>
-        <w:t xml:space="preserve"> </w:t>
-      </w:r>
-      <w:r>
-        <w:t xml:space="preserve">40 км (47 записей). То есть разделение по режимам нужно, но одного множителя на режим мало:</w:t>
-      </w:r>
-      <w:r>
-        <w:t xml:space="preserve"> </w:t>
-      </w:r>
-      <w:r>
-        <w:t xml:space="preserve">расхождение привязано к операции (данные о положениях армий, раздел 25.1, п. 13), а не к режиму.</w:t>
-      </w:r>
-      <w:r>
-        <w:t xml:space="preserve"> </w:t>
-      </w:r>
-      <w:r>
-        <w:t xml:space="preserve">Поэтому в откалиброванные правила блок не записан, а Висло-Одерская остаётся контрольной.</w:t>
+        <w:t xml:space="preserve">Положения на проверке (вторая половина операций; превышение, км, и доля в допуске 10 км):</w:t>
+      </w:r>
+      <w:r>
+        <w:t xml:space="preserve"> </w:t>
+      </w:r>
+      <w:r>
+        <w:t xml:space="preserve">Берлинская — 5,9 → 6,5 км, 85 → 82 %; Висло-Одерская — 26,4 → 13,8 км, 41 → 62 %. Множители</w:t>
+      </w:r>
+      <w:r>
+        <w:t xml:space="preserve"> </w:t>
+      </w:r>
+      <w:r>
+        <w:t xml:space="preserve">записаны в</w:t>
+      </w:r>
+      <w:r>
+        <w:t xml:space="preserve"> </w:t>
+      </w:r>
+      <w:r>
+        <w:rPr>
+          <w:rStyle w:val="VerbatimChar"/>
+        </w:rPr>
+        <w:t xml:space="preserve">ww2-berlin-cal</w:t>
+      </w:r>
+      <w:r>
+        <w:t xml:space="preserve"> </w:t>
+      </w:r>
+      <w:r>
+        <w:t xml:space="preserve">(блок</w:t>
+      </w:r>
+      <w:r>
+        <w:t xml:space="preserve"> </w:t>
+      </w:r>
+      <w:r>
+        <w:rPr>
+          <w:rStyle w:val="VerbatimChar"/>
+        </w:rPr>
+        <w:t xml:space="preserve">regimes</w:t>
+      </w:r>
+      <w:r>
+        <w:t xml:space="preserve">); городские правила их не наследуют (у городского боя</w:t>
+      </w:r>
+      <w:r>
+        <w:t xml:space="preserve"> </w:t>
+      </w:r>
+      <w:r>
+        <w:t xml:space="preserve">своя калибровка,</w:t>
+      </w:r>
+      <w:r>
+        <w:t xml:space="preserve"> </w:t>
+      </w:r>
+      <w:r>
+        <w:rPr>
+          <w:rStyle w:val="VerbatimChar"/>
+        </w:rPr>
+        <w:t xml:space="preserve">regimes: null</w:t>
+      </w:r>
+      <w:r>
+        <w:t xml:space="preserve">). Результаты с ними — раздел 22.</w:t>
+      </w:r>
+    </w:p>
+    <w:p>
+      <w:pPr>
+        <w:pStyle w:val="BodyText"/>
+      </w:pPr>
+      <w:r>
+        <w:t xml:space="preserve">Первая попытка — подбор по положениям записей своего режима и общий множитель на обе операции —</w:t>
+      </w:r>
+      <w:r>
+        <w:t xml:space="preserve"> </w:t>
+      </w:r>
+      <w:r>
+        <w:t xml:space="preserve">дала противоречие: преследование общевойсковыми армиями в Висло-Одерской требовало ×2, в</w:t>
+      </w:r>
+      <w:r>
+        <w:t xml:space="preserve"> </w:t>
+      </w:r>
+      <w:r>
+        <w:t xml:space="preserve">Берлинской ×1, и общий множитель улучшал одну операцию за счёт другой. Причина — отклонение</w:t>
+      </w:r>
+      <w:r>
+        <w:t xml:space="preserve"> </w:t>
+      </w:r>
+      <w:r>
+        <w:t xml:space="preserve">положения копит ошибку прошлых суток; по темпу противоречия нет.</w:t>
       </w:r>
     </w:p>
     <w:p>
@@ -22037,13 +22590,19 @@
         <w:t xml:space="preserve"> </w:t>
       </w:r>
       <w:r>
-        <w:t xml:space="preserve">25.1, п. 13): отстают пехотные армии, идущие медленнее исторического темпа. Множитель не менялся:</w:t>
-      </w:r>
-      <w:r>
-        <w:t xml:space="preserve"> </w:t>
-      </w:r>
-      <w:r>
-        <w:t xml:space="preserve">Висло-Одерская — контрольная операция, подгонка под неё лишила бы контроль независимости.</w:t>
+        <w:t xml:space="preserve">25.1, п. 13): отстают пехотные армии, идущие медленнее исторического темпа. Общий множитель не</w:t>
+      </w:r>
+      <w:r>
+        <w:t xml:space="preserve"> </w:t>
+      </w:r>
+      <w:r>
+        <w:t xml:space="preserve">менялся: вместо него — множитель только преследования общевойсковыми армиями, подобранный по темпу</w:t>
+      </w:r>
+      <w:r>
+        <w:t xml:space="preserve"> </w:t>
+      </w:r>
+      <w:r>
+        <w:t xml:space="preserve">там, где обе операции согласны (раздел 19.9 и «Калибровка по режимам» ниже).</w:t>
       </w:r>
     </w:p>
     <w:p>
@@ -22354,7 +22913,7 @@
               <w:jc w:val="left"/>
             </w:pPr>
             <w:r>
-              <w:t xml:space="preserve">35 % (21–62 %)</w:t>
+              <w:t xml:space="preserve">22 % (15–34 %)</w:t>
             </w:r>
           </w:p>
         </w:tc>
@@ -22530,6 +23089,56 @@
               <w:jc w:val="left"/>
             </w:pPr>
             <w:r>
+              <w:t xml:space="preserve">множители режимов боевых действий</w:t>
+            </w:r>
+          </w:p>
+        </w:tc>
+        <w:tc>
+          <w:tcPr/>
+          <w:p>
+            <w:pPr>
+              <w:pStyle w:val="Compact"/>
+              <w:jc w:val="left"/>
+            </w:pPr>
+            <w:r>
+              <w:t xml:space="preserve">—</w:t>
+            </w:r>
+          </w:p>
+        </w:tc>
+        <w:tc>
+          <w:tcPr/>
+          <w:p>
+            <w:pPr>
+              <w:pStyle w:val="Compact"/>
+              <w:jc w:val="left"/>
+            </w:pPr>
+            <w:r>
+              <w:t xml:space="preserve">преследование: пешие ×1,5, подвижные ×1,25</w:t>
+            </w:r>
+          </w:p>
+        </w:tc>
+        <w:tc>
+          <w:tcPr/>
+          <w:p>
+            <w:pPr>
+              <w:pStyle w:val="Compact"/>
+              <w:jc w:val="left"/>
+            </w:pPr>
+            <w:r>
+              <w:t xml:space="preserve">допущение (подобраны по темпу, раздел 21)</w:t>
+            </w:r>
+          </w:p>
+        </w:tc>
+      </w:tr>
+      <w:tr>
+        <w:tc>
+          <w:tcPr/>
+          <w:p>
+            <w:pPr>
+              <w:pStyle w:val="Compact"/>
+              <w:jc w:val="left"/>
+            </w:pPr>
+            <w:r>
               <w:t xml:space="preserve">суточный переход пехоты, нормальный марш</w:t>
             </w:r>
           </w:p>
@@ -22604,7 +23213,7 @@
               <w:jc w:val="left"/>
             </w:pPr>
             <w:r>
-              <w:t xml:space="preserve">27 км/сут</w:t>
+              <w:t xml:space="preserve">27 км/сут номинально; фактически в преследовании 13 (Берлинская) и 21,5 (Висло-Одерская) с множителем режима ×1,5</w:t>
             </w:r>
           </w:p>
         </w:tc>
@@ -22787,7 +23396,19 @@
         <w:t xml:space="preserve"> </w:t>
       </w:r>
       <w:r>
-        <w:t xml:space="preserve">движение по дорогам, и после этого не перекалибровывались.</w:t>
+        <w:t xml:space="preserve">движение по дорогам, и после этого не перекалибровывались; множители режимов (раздел 19.9:</w:t>
+      </w:r>
+      <w:r>
+        <w:t xml:space="preserve"> </w:t>
+      </w:r>
+      <w:r>
+        <w:t xml:space="preserve">преследование подвижными соединениями ×1,25, общевойсковыми армиями ×1,5) подобраны позже по</w:t>
+      </w:r>
+      <w:r>
+        <w:t xml:space="preserve"> </w:t>
+      </w:r>
+      <w:r>
+        <w:t xml:space="preserve">темпу на первой половине Берлинской и Висло-Одерской операций (раздел 21, «Калибровка по режимам»).</w:t>
       </w:r>
     </w:p>
     <w:bookmarkStart w:id="176" w:name="Xb2413bbcea26cf37b67a638b64305a2d2b0e55e"/>
@@ -22820,13 +23441,13 @@
           <w:bCs/>
           <w:b/>
         </w:rPr>
-        <w:t xml:space="preserve">74–82 %</w:t>
-      </w:r>
-      <w:r>
-        <w:t xml:space="preserve"> </w:t>
-      </w:r>
-      <w:r>
-        <w:t xml:space="preserve">(по прогонам 81, 82, 80, 74, 82 %).</w:t>
+        <w:t xml:space="preserve">75–80 %</w:t>
+      </w:r>
+      <w:r>
+        <w:t xml:space="preserve"> </w:t>
+      </w:r>
+      <w:r>
+        <w:t xml:space="preserve">(по прогонам 79, 80, 75, 77, 78 %).</w:t>
       </w:r>
       <w:r>
         <w:t xml:space="preserve"> </w:t>
@@ -22921,7 +23542,7 @@
               <w:jc w:val="left"/>
             </w:pPr>
             <w:r>
-              <w:t xml:space="preserve">— +1 — +1 +1</w:t>
+              <w:t xml:space="preserve">+1 +1 +1 +1 +1</w:t>
             </w:r>
           </w:p>
         </w:tc>
@@ -22997,7 +23618,7 @@
               <w:jc w:val="left"/>
             </w:pPr>
             <w:r>
-              <w:t xml:space="preserve">+1 +1 +1 +1 +1</w:t>
+              <w:t xml:space="preserve">−1 −1 −1 −2 −1</w:t>
             </w:r>
           </w:p>
         </w:tc>
@@ -23035,7 +23656,7 @@
               <w:jc w:val="left"/>
             </w:pPr>
             <w:r>
-              <w:t xml:space="preserve">0 0 +1 +2 0</w:t>
+              <w:t xml:space="preserve">+1 +1 +1 0 +1</w:t>
             </w:r>
           </w:p>
         </w:tc>
@@ -23073,7 +23694,7 @@
               <w:jc w:val="left"/>
             </w:pPr>
             <w:r>
-              <w:t xml:space="preserve">+2 — −2 −1 −2</w:t>
+              <w:t xml:space="preserve">−2 −2 −2 −1 +3</w:t>
             </w:r>
           </w:p>
         </w:tc>
@@ -23111,7 +23732,7 @@
               <w:jc w:val="left"/>
             </w:pPr>
             <w:r>
-              <w:t xml:space="preserve">+3 +1 +4 — 0</w:t>
+              <w:t xml:space="preserve">+6 0 +3 +1 +2</w:t>
             </w:r>
           </w:p>
         </w:tc>
@@ -23187,7 +23808,7 @@
               <w:jc w:val="left"/>
             </w:pPr>
             <w:r>
-              <w:t xml:space="preserve">0 0 — 0 0</w:t>
+              <w:t xml:space="preserve">−2 −2 — −2 −2</w:t>
             </w:r>
           </w:p>
         </w:tc>
@@ -23263,7 +23884,7 @@
               <w:jc w:val="left"/>
             </w:pPr>
             <w:r>
-              <w:t xml:space="preserve">−2 −2 −2 −2 −3</w:t>
+              <w:t xml:space="preserve">−3 −2 −2 −1 −2</w:t>
             </w:r>
           </w:p>
         </w:tc>
@@ -23301,7 +23922,7 @@
               <w:jc w:val="left"/>
             </w:pPr>
             <w:r>
-              <w:t xml:space="preserve">−1 −1 −1 −1 −1</w:t>
+              <w:t xml:space="preserve">−2 −2 −1 −1 −2</w:t>
             </w:r>
           </w:p>
         </w:tc>
@@ -23316,67 +23937,61 @@
           <w:bCs/>
           <w:b/>
         </w:rPr>
-        <w:t xml:space="preserve">46 из 55</w:t>
-      </w:r>
-      <w:r>
-        <w:t xml:space="preserve"> </w:t>
-      </w:r>
-      <w:r>
-        <w:t xml:space="preserve">в пределах двух суток. При разбросе путей часть соединений идёт не самой быстрой</w:t>
-      </w:r>
-      <w:r>
-        <w:t xml:space="preserve"> </w:t>
-      </w:r>
-      <w:r>
-        <w:t xml:space="preserve">дорогой, поэтому в двух прогонах из пяти прорыв к Мюнхебергу не засчитывается в срок, а V ак</w:t>
-      </w:r>
-      <w:r>
-        <w:t xml:space="preserve"> </w:t>
-      </w:r>
-      <w:r>
-        <w:t xml:space="preserve">у Котбуса в одном прогоне не попадает в котёл, в двух — отрезается на 3–4 суток позже истории.</w:t>
-      </w:r>
-      <w:r>
-        <w:t xml:space="preserve"> </w:t>
-      </w:r>
-      <w:r>
-        <w:t xml:space="preserve">Штеттин теперь берётся (на сутки раньше истории): после закрепления территории за фронтом и</w:t>
-      </w:r>
-      <w:r>
-        <w:t xml:space="preserve"> </w:t>
-      </w:r>
-      <w:r>
-        <w:t xml:space="preserve">наведения переправ сапёрами 2 БФ больше не считается отрезанным за Одером. Выходы в полосу соседа по директиве (seed 1):</w:t>
-      </w:r>
-      <w:r>
-        <w:t xml:space="preserve"> </w:t>
-      </w:r>
-      <w:r>
-        <w:t xml:space="preserve">49 А — в полосе 1 БФ в первые двое суток (линия 2 БФ / 1 БФ), 1 гв. ТА (с 24.04, пять ходов)</w:t>
-      </w:r>
-      <w:r>
-        <w:t xml:space="preserve"> </w:t>
-      </w:r>
-      <w:r>
-        <w:t xml:space="preserve">и 8 гв. А (с 27.04) — в полосе 1 УФ, 3 гв. А — в полосе 1 БФ (с 26.04 по линии 23.04 и с 29.04 —</w:t>
-      </w:r>
-      <w:r>
-        <w:t xml:space="preserve"> </w:t>
-      </w:r>
-      <w:r>
-        <w:t xml:space="preserve">по линии 28.04). Котёл 9-й армии — от двух суток раньше до двух позже истории (в одном прогоне</w:t>
-      </w:r>
-      <w:r>
-        <w:t xml:space="preserve"> </w:t>
-      </w:r>
-      <w:r>
-        <w:t xml:space="preserve">не замыкается); 29–30.04 его остатки прорываются на запад, теряя большую часть танков и орудий.</w:t>
-      </w:r>
-      <w:r>
-        <w:t xml:space="preserve"> </w:t>
-      </w:r>
-      <w:r>
-        <w:t xml:space="preserve">Бой за Рейхстаг — на 2–3 суток раньше, Знамя Победы — на сутки раньше. Сравнение</w:t>
+        <w:t xml:space="preserve">49 из 55</w:t>
+      </w:r>
+      <w:r>
+        <w:t xml:space="preserve"> </w:t>
+      </w:r>
+      <w:r>
+        <w:t xml:space="preserve">в пределах двух суток. Прорыв к Мюнхебергу засчитывается во всех прогонах (на сутки</w:t>
+      </w:r>
+      <w:r>
+        <w:t xml:space="preserve"> </w:t>
+      </w:r>
+      <w:r>
+        <w:t xml:space="preserve">позже истории); V ак у Котбуса отрезается от одного дня до шести суток позже истории (в истории он</w:t>
+      </w:r>
+      <w:r>
+        <w:t xml:space="preserve"> </w:t>
+      </w:r>
+      <w:r>
+        <w:t xml:space="preserve">вышел к Люббену и попал в котёл 9-й армии вместе с ней). Штеттин берётся на сутки раньше истории:</w:t>
+      </w:r>
+      <w:r>
+        <w:t xml:space="preserve"> </w:t>
+      </w:r>
+      <w:r>
+        <w:t xml:space="preserve">после закрепления территории за фронтом и наведения переправ сапёрами 2 БФ не считается</w:t>
+      </w:r>
+      <w:r>
+        <w:t xml:space="preserve"> </w:t>
+      </w:r>
+      <w:r>
+        <w:t xml:space="preserve">отрезанным за Одером. Выходы в полосу соседа по директиве (seed 1, девять): 49 А — в полосе 1 БФ</w:t>
+      </w:r>
+      <w:r>
+        <w:t xml:space="preserve"> </w:t>
+      </w:r>
+      <w:r>
+        <w:t xml:space="preserve">в первые двое суток (линия 2 БФ / 1 БФ), 1 гв. ТА (с 24.04, пять ходов), 3 А и 33 А — в полосе</w:t>
+      </w:r>
+      <w:r>
+        <w:t xml:space="preserve"> </w:t>
+      </w:r>
+      <w:r>
+        <w:t xml:space="preserve">1 УФ, 3 гв. А — в полосе 1 БФ (по линиям 23.04 и 28.04), 69 А — в полосе 1 УФ в последний ход.</w:t>
+      </w:r>
+      <w:r>
+        <w:t xml:space="preserve"> </w:t>
+      </w:r>
+      <w:r>
+        <w:t xml:space="preserve">Котёл 9-й армии — от двух суток раньше до трёх позже истории; 29–30.04 его остатки прорываются на</w:t>
+      </w:r>
+      <w:r>
+        <w:t xml:space="preserve"> </w:t>
+      </w:r>
+      <w:r>
+        <w:t xml:space="preserve">запад, теряя большую часть танков и орудий. Бой за Рейхстаг — на 1–3 суток раньше, Знамя Победы — на 1–2 суток раньше. Сравнение</w:t>
       </w:r>
       <w:r>
         <w:t xml:space="preserve"> </w:t>
@@ -23750,13 +24365,13 @@
       </w:r>
     </w:p>
     <w:bookmarkEnd w:id="177"/>
-    <w:bookmarkStart w:id="178" w:name="X9c77244de37867a79377afe2ee8334d037223af"/>
+    <w:bookmarkStart w:id="178" w:name="Xe15af652780fb0525329be59908fc6ba08d47d4"/>
     <w:p>
       <w:pPr>
         <w:pStyle w:val="Heading3"/>
       </w:pPr>
       <w:r>
-        <w:t xml:space="preserve">22.3. Контрольная: Висло-Одерская операция, 12.01–3.02.1945</w:t>
+        <w:t xml:space="preserve">22.3. Висло-Одерская операция, 12.01–3.02.1945</w:t>
       </w:r>
     </w:p>
     <w:p>
@@ -23764,7 +24379,25 @@
         <w:pStyle w:val="FirstParagraph"/>
       </w:pPr>
       <w:r>
-        <w:t xml:space="pres